--- a/TCC II/[2025] TCC 2/TCCII_NIMSAI.docx
+++ b/TCC II/[2025] TCC 2/TCCII_NIMSAI.docx
@@ -1381,18 +1381,7 @@
                     <w:color w:val="000000"/>
                     <w:highlight w:val="lightGray"/>
                   </w:rPr>
-                  <m:t xml:space="preserve">= </m:t>
-                </m:r>
-                <m:r>
-                  <m:rPr>
-                    <m:sty m:val="p"/>
-                  </m:rPr>
-                  <w:rPr>
-                    <w:rFonts w:ascii="Cambria Math" w:hAnsi="Cambria Math" w:cs="Arial"/>
-                    <w:color w:val="000000"/>
-                    <w:highlight w:val="lightGray"/>
-                  </w:rPr>
-                  <m:t>1-</m:t>
+                  <m:t>= 1-</m:t>
                 </m:r>
                 <m:nary>
                   <m:naryPr>
@@ -2598,9 +2587,6 @@
       <w:pPr>
         <w:pStyle w:val="CorpodoTexto"/>
         <w:ind w:firstLine="0"/>
-        <w:rPr>
-          <w:lang w:val="en-US"/>
-        </w:rPr>
       </w:pPr>
     </w:p>
     <w:p>
@@ -2611,7 +2597,6 @@
           <w:rFonts w:cs="Times New Roman"/>
           <w:b/>
           <w:highlight w:val="yellow"/>
-          <w:lang w:val="en-US"/>
         </w:rPr>
       </w:pPr>
       <w:bookmarkStart w:id="6" w:name="_Toc203566816"/>
@@ -3402,18 +3387,7 @@
                     <w:color w:val="000000"/>
                     <w:highlight w:val="lightGray"/>
                   </w:rPr>
-                  <m:t>Precisão</m:t>
-                </m:r>
-                <m:r>
-                  <m:rPr>
-                    <m:sty m:val="p"/>
-                  </m:rPr>
-                  <w:rPr>
-                    <w:rFonts w:ascii="Cambria Math" w:hAnsi="Cambria Math" w:cs="Arial"/>
-                    <w:color w:val="000000"/>
-                    <w:highlight w:val="lightGray"/>
-                  </w:rPr>
-                  <m:t xml:space="preserve">= </m:t>
+                  <m:t xml:space="preserve">Precisão= </m:t>
                 </m:r>
                 <m:f>
                   <m:fPr>
@@ -3445,15 +3419,7 @@
                         <w:color w:val="000000"/>
                         <w:highlight w:val="lightGray"/>
                       </w:rPr>
-                      <m:t>VP+F</m:t>
-                    </m:r>
-                    <m:r>
-                      <w:rPr>
-                        <w:rFonts w:ascii="Cambria Math" w:hAnsi="Cambria Math" w:cs="Arial"/>
-                        <w:color w:val="000000"/>
-                        <w:highlight w:val="lightGray"/>
-                      </w:rPr>
-                      <m:t>P</m:t>
+                      <m:t>VP+FP</m:t>
                     </m:r>
                   </m:den>
                 </m:f>
@@ -3479,19 +3445,7 @@
               <w:rPr>
                 <w:highlight w:val="lightGray"/>
               </w:rPr>
-              <w:t>(</w:t>
-            </w:r>
-            <w:r>
-              <w:rPr>
-                <w:highlight w:val="lightGray"/>
-              </w:rPr>
-              <w:t>3</w:t>
-            </w:r>
-            <w:r>
-              <w:rPr>
-                <w:highlight w:val="lightGray"/>
-              </w:rPr>
-              <w:t>)</w:t>
+              <w:t>(3)</w:t>
             </w:r>
           </w:p>
         </w:tc>
@@ -3692,18 +3646,7 @@
                     <w:color w:val="000000"/>
                     <w:highlight w:val="lightGray"/>
                   </w:rPr>
-                  <m:t>Recall</m:t>
-                </m:r>
-                <m:r>
-                  <m:rPr>
-                    <m:sty m:val="p"/>
-                  </m:rPr>
-                  <w:rPr>
-                    <w:rFonts w:ascii="Cambria Math" w:hAnsi="Cambria Math" w:cs="Arial"/>
-                    <w:color w:val="000000"/>
-                    <w:highlight w:val="lightGray"/>
-                  </w:rPr>
-                  <m:t xml:space="preserve">= </m:t>
+                  <m:t xml:space="preserve">Recall= </m:t>
                 </m:r>
                 <m:f>
                   <m:fPr>
@@ -3735,15 +3678,7 @@
                         <w:color w:val="000000"/>
                         <w:highlight w:val="lightGray"/>
                       </w:rPr>
-                      <m:t>VP+F</m:t>
-                    </m:r>
-                    <m:r>
-                      <w:rPr>
-                        <w:rFonts w:ascii="Cambria Math" w:hAnsi="Cambria Math" w:cs="Arial"/>
-                        <w:color w:val="000000"/>
-                        <w:highlight w:val="lightGray"/>
-                      </w:rPr>
-                      <m:t>N</m:t>
+                      <m:t>VP+FN</m:t>
                     </m:r>
                   </m:den>
                 </m:f>
@@ -3769,19 +3704,7 @@
               <w:rPr>
                 <w:highlight w:val="lightGray"/>
               </w:rPr>
-              <w:t>(</w:t>
-            </w:r>
-            <w:r>
-              <w:rPr>
-                <w:highlight w:val="lightGray"/>
-              </w:rPr>
-              <w:t>4</w:t>
-            </w:r>
-            <w:r>
-              <w:rPr>
-                <w:highlight w:val="lightGray"/>
-              </w:rPr>
-              <w:t>)</w:t>
+              <w:t>(4)</w:t>
             </w:r>
           </w:p>
         </w:tc>
@@ -3963,40 +3886,7 @@
                     <w:color w:val="000000"/>
                     <w:highlight w:val="lightGray"/>
                   </w:rPr>
-                  <m:t>F1</m:t>
-                </m:r>
-                <m:r>
-                  <m:rPr>
-                    <m:sty m:val="p"/>
-                  </m:rPr>
-                  <w:rPr>
-                    <w:rFonts w:ascii="Cambria Math" w:hAnsi="Cambria Math" w:cs="Arial"/>
-                    <w:color w:val="000000"/>
-                    <w:highlight w:val="lightGray"/>
-                  </w:rPr>
-                  <m:t>=</m:t>
-                </m:r>
-                <m:r>
-                  <m:rPr>
-                    <m:sty m:val="p"/>
-                  </m:rPr>
-                  <w:rPr>
-                    <w:rFonts w:ascii="Cambria Math" w:hAnsi="Cambria Math" w:cs="Arial"/>
-                    <w:color w:val="000000"/>
-                    <w:highlight w:val="lightGray"/>
-                  </w:rPr>
-                  <m:t>2 x</m:t>
-                </m:r>
-                <m:r>
-                  <m:rPr>
-                    <m:sty m:val="p"/>
-                  </m:rPr>
-                  <w:rPr>
-                    <w:rFonts w:ascii="Cambria Math" w:hAnsi="Cambria Math" w:cs="Arial"/>
-                    <w:color w:val="000000"/>
-                    <w:highlight w:val="lightGray"/>
-                  </w:rPr>
-                  <m:t xml:space="preserve"> </m:t>
+                  <m:t xml:space="preserve">F1=2 x </m:t>
                 </m:r>
                 <m:f>
                   <m:fPr>
@@ -4025,23 +3915,7 @@
                         <w:color w:val="000000"/>
                         <w:highlight w:val="lightGray"/>
                       </w:rPr>
-                      <m:t>Precisão</m:t>
-                    </m:r>
-                    <m:r>
-                      <w:rPr>
-                        <w:rFonts w:ascii="Cambria Math" w:hAnsi="Cambria Math" w:cs="Arial"/>
-                        <w:color w:val="000000"/>
-                        <w:highlight w:val="lightGray"/>
-                      </w:rPr>
-                      <m:t>+</m:t>
-                    </m:r>
-                    <m:r>
-                      <w:rPr>
-                        <w:rFonts w:ascii="Cambria Math" w:hAnsi="Cambria Math" w:cs="Arial"/>
-                        <w:color w:val="000000"/>
-                        <w:highlight w:val="lightGray"/>
-                      </w:rPr>
-                      <m:t xml:space="preserve"> Recall</m:t>
+                      <m:t>Precisão+ Recall</m:t>
                     </m:r>
                   </m:den>
                 </m:f>
@@ -4067,19 +3941,7 @@
               <w:rPr>
                 <w:highlight w:val="lightGray"/>
               </w:rPr>
-              <w:t>(</w:t>
-            </w:r>
-            <w:r>
-              <w:rPr>
-                <w:highlight w:val="lightGray"/>
-              </w:rPr>
-              <w:t>5</w:t>
-            </w:r>
-            <w:r>
-              <w:rPr>
-                <w:highlight w:val="lightGray"/>
-              </w:rPr>
-              <w:t>)</w:t>
+              <w:t>(5)</w:t>
             </w:r>
           </w:p>
         </w:tc>
@@ -4766,18 +4628,7 @@
                     <w:color w:val="000000"/>
                     <w:highlight w:val="lightGray"/>
                   </w:rPr>
-                  <m:t>TPR</m:t>
-                </m:r>
-                <m:r>
-                  <m:rPr>
-                    <m:sty m:val="p"/>
-                  </m:rPr>
-                  <w:rPr>
-                    <w:rFonts w:ascii="Cambria Math" w:hAnsi="Cambria Math" w:cs="Arial"/>
-                    <w:color w:val="000000"/>
-                    <w:highlight w:val="lightGray"/>
-                  </w:rPr>
-                  <m:t xml:space="preserve">= </m:t>
+                  <m:t xml:space="preserve">TPR= </m:t>
                 </m:r>
                 <m:f>
                   <m:fPr>
@@ -4835,19 +4686,7 @@
               <w:rPr>
                 <w:highlight w:val="lightGray"/>
               </w:rPr>
-              <w:t>(</w:t>
-            </w:r>
-            <w:r>
-              <w:rPr>
-                <w:highlight w:val="lightGray"/>
-              </w:rPr>
-              <w:t>6</w:t>
-            </w:r>
-            <w:r>
-              <w:rPr>
-                <w:highlight w:val="lightGray"/>
-              </w:rPr>
-              <w:t>)</w:t>
+              <w:t>(6)</w:t>
             </w:r>
           </w:p>
         </w:tc>
@@ -4952,18 +4791,7 @@
                     <w:color w:val="000000"/>
                     <w:highlight w:val="lightGray"/>
                   </w:rPr>
-                  <m:t>F</m:t>
-                </m:r>
-                <m:r>
-                  <m:rPr>
-                    <m:sty m:val="p"/>
-                  </m:rPr>
-                  <w:rPr>
-                    <w:rFonts w:ascii="Cambria Math" w:hAnsi="Cambria Math" w:cs="Arial"/>
-                    <w:color w:val="000000"/>
-                    <w:highlight w:val="lightGray"/>
-                  </w:rPr>
-                  <m:t xml:space="preserve">PR= </m:t>
+                  <m:t xml:space="preserve">FPR= </m:t>
                 </m:r>
                 <m:f>
                   <m:fPr>
@@ -4985,18 +4813,7 @@
                         <w:color w:val="000000"/>
                         <w:highlight w:val="lightGray"/>
                       </w:rPr>
-                      <m:t>F</m:t>
-                    </m:r>
-                    <m:r>
-                      <m:rPr>
-                        <m:sty m:val="p"/>
-                      </m:rPr>
-                      <w:rPr>
-                        <w:rFonts w:ascii="Cambria Math" w:hAnsi="Cambria Math" w:cs="Arial"/>
-                        <w:color w:val="000000"/>
-                        <w:highlight w:val="lightGray"/>
-                      </w:rPr>
-                      <m:t>P</m:t>
+                      <m:t>FP</m:t>
                     </m:r>
                   </m:num>
                   <m:den>
@@ -5006,31 +4823,7 @@
                         <w:color w:val="000000"/>
                         <w:highlight w:val="lightGray"/>
                       </w:rPr>
-                      <m:t>F</m:t>
-                    </m:r>
-                    <m:r>
-                      <w:rPr>
-                        <w:rFonts w:ascii="Cambria Math" w:hAnsi="Cambria Math" w:cs="Arial"/>
-                        <w:color w:val="000000"/>
-                        <w:highlight w:val="lightGray"/>
-                      </w:rPr>
-                      <m:t>P+</m:t>
-                    </m:r>
-                    <m:r>
-                      <w:rPr>
-                        <w:rFonts w:ascii="Cambria Math" w:hAnsi="Cambria Math" w:cs="Arial"/>
-                        <w:color w:val="000000"/>
-                        <w:highlight w:val="lightGray"/>
-                      </w:rPr>
-                      <m:t>V</m:t>
-                    </m:r>
-                    <m:r>
-                      <w:rPr>
-                        <w:rFonts w:ascii="Cambria Math" w:hAnsi="Cambria Math" w:cs="Arial"/>
-                        <w:color w:val="000000"/>
-                        <w:highlight w:val="lightGray"/>
-                      </w:rPr>
-                      <m:t>N</m:t>
+                      <m:t>FP+VN</m:t>
                     </m:r>
                   </m:den>
                 </m:f>
@@ -5056,19 +4849,7 @@
               <w:rPr>
                 <w:highlight w:val="lightGray"/>
               </w:rPr>
-              <w:t>(</w:t>
-            </w:r>
-            <w:r>
-              <w:rPr>
-                <w:highlight w:val="lightGray"/>
-              </w:rPr>
-              <w:t>7</w:t>
-            </w:r>
-            <w:r>
-              <w:rPr>
-                <w:highlight w:val="lightGray"/>
-              </w:rPr>
-              <w:t>)</w:t>
+              <w:t>(7)</w:t>
             </w:r>
           </w:p>
         </w:tc>
@@ -5684,6 +5465,9 @@
       <w:pPr>
         <w:spacing w:line="240" w:lineRule="auto"/>
         <w:jc w:val="left"/>
+        <w:rPr>
+          <w:rStyle w:val="Hyperlink"/>
+        </w:rPr>
       </w:pPr>
       <w:hyperlink r:id="rId13" w:history="1">
         <w:r>
@@ -5696,6 +5480,109 @@
     </w:p>
     <w:p>
       <w:pPr>
+        <w:spacing w:line="240" w:lineRule="auto"/>
+        <w:rPr>
+          <w:rStyle w:val="Hyperlink"/>
+        </w:rPr>
+      </w:pPr>
+    </w:p>
+    <w:p>
+      <w:pPr>
+        <w:spacing w:line="240" w:lineRule="auto"/>
+      </w:pPr>
+      <w:proofErr w:type="spellStart"/>
+      <w:r>
+        <w:rPr>
+          <w:highlight w:val="lightGray"/>
+        </w:rPr>
+        <w:t>Savalli</w:t>
+      </w:r>
+      <w:proofErr w:type="spellEnd"/>
+      <w:r>
+        <w:rPr>
+          <w:highlight w:val="lightGray"/>
+        </w:rPr>
+        <w:t xml:space="preserve"> et al. (2025) conduziram um estudo multicêntrico utilizando algoritmos de aprendizado de máquina para prever a admissão de pacientes com COVID-19 em Unidades de Terapia Intensiva (UTI) com base em dados clínicos e laboratoriais coletados em 12 hospitais brasileiros. O modelo </w:t>
+      </w:r>
+      <w:proofErr w:type="spellStart"/>
+      <w:r>
+        <w:rPr>
+          <w:highlight w:val="lightGray"/>
+        </w:rPr>
+        <w:t>XGBoost</w:t>
+      </w:r>
+      <w:proofErr w:type="spellEnd"/>
+      <w:r>
+        <w:rPr>
+          <w:highlight w:val="lightGray"/>
+        </w:rPr>
+        <w:t xml:space="preserve"> foi treinado individualmente em cada hospital para avaliar a performance local e identificar a instituição com melhor desempenho preditivo. Esse modelo foi então validado externamente nos demais hospitais e posteriormente ajustado com técnicas de </w:t>
+      </w:r>
+      <w:proofErr w:type="spellStart"/>
+      <w:r>
+        <w:rPr>
+          <w:rStyle w:val="nfase"/>
+          <w:highlight w:val="lightGray"/>
+        </w:rPr>
+        <w:t>transfer</w:t>
+      </w:r>
+      <w:proofErr w:type="spellEnd"/>
+      <w:r>
+        <w:rPr>
+          <w:rStyle w:val="nfase"/>
+          <w:highlight w:val="lightGray"/>
+        </w:rPr>
+        <w:t xml:space="preserve"> </w:t>
+      </w:r>
+      <w:proofErr w:type="spellStart"/>
+      <w:r>
+        <w:rPr>
+          <w:rStyle w:val="nfase"/>
+          <w:highlight w:val="lightGray"/>
+        </w:rPr>
+        <w:t>learning</w:t>
+      </w:r>
+      <w:proofErr w:type="spellEnd"/>
+      <w:r>
+        <w:rPr>
+          <w:highlight w:val="lightGray"/>
+        </w:rPr>
+        <w:t xml:space="preserve">. Os resultados indicaram variações significativas na performance entre os hospitais (AUC entre 0.62 e 0.94), sendo que a aplicação do </w:t>
+      </w:r>
+      <w:proofErr w:type="spellStart"/>
+      <w:r>
+        <w:rPr>
+          <w:rStyle w:val="nfase"/>
+          <w:highlight w:val="lightGray"/>
+        </w:rPr>
+        <w:t>transfer</w:t>
+      </w:r>
+      <w:proofErr w:type="spellEnd"/>
+      <w:r>
+        <w:rPr>
+          <w:rStyle w:val="nfase"/>
+          <w:highlight w:val="lightGray"/>
+        </w:rPr>
+        <w:t xml:space="preserve"> </w:t>
+      </w:r>
+      <w:proofErr w:type="spellStart"/>
+      <w:r>
+        <w:rPr>
+          <w:rStyle w:val="nfase"/>
+          <w:highlight w:val="lightGray"/>
+        </w:rPr>
+        <w:t>learning</w:t>
+      </w:r>
+      <w:proofErr w:type="spellEnd"/>
+      <w:r>
+        <w:rPr>
+          <w:highlight w:val="lightGray"/>
+        </w:rPr>
+        <w:t xml:space="preserve"> melhorou o desempenho em 9 dos 11 hospitais testados. O estudo conclui que essa técnica pode acelerar o treinamento de modelos em locais com menos dados ou menor desempenho preditivo, promovendo maior adaptabilidade e eficiência na gestão hospitalar e na tomada de decisões clínicas em contextos diversos.</w:t>
+      </w:r>
+    </w:p>
+    <w:p>
+      <w:pPr>
         <w:spacing w:after="160" w:line="259" w:lineRule="auto"/>
         <w:jc w:val="left"/>
       </w:pPr>
@@ -6971,17 +6858,7 @@
           <w:highlight w:val="lightGray"/>
           <w:lang w:val="pt-BR"/>
         </w:rPr>
-        <w:t>Avaliação do Desempenho Preditivo</w:t>
-      </w:r>
-      <w:r>
-        <w:rPr>
-          <w:rStyle w:val="Forte"/>
-          <w:b/>
-          <w:bCs w:val="0"/>
-          <w:highlight w:val="lightGray"/>
-          <w:lang w:val="pt-BR"/>
-        </w:rPr>
-        <w:t xml:space="preserve"> / </w:t>
+        <w:t xml:space="preserve">Avaliação do Desempenho Preditivo / </w:t>
       </w:r>
       <w:bookmarkStart w:id="14" w:name="_Toc203566824"/>
       <w:r>
@@ -10327,6 +10204,9 @@
     </w:p>
     <w:p>
       <w:r>
+        <w:rPr>
+          <w:noProof/>
+        </w:rPr>
         <w:drawing>
           <wp:inline distT="0" distB="0" distL="0" distR="0" wp14:anchorId="1099958A" wp14:editId="0C672E96">
             <wp:extent cx="5400040" cy="2239010"/>
@@ -10405,6 +10285,9 @@
         <w:jc w:val="left"/>
       </w:pPr>
       <w:r>
+        <w:rPr>
+          <w:noProof/>
+        </w:rPr>
         <w:drawing>
           <wp:inline distT="0" distB="0" distL="0" distR="0" wp14:anchorId="2B448578" wp14:editId="1A793D64">
             <wp:extent cx="5400040" cy="3342640"/>
@@ -10475,6 +10358,9 @@
         <w:jc w:val="left"/>
       </w:pPr>
       <w:r>
+        <w:rPr>
+          <w:noProof/>
+        </w:rPr>
         <w:lastRenderedPageBreak/>
         <w:drawing>
           <wp:inline distT="0" distB="0" distL="0" distR="0" wp14:anchorId="07AEB8FE" wp14:editId="5A5ABD69">
@@ -11318,6 +11204,9 @@
         <w:jc w:val="center"/>
       </w:pPr>
       <w:r>
+        <w:rPr>
+          <w:noProof/>
+        </w:rPr>
         <w:drawing>
           <wp:inline distT="0" distB="0" distL="0" distR="0" wp14:anchorId="432E2F50" wp14:editId="4C984442">
             <wp:extent cx="3790193" cy="2260121"/>
@@ -11463,32 +11352,18 @@
           <w:ilvl w:val="0"/>
           <w:numId w:val="0"/>
         </w:numPr>
+        <w:rPr>
+          <w:lang w:val="pt-BR"/>
+        </w:rPr>
       </w:pPr>
       <w:r>
         <w:rPr>
           <w:rStyle w:val="Forte"/>
           <w:b/>
           <w:bCs w:val="0"/>
-        </w:rPr>
-        <w:t xml:space="preserve"># </w:t>
-      </w:r>
-      <w:proofErr w:type="spellStart"/>
-      <w:r>
-        <w:rPr>
-          <w:rStyle w:val="Forte"/>
-          <w:b/>
-          <w:bCs w:val="0"/>
-        </w:rPr>
-        <w:t>Conclusão</w:t>
-      </w:r>
-      <w:proofErr w:type="spellEnd"/>
-      <w:r>
-        <w:rPr>
-          <w:rStyle w:val="Forte"/>
-          <w:b/>
-          <w:bCs w:val="0"/>
-        </w:rPr>
-        <w:t xml:space="preserve"> para o TCC</w:t>
+          <w:lang w:val="pt-BR"/>
+        </w:rPr>
+        <w:t># Conclusão para o TCC</w:t>
       </w:r>
     </w:p>
     <w:p>
@@ -11515,28 +11390,16 @@
           <w:numId w:val="0"/>
         </w:numPr>
         <w:ind w:left="576" w:hanging="576"/>
-      </w:pPr>
-      <w:proofErr w:type="spellStart"/>
-      <w:r>
-        <w:t>Seção</w:t>
-      </w:r>
-      <w:proofErr w:type="spellEnd"/>
-      <w:r>
-        <w:t xml:space="preserve"> que </w:t>
-      </w:r>
-      <w:proofErr w:type="spellStart"/>
-      <w:r>
-        <w:t>podemos</w:t>
-      </w:r>
-      <w:proofErr w:type="spellEnd"/>
-      <w:r>
-        <w:t xml:space="preserve"> </w:t>
-      </w:r>
-      <w:proofErr w:type="spellStart"/>
-      <w:r>
-        <w:t>utilizar</w:t>
-      </w:r>
-      <w:proofErr w:type="spellEnd"/>
+        <w:rPr>
+          <w:lang w:val="pt-BR"/>
+        </w:rPr>
+      </w:pPr>
+      <w:r>
+        <w:rPr>
+          <w:lang w:val="pt-BR"/>
+        </w:rPr>
+        <w:t>Seção que podemos utilizar</w:t>
+      </w:r>
     </w:p>
     <w:p>
       <w:pPr>
@@ -13401,6 +13264,156 @@
         <w:ind w:firstLine="0"/>
       </w:pPr>
     </w:p>
+    <w:p>
+      <w:r>
+        <w:rPr>
+          <w:highlight w:val="lightGray"/>
+          <w:lang w:val="en-US"/>
+        </w:rPr>
+        <w:t xml:space="preserve">SAVALLI, Carine et al. </w:t>
+      </w:r>
+      <w:r>
+        <w:rPr>
+          <w:rStyle w:val="nfase"/>
+          <w:highlight w:val="lightGray"/>
+          <w:lang w:val="en-US"/>
+        </w:rPr>
+        <w:t>Transfer learning for COVID-19 predictive modeling: A multicenter study of 12 hospitals</w:t>
+      </w:r>
+      <w:r>
+        <w:rPr>
+          <w:highlight w:val="lightGray"/>
+          <w:lang w:val="en-US"/>
+        </w:rPr>
+        <w:t xml:space="preserve">. </w:t>
+      </w:r>
+      <w:proofErr w:type="spellStart"/>
+      <w:r>
+        <w:rPr>
+          <w:highlight w:val="lightGray"/>
+        </w:rPr>
+        <w:t>Annals</w:t>
+      </w:r>
+      <w:proofErr w:type="spellEnd"/>
+      <w:r>
+        <w:rPr>
+          <w:highlight w:val="lightGray"/>
+        </w:rPr>
+        <w:t xml:space="preserve"> </w:t>
+      </w:r>
+      <w:proofErr w:type="spellStart"/>
+      <w:r>
+        <w:rPr>
+          <w:highlight w:val="lightGray"/>
+        </w:rPr>
+        <w:t>of</w:t>
+      </w:r>
+      <w:proofErr w:type="spellEnd"/>
+      <w:r>
+        <w:rPr>
+          <w:highlight w:val="lightGray"/>
+        </w:rPr>
+        <w:t xml:space="preserve"> </w:t>
+      </w:r>
+      <w:proofErr w:type="spellStart"/>
+      <w:r>
+        <w:rPr>
+          <w:highlight w:val="lightGray"/>
+        </w:rPr>
+        <w:t>Epidemiology</w:t>
+      </w:r>
+      <w:proofErr w:type="spellEnd"/>
+      <w:r>
+        <w:rPr>
+          <w:highlight w:val="lightGray"/>
+        </w:rPr>
+        <w:t xml:space="preserve">, v. 108, p. 1–7, 2025. Disponível em: </w:t>
+      </w:r>
+      <w:hyperlink r:id="rId19" w:tgtFrame="_new" w:history="1">
+        <w:r>
+          <w:rPr>
+            <w:rStyle w:val="Hyperlink"/>
+            <w:highlight w:val="lightGray"/>
+          </w:rPr>
+          <w:t>https://doi.org/10.1016/j.annepidem.2025.05.013</w:t>
+        </w:r>
+      </w:hyperlink>
+      <w:r>
+        <w:rPr>
+          <w:highlight w:val="lightGray"/>
+        </w:rPr>
+        <w:t>. Acesso em: 21 jul. 2025.</w:t>
+      </w:r>
+    </w:p>
+    <w:p/>
+    <w:p/>
+    <w:p>
+      <w:pPr>
+        <w:rPr>
+          <w:highlight w:val="green"/>
+        </w:rPr>
+      </w:pPr>
+      <w:hyperlink r:id="rId20" w:history="1">
+        <w:r>
+          <w:rPr>
+            <w:rStyle w:val="Hyperlink"/>
+            <w:highlight w:val="green"/>
+          </w:rPr>
+          <w:t>https://www.frontiersin.org/journals/artificial-intelligence/articles/10.3389/frai.2021.579931/full</w:t>
+        </w:r>
+      </w:hyperlink>
+    </w:p>
+    <w:p>
+      <w:pPr>
+        <w:rPr>
+          <w:highlight w:val="green"/>
+        </w:rPr>
+      </w:pPr>
+      <w:hyperlink r:id="rId21" w:history="1">
+        <w:r>
+          <w:rPr>
+            <w:rStyle w:val="Hyperlink"/>
+            <w:highlight w:val="green"/>
+          </w:rPr>
+          <w:t>https://www.sciencedirect.com/science/article/pii/S2772442522000703</w:t>
+        </w:r>
+      </w:hyperlink>
+    </w:p>
+    <w:p>
+      <w:pPr>
+        <w:rPr>
+          <w:highlight w:val="green"/>
+        </w:rPr>
+      </w:pPr>
+      <w:r>
+        <w:t>https://www.scielo.br/j/rbsmi/a/C65mNw8xgR6Td6LKkCzxzkN/?format=pdf&amp;lang=pt</w:t>
+      </w:r>
+    </w:p>
+    <w:p>
+      <w:pPr>
+        <w:rPr>
+          <w:highlight w:val="green"/>
+        </w:rPr>
+      </w:pPr>
+    </w:p>
+    <w:p>
+      <w:hyperlink r:id="rId22" w:history="1">
+        <w:r>
+          <w:rPr>
+            <w:rStyle w:val="Hyperlink"/>
+            <w:highlight w:val="green"/>
+          </w:rPr>
+          <w:t>https://www.sciencedirect.com/science/article/abs/pii/S1386505619314133</w:t>
+        </w:r>
+      </w:hyperlink>
+      <w:r>
+        <w:t xml:space="preserve"> </w:t>
+      </w:r>
+    </w:p>
+    <w:p/>
+    <w:p/>
+    <w:p/>
+    <w:p/>
     <w:p/>
     <w:sectPr>
       <w:pgSz w:w="11906" w:h="16838"/>
@@ -20064,6 +20077,30 @@
     <w:basedOn w:val="Fontepargpadro"/>
     <w:rsid w:val="00275CCD"/>
   </w:style>
+  <w:style w:type="character" w:styleId="HiperlinkVisitado">
+    <w:name w:val="FollowedHyperlink"/>
+    <w:basedOn w:val="Fontepargpadro"/>
+    <w:uiPriority w:val="99"/>
+    <w:semiHidden/>
+    <w:unhideWhenUsed/>
+    <w:rsid w:val="004E07A2"/>
+    <w:rPr>
+      <w:color w:val="954F72" w:themeColor="followedHyperlink"/>
+      <w:u w:val="single"/>
+    </w:rPr>
+  </w:style>
+  <w:style w:type="character" w:styleId="MenoPendente">
+    <w:name w:val="Unresolved Mention"/>
+    <w:basedOn w:val="Fontepargpadro"/>
+    <w:uiPriority w:val="99"/>
+    <w:semiHidden/>
+    <w:unhideWhenUsed/>
+    <w:rsid w:val="00BC0DA1"/>
+    <w:rPr>
+      <w:color w:val="605E5C"/>
+      <w:shd w:val="clear" w:color="auto" w:fill="E1DFDD"/>
+    </w:rPr>
+  </w:style>
 </w:styles>
 </file>
 

--- a/TCC II/[2025] TCC 2/TCCII_NIMSAI.docx
+++ b/TCC II/[2025] TCC 2/TCCII_NIMSAI.docx
@@ -20,23 +20,8 @@
         <w:rPr>
           <w:highlight w:val="lightGray"/>
         </w:rPr>
-        <w:t xml:space="preserve">Este trabalho propõe a aplicação de técnicas de aprendizado de máquina para a predição de desfechos clínicos em pacientes com SRAG, utilizando a base de dados aberta disponibilizada pelo </w:t>
-      </w:r>
-      <w:proofErr w:type="spellStart"/>
-      <w:r>
-        <w:rPr>
-          <w:highlight w:val="lightGray"/>
-        </w:rPr>
-        <w:t>DataSUS</w:t>
-      </w:r>
-      <w:proofErr w:type="spellEnd"/>
-      <w:r>
-        <w:rPr>
-          <w:highlight w:val="lightGray"/>
-        </w:rPr>
-        <w:t xml:space="preserve">. Além da construção e avaliação de modelos preditivos, também é abordado o desempenho computacional de um algoritmo desenvolvido para esse fim, denominado </w:t>
-      </w:r>
-      <w:proofErr w:type="spellStart"/>
+        <w:t xml:space="preserve">Este trabalho propõe a aplicação de técnicas de aprendizado de máquina para a predição de desfechos clínicos em pacientes com SRAG, utilizando a base de dados aberta disponibilizada pelo DataSUS. Além da construção e avaliação de modelos preditivos, também é abordado o desempenho computacional de um algoritmo desenvolvido para esse fim, denominado </w:t>
+      </w:r>
       <w:r>
         <w:rPr>
           <w:rStyle w:val="CdigoHTML"/>
@@ -45,26 +30,14 @@
         </w:rPr>
         <w:t>real_collab</w:t>
       </w:r>
-      <w:proofErr w:type="spellEnd"/>
-      <w:r>
-        <w:rPr>
-          <w:highlight w:val="lightGray"/>
-        </w:rPr>
-        <w:t xml:space="preserve">, executado em diferentes ambientes computacionais. A comparação entre os modelos </w:t>
-      </w:r>
-      <w:proofErr w:type="spellStart"/>
-      <w:r>
-        <w:rPr>
-          <w:highlight w:val="lightGray"/>
-        </w:rPr>
-        <w:t>Random</w:t>
-      </w:r>
-      <w:proofErr w:type="spellEnd"/>
-      <w:r>
-        <w:rPr>
-          <w:highlight w:val="lightGray"/>
-        </w:rPr>
-        <w:t xml:space="preserve"> Forest e CART, tanto em relação à eficácia preditiva quanto ao custo computacional, busca evidenciar as potencialidades e limitações de cada abordagem em um cenário real de dados de saúde pública.</w:t>
+      <w:r>
+        <w:rPr>
+          <w:highlight w:val="lightGray"/>
+        </w:rPr>
+        <w:t>, executado em diferentes ambientes computacionais. A comparação entre os modelos Random Forest e CART, tanto em relação à eficácia preditiva quanto ao custo computacional, busca evidenciar as potencialidades e limitações de cada abordagem em um cenário real de dados de saúde pública</w:t>
+      </w:r>
+      <w:r>
+        <w:t>.</w:t>
       </w:r>
     </w:p>
     <w:p/>
@@ -92,67 +65,7 @@
           <w:highlight w:val="lightGray"/>
           <w:lang w:eastAsia="pt-BR"/>
         </w:rPr>
-        <w:t xml:space="preserve">Este Trabalho de Conclusão de Curso está estruturado em sete capítulos. O Capítulo 1, Introdução, apresenta o contexto da pesquisa, destacando a importância do uso de técnicas de ciência de dados na área da saúde, especialmente no enfrentamento da Síndrome Respiratória Aguda Grave (SRAG). Também define o problema de pesquisa, os </w:t>
-      </w:r>
-      <w:proofErr w:type="gramStart"/>
-      <w:r>
-        <w:rPr>
-          <w:rFonts w:eastAsia="Times New Roman" w:cs="Times New Roman"/>
-          <w:szCs w:val="24"/>
-          <w:highlight w:val="lightGray"/>
-          <w:lang w:eastAsia="pt-BR"/>
-        </w:rPr>
-        <w:t>objetivos geral</w:t>
-      </w:r>
-      <w:proofErr w:type="gramEnd"/>
-      <w:r>
-        <w:rPr>
-          <w:rFonts w:eastAsia="Times New Roman" w:cs="Times New Roman"/>
-          <w:szCs w:val="24"/>
-          <w:highlight w:val="lightGray"/>
-          <w:lang w:eastAsia="pt-BR"/>
-        </w:rPr>
-        <w:t xml:space="preserve"> e específicos, e a justificativa do estudo. O Capítulo 2, Revisão Bibliográfica, aborda os fundamentos teóricos relacionados à SRAG, ao processo de descoberta de conhecimento em bases de dados (KDD), às etapas de pré-processamento, às técnicas de análise de dados e aos principais algoritmos de aprendizado de máquina aplicados à predição de desfechos clínicos. O Capítulo 3, Metodologia, descreve os dados utilizados, o processo de pré-processamento, as ferramentas adotadas para a análise e implementação dos modelos, os ambientes computacionais utilizados para a execução dos algoritmos e os critérios adotados para avaliação de desempenho preditivo e computacional. O Capítulo 4, Resultados, apresenta os resultados obtidos na aplicação do algoritmo desenvolvido (</w:t>
-      </w:r>
-      <w:proofErr w:type="spellStart"/>
-      <w:r>
-        <w:rPr>
-          <w:rFonts w:eastAsia="Times New Roman" w:cs="Times New Roman"/>
-          <w:szCs w:val="24"/>
-          <w:highlight w:val="lightGray"/>
-          <w:lang w:eastAsia="pt-BR"/>
-        </w:rPr>
-        <w:t>real_collab</w:t>
-      </w:r>
-      <w:proofErr w:type="spellEnd"/>
-      <w:r>
-        <w:rPr>
-          <w:rFonts w:eastAsia="Times New Roman" w:cs="Times New Roman"/>
-          <w:szCs w:val="24"/>
-          <w:highlight w:val="lightGray"/>
-          <w:lang w:eastAsia="pt-BR"/>
-        </w:rPr>
-        <w:t xml:space="preserve">) em diferentes ambientes computacionais, bem como a comparação entre os modelos de aprendizado de máquina CART e </w:t>
-      </w:r>
-      <w:proofErr w:type="spellStart"/>
-      <w:r>
-        <w:rPr>
-          <w:rFonts w:eastAsia="Times New Roman" w:cs="Times New Roman"/>
-          <w:szCs w:val="24"/>
-          <w:highlight w:val="lightGray"/>
-          <w:lang w:eastAsia="pt-BR"/>
-        </w:rPr>
-        <w:t>Random</w:t>
-      </w:r>
-      <w:proofErr w:type="spellEnd"/>
-      <w:r>
-        <w:rPr>
-          <w:rFonts w:eastAsia="Times New Roman" w:cs="Times New Roman"/>
-          <w:szCs w:val="24"/>
-          <w:highlight w:val="lightGray"/>
-          <w:lang w:eastAsia="pt-BR"/>
-        </w:rPr>
-        <w:t xml:space="preserve"> Forest, com base nas métricas de avaliação preditiva e no tempo de execução. O Capítulo 5, Discussão, analisa os resultados obtidos, destacando os principais achados, interpretando as diferenças de desempenho entre os algoritmos e discutindo as variáveis mais relevantes para a predição dos desfechos clínicos. O Capítulo 6, Conclusão, resume os principais resultados do estudo, responde ao problema de pesquisa, apresenta as limitações encontradas e propõe sugestões para trabalhos futuros. Por fim, o Capítulo 7, Referências </w:t>
+        <w:t xml:space="preserve">Este Trabalho de Conclusão de Curso está estruturado em sete capítulos. O Capítulo 1, Introdução, apresenta o contexto da pesquisa, destacando a importância do uso de técnicas de ciência de dados na área da saúde, especialmente no enfrentamento da Síndrome Respiratória Aguda Grave (SRAG). Também define o problema de pesquisa, os objetivos geral e específicos, e a justificativa do estudo. O Capítulo 2, Revisão Bibliográfica, aborda os fundamentos teóricos relacionados à SRAG, ao processo de descoberta de conhecimento em bases de dados (KDD), às etapas de pré-processamento, às técnicas de análise de dados e aos principais algoritmos de aprendizado de máquina aplicados à predição de desfechos clínicos. O Capítulo 3, Metodologia, descreve os dados utilizados, o processo de pré-processamento, as ferramentas adotadas para a análise e implementação dos modelos, os ambientes computacionais utilizados para a execução dos algoritmos e os critérios adotados para avaliação de desempenho preditivo e computacional. O Capítulo 4, Resultados, apresenta os resultados obtidos na aplicação do algoritmo desenvolvido (real_collab) em diferentes ambientes computacionais, bem como a comparação entre os modelos de aprendizado de máquina CART e Random Forest, com base nas métricas de avaliação preditiva e no tempo de execução. O Capítulo 5, Discussão, analisa os resultados obtidos, destacando os principais achados, interpretando as diferenças de desempenho entre os algoritmos e discutindo as variáveis mais relevantes para a predição dos desfechos clínicos. O Capítulo 6, Conclusão, resume os principais resultados do estudo, responde ao problema de pesquisa, apresenta as limitações encontradas e propõe sugestões para trabalhos futuros. Por fim, o Capítulo 7, Referências </w:t>
       </w:r>
       <w:r>
         <w:rPr>
@@ -175,19 +88,11 @@
       </w:pPr>
       <w:bookmarkStart w:id="1" w:name="_Toc203431579"/>
       <w:commentRangeStart w:id="2"/>
-      <w:proofErr w:type="spellStart"/>
       <w:r>
         <w:rPr>
           <w:highlight w:val="yellow"/>
         </w:rPr>
-        <w:t>Random</w:t>
-      </w:r>
-      <w:proofErr w:type="spellEnd"/>
-      <w:r>
-        <w:rPr>
-          <w:highlight w:val="yellow"/>
-        </w:rPr>
-        <w:t xml:space="preserve"> Forest</w:t>
+        <w:t>Random Forest</w:t>
       </w:r>
       <w:bookmarkEnd w:id="1"/>
       <w:commentRangeEnd w:id="2"/>
@@ -213,202 +118,141 @@
       <w:r>
         <w:t xml:space="preserve">O algoritmo </w:t>
       </w:r>
-      <w:proofErr w:type="spellStart"/>
       <w:r>
         <w:rPr>
           <w:i/>
           <w:iCs/>
         </w:rPr>
-        <w:t>Random</w:t>
-      </w:r>
-      <w:proofErr w:type="spellEnd"/>
+        <w:t>Random Forest</w:t>
+      </w:r>
+      <w:r>
+        <w:t xml:space="preserve"> (traduzido para Floresta Aleatória) é uma técnica baseada em um conjunto de árvores de decisão, sendo eficaz para problemas de classificação, previsão e regressão. Estudos indicam que esse método tem alto desempenho na predição de desfechos clínicos (Belini, Ataide e Lochter, 2024). Através dele é possível melhorar a precisão e reduzir o</w:t>
+      </w:r>
       <w:r>
         <w:rPr>
           <w:i/>
           <w:iCs/>
         </w:rPr>
-        <w:t xml:space="preserve"> Forest</w:t>
-      </w:r>
-      <w:r>
-        <w:t xml:space="preserve"> (traduzido para Floresta Aleatória) é uma técnica baseada em um conjunto de árvores de decisão, sendo eficaz para problemas de classificação, previsão e regressão. Estudos indicam que esse método tem alto desempenho na predição de desfechos clínicos (</w:t>
-      </w:r>
-      <w:proofErr w:type="spellStart"/>
-      <w:r>
-        <w:t>Belini</w:t>
-      </w:r>
-      <w:proofErr w:type="spellEnd"/>
-      <w:r>
-        <w:t xml:space="preserve">, </w:t>
-      </w:r>
-      <w:proofErr w:type="spellStart"/>
-      <w:r>
-        <w:t>Ataide</w:t>
-      </w:r>
-      <w:proofErr w:type="spellEnd"/>
-      <w:r>
-        <w:t xml:space="preserve"> e </w:t>
-      </w:r>
-      <w:proofErr w:type="spellStart"/>
-      <w:r>
-        <w:t>Lochter</w:t>
-      </w:r>
-      <w:proofErr w:type="spellEnd"/>
-      <w:r>
-        <w:t>, 2024). Através dele é possível melhorar a precisão e reduzir o</w:t>
+        <w:t xml:space="preserve"> </w:t>
       </w:r>
       <w:r>
         <w:rPr>
           <w:i/>
           <w:iCs/>
         </w:rPr>
+        <w:t>overfitting</w:t>
+      </w:r>
+      <w:r>
+        <w:rPr>
+          <w:rStyle w:val="Refdenotaderodap"/>
+        </w:rPr>
+        <w:footnoteReference w:id="1"/>
+      </w:r>
+      <w:r>
+        <w:t>, como por exemplo na previsão de uma espécie de uma flor com base em suas características.</w:t>
+      </w:r>
+    </w:p>
+    <w:p>
+      <w:pPr>
+        <w:rPr>
+          <w:b/>
+          <w:bCs/>
+        </w:rPr>
+      </w:pPr>
+    </w:p>
+    <w:p>
+      <w:pPr>
+        <w:pStyle w:val="Ttulo2"/>
+        <w:rPr>
+          <w:highlight w:val="red"/>
+          <w:lang w:val="pt-BR"/>
+        </w:rPr>
+      </w:pPr>
+      <w:bookmarkStart w:id="3" w:name="_Toc203566813"/>
+      <w:r>
+        <w:rPr>
+          <w:highlight w:val="yellow"/>
+          <w:lang w:val="pt-BR"/>
+        </w:rPr>
+        <w:t>Árvore de Decisão</w:t>
+      </w:r>
+      <w:bookmarkEnd w:id="3"/>
+      <w:r>
+        <w:rPr>
+          <w:highlight w:val="yellow"/>
+          <w:lang w:val="pt-BR"/>
+        </w:rPr>
         <w:t xml:space="preserve"> </w:t>
       </w:r>
-      <w:proofErr w:type="spellStart"/>
+      <w:r>
+        <w:rPr>
+          <w:highlight w:val="red"/>
+          <w:lang w:val="pt-BR"/>
+        </w:rPr>
+        <w:t>[procurar um artigo]</w:t>
+      </w:r>
+    </w:p>
+    <w:p>
+      <w:pPr>
+        <w:pStyle w:val="Ttulo3"/>
+        <w:rPr>
+          <w:bCs/>
+          <w:lang w:val="pt-BR"/>
+        </w:rPr>
+      </w:pPr>
+      <w:bookmarkStart w:id="4" w:name="_Toc203566814"/>
+      <w:r>
+        <w:rPr>
+          <w:lang w:val="pt-BR"/>
+        </w:rPr>
+        <w:t>Conceito de Árvore de Decisão</w:t>
+      </w:r>
+      <w:bookmarkEnd w:id="4"/>
+    </w:p>
+    <w:p>
+      <w:pPr>
+        <w:spacing w:line="240" w:lineRule="auto"/>
+        <w:textAlignment w:val="baseline"/>
+      </w:pPr>
+      <w:r>
+        <w:t xml:space="preserve">Como </w:t>
+      </w:r>
+      <w:r>
+        <w:t>Á</w:t>
+      </w:r>
+      <w:r>
+        <w:t xml:space="preserve">rvore de </w:t>
+      </w:r>
+      <w:r>
+        <w:t>D</w:t>
+      </w:r>
+      <w:r>
+        <w:t xml:space="preserve">ecisão </w:t>
+      </w:r>
+      <w:r>
+        <w:t>(em inglês</w:t>
+      </w:r>
+      <w:r>
+        <w:t xml:space="preserve"> </w:t>
+      </w:r>
       <w:r>
         <w:rPr>
           <w:i/>
           <w:iCs/>
         </w:rPr>
-        <w:t>overfitting</w:t>
-      </w:r>
-      <w:proofErr w:type="spellEnd"/>
-      <w:r>
-        <w:rPr>
-          <w:rStyle w:val="Refdenotaderodap"/>
-        </w:rPr>
-        <w:footnoteReference w:id="1"/>
-      </w:r>
-      <w:r>
-        <w:t>, como por exemplo na previsão de uma espécie de uma flor com base em suas características.</w:t>
-      </w:r>
-    </w:p>
-    <w:p>
-      <w:pPr>
-        <w:rPr>
-          <w:b/>
-          <w:bCs/>
-        </w:rPr>
-      </w:pPr>
-    </w:p>
-    <w:p>
-      <w:pPr>
-        <w:pStyle w:val="Ttulo2"/>
-        <w:rPr>
-          <w:highlight w:val="red"/>
-          <w:lang w:val="pt-BR"/>
-        </w:rPr>
-      </w:pPr>
-      <w:bookmarkStart w:id="3" w:name="_Toc203566813"/>
-      <w:r>
-        <w:rPr>
-          <w:highlight w:val="yellow"/>
-          <w:lang w:val="pt-BR"/>
-        </w:rPr>
-        <w:t>Árvore de Decisão</w:t>
-      </w:r>
-      <w:bookmarkEnd w:id="3"/>
-      <w:r>
-        <w:rPr>
-          <w:highlight w:val="yellow"/>
-          <w:lang w:val="pt-BR"/>
-        </w:rPr>
-        <w:t xml:space="preserve"> </w:t>
-      </w:r>
-      <w:r>
-        <w:rPr>
-          <w:highlight w:val="red"/>
-          <w:lang w:val="pt-BR"/>
-        </w:rPr>
-        <w:t>[procurar um artigo]</w:t>
-      </w:r>
-    </w:p>
-    <w:p>
-      <w:pPr>
-        <w:pStyle w:val="Ttulo3"/>
-        <w:rPr>
-          <w:bCs/>
-          <w:lang w:val="pt-BR"/>
-        </w:rPr>
-      </w:pPr>
-      <w:bookmarkStart w:id="4" w:name="_Toc203566814"/>
-      <w:r>
-        <w:rPr>
-          <w:lang w:val="pt-BR"/>
-        </w:rPr>
-        <w:t>Conceito de Árvore de Decisão</w:t>
-      </w:r>
-      <w:bookmarkEnd w:id="4"/>
+        <w:t>Decision Tree</w:t>
+      </w:r>
+      <w:r>
+        <w:t xml:space="preserve">) </w:t>
+      </w:r>
+      <w:r>
+        <w:t>é um algoritmo de aprendizado de máquina e ao mesmo tempo uma técnica de mineração de dados, utilizada para prever, classificar e extrair conhecimento a partir de dados foi criada esta seção para detalhar sua aplicação e importância. Pode-se dizer que as Árvores de Decisão são modelos hierárquicos que segmentam os dados com base em condições lógicas sucessivas. Elas são eficientes e interpretáveis para tarefas de classificação e regressão, sendo frequentemente utilizadas em conjunto com outros métodos para aumentar a robustez dos modelos (Silva e Silva Neto, 2022).</w:t>
+      </w:r>
     </w:p>
     <w:p>
       <w:pPr>
         <w:spacing w:line="240" w:lineRule="auto"/>
         <w:textAlignment w:val="baseline"/>
-      </w:pPr>
-      <w:r>
-        <w:t xml:space="preserve">Como </w:t>
-      </w:r>
-      <w:r>
-        <w:t>Á</w:t>
-      </w:r>
-      <w:r>
-        <w:t xml:space="preserve">rvore de </w:t>
-      </w:r>
-      <w:r>
-        <w:t>D</w:t>
-      </w:r>
-      <w:r>
-        <w:t xml:space="preserve">ecisão </w:t>
-      </w:r>
-      <w:r>
-        <w:t>(em inglês</w:t>
-      </w:r>
-      <w:r>
-        <w:t xml:space="preserve"> </w:t>
-      </w:r>
-      <w:proofErr w:type="spellStart"/>
-      <w:r>
-        <w:rPr>
-          <w:i/>
-          <w:iCs/>
-        </w:rPr>
-        <w:t>Decision</w:t>
-      </w:r>
-      <w:proofErr w:type="spellEnd"/>
-      <w:r>
-        <w:rPr>
-          <w:i/>
-          <w:iCs/>
-        </w:rPr>
-        <w:t xml:space="preserve"> </w:t>
-      </w:r>
-      <w:proofErr w:type="spellStart"/>
-      <w:r>
-        <w:rPr>
-          <w:i/>
-          <w:iCs/>
-        </w:rPr>
-        <w:t>Tree</w:t>
-      </w:r>
-      <w:proofErr w:type="spellEnd"/>
-      <w:r>
-        <w:t xml:space="preserve">) </w:t>
-      </w:r>
-      <w:r>
-        <w:t xml:space="preserve">é um algoritmo de aprendizado de máquina e ao mesmo tempo uma técnica de mineração de dados, utilizada para prever, classificar e extrair conhecimento a partir de dados foi criada esta seção para detalhar sua aplicação e importância. Pode-se dizer que as Árvores de Decisão são modelos hierárquicos que segmentam os dados com base em condições lógicas sucessivas. Elas são </w:t>
-      </w:r>
-      <w:proofErr w:type="gramStart"/>
-      <w:r>
-        <w:t>eficientes e interpretáveis</w:t>
-      </w:r>
-      <w:proofErr w:type="gramEnd"/>
-      <w:r>
-        <w:t xml:space="preserve"> para tarefas de classificação e regressão, sendo frequentemente utilizadas em conjunto com outros métodos para aumentar a robustez dos modelos (Silva e Silva Neto, 2022).</w:t>
-      </w:r>
-    </w:p>
-    <w:p>
-      <w:pPr>
-        <w:spacing w:line="240" w:lineRule="auto"/>
-        <w:textAlignment w:val="baseline"/>
         <w:rPr>
           <w:rFonts w:eastAsia="Times New Roman" w:hAnsi="Symbol" w:cs="Times New Roman"/>
           <w:szCs w:val="24"/>
@@ -480,21 +324,7 @@
         <w:rPr>
           <w:highlight w:val="lightGray"/>
         </w:rPr>
-        <w:t xml:space="preserve">A escolha das divisões nos nós é feita com base em critérios de pureza, que indicam o quão </w:t>
-      </w:r>
-      <w:proofErr w:type="spellStart"/>
-      <w:r>
-        <w:rPr>
-          <w:highlight w:val="lightGray"/>
-        </w:rPr>
-        <w:t>homogênios</w:t>
-      </w:r>
-      <w:proofErr w:type="spellEnd"/>
-      <w:r>
-        <w:rPr>
-          <w:highlight w:val="lightGray"/>
-        </w:rPr>
-        <w:t xml:space="preserve"> os grupos resultantes serão após a divisão. Os critérios mais utilizados são:</w:t>
+        <w:t>A escolha das divisões nos nós é feita com base em critérios de pureza, que indicam o quão homogênios os grupos resultantes serão após a divisão. Os critérios mais utilizados são:</w:t>
       </w:r>
     </w:p>
     <w:p>
@@ -611,21 +441,7 @@
         <w:rPr>
           <w:highlight w:val="lightGray"/>
         </w:rPr>
-        <w:t xml:space="preserve">: por seguir uma lógica sequencial, é possível entender claramente como o modelo chegou </w:t>
-      </w:r>
-      <w:proofErr w:type="gramStart"/>
-      <w:r>
-        <w:rPr>
-          <w:highlight w:val="lightGray"/>
-        </w:rPr>
-        <w:t>a</w:t>
-      </w:r>
-      <w:proofErr w:type="gramEnd"/>
-      <w:r>
-        <w:rPr>
-          <w:highlight w:val="lightGray"/>
-        </w:rPr>
-        <w:t xml:space="preserve"> determinada decisão.</w:t>
+        <w:t>: por seguir uma lógica sequencial, é possível entender claramente como o modelo chegou a determinada decisão.</w:t>
       </w:r>
     </w:p>
     <w:p>
@@ -721,17 +537,8 @@
           <w:rStyle w:val="Forte"/>
           <w:highlight w:val="lightGray"/>
         </w:rPr>
-        <w:t xml:space="preserve">Tendência ao </w:t>
-      </w:r>
-      <w:proofErr w:type="spellStart"/>
-      <w:r>
-        <w:rPr>
-          <w:rStyle w:val="Forte"/>
-          <w:highlight w:val="lightGray"/>
-        </w:rPr>
-        <w:t>overfitting</w:t>
-      </w:r>
-      <w:proofErr w:type="spellEnd"/>
+        <w:t>Tendência ao overfitting</w:t>
+      </w:r>
       <w:r>
         <w:rPr>
           <w:highlight w:val="lightGray"/>
@@ -786,35 +593,7 @@
         <w:rPr>
           <w:highlight w:val="lightGray"/>
         </w:rPr>
-        <w:t>: como ensembles (</w:t>
-      </w:r>
-      <w:proofErr w:type="spellStart"/>
-      <w:r>
-        <w:rPr>
-          <w:highlight w:val="lightGray"/>
-        </w:rPr>
-        <w:t>ex</w:t>
-      </w:r>
-      <w:proofErr w:type="spellEnd"/>
-      <w:r>
-        <w:rPr>
-          <w:highlight w:val="lightGray"/>
-        </w:rPr>
-        <w:t xml:space="preserve">: </w:t>
-      </w:r>
-      <w:proofErr w:type="spellStart"/>
-      <w:r>
-        <w:rPr>
-          <w:highlight w:val="lightGray"/>
-        </w:rPr>
-        <w:t>Random</w:t>
-      </w:r>
-      <w:proofErr w:type="spellEnd"/>
-      <w:r>
-        <w:rPr>
-          <w:highlight w:val="lightGray"/>
-        </w:rPr>
-        <w:t xml:space="preserve"> Forest), principalmente quando há muitos ruídos nos dados.</w:t>
+        <w:t>: como ensembles (ex: Random Forest), principalmente quando há muitos ruídos nos dados.</w:t>
       </w:r>
     </w:p>
     <w:p>
@@ -866,78 +645,14 @@
           <w:highlight w:val="yellow"/>
           <w:lang w:val="pt-BR"/>
         </w:rPr>
-        <w:t>Algoritmo CART (</w:t>
-      </w:r>
-      <w:proofErr w:type="spellStart"/>
+        <w:t>Algoritmo CART (Classification and Regression Trees)</w:t>
+      </w:r>
+      <w:bookmarkEnd w:id="5"/>
       <w:r>
         <w:rPr>
           <w:highlight w:val="yellow"/>
           <w:lang w:val="pt-BR"/>
         </w:rPr>
-        <w:t>Classification</w:t>
-      </w:r>
-      <w:proofErr w:type="spellEnd"/>
-      <w:r>
-        <w:rPr>
-          <w:highlight w:val="yellow"/>
-          <w:lang w:val="pt-BR"/>
-        </w:rPr>
-        <w:t xml:space="preserve"> </w:t>
-      </w:r>
-      <w:proofErr w:type="spellStart"/>
-      <w:r>
-        <w:rPr>
-          <w:highlight w:val="yellow"/>
-          <w:lang w:val="pt-BR"/>
-        </w:rPr>
-        <w:t>and</w:t>
-      </w:r>
-      <w:proofErr w:type="spellEnd"/>
-      <w:r>
-        <w:rPr>
-          <w:highlight w:val="yellow"/>
-          <w:lang w:val="pt-BR"/>
-        </w:rPr>
-        <w:t xml:space="preserve"> </w:t>
-      </w:r>
-      <w:proofErr w:type="spellStart"/>
-      <w:r>
-        <w:rPr>
-          <w:highlight w:val="yellow"/>
-          <w:lang w:val="pt-BR"/>
-        </w:rPr>
-        <w:t>Regression</w:t>
-      </w:r>
-      <w:proofErr w:type="spellEnd"/>
-      <w:r>
-        <w:rPr>
-          <w:highlight w:val="yellow"/>
-          <w:lang w:val="pt-BR"/>
-        </w:rPr>
-        <w:t xml:space="preserve"> </w:t>
-      </w:r>
-      <w:proofErr w:type="spellStart"/>
-      <w:r>
-        <w:rPr>
-          <w:highlight w:val="yellow"/>
-          <w:lang w:val="pt-BR"/>
-        </w:rPr>
-        <w:t>Trees</w:t>
-      </w:r>
-      <w:proofErr w:type="spellEnd"/>
-      <w:r>
-        <w:rPr>
-          <w:highlight w:val="yellow"/>
-          <w:lang w:val="pt-BR"/>
-        </w:rPr>
-        <w:t>)</w:t>
-      </w:r>
-      <w:bookmarkEnd w:id="5"/>
-      <w:r>
-        <w:rPr>
-          <w:highlight w:val="yellow"/>
-          <w:lang w:val="pt-BR"/>
-        </w:rPr>
         <w:t xml:space="preserve"> </w:t>
       </w:r>
       <w:r>
@@ -977,132 +692,16 @@
           <w:highlight w:val="lightGray"/>
           <w:lang w:eastAsia="pt-BR"/>
         </w:rPr>
-        <w:t>CART (</w:t>
-      </w:r>
-      <w:proofErr w:type="spellStart"/>
-      <w:r>
-        <w:rPr>
-          <w:rFonts w:eastAsia="Times New Roman" w:cs="Times New Roman"/>
-          <w:b/>
-          <w:bCs/>
-          <w:szCs w:val="24"/>
-          <w:highlight w:val="lightGray"/>
-          <w:lang w:eastAsia="pt-BR"/>
-        </w:rPr>
-        <w:t>Classification</w:t>
-      </w:r>
-      <w:proofErr w:type="spellEnd"/>
-      <w:r>
-        <w:rPr>
-          <w:rFonts w:eastAsia="Times New Roman" w:cs="Times New Roman"/>
-          <w:b/>
-          <w:bCs/>
-          <w:szCs w:val="24"/>
-          <w:highlight w:val="lightGray"/>
-          <w:lang w:eastAsia="pt-BR"/>
-        </w:rPr>
-        <w:t xml:space="preserve"> </w:t>
-      </w:r>
-      <w:proofErr w:type="spellStart"/>
-      <w:r>
-        <w:rPr>
-          <w:rFonts w:eastAsia="Times New Roman" w:cs="Times New Roman"/>
-          <w:b/>
-          <w:bCs/>
-          <w:szCs w:val="24"/>
-          <w:highlight w:val="lightGray"/>
-          <w:lang w:eastAsia="pt-BR"/>
-        </w:rPr>
-        <w:t>and</w:t>
-      </w:r>
-      <w:proofErr w:type="spellEnd"/>
-      <w:r>
-        <w:rPr>
-          <w:rFonts w:eastAsia="Times New Roman" w:cs="Times New Roman"/>
-          <w:b/>
-          <w:bCs/>
-          <w:szCs w:val="24"/>
-          <w:highlight w:val="lightGray"/>
-          <w:lang w:eastAsia="pt-BR"/>
-        </w:rPr>
-        <w:t xml:space="preserve"> </w:t>
-      </w:r>
-      <w:proofErr w:type="spellStart"/>
-      <w:r>
-        <w:rPr>
-          <w:rFonts w:eastAsia="Times New Roman" w:cs="Times New Roman"/>
-          <w:b/>
-          <w:bCs/>
-          <w:szCs w:val="24"/>
-          <w:highlight w:val="lightGray"/>
-          <w:lang w:eastAsia="pt-BR"/>
-        </w:rPr>
-        <w:t>Regression</w:t>
-      </w:r>
-      <w:proofErr w:type="spellEnd"/>
-      <w:r>
-        <w:rPr>
-          <w:rFonts w:eastAsia="Times New Roman" w:cs="Times New Roman"/>
-          <w:b/>
-          <w:bCs/>
-          <w:szCs w:val="24"/>
-          <w:highlight w:val="lightGray"/>
-          <w:lang w:eastAsia="pt-BR"/>
-        </w:rPr>
-        <w:t xml:space="preserve"> </w:t>
-      </w:r>
-      <w:proofErr w:type="spellStart"/>
-      <w:r>
-        <w:rPr>
-          <w:rFonts w:eastAsia="Times New Roman" w:cs="Times New Roman"/>
-          <w:b/>
-          <w:bCs/>
-          <w:szCs w:val="24"/>
-          <w:highlight w:val="lightGray"/>
-          <w:lang w:eastAsia="pt-BR"/>
-        </w:rPr>
-        <w:t>Trees</w:t>
-      </w:r>
-      <w:proofErr w:type="spellEnd"/>
-      <w:r>
-        <w:rPr>
-          <w:rFonts w:eastAsia="Times New Roman" w:cs="Times New Roman"/>
-          <w:b/>
-          <w:bCs/>
-          <w:szCs w:val="24"/>
-          <w:highlight w:val="lightGray"/>
-          <w:lang w:eastAsia="pt-BR"/>
-        </w:rPr>
-        <w:t>)</w:t>
-      </w:r>
-      <w:r>
-        <w:rPr>
-          <w:rFonts w:eastAsia="Times New Roman" w:cs="Times New Roman"/>
-          <w:szCs w:val="24"/>
-          <w:highlight w:val="lightGray"/>
-          <w:lang w:eastAsia="pt-BR"/>
-        </w:rPr>
-        <w:t xml:space="preserve"> é uma metodologia clássica desenvolvida por </w:t>
-      </w:r>
-      <w:proofErr w:type="spellStart"/>
-      <w:r>
-        <w:rPr>
-          <w:rFonts w:eastAsia="Times New Roman" w:cs="Times New Roman"/>
-          <w:szCs w:val="24"/>
-          <w:highlight w:val="lightGray"/>
-          <w:lang w:eastAsia="pt-BR"/>
-        </w:rPr>
-        <w:t>Breiman</w:t>
-      </w:r>
-      <w:proofErr w:type="spellEnd"/>
-      <w:r>
-        <w:rPr>
-          <w:rFonts w:eastAsia="Times New Roman" w:cs="Times New Roman"/>
-          <w:szCs w:val="24"/>
-          <w:highlight w:val="lightGray"/>
-          <w:lang w:eastAsia="pt-BR"/>
-        </w:rPr>
-        <w:t xml:space="preserve"> et al. em 1986, amplamente utilizada para construção de árvores de decisão tanto para tarefas de </w:t>
+        <w:t>CART (Classification and Regression Trees)</w:t>
+      </w:r>
+      <w:r>
+        <w:rPr>
+          <w:rFonts w:eastAsia="Times New Roman" w:cs="Times New Roman"/>
+          <w:szCs w:val="24"/>
+          <w:highlight w:val="lightGray"/>
+          <w:lang w:eastAsia="pt-BR"/>
+        </w:rPr>
+        <w:t xml:space="preserve"> é uma metodologia clássica desenvolvida por Breiman et al. em 1986, amplamente utilizada para construção de árvores de decisão tanto para tarefas de </w:t>
       </w:r>
       <w:r>
         <w:rPr>
@@ -1887,7 +1486,6 @@
         </w:rPr>
         <w:t>poda (</w:t>
       </w:r>
-      <w:proofErr w:type="spellStart"/>
       <w:r>
         <w:rPr>
           <w:rFonts w:eastAsia="Times New Roman" w:cs="Times New Roman"/>
@@ -1901,7 +1499,6 @@
         </w:rPr>
         <w:t>pruning</w:t>
       </w:r>
-      <w:proofErr w:type="spellEnd"/>
       <w:r>
         <w:rPr>
           <w:rFonts w:eastAsia="Times New Roman" w:cs="Times New Roman"/>
@@ -1922,7 +1519,6 @@
         </w:rPr>
         <w:t xml:space="preserve">, com o objetivo de reduzir o </w:t>
       </w:r>
-      <w:proofErr w:type="spellStart"/>
       <w:r>
         <w:rPr>
           <w:rFonts w:eastAsia="Times New Roman" w:cs="Times New Roman"/>
@@ -1934,7 +1530,6 @@
         </w:rPr>
         <w:t>overfitting</w:t>
       </w:r>
-      <w:proofErr w:type="spellEnd"/>
       <w:r>
         <w:rPr>
           <w:rFonts w:eastAsia="Times New Roman" w:cs="Times New Roman"/>
@@ -2382,27 +1977,7 @@
           <w:highlight w:val="lightGray"/>
           <w:lang w:eastAsia="pt-BR"/>
         </w:rPr>
-        <w:t xml:space="preserve">, podendo gerar árvores diferentes com </w:t>
-      </w:r>
-      <w:proofErr w:type="spellStart"/>
-      <w:r>
-        <w:rPr>
-          <w:rFonts w:eastAsia="Times New Roman" w:cs="Times New Roman"/>
-          <w:szCs w:val="24"/>
-          <w:highlight w:val="lightGray"/>
-          <w:lang w:eastAsia="pt-BR"/>
-        </w:rPr>
-        <w:t>datasets</w:t>
-      </w:r>
-      <w:proofErr w:type="spellEnd"/>
-      <w:r>
-        <w:rPr>
-          <w:rFonts w:eastAsia="Times New Roman" w:cs="Times New Roman"/>
-          <w:szCs w:val="24"/>
-          <w:highlight w:val="lightGray"/>
-          <w:lang w:eastAsia="pt-BR"/>
-        </w:rPr>
-        <w:t xml:space="preserve"> similares;</w:t>
+        <w:t>, podendo gerar árvores diferentes com datasets similares;</w:t>
       </w:r>
     </w:p>
     <w:p>
@@ -2429,21 +2004,8 @@
           <w:highlight w:val="lightGray"/>
           <w:lang w:eastAsia="pt-BR"/>
         </w:rPr>
-        <w:t xml:space="preserve">Propensão ao </w:t>
-      </w:r>
-      <w:proofErr w:type="spellStart"/>
-      <w:r>
-        <w:rPr>
-          <w:rFonts w:eastAsia="Times New Roman" w:cs="Times New Roman"/>
-          <w:b/>
-          <w:bCs/>
-          <w:szCs w:val="24"/>
-          <w:highlight w:val="lightGray"/>
-          <w:lang w:eastAsia="pt-BR"/>
-        </w:rPr>
-        <w:t>overfitting</w:t>
-      </w:r>
-      <w:proofErr w:type="spellEnd"/>
+        <w:t>Propensão ao overfitting</w:t>
+      </w:r>
       <w:r>
         <w:rPr>
           <w:rFonts w:eastAsia="Times New Roman" w:cs="Times New Roman"/>
@@ -2487,47 +2049,7 @@
           <w:highlight w:val="lightGray"/>
           <w:lang w:eastAsia="pt-BR"/>
         </w:rPr>
-        <w:t xml:space="preserve"> em relação a métodos ensemble como </w:t>
-      </w:r>
-      <w:proofErr w:type="spellStart"/>
-      <w:r>
-        <w:rPr>
-          <w:rFonts w:eastAsia="Times New Roman" w:cs="Times New Roman"/>
-          <w:szCs w:val="24"/>
-          <w:highlight w:val="lightGray"/>
-          <w:lang w:eastAsia="pt-BR"/>
-        </w:rPr>
-        <w:t>Random</w:t>
-      </w:r>
-      <w:proofErr w:type="spellEnd"/>
-      <w:r>
-        <w:rPr>
-          <w:rFonts w:eastAsia="Times New Roman" w:cs="Times New Roman"/>
-          <w:szCs w:val="24"/>
-          <w:highlight w:val="lightGray"/>
-          <w:lang w:eastAsia="pt-BR"/>
-        </w:rPr>
-        <w:t xml:space="preserve"> Forest ou </w:t>
-      </w:r>
-      <w:proofErr w:type="spellStart"/>
-      <w:r>
-        <w:rPr>
-          <w:rFonts w:eastAsia="Times New Roman" w:cs="Times New Roman"/>
-          <w:szCs w:val="24"/>
-          <w:highlight w:val="lightGray"/>
-          <w:lang w:eastAsia="pt-BR"/>
-        </w:rPr>
-        <w:t>XGBoost</w:t>
-      </w:r>
-      <w:proofErr w:type="spellEnd"/>
-      <w:r>
-        <w:rPr>
-          <w:rFonts w:eastAsia="Times New Roman" w:cs="Times New Roman"/>
-          <w:szCs w:val="24"/>
-          <w:highlight w:val="lightGray"/>
-          <w:lang w:eastAsia="pt-BR"/>
-        </w:rPr>
-        <w:t>.</w:t>
+        <w:t xml:space="preserve"> em relação a métodos ensemble como Random Forest ou XGBoost.</w:t>
       </w:r>
     </w:p>
     <w:p>
@@ -2558,21 +2080,8 @@
           <w:highlight w:val="lightGray"/>
           <w:lang w:eastAsia="pt-BR"/>
         </w:rPr>
-        <w:t xml:space="preserve">transparência e </w:t>
-      </w:r>
-      <w:proofErr w:type="spellStart"/>
-      <w:r>
-        <w:rPr>
-          <w:rFonts w:eastAsia="Times New Roman" w:cs="Times New Roman"/>
-          <w:b/>
-          <w:bCs/>
-          <w:szCs w:val="24"/>
-          <w:highlight w:val="lightGray"/>
-          <w:lang w:eastAsia="pt-BR"/>
-        </w:rPr>
-        <w:t>explicabilidade</w:t>
-      </w:r>
-      <w:proofErr w:type="spellEnd"/>
+        <w:t>transparência e explicabilidade</w:t>
+      </w:r>
       <w:r>
         <w:rPr>
           <w:rFonts w:eastAsia="Times New Roman" w:cs="Times New Roman"/>
@@ -2640,21 +2149,12 @@
         </w:rPr>
         <w:t xml:space="preserve"> </w:t>
       </w:r>
-      <w:proofErr w:type="gramStart"/>
       <w:r>
         <w:rPr>
           <w:highlight w:val="yellow"/>
           <w:lang w:val="pt-BR"/>
         </w:rPr>
-        <w:t>[Verificar</w:t>
-      </w:r>
-      <w:proofErr w:type="gramEnd"/>
-      <w:r>
-        <w:rPr>
-          <w:highlight w:val="yellow"/>
-          <w:lang w:val="pt-BR"/>
-        </w:rPr>
-        <w:t xml:space="preserve"> um artigo]</w:t>
+        <w:t>[Verificar um artigo]</w:t>
       </w:r>
     </w:p>
     <w:p>
@@ -2724,7 +2224,6 @@
           <w:highlight w:val="lightGray"/>
         </w:rPr>
       </w:pPr>
-      <w:proofErr w:type="spellStart"/>
       <w:r>
         <w:rPr>
           <w:rStyle w:val="Forte"/>
@@ -2732,29 +2231,8 @@
           <w:bCs w:val="0"/>
           <w:highlight w:val="lightGray"/>
         </w:rPr>
-        <w:t>Matriz</w:t>
-      </w:r>
-      <w:proofErr w:type="spellEnd"/>
-      <w:r>
-        <w:rPr>
-          <w:rStyle w:val="Forte"/>
-          <w:b/>
-          <w:bCs w:val="0"/>
-          <w:highlight w:val="lightGray"/>
-        </w:rPr>
-        <w:t xml:space="preserve"> de </w:t>
-      </w:r>
-      <w:proofErr w:type="spellStart"/>
-      <w:r>
-        <w:rPr>
-          <w:rStyle w:val="Forte"/>
-          <w:b/>
-          <w:bCs w:val="0"/>
-          <w:highlight w:val="lightGray"/>
-        </w:rPr>
-        <w:t>Confusão</w:t>
-      </w:r>
-      <w:proofErr w:type="spellEnd"/>
+        <w:t>Matriz de Confusão</w:t>
+      </w:r>
     </w:p>
     <w:p>
       <w:pPr>
@@ -3066,7 +2544,6 @@
           <w:highlight w:val="lightGray"/>
         </w:rPr>
       </w:pPr>
-      <w:proofErr w:type="spellStart"/>
       <w:r>
         <w:rPr>
           <w:rStyle w:val="Forte"/>
@@ -3076,7 +2553,6 @@
         </w:rPr>
         <w:t>Acurácia</w:t>
       </w:r>
-      <w:proofErr w:type="spellEnd"/>
     </w:p>
     <w:p>
       <w:pPr>
@@ -3294,7 +2770,6 @@
           <w:highlight w:val="lightGray"/>
         </w:rPr>
       </w:pPr>
-      <w:proofErr w:type="spellStart"/>
       <w:r>
         <w:rPr>
           <w:rStyle w:val="Forte"/>
@@ -3302,17 +2777,7 @@
           <w:bCs w:val="0"/>
           <w:highlight w:val="lightGray"/>
         </w:rPr>
-        <w:t>Precisão</w:t>
-      </w:r>
-      <w:proofErr w:type="spellEnd"/>
-      <w:r>
-        <w:rPr>
-          <w:rStyle w:val="Forte"/>
-          <w:b/>
-          <w:bCs w:val="0"/>
-          <w:highlight w:val="lightGray"/>
-        </w:rPr>
-        <w:t xml:space="preserve"> (Precision)</w:t>
+        <w:t>Precisão (Precision)</w:t>
       </w:r>
     </w:p>
     <w:p>
@@ -3512,7 +2977,6 @@
           <w:highlight w:val="lightGray"/>
         </w:rPr>
       </w:pPr>
-      <w:proofErr w:type="spellStart"/>
       <w:r>
         <w:rPr>
           <w:rStyle w:val="Forte"/>
@@ -3521,57 +2985,7 @@
           <w:highlight w:val="lightGray"/>
         </w:rPr>
         <w:lastRenderedPageBreak/>
-        <w:t>Revocação</w:t>
-      </w:r>
-      <w:proofErr w:type="spellEnd"/>
-      <w:r>
-        <w:rPr>
-          <w:rStyle w:val="Forte"/>
-          <w:b/>
-          <w:bCs w:val="0"/>
-          <w:highlight w:val="lightGray"/>
-        </w:rPr>
-        <w:t xml:space="preserve"> (Recall </w:t>
-      </w:r>
-      <w:proofErr w:type="spellStart"/>
-      <w:r>
-        <w:rPr>
-          <w:rStyle w:val="Forte"/>
-          <w:b/>
-          <w:bCs w:val="0"/>
-          <w:highlight w:val="lightGray"/>
-        </w:rPr>
-        <w:t>ou</w:t>
-      </w:r>
-      <w:proofErr w:type="spellEnd"/>
-      <w:r>
-        <w:rPr>
-          <w:rStyle w:val="Forte"/>
-          <w:b/>
-          <w:bCs w:val="0"/>
-          <w:highlight w:val="lightGray"/>
-        </w:rPr>
-        <w:t xml:space="preserve"> </w:t>
-      </w:r>
-      <w:proofErr w:type="spellStart"/>
-      <w:r>
-        <w:rPr>
-          <w:rStyle w:val="Forte"/>
-          <w:b/>
-          <w:bCs w:val="0"/>
-          <w:highlight w:val="lightGray"/>
-        </w:rPr>
-        <w:t>Sensibilidade</w:t>
-      </w:r>
-      <w:proofErr w:type="spellEnd"/>
-      <w:r>
-        <w:rPr>
-          <w:rStyle w:val="Forte"/>
-          <w:b/>
-          <w:bCs w:val="0"/>
-          <w:highlight w:val="lightGray"/>
-        </w:rPr>
-        <w:t>)</w:t>
+        <w:t>Revocação (Recall ou Sensibilidade)</w:t>
       </w:r>
     </w:p>
     <w:p>
@@ -3741,21 +3155,7 @@
         <w:rPr>
           <w:highlight w:val="lightGray"/>
         </w:rPr>
-        <w:t xml:space="preserve">Alta </w:t>
-      </w:r>
-      <w:proofErr w:type="spellStart"/>
-      <w:r>
-        <w:rPr>
-          <w:highlight w:val="lightGray"/>
-        </w:rPr>
-        <w:t>revocação</w:t>
-      </w:r>
-      <w:proofErr w:type="spellEnd"/>
-      <w:r>
-        <w:rPr>
-          <w:highlight w:val="lightGray"/>
-        </w:rPr>
-        <w:t xml:space="preserve"> é essencial em contextos clínicos, pois significa que o modelo consegue </w:t>
+        <w:t xml:space="preserve">Alta revocação é essencial em contextos clínicos, pois significa que o modelo consegue </w:t>
       </w:r>
       <w:r>
         <w:rPr>
@@ -4030,49 +3430,7 @@
         <w:rPr>
           <w:highlight w:val="lightGray"/>
         </w:rPr>
-        <w:t>A curva ROC (</w:t>
-      </w:r>
-      <w:proofErr w:type="spellStart"/>
-      <w:r>
-        <w:rPr>
-          <w:highlight w:val="lightGray"/>
-        </w:rPr>
-        <w:t>Receiver</w:t>
-      </w:r>
-      <w:proofErr w:type="spellEnd"/>
-      <w:r>
-        <w:rPr>
-          <w:highlight w:val="lightGray"/>
-        </w:rPr>
-        <w:t xml:space="preserve"> </w:t>
-      </w:r>
-      <w:proofErr w:type="spellStart"/>
-      <w:r>
-        <w:rPr>
-          <w:highlight w:val="lightGray"/>
-        </w:rPr>
-        <w:t>Operating</w:t>
-      </w:r>
-      <w:proofErr w:type="spellEnd"/>
-      <w:r>
-        <w:rPr>
-          <w:highlight w:val="lightGray"/>
-        </w:rPr>
-        <w:t xml:space="preserve"> </w:t>
-      </w:r>
-      <w:proofErr w:type="spellStart"/>
-      <w:r>
-        <w:rPr>
-          <w:highlight w:val="lightGray"/>
-        </w:rPr>
-        <w:t>Characteristic</w:t>
-      </w:r>
-      <w:proofErr w:type="spellEnd"/>
-      <w:r>
-        <w:rPr>
-          <w:highlight w:val="lightGray"/>
-        </w:rPr>
-        <w:t xml:space="preserve">) mostra a relação entre a taxa de verdadeiros positivos (Recall) e a taxa de falsos positivos (1 – Especificidade). A </w:t>
+        <w:t xml:space="preserve">A curva ROC (Receiver Operating Characteristic) mostra a relação entre a taxa de verdadeiros positivos (Recall) e a taxa de falsos positivos (1 – Especificidade). A </w:t>
       </w:r>
       <w:r>
         <w:rPr>
@@ -4270,7 +3628,6 @@
           <w:highlight w:val="lightGray"/>
         </w:rPr>
       </w:pPr>
-      <w:proofErr w:type="spellStart"/>
       <w:r>
         <w:rPr>
           <w:rStyle w:val="Forte"/>
@@ -4279,37 +3636,7 @@
           <w:highlight w:val="lightGray"/>
         </w:rPr>
         <w:lastRenderedPageBreak/>
-        <w:t>Funcionamento</w:t>
-      </w:r>
-      <w:proofErr w:type="spellEnd"/>
-      <w:r>
-        <w:rPr>
-          <w:rStyle w:val="Forte"/>
-          <w:b/>
-          <w:bCs w:val="0"/>
-          <w:highlight w:val="lightGray"/>
-        </w:rPr>
-        <w:t xml:space="preserve"> </w:t>
-      </w:r>
-      <w:proofErr w:type="spellStart"/>
-      <w:r>
-        <w:rPr>
-          <w:rStyle w:val="Forte"/>
-          <w:b/>
-          <w:bCs w:val="0"/>
-          <w:highlight w:val="lightGray"/>
-        </w:rPr>
-        <w:t>curva</w:t>
-      </w:r>
-      <w:proofErr w:type="spellEnd"/>
-      <w:r>
-        <w:rPr>
-          <w:rStyle w:val="Forte"/>
-          <w:b/>
-          <w:bCs w:val="0"/>
-          <w:highlight w:val="lightGray"/>
-        </w:rPr>
-        <w:t xml:space="preserve"> AUC</w:t>
+        <w:t>Funcionamento curva AUC</w:t>
       </w:r>
     </w:p>
     <w:p>
@@ -4341,9 +3668,17 @@
           <w:highlight w:val="lightGray"/>
           <w:lang w:eastAsia="pt-BR"/>
         </w:rPr>
-        <w:t>Curva ROC (</w:t>
-      </w:r>
-      <w:proofErr w:type="spellStart"/>
+        <w:t>Curva ROC (Receiver Operating Characteristic)</w:t>
+      </w:r>
+      <w:r>
+        <w:rPr>
+          <w:rFonts w:eastAsia="Times New Roman" w:cs="Times New Roman"/>
+          <w:szCs w:val="24"/>
+          <w:highlight w:val="lightGray"/>
+          <w:lang w:eastAsia="pt-BR"/>
+        </w:rPr>
+        <w:t xml:space="preserve"> é uma ferramenta gráfica amplamente utilizada para avaliar o desempenho de modelos de classificação binária. Essa curva mostra a relação entre a </w:t>
+      </w:r>
       <w:r>
         <w:rPr>
           <w:rFonts w:eastAsia="Times New Roman" w:cs="Times New Roman"/>
@@ -4353,111 +3688,7 @@
           <w:highlight w:val="lightGray"/>
           <w:lang w:eastAsia="pt-BR"/>
         </w:rPr>
-        <w:t>Receiver</w:t>
-      </w:r>
-      <w:proofErr w:type="spellEnd"/>
-      <w:r>
-        <w:rPr>
-          <w:rFonts w:eastAsia="Times New Roman" w:cs="Times New Roman"/>
-          <w:b/>
-          <w:bCs/>
-          <w:szCs w:val="24"/>
-          <w:highlight w:val="lightGray"/>
-          <w:lang w:eastAsia="pt-BR"/>
-        </w:rPr>
-        <w:t xml:space="preserve"> </w:t>
-      </w:r>
-      <w:proofErr w:type="spellStart"/>
-      <w:r>
-        <w:rPr>
-          <w:rFonts w:eastAsia="Times New Roman" w:cs="Times New Roman"/>
-          <w:b/>
-          <w:bCs/>
-          <w:szCs w:val="24"/>
-          <w:highlight w:val="lightGray"/>
-          <w:lang w:eastAsia="pt-BR"/>
-        </w:rPr>
-        <w:t>Operating</w:t>
-      </w:r>
-      <w:proofErr w:type="spellEnd"/>
-      <w:r>
-        <w:rPr>
-          <w:rFonts w:eastAsia="Times New Roman" w:cs="Times New Roman"/>
-          <w:b/>
-          <w:bCs/>
-          <w:szCs w:val="24"/>
-          <w:highlight w:val="lightGray"/>
-          <w:lang w:eastAsia="pt-BR"/>
-        </w:rPr>
-        <w:t xml:space="preserve"> </w:t>
-      </w:r>
-      <w:proofErr w:type="spellStart"/>
-      <w:r>
-        <w:rPr>
-          <w:rFonts w:eastAsia="Times New Roman" w:cs="Times New Roman"/>
-          <w:b/>
-          <w:bCs/>
-          <w:szCs w:val="24"/>
-          <w:highlight w:val="lightGray"/>
-          <w:lang w:eastAsia="pt-BR"/>
-        </w:rPr>
-        <w:t>Characteristic</w:t>
-      </w:r>
-      <w:proofErr w:type="spellEnd"/>
-      <w:r>
-        <w:rPr>
-          <w:rFonts w:eastAsia="Times New Roman" w:cs="Times New Roman"/>
-          <w:b/>
-          <w:bCs/>
-          <w:szCs w:val="24"/>
-          <w:highlight w:val="lightGray"/>
-          <w:lang w:eastAsia="pt-BR"/>
-        </w:rPr>
-        <w:t>)</w:t>
-      </w:r>
-      <w:r>
-        <w:rPr>
-          <w:rFonts w:eastAsia="Times New Roman" w:cs="Times New Roman"/>
-          <w:szCs w:val="24"/>
-          <w:highlight w:val="lightGray"/>
-          <w:lang w:eastAsia="pt-BR"/>
-        </w:rPr>
-        <w:t xml:space="preserve"> é uma ferramenta gráfica amplamente utilizada para avaliar o desempenho de modelos de classificação binária. Essa curva mostra a relação entre a </w:t>
-      </w:r>
-      <w:r>
-        <w:rPr>
-          <w:rFonts w:eastAsia="Times New Roman" w:cs="Times New Roman"/>
-          <w:b/>
-          <w:bCs/>
-          <w:szCs w:val="24"/>
-          <w:highlight w:val="lightGray"/>
-          <w:lang w:eastAsia="pt-BR"/>
-        </w:rPr>
-        <w:t>taxa de verdadeiros positivos (</w:t>
-      </w:r>
-      <w:proofErr w:type="spellStart"/>
-      <w:r>
-        <w:rPr>
-          <w:rFonts w:eastAsia="Times New Roman" w:cs="Times New Roman"/>
-          <w:b/>
-          <w:bCs/>
-          <w:szCs w:val="24"/>
-          <w:highlight w:val="lightGray"/>
-          <w:lang w:eastAsia="pt-BR"/>
-        </w:rPr>
-        <w:t>True</w:t>
-      </w:r>
-      <w:proofErr w:type="spellEnd"/>
-      <w:r>
-        <w:rPr>
-          <w:rFonts w:eastAsia="Times New Roman" w:cs="Times New Roman"/>
-          <w:b/>
-          <w:bCs/>
-          <w:szCs w:val="24"/>
-          <w:highlight w:val="lightGray"/>
-          <w:lang w:eastAsia="pt-BR"/>
-        </w:rPr>
-        <w:t xml:space="preserve"> Positive Rate – TPR)</w:t>
+        <w:t>taxa de verdadeiros positivos (True Positive Rate – TPR)</w:t>
       </w:r>
       <w:r>
         <w:rPr>
@@ -4903,55 +4134,7 @@
           <w:highlight w:val="lightGray"/>
           <w:lang w:eastAsia="pt-BR"/>
         </w:rPr>
-        <w:t xml:space="preserve">AUC (Area </w:t>
-      </w:r>
-      <w:proofErr w:type="spellStart"/>
-      <w:r>
-        <w:rPr>
-          <w:rFonts w:eastAsia="Times New Roman" w:cs="Times New Roman"/>
-          <w:b/>
-          <w:bCs/>
-          <w:szCs w:val="24"/>
-          <w:highlight w:val="lightGray"/>
-          <w:lang w:eastAsia="pt-BR"/>
-        </w:rPr>
-        <w:t>Under</w:t>
-      </w:r>
-      <w:proofErr w:type="spellEnd"/>
-      <w:r>
-        <w:rPr>
-          <w:rFonts w:eastAsia="Times New Roman" w:cs="Times New Roman"/>
-          <w:b/>
-          <w:bCs/>
-          <w:szCs w:val="24"/>
-          <w:highlight w:val="lightGray"/>
-          <w:lang w:eastAsia="pt-BR"/>
-        </w:rPr>
-        <w:t xml:space="preserve"> </w:t>
-      </w:r>
-      <w:proofErr w:type="spellStart"/>
-      <w:r>
-        <w:rPr>
-          <w:rFonts w:eastAsia="Times New Roman" w:cs="Times New Roman"/>
-          <w:b/>
-          <w:bCs/>
-          <w:szCs w:val="24"/>
-          <w:highlight w:val="lightGray"/>
-          <w:lang w:eastAsia="pt-BR"/>
-        </w:rPr>
-        <w:t>the</w:t>
-      </w:r>
-      <w:proofErr w:type="spellEnd"/>
-      <w:r>
-        <w:rPr>
-          <w:rFonts w:eastAsia="Times New Roman" w:cs="Times New Roman"/>
-          <w:b/>
-          <w:bCs/>
-          <w:szCs w:val="24"/>
-          <w:highlight w:val="lightGray"/>
-          <w:lang w:eastAsia="pt-BR"/>
-        </w:rPr>
-        <w:t xml:space="preserve"> Curve)</w:t>
+        <w:t>AUC (Area Under the Curve)</w:t>
       </w:r>
       <w:r>
         <w:rPr>
@@ -5130,9 +4313,17 @@
           <w:highlight w:val="lightGray"/>
           <w:lang w:eastAsia="pt-BR"/>
         </w:rPr>
-        <w:t xml:space="preserve">capacidade discriminativa geral dos modelos </w:t>
-      </w:r>
-      <w:proofErr w:type="spellStart"/>
+        <w:t>capacidade discriminativa geral dos modelos Random Forest e CART</w:t>
+      </w:r>
+      <w:r>
+        <w:rPr>
+          <w:rFonts w:eastAsia="Times New Roman" w:cs="Times New Roman"/>
+          <w:szCs w:val="24"/>
+          <w:highlight w:val="lightGray"/>
+          <w:lang w:eastAsia="pt-BR"/>
+        </w:rPr>
+        <w:t xml:space="preserve">, independentemente da escolha de um limiar específico. Essa abordagem é especialmente útil diante do </w:t>
+      </w:r>
       <w:r>
         <w:rPr>
           <w:rFonts w:eastAsia="Times New Roman" w:cs="Times New Roman"/>
@@ -5142,38 +4333,6 @@
           <w:highlight w:val="lightGray"/>
           <w:lang w:eastAsia="pt-BR"/>
         </w:rPr>
-        <w:t>Random</w:t>
-      </w:r>
-      <w:proofErr w:type="spellEnd"/>
-      <w:r>
-        <w:rPr>
-          <w:rFonts w:eastAsia="Times New Roman" w:cs="Times New Roman"/>
-          <w:b/>
-          <w:bCs/>
-          <w:szCs w:val="24"/>
-          <w:highlight w:val="lightGray"/>
-          <w:lang w:eastAsia="pt-BR"/>
-        </w:rPr>
-        <w:t xml:space="preserve"> Forest e CART</w:t>
-      </w:r>
-      <w:r>
-        <w:rPr>
-          <w:rFonts w:eastAsia="Times New Roman" w:cs="Times New Roman"/>
-          <w:szCs w:val="24"/>
-          <w:highlight w:val="lightGray"/>
-          <w:lang w:eastAsia="pt-BR"/>
-        </w:rPr>
-        <w:t xml:space="preserve">, independentemente da escolha de um limiar específico. Essa abordagem é especialmente útil diante do </w:t>
-      </w:r>
-      <w:r>
-        <w:rPr>
-          <w:rFonts w:eastAsia="Times New Roman" w:cs="Times New Roman"/>
-          <w:b/>
-          <w:bCs/>
-          <w:szCs w:val="24"/>
-          <w:highlight w:val="lightGray"/>
-          <w:lang w:eastAsia="pt-BR"/>
-        </w:rPr>
         <w:t>desbalanceamento da variável alvo EVOLUCAO</w:t>
       </w:r>
       <w:r>
@@ -5200,7 +4359,6 @@
           <w:highlight w:val="lightGray"/>
         </w:rPr>
       </w:pPr>
-      <w:proofErr w:type="spellStart"/>
       <w:r>
         <w:rPr>
           <w:rStyle w:val="Forte"/>
@@ -5208,29 +4366,8 @@
           <w:bCs w:val="0"/>
           <w:highlight w:val="lightGray"/>
         </w:rPr>
-        <w:t>Justificativa</w:t>
-      </w:r>
-      <w:proofErr w:type="spellEnd"/>
-      <w:r>
-        <w:rPr>
-          <w:rStyle w:val="Forte"/>
-          <w:b/>
-          <w:bCs w:val="0"/>
-          <w:highlight w:val="lightGray"/>
-        </w:rPr>
-        <w:t xml:space="preserve"> das Métricas </w:t>
-      </w:r>
-      <w:proofErr w:type="spellStart"/>
-      <w:r>
-        <w:rPr>
-          <w:rStyle w:val="Forte"/>
-          <w:b/>
-          <w:bCs w:val="0"/>
-          <w:highlight w:val="lightGray"/>
-        </w:rPr>
-        <w:t>Utilizadas</w:t>
-      </w:r>
-      <w:proofErr w:type="spellEnd"/>
+        <w:t>Justificativa das Métricas Utilizadas</w:t>
+      </w:r>
     </w:p>
     <w:p>
       <w:pPr>
@@ -5283,21 +4420,7 @@
         <w:rPr>
           <w:highlight w:val="lightGray"/>
         </w:rPr>
-        <w:t xml:space="preserve"> foi adotado como principal métrica comparativa entre os modelos </w:t>
-      </w:r>
-      <w:proofErr w:type="spellStart"/>
-      <w:r>
-        <w:rPr>
-          <w:highlight w:val="lightGray"/>
-        </w:rPr>
-        <w:t>Random</w:t>
-      </w:r>
-      <w:proofErr w:type="spellEnd"/>
-      <w:r>
-        <w:rPr>
-          <w:highlight w:val="lightGray"/>
-        </w:rPr>
-        <w:t xml:space="preserve"> Forest e CART, por equilibrar precisão e recall, oferecendo uma visão mais realista do desempenho preditivo. Além disso, a </w:t>
+        <w:t xml:space="preserve"> foi adotado como principal métrica comparativa entre os modelos Random Forest e CART, por equilibrar precisão e recall, oferecendo uma visão mais realista do desempenho preditivo. Além disso, a </w:t>
       </w:r>
       <w:r>
         <w:rPr>
@@ -5393,63 +4516,7 @@
         <w:rPr>
           <w:highlight w:val="lightGray"/>
         </w:rPr>
-        <w:t xml:space="preserve">Rodrigues et al. (2024) propuseram um estudo com foco na predição de abandono do tratamento da tuberculose utilizando algoritmos de aprendizado de máquina aplicados a dados de registros nacionais do Brasil. O trabalho utilizou um conjunto abrangente de variáveis demográficas, clínicas e sociais disponíveis no Sistema de Informação de Agravos de Notificação (SINAN) para treinar e avaliar modelos supervisionados. Foram testados diferentes algoritmos, incluindo </w:t>
-      </w:r>
-      <w:proofErr w:type="spellStart"/>
-      <w:r>
-        <w:rPr>
-          <w:highlight w:val="lightGray"/>
-        </w:rPr>
-        <w:t>Random</w:t>
-      </w:r>
-      <w:proofErr w:type="spellEnd"/>
-      <w:r>
-        <w:rPr>
-          <w:highlight w:val="lightGray"/>
-        </w:rPr>
-        <w:t xml:space="preserve"> Forest, </w:t>
-      </w:r>
-      <w:proofErr w:type="spellStart"/>
-      <w:r>
-        <w:rPr>
-          <w:highlight w:val="lightGray"/>
-        </w:rPr>
-        <w:t>XGBoost</w:t>
-      </w:r>
-      <w:proofErr w:type="spellEnd"/>
-      <w:r>
-        <w:rPr>
-          <w:highlight w:val="lightGray"/>
-        </w:rPr>
-        <w:t xml:space="preserve">, </w:t>
-      </w:r>
-      <w:proofErr w:type="spellStart"/>
-      <w:r>
-        <w:rPr>
-          <w:highlight w:val="lightGray"/>
-        </w:rPr>
-        <w:t>LightGBM</w:t>
-      </w:r>
-      <w:proofErr w:type="spellEnd"/>
-      <w:r>
-        <w:rPr>
-          <w:highlight w:val="lightGray"/>
-        </w:rPr>
-        <w:t xml:space="preserve">, entre outros, com o objetivo de identificar pacientes com maior probabilidade de evasão do tratamento. Os modelos apresentaram desempenho promissor, com destaque para o </w:t>
-      </w:r>
-      <w:proofErr w:type="spellStart"/>
-      <w:r>
-        <w:rPr>
-          <w:highlight w:val="lightGray"/>
-        </w:rPr>
-        <w:t>XGBoost</w:t>
-      </w:r>
-      <w:proofErr w:type="spellEnd"/>
-      <w:r>
-        <w:rPr>
-          <w:highlight w:val="lightGray"/>
-        </w:rPr>
-        <w:t>, que alcançou AUC-ROC superior a 0,75. Os autores destacam a importância do uso de inteligência artificial como ferramenta auxiliar na vigilância em saúde pública, sugerindo que modelos preditivos podem orientar estratégias direcionadas de intervenção, reduzindo perdas no tratamento e melhorando o controle da doença.</w:t>
+        <w:t>Rodrigues et al. (2024) propuseram um estudo com foco na predição de abandono do tratamento da tuberculose utilizando algoritmos de aprendizado de máquina aplicados a dados de registros nacionais do Brasil. O trabalho utilizou um conjunto abrangente de variáveis demográficas, clínicas e sociais disponíveis no Sistema de Informação de Agravos de Notificação (SINAN) para treinar e avaliar modelos supervisionados. Foram testados diferentes algoritmos, incluindo Random Forest, XGBoost, LightGBM, entre outros, com o objetivo de identificar pacientes com maior probabilidade de evasão do tratamento. Os modelos apresentaram desempenho promissor, com destaque para o XGBoost, que alcançou AUC-ROC superior a 0,75. Os autores destacam a importância do uso de inteligência artificial como ferramenta auxiliar na vigilância em saúde pública, sugerindo que modelos preditivos podem orientar estratégias direcionadas de intervenção, reduzindo perdas no tratamento e melhorando o controle da doença.</w:t>
       </w:r>
       <w:r>
         <w:t xml:space="preserve"> </w:t>
@@ -5490,90 +4557,32 @@
       <w:pPr>
         <w:spacing w:line="240" w:lineRule="auto"/>
       </w:pPr>
-      <w:proofErr w:type="spellStart"/>
-      <w:r>
-        <w:rPr>
-          <w:highlight w:val="lightGray"/>
-        </w:rPr>
-        <w:t>Savalli</w:t>
-      </w:r>
-      <w:proofErr w:type="spellEnd"/>
-      <w:r>
-        <w:rPr>
-          <w:highlight w:val="lightGray"/>
-        </w:rPr>
-        <w:t xml:space="preserve"> et al. (2025) conduziram um estudo multicêntrico utilizando algoritmos de aprendizado de máquina para prever a admissão de pacientes com COVID-19 em Unidades de Terapia Intensiva (UTI) com base em dados clínicos e laboratoriais coletados em 12 hospitais brasileiros. O modelo </w:t>
-      </w:r>
-      <w:proofErr w:type="spellStart"/>
-      <w:r>
-        <w:rPr>
-          <w:highlight w:val="lightGray"/>
-        </w:rPr>
-        <w:t>XGBoost</w:t>
-      </w:r>
-      <w:proofErr w:type="spellEnd"/>
-      <w:r>
-        <w:rPr>
-          <w:highlight w:val="lightGray"/>
-        </w:rPr>
-        <w:t xml:space="preserve"> foi treinado individualmente em cada hospital para avaliar a performance local e identificar a instituição com melhor desempenho preditivo. Esse modelo foi então validado externamente nos demais hospitais e posteriormente ajustado com técnicas de </w:t>
-      </w:r>
-      <w:proofErr w:type="spellStart"/>
+      <w:r>
+        <w:rPr>
+          <w:highlight w:val="lightGray"/>
+        </w:rPr>
+        <w:t xml:space="preserve">Savalli et al. (2025) conduziram um estudo multicêntrico utilizando algoritmos de aprendizado de máquina para prever a admissão de pacientes com COVID-19 em Unidades de Terapia Intensiva (UTI) com base em dados clínicos e laboratoriais coletados em 12 hospitais brasileiros. O modelo XGBoost foi treinado individualmente em cada hospital para avaliar a performance local e identificar a instituição com melhor desempenho preditivo. Esse modelo foi então validado externamente nos demais hospitais e posteriormente ajustado com técnicas de </w:t>
+      </w:r>
       <w:r>
         <w:rPr>
           <w:rStyle w:val="nfase"/>
           <w:highlight w:val="lightGray"/>
         </w:rPr>
-        <w:t>transfer</w:t>
-      </w:r>
-      <w:proofErr w:type="spellEnd"/>
+        <w:t>transfer learning</w:t>
+      </w:r>
+      <w:r>
+        <w:rPr>
+          <w:highlight w:val="lightGray"/>
+        </w:rPr>
+        <w:t xml:space="preserve">. Os resultados indicaram variações significativas na performance entre os hospitais (AUC entre 0.62 e 0.94), sendo que a aplicação do </w:t>
+      </w:r>
       <w:r>
         <w:rPr>
           <w:rStyle w:val="nfase"/>
           <w:highlight w:val="lightGray"/>
         </w:rPr>
-        <w:t xml:space="preserve"> </w:t>
-      </w:r>
-      <w:proofErr w:type="spellStart"/>
-      <w:r>
-        <w:rPr>
-          <w:rStyle w:val="nfase"/>
-          <w:highlight w:val="lightGray"/>
-        </w:rPr>
-        <w:t>learning</w:t>
-      </w:r>
-      <w:proofErr w:type="spellEnd"/>
-      <w:r>
-        <w:rPr>
-          <w:highlight w:val="lightGray"/>
-        </w:rPr>
-        <w:t xml:space="preserve">. Os resultados indicaram variações significativas na performance entre os hospitais (AUC entre 0.62 e 0.94), sendo que a aplicação do </w:t>
-      </w:r>
-      <w:proofErr w:type="spellStart"/>
-      <w:r>
-        <w:rPr>
-          <w:rStyle w:val="nfase"/>
-          <w:highlight w:val="lightGray"/>
-        </w:rPr>
-        <w:t>transfer</w:t>
-      </w:r>
-      <w:proofErr w:type="spellEnd"/>
-      <w:r>
-        <w:rPr>
-          <w:rStyle w:val="nfase"/>
-          <w:highlight w:val="lightGray"/>
-        </w:rPr>
-        <w:t xml:space="preserve"> </w:t>
-      </w:r>
-      <w:proofErr w:type="spellStart"/>
-      <w:r>
-        <w:rPr>
-          <w:rStyle w:val="nfase"/>
-          <w:highlight w:val="lightGray"/>
-        </w:rPr>
-        <w:t>learning</w:t>
-      </w:r>
-      <w:proofErr w:type="spellEnd"/>
+        <w:t>transfer learning</w:t>
+      </w:r>
       <w:r>
         <w:rPr>
           <w:highlight w:val="lightGray"/>
@@ -5674,37 +4683,12 @@
         </w:rPr>
         <w:t>O estudo foi conduzido com base no processo de Descoberta de Conhecimento em Bases de Dados (</w:t>
       </w:r>
-      <w:proofErr w:type="spellStart"/>
       <w:r>
         <w:rPr>
           <w:rStyle w:val="nfase"/>
           <w:highlight w:val="lightGray"/>
         </w:rPr>
-        <w:t>Knowledge</w:t>
-      </w:r>
-      <w:proofErr w:type="spellEnd"/>
-      <w:r>
-        <w:rPr>
-          <w:rStyle w:val="nfase"/>
-          <w:highlight w:val="lightGray"/>
-        </w:rPr>
-        <w:t xml:space="preserve"> Discovery in </w:t>
-      </w:r>
-      <w:proofErr w:type="spellStart"/>
-      <w:r>
-        <w:rPr>
-          <w:rStyle w:val="nfase"/>
-          <w:highlight w:val="lightGray"/>
-        </w:rPr>
-        <w:t>Databases</w:t>
-      </w:r>
-      <w:proofErr w:type="spellEnd"/>
-      <w:r>
-        <w:rPr>
-          <w:rStyle w:val="nfase"/>
-          <w:highlight w:val="lightGray"/>
-        </w:rPr>
-        <w:t xml:space="preserve"> – KDD</w:t>
+        <w:t>Knowledge Discovery in Databases – KDD</w:t>
       </w:r>
       <w:r>
         <w:rPr>
@@ -5814,21 +4798,7 @@
         <w:rPr>
           <w:highlight w:val="lightGray"/>
         </w:rPr>
-        <w:t xml:space="preserve">: aplicação dos algoritmos </w:t>
-      </w:r>
-      <w:proofErr w:type="spellStart"/>
-      <w:r>
-        <w:rPr>
-          <w:highlight w:val="lightGray"/>
-        </w:rPr>
-        <w:t>Random</w:t>
-      </w:r>
-      <w:proofErr w:type="spellEnd"/>
-      <w:r>
-        <w:rPr>
-          <w:highlight w:val="lightGray"/>
-        </w:rPr>
-        <w:t xml:space="preserve"> Forest e CART para predição do desfecho clínico (</w:t>
+        <w:t>: aplicação dos algoritmos Random Forest e CART para predição do desfecho clínico (</w:t>
       </w:r>
       <w:r>
         <w:rPr>
@@ -5869,7 +4839,6 @@
         </w:rPr>
         <w:t xml:space="preserve">: análise do desempenho dos modelos e da execução do algoritmo </w:t>
       </w:r>
-      <w:proofErr w:type="spellStart"/>
       <w:r>
         <w:rPr>
           <w:rStyle w:val="CdigoHTML"/>
@@ -5878,7 +4847,6 @@
         </w:rPr>
         <w:t>real_collab</w:t>
       </w:r>
-      <w:proofErr w:type="spellEnd"/>
       <w:r>
         <w:rPr>
           <w:highlight w:val="lightGray"/>
@@ -5929,7 +4897,6 @@
         </w:rPr>
         <w:t xml:space="preserve">, disponibilizado pelo </w:t>
       </w:r>
-      <w:proofErr w:type="spellStart"/>
       <w:r>
         <w:rPr>
           <w:rStyle w:val="Forte"/>
@@ -5937,26 +4904,11 @@
         </w:rPr>
         <w:t>DataSUS</w:t>
       </w:r>
-      <w:proofErr w:type="spellEnd"/>
-      <w:r>
-        <w:rPr>
-          <w:highlight w:val="lightGray"/>
-        </w:rPr>
-        <w:t xml:space="preserve">, que contém informações epidemiológicas de pacientes hospitalizados com SRAG no Brasil. O </w:t>
-      </w:r>
-      <w:proofErr w:type="spellStart"/>
-      <w:r>
-        <w:rPr>
-          <w:highlight w:val="lightGray"/>
-        </w:rPr>
-        <w:t>dataset</w:t>
-      </w:r>
-      <w:proofErr w:type="spellEnd"/>
-      <w:r>
-        <w:rPr>
-          <w:highlight w:val="lightGray"/>
-        </w:rPr>
-        <w:t xml:space="preserve"> abrange variáveis clínicas, demográficas, de comorbidades, uso de suporte ventilatório, vacinação e desfecho clínico.</w:t>
+      <w:r>
+        <w:rPr>
+          <w:highlight w:val="lightGray"/>
+        </w:rPr>
+        <w:t>, que contém informações epidemiológicas de pacientes hospitalizados com SRAG no Brasil. O dataset abrange variáveis clínicas, demográficas, de comorbidades, uso de suporte ventilatório, vacinação e desfecho clínico.</w:t>
       </w:r>
     </w:p>
     <w:p>
@@ -6016,7 +4968,6 @@
         </w:rPr>
       </w:pPr>
       <w:bookmarkStart w:id="11" w:name="_Toc203566820"/>
-      <w:proofErr w:type="spellStart"/>
       <w:r>
         <w:rPr>
           <w:bCs/>
@@ -6025,7 +4976,6 @@
         <w:t>Pré-processamento</w:t>
       </w:r>
       <w:bookmarkEnd w:id="11"/>
-      <w:proofErr w:type="spellEnd"/>
     </w:p>
     <w:p>
       <w:pPr>
@@ -6222,7 +5172,6 @@
         </w:rPr>
         <w:t xml:space="preserve">, visando mitigar o desbalanceamento entre casos de cura e óbito, utilizando técnicas como </w:t>
       </w:r>
-      <w:proofErr w:type="spellStart"/>
       <w:r>
         <w:rPr>
           <w:rFonts w:eastAsia="Times New Roman" w:cs="Times New Roman"/>
@@ -6232,33 +5181,8 @@
           <w:highlight w:val="lightGray"/>
           <w:lang w:eastAsia="pt-BR"/>
         </w:rPr>
-        <w:t>Random</w:t>
-      </w:r>
-      <w:proofErr w:type="spellEnd"/>
-      <w:r>
-        <w:rPr>
-          <w:rFonts w:eastAsia="Times New Roman" w:cs="Times New Roman"/>
-          <w:i/>
-          <w:iCs/>
-          <w:szCs w:val="24"/>
-          <w:highlight w:val="lightGray"/>
-          <w:lang w:eastAsia="pt-BR"/>
-        </w:rPr>
-        <w:t xml:space="preserve"> </w:t>
-      </w:r>
-      <w:proofErr w:type="spellStart"/>
-      <w:r>
-        <w:rPr>
-          <w:rFonts w:eastAsia="Times New Roman" w:cs="Times New Roman"/>
-          <w:i/>
-          <w:iCs/>
-          <w:szCs w:val="24"/>
-          <w:highlight w:val="lightGray"/>
-          <w:lang w:eastAsia="pt-BR"/>
-        </w:rPr>
-        <w:t>Oversampling</w:t>
-      </w:r>
-      <w:proofErr w:type="spellEnd"/>
+        <w:t>Random Oversampling</w:t>
+      </w:r>
       <w:r>
         <w:rPr>
           <w:rFonts w:eastAsia="Times New Roman" w:cs="Times New Roman"/>
@@ -6372,69 +5296,8 @@
           <w:highlight w:val="lightGray"/>
           <w:lang w:eastAsia="pt-BR"/>
         </w:rPr>
-        <w:t xml:space="preserve">Bibliotecas </w:t>
-      </w:r>
-      <w:proofErr w:type="spellStart"/>
-      <w:r>
-        <w:rPr>
-          <w:rFonts w:eastAsia="Times New Roman" w:cs="Times New Roman"/>
-          <w:b/>
-          <w:bCs/>
-          <w:szCs w:val="24"/>
-          <w:highlight w:val="lightGray"/>
-          <w:lang w:eastAsia="pt-BR"/>
-        </w:rPr>
-        <w:t>Scikit-learn</w:t>
-      </w:r>
-      <w:proofErr w:type="spellEnd"/>
-      <w:r>
-        <w:rPr>
-          <w:rFonts w:eastAsia="Times New Roman" w:cs="Times New Roman"/>
-          <w:b/>
-          <w:bCs/>
-          <w:szCs w:val="24"/>
-          <w:highlight w:val="lightGray"/>
-          <w:lang w:eastAsia="pt-BR"/>
-        </w:rPr>
-        <w:t xml:space="preserve">, Pandas, </w:t>
-      </w:r>
-      <w:proofErr w:type="spellStart"/>
-      <w:r>
-        <w:rPr>
-          <w:rFonts w:eastAsia="Times New Roman" w:cs="Times New Roman"/>
-          <w:b/>
-          <w:bCs/>
-          <w:szCs w:val="24"/>
-          <w:highlight w:val="lightGray"/>
-          <w:lang w:eastAsia="pt-BR"/>
-        </w:rPr>
-        <w:t>Matplotlib</w:t>
-      </w:r>
-      <w:proofErr w:type="spellEnd"/>
-      <w:r>
-        <w:rPr>
-          <w:rFonts w:eastAsia="Times New Roman" w:cs="Times New Roman"/>
-          <w:b/>
-          <w:bCs/>
-          <w:szCs w:val="24"/>
-          <w:highlight w:val="lightGray"/>
-          <w:lang w:eastAsia="pt-BR"/>
-        </w:rPr>
-        <w:t xml:space="preserve"> e </w:t>
-      </w:r>
-      <w:proofErr w:type="spellStart"/>
-      <w:r>
-        <w:rPr>
-          <w:rFonts w:eastAsia="Times New Roman" w:cs="Times New Roman"/>
-          <w:b/>
-          <w:bCs/>
-          <w:szCs w:val="24"/>
-          <w:highlight w:val="lightGray"/>
-          <w:lang w:eastAsia="pt-BR"/>
-        </w:rPr>
-        <w:t>Seaborn</w:t>
-      </w:r>
-      <w:proofErr w:type="spellEnd"/>
+        <w:t>Bibliotecas Scikit-learn, Pandas, Matplotlib e Seaborn</w:t>
+      </w:r>
       <w:r>
         <w:rPr>
           <w:rFonts w:eastAsia="Times New Roman" w:cs="Times New Roman"/>
@@ -6468,55 +5331,7 @@
           <w:highlight w:val="lightGray"/>
           <w:lang w:eastAsia="pt-BR"/>
         </w:rPr>
-        <w:t xml:space="preserve">Google </w:t>
-      </w:r>
-      <w:proofErr w:type="spellStart"/>
-      <w:r>
-        <w:rPr>
-          <w:rFonts w:eastAsia="Times New Roman" w:cs="Times New Roman"/>
-          <w:b/>
-          <w:bCs/>
-          <w:szCs w:val="24"/>
-          <w:highlight w:val="lightGray"/>
-          <w:lang w:eastAsia="pt-BR"/>
-        </w:rPr>
-        <w:t>Colab</w:t>
-      </w:r>
-      <w:proofErr w:type="spellEnd"/>
-      <w:r>
-        <w:rPr>
-          <w:rFonts w:eastAsia="Times New Roman" w:cs="Times New Roman"/>
-          <w:b/>
-          <w:bCs/>
-          <w:szCs w:val="24"/>
-          <w:highlight w:val="lightGray"/>
-          <w:lang w:eastAsia="pt-BR"/>
-        </w:rPr>
-        <w:t xml:space="preserve"> e </w:t>
-      </w:r>
-      <w:proofErr w:type="spellStart"/>
-      <w:r>
-        <w:rPr>
-          <w:rFonts w:eastAsia="Times New Roman" w:cs="Times New Roman"/>
-          <w:b/>
-          <w:bCs/>
-          <w:szCs w:val="24"/>
-          <w:highlight w:val="lightGray"/>
-          <w:lang w:eastAsia="pt-BR"/>
-        </w:rPr>
-        <w:t>Jupyter</w:t>
-      </w:r>
-      <w:proofErr w:type="spellEnd"/>
-      <w:r>
-        <w:rPr>
-          <w:rFonts w:eastAsia="Times New Roman" w:cs="Times New Roman"/>
-          <w:b/>
-          <w:bCs/>
-          <w:szCs w:val="24"/>
-          <w:highlight w:val="lightGray"/>
-          <w:lang w:eastAsia="pt-BR"/>
-        </w:rPr>
-        <w:t xml:space="preserve"> Notebook</w:t>
+        <w:t>Google Colab e Jupyter Notebook</w:t>
       </w:r>
       <w:r>
         <w:rPr>
@@ -6553,7 +5368,6 @@
         </w:rPr>
         <w:t xml:space="preserve">Notebook </w:t>
       </w:r>
-      <w:proofErr w:type="spellStart"/>
       <w:r>
         <w:rPr>
           <w:rFonts w:ascii="Courier New" w:eastAsia="Times New Roman" w:hAnsi="Courier New" w:cs="Courier New"/>
@@ -6566,7 +5380,6 @@
         </w:rPr>
         <w:t>real_collab</w:t>
       </w:r>
-      <w:proofErr w:type="spellEnd"/>
       <w:r>
         <w:rPr>
           <w:rFonts w:eastAsia="Times New Roman" w:cs="Times New Roman"/>
@@ -6645,103 +5458,7 @@
           <w:highlight w:val="lightGray"/>
           <w:lang w:eastAsia="pt-BR"/>
         </w:rPr>
-        <w:t>CART (</w:t>
-      </w:r>
-      <w:proofErr w:type="spellStart"/>
-      <w:r>
-        <w:rPr>
-          <w:rFonts w:eastAsia="Times New Roman" w:cs="Times New Roman"/>
-          <w:b/>
-          <w:bCs/>
-          <w:szCs w:val="24"/>
-          <w:highlight w:val="lightGray"/>
-          <w:lang w:eastAsia="pt-BR"/>
-        </w:rPr>
-        <w:t>Classification</w:t>
-      </w:r>
-      <w:proofErr w:type="spellEnd"/>
-      <w:r>
-        <w:rPr>
-          <w:rFonts w:eastAsia="Times New Roman" w:cs="Times New Roman"/>
-          <w:b/>
-          <w:bCs/>
-          <w:szCs w:val="24"/>
-          <w:highlight w:val="lightGray"/>
-          <w:lang w:eastAsia="pt-BR"/>
-        </w:rPr>
-        <w:t xml:space="preserve"> </w:t>
-      </w:r>
-      <w:proofErr w:type="spellStart"/>
-      <w:r>
-        <w:rPr>
-          <w:rFonts w:eastAsia="Times New Roman" w:cs="Times New Roman"/>
-          <w:b/>
-          <w:bCs/>
-          <w:szCs w:val="24"/>
-          <w:highlight w:val="lightGray"/>
-          <w:lang w:eastAsia="pt-BR"/>
-        </w:rPr>
-        <w:t>and</w:t>
-      </w:r>
-      <w:proofErr w:type="spellEnd"/>
-      <w:r>
-        <w:rPr>
-          <w:rFonts w:eastAsia="Times New Roman" w:cs="Times New Roman"/>
-          <w:b/>
-          <w:bCs/>
-          <w:szCs w:val="24"/>
-          <w:highlight w:val="lightGray"/>
-          <w:lang w:eastAsia="pt-BR"/>
-        </w:rPr>
-        <w:t xml:space="preserve"> </w:t>
-      </w:r>
-      <w:proofErr w:type="spellStart"/>
-      <w:r>
-        <w:rPr>
-          <w:rFonts w:eastAsia="Times New Roman" w:cs="Times New Roman"/>
-          <w:b/>
-          <w:bCs/>
-          <w:szCs w:val="24"/>
-          <w:highlight w:val="lightGray"/>
-          <w:lang w:eastAsia="pt-BR"/>
-        </w:rPr>
-        <w:t>Regression</w:t>
-      </w:r>
-      <w:proofErr w:type="spellEnd"/>
-      <w:r>
-        <w:rPr>
-          <w:rFonts w:eastAsia="Times New Roman" w:cs="Times New Roman"/>
-          <w:b/>
-          <w:bCs/>
-          <w:szCs w:val="24"/>
-          <w:highlight w:val="lightGray"/>
-          <w:lang w:eastAsia="pt-BR"/>
-        </w:rPr>
-        <w:t xml:space="preserve"> </w:t>
-      </w:r>
-      <w:proofErr w:type="spellStart"/>
-      <w:r>
-        <w:rPr>
-          <w:rFonts w:eastAsia="Times New Roman" w:cs="Times New Roman"/>
-          <w:b/>
-          <w:bCs/>
-          <w:szCs w:val="24"/>
-          <w:highlight w:val="lightGray"/>
-          <w:lang w:eastAsia="pt-BR"/>
-        </w:rPr>
-        <w:t>Trees</w:t>
-      </w:r>
-      <w:proofErr w:type="spellEnd"/>
-      <w:r>
-        <w:rPr>
-          <w:rFonts w:eastAsia="Times New Roman" w:cs="Times New Roman"/>
-          <w:b/>
-          <w:bCs/>
-          <w:szCs w:val="24"/>
-          <w:highlight w:val="lightGray"/>
-          <w:lang w:eastAsia="pt-BR"/>
-        </w:rPr>
-        <w:t>)</w:t>
+        <w:t>CART (Classification and Regression Trees)</w:t>
       </w:r>
       <w:r>
         <w:rPr>
@@ -6767,7 +5484,6 @@
           <w:lang w:eastAsia="pt-BR"/>
         </w:rPr>
       </w:pPr>
-      <w:proofErr w:type="spellStart"/>
       <w:r>
         <w:rPr>
           <w:rFonts w:eastAsia="Times New Roman" w:cs="Times New Roman"/>
@@ -6777,19 +5493,7 @@
           <w:highlight w:val="lightGray"/>
           <w:lang w:eastAsia="pt-BR"/>
         </w:rPr>
-        <w:t>Random</w:t>
-      </w:r>
-      <w:proofErr w:type="spellEnd"/>
-      <w:r>
-        <w:rPr>
-          <w:rFonts w:eastAsia="Times New Roman" w:cs="Times New Roman"/>
-          <w:b/>
-          <w:bCs/>
-          <w:szCs w:val="24"/>
-          <w:highlight w:val="lightGray"/>
-          <w:lang w:eastAsia="pt-BR"/>
-        </w:rPr>
-        <w:t xml:space="preserve"> Forest</w:t>
+        <w:t>Random Forest</w:t>
       </w:r>
       <w:r>
         <w:rPr>
@@ -6888,27 +5592,7 @@
           <w:highlight w:val="lightGray"/>
           <w:lang w:eastAsia="pt-BR"/>
         </w:rPr>
-        <w:t xml:space="preserve">Os modelos CART e </w:t>
-      </w:r>
-      <w:proofErr w:type="spellStart"/>
-      <w:r>
-        <w:rPr>
-          <w:rFonts w:eastAsia="Times New Roman" w:cs="Times New Roman"/>
-          <w:szCs w:val="24"/>
-          <w:highlight w:val="lightGray"/>
-          <w:lang w:eastAsia="pt-BR"/>
-        </w:rPr>
-        <w:t>Random</w:t>
-      </w:r>
-      <w:proofErr w:type="spellEnd"/>
-      <w:r>
-        <w:rPr>
-          <w:rFonts w:eastAsia="Times New Roman" w:cs="Times New Roman"/>
-          <w:szCs w:val="24"/>
-          <w:highlight w:val="lightGray"/>
-          <w:lang w:eastAsia="pt-BR"/>
-        </w:rPr>
-        <w:t xml:space="preserve"> Forest foram avaliados com base nas seguintes métricas:</w:t>
+        <w:t>Os modelos CART e Random Forest foram avaliados com base nas seguintes métricas:</w:t>
       </w:r>
     </w:p>
     <w:p>
@@ -6969,31 +5653,7 @@
           <w:highlight w:val="lightGray"/>
           <w:lang w:eastAsia="pt-BR"/>
         </w:rPr>
-        <w:t xml:space="preserve">Precisão e </w:t>
-      </w:r>
-      <w:proofErr w:type="spellStart"/>
-      <w:r>
-        <w:rPr>
-          <w:rFonts w:eastAsia="Times New Roman" w:cs="Times New Roman"/>
-          <w:b/>
-          <w:bCs/>
-          <w:szCs w:val="24"/>
-          <w:highlight w:val="lightGray"/>
-          <w:lang w:eastAsia="pt-BR"/>
-        </w:rPr>
-        <w:t>Revocação</w:t>
-      </w:r>
-      <w:proofErr w:type="spellEnd"/>
-      <w:r>
-        <w:rPr>
-          <w:rFonts w:eastAsia="Times New Roman" w:cs="Times New Roman"/>
-          <w:b/>
-          <w:bCs/>
-          <w:szCs w:val="24"/>
-          <w:highlight w:val="lightGray"/>
-          <w:lang w:eastAsia="pt-BR"/>
-        </w:rPr>
-        <w:t xml:space="preserve"> (Recall)</w:t>
+        <w:t>Precisão e Revocação (Recall)</w:t>
       </w:r>
       <w:r>
         <w:rPr>
@@ -7168,7 +5828,6 @@
         </w:rPr>
         <w:t>Com o objetivo de avaliar o desempenho computacional do notebook desenvolvido (</w:t>
       </w:r>
-      <w:proofErr w:type="spellStart"/>
       <w:r>
         <w:rPr>
           <w:rStyle w:val="CdigoHTML"/>
@@ -7177,7 +5836,6 @@
         </w:rPr>
         <w:t>real_collab</w:t>
       </w:r>
-      <w:proofErr w:type="spellEnd"/>
       <w:r>
         <w:rPr>
           <w:highlight w:val="lightGray"/>
@@ -7445,27 +6103,7 @@
                 <w:highlight w:val="lightGray"/>
                 <w:lang w:eastAsia="pt-BR"/>
               </w:rPr>
-              <w:t xml:space="preserve">AMD </w:t>
-            </w:r>
-            <w:proofErr w:type="spellStart"/>
-            <w:r>
-              <w:rPr>
-                <w:rFonts w:eastAsia="Times New Roman" w:cs="Times New Roman"/>
-                <w:szCs w:val="24"/>
-                <w:highlight w:val="lightGray"/>
-                <w:lang w:eastAsia="pt-BR"/>
-              </w:rPr>
-              <w:t>Ryzen</w:t>
-            </w:r>
-            <w:proofErr w:type="spellEnd"/>
-            <w:r>
-              <w:rPr>
-                <w:rFonts w:eastAsia="Times New Roman" w:cs="Times New Roman"/>
-                <w:szCs w:val="24"/>
-                <w:highlight w:val="lightGray"/>
-                <w:lang w:eastAsia="pt-BR"/>
-              </w:rPr>
-              <w:t xml:space="preserve"> 5 1600X</w:t>
+              <w:t>AMD Ryzen 5 1600X</w:t>
             </w:r>
           </w:p>
         </w:tc>
@@ -7856,7 +6494,6 @@
                 <w:lang w:eastAsia="pt-BR"/>
               </w:rPr>
             </w:pPr>
-            <w:proofErr w:type="spellStart"/>
             <w:r>
               <w:rPr>
                 <w:rFonts w:eastAsia="Times New Roman" w:cs="Times New Roman"/>
@@ -7864,37 +6501,7 @@
                 <w:highlight w:val="lightGray"/>
                 <w:lang w:eastAsia="pt-BR"/>
               </w:rPr>
-              <w:t>openSUSE</w:t>
-            </w:r>
-            <w:proofErr w:type="spellEnd"/>
-            <w:r>
-              <w:rPr>
-                <w:rFonts w:eastAsia="Times New Roman" w:cs="Times New Roman"/>
-                <w:szCs w:val="24"/>
-                <w:highlight w:val="lightGray"/>
-                <w:lang w:eastAsia="pt-BR"/>
-              </w:rPr>
-              <w:t xml:space="preserve"> </w:t>
-            </w:r>
-            <w:proofErr w:type="spellStart"/>
-            <w:r>
-              <w:rPr>
-                <w:rFonts w:eastAsia="Times New Roman" w:cs="Times New Roman"/>
-                <w:szCs w:val="24"/>
-                <w:highlight w:val="lightGray"/>
-                <w:lang w:eastAsia="pt-BR"/>
-              </w:rPr>
-              <w:t>Leap</w:t>
-            </w:r>
-            <w:proofErr w:type="spellEnd"/>
-            <w:r>
-              <w:rPr>
-                <w:rFonts w:eastAsia="Times New Roman" w:cs="Times New Roman"/>
-                <w:szCs w:val="24"/>
-                <w:highlight w:val="lightGray"/>
-                <w:lang w:eastAsia="pt-BR"/>
-              </w:rPr>
-              <w:t xml:space="preserve"> (kernel 5.14)</w:t>
+              <w:t>openSUSE Leap (kernel 5.14)</w:t>
             </w:r>
           </w:p>
         </w:tc>
@@ -7944,7 +6551,6 @@
         </w:rPr>
         <w:t xml:space="preserve">O tempo total de execução do algoritmo </w:t>
       </w:r>
-      <w:proofErr w:type="spellStart"/>
       <w:r>
         <w:rPr>
           <w:rStyle w:val="CdigoHTML"/>
@@ -7953,7 +6559,6 @@
         </w:rPr>
         <w:t>real_collab</w:t>
       </w:r>
-      <w:proofErr w:type="spellEnd"/>
       <w:r>
         <w:rPr>
           <w:highlight w:val="lightGray"/>
@@ -8151,67 +6756,7 @@
           <w:highlight w:val="lightGray"/>
           <w:lang w:eastAsia="pt-BR"/>
         </w:rPr>
-        <w:t>Comparações entre os modelos (</w:t>
-      </w:r>
-      <w:proofErr w:type="spellStart"/>
-      <w:r>
-        <w:rPr>
-          <w:rFonts w:eastAsia="Times New Roman" w:cs="Times New Roman"/>
-          <w:szCs w:val="24"/>
-          <w:highlight w:val="lightGray"/>
-          <w:lang w:eastAsia="pt-BR"/>
-        </w:rPr>
-        <w:t>ex</w:t>
-      </w:r>
-      <w:proofErr w:type="spellEnd"/>
-      <w:r>
-        <w:rPr>
-          <w:rFonts w:eastAsia="Times New Roman" w:cs="Times New Roman"/>
-          <w:szCs w:val="24"/>
-          <w:highlight w:val="lightGray"/>
-          <w:lang w:eastAsia="pt-BR"/>
-        </w:rPr>
-        <w:t xml:space="preserve">: CART </w:t>
-      </w:r>
-      <w:proofErr w:type="spellStart"/>
-      <w:r>
-        <w:rPr>
-          <w:rFonts w:eastAsia="Times New Roman" w:cs="Times New Roman"/>
-          <w:szCs w:val="24"/>
-          <w:highlight w:val="lightGray"/>
-          <w:lang w:eastAsia="pt-BR"/>
-        </w:rPr>
-        <w:t>vs</w:t>
-      </w:r>
-      <w:proofErr w:type="spellEnd"/>
-      <w:r>
-        <w:rPr>
-          <w:rFonts w:eastAsia="Times New Roman" w:cs="Times New Roman"/>
-          <w:szCs w:val="24"/>
-          <w:highlight w:val="lightGray"/>
-          <w:lang w:eastAsia="pt-BR"/>
-        </w:rPr>
-        <w:t xml:space="preserve"> </w:t>
-      </w:r>
-      <w:proofErr w:type="spellStart"/>
-      <w:r>
-        <w:rPr>
-          <w:rFonts w:eastAsia="Times New Roman" w:cs="Times New Roman"/>
-          <w:szCs w:val="24"/>
-          <w:highlight w:val="lightGray"/>
-          <w:lang w:eastAsia="pt-BR"/>
-        </w:rPr>
-        <w:t>Random</w:t>
-      </w:r>
-      <w:proofErr w:type="spellEnd"/>
-      <w:r>
-        <w:rPr>
-          <w:rFonts w:eastAsia="Times New Roman" w:cs="Times New Roman"/>
-          <w:szCs w:val="24"/>
-          <w:highlight w:val="lightGray"/>
-          <w:lang w:eastAsia="pt-BR"/>
-        </w:rPr>
-        <w:t xml:space="preserve"> Forest)</w:t>
+        <w:t>Comparações entre os modelos (ex: CART vs Random Forest)</w:t>
       </w:r>
     </w:p>
     <w:p>
@@ -8236,39 +6781,8 @@
           <w:highlight w:val="lightGray"/>
           <w:lang w:eastAsia="pt-BR"/>
         </w:rPr>
-        <w:t xml:space="preserve">Tabelas de </w:t>
-      </w:r>
-      <w:proofErr w:type="spellStart"/>
-      <w:r>
-        <w:rPr>
-          <w:rFonts w:eastAsia="Times New Roman" w:cs="Times New Roman"/>
-          <w:szCs w:val="24"/>
-          <w:highlight w:val="lightGray"/>
-          <w:lang w:eastAsia="pt-BR"/>
-        </w:rPr>
-        <w:t>feature</w:t>
-      </w:r>
-      <w:proofErr w:type="spellEnd"/>
-      <w:r>
-        <w:rPr>
-          <w:rFonts w:eastAsia="Times New Roman" w:cs="Times New Roman"/>
-          <w:szCs w:val="24"/>
-          <w:highlight w:val="lightGray"/>
-          <w:lang w:eastAsia="pt-BR"/>
-        </w:rPr>
-        <w:t xml:space="preserve"> </w:t>
-      </w:r>
-      <w:proofErr w:type="spellStart"/>
-      <w:r>
-        <w:rPr>
-          <w:rFonts w:eastAsia="Times New Roman" w:cs="Times New Roman"/>
-          <w:szCs w:val="24"/>
-          <w:highlight w:val="lightGray"/>
-          <w:lang w:eastAsia="pt-BR"/>
-        </w:rPr>
-        <w:t>importance</w:t>
-      </w:r>
-      <w:proofErr w:type="spellEnd"/>
+        <w:t>Tabelas de feature importance</w:t>
+      </w:r>
     </w:p>
     <w:p>
       <w:pPr>
@@ -8336,50 +6850,20 @@
       <w:r>
         <w:t xml:space="preserve">) de pacientes com Síndrome Respiratória Aguda Grave (SRAG): </w:t>
       </w:r>
-      <w:proofErr w:type="spellStart"/>
       <w:r>
         <w:rPr>
           <w:rStyle w:val="Forte"/>
         </w:rPr>
-        <w:t>Decision</w:t>
-      </w:r>
-      <w:proofErr w:type="spellEnd"/>
+        <w:t>Decision Tree (CART)</w:t>
+      </w:r>
+      <w:r>
+        <w:t xml:space="preserve"> e </w:t>
+      </w:r>
       <w:r>
         <w:rPr>
           <w:rStyle w:val="Forte"/>
         </w:rPr>
-        <w:t xml:space="preserve"> </w:t>
-      </w:r>
-      <w:proofErr w:type="spellStart"/>
-      <w:r>
-        <w:rPr>
-          <w:rStyle w:val="Forte"/>
-        </w:rPr>
-        <w:t>Tree</w:t>
-      </w:r>
-      <w:proofErr w:type="spellEnd"/>
-      <w:r>
-        <w:rPr>
-          <w:rStyle w:val="Forte"/>
-        </w:rPr>
-        <w:t xml:space="preserve"> (CART)</w:t>
-      </w:r>
-      <w:r>
-        <w:t xml:space="preserve"> e </w:t>
-      </w:r>
-      <w:proofErr w:type="spellStart"/>
-      <w:r>
-        <w:rPr>
-          <w:rStyle w:val="Forte"/>
-        </w:rPr>
-        <w:t>Random</w:t>
-      </w:r>
-      <w:proofErr w:type="spellEnd"/>
-      <w:r>
-        <w:rPr>
-          <w:rStyle w:val="Forte"/>
-        </w:rPr>
-        <w:t xml:space="preserve"> Forest</w:t>
+        <w:t>Random Forest</w:t>
       </w:r>
       <w:r>
         <w:t xml:space="preserve">. Ambos os modelos foram ajustados utilizando </w:t>
@@ -8440,31 +6924,7 @@
           <w:highlight w:val="yellow"/>
           <w:lang w:eastAsia="pt-BR"/>
         </w:rPr>
-        <w:t xml:space="preserve">4.1.1 </w:t>
-      </w:r>
-      <w:proofErr w:type="spellStart"/>
-      <w:r>
-        <w:rPr>
-          <w:rFonts w:eastAsia="Times New Roman" w:cs="Times New Roman"/>
-          <w:b/>
-          <w:bCs/>
-          <w:szCs w:val="24"/>
-          <w:highlight w:val="yellow"/>
-          <w:lang w:eastAsia="pt-BR"/>
-        </w:rPr>
-        <w:t>Random</w:t>
-      </w:r>
-      <w:proofErr w:type="spellEnd"/>
-      <w:r>
-        <w:rPr>
-          <w:rFonts w:eastAsia="Times New Roman" w:cs="Times New Roman"/>
-          <w:b/>
-          <w:bCs/>
-          <w:szCs w:val="24"/>
-          <w:highlight w:val="yellow"/>
-          <w:lang w:eastAsia="pt-BR"/>
-        </w:rPr>
-        <w:t xml:space="preserve"> Forest</w:t>
+        <w:t>4.1.1 Random Forest</w:t>
       </w:r>
       <w:r>
         <w:rPr>
@@ -8581,27 +7041,8 @@
           <w:szCs w:val="24"/>
           <w:lang w:eastAsia="pt-BR"/>
         </w:rPr>
-        <w:t xml:space="preserve">O modelo </w:t>
-      </w:r>
-      <w:proofErr w:type="spellStart"/>
-      <w:r>
-        <w:rPr>
-          <w:rFonts w:eastAsia="Times New Roman" w:cs="Times New Roman"/>
-          <w:szCs w:val="24"/>
-          <w:lang w:eastAsia="pt-BR"/>
-        </w:rPr>
-        <w:t>Random</w:t>
-      </w:r>
-      <w:proofErr w:type="spellEnd"/>
-      <w:r>
-        <w:rPr>
-          <w:rFonts w:eastAsia="Times New Roman" w:cs="Times New Roman"/>
-          <w:szCs w:val="24"/>
-          <w:lang w:eastAsia="pt-BR"/>
-        </w:rPr>
-        <w:t xml:space="preserve"> Forest foi ajustado com </w:t>
-      </w:r>
-      <w:proofErr w:type="spellStart"/>
+        <w:t xml:space="preserve">O modelo Random Forest foi ajustado com </w:t>
+      </w:r>
       <w:r>
         <w:rPr>
           <w:rFonts w:ascii="Courier New" w:eastAsia="Times New Roman" w:hAnsi="Courier New" w:cs="Courier New"/>
@@ -8609,9 +7050,16 @@
           <w:szCs w:val="20"/>
           <w:lang w:eastAsia="pt-BR"/>
         </w:rPr>
-        <w:t>n_estimators</w:t>
-      </w:r>
-      <w:proofErr w:type="spellEnd"/>
+        <w:t>n_estimators=100</w:t>
+      </w:r>
+      <w:r>
+        <w:rPr>
+          <w:rFonts w:eastAsia="Times New Roman" w:cs="Times New Roman"/>
+          <w:szCs w:val="24"/>
+          <w:lang w:eastAsia="pt-BR"/>
+        </w:rPr>
+        <w:t xml:space="preserve">, </w:t>
+      </w:r>
       <w:r>
         <w:rPr>
           <w:rFonts w:ascii="Courier New" w:eastAsia="Times New Roman" w:hAnsi="Courier New" w:cs="Courier New"/>
@@ -8619,7 +7067,7 @@
           <w:szCs w:val="20"/>
           <w:lang w:eastAsia="pt-BR"/>
         </w:rPr>
-        <w:t>=100</w:t>
+        <w:t>max_depth=7</w:t>
       </w:r>
       <w:r>
         <w:rPr>
@@ -8629,7 +7077,6 @@
         </w:rPr>
         <w:t xml:space="preserve">, </w:t>
       </w:r>
-      <w:proofErr w:type="spellStart"/>
       <w:r>
         <w:rPr>
           <w:rFonts w:ascii="Courier New" w:eastAsia="Times New Roman" w:hAnsi="Courier New" w:cs="Courier New"/>
@@ -8637,9 +7084,16 @@
           <w:szCs w:val="20"/>
           <w:lang w:eastAsia="pt-BR"/>
         </w:rPr>
-        <w:t>max_depth</w:t>
-      </w:r>
-      <w:proofErr w:type="spellEnd"/>
+        <w:t>min_samples_leaf=2</w:t>
+      </w:r>
+      <w:r>
+        <w:rPr>
+          <w:rFonts w:eastAsia="Times New Roman" w:cs="Times New Roman"/>
+          <w:szCs w:val="24"/>
+          <w:lang w:eastAsia="pt-BR"/>
+        </w:rPr>
+        <w:t xml:space="preserve"> e </w:t>
+      </w:r>
       <w:r>
         <w:rPr>
           <w:rFonts w:ascii="Courier New" w:eastAsia="Times New Roman" w:hAnsi="Courier New" w:cs="Courier New"/>
@@ -8647,63 +7101,7 @@
           <w:szCs w:val="20"/>
           <w:lang w:eastAsia="pt-BR"/>
         </w:rPr>
-        <w:t>=7</w:t>
-      </w:r>
-      <w:r>
-        <w:rPr>
-          <w:rFonts w:eastAsia="Times New Roman" w:cs="Times New Roman"/>
-          <w:szCs w:val="24"/>
-          <w:lang w:eastAsia="pt-BR"/>
-        </w:rPr>
-        <w:t xml:space="preserve">, </w:t>
-      </w:r>
-      <w:proofErr w:type="spellStart"/>
-      <w:r>
-        <w:rPr>
-          <w:rFonts w:ascii="Courier New" w:eastAsia="Times New Roman" w:hAnsi="Courier New" w:cs="Courier New"/>
-          <w:sz w:val="20"/>
-          <w:szCs w:val="20"/>
-          <w:lang w:eastAsia="pt-BR"/>
-        </w:rPr>
-        <w:t>min_samples_leaf</w:t>
-      </w:r>
-      <w:proofErr w:type="spellEnd"/>
-      <w:r>
-        <w:rPr>
-          <w:rFonts w:ascii="Courier New" w:eastAsia="Times New Roman" w:hAnsi="Courier New" w:cs="Courier New"/>
-          <w:sz w:val="20"/>
-          <w:szCs w:val="20"/>
-          <w:lang w:eastAsia="pt-BR"/>
-        </w:rPr>
-        <w:t>=2</w:t>
-      </w:r>
-      <w:r>
-        <w:rPr>
-          <w:rFonts w:eastAsia="Times New Roman" w:cs="Times New Roman"/>
-          <w:szCs w:val="24"/>
-          <w:lang w:eastAsia="pt-BR"/>
-        </w:rPr>
-        <w:t xml:space="preserve"> e </w:t>
-      </w:r>
-      <w:proofErr w:type="spellStart"/>
-      <w:r>
-        <w:rPr>
-          <w:rFonts w:ascii="Courier New" w:eastAsia="Times New Roman" w:hAnsi="Courier New" w:cs="Courier New"/>
-          <w:sz w:val="20"/>
-          <w:szCs w:val="20"/>
-          <w:lang w:eastAsia="pt-BR"/>
-        </w:rPr>
-        <w:t>min_samples_split</w:t>
-      </w:r>
-      <w:proofErr w:type="spellEnd"/>
-      <w:r>
-        <w:rPr>
-          <w:rFonts w:ascii="Courier New" w:eastAsia="Times New Roman" w:hAnsi="Courier New" w:cs="Courier New"/>
-          <w:sz w:val="20"/>
-          <w:szCs w:val="20"/>
-          <w:lang w:eastAsia="pt-BR"/>
-        </w:rPr>
-        <w:t>=5</w:t>
+        <w:t>min_samples_split=5</w:t>
       </w:r>
       <w:r>
         <w:rPr>
@@ -8898,25 +7296,7 @@
           <w:szCs w:val="24"/>
           <w:lang w:eastAsia="pt-BR"/>
         </w:rPr>
-        <w:t xml:space="preserve"> (Figura 4) evidencia superioridade da </w:t>
-      </w:r>
-      <w:proofErr w:type="spellStart"/>
-      <w:r>
-        <w:rPr>
-          <w:rFonts w:eastAsia="Times New Roman" w:cs="Times New Roman"/>
-          <w:szCs w:val="24"/>
-          <w:lang w:eastAsia="pt-BR"/>
-        </w:rPr>
-        <w:t>Random</w:t>
-      </w:r>
-      <w:proofErr w:type="spellEnd"/>
-      <w:r>
-        <w:rPr>
-          <w:rFonts w:eastAsia="Times New Roman" w:cs="Times New Roman"/>
-          <w:szCs w:val="24"/>
-          <w:lang w:eastAsia="pt-BR"/>
-        </w:rPr>
-        <w:t xml:space="preserve"> Forest em praticamente todas as faixas da taxa de falsos positivos, mantendo maior área sob a curva.</w:t>
+        <w:t xml:space="preserve"> (Figura 4) evidencia superioridade da Random Forest em praticamente todas as faixas da taxa de falsos positivos, mantendo maior área sob a curva.</w:t>
       </w:r>
     </w:p>
     <w:p>
@@ -8975,65 +7355,38 @@
         <w:lastRenderedPageBreak/>
         <w:t xml:space="preserve">O modelo CART foi ajustado com os melhores hiperparâmetros encontrados: </w:t>
       </w:r>
-      <w:proofErr w:type="spellStart"/>
       <w:r>
         <w:rPr>
           <w:rStyle w:val="CdigoHTML"/>
           <w:highlight w:val="lightGray"/>
         </w:rPr>
-        <w:t>max_depth</w:t>
-      </w:r>
-      <w:proofErr w:type="spellEnd"/>
+        <w:t>max_depth=5</w:t>
+      </w:r>
+      <w:r>
+        <w:rPr>
+          <w:highlight w:val="lightGray"/>
+        </w:rPr>
+        <w:t xml:space="preserve">, </w:t>
+      </w:r>
       <w:r>
         <w:rPr>
           <w:rStyle w:val="CdigoHTML"/>
           <w:highlight w:val="lightGray"/>
         </w:rPr>
-        <w:t>=5</w:t>
-      </w:r>
-      <w:r>
-        <w:rPr>
-          <w:highlight w:val="lightGray"/>
-        </w:rPr>
-        <w:t xml:space="preserve">, </w:t>
-      </w:r>
-      <w:proofErr w:type="spellStart"/>
+        <w:t>min_samples_leaf=1</w:t>
+      </w:r>
+      <w:r>
+        <w:rPr>
+          <w:highlight w:val="lightGray"/>
+        </w:rPr>
+        <w:t xml:space="preserve"> e </w:t>
+      </w:r>
       <w:r>
         <w:rPr>
           <w:rStyle w:val="CdigoHTML"/>
           <w:highlight w:val="lightGray"/>
         </w:rPr>
-        <w:t>min_samples_leaf</w:t>
-      </w:r>
-      <w:proofErr w:type="spellEnd"/>
-      <w:r>
-        <w:rPr>
-          <w:rStyle w:val="CdigoHTML"/>
-          <w:highlight w:val="lightGray"/>
-        </w:rPr>
-        <w:t>=1</w:t>
-      </w:r>
-      <w:r>
-        <w:rPr>
-          <w:highlight w:val="lightGray"/>
-        </w:rPr>
-        <w:t xml:space="preserve"> e </w:t>
-      </w:r>
-      <w:proofErr w:type="spellStart"/>
-      <w:r>
-        <w:rPr>
-          <w:rStyle w:val="CdigoHTML"/>
-          <w:highlight w:val="lightGray"/>
-        </w:rPr>
-        <w:t>min_samples_split</w:t>
-      </w:r>
-      <w:proofErr w:type="spellEnd"/>
-      <w:r>
-        <w:rPr>
-          <w:rStyle w:val="CdigoHTML"/>
-          <w:highlight w:val="lightGray"/>
-        </w:rPr>
-        <w:t>=2</w:t>
+        <w:t>min_samples_split=2</w:t>
       </w:r>
       <w:r>
         <w:rPr>
@@ -9589,7 +7942,6 @@
                 <w:lang w:eastAsia="pt-BR"/>
               </w:rPr>
             </w:pPr>
-            <w:proofErr w:type="spellStart"/>
             <w:r>
               <w:rPr>
                 <w:rFonts w:eastAsia="Times New Roman" w:cs="Times New Roman"/>
@@ -9600,7 +7952,6 @@
               </w:rPr>
               <w:t>Accuracy</w:t>
             </w:r>
-            <w:proofErr w:type="spellEnd"/>
           </w:p>
         </w:tc>
         <w:tc>
@@ -9621,7 +7972,6 @@
                 <w:lang w:eastAsia="pt-BR"/>
               </w:rPr>
             </w:pPr>
-            <w:proofErr w:type="spellStart"/>
             <w:r>
               <w:rPr>
                 <w:rFonts w:eastAsia="Times New Roman" w:cs="Times New Roman"/>
@@ -9632,7 +7982,6 @@
               </w:rPr>
               <w:t>Precision</w:t>
             </w:r>
-            <w:proofErr w:type="spellEnd"/>
           </w:p>
         </w:tc>
         <w:tc>
@@ -9847,23 +8196,13 @@
                 <w:lang w:eastAsia="pt-BR"/>
               </w:rPr>
             </w:pPr>
-            <w:proofErr w:type="spellStart"/>
             <w:r>
               <w:rPr>
                 <w:rFonts w:eastAsia="Times New Roman" w:cs="Times New Roman"/>
                 <w:szCs w:val="24"/>
                 <w:lang w:eastAsia="pt-BR"/>
               </w:rPr>
-              <w:t>Random</w:t>
-            </w:r>
-            <w:proofErr w:type="spellEnd"/>
-            <w:r>
-              <w:rPr>
-                <w:rFonts w:eastAsia="Times New Roman" w:cs="Times New Roman"/>
-                <w:szCs w:val="24"/>
-                <w:lang w:eastAsia="pt-BR"/>
-              </w:rPr>
-              <w:t xml:space="preserve"> Forest</w:t>
+              <w:t>Random Forest</w:t>
             </w:r>
           </w:p>
         </w:tc>
@@ -10026,23 +8365,7 @@
         </w:rPr>
       </w:pPr>
       <w:r>
-        <w:t xml:space="preserve"># </w:t>
-      </w:r>
-      <w:proofErr w:type="spellStart"/>
-      <w:r>
-        <w:t>Interpretação</w:t>
-      </w:r>
-      <w:proofErr w:type="spellEnd"/>
-      <w:r>
-        <w:t xml:space="preserve"> </w:t>
-      </w:r>
-      <w:proofErr w:type="spellStart"/>
-      <w:r>
-        <w:t>Clínica</w:t>
-      </w:r>
-      <w:proofErr w:type="spellEnd"/>
-      <w:r>
-        <w:t xml:space="preserve"> e Técnica</w:t>
+        <w:t># Interpretação Clínica e Técnica</w:t>
       </w:r>
     </w:p>
     <w:p>
@@ -10262,15 +8585,7 @@
         <w:t>2</w:t>
       </w:r>
       <w:r>
-        <w:t xml:space="preserve"> – Matrizes de confusão comparando CART e </w:t>
-      </w:r>
-      <w:proofErr w:type="spellStart"/>
-      <w:r>
-        <w:t>Random</w:t>
-      </w:r>
-      <w:proofErr w:type="spellEnd"/>
-      <w:r>
-        <w:t xml:space="preserve"> Forest.</w:t>
+        <w:t xml:space="preserve"> – Matrizes de confusão comparando CART e Random Forest.</w:t>
       </w:r>
     </w:p>
     <w:p>
@@ -10341,15 +8656,7 @@
         <w:t>3</w:t>
       </w:r>
       <w:r>
-        <w:t xml:space="preserve"> – Curva ROC comparativa entre CART e </w:t>
-      </w:r>
-      <w:proofErr w:type="spellStart"/>
-      <w:r>
-        <w:t>Random</w:t>
-      </w:r>
-      <w:proofErr w:type="spellEnd"/>
-      <w:r>
-        <w:t xml:space="preserve"> Forest.</w:t>
+        <w:t xml:space="preserve"> – Curva ROC comparativa entre CART e Random Forest.</w:t>
       </w:r>
     </w:p>
     <w:p>
@@ -11063,23 +9370,13 @@
           <w:sz w:val="27"/>
         </w:rPr>
       </w:pPr>
-      <w:proofErr w:type="spellStart"/>
       <w:r>
         <w:rPr>
           <w:rStyle w:val="Forte"/>
           <w:b/>
           <w:bCs w:val="0"/>
         </w:rPr>
-        <w:t>Interpretação</w:t>
-      </w:r>
-      <w:proofErr w:type="spellEnd"/>
-      <w:r>
-        <w:rPr>
-          <w:rStyle w:val="Forte"/>
-          <w:b/>
-          <w:bCs w:val="0"/>
-        </w:rPr>
-        <w:t xml:space="preserve"> Técnica</w:t>
+        <w:t>Interpretação Técnica</w:t>
       </w:r>
     </w:p>
     <w:p>
@@ -11098,15 +9395,7 @@
         <w:t>PC Geraldo</w:t>
       </w:r>
       <w:r>
-        <w:t xml:space="preserve"> teve o melhor desempenho, mesmo com apenas 8GB de RAM e um </w:t>
-      </w:r>
-      <w:proofErr w:type="spellStart"/>
-      <w:r>
-        <w:t>Ryzen</w:t>
-      </w:r>
-      <w:proofErr w:type="spellEnd"/>
-      <w:r>
-        <w:t xml:space="preserve"> 1600x (CPU com boa performance por núcleo). Isso pode ser devido ao Fedora ser um SO leve e o código estar mais otimizado para uso local, com menor overhead de virtualização.</w:t>
+        <w:t xml:space="preserve"> teve o melhor desempenho, mesmo com apenas 8GB de RAM e um Ryzen 1600x (CPU com boa performance por núcleo). Isso pode ser devido ao Fedora ser um SO leve e o código estar mais otimizado para uso local, com menor overhead de virtualização.</w:t>
       </w:r>
     </w:p>
     <w:p>
@@ -11134,15 +9423,7 @@
         <w:t>Xeon E5620</w:t>
       </w:r>
       <w:r>
-        <w:t xml:space="preserve">, que tem </w:t>
-      </w:r>
-      <w:proofErr w:type="spellStart"/>
-      <w:r>
-        <w:t>clock</w:t>
-      </w:r>
-      <w:proofErr w:type="spellEnd"/>
-      <w:r>
-        <w:t xml:space="preserve"> mais baixo e menor eficiência por núcleo. O tempo ainda foi bom, mas não foi o mais rápido.</w:t>
+        <w:t>, que tem clock mais baixo e menor eficiência por núcleo. O tempo ainda foi bom, mas não foi o mais rápido.</w:t>
       </w:r>
     </w:p>
     <w:p>
@@ -11171,31 +9452,7 @@
         <w:t>pior tempo</w:t>
       </w:r>
       <w:r>
-        <w:t xml:space="preserve">, possivelmente por estar executando em um ambiente com mais processos paralelos em segundo plano (SO Windows ou virtualização via </w:t>
-      </w:r>
-      <w:proofErr w:type="spellStart"/>
-      <w:r>
-        <w:t>Jupyter</w:t>
-      </w:r>
-      <w:proofErr w:type="spellEnd"/>
-      <w:r>
-        <w:t>/</w:t>
-      </w:r>
-      <w:proofErr w:type="spellStart"/>
-      <w:r>
-        <w:t>Colab</w:t>
-      </w:r>
-      <w:proofErr w:type="spellEnd"/>
-      <w:r>
-        <w:t xml:space="preserve"> local), além de </w:t>
-      </w:r>
-      <w:proofErr w:type="spellStart"/>
-      <w:r>
-        <w:t>throttling</w:t>
-      </w:r>
-      <w:proofErr w:type="spellEnd"/>
-      <w:r>
-        <w:t xml:space="preserve"> térmico ou economia de energia.</w:t>
+        <w:t>, possivelmente por estar executando em um ambiente com mais processos paralelos em segundo plano (SO Windows ou virtualização via Jupyter/Colab local), além de throttling térmico ou economia de energia.</w:t>
       </w:r>
     </w:p>
     <w:p>
@@ -11249,24 +9506,14 @@
         <w:pStyle w:val="NormalWeb"/>
       </w:pPr>
       <w:r>
-        <w:t xml:space="preserve">Aqui está o gráfico comparativo de tempo de execução do </w:t>
-      </w:r>
-      <w:proofErr w:type="gramStart"/>
-      <w:r>
-        <w:t>modelo</w:t>
-      </w:r>
-      <w:proofErr w:type="gramEnd"/>
-      <w:r>
-        <w:t xml:space="preserve"> </w:t>
-      </w:r>
-      <w:proofErr w:type="spellStart"/>
+        <w:t xml:space="preserve">Aqui está o gráfico comparativo de tempo de execução do modelo </w:t>
+      </w:r>
       <w:r>
         <w:rPr>
           <w:rStyle w:val="CdigoHTML"/>
         </w:rPr>
         <w:t>modelo_real_collab</w:t>
       </w:r>
-      <w:proofErr w:type="spellEnd"/>
       <w:r>
         <w:t xml:space="preserve"> em cada máquina. Ele mostra claramente que:</w:t>
       </w:r>
@@ -11312,15 +9559,7 @@
         <w:t>PC Iasmin</w:t>
       </w:r>
       <w:r>
-        <w:t xml:space="preserve"> teve o maior tempo total, especialmente no </w:t>
-      </w:r>
-      <w:proofErr w:type="spellStart"/>
-      <w:r>
-        <w:t>Random</w:t>
-      </w:r>
-      <w:proofErr w:type="spellEnd"/>
-      <w:r>
-        <w:t xml:space="preserve"> Forest.</w:t>
+        <w:t xml:space="preserve"> teve o maior tempo total, especialmente no Random Forest.</w:t>
       </w:r>
     </w:p>
     <w:p>
@@ -11371,15 +9610,7 @@
         <w:pStyle w:val="NormalWeb"/>
       </w:pPr>
       <w:r>
-        <w:t xml:space="preserve">Os experimentos foram executados em três máquinas com configurações distintas, a fim de avaliar o impacto do ambiente computacional na eficiência de compilação do modelo. Curiosamente, o tempo total de execução mais rápido foi registrado no PC Geraldo, com 30 segundos, apesar de possuir apenas 8GB de RAM, demonstrando que fatores como sistema operacional e uso de recursos locais podem influenciar significativamente a performance computacional. O Cluster da UFES apresentou desempenho intermediário, enquanto o PC Iasmin, embora com melhor especificação de memória e CPU, foi o mais lento, possivelmente devido </w:t>
-      </w:r>
-      <w:proofErr w:type="spellStart"/>
-      <w:r>
-        <w:t>a</w:t>
-      </w:r>
-      <w:proofErr w:type="spellEnd"/>
-      <w:r>
-        <w:t xml:space="preserve"> limitações de gerenciamento térmico, energia ou overhead do ambiente. Esse resultado reforça a importância de considerar o contexto computacional ao avaliar a viabilidade de aplicação de modelos preditivos em cenários clínicos reais.</w:t>
+        <w:t>Os experimentos foram executados em três máquinas com configurações distintas, a fim de avaliar o impacto do ambiente computacional na eficiência de compilação do modelo. Curiosamente, o tempo total de execução mais rápido foi registrado no PC Geraldo, com 30 segundos, apesar de possuir apenas 8GB de RAM, demonstrando que fatores como sistema operacional e uso de recursos locais podem influenciar significativamente a performance computacional. O Cluster da UFES apresentou desempenho intermediário, enquanto o PC Iasmin, embora com melhor especificação de memória e CPU, foi o mais lento, possivelmente devido a limitações de gerenciamento térmico, energia ou overhead do ambiente. Esse resultado reforça a importância de considerar o contexto computacional ao avaliar a viabilidade de aplicação de modelos preditivos em cenários clínicos reais.</w:t>
       </w:r>
     </w:p>
     <w:p>
@@ -11453,34 +9684,14 @@
           <w:numId w:val="33"/>
         </w:numPr>
       </w:pPr>
-      <w:proofErr w:type="spellStart"/>
       <w:r>
         <w:rPr>
           <w:rStyle w:val="Forte"/>
           <w:b/>
           <w:bCs w:val="0"/>
         </w:rPr>
-        <w:t>Interpretação</w:t>
-      </w:r>
-      <w:proofErr w:type="spellEnd"/>
-      <w:r>
-        <w:rPr>
-          <w:rStyle w:val="Forte"/>
-          <w:b/>
-          <w:bCs w:val="0"/>
-        </w:rPr>
-        <w:t xml:space="preserve"> Técnica dos </w:t>
-      </w:r>
-      <w:proofErr w:type="spellStart"/>
-      <w:r>
-        <w:rPr>
-          <w:rStyle w:val="Forte"/>
-          <w:b/>
-          <w:bCs w:val="0"/>
-        </w:rPr>
-        <w:t>Resultados</w:t>
-      </w:r>
-      <w:proofErr w:type="spellEnd"/>
+        <w:t>Interpretação Técnica dos Resultados</w:t>
+      </w:r>
     </w:p>
     <w:p>
       <w:pPr>
@@ -11546,15 +9757,7 @@
         <w:t>PC Iasmin teve o pior desempenho</w:t>
       </w:r>
       <w:r>
-        <w:t xml:space="preserve">, mesmo com mais RAM e CPU moderna. A possível causa: </w:t>
-      </w:r>
-      <w:proofErr w:type="spellStart"/>
-      <w:r>
-        <w:t>throttling</w:t>
-      </w:r>
-      <w:proofErr w:type="spellEnd"/>
-      <w:r>
-        <w:t xml:space="preserve"> térmico, múltiplos processos simultâneos, modo de energia e overhead do sistema (provavelmente Windows).</w:t>
+        <w:t>, mesmo com mais RAM e CPU moderna. A possível causa: throttling térmico, múltiplos processos simultâneos, modo de energia e overhead do sistema (provavelmente Windows).</w:t>
       </w:r>
     </w:p>
     <w:p>
@@ -11661,15 +9864,7 @@
         <w:t>otimização do ambiente de execução é tão importante quanto o hardware</w:t>
       </w:r>
       <w:r>
-        <w:t xml:space="preserve">, o que pode abrir espaço para futuras investigações sobre </w:t>
-      </w:r>
-      <w:proofErr w:type="spellStart"/>
-      <w:r>
-        <w:t>deployment</w:t>
-      </w:r>
-      <w:proofErr w:type="spellEnd"/>
-      <w:r>
-        <w:t>.</w:t>
+        <w:t>, o que pode abrir espaço para futuras investigações sobre deployment.</w:t>
       </w:r>
     </w:p>
     <w:p>
@@ -11699,23 +9894,7 @@
         <w:pStyle w:val="NormalWeb"/>
       </w:pPr>
       <w:r>
-        <w:t xml:space="preserve">Para avaliar a viabilidade computacional da aplicação do modelo preditivo desenvolvido, o notebook </w:t>
-      </w:r>
-      <w:proofErr w:type="spellStart"/>
-      <w:r>
-        <w:t>modelo_real_collab</w:t>
-      </w:r>
-      <w:proofErr w:type="spellEnd"/>
-      <w:r>
-        <w:t xml:space="preserve"> foi executado em três ambientes distintos: um computador pessoal com Fedora (PC Geraldo), o cluster institucional da UFES e um notebook pessoal com Windows (PC Iasmin). Curiosamente, o menor tempo de execução foi observado no PC Geraldo (30.07s), mesmo sendo a máquina com menor quantidade de RAM (8GB) e um processador mais antigo (</w:t>
-      </w:r>
-      <w:proofErr w:type="spellStart"/>
-      <w:r>
-        <w:t>Ryzen</w:t>
-      </w:r>
-      <w:proofErr w:type="spellEnd"/>
-      <w:r>
-        <w:t xml:space="preserve"> 1600x). O Cluster UFES apresentou tempo intermediário (82.32s), enquanto o PC Iasmin, com hardware mais recente, foi o mais lento (129.82s).</w:t>
+        <w:t>Para avaliar a viabilidade computacional da aplicação do modelo preditivo desenvolvido, o notebook modelo_real_collab foi executado em três ambientes distintos: um computador pessoal com Fedora (PC Geraldo), o cluster institucional da UFES e um notebook pessoal com Windows (PC Iasmin). Curiosamente, o menor tempo de execução foi observado no PC Geraldo (30.07s), mesmo sendo a máquina com menor quantidade de RAM (8GB) e um processador mais antigo (Ryzen 1600x). O Cluster UFES apresentou tempo intermediário (82.32s), enquanto o PC Iasmin, com hardware mais recente, foi o mais lento (129.82s).</w:t>
       </w:r>
     </w:p>
     <w:p>
@@ -11761,13 +9940,8 @@
         <w:spacing w:before="100" w:beforeAutospacing="1" w:after="100" w:afterAutospacing="1" w:line="240" w:lineRule="auto"/>
         <w:jc w:val="left"/>
       </w:pPr>
-      <w:proofErr w:type="gramStart"/>
-      <w:r>
-        <w:t>[ ]</w:t>
-      </w:r>
-      <w:proofErr w:type="gramEnd"/>
-      <w:r>
-        <w:t xml:space="preserve"> mas talvez utilizar de uma forma mais visual e que um usuário leigo/ comum possa aproveitar da ferramenta;</w:t>
+      <w:r>
+        <w:t>[ ] mas talvez utilizar de uma forma mais visual e que um usuário leigo/ comum possa aproveitar da ferramenta;</w:t>
       </w:r>
     </w:p>
     <w:p>
@@ -11779,13 +9953,8 @@
         <w:spacing w:before="100" w:beforeAutospacing="1" w:after="100" w:afterAutospacing="1" w:line="240" w:lineRule="auto"/>
         <w:jc w:val="left"/>
       </w:pPr>
-      <w:proofErr w:type="gramStart"/>
-      <w:r>
-        <w:t>[ ]</w:t>
-      </w:r>
-      <w:proofErr w:type="gramEnd"/>
-      <w:r>
-        <w:t xml:space="preserve"> adicionar a essa seção a importância da máquina para análise de grandes dados faz a diferença no tempo de processamento e como isso afeta diretamente </w:t>
+      <w:r>
+        <w:t xml:space="preserve">[ ] adicionar a essa seção a importância da máquina para análise de grandes dados faz a diferença no tempo de processamento e como isso afeta diretamente </w:t>
       </w:r>
       <w:r>
         <w:lastRenderedPageBreak/>
@@ -11842,79 +10011,7 @@
           <w:highlight w:val="yellow"/>
           <w:lang w:eastAsia="pt-BR"/>
         </w:rPr>
-        <w:t xml:space="preserve">1.3 Síntese Comparativa: </w:t>
-      </w:r>
-      <w:proofErr w:type="spellStart"/>
-      <w:r>
-        <w:rPr>
-          <w:rFonts w:eastAsia="Times New Roman" w:cs="Times New Roman"/>
-          <w:b/>
-          <w:bCs/>
-          <w:szCs w:val="24"/>
-          <w:highlight w:val="yellow"/>
-          <w:lang w:eastAsia="pt-BR"/>
-        </w:rPr>
-        <w:t>Random</w:t>
-      </w:r>
-      <w:proofErr w:type="spellEnd"/>
-      <w:r>
-        <w:rPr>
-          <w:rFonts w:eastAsia="Times New Roman" w:cs="Times New Roman"/>
-          <w:b/>
-          <w:bCs/>
-          <w:szCs w:val="24"/>
-          <w:highlight w:val="yellow"/>
-          <w:lang w:eastAsia="pt-BR"/>
-        </w:rPr>
-        <w:t xml:space="preserve"> Forest </w:t>
-      </w:r>
-      <w:proofErr w:type="spellStart"/>
-      <w:r>
-        <w:rPr>
-          <w:rFonts w:eastAsia="Times New Roman" w:cs="Times New Roman"/>
-          <w:b/>
-          <w:bCs/>
-          <w:szCs w:val="24"/>
-          <w:highlight w:val="yellow"/>
-          <w:lang w:eastAsia="pt-BR"/>
-        </w:rPr>
-        <w:t>vs</w:t>
-      </w:r>
-      <w:proofErr w:type="spellEnd"/>
-      <w:r>
-        <w:rPr>
-          <w:rFonts w:eastAsia="Times New Roman" w:cs="Times New Roman"/>
-          <w:b/>
-          <w:bCs/>
-          <w:szCs w:val="24"/>
-          <w:highlight w:val="yellow"/>
-          <w:lang w:eastAsia="pt-BR"/>
-        </w:rPr>
-        <w:t xml:space="preserve"> CART [</w:t>
-      </w:r>
-      <w:proofErr w:type="spellStart"/>
-      <w:r>
-        <w:rPr>
-          <w:rFonts w:eastAsia="Times New Roman" w:cs="Times New Roman"/>
-          <w:b/>
-          <w:bCs/>
-          <w:szCs w:val="24"/>
-          <w:highlight w:val="yellow"/>
-          <w:lang w:eastAsia="pt-BR"/>
-        </w:rPr>
-        <w:t>nao</w:t>
-      </w:r>
-      <w:proofErr w:type="spellEnd"/>
-      <w:r>
-        <w:rPr>
-          <w:rFonts w:eastAsia="Times New Roman" w:cs="Times New Roman"/>
-          <w:b/>
-          <w:bCs/>
-          <w:szCs w:val="24"/>
-          <w:highlight w:val="yellow"/>
-          <w:lang w:eastAsia="pt-BR"/>
-        </w:rPr>
-        <w:t xml:space="preserve"> tenho certeza se vou deixar]</w:t>
+        <w:t>1.3 Síntese Comparativa: Random Forest vs CART [nao tenho certeza se vou deixar]</w:t>
       </w:r>
     </w:p>
     <w:p>
@@ -11931,23 +10028,13 @@
           <w:lang w:eastAsia="pt-BR"/>
         </w:rPr>
       </w:pPr>
-      <w:proofErr w:type="gramStart"/>
-      <w:r>
-        <w:rPr>
-          <w:rFonts w:eastAsia="Times New Roman" w:cs="Times New Roman"/>
-          <w:szCs w:val="24"/>
-          <w:lang w:eastAsia="pt-BR"/>
-        </w:rPr>
-        <w:t>[ ]</w:t>
-      </w:r>
-      <w:proofErr w:type="gramEnd"/>
-      <w:r>
-        <w:rPr>
-          <w:rFonts w:eastAsia="Times New Roman" w:cs="Times New Roman"/>
-          <w:szCs w:val="24"/>
-          <w:lang w:eastAsia="pt-BR"/>
-        </w:rPr>
-        <w:t xml:space="preserve"> Verificar</w:t>
+      <w:r>
+        <w:rPr>
+          <w:rFonts w:eastAsia="Times New Roman" w:cs="Times New Roman"/>
+          <w:szCs w:val="24"/>
+          <w:lang w:eastAsia="pt-BR"/>
+        </w:rPr>
+        <w:t>[ ] Verificar</w:t>
       </w:r>
     </w:p>
     <w:p>
@@ -11970,43 +10057,7 @@
           <w:szCs w:val="24"/>
           <w:lang w:eastAsia="pt-BR"/>
         </w:rPr>
-        <w:t>Tabela com métricas (</w:t>
-      </w:r>
-      <w:proofErr w:type="spellStart"/>
-      <w:r>
-        <w:rPr>
-          <w:rFonts w:eastAsia="Times New Roman" w:cs="Times New Roman"/>
-          <w:szCs w:val="24"/>
-          <w:lang w:eastAsia="pt-BR"/>
-        </w:rPr>
-        <w:t>Random</w:t>
-      </w:r>
-      <w:proofErr w:type="spellEnd"/>
-      <w:r>
-        <w:rPr>
-          <w:rFonts w:eastAsia="Times New Roman" w:cs="Times New Roman"/>
-          <w:szCs w:val="24"/>
-          <w:lang w:eastAsia="pt-BR"/>
-        </w:rPr>
-        <w:t xml:space="preserve"> Forest </w:t>
-      </w:r>
-      <w:proofErr w:type="spellStart"/>
-      <w:r>
-        <w:rPr>
-          <w:rFonts w:eastAsia="Times New Roman" w:cs="Times New Roman"/>
-          <w:szCs w:val="24"/>
-          <w:lang w:eastAsia="pt-BR"/>
-        </w:rPr>
-        <w:t>vs</w:t>
-      </w:r>
-      <w:proofErr w:type="spellEnd"/>
-      <w:r>
-        <w:rPr>
-          <w:rFonts w:eastAsia="Times New Roman" w:cs="Times New Roman"/>
-          <w:szCs w:val="24"/>
-          <w:lang w:eastAsia="pt-BR"/>
-        </w:rPr>
-        <w:t xml:space="preserve"> CART).</w:t>
+        <w:t>Tabela com métricas (Random Forest vs CART).</w:t>
       </w:r>
     </w:p>
     <w:p>
@@ -12052,25 +10103,7 @@
           <w:szCs w:val="24"/>
           <w:lang w:eastAsia="pt-BR"/>
         </w:rPr>
-        <w:t xml:space="preserve">Gráficos de importância das </w:t>
-      </w:r>
-      <w:proofErr w:type="spellStart"/>
-      <w:r>
-        <w:rPr>
-          <w:rFonts w:eastAsia="Times New Roman" w:cs="Times New Roman"/>
-          <w:szCs w:val="24"/>
-          <w:lang w:eastAsia="pt-BR"/>
-        </w:rPr>
-        <w:t>features</w:t>
-      </w:r>
-      <w:proofErr w:type="spellEnd"/>
-      <w:r>
-        <w:rPr>
-          <w:rFonts w:eastAsia="Times New Roman" w:cs="Times New Roman"/>
-          <w:szCs w:val="24"/>
-          <w:lang w:eastAsia="pt-BR"/>
-        </w:rPr>
-        <w:t>.</w:t>
+        <w:t>Gráficos de importância das features.</w:t>
       </w:r>
     </w:p>
     <w:p>
@@ -12080,33 +10113,15 @@
         </w:rPr>
       </w:pPr>
       <w:r>
-        <w:t xml:space="preserve">Embora o modelo </w:t>
-      </w:r>
-      <w:proofErr w:type="spellStart"/>
-      <w:r>
-        <w:t>Random</w:t>
-      </w:r>
-      <w:proofErr w:type="spellEnd"/>
-      <w:r>
-        <w:t xml:space="preserve"> Forest tenha apresentado desempenho levemente superior ao CART, o modelo de árvore de decisão tem a vantagem de </w:t>
-      </w:r>
-      <w:proofErr w:type="spellStart"/>
+        <w:t xml:space="preserve">Embora o modelo Random Forest tenha apresentado desempenho levemente superior ao CART, o modelo de árvore de decisão tem a vantagem de </w:t>
+      </w:r>
       <w:r>
         <w:rPr>
           <w:rStyle w:val="notion-enable-hover"/>
           <w:b/>
           <w:bCs/>
         </w:rPr>
-        <w:t>interpretabilidade</w:t>
-      </w:r>
-      <w:proofErr w:type="spellEnd"/>
-      <w:r>
-        <w:rPr>
-          <w:rStyle w:val="notion-enable-hover"/>
-          <w:b/>
-          <w:bCs/>
-        </w:rPr>
-        <w:t xml:space="preserve"> direta</w:t>
+        <w:t>interpretabilidade direta</w:t>
       </w:r>
       <w:r>
         <w:t>, útil para aplicações clínicas e explicações em contexto médico. Ambos os modelos se mostraram viáveis para uso preditivo, com potencial de auxiliar a triagem de pacientes com maior risco de óbito e otimizar recursos hospitalares em unidades do SUS.</w:t>
@@ -12282,47 +10297,7 @@
           <w:highlight w:val="lightGray"/>
           <w:lang w:eastAsia="pt-BR"/>
         </w:rPr>
-        <w:t>Interpretação das variáveis mais relevantes (</w:t>
-      </w:r>
-      <w:proofErr w:type="spellStart"/>
-      <w:r>
-        <w:rPr>
-          <w:rFonts w:eastAsia="Times New Roman" w:cs="Times New Roman"/>
-          <w:szCs w:val="24"/>
-          <w:highlight w:val="lightGray"/>
-          <w:lang w:eastAsia="pt-BR"/>
-        </w:rPr>
-        <w:t>feature</w:t>
-      </w:r>
-      <w:proofErr w:type="spellEnd"/>
-      <w:r>
-        <w:rPr>
-          <w:rFonts w:eastAsia="Times New Roman" w:cs="Times New Roman"/>
-          <w:szCs w:val="24"/>
-          <w:highlight w:val="lightGray"/>
-          <w:lang w:eastAsia="pt-BR"/>
-        </w:rPr>
-        <w:t xml:space="preserve"> </w:t>
-      </w:r>
-      <w:proofErr w:type="spellStart"/>
-      <w:r>
-        <w:rPr>
-          <w:rFonts w:eastAsia="Times New Roman" w:cs="Times New Roman"/>
-          <w:szCs w:val="24"/>
-          <w:highlight w:val="lightGray"/>
-          <w:lang w:eastAsia="pt-BR"/>
-        </w:rPr>
-        <w:t>importance</w:t>
-      </w:r>
-      <w:proofErr w:type="spellEnd"/>
-      <w:r>
-        <w:rPr>
-          <w:rFonts w:eastAsia="Times New Roman" w:cs="Times New Roman"/>
-          <w:szCs w:val="24"/>
-          <w:highlight w:val="lightGray"/>
-          <w:lang w:eastAsia="pt-BR"/>
-        </w:rPr>
-        <w:t>)</w:t>
+        <w:t>Interpretação das variáveis mais relevantes (feature importance)</w:t>
       </w:r>
     </w:p>
     <w:p>
@@ -12347,27 +10322,7 @@
           <w:highlight w:val="lightGray"/>
           <w:lang w:eastAsia="pt-BR"/>
         </w:rPr>
-        <w:t>Discussão sobre limitações (</w:t>
-      </w:r>
-      <w:proofErr w:type="spellStart"/>
-      <w:r>
-        <w:rPr>
-          <w:rFonts w:eastAsia="Times New Roman" w:cs="Times New Roman"/>
-          <w:szCs w:val="24"/>
-          <w:highlight w:val="lightGray"/>
-          <w:lang w:eastAsia="pt-BR"/>
-        </w:rPr>
-        <w:t>ex</w:t>
-      </w:r>
-      <w:proofErr w:type="spellEnd"/>
-      <w:r>
-        <w:rPr>
-          <w:rFonts w:eastAsia="Times New Roman" w:cs="Times New Roman"/>
-          <w:szCs w:val="24"/>
-          <w:highlight w:val="lightGray"/>
-          <w:lang w:eastAsia="pt-BR"/>
-        </w:rPr>
-        <w:t>: qualidade dos dados, falta de variáveis clínicas detalhadas, etc.)</w:t>
+        <w:t>Discussão sobre limitações (ex: qualidade dos dados, falta de variáveis clínicas detalhadas, etc.)</w:t>
       </w:r>
     </w:p>
     <w:p>
@@ -12496,43 +10451,7 @@
           <w:szCs w:val="24"/>
           <w:lang w:eastAsia="pt-BR"/>
         </w:rPr>
-        <w:t>Há trade-</w:t>
-      </w:r>
-      <w:proofErr w:type="spellStart"/>
-      <w:r>
-        <w:rPr>
-          <w:rFonts w:eastAsia="Times New Roman" w:cs="Times New Roman"/>
-          <w:szCs w:val="24"/>
-          <w:lang w:eastAsia="pt-BR"/>
-        </w:rPr>
-        <w:t>offs</w:t>
-      </w:r>
-      <w:proofErr w:type="spellEnd"/>
-      <w:r>
-        <w:rPr>
-          <w:rFonts w:eastAsia="Times New Roman" w:cs="Times New Roman"/>
-          <w:szCs w:val="24"/>
-          <w:lang w:eastAsia="pt-BR"/>
-        </w:rPr>
-        <w:t xml:space="preserve"> entre acurácia e </w:t>
-      </w:r>
-      <w:proofErr w:type="spellStart"/>
-      <w:r>
-        <w:rPr>
-          <w:rFonts w:eastAsia="Times New Roman" w:cs="Times New Roman"/>
-          <w:szCs w:val="24"/>
-          <w:lang w:eastAsia="pt-BR"/>
-        </w:rPr>
-        <w:t>interpretabilidade</w:t>
-      </w:r>
-      <w:proofErr w:type="spellEnd"/>
-      <w:r>
-        <w:rPr>
-          <w:rFonts w:eastAsia="Times New Roman" w:cs="Times New Roman"/>
-          <w:szCs w:val="24"/>
-          <w:lang w:eastAsia="pt-BR"/>
-        </w:rPr>
-        <w:t>?</w:t>
+        <w:t>Há trade-offs entre acurácia e interpretabilidade?</w:t>
       </w:r>
     </w:p>
     <w:p>
@@ -12601,25 +10520,7 @@
           <w:szCs w:val="24"/>
           <w:lang w:eastAsia="pt-BR"/>
         </w:rPr>
-        <w:t xml:space="preserve">O CART oferece maior </w:t>
-      </w:r>
-      <w:proofErr w:type="spellStart"/>
-      <w:r>
-        <w:rPr>
-          <w:rFonts w:eastAsia="Times New Roman" w:cs="Times New Roman"/>
-          <w:szCs w:val="24"/>
-          <w:lang w:eastAsia="pt-BR"/>
-        </w:rPr>
-        <w:t>interpretabilidade</w:t>
-      </w:r>
-      <w:proofErr w:type="spellEnd"/>
-      <w:r>
-        <w:rPr>
-          <w:rFonts w:eastAsia="Times New Roman" w:cs="Times New Roman"/>
-          <w:szCs w:val="24"/>
-          <w:lang w:eastAsia="pt-BR"/>
-        </w:rPr>
-        <w:t xml:space="preserve"> e é computacionalmente mais leve.</w:t>
+        <w:t>O CART oferece maior interpretabilidade e é computacionalmente mais leve.</w:t>
       </w:r>
     </w:p>
     <w:p>
@@ -12642,25 +10543,7 @@
           <w:szCs w:val="24"/>
           <w:lang w:eastAsia="pt-BR"/>
         </w:rPr>
-        <w:t xml:space="preserve">Em ambientes clínicos com restrição de hardware, ambos os modelos </w:t>
-      </w:r>
-      <w:proofErr w:type="gramStart"/>
-      <w:r>
-        <w:rPr>
-          <w:rFonts w:eastAsia="Times New Roman" w:cs="Times New Roman"/>
-          <w:szCs w:val="24"/>
-          <w:lang w:eastAsia="pt-BR"/>
-        </w:rPr>
-        <w:t>mostraram-se</w:t>
-      </w:r>
-      <w:proofErr w:type="gramEnd"/>
-      <w:r>
-        <w:rPr>
-          <w:rFonts w:eastAsia="Times New Roman" w:cs="Times New Roman"/>
-          <w:szCs w:val="24"/>
-          <w:lang w:eastAsia="pt-BR"/>
-        </w:rPr>
-        <w:t xml:space="preserve"> viáveis, com tempo de execução inferior a 2 minutos.</w:t>
+        <w:t>Em ambientes clínicos com restrição de hardware, ambos os modelos mostraram-se viáveis, com tempo de execução inferior a 2 minutos.</w:t>
       </w:r>
     </w:p>
     <w:p>
@@ -12865,67 +10748,7 @@
           <w:highlight w:val="lightGray"/>
           <w:lang w:eastAsia="pt-BR"/>
         </w:rPr>
-        <w:t>Sugestões de continuidade (</w:t>
-      </w:r>
-      <w:proofErr w:type="spellStart"/>
-      <w:r>
-        <w:rPr>
-          <w:rFonts w:eastAsia="Times New Roman" w:cs="Times New Roman"/>
-          <w:szCs w:val="24"/>
-          <w:highlight w:val="lightGray"/>
-          <w:lang w:eastAsia="pt-BR"/>
-        </w:rPr>
-        <w:t>ex</w:t>
-      </w:r>
-      <w:proofErr w:type="spellEnd"/>
-      <w:r>
-        <w:rPr>
-          <w:rFonts w:eastAsia="Times New Roman" w:cs="Times New Roman"/>
-          <w:szCs w:val="24"/>
-          <w:highlight w:val="lightGray"/>
-          <w:lang w:eastAsia="pt-BR"/>
-        </w:rPr>
-        <w:t xml:space="preserve">: aplicar SHAP, testar </w:t>
-      </w:r>
-      <w:proofErr w:type="spellStart"/>
-      <w:r>
-        <w:rPr>
-          <w:rFonts w:eastAsia="Times New Roman" w:cs="Times New Roman"/>
-          <w:szCs w:val="24"/>
-          <w:highlight w:val="lightGray"/>
-          <w:lang w:eastAsia="pt-BR"/>
-        </w:rPr>
-        <w:t>deep</w:t>
-      </w:r>
-      <w:proofErr w:type="spellEnd"/>
-      <w:r>
-        <w:rPr>
-          <w:rFonts w:eastAsia="Times New Roman" w:cs="Times New Roman"/>
-          <w:szCs w:val="24"/>
-          <w:highlight w:val="lightGray"/>
-          <w:lang w:eastAsia="pt-BR"/>
-        </w:rPr>
-        <w:t xml:space="preserve"> </w:t>
-      </w:r>
-      <w:proofErr w:type="spellStart"/>
-      <w:r>
-        <w:rPr>
-          <w:rFonts w:eastAsia="Times New Roman" w:cs="Times New Roman"/>
-          <w:szCs w:val="24"/>
-          <w:highlight w:val="lightGray"/>
-          <w:lang w:eastAsia="pt-BR"/>
-        </w:rPr>
-        <w:t>learning</w:t>
-      </w:r>
-      <w:proofErr w:type="spellEnd"/>
-      <w:r>
-        <w:rPr>
-          <w:rFonts w:eastAsia="Times New Roman" w:cs="Times New Roman"/>
-          <w:szCs w:val="24"/>
-          <w:highlight w:val="lightGray"/>
-          <w:lang w:eastAsia="pt-BR"/>
-        </w:rPr>
-        <w:t>, expandir base de dados)</w:t>
+        <w:t>Sugestões de continuidade (ex: aplicar SHAP, testar deep learning, expandir base de dados)</w:t>
       </w:r>
     </w:p>
     <w:p>
@@ -12977,23 +10800,13 @@
           <w:lang w:eastAsia="pt-BR"/>
         </w:rPr>
       </w:pPr>
-      <w:proofErr w:type="spellStart"/>
-      <w:r>
-        <w:rPr>
-          <w:rFonts w:eastAsia="Times New Roman" w:cs="Times New Roman"/>
-          <w:szCs w:val="24"/>
-          <w:lang w:eastAsia="pt-BR"/>
-        </w:rPr>
-        <w:t>Real_collab</w:t>
-      </w:r>
-      <w:proofErr w:type="spellEnd"/>
-      <w:r>
-        <w:rPr>
-          <w:rFonts w:eastAsia="Times New Roman" w:cs="Times New Roman"/>
-          <w:szCs w:val="24"/>
-          <w:lang w:eastAsia="pt-BR"/>
-        </w:rPr>
-        <w:t xml:space="preserve"> se mostrou (mais/menos) eficiente em máquina X.</w:t>
+      <w:r>
+        <w:rPr>
+          <w:rFonts w:eastAsia="Times New Roman" w:cs="Times New Roman"/>
+          <w:szCs w:val="24"/>
+          <w:lang w:eastAsia="pt-BR"/>
+        </w:rPr>
+        <w:t>Real_collab se mostrou (mais/menos) eficiente em máquina X.</w:t>
       </w:r>
     </w:p>
     <w:p>
@@ -13010,41 +10823,13 @@
           <w:lang w:eastAsia="pt-BR"/>
         </w:rPr>
       </w:pPr>
-      <w:proofErr w:type="spellStart"/>
-      <w:r>
-        <w:rPr>
-          <w:rFonts w:eastAsia="Times New Roman" w:cs="Times New Roman"/>
-          <w:szCs w:val="24"/>
-          <w:lang w:eastAsia="pt-BR"/>
-        </w:rPr>
-        <w:t>Random</w:t>
-      </w:r>
-      <w:proofErr w:type="spellEnd"/>
-      <w:r>
-        <w:rPr>
-          <w:rFonts w:eastAsia="Times New Roman" w:cs="Times New Roman"/>
-          <w:szCs w:val="24"/>
-          <w:lang w:eastAsia="pt-BR"/>
-        </w:rPr>
-        <w:t xml:space="preserve"> Forest se destacou em métricas preditivas, enquanto CART apresentou melhor </w:t>
-      </w:r>
-      <w:proofErr w:type="spellStart"/>
-      <w:r>
-        <w:rPr>
-          <w:rFonts w:eastAsia="Times New Roman" w:cs="Times New Roman"/>
-          <w:szCs w:val="24"/>
-          <w:lang w:eastAsia="pt-BR"/>
-        </w:rPr>
-        <w:t>interpretabilidade</w:t>
-      </w:r>
-      <w:proofErr w:type="spellEnd"/>
-      <w:r>
-        <w:rPr>
-          <w:rFonts w:eastAsia="Times New Roman" w:cs="Times New Roman"/>
-          <w:szCs w:val="24"/>
-          <w:lang w:eastAsia="pt-BR"/>
-        </w:rPr>
-        <w:t>.</w:t>
+      <w:r>
+        <w:rPr>
+          <w:rFonts w:eastAsia="Times New Roman" w:cs="Times New Roman"/>
+          <w:szCs w:val="24"/>
+          <w:lang w:eastAsia="pt-BR"/>
+        </w:rPr>
+        <w:t>Random Forest se destacou em métricas preditivas, enquanto CART apresentou melhor interpretabilidade.</w:t>
       </w:r>
     </w:p>
     <w:p>
@@ -13132,23 +10917,13 @@
           <w:lang w:eastAsia="pt-BR"/>
         </w:rPr>
       </w:pPr>
-      <w:proofErr w:type="spellStart"/>
-      <w:r>
-        <w:rPr>
-          <w:rFonts w:eastAsia="Times New Roman" w:cs="Times New Roman"/>
-          <w:szCs w:val="24"/>
-          <w:lang w:eastAsia="pt-BR"/>
-        </w:rPr>
-        <w:t>Random</w:t>
-      </w:r>
-      <w:proofErr w:type="spellEnd"/>
-      <w:r>
-        <w:rPr>
-          <w:rFonts w:eastAsia="Times New Roman" w:cs="Times New Roman"/>
-          <w:szCs w:val="24"/>
-          <w:lang w:eastAsia="pt-BR"/>
-        </w:rPr>
-        <w:t xml:space="preserve"> Forest é mais robusto em desempenho, mas o CART pode ser preferido onde simplicidade e agilidade são exigidas.</w:t>
+      <w:r>
+        <w:rPr>
+          <w:rFonts w:eastAsia="Times New Roman" w:cs="Times New Roman"/>
+          <w:szCs w:val="24"/>
+          <w:lang w:eastAsia="pt-BR"/>
+        </w:rPr>
+        <w:t>Random Forest é mais robusto em desempenho, mas o CART pode ser preferido onde simplicidade e agilidade são exigidas.</w:t>
       </w:r>
     </w:p>
     <w:p>
@@ -13210,17 +10985,9 @@
         <w:rPr>
           <w:highlight w:val="yellow"/>
         </w:rPr>
-        <w:t xml:space="preserve">Trabalhos </w:t>
-      </w:r>
-      <w:proofErr w:type="spellStart"/>
-      <w:r>
-        <w:rPr>
-          <w:highlight w:val="yellow"/>
-        </w:rPr>
-        <w:t>Futuros</w:t>
+        <w:t>Trabalhos Futuros</w:t>
       </w:r>
       <w:bookmarkEnd w:id="23"/>
-      <w:proofErr w:type="spellEnd"/>
     </w:p>
     <w:p>
       <w:pPr>
@@ -13287,47 +11054,11 @@
         </w:rPr>
         <w:t xml:space="preserve">. </w:t>
       </w:r>
-      <w:proofErr w:type="spellStart"/>
-      <w:r>
-        <w:rPr>
-          <w:highlight w:val="lightGray"/>
-        </w:rPr>
-        <w:t>Annals</w:t>
-      </w:r>
-      <w:proofErr w:type="spellEnd"/>
-      <w:r>
-        <w:rPr>
-          <w:highlight w:val="lightGray"/>
-        </w:rPr>
-        <w:t xml:space="preserve"> </w:t>
-      </w:r>
-      <w:proofErr w:type="spellStart"/>
-      <w:r>
-        <w:rPr>
-          <w:highlight w:val="lightGray"/>
-        </w:rPr>
-        <w:t>of</w:t>
-      </w:r>
-      <w:proofErr w:type="spellEnd"/>
-      <w:r>
-        <w:rPr>
-          <w:highlight w:val="lightGray"/>
-        </w:rPr>
-        <w:t xml:space="preserve"> </w:t>
-      </w:r>
-      <w:proofErr w:type="spellStart"/>
-      <w:r>
-        <w:rPr>
-          <w:highlight w:val="lightGray"/>
-        </w:rPr>
-        <w:t>Epidemiology</w:t>
-      </w:r>
-      <w:proofErr w:type="spellEnd"/>
-      <w:r>
-        <w:rPr>
-          <w:highlight w:val="lightGray"/>
-        </w:rPr>
-        <w:t xml:space="preserve">, v. 108, p. 1–7, 2025. Disponível em: </w:t>
+      <w:r>
+        <w:rPr>
+          <w:highlight w:val="lightGray"/>
+        </w:rPr>
+        <w:t xml:space="preserve">Annals of Epidemiology, v. 108, p. 1–7, 2025. Disponível em: </w:t>
       </w:r>
       <w:hyperlink r:id="rId19" w:tgtFrame="_new" w:history="1">
         <w:r>
@@ -13554,11 +11285,9 @@
       <w:r>
         <w:t xml:space="preserve"> </w:t>
       </w:r>
-      <w:proofErr w:type="spellStart"/>
       <w:r>
         <w:t>Overfitting</w:t>
       </w:r>
-      <w:proofErr w:type="spellEnd"/>
       <w:r>
         <w:t>: o</w:t>
       </w:r>

--- a/TCC II/[2025] TCC 2/TCCII_NIMSAI.docx
+++ b/TCC II/[2025] TCC 2/TCCII_NIMSAI.docx
@@ -20,23 +20,68 @@
         <w:rPr>
           <w:highlight w:val="lightGray"/>
         </w:rPr>
-        <w:t xml:space="preserve">Este trabalho propõe a aplicação de técnicas de aprendizado de máquina para a predição de desfechos clínicos em pacientes com SRAG, utilizando a base de dados aberta disponibilizada pelo DataSUS. Além da construção e avaliação de modelos preditivos, também é abordado o desempenho computacional de um algoritmo desenvolvido para esse fim, denominado </w:t>
-      </w:r>
-      <w:r>
-        <w:rPr>
-          <w:rStyle w:val="CdigoHTML"/>
-          <w:rFonts w:eastAsiaTheme="minorHAnsi"/>
-          <w:highlight w:val="lightGray"/>
-        </w:rPr>
-        <w:t>real_collab</w:t>
-      </w:r>
-      <w:r>
-        <w:rPr>
-          <w:highlight w:val="lightGray"/>
-        </w:rPr>
-        <w:t>, executado em diferentes ambientes computacionais. A comparação entre os modelos Random Forest e CART, tanto em relação à eficácia preditiva quanto ao custo computacional, busca evidenciar as potencialidades e limitações de cada abordagem em um cenário real de dados de saúde pública</w:t>
-      </w:r>
-      <w:r>
+        <w:t xml:space="preserve">Este trabalho propõe a aplicação de técnicas de aprendizado de máquina para a predição de desfechos clínicos em pacientes com SRAG, </w:t>
+      </w:r>
+      <w:r>
+        <w:rPr>
+          <w:highlight w:val="lightGray"/>
+        </w:rPr>
+        <w:t>através da utilização d</w:t>
+      </w:r>
+      <w:r>
+        <w:rPr>
+          <w:highlight w:val="lightGray"/>
+        </w:rPr>
+        <w:t xml:space="preserve">a base de dados aberta disponibilizada pelo DataSUS. Além da construção e avaliação de modelos preditivos, também é abordado o desempenho computacional de um algoritmo desenvolvido para esse fim executado em </w:t>
+      </w:r>
+      <w:r>
+        <w:rPr>
+          <w:highlight w:val="lightGray"/>
+        </w:rPr>
+        <w:t xml:space="preserve">três </w:t>
+      </w:r>
+      <w:r>
+        <w:rPr>
+          <w:highlight w:val="lightGray"/>
+        </w:rPr>
+        <w:t xml:space="preserve">ambientes computacionais. A comparação entre os modelos Random Forest e CART, tanto em relação à eficácia preditiva quanto ao </w:t>
+      </w:r>
+      <w:r>
+        <w:rPr>
+          <w:highlight w:val="lightGray"/>
+        </w:rPr>
+        <w:t xml:space="preserve">desempenho </w:t>
+      </w:r>
+      <w:r>
+        <w:rPr>
+          <w:highlight w:val="lightGray"/>
+        </w:rPr>
+        <w:t xml:space="preserve">computacional, busca evidenciar </w:t>
+      </w:r>
+      <w:r>
+        <w:rPr>
+          <w:strike/>
+          <w:highlight w:val="lightGray"/>
+        </w:rPr>
+        <w:t>as</w:t>
+      </w:r>
+      <w:r>
+        <w:rPr>
+          <w:highlight w:val="lightGray"/>
+        </w:rPr>
+        <w:t xml:space="preserve"> </w:t>
+      </w:r>
+      <w:r>
+        <w:rPr>
+          <w:strike/>
+          <w:highlight w:val="lightGray"/>
+        </w:rPr>
+        <w:t>potencialidades e limitações de cada abordagem em um cenário real de dados de saúde pública</w:t>
+      </w:r>
+      <w:r>
+        <w:rPr>
+          <w:strike/>
+        </w:rPr>
         <w:t>.</w:t>
       </w:r>
     </w:p>
@@ -65,7 +110,25 @@
           <w:highlight w:val="lightGray"/>
           <w:lang w:eastAsia="pt-BR"/>
         </w:rPr>
-        <w:t xml:space="preserve">Este Trabalho de Conclusão de Curso está estruturado em sete capítulos. O Capítulo 1, Introdução, apresenta o contexto da pesquisa, destacando a importância do uso de técnicas de ciência de dados na área da saúde, especialmente no enfrentamento da Síndrome Respiratória Aguda Grave (SRAG). Também define o problema de pesquisa, os objetivos geral e específicos, e a justificativa do estudo. O Capítulo 2, Revisão Bibliográfica, aborda os fundamentos teóricos relacionados à SRAG, ao processo de descoberta de conhecimento em bases de dados (KDD), às etapas de pré-processamento, às técnicas de análise de dados e aos principais algoritmos de aprendizado de máquina aplicados à predição de desfechos clínicos. O Capítulo 3, Metodologia, descreve os dados utilizados, o processo de pré-processamento, as ferramentas adotadas para a análise e implementação dos modelos, os ambientes computacionais utilizados para a execução dos algoritmos e os critérios adotados para avaliação de desempenho preditivo e computacional. O Capítulo 4, Resultados, apresenta os resultados obtidos na aplicação do algoritmo desenvolvido (real_collab) em diferentes ambientes computacionais, bem como a comparação entre os modelos de aprendizado de máquina CART e Random Forest, com base nas métricas de avaliação preditiva e no tempo de execução. O Capítulo 5, Discussão, analisa os resultados obtidos, destacando os principais achados, interpretando as diferenças de desempenho entre os algoritmos e discutindo as variáveis mais relevantes para a predição dos desfechos clínicos. O Capítulo 6, Conclusão, resume os principais resultados do estudo, responde ao problema de pesquisa, apresenta as limitações encontradas e propõe sugestões para trabalhos futuros. Por fim, o Capítulo 7, Referências </w:t>
+        <w:t>Este T</w:t>
+      </w:r>
+      <w:r>
+        <w:rPr>
+          <w:rFonts w:eastAsia="Times New Roman" w:cs="Times New Roman"/>
+          <w:szCs w:val="24"/>
+          <w:highlight w:val="lightGray"/>
+          <w:lang w:eastAsia="pt-BR"/>
+        </w:rPr>
+        <w:t>r</w:t>
+      </w:r>
+      <w:r>
+        <w:rPr>
+          <w:rFonts w:eastAsia="Times New Roman" w:cs="Times New Roman"/>
+          <w:szCs w:val="24"/>
+          <w:highlight w:val="lightGray"/>
+          <w:lang w:eastAsia="pt-BR"/>
+        </w:rPr>
+        <w:t xml:space="preserve">abalho de Conclusão de Curso está estruturado em sete capítulos. O Capítulo 1, Introdução, apresenta o contexto da pesquisa, destacando a importância do uso de técnicas de ciência de dados na área da saúde, especialmente no enfrentamento da Síndrome Respiratória Aguda Grave (SRAG). Também define o problema de pesquisa, os objetivos geral e específicos, e a justificativa do estudo. O Capítulo 2, Revisão Bibliográfica, aborda os fundamentos teóricos relacionados à SRAG, ao processo de descoberta de conhecimento em bases de dados (KDD), às etapas de pré-processamento, às técnicas de análise de dados e aos principais algoritmos de aprendizado de máquina aplicados à predição de desfechos clínicos. O Capítulo 3, Metodologia, descreve os dados utilizados, o processo de pré-processamento, as ferramentas adotadas para a análise e implementação dos modelos, os ambientes computacionais utilizados para a execução dos algoritmos e os critérios adotados para avaliação de desempenho preditivo e computacional. O Capítulo 4, Resultados, apresenta os resultados obtidos na aplicação do algoritmo desenvolvido (real_collab) em diferentes ambientes computacionais, bem como a comparação entre os modelos de aprendizado de máquina CART e Random Forest, com base nas métricas de avaliação preditiva e no tempo de execução. O Capítulo 5, Discussão, analisa os resultados obtidos, destacando os principais achados, interpretando as diferenças de desempenho entre os algoritmos e discutindo as variáveis mais relevantes para a predição dos desfechos clínicos. O Capítulo 6, Conclusão, resume os principais resultados do estudo, responde ao problema de pesquisa, apresenta as limitações encontradas e propõe sugestões para trabalhos futuros. Por fim, o Capítulo 7, Referências </w:t>
       </w:r>
       <w:r>
         <w:rPr>

--- a/TCC II/[2025] TCC 2/TCCII_NIMSAI.docx
+++ b/TCC II/[2025] TCC 2/TCCII_NIMSAI.docx
@@ -18,69 +18,70 @@
       </w:pPr>
       <w:r>
         <w:rPr>
-          <w:highlight w:val="lightGray"/>
+          <w:highlight w:val="cyan"/>
         </w:rPr>
         <w:t xml:space="preserve">Este trabalho propõe a aplicação de técnicas de aprendizado de máquina para a predição de desfechos clínicos em pacientes com SRAG, </w:t>
       </w:r>
       <w:r>
         <w:rPr>
-          <w:highlight w:val="lightGray"/>
+          <w:highlight w:val="cyan"/>
         </w:rPr>
         <w:t>através da utilização d</w:t>
       </w:r>
       <w:r>
         <w:rPr>
-          <w:highlight w:val="lightGray"/>
+          <w:highlight w:val="cyan"/>
         </w:rPr>
         <w:t xml:space="preserve">a base de dados aberta disponibilizada pelo DataSUS. Além da construção e avaliação de modelos preditivos, também é abordado o desempenho computacional de um algoritmo desenvolvido para esse fim executado em </w:t>
       </w:r>
       <w:r>
         <w:rPr>
-          <w:highlight w:val="lightGray"/>
+          <w:highlight w:val="cyan"/>
         </w:rPr>
         <w:t xml:space="preserve">três </w:t>
       </w:r>
       <w:r>
         <w:rPr>
-          <w:highlight w:val="lightGray"/>
+          <w:highlight w:val="cyan"/>
         </w:rPr>
         <w:t xml:space="preserve">ambientes computacionais. A comparação entre os modelos Random Forest e CART, tanto em relação à eficácia preditiva quanto ao </w:t>
       </w:r>
       <w:r>
         <w:rPr>
-          <w:highlight w:val="lightGray"/>
+          <w:highlight w:val="cyan"/>
         </w:rPr>
         <w:t xml:space="preserve">desempenho </w:t>
       </w:r>
       <w:r>
         <w:rPr>
-          <w:highlight w:val="lightGray"/>
+          <w:highlight w:val="cyan"/>
         </w:rPr>
         <w:t xml:space="preserve">computacional, busca evidenciar </w:t>
       </w:r>
       <w:r>
         <w:rPr>
           <w:strike/>
-          <w:highlight w:val="lightGray"/>
+          <w:highlight w:val="cyan"/>
         </w:rPr>
         <w:t>as</w:t>
       </w:r>
       <w:r>
         <w:rPr>
-          <w:highlight w:val="lightGray"/>
+          <w:highlight w:val="cyan"/>
         </w:rPr>
         <w:t xml:space="preserve"> </w:t>
       </w:r>
       <w:r>
         <w:rPr>
           <w:strike/>
-          <w:highlight w:val="lightGray"/>
+          <w:highlight w:val="cyan"/>
         </w:rPr>
         <w:t>potencialidades e limitações de cada abordagem em um cenário real de dados de saúde pública</w:t>
       </w:r>
       <w:r>
         <w:rPr>
           <w:strike/>
+          <w:highlight w:val="cyan"/>
         </w:rPr>
         <w:t>.</w:t>
       </w:r>
@@ -103,11 +104,19 @@
       </w:pPr>
     </w:p>
     <w:p>
-      <w:r>
-        <w:rPr>
-          <w:rFonts w:eastAsia="Times New Roman" w:cs="Times New Roman"/>
-          <w:szCs w:val="24"/>
-          <w:highlight w:val="lightGray"/>
+      <w:pPr>
+        <w:rPr>
+          <w:rFonts w:eastAsia="Times New Roman" w:cs="Times New Roman"/>
+          <w:szCs w:val="24"/>
+          <w:highlight w:val="cyan"/>
+          <w:lang w:eastAsia="pt-BR"/>
+        </w:rPr>
+      </w:pPr>
+      <w:r>
+        <w:rPr>
+          <w:rFonts w:eastAsia="Times New Roman" w:cs="Times New Roman"/>
+          <w:szCs w:val="24"/>
+          <w:highlight w:val="cyan"/>
           <w:lang w:eastAsia="pt-BR"/>
         </w:rPr>
         <w:t>Este T</w:t>
@@ -116,7 +125,7 @@
         <w:rPr>
           <w:rFonts w:eastAsia="Times New Roman" w:cs="Times New Roman"/>
           <w:szCs w:val="24"/>
-          <w:highlight w:val="lightGray"/>
+          <w:highlight w:val="cyan"/>
           <w:lang w:eastAsia="pt-BR"/>
         </w:rPr>
         <w:t>r</w:t>
@@ -125,10 +134,196 @@
         <w:rPr>
           <w:rFonts w:eastAsia="Times New Roman" w:cs="Times New Roman"/>
           <w:szCs w:val="24"/>
-          <w:highlight w:val="lightGray"/>
-          <w:lang w:eastAsia="pt-BR"/>
-        </w:rPr>
-        <w:t xml:space="preserve">abalho de Conclusão de Curso está estruturado em sete capítulos. O Capítulo 1, Introdução, apresenta o contexto da pesquisa, destacando a importância do uso de técnicas de ciência de dados na área da saúde, especialmente no enfrentamento da Síndrome Respiratória Aguda Grave (SRAG). Também define o problema de pesquisa, os objetivos geral e específicos, e a justificativa do estudo. O Capítulo 2, Revisão Bibliográfica, aborda os fundamentos teóricos relacionados à SRAG, ao processo de descoberta de conhecimento em bases de dados (KDD), às etapas de pré-processamento, às técnicas de análise de dados e aos principais algoritmos de aprendizado de máquina aplicados à predição de desfechos clínicos. O Capítulo 3, Metodologia, descreve os dados utilizados, o processo de pré-processamento, as ferramentas adotadas para a análise e implementação dos modelos, os ambientes computacionais utilizados para a execução dos algoritmos e os critérios adotados para avaliação de desempenho preditivo e computacional. O Capítulo 4, Resultados, apresenta os resultados obtidos na aplicação do algoritmo desenvolvido (real_collab) em diferentes ambientes computacionais, bem como a comparação entre os modelos de aprendizado de máquina CART e Random Forest, com base nas métricas de avaliação preditiva e no tempo de execução. O Capítulo 5, Discussão, analisa os resultados obtidos, destacando os principais achados, interpretando as diferenças de desempenho entre os algoritmos e discutindo as variáveis mais relevantes para a predição dos desfechos clínicos. O Capítulo 6, Conclusão, resume os principais resultados do estudo, responde ao problema de pesquisa, apresenta as limitações encontradas e propõe sugestões para trabalhos futuros. Por fim, o Capítulo 7, Referências </w:t>
+          <w:highlight w:val="cyan"/>
+          <w:lang w:eastAsia="pt-BR"/>
+        </w:rPr>
+        <w:t xml:space="preserve">abalho de Conclusão de Curso está estruturado em sete </w:t>
+      </w:r>
+      <w:r>
+        <w:rPr>
+          <w:rFonts w:eastAsia="Times New Roman" w:cs="Times New Roman"/>
+          <w:szCs w:val="24"/>
+          <w:highlight w:val="cyan"/>
+          <w:lang w:eastAsia="pt-BR"/>
+        </w:rPr>
+        <w:t xml:space="preserve">tópicos, sendo eles: a introdução, revisão bibliográfica, metodologia, resultados, discussão, conclusão e por fim as </w:t>
+      </w:r>
+      <w:r>
+        <w:rPr>
+          <w:rFonts w:eastAsia="Times New Roman" w:cs="Times New Roman"/>
+          <w:szCs w:val="24"/>
+          <w:highlight w:val="cyan"/>
+          <w:lang w:eastAsia="pt-BR"/>
+        </w:rPr>
+        <w:t>referências</w:t>
+      </w:r>
+      <w:r>
+        <w:rPr>
+          <w:rFonts w:eastAsia="Times New Roman" w:cs="Times New Roman"/>
+          <w:szCs w:val="24"/>
+          <w:highlight w:val="cyan"/>
+          <w:lang w:eastAsia="pt-BR"/>
+        </w:rPr>
+        <w:t xml:space="preserve"> </w:t>
+      </w:r>
+      <w:r>
+        <w:rPr>
+          <w:rFonts w:eastAsia="Times New Roman" w:cs="Times New Roman"/>
+          <w:szCs w:val="24"/>
+          <w:highlight w:val="cyan"/>
+          <w:lang w:eastAsia="pt-BR"/>
+        </w:rPr>
+        <w:t>bibliográficas</w:t>
+      </w:r>
+      <w:r>
+        <w:rPr>
+          <w:rFonts w:eastAsia="Times New Roman" w:cs="Times New Roman"/>
+          <w:szCs w:val="24"/>
+          <w:highlight w:val="cyan"/>
+          <w:lang w:eastAsia="pt-BR"/>
+        </w:rPr>
+        <w:t>.</w:t>
+      </w:r>
+      <w:r>
+        <w:rPr>
+          <w:rFonts w:eastAsia="Times New Roman" w:cs="Times New Roman"/>
+          <w:szCs w:val="24"/>
+          <w:highlight w:val="cyan"/>
+          <w:lang w:eastAsia="pt-BR"/>
+        </w:rPr>
+        <w:t xml:space="preserve"> </w:t>
+      </w:r>
+    </w:p>
+    <w:p>
+      <w:pPr>
+        <w:rPr>
+          <w:rFonts w:eastAsia="Times New Roman" w:cs="Times New Roman"/>
+          <w:szCs w:val="24"/>
+          <w:highlight w:val="cyan"/>
+          <w:lang w:eastAsia="pt-BR"/>
+        </w:rPr>
+      </w:pPr>
+    </w:p>
+    <w:p>
+      <w:pPr>
+        <w:rPr>
+          <w:rFonts w:eastAsia="Times New Roman" w:cs="Times New Roman"/>
+          <w:szCs w:val="24"/>
+          <w:highlight w:val="cyan"/>
+          <w:lang w:eastAsia="pt-BR"/>
+        </w:rPr>
+      </w:pPr>
+      <w:r>
+        <w:rPr>
+          <w:rFonts w:eastAsia="Times New Roman" w:cs="Times New Roman"/>
+          <w:szCs w:val="24"/>
+          <w:highlight w:val="cyan"/>
+          <w:lang w:eastAsia="pt-BR"/>
+        </w:rPr>
+        <w:t xml:space="preserve">Na introdução é apresentado a motivação e o contexto da pesquisa, com destaque para utilização das técnicas de ciência de dados na área da </w:t>
+      </w:r>
+      <w:r>
+        <w:rPr>
+          <w:rFonts w:eastAsia="Times New Roman" w:cs="Times New Roman"/>
+          <w:szCs w:val="24"/>
+          <w:highlight w:val="cyan"/>
+          <w:lang w:eastAsia="pt-BR"/>
+        </w:rPr>
+        <w:t>saúde</w:t>
+      </w:r>
+      <w:r>
+        <w:rPr>
+          <w:rFonts w:eastAsia="Times New Roman" w:cs="Times New Roman"/>
+          <w:szCs w:val="24"/>
+          <w:highlight w:val="cyan"/>
+          <w:lang w:eastAsia="pt-BR"/>
+        </w:rPr>
+        <w:t>, com ênfase para o enfrentamento da Síndrome Respiratória Aguda Grave (SRAG).</w:t>
+      </w:r>
+      <w:r>
+        <w:rPr>
+          <w:rFonts w:eastAsia="Times New Roman" w:cs="Times New Roman"/>
+          <w:szCs w:val="24"/>
+          <w:highlight w:val="cyan"/>
+          <w:lang w:eastAsia="pt-BR"/>
+        </w:rPr>
+        <w:t xml:space="preserve"> </w:t>
+      </w:r>
+      <w:r>
+        <w:rPr>
+          <w:rFonts w:eastAsia="Times New Roman" w:cs="Times New Roman"/>
+          <w:szCs w:val="24"/>
+          <w:highlight w:val="cyan"/>
+          <w:lang w:eastAsia="pt-BR"/>
+        </w:rPr>
+        <w:t xml:space="preserve">Também </w:t>
+      </w:r>
+      <w:r>
+        <w:rPr>
+          <w:rFonts w:eastAsia="Times New Roman" w:cs="Times New Roman"/>
+          <w:szCs w:val="24"/>
+          <w:highlight w:val="cyan"/>
+          <w:lang w:eastAsia="pt-BR"/>
+        </w:rPr>
+        <w:t xml:space="preserve">é </w:t>
+      </w:r>
+      <w:r>
+        <w:rPr>
+          <w:rFonts w:eastAsia="Times New Roman" w:cs="Times New Roman"/>
+          <w:szCs w:val="24"/>
+          <w:highlight w:val="cyan"/>
+          <w:lang w:eastAsia="pt-BR"/>
+        </w:rPr>
+        <w:t>defin</w:t>
+      </w:r>
+      <w:r>
+        <w:rPr>
+          <w:rFonts w:eastAsia="Times New Roman" w:cs="Times New Roman"/>
+          <w:szCs w:val="24"/>
+          <w:highlight w:val="cyan"/>
+          <w:lang w:eastAsia="pt-BR"/>
+        </w:rPr>
+        <w:t>ido</w:t>
+      </w:r>
+      <w:r>
+        <w:rPr>
+          <w:rFonts w:eastAsia="Times New Roman" w:cs="Times New Roman"/>
+          <w:szCs w:val="24"/>
+          <w:highlight w:val="cyan"/>
+          <w:lang w:eastAsia="pt-BR"/>
+        </w:rPr>
+        <w:t xml:space="preserve"> o problema de pesquisa, os objetivos geral e específicos e a justificativa do estudo. </w:t>
+      </w:r>
+    </w:p>
+    <w:p>
+      <w:pPr>
+        <w:rPr>
+          <w:rFonts w:eastAsia="Times New Roman" w:cs="Times New Roman"/>
+          <w:szCs w:val="24"/>
+          <w:highlight w:val="lightGray"/>
+          <w:lang w:eastAsia="pt-BR"/>
+        </w:rPr>
+      </w:pPr>
+    </w:p>
+    <w:p>
+      <w:pPr>
+        <w:rPr>
+          <w:rFonts w:eastAsia="Times New Roman" w:cs="Times New Roman"/>
+          <w:szCs w:val="24"/>
+          <w:highlight w:val="lightGray"/>
+          <w:lang w:eastAsia="pt-BR"/>
+        </w:rPr>
+      </w:pPr>
+    </w:p>
+    <w:p>
+      <w:r>
+        <w:rPr>
+          <w:rFonts w:eastAsia="Times New Roman" w:cs="Times New Roman"/>
+          <w:szCs w:val="24"/>
+          <w:highlight w:val="lightGray"/>
+          <w:lang w:eastAsia="pt-BR"/>
+        </w:rPr>
+        <w:t xml:space="preserve">O Capítulo 2, Revisão Bibliográfica, aborda os fundamentos teóricos relacionados à SRAG, ao processo de descoberta de conhecimento em bases de dados (KDD), às etapas de pré-processamento, às técnicas de análise de dados e aos principais algoritmos de aprendizado de máquina aplicados à predição de desfechos clínicos. O Capítulo 3, Metodologia, descreve os dados utilizados, o processo de pré-processamento, as ferramentas adotadas para a análise e implementação dos modelos, os ambientes computacionais utilizados para a execução dos algoritmos e os critérios adotados para avaliação de desempenho preditivo e computacional. O Capítulo 4, Resultados, apresenta os resultados obtidos na aplicação do algoritmo desenvolvido (real_collab) em diferentes ambientes computacionais, bem como a comparação entre os modelos de aprendizado de máquina CART e Random Forest, com base nas métricas de avaliação preditiva e no tempo de execução. O Capítulo 5, Discussão, analisa os resultados obtidos, destacando </w:t>
       </w:r>
       <w:r>
         <w:rPr>
@@ -138,7 +333,7 @@
           <w:lang w:eastAsia="pt-BR"/>
         </w:rPr>
         <w:lastRenderedPageBreak/>
-        <w:t>Bibliográficas, apresenta todas as fontes utilizadas para fundamentar teoricamente o trabalho, conforme as normas da ABNT.</w:t>
+        <w:t>os principais achados, interpretando as diferenças de desempenho entre os algoritmos e discutindo as variáveis mais relevantes para a predição dos desfechos clínicos. O Capítulo 6, Conclusão, resume os principais resultados do estudo, responde ao problema de pesquisa, apresenta as limitações encontradas e propõe sugestões para trabalhos futuros. Por fim, o Capítulo 7, Referências Bibliográficas, apresenta todas as fontes utilizadas para fundamentar teoricamente o trabalho, conforme as normas da ABNT.</w:t>
       </w:r>
     </w:p>
     <w:p/>
@@ -217,6 +412,83 @@
     </w:p>
     <w:p>
       <w:pPr>
+        <w:spacing w:after="200" w:line="276" w:lineRule="auto"/>
+      </w:pPr>
+      <w:r>
+        <w:rPr>
+          <w:highlight w:val="lightGray"/>
+        </w:rPr>
+        <w:t>B</w:t>
+      </w:r>
+      <w:r>
+        <w:rPr>
+          <w:highlight w:val="lightGray"/>
+        </w:rPr>
+        <w:t xml:space="preserve">aseado em múltiplas árvores de decisão, onde cada árvore é treinada com uma amostra aleatória do conjunto de dados no momento da classificação, o resultado final é obtido a partir da média (para regressão) ou votação majoritária (para classificação) das árvores geradas. </w:t>
+      </w:r>
+    </w:p>
+    <w:p>
+      <w:pPr>
+        <w:spacing w:after="200" w:line="276" w:lineRule="auto"/>
+      </w:pPr>
+      <w:r>
+        <w:rPr>
+          <w:highlight w:val="lightGray"/>
+        </w:rPr>
+        <w:t xml:space="preserve">Nos estudos analisados, </w:t>
+      </w:r>
+      <w:commentRangeStart w:id="3"/>
+      <w:r>
+        <w:rPr>
+          <w:rStyle w:val="Forte"/>
+          <w:highlight w:val="lightGray"/>
+        </w:rPr>
+        <w:t>SILVA; SILVA NETO (2022)</w:t>
+      </w:r>
+      <w:r>
+        <w:rPr>
+          <w:highlight w:val="lightGray"/>
+        </w:rPr>
+        <w:t xml:space="preserve"> </w:t>
+      </w:r>
+      <w:commentRangeEnd w:id="3"/>
+      <w:r>
+        <w:rPr>
+          <w:rStyle w:val="Refdecomentrio"/>
+        </w:rPr>
+        <w:commentReference w:id="3"/>
+      </w:r>
+      <w:r>
+        <w:rPr>
+          <w:highlight w:val="lightGray"/>
+        </w:rPr>
+        <w:t xml:space="preserve">destacaram que o Random Forest apresentou desempenho superior na previsão de óbito por Covid-19, alcançando acurácia média de 77% em bases desbalanceadas. </w:t>
+      </w:r>
+    </w:p>
+    <w:p>
+      <w:r>
+        <w:rPr>
+          <w:highlight w:val="lightGray"/>
+        </w:rPr>
+        <w:t xml:space="preserve">“Da mesma forma, os algoritmos de SVM, Floresta Aleatória e Árvores de Decisão apresentaram bons resultados, com uma baixa discrepância entre as métricas de treino e teste, demonstrando uma boa capacidade de generalização” </w:t>
+      </w:r>
+      <w:commentRangeStart w:id="4"/>
+      <w:r>
+        <w:rPr>
+          <w:highlight w:val="lightGray"/>
+        </w:rPr>
+        <w:t>(BELINI; ATAIDE; LOCHTER, 2024, p.4).</w:t>
+      </w:r>
+      <w:commentRangeEnd w:id="4"/>
+      <w:r>
+        <w:rPr>
+          <w:rStyle w:val="Refdecomentrio"/>
+        </w:rPr>
+        <w:commentReference w:id="4"/>
+      </w:r>
+    </w:p>
+    <w:p>
+      <w:pPr>
         <w:rPr>
           <w:b/>
           <w:bCs/>
@@ -231,7 +503,7 @@
           <w:lang w:val="pt-BR"/>
         </w:rPr>
       </w:pPr>
-      <w:bookmarkStart w:id="3" w:name="_Toc203566813"/>
+      <w:bookmarkStart w:id="5" w:name="_Toc203566813"/>
       <w:r>
         <w:rPr>
           <w:highlight w:val="yellow"/>
@@ -239,7 +511,7 @@
         </w:rPr>
         <w:t>Árvore de Decisão</w:t>
       </w:r>
-      <w:bookmarkEnd w:id="3"/>
+      <w:bookmarkEnd w:id="5"/>
       <w:r>
         <w:rPr>
           <w:highlight w:val="yellow"/>
@@ -247,13 +519,6 @@
         </w:rPr>
         <w:t xml:space="preserve"> </w:t>
       </w:r>
-      <w:r>
-        <w:rPr>
-          <w:highlight w:val="red"/>
-          <w:lang w:val="pt-BR"/>
-        </w:rPr>
-        <w:t>[procurar um artigo]</w:t>
-      </w:r>
     </w:p>
     <w:p>
       <w:pPr>
@@ -263,14 +528,14 @@
           <w:lang w:val="pt-BR"/>
         </w:rPr>
       </w:pPr>
-      <w:bookmarkStart w:id="4" w:name="_Toc203566814"/>
+      <w:bookmarkStart w:id="6" w:name="_Toc203566814"/>
       <w:r>
         <w:rPr>
           <w:lang w:val="pt-BR"/>
         </w:rPr>
         <w:t>Conceito de Árvore de Decisão</w:t>
       </w:r>
-      <w:bookmarkEnd w:id="4"/>
+      <w:bookmarkEnd w:id="6"/>
     </w:p>
     <w:p>
       <w:pPr>
@@ -309,7 +574,82 @@
         <w:t xml:space="preserve">) </w:t>
       </w:r>
       <w:r>
-        <w:t>é um algoritmo de aprendizado de máquina e ao mesmo tempo uma técnica de mineração de dados, utilizada para prever, classificar e extrair conhecimento a partir de dados foi criada esta seção para detalhar sua aplicação e importância. Pode-se dizer que as Árvores de Decisão são modelos hierárquicos que segmentam os dados com base em condições lógicas sucessivas. Elas são eficientes e interpretáveis para tarefas de classificação e regressão, sendo frequentemente utilizadas em conjunto com outros métodos para aumentar a robustez dos modelos (Silva e Silva Neto, 2022).</w:t>
+        <w:t xml:space="preserve">é um algoritmo de aprendizado de máquina e ao mesmo tempo uma técnica de mineração de dados, utilizada para prever, classificar e extrair conhecimento a partir de dados foi criada esta seção para detalhar sua aplicação e importância. Pode-se dizer que as Árvores de Decisão são modelos hierárquicos que segmentam os dados com base em condições lógicas sucessivas. Elas são eficientes e interpretáveis para tarefas de classificação e regressão, sendo </w:t>
+      </w:r>
+      <w:r>
+        <w:lastRenderedPageBreak/>
+        <w:t>frequentemente utilizadas em conjunto com outros métodos para aumentar a robustez dos modelos (Silva e Silva Neto, 2022).</w:t>
+      </w:r>
+    </w:p>
+    <w:p>
+      <w:pPr>
+        <w:spacing w:line="240" w:lineRule="auto"/>
+        <w:textAlignment w:val="baseline"/>
+      </w:pPr>
+    </w:p>
+    <w:p>
+      <w:pPr>
+        <w:spacing w:line="240" w:lineRule="auto"/>
+        <w:textAlignment w:val="baseline"/>
+      </w:pPr>
+    </w:p>
+    <w:p>
+      <w:pPr>
+        <w:spacing w:line="240" w:lineRule="auto"/>
+        <w:textAlignment w:val="baseline"/>
+      </w:pPr>
+      <w:r>
+        <w:rPr>
+          <w:highlight w:val="lightGray"/>
+        </w:rPr>
+        <w:t xml:space="preserve">Decision Tree é um método de aprendizado supervisionado, não paramétrico, usado para classificação e regressão. O objetivo é construir um modelo que preveja o valor de uma variável de destino (óbito ou recuperação), aprendendo regras de decisão simples inferidas a partir de um conjunto de dados” </w:t>
+      </w:r>
+      <w:commentRangeStart w:id="7"/>
+      <w:r>
+        <w:rPr>
+          <w:highlight w:val="lightGray"/>
+        </w:rPr>
+        <w:t>(SILVA; SILVA NETO, 2022, p.121).</w:t>
+      </w:r>
+      <w:commentRangeEnd w:id="7"/>
+      <w:r>
+        <w:rPr>
+          <w:rStyle w:val="Refdecomentrio"/>
+        </w:rPr>
+        <w:commentReference w:id="7"/>
+      </w:r>
+    </w:p>
+    <w:p>
+      <w:pPr>
+        <w:spacing w:line="240" w:lineRule="auto"/>
+        <w:textAlignment w:val="baseline"/>
+      </w:pPr>
+    </w:p>
+    <w:p>
+      <w:pPr>
+        <w:spacing w:line="240" w:lineRule="auto"/>
+        <w:textAlignment w:val="baseline"/>
+      </w:pPr>
+      <w:r>
+        <w:rPr>
+          <w:highlight w:val="lightGray"/>
+        </w:rPr>
+        <w:t xml:space="preserve">“As Árvores de decisão são uma técnica poderosa na mineração de dados, inclusive quando se trata de classificação. Este método é frequentemente empregado para analisar padrões e tomar decisões com base em condições específicas presentes nos dados” </w:t>
+      </w:r>
+      <w:commentRangeStart w:id="8"/>
+      <w:r>
+        <w:rPr>
+          <w:highlight w:val="lightGray"/>
+        </w:rPr>
+        <w:t>(JÚNIOR, 2024, p.18).</w:t>
+      </w:r>
+      <w:commentRangeEnd w:id="8"/>
+      <w:r>
+        <w:rPr>
+          <w:rStyle w:val="Refdecomentrio"/>
+          <w:highlight w:val="lightGray"/>
+        </w:rPr>
+        <w:commentReference w:id="8"/>
       </w:r>
     </w:p>
     <w:p>
@@ -465,7 +805,6 @@
         <w:rPr>
           <w:highlight w:val="lightGray"/>
         </w:rPr>
-        <w:lastRenderedPageBreak/>
         <w:t xml:space="preserve">Entre as </w:t>
       </w:r>
       <w:r>
@@ -650,6 +989,7 @@
           <w:rStyle w:val="Forte"/>
           <w:highlight w:val="lightGray"/>
         </w:rPr>
+        <w:lastRenderedPageBreak/>
         <w:t>Desempenho inferior em relação a modelos mais robustos</w:t>
       </w:r>
       <w:r>
@@ -696,121 +1036,100 @@
     <w:p>
       <w:pPr>
         <w:pStyle w:val="Ttulo3"/>
+        <w:spacing w:before="100" w:beforeAutospacing="1" w:after="100" w:afterAutospacing="1" w:line="240" w:lineRule="auto"/>
         <w:ind w:left="431" w:hanging="431"/>
         <w:rPr>
+          <w:rFonts w:eastAsia="Times New Roman"/>
+          <w:szCs w:val="24"/>
+          <w:highlight w:val="lightGray"/>
+          <w:lang w:eastAsia="pt-BR"/>
+        </w:rPr>
+      </w:pPr>
+      <w:bookmarkStart w:id="9" w:name="_Toc203566815"/>
+      <w:r>
+        <w:rPr>
           <w:highlight w:val="yellow"/>
-          <w:lang w:val="pt-BR"/>
-        </w:rPr>
-      </w:pPr>
-      <w:bookmarkStart w:id="5" w:name="_Toc203566815"/>
+        </w:rPr>
+        <w:t>Algoritmo CART (Classification and Regression Trees)</w:t>
+      </w:r>
+      <w:bookmarkEnd w:id="9"/>
       <w:r>
         <w:rPr>
           <w:highlight w:val="yellow"/>
-          <w:lang w:val="pt-BR"/>
-        </w:rPr>
-        <w:t>Algoritmo CART (Classification and Regression Trees)</w:t>
-      </w:r>
-      <w:bookmarkEnd w:id="5"/>
-      <w:r>
-        <w:rPr>
-          <w:highlight w:val="yellow"/>
-          <w:lang w:val="pt-BR"/>
         </w:rPr>
         <w:t xml:space="preserve"> </w:t>
       </w:r>
-      <w:r>
-        <w:rPr>
-          <w:highlight w:val="red"/>
-          <w:lang w:val="pt-BR"/>
-        </w:rPr>
-        <w:t>[procurar um artigo]</w:t>
-      </w:r>
-    </w:p>
-    <w:p>
-      <w:pPr>
+    </w:p>
+    <w:p>
+      <w:pPr>
+        <w:pStyle w:val="Ttulo3"/>
+        <w:numPr>
+          <w:ilvl w:val="0"/>
+          <w:numId w:val="0"/>
+        </w:numPr>
         <w:spacing w:before="100" w:beforeAutospacing="1" w:after="100" w:afterAutospacing="1" w:line="240" w:lineRule="auto"/>
-        <w:jc w:val="left"/>
-        <w:rPr>
-          <w:rFonts w:eastAsia="Times New Roman" w:cs="Times New Roman"/>
-          <w:szCs w:val="24"/>
-          <w:highlight w:val="lightGray"/>
-          <w:lang w:eastAsia="pt-BR"/>
-        </w:rPr>
-      </w:pPr>
-      <w:r>
-        <w:rPr>
-          <w:rFonts w:eastAsia="Times New Roman" w:cs="Times New Roman"/>
-          <w:szCs w:val="24"/>
-          <w:highlight w:val="lightGray"/>
-          <w:lang w:eastAsia="pt-BR"/>
-        </w:rPr>
-        <w:t xml:space="preserve">O algoritmo </w:t>
-      </w:r>
-      <w:r>
-        <w:rPr>
-          <w:rFonts w:eastAsia="Times New Roman" w:cs="Times New Roman"/>
-          <w:b/>
-          <w:bCs/>
-          <w:szCs w:val="24"/>
-          <w:highlight w:val="lightGray"/>
-          <w:lang w:eastAsia="pt-BR"/>
-        </w:rPr>
-        <w:t>CART (Classification and Regression Trees)</w:t>
-      </w:r>
-      <w:r>
-        <w:rPr>
-          <w:rFonts w:eastAsia="Times New Roman" w:cs="Times New Roman"/>
-          <w:szCs w:val="24"/>
-          <w:highlight w:val="lightGray"/>
-          <w:lang w:eastAsia="pt-BR"/>
-        </w:rPr>
-        <w:t xml:space="preserve"> é uma metodologia clássica desenvolvida por Breiman et al. em 1986, amplamente utilizada para construção de árvores de decisão tanto para tarefas de </w:t>
-      </w:r>
-      <w:r>
-        <w:rPr>
-          <w:rFonts w:eastAsia="Times New Roman" w:cs="Times New Roman"/>
-          <w:b/>
-          <w:bCs/>
-          <w:szCs w:val="24"/>
-          <w:highlight w:val="lightGray"/>
-          <w:lang w:eastAsia="pt-BR"/>
-        </w:rPr>
-        <w:t>classificação</w:t>
-      </w:r>
-      <w:r>
-        <w:rPr>
-          <w:rFonts w:eastAsia="Times New Roman" w:cs="Times New Roman"/>
-          <w:szCs w:val="24"/>
-          <w:highlight w:val="lightGray"/>
-          <w:lang w:eastAsia="pt-BR"/>
-        </w:rPr>
-        <w:t xml:space="preserve"> (variável alvo categórica) quanto de </w:t>
-      </w:r>
-      <w:r>
-        <w:rPr>
-          <w:rFonts w:eastAsia="Times New Roman" w:cs="Times New Roman"/>
-          <w:b/>
-          <w:bCs/>
-          <w:szCs w:val="24"/>
-          <w:highlight w:val="lightGray"/>
-          <w:lang w:eastAsia="pt-BR"/>
-        </w:rPr>
-        <w:t>regressão</w:t>
-      </w:r>
-      <w:r>
-        <w:rPr>
-          <w:rFonts w:eastAsia="Times New Roman" w:cs="Times New Roman"/>
-          <w:szCs w:val="24"/>
-          <w:highlight w:val="lightGray"/>
-          <w:lang w:eastAsia="pt-BR"/>
-        </w:rPr>
-        <w:t xml:space="preserve"> (variável alvo numérica). É uma das implementações mais populares de árvore de decisão na literatura de aprendizado de máquina, sendo conhecido por sua simplicidade, robustez e capacidade de produzir modelos interpretáveis.</w:t>
+        <w:rPr>
+          <w:rFonts w:eastAsia="Times New Roman"/>
+          <w:szCs w:val="24"/>
+          <w:highlight w:val="lightGray"/>
+          <w:lang w:eastAsia="pt-BR"/>
+        </w:rPr>
+      </w:pPr>
+      <w:r>
+        <w:rPr>
+          <w:rFonts w:eastAsia="Times New Roman"/>
+          <w:b w:val="0"/>
+          <w:szCs w:val="24"/>
+          <w:highlight w:val="lightGray"/>
+          <w:lang w:val="pt-BR" w:eastAsia="pt-BR"/>
+        </w:rPr>
+        <w:t xml:space="preserve">O algoritmo CART (Classification and Regression Trees) é uma metodologia clássica desenvolvida por </w:t>
+      </w:r>
+      <w:commentRangeStart w:id="10"/>
+      <w:r>
+        <w:rPr>
+          <w:rFonts w:eastAsia="Times New Roman"/>
+          <w:b w:val="0"/>
+          <w:szCs w:val="24"/>
+          <w:highlight w:val="lightGray"/>
+          <w:lang w:val="pt-BR" w:eastAsia="pt-BR"/>
+        </w:rPr>
+        <w:t xml:space="preserve">Breiman et al. em 1986, </w:t>
+      </w:r>
+      <w:commentRangeEnd w:id="10"/>
+      <w:r>
+        <w:rPr>
+          <w:rFonts w:eastAsia="Times New Roman"/>
+          <w:b w:val="0"/>
+          <w:szCs w:val="24"/>
+          <w:highlight w:val="lightGray"/>
+          <w:lang w:val="pt-BR" w:eastAsia="pt-BR"/>
+        </w:rPr>
+        <w:commentReference w:id="10"/>
+      </w:r>
+      <w:r>
+        <w:rPr>
+          <w:rFonts w:eastAsia="Times New Roman"/>
+          <w:b w:val="0"/>
+          <w:szCs w:val="24"/>
+          <w:highlight w:val="lightGray"/>
+          <w:lang w:val="pt-BR" w:eastAsia="pt-BR"/>
+        </w:rPr>
+        <w:t>amplamente utilizada para construção de árvores de decisão tanto para tarefas de classificação (variável alvo categórica) quanto de regressão (variável alvo numérica). É uma das implementações mais populares de árvore de decisão na literatura de aprendizado de máquina, sendo conhecido por sua simplicidade, robustez e capacidade de produzir modelos interpretáveis</w:t>
+      </w:r>
+      <w:r>
+        <w:rPr>
+          <w:rFonts w:eastAsia="Times New Roman"/>
+          <w:szCs w:val="24"/>
+          <w:highlight w:val="lightGray"/>
+          <w:lang w:eastAsia="pt-BR"/>
+        </w:rPr>
+        <w:t>.</w:t>
       </w:r>
     </w:p>
     <w:p>
       <w:pPr>
         <w:spacing w:before="100" w:beforeAutospacing="1" w:after="100" w:afterAutospacing="1" w:line="240" w:lineRule="auto"/>
-        <w:jc w:val="left"/>
         <w:rPr>
           <w:rFonts w:eastAsia="Times New Roman" w:cs="Times New Roman"/>
           <w:szCs w:val="24"/>
@@ -827,6 +1146,198 @@
         </w:rPr>
         <w:t>A principal proposta do CART é criar uma estrutura em forma de árvore binária, em que cada nó interno realiza uma divisão dos dados com base em um único atributo, e cada divisão gera exatamente dois ramos. O processo se repete recursivamente até que um critério de parada seja atingido ou até que todos os exemplos em um nó pertençam à mesma classe (no caso da classificação).</w:t>
       </w:r>
+    </w:p>
+    <w:p>
+      <w:pPr>
+        <w:spacing w:before="100" w:beforeAutospacing="1" w:after="100" w:afterAutospacing="1" w:line="240" w:lineRule="auto"/>
+        <w:rPr>
+          <w:rFonts w:eastAsia="Times New Roman" w:cs="Times New Roman"/>
+          <w:szCs w:val="24"/>
+          <w:highlight w:val="lightGray"/>
+          <w:lang w:eastAsia="pt-BR"/>
+        </w:rPr>
+      </w:pPr>
+      <w:r>
+        <w:rPr>
+          <w:highlight w:val="lightGray"/>
+        </w:rPr>
+        <w:t xml:space="preserve">O funcionamento do algoritmo baseia-se em divisões binárias sucessivas utilizando medidas de impureza, como o </w:t>
+      </w:r>
+      <w:r>
+        <w:rPr>
+          <w:rStyle w:val="Forte"/>
+          <w:highlight w:val="lightGray"/>
+        </w:rPr>
+        <w:t>índice de Gini</w:t>
+      </w:r>
+      <w:r>
+        <w:rPr>
+          <w:highlight w:val="lightGray"/>
+        </w:rPr>
+        <w:t xml:space="preserve">, que “é referido como uma medida de pureza do nó, indicando que um nó puro contém predominantemente observações de uma única classe” </w:t>
+      </w:r>
+      <w:commentRangeStart w:id="11"/>
+      <w:r>
+        <w:rPr>
+          <w:highlight w:val="lightGray"/>
+        </w:rPr>
+        <w:t>(RIBEIRO et al., 2022, p.4).</w:t>
+      </w:r>
+      <w:commentRangeEnd w:id="11"/>
+      <w:r>
+        <w:rPr>
+          <w:rStyle w:val="Refdecomentrio"/>
+          <w:highlight w:val="lightGray"/>
+        </w:rPr>
+        <w:commentReference w:id="11"/>
+      </w:r>
+    </w:p>
+    <w:p>
+      <w:pPr>
+        <w:spacing w:before="100" w:beforeAutospacing="1" w:after="100" w:afterAutospacing="1" w:line="240" w:lineRule="auto"/>
+        <w:rPr>
+          <w:highlight w:val="lightGray"/>
+        </w:rPr>
+      </w:pPr>
+      <w:r>
+        <w:rPr>
+          <w:highlight w:val="lightGray"/>
+        </w:rPr>
+        <w:t>De acordo com Yamaguti et al. (2020), “o algoritmo CART foi utilizado para desenvolver o modelo preditivo. Este modelo foi selecionado devido à sua robustez contra outliers e por ser uma árvore de decisão. Como uma árvore de decisão, o modelo é de fácil interpretação e pode ser usado tanto como uma diretriz impressa quanto como um algoritmo implementado em um sistema computacional” (p.3).</w:t>
+      </w:r>
+    </w:p>
+    <w:p>
+      <w:pPr>
+        <w:spacing w:before="100" w:beforeAutospacing="1" w:after="100" w:afterAutospacing="1" w:line="240" w:lineRule="auto"/>
+        <w:rPr>
+          <w:highlight w:val="lightGray"/>
+        </w:rPr>
+      </w:pPr>
+      <w:r>
+        <w:rPr>
+          <w:highlight w:val="lightGray"/>
+        </w:rPr>
+        <w:t>Original:</w:t>
+      </w:r>
+    </w:p>
+    <w:p>
+      <w:pPr>
+        <w:spacing w:before="100" w:beforeAutospacing="1" w:after="100" w:afterAutospacing="1" w:line="240" w:lineRule="auto"/>
+        <w:rPr>
+          <w:highlight w:val="lightGray"/>
+          <w:lang w:val="en-US"/>
+        </w:rPr>
+      </w:pPr>
+      <w:r>
+        <w:rPr>
+          <w:highlight w:val="lightGray"/>
+          <w:lang w:val="en-US"/>
+        </w:rPr>
+        <w:t>This model was selected because of its robustness against outliers and for being a decision tree. As a decision tree, the model is human-readable, and can be used either as a paper printable guideline or as an algorithm that can be implemented into a computational system</w:t>
+      </w:r>
+      <w:r>
+        <w:rPr>
+          <w:highlight w:val="lightGray"/>
+          <w:lang w:val="en-US"/>
+        </w:rPr>
+        <w:t>.</w:t>
+      </w:r>
+    </w:p>
+    <w:p>
+      <w:pPr>
+        <w:spacing w:before="100" w:beforeAutospacing="1" w:after="100" w:afterAutospacing="1" w:line="240" w:lineRule="auto"/>
+        <w:rPr>
+          <w:rFonts w:eastAsia="Times New Roman" w:cs="Times New Roman"/>
+          <w:szCs w:val="24"/>
+          <w:highlight w:val="lightGray"/>
+          <w:lang w:val="en-US" w:eastAsia="pt-BR"/>
+        </w:rPr>
+      </w:pPr>
+    </w:p>
+    <w:p>
+      <w:pPr>
+        <w:spacing w:before="100" w:beforeAutospacing="1" w:after="100" w:afterAutospacing="1" w:line="240" w:lineRule="auto"/>
+        <w:rPr>
+          <w:rFonts w:eastAsia="Times New Roman" w:cs="Times New Roman"/>
+          <w:szCs w:val="24"/>
+          <w:highlight w:val="lightGray"/>
+          <w:lang w:eastAsia="pt-BR"/>
+        </w:rPr>
+      </w:pPr>
+      <w:r>
+        <w:rPr>
+          <w:rStyle w:val="Forte"/>
+          <w:highlight w:val="lightGray"/>
+        </w:rPr>
+        <w:t>CART</w:t>
+      </w:r>
+      <w:r>
+        <w:rPr>
+          <w:highlight w:val="lightGray"/>
+        </w:rPr>
+        <w:t xml:space="preserve"> combina </w:t>
+      </w:r>
+      <w:r>
+        <w:rPr>
+          <w:rStyle w:val="Forte"/>
+          <w:highlight w:val="lightGray"/>
+        </w:rPr>
+        <w:t>interpretabilidade</w:t>
+      </w:r>
+      <w:r>
+        <w:rPr>
+          <w:highlight w:val="lightGray"/>
+        </w:rPr>
+        <w:t xml:space="preserve">, </w:t>
+      </w:r>
+      <w:r>
+        <w:rPr>
+          <w:rStyle w:val="Forte"/>
+          <w:highlight w:val="lightGray"/>
+        </w:rPr>
+        <w:t>robustez</w:t>
+      </w:r>
+      <w:r>
+        <w:rPr>
+          <w:highlight w:val="lightGray"/>
+        </w:rPr>
+        <w:t xml:space="preserve"> e </w:t>
+      </w:r>
+      <w:r>
+        <w:rPr>
+          <w:rStyle w:val="Forte"/>
+          <w:highlight w:val="lightGray"/>
+        </w:rPr>
+        <w:t>boa capacidade preditiva</w:t>
+      </w:r>
+      <w:r>
+        <w:rPr>
+          <w:highlight w:val="lightGray"/>
+        </w:rPr>
+        <w:t>, sendo uma abordagem eficiente para a análise de dados clínicos e identificação de padrões relevantes em diferentes contextos.</w:t>
+      </w:r>
+    </w:p>
+    <w:p>
+      <w:pPr>
+        <w:spacing w:before="100" w:beforeAutospacing="1" w:after="100" w:afterAutospacing="1" w:line="240" w:lineRule="auto"/>
+        <w:rPr>
+          <w:rFonts w:eastAsia="Times New Roman" w:cs="Times New Roman"/>
+          <w:szCs w:val="24"/>
+          <w:highlight w:val="lightGray"/>
+          <w:lang w:eastAsia="pt-BR"/>
+        </w:rPr>
+      </w:pPr>
+    </w:p>
+    <w:p>
+      <w:pPr>
+        <w:spacing w:before="100" w:beforeAutospacing="1" w:after="100" w:afterAutospacing="1" w:line="240" w:lineRule="auto"/>
+        <w:rPr>
+          <w:rFonts w:eastAsia="Times New Roman" w:cs="Times New Roman"/>
+          <w:szCs w:val="24"/>
+          <w:highlight w:val="lightGray"/>
+          <w:lang w:eastAsia="pt-BR"/>
+        </w:rPr>
+      </w:pPr>
     </w:p>
     <w:p>
       <w:pPr>
@@ -921,39 +1432,6 @@
           <w:lang w:eastAsia="pt-BR"/>
         </w:rPr>
         <w:t xml:space="preserve"> de um conjunto de dados, sendo calculado da seguinte forma:</w:t>
-      </w:r>
-    </w:p>
-    <w:p>
-      <w:pPr>
-        <w:spacing w:line="240" w:lineRule="auto"/>
-        <w:jc w:val="left"/>
-        <w:rPr>
-          <w:rFonts w:eastAsia="Times New Roman" w:cs="Times New Roman"/>
-          <w:szCs w:val="24"/>
-          <w:highlight w:val="lightGray"/>
-          <w:lang w:eastAsia="pt-BR"/>
-        </w:rPr>
-      </w:pPr>
-    </w:p>
-    <w:p>
-      <w:pPr>
-        <w:spacing w:after="160" w:line="259" w:lineRule="auto"/>
-        <w:jc w:val="left"/>
-        <w:rPr>
-          <w:rFonts w:eastAsia="Times New Roman" w:cs="Times New Roman"/>
-          <w:szCs w:val="24"/>
-          <w:highlight w:val="lightGray"/>
-          <w:lang w:eastAsia="pt-BR"/>
-        </w:rPr>
-      </w:pPr>
-      <w:r>
-        <w:rPr>
-          <w:rFonts w:eastAsia="Times New Roman" w:cs="Times New Roman"/>
-          <w:szCs w:val="24"/>
-          <w:highlight w:val="lightGray"/>
-          <w:lang w:eastAsia="pt-BR"/>
-        </w:rPr>
-        <w:br w:type="page"/>
       </w:r>
     </w:p>
     <w:tbl>
@@ -978,7 +1456,7 @@
       <w:tr>
         <w:tc>
           <w:tcPr>
-            <w:tcW w:w="846" w:type="dxa"/>
+            <w:tcW w:w="799" w:type="dxa"/>
           </w:tcPr>
           <w:p>
             <w:pPr>
@@ -992,7 +1470,7 @@
         </w:tc>
         <w:tc>
           <w:tcPr>
-            <w:tcW w:w="7371" w:type="dxa"/>
+            <w:tcW w:w="6888" w:type="dxa"/>
             <w:vAlign w:val="center"/>
           </w:tcPr>
           <w:p>
@@ -1128,7 +1606,7 @@
         </w:tc>
         <w:tc>
           <w:tcPr>
-            <w:tcW w:w="844" w:type="dxa"/>
+            <w:tcW w:w="817" w:type="dxa"/>
             <w:vAlign w:val="center"/>
           </w:tcPr>
           <w:p>
@@ -1825,6 +2303,7 @@
           <w:highlight w:val="lightGray"/>
           <w:lang w:eastAsia="pt-BR"/>
         </w:rPr>
+        <w:lastRenderedPageBreak/>
         <w:t>Vantagens do CART</w:t>
       </w:r>
     </w:p>
@@ -2030,7 +2509,6 @@
           <w:highlight w:val="lightGray"/>
           <w:lang w:eastAsia="pt-BR"/>
         </w:rPr>
-        <w:lastRenderedPageBreak/>
         <w:t>Sensibilidade a pequenas variações nos dados</w:t>
       </w:r>
       <w:r>
@@ -2171,7 +2649,7 @@
           <w:highlight w:val="yellow"/>
         </w:rPr>
       </w:pPr>
-      <w:bookmarkStart w:id="6" w:name="_Toc203566816"/>
+      <w:bookmarkStart w:id="12" w:name="_Toc203566816"/>
       <w:r>
         <w:rPr>
           <w:highlight w:val="yellow"/>
@@ -2187,7 +2665,7 @@
           <w:lang w:val="pt-BR"/>
         </w:rPr>
       </w:pPr>
-      <w:commentRangeStart w:id="7"/>
+      <w:commentRangeStart w:id="13"/>
       <w:r>
         <w:rPr>
           <w:highlight w:val="yellow"/>
@@ -2196,15 +2674,15 @@
         <w:lastRenderedPageBreak/>
         <w:t>Métricas de Avaliação Preditiva/ Modelo</w:t>
       </w:r>
-      <w:commentRangeEnd w:id="7"/>
+      <w:commentRangeEnd w:id="13"/>
       <w:r>
         <w:rPr>
           <w:rStyle w:val="Refdecomentrio"/>
           <w:highlight w:val="yellow"/>
         </w:rPr>
-        <w:commentReference w:id="7"/>
-      </w:r>
-      <w:bookmarkEnd w:id="6"/>
+        <w:commentReference w:id="13"/>
+      </w:r>
+      <w:bookmarkEnd w:id="12"/>
       <w:r>
         <w:rPr>
           <w:highlight w:val="yellow"/>
@@ -2212,13 +2690,6 @@
         </w:rPr>
         <w:t xml:space="preserve"> </w:t>
       </w:r>
-      <w:r>
-        <w:rPr>
-          <w:highlight w:val="yellow"/>
-          <w:lang w:val="pt-BR"/>
-        </w:rPr>
-        <w:t>[Verificar um artigo]</w:t>
-      </w:r>
     </w:p>
     <w:p>
       <w:pPr>
@@ -2238,6 +2709,35 @@
           <w:lang w:eastAsia="pt-BR"/>
         </w:rPr>
         <w:t>A avaliação de modelos preditivos é uma etapa fundamental na construção de sistemas de aprendizado de máquina, especialmente em problemas de classificação. As métricas servem para medir o quão bem o modelo está realizando suas previsões em relação aos dados reais, permitindo comparar abordagens distintas e escolher a mais adequada.</w:t>
+      </w:r>
+    </w:p>
+    <w:p>
+      <w:pPr>
+        <w:spacing w:before="100" w:beforeAutospacing="1" w:after="100" w:afterAutospacing="1" w:line="240" w:lineRule="auto"/>
+        <w:rPr>
+          <w:rFonts w:eastAsia="Times New Roman" w:cs="Times New Roman"/>
+          <w:szCs w:val="24"/>
+          <w:highlight w:val="lightGray"/>
+          <w:lang w:eastAsia="pt-BR"/>
+        </w:rPr>
+      </w:pPr>
+      <w:r>
+        <w:rPr>
+          <w:rFonts w:eastAsia="Times New Roman" w:cs="Times New Roman"/>
+          <w:szCs w:val="24"/>
+          <w:highlight w:val="lightGray"/>
+          <w:lang w:eastAsia="pt-BR"/>
+        </w:rPr>
+        <w:t>A escolha adequada das métricas é crucial, principalmente quando se trabalha com bases desbalanceadas, como nos dados de SRAG, onde a proporção entre óbitos e curas é desigual</w:t>
+      </w:r>
+      <w:r>
+        <w:rPr>
+          <w:rFonts w:eastAsia="Times New Roman" w:cs="Times New Roman"/>
+          <w:szCs w:val="24"/>
+          <w:highlight w:val="lightGray"/>
+          <w:lang w:eastAsia="pt-BR"/>
+        </w:rPr>
+        <w:t>.</w:t>
       </w:r>
     </w:p>
     <w:p>
@@ -2277,14 +2777,168 @@
           <w:highlight w:val="lightGray"/>
           <w:lang w:eastAsia="pt-BR"/>
         </w:rPr>
-        <w:t>. A seguir, são apresentadas as principais métricas utilizadas:</w:t>
-      </w:r>
+        <w:t xml:space="preserve">. </w:t>
+      </w:r>
+    </w:p>
+    <w:p>
+      <w:pPr>
+        <w:spacing w:before="100" w:beforeAutospacing="1" w:after="100" w:afterAutospacing="1" w:line="240" w:lineRule="auto"/>
+        <w:rPr>
+          <w:rFonts w:eastAsia="Times New Roman" w:cs="Times New Roman"/>
+          <w:b/>
+          <w:bCs/>
+          <w:szCs w:val="24"/>
+          <w:lang w:eastAsia="pt-BR"/>
+        </w:rPr>
+      </w:pPr>
+      <w:r>
+        <w:rPr>
+          <w:rFonts w:eastAsia="Times New Roman" w:cs="Times New Roman"/>
+          <w:szCs w:val="24"/>
+          <w:highlight w:val="lightGray"/>
+          <w:lang w:eastAsia="pt-BR"/>
+        </w:rPr>
+        <w:t xml:space="preserve">Diversas métricas são utilizadas para mensurar o desempenho, destacando-se a </w:t>
+      </w:r>
+      <w:r>
+        <w:rPr>
+          <w:rFonts w:eastAsia="Times New Roman" w:cs="Times New Roman"/>
+          <w:b/>
+          <w:bCs/>
+          <w:szCs w:val="24"/>
+          <w:highlight w:val="lightGray"/>
+          <w:lang w:eastAsia="pt-BR"/>
+        </w:rPr>
+        <w:t>matriz de confusão</w:t>
+      </w:r>
+      <w:r>
+        <w:rPr>
+          <w:rFonts w:eastAsia="Times New Roman" w:cs="Times New Roman"/>
+          <w:szCs w:val="24"/>
+          <w:highlight w:val="lightGray"/>
+          <w:lang w:eastAsia="pt-BR"/>
+        </w:rPr>
+        <w:t xml:space="preserve">, </w:t>
+      </w:r>
+      <w:r>
+        <w:rPr>
+          <w:rFonts w:eastAsia="Times New Roman" w:cs="Times New Roman"/>
+          <w:b/>
+          <w:bCs/>
+          <w:szCs w:val="24"/>
+          <w:highlight w:val="lightGray"/>
+          <w:lang w:eastAsia="pt-BR"/>
+        </w:rPr>
+        <w:t>acurácia</w:t>
+      </w:r>
+      <w:r>
+        <w:rPr>
+          <w:rFonts w:eastAsia="Times New Roman" w:cs="Times New Roman"/>
+          <w:szCs w:val="24"/>
+          <w:highlight w:val="lightGray"/>
+          <w:lang w:eastAsia="pt-BR"/>
+        </w:rPr>
+        <w:t xml:space="preserve">, </w:t>
+      </w:r>
+      <w:r>
+        <w:rPr>
+          <w:rFonts w:eastAsia="Times New Roman" w:cs="Times New Roman"/>
+          <w:b/>
+          <w:bCs/>
+          <w:szCs w:val="24"/>
+          <w:highlight w:val="lightGray"/>
+          <w:lang w:eastAsia="pt-BR"/>
+        </w:rPr>
+        <w:t>precisão</w:t>
+      </w:r>
+      <w:r>
+        <w:rPr>
+          <w:rFonts w:eastAsia="Times New Roman" w:cs="Times New Roman"/>
+          <w:szCs w:val="24"/>
+          <w:highlight w:val="lightGray"/>
+          <w:lang w:eastAsia="pt-BR"/>
+        </w:rPr>
+        <w:t xml:space="preserve">, </w:t>
+      </w:r>
+      <w:r>
+        <w:rPr>
+          <w:rFonts w:eastAsia="Times New Roman" w:cs="Times New Roman"/>
+          <w:b/>
+          <w:bCs/>
+          <w:szCs w:val="24"/>
+          <w:highlight w:val="lightGray"/>
+          <w:lang w:eastAsia="pt-BR"/>
+        </w:rPr>
+        <w:t>revocação (recall)</w:t>
+      </w:r>
+      <w:r>
+        <w:rPr>
+          <w:rFonts w:eastAsia="Times New Roman" w:cs="Times New Roman"/>
+          <w:szCs w:val="24"/>
+          <w:highlight w:val="lightGray"/>
+          <w:lang w:eastAsia="pt-BR"/>
+        </w:rPr>
+        <w:t xml:space="preserve">, </w:t>
+      </w:r>
+      <w:r>
+        <w:rPr>
+          <w:rFonts w:eastAsia="Times New Roman" w:cs="Times New Roman"/>
+          <w:b/>
+          <w:bCs/>
+          <w:szCs w:val="24"/>
+          <w:highlight w:val="lightGray"/>
+          <w:lang w:eastAsia="pt-BR"/>
+        </w:rPr>
+        <w:t>F1-score</w:t>
+      </w:r>
+      <w:r>
+        <w:rPr>
+          <w:rFonts w:eastAsia="Times New Roman" w:cs="Times New Roman"/>
+          <w:szCs w:val="24"/>
+          <w:highlight w:val="lightGray"/>
+          <w:lang w:eastAsia="pt-BR"/>
+        </w:rPr>
+        <w:t xml:space="preserve"> e </w:t>
+      </w:r>
+      <w:r>
+        <w:rPr>
+          <w:rFonts w:eastAsia="Times New Roman" w:cs="Times New Roman"/>
+          <w:b/>
+          <w:bCs/>
+          <w:szCs w:val="24"/>
+          <w:highlight w:val="lightGray"/>
+          <w:lang w:eastAsia="pt-BR"/>
+        </w:rPr>
+        <w:t>AUC-ROC</w:t>
+      </w:r>
+      <w:r>
+        <w:rPr>
+          <w:rFonts w:eastAsia="Times New Roman" w:cs="Times New Roman"/>
+          <w:b/>
+          <w:bCs/>
+          <w:szCs w:val="24"/>
+          <w:highlight w:val="lightGray"/>
+          <w:lang w:eastAsia="pt-BR"/>
+        </w:rPr>
+        <w:t>.</w:t>
+      </w:r>
+    </w:p>
+    <w:p>
+      <w:pPr>
+        <w:spacing w:before="100" w:beforeAutospacing="1" w:after="100" w:afterAutospacing="1" w:line="240" w:lineRule="auto"/>
+        <w:rPr>
+          <w:rFonts w:eastAsia="Times New Roman" w:cs="Times New Roman"/>
+          <w:szCs w:val="24"/>
+          <w:highlight w:val="lightGray"/>
+          <w:lang w:eastAsia="pt-BR"/>
+        </w:rPr>
+      </w:pPr>
     </w:p>
     <w:p>
       <w:pPr>
         <w:pStyle w:val="Ttulo3"/>
         <w:rPr>
-          <w:highlight w:val="lightGray"/>
+          <w:highlight w:val="yellow"/>
         </w:rPr>
       </w:pPr>
       <w:r>
@@ -2292,9 +2946,128 @@
           <w:rStyle w:val="Forte"/>
           <w:b/>
           <w:bCs w:val="0"/>
-          <w:highlight w:val="lightGray"/>
+          <w:highlight w:val="yellow"/>
         </w:rPr>
         <w:t>Matriz de Confusão</w:t>
+      </w:r>
+    </w:p>
+    <w:p>
+      <w:pPr>
+        <w:spacing w:before="100" w:beforeAutospacing="1" w:after="100" w:afterAutospacing="1" w:line="240" w:lineRule="auto"/>
+      </w:pPr>
+      <w:commentRangeStart w:id="14"/>
+      <w:r>
+        <w:rPr>
+          <w:highlight w:val="lightGray"/>
+        </w:rPr>
+        <w:t xml:space="preserve">A </w:t>
+      </w:r>
+      <w:r>
+        <w:rPr>
+          <w:rStyle w:val="Forte"/>
+          <w:highlight w:val="lightGray"/>
+        </w:rPr>
+        <w:t>matriz de confusão</w:t>
+      </w:r>
+      <w:r>
+        <w:rPr>
+          <w:highlight w:val="lightGray"/>
+        </w:rPr>
+        <w:t xml:space="preserve"> é uma ferramenta essencial na avaliação de modelos de classificação, pois organiza em formato de tabela as frequências de acertos e erros para cada classe prevista. Por meio dela, é possível identificar a quantidade de </w:t>
+      </w:r>
+      <w:r>
+        <w:rPr>
+          <w:rStyle w:val="Forte"/>
+          <w:highlight w:val="lightGray"/>
+        </w:rPr>
+        <w:t>falsos positivos</w:t>
+      </w:r>
+      <w:r>
+        <w:rPr>
+          <w:highlight w:val="lightGray"/>
+        </w:rPr>
+        <w:t xml:space="preserve"> e </w:t>
+      </w:r>
+      <w:r>
+        <w:rPr>
+          <w:rStyle w:val="Forte"/>
+          <w:highlight w:val="lightGray"/>
+        </w:rPr>
+        <w:t>falsos negativos</w:t>
+      </w:r>
+      <w:r>
+        <w:rPr>
+          <w:highlight w:val="lightGray"/>
+        </w:rPr>
+        <w:t>, fornecendo uma visão detalhada da efetividade do modelo preditivo (VITÓRIA, 2021).</w:t>
+      </w:r>
+      <w:commentRangeEnd w:id="14"/>
+      <w:r>
+        <w:rPr>
+          <w:rStyle w:val="Refdecomentrio"/>
+        </w:rPr>
+        <w:commentReference w:id="14"/>
+      </w:r>
+    </w:p>
+    <w:p>
+      <w:pPr>
+        <w:spacing w:before="100" w:beforeAutospacing="1" w:after="100" w:afterAutospacing="1" w:line="240" w:lineRule="auto"/>
+        <w:jc w:val="left"/>
+        <w:rPr>
+          <w:rFonts w:eastAsia="Times New Roman" w:cs="Times New Roman"/>
+          <w:szCs w:val="24"/>
+          <w:highlight w:val="lightGray"/>
+          <w:lang w:eastAsia="pt-BR"/>
+        </w:rPr>
+      </w:pPr>
+      <w:r>
+        <w:rPr>
+          <w:rFonts w:eastAsia="Times New Roman" w:cs="Times New Roman"/>
+          <w:szCs w:val="24"/>
+          <w:highlight w:val="lightGray"/>
+          <w:lang w:eastAsia="pt-BR"/>
+        </w:rPr>
+        <w:t xml:space="preserve">A </w:t>
+      </w:r>
+      <w:r>
+        <w:rPr>
+          <w:rFonts w:eastAsia="Times New Roman" w:cs="Times New Roman"/>
+          <w:b/>
+          <w:bCs/>
+          <w:szCs w:val="24"/>
+          <w:highlight w:val="lightGray"/>
+          <w:lang w:eastAsia="pt-BR"/>
+        </w:rPr>
+        <w:t>matriz de confusão</w:t>
+      </w:r>
+      <w:r>
+        <w:rPr>
+          <w:rFonts w:eastAsia="Times New Roman" w:cs="Times New Roman"/>
+          <w:szCs w:val="24"/>
+          <w:highlight w:val="lightGray"/>
+          <w:lang w:eastAsia="pt-BR"/>
+        </w:rPr>
+        <w:t xml:space="preserve"> é um recurso usado para avaliar classificadores, apresentando em forma de tabela </w:t>
+      </w:r>
+      <w:r>
+        <w:rPr>
+          <w:rFonts w:eastAsia="Times New Roman" w:cs="Times New Roman"/>
+          <w:b/>
+          <w:bCs/>
+          <w:szCs w:val="24"/>
+          <w:highlight w:val="lightGray"/>
+          <w:lang w:eastAsia="pt-BR"/>
+        </w:rPr>
+        <w:t>quantos acertos e erros</w:t>
+      </w:r>
+      <w:r>
+        <w:rPr>
+          <w:rFonts w:eastAsia="Times New Roman" w:cs="Times New Roman"/>
+          <w:szCs w:val="24"/>
+          <w:highlight w:val="lightGray"/>
+          <w:lang w:eastAsia="pt-BR"/>
+        </w:rPr>
+        <w:t xml:space="preserve"> o modelo cometeu para cada classe.</w:t>
       </w:r>
     </w:p>
     <w:p>
@@ -2578,6 +3351,7 @@
     </w:tbl>
     <w:p>
       <w:pPr>
+        <w:pStyle w:val="PargrafodaLista"/>
         <w:spacing w:after="160" w:line="259" w:lineRule="auto"/>
         <w:jc w:val="left"/>
         <w:rPr>
@@ -2587,6 +3361,11 @@
     </w:p>
     <w:p>
       <w:pPr>
+        <w:pStyle w:val="PargrafodaLista"/>
+        <w:numPr>
+          <w:ilvl w:val="0"/>
+          <w:numId w:val="13"/>
+        </w:numPr>
         <w:spacing w:after="160" w:line="259" w:lineRule="auto"/>
         <w:jc w:val="left"/>
         <w:rPr>
@@ -2597,24 +3376,410 @@
         <w:rPr>
           <w:highlight w:val="lightGray"/>
         </w:rPr>
-        <w:t>A partir dessa matriz, derivam-se várias métricas:</w:t>
+        <w:t>Funcionamento Matriz confusão</w:t>
+      </w:r>
+    </w:p>
+    <w:p>
+      <w:pPr>
+        <w:spacing w:before="100" w:beforeAutospacing="1" w:after="100" w:afterAutospacing="1" w:line="240" w:lineRule="auto"/>
+        <w:jc w:val="left"/>
+        <w:rPr>
+          <w:rFonts w:eastAsia="Times New Roman" w:cs="Times New Roman"/>
+          <w:szCs w:val="24"/>
+          <w:highlight w:val="lightGray"/>
+          <w:lang w:eastAsia="pt-BR"/>
+        </w:rPr>
+      </w:pPr>
+      <w:r>
+        <w:rPr>
+          <w:rFonts w:eastAsia="Times New Roman" w:cs="Times New Roman"/>
+          <w:szCs w:val="24"/>
+          <w:highlight w:val="lightGray"/>
+          <w:lang w:eastAsia="pt-BR"/>
+        </w:rPr>
+        <w:t xml:space="preserve">A </w:t>
+      </w:r>
+      <w:r>
+        <w:rPr>
+          <w:rFonts w:eastAsia="Times New Roman" w:cs="Times New Roman"/>
+          <w:b/>
+          <w:bCs/>
+          <w:szCs w:val="24"/>
+          <w:highlight w:val="lightGray"/>
+          <w:lang w:eastAsia="pt-BR"/>
+        </w:rPr>
+        <w:t>matriz de confusão</w:t>
+      </w:r>
+      <w:r>
+        <w:rPr>
+          <w:rFonts w:eastAsia="Times New Roman" w:cs="Times New Roman"/>
+          <w:szCs w:val="24"/>
+          <w:highlight w:val="lightGray"/>
+          <w:lang w:eastAsia="pt-BR"/>
+        </w:rPr>
+        <w:t xml:space="preserve"> é uma tabela que compara as </w:t>
+      </w:r>
+      <w:r>
+        <w:rPr>
+          <w:rFonts w:eastAsia="Times New Roman" w:cs="Times New Roman"/>
+          <w:b/>
+          <w:bCs/>
+          <w:szCs w:val="24"/>
+          <w:highlight w:val="lightGray"/>
+          <w:lang w:eastAsia="pt-BR"/>
+        </w:rPr>
+        <w:t>previsões do modelo</w:t>
+      </w:r>
+      <w:r>
+        <w:rPr>
+          <w:rFonts w:eastAsia="Times New Roman" w:cs="Times New Roman"/>
+          <w:szCs w:val="24"/>
+          <w:highlight w:val="lightGray"/>
+          <w:lang w:eastAsia="pt-BR"/>
+        </w:rPr>
+        <w:t xml:space="preserve"> com os </w:t>
+      </w:r>
+      <w:r>
+        <w:rPr>
+          <w:rFonts w:eastAsia="Times New Roman" w:cs="Times New Roman"/>
+          <w:b/>
+          <w:bCs/>
+          <w:szCs w:val="24"/>
+          <w:highlight w:val="lightGray"/>
+          <w:lang w:eastAsia="pt-BR"/>
+        </w:rPr>
+        <w:t>valores reais</w:t>
+      </w:r>
+      <w:r>
+        <w:rPr>
+          <w:rFonts w:eastAsia="Times New Roman" w:cs="Times New Roman"/>
+          <w:szCs w:val="24"/>
+          <w:highlight w:val="lightGray"/>
+          <w:lang w:eastAsia="pt-BR"/>
+        </w:rPr>
+        <w:t xml:space="preserve"> das classes.</w:t>
+      </w:r>
+    </w:p>
+    <w:p>
+      <w:pPr>
+        <w:spacing w:before="100" w:beforeAutospacing="1" w:after="100" w:afterAutospacing="1" w:line="240" w:lineRule="auto"/>
+        <w:jc w:val="left"/>
+        <w:rPr>
+          <w:rFonts w:eastAsia="Times New Roman" w:cs="Times New Roman"/>
+          <w:szCs w:val="24"/>
+          <w:lang w:eastAsia="pt-BR"/>
+        </w:rPr>
+      </w:pPr>
+      <w:r>
+        <w:rPr>
+          <w:rFonts w:eastAsia="Times New Roman" w:cs="Times New Roman"/>
+          <w:szCs w:val="24"/>
+          <w:highlight w:val="lightGray"/>
+          <w:lang w:eastAsia="pt-BR"/>
+        </w:rPr>
+        <w:t>Ela é composta por:</w:t>
+      </w:r>
+    </w:p>
+    <w:p>
+      <w:pPr>
+        <w:pStyle w:val="PargrafodaLista"/>
+        <w:numPr>
+          <w:ilvl w:val="0"/>
+          <w:numId w:val="13"/>
+        </w:numPr>
+        <w:spacing w:after="160" w:line="259" w:lineRule="auto"/>
+        <w:jc w:val="left"/>
+        <w:rPr>
+          <w:highlight w:val="lightGray"/>
+        </w:rPr>
+      </w:pPr>
+      <w:commentRangeStart w:id="15"/>
+      <w:r>
+        <w:rPr>
+          <w:rFonts w:ascii="Cambria Math" w:hAnsi="Cambria Math" w:cs="Cambria Math"/>
+          <w:highlight w:val="lightGray"/>
+        </w:rPr>
+        <w:t>𝑉𝑃</w:t>
+      </w:r>
+      <w:r>
+        <w:rPr>
+          <w:highlight w:val="lightGray"/>
+        </w:rPr>
+        <w:t xml:space="preserve">: Número de Verdadeiros Positivos, estas são instâncias positivas e que foram corretamente categorizadas pelo classificador. </w:t>
+      </w:r>
+    </w:p>
+    <w:p>
+      <w:pPr>
+        <w:pStyle w:val="PargrafodaLista"/>
+        <w:numPr>
+          <w:ilvl w:val="0"/>
+          <w:numId w:val="13"/>
+        </w:numPr>
+        <w:spacing w:after="160" w:line="259" w:lineRule="auto"/>
+        <w:jc w:val="left"/>
+        <w:rPr>
+          <w:highlight w:val="lightGray"/>
+        </w:rPr>
+      </w:pPr>
+      <w:r>
+        <w:rPr>
+          <w:rFonts w:ascii="Cambria Math" w:hAnsi="Cambria Math" w:cs="Cambria Math"/>
+          <w:highlight w:val="lightGray"/>
+        </w:rPr>
+        <w:lastRenderedPageBreak/>
+        <w:t>𝐹𝑃</w:t>
+      </w:r>
+      <w:r>
+        <w:rPr>
+          <w:highlight w:val="lightGray"/>
+        </w:rPr>
+        <w:t xml:space="preserve">: Número de Falsos Positivos, estas são instâncias negativas e que foram categorizadas erroneamente pelo classificador como sendo positivas. </w:t>
+      </w:r>
+    </w:p>
+    <w:p>
+      <w:pPr>
+        <w:pStyle w:val="PargrafodaLista"/>
+        <w:numPr>
+          <w:ilvl w:val="0"/>
+          <w:numId w:val="13"/>
+        </w:numPr>
+        <w:spacing w:after="160" w:line="259" w:lineRule="auto"/>
+        <w:jc w:val="left"/>
+        <w:rPr>
+          <w:highlight w:val="lightGray"/>
+        </w:rPr>
+      </w:pPr>
+      <w:r>
+        <w:rPr>
+          <w:rFonts w:ascii="Cambria Math" w:hAnsi="Cambria Math" w:cs="Cambria Math"/>
+          <w:highlight w:val="lightGray"/>
+        </w:rPr>
+        <w:t>𝐹𝑁</w:t>
+      </w:r>
+      <w:r>
+        <w:rPr>
+          <w:highlight w:val="lightGray"/>
+        </w:rPr>
+        <w:t xml:space="preserve">: Número de Falsos Negativos, estas são instâncias positivas e que foram categorizadas erroneamente pelo classificador como sendo negativas. E há também: </w:t>
+      </w:r>
+    </w:p>
+    <w:p>
+      <w:pPr>
+        <w:pStyle w:val="PargrafodaLista"/>
+        <w:numPr>
+          <w:ilvl w:val="0"/>
+          <w:numId w:val="13"/>
+        </w:numPr>
+        <w:spacing w:after="160" w:line="259" w:lineRule="auto"/>
+        <w:jc w:val="left"/>
+        <w:rPr>
+          <w:highlight w:val="lightGray"/>
+        </w:rPr>
+      </w:pPr>
+      <w:r>
+        <w:rPr>
+          <w:rFonts w:ascii="Cambria Math" w:hAnsi="Cambria Math" w:cs="Cambria Math"/>
+          <w:highlight w:val="lightGray"/>
+        </w:rPr>
+        <w:t>𝑉𝑁</w:t>
+      </w:r>
+      <w:r>
+        <w:rPr>
+          <w:highlight w:val="lightGray"/>
+        </w:rPr>
+        <w:t xml:space="preserve">: Número de Verdadeiros Negativos, instâncias negativas e que foram categorizadas corretamente pelo classificador como sendo negativas. </w:t>
+      </w:r>
+      <w:commentRangeEnd w:id="15"/>
+      <w:r>
+        <w:rPr>
+          <w:rStyle w:val="Refdecomentrio"/>
+        </w:rPr>
+        <w:commentReference w:id="15"/>
+      </w:r>
+    </w:p>
+    <w:p>
+      <w:pPr>
+        <w:spacing w:after="160" w:line="259" w:lineRule="auto"/>
+        <w:jc w:val="left"/>
+        <w:rPr>
+          <w:highlight w:val="lightGray"/>
+        </w:rPr>
+      </w:pPr>
+    </w:p>
+    <w:p>
+      <w:pPr>
+        <w:spacing w:before="100" w:beforeAutospacing="1" w:after="100" w:afterAutospacing="1" w:line="240" w:lineRule="auto"/>
+        <w:jc w:val="left"/>
+        <w:rPr>
+          <w:rFonts w:eastAsia="Times New Roman" w:cs="Times New Roman"/>
+          <w:szCs w:val="24"/>
+          <w:lang w:eastAsia="pt-BR"/>
+        </w:rPr>
+      </w:pPr>
+      <w:r>
+        <w:rPr>
+          <w:rFonts w:eastAsia="Times New Roman" w:cs="Times New Roman"/>
+          <w:szCs w:val="24"/>
+          <w:highlight w:val="lightGray"/>
+          <w:lang w:eastAsia="pt-BR"/>
+        </w:rPr>
+        <w:t xml:space="preserve">Ela separa os resultados em </w:t>
+      </w:r>
+      <w:r>
+        <w:rPr>
+          <w:rFonts w:eastAsia="Times New Roman" w:cs="Times New Roman"/>
+          <w:b/>
+          <w:bCs/>
+          <w:szCs w:val="24"/>
+          <w:highlight w:val="lightGray"/>
+          <w:lang w:eastAsia="pt-BR"/>
+        </w:rPr>
+        <w:t>acertos (verdadeiros positivos e negativos)</w:t>
+      </w:r>
+      <w:r>
+        <w:rPr>
+          <w:rFonts w:eastAsia="Times New Roman" w:cs="Times New Roman"/>
+          <w:szCs w:val="24"/>
+          <w:highlight w:val="lightGray"/>
+          <w:lang w:eastAsia="pt-BR"/>
+        </w:rPr>
+        <w:t xml:space="preserve"> e </w:t>
+      </w:r>
+      <w:r>
+        <w:rPr>
+          <w:rFonts w:eastAsia="Times New Roman" w:cs="Times New Roman"/>
+          <w:b/>
+          <w:bCs/>
+          <w:szCs w:val="24"/>
+          <w:highlight w:val="lightGray"/>
+          <w:lang w:eastAsia="pt-BR"/>
+        </w:rPr>
+        <w:t>erros (falsos positivos e negativos)</w:t>
+      </w:r>
+      <w:r>
+        <w:rPr>
+          <w:rFonts w:eastAsia="Times New Roman" w:cs="Times New Roman"/>
+          <w:szCs w:val="24"/>
+          <w:highlight w:val="lightGray"/>
+          <w:lang w:eastAsia="pt-BR"/>
+        </w:rPr>
+        <w:t xml:space="preserve">, permitindo identificar </w:t>
+      </w:r>
+      <w:r>
+        <w:rPr>
+          <w:rFonts w:eastAsia="Times New Roman" w:cs="Times New Roman"/>
+          <w:b/>
+          <w:bCs/>
+          <w:szCs w:val="24"/>
+          <w:highlight w:val="lightGray"/>
+          <w:lang w:eastAsia="pt-BR"/>
+        </w:rPr>
+        <w:t>onde o modelo erra</w:t>
+      </w:r>
+      <w:r>
+        <w:rPr>
+          <w:rFonts w:eastAsia="Times New Roman" w:cs="Times New Roman"/>
+          <w:szCs w:val="24"/>
+          <w:highlight w:val="lightGray"/>
+          <w:lang w:eastAsia="pt-BR"/>
+        </w:rPr>
+        <w:t xml:space="preserve"> e </w:t>
+      </w:r>
+      <w:r>
+        <w:rPr>
+          <w:rFonts w:eastAsia="Times New Roman" w:cs="Times New Roman"/>
+          <w:b/>
+          <w:bCs/>
+          <w:szCs w:val="24"/>
+          <w:highlight w:val="lightGray"/>
+          <w:lang w:eastAsia="pt-BR"/>
+        </w:rPr>
+        <w:t>qual classe é mais difícil de prever</w:t>
+      </w:r>
+      <w:r>
+        <w:rPr>
+          <w:rFonts w:eastAsia="Times New Roman" w:cs="Times New Roman"/>
+          <w:szCs w:val="24"/>
+          <w:lang w:eastAsia="pt-BR"/>
+        </w:rPr>
+        <w:t>.</w:t>
+      </w:r>
+    </w:p>
+    <w:p>
+      <w:pPr>
+        <w:spacing w:after="160" w:line="259" w:lineRule="auto"/>
+        <w:jc w:val="left"/>
+        <w:rPr>
+          <w:highlight w:val="lightGray"/>
+        </w:rPr>
+      </w:pPr>
+      <w:r>
+        <w:rPr>
+          <w:highlight w:val="lightGray"/>
+        </w:rPr>
+        <w:t>A partir dessa matriz, derivam-se várias métricas</w:t>
+      </w:r>
+      <w:r>
+        <w:rPr>
+          <w:highlight w:val="lightGray"/>
+        </w:rPr>
+        <w:t>, como por exemplo a acurácia, precisão, recall,  f1-score e AUC-ROC.</w:t>
       </w:r>
     </w:p>
     <w:p>
       <w:pPr>
         <w:pStyle w:val="Ttulo3"/>
-        <w:rPr>
-          <w:highlight w:val="lightGray"/>
-        </w:rPr>
-      </w:pPr>
-      <w:r>
         <w:rPr>
           <w:rStyle w:val="Forte"/>
           <w:b/>
           <w:bCs w:val="0"/>
-          <w:highlight w:val="lightGray"/>
+          <w:highlight w:val="yellow"/>
+        </w:rPr>
+      </w:pPr>
+      <w:r>
+        <w:rPr>
+          <w:rStyle w:val="Forte"/>
+          <w:b/>
+          <w:bCs w:val="0"/>
+          <w:highlight w:val="yellow"/>
         </w:rPr>
         <w:t>Acurácia</w:t>
+      </w:r>
+    </w:p>
+    <w:p>
+      <w:pPr>
+        <w:spacing w:before="100" w:beforeAutospacing="1" w:after="100" w:afterAutospacing="1" w:line="240" w:lineRule="auto"/>
+        <w:rPr>
+          <w:rFonts w:eastAsia="Times New Roman" w:cs="Times New Roman"/>
+          <w:szCs w:val="24"/>
+          <w:lang w:eastAsia="pt-BR"/>
+        </w:rPr>
+      </w:pPr>
+      <w:commentRangeStart w:id="16"/>
+      <w:r>
+        <w:rPr>
+          <w:highlight w:val="lightGray"/>
+        </w:rPr>
+        <w:t>“A acurácia representa um percentual total de acertos do modelo. Essa métrica nem sempre é uma medida muito boa para trabalhar com modelos de classificação, pois ela pode induzir a achar que um modelo que prediz corretamente uma classe A, mas erra muito ao predizer a classe B seja um modelo muito bom” (SILVA; SILVA NETO, 2022, p.12</w:t>
+      </w:r>
+      <w:r>
+        <w:rPr>
+          <w:highlight w:val="lightGray"/>
+        </w:rPr>
+        <w:t>4</w:t>
+      </w:r>
+      <w:r>
+        <w:rPr>
+          <w:highlight w:val="lightGray"/>
+        </w:rPr>
+        <w:t>).</w:t>
+      </w:r>
+      <w:commentRangeEnd w:id="16"/>
+      <w:r>
+        <w:rPr>
+          <w:rStyle w:val="Refdecomentrio"/>
+        </w:rPr>
+        <w:commentReference w:id="16"/>
       </w:r>
     </w:p>
     <w:p>
@@ -2828,24 +3993,114 @@
     </w:p>
     <w:p>
       <w:pPr>
+        <w:pStyle w:val="NormalWeb"/>
+        <w:rPr>
+          <w:highlight w:val="lightGray"/>
+        </w:rPr>
+      </w:pPr>
+      <w:r>
+        <w:rPr>
+          <w:highlight w:val="lightGray"/>
+        </w:rPr>
+        <w:t xml:space="preserve">A </w:t>
+      </w:r>
+      <w:r>
+        <w:rPr>
+          <w:b/>
+          <w:bCs/>
+          <w:highlight w:val="lightGray"/>
+        </w:rPr>
+        <w:t>acurácia</w:t>
+      </w:r>
+      <w:r>
+        <w:rPr>
+          <w:highlight w:val="lightGray"/>
+        </w:rPr>
+        <w:t xml:space="preserve"> mede a proporção de previsões corretas (positivas e negativas) em relação ao total de observações. Apesar de ser uma métrica intuitiva e amplamente utilizada, pode ser enganosa em conjuntos desbalanceados, pois não diferencia o desempenho em classes minoritárias</w:t>
+      </w:r>
+      <w:r>
+        <w:rPr>
+          <w:highlight w:val="lightGray"/>
+        </w:rPr>
+        <w:t>.</w:t>
+      </w:r>
+    </w:p>
+    <w:p>
+      <w:pPr>
         <w:pStyle w:val="Ttulo4"/>
-        <w:rPr>
-          <w:highlight w:val="lightGray"/>
-        </w:rPr>
-      </w:pPr>
-      <w:r>
         <w:rPr>
           <w:rStyle w:val="Forte"/>
           <w:b/>
           <w:bCs w:val="0"/>
-          <w:highlight w:val="lightGray"/>
+          <w:highlight w:val="yellow"/>
+        </w:rPr>
+      </w:pPr>
+      <w:r>
+        <w:rPr>
+          <w:rStyle w:val="Forte"/>
+          <w:b/>
+          <w:bCs w:val="0"/>
+          <w:highlight w:val="yellow"/>
         </w:rPr>
         <w:t>Precisão (Precision)</w:t>
       </w:r>
     </w:p>
     <w:p>
       <w:pPr>
-        <w:pStyle w:val="NormalWeb"/>
+        <w:spacing w:before="100" w:beforeAutospacing="1" w:after="100" w:afterAutospacing="1" w:line="240" w:lineRule="auto"/>
+        <w:rPr>
+          <w:highlight w:val="lightGray"/>
+        </w:rPr>
+      </w:pPr>
+      <w:r>
+        <w:rPr>
+          <w:highlight w:val="lightGray"/>
+        </w:rPr>
+        <w:t>“A precisão é a capacidade do modelo de não prever uma instância negativa como positiva (</w:t>
+      </w:r>
+      <w:r>
+        <w:rPr>
+          <w:highlight w:val="lightGray"/>
+          <w:u w:val="single"/>
+        </w:rPr>
+        <w:t>não cometer erro do tipo 1</w:t>
+      </w:r>
+      <w:r>
+        <w:rPr>
+          <w:highlight w:val="lightGray"/>
+        </w:rPr>
+        <w:t xml:space="preserve">), ou seja, para todas as instâncias classificadas como positivas, qual é o percentual de acerto” </w:t>
+      </w:r>
+      <w:commentRangeStart w:id="17"/>
+      <w:r>
+        <w:rPr>
+          <w:highlight w:val="lightGray"/>
+        </w:rPr>
+        <w:t>(SILVA; SILVA NETO, 2022, p.12</w:t>
+      </w:r>
+      <w:r>
+        <w:rPr>
+          <w:highlight w:val="lightGray"/>
+        </w:rPr>
+        <w:t>4</w:t>
+      </w:r>
+      <w:r>
+        <w:rPr>
+          <w:highlight w:val="lightGray"/>
+        </w:rPr>
+        <w:t>).</w:t>
+      </w:r>
+      <w:commentRangeEnd w:id="17"/>
+      <w:r>
+        <w:rPr>
+          <w:rStyle w:val="Refdecomentrio"/>
+        </w:rPr>
+        <w:commentReference w:id="17"/>
+      </w:r>
+    </w:p>
+    <w:p>
+      <w:pPr>
+        <w:spacing w:before="100" w:beforeAutospacing="1" w:after="100" w:afterAutospacing="1" w:line="240" w:lineRule="auto"/>
         <w:rPr>
           <w:highlight w:val="lightGray"/>
         </w:rPr>
@@ -2990,6 +4245,7 @@
           <w:rStyle w:val="vlist-s"/>
           <w:highlight w:val="lightGray"/>
         </w:rPr>
+        <w:lastRenderedPageBreak/>
         <w:t>​</w:t>
       </w:r>
       <w:r>
@@ -3028,27 +4284,99 @@
     </w:p>
     <w:p>
       <w:pPr>
-        <w:rPr>
-          <w:highlight w:val="lightGray"/>
+        <w:pStyle w:val="NormalWeb"/>
+        <w:rPr>
+          <w:highlight w:val="lightGray"/>
+        </w:rPr>
+      </w:pPr>
+      <w:r>
+        <w:rPr>
+          <w:highlight w:val="lightGray"/>
+        </w:rPr>
+        <w:t xml:space="preserve">A </w:t>
+      </w:r>
+      <w:r>
+        <w:rPr>
+          <w:b/>
+          <w:bCs/>
+          <w:highlight w:val="lightGray"/>
+        </w:rPr>
+        <w:t>precisão</w:t>
+      </w:r>
+      <w:r>
+        <w:rPr>
+          <w:highlight w:val="lightGray"/>
+        </w:rPr>
+        <w:t xml:space="preserve"> indica a proporção de verdadeiros positivos entre todas as previsões positivas realizadas pelo modelo. Essa métrica é relevante em cenários onde o custo de falsos positivos é elevado, como na triagem de pacientes</w:t>
+      </w:r>
+    </w:p>
+    <w:p>
+      <w:pPr>
+        <w:rPr>
+          <w:highlight w:val="yellow"/>
         </w:rPr>
       </w:pPr>
     </w:p>
     <w:p>
       <w:pPr>
         <w:pStyle w:val="Ttulo4"/>
-        <w:rPr>
-          <w:highlight w:val="lightGray"/>
-        </w:rPr>
-      </w:pPr>
-      <w:r>
         <w:rPr>
           <w:rStyle w:val="Forte"/>
           <w:b/>
           <w:bCs w:val="0"/>
-          <w:highlight w:val="lightGray"/>
-        </w:rPr>
-        <w:lastRenderedPageBreak/>
+          <w:highlight w:val="yellow"/>
+        </w:rPr>
+      </w:pPr>
+      <w:r>
+        <w:rPr>
+          <w:rStyle w:val="Forte"/>
+          <w:b/>
+          <w:bCs w:val="0"/>
+          <w:highlight w:val="yellow"/>
+        </w:rPr>
         <w:t>Revocação (Recall ou Sensibilidade)</w:t>
+      </w:r>
+    </w:p>
+    <w:p>
+      <w:pPr>
+        <w:spacing w:before="100" w:beforeAutospacing="1" w:after="100" w:afterAutospacing="1" w:line="240" w:lineRule="auto"/>
+        <w:rPr>
+          <w:rFonts w:eastAsia="Times New Roman" w:cs="Times New Roman"/>
+          <w:szCs w:val="24"/>
+          <w:lang w:eastAsia="pt-BR"/>
+        </w:rPr>
+      </w:pPr>
+      <w:r>
+        <w:rPr>
+          <w:highlight w:val="lightGray"/>
+        </w:rPr>
+        <w:t xml:space="preserve">“Já a métrica recall mostra a capacidade do modelo de encontrar todas as instâncias positivas, isto é, para todas as instâncias que são, de fato, positivas, qual é o percentual de acerto” </w:t>
+      </w:r>
+      <w:commentRangeStart w:id="18"/>
+      <w:r>
+        <w:rPr>
+          <w:highlight w:val="lightGray"/>
+        </w:rPr>
+        <w:t>(SILVA; SILVA NETO, 2022, p.12</w:t>
+      </w:r>
+      <w:r>
+        <w:rPr>
+          <w:highlight w:val="lightGray"/>
+        </w:rPr>
+        <w:t>4</w:t>
+      </w:r>
+      <w:r>
+        <w:rPr>
+          <w:highlight w:val="lightGray"/>
+        </w:rPr>
+        <w:t>).</w:t>
+      </w:r>
+      <w:commentRangeEnd w:id="18"/>
+      <w:r>
+        <w:rPr>
+          <w:rStyle w:val="Refdecomentrio"/>
+        </w:rPr>
+        <w:commentReference w:id="18"/>
       </w:r>
     </w:p>
     <w:p>
@@ -3236,24 +4564,158 @@
     </w:p>
     <w:p>
       <w:pPr>
+        <w:pStyle w:val="NormalWeb"/>
+        <w:rPr>
+          <w:highlight w:val="lightGray"/>
+        </w:rPr>
+      </w:pPr>
+      <w:r>
+        <w:rPr>
+          <w:highlight w:val="lightGray"/>
+        </w:rPr>
+        <w:t xml:space="preserve">A </w:t>
+      </w:r>
+      <w:r>
+        <w:rPr>
+          <w:b/>
+          <w:bCs/>
+          <w:highlight w:val="lightGray"/>
+        </w:rPr>
+        <w:t>revocação (recall)</w:t>
+      </w:r>
+      <w:r>
+        <w:rPr>
+          <w:highlight w:val="lightGray"/>
+        </w:rPr>
+        <w:t>, também chamada de sensibilidade, mede a capacidade do modelo de identificar corretamente os casos positivos, sendo especialmente importante quando a detecção de todos os casos relevantes é crítica, como na predição de óbitos em saúde pública</w:t>
+      </w:r>
+      <w:r>
+        <w:rPr>
+          <w:highlight w:val="lightGray"/>
+        </w:rPr>
+        <w:t>.</w:t>
+      </w:r>
+    </w:p>
+    <w:p>
+      <w:pPr>
         <w:pStyle w:val="Ttulo4"/>
-        <w:rPr>
-          <w:highlight w:val="lightGray"/>
-        </w:rPr>
-      </w:pPr>
-      <w:r>
         <w:rPr>
           <w:rStyle w:val="Forte"/>
           <w:b/>
           <w:bCs w:val="0"/>
-          <w:highlight w:val="lightGray"/>
+          <w:highlight w:val="yellow"/>
+        </w:rPr>
+      </w:pPr>
+      <w:r>
+        <w:rPr>
+          <w:rStyle w:val="Forte"/>
+          <w:b/>
+          <w:bCs w:val="0"/>
+          <w:highlight w:val="yellow"/>
         </w:rPr>
         <w:t>F1-Score</w:t>
       </w:r>
     </w:p>
     <w:p>
       <w:pPr>
-        <w:pStyle w:val="NormalWeb"/>
+        <w:spacing w:before="100" w:beforeAutospacing="1" w:after="100" w:afterAutospacing="1" w:line="240" w:lineRule="auto"/>
+        <w:rPr>
+          <w:rFonts w:eastAsia="Times New Roman" w:cs="Times New Roman"/>
+          <w:szCs w:val="24"/>
+          <w:lang w:eastAsia="pt-BR"/>
+        </w:rPr>
+      </w:pPr>
+      <w:r>
+        <w:rPr>
+          <w:highlight w:val="lightGray"/>
+        </w:rPr>
+        <w:t xml:space="preserve">“A métrica F1, por sua vez, conjuga as duas anteriores como uma média harmônica entre ambas” </w:t>
+      </w:r>
+      <w:commentRangeStart w:id="19"/>
+      <w:r>
+        <w:rPr>
+          <w:highlight w:val="lightGray"/>
+        </w:rPr>
+        <w:t>(SILVA; SILVA NETO, 2022, p.121).</w:t>
+      </w:r>
+      <w:commentRangeEnd w:id="19"/>
+      <w:r>
+        <w:rPr>
+          <w:rStyle w:val="Refdecomentrio"/>
+        </w:rPr>
+        <w:commentReference w:id="19"/>
+      </w:r>
+    </w:p>
+    <w:p>
+      <w:pPr>
+        <w:spacing w:before="100" w:beforeAutospacing="1" w:after="100" w:afterAutospacing="1" w:line="240" w:lineRule="auto"/>
+      </w:pPr>
+      <w:r>
+        <w:rPr>
+          <w:rFonts w:eastAsia="Times New Roman" w:cs="Times New Roman"/>
+          <w:szCs w:val="24"/>
+          <w:highlight w:val="lightGray"/>
+          <w:lang w:eastAsia="pt-BR"/>
+        </w:rPr>
+        <w:t xml:space="preserve">O </w:t>
+      </w:r>
+      <w:r>
+        <w:rPr>
+          <w:rFonts w:eastAsia="Times New Roman" w:cs="Times New Roman"/>
+          <w:b/>
+          <w:bCs/>
+          <w:szCs w:val="24"/>
+          <w:highlight w:val="lightGray"/>
+          <w:lang w:eastAsia="pt-BR"/>
+        </w:rPr>
+        <w:t>F1-score</w:t>
+      </w:r>
+      <w:r>
+        <w:rPr>
+          <w:rFonts w:eastAsia="Times New Roman" w:cs="Times New Roman"/>
+          <w:szCs w:val="24"/>
+          <w:highlight w:val="lightGray"/>
+          <w:lang w:eastAsia="pt-BR"/>
+        </w:rPr>
+        <w:t xml:space="preserve"> é a média harmônica entre precisão e recall, fornecendo um equilíbrio entre essas duas métricas </w:t>
+      </w:r>
+      <w:commentRangeStart w:id="20"/>
+      <w:r>
+        <w:rPr>
+          <w:highlight w:val="lightGray"/>
+        </w:rPr>
+        <w:t>(SILVA; SILVA NETO, 2022, p.121).</w:t>
+      </w:r>
+      <w:commentRangeEnd w:id="20"/>
+      <w:r>
+        <w:rPr>
+          <w:rStyle w:val="Refdecomentrio"/>
+        </w:rPr>
+        <w:commentReference w:id="20"/>
+      </w:r>
+    </w:p>
+    <w:p>
+      <w:pPr>
+        <w:spacing w:before="100" w:beforeAutospacing="1" w:after="100" w:afterAutospacing="1" w:line="240" w:lineRule="auto"/>
+        <w:rPr>
+          <w:rFonts w:eastAsia="Times New Roman" w:cs="Times New Roman"/>
+          <w:szCs w:val="24"/>
+          <w:lang w:eastAsia="pt-BR"/>
+        </w:rPr>
+      </w:pPr>
+      <w:r>
+        <w:rPr>
+          <w:rFonts w:eastAsia="Times New Roman" w:cs="Times New Roman"/>
+          <w:szCs w:val="24"/>
+          <w:highlight w:val="lightGray"/>
+          <w:lang w:eastAsia="pt-BR"/>
+        </w:rPr>
+        <w:t>É particularmente útil quando há desbalanceamento de classes, pois penaliza modelos que apresentam bom desempenho apenas em uma das medidas</w:t>
+      </w:r>
+    </w:p>
+    <w:p>
+      <w:pPr>
+        <w:spacing w:before="100" w:beforeAutospacing="1" w:after="100" w:afterAutospacing="1" w:line="240" w:lineRule="auto"/>
         <w:rPr>
           <w:highlight w:val="lightGray"/>
         </w:rPr>
@@ -3440,6 +4902,7 @@
         <w:rPr>
           <w:highlight w:val="lightGray"/>
         </w:rPr>
+        <w:lastRenderedPageBreak/>
         <w:t xml:space="preserve">Essa métrica foi utilizada neste trabalho para comparar os modelos porque lida melhor com o desequilíbrio entre classes, como no caso da variável </w:t>
       </w:r>
       <w:r>
@@ -3465,21 +4928,73 @@
     </w:p>
     <w:p>
       <w:pPr>
+        <w:rPr>
+          <w:highlight w:val="lightGray"/>
+        </w:rPr>
+      </w:pPr>
+    </w:p>
+    <w:p>
+      <w:pPr>
         <w:pStyle w:val="Ttulo4"/>
-        <w:rPr>
-          <w:highlight w:val="lightGray"/>
-          <w:lang w:val="pt-BR"/>
-        </w:rPr>
-      </w:pPr>
-      <w:r>
         <w:rPr>
           <w:rStyle w:val="Forte"/>
           <w:b/>
           <w:bCs w:val="0"/>
-          <w:highlight w:val="lightGray"/>
+          <w:highlight w:val="yellow"/>
           <w:lang w:val="pt-BR"/>
         </w:rPr>
+      </w:pPr>
+      <w:r>
+        <w:rPr>
+          <w:rStyle w:val="Forte"/>
+          <w:b/>
+          <w:bCs w:val="0"/>
+          <w:highlight w:val="yellow"/>
+          <w:lang w:val="pt-BR"/>
+        </w:rPr>
         <w:t>AUC-ROC (Área sob a Curva ROC)</w:t>
+      </w:r>
+    </w:p>
+    <w:p>
+      <w:pPr>
+        <w:spacing w:before="100" w:beforeAutospacing="1" w:after="100" w:afterAutospacing="1" w:line="240" w:lineRule="auto"/>
+        <w:rPr>
+          <w:rFonts w:eastAsia="Times New Roman" w:cs="Times New Roman"/>
+          <w:szCs w:val="24"/>
+          <w:lang w:eastAsia="pt-BR"/>
+        </w:rPr>
+      </w:pPr>
+      <w:r>
+        <w:rPr>
+          <w:highlight w:val="lightGray"/>
+        </w:rPr>
+        <w:t>“Uma excelente alternativa é fazer a Receiver Operating Characteristic (ROC) e calcular a Area Under the Curve (AUC). A curva ROC mensura a capacidade de predição do modelo proposto por meio das predições da sensibilidade e da especificidade. Essa técnica serve para visualizar, organizar e classificar o modelo com base na performance preditiva; em termos práticos, quanto mais ao noroeste do gráfico a curva estiver, melhor”</w:t>
+      </w:r>
+      <w:commentRangeStart w:id="21"/>
+      <w:r>
+        <w:rPr>
+          <w:highlight w:val="lightGray"/>
+        </w:rPr>
+        <w:t xml:space="preserve"> (SILVA; SILVA NETO, 2022, p.12</w:t>
+      </w:r>
+      <w:r>
+        <w:rPr>
+          <w:highlight w:val="lightGray"/>
+        </w:rPr>
+        <w:t>4</w:t>
+      </w:r>
+      <w:r>
+        <w:rPr>
+          <w:highlight w:val="lightGray"/>
+        </w:rPr>
+        <w:t>).</w:t>
+      </w:r>
+      <w:commentRangeEnd w:id="21"/>
+      <w:r>
+        <w:rPr>
+          <w:rStyle w:val="Refdecomentrio"/>
+        </w:rPr>
+        <w:commentReference w:id="21"/>
       </w:r>
     </w:p>
     <w:p>
@@ -3689,6 +5204,7 @@
           <w:b/>
           <w:bCs w:val="0"/>
           <w:highlight w:val="lightGray"/>
+          <w:lang w:val="pt-BR"/>
         </w:rPr>
       </w:pPr>
       <w:r>
@@ -3697,9 +5213,29 @@
           <w:b/>
           <w:bCs w:val="0"/>
           <w:highlight w:val="lightGray"/>
-        </w:rPr>
-        <w:lastRenderedPageBreak/>
-        <w:t>Funcionamento curva AUC</w:t>
+          <w:lang w:val="pt-BR"/>
+        </w:rPr>
+        <w:t xml:space="preserve">Funcionamento curva </w:t>
+      </w:r>
+      <w:r>
+        <w:rPr>
+          <w:rStyle w:val="Forte"/>
+          <w:b/>
+          <w:bCs w:val="0"/>
+          <w:highlight w:val="lightGray"/>
+          <w:lang w:val="pt-BR"/>
+        </w:rPr>
+        <w:t xml:space="preserve">ROC e </w:t>
+      </w:r>
+      <w:r>
+        <w:rPr>
+          <w:rStyle w:val="Forte"/>
+          <w:b/>
+          <w:bCs w:val="0"/>
+          <w:highlight w:val="lightGray"/>
+          <w:lang w:val="pt-BR"/>
+        </w:rPr>
+        <w:t>AUC</w:t>
       </w:r>
     </w:p>
     <w:p>
@@ -4419,7 +5955,7 @@
       <w:pPr>
         <w:pStyle w:val="Ttulo4"/>
         <w:rPr>
-          <w:highlight w:val="lightGray"/>
+          <w:highlight w:val="yellow"/>
         </w:rPr>
       </w:pPr>
       <w:r>
@@ -4427,7 +5963,7 @@
           <w:rStyle w:val="Forte"/>
           <w:b/>
           <w:bCs w:val="0"/>
-          <w:highlight w:val="lightGray"/>
+          <w:highlight w:val="yellow"/>
         </w:rPr>
         <w:t>Justificativa das Métricas Utilizadas</w:t>
       </w:r>
@@ -4469,34 +6005,121 @@
         <w:rPr>
           <w:highlight w:val="lightGray"/>
         </w:rPr>
+        <w:t xml:space="preserve">Por esse motivo, o </w:t>
+      </w:r>
+      <w:r>
+        <w:rPr>
+          <w:rStyle w:val="Forte"/>
+          <w:highlight w:val="lightGray"/>
+        </w:rPr>
+        <w:t>F1-score</w:t>
+      </w:r>
+      <w:r>
+        <w:rPr>
+          <w:highlight w:val="lightGray"/>
+        </w:rPr>
+        <w:t xml:space="preserve"> foi adotado como principal métrica comparativa entre os modelos Random Forest e CART, por equilibrar precisão e recall, oferecendo uma visão mais realista do desempenho preditivo. Além disso, a </w:t>
+      </w:r>
+      <w:r>
+        <w:rPr>
+          <w:rStyle w:val="Forte"/>
+          <w:highlight w:val="lightGray"/>
+        </w:rPr>
+        <w:t>AUC-ROC</w:t>
+      </w:r>
+      <w:r>
+        <w:rPr>
+          <w:highlight w:val="lightGray"/>
+        </w:rPr>
+        <w:t xml:space="preserve"> também foi utilizada como métrica complementar para avaliar a capacidade discriminativa dos modelos.</w:t>
+      </w:r>
+    </w:p>
+    <w:p>
+      <w:pPr>
+        <w:pStyle w:val="NormalWeb"/>
+        <w:jc w:val="both"/>
+      </w:pPr>
+      <w:r>
+        <w:rPr>
+          <w:highlight w:val="lightGray"/>
+        </w:rPr>
+        <w:t xml:space="preserve">Além disso, </w:t>
+      </w:r>
+      <w:r>
+        <w:rPr>
+          <w:rStyle w:val="Forte"/>
+          <w:highlight w:val="lightGray"/>
+        </w:rPr>
+        <w:t>SILVA (2021)</w:t>
+      </w:r>
+      <w:r>
+        <w:rPr>
+          <w:highlight w:val="lightGray"/>
+        </w:rPr>
+        <w:t xml:space="preserve"> demonstrou que modelos ensemble, incluindo Random Forest e XGBoost, obtiveram resultados robustos na classificação de casos de SRAG, com alta capacidade discriminativa, especialmente quando avaliados por métricas como AUC-ROC e F1-score.</w:t>
+      </w:r>
+    </w:p>
+    <w:p>
+      <w:pPr>
+        <w:spacing w:before="100" w:beforeAutospacing="1" w:after="100" w:afterAutospacing="1" w:line="240" w:lineRule="auto"/>
+        <w:rPr>
+          <w:rFonts w:eastAsia="Times New Roman" w:cs="Times New Roman"/>
+          <w:szCs w:val="24"/>
+          <w:lang w:eastAsia="pt-BR"/>
+        </w:rPr>
+      </w:pPr>
+      <w:r>
+        <w:rPr>
+          <w:rFonts w:eastAsia="Times New Roman" w:cs="Times New Roman"/>
+          <w:szCs w:val="24"/>
+          <w:highlight w:val="lightGray"/>
+          <w:lang w:eastAsia="pt-BR"/>
+        </w:rPr>
         <w:lastRenderedPageBreak/>
-        <w:t xml:space="preserve">Por esse motivo, o </w:t>
-      </w:r>
-      <w:r>
-        <w:rPr>
-          <w:rStyle w:val="Forte"/>
-          <w:highlight w:val="lightGray"/>
-        </w:rPr>
-        <w:t>F1-score</w:t>
-      </w:r>
-      <w:r>
-        <w:rPr>
-          <w:highlight w:val="lightGray"/>
-        </w:rPr>
-        <w:t xml:space="preserve"> foi adotado como principal métrica comparativa entre os modelos Random Forest e CART, por equilibrar precisão e recall, oferecendo uma visão mais realista do desempenho preditivo. Além disso, a </w:t>
-      </w:r>
-      <w:r>
-        <w:rPr>
-          <w:rStyle w:val="Forte"/>
-          <w:highlight w:val="lightGray"/>
-        </w:rPr>
-        <w:t>AUC-ROC</w:t>
-      </w:r>
-      <w:r>
-        <w:rPr>
-          <w:highlight w:val="lightGray"/>
-        </w:rPr>
-        <w:t xml:space="preserve"> também foi utilizada como métrica complementar para avaliar a capacidade discriminativa dos modelos.</w:t>
+        <w:t xml:space="preserve">A escolha das métricas no contexto de predição de desfechos clínicos deve considerar o desbalanceamento de classes e a gravidade associada aos erros de classificação. Por esse motivo, os trabalhos revisados justificam o uso combinado de acurácia, precisão, recall, F1-score e AUC-ROC, de modo a oferecer uma avaliação mais completa do modelo </w:t>
+      </w:r>
+      <w:commentRangeStart w:id="22"/>
+      <w:r>
+        <w:rPr>
+          <w:rFonts w:eastAsia="Times New Roman" w:cs="Times New Roman"/>
+          <w:szCs w:val="24"/>
+          <w:highlight w:val="lightGray"/>
+          <w:lang w:eastAsia="pt-BR"/>
+        </w:rPr>
+        <w:t>(JÚNIOR, 2024; SILVA, 2021)</w:t>
+      </w:r>
+      <w:commentRangeEnd w:id="22"/>
+      <w:r>
+        <w:rPr>
+          <w:rStyle w:val="Refdecomentrio"/>
+        </w:rPr>
+        <w:commentReference w:id="22"/>
+      </w:r>
+      <w:r>
+        <w:rPr>
+          <w:rFonts w:eastAsia="Times New Roman" w:cs="Times New Roman"/>
+          <w:szCs w:val="24"/>
+          <w:highlight w:val="lightGray"/>
+          <w:lang w:eastAsia="pt-BR"/>
+        </w:rPr>
+        <w:t xml:space="preserve">. Em particular, métricas como o F1-score e a AUC-ROC mostraram-se mais indicadas para avaliar modelos aplicados em bases de saúde, onde o erro em prever um óbito pode ter implicações </w:t>
+      </w:r>
+      <w:commentRangeStart w:id="23"/>
+      <w:r>
+        <w:rPr>
+          <w:rFonts w:eastAsia="Times New Roman" w:cs="Times New Roman"/>
+          <w:szCs w:val="24"/>
+          <w:highlight w:val="lightGray"/>
+          <w:lang w:eastAsia="pt-BR"/>
+        </w:rPr>
+        <w:t>críticas (SILVA; SILVA NETO, 2022).</w:t>
+      </w:r>
+      <w:commentRangeEnd w:id="23"/>
+      <w:r>
+        <w:rPr>
+          <w:rStyle w:val="Refdecomentrio"/>
+        </w:rPr>
+        <w:commentReference w:id="23"/>
       </w:r>
     </w:p>
     <w:p>
@@ -4533,14 +6156,14 @@
         <w:lastRenderedPageBreak/>
         <w:t xml:space="preserve"> </w:t>
       </w:r>
-      <w:bookmarkStart w:id="8" w:name="_Toc203566817"/>
+      <w:bookmarkStart w:id="24" w:name="_Toc203566817"/>
       <w:r>
         <w:rPr>
           <w:highlight w:val="yellow"/>
         </w:rPr>
         <w:t>Trabalhos Relacionados</w:t>
       </w:r>
-      <w:bookmarkEnd w:id="8"/>
+      <w:bookmarkEnd w:id="24"/>
     </w:p>
     <w:p>
       <w:pPr>
@@ -4655,10 +6278,397 @@
     </w:p>
     <w:p>
       <w:pPr>
+        <w:spacing w:line="240" w:lineRule="auto"/>
+      </w:pPr>
+    </w:p>
+    <w:p>
+      <w:pPr>
+        <w:pStyle w:val="PargrafodaLista"/>
+        <w:numPr>
+          <w:ilvl w:val="0"/>
+          <w:numId w:val="15"/>
+        </w:numPr>
         <w:spacing w:after="160" w:line="259" w:lineRule="auto"/>
         <w:jc w:val="left"/>
       </w:pPr>
       <w:r>
+        <w:t>Artigo 7</w:t>
+      </w:r>
+    </w:p>
+    <w:p>
+      <w:pPr>
+        <w:spacing w:line="240" w:lineRule="auto"/>
+        <w:rPr>
+          <w:highlight w:val="lightGray"/>
+        </w:rPr>
+      </w:pPr>
+      <w:r>
+        <w:rPr>
+          <w:highlight w:val="lightGray"/>
+        </w:rPr>
+        <w:t>O estudo de Silva e Silva Neto (2022) aplicou algoritmos de aprendizado de máquina – Regressão Logística, Árvore de Decisão e Random Forest – para prever óbitos por Covid-19 usando dados clínicos de pacientes do SUS (2021).</w:t>
+      </w:r>
+      <w:r>
+        <w:rPr>
+          <w:highlight w:val="lightGray"/>
+        </w:rPr>
+        <w:t xml:space="preserve"> </w:t>
+      </w:r>
+      <w:r>
+        <w:rPr>
+          <w:highlight w:val="lightGray"/>
+        </w:rPr>
+        <w:t>Os três modelos apresentaram desempenho semelhante, com destaque para o Random Forest (acurácia de 77%). Os fatores mais relevantes para o desfecho foram idade, uso de suporte ventilatório e internação em UTI.</w:t>
+      </w:r>
+      <w:r>
+        <w:rPr>
+          <w:highlight w:val="lightGray"/>
+        </w:rPr>
+        <w:t xml:space="preserve"> </w:t>
+      </w:r>
+      <w:r>
+        <w:rPr>
+          <w:highlight w:val="lightGray"/>
+        </w:rPr>
+        <w:t>O trabalho também ressaltou a importância de usar métricas como F1-score e AUC-ROC para avaliar modelos em bases de dados desbalanceadas, confirmando o potencial da inteligência artificial no apoio a decisões clínicas e políticas de saúde.</w:t>
+      </w:r>
+    </w:p>
+    <w:p>
+      <w:pPr>
+        <w:spacing w:line="240" w:lineRule="auto"/>
+        <w:rPr>
+          <w:highlight w:val="lightGray"/>
+        </w:rPr>
+      </w:pPr>
+    </w:p>
+    <w:p>
+      <w:pPr>
+        <w:pStyle w:val="PargrafodaLista"/>
+        <w:numPr>
+          <w:ilvl w:val="0"/>
+          <w:numId w:val="15"/>
+        </w:numPr>
+        <w:spacing w:line="240" w:lineRule="auto"/>
+        <w:rPr>
+          <w:highlight w:val="lightGray"/>
+        </w:rPr>
+      </w:pPr>
+      <w:r>
+        <w:rPr>
+          <w:highlight w:val="lightGray"/>
+        </w:rPr>
+        <w:t>Artigo 1</w:t>
+      </w:r>
+    </w:p>
+    <w:p>
+      <w:pPr>
+        <w:spacing w:before="100" w:beforeAutospacing="1" w:after="100" w:afterAutospacing="1" w:line="240" w:lineRule="auto"/>
+        <w:jc w:val="left"/>
+        <w:rPr>
+          <w:rFonts w:eastAsia="Times New Roman" w:cs="Times New Roman"/>
+          <w:szCs w:val="24"/>
+          <w:highlight w:val="lightGray"/>
+          <w:lang w:eastAsia="pt-BR"/>
+        </w:rPr>
+      </w:pPr>
+      <w:r>
+        <w:rPr>
+          <w:rFonts w:eastAsia="Times New Roman" w:cs="Times New Roman"/>
+          <w:szCs w:val="24"/>
+          <w:highlight w:val="lightGray"/>
+          <w:lang w:eastAsia="pt-BR"/>
+        </w:rPr>
+        <w:t xml:space="preserve">O estudo de </w:t>
+      </w:r>
+      <w:r>
+        <w:rPr>
+          <w:rFonts w:eastAsia="Times New Roman" w:cs="Times New Roman"/>
+          <w:b/>
+          <w:bCs/>
+          <w:szCs w:val="24"/>
+          <w:highlight w:val="lightGray"/>
+          <w:lang w:eastAsia="pt-BR"/>
+        </w:rPr>
+        <w:t>Ribeiro et al. (2022)</w:t>
+      </w:r>
+      <w:r>
+        <w:rPr>
+          <w:rFonts w:eastAsia="Times New Roman" w:cs="Times New Roman"/>
+          <w:szCs w:val="24"/>
+          <w:highlight w:val="lightGray"/>
+          <w:lang w:eastAsia="pt-BR"/>
+        </w:rPr>
+        <w:t xml:space="preserve"> aplicou </w:t>
+      </w:r>
+      <w:r>
+        <w:rPr>
+          <w:rFonts w:eastAsia="Times New Roman" w:cs="Times New Roman"/>
+          <w:b/>
+          <w:bCs/>
+          <w:szCs w:val="24"/>
+          <w:highlight w:val="lightGray"/>
+          <w:lang w:eastAsia="pt-BR"/>
+        </w:rPr>
+        <w:t>modelagem preditiva via árvore de decisão</w:t>
+      </w:r>
+      <w:r>
+        <w:rPr>
+          <w:rFonts w:eastAsia="Times New Roman" w:cs="Times New Roman"/>
+          <w:szCs w:val="24"/>
+          <w:highlight w:val="lightGray"/>
+          <w:lang w:eastAsia="pt-BR"/>
+        </w:rPr>
+        <w:t xml:space="preserve"> para estimar a probabilidade de cura ou óbito em indivíduos com </w:t>
+      </w:r>
+      <w:r>
+        <w:rPr>
+          <w:rFonts w:eastAsia="Times New Roman" w:cs="Times New Roman"/>
+          <w:b/>
+          <w:bCs/>
+          <w:szCs w:val="24"/>
+          <w:highlight w:val="lightGray"/>
+          <w:lang w:eastAsia="pt-BR"/>
+        </w:rPr>
+        <w:t xml:space="preserve">Síndrome </w:t>
+      </w:r>
+      <w:r>
+        <w:rPr>
+          <w:rFonts w:eastAsia="Times New Roman" w:cs="Times New Roman"/>
+          <w:b/>
+          <w:bCs/>
+          <w:szCs w:val="24"/>
+          <w:highlight w:val="lightGray"/>
+          <w:lang w:eastAsia="pt-BR"/>
+        </w:rPr>
+        <w:lastRenderedPageBreak/>
+        <w:t>Respiratória Aguda Grave (SRAG)</w:t>
+      </w:r>
+      <w:r>
+        <w:rPr>
+          <w:rFonts w:eastAsia="Times New Roman" w:cs="Times New Roman"/>
+          <w:szCs w:val="24"/>
+          <w:highlight w:val="lightGray"/>
+          <w:lang w:eastAsia="pt-BR"/>
+        </w:rPr>
+        <w:t>, considerando casos relacionados e não relacionados à Covid-19 no Brasil, no período de 2020 a 2022.</w:t>
+      </w:r>
+    </w:p>
+    <w:p>
+      <w:pPr>
+        <w:spacing w:before="100" w:beforeAutospacing="1" w:after="100" w:afterAutospacing="1" w:line="240" w:lineRule="auto"/>
+        <w:jc w:val="left"/>
+        <w:rPr>
+          <w:rFonts w:eastAsia="Times New Roman" w:cs="Times New Roman"/>
+          <w:szCs w:val="24"/>
+          <w:highlight w:val="lightGray"/>
+          <w:lang w:eastAsia="pt-BR"/>
+        </w:rPr>
+      </w:pPr>
+      <w:r>
+        <w:rPr>
+          <w:rFonts w:eastAsia="Times New Roman" w:cs="Times New Roman"/>
+          <w:szCs w:val="24"/>
+          <w:highlight w:val="lightGray"/>
+          <w:lang w:eastAsia="pt-BR"/>
+        </w:rPr>
+        <w:t xml:space="preserve">O modelo utilizado foi uma </w:t>
+      </w:r>
+      <w:r>
+        <w:rPr>
+          <w:rFonts w:eastAsia="Times New Roman" w:cs="Times New Roman"/>
+          <w:b/>
+          <w:bCs/>
+          <w:szCs w:val="24"/>
+          <w:highlight w:val="lightGray"/>
+          <w:lang w:eastAsia="pt-BR"/>
+        </w:rPr>
+        <w:t>árvore de classificação (CART)</w:t>
+      </w:r>
+      <w:r>
+        <w:rPr>
+          <w:rFonts w:eastAsia="Times New Roman" w:cs="Times New Roman"/>
+          <w:szCs w:val="24"/>
+          <w:highlight w:val="lightGray"/>
+          <w:lang w:eastAsia="pt-BR"/>
+        </w:rPr>
+        <w:t xml:space="preserve">, validado por meio de </w:t>
+      </w:r>
+      <w:r>
+        <w:rPr>
+          <w:rFonts w:eastAsia="Times New Roman" w:cs="Times New Roman"/>
+          <w:b/>
+          <w:bCs/>
+          <w:szCs w:val="24"/>
+          <w:highlight w:val="lightGray"/>
+          <w:lang w:eastAsia="pt-BR"/>
+        </w:rPr>
+        <w:t>validação cruzada</w:t>
+      </w:r>
+      <w:r>
+        <w:rPr>
+          <w:rFonts w:eastAsia="Times New Roman" w:cs="Times New Roman"/>
+          <w:szCs w:val="24"/>
+          <w:highlight w:val="lightGray"/>
+          <w:lang w:eastAsia="pt-BR"/>
+        </w:rPr>
+        <w:t xml:space="preserve">, o qual apresentou </w:t>
+      </w:r>
+      <w:r>
+        <w:rPr>
+          <w:rFonts w:eastAsia="Times New Roman" w:cs="Times New Roman"/>
+          <w:b/>
+          <w:bCs/>
+          <w:szCs w:val="24"/>
+          <w:highlight w:val="lightGray"/>
+          <w:lang w:eastAsia="pt-BR"/>
+        </w:rPr>
+        <w:t>boa precisão</w:t>
+      </w:r>
+      <w:r>
+        <w:rPr>
+          <w:rFonts w:eastAsia="Times New Roman" w:cs="Times New Roman"/>
+          <w:szCs w:val="24"/>
+          <w:highlight w:val="lightGray"/>
+          <w:lang w:eastAsia="pt-BR"/>
+        </w:rPr>
+        <w:t xml:space="preserve"> e identificou padrões relevantes entre comorbidades e desfecho clínico. Os resultados mostraram que a presença de determinadas comorbidades, como </w:t>
+      </w:r>
+      <w:r>
+        <w:rPr>
+          <w:rFonts w:eastAsia="Times New Roman" w:cs="Times New Roman"/>
+          <w:b/>
+          <w:bCs/>
+          <w:szCs w:val="24"/>
+          <w:highlight w:val="lightGray"/>
+          <w:lang w:eastAsia="pt-BR"/>
+        </w:rPr>
+        <w:t>doença renal crônica associada à asma</w:t>
+      </w:r>
+      <w:r>
+        <w:rPr>
+          <w:rFonts w:eastAsia="Times New Roman" w:cs="Times New Roman"/>
+          <w:szCs w:val="24"/>
+          <w:highlight w:val="lightGray"/>
+          <w:lang w:eastAsia="pt-BR"/>
+        </w:rPr>
+        <w:t xml:space="preserve">, aumentava a chance de cura em comparação com indivíduos sem comorbidades. Em contrapartida, combinações como </w:t>
+      </w:r>
+      <w:r>
+        <w:rPr>
+          <w:rFonts w:eastAsia="Times New Roman" w:cs="Times New Roman"/>
+          <w:b/>
+          <w:bCs/>
+          <w:szCs w:val="24"/>
+          <w:highlight w:val="lightGray"/>
+          <w:lang w:eastAsia="pt-BR"/>
+        </w:rPr>
+        <w:t>doença renal crônica, doença hematológica crônica e diabetes mellitus</w:t>
+      </w:r>
+      <w:r>
+        <w:rPr>
+          <w:rFonts w:eastAsia="Times New Roman" w:cs="Times New Roman"/>
+          <w:szCs w:val="24"/>
+          <w:highlight w:val="lightGray"/>
+          <w:lang w:eastAsia="pt-BR"/>
+        </w:rPr>
+        <w:t xml:space="preserve"> estavam associadas a maior risco de óbito.</w:t>
+      </w:r>
+    </w:p>
+    <w:p>
+      <w:pPr>
+        <w:spacing w:before="100" w:beforeAutospacing="1" w:after="100" w:afterAutospacing="1" w:line="240" w:lineRule="auto"/>
+        <w:jc w:val="left"/>
+        <w:rPr>
+          <w:rFonts w:eastAsia="Times New Roman" w:cs="Times New Roman"/>
+          <w:szCs w:val="24"/>
+          <w:highlight w:val="lightGray"/>
+          <w:lang w:eastAsia="pt-BR"/>
+        </w:rPr>
+      </w:pPr>
+      <w:r>
+        <w:rPr>
+          <w:rFonts w:eastAsia="Times New Roman" w:cs="Times New Roman"/>
+          <w:szCs w:val="24"/>
+          <w:highlight w:val="lightGray"/>
+          <w:lang w:eastAsia="pt-BR"/>
+        </w:rPr>
+        <w:t xml:space="preserve">Além disso, para os casos de SRAG associados à Covid-19, a maior taxa de cura (75%) foi observada em pacientes com </w:t>
+      </w:r>
+      <w:r>
+        <w:rPr>
+          <w:rFonts w:eastAsia="Times New Roman" w:cs="Times New Roman"/>
+          <w:b/>
+          <w:bCs/>
+          <w:szCs w:val="24"/>
+          <w:highlight w:val="lightGray"/>
+          <w:lang w:eastAsia="pt-BR"/>
+        </w:rPr>
+        <w:t>doença neurológica crônica, cardiovascular e hematológica</w:t>
+      </w:r>
+      <w:r>
+        <w:rPr>
+          <w:rFonts w:eastAsia="Times New Roman" w:cs="Times New Roman"/>
+          <w:szCs w:val="24"/>
+          <w:highlight w:val="lightGray"/>
+          <w:lang w:eastAsia="pt-BR"/>
+        </w:rPr>
+        <w:t>. Já para casos não relacionados à Covid-19, indivíduos sem comorbidades apresentaram taxa de cura semelhante (75%).</w:t>
+      </w:r>
+    </w:p>
+    <w:p>
+      <w:pPr>
+        <w:spacing w:before="100" w:beforeAutospacing="1" w:after="100" w:afterAutospacing="1" w:line="240" w:lineRule="auto"/>
+        <w:jc w:val="left"/>
+        <w:rPr>
+          <w:rFonts w:eastAsia="Times New Roman" w:cs="Times New Roman"/>
+          <w:szCs w:val="24"/>
+          <w:lang w:eastAsia="pt-BR"/>
+        </w:rPr>
+      </w:pPr>
+      <w:r>
+        <w:rPr>
+          <w:rFonts w:eastAsia="Times New Roman" w:cs="Times New Roman"/>
+          <w:szCs w:val="24"/>
+          <w:highlight w:val="lightGray"/>
+          <w:lang w:eastAsia="pt-BR"/>
+        </w:rPr>
+        <w:t xml:space="preserve">O estudo conclui que a </w:t>
+      </w:r>
+      <w:r>
+        <w:rPr>
+          <w:rFonts w:eastAsia="Times New Roman" w:cs="Times New Roman"/>
+          <w:b/>
+          <w:bCs/>
+          <w:szCs w:val="24"/>
+          <w:highlight w:val="lightGray"/>
+          <w:lang w:eastAsia="pt-BR"/>
+        </w:rPr>
+        <w:t>árvore de decisão</w:t>
+      </w:r>
+      <w:r>
+        <w:rPr>
+          <w:rFonts w:eastAsia="Times New Roman" w:cs="Times New Roman"/>
+          <w:szCs w:val="24"/>
+          <w:highlight w:val="lightGray"/>
+          <w:lang w:eastAsia="pt-BR"/>
+        </w:rPr>
+        <w:t xml:space="preserve"> é uma ferramenta útil para análise de dados clínicos, permitindo identificar perfis de risco e auxiliar na tomada de decisão em saúde pública.</w:t>
+      </w:r>
+    </w:p>
+    <w:p>
+      <w:pPr>
+        <w:spacing w:line="240" w:lineRule="auto"/>
+        <w:rPr>
+          <w:highlight w:val="lightGray"/>
+        </w:rPr>
+      </w:pPr>
+    </w:p>
+    <w:p>
+      <w:pPr>
+        <w:spacing w:after="160" w:line="259" w:lineRule="auto"/>
+        <w:jc w:val="left"/>
+      </w:pPr>
+      <w:r>
         <w:br w:type="page"/>
       </w:r>
     </w:p>
@@ -4669,8 +6679,8 @@
           <w:highlight w:val="yellow"/>
         </w:rPr>
       </w:pPr>
-      <w:bookmarkStart w:id="9" w:name="_Toc203431587"/>
-      <w:bookmarkStart w:id="10" w:name="_Toc203566818"/>
+      <w:bookmarkStart w:id="25" w:name="_Toc203431587"/>
+      <w:bookmarkStart w:id="26" w:name="_Toc203566818"/>
       <w:r>
         <w:rPr>
           <w:highlight w:val="yellow"/>
@@ -4678,8 +6688,8 @@
         <w:lastRenderedPageBreak/>
         <w:t>METODOLOGIA</w:t>
       </w:r>
-      <w:bookmarkEnd w:id="9"/>
-      <w:bookmarkEnd w:id="10"/>
+      <w:bookmarkEnd w:id="25"/>
+      <w:bookmarkEnd w:id="26"/>
       <w:r>
         <w:rPr>
           <w:highlight w:val="yellow"/>
@@ -5030,7 +7040,7 @@
           <w:highlight w:val="lightGray"/>
         </w:rPr>
       </w:pPr>
-      <w:bookmarkStart w:id="11" w:name="_Toc203566820"/>
+      <w:bookmarkStart w:id="27" w:name="_Toc203566820"/>
       <w:r>
         <w:rPr>
           <w:bCs/>
@@ -5038,7 +7048,7 @@
         </w:rPr>
         <w:t>Pré-processamento</w:t>
       </w:r>
-      <w:bookmarkEnd w:id="11"/>
+      <w:bookmarkEnd w:id="27"/>
     </w:p>
     <w:p>
       <w:pPr>
@@ -5271,7 +7281,7 @@
           <w:highlight w:val="lightGray"/>
         </w:rPr>
       </w:pPr>
-      <w:bookmarkStart w:id="12" w:name="_Toc203566821"/>
+      <w:bookmarkStart w:id="28" w:name="_Toc203566821"/>
       <w:r>
         <w:rPr>
           <w:bCs/>
@@ -5279,7 +7289,7 @@
         </w:rPr>
         <w:t>Ferramentas e Tecnologias</w:t>
       </w:r>
-      <w:bookmarkEnd w:id="12"/>
+      <w:bookmarkEnd w:id="28"/>
     </w:p>
     <w:p>
       <w:pPr>
@@ -5468,7 +7478,7 @@
           <w:highlight w:val="lightGray"/>
         </w:rPr>
       </w:pPr>
-      <w:bookmarkStart w:id="13" w:name="_Toc203566822"/>
+      <w:bookmarkStart w:id="29" w:name="_Toc203566822"/>
       <w:r>
         <w:rPr>
           <w:bCs/>
@@ -5476,7 +7486,7 @@
         </w:rPr>
         <w:t>Implementação dos modelos</w:t>
       </w:r>
-      <w:bookmarkEnd w:id="13"/>
+      <w:bookmarkEnd w:id="29"/>
     </w:p>
     <w:p>
       <w:pPr>
@@ -5627,7 +7637,7 @@
         </w:rPr>
         <w:t xml:space="preserve">Avaliação do Desempenho Preditivo / </w:t>
       </w:r>
-      <w:bookmarkStart w:id="14" w:name="_Toc203566824"/>
+      <w:bookmarkStart w:id="30" w:name="_Toc203566824"/>
       <w:r>
         <w:rPr>
           <w:bCs/>
@@ -5636,7 +7646,7 @@
         </w:rPr>
         <w:t>Algoritmos Avaliados</w:t>
       </w:r>
-      <w:bookmarkEnd w:id="14"/>
+      <w:bookmarkEnd w:id="30"/>
     </w:p>
     <w:p>
       <w:pPr>
@@ -5868,7 +7878,7 @@
           <w:highlight w:val="lightGray"/>
         </w:rPr>
       </w:pPr>
-      <w:bookmarkStart w:id="15" w:name="_Toc203566823"/>
+      <w:bookmarkStart w:id="31" w:name="_Toc203566823"/>
       <w:r>
         <w:rPr>
           <w:bCs/>
@@ -5876,7 +7886,7 @@
         </w:rPr>
         <w:t>Ambientes de Execução</w:t>
       </w:r>
-      <w:bookmarkEnd w:id="15"/>
+      <w:bookmarkEnd w:id="31"/>
     </w:p>
     <w:p>
       <w:pPr>
@@ -6639,7 +8649,7 @@
           <w:highlight w:val="yellow"/>
         </w:rPr>
       </w:pPr>
-      <w:bookmarkStart w:id="16" w:name="_Toc203566825"/>
+      <w:bookmarkStart w:id="32" w:name="_Toc203566825"/>
       <w:r>
         <w:rPr>
           <w:highlight w:val="yellow"/>
@@ -6647,7 +8657,7 @@
         <w:lastRenderedPageBreak/>
         <w:t>RESULTADOS</w:t>
       </w:r>
-      <w:bookmarkEnd w:id="16"/>
+      <w:bookmarkEnd w:id="32"/>
       <w:r>
         <w:rPr>
           <w:highlight w:val="yellow"/>
@@ -6958,7 +8968,7 @@
           <w:highlight w:val="yellow"/>
         </w:rPr>
       </w:pPr>
-      <w:bookmarkStart w:id="17" w:name="_Toc203566826"/>
+      <w:bookmarkStart w:id="33" w:name="_Toc203566826"/>
       <w:r>
         <w:rPr>
           <w:noProof/>
@@ -6966,7 +8976,7 @@
         </w:rPr>
         <w:t>Comparação dos Modelos Preditivos</w:t>
       </w:r>
-      <w:bookmarkEnd w:id="17"/>
+      <w:bookmarkEnd w:id="33"/>
     </w:p>
     <w:p>
       <w:pPr>
@@ -8809,7 +10819,7 @@
           <w:lang w:val="pt-BR"/>
         </w:rPr>
       </w:pPr>
-      <w:bookmarkStart w:id="18" w:name="_Toc203566827"/>
+      <w:bookmarkStart w:id="34" w:name="_Toc203566827"/>
       <w:r>
         <w:rPr>
           <w:noProof/>
@@ -8818,7 +10828,7 @@
         </w:rPr>
         <w:t>Comparação de Tempo de Execução</w:t>
       </w:r>
-      <w:bookmarkEnd w:id="18"/>
+      <w:bookmarkEnd w:id="34"/>
     </w:p>
     <w:p>
       <w:pPr>
@@ -10198,12 +12208,1061 @@
       <w:r>
         <w:br/>
       </w:r>
+      <w:r>
+        <w:rPr>
+          <w:highlight w:val="lightGray"/>
+        </w:rPr>
+        <w:t>As principais vantagens do Random Forest são sua capacidade de reduzir a variância em comparação com árvores individuais e resistência ao overfitting, além de fornecer medidas de importância das variáveis. Contudo, a desvantagem apontada em estudos é o maior custo computacional, especialmente em bases com grande número de atributos</w:t>
+      </w:r>
+      <w:r>
+        <w:t>.</w:t>
+      </w:r>
     </w:p>
     <w:p>
       <w:pPr>
         <w:spacing w:after="160" w:line="259" w:lineRule="auto"/>
         <w:jc w:val="left"/>
       </w:pPr>
+    </w:p>
+    <w:tbl>
+      <w:tblPr>
+        <w:tblW w:w="0" w:type="auto"/>
+        <w:tblCellSpacing w:w="15" w:type="dxa"/>
+        <w:tblCellMar>
+          <w:top w:w="15" w:type="dxa"/>
+          <w:left w:w="15" w:type="dxa"/>
+          <w:bottom w:w="15" w:type="dxa"/>
+          <w:right w:w="15" w:type="dxa"/>
+        </w:tblCellMar>
+        <w:tblLook w:val="04A0" w:firstRow="1" w:lastRow="0" w:firstColumn="1" w:lastColumn="0" w:noHBand="0" w:noVBand="1"/>
+      </w:tblPr>
+      <w:tblGrid>
+        <w:gridCol w:w="1991"/>
+        <w:gridCol w:w="3350"/>
+        <w:gridCol w:w="3163"/>
+      </w:tblGrid>
+      <w:tr>
+        <w:trPr>
+          <w:tblHeader/>
+          <w:tblCellSpacing w:w="15" w:type="dxa"/>
+        </w:trPr>
+        <w:tc>
+          <w:tcPr>
+            <w:tcW w:w="0" w:type="auto"/>
+            <w:vAlign w:val="center"/>
+            <w:hideMark/>
+          </w:tcPr>
+          <w:p>
+            <w:pPr>
+              <w:spacing w:line="240" w:lineRule="auto"/>
+              <w:jc w:val="center"/>
+              <w:rPr>
+                <w:rFonts w:eastAsia="Times New Roman" w:cs="Times New Roman"/>
+                <w:b/>
+                <w:bCs/>
+                <w:szCs w:val="24"/>
+                <w:lang w:eastAsia="pt-BR"/>
+              </w:rPr>
+            </w:pPr>
+            <w:r>
+              <w:rPr>
+                <w:rFonts w:eastAsia="Times New Roman" w:cs="Times New Roman"/>
+                <w:b/>
+                <w:bCs/>
+                <w:szCs w:val="24"/>
+                <w:lang w:eastAsia="pt-BR"/>
+              </w:rPr>
+              <w:t>Aspecto</w:t>
+            </w:r>
+          </w:p>
+        </w:tc>
+        <w:tc>
+          <w:tcPr>
+            <w:tcW w:w="0" w:type="auto"/>
+            <w:vAlign w:val="center"/>
+            <w:hideMark/>
+          </w:tcPr>
+          <w:p>
+            <w:pPr>
+              <w:spacing w:line="240" w:lineRule="auto"/>
+              <w:jc w:val="center"/>
+              <w:rPr>
+                <w:rFonts w:eastAsia="Times New Roman" w:cs="Times New Roman"/>
+                <w:b/>
+                <w:bCs/>
+                <w:szCs w:val="24"/>
+                <w:lang w:val="en-US" w:eastAsia="pt-BR"/>
+              </w:rPr>
+            </w:pPr>
+            <w:r>
+              <w:rPr>
+                <w:rFonts w:eastAsia="Times New Roman" w:cs="Times New Roman"/>
+                <w:b/>
+                <w:bCs/>
+                <w:szCs w:val="24"/>
+                <w:lang w:val="en-US" w:eastAsia="pt-BR"/>
+              </w:rPr>
+              <w:t>CART (Classification and Regression Trees)</w:t>
+            </w:r>
+          </w:p>
+        </w:tc>
+        <w:tc>
+          <w:tcPr>
+            <w:tcW w:w="0" w:type="auto"/>
+            <w:vAlign w:val="center"/>
+            <w:hideMark/>
+          </w:tcPr>
+          <w:p>
+            <w:pPr>
+              <w:spacing w:line="240" w:lineRule="auto"/>
+              <w:jc w:val="center"/>
+              <w:rPr>
+                <w:rFonts w:eastAsia="Times New Roman" w:cs="Times New Roman"/>
+                <w:b/>
+                <w:bCs/>
+                <w:szCs w:val="24"/>
+                <w:lang w:eastAsia="pt-BR"/>
+              </w:rPr>
+            </w:pPr>
+            <w:r>
+              <w:rPr>
+                <w:rFonts w:eastAsia="Times New Roman" w:cs="Times New Roman"/>
+                <w:b/>
+                <w:bCs/>
+                <w:szCs w:val="24"/>
+                <w:lang w:eastAsia="pt-BR"/>
+              </w:rPr>
+              <w:t>Random Forest</w:t>
+            </w:r>
+          </w:p>
+        </w:tc>
+      </w:tr>
+      <w:tr>
+        <w:trPr>
+          <w:tblCellSpacing w:w="15" w:type="dxa"/>
+        </w:trPr>
+        <w:tc>
+          <w:tcPr>
+            <w:tcW w:w="0" w:type="auto"/>
+            <w:vAlign w:val="center"/>
+            <w:hideMark/>
+          </w:tcPr>
+          <w:p>
+            <w:pPr>
+              <w:spacing w:line="240" w:lineRule="auto"/>
+              <w:jc w:val="left"/>
+              <w:rPr>
+                <w:rFonts w:eastAsia="Times New Roman" w:cs="Times New Roman"/>
+                <w:szCs w:val="24"/>
+                <w:lang w:eastAsia="pt-BR"/>
+              </w:rPr>
+            </w:pPr>
+            <w:r>
+              <w:rPr>
+                <w:rFonts w:eastAsia="Times New Roman" w:cs="Times New Roman"/>
+                <w:b/>
+                <w:bCs/>
+                <w:szCs w:val="24"/>
+                <w:lang w:eastAsia="pt-BR"/>
+              </w:rPr>
+              <w:t>Estrutura</w:t>
+            </w:r>
+          </w:p>
+        </w:tc>
+        <w:tc>
+          <w:tcPr>
+            <w:tcW w:w="0" w:type="auto"/>
+            <w:vAlign w:val="center"/>
+            <w:hideMark/>
+          </w:tcPr>
+          <w:p>
+            <w:pPr>
+              <w:spacing w:line="240" w:lineRule="auto"/>
+              <w:jc w:val="left"/>
+              <w:rPr>
+                <w:rFonts w:eastAsia="Times New Roman" w:cs="Times New Roman"/>
+                <w:szCs w:val="24"/>
+                <w:lang w:eastAsia="pt-BR"/>
+              </w:rPr>
+            </w:pPr>
+            <w:r>
+              <w:rPr>
+                <w:rFonts w:eastAsia="Times New Roman" w:cs="Times New Roman"/>
+                <w:szCs w:val="24"/>
+                <w:lang w:eastAsia="pt-BR"/>
+              </w:rPr>
+              <w:t xml:space="preserve">Usa </w:t>
+            </w:r>
+            <w:r>
+              <w:rPr>
+                <w:rFonts w:eastAsia="Times New Roman" w:cs="Times New Roman"/>
+                <w:b/>
+                <w:bCs/>
+                <w:szCs w:val="24"/>
+                <w:lang w:eastAsia="pt-BR"/>
+              </w:rPr>
+              <w:t>apenas uma árvore de decisão</w:t>
+            </w:r>
+            <w:r>
+              <w:rPr>
+                <w:rFonts w:eastAsia="Times New Roman" w:cs="Times New Roman"/>
+                <w:szCs w:val="24"/>
+                <w:lang w:eastAsia="pt-BR"/>
+              </w:rPr>
+              <w:t>.</w:t>
+            </w:r>
+          </w:p>
+        </w:tc>
+        <w:tc>
+          <w:tcPr>
+            <w:tcW w:w="0" w:type="auto"/>
+            <w:vAlign w:val="center"/>
+            <w:hideMark/>
+          </w:tcPr>
+          <w:p>
+            <w:pPr>
+              <w:spacing w:line="240" w:lineRule="auto"/>
+              <w:jc w:val="left"/>
+              <w:rPr>
+                <w:rFonts w:eastAsia="Times New Roman" w:cs="Times New Roman"/>
+                <w:szCs w:val="24"/>
+                <w:lang w:eastAsia="pt-BR"/>
+              </w:rPr>
+            </w:pPr>
+            <w:r>
+              <w:rPr>
+                <w:rFonts w:eastAsia="Times New Roman" w:cs="Times New Roman"/>
+                <w:szCs w:val="24"/>
+                <w:lang w:eastAsia="pt-BR"/>
+              </w:rPr>
+              <w:t xml:space="preserve">Usa </w:t>
+            </w:r>
+            <w:r>
+              <w:rPr>
+                <w:rFonts w:eastAsia="Times New Roman" w:cs="Times New Roman"/>
+                <w:b/>
+                <w:bCs/>
+                <w:szCs w:val="24"/>
+                <w:lang w:eastAsia="pt-BR"/>
+              </w:rPr>
+              <w:t>um conjunto (ensemble) de várias árvores CART</w:t>
+            </w:r>
+            <w:r>
+              <w:rPr>
+                <w:rFonts w:eastAsia="Times New Roman" w:cs="Times New Roman"/>
+                <w:szCs w:val="24"/>
+                <w:lang w:eastAsia="pt-BR"/>
+              </w:rPr>
+              <w:t>.</w:t>
+            </w:r>
+          </w:p>
+        </w:tc>
+      </w:tr>
+      <w:tr>
+        <w:trPr>
+          <w:tblCellSpacing w:w="15" w:type="dxa"/>
+        </w:trPr>
+        <w:tc>
+          <w:tcPr>
+            <w:tcW w:w="0" w:type="auto"/>
+            <w:vAlign w:val="center"/>
+            <w:hideMark/>
+          </w:tcPr>
+          <w:p>
+            <w:pPr>
+              <w:spacing w:line="240" w:lineRule="auto"/>
+              <w:jc w:val="left"/>
+              <w:rPr>
+                <w:rFonts w:eastAsia="Times New Roman" w:cs="Times New Roman"/>
+                <w:szCs w:val="24"/>
+                <w:lang w:eastAsia="pt-BR"/>
+              </w:rPr>
+            </w:pPr>
+            <w:r>
+              <w:rPr>
+                <w:rFonts w:eastAsia="Times New Roman" w:cs="Times New Roman"/>
+                <w:b/>
+                <w:bCs/>
+                <w:szCs w:val="24"/>
+                <w:lang w:eastAsia="pt-BR"/>
+              </w:rPr>
+              <w:t>Treinamento</w:t>
+            </w:r>
+          </w:p>
+        </w:tc>
+        <w:tc>
+          <w:tcPr>
+            <w:tcW w:w="0" w:type="auto"/>
+            <w:vAlign w:val="center"/>
+            <w:hideMark/>
+          </w:tcPr>
+          <w:p>
+            <w:pPr>
+              <w:spacing w:line="240" w:lineRule="auto"/>
+              <w:jc w:val="left"/>
+              <w:rPr>
+                <w:rFonts w:eastAsia="Times New Roman" w:cs="Times New Roman"/>
+                <w:szCs w:val="24"/>
+                <w:lang w:eastAsia="pt-BR"/>
+              </w:rPr>
+            </w:pPr>
+            <w:r>
+              <w:rPr>
+                <w:rFonts w:eastAsia="Times New Roman" w:cs="Times New Roman"/>
+                <w:szCs w:val="24"/>
+                <w:lang w:eastAsia="pt-BR"/>
+              </w:rPr>
+              <w:t>Constrói a árvore inteira a partir de todo o conjunto de dados.</w:t>
+            </w:r>
+          </w:p>
+        </w:tc>
+        <w:tc>
+          <w:tcPr>
+            <w:tcW w:w="0" w:type="auto"/>
+            <w:vAlign w:val="center"/>
+            <w:hideMark/>
+          </w:tcPr>
+          <w:p>
+            <w:pPr>
+              <w:spacing w:line="240" w:lineRule="auto"/>
+              <w:jc w:val="left"/>
+              <w:rPr>
+                <w:rFonts w:eastAsia="Times New Roman" w:cs="Times New Roman"/>
+                <w:szCs w:val="24"/>
+                <w:lang w:eastAsia="pt-BR"/>
+              </w:rPr>
+            </w:pPr>
+            <w:r>
+              <w:rPr>
+                <w:rFonts w:eastAsia="Times New Roman" w:cs="Times New Roman"/>
+                <w:szCs w:val="24"/>
+                <w:lang w:eastAsia="pt-BR"/>
+              </w:rPr>
+              <w:t xml:space="preserve">Cada árvore é treinada com </w:t>
+            </w:r>
+            <w:r>
+              <w:rPr>
+                <w:rFonts w:eastAsia="Times New Roman" w:cs="Times New Roman"/>
+                <w:b/>
+                <w:bCs/>
+                <w:szCs w:val="24"/>
+                <w:lang w:eastAsia="pt-BR"/>
+              </w:rPr>
+              <w:t>amostras aleatórias (bagging)</w:t>
+            </w:r>
+            <w:r>
+              <w:rPr>
+                <w:rFonts w:eastAsia="Times New Roman" w:cs="Times New Roman"/>
+                <w:szCs w:val="24"/>
+                <w:lang w:eastAsia="pt-BR"/>
+              </w:rPr>
+              <w:t xml:space="preserve"> e subconjuntos de atributos.</w:t>
+            </w:r>
+          </w:p>
+        </w:tc>
+      </w:tr>
+      <w:tr>
+        <w:trPr>
+          <w:tblCellSpacing w:w="15" w:type="dxa"/>
+        </w:trPr>
+        <w:tc>
+          <w:tcPr>
+            <w:tcW w:w="0" w:type="auto"/>
+            <w:vAlign w:val="center"/>
+            <w:hideMark/>
+          </w:tcPr>
+          <w:p>
+            <w:pPr>
+              <w:spacing w:line="240" w:lineRule="auto"/>
+              <w:jc w:val="left"/>
+              <w:rPr>
+                <w:rFonts w:eastAsia="Times New Roman" w:cs="Times New Roman"/>
+                <w:szCs w:val="24"/>
+                <w:lang w:eastAsia="pt-BR"/>
+              </w:rPr>
+            </w:pPr>
+            <w:r>
+              <w:rPr>
+                <w:rFonts w:eastAsia="Times New Roman" w:cs="Times New Roman"/>
+                <w:b/>
+                <w:bCs/>
+                <w:szCs w:val="24"/>
+                <w:lang w:eastAsia="pt-BR"/>
+              </w:rPr>
+              <w:t>Critério de Divisão</w:t>
+            </w:r>
+          </w:p>
+        </w:tc>
+        <w:tc>
+          <w:tcPr>
+            <w:tcW w:w="0" w:type="auto"/>
+            <w:vAlign w:val="center"/>
+            <w:hideMark/>
+          </w:tcPr>
+          <w:p>
+            <w:pPr>
+              <w:spacing w:line="240" w:lineRule="auto"/>
+              <w:jc w:val="left"/>
+              <w:rPr>
+                <w:rFonts w:eastAsia="Times New Roman" w:cs="Times New Roman"/>
+                <w:szCs w:val="24"/>
+                <w:lang w:eastAsia="pt-BR"/>
+              </w:rPr>
+            </w:pPr>
+            <w:r>
+              <w:rPr>
+                <w:rFonts w:eastAsia="Times New Roman" w:cs="Times New Roman"/>
+                <w:szCs w:val="24"/>
+                <w:lang w:eastAsia="pt-BR"/>
+              </w:rPr>
+              <w:t xml:space="preserve">Índice de </w:t>
+            </w:r>
+            <w:r>
+              <w:rPr>
+                <w:rFonts w:eastAsia="Times New Roman" w:cs="Times New Roman"/>
+                <w:b/>
+                <w:bCs/>
+                <w:szCs w:val="24"/>
+                <w:lang w:eastAsia="pt-BR"/>
+              </w:rPr>
+              <w:t>Gini</w:t>
+            </w:r>
+            <w:r>
+              <w:rPr>
+                <w:rFonts w:eastAsia="Times New Roman" w:cs="Times New Roman"/>
+                <w:szCs w:val="24"/>
+                <w:lang w:eastAsia="pt-BR"/>
+              </w:rPr>
+              <w:t xml:space="preserve"> (padrão) ou entropia para medir impureza.</w:t>
+            </w:r>
+          </w:p>
+        </w:tc>
+        <w:tc>
+          <w:tcPr>
+            <w:tcW w:w="0" w:type="auto"/>
+            <w:vAlign w:val="center"/>
+            <w:hideMark/>
+          </w:tcPr>
+          <w:p>
+            <w:pPr>
+              <w:spacing w:line="240" w:lineRule="auto"/>
+              <w:jc w:val="left"/>
+              <w:rPr>
+                <w:rFonts w:eastAsia="Times New Roman" w:cs="Times New Roman"/>
+                <w:szCs w:val="24"/>
+                <w:lang w:eastAsia="pt-BR"/>
+              </w:rPr>
+            </w:pPr>
+            <w:r>
+              <w:rPr>
+                <w:rFonts w:eastAsia="Times New Roman" w:cs="Times New Roman"/>
+                <w:szCs w:val="24"/>
+                <w:lang w:eastAsia="pt-BR"/>
+              </w:rPr>
+              <w:t>Cada árvore usa os mesmos critérios do CART, mas em subconjuntos aleatórios, aumentando diversidade.</w:t>
+            </w:r>
+          </w:p>
+        </w:tc>
+      </w:tr>
+      <w:tr>
+        <w:trPr>
+          <w:tblCellSpacing w:w="15" w:type="dxa"/>
+        </w:trPr>
+        <w:tc>
+          <w:tcPr>
+            <w:tcW w:w="0" w:type="auto"/>
+            <w:vAlign w:val="center"/>
+            <w:hideMark/>
+          </w:tcPr>
+          <w:p>
+            <w:pPr>
+              <w:spacing w:line="240" w:lineRule="auto"/>
+              <w:jc w:val="left"/>
+              <w:rPr>
+                <w:rFonts w:eastAsia="Times New Roman" w:cs="Times New Roman"/>
+                <w:szCs w:val="24"/>
+                <w:lang w:eastAsia="pt-BR"/>
+              </w:rPr>
+            </w:pPr>
+            <w:r>
+              <w:rPr>
+                <w:rFonts w:eastAsia="Times New Roman" w:cs="Times New Roman"/>
+                <w:b/>
+                <w:bCs/>
+                <w:szCs w:val="24"/>
+                <w:lang w:eastAsia="pt-BR"/>
+              </w:rPr>
+              <w:t>Overfitting</w:t>
+            </w:r>
+          </w:p>
+        </w:tc>
+        <w:tc>
+          <w:tcPr>
+            <w:tcW w:w="0" w:type="auto"/>
+            <w:vAlign w:val="center"/>
+            <w:hideMark/>
+          </w:tcPr>
+          <w:p>
+            <w:pPr>
+              <w:spacing w:line="240" w:lineRule="auto"/>
+              <w:jc w:val="left"/>
+              <w:rPr>
+                <w:rFonts w:eastAsia="Times New Roman" w:cs="Times New Roman"/>
+                <w:szCs w:val="24"/>
+                <w:lang w:eastAsia="pt-BR"/>
+              </w:rPr>
+            </w:pPr>
+            <w:r>
+              <w:rPr>
+                <w:rFonts w:eastAsia="Times New Roman" w:cs="Times New Roman"/>
+                <w:b/>
+                <w:bCs/>
+                <w:szCs w:val="24"/>
+                <w:lang w:eastAsia="pt-BR"/>
+              </w:rPr>
+              <w:t>Mais suscetível</w:t>
+            </w:r>
+            <w:r>
+              <w:rPr>
+                <w:rFonts w:eastAsia="Times New Roman" w:cs="Times New Roman"/>
+                <w:szCs w:val="24"/>
+                <w:lang w:eastAsia="pt-BR"/>
+              </w:rPr>
+              <w:t xml:space="preserve"> ao overfitting, principalmente com árvores profundas.</w:t>
+            </w:r>
+          </w:p>
+        </w:tc>
+        <w:tc>
+          <w:tcPr>
+            <w:tcW w:w="0" w:type="auto"/>
+            <w:vAlign w:val="center"/>
+            <w:hideMark/>
+          </w:tcPr>
+          <w:p>
+            <w:pPr>
+              <w:spacing w:line="240" w:lineRule="auto"/>
+              <w:jc w:val="left"/>
+              <w:rPr>
+                <w:rFonts w:eastAsia="Times New Roman" w:cs="Times New Roman"/>
+                <w:szCs w:val="24"/>
+                <w:lang w:eastAsia="pt-BR"/>
+              </w:rPr>
+            </w:pPr>
+            <w:r>
+              <w:rPr>
+                <w:rFonts w:eastAsia="Times New Roman" w:cs="Times New Roman"/>
+                <w:b/>
+                <w:bCs/>
+                <w:szCs w:val="24"/>
+                <w:lang w:eastAsia="pt-BR"/>
+              </w:rPr>
+              <w:t>Menos suscetível</w:t>
+            </w:r>
+            <w:r>
+              <w:rPr>
+                <w:rFonts w:eastAsia="Times New Roman" w:cs="Times New Roman"/>
+                <w:szCs w:val="24"/>
+                <w:lang w:eastAsia="pt-BR"/>
+              </w:rPr>
+              <w:t>, pois a combinação de várias árvores reduz a variância.</w:t>
+            </w:r>
+          </w:p>
+        </w:tc>
+      </w:tr>
+      <w:tr>
+        <w:trPr>
+          <w:tblCellSpacing w:w="15" w:type="dxa"/>
+        </w:trPr>
+        <w:tc>
+          <w:tcPr>
+            <w:tcW w:w="0" w:type="auto"/>
+            <w:vAlign w:val="center"/>
+            <w:hideMark/>
+          </w:tcPr>
+          <w:p>
+            <w:pPr>
+              <w:spacing w:line="240" w:lineRule="auto"/>
+              <w:jc w:val="left"/>
+              <w:rPr>
+                <w:rFonts w:eastAsia="Times New Roman" w:cs="Times New Roman"/>
+                <w:szCs w:val="24"/>
+                <w:lang w:eastAsia="pt-BR"/>
+              </w:rPr>
+            </w:pPr>
+            <w:r>
+              <w:rPr>
+                <w:rFonts w:eastAsia="Times New Roman" w:cs="Times New Roman"/>
+                <w:b/>
+                <w:bCs/>
+                <w:szCs w:val="24"/>
+                <w:lang w:eastAsia="pt-BR"/>
+              </w:rPr>
+              <w:t>Interpretabilidade</w:t>
+            </w:r>
+          </w:p>
+        </w:tc>
+        <w:tc>
+          <w:tcPr>
+            <w:tcW w:w="0" w:type="auto"/>
+            <w:vAlign w:val="center"/>
+            <w:hideMark/>
+          </w:tcPr>
+          <w:p>
+            <w:pPr>
+              <w:spacing w:line="240" w:lineRule="auto"/>
+              <w:jc w:val="left"/>
+              <w:rPr>
+                <w:rFonts w:eastAsia="Times New Roman" w:cs="Times New Roman"/>
+                <w:szCs w:val="24"/>
+                <w:lang w:eastAsia="pt-BR"/>
+              </w:rPr>
+            </w:pPr>
+            <w:r>
+              <w:rPr>
+                <w:rFonts w:eastAsia="Times New Roman" w:cs="Times New Roman"/>
+                <w:b/>
+                <w:bCs/>
+                <w:szCs w:val="24"/>
+                <w:lang w:eastAsia="pt-BR"/>
+              </w:rPr>
+              <w:t>Alta</w:t>
+            </w:r>
+            <w:r>
+              <w:rPr>
+                <w:rFonts w:eastAsia="Times New Roman" w:cs="Times New Roman"/>
+                <w:szCs w:val="24"/>
+                <w:lang w:eastAsia="pt-BR"/>
+              </w:rPr>
+              <w:t xml:space="preserve"> – fácil de entender, pode ser convertida em regras claras.</w:t>
+            </w:r>
+          </w:p>
+        </w:tc>
+        <w:tc>
+          <w:tcPr>
+            <w:tcW w:w="0" w:type="auto"/>
+            <w:vAlign w:val="center"/>
+            <w:hideMark/>
+          </w:tcPr>
+          <w:p>
+            <w:pPr>
+              <w:spacing w:line="240" w:lineRule="auto"/>
+              <w:jc w:val="left"/>
+              <w:rPr>
+                <w:rFonts w:eastAsia="Times New Roman" w:cs="Times New Roman"/>
+                <w:szCs w:val="24"/>
+                <w:lang w:eastAsia="pt-BR"/>
+              </w:rPr>
+            </w:pPr>
+            <w:r>
+              <w:rPr>
+                <w:rFonts w:eastAsia="Times New Roman" w:cs="Times New Roman"/>
+                <w:b/>
+                <w:bCs/>
+                <w:szCs w:val="24"/>
+                <w:lang w:eastAsia="pt-BR"/>
+              </w:rPr>
+              <w:t>Baixa</w:t>
+            </w:r>
+            <w:r>
+              <w:rPr>
+                <w:rFonts w:eastAsia="Times New Roman" w:cs="Times New Roman"/>
+                <w:szCs w:val="24"/>
+                <w:lang w:eastAsia="pt-BR"/>
+              </w:rPr>
+              <w:t xml:space="preserve"> – difícil interpretar várias árvores ao mesmo tempo.</w:t>
+            </w:r>
+          </w:p>
+        </w:tc>
+      </w:tr>
+      <w:tr>
+        <w:trPr>
+          <w:tblCellSpacing w:w="15" w:type="dxa"/>
+        </w:trPr>
+        <w:tc>
+          <w:tcPr>
+            <w:tcW w:w="0" w:type="auto"/>
+            <w:vAlign w:val="center"/>
+            <w:hideMark/>
+          </w:tcPr>
+          <w:p>
+            <w:pPr>
+              <w:spacing w:line="240" w:lineRule="auto"/>
+              <w:jc w:val="left"/>
+              <w:rPr>
+                <w:rFonts w:eastAsia="Times New Roman" w:cs="Times New Roman"/>
+                <w:szCs w:val="24"/>
+                <w:lang w:eastAsia="pt-BR"/>
+              </w:rPr>
+            </w:pPr>
+            <w:r>
+              <w:rPr>
+                <w:rFonts w:eastAsia="Times New Roman" w:cs="Times New Roman"/>
+                <w:b/>
+                <w:bCs/>
+                <w:szCs w:val="24"/>
+                <w:lang w:eastAsia="pt-BR"/>
+              </w:rPr>
+              <w:t>Robustez</w:t>
+            </w:r>
+          </w:p>
+        </w:tc>
+        <w:tc>
+          <w:tcPr>
+            <w:tcW w:w="0" w:type="auto"/>
+            <w:vAlign w:val="center"/>
+            <w:hideMark/>
+          </w:tcPr>
+          <w:p>
+            <w:pPr>
+              <w:spacing w:line="240" w:lineRule="auto"/>
+              <w:jc w:val="left"/>
+              <w:rPr>
+                <w:rFonts w:eastAsia="Times New Roman" w:cs="Times New Roman"/>
+                <w:szCs w:val="24"/>
+                <w:lang w:eastAsia="pt-BR"/>
+              </w:rPr>
+            </w:pPr>
+            <w:r>
+              <w:rPr>
+                <w:rFonts w:eastAsia="Times New Roman" w:cs="Times New Roman"/>
+                <w:szCs w:val="24"/>
+                <w:lang w:eastAsia="pt-BR"/>
+              </w:rPr>
+              <w:t>Sensível a pequenas mudanças nos dados.</w:t>
+            </w:r>
+          </w:p>
+        </w:tc>
+        <w:tc>
+          <w:tcPr>
+            <w:tcW w:w="0" w:type="auto"/>
+            <w:vAlign w:val="center"/>
+            <w:hideMark/>
+          </w:tcPr>
+          <w:p>
+            <w:pPr>
+              <w:spacing w:line="240" w:lineRule="auto"/>
+              <w:jc w:val="left"/>
+              <w:rPr>
+                <w:rFonts w:eastAsia="Times New Roman" w:cs="Times New Roman"/>
+                <w:szCs w:val="24"/>
+                <w:lang w:eastAsia="pt-BR"/>
+              </w:rPr>
+            </w:pPr>
+            <w:r>
+              <w:rPr>
+                <w:rFonts w:eastAsia="Times New Roman" w:cs="Times New Roman"/>
+                <w:szCs w:val="24"/>
+                <w:lang w:eastAsia="pt-BR"/>
+              </w:rPr>
+              <w:t>Mais robusto e com melhor capacidade de generalização.</w:t>
+            </w:r>
+          </w:p>
+        </w:tc>
+      </w:tr>
+      <w:tr>
+        <w:trPr>
+          <w:tblCellSpacing w:w="15" w:type="dxa"/>
+        </w:trPr>
+        <w:tc>
+          <w:tcPr>
+            <w:tcW w:w="0" w:type="auto"/>
+            <w:vAlign w:val="center"/>
+            <w:hideMark/>
+          </w:tcPr>
+          <w:p>
+            <w:pPr>
+              <w:spacing w:line="240" w:lineRule="auto"/>
+              <w:jc w:val="left"/>
+              <w:rPr>
+                <w:rFonts w:eastAsia="Times New Roman" w:cs="Times New Roman"/>
+                <w:szCs w:val="24"/>
+                <w:lang w:eastAsia="pt-BR"/>
+              </w:rPr>
+            </w:pPr>
+            <w:r>
+              <w:rPr>
+                <w:rFonts w:eastAsia="Times New Roman" w:cs="Times New Roman"/>
+                <w:b/>
+                <w:bCs/>
+                <w:szCs w:val="24"/>
+                <w:lang w:eastAsia="pt-BR"/>
+              </w:rPr>
+              <w:lastRenderedPageBreak/>
+              <w:t>Custo Computacional</w:t>
+            </w:r>
+          </w:p>
+        </w:tc>
+        <w:tc>
+          <w:tcPr>
+            <w:tcW w:w="0" w:type="auto"/>
+            <w:vAlign w:val="center"/>
+            <w:hideMark/>
+          </w:tcPr>
+          <w:p>
+            <w:pPr>
+              <w:spacing w:line="240" w:lineRule="auto"/>
+              <w:jc w:val="left"/>
+              <w:rPr>
+                <w:rFonts w:eastAsia="Times New Roman" w:cs="Times New Roman"/>
+                <w:szCs w:val="24"/>
+                <w:lang w:eastAsia="pt-BR"/>
+              </w:rPr>
+            </w:pPr>
+            <w:r>
+              <w:rPr>
+                <w:rFonts w:eastAsia="Times New Roman" w:cs="Times New Roman"/>
+                <w:szCs w:val="24"/>
+                <w:lang w:eastAsia="pt-BR"/>
+              </w:rPr>
+              <w:t>Baixo, pois treina apenas uma árvore.</w:t>
+            </w:r>
+          </w:p>
+        </w:tc>
+        <w:tc>
+          <w:tcPr>
+            <w:tcW w:w="0" w:type="auto"/>
+            <w:vAlign w:val="center"/>
+            <w:hideMark/>
+          </w:tcPr>
+          <w:p>
+            <w:pPr>
+              <w:spacing w:line="240" w:lineRule="auto"/>
+              <w:jc w:val="left"/>
+              <w:rPr>
+                <w:rFonts w:eastAsia="Times New Roman" w:cs="Times New Roman"/>
+                <w:szCs w:val="24"/>
+                <w:lang w:eastAsia="pt-BR"/>
+              </w:rPr>
+            </w:pPr>
+            <w:r>
+              <w:rPr>
+                <w:rFonts w:eastAsia="Times New Roman" w:cs="Times New Roman"/>
+                <w:szCs w:val="24"/>
+                <w:lang w:eastAsia="pt-BR"/>
+              </w:rPr>
+              <w:t>Mais alto, pois treina várias árvores.</w:t>
+            </w:r>
+          </w:p>
+        </w:tc>
+      </w:tr>
+      <w:tr>
+        <w:trPr>
+          <w:tblCellSpacing w:w="15" w:type="dxa"/>
+        </w:trPr>
+        <w:tc>
+          <w:tcPr>
+            <w:tcW w:w="0" w:type="auto"/>
+            <w:vAlign w:val="center"/>
+            <w:hideMark/>
+          </w:tcPr>
+          <w:p>
+            <w:pPr>
+              <w:spacing w:line="240" w:lineRule="auto"/>
+              <w:jc w:val="left"/>
+              <w:rPr>
+                <w:rFonts w:eastAsia="Times New Roman" w:cs="Times New Roman"/>
+                <w:szCs w:val="24"/>
+                <w:lang w:eastAsia="pt-BR"/>
+              </w:rPr>
+            </w:pPr>
+            <w:r>
+              <w:rPr>
+                <w:rFonts w:eastAsia="Times New Roman" w:cs="Times New Roman"/>
+                <w:b/>
+                <w:bCs/>
+                <w:szCs w:val="24"/>
+                <w:lang w:eastAsia="pt-BR"/>
+              </w:rPr>
+              <w:t>Aplicação Clínica</w:t>
+            </w:r>
+          </w:p>
+        </w:tc>
+        <w:tc>
+          <w:tcPr>
+            <w:tcW w:w="0" w:type="auto"/>
+            <w:vAlign w:val="center"/>
+            <w:hideMark/>
+          </w:tcPr>
+          <w:p>
+            <w:pPr>
+              <w:spacing w:line="240" w:lineRule="auto"/>
+              <w:jc w:val="left"/>
+              <w:rPr>
+                <w:rFonts w:eastAsia="Times New Roman" w:cs="Times New Roman"/>
+                <w:szCs w:val="24"/>
+                <w:lang w:eastAsia="pt-BR"/>
+              </w:rPr>
+            </w:pPr>
+            <w:r>
+              <w:rPr>
+                <w:rFonts w:eastAsia="Times New Roman" w:cs="Times New Roman"/>
+                <w:szCs w:val="24"/>
+                <w:lang w:eastAsia="pt-BR"/>
+              </w:rPr>
+              <w:t xml:space="preserve">Útil quando se deseja </w:t>
+            </w:r>
+            <w:r>
+              <w:rPr>
+                <w:rFonts w:eastAsia="Times New Roman" w:cs="Times New Roman"/>
+                <w:b/>
+                <w:bCs/>
+                <w:szCs w:val="24"/>
+                <w:lang w:eastAsia="pt-BR"/>
+              </w:rPr>
+              <w:t>interpretabilidade clara das regras</w:t>
+            </w:r>
+            <w:r>
+              <w:rPr>
+                <w:rFonts w:eastAsia="Times New Roman" w:cs="Times New Roman"/>
+                <w:szCs w:val="24"/>
+                <w:lang w:eastAsia="pt-BR"/>
+              </w:rPr>
+              <w:t>.</w:t>
+            </w:r>
+          </w:p>
+        </w:tc>
+        <w:tc>
+          <w:tcPr>
+            <w:tcW w:w="0" w:type="auto"/>
+            <w:vAlign w:val="center"/>
+            <w:hideMark/>
+          </w:tcPr>
+          <w:p>
+            <w:pPr>
+              <w:spacing w:line="240" w:lineRule="auto"/>
+              <w:jc w:val="left"/>
+              <w:rPr>
+                <w:rFonts w:eastAsia="Times New Roman" w:cs="Times New Roman"/>
+                <w:szCs w:val="24"/>
+                <w:lang w:eastAsia="pt-BR"/>
+              </w:rPr>
+            </w:pPr>
+            <w:r>
+              <w:rPr>
+                <w:rFonts w:eastAsia="Times New Roman" w:cs="Times New Roman"/>
+                <w:szCs w:val="24"/>
+                <w:lang w:eastAsia="pt-BR"/>
+              </w:rPr>
+              <w:t xml:space="preserve">Preferido quando se busca </w:t>
+            </w:r>
+            <w:r>
+              <w:rPr>
+                <w:rFonts w:eastAsia="Times New Roman" w:cs="Times New Roman"/>
+                <w:b/>
+                <w:bCs/>
+                <w:szCs w:val="24"/>
+                <w:lang w:eastAsia="pt-BR"/>
+              </w:rPr>
+              <w:t>melhor desempenho e precisão</w:t>
+            </w:r>
+            <w:r>
+              <w:rPr>
+                <w:rFonts w:eastAsia="Times New Roman" w:cs="Times New Roman"/>
+                <w:szCs w:val="24"/>
+                <w:lang w:eastAsia="pt-BR"/>
+              </w:rPr>
+              <w:t>.</w:t>
+            </w:r>
+          </w:p>
+        </w:tc>
+      </w:tr>
+      <w:tr>
+        <w:trPr>
+          <w:tblCellSpacing w:w="15" w:type="dxa"/>
+        </w:trPr>
+        <w:tc>
+          <w:tcPr>
+            <w:tcW w:w="0" w:type="auto"/>
+            <w:vAlign w:val="center"/>
+            <w:hideMark/>
+          </w:tcPr>
+          <w:p>
+            <w:pPr>
+              <w:spacing w:line="240" w:lineRule="auto"/>
+              <w:jc w:val="left"/>
+              <w:rPr>
+                <w:rFonts w:eastAsia="Times New Roman" w:cs="Times New Roman"/>
+                <w:szCs w:val="24"/>
+                <w:lang w:eastAsia="pt-BR"/>
+              </w:rPr>
+            </w:pPr>
+            <w:r>
+              <w:rPr>
+                <w:rFonts w:eastAsia="Times New Roman" w:cs="Times New Roman"/>
+                <w:b/>
+                <w:bCs/>
+                <w:szCs w:val="24"/>
+                <w:lang w:eastAsia="pt-BR"/>
+              </w:rPr>
+              <w:t>Trecho (Artigos)</w:t>
+            </w:r>
+          </w:p>
+        </w:tc>
+        <w:tc>
+          <w:tcPr>
+            <w:tcW w:w="0" w:type="auto"/>
+            <w:vAlign w:val="center"/>
+            <w:hideMark/>
+          </w:tcPr>
+          <w:p>
+            <w:pPr>
+              <w:spacing w:line="240" w:lineRule="auto"/>
+              <w:jc w:val="left"/>
+              <w:rPr>
+                <w:rFonts w:eastAsia="Times New Roman" w:cs="Times New Roman"/>
+                <w:szCs w:val="24"/>
+                <w:lang w:val="en-US" w:eastAsia="pt-BR"/>
+              </w:rPr>
+            </w:pPr>
+            <w:r>
+              <w:rPr>
+                <w:rFonts w:eastAsia="Times New Roman" w:cs="Times New Roman"/>
+                <w:szCs w:val="24"/>
+                <w:lang w:val="en-US" w:eastAsia="pt-BR"/>
+              </w:rPr>
+              <w:t>“The CART algorithm was used to develop the prediction model. This model was selected because of its robustness against outliers and for being a decision tree. As a decision tree, the model is human-readable” (YAMAGUTI et al., 2020, p.3).</w:t>
+            </w:r>
+          </w:p>
+        </w:tc>
+        <w:tc>
+          <w:tcPr>
+            <w:tcW w:w="0" w:type="auto"/>
+            <w:vAlign w:val="center"/>
+            <w:hideMark/>
+          </w:tcPr>
+          <w:p>
+            <w:pPr>
+              <w:spacing w:line="240" w:lineRule="auto"/>
+              <w:jc w:val="left"/>
+              <w:rPr>
+                <w:rFonts w:eastAsia="Times New Roman" w:cs="Times New Roman"/>
+                <w:szCs w:val="24"/>
+                <w:lang w:eastAsia="pt-BR"/>
+              </w:rPr>
+            </w:pPr>
+            <w:r>
+              <w:rPr>
+                <w:rFonts w:eastAsia="Times New Roman" w:cs="Times New Roman"/>
+                <w:szCs w:val="24"/>
+                <w:lang w:eastAsia="pt-BR"/>
+              </w:rPr>
+              <w:t>“Da mesma forma, os algoritmos de SVM, Floresta Aleatória e Árvores de Decisão apresentaram bons resultados, com uma baixa discrepância entre as métricas de treino e teste, demonstrando uma boa capacidade de generalização” (BELINI; ATAIDE; LOCHTER, 2024, p.4).</w:t>
+            </w:r>
+          </w:p>
+        </w:tc>
+      </w:tr>
+    </w:tbl>
+    <w:p>
+      <w:pPr>
+        <w:spacing w:after="160" w:line="259" w:lineRule="auto"/>
+        <w:jc w:val="left"/>
+      </w:pPr>
+    </w:p>
+    <w:p>
+      <w:pPr>
+        <w:spacing w:after="160" w:line="259" w:lineRule="auto"/>
+        <w:jc w:val="left"/>
+      </w:pPr>
       <w:r>
         <w:br w:type="page"/>
       </w:r>
@@ -10215,8 +13274,8 @@
           <w:highlight w:val="yellow"/>
         </w:rPr>
       </w:pPr>
-      <w:bookmarkStart w:id="19" w:name="_Toc203431589"/>
-      <w:bookmarkStart w:id="20" w:name="_Toc203566828"/>
+      <w:bookmarkStart w:id="35" w:name="_Toc203431589"/>
+      <w:bookmarkStart w:id="36" w:name="_Toc203566828"/>
       <w:r>
         <w:rPr>
           <w:highlight w:val="yellow"/>
@@ -10224,8 +13283,8 @@
         <w:lastRenderedPageBreak/>
         <w:t>DISCUSSÃO</w:t>
       </w:r>
-      <w:bookmarkEnd w:id="19"/>
-      <w:bookmarkEnd w:id="20"/>
+      <w:bookmarkEnd w:id="35"/>
+      <w:bookmarkEnd w:id="36"/>
       <w:r>
         <w:rPr>
           <w:highlight w:val="yellow"/>
@@ -10660,8 +13719,8 @@
           <w:highlight w:val="yellow"/>
         </w:rPr>
       </w:pPr>
-      <w:bookmarkStart w:id="21" w:name="_Toc203431590"/>
-      <w:bookmarkStart w:id="22" w:name="_Toc203566829"/>
+      <w:bookmarkStart w:id="37" w:name="_Toc203431590"/>
+      <w:bookmarkStart w:id="38" w:name="_Toc203566829"/>
       <w:r>
         <w:rPr>
           <w:highlight w:val="yellow"/>
@@ -10669,8 +13728,8 @@
         <w:lastRenderedPageBreak/>
         <w:t>CONCLUSÃO</w:t>
       </w:r>
-      <w:bookmarkEnd w:id="21"/>
-      <w:bookmarkEnd w:id="22"/>
+      <w:bookmarkEnd w:id="37"/>
+      <w:bookmarkEnd w:id="38"/>
     </w:p>
     <w:p>
       <w:pPr>
@@ -11043,14 +14102,14 @@
           <w:highlight w:val="yellow"/>
         </w:rPr>
       </w:pPr>
-      <w:bookmarkStart w:id="23" w:name="_Toc203566830"/>
+      <w:bookmarkStart w:id="39" w:name="_Toc203566830"/>
       <w:r>
         <w:rPr>
           <w:highlight w:val="yellow"/>
         </w:rPr>
         <w:t>Trabalhos Futuros</w:t>
       </w:r>
-      <w:bookmarkEnd w:id="23"/>
+      <w:bookmarkEnd w:id="39"/>
     </w:p>
     <w:p>
       <w:pPr>
@@ -11073,12 +14132,12 @@
       <w:pPr>
         <w:pStyle w:val="Ttulo1"/>
       </w:pPr>
-      <w:bookmarkStart w:id="24" w:name="_Toc203566831"/>
+      <w:bookmarkStart w:id="40" w:name="_Toc203566831"/>
       <w:r>
         <w:lastRenderedPageBreak/>
         <w:t>REFERÊNCIAS BIBLIOGRÁFICAS</w:t>
       </w:r>
-      <w:bookmarkEnd w:id="24"/>
+      <w:bookmarkEnd w:id="40"/>
     </w:p>
     <w:p>
       <w:pPr>
@@ -11140,7 +14199,62 @@
       </w:r>
     </w:p>
     <w:p/>
-    <w:p/>
+    <w:p>
+      <w:pPr>
+        <w:rPr>
+          <w:lang w:val="en-US"/>
+        </w:rPr>
+      </w:pPr>
+      <w:commentRangeStart w:id="41"/>
+      <w:r>
+        <w:rPr>
+          <w:rStyle w:val="Forte"/>
+          <w:lang w:val="en-US"/>
+        </w:rPr>
+        <w:t>BREIMAN, Leo; FRIEDMAN, Jerome H.; OLSHEN, Richard A.; STONE, Charles J.</w:t>
+      </w:r>
+      <w:r>
+        <w:rPr>
+          <w:rStyle w:val="Forte"/>
+          <w:lang w:val="en-US"/>
+        </w:rPr>
+        <w:t xml:space="preserve"> </w:t>
+      </w:r>
+      <w:r>
+        <w:rPr>
+          <w:rStyle w:val="Forte"/>
+          <w:lang w:val="en-US"/>
+        </w:rPr>
+        <w:t>Classification and Regression Trees.</w:t>
+      </w:r>
+      <w:r>
+        <w:rPr>
+          <w:lang w:val="en-US"/>
+        </w:rPr>
+        <w:t xml:space="preserve"> Belmont: Wadsworth International Group, 1984.</w:t>
+      </w:r>
+      <w:commentRangeEnd w:id="41"/>
+      <w:r>
+        <w:rPr>
+          <w:rStyle w:val="Refdecomentrio"/>
+        </w:rPr>
+        <w:commentReference w:id="41"/>
+      </w:r>
+    </w:p>
+    <w:p>
+      <w:pPr>
+        <w:rPr>
+          <w:lang w:val="en-US"/>
+        </w:rPr>
+      </w:pPr>
+    </w:p>
+    <w:p>
+      <w:pPr>
+        <w:rPr>
+          <w:lang w:val="en-US"/>
+        </w:rPr>
+      </w:pPr>
+    </w:p>
     <w:p>
       <w:pPr>
         <w:rPr>
@@ -11242,7 +14356,7 @@
       </w:pPr>
     </w:p>
   </w:comment>
-  <w:comment w:id="7" w:author="Iasmin Marques" w:date="2025-07-14T23:32:00Z" w:initials="IM">
+  <w:comment w:id="3" w:author="Iasmin Marques" w:date="2025-07-27T21:54:00Z" w:initials="IM">
     <w:p>
       <w:pPr>
         <w:pStyle w:val="Textodecomentrio"/>
@@ -11254,7 +14368,409 @@
         <w:annotationRef/>
       </w:r>
       <w:r>
+        <w:t>Artigo 7</w:t>
+      </w:r>
+    </w:p>
+    <w:p>
+      <w:pPr>
+        <w:pStyle w:val="Textodecomentrio"/>
+      </w:pPr>
+    </w:p>
+  </w:comment>
+  <w:comment w:id="4" w:author="Iasmin Marques" w:date="2025-07-27T22:01:00Z" w:initials="IM">
+    <w:p>
+      <w:pPr>
+        <w:pStyle w:val="Textodecomentrio"/>
+      </w:pPr>
+      <w:r>
+        <w:rPr>
+          <w:rStyle w:val="Refdecomentrio"/>
+        </w:rPr>
+        <w:annotationRef/>
+      </w:r>
+      <w:r>
+        <w:t>Artigo 4</w:t>
+      </w:r>
+    </w:p>
+    <w:p>
+      <w:pPr>
+        <w:pStyle w:val="Textodecomentrio"/>
+      </w:pPr>
+    </w:p>
+  </w:comment>
+  <w:comment w:id="7" w:author="Iasmin Marques" w:date="2025-07-27T22:04:00Z" w:initials="IM">
+    <w:p>
+      <w:pPr>
+        <w:pStyle w:val="Textodecomentrio"/>
+      </w:pPr>
+      <w:r>
+        <w:rPr>
+          <w:rStyle w:val="Refdecomentrio"/>
+        </w:rPr>
+        <w:annotationRef/>
+      </w:r>
+      <w:r>
+        <w:t>Artigo 7</w:t>
+      </w:r>
+    </w:p>
+    <w:p>
+      <w:pPr>
+        <w:pStyle w:val="Textodecomentrio"/>
+      </w:pPr>
+    </w:p>
+  </w:comment>
+  <w:comment w:id="8" w:author="Iasmin Marques" w:date="2025-07-27T22:06:00Z" w:initials="IM">
+    <w:p>
+      <w:pPr>
+        <w:pStyle w:val="Textodecomentrio"/>
+        <w:rPr>
+          <w:rStyle w:val="Refdecomentrio"/>
+        </w:rPr>
+      </w:pPr>
+      <w:r>
+        <w:rPr>
+          <w:rStyle w:val="Refdecomentrio"/>
+        </w:rPr>
+        <w:t>Dissertação wallace</w:t>
+      </w:r>
+    </w:p>
+    <w:p>
+      <w:pPr>
+        <w:pStyle w:val="Textodecomentrio"/>
+      </w:pPr>
+    </w:p>
+  </w:comment>
+  <w:comment w:id="10" w:author="Iasmin Marques" w:date="2025-07-29T11:21:00Z" w:initials="IM">
+    <w:p>
+      <w:pPr>
+        <w:pStyle w:val="Textodecomentrio"/>
+        <w:rPr>
+          <w:lang w:val="en-US"/>
+        </w:rPr>
+      </w:pPr>
+      <w:r>
+        <w:rPr>
+          <w:rStyle w:val="Refdecomentrio"/>
+        </w:rPr>
+        <w:annotationRef/>
+      </w:r>
+      <w:r>
+        <w:rPr>
+          <w:rStyle w:val="Forte"/>
+          <w:lang w:val="en-US"/>
+        </w:rPr>
+        <w:t>BREIMAN, Leo; FRIEDMAN, Jerome H.; OLSHEN, Richard A.; STONE, Charles J.</w:t>
+      </w:r>
+      <w:r>
+        <w:rPr>
+          <w:lang w:val="en-US"/>
+        </w:rPr>
+        <w:br/>
+      </w:r>
+      <w:r>
+        <w:rPr>
+          <w:rStyle w:val="Forte"/>
+          <w:lang w:val="en-US"/>
+        </w:rPr>
+        <w:t>Classification and Regression Trees.</w:t>
+      </w:r>
+      <w:r>
+        <w:rPr>
+          <w:lang w:val="en-US"/>
+        </w:rPr>
+        <w:t xml:space="preserve"> </w:t>
+      </w:r>
+      <w:r>
+        <w:rPr>
+          <w:lang w:val="en-US"/>
+        </w:rPr>
+        <w:t>Belmont: Wadsworth International Group, 1984.</w:t>
+      </w:r>
+    </w:p>
+  </w:comment>
+  <w:comment w:id="11" w:author="Iasmin Marques" w:date="2025-07-29T11:27:00Z" w:initials="IM">
+    <w:p>
+      <w:pPr>
+        <w:pStyle w:val="Textodecomentrio"/>
+        <w:rPr>
+          <w:lang w:val="en-US"/>
+        </w:rPr>
+      </w:pPr>
+      <w:r>
+        <w:rPr>
+          <w:rStyle w:val="Refdecomentrio"/>
+        </w:rPr>
+        <w:annotationRef/>
+      </w:r>
+      <w:r>
+        <w:rPr>
+          <w:lang w:val="en-US"/>
+        </w:rPr>
+        <w:t>Artigo 1</w:t>
+      </w:r>
+    </w:p>
+    <w:p>
+      <w:pPr>
+        <w:pStyle w:val="Textodecomentrio"/>
+        <w:rPr>
+          <w:lang w:val="en-US"/>
+        </w:rPr>
+      </w:pPr>
+    </w:p>
+  </w:comment>
+  <w:comment w:id="13" w:author="Iasmin Marques" w:date="2025-07-14T23:32:00Z" w:initials="IM">
+    <w:p>
+      <w:pPr>
+        <w:pStyle w:val="Textodecomentrio"/>
+        <w:rPr>
+          <w:lang w:val="en-US"/>
+        </w:rPr>
+      </w:pPr>
+      <w:r>
+        <w:rPr>
+          <w:rStyle w:val="Refdecomentrio"/>
+        </w:rPr>
+        <w:annotationRef/>
+      </w:r>
+      <w:r>
+        <w:rPr>
+          <w:lang w:val="en-US"/>
+        </w:rPr>
         <w:t>Preditiva ou modelo ?</w:t>
+      </w:r>
+    </w:p>
+    <w:p>
+      <w:pPr>
+        <w:pStyle w:val="Textodecomentrio"/>
+        <w:rPr>
+          <w:lang w:val="en-US"/>
+        </w:rPr>
+      </w:pPr>
+    </w:p>
+  </w:comment>
+  <w:comment w:id="14" w:author="Iasmin Marques" w:date="2025-07-29T10:33:00Z" w:initials="IM">
+    <w:p>
+      <w:pPr>
+        <w:pStyle w:val="Textodecomentrio"/>
+      </w:pPr>
+      <w:r>
+        <w:rPr>
+          <w:rStyle w:val="Refdecomentrio"/>
+        </w:rPr>
+        <w:annotationRef/>
+      </w:r>
+      <w:r>
+        <w:t>Artigo 6</w:t>
+      </w:r>
+    </w:p>
+    <w:p>
+      <w:pPr>
+        <w:pStyle w:val="Textodecomentrio"/>
+      </w:pPr>
+    </w:p>
+  </w:comment>
+  <w:comment w:id="15" w:author="Iasmin Marques" w:date="2025-07-29T10:36:00Z" w:initials="IM">
+    <w:p>
+      <w:pPr>
+        <w:pStyle w:val="Textodecomentrio"/>
+      </w:pPr>
+      <w:r>
+        <w:rPr>
+          <w:rStyle w:val="Refdecomentrio"/>
+        </w:rPr>
+        <w:annotationRef/>
+      </w:r>
+      <w:r>
+        <w:t>Machinelearningprevisao</w:t>
+      </w:r>
+    </w:p>
+    <w:p>
+      <w:pPr>
+        <w:pStyle w:val="Textodecomentrio"/>
+      </w:pPr>
+    </w:p>
+  </w:comment>
+  <w:comment w:id="16" w:author="Iasmin Marques" w:date="2025-07-29T10:10:00Z" w:initials="IM">
+    <w:p>
+      <w:pPr>
+        <w:pStyle w:val="Textodecomentrio"/>
+      </w:pPr>
+      <w:r>
+        <w:rPr>
+          <w:rStyle w:val="Refdecomentrio"/>
+        </w:rPr>
+        <w:annotationRef/>
+      </w:r>
+      <w:r>
+        <w:t>ARTIGO 7</w:t>
+      </w:r>
+    </w:p>
+    <w:p>
+      <w:pPr>
+        <w:pStyle w:val="Textodecomentrio"/>
+      </w:pPr>
+    </w:p>
+  </w:comment>
+  <w:comment w:id="17" w:author="Iasmin Marques" w:date="2025-07-29T10:10:00Z" w:initials="IM">
+    <w:p>
+      <w:pPr>
+        <w:pStyle w:val="Textodecomentrio"/>
+      </w:pPr>
+      <w:r>
+        <w:rPr>
+          <w:rStyle w:val="Refdecomentrio"/>
+        </w:rPr>
+        <w:annotationRef/>
+      </w:r>
+      <w:r>
+        <w:t>7</w:t>
+      </w:r>
+    </w:p>
+    <w:p>
+      <w:pPr>
+        <w:pStyle w:val="Textodecomentrio"/>
+      </w:pPr>
+    </w:p>
+  </w:comment>
+  <w:comment w:id="18" w:author="Iasmin Marques" w:date="2025-07-29T10:10:00Z" w:initials="IM">
+    <w:p>
+      <w:pPr>
+        <w:pStyle w:val="Textodecomentrio"/>
+      </w:pPr>
+      <w:r>
+        <w:rPr>
+          <w:rStyle w:val="Refdecomentrio"/>
+        </w:rPr>
+        <w:annotationRef/>
+      </w:r>
+      <w:r>
+        <w:t>7</w:t>
+      </w:r>
+    </w:p>
+    <w:p>
+      <w:pPr>
+        <w:pStyle w:val="Textodecomentrio"/>
+      </w:pPr>
+    </w:p>
+  </w:comment>
+  <w:comment w:id="19" w:author="Iasmin Marques" w:date="2025-07-29T10:11:00Z" w:initials="IM">
+    <w:p>
+      <w:pPr>
+        <w:pStyle w:val="Textodecomentrio"/>
+      </w:pPr>
+      <w:r>
+        <w:rPr>
+          <w:rStyle w:val="Refdecomentrio"/>
+        </w:rPr>
+        <w:annotationRef/>
+      </w:r>
+      <w:r>
+        <w:t>7</w:t>
+      </w:r>
+    </w:p>
+    <w:p>
+      <w:pPr>
+        <w:pStyle w:val="Textodecomentrio"/>
+      </w:pPr>
+    </w:p>
+  </w:comment>
+  <w:comment w:id="20" w:author="Iasmin Marques" w:date="2025-07-29T10:11:00Z" w:initials="IM">
+    <w:p>
+      <w:pPr>
+        <w:pStyle w:val="Textodecomentrio"/>
+      </w:pPr>
+      <w:r>
+        <w:rPr>
+          <w:rStyle w:val="Refdecomentrio"/>
+        </w:rPr>
+        <w:annotationRef/>
+      </w:r>
+      <w:r>
+        <w:t>7</w:t>
+      </w:r>
+    </w:p>
+    <w:p>
+      <w:pPr>
+        <w:pStyle w:val="Textodecomentrio"/>
+      </w:pPr>
+    </w:p>
+  </w:comment>
+  <w:comment w:id="21" w:author="Iasmin Marques" w:date="2025-07-29T10:11:00Z" w:initials="IM">
+    <w:p>
+      <w:pPr>
+        <w:pStyle w:val="Textodecomentrio"/>
+      </w:pPr>
+      <w:r>
+        <w:rPr>
+          <w:rStyle w:val="Refdecomentrio"/>
+        </w:rPr>
+        <w:annotationRef/>
+      </w:r>
+      <w:r>
+        <w:t>7</w:t>
+      </w:r>
+    </w:p>
+    <w:p>
+      <w:pPr>
+        <w:pStyle w:val="Textodecomentrio"/>
+      </w:pPr>
+    </w:p>
+  </w:comment>
+  <w:comment w:id="22" w:author="Iasmin Marques" w:date="2025-07-29T10:24:00Z" w:initials="IM">
+    <w:p>
+      <w:pPr>
+        <w:pStyle w:val="Textodecomentrio"/>
+      </w:pPr>
+      <w:r>
+        <w:rPr>
+          <w:rStyle w:val="Refdecomentrio"/>
+        </w:rPr>
+        <w:annotationRef/>
+      </w:r>
+      <w:r>
+        <w:t>Dissertação wallace</w:t>
+      </w:r>
+    </w:p>
+    <w:p>
+      <w:pPr>
+        <w:pStyle w:val="Textodecomentrio"/>
+      </w:pPr>
+    </w:p>
+  </w:comment>
+  <w:comment w:id="23" w:author="Iasmin Marques" w:date="2025-07-29T10:24:00Z" w:initials="IM">
+    <w:p>
+      <w:pPr>
+        <w:pStyle w:val="Textodecomentrio"/>
+      </w:pPr>
+      <w:r>
+        <w:rPr>
+          <w:rStyle w:val="Refdecomentrio"/>
+        </w:rPr>
+        <w:annotationRef/>
+      </w:r>
+      <w:r>
+        <w:t>ARTIGO 7</w:t>
+      </w:r>
+    </w:p>
+    <w:p>
+      <w:pPr>
+        <w:pStyle w:val="Textodecomentrio"/>
+      </w:pPr>
+    </w:p>
+  </w:comment>
+  <w:comment w:id="41" w:author="Iasmin Marques" w:date="2025-07-29T11:22:00Z" w:initials="IM">
+    <w:p>
+      <w:pPr>
+        <w:pStyle w:val="Textodecomentrio"/>
+      </w:pPr>
+      <w:r>
+        <w:rPr>
+          <w:rStyle w:val="Refdecomentrio"/>
+        </w:rPr>
+        <w:annotationRef/>
+      </w:r>
+      <w:r>
+        <w:t>Usei no modelo cart</w:t>
       </w:r>
     </w:p>
     <w:p>
@@ -11269,21 +14785,72 @@
 <file path=word/commentsExtended.xml><?xml version="1.0" encoding="utf-8"?>
 <w15:commentsEx xmlns:wpc="http://schemas.microsoft.com/office/word/2010/wordprocessingCanvas" xmlns:cx="http://schemas.microsoft.com/office/drawing/2014/chartex" xmlns:cx1="http://schemas.microsoft.com/office/drawing/2015/9/8/chartex" xmlns:cx2="http://schemas.microsoft.com/office/drawing/2015/10/21/chartex" xmlns:cx3="http://schemas.microsoft.com/office/drawing/2016/5/9/chartex" xmlns:cx4="http://schemas.microsoft.com/office/drawing/2016/5/10/chartex" xmlns:cx5="http://schemas.microsoft.com/office/drawing/2016/5/11/chartex" xmlns:cx6="http://schemas.microsoft.com/office/drawing/2016/5/12/chartex" xmlns:cx7="http://schemas.microsoft.com/office/drawing/2016/5/13/chartex" xmlns:cx8="http://schemas.microsoft.com/office/drawing/2016/5/14/chartex" xmlns:mc="http://schemas.openxmlformats.org/markup-compatibility/2006" xmlns:aink="http://schemas.microsoft.com/office/drawing/2016/ink" xmlns:am3d="http://schemas.microsoft.com/office/drawing/2017/model3d" xmlns:o="urn:schemas-microsoft-com:office:office" xmlns:r="http://schemas.openxmlformats.org/officeDocument/2006/relationships" xmlns:m="http://schemas.openxmlformats.org/officeDocument/2006/math" xmlns:v="urn:schemas-microsoft-com:vml" xmlns:wp14="http://schemas.microsoft.com/office/word/2010/wordprocessingDrawing" xmlns:wp="http://schemas.openxmlformats.org/drawingml/2006/wordprocessingDrawing" xmlns:w10="urn:schemas-microsoft-com:office:word" xmlns:w="http://schemas.openxmlformats.org/wordprocessingml/2006/main" xmlns:w14="http://schemas.microsoft.com/office/word/2010/wordml" xmlns:w15="http://schemas.microsoft.com/office/word/2012/wordml" xmlns:w16cex="http://schemas.microsoft.com/office/word/2018/wordml/cex" xmlns:w16cid="http://schemas.microsoft.com/office/word/2016/wordml/cid" xmlns:w16="http://schemas.microsoft.com/office/word/2018/wordml" xmlns:w16sdtdh="http://schemas.microsoft.com/office/word/2020/wordml/sdtdatahash" xmlns:w16se="http://schemas.microsoft.com/office/word/2015/wordml/symex" xmlns:wpg="http://schemas.microsoft.com/office/word/2010/wordprocessingGroup" xmlns:wpi="http://schemas.microsoft.com/office/word/2010/wordprocessingInk" xmlns:wne="http://schemas.microsoft.com/office/word/2006/wordml" xmlns:wps="http://schemas.microsoft.com/office/word/2010/wordprocessingShape" mc:Ignorable="w14 w15 w16se w16cid w16 w16cex w16sdtdh wp14">
   <w15:commentEx w15:paraId="37EFC3CF" w15:done="0"/>
+  <w15:commentEx w15:paraId="4272BBD3" w15:done="1"/>
+  <w15:commentEx w15:paraId="52822443" w15:done="0"/>
+  <w15:commentEx w15:paraId="67D2C863" w15:done="0"/>
+  <w15:commentEx w15:paraId="74D1B546" w15:done="0"/>
+  <w15:commentEx w15:paraId="5943D4FF" w15:done="0"/>
+  <w15:commentEx w15:paraId="22736EF0" w15:done="0"/>
   <w15:commentEx w15:paraId="4C958E8D" w15:done="0"/>
+  <w15:commentEx w15:paraId="26C70857" w15:done="0"/>
+  <w15:commentEx w15:paraId="5F1EECF9" w15:done="0"/>
+  <w15:commentEx w15:paraId="4DF50419" w15:done="0"/>
+  <w15:commentEx w15:paraId="6485C58A" w15:done="0"/>
+  <w15:commentEx w15:paraId="631B7533" w15:done="0"/>
+  <w15:commentEx w15:paraId="20E91D15" w15:done="0"/>
+  <w15:commentEx w15:paraId="74B14E17" w15:done="0"/>
+  <w15:commentEx w15:paraId="3D22C356" w15:done="0"/>
+  <w15:commentEx w15:paraId="5E007F76" w15:done="0"/>
+  <w15:commentEx w15:paraId="6DF189C1" w15:done="0"/>
+  <w15:commentEx w15:paraId="4D55FCDC" w15:done="0"/>
 </w15:commentsEx>
 </file>
 
 <file path=word/commentsExtensible.xml><?xml version="1.0" encoding="utf-8"?>
 <w16cex:commentsExtensible xmlns:wpc="http://schemas.microsoft.com/office/word/2010/wordprocessingCanvas" xmlns:cx="http://schemas.microsoft.com/office/drawing/2014/chartex" xmlns:cx1="http://schemas.microsoft.com/office/drawing/2015/9/8/chartex" xmlns:cx2="http://schemas.microsoft.com/office/drawing/2015/10/21/chartex" xmlns:cx3="http://schemas.microsoft.com/office/drawing/2016/5/9/chartex" xmlns:cx4="http://schemas.microsoft.com/office/drawing/2016/5/10/chartex" xmlns:cx5="http://schemas.microsoft.com/office/drawing/2016/5/11/chartex" xmlns:cx6="http://schemas.microsoft.com/office/drawing/2016/5/12/chartex" xmlns:cx7="http://schemas.microsoft.com/office/drawing/2016/5/13/chartex" xmlns:cx8="http://schemas.microsoft.com/office/drawing/2016/5/14/chartex" xmlns:mc="http://schemas.openxmlformats.org/markup-compatibility/2006" xmlns:aink="http://schemas.microsoft.com/office/drawing/2016/ink" xmlns:am3d="http://schemas.microsoft.com/office/drawing/2017/model3d" xmlns:o="urn:schemas-microsoft-com:office:office" xmlns:r="http://schemas.openxmlformats.org/officeDocument/2006/relationships" xmlns:m="http://schemas.openxmlformats.org/officeDocument/2006/math" xmlns:v="urn:schemas-microsoft-com:vml" xmlns:wp14="http://schemas.microsoft.com/office/word/2010/wordprocessingDrawing" xmlns:wp="http://schemas.openxmlformats.org/drawingml/2006/wordprocessingDrawing" xmlns:w10="urn:schemas-microsoft-com:office:word" xmlns:w="http://schemas.openxmlformats.org/wordprocessingml/2006/main" xmlns:w14="http://schemas.microsoft.com/office/word/2010/wordml" xmlns:w15="http://schemas.microsoft.com/office/word/2012/wordml" xmlns:w16cex="http://schemas.microsoft.com/office/word/2018/wordml/cex" xmlns:w16cid="http://schemas.microsoft.com/office/word/2016/wordml/cid" xmlns:w16="http://schemas.microsoft.com/office/word/2018/wordml" xmlns:w16sdtdh="http://schemas.microsoft.com/office/word/2020/wordml/sdtdatahash" xmlns:w16se="http://schemas.microsoft.com/office/word/2015/wordml/symex" xmlns:wpg="http://schemas.microsoft.com/office/word/2010/wordprocessingGroup" xmlns:wpi="http://schemas.microsoft.com/office/word/2010/wordprocessingInk" xmlns:wne="http://schemas.microsoft.com/office/word/2006/wordml" xmlns:wps="http://schemas.microsoft.com/office/word/2010/wordprocessingShape" mc:Ignorable="w14 w15 w16se w16cid w16 w16cex w16sdtdh wp14">
   <w16cex:commentExtensible w16cex:durableId="2C221A7D" w16cex:dateUtc="2025-07-16T15:33:00Z"/>
+  <w16cex:commentExtensible w16cex:durableId="2C311EAA" w16cex:dateUtc="2025-07-28T00:54:00Z"/>
+  <w16cex:commentExtensible w16cex:durableId="2C312040" w16cex:dateUtc="2025-07-28T01:01:00Z"/>
+  <w16cex:commentExtensible w16cex:durableId="2C3120EE" w16cex:dateUtc="2025-07-28T01:04:00Z"/>
+  <w16cex:commentExtensible w16cex:durableId="2C312160" w16cex:dateUtc="2025-07-28T01:06:00Z"/>
+  <w16cex:commentExtensible w16cex:durableId="2C332D3D" w16cex:dateUtc="2025-07-29T14:21:00Z"/>
+  <w16cex:commentExtensible w16cex:durableId="2C332EBE" w16cex:dateUtc="2025-07-29T14:27:00Z"/>
   <w16cex:commentExtensible w16cex:durableId="2C201222" w16cex:dateUtc="2025-07-15T02:32:00Z"/>
+  <w16cex:commentExtensible w16cex:durableId="2C332213" w16cex:dateUtc="2025-07-29T13:33:00Z"/>
+  <w16cex:commentExtensible w16cex:durableId="2C3322A2" w16cex:dateUtc="2025-07-29T13:36:00Z"/>
+  <w16cex:commentExtensible w16cex:durableId="2C331C79" w16cex:dateUtc="2025-07-29T13:10:00Z"/>
+  <w16cex:commentExtensible w16cex:durableId="2C331C91" w16cex:dateUtc="2025-07-29T13:10:00Z"/>
+  <w16cex:commentExtensible w16cex:durableId="2C331CAE" w16cex:dateUtc="2025-07-29T13:10:00Z"/>
+  <w16cex:commentExtensible w16cex:durableId="2C331CC0" w16cex:dateUtc="2025-07-29T13:11:00Z"/>
+  <w16cex:commentExtensible w16cex:durableId="2C3324FA" w16cex:dateUtc="2025-07-29T13:11:00Z"/>
+  <w16cex:commentExtensible w16cex:durableId="2C331CE6" w16cex:dateUtc="2025-07-29T13:11:00Z"/>
+  <w16cex:commentExtensible w16cex:durableId="2C331FFB" w16cex:dateUtc="2025-07-29T13:24:00Z"/>
+  <w16cex:commentExtensible w16cex:durableId="2C331FEE" w16cex:dateUtc="2025-07-29T13:24:00Z"/>
+  <w16cex:commentExtensible w16cex:durableId="2C332D59" w16cex:dateUtc="2025-07-29T14:22:00Z"/>
 </w16cex:commentsExtensible>
 </file>
 
 <file path=word/commentsIds.xml><?xml version="1.0" encoding="utf-8"?>
 <w16cid:commentsIds xmlns:wpc="http://schemas.microsoft.com/office/word/2010/wordprocessingCanvas" xmlns:cx="http://schemas.microsoft.com/office/drawing/2014/chartex" xmlns:cx1="http://schemas.microsoft.com/office/drawing/2015/9/8/chartex" xmlns:cx2="http://schemas.microsoft.com/office/drawing/2015/10/21/chartex" xmlns:cx3="http://schemas.microsoft.com/office/drawing/2016/5/9/chartex" xmlns:cx4="http://schemas.microsoft.com/office/drawing/2016/5/10/chartex" xmlns:cx5="http://schemas.microsoft.com/office/drawing/2016/5/11/chartex" xmlns:cx6="http://schemas.microsoft.com/office/drawing/2016/5/12/chartex" xmlns:cx7="http://schemas.microsoft.com/office/drawing/2016/5/13/chartex" xmlns:cx8="http://schemas.microsoft.com/office/drawing/2016/5/14/chartex" xmlns:mc="http://schemas.openxmlformats.org/markup-compatibility/2006" xmlns:aink="http://schemas.microsoft.com/office/drawing/2016/ink" xmlns:am3d="http://schemas.microsoft.com/office/drawing/2017/model3d" xmlns:o="urn:schemas-microsoft-com:office:office" xmlns:r="http://schemas.openxmlformats.org/officeDocument/2006/relationships" xmlns:m="http://schemas.openxmlformats.org/officeDocument/2006/math" xmlns:v="urn:schemas-microsoft-com:vml" xmlns:wp14="http://schemas.microsoft.com/office/word/2010/wordprocessingDrawing" xmlns:wp="http://schemas.openxmlformats.org/drawingml/2006/wordprocessingDrawing" xmlns:w10="urn:schemas-microsoft-com:office:word" xmlns:w="http://schemas.openxmlformats.org/wordprocessingml/2006/main" xmlns:w14="http://schemas.microsoft.com/office/word/2010/wordml" xmlns:w15="http://schemas.microsoft.com/office/word/2012/wordml" xmlns:w16cex="http://schemas.microsoft.com/office/word/2018/wordml/cex" xmlns:w16cid="http://schemas.microsoft.com/office/word/2016/wordml/cid" xmlns:w16="http://schemas.microsoft.com/office/word/2018/wordml" xmlns:w16sdtdh="http://schemas.microsoft.com/office/word/2020/wordml/sdtdatahash" xmlns:w16se="http://schemas.microsoft.com/office/word/2015/wordml/symex" xmlns:wpg="http://schemas.microsoft.com/office/word/2010/wordprocessingGroup" xmlns:wpi="http://schemas.microsoft.com/office/word/2010/wordprocessingInk" xmlns:wne="http://schemas.microsoft.com/office/word/2006/wordml" xmlns:wps="http://schemas.microsoft.com/office/word/2010/wordprocessingShape" mc:Ignorable="w14 w15 w16se w16cid w16 w16cex w16sdtdh wp14">
   <w16cid:commentId w16cid:paraId="37EFC3CF" w16cid:durableId="2C221A7D"/>
+  <w16cid:commentId w16cid:paraId="4272BBD3" w16cid:durableId="2C311EAA"/>
+  <w16cid:commentId w16cid:paraId="52822443" w16cid:durableId="2C312040"/>
+  <w16cid:commentId w16cid:paraId="67D2C863" w16cid:durableId="2C3120EE"/>
+  <w16cid:commentId w16cid:paraId="74D1B546" w16cid:durableId="2C312160"/>
+  <w16cid:commentId w16cid:paraId="5943D4FF" w16cid:durableId="2C332D3D"/>
+  <w16cid:commentId w16cid:paraId="22736EF0" w16cid:durableId="2C332EBE"/>
   <w16cid:commentId w16cid:paraId="4C958E8D" w16cid:durableId="2C201222"/>
+  <w16cid:commentId w16cid:paraId="26C70857" w16cid:durableId="2C332213"/>
+  <w16cid:commentId w16cid:paraId="5F1EECF9" w16cid:durableId="2C3322A2"/>
+  <w16cid:commentId w16cid:paraId="4DF50419" w16cid:durableId="2C331C79"/>
+  <w16cid:commentId w16cid:paraId="6485C58A" w16cid:durableId="2C331C91"/>
+  <w16cid:commentId w16cid:paraId="631B7533" w16cid:durableId="2C331CAE"/>
+  <w16cid:commentId w16cid:paraId="20E91D15" w16cid:durableId="2C331CC0"/>
+  <w16cid:commentId w16cid:paraId="74B14E17" w16cid:durableId="2C3324FA"/>
+  <w16cid:commentId w16cid:paraId="3D22C356" w16cid:durableId="2C331CE6"/>
+  <w16cid:commentId w16cid:paraId="5E007F76" w16cid:durableId="2C331FFB"/>
+  <w16cid:commentId w16cid:paraId="6DF189C1" w16cid:durableId="2C331FEE"/>
+  <w16cid:commentId w16cid:paraId="4D55FCDC" w16cid:durableId="2C332D59"/>
 </w16cid:commentsIds>
 </file>
 
@@ -11352,7 +14919,13 @@
         <w:t>Overfitting</w:t>
       </w:r>
       <w:r>
-        <w:t>: o</w:t>
+        <w:t xml:space="preserve">: </w:t>
+      </w:r>
+      <w:r>
+        <w:t xml:space="preserve">sobreajuste, </w:t>
+      </w:r>
+      <w:r>
+        <w:t>o</w:t>
       </w:r>
       <w:r>
         <w:t>corre quando um algoritmo se ajusta muito de perto aos seus dados de treinamento;</w:t>
@@ -17893,6 +21466,46 @@
       <w:shd w:val="clear" w:color="auto" w:fill="E1DFDD"/>
     </w:rPr>
   </w:style>
+  <w:style w:type="paragraph" w:styleId="Assuntodocomentrio">
+    <w:name w:val="annotation subject"/>
+    <w:basedOn w:val="Textodecomentrio"/>
+    <w:next w:val="Textodecomentrio"/>
+    <w:link w:val="AssuntodocomentrioChar"/>
+    <w:uiPriority w:val="99"/>
+    <w:semiHidden/>
+    <w:unhideWhenUsed/>
+    <w:rsid w:val="00AA76A4"/>
+    <w:rPr>
+      <w:b/>
+      <w:bCs/>
+    </w:rPr>
+  </w:style>
+  <w:style w:type="character" w:customStyle="1" w:styleId="AssuntodocomentrioChar">
+    <w:name w:val="Assunto do comentário Char"/>
+    <w:basedOn w:val="TextodecomentrioChar"/>
+    <w:link w:val="Assuntodocomentrio"/>
+    <w:uiPriority w:val="99"/>
+    <w:semiHidden/>
+    <w:rsid w:val="00AA76A4"/>
+    <w:rPr>
+      <w:rFonts w:ascii="Times New Roman" w:hAnsi="Times New Roman"/>
+      <w:b/>
+      <w:bCs/>
+      <w:sz w:val="20"/>
+      <w:szCs w:val="20"/>
+    </w:rPr>
+  </w:style>
+  <w:style w:type="paragraph" w:styleId="PargrafodaLista">
+    <w:name w:val="List Paragraph"/>
+    <w:basedOn w:val="Normal"/>
+    <w:uiPriority w:val="34"/>
+    <w:qFormat/>
+    <w:rsid w:val="003C6988"/>
+    <w:pPr>
+      <w:ind w:left="720"/>
+      <w:contextualSpacing/>
+    </w:pPr>
+  </w:style>
 </w:styles>
 </file>
 

--- a/TCC II/[2025] TCC 2/TCCII_NIMSAI.docx
+++ b/TCC II/[2025] TCC 2/TCCII_NIMSAI.docx
@@ -32,19 +32,47 @@
         <w:rPr>
           <w:highlight w:val="cyan"/>
         </w:rPr>
-        <w:t xml:space="preserve">a base de dados aberta disponibilizada pelo DataSUS. Além da construção e avaliação de modelos preditivos, também é abordado o desempenho computacional de um algoritmo desenvolvido para esse fim executado em </w:t>
-      </w:r>
+        <w:t xml:space="preserve">a base de dados aberta disponibilizada pelo </w:t>
+      </w:r>
+      <w:proofErr w:type="spellStart"/>
       <w:r>
         <w:rPr>
           <w:highlight w:val="cyan"/>
         </w:rPr>
+        <w:t>DataSUS</w:t>
+      </w:r>
+      <w:proofErr w:type="spellEnd"/>
+      <w:r>
+        <w:rPr>
+          <w:highlight w:val="cyan"/>
+        </w:rPr>
+        <w:t xml:space="preserve">. Além da construção e avaliação de modelos preditivos, também é abordado o desempenho computacional de um algoritmo desenvolvido para esse fim executado em </w:t>
+      </w:r>
+      <w:r>
+        <w:rPr>
+          <w:highlight w:val="cyan"/>
+        </w:rPr>
         <w:t xml:space="preserve">três </w:t>
       </w:r>
       <w:r>
         <w:rPr>
           <w:highlight w:val="cyan"/>
         </w:rPr>
-        <w:t xml:space="preserve">ambientes computacionais. A comparação entre os modelos Random Forest e CART, tanto em relação à eficácia preditiva quanto ao </w:t>
+        <w:t xml:space="preserve">ambientes computacionais. A comparação entre os modelos </w:t>
+      </w:r>
+      <w:proofErr w:type="spellStart"/>
+      <w:r>
+        <w:rPr>
+          <w:highlight w:val="cyan"/>
+        </w:rPr>
+        <w:t>Random</w:t>
+      </w:r>
+      <w:proofErr w:type="spellEnd"/>
+      <w:r>
+        <w:rPr>
+          <w:highlight w:val="cyan"/>
+        </w:rPr>
+        <w:t xml:space="preserve"> Forest e CART, tanto em relação à eficácia preditiva quanto ao </w:t>
       </w:r>
       <w:r>
         <w:rPr>
@@ -91,8 +119,13 @@
       <w:pPr>
         <w:pStyle w:val="Ttulo2"/>
       </w:pPr>
-      <w:r>
-        <w:t>Organização do Trabalho</w:t>
+      <w:proofErr w:type="spellStart"/>
+      <w:r>
+        <w:t>Organização</w:t>
+      </w:r>
+      <w:proofErr w:type="spellEnd"/>
+      <w:r>
+        <w:t xml:space="preserve"> do Trabalho</w:t>
       </w:r>
       <w:bookmarkEnd w:id="0"/>
     </w:p>
@@ -292,38 +325,98 @@
           <w:highlight w:val="cyan"/>
           <w:lang w:eastAsia="pt-BR"/>
         </w:rPr>
-        <w:t xml:space="preserve"> o problema de pesquisa, os objetivos geral e específicos e a justificativa do estudo. </w:t>
-      </w:r>
-    </w:p>
-    <w:p>
-      <w:pPr>
-        <w:rPr>
-          <w:rFonts w:eastAsia="Times New Roman" w:cs="Times New Roman"/>
-          <w:szCs w:val="24"/>
-          <w:highlight w:val="lightGray"/>
-          <w:lang w:eastAsia="pt-BR"/>
-        </w:rPr>
-      </w:pPr>
-    </w:p>
-    <w:p>
-      <w:pPr>
-        <w:rPr>
-          <w:rFonts w:eastAsia="Times New Roman" w:cs="Times New Roman"/>
-          <w:szCs w:val="24"/>
-          <w:highlight w:val="lightGray"/>
-          <w:lang w:eastAsia="pt-BR"/>
-        </w:rPr>
-      </w:pPr>
-    </w:p>
-    <w:p>
-      <w:r>
-        <w:rPr>
-          <w:rFonts w:eastAsia="Times New Roman" w:cs="Times New Roman"/>
-          <w:szCs w:val="24"/>
-          <w:highlight w:val="lightGray"/>
-          <w:lang w:eastAsia="pt-BR"/>
-        </w:rPr>
-        <w:t xml:space="preserve">O Capítulo 2, Revisão Bibliográfica, aborda os fundamentos teóricos relacionados à SRAG, ao processo de descoberta de conhecimento em bases de dados (KDD), às etapas de pré-processamento, às técnicas de análise de dados e aos principais algoritmos de aprendizado de máquina aplicados à predição de desfechos clínicos. O Capítulo 3, Metodologia, descreve os dados utilizados, o processo de pré-processamento, as ferramentas adotadas para a análise e implementação dos modelos, os ambientes computacionais utilizados para a execução dos algoritmos e os critérios adotados para avaliação de desempenho preditivo e computacional. O Capítulo 4, Resultados, apresenta os resultados obtidos na aplicação do algoritmo desenvolvido (real_collab) em diferentes ambientes computacionais, bem como a comparação entre os modelos de aprendizado de máquina CART e Random Forest, com base nas métricas de avaliação preditiva e no tempo de execução. O Capítulo 5, Discussão, analisa os resultados obtidos, destacando </w:t>
+        <w:t xml:space="preserve"> o problema de pesquisa, os </w:t>
+      </w:r>
+      <w:proofErr w:type="gramStart"/>
+      <w:r>
+        <w:rPr>
+          <w:rFonts w:eastAsia="Times New Roman" w:cs="Times New Roman"/>
+          <w:szCs w:val="24"/>
+          <w:highlight w:val="cyan"/>
+          <w:lang w:eastAsia="pt-BR"/>
+        </w:rPr>
+        <w:t>objetivos geral</w:t>
+      </w:r>
+      <w:proofErr w:type="gramEnd"/>
+      <w:r>
+        <w:rPr>
+          <w:rFonts w:eastAsia="Times New Roman" w:cs="Times New Roman"/>
+          <w:szCs w:val="24"/>
+          <w:highlight w:val="cyan"/>
+          <w:lang w:eastAsia="pt-BR"/>
+        </w:rPr>
+        <w:t xml:space="preserve"> e específicos e a justificativa do estudo. </w:t>
+      </w:r>
+    </w:p>
+    <w:p>
+      <w:pPr>
+        <w:rPr>
+          <w:rFonts w:eastAsia="Times New Roman" w:cs="Times New Roman"/>
+          <w:szCs w:val="24"/>
+          <w:highlight w:val="lightGray"/>
+          <w:lang w:eastAsia="pt-BR"/>
+        </w:rPr>
+      </w:pPr>
+    </w:p>
+    <w:p>
+      <w:pPr>
+        <w:rPr>
+          <w:rFonts w:eastAsia="Times New Roman" w:cs="Times New Roman"/>
+          <w:szCs w:val="24"/>
+          <w:highlight w:val="lightGray"/>
+          <w:lang w:eastAsia="pt-BR"/>
+        </w:rPr>
+      </w:pPr>
+    </w:p>
+    <w:p>
+      <w:r>
+        <w:rPr>
+          <w:rFonts w:eastAsia="Times New Roman" w:cs="Times New Roman"/>
+          <w:szCs w:val="24"/>
+          <w:highlight w:val="lightGray"/>
+          <w:lang w:eastAsia="pt-BR"/>
+        </w:rPr>
+        <w:t>O Capítulo 2, Revisão Bibliográfica, aborda os fundamentos teóricos relacionados à SRAG, ao processo de descoberta de conhecimento em bases de dados (KDD), às etapas de pré-processamento, às técnicas de análise de dados e aos principais algoritmos de aprendizado de máquina aplicados à predição de desfechos clínicos. O Capítulo 3, Metodologia, descreve os dados utilizados, o processo de pré-processamento, as ferramentas adotadas para a análise e implementação dos modelos, os ambientes computacionais utilizados para a execução dos algoritmos e os critérios adotados para avaliação de desempenho preditivo e computacional. O Capítulo 4, Resultados, apresenta os resultados obtidos na aplicação do algoritmo desenvolvido (</w:t>
+      </w:r>
+      <w:proofErr w:type="spellStart"/>
+      <w:r>
+        <w:rPr>
+          <w:rFonts w:eastAsia="Times New Roman" w:cs="Times New Roman"/>
+          <w:szCs w:val="24"/>
+          <w:highlight w:val="lightGray"/>
+          <w:lang w:eastAsia="pt-BR"/>
+        </w:rPr>
+        <w:t>real_collab</w:t>
+      </w:r>
+      <w:proofErr w:type="spellEnd"/>
+      <w:r>
+        <w:rPr>
+          <w:rFonts w:eastAsia="Times New Roman" w:cs="Times New Roman"/>
+          <w:szCs w:val="24"/>
+          <w:highlight w:val="lightGray"/>
+          <w:lang w:eastAsia="pt-BR"/>
+        </w:rPr>
+        <w:t xml:space="preserve">) em diferentes ambientes computacionais, bem como a comparação entre os modelos de aprendizado de máquina CART e </w:t>
+      </w:r>
+      <w:proofErr w:type="spellStart"/>
+      <w:r>
+        <w:rPr>
+          <w:rFonts w:eastAsia="Times New Roman" w:cs="Times New Roman"/>
+          <w:szCs w:val="24"/>
+          <w:highlight w:val="lightGray"/>
+          <w:lang w:eastAsia="pt-BR"/>
+        </w:rPr>
+        <w:t>Random</w:t>
+      </w:r>
+      <w:proofErr w:type="spellEnd"/>
+      <w:r>
+        <w:rPr>
+          <w:rFonts w:eastAsia="Times New Roman" w:cs="Times New Roman"/>
+          <w:szCs w:val="24"/>
+          <w:highlight w:val="lightGray"/>
+          <w:lang w:eastAsia="pt-BR"/>
+        </w:rPr>
+        <w:t xml:space="preserve"> Forest, com base nas métricas de avaliação preditiva e no tempo de execução. O Capítulo 5, Discussão, analisa os resultados obtidos, destacando </w:t>
       </w:r>
       <w:r>
         <w:rPr>
@@ -346,11 +439,19 @@
       </w:pPr>
       <w:bookmarkStart w:id="1" w:name="_Toc203431579"/>
       <w:commentRangeStart w:id="2"/>
+      <w:proofErr w:type="spellStart"/>
       <w:r>
         <w:rPr>
           <w:highlight w:val="yellow"/>
         </w:rPr>
-        <w:t>Random Forest</w:t>
+        <w:t>Random</w:t>
+      </w:r>
+      <w:proofErr w:type="spellEnd"/>
+      <w:r>
+        <w:rPr>
+          <w:highlight w:val="yellow"/>
+        </w:rPr>
+        <w:t xml:space="preserve"> Forest</w:t>
       </w:r>
       <w:bookmarkEnd w:id="1"/>
       <w:commentRangeEnd w:id="2"/>
@@ -376,30 +477,65 @@
       <w:r>
         <w:t xml:space="preserve">O algoritmo </w:t>
       </w:r>
+      <w:proofErr w:type="spellStart"/>
       <w:r>
         <w:rPr>
           <w:i/>
           <w:iCs/>
         </w:rPr>
-        <w:t>Random Forest</w:t>
-      </w:r>
-      <w:r>
-        <w:t xml:space="preserve"> (traduzido para Floresta Aleatória) é uma técnica baseada em um conjunto de árvores de decisão, sendo eficaz para problemas de classificação, previsão e regressão. Estudos indicam que esse método tem alto desempenho na predição de desfechos clínicos (Belini, Ataide e Lochter, 2024). Através dele é possível melhorar a precisão e reduzir o</w:t>
-      </w:r>
+        <w:t>Random</w:t>
+      </w:r>
+      <w:proofErr w:type="spellEnd"/>
       <w:r>
         <w:rPr>
           <w:i/>
           <w:iCs/>
         </w:rPr>
-        <w:t xml:space="preserve"> </w:t>
+        <w:t xml:space="preserve"> Forest</w:t>
+      </w:r>
+      <w:r>
+        <w:t xml:space="preserve"> (traduzido para Floresta Aleatória) é uma técnica baseada em um conjunto de árvores de decisão, sendo eficaz para problemas de classificação, previsão e regressão. Estudos indicam que esse método tem alto desempenho na predição de desfechos clínicos (</w:t>
+      </w:r>
+      <w:proofErr w:type="spellStart"/>
+      <w:r>
+        <w:t>Belini</w:t>
+      </w:r>
+      <w:proofErr w:type="spellEnd"/>
+      <w:r>
+        <w:t xml:space="preserve">, </w:t>
+      </w:r>
+      <w:proofErr w:type="spellStart"/>
+      <w:r>
+        <w:t>Ataide</w:t>
+      </w:r>
+      <w:proofErr w:type="spellEnd"/>
+      <w:r>
+        <w:t xml:space="preserve"> e </w:t>
+      </w:r>
+      <w:proofErr w:type="spellStart"/>
+      <w:r>
+        <w:t>Lochter</w:t>
+      </w:r>
+      <w:proofErr w:type="spellEnd"/>
+      <w:r>
+        <w:t>, 2024). Através dele é possível melhorar a precisão e reduzir o</w:t>
       </w:r>
       <w:r>
         <w:rPr>
           <w:i/>
           <w:iCs/>
         </w:rPr>
+        <w:t xml:space="preserve"> </w:t>
+      </w:r>
+      <w:proofErr w:type="spellStart"/>
+      <w:r>
+        <w:rPr>
+          <w:i/>
+          <w:iCs/>
+        </w:rPr>
         <w:t>overfitting</w:t>
       </w:r>
+      <w:proofErr w:type="spellEnd"/>
       <w:r>
         <w:rPr>
           <w:rStyle w:val="Refdenotaderodap"/>
@@ -462,7 +598,21 @@
         <w:rPr>
           <w:highlight w:val="lightGray"/>
         </w:rPr>
-        <w:t xml:space="preserve">destacaram que o Random Forest apresentou desempenho superior na previsão de óbito por Covid-19, alcançando acurácia média de 77% em bases desbalanceadas. </w:t>
+        <w:t xml:space="preserve">destacaram que o </w:t>
+      </w:r>
+      <w:proofErr w:type="spellStart"/>
+      <w:r>
+        <w:rPr>
+          <w:highlight w:val="lightGray"/>
+        </w:rPr>
+        <w:t>Random</w:t>
+      </w:r>
+      <w:proofErr w:type="spellEnd"/>
+      <w:r>
+        <w:rPr>
+          <w:highlight w:val="lightGray"/>
+        </w:rPr>
+        <w:t xml:space="preserve"> Forest apresentou desempenho superior na previsão de óbito por Covid-19, alcançando acurácia média de 77% em bases desbalanceadas. </w:t>
       </w:r>
     </w:p>
     <w:p>
@@ -563,18 +713,44 @@
       <w:r>
         <w:t xml:space="preserve"> </w:t>
       </w:r>
+      <w:proofErr w:type="spellStart"/>
       <w:r>
         <w:rPr>
           <w:i/>
           <w:iCs/>
         </w:rPr>
-        <w:t>Decision Tree</w:t>
-      </w:r>
+        <w:t>Decision</w:t>
+      </w:r>
+      <w:proofErr w:type="spellEnd"/>
+      <w:r>
+        <w:rPr>
+          <w:i/>
+          <w:iCs/>
+        </w:rPr>
+        <w:t xml:space="preserve"> </w:t>
+      </w:r>
+      <w:proofErr w:type="spellStart"/>
+      <w:r>
+        <w:rPr>
+          <w:i/>
+          <w:iCs/>
+        </w:rPr>
+        <w:t>Tree</w:t>
+      </w:r>
+      <w:proofErr w:type="spellEnd"/>
       <w:r>
         <w:t xml:space="preserve">) </w:t>
       </w:r>
       <w:r>
-        <w:t xml:space="preserve">é um algoritmo de aprendizado de máquina e ao mesmo tempo uma técnica de mineração de dados, utilizada para prever, classificar e extrair conhecimento a partir de dados foi criada esta seção para detalhar sua aplicação e importância. Pode-se dizer que as Árvores de Decisão são modelos hierárquicos que segmentam os dados com base em condições lógicas sucessivas. Elas são eficientes e interpretáveis para tarefas de classificação e regressão, sendo </w:t>
+        <w:t xml:space="preserve">é um algoritmo de aprendizado de máquina e ao mesmo tempo uma técnica de mineração de dados, utilizada para prever, classificar e extrair conhecimento a partir de dados foi criada esta seção para detalhar sua aplicação e importância. Pode-se dizer que as Árvores de Decisão são modelos hierárquicos que segmentam os dados com base em condições lógicas sucessivas. Elas são </w:t>
+      </w:r>
+      <w:proofErr w:type="gramStart"/>
+      <w:r>
+        <w:t>eficientes e interpretáveis</w:t>
+      </w:r>
+      <w:proofErr w:type="gramEnd"/>
+      <w:r>
+        <w:t xml:space="preserve"> para tarefas de classificação e regressão, sendo </w:t>
       </w:r>
       <w:r>
         <w:lastRenderedPageBreak/>
@@ -598,11 +774,33 @@
         <w:spacing w:line="240" w:lineRule="auto"/>
         <w:textAlignment w:val="baseline"/>
       </w:pPr>
-      <w:r>
-        <w:rPr>
-          <w:highlight w:val="lightGray"/>
-        </w:rPr>
-        <w:t xml:space="preserve">Decision Tree é um método de aprendizado supervisionado, não paramétrico, usado para classificação e regressão. O objetivo é construir um modelo que preveja o valor de uma variável de destino (óbito ou recuperação), aprendendo regras de decisão simples inferidas a partir de um conjunto de dados” </w:t>
+      <w:proofErr w:type="spellStart"/>
+      <w:r>
+        <w:rPr>
+          <w:highlight w:val="lightGray"/>
+        </w:rPr>
+        <w:t>Decision</w:t>
+      </w:r>
+      <w:proofErr w:type="spellEnd"/>
+      <w:r>
+        <w:rPr>
+          <w:highlight w:val="lightGray"/>
+        </w:rPr>
+        <w:t xml:space="preserve"> </w:t>
+      </w:r>
+      <w:proofErr w:type="spellStart"/>
+      <w:r>
+        <w:rPr>
+          <w:highlight w:val="lightGray"/>
+        </w:rPr>
+        <w:t>Tree</w:t>
+      </w:r>
+      <w:proofErr w:type="spellEnd"/>
+      <w:r>
+        <w:rPr>
+          <w:highlight w:val="lightGray"/>
+        </w:rPr>
+        <w:t xml:space="preserve"> é um método de aprendizado supervisionado, não paramétrico, usado para classificação e regressão. O objetivo é construir um modelo que preveja o valor de uma variável de destino (óbito ou recuperação), aprendendo regras de decisão simples inferidas a partir de um conjunto de dados” </w:t>
       </w:r>
       <w:commentRangeStart w:id="7"/>
       <w:r>
@@ -727,7 +925,21 @@
         <w:rPr>
           <w:highlight w:val="lightGray"/>
         </w:rPr>
-        <w:t>A escolha das divisões nos nós é feita com base em critérios de pureza, que indicam o quão homogênios os grupos resultantes serão após a divisão. Os critérios mais utilizados são:</w:t>
+        <w:t xml:space="preserve">A escolha das divisões nos nós é feita com base em critérios de pureza, que indicam o quão </w:t>
+      </w:r>
+      <w:proofErr w:type="spellStart"/>
+      <w:r>
+        <w:rPr>
+          <w:highlight w:val="lightGray"/>
+        </w:rPr>
+        <w:t>homogênios</w:t>
+      </w:r>
+      <w:proofErr w:type="spellEnd"/>
+      <w:r>
+        <w:rPr>
+          <w:highlight w:val="lightGray"/>
+        </w:rPr>
+        <w:t xml:space="preserve"> os grupos resultantes serão após a divisão. Os critérios mais utilizados são:</w:t>
       </w:r>
     </w:p>
     <w:p>
@@ -843,7 +1055,21 @@
         <w:rPr>
           <w:highlight w:val="lightGray"/>
         </w:rPr>
-        <w:t>: por seguir uma lógica sequencial, é possível entender claramente como o modelo chegou a determinada decisão.</w:t>
+        <w:t xml:space="preserve">: por seguir uma lógica sequencial, é possível entender claramente como o modelo chegou </w:t>
+      </w:r>
+      <w:proofErr w:type="gramStart"/>
+      <w:r>
+        <w:rPr>
+          <w:highlight w:val="lightGray"/>
+        </w:rPr>
+        <w:t>a</w:t>
+      </w:r>
+      <w:proofErr w:type="gramEnd"/>
+      <w:r>
+        <w:rPr>
+          <w:highlight w:val="lightGray"/>
+        </w:rPr>
+        <w:t xml:space="preserve"> determinada decisão.</w:t>
       </w:r>
     </w:p>
     <w:p>
@@ -939,8 +1165,17 @@
           <w:rStyle w:val="Forte"/>
           <w:highlight w:val="lightGray"/>
         </w:rPr>
-        <w:t>Tendência ao overfitting</w:t>
-      </w:r>
+        <w:t xml:space="preserve">Tendência ao </w:t>
+      </w:r>
+      <w:proofErr w:type="spellStart"/>
+      <w:r>
+        <w:rPr>
+          <w:rStyle w:val="Forte"/>
+          <w:highlight w:val="lightGray"/>
+        </w:rPr>
+        <w:t>overfitting</w:t>
+      </w:r>
+      <w:proofErr w:type="spellEnd"/>
       <w:r>
         <w:rPr>
           <w:highlight w:val="lightGray"/>
@@ -996,7 +1231,35 @@
         <w:rPr>
           <w:highlight w:val="lightGray"/>
         </w:rPr>
-        <w:t>: como ensembles (ex: Random Forest), principalmente quando há muitos ruídos nos dados.</w:t>
+        <w:t>: como ensembles (</w:t>
+      </w:r>
+      <w:proofErr w:type="spellStart"/>
+      <w:r>
+        <w:rPr>
+          <w:highlight w:val="lightGray"/>
+        </w:rPr>
+        <w:t>ex</w:t>
+      </w:r>
+      <w:proofErr w:type="spellEnd"/>
+      <w:r>
+        <w:rPr>
+          <w:highlight w:val="lightGray"/>
+        </w:rPr>
+        <w:t xml:space="preserve">: </w:t>
+      </w:r>
+      <w:proofErr w:type="spellStart"/>
+      <w:r>
+        <w:rPr>
+          <w:highlight w:val="lightGray"/>
+        </w:rPr>
+        <w:t>Random</w:t>
+      </w:r>
+      <w:proofErr w:type="spellEnd"/>
+      <w:r>
+        <w:rPr>
+          <w:highlight w:val="lightGray"/>
+        </w:rPr>
+        <w:t xml:space="preserve"> Forest), principalmente quando há muitos ruídos nos dados.</w:t>
       </w:r>
     </w:p>
     <w:p>
@@ -1046,11 +1309,19 @@
         </w:rPr>
       </w:pPr>
       <w:bookmarkStart w:id="9" w:name="_Toc203566815"/>
+      <w:proofErr w:type="spellStart"/>
       <w:r>
         <w:rPr>
           <w:highlight w:val="yellow"/>
         </w:rPr>
-        <w:t>Algoritmo CART (Classification and Regression Trees)</w:t>
+        <w:t>Algoritmo</w:t>
+      </w:r>
+      <w:proofErr w:type="spellEnd"/>
+      <w:r>
+        <w:rPr>
+          <w:highlight w:val="yellow"/>
+        </w:rPr>
+        <w:t xml:space="preserve"> CART (Classification and Regression Trees)</w:t>
       </w:r>
       <w:bookmarkEnd w:id="9"/>
       <w:r>
@@ -1072,7 +1343,7 @@
           <w:rFonts w:eastAsia="Times New Roman"/>
           <w:szCs w:val="24"/>
           <w:highlight w:val="lightGray"/>
-          <w:lang w:eastAsia="pt-BR"/>
+          <w:lang w:val="pt-BR" w:eastAsia="pt-BR"/>
         </w:rPr>
       </w:pPr>
       <w:r>
@@ -1083,9 +1354,9 @@
           <w:highlight w:val="lightGray"/>
           <w:lang w:val="pt-BR" w:eastAsia="pt-BR"/>
         </w:rPr>
-        <w:t xml:space="preserve">O algoritmo CART (Classification and Regression Trees) é uma metodologia clássica desenvolvida por </w:t>
-      </w:r>
-      <w:commentRangeStart w:id="10"/>
+        <w:t>O algoritmo CART (</w:t>
+      </w:r>
+      <w:proofErr w:type="spellStart"/>
       <w:r>
         <w:rPr>
           <w:rFonts w:eastAsia="Times New Roman"/>
@@ -1094,9 +1365,9 @@
           <w:highlight w:val="lightGray"/>
           <w:lang w:val="pt-BR" w:eastAsia="pt-BR"/>
         </w:rPr>
-        <w:t xml:space="preserve">Breiman et al. em 1986, </w:t>
-      </w:r>
-      <w:commentRangeEnd w:id="10"/>
+        <w:t>Classification</w:t>
+      </w:r>
+      <w:proofErr w:type="spellEnd"/>
       <w:r>
         <w:rPr>
           <w:rFonts w:eastAsia="Times New Roman"/>
@@ -1105,8 +1376,9 @@
           <w:highlight w:val="lightGray"/>
           <w:lang w:val="pt-BR" w:eastAsia="pt-BR"/>
         </w:rPr>
-        <w:commentReference w:id="10"/>
-      </w:r>
+        <w:t xml:space="preserve"> </w:t>
+      </w:r>
+      <w:proofErr w:type="spellStart"/>
       <w:r>
         <w:rPr>
           <w:rFonts w:eastAsia="Times New Roman"/>
@@ -1115,6 +1387,105 @@
           <w:highlight w:val="lightGray"/>
           <w:lang w:val="pt-BR" w:eastAsia="pt-BR"/>
         </w:rPr>
+        <w:t>and</w:t>
+      </w:r>
+      <w:proofErr w:type="spellEnd"/>
+      <w:r>
+        <w:rPr>
+          <w:rFonts w:eastAsia="Times New Roman"/>
+          <w:b w:val="0"/>
+          <w:szCs w:val="24"/>
+          <w:highlight w:val="lightGray"/>
+          <w:lang w:val="pt-BR" w:eastAsia="pt-BR"/>
+        </w:rPr>
+        <w:t xml:space="preserve"> </w:t>
+      </w:r>
+      <w:proofErr w:type="spellStart"/>
+      <w:r>
+        <w:rPr>
+          <w:rFonts w:eastAsia="Times New Roman"/>
+          <w:b w:val="0"/>
+          <w:szCs w:val="24"/>
+          <w:highlight w:val="lightGray"/>
+          <w:lang w:val="pt-BR" w:eastAsia="pt-BR"/>
+        </w:rPr>
+        <w:t>Regression</w:t>
+      </w:r>
+      <w:proofErr w:type="spellEnd"/>
+      <w:r>
+        <w:rPr>
+          <w:rFonts w:eastAsia="Times New Roman"/>
+          <w:b w:val="0"/>
+          <w:szCs w:val="24"/>
+          <w:highlight w:val="lightGray"/>
+          <w:lang w:val="pt-BR" w:eastAsia="pt-BR"/>
+        </w:rPr>
+        <w:t xml:space="preserve"> </w:t>
+      </w:r>
+      <w:proofErr w:type="spellStart"/>
+      <w:r>
+        <w:rPr>
+          <w:rFonts w:eastAsia="Times New Roman"/>
+          <w:b w:val="0"/>
+          <w:szCs w:val="24"/>
+          <w:highlight w:val="lightGray"/>
+          <w:lang w:val="pt-BR" w:eastAsia="pt-BR"/>
+        </w:rPr>
+        <w:t>Trees</w:t>
+      </w:r>
+      <w:proofErr w:type="spellEnd"/>
+      <w:r>
+        <w:rPr>
+          <w:rFonts w:eastAsia="Times New Roman"/>
+          <w:b w:val="0"/>
+          <w:szCs w:val="24"/>
+          <w:highlight w:val="lightGray"/>
+          <w:lang w:val="pt-BR" w:eastAsia="pt-BR"/>
+        </w:rPr>
+        <w:t xml:space="preserve">) é uma metodologia clássica desenvolvida por </w:t>
+      </w:r>
+      <w:commentRangeStart w:id="10"/>
+      <w:proofErr w:type="spellStart"/>
+      <w:r>
+        <w:rPr>
+          <w:rFonts w:eastAsia="Times New Roman"/>
+          <w:b w:val="0"/>
+          <w:szCs w:val="24"/>
+          <w:highlight w:val="lightGray"/>
+          <w:lang w:val="pt-BR" w:eastAsia="pt-BR"/>
+        </w:rPr>
+        <w:t>Breiman</w:t>
+      </w:r>
+      <w:proofErr w:type="spellEnd"/>
+      <w:r>
+        <w:rPr>
+          <w:rFonts w:eastAsia="Times New Roman"/>
+          <w:b w:val="0"/>
+          <w:szCs w:val="24"/>
+          <w:highlight w:val="lightGray"/>
+          <w:lang w:val="pt-BR" w:eastAsia="pt-BR"/>
+        </w:rPr>
+        <w:t xml:space="preserve"> et al. em 1986, </w:t>
+      </w:r>
+      <w:commentRangeEnd w:id="10"/>
+      <w:r>
+        <w:rPr>
+          <w:rFonts w:eastAsia="Times New Roman"/>
+          <w:b w:val="0"/>
+          <w:szCs w:val="24"/>
+          <w:highlight w:val="lightGray"/>
+          <w:lang w:val="pt-BR" w:eastAsia="pt-BR"/>
+        </w:rPr>
+        <w:commentReference w:id="10"/>
+      </w:r>
+      <w:r>
+        <w:rPr>
+          <w:rFonts w:eastAsia="Times New Roman"/>
+          <w:b w:val="0"/>
+          <w:szCs w:val="24"/>
+          <w:highlight w:val="lightGray"/>
+          <w:lang w:val="pt-BR" w:eastAsia="pt-BR"/>
+        </w:rPr>
         <w:t>amplamente utilizada para construção de árvores de decisão tanto para tarefas de classificação (variável alvo categórica) quanto de regressão (variável alvo numérica). É uma das implementações mais populares de árvore de decisão na literatura de aprendizado de máquina, sendo conhecido por sua simplicidade, robustez e capacidade de produzir modelos interpretáveis</w:t>
       </w:r>
       <w:r>
@@ -1122,7 +1493,7 @@
           <w:rFonts w:eastAsia="Times New Roman"/>
           <w:szCs w:val="24"/>
           <w:highlight w:val="lightGray"/>
-          <w:lang w:eastAsia="pt-BR"/>
+          <w:lang w:val="pt-BR" w:eastAsia="pt-BR"/>
         </w:rPr>
         <w:t>.</w:t>
       </w:r>
@@ -1203,7 +1574,21 @@
         <w:rPr>
           <w:highlight w:val="lightGray"/>
         </w:rPr>
-        <w:t>De acordo com Yamaguti et al. (2020), “o algoritmo CART foi utilizado para desenvolver o modelo preditivo. Este modelo foi selecionado devido à sua robustez contra outliers e por ser uma árvore de decisão. Como uma árvore de decisão, o modelo é de fácil interpretação e pode ser usado tanto como uma diretriz impressa quanto como um algoritmo implementado em um sistema computacional” (p.3).</w:t>
+        <w:t xml:space="preserve">De acordo com </w:t>
+      </w:r>
+      <w:proofErr w:type="spellStart"/>
+      <w:r>
+        <w:rPr>
+          <w:highlight w:val="lightGray"/>
+        </w:rPr>
+        <w:t>Yamaguti</w:t>
+      </w:r>
+      <w:proofErr w:type="spellEnd"/>
+      <w:r>
+        <w:rPr>
+          <w:highlight w:val="lightGray"/>
+        </w:rPr>
+        <w:t xml:space="preserve"> et al. (2020), “o algoritmo CART foi utilizado para desenvolver o modelo preditivo. Este modelo foi selecionado devido à sua robustez contra outliers e por ser uma árvore de decisão. Como uma árvore de decisão, o modelo é de fácil interpretação e pode ser usado tanto como uma diretriz impressa quanto como um algoritmo implementado em um sistema computacional” (p.3).</w:t>
       </w:r>
     </w:p>
     <w:p>
@@ -1211,11 +1596,13 @@
         <w:spacing w:before="100" w:beforeAutospacing="1" w:after="100" w:afterAutospacing="1" w:line="240" w:lineRule="auto"/>
         <w:rPr>
           <w:highlight w:val="lightGray"/>
-        </w:rPr>
-      </w:pPr>
-      <w:r>
-        <w:rPr>
-          <w:highlight w:val="lightGray"/>
+          <w:lang w:val="en-US"/>
+        </w:rPr>
+      </w:pPr>
+      <w:r>
+        <w:rPr>
+          <w:highlight w:val="lightGray"/>
+          <w:lang w:val="en-US"/>
         </w:rPr>
         <w:t>Original:</w:t>
       </w:r>
@@ -1277,6 +1664,7 @@
         </w:rPr>
         <w:t xml:space="preserve"> combina </w:t>
       </w:r>
+      <w:proofErr w:type="spellStart"/>
       <w:r>
         <w:rPr>
           <w:rStyle w:val="Forte"/>
@@ -1284,6 +1672,7 @@
         </w:rPr>
         <w:t>interpretabilidade</w:t>
       </w:r>
+      <w:proofErr w:type="spellEnd"/>
       <w:r>
         <w:rPr>
           <w:highlight w:val="lightGray"/>
@@ -2027,6 +2416,7 @@
         </w:rPr>
         <w:t>poda (</w:t>
       </w:r>
+      <w:proofErr w:type="spellStart"/>
       <w:r>
         <w:rPr>
           <w:rFonts w:eastAsia="Times New Roman" w:cs="Times New Roman"/>
@@ -2040,6 +2430,7 @@
         </w:rPr>
         <w:t>pruning</w:t>
       </w:r>
+      <w:proofErr w:type="spellEnd"/>
       <w:r>
         <w:rPr>
           <w:rFonts w:eastAsia="Times New Roman" w:cs="Times New Roman"/>
@@ -2060,6 +2451,7 @@
         </w:rPr>
         <w:t xml:space="preserve">, com o objetivo de reduzir o </w:t>
       </w:r>
+      <w:proofErr w:type="spellStart"/>
       <w:r>
         <w:rPr>
           <w:rFonts w:eastAsia="Times New Roman" w:cs="Times New Roman"/>
@@ -2071,6 +2463,7 @@
         </w:rPr>
         <w:t>overfitting</w:t>
       </w:r>
+      <w:proofErr w:type="spellEnd"/>
       <w:r>
         <w:rPr>
           <w:rFonts w:eastAsia="Times New Roman" w:cs="Times New Roman"/>
@@ -2518,7 +2911,46 @@
           <w:highlight w:val="lightGray"/>
           <w:lang w:eastAsia="pt-BR"/>
         </w:rPr>
-        <w:t>, podendo gerar árvores diferentes com datasets similares;</w:t>
+        <w:t xml:space="preserve">, podendo gerar árvores diferentes com </w:t>
+      </w:r>
+      <w:proofErr w:type="spellStart"/>
+      <w:r>
+        <w:rPr>
+          <w:rFonts w:eastAsia="Times New Roman" w:cs="Times New Roman"/>
+          <w:szCs w:val="24"/>
+          <w:highlight w:val="lightGray"/>
+          <w:lang w:eastAsia="pt-BR"/>
+        </w:rPr>
+        <w:t>datasets</w:t>
+      </w:r>
+      <w:proofErr w:type="spellEnd"/>
+      <w:r>
+        <w:rPr>
+          <w:rFonts w:eastAsia="Times New Roman" w:cs="Times New Roman"/>
+          <w:szCs w:val="24"/>
+          <w:highlight w:val="lightGray"/>
+          <w:lang w:eastAsia="pt-BR"/>
+        </w:rPr>
+        <w:t xml:space="preserve"> </w:t>
+      </w:r>
+      <w:r>
+        <w:rPr>
+          <w:rStyle w:val="Refdenotaderodap"/>
+          <w:rFonts w:eastAsia="Times New Roman" w:cs="Times New Roman"/>
+          <w:szCs w:val="24"/>
+          <w:highlight w:val="lightGray"/>
+          <w:lang w:eastAsia="pt-BR"/>
+        </w:rPr>
+        <w:footnoteReference w:id="2"/>
+      </w:r>
+      <w:r>
+        <w:rPr>
+          <w:rFonts w:eastAsia="Times New Roman" w:cs="Times New Roman"/>
+          <w:szCs w:val="24"/>
+          <w:highlight w:val="lightGray"/>
+          <w:lang w:eastAsia="pt-BR"/>
+        </w:rPr>
+        <w:t>similares;</w:t>
       </w:r>
     </w:p>
     <w:p>
@@ -2545,8 +2977,21 @@
           <w:highlight w:val="lightGray"/>
           <w:lang w:eastAsia="pt-BR"/>
         </w:rPr>
-        <w:t>Propensão ao overfitting</w:t>
-      </w:r>
+        <w:t xml:space="preserve">Propensão ao </w:t>
+      </w:r>
+      <w:proofErr w:type="spellStart"/>
+      <w:r>
+        <w:rPr>
+          <w:rFonts w:eastAsia="Times New Roman" w:cs="Times New Roman"/>
+          <w:b/>
+          <w:bCs/>
+          <w:szCs w:val="24"/>
+          <w:highlight w:val="lightGray"/>
+          <w:lang w:eastAsia="pt-BR"/>
+        </w:rPr>
+        <w:t>overfitting</w:t>
+      </w:r>
+      <w:proofErr w:type="spellEnd"/>
       <w:r>
         <w:rPr>
           <w:rFonts w:eastAsia="Times New Roman" w:cs="Times New Roman"/>
@@ -2590,7 +3035,47 @@
           <w:highlight w:val="lightGray"/>
           <w:lang w:eastAsia="pt-BR"/>
         </w:rPr>
-        <w:t xml:space="preserve"> em relação a métodos ensemble como Random Forest ou XGBoost.</w:t>
+        <w:t xml:space="preserve"> em relação a métodos ensemble como </w:t>
+      </w:r>
+      <w:proofErr w:type="spellStart"/>
+      <w:r>
+        <w:rPr>
+          <w:rFonts w:eastAsia="Times New Roman" w:cs="Times New Roman"/>
+          <w:szCs w:val="24"/>
+          <w:highlight w:val="lightGray"/>
+          <w:lang w:eastAsia="pt-BR"/>
+        </w:rPr>
+        <w:t>Random</w:t>
+      </w:r>
+      <w:proofErr w:type="spellEnd"/>
+      <w:r>
+        <w:rPr>
+          <w:rFonts w:eastAsia="Times New Roman" w:cs="Times New Roman"/>
+          <w:szCs w:val="24"/>
+          <w:highlight w:val="lightGray"/>
+          <w:lang w:eastAsia="pt-BR"/>
+        </w:rPr>
+        <w:t xml:space="preserve"> Forest ou </w:t>
+      </w:r>
+      <w:proofErr w:type="spellStart"/>
+      <w:r>
+        <w:rPr>
+          <w:rFonts w:eastAsia="Times New Roman" w:cs="Times New Roman"/>
+          <w:szCs w:val="24"/>
+          <w:highlight w:val="lightGray"/>
+          <w:lang w:eastAsia="pt-BR"/>
+        </w:rPr>
+        <w:t>XGBoost</w:t>
+      </w:r>
+      <w:proofErr w:type="spellEnd"/>
+      <w:r>
+        <w:rPr>
+          <w:rFonts w:eastAsia="Times New Roman" w:cs="Times New Roman"/>
+          <w:szCs w:val="24"/>
+          <w:highlight w:val="lightGray"/>
+          <w:lang w:eastAsia="pt-BR"/>
+        </w:rPr>
+        <w:t>.</w:t>
       </w:r>
     </w:p>
     <w:p>
@@ -2621,8 +3106,21 @@
           <w:highlight w:val="lightGray"/>
           <w:lang w:eastAsia="pt-BR"/>
         </w:rPr>
-        <w:t>transparência e explicabilidade</w:t>
-      </w:r>
+        <w:t xml:space="preserve">transparência e </w:t>
+      </w:r>
+      <w:proofErr w:type="spellStart"/>
+      <w:r>
+        <w:rPr>
+          <w:rFonts w:eastAsia="Times New Roman" w:cs="Times New Roman"/>
+          <w:b/>
+          <w:bCs/>
+          <w:szCs w:val="24"/>
+          <w:highlight w:val="lightGray"/>
+          <w:lang w:eastAsia="pt-BR"/>
+        </w:rPr>
+        <w:t>explicabilidade</w:t>
+      </w:r>
+      <w:proofErr w:type="spellEnd"/>
       <w:r>
         <w:rPr>
           <w:rFonts w:eastAsia="Times New Roman" w:cs="Times New Roman"/>
@@ -2860,6 +3358,7 @@
         </w:rPr>
         <w:t xml:space="preserve">, </w:t>
       </w:r>
+      <w:proofErr w:type="spellStart"/>
       <w:r>
         <w:rPr>
           <w:rFonts w:eastAsia="Times New Roman" w:cs="Times New Roman"/>
@@ -2869,17 +3368,9 @@
           <w:highlight w:val="lightGray"/>
           <w:lang w:eastAsia="pt-BR"/>
         </w:rPr>
-        <w:t>revocação (recall)</w:t>
-      </w:r>
-      <w:r>
-        <w:rPr>
-          <w:rFonts w:eastAsia="Times New Roman" w:cs="Times New Roman"/>
-          <w:szCs w:val="24"/>
-          <w:highlight w:val="lightGray"/>
-          <w:lang w:eastAsia="pt-BR"/>
-        </w:rPr>
-        <w:t xml:space="preserve">, </w:t>
-      </w:r>
+        <w:t>revocação</w:t>
+      </w:r>
+      <w:proofErr w:type="spellEnd"/>
       <w:r>
         <w:rPr>
           <w:rFonts w:eastAsia="Times New Roman" w:cs="Times New Roman"/>
@@ -2889,16 +3380,16 @@
           <w:highlight w:val="lightGray"/>
           <w:lang w:eastAsia="pt-BR"/>
         </w:rPr>
-        <w:t>F1-score</w:t>
-      </w:r>
-      <w:r>
-        <w:rPr>
-          <w:rFonts w:eastAsia="Times New Roman" w:cs="Times New Roman"/>
-          <w:szCs w:val="24"/>
-          <w:highlight w:val="lightGray"/>
-          <w:lang w:eastAsia="pt-BR"/>
-        </w:rPr>
-        <w:t xml:space="preserve"> e </w:t>
+        <w:t xml:space="preserve"> (recall)</w:t>
+      </w:r>
+      <w:r>
+        <w:rPr>
+          <w:rFonts w:eastAsia="Times New Roman" w:cs="Times New Roman"/>
+          <w:szCs w:val="24"/>
+          <w:highlight w:val="lightGray"/>
+          <w:lang w:eastAsia="pt-BR"/>
+        </w:rPr>
+        <w:t xml:space="preserve">, </w:t>
       </w:r>
       <w:r>
         <w:rPr>
@@ -2909,7 +3400,16 @@
           <w:highlight w:val="lightGray"/>
           <w:lang w:eastAsia="pt-BR"/>
         </w:rPr>
-        <w:t>AUC-ROC</w:t>
+        <w:t>F1-score</w:t>
+      </w:r>
+      <w:r>
+        <w:rPr>
+          <w:rFonts w:eastAsia="Times New Roman" w:cs="Times New Roman"/>
+          <w:szCs w:val="24"/>
+          <w:highlight w:val="lightGray"/>
+          <w:lang w:eastAsia="pt-BR"/>
+        </w:rPr>
+        <w:t xml:space="preserve"> e </w:t>
       </w:r>
       <w:r>
         <w:rPr>
@@ -2920,6 +3420,17 @@
           <w:highlight w:val="lightGray"/>
           <w:lang w:eastAsia="pt-BR"/>
         </w:rPr>
+        <w:t>AUC-ROC</w:t>
+      </w:r>
+      <w:r>
+        <w:rPr>
+          <w:rFonts w:eastAsia="Times New Roman" w:cs="Times New Roman"/>
+          <w:b/>
+          <w:bCs/>
+          <w:szCs w:val="24"/>
+          <w:highlight w:val="lightGray"/>
+          <w:lang w:eastAsia="pt-BR"/>
+        </w:rPr>
         <w:t>.</w:t>
       </w:r>
     </w:p>
@@ -2941,6 +3452,7 @@
           <w:highlight w:val="yellow"/>
         </w:rPr>
       </w:pPr>
+      <w:proofErr w:type="spellStart"/>
       <w:r>
         <w:rPr>
           <w:rStyle w:val="Forte"/>
@@ -2948,8 +3460,29 @@
           <w:bCs w:val="0"/>
           <w:highlight w:val="yellow"/>
         </w:rPr>
-        <w:t>Matriz de Confusão</w:t>
-      </w:r>
+        <w:t>Matriz</w:t>
+      </w:r>
+      <w:proofErr w:type="spellEnd"/>
+      <w:r>
+        <w:rPr>
+          <w:rStyle w:val="Forte"/>
+          <w:b/>
+          <w:bCs w:val="0"/>
+          <w:highlight w:val="yellow"/>
+        </w:rPr>
+        <w:t xml:space="preserve"> de </w:t>
+      </w:r>
+      <w:proofErr w:type="spellStart"/>
+      <w:r>
+        <w:rPr>
+          <w:rStyle w:val="Forte"/>
+          <w:b/>
+          <w:bCs w:val="0"/>
+          <w:highlight w:val="yellow"/>
+        </w:rPr>
+        <w:t>Confusão</w:t>
+      </w:r>
+      <w:proofErr w:type="spellEnd"/>
     </w:p>
     <w:p>
       <w:pPr>
@@ -3723,7 +4256,21 @@
         <w:rPr>
           <w:highlight w:val="lightGray"/>
         </w:rPr>
-        <w:t>, como por exemplo a acurácia, precisão, recall,  f1-score e AUC-ROC.</w:t>
+        <w:t xml:space="preserve">, como por exemplo a acurácia, precisão, </w:t>
+      </w:r>
+      <w:proofErr w:type="gramStart"/>
+      <w:r>
+        <w:rPr>
+          <w:highlight w:val="lightGray"/>
+        </w:rPr>
+        <w:t>recall,  f</w:t>
+      </w:r>
+      <w:proofErr w:type="gramEnd"/>
+      <w:r>
+        <w:rPr>
+          <w:highlight w:val="lightGray"/>
+        </w:rPr>
+        <w:t>1-score e AUC-ROC.</w:t>
       </w:r>
     </w:p>
     <w:p>
@@ -3736,6 +4283,7 @@
           <w:highlight w:val="yellow"/>
         </w:rPr>
       </w:pPr>
+      <w:proofErr w:type="spellStart"/>
       <w:r>
         <w:rPr>
           <w:rStyle w:val="Forte"/>
@@ -3745,6 +4293,7 @@
         </w:rPr>
         <w:t>Acurácia</w:t>
       </w:r>
+      <w:proofErr w:type="spellEnd"/>
     </w:p>
     <w:p>
       <w:pPr>
@@ -4035,6 +4584,7 @@
           <w:highlight w:val="yellow"/>
         </w:rPr>
       </w:pPr>
+      <w:proofErr w:type="spellStart"/>
       <w:r>
         <w:rPr>
           <w:rStyle w:val="Forte"/>
@@ -4042,7 +4592,17 @@
           <w:bCs w:val="0"/>
           <w:highlight w:val="yellow"/>
         </w:rPr>
-        <w:t>Precisão (Precision)</w:t>
+        <w:t>Precisão</w:t>
+      </w:r>
+      <w:proofErr w:type="spellEnd"/>
+      <w:r>
+        <w:rPr>
+          <w:rStyle w:val="Forte"/>
+          <w:b/>
+          <w:bCs w:val="0"/>
+          <w:highlight w:val="yellow"/>
+        </w:rPr>
+        <w:t xml:space="preserve"> (Precision)</w:t>
       </w:r>
     </w:p>
     <w:p>
@@ -4327,6 +4887,7 @@
           <w:highlight w:val="yellow"/>
         </w:rPr>
       </w:pPr>
+      <w:proofErr w:type="spellStart"/>
       <w:r>
         <w:rPr>
           <w:rStyle w:val="Forte"/>
@@ -4334,7 +4895,57 @@
           <w:bCs w:val="0"/>
           <w:highlight w:val="yellow"/>
         </w:rPr>
-        <w:t>Revocação (Recall ou Sensibilidade)</w:t>
+        <w:t>Revocação</w:t>
+      </w:r>
+      <w:proofErr w:type="spellEnd"/>
+      <w:r>
+        <w:rPr>
+          <w:rStyle w:val="Forte"/>
+          <w:b/>
+          <w:bCs w:val="0"/>
+          <w:highlight w:val="yellow"/>
+        </w:rPr>
+        <w:t xml:space="preserve"> (Recall </w:t>
+      </w:r>
+      <w:proofErr w:type="spellStart"/>
+      <w:r>
+        <w:rPr>
+          <w:rStyle w:val="Forte"/>
+          <w:b/>
+          <w:bCs w:val="0"/>
+          <w:highlight w:val="yellow"/>
+        </w:rPr>
+        <w:t>ou</w:t>
+      </w:r>
+      <w:proofErr w:type="spellEnd"/>
+      <w:r>
+        <w:rPr>
+          <w:rStyle w:val="Forte"/>
+          <w:b/>
+          <w:bCs w:val="0"/>
+          <w:highlight w:val="yellow"/>
+        </w:rPr>
+        <w:t xml:space="preserve"> </w:t>
+      </w:r>
+      <w:proofErr w:type="spellStart"/>
+      <w:r>
+        <w:rPr>
+          <w:rStyle w:val="Forte"/>
+          <w:b/>
+          <w:bCs w:val="0"/>
+          <w:highlight w:val="yellow"/>
+        </w:rPr>
+        <w:t>Sensibilidade</w:t>
+      </w:r>
+      <w:proofErr w:type="spellEnd"/>
+      <w:r>
+        <w:rPr>
+          <w:rStyle w:val="Forte"/>
+          <w:b/>
+          <w:bCs w:val="0"/>
+          <w:highlight w:val="yellow"/>
+        </w:rPr>
+        <w:t>)</w:t>
       </w:r>
     </w:p>
     <w:p>
@@ -4350,7 +4961,21 @@
         <w:rPr>
           <w:highlight w:val="lightGray"/>
         </w:rPr>
-        <w:t xml:space="preserve">“Já a métrica recall mostra a capacidade do modelo de encontrar todas as instâncias positivas, isto é, para todas as instâncias que são, de fato, positivas, qual é o percentual de acerto” </w:t>
+        <w:t xml:space="preserve">“Já a </w:t>
+      </w:r>
+      <w:proofErr w:type="gramStart"/>
+      <w:r>
+        <w:rPr>
+          <w:highlight w:val="lightGray"/>
+        </w:rPr>
+        <w:t>métrica recall</w:t>
+      </w:r>
+      <w:proofErr w:type="gramEnd"/>
+      <w:r>
+        <w:rPr>
+          <w:highlight w:val="lightGray"/>
+        </w:rPr>
+        <w:t xml:space="preserve"> mostra a capacidade do modelo de encontrar todas as instâncias positivas, isto é, para todas as instâncias que são, de fato, positivas, qual é o percentual de acerto” </w:t>
       </w:r>
       <w:commentRangeStart w:id="18"/>
       <w:r>
@@ -4546,7 +5171,21 @@
         <w:rPr>
           <w:highlight w:val="lightGray"/>
         </w:rPr>
-        <w:t xml:space="preserve">Alta revocação é essencial em contextos clínicos, pois significa que o modelo consegue </w:t>
+        <w:t xml:space="preserve">Alta </w:t>
+      </w:r>
+      <w:proofErr w:type="spellStart"/>
+      <w:r>
+        <w:rPr>
+          <w:highlight w:val="lightGray"/>
+        </w:rPr>
+        <w:t>revocação</w:t>
+      </w:r>
+      <w:proofErr w:type="spellEnd"/>
+      <w:r>
+        <w:rPr>
+          <w:highlight w:val="lightGray"/>
+        </w:rPr>
+        <w:t xml:space="preserve"> é essencial em contextos clínicos, pois significa que o modelo consegue </w:t>
       </w:r>
       <w:r>
         <w:rPr>
@@ -4575,13 +5214,23 @@
         </w:rPr>
         <w:t xml:space="preserve">A </w:t>
       </w:r>
+      <w:proofErr w:type="spellStart"/>
       <w:r>
         <w:rPr>
           <w:b/>
           <w:bCs/>
           <w:highlight w:val="lightGray"/>
         </w:rPr>
-        <w:t>revocação (recall)</w:t>
+        <w:t>revocação</w:t>
+      </w:r>
+      <w:proofErr w:type="spellEnd"/>
+      <w:r>
+        <w:rPr>
+          <w:b/>
+          <w:bCs/>
+          <w:highlight w:val="lightGray"/>
+        </w:rPr>
+        <w:t xml:space="preserve"> (recall)</w:t>
       </w:r>
       <w:r>
         <w:rPr>
@@ -4968,7 +5617,77 @@
         <w:rPr>
           <w:highlight w:val="lightGray"/>
         </w:rPr>
-        <w:t>“Uma excelente alternativa é fazer a Receiver Operating Characteristic (ROC) e calcular a Area Under the Curve (AUC). A curva ROC mensura a capacidade de predição do modelo proposto por meio das predições da sensibilidade e da especificidade. Essa técnica serve para visualizar, organizar e classificar o modelo com base na performance preditiva; em termos práticos, quanto mais ao noroeste do gráfico a curva estiver, melhor”</w:t>
+        <w:t xml:space="preserve">“Uma excelente alternativa é fazer a </w:t>
+      </w:r>
+      <w:proofErr w:type="spellStart"/>
+      <w:r>
+        <w:rPr>
+          <w:highlight w:val="lightGray"/>
+        </w:rPr>
+        <w:t>Receiver</w:t>
+      </w:r>
+      <w:proofErr w:type="spellEnd"/>
+      <w:r>
+        <w:rPr>
+          <w:highlight w:val="lightGray"/>
+        </w:rPr>
+        <w:t xml:space="preserve"> </w:t>
+      </w:r>
+      <w:proofErr w:type="spellStart"/>
+      <w:r>
+        <w:rPr>
+          <w:highlight w:val="lightGray"/>
+        </w:rPr>
+        <w:t>Operating</w:t>
+      </w:r>
+      <w:proofErr w:type="spellEnd"/>
+      <w:r>
+        <w:rPr>
+          <w:highlight w:val="lightGray"/>
+        </w:rPr>
+        <w:t xml:space="preserve"> </w:t>
+      </w:r>
+      <w:proofErr w:type="spellStart"/>
+      <w:r>
+        <w:rPr>
+          <w:highlight w:val="lightGray"/>
+        </w:rPr>
+        <w:t>Characteristic</w:t>
+      </w:r>
+      <w:proofErr w:type="spellEnd"/>
+      <w:r>
+        <w:rPr>
+          <w:highlight w:val="lightGray"/>
+        </w:rPr>
+        <w:t xml:space="preserve"> (ROC) e calcular a Area </w:t>
+      </w:r>
+      <w:proofErr w:type="spellStart"/>
+      <w:r>
+        <w:rPr>
+          <w:highlight w:val="lightGray"/>
+        </w:rPr>
+        <w:t>Under</w:t>
+      </w:r>
+      <w:proofErr w:type="spellEnd"/>
+      <w:r>
+        <w:rPr>
+          <w:highlight w:val="lightGray"/>
+        </w:rPr>
+        <w:t xml:space="preserve"> </w:t>
+      </w:r>
+      <w:proofErr w:type="spellStart"/>
+      <w:r>
+        <w:rPr>
+          <w:highlight w:val="lightGray"/>
+        </w:rPr>
+        <w:t>the</w:t>
+      </w:r>
+      <w:proofErr w:type="spellEnd"/>
+      <w:r>
+        <w:rPr>
+          <w:highlight w:val="lightGray"/>
+        </w:rPr>
+        <w:t xml:space="preserve"> Curve (AUC). A curva ROC mensura a capacidade de predição do modelo proposto por meio das predições da sensibilidade e da especificidade. Essa técnica serve para visualizar, organizar e classificar o modelo com base na performance preditiva; em termos práticos, quanto mais ao noroeste do gráfico a curva estiver, melhor”</w:t>
       </w:r>
       <w:commentRangeStart w:id="21"/>
       <w:r>
@@ -5008,7 +5727,49 @@
         <w:rPr>
           <w:highlight w:val="lightGray"/>
         </w:rPr>
-        <w:t xml:space="preserve">A curva ROC (Receiver Operating Characteristic) mostra a relação entre a taxa de verdadeiros positivos (Recall) e a taxa de falsos positivos (1 – Especificidade). A </w:t>
+        <w:t>A curva ROC (</w:t>
+      </w:r>
+      <w:proofErr w:type="spellStart"/>
+      <w:r>
+        <w:rPr>
+          <w:highlight w:val="lightGray"/>
+        </w:rPr>
+        <w:t>Receiver</w:t>
+      </w:r>
+      <w:proofErr w:type="spellEnd"/>
+      <w:r>
+        <w:rPr>
+          <w:highlight w:val="lightGray"/>
+        </w:rPr>
+        <w:t xml:space="preserve"> </w:t>
+      </w:r>
+      <w:proofErr w:type="spellStart"/>
+      <w:r>
+        <w:rPr>
+          <w:highlight w:val="lightGray"/>
+        </w:rPr>
+        <w:t>Operating</w:t>
+      </w:r>
+      <w:proofErr w:type="spellEnd"/>
+      <w:r>
+        <w:rPr>
+          <w:highlight w:val="lightGray"/>
+        </w:rPr>
+        <w:t xml:space="preserve"> </w:t>
+      </w:r>
+      <w:proofErr w:type="spellStart"/>
+      <w:r>
+        <w:rPr>
+          <w:highlight w:val="lightGray"/>
+        </w:rPr>
+        <w:t>Characteristic</w:t>
+      </w:r>
+      <w:proofErr w:type="spellEnd"/>
+      <w:r>
+        <w:rPr>
+          <w:highlight w:val="lightGray"/>
+        </w:rPr>
+        <w:t xml:space="preserve">) mostra a relação entre a taxa de verdadeiros positivos (Recall) e a taxa de falsos positivos (1 – Especificidade). A </w:t>
       </w:r>
       <w:r>
         <w:rPr>
@@ -5163,7 +5924,7 @@
                     </pic:cNvPicPr>
                   </pic:nvPicPr>
                   <pic:blipFill>
-                    <a:blip r:embed="rId11" cstate="print">
+                    <a:blip r:embed="rId12" cstate="print">
                       <a:extLst>
                         <a:ext uri="{28A0092B-C50C-407E-A947-70E740481C1C}">
                           <a14:useLocalDpi xmlns:a14="http://schemas.microsoft.com/office/drawing/2010/main" val="0"/>
@@ -5267,17 +6028,9 @@
           <w:highlight w:val="lightGray"/>
           <w:lang w:eastAsia="pt-BR"/>
         </w:rPr>
-        <w:t>Curva ROC (Receiver Operating Characteristic)</w:t>
-      </w:r>
-      <w:r>
-        <w:rPr>
-          <w:rFonts w:eastAsia="Times New Roman" w:cs="Times New Roman"/>
-          <w:szCs w:val="24"/>
-          <w:highlight w:val="lightGray"/>
-          <w:lang w:eastAsia="pt-BR"/>
-        </w:rPr>
-        <w:t xml:space="preserve"> é uma ferramenta gráfica amplamente utilizada para avaliar o desempenho de modelos de classificação binária. Essa curva mostra a relação entre a </w:t>
-      </w:r>
+        <w:t>Curva ROC (</w:t>
+      </w:r>
+      <w:proofErr w:type="spellStart"/>
       <w:r>
         <w:rPr>
           <w:rFonts w:eastAsia="Times New Roman" w:cs="Times New Roman"/>
@@ -5287,7 +6040,111 @@
           <w:highlight w:val="lightGray"/>
           <w:lang w:eastAsia="pt-BR"/>
         </w:rPr>
-        <w:t>taxa de verdadeiros positivos (True Positive Rate – TPR)</w:t>
+        <w:t>Receiver</w:t>
+      </w:r>
+      <w:proofErr w:type="spellEnd"/>
+      <w:r>
+        <w:rPr>
+          <w:rFonts w:eastAsia="Times New Roman" w:cs="Times New Roman"/>
+          <w:b/>
+          <w:bCs/>
+          <w:szCs w:val="24"/>
+          <w:highlight w:val="lightGray"/>
+          <w:lang w:eastAsia="pt-BR"/>
+        </w:rPr>
+        <w:t xml:space="preserve"> </w:t>
+      </w:r>
+      <w:proofErr w:type="spellStart"/>
+      <w:r>
+        <w:rPr>
+          <w:rFonts w:eastAsia="Times New Roman" w:cs="Times New Roman"/>
+          <w:b/>
+          <w:bCs/>
+          <w:szCs w:val="24"/>
+          <w:highlight w:val="lightGray"/>
+          <w:lang w:eastAsia="pt-BR"/>
+        </w:rPr>
+        <w:t>Operating</w:t>
+      </w:r>
+      <w:proofErr w:type="spellEnd"/>
+      <w:r>
+        <w:rPr>
+          <w:rFonts w:eastAsia="Times New Roman" w:cs="Times New Roman"/>
+          <w:b/>
+          <w:bCs/>
+          <w:szCs w:val="24"/>
+          <w:highlight w:val="lightGray"/>
+          <w:lang w:eastAsia="pt-BR"/>
+        </w:rPr>
+        <w:t xml:space="preserve"> </w:t>
+      </w:r>
+      <w:proofErr w:type="spellStart"/>
+      <w:r>
+        <w:rPr>
+          <w:rFonts w:eastAsia="Times New Roman" w:cs="Times New Roman"/>
+          <w:b/>
+          <w:bCs/>
+          <w:szCs w:val="24"/>
+          <w:highlight w:val="lightGray"/>
+          <w:lang w:eastAsia="pt-BR"/>
+        </w:rPr>
+        <w:t>Characteristic</w:t>
+      </w:r>
+      <w:proofErr w:type="spellEnd"/>
+      <w:r>
+        <w:rPr>
+          <w:rFonts w:eastAsia="Times New Roman" w:cs="Times New Roman"/>
+          <w:b/>
+          <w:bCs/>
+          <w:szCs w:val="24"/>
+          <w:highlight w:val="lightGray"/>
+          <w:lang w:eastAsia="pt-BR"/>
+        </w:rPr>
+        <w:t>)</w:t>
+      </w:r>
+      <w:r>
+        <w:rPr>
+          <w:rFonts w:eastAsia="Times New Roman" w:cs="Times New Roman"/>
+          <w:szCs w:val="24"/>
+          <w:highlight w:val="lightGray"/>
+          <w:lang w:eastAsia="pt-BR"/>
+        </w:rPr>
+        <w:t xml:space="preserve"> é uma ferramenta gráfica amplamente utilizada para avaliar o desempenho de modelos de classificação binária. Essa curva mostra a relação entre a </w:t>
+      </w:r>
+      <w:r>
+        <w:rPr>
+          <w:rFonts w:eastAsia="Times New Roman" w:cs="Times New Roman"/>
+          <w:b/>
+          <w:bCs/>
+          <w:szCs w:val="24"/>
+          <w:highlight w:val="lightGray"/>
+          <w:lang w:eastAsia="pt-BR"/>
+        </w:rPr>
+        <w:t>taxa de verdadeiros positivos (</w:t>
+      </w:r>
+      <w:proofErr w:type="spellStart"/>
+      <w:r>
+        <w:rPr>
+          <w:rFonts w:eastAsia="Times New Roman" w:cs="Times New Roman"/>
+          <w:b/>
+          <w:bCs/>
+          <w:szCs w:val="24"/>
+          <w:highlight w:val="lightGray"/>
+          <w:lang w:eastAsia="pt-BR"/>
+        </w:rPr>
+        <w:t>True</w:t>
+      </w:r>
+      <w:proofErr w:type="spellEnd"/>
+      <w:r>
+        <w:rPr>
+          <w:rFonts w:eastAsia="Times New Roman" w:cs="Times New Roman"/>
+          <w:b/>
+          <w:bCs/>
+          <w:szCs w:val="24"/>
+          <w:highlight w:val="lightGray"/>
+          <w:lang w:eastAsia="pt-BR"/>
+        </w:rPr>
+        <w:t xml:space="preserve"> Positive Rate – TPR)</w:t>
       </w:r>
       <w:r>
         <w:rPr>
@@ -5733,7 +6590,55 @@
           <w:highlight w:val="lightGray"/>
           <w:lang w:eastAsia="pt-BR"/>
         </w:rPr>
-        <w:t>AUC (Area Under the Curve)</w:t>
+        <w:t xml:space="preserve">AUC (Area </w:t>
+      </w:r>
+      <w:proofErr w:type="spellStart"/>
+      <w:r>
+        <w:rPr>
+          <w:rFonts w:eastAsia="Times New Roman" w:cs="Times New Roman"/>
+          <w:b/>
+          <w:bCs/>
+          <w:szCs w:val="24"/>
+          <w:highlight w:val="lightGray"/>
+          <w:lang w:eastAsia="pt-BR"/>
+        </w:rPr>
+        <w:t>Under</w:t>
+      </w:r>
+      <w:proofErr w:type="spellEnd"/>
+      <w:r>
+        <w:rPr>
+          <w:rFonts w:eastAsia="Times New Roman" w:cs="Times New Roman"/>
+          <w:b/>
+          <w:bCs/>
+          <w:szCs w:val="24"/>
+          <w:highlight w:val="lightGray"/>
+          <w:lang w:eastAsia="pt-BR"/>
+        </w:rPr>
+        <w:t xml:space="preserve"> </w:t>
+      </w:r>
+      <w:proofErr w:type="spellStart"/>
+      <w:r>
+        <w:rPr>
+          <w:rFonts w:eastAsia="Times New Roman" w:cs="Times New Roman"/>
+          <w:b/>
+          <w:bCs/>
+          <w:szCs w:val="24"/>
+          <w:highlight w:val="lightGray"/>
+          <w:lang w:eastAsia="pt-BR"/>
+        </w:rPr>
+        <w:t>the</w:t>
+      </w:r>
+      <w:proofErr w:type="spellEnd"/>
+      <w:r>
+        <w:rPr>
+          <w:rFonts w:eastAsia="Times New Roman" w:cs="Times New Roman"/>
+          <w:b/>
+          <w:bCs/>
+          <w:szCs w:val="24"/>
+          <w:highlight w:val="lightGray"/>
+          <w:lang w:eastAsia="pt-BR"/>
+        </w:rPr>
+        <w:t xml:space="preserve"> Curve)</w:t>
       </w:r>
       <w:r>
         <w:rPr>
@@ -5912,17 +6817,9 @@
           <w:highlight w:val="lightGray"/>
           <w:lang w:eastAsia="pt-BR"/>
         </w:rPr>
-        <w:t>capacidade discriminativa geral dos modelos Random Forest e CART</w:t>
-      </w:r>
-      <w:r>
-        <w:rPr>
-          <w:rFonts w:eastAsia="Times New Roman" w:cs="Times New Roman"/>
-          <w:szCs w:val="24"/>
-          <w:highlight w:val="lightGray"/>
-          <w:lang w:eastAsia="pt-BR"/>
-        </w:rPr>
-        <w:t xml:space="preserve">, independentemente da escolha de um limiar específico. Essa abordagem é especialmente útil diante do </w:t>
-      </w:r>
+        <w:t xml:space="preserve">capacidade discriminativa geral dos modelos </w:t>
+      </w:r>
+      <w:proofErr w:type="spellStart"/>
       <w:r>
         <w:rPr>
           <w:rFonts w:eastAsia="Times New Roman" w:cs="Times New Roman"/>
@@ -5932,6 +6829,38 @@
           <w:highlight w:val="lightGray"/>
           <w:lang w:eastAsia="pt-BR"/>
         </w:rPr>
+        <w:t>Random</w:t>
+      </w:r>
+      <w:proofErr w:type="spellEnd"/>
+      <w:r>
+        <w:rPr>
+          <w:rFonts w:eastAsia="Times New Roman" w:cs="Times New Roman"/>
+          <w:b/>
+          <w:bCs/>
+          <w:szCs w:val="24"/>
+          <w:highlight w:val="lightGray"/>
+          <w:lang w:eastAsia="pt-BR"/>
+        </w:rPr>
+        <w:t xml:space="preserve"> Forest e CART</w:t>
+      </w:r>
+      <w:r>
+        <w:rPr>
+          <w:rFonts w:eastAsia="Times New Roman" w:cs="Times New Roman"/>
+          <w:szCs w:val="24"/>
+          <w:highlight w:val="lightGray"/>
+          <w:lang w:eastAsia="pt-BR"/>
+        </w:rPr>
+        <w:t xml:space="preserve">, independentemente da escolha de um limiar específico. Essa abordagem é especialmente útil diante do </w:t>
+      </w:r>
+      <w:r>
+        <w:rPr>
+          <w:rFonts w:eastAsia="Times New Roman" w:cs="Times New Roman"/>
+          <w:b/>
+          <w:bCs/>
+          <w:szCs w:val="24"/>
+          <w:highlight w:val="lightGray"/>
+          <w:lang w:eastAsia="pt-BR"/>
+        </w:rPr>
         <w:t>desbalanceamento da variável alvo EVOLUCAO</w:t>
       </w:r>
       <w:r>
@@ -5958,6 +6887,7 @@
           <w:highlight w:val="yellow"/>
         </w:rPr>
       </w:pPr>
+      <w:proofErr w:type="spellStart"/>
       <w:r>
         <w:rPr>
           <w:rStyle w:val="Forte"/>
@@ -5965,8 +6895,29 @@
           <w:bCs w:val="0"/>
           <w:highlight w:val="yellow"/>
         </w:rPr>
-        <w:t>Justificativa das Métricas Utilizadas</w:t>
-      </w:r>
+        <w:t>Justificativa</w:t>
+      </w:r>
+      <w:proofErr w:type="spellEnd"/>
+      <w:r>
+        <w:rPr>
+          <w:rStyle w:val="Forte"/>
+          <w:b/>
+          <w:bCs w:val="0"/>
+          <w:highlight w:val="yellow"/>
+        </w:rPr>
+        <w:t xml:space="preserve"> das Métricas </w:t>
+      </w:r>
+      <w:proofErr w:type="spellStart"/>
+      <w:r>
+        <w:rPr>
+          <w:rStyle w:val="Forte"/>
+          <w:b/>
+          <w:bCs w:val="0"/>
+          <w:highlight w:val="yellow"/>
+        </w:rPr>
+        <w:t>Utilizadas</w:t>
+      </w:r>
+      <w:proofErr w:type="spellEnd"/>
     </w:p>
     <w:p>
       <w:pPr>
@@ -6018,7 +6969,21 @@
         <w:rPr>
           <w:highlight w:val="lightGray"/>
         </w:rPr>
-        <w:t xml:space="preserve"> foi adotado como principal métrica comparativa entre os modelos Random Forest e CART, por equilibrar precisão e recall, oferecendo uma visão mais realista do desempenho preditivo. Além disso, a </w:t>
+        <w:t xml:space="preserve"> foi adotado como principal métrica comparativa entre os modelos </w:t>
+      </w:r>
+      <w:proofErr w:type="spellStart"/>
+      <w:r>
+        <w:rPr>
+          <w:highlight w:val="lightGray"/>
+        </w:rPr>
+        <w:t>Random</w:t>
+      </w:r>
+      <w:proofErr w:type="spellEnd"/>
+      <w:r>
+        <w:rPr>
+          <w:highlight w:val="lightGray"/>
+        </w:rPr>
+        <w:t xml:space="preserve"> Forest e CART, por equilibrar precisão e recall, oferecendo uma visão mais realista do desempenho preditivo. Além disso, a </w:t>
       </w:r>
       <w:r>
         <w:rPr>
@@ -6056,7 +7021,35 @@
         <w:rPr>
           <w:highlight w:val="lightGray"/>
         </w:rPr>
-        <w:t xml:space="preserve"> demonstrou que modelos ensemble, incluindo Random Forest e XGBoost, obtiveram resultados robustos na classificação de casos de SRAG, com alta capacidade discriminativa, especialmente quando avaliados por métricas como AUC-ROC e F1-score.</w:t>
+        <w:t xml:space="preserve"> demonstrou que modelos ensemble, incluindo </w:t>
+      </w:r>
+      <w:proofErr w:type="spellStart"/>
+      <w:r>
+        <w:rPr>
+          <w:highlight w:val="lightGray"/>
+        </w:rPr>
+        <w:t>Random</w:t>
+      </w:r>
+      <w:proofErr w:type="spellEnd"/>
+      <w:r>
+        <w:rPr>
+          <w:highlight w:val="lightGray"/>
+        </w:rPr>
+        <w:t xml:space="preserve"> Forest e </w:t>
+      </w:r>
+      <w:proofErr w:type="spellStart"/>
+      <w:r>
+        <w:rPr>
+          <w:highlight w:val="lightGray"/>
+        </w:rPr>
+        <w:t>XGBoost</w:t>
+      </w:r>
+      <w:proofErr w:type="spellEnd"/>
+      <w:r>
+        <w:rPr>
+          <w:highlight w:val="lightGray"/>
+        </w:rPr>
+        <w:t>, obtiveram resultados robustos na classificação de casos de SRAG, com alta capacidade discriminativa, especialmente quando avaliados por métricas como AUC-ROC e F1-score.</w:t>
       </w:r>
     </w:p>
     <w:p>
@@ -6174,7 +7167,7 @@
           <w:lang w:val="en-US"/>
         </w:rPr>
       </w:pPr>
-      <w:hyperlink r:id="rId12" w:history="1">
+      <w:hyperlink r:id="rId13" w:history="1">
         <w:r>
           <w:rPr>
             <w:rStyle w:val="Hyperlink"/>
@@ -6202,7 +7195,63 @@
         <w:rPr>
           <w:highlight w:val="lightGray"/>
         </w:rPr>
-        <w:t>Rodrigues et al. (2024) propuseram um estudo com foco na predição de abandono do tratamento da tuberculose utilizando algoritmos de aprendizado de máquina aplicados a dados de registros nacionais do Brasil. O trabalho utilizou um conjunto abrangente de variáveis demográficas, clínicas e sociais disponíveis no Sistema de Informação de Agravos de Notificação (SINAN) para treinar e avaliar modelos supervisionados. Foram testados diferentes algoritmos, incluindo Random Forest, XGBoost, LightGBM, entre outros, com o objetivo de identificar pacientes com maior probabilidade de evasão do tratamento. Os modelos apresentaram desempenho promissor, com destaque para o XGBoost, que alcançou AUC-ROC superior a 0,75. Os autores destacam a importância do uso de inteligência artificial como ferramenta auxiliar na vigilância em saúde pública, sugerindo que modelos preditivos podem orientar estratégias direcionadas de intervenção, reduzindo perdas no tratamento e melhorando o controle da doença.</w:t>
+        <w:t xml:space="preserve">Rodrigues et al. (2024) propuseram um estudo com foco na predição de abandono do tratamento da tuberculose utilizando algoritmos de aprendizado de máquina aplicados a dados de registros nacionais do Brasil. O trabalho utilizou um conjunto abrangente de variáveis demográficas, clínicas e sociais disponíveis no Sistema de Informação de Agravos de Notificação (SINAN) para treinar e avaliar modelos supervisionados. Foram testados diferentes algoritmos, incluindo </w:t>
+      </w:r>
+      <w:proofErr w:type="spellStart"/>
+      <w:r>
+        <w:rPr>
+          <w:highlight w:val="lightGray"/>
+        </w:rPr>
+        <w:t>Random</w:t>
+      </w:r>
+      <w:proofErr w:type="spellEnd"/>
+      <w:r>
+        <w:rPr>
+          <w:highlight w:val="lightGray"/>
+        </w:rPr>
+        <w:t xml:space="preserve"> Forest, </w:t>
+      </w:r>
+      <w:proofErr w:type="spellStart"/>
+      <w:r>
+        <w:rPr>
+          <w:highlight w:val="lightGray"/>
+        </w:rPr>
+        <w:t>XGBoost</w:t>
+      </w:r>
+      <w:proofErr w:type="spellEnd"/>
+      <w:r>
+        <w:rPr>
+          <w:highlight w:val="lightGray"/>
+        </w:rPr>
+        <w:t xml:space="preserve">, </w:t>
+      </w:r>
+      <w:proofErr w:type="spellStart"/>
+      <w:r>
+        <w:rPr>
+          <w:highlight w:val="lightGray"/>
+        </w:rPr>
+        <w:t>LightGBM</w:t>
+      </w:r>
+      <w:proofErr w:type="spellEnd"/>
+      <w:r>
+        <w:rPr>
+          <w:highlight w:val="lightGray"/>
+        </w:rPr>
+        <w:t xml:space="preserve">, entre outros, com o objetivo de identificar pacientes com maior probabilidade de evasão do tratamento. Os modelos apresentaram desempenho promissor, com destaque para o </w:t>
+      </w:r>
+      <w:proofErr w:type="spellStart"/>
+      <w:r>
+        <w:rPr>
+          <w:highlight w:val="lightGray"/>
+        </w:rPr>
+        <w:t>XGBoost</w:t>
+      </w:r>
+      <w:proofErr w:type="spellEnd"/>
+      <w:r>
+        <w:rPr>
+          <w:highlight w:val="lightGray"/>
+        </w:rPr>
+        <w:t>, que alcançou AUC-ROC superior a 0,75. Os autores destacam a importância do uso de inteligência artificial como ferramenta auxiliar na vigilância em saúde pública, sugerindo que modelos preditivos podem orientar estratégias direcionadas de intervenção, reduzindo perdas no tratamento e melhorando o controle da doença.</w:t>
       </w:r>
       <w:r>
         <w:t xml:space="preserve"> </w:t>
@@ -6222,7 +7271,7 @@
           <w:rStyle w:val="Hyperlink"/>
         </w:rPr>
       </w:pPr>
-      <w:hyperlink r:id="rId13" w:history="1">
+      <w:hyperlink r:id="rId14" w:history="1">
         <w:r>
           <w:rPr>
             <w:rStyle w:val="Hyperlink"/>
@@ -6243,32 +7292,90 @@
       <w:pPr>
         <w:spacing w:line="240" w:lineRule="auto"/>
       </w:pPr>
-      <w:r>
-        <w:rPr>
-          <w:highlight w:val="lightGray"/>
-        </w:rPr>
-        <w:t xml:space="preserve">Savalli et al. (2025) conduziram um estudo multicêntrico utilizando algoritmos de aprendizado de máquina para prever a admissão de pacientes com COVID-19 em Unidades de Terapia Intensiva (UTI) com base em dados clínicos e laboratoriais coletados em 12 hospitais brasileiros. O modelo XGBoost foi treinado individualmente em cada hospital para avaliar a performance local e identificar a instituição com melhor desempenho preditivo. Esse modelo foi então validado externamente nos demais hospitais e posteriormente ajustado com técnicas de </w:t>
-      </w:r>
+      <w:proofErr w:type="spellStart"/>
+      <w:r>
+        <w:rPr>
+          <w:highlight w:val="lightGray"/>
+        </w:rPr>
+        <w:t>Savalli</w:t>
+      </w:r>
+      <w:proofErr w:type="spellEnd"/>
+      <w:r>
+        <w:rPr>
+          <w:highlight w:val="lightGray"/>
+        </w:rPr>
+        <w:t xml:space="preserve"> et al. (2025) conduziram um estudo multicêntrico utilizando algoritmos de aprendizado de máquina para prever a admissão de pacientes com COVID-19 em Unidades de Terapia Intensiva (UTI) com base em dados clínicos e laboratoriais coletados em 12 hospitais brasileiros. O modelo </w:t>
+      </w:r>
+      <w:proofErr w:type="spellStart"/>
+      <w:r>
+        <w:rPr>
+          <w:highlight w:val="lightGray"/>
+        </w:rPr>
+        <w:t>XGBoost</w:t>
+      </w:r>
+      <w:proofErr w:type="spellEnd"/>
+      <w:r>
+        <w:rPr>
+          <w:highlight w:val="lightGray"/>
+        </w:rPr>
+        <w:t xml:space="preserve"> foi treinado individualmente em cada hospital para avaliar a performance local e identificar a instituição com melhor desempenho preditivo. Esse modelo foi então validado externamente nos demais hospitais e posteriormente ajustado com técnicas de </w:t>
+      </w:r>
+      <w:proofErr w:type="spellStart"/>
       <w:r>
         <w:rPr>
           <w:rStyle w:val="nfase"/>
           <w:highlight w:val="lightGray"/>
         </w:rPr>
-        <w:t>transfer learning</w:t>
-      </w:r>
+        <w:t>transfer</w:t>
+      </w:r>
+      <w:proofErr w:type="spellEnd"/>
+      <w:r>
+        <w:rPr>
+          <w:rStyle w:val="nfase"/>
+          <w:highlight w:val="lightGray"/>
+        </w:rPr>
+        <w:t xml:space="preserve"> </w:t>
+      </w:r>
+      <w:proofErr w:type="spellStart"/>
+      <w:r>
+        <w:rPr>
+          <w:rStyle w:val="nfase"/>
+          <w:highlight w:val="lightGray"/>
+        </w:rPr>
+        <w:t>learning</w:t>
+      </w:r>
+      <w:proofErr w:type="spellEnd"/>
       <w:r>
         <w:rPr>
           <w:highlight w:val="lightGray"/>
         </w:rPr>
         <w:t xml:space="preserve">. Os resultados indicaram variações significativas na performance entre os hospitais (AUC entre 0.62 e 0.94), sendo que a aplicação do </w:t>
       </w:r>
+      <w:proofErr w:type="spellStart"/>
       <w:r>
         <w:rPr>
           <w:rStyle w:val="nfase"/>
           <w:highlight w:val="lightGray"/>
         </w:rPr>
-        <w:t>transfer learning</w:t>
-      </w:r>
+        <w:t>transfer</w:t>
+      </w:r>
+      <w:proofErr w:type="spellEnd"/>
+      <w:r>
+        <w:rPr>
+          <w:rStyle w:val="nfase"/>
+          <w:highlight w:val="lightGray"/>
+        </w:rPr>
+        <w:t xml:space="preserve"> </w:t>
+      </w:r>
+      <w:proofErr w:type="spellStart"/>
+      <w:r>
+        <w:rPr>
+          <w:rStyle w:val="nfase"/>
+          <w:highlight w:val="lightGray"/>
+        </w:rPr>
+        <w:t>learning</w:t>
+      </w:r>
+      <w:proofErr w:type="spellEnd"/>
       <w:r>
         <w:rPr>
           <w:highlight w:val="lightGray"/>
@@ -6306,31 +7413,35 @@
         <w:rPr>
           <w:highlight w:val="lightGray"/>
         </w:rPr>
-        <w:t>O estudo de Silva e Silva Neto (2022) aplicou algoritmos de aprendizado de máquina – Regressão Logística, Árvore de Decisão e Random Forest – para prever óbitos por Covid-19 usando dados clínicos de pacientes do SUS (2021).</w:t>
-      </w:r>
-      <w:r>
-        <w:rPr>
-          <w:highlight w:val="lightGray"/>
-        </w:rPr>
-        <w:t xml:space="preserve"> </w:t>
-      </w:r>
-      <w:r>
-        <w:rPr>
-          <w:highlight w:val="lightGray"/>
-        </w:rPr>
-        <w:t>Os três modelos apresentaram desempenho semelhante, com destaque para o Random Forest (acurácia de 77%). Os fatores mais relevantes para o desfecho foram idade, uso de suporte ventilatório e internação em UTI.</w:t>
-      </w:r>
-      <w:r>
-        <w:rPr>
-          <w:highlight w:val="lightGray"/>
-        </w:rPr>
-        <w:t xml:space="preserve"> </w:t>
-      </w:r>
-      <w:r>
-        <w:rPr>
-          <w:highlight w:val="lightGray"/>
-        </w:rPr>
-        <w:t>O trabalho também ressaltou a importância de usar métricas como F1-score e AUC-ROC para avaliar modelos em bases de dados desbalanceadas, confirmando o potencial da inteligência artificial no apoio a decisões clínicas e políticas de saúde.</w:t>
+        <w:t xml:space="preserve">O estudo de Silva e Silva Neto (2022) aplicou algoritmos de aprendizado de máquina – Regressão Logística, Árvore de Decisão e </w:t>
+      </w:r>
+      <w:proofErr w:type="spellStart"/>
+      <w:r>
+        <w:rPr>
+          <w:highlight w:val="lightGray"/>
+        </w:rPr>
+        <w:t>Random</w:t>
+      </w:r>
+      <w:proofErr w:type="spellEnd"/>
+      <w:r>
+        <w:rPr>
+          <w:highlight w:val="lightGray"/>
+        </w:rPr>
+        <w:t xml:space="preserve"> Forest – para prever óbitos por Covid-19 usando dados clínicos de pacientes do SUS (2021). Os três modelos apresentaram desempenho semelhante, com destaque para o </w:t>
+      </w:r>
+      <w:proofErr w:type="spellStart"/>
+      <w:r>
+        <w:rPr>
+          <w:highlight w:val="lightGray"/>
+        </w:rPr>
+        <w:t>Random</w:t>
+      </w:r>
+      <w:proofErr w:type="spellEnd"/>
+      <w:r>
+        <w:rPr>
+          <w:highlight w:val="lightGray"/>
+        </w:rPr>
+        <w:t xml:space="preserve"> Forest (acurácia de 77%). Os fatores mais relevantes para o desfecho foram idade, uso de suporte ventilatório e internação em UTI. O trabalho também ressaltou a importância de usar métricas como F1-score e AUC-ROC para avaliar modelos em bases de dados desbalanceadas, confirmando o potencial da inteligência artificial no apoio a decisões clínicas e políticas de saúde.</w:t>
       </w:r>
     </w:p>
     <w:p>
@@ -6363,7 +7474,6 @@
     <w:p>
       <w:pPr>
         <w:spacing w:before="100" w:beforeAutospacing="1" w:after="100" w:afterAutospacing="1" w:line="240" w:lineRule="auto"/>
-        <w:jc w:val="left"/>
         <w:rPr>
           <w:rFonts w:eastAsia="Times New Roman" w:cs="Times New Roman"/>
           <w:szCs w:val="24"/>
@@ -6429,7 +7539,7 @@
           <w:highlight w:val="lightGray"/>
           <w:lang w:eastAsia="pt-BR"/>
         </w:rPr>
-        <w:t xml:space="preserve">Síndrome </w:t>
+        <w:t xml:space="preserve">Síndrome Respiratória </w:t>
       </w:r>
       <w:r>
         <w:rPr>
@@ -6441,7 +7551,7 @@
           <w:lang w:eastAsia="pt-BR"/>
         </w:rPr>
         <w:lastRenderedPageBreak/>
-        <w:t>Respiratória Aguda Grave (SRAG)</w:t>
+        <w:t>Aguda Grave (SRAG)</w:t>
       </w:r>
       <w:r>
         <w:rPr>
@@ -6456,7 +7566,6 @@
     <w:p>
       <w:pPr>
         <w:spacing w:before="100" w:beforeAutospacing="1" w:after="100" w:afterAutospacing="1" w:line="240" w:lineRule="auto"/>
-        <w:jc w:val="left"/>
         <w:rPr>
           <w:rFonts w:eastAsia="Times New Roman" w:cs="Times New Roman"/>
           <w:szCs w:val="24"/>
@@ -6577,7 +7686,6 @@
     <w:p>
       <w:pPr>
         <w:spacing w:before="100" w:beforeAutospacing="1" w:after="100" w:afterAutospacing="1" w:line="240" w:lineRule="auto"/>
-        <w:jc w:val="left"/>
         <w:rPr>
           <w:rFonts w:eastAsia="Times New Roman" w:cs="Times New Roman"/>
           <w:szCs w:val="24"/>
@@ -6618,7 +7726,6 @@
     <w:p>
       <w:pPr>
         <w:spacing w:before="100" w:beforeAutospacing="1" w:after="100" w:afterAutospacing="1" w:line="240" w:lineRule="auto"/>
-        <w:jc w:val="left"/>
         <w:rPr>
           <w:rFonts w:eastAsia="Times New Roman" w:cs="Times New Roman"/>
           <w:szCs w:val="24"/>
@@ -6701,37 +7808,404 @@
       <w:pPr>
         <w:spacing w:before="100" w:beforeAutospacing="1" w:after="100" w:afterAutospacing="1" w:line="240" w:lineRule="auto"/>
         <w:rPr>
-          <w:rFonts w:eastAsia="Times New Roman" w:cs="Times New Roman"/>
-          <w:szCs w:val="24"/>
-          <w:highlight w:val="lightGray"/>
-          <w:lang w:eastAsia="pt-BR"/>
-        </w:rPr>
-      </w:pPr>
-      <w:r>
-        <w:rPr>
-          <w:highlight w:val="lightGray"/>
-        </w:rPr>
-        <w:t>Este capítulo descreve os procedimentos metodológicos adotados para a análise preditiva dos desfechos clínicos de pacientes com Síndrome Respiratória Aguda Grave (SRAG). A metodologia contempla as etapas de coleta e pré-processamento dos dados, definição dos algoritmos utilizados, execução dos experimentos preditivos e análise comparativa de desempenho computacional e preditivo.</w:t>
-      </w:r>
-    </w:p>
+          <w:highlight w:val="lightGray"/>
+        </w:rPr>
+      </w:pPr>
+      <w:r>
+        <w:rPr>
+          <w:highlight w:val="lightGray"/>
+        </w:rPr>
+        <w:t>Est</w:t>
+      </w:r>
+      <w:r>
+        <w:rPr>
+          <w:highlight w:val="lightGray"/>
+        </w:rPr>
+        <w:t>a seção</w:t>
+      </w:r>
+      <w:r>
+        <w:rPr>
+          <w:highlight w:val="lightGray"/>
+        </w:rPr>
+        <w:t xml:space="preserve"> descreve os procedimentos metodológicos adotados para a análise preditiva dos desfechos clínicos de pacientes com Síndrome Respiratória Aguda Grave (SRAG). A metodologia contempla as etapas de</w:t>
+      </w:r>
+      <w:r>
+        <w:rPr>
+          <w:highlight w:val="lightGray"/>
+        </w:rPr>
+        <w:t xml:space="preserve"> revisão bibliográfica,</w:t>
+      </w:r>
+      <w:r>
+        <w:rPr>
+          <w:highlight w:val="lightGray"/>
+        </w:rPr>
+        <w:t xml:space="preserve"> coleta e pré-processamento dos dados, definição dos algoritmos utilizados, execução dos experimentos preditivos e análise comparativa de desempenho computacional e preditivo.</w:t>
+      </w:r>
+    </w:p>
+    <w:p>
+      <w:pPr>
+        <w:pStyle w:val="Ttulo2"/>
+        <w:rPr>
+          <w:highlight w:val="yellow"/>
+        </w:rPr>
+      </w:pPr>
+      <w:proofErr w:type="spellStart"/>
+      <w:r>
+        <w:rPr>
+          <w:highlight w:val="yellow"/>
+        </w:rPr>
+        <w:t>Revisão</w:t>
+      </w:r>
+      <w:proofErr w:type="spellEnd"/>
+      <w:r>
+        <w:rPr>
+          <w:highlight w:val="yellow"/>
+        </w:rPr>
+        <w:t xml:space="preserve"> </w:t>
+      </w:r>
+      <w:proofErr w:type="spellStart"/>
+      <w:r>
+        <w:rPr>
+          <w:highlight w:val="yellow"/>
+        </w:rPr>
+        <w:t>Bibliográfica</w:t>
+      </w:r>
+      <w:proofErr w:type="spellEnd"/>
+    </w:p>
+    <w:p>
+      <w:pPr>
+        <w:pStyle w:val="CorpodoTexto"/>
+      </w:pPr>
+      <w:r>
+        <w:t xml:space="preserve">Inicialmente, foi realizada revisão bibliográfica de artigos publicados entre 2020 e 2025 em periódicos disponíveis nas bases de dados da </w:t>
+      </w:r>
+      <w:r>
+        <w:t xml:space="preserve">Coordenação de Aperfeiçoamento de Pessoal de Nível Superior </w:t>
+      </w:r>
+      <w:r>
+        <w:t>(CAPES) e do Google Acadêmico, de modo a construir uma fundamentação teórica sólida e construtiva.</w:t>
+      </w:r>
+    </w:p>
+    <w:p>
+      <w:pPr>
+        <w:pStyle w:val="CorpodoTexto"/>
+      </w:pPr>
+    </w:p>
+    <w:p>
+      <w:pPr>
+        <w:pStyle w:val="CorpodoTexto"/>
+        <w:ind w:firstLine="0"/>
+      </w:pPr>
+      <w:r>
+        <w:t>Para encontrar periódicos, os seguintes descritores foram utilizados, tanto em português brasileiro quanto em inglês: SRAG; análise de dados; análise de dados na área da saúde; Modelos de aprendizagem; Modelos de predição; Ciência de dados. Os artigos selecionados foram estudados, fichados e organizados de modo que possam ser facilmente consultados posteriormente.</w:t>
+      </w:r>
+    </w:p>
+    <w:p>
+      <w:pPr>
+        <w:pStyle w:val="CorpodoTexto"/>
+        <w:ind w:firstLine="0"/>
+      </w:pPr>
+    </w:p>
+    <w:p>
+      <w:pPr>
+        <w:pStyle w:val="CorpodoTexto"/>
+        <w:ind w:firstLine="0"/>
+      </w:pPr>
+      <w:r>
+        <w:rPr>
+          <w:highlight w:val="lightGray"/>
+        </w:rPr>
+        <w:t xml:space="preserve">Através da revisão bibliográfica, foram estudadas técnicas de Ciência e Análise de Dados, das quais serão escolhidas aquelas com maior aplicabilidade ao contexto da Síndrome Respiratória Aguda Grave. Destacam-se, entre elas, os algoritmos baseados em árvores de decisão, como o </w:t>
+      </w:r>
+      <w:r>
+        <w:rPr>
+          <w:rStyle w:val="Forte"/>
+          <w:b w:val="0"/>
+          <w:bCs w:val="0"/>
+          <w:highlight w:val="lightGray"/>
+        </w:rPr>
+        <w:t>CART (</w:t>
+      </w:r>
+      <w:proofErr w:type="spellStart"/>
+      <w:r>
+        <w:rPr>
+          <w:rStyle w:val="Forte"/>
+          <w:b w:val="0"/>
+          <w:bCs w:val="0"/>
+          <w:highlight w:val="lightGray"/>
+        </w:rPr>
+        <w:t>Classification</w:t>
+      </w:r>
+      <w:proofErr w:type="spellEnd"/>
+      <w:r>
+        <w:rPr>
+          <w:rStyle w:val="Forte"/>
+          <w:b w:val="0"/>
+          <w:bCs w:val="0"/>
+          <w:highlight w:val="lightGray"/>
+        </w:rPr>
+        <w:t xml:space="preserve"> </w:t>
+      </w:r>
+      <w:proofErr w:type="spellStart"/>
+      <w:r>
+        <w:rPr>
+          <w:rStyle w:val="Forte"/>
+          <w:b w:val="0"/>
+          <w:bCs w:val="0"/>
+          <w:highlight w:val="lightGray"/>
+        </w:rPr>
+        <w:t>and</w:t>
+      </w:r>
+      <w:proofErr w:type="spellEnd"/>
+      <w:r>
+        <w:rPr>
+          <w:rStyle w:val="Forte"/>
+          <w:b w:val="0"/>
+          <w:bCs w:val="0"/>
+          <w:highlight w:val="lightGray"/>
+        </w:rPr>
+        <w:t xml:space="preserve"> </w:t>
+      </w:r>
+      <w:proofErr w:type="spellStart"/>
+      <w:r>
+        <w:rPr>
+          <w:rStyle w:val="Forte"/>
+          <w:b w:val="0"/>
+          <w:bCs w:val="0"/>
+          <w:highlight w:val="lightGray"/>
+        </w:rPr>
+        <w:t>Regression</w:t>
+      </w:r>
+      <w:proofErr w:type="spellEnd"/>
+      <w:r>
+        <w:rPr>
+          <w:rStyle w:val="Forte"/>
+          <w:b w:val="0"/>
+          <w:bCs w:val="0"/>
+          <w:highlight w:val="lightGray"/>
+        </w:rPr>
+        <w:t xml:space="preserve"> </w:t>
+      </w:r>
+      <w:proofErr w:type="spellStart"/>
+      <w:r>
+        <w:rPr>
+          <w:rStyle w:val="Forte"/>
+          <w:b w:val="0"/>
+          <w:bCs w:val="0"/>
+          <w:highlight w:val="lightGray"/>
+        </w:rPr>
+        <w:t>Tree</w:t>
+      </w:r>
+      <w:proofErr w:type="spellEnd"/>
+      <w:r>
+        <w:rPr>
+          <w:rStyle w:val="Forte"/>
+          <w:b w:val="0"/>
+          <w:bCs w:val="0"/>
+          <w:highlight w:val="lightGray"/>
+        </w:rPr>
+        <w:t>)</w:t>
+      </w:r>
+      <w:r>
+        <w:rPr>
+          <w:b/>
+          <w:bCs/>
+          <w:highlight w:val="lightGray"/>
+        </w:rPr>
+        <w:t>,</w:t>
+      </w:r>
+      <w:r>
+        <w:rPr>
+          <w:highlight w:val="lightGray"/>
+        </w:rPr>
+        <w:t xml:space="preserve"> e métodos ensemble</w:t>
+      </w:r>
+      <w:r>
+        <w:rPr>
+          <w:rStyle w:val="Refdenotaderodap"/>
+          <w:highlight w:val="lightGray"/>
+        </w:rPr>
+        <w:footnoteReference w:id="3"/>
+      </w:r>
+      <w:r>
+        <w:rPr>
+          <w:highlight w:val="lightGray"/>
+        </w:rPr>
+        <w:t xml:space="preserve">, como o </w:t>
+      </w:r>
+      <w:proofErr w:type="spellStart"/>
+      <w:r>
+        <w:rPr>
+          <w:rStyle w:val="Forte"/>
+          <w:b w:val="0"/>
+          <w:bCs w:val="0"/>
+          <w:highlight w:val="lightGray"/>
+        </w:rPr>
+        <w:t>Random</w:t>
+      </w:r>
+      <w:proofErr w:type="spellEnd"/>
+      <w:r>
+        <w:rPr>
+          <w:rStyle w:val="Forte"/>
+          <w:b w:val="0"/>
+          <w:bCs w:val="0"/>
+          <w:highlight w:val="lightGray"/>
+        </w:rPr>
+        <w:t xml:space="preserve"> Forest</w:t>
+      </w:r>
+      <w:r>
+        <w:rPr>
+          <w:b/>
+          <w:bCs/>
+          <w:highlight w:val="lightGray"/>
+        </w:rPr>
+        <w:t>,</w:t>
+      </w:r>
+      <w:r>
+        <w:rPr>
+          <w:highlight w:val="lightGray"/>
+        </w:rPr>
+        <w:t xml:space="preserve"> amplamente utilizados em problemas de classificação clínica.</w:t>
+      </w:r>
+    </w:p>
+    <w:p>
+      <w:pPr>
+        <w:pStyle w:val="CorpodoTexto"/>
+        <w:ind w:firstLine="0"/>
+      </w:pPr>
+    </w:p>
+    <w:p>
+      <w:pPr>
+        <w:pStyle w:val="Legenda"/>
+      </w:pPr>
+      <w:proofErr w:type="gramStart"/>
+      <w:r>
+        <w:t xml:space="preserve">Figura </w:t>
+      </w:r>
+      <w:r>
+        <w:t>?</w:t>
+      </w:r>
+      <w:proofErr w:type="gramEnd"/>
+      <w:r>
+        <w:t xml:space="preserve"> </w:t>
+      </w:r>
+      <w:r>
+        <w:t>–</w:t>
+      </w:r>
+      <w:r>
+        <w:t xml:space="preserve"> </w:t>
+      </w:r>
+      <w:r>
+        <w:t xml:space="preserve">Fichamento dos Artigos e </w:t>
+      </w:r>
+      <w:r>
+        <w:t>Periódicos</w:t>
+      </w:r>
+    </w:p>
+    <w:p>
+      <w:pPr>
+        <w:spacing w:before="100" w:beforeAutospacing="1" w:after="100" w:afterAutospacing="1" w:line="240" w:lineRule="auto"/>
+        <w:rPr>
+          <w:highlight w:val="lightGray"/>
+        </w:rPr>
+      </w:pPr>
+      <w:r>
+        <w:drawing>
+          <wp:inline distT="0" distB="0" distL="0" distR="0" wp14:anchorId="43564EC2" wp14:editId="34416107">
+            <wp:extent cx="5400040" cy="1525270"/>
+            <wp:effectExtent l="0" t="0" r="0" b="0"/>
+            <wp:docPr id="6" name="Imagem 6"/>
+            <wp:cNvGraphicFramePr>
+              <a:graphicFrameLocks xmlns:a="http://schemas.openxmlformats.org/drawingml/2006/main" noChangeAspect="1"/>
+            </wp:cNvGraphicFramePr>
+            <a:graphic xmlns:a="http://schemas.openxmlformats.org/drawingml/2006/main">
+              <a:graphicData uri="http://schemas.openxmlformats.org/drawingml/2006/picture">
+                <pic:pic xmlns:pic="http://schemas.openxmlformats.org/drawingml/2006/picture">
+                  <pic:nvPicPr>
+                    <pic:cNvPr id="1" name=""/>
+                    <pic:cNvPicPr/>
+                  </pic:nvPicPr>
+                  <pic:blipFill>
+                    <a:blip r:embed="rId15"/>
+                    <a:stretch>
+                      <a:fillRect/>
+                    </a:stretch>
+                  </pic:blipFill>
+                  <pic:spPr>
+                    <a:xfrm>
+                      <a:off x="0" y="0"/>
+                      <a:ext cx="5400040" cy="1525270"/>
+                    </a:xfrm>
+                    <a:prstGeom prst="rect">
+                      <a:avLst/>
+                    </a:prstGeom>
+                  </pic:spPr>
+                </pic:pic>
+              </a:graphicData>
+            </a:graphic>
+          </wp:inline>
+        </w:drawing>
+      </w:r>
+    </w:p>
+    <w:p>
+      <w:pPr>
+        <w:pStyle w:val="Legenda"/>
+      </w:pPr>
+      <w:r>
+        <w:lastRenderedPageBreak/>
+        <w:t>Fonte:  O Autor</w:t>
+      </w:r>
+    </w:p>
+    <w:p>
+      <w:pPr>
+        <w:pStyle w:val="Ttulo2"/>
+        <w:rPr>
+          <w:bCs/>
+          <w:highlight w:val="lightGray"/>
+        </w:rPr>
+      </w:pPr>
+      <w:r>
+        <w:rPr>
+          <w:bCs/>
+          <w:highlight w:val="lightGray"/>
+        </w:rPr>
+        <w:t>Fonte de Dados</w:t>
+      </w:r>
+    </w:p>
+    <w:p>
+      <w:pPr>
+        <w:pStyle w:val="NormalWeb"/>
+        <w:jc w:val="both"/>
+        <w:rPr>
+          <w:highlight w:val="lightGray"/>
+        </w:rPr>
+      </w:pPr>
+      <w:r>
+        <w:rPr>
+          <w:highlight w:val="lightGray"/>
+        </w:rPr>
+        <w:t xml:space="preserve">Os dados utilizados neste trabalho foram extraídos do banco público do SIVEP-Gripe, disponibilizado pelo </w:t>
+      </w:r>
+      <w:proofErr w:type="spellStart"/>
+      <w:r>
+        <w:rPr>
+          <w:highlight w:val="lightGray"/>
+        </w:rPr>
+        <w:t>DataSUS</w:t>
+      </w:r>
+      <w:proofErr w:type="spellEnd"/>
+      <w:r>
+        <w:rPr>
+          <w:highlight w:val="lightGray"/>
+        </w:rPr>
+        <w:t>, contendo registros de pacientes hospitalizados com Síndrome Respiratória Aguda Grave (SRAG). A base apresenta uma ampla gama de variáveis, incluindo características demográficas, sintomas, comorbidades, vacinação, uso de suporte ventilatório, internação em UTI e desfecho clínico.</w:t>
+      </w:r>
+    </w:p>
+    <w:p/>
     <w:p>
       <w:pPr>
         <w:pStyle w:val="Ttulo2"/>
         <w:ind w:left="431" w:hanging="431"/>
-        <w:rPr>
-          <w:sz w:val="27"/>
-          <w:highlight w:val="lightGray"/>
-          <w:lang w:val="pt-BR"/>
-        </w:rPr>
-      </w:pPr>
-      <w:r>
-        <w:rPr>
-          <w:highlight w:val="lightGray"/>
-          <w:lang w:val="pt-BR"/>
-        </w:rPr>
-        <w:t>Etapas</w:t>
-      </w:r>
-      <w:r>
         <w:rPr>
           <w:rStyle w:val="Forte"/>
           <w:b/>
@@ -6739,6 +8213,22 @@
           <w:highlight w:val="lightGray"/>
           <w:lang w:val="pt-BR"/>
         </w:rPr>
+      </w:pPr>
+      <w:r>
+        <w:rPr>
+          <w:highlight w:val="lightGray"/>
+          <w:lang w:val="pt-BR"/>
+        </w:rPr>
+        <w:t>Etapas</w:t>
+      </w:r>
+      <w:r>
+        <w:rPr>
+          <w:rStyle w:val="Forte"/>
+          <w:b/>
+          <w:bCs w:val="0"/>
+          <w:highlight w:val="lightGray"/>
+          <w:lang w:val="pt-BR"/>
+        </w:rPr>
         <w:t xml:space="preserve"> do Processo de KDD</w:t>
       </w:r>
     </w:p>
@@ -6756,18 +8246,46 @@
         </w:rPr>
         <w:t>O estudo foi conduzido com base no processo de Descoberta de Conhecimento em Bases de Dados (</w:t>
       </w:r>
+      <w:proofErr w:type="spellStart"/>
       <w:r>
         <w:rPr>
           <w:rStyle w:val="nfase"/>
           <w:highlight w:val="lightGray"/>
         </w:rPr>
-        <w:t>Knowledge Discovery in Databases – KDD</w:t>
-      </w:r>
-      <w:r>
-        <w:rPr>
-          <w:highlight w:val="lightGray"/>
-        </w:rPr>
-        <w:t>), que envolve as seguintes etapas principais:</w:t>
+        <w:t>Knowledge</w:t>
+      </w:r>
+      <w:proofErr w:type="spellEnd"/>
+      <w:r>
+        <w:rPr>
+          <w:rStyle w:val="nfase"/>
+          <w:highlight w:val="lightGray"/>
+        </w:rPr>
+        <w:t xml:space="preserve"> Discovery in </w:t>
+      </w:r>
+      <w:proofErr w:type="spellStart"/>
+      <w:r>
+        <w:rPr>
+          <w:rStyle w:val="nfase"/>
+          <w:highlight w:val="lightGray"/>
+        </w:rPr>
+        <w:t>Databases</w:t>
+      </w:r>
+      <w:proofErr w:type="spellEnd"/>
+      <w:r>
+        <w:rPr>
+          <w:rStyle w:val="nfase"/>
+          <w:highlight w:val="lightGray"/>
+        </w:rPr>
+        <w:t xml:space="preserve"> – KDD</w:t>
+      </w:r>
+      <w:r>
+        <w:rPr>
+          <w:highlight w:val="lightGray"/>
+        </w:rPr>
+        <w:t xml:space="preserve">), </w:t>
+      </w:r>
+      <w:r>
+        <w:t>englobando coleta, pré-processamento, modelagem, avaliação e interpretação dos resultados.</w:t>
       </w:r>
     </w:p>
     <w:p>
@@ -6775,7 +8293,7 @@
         <w:pStyle w:val="NormalWeb"/>
         <w:numPr>
           <w:ilvl w:val="0"/>
-          <w:numId w:val="17"/>
+          <w:numId w:val="40"/>
         </w:numPr>
         <w:jc w:val="both"/>
         <w:rPr>
@@ -6785,15 +8303,25 @@
       <w:r>
         <w:rPr>
           <w:rStyle w:val="Forte"/>
+          <w:b w:val="0"/>
+          <w:bCs w:val="0"/>
           <w:highlight w:val="lightGray"/>
         </w:rPr>
         <w:t>Seleção dos dados</w:t>
       </w:r>
       <w:r>
         <w:rPr>
-          <w:highlight w:val="lightGray"/>
-        </w:rPr>
-        <w:t>: identificação e extração das variáveis relevantes para análise.</w:t>
+          <w:b/>
+          <w:bCs/>
+          <w:highlight w:val="lightGray"/>
+        </w:rPr>
+        <w:t>:</w:t>
+      </w:r>
+      <w:r>
+        <w:rPr>
+          <w:highlight w:val="lightGray"/>
+        </w:rPr>
+        <w:t xml:space="preserve"> identificação e extração das variáveis relevantes para análise.</w:t>
       </w:r>
     </w:p>
     <w:p>
@@ -6801,7 +8329,7 @@
         <w:pStyle w:val="NormalWeb"/>
         <w:numPr>
           <w:ilvl w:val="0"/>
-          <w:numId w:val="17"/>
+          <w:numId w:val="40"/>
         </w:numPr>
         <w:jc w:val="both"/>
         <w:rPr>
@@ -6811,15 +8339,25 @@
       <w:r>
         <w:rPr>
           <w:rStyle w:val="Forte"/>
+          <w:b w:val="0"/>
+          <w:bCs w:val="0"/>
           <w:highlight w:val="lightGray"/>
         </w:rPr>
         <w:t>Pré-processamento e limpeza</w:t>
       </w:r>
       <w:r>
         <w:rPr>
-          <w:highlight w:val="lightGray"/>
-        </w:rPr>
-        <w:t>: tratamento de valores ausentes e padronização de categorias.</w:t>
+          <w:b/>
+          <w:bCs/>
+          <w:highlight w:val="lightGray"/>
+        </w:rPr>
+        <w:t>:</w:t>
+      </w:r>
+      <w:r>
+        <w:rPr>
+          <w:highlight w:val="lightGray"/>
+        </w:rPr>
+        <w:t xml:space="preserve"> tratamento de valores ausentes e padronização de categorias.</w:t>
       </w:r>
     </w:p>
     <w:p>
@@ -6827,7 +8365,7 @@
         <w:pStyle w:val="NormalWeb"/>
         <w:numPr>
           <w:ilvl w:val="0"/>
-          <w:numId w:val="17"/>
+          <w:numId w:val="40"/>
         </w:numPr>
         <w:jc w:val="both"/>
         <w:rPr>
@@ -6837,15 +8375,25 @@
       <w:r>
         <w:rPr>
           <w:rStyle w:val="Forte"/>
+          <w:b w:val="0"/>
+          <w:bCs w:val="0"/>
           <w:highlight w:val="lightGray"/>
         </w:rPr>
         <w:t>Transformação</w:t>
       </w:r>
       <w:r>
         <w:rPr>
-          <w:highlight w:val="lightGray"/>
-        </w:rPr>
-        <w:t>: reestruturação das variáveis para adequação aos modelos de aprendizado de máquina.</w:t>
+          <w:b/>
+          <w:bCs/>
+          <w:highlight w:val="lightGray"/>
+        </w:rPr>
+        <w:t>:</w:t>
+      </w:r>
+      <w:r>
+        <w:rPr>
+          <w:highlight w:val="lightGray"/>
+        </w:rPr>
+        <w:t xml:space="preserve"> reestruturação das variáveis para adequação aos modelos de aprendizado de máquina.</w:t>
       </w:r>
     </w:p>
     <w:p>
@@ -6853,7 +8401,7 @@
         <w:pStyle w:val="NormalWeb"/>
         <w:numPr>
           <w:ilvl w:val="0"/>
-          <w:numId w:val="17"/>
+          <w:numId w:val="40"/>
         </w:numPr>
         <w:jc w:val="both"/>
         <w:rPr>
@@ -6863,15 +8411,69 @@
       <w:r>
         <w:rPr>
           <w:rStyle w:val="Forte"/>
+          <w:b w:val="0"/>
+          <w:bCs w:val="0"/>
           <w:highlight w:val="lightGray"/>
         </w:rPr>
         <w:t>Mineração de dados</w:t>
       </w:r>
       <w:r>
         <w:rPr>
-          <w:highlight w:val="lightGray"/>
-        </w:rPr>
-        <w:t>: aplicação dos algoritmos Random Forest e CART para predição do desfecho clínico (</w:t>
+          <w:b/>
+          <w:bCs/>
+          <w:highlight w:val="lightGray"/>
+        </w:rPr>
+        <w:t>:</w:t>
+      </w:r>
+      <w:r>
+        <w:rPr>
+          <w:highlight w:val="lightGray"/>
+        </w:rPr>
+        <w:t xml:space="preserve"> aplicação dos algoritmos </w:t>
+      </w:r>
+      <w:proofErr w:type="spellStart"/>
+      <w:r>
+        <w:rPr>
+          <w:i/>
+          <w:iCs/>
+          <w:highlight w:val="lightGray"/>
+        </w:rPr>
+        <w:t>Random</w:t>
+      </w:r>
+      <w:proofErr w:type="spellEnd"/>
+      <w:r>
+        <w:rPr>
+          <w:i/>
+          <w:iCs/>
+          <w:highlight w:val="lightGray"/>
+        </w:rPr>
+        <w:t xml:space="preserve"> Forest </w:t>
+      </w:r>
+      <w:r>
+        <w:rPr>
+          <w:highlight w:val="lightGray"/>
+        </w:rPr>
+        <w:t xml:space="preserve">e </w:t>
+      </w:r>
+      <w:r>
+        <w:rPr>
+          <w:i/>
+          <w:iCs/>
+          <w:highlight w:val="lightGray"/>
+        </w:rPr>
+        <w:t>CART</w:t>
+      </w:r>
+      <w:r>
+        <w:rPr>
+          <w:highlight w:val="lightGray"/>
+        </w:rPr>
+        <w:t xml:space="preserve"> para predição do desfecho clínico (</w:t>
+      </w:r>
+      <w:r>
+        <w:rPr>
+          <w:highlight w:val="lightGray"/>
+        </w:rPr>
+        <w:t xml:space="preserve">com ênfase na variável </w:t>
       </w:r>
       <w:r>
         <w:rPr>
@@ -6892,7 +8494,7 @@
         <w:pStyle w:val="NormalWeb"/>
         <w:numPr>
           <w:ilvl w:val="0"/>
-          <w:numId w:val="17"/>
+          <w:numId w:val="40"/>
         </w:numPr>
         <w:jc w:val="both"/>
         <w:rPr>
@@ -6902,215 +8504,325 @@
       <w:r>
         <w:rPr>
           <w:rStyle w:val="Forte"/>
+          <w:b w:val="0"/>
+          <w:bCs w:val="0"/>
           <w:highlight w:val="lightGray"/>
         </w:rPr>
         <w:t>Interpretação e avaliação dos resultados</w:t>
       </w:r>
       <w:r>
         <w:rPr>
-          <w:highlight w:val="lightGray"/>
-        </w:rPr>
-        <w:t xml:space="preserve">: análise do desempenho dos modelos e da execução do algoritmo </w:t>
-      </w:r>
-      <w:r>
-        <w:rPr>
-          <w:rStyle w:val="CdigoHTML"/>
-          <w:rFonts w:eastAsiaTheme="majorEastAsia"/>
-          <w:highlight w:val="lightGray"/>
-        </w:rPr>
-        <w:t>real_collab</w:t>
-      </w:r>
-      <w:r>
-        <w:rPr>
-          <w:highlight w:val="lightGray"/>
-        </w:rPr>
-        <w:t xml:space="preserve"> em diferentes ambientes.</w:t>
-      </w:r>
-    </w:p>
-    <w:p>
-      <w:pPr>
-        <w:pStyle w:val="Ttulo2"/>
-        <w:rPr>
-          <w:bCs/>
-          <w:highlight w:val="lightGray"/>
-        </w:rPr>
-      </w:pPr>
-      <w:r>
-        <w:rPr>
-          <w:bCs/>
-          <w:highlight w:val="lightGray"/>
-        </w:rPr>
-        <w:t>Fonte de Dados</w:t>
-      </w:r>
-    </w:p>
-    <w:p>
-      <w:pPr>
-        <w:pStyle w:val="NormalWeb"/>
-        <w:jc w:val="both"/>
-        <w:rPr>
-          <w:highlight w:val="lightGray"/>
-        </w:rPr>
-      </w:pPr>
-      <w:r>
-        <w:rPr>
-          <w:highlight w:val="lightGray"/>
-        </w:rPr>
-        <w:t xml:space="preserve">Os dados utilizados neste estudo foram extraídos do banco de dados público do </w:t>
-      </w:r>
-      <w:r>
-        <w:rPr>
-          <w:rStyle w:val="Forte"/>
-          <w:highlight w:val="lightGray"/>
-        </w:rPr>
-        <w:t>SIVEP-Gripe</w:t>
-      </w:r>
-      <w:r>
-        <w:rPr>
-          <w:highlight w:val="lightGray"/>
-        </w:rPr>
-        <w:t xml:space="preserve">, disponibilizado pelo </w:t>
-      </w:r>
-      <w:r>
-        <w:rPr>
-          <w:rStyle w:val="Forte"/>
-          <w:highlight w:val="lightGray"/>
-        </w:rPr>
-        <w:t>DataSUS</w:t>
-      </w:r>
-      <w:r>
-        <w:rPr>
-          <w:highlight w:val="lightGray"/>
-        </w:rPr>
-        <w:t>, que contém informações epidemiológicas de pacientes hospitalizados com SRAG no Brasil. O dataset abrange variáveis clínicas, demográficas, de comorbidades, uso de suporte ventilatório, vacinação e desfecho clínico.</w:t>
-      </w:r>
-    </w:p>
-    <w:p>
-      <w:pPr>
-        <w:pStyle w:val="NormalWeb"/>
-        <w:jc w:val="both"/>
-        <w:rPr>
-          <w:highlight w:val="lightGray"/>
-        </w:rPr>
-      </w:pPr>
-      <w:r>
-        <w:rPr>
-          <w:highlight w:val="lightGray"/>
-        </w:rPr>
-        <w:t xml:space="preserve">A </w:t>
-      </w:r>
-      <w:r>
-        <w:rPr>
-          <w:rStyle w:val="Forte"/>
-          <w:highlight w:val="lightGray"/>
-        </w:rPr>
-        <w:t>variável-alvo</w:t>
-      </w:r>
-      <w:r>
-        <w:rPr>
-          <w:highlight w:val="lightGray"/>
-        </w:rPr>
-        <w:t xml:space="preserve"> utilizada nos modelos é a </w:t>
-      </w:r>
-      <w:r>
-        <w:rPr>
-          <w:rStyle w:val="Forte"/>
-          <w:highlight w:val="lightGray"/>
-        </w:rPr>
-        <w:t>EVOLUCAO</w:t>
-      </w:r>
-      <w:r>
-        <w:rPr>
-          <w:highlight w:val="lightGray"/>
-        </w:rPr>
-        <w:t>, que representa o desfecho do paciente, podendo assumir os valores: 1 (cura), 2 (óbito) e 9 (ignorado). Registros com valor 9 foram excluídos da análise, por não representarem um desfecho definido.</w:t>
-      </w:r>
-    </w:p>
-    <w:p>
-      <w:pPr>
-        <w:rPr>
-          <w:highlight w:val="lightGray"/>
-        </w:rPr>
-      </w:pPr>
-    </w:p>
-    <w:p>
-      <w:pPr>
-        <w:pStyle w:val="Ttulo2"/>
-        <w:rPr>
-          <w:bCs/>
-          <w:highlight w:val="lightGray"/>
-        </w:rPr>
-      </w:pPr>
-      <w:bookmarkStart w:id="27" w:name="_Toc203566820"/>
-      <w:r>
-        <w:rPr>
-          <w:bCs/>
-          <w:highlight w:val="lightGray"/>
-        </w:rPr>
-        <w:t>Pré-processamento</w:t>
-      </w:r>
-      <w:bookmarkEnd w:id="27"/>
-    </w:p>
-    <w:p>
-      <w:pPr>
-        <w:spacing w:before="100" w:beforeAutospacing="1" w:after="100" w:afterAutospacing="1" w:line="240" w:lineRule="auto"/>
-        <w:rPr>
-          <w:rFonts w:eastAsia="Times New Roman" w:cs="Times New Roman"/>
-          <w:szCs w:val="24"/>
-          <w:highlight w:val="lightGray"/>
-          <w:lang w:eastAsia="pt-BR"/>
-        </w:rPr>
-      </w:pPr>
-      <w:r>
-        <w:rPr>
-          <w:rFonts w:eastAsia="Times New Roman" w:cs="Times New Roman"/>
-          <w:szCs w:val="24"/>
-          <w:highlight w:val="lightGray"/>
-          <w:lang w:eastAsia="pt-BR"/>
-        </w:rPr>
-        <w:t>O pré-processamento dos dados envolveu diversas etapas fundamentais para garantir a qualidade da análise:</w:t>
-      </w:r>
-    </w:p>
-    <w:p>
-      <w:pPr>
-        <w:numPr>
-          <w:ilvl w:val="0"/>
-          <w:numId w:val="16"/>
-        </w:numPr>
-        <w:spacing w:before="100" w:beforeAutospacing="1" w:after="100" w:afterAutospacing="1" w:line="240" w:lineRule="auto"/>
-        <w:rPr>
-          <w:rFonts w:eastAsia="Times New Roman" w:cs="Times New Roman"/>
-          <w:szCs w:val="24"/>
-          <w:highlight w:val="lightGray"/>
-          <w:lang w:eastAsia="pt-BR"/>
-        </w:rPr>
-      </w:pPr>
-      <w:r>
-        <w:rPr>
-          <w:rFonts w:eastAsia="Times New Roman" w:cs="Times New Roman"/>
           <w:b/>
           <w:bCs/>
-          <w:szCs w:val="24"/>
-          <w:highlight w:val="lightGray"/>
-          <w:lang w:eastAsia="pt-BR"/>
-        </w:rPr>
-        <w:t>Filtragem de registros inválidos ou incompletos</w:t>
-      </w:r>
-      <w:r>
-        <w:rPr>
-          <w:rFonts w:eastAsia="Times New Roman" w:cs="Times New Roman"/>
-          <w:szCs w:val="24"/>
-          <w:highlight w:val="lightGray"/>
-          <w:lang w:eastAsia="pt-BR"/>
-        </w:rPr>
-        <w:t>, especialmente aqueles com valores ausentes nas variáveis críticas;</w:t>
-      </w:r>
-    </w:p>
-    <w:p>
-      <w:pPr>
-        <w:numPr>
-          <w:ilvl w:val="0"/>
-          <w:numId w:val="16"/>
-        </w:numPr>
+          <w:highlight w:val="lightGray"/>
+        </w:rPr>
+        <w:t>:</w:t>
+      </w:r>
+      <w:r>
+        <w:rPr>
+          <w:highlight w:val="lightGray"/>
+        </w:rPr>
+        <w:t xml:space="preserve"> análise do desempenho dos modelos e da execução do algoritmo em diferentes ambientes.</w:t>
+      </w:r>
+    </w:p>
+    <w:p>
+      <w:pPr>
+        <w:pStyle w:val="Ttulo3"/>
+        <w:rPr>
+          <w:highlight w:val="yellow"/>
+        </w:rPr>
+      </w:pPr>
+      <w:proofErr w:type="spellStart"/>
+      <w:r>
+        <w:rPr>
+          <w:highlight w:val="yellow"/>
+        </w:rPr>
+        <w:t>Seleção</w:t>
+      </w:r>
+      <w:proofErr w:type="spellEnd"/>
+      <w:r>
+        <w:rPr>
+          <w:highlight w:val="yellow"/>
+        </w:rPr>
+        <w:t xml:space="preserve"> de Dados</w:t>
+      </w:r>
+    </w:p>
+    <w:p>
+      <w:pPr>
+        <w:rPr>
+          <w:rFonts w:eastAsia="Times New Roman" w:cs="Times New Roman"/>
+          <w:szCs w:val="24"/>
+          <w:highlight w:val="lightGray"/>
+          <w:lang w:eastAsia="pt-BR"/>
+        </w:rPr>
+      </w:pPr>
+    </w:p>
+    <w:p>
+      <w:pPr>
+        <w:rPr>
+          <w:rFonts w:eastAsia="Times New Roman" w:cs="Times New Roman"/>
+          <w:szCs w:val="24"/>
+          <w:highlight w:val="lightGray"/>
+          <w:lang w:eastAsia="pt-BR"/>
+        </w:rPr>
+      </w:pPr>
+      <w:r>
+        <w:rPr>
+          <w:rFonts w:eastAsia="Times New Roman" w:cs="Times New Roman"/>
+          <w:szCs w:val="24"/>
+          <w:highlight w:val="lightGray"/>
+          <w:lang w:eastAsia="pt-BR"/>
+        </w:rPr>
+        <w:t xml:space="preserve">Antes do pré-processamento, foi realizada uma análise exploratória inicial do conjunto de dados, a qual permitiu identificar padrões e características relevantes. Essa análise evidenciou que a variável alvo apresentava um forte desbalanceamento de classes, com predominância de registros cujo desfecho foi cura, em contraste com uma quantidade significativamente menor de casos de óbito. Além disso, foram obtidos outros insights preliminares relacionados à distribuição das variáveis clínicas e demográficas, que são detalhados </w:t>
+      </w:r>
+      <w:r>
+        <w:rPr>
+          <w:rFonts w:eastAsia="Times New Roman" w:cs="Times New Roman"/>
+          <w:szCs w:val="24"/>
+          <w:highlight w:val="yellow"/>
+          <w:lang w:eastAsia="pt-BR"/>
+        </w:rPr>
+        <w:t>posteriormente na seção de resultados</w:t>
+      </w:r>
+      <w:r>
+        <w:rPr>
+          <w:rFonts w:eastAsia="Times New Roman" w:cs="Times New Roman"/>
+          <w:szCs w:val="24"/>
+          <w:highlight w:val="lightGray"/>
+          <w:lang w:eastAsia="pt-BR"/>
+        </w:rPr>
+        <w:t xml:space="preserve">. </w:t>
+      </w:r>
+    </w:p>
+    <w:p>
+      <w:pPr>
+        <w:rPr>
+          <w:rFonts w:eastAsia="Times New Roman" w:cs="Times New Roman"/>
+          <w:szCs w:val="24"/>
+          <w:highlight w:val="lightGray"/>
+          <w:lang w:eastAsia="pt-BR"/>
+        </w:rPr>
+      </w:pPr>
+    </w:p>
+    <w:p>
+      <w:pPr>
+        <w:rPr>
+          <w:rFonts w:eastAsia="Times New Roman" w:cs="Times New Roman"/>
+          <w:szCs w:val="24"/>
+          <w:lang w:eastAsia="pt-BR"/>
+        </w:rPr>
+      </w:pPr>
+    </w:p>
+    <w:p>
+      <w:pPr>
+        <w:pStyle w:val="Legenda"/>
+      </w:pPr>
+      <w:proofErr w:type="gramStart"/>
+      <w:r>
+        <w:t>Figura ?</w:t>
+      </w:r>
+      <w:proofErr w:type="gramEnd"/>
+      <w:r>
+        <w:t xml:space="preserve"> – Filtragem apenas de casos relevantes</w:t>
+      </w:r>
+    </w:p>
+    <w:p>
+      <w:pPr>
+        <w:rPr>
+          <w:rFonts w:eastAsia="Times New Roman" w:cs="Times New Roman"/>
+          <w:szCs w:val="24"/>
+          <w:lang w:eastAsia="pt-BR"/>
+        </w:rPr>
+      </w:pPr>
+    </w:p>
+    <w:p>
+      <w:pPr>
+        <w:jc w:val="center"/>
+        <w:rPr>
+          <w:rFonts w:eastAsia="Times New Roman" w:cs="Times New Roman"/>
+          <w:szCs w:val="24"/>
+          <w:highlight w:val="lightGray"/>
+          <w:lang w:eastAsia="pt-BR"/>
+        </w:rPr>
+      </w:pPr>
+      <w:r>
+        <w:rPr>
+          <w:rFonts w:eastAsia="Times New Roman" w:cs="Times New Roman"/>
+          <w:szCs w:val="24"/>
+          <w:lang w:eastAsia="pt-BR"/>
+        </w:rPr>
+        <w:lastRenderedPageBreak/>
+        <w:drawing>
+          <wp:inline distT="0" distB="0" distL="0" distR="0" wp14:anchorId="7AFACC34" wp14:editId="75C9E46F">
+            <wp:extent cx="4269179" cy="1381057"/>
+            <wp:effectExtent l="0" t="0" r="0" b="0"/>
+            <wp:docPr id="8" name="Imagem 8"/>
+            <wp:cNvGraphicFramePr>
+              <a:graphicFrameLocks xmlns:a="http://schemas.openxmlformats.org/drawingml/2006/main" noChangeAspect="1"/>
+            </wp:cNvGraphicFramePr>
+            <a:graphic xmlns:a="http://schemas.openxmlformats.org/drawingml/2006/main">
+              <a:graphicData uri="http://schemas.openxmlformats.org/drawingml/2006/picture">
+                <pic:pic xmlns:pic="http://schemas.openxmlformats.org/drawingml/2006/picture">
+                  <pic:nvPicPr>
+                    <pic:cNvPr id="1" name=""/>
+                    <pic:cNvPicPr/>
+                  </pic:nvPicPr>
+                  <pic:blipFill>
+                    <a:blip r:embed="rId16"/>
+                    <a:stretch>
+                      <a:fillRect/>
+                    </a:stretch>
+                  </pic:blipFill>
+                  <pic:spPr>
+                    <a:xfrm>
+                      <a:off x="0" y="0"/>
+                      <a:ext cx="4280411" cy="1384690"/>
+                    </a:xfrm>
+                    <a:prstGeom prst="rect">
+                      <a:avLst/>
+                    </a:prstGeom>
+                  </pic:spPr>
+                </pic:pic>
+              </a:graphicData>
+            </a:graphic>
+          </wp:inline>
+        </w:drawing>
+      </w:r>
+    </w:p>
+    <w:p>
+      <w:pPr>
+        <w:pStyle w:val="Legenda"/>
+      </w:pPr>
+      <w:r>
+        <w:t>Fonte:  O Autor</w:t>
+      </w:r>
+    </w:p>
+    <w:p>
+      <w:pPr>
+        <w:rPr>
+          <w:rFonts w:eastAsia="Times New Roman" w:cs="Times New Roman"/>
+          <w:szCs w:val="24"/>
+          <w:highlight w:val="lightGray"/>
+          <w:lang w:eastAsia="pt-BR"/>
+        </w:rPr>
+      </w:pPr>
+    </w:p>
+    <w:p>
+      <w:r>
+        <w:rPr>
+          <w:highlight w:val="lightGray"/>
+        </w:rPr>
+        <w:t xml:space="preserve">As variáveis utilizadas foram definidas a partir de uma combinação de critérios. Primeiramente, considerou-se a análise exploratória dos dados, que permitiu identificar atributos com maior relevância para o desfecho clínico. Em seguida, foram incorporadas variáveis amplamente utilizadas em trabalhos correlacionados e referenciadas na literatura científica sobre Síndrome Respiratória Aguda Grave (SRAG). Além disso, realizou-se uma análise baseada em uma árvore de decisão preliminar, a qual destacou os atributos mais relevantes do </w:t>
+      </w:r>
+      <w:proofErr w:type="spellStart"/>
+      <w:r>
+        <w:rPr>
+          <w:highlight w:val="lightGray"/>
+        </w:rPr>
+        <w:t>dataset</w:t>
+      </w:r>
+      <w:proofErr w:type="spellEnd"/>
+      <w:r>
+        <w:rPr>
+          <w:highlight w:val="lightGray"/>
+        </w:rPr>
+        <w:t xml:space="preserve"> com relação direta à variável alvo </w:t>
+      </w:r>
+      <w:r>
+        <w:rPr>
+          <w:rStyle w:val="Forte"/>
+          <w:b w:val="0"/>
+          <w:bCs w:val="0"/>
+          <w:highlight w:val="lightGray"/>
+        </w:rPr>
+        <w:t>EVOLUCAO</w:t>
+      </w:r>
+      <w:r>
+        <w:rPr>
+          <w:highlight w:val="lightGray"/>
+        </w:rPr>
+        <w:t>. Essa abordagem integrada garantiu a seleção de variáveis com embasamento estatístico e teórico, otimizando o desempenho preditivo dos modelos</w:t>
+      </w:r>
+      <w:r>
+        <w:t>.</w:t>
+      </w:r>
+    </w:p>
+    <w:p/>
+    <w:p>
+      <w:r>
+        <w:rPr>
+          <w:highlight w:val="lightGray"/>
+        </w:rPr>
+        <w:t xml:space="preserve">Foram selecionadas as variáveis relacionadas a fatores de risco (comorbidades), variáveis clínicas (como SUPORT_VEN, UTI, TOSSE), além da idade (NU_IDADE_N) e da variável alvo (EVOLUCAO). Inicialmente, também foram realizados testes incluindo variáveis de sintomas; </w:t>
+      </w:r>
+      <w:commentRangeStart w:id="27"/>
+      <w:r>
+        <w:rPr>
+          <w:highlight w:val="lightGray"/>
+        </w:rPr>
+        <w:t>entretanto, optou-se por excluí-las da análise, uma vez que esses registros podem apresentar inconsistências ou ambiguidades no preenchimento, o que poderia introduzir ruídos e comprometer a robustez dos modelos preditivos</w:t>
+      </w:r>
+      <w:commentRangeEnd w:id="27"/>
+      <w:r>
+        <w:rPr>
+          <w:rStyle w:val="Refdecomentrio"/>
+          <w:highlight w:val="lightGray"/>
+        </w:rPr>
+        <w:commentReference w:id="27"/>
+      </w:r>
+      <w:r>
+        <w:rPr>
+          <w:highlight w:val="lightGray"/>
+        </w:rPr>
+        <w:t>.</w:t>
+      </w:r>
+    </w:p>
+    <w:p/>
+    <w:p>
+      <w:pPr>
+        <w:rPr>
+          <w:rFonts w:eastAsia="Times New Roman" w:cs="Times New Roman"/>
+          <w:szCs w:val="24"/>
+          <w:lang w:eastAsia="pt-BR"/>
+        </w:rPr>
+      </w:pPr>
+      <w:r>
+        <w:rPr>
+          <w:rFonts w:eastAsia="Times New Roman" w:cs="Times New Roman"/>
+          <w:szCs w:val="24"/>
+          <w:highlight w:val="lightGray"/>
+          <w:lang w:eastAsia="pt-BR"/>
+        </w:rPr>
+        <w:t>A variável-alvo utilizada nos modelos é EVOLUCAO, que indica o desfecho final do paciente, podendo assumir os valores 1 (cura), 2 (óbito) e 9 (ignorado). Registros classificados como 9 foram removidos da análise, uma vez que não representam um desfecho clínico definido.</w:t>
+      </w:r>
+    </w:p>
+    <w:p>
+      <w:pPr>
+        <w:rPr>
+          <w:highlight w:val="lightGray"/>
+        </w:rPr>
+      </w:pPr>
+    </w:p>
+    <w:p>
+      <w:pPr>
+        <w:pStyle w:val="Ttulo3"/>
+        <w:rPr>
+          <w:highlight w:val="yellow"/>
+        </w:rPr>
+      </w:pPr>
+      <w:bookmarkStart w:id="28" w:name="_Toc203566820"/>
+      <w:proofErr w:type="spellStart"/>
+      <w:r>
+        <w:rPr>
+          <w:highlight w:val="yellow"/>
+        </w:rPr>
+        <w:t>Pré-processamento</w:t>
+      </w:r>
+      <w:bookmarkEnd w:id="28"/>
+      <w:proofErr w:type="spellEnd"/>
+    </w:p>
+    <w:p>
+      <w:pPr>
         <w:spacing w:before="100" w:beforeAutospacing="1" w:after="100" w:afterAutospacing="1" w:line="240" w:lineRule="auto"/>
         <w:rPr>
           <w:rFonts w:eastAsia="Times New Roman" w:cs="Times New Roman"/>
@@ -7122,174 +8834,564 @@
       <w:r>
         <w:rPr>
           <w:rFonts w:eastAsia="Times New Roman" w:cs="Times New Roman"/>
-          <w:b/>
+          <w:szCs w:val="24"/>
+          <w:highlight w:val="lightGray"/>
+          <w:lang w:eastAsia="pt-BR"/>
+        </w:rPr>
+        <w:t xml:space="preserve">Nesta etapa, foi realizada a preparação do </w:t>
+      </w:r>
+      <w:proofErr w:type="spellStart"/>
+      <w:r>
+        <w:rPr>
+          <w:rFonts w:eastAsia="Times New Roman" w:cs="Times New Roman"/>
+          <w:szCs w:val="24"/>
+          <w:highlight w:val="lightGray"/>
+          <w:lang w:eastAsia="pt-BR"/>
+        </w:rPr>
+        <w:t>dataset</w:t>
+      </w:r>
+      <w:proofErr w:type="spellEnd"/>
+      <w:r>
+        <w:rPr>
+          <w:rFonts w:eastAsia="Times New Roman" w:cs="Times New Roman"/>
+          <w:szCs w:val="24"/>
+          <w:highlight w:val="lightGray"/>
+          <w:lang w:eastAsia="pt-BR"/>
+        </w:rPr>
+        <w:t xml:space="preserve"> para garantir que os modelos recebessem informações consistentes e adequadas para o aprendizado. Inicialmente, os valores das variáveis selecionadas foram convertidos para o tipo numérico, assegurando uniformidade no formato dos dados. Em seguida, códigos inválidos, como o valor 9, </w:t>
+      </w:r>
+      <w:r>
+        <w:rPr>
+          <w:rFonts w:eastAsia="Times New Roman" w:cs="Times New Roman"/>
+          <w:szCs w:val="24"/>
+          <w:highlight w:val="lightGray"/>
+          <w:lang w:eastAsia="pt-BR"/>
+        </w:rPr>
+        <w:lastRenderedPageBreak/>
+        <w:t>utilizados no banco original para indicar registros ignorados, foram tratados e substituídos por valores ausentes (</w:t>
+      </w:r>
+      <w:proofErr w:type="spellStart"/>
+      <w:r>
+        <w:rPr>
+          <w:rFonts w:eastAsia="Times New Roman" w:cs="Times New Roman"/>
+          <w:szCs w:val="24"/>
+          <w:highlight w:val="lightGray"/>
+          <w:lang w:eastAsia="pt-BR"/>
+        </w:rPr>
+        <w:t>NaN</w:t>
+      </w:r>
+      <w:proofErr w:type="spellEnd"/>
+      <w:r>
+        <w:rPr>
+          <w:rFonts w:eastAsia="Times New Roman" w:cs="Times New Roman"/>
+          <w:szCs w:val="24"/>
+          <w:highlight w:val="lightGray"/>
+          <w:lang w:eastAsia="pt-BR"/>
+        </w:rPr>
+        <w:t>). Para evitar que dados incompletos afetassem a qualidade do treinamento, registros com valores faltantes nas variáveis de interesse foram removidos.</w:t>
+      </w:r>
+    </w:p>
+    <w:p>
+      <w:pPr>
+        <w:spacing w:before="100" w:beforeAutospacing="1" w:after="100" w:afterAutospacing="1" w:line="240" w:lineRule="auto"/>
+        <w:rPr>
+          <w:rFonts w:eastAsia="Times New Roman" w:cs="Times New Roman"/>
+          <w:szCs w:val="24"/>
+          <w:highlight w:val="lightGray"/>
+          <w:lang w:eastAsia="pt-BR"/>
+        </w:rPr>
+      </w:pPr>
+      <w:r>
+        <w:rPr>
+          <w:rFonts w:eastAsia="Times New Roman" w:cs="Times New Roman"/>
+          <w:szCs w:val="24"/>
+          <w:highlight w:val="lightGray"/>
+          <w:lang w:eastAsia="pt-BR"/>
+        </w:rPr>
+        <w:t xml:space="preserve">Além disso, foi criada a variável derivada N_COMORB, que representa o número total de comorbidades presentes em cada paciente, obtida pela soma das variáveis binárias de fatores de risco. Essa nova </w:t>
+      </w:r>
+      <w:proofErr w:type="spellStart"/>
+      <w:r>
+        <w:rPr>
+          <w:rFonts w:eastAsia="Times New Roman" w:cs="Times New Roman"/>
+          <w:szCs w:val="24"/>
+          <w:highlight w:val="lightGray"/>
+          <w:lang w:eastAsia="pt-BR"/>
+        </w:rPr>
+        <w:t>feature</w:t>
+      </w:r>
+      <w:proofErr w:type="spellEnd"/>
+      <w:r>
+        <w:rPr>
+          <w:rFonts w:eastAsia="Times New Roman" w:cs="Times New Roman"/>
+          <w:szCs w:val="24"/>
+          <w:highlight w:val="lightGray"/>
+          <w:lang w:eastAsia="pt-BR"/>
+        </w:rPr>
+        <w:t xml:space="preserve"> foi incorporada ao conjunto de dados por fornecer uma medida quantitativa adicional da condição clínica do indivíduo.</w:t>
+      </w:r>
+    </w:p>
+    <w:p>
+      <w:pPr>
+        <w:spacing w:before="100" w:beforeAutospacing="1" w:after="100" w:afterAutospacing="1" w:line="240" w:lineRule="auto"/>
+        <w:rPr>
+          <w:rFonts w:eastAsia="Times New Roman" w:cs="Times New Roman"/>
+          <w:szCs w:val="24"/>
+          <w:highlight w:val="lightGray"/>
+          <w:lang w:eastAsia="pt-BR"/>
+        </w:rPr>
+      </w:pPr>
+      <w:r>
+        <w:rPr>
+          <w:rFonts w:eastAsia="Times New Roman" w:cs="Times New Roman"/>
+          <w:szCs w:val="24"/>
+          <w:highlight w:val="lightGray"/>
+          <w:lang w:eastAsia="pt-BR"/>
+        </w:rPr>
+        <w:t>Por fim, os dados foram divididos em dois subconjuntos: 80% para treinamento e 20% para teste, utilizando a técnica de amostragem estratificada, garantindo que a proporção entre as classes do desfecho clínico (EVOLUCAO) fosse mantida em ambos os conjuntos.</w:t>
+      </w:r>
+    </w:p>
+    <w:p>
+      <w:pPr>
+        <w:pStyle w:val="Legenda"/>
+      </w:pPr>
+      <w:proofErr w:type="gramStart"/>
+      <w:r>
+        <w:t>Figura ?</w:t>
+      </w:r>
+      <w:proofErr w:type="gramEnd"/>
+      <w:r>
+        <w:t xml:space="preserve"> – </w:t>
+      </w:r>
+      <w:r>
+        <w:t>T</w:t>
+      </w:r>
+      <w:r>
+        <w:t>ratamento dos dados</w:t>
+      </w:r>
+      <w:r>
+        <w:rPr>
+          <w:rFonts w:eastAsia="Times New Roman" w:cs="Times New Roman"/>
+          <w:szCs w:val="24"/>
+          <w:lang w:eastAsia="pt-BR"/>
+        </w:rPr>
+        <w:drawing>
+          <wp:inline distT="0" distB="0" distL="0" distR="0" wp14:anchorId="102DB81E" wp14:editId="164D87FD">
+            <wp:extent cx="3897605" cy="1454727"/>
+            <wp:effectExtent l="0" t="0" r="8255" b="0"/>
+            <wp:docPr id="10" name="Imagem 10"/>
+            <wp:cNvGraphicFramePr>
+              <a:graphicFrameLocks xmlns:a="http://schemas.openxmlformats.org/drawingml/2006/main" noChangeAspect="1"/>
+            </wp:cNvGraphicFramePr>
+            <a:graphic xmlns:a="http://schemas.openxmlformats.org/drawingml/2006/main">
+              <a:graphicData uri="http://schemas.openxmlformats.org/drawingml/2006/picture">
+                <pic:pic xmlns:pic="http://schemas.openxmlformats.org/drawingml/2006/picture">
+                  <pic:nvPicPr>
+                    <pic:cNvPr id="1" name=""/>
+                    <pic:cNvPicPr/>
+                  </pic:nvPicPr>
+                  <pic:blipFill>
+                    <a:blip r:embed="rId17"/>
+                    <a:stretch>
+                      <a:fillRect/>
+                    </a:stretch>
+                  </pic:blipFill>
+                  <pic:spPr>
+                    <a:xfrm>
+                      <a:off x="0" y="0"/>
+                      <a:ext cx="3905627" cy="1457721"/>
+                    </a:xfrm>
+                    <a:prstGeom prst="rect">
+                      <a:avLst/>
+                    </a:prstGeom>
+                  </pic:spPr>
+                </pic:pic>
+              </a:graphicData>
+            </a:graphic>
+          </wp:inline>
+        </w:drawing>
+      </w:r>
+    </w:p>
+    <w:p>
+      <w:pPr>
+        <w:pStyle w:val="Legenda"/>
+      </w:pPr>
+      <w:r>
+        <w:t>Fonte:  O Autor</w:t>
+      </w:r>
+    </w:p>
+    <w:p>
+      <w:pPr>
+        <w:pStyle w:val="Legenda"/>
+      </w:pPr>
+    </w:p>
+    <w:p>
+      <w:pPr>
+        <w:pStyle w:val="Legenda"/>
+      </w:pPr>
+      <w:proofErr w:type="gramStart"/>
+      <w:r>
+        <w:t>Figura ?</w:t>
+      </w:r>
+      <w:proofErr w:type="gramEnd"/>
+      <w:r>
+        <w:t xml:space="preserve"> – </w:t>
+      </w:r>
+      <w:r>
+        <w:t>Criação de uma nova variável derivada</w:t>
+      </w:r>
+    </w:p>
+    <w:p>
+      <w:r>
+        <w:drawing>
+          <wp:inline distT="0" distB="0" distL="0" distR="0" wp14:anchorId="2F560C97" wp14:editId="6B308FA3">
+            <wp:extent cx="5400040" cy="1495425"/>
+            <wp:effectExtent l="0" t="0" r="0" b="9525"/>
+            <wp:docPr id="11" name="Imagem 11"/>
+            <wp:cNvGraphicFramePr>
+              <a:graphicFrameLocks xmlns:a="http://schemas.openxmlformats.org/drawingml/2006/main" noChangeAspect="1"/>
+            </wp:cNvGraphicFramePr>
+            <a:graphic xmlns:a="http://schemas.openxmlformats.org/drawingml/2006/main">
+              <a:graphicData uri="http://schemas.openxmlformats.org/drawingml/2006/picture">
+                <pic:pic xmlns:pic="http://schemas.openxmlformats.org/drawingml/2006/picture">
+                  <pic:nvPicPr>
+                    <pic:cNvPr id="1" name=""/>
+                    <pic:cNvPicPr/>
+                  </pic:nvPicPr>
+                  <pic:blipFill>
+                    <a:blip r:embed="rId18"/>
+                    <a:stretch>
+                      <a:fillRect/>
+                    </a:stretch>
+                  </pic:blipFill>
+                  <pic:spPr>
+                    <a:xfrm>
+                      <a:off x="0" y="0"/>
+                      <a:ext cx="5400040" cy="1495425"/>
+                    </a:xfrm>
+                    <a:prstGeom prst="rect">
+                      <a:avLst/>
+                    </a:prstGeom>
+                  </pic:spPr>
+                </pic:pic>
+              </a:graphicData>
+            </a:graphic>
+          </wp:inline>
+        </w:drawing>
+      </w:r>
+    </w:p>
+    <w:p>
+      <w:pPr>
+        <w:pStyle w:val="Legenda"/>
+      </w:pPr>
+      <w:r>
+        <w:t>Fonte:  O Autor</w:t>
+      </w:r>
+    </w:p>
+    <w:p>
+      <w:pPr>
+        <w:spacing w:before="100" w:beforeAutospacing="1" w:after="100" w:afterAutospacing="1" w:line="240" w:lineRule="auto"/>
+        <w:jc w:val="left"/>
+        <w:rPr>
+          <w:rFonts w:eastAsia="Times New Roman" w:cs="Times New Roman"/>
+          <w:szCs w:val="24"/>
+          <w:lang w:val="en-US" w:eastAsia="pt-BR"/>
+        </w:rPr>
+      </w:pPr>
+    </w:p>
+    <w:p>
+      <w:pPr>
+        <w:pStyle w:val="Ttulo3"/>
+      </w:pPr>
+      <w:proofErr w:type="spellStart"/>
+      <w:r>
+        <w:t>Transformação</w:t>
+      </w:r>
+      <w:proofErr w:type="spellEnd"/>
+      <w:r>
+        <w:t xml:space="preserve"> dos Dados</w:t>
+      </w:r>
+    </w:p>
+    <w:p>
+      <w:pPr>
+        <w:spacing w:before="100" w:beforeAutospacing="1" w:after="100" w:afterAutospacing="1" w:line="240" w:lineRule="auto"/>
+        <w:rPr>
+          <w:rFonts w:eastAsia="Times New Roman" w:cs="Times New Roman"/>
+          <w:szCs w:val="24"/>
+          <w:lang w:eastAsia="pt-BR"/>
+        </w:rPr>
+      </w:pPr>
+      <w:r>
+        <w:rPr>
+          <w:rFonts w:eastAsia="Times New Roman" w:cs="Times New Roman"/>
+          <w:szCs w:val="24"/>
+          <w:lang w:eastAsia="pt-BR"/>
+        </w:rPr>
+        <w:t xml:space="preserve">Na etapa de transformação, os dados </w:t>
+      </w:r>
+      <w:proofErr w:type="spellStart"/>
+      <w:r>
+        <w:rPr>
+          <w:rFonts w:eastAsia="Times New Roman" w:cs="Times New Roman"/>
+          <w:szCs w:val="24"/>
+          <w:lang w:eastAsia="pt-BR"/>
+        </w:rPr>
+        <w:t>pré</w:t>
+      </w:r>
+      <w:proofErr w:type="spellEnd"/>
+      <w:r>
+        <w:rPr>
+          <w:rFonts w:eastAsia="Times New Roman" w:cs="Times New Roman"/>
+          <w:szCs w:val="24"/>
+          <w:lang w:eastAsia="pt-BR"/>
+        </w:rPr>
+        <w:t xml:space="preserve">-processados foram ajustados para otimizar o aprendizado dos modelos. Primeiramente, a variável alvo </w:t>
+      </w:r>
+      <w:r>
+        <w:rPr>
+          <w:rFonts w:ascii="Courier New" w:eastAsia="Times New Roman" w:hAnsi="Courier New" w:cs="Courier New"/>
+          <w:sz w:val="20"/>
+          <w:szCs w:val="20"/>
+          <w:lang w:eastAsia="pt-BR"/>
+        </w:rPr>
+        <w:t>EVOLUCAO</w:t>
+      </w:r>
+      <w:r>
+        <w:rPr>
+          <w:rFonts w:eastAsia="Times New Roman" w:cs="Times New Roman"/>
+          <w:szCs w:val="24"/>
+          <w:lang w:eastAsia="pt-BR"/>
+        </w:rPr>
+        <w:t xml:space="preserve"> foi mapeada para valores binários, onde </w:t>
+      </w:r>
+      <w:r>
+        <w:rPr>
+          <w:rFonts w:ascii="Courier New" w:eastAsia="Times New Roman" w:hAnsi="Courier New" w:cs="Courier New"/>
+          <w:sz w:val="20"/>
+          <w:szCs w:val="20"/>
+          <w:lang w:eastAsia="pt-BR"/>
+        </w:rPr>
+        <w:t>0</w:t>
+      </w:r>
+      <w:r>
+        <w:rPr>
+          <w:rFonts w:eastAsia="Times New Roman" w:cs="Times New Roman"/>
+          <w:szCs w:val="24"/>
+          <w:lang w:eastAsia="pt-BR"/>
+        </w:rPr>
+        <w:t xml:space="preserve"> representa cura e </w:t>
+      </w:r>
+      <w:r>
+        <w:rPr>
+          <w:rFonts w:ascii="Courier New" w:eastAsia="Times New Roman" w:hAnsi="Courier New" w:cs="Courier New"/>
+          <w:sz w:val="20"/>
+          <w:szCs w:val="20"/>
+          <w:lang w:eastAsia="pt-BR"/>
+        </w:rPr>
+        <w:t>1</w:t>
+      </w:r>
+      <w:r>
+        <w:rPr>
+          <w:rFonts w:eastAsia="Times New Roman" w:cs="Times New Roman"/>
+          <w:szCs w:val="24"/>
+          <w:lang w:eastAsia="pt-BR"/>
+        </w:rPr>
+        <w:t xml:space="preserve"> representa óbito, permitindo que os algoritmos trabalhassem com uma classificação clara.</w:t>
+      </w:r>
+    </w:p>
+    <w:p>
+      <w:pPr>
+        <w:spacing w:before="100" w:beforeAutospacing="1" w:after="100" w:afterAutospacing="1" w:line="240" w:lineRule="auto"/>
+        <w:rPr>
+          <w:rFonts w:eastAsia="Times New Roman" w:cs="Times New Roman"/>
+          <w:szCs w:val="24"/>
+          <w:lang w:eastAsia="pt-BR"/>
+        </w:rPr>
+      </w:pPr>
+      <w:r>
+        <w:rPr>
+          <w:rFonts w:eastAsia="Times New Roman" w:cs="Times New Roman"/>
+          <w:szCs w:val="24"/>
+          <w:lang w:eastAsia="pt-BR"/>
+        </w:rPr>
+        <w:t>Em seguida, foi aplicado o método SMOTE (</w:t>
+      </w:r>
+      <w:proofErr w:type="spellStart"/>
+      <w:r>
+        <w:rPr>
+          <w:rFonts w:eastAsia="Times New Roman" w:cs="Times New Roman"/>
+          <w:szCs w:val="24"/>
+          <w:lang w:eastAsia="pt-BR"/>
+        </w:rPr>
+        <w:t>Synthetic</w:t>
+      </w:r>
+      <w:proofErr w:type="spellEnd"/>
+      <w:r>
+        <w:rPr>
+          <w:rFonts w:eastAsia="Times New Roman" w:cs="Times New Roman"/>
+          <w:szCs w:val="24"/>
+          <w:lang w:eastAsia="pt-BR"/>
+        </w:rPr>
+        <w:t xml:space="preserve"> </w:t>
+      </w:r>
+      <w:proofErr w:type="spellStart"/>
+      <w:r>
+        <w:rPr>
+          <w:rFonts w:eastAsia="Times New Roman" w:cs="Times New Roman"/>
+          <w:szCs w:val="24"/>
+          <w:lang w:eastAsia="pt-BR"/>
+        </w:rPr>
+        <w:t>Minority</w:t>
+      </w:r>
+      <w:proofErr w:type="spellEnd"/>
+      <w:r>
+        <w:rPr>
+          <w:rFonts w:eastAsia="Times New Roman" w:cs="Times New Roman"/>
+          <w:szCs w:val="24"/>
+          <w:lang w:eastAsia="pt-BR"/>
+        </w:rPr>
+        <w:t xml:space="preserve"> </w:t>
+      </w:r>
+      <w:proofErr w:type="spellStart"/>
+      <w:r>
+        <w:rPr>
+          <w:rFonts w:eastAsia="Times New Roman" w:cs="Times New Roman"/>
+          <w:szCs w:val="24"/>
+          <w:lang w:eastAsia="pt-BR"/>
+        </w:rPr>
+        <w:t>Oversampling</w:t>
+      </w:r>
+      <w:proofErr w:type="spellEnd"/>
+      <w:r>
+        <w:rPr>
+          <w:rFonts w:eastAsia="Times New Roman" w:cs="Times New Roman"/>
+          <w:szCs w:val="24"/>
+          <w:lang w:eastAsia="pt-BR"/>
+        </w:rPr>
+        <w:t xml:space="preserve"> </w:t>
+      </w:r>
+      <w:proofErr w:type="spellStart"/>
+      <w:r>
+        <w:rPr>
+          <w:rFonts w:eastAsia="Times New Roman" w:cs="Times New Roman"/>
+          <w:szCs w:val="24"/>
+          <w:lang w:eastAsia="pt-BR"/>
+        </w:rPr>
+        <w:t>Technique</w:t>
+      </w:r>
+      <w:proofErr w:type="spellEnd"/>
+      <w:r>
+        <w:rPr>
+          <w:rFonts w:eastAsia="Times New Roman" w:cs="Times New Roman"/>
+          <w:szCs w:val="24"/>
+          <w:lang w:eastAsia="pt-BR"/>
+        </w:rPr>
+        <w:t xml:space="preserve">) dentro de um pipeline para lidar com o desbalanceamento do </w:t>
+      </w:r>
+      <w:proofErr w:type="spellStart"/>
+      <w:r>
+        <w:rPr>
+          <w:rFonts w:eastAsia="Times New Roman" w:cs="Times New Roman"/>
+          <w:szCs w:val="24"/>
+          <w:lang w:eastAsia="pt-BR"/>
+        </w:rPr>
+        <w:t>dataset</w:t>
+      </w:r>
+      <w:proofErr w:type="spellEnd"/>
+      <w:r>
+        <w:rPr>
+          <w:rFonts w:eastAsia="Times New Roman" w:cs="Times New Roman"/>
+          <w:szCs w:val="24"/>
+          <w:lang w:eastAsia="pt-BR"/>
+        </w:rPr>
+        <w:t xml:space="preserve">, já que </w:t>
+      </w:r>
+      <w:r>
+        <w:rPr>
+          <w:rFonts w:eastAsia="Times New Roman" w:cs="Times New Roman"/>
+          <w:szCs w:val="24"/>
+          <w:lang w:eastAsia="pt-BR"/>
+        </w:rPr>
+        <w:lastRenderedPageBreak/>
+        <w:t>havia um número muito maior de casos de cura em relação aos de óbito. O SMOTE gera novas amostras sintéticas da classe minoritária, melhorando a capacidade do modelo de identificar corretamente os casos menos frequentes.</w:t>
+      </w:r>
+    </w:p>
+    <w:p>
+      <w:pPr>
+        <w:spacing w:before="100" w:beforeAutospacing="1" w:after="100" w:afterAutospacing="1" w:line="240" w:lineRule="auto"/>
+        <w:rPr>
+          <w:rFonts w:eastAsia="Times New Roman" w:cs="Times New Roman"/>
+          <w:szCs w:val="24"/>
+          <w:lang w:eastAsia="pt-BR"/>
+        </w:rPr>
+      </w:pPr>
+      <w:r>
+        <w:rPr>
+          <w:rFonts w:eastAsia="Times New Roman" w:cs="Times New Roman"/>
+          <w:szCs w:val="24"/>
+          <w:lang w:eastAsia="pt-BR"/>
+        </w:rPr>
+        <w:t>Por fim, a transformação incluiu a integração do SMOTE diretamente no fluxo de treinamento, garantindo que o balanceamento fosse aplicado apenas nos dados de treino durante a validação cruzada, evitando vazamento de informações para o conjunto de teste. Essa preparação assegurou que os modelos construídos pudessem aprender padrões relevantes sem sofrer influência de distribuições enviesadas.</w:t>
+      </w:r>
+    </w:p>
+    <w:p>
+      <w:pPr>
+        <w:rPr>
+          <w:highlight w:val="yellow"/>
+        </w:rPr>
+      </w:pPr>
+    </w:p>
+    <w:p>
+      <w:pPr>
+        <w:pStyle w:val="Ttulo3"/>
+        <w:rPr>
+          <w:highlight w:val="yellow"/>
+        </w:rPr>
+      </w:pPr>
+      <w:r>
+        <w:t>Mineração de Dados</w:t>
+      </w:r>
+    </w:p>
+    <w:p>
+      <w:pPr>
+        <w:pStyle w:val="Ttulo3"/>
+        <w:rPr>
+          <w:highlight w:val="yellow"/>
+        </w:rPr>
+      </w:pPr>
+      <w:proofErr w:type="spellStart"/>
+      <w:r>
+        <w:t>Interpretação</w:t>
+      </w:r>
+      <w:proofErr w:type="spellEnd"/>
+      <w:r>
+        <w:t xml:space="preserve"> e Avaliação</w:t>
+      </w:r>
+    </w:p>
+    <w:p>
+      <w:pPr>
+        <w:rPr>
+          <w:highlight w:val="lightGray"/>
+        </w:rPr>
+      </w:pPr>
+    </w:p>
+    <w:p>
+      <w:pPr>
+        <w:pStyle w:val="Ttulo2"/>
+        <w:rPr>
           <w:bCs/>
-          <w:szCs w:val="24"/>
-          <w:highlight w:val="lightGray"/>
-          <w:lang w:eastAsia="pt-BR"/>
-        </w:rPr>
-        <w:t>Remoção de registros com desfecho igual a 9</w:t>
-      </w:r>
-      <w:r>
-        <w:rPr>
-          <w:rFonts w:eastAsia="Times New Roman" w:cs="Times New Roman"/>
-          <w:szCs w:val="24"/>
-          <w:highlight w:val="lightGray"/>
-          <w:lang w:eastAsia="pt-BR"/>
-        </w:rPr>
-        <w:t xml:space="preserve"> (ignorado), por não contribuírem com a predição;</w:t>
-      </w:r>
-    </w:p>
-    <w:p>
-      <w:pPr>
-        <w:numPr>
-          <w:ilvl w:val="0"/>
-          <w:numId w:val="16"/>
-        </w:numPr>
-        <w:spacing w:before="100" w:beforeAutospacing="1" w:after="100" w:afterAutospacing="1" w:line="240" w:lineRule="auto"/>
-        <w:rPr>
-          <w:rFonts w:eastAsia="Times New Roman" w:cs="Times New Roman"/>
-          <w:szCs w:val="24"/>
-          <w:highlight w:val="lightGray"/>
-          <w:lang w:eastAsia="pt-BR"/>
-        </w:rPr>
-      </w:pPr>
-      <w:r>
-        <w:rPr>
-          <w:rFonts w:eastAsia="Times New Roman" w:cs="Times New Roman"/>
-          <w:b/>
+          <w:highlight w:val="lightGray"/>
+        </w:rPr>
+      </w:pPr>
+      <w:bookmarkStart w:id="29" w:name="_Toc203566821"/>
+      <w:r>
+        <w:rPr>
           <w:bCs/>
-          <w:szCs w:val="24"/>
-          <w:highlight w:val="lightGray"/>
-          <w:lang w:eastAsia="pt-BR"/>
-        </w:rPr>
-        <w:t>Conversão de variáveis categóricas para valores numéricos</w:t>
-      </w:r>
-      <w:r>
-        <w:rPr>
-          <w:rFonts w:eastAsia="Times New Roman" w:cs="Times New Roman"/>
-          <w:szCs w:val="24"/>
-          <w:highlight w:val="lightGray"/>
-          <w:lang w:eastAsia="pt-BR"/>
-        </w:rPr>
-        <w:t>, a fim de torná-las compatíveis com os algoritmos;</w:t>
-      </w:r>
-    </w:p>
-    <w:p>
-      <w:pPr>
-        <w:numPr>
-          <w:ilvl w:val="0"/>
-          <w:numId w:val="16"/>
-        </w:numPr>
-        <w:spacing w:before="100" w:beforeAutospacing="1" w:after="100" w:afterAutospacing="1" w:line="240" w:lineRule="auto"/>
-        <w:rPr>
-          <w:rFonts w:eastAsia="Times New Roman" w:cs="Times New Roman"/>
-          <w:szCs w:val="24"/>
-          <w:highlight w:val="lightGray"/>
-          <w:lang w:eastAsia="pt-BR"/>
-        </w:rPr>
-      </w:pPr>
-      <w:r>
-        <w:rPr>
-          <w:rFonts w:eastAsia="Times New Roman" w:cs="Times New Roman"/>
-          <w:b/>
-          <w:bCs/>
-          <w:szCs w:val="24"/>
-          <w:highlight w:val="lightGray"/>
-          <w:lang w:eastAsia="pt-BR"/>
-        </w:rPr>
-        <w:lastRenderedPageBreak/>
-        <w:t>Padronização das variáveis de comorbidades e fatores de risco</w:t>
-      </w:r>
-      <w:r>
-        <w:rPr>
-          <w:rFonts w:eastAsia="Times New Roman" w:cs="Times New Roman"/>
-          <w:szCs w:val="24"/>
-          <w:highlight w:val="lightGray"/>
-          <w:lang w:eastAsia="pt-BR"/>
-        </w:rPr>
-        <w:t>, convertendo-as para valores binários (1 = sim, 0 = não);</w:t>
-      </w:r>
-    </w:p>
-    <w:p>
-      <w:pPr>
-        <w:numPr>
-          <w:ilvl w:val="0"/>
-          <w:numId w:val="16"/>
-        </w:numPr>
-        <w:spacing w:before="100" w:beforeAutospacing="1" w:after="100" w:afterAutospacing="1" w:line="240" w:lineRule="auto"/>
-        <w:rPr>
-          <w:rFonts w:eastAsia="Times New Roman" w:cs="Times New Roman"/>
-          <w:szCs w:val="24"/>
-          <w:highlight w:val="lightGray"/>
-          <w:lang w:eastAsia="pt-BR"/>
-        </w:rPr>
-      </w:pPr>
-      <w:r>
-        <w:rPr>
-          <w:rFonts w:eastAsia="Times New Roman" w:cs="Times New Roman"/>
-          <w:b/>
-          <w:bCs/>
-          <w:szCs w:val="24"/>
-          <w:highlight w:val="lightGray"/>
-          <w:lang w:eastAsia="pt-BR"/>
-        </w:rPr>
-        <w:t>Balanceamento das classes da variável EVOLUCAO</w:t>
-      </w:r>
-      <w:r>
-        <w:rPr>
-          <w:rFonts w:eastAsia="Times New Roman" w:cs="Times New Roman"/>
-          <w:szCs w:val="24"/>
-          <w:highlight w:val="lightGray"/>
-          <w:lang w:eastAsia="pt-BR"/>
-        </w:rPr>
-        <w:t xml:space="preserve">, visando mitigar o desbalanceamento entre casos de cura e óbito, utilizando técnicas como </w:t>
-      </w:r>
-      <w:r>
-        <w:rPr>
-          <w:rFonts w:eastAsia="Times New Roman" w:cs="Times New Roman"/>
-          <w:i/>
-          <w:iCs/>
-          <w:szCs w:val="24"/>
-          <w:highlight w:val="lightGray"/>
-          <w:lang w:eastAsia="pt-BR"/>
-        </w:rPr>
-        <w:t>Random Oversampling</w:t>
-      </w:r>
-      <w:r>
-        <w:rPr>
-          <w:rFonts w:eastAsia="Times New Roman" w:cs="Times New Roman"/>
-          <w:szCs w:val="24"/>
-          <w:highlight w:val="lightGray"/>
-          <w:lang w:eastAsia="pt-BR"/>
-        </w:rPr>
-        <w:t>.</w:t>
-      </w:r>
-    </w:p>
-    <w:p>
-      <w:pPr>
-        <w:rPr>
-          <w:highlight w:val="lightGray"/>
-        </w:rPr>
-      </w:pPr>
-    </w:p>
-    <w:p>
-      <w:pPr>
-        <w:pStyle w:val="Ttulo2"/>
-        <w:rPr>
-          <w:bCs/>
-          <w:highlight w:val="lightGray"/>
-        </w:rPr>
-      </w:pPr>
-      <w:bookmarkStart w:id="28" w:name="_Toc203566821"/>
-      <w:r>
-        <w:rPr>
-          <w:bCs/>
           <w:highlight w:val="lightGray"/>
         </w:rPr>
         <w:t>Ferramentas e Tecnologias</w:t>
       </w:r>
-      <w:bookmarkEnd w:id="28"/>
+      <w:bookmarkEnd w:id="29"/>
     </w:p>
     <w:p>
       <w:pPr>
@@ -7369,8 +9471,69 @@
           <w:highlight w:val="lightGray"/>
           <w:lang w:eastAsia="pt-BR"/>
         </w:rPr>
-        <w:t>Bibliotecas Scikit-learn, Pandas, Matplotlib e Seaborn</w:t>
-      </w:r>
+        <w:t xml:space="preserve">Bibliotecas </w:t>
+      </w:r>
+      <w:proofErr w:type="spellStart"/>
+      <w:r>
+        <w:rPr>
+          <w:rFonts w:eastAsia="Times New Roman" w:cs="Times New Roman"/>
+          <w:b/>
+          <w:bCs/>
+          <w:szCs w:val="24"/>
+          <w:highlight w:val="lightGray"/>
+          <w:lang w:eastAsia="pt-BR"/>
+        </w:rPr>
+        <w:t>Scikit-learn</w:t>
+      </w:r>
+      <w:proofErr w:type="spellEnd"/>
+      <w:r>
+        <w:rPr>
+          <w:rFonts w:eastAsia="Times New Roman" w:cs="Times New Roman"/>
+          <w:b/>
+          <w:bCs/>
+          <w:szCs w:val="24"/>
+          <w:highlight w:val="lightGray"/>
+          <w:lang w:eastAsia="pt-BR"/>
+        </w:rPr>
+        <w:t xml:space="preserve">, Pandas, </w:t>
+      </w:r>
+      <w:proofErr w:type="spellStart"/>
+      <w:r>
+        <w:rPr>
+          <w:rFonts w:eastAsia="Times New Roman" w:cs="Times New Roman"/>
+          <w:b/>
+          <w:bCs/>
+          <w:szCs w:val="24"/>
+          <w:highlight w:val="lightGray"/>
+          <w:lang w:eastAsia="pt-BR"/>
+        </w:rPr>
+        <w:t>Matplotlib</w:t>
+      </w:r>
+      <w:proofErr w:type="spellEnd"/>
+      <w:r>
+        <w:rPr>
+          <w:rFonts w:eastAsia="Times New Roman" w:cs="Times New Roman"/>
+          <w:b/>
+          <w:bCs/>
+          <w:szCs w:val="24"/>
+          <w:highlight w:val="lightGray"/>
+          <w:lang w:eastAsia="pt-BR"/>
+        </w:rPr>
+        <w:t xml:space="preserve"> e </w:t>
+      </w:r>
+      <w:proofErr w:type="spellStart"/>
+      <w:r>
+        <w:rPr>
+          <w:rFonts w:eastAsia="Times New Roman" w:cs="Times New Roman"/>
+          <w:b/>
+          <w:bCs/>
+          <w:szCs w:val="24"/>
+          <w:highlight w:val="lightGray"/>
+          <w:lang w:eastAsia="pt-BR"/>
+        </w:rPr>
+        <w:t>Seaborn</w:t>
+      </w:r>
+      <w:proofErr w:type="spellEnd"/>
       <w:r>
         <w:rPr>
           <w:rFonts w:eastAsia="Times New Roman" w:cs="Times New Roman"/>
@@ -7404,7 +9567,55 @@
           <w:highlight w:val="lightGray"/>
           <w:lang w:eastAsia="pt-BR"/>
         </w:rPr>
-        <w:t>Google Colab e Jupyter Notebook</w:t>
+        <w:t xml:space="preserve">Google </w:t>
+      </w:r>
+      <w:proofErr w:type="spellStart"/>
+      <w:r>
+        <w:rPr>
+          <w:rFonts w:eastAsia="Times New Roman" w:cs="Times New Roman"/>
+          <w:b/>
+          <w:bCs/>
+          <w:szCs w:val="24"/>
+          <w:highlight w:val="lightGray"/>
+          <w:lang w:eastAsia="pt-BR"/>
+        </w:rPr>
+        <w:t>Colab</w:t>
+      </w:r>
+      <w:proofErr w:type="spellEnd"/>
+      <w:r>
+        <w:rPr>
+          <w:rFonts w:eastAsia="Times New Roman" w:cs="Times New Roman"/>
+          <w:b/>
+          <w:bCs/>
+          <w:szCs w:val="24"/>
+          <w:highlight w:val="lightGray"/>
+          <w:lang w:eastAsia="pt-BR"/>
+        </w:rPr>
+        <w:t xml:space="preserve"> e </w:t>
+      </w:r>
+      <w:proofErr w:type="spellStart"/>
+      <w:r>
+        <w:rPr>
+          <w:rFonts w:eastAsia="Times New Roman" w:cs="Times New Roman"/>
+          <w:b/>
+          <w:bCs/>
+          <w:szCs w:val="24"/>
+          <w:highlight w:val="lightGray"/>
+          <w:lang w:eastAsia="pt-BR"/>
+        </w:rPr>
+        <w:t>Jupyter</w:t>
+      </w:r>
+      <w:proofErr w:type="spellEnd"/>
+      <w:r>
+        <w:rPr>
+          <w:rFonts w:eastAsia="Times New Roman" w:cs="Times New Roman"/>
+          <w:b/>
+          <w:bCs/>
+          <w:szCs w:val="24"/>
+          <w:highlight w:val="lightGray"/>
+          <w:lang w:eastAsia="pt-BR"/>
+        </w:rPr>
+        <w:t xml:space="preserve"> Notebook</w:t>
       </w:r>
       <w:r>
         <w:rPr>
@@ -7441,6 +9652,7 @@
         </w:rPr>
         <w:t xml:space="preserve">Notebook </w:t>
       </w:r>
+      <w:proofErr w:type="spellStart"/>
       <w:r>
         <w:rPr>
           <w:rFonts w:ascii="Courier New" w:eastAsia="Times New Roman" w:hAnsi="Courier New" w:cs="Courier New"/>
@@ -7453,6 +9665,7 @@
         </w:rPr>
         <w:t>real_collab</w:t>
       </w:r>
+      <w:proofErr w:type="spellEnd"/>
       <w:r>
         <w:rPr>
           <w:rFonts w:eastAsia="Times New Roman" w:cs="Times New Roman"/>
@@ -7478,7 +9691,7 @@
           <w:highlight w:val="lightGray"/>
         </w:rPr>
       </w:pPr>
-      <w:bookmarkStart w:id="29" w:name="_Toc203566822"/>
+      <w:bookmarkStart w:id="30" w:name="_Toc203566822"/>
       <w:r>
         <w:rPr>
           <w:bCs/>
@@ -7486,7 +9699,7 @@
         </w:rPr>
         <w:t>Implementação dos modelos</w:t>
       </w:r>
-      <w:bookmarkEnd w:id="29"/>
+      <w:bookmarkEnd w:id="30"/>
     </w:p>
     <w:p>
       <w:pPr>
@@ -7531,7 +9744,103 @@
           <w:highlight w:val="lightGray"/>
           <w:lang w:eastAsia="pt-BR"/>
         </w:rPr>
-        <w:t>CART (Classification and Regression Trees)</w:t>
+        <w:t>CART (</w:t>
+      </w:r>
+      <w:proofErr w:type="spellStart"/>
+      <w:r>
+        <w:rPr>
+          <w:rFonts w:eastAsia="Times New Roman" w:cs="Times New Roman"/>
+          <w:b/>
+          <w:bCs/>
+          <w:szCs w:val="24"/>
+          <w:highlight w:val="lightGray"/>
+          <w:lang w:eastAsia="pt-BR"/>
+        </w:rPr>
+        <w:t>Classification</w:t>
+      </w:r>
+      <w:proofErr w:type="spellEnd"/>
+      <w:r>
+        <w:rPr>
+          <w:rFonts w:eastAsia="Times New Roman" w:cs="Times New Roman"/>
+          <w:b/>
+          <w:bCs/>
+          <w:szCs w:val="24"/>
+          <w:highlight w:val="lightGray"/>
+          <w:lang w:eastAsia="pt-BR"/>
+        </w:rPr>
+        <w:t xml:space="preserve"> </w:t>
+      </w:r>
+      <w:proofErr w:type="spellStart"/>
+      <w:r>
+        <w:rPr>
+          <w:rFonts w:eastAsia="Times New Roman" w:cs="Times New Roman"/>
+          <w:b/>
+          <w:bCs/>
+          <w:szCs w:val="24"/>
+          <w:highlight w:val="lightGray"/>
+          <w:lang w:eastAsia="pt-BR"/>
+        </w:rPr>
+        <w:t>and</w:t>
+      </w:r>
+      <w:proofErr w:type="spellEnd"/>
+      <w:r>
+        <w:rPr>
+          <w:rFonts w:eastAsia="Times New Roman" w:cs="Times New Roman"/>
+          <w:b/>
+          <w:bCs/>
+          <w:szCs w:val="24"/>
+          <w:highlight w:val="lightGray"/>
+          <w:lang w:eastAsia="pt-BR"/>
+        </w:rPr>
+        <w:t xml:space="preserve"> </w:t>
+      </w:r>
+      <w:proofErr w:type="spellStart"/>
+      <w:r>
+        <w:rPr>
+          <w:rFonts w:eastAsia="Times New Roman" w:cs="Times New Roman"/>
+          <w:b/>
+          <w:bCs/>
+          <w:szCs w:val="24"/>
+          <w:highlight w:val="lightGray"/>
+          <w:lang w:eastAsia="pt-BR"/>
+        </w:rPr>
+        <w:t>Regression</w:t>
+      </w:r>
+      <w:proofErr w:type="spellEnd"/>
+      <w:r>
+        <w:rPr>
+          <w:rFonts w:eastAsia="Times New Roman" w:cs="Times New Roman"/>
+          <w:b/>
+          <w:bCs/>
+          <w:szCs w:val="24"/>
+          <w:highlight w:val="lightGray"/>
+          <w:lang w:eastAsia="pt-BR"/>
+        </w:rPr>
+        <w:t xml:space="preserve"> </w:t>
+      </w:r>
+      <w:proofErr w:type="spellStart"/>
+      <w:r>
+        <w:rPr>
+          <w:rFonts w:eastAsia="Times New Roman" w:cs="Times New Roman"/>
+          <w:b/>
+          <w:bCs/>
+          <w:szCs w:val="24"/>
+          <w:highlight w:val="lightGray"/>
+          <w:lang w:eastAsia="pt-BR"/>
+        </w:rPr>
+        <w:t>Trees</w:t>
+      </w:r>
+      <w:proofErr w:type="spellEnd"/>
+      <w:r>
+        <w:rPr>
+          <w:rFonts w:eastAsia="Times New Roman" w:cs="Times New Roman"/>
+          <w:b/>
+          <w:bCs/>
+          <w:szCs w:val="24"/>
+          <w:highlight w:val="lightGray"/>
+          <w:lang w:eastAsia="pt-BR"/>
+        </w:rPr>
+        <w:t>)</w:t>
       </w:r>
       <w:r>
         <w:rPr>
@@ -7557,6 +9866,7 @@
           <w:lang w:eastAsia="pt-BR"/>
         </w:rPr>
       </w:pPr>
+      <w:proofErr w:type="spellStart"/>
       <w:r>
         <w:rPr>
           <w:rFonts w:eastAsia="Times New Roman" w:cs="Times New Roman"/>
@@ -7566,7 +9876,19 @@
           <w:highlight w:val="lightGray"/>
           <w:lang w:eastAsia="pt-BR"/>
         </w:rPr>
-        <w:t>Random Forest</w:t>
+        <w:t>Random</w:t>
+      </w:r>
+      <w:proofErr w:type="spellEnd"/>
+      <w:r>
+        <w:rPr>
+          <w:rFonts w:eastAsia="Times New Roman" w:cs="Times New Roman"/>
+          <w:b/>
+          <w:bCs/>
+          <w:szCs w:val="24"/>
+          <w:highlight w:val="lightGray"/>
+          <w:lang w:eastAsia="pt-BR"/>
+        </w:rPr>
+        <w:t xml:space="preserve"> Forest</w:t>
       </w:r>
       <w:r>
         <w:rPr>
@@ -7637,7 +9959,7 @@
         </w:rPr>
         <w:t xml:space="preserve">Avaliação do Desempenho Preditivo / </w:t>
       </w:r>
-      <w:bookmarkStart w:id="30" w:name="_Toc203566824"/>
+      <w:bookmarkStart w:id="31" w:name="_Toc203566824"/>
       <w:r>
         <w:rPr>
           <w:bCs/>
@@ -7646,7 +9968,7 @@
         </w:rPr>
         <w:t>Algoritmos Avaliados</w:t>
       </w:r>
-      <w:bookmarkEnd w:id="30"/>
+      <w:bookmarkEnd w:id="31"/>
     </w:p>
     <w:p>
       <w:pPr>
@@ -7665,7 +9987,27 @@
           <w:highlight w:val="lightGray"/>
           <w:lang w:eastAsia="pt-BR"/>
         </w:rPr>
-        <w:t>Os modelos CART e Random Forest foram avaliados com base nas seguintes métricas:</w:t>
+        <w:t xml:space="preserve">Os modelos CART e </w:t>
+      </w:r>
+      <w:proofErr w:type="spellStart"/>
+      <w:r>
+        <w:rPr>
+          <w:rFonts w:eastAsia="Times New Roman" w:cs="Times New Roman"/>
+          <w:szCs w:val="24"/>
+          <w:highlight w:val="lightGray"/>
+          <w:lang w:eastAsia="pt-BR"/>
+        </w:rPr>
+        <w:t>Random</w:t>
+      </w:r>
+      <w:proofErr w:type="spellEnd"/>
+      <w:r>
+        <w:rPr>
+          <w:rFonts w:eastAsia="Times New Roman" w:cs="Times New Roman"/>
+          <w:szCs w:val="24"/>
+          <w:highlight w:val="lightGray"/>
+          <w:lang w:eastAsia="pt-BR"/>
+        </w:rPr>
+        <w:t xml:space="preserve"> Forest foram avaliados com base nas seguintes métricas:</w:t>
       </w:r>
     </w:p>
     <w:p>
@@ -7726,7 +10068,31 @@
           <w:highlight w:val="lightGray"/>
           <w:lang w:eastAsia="pt-BR"/>
         </w:rPr>
-        <w:t>Precisão e Revocação (Recall)</w:t>
+        <w:t xml:space="preserve">Precisão e </w:t>
+      </w:r>
+      <w:proofErr w:type="spellStart"/>
+      <w:r>
+        <w:rPr>
+          <w:rFonts w:eastAsia="Times New Roman" w:cs="Times New Roman"/>
+          <w:b/>
+          <w:bCs/>
+          <w:szCs w:val="24"/>
+          <w:highlight w:val="lightGray"/>
+          <w:lang w:eastAsia="pt-BR"/>
+        </w:rPr>
+        <w:t>Revocação</w:t>
+      </w:r>
+      <w:proofErr w:type="spellEnd"/>
+      <w:r>
+        <w:rPr>
+          <w:rFonts w:eastAsia="Times New Roman" w:cs="Times New Roman"/>
+          <w:b/>
+          <w:bCs/>
+          <w:szCs w:val="24"/>
+          <w:highlight w:val="lightGray"/>
+          <w:lang w:eastAsia="pt-BR"/>
+        </w:rPr>
+        <w:t xml:space="preserve"> (Recall)</w:t>
       </w:r>
       <w:r>
         <w:rPr>
@@ -7761,6 +10127,7 @@
           <w:highlight w:val="lightGray"/>
           <w:lang w:eastAsia="pt-BR"/>
         </w:rPr>
+        <w:lastRenderedPageBreak/>
         <w:t>Acurácia</w:t>
       </w:r>
       <w:r>
@@ -7878,7 +10245,7 @@
           <w:highlight w:val="lightGray"/>
         </w:rPr>
       </w:pPr>
-      <w:bookmarkStart w:id="31" w:name="_Toc203566823"/>
+      <w:bookmarkStart w:id="32" w:name="_Toc203566823"/>
       <w:r>
         <w:rPr>
           <w:bCs/>
@@ -7886,7 +10253,7 @@
         </w:rPr>
         <w:t>Ambientes de Execução</w:t>
       </w:r>
-      <w:bookmarkEnd w:id="31"/>
+      <w:bookmarkEnd w:id="32"/>
     </w:p>
     <w:p>
       <w:pPr>
@@ -7901,6 +10268,7 @@
         </w:rPr>
         <w:t>Com o objetivo de avaliar o desempenho computacional do notebook desenvolvido (</w:t>
       </w:r>
+      <w:proofErr w:type="spellStart"/>
       <w:r>
         <w:rPr>
           <w:rStyle w:val="CdigoHTML"/>
@@ -7909,6 +10277,7 @@
         </w:rPr>
         <w:t>real_collab</w:t>
       </w:r>
+      <w:proofErr w:type="spellEnd"/>
       <w:r>
         <w:rPr>
           <w:highlight w:val="lightGray"/>
@@ -8176,7 +10545,27 @@
                 <w:highlight w:val="lightGray"/>
                 <w:lang w:eastAsia="pt-BR"/>
               </w:rPr>
-              <w:t>AMD Ryzen 5 1600X</w:t>
+              <w:t xml:space="preserve">AMD </w:t>
+            </w:r>
+            <w:proofErr w:type="spellStart"/>
+            <w:r>
+              <w:rPr>
+                <w:rFonts w:eastAsia="Times New Roman" w:cs="Times New Roman"/>
+                <w:szCs w:val="24"/>
+                <w:highlight w:val="lightGray"/>
+                <w:lang w:eastAsia="pt-BR"/>
+              </w:rPr>
+              <w:t>Ryzen</w:t>
+            </w:r>
+            <w:proofErr w:type="spellEnd"/>
+            <w:r>
+              <w:rPr>
+                <w:rFonts w:eastAsia="Times New Roman" w:cs="Times New Roman"/>
+                <w:szCs w:val="24"/>
+                <w:highlight w:val="lightGray"/>
+                <w:lang w:eastAsia="pt-BR"/>
+              </w:rPr>
+              <w:t xml:space="preserve"> 5 1600X</w:t>
             </w:r>
           </w:p>
         </w:tc>
@@ -8567,6 +10956,7 @@
                 <w:lang w:eastAsia="pt-BR"/>
               </w:rPr>
             </w:pPr>
+            <w:proofErr w:type="spellStart"/>
             <w:r>
               <w:rPr>
                 <w:rFonts w:eastAsia="Times New Roman" w:cs="Times New Roman"/>
@@ -8574,7 +10964,37 @@
                 <w:highlight w:val="lightGray"/>
                 <w:lang w:eastAsia="pt-BR"/>
               </w:rPr>
-              <w:t>openSUSE Leap (kernel 5.14)</w:t>
+              <w:t>openSUSE</w:t>
+            </w:r>
+            <w:proofErr w:type="spellEnd"/>
+            <w:r>
+              <w:rPr>
+                <w:rFonts w:eastAsia="Times New Roman" w:cs="Times New Roman"/>
+                <w:szCs w:val="24"/>
+                <w:highlight w:val="lightGray"/>
+                <w:lang w:eastAsia="pt-BR"/>
+              </w:rPr>
+              <w:t xml:space="preserve"> </w:t>
+            </w:r>
+            <w:proofErr w:type="spellStart"/>
+            <w:r>
+              <w:rPr>
+                <w:rFonts w:eastAsia="Times New Roman" w:cs="Times New Roman"/>
+                <w:szCs w:val="24"/>
+                <w:highlight w:val="lightGray"/>
+                <w:lang w:eastAsia="pt-BR"/>
+              </w:rPr>
+              <w:t>Leap</w:t>
+            </w:r>
+            <w:proofErr w:type="spellEnd"/>
+            <w:r>
+              <w:rPr>
+                <w:rFonts w:eastAsia="Times New Roman" w:cs="Times New Roman"/>
+                <w:szCs w:val="24"/>
+                <w:highlight w:val="lightGray"/>
+                <w:lang w:eastAsia="pt-BR"/>
+              </w:rPr>
+              <w:t xml:space="preserve"> (kernel 5.14)</w:t>
             </w:r>
           </w:p>
         </w:tc>
@@ -8624,6 +11044,7 @@
         </w:rPr>
         <w:t xml:space="preserve">O tempo total de execução do algoritmo </w:t>
       </w:r>
+      <w:proofErr w:type="spellStart"/>
       <w:r>
         <w:rPr>
           <w:rStyle w:val="CdigoHTML"/>
@@ -8632,6 +11053,7 @@
         </w:rPr>
         <w:t>real_collab</w:t>
       </w:r>
+      <w:proofErr w:type="spellEnd"/>
       <w:r>
         <w:rPr>
           <w:highlight w:val="lightGray"/>
@@ -8649,7 +11071,7 @@
           <w:highlight w:val="yellow"/>
         </w:rPr>
       </w:pPr>
-      <w:bookmarkStart w:id="32" w:name="_Toc203566825"/>
+      <w:bookmarkStart w:id="33" w:name="_Toc203566825"/>
       <w:r>
         <w:rPr>
           <w:highlight w:val="yellow"/>
@@ -8657,7 +11079,7 @@
         <w:lastRenderedPageBreak/>
         <w:t>RESULTADOS</w:t>
       </w:r>
-      <w:bookmarkEnd w:id="32"/>
+      <w:bookmarkEnd w:id="33"/>
       <w:r>
         <w:rPr>
           <w:highlight w:val="yellow"/>
@@ -8829,7 +11251,67 @@
           <w:highlight w:val="lightGray"/>
           <w:lang w:eastAsia="pt-BR"/>
         </w:rPr>
-        <w:t>Comparações entre os modelos (ex: CART vs Random Forest)</w:t>
+        <w:t>Comparações entre os modelos (</w:t>
+      </w:r>
+      <w:proofErr w:type="spellStart"/>
+      <w:r>
+        <w:rPr>
+          <w:rFonts w:eastAsia="Times New Roman" w:cs="Times New Roman"/>
+          <w:szCs w:val="24"/>
+          <w:highlight w:val="lightGray"/>
+          <w:lang w:eastAsia="pt-BR"/>
+        </w:rPr>
+        <w:t>ex</w:t>
+      </w:r>
+      <w:proofErr w:type="spellEnd"/>
+      <w:r>
+        <w:rPr>
+          <w:rFonts w:eastAsia="Times New Roman" w:cs="Times New Roman"/>
+          <w:szCs w:val="24"/>
+          <w:highlight w:val="lightGray"/>
+          <w:lang w:eastAsia="pt-BR"/>
+        </w:rPr>
+        <w:t xml:space="preserve">: CART </w:t>
+      </w:r>
+      <w:proofErr w:type="spellStart"/>
+      <w:r>
+        <w:rPr>
+          <w:rFonts w:eastAsia="Times New Roman" w:cs="Times New Roman"/>
+          <w:szCs w:val="24"/>
+          <w:highlight w:val="lightGray"/>
+          <w:lang w:eastAsia="pt-BR"/>
+        </w:rPr>
+        <w:t>vs</w:t>
+      </w:r>
+      <w:proofErr w:type="spellEnd"/>
+      <w:r>
+        <w:rPr>
+          <w:rFonts w:eastAsia="Times New Roman" w:cs="Times New Roman"/>
+          <w:szCs w:val="24"/>
+          <w:highlight w:val="lightGray"/>
+          <w:lang w:eastAsia="pt-BR"/>
+        </w:rPr>
+        <w:t xml:space="preserve"> </w:t>
+      </w:r>
+      <w:proofErr w:type="spellStart"/>
+      <w:r>
+        <w:rPr>
+          <w:rFonts w:eastAsia="Times New Roman" w:cs="Times New Roman"/>
+          <w:szCs w:val="24"/>
+          <w:highlight w:val="lightGray"/>
+          <w:lang w:eastAsia="pt-BR"/>
+        </w:rPr>
+        <w:t>Random</w:t>
+      </w:r>
+      <w:proofErr w:type="spellEnd"/>
+      <w:r>
+        <w:rPr>
+          <w:rFonts w:eastAsia="Times New Roman" w:cs="Times New Roman"/>
+          <w:szCs w:val="24"/>
+          <w:highlight w:val="lightGray"/>
+          <w:lang w:eastAsia="pt-BR"/>
+        </w:rPr>
+        <w:t xml:space="preserve"> Forest)</w:t>
       </w:r>
     </w:p>
     <w:p>
@@ -8854,8 +11336,39 @@
           <w:highlight w:val="lightGray"/>
           <w:lang w:eastAsia="pt-BR"/>
         </w:rPr>
-        <w:t>Tabelas de feature importance</w:t>
-      </w:r>
+        <w:t xml:space="preserve">Tabelas de </w:t>
+      </w:r>
+      <w:proofErr w:type="spellStart"/>
+      <w:r>
+        <w:rPr>
+          <w:rFonts w:eastAsia="Times New Roman" w:cs="Times New Roman"/>
+          <w:szCs w:val="24"/>
+          <w:highlight w:val="lightGray"/>
+          <w:lang w:eastAsia="pt-BR"/>
+        </w:rPr>
+        <w:t>feature</w:t>
+      </w:r>
+      <w:proofErr w:type="spellEnd"/>
+      <w:r>
+        <w:rPr>
+          <w:rFonts w:eastAsia="Times New Roman" w:cs="Times New Roman"/>
+          <w:szCs w:val="24"/>
+          <w:highlight w:val="lightGray"/>
+          <w:lang w:eastAsia="pt-BR"/>
+        </w:rPr>
+        <w:t xml:space="preserve"> </w:t>
+      </w:r>
+      <w:proofErr w:type="spellStart"/>
+      <w:r>
+        <w:rPr>
+          <w:rFonts w:eastAsia="Times New Roman" w:cs="Times New Roman"/>
+          <w:szCs w:val="24"/>
+          <w:highlight w:val="lightGray"/>
+          <w:lang w:eastAsia="pt-BR"/>
+        </w:rPr>
+        <w:t>importance</w:t>
+      </w:r>
+      <w:proofErr w:type="spellEnd"/>
     </w:p>
     <w:p>
       <w:pPr>
@@ -8923,20 +11436,50 @@
       <w:r>
         <w:t xml:space="preserve">) de pacientes com Síndrome Respiratória Aguda Grave (SRAG): </w:t>
       </w:r>
+      <w:proofErr w:type="spellStart"/>
       <w:r>
         <w:rPr>
           <w:rStyle w:val="Forte"/>
         </w:rPr>
-        <w:t>Decision Tree (CART)</w:t>
+        <w:t>Decision</w:t>
+      </w:r>
+      <w:proofErr w:type="spellEnd"/>
+      <w:r>
+        <w:rPr>
+          <w:rStyle w:val="Forte"/>
+        </w:rPr>
+        <w:t xml:space="preserve"> </w:t>
+      </w:r>
+      <w:proofErr w:type="spellStart"/>
+      <w:r>
+        <w:rPr>
+          <w:rStyle w:val="Forte"/>
+        </w:rPr>
+        <w:t>Tree</w:t>
+      </w:r>
+      <w:proofErr w:type="spellEnd"/>
+      <w:r>
+        <w:rPr>
+          <w:rStyle w:val="Forte"/>
+        </w:rPr>
+        <w:t xml:space="preserve"> (CART)</w:t>
       </w:r>
       <w:r>
         <w:t xml:space="preserve"> e </w:t>
       </w:r>
+      <w:proofErr w:type="spellStart"/>
       <w:r>
         <w:rPr>
           <w:rStyle w:val="Forte"/>
         </w:rPr>
-        <w:t>Random Forest</w:t>
+        <w:t>Random</w:t>
+      </w:r>
+      <w:proofErr w:type="spellEnd"/>
+      <w:r>
+        <w:rPr>
+          <w:rStyle w:val="Forte"/>
+        </w:rPr>
+        <w:t xml:space="preserve"> Forest</w:t>
       </w:r>
       <w:r>
         <w:t xml:space="preserve">. Ambos os modelos foram ajustados utilizando </w:t>
@@ -8968,7 +11511,7 @@
           <w:highlight w:val="yellow"/>
         </w:rPr>
       </w:pPr>
-      <w:bookmarkStart w:id="33" w:name="_Toc203566826"/>
+      <w:bookmarkStart w:id="34" w:name="_Toc203566826"/>
       <w:r>
         <w:rPr>
           <w:noProof/>
@@ -8976,7 +11519,7 @@
         </w:rPr>
         <w:t>Comparação dos Modelos Preditivos</w:t>
       </w:r>
-      <w:bookmarkEnd w:id="33"/>
+      <w:bookmarkEnd w:id="34"/>
     </w:p>
     <w:p>
       <w:pPr>
@@ -8997,7 +11540,31 @@
           <w:highlight w:val="yellow"/>
           <w:lang w:eastAsia="pt-BR"/>
         </w:rPr>
-        <w:t>4.1.1 Random Forest</w:t>
+        <w:t xml:space="preserve">4.1.1 </w:t>
+      </w:r>
+      <w:proofErr w:type="spellStart"/>
+      <w:r>
+        <w:rPr>
+          <w:rFonts w:eastAsia="Times New Roman" w:cs="Times New Roman"/>
+          <w:b/>
+          <w:bCs/>
+          <w:szCs w:val="24"/>
+          <w:highlight w:val="yellow"/>
+          <w:lang w:eastAsia="pt-BR"/>
+        </w:rPr>
+        <w:t>Random</w:t>
+      </w:r>
+      <w:proofErr w:type="spellEnd"/>
+      <w:r>
+        <w:rPr>
+          <w:rFonts w:eastAsia="Times New Roman" w:cs="Times New Roman"/>
+          <w:b/>
+          <w:bCs/>
+          <w:szCs w:val="24"/>
+          <w:highlight w:val="yellow"/>
+          <w:lang w:eastAsia="pt-BR"/>
+        </w:rPr>
+        <w:t xml:space="preserve"> Forest</w:t>
       </w:r>
       <w:r>
         <w:rPr>
@@ -9114,8 +11681,27 @@
           <w:szCs w:val="24"/>
           <w:lang w:eastAsia="pt-BR"/>
         </w:rPr>
-        <w:t xml:space="preserve">O modelo Random Forest foi ajustado com </w:t>
-      </w:r>
+        <w:t xml:space="preserve">O modelo </w:t>
+      </w:r>
+      <w:proofErr w:type="spellStart"/>
+      <w:r>
+        <w:rPr>
+          <w:rFonts w:eastAsia="Times New Roman" w:cs="Times New Roman"/>
+          <w:szCs w:val="24"/>
+          <w:lang w:eastAsia="pt-BR"/>
+        </w:rPr>
+        <w:t>Random</w:t>
+      </w:r>
+      <w:proofErr w:type="spellEnd"/>
+      <w:r>
+        <w:rPr>
+          <w:rFonts w:eastAsia="Times New Roman" w:cs="Times New Roman"/>
+          <w:szCs w:val="24"/>
+          <w:lang w:eastAsia="pt-BR"/>
+        </w:rPr>
+        <w:t xml:space="preserve"> Forest foi ajustado com </w:t>
+      </w:r>
+      <w:proofErr w:type="spellStart"/>
       <w:r>
         <w:rPr>
           <w:rFonts w:ascii="Courier New" w:eastAsia="Times New Roman" w:hAnsi="Courier New" w:cs="Courier New"/>
@@ -9123,16 +11709,9 @@
           <w:szCs w:val="20"/>
           <w:lang w:eastAsia="pt-BR"/>
         </w:rPr>
-        <w:t>n_estimators=100</w:t>
-      </w:r>
-      <w:r>
-        <w:rPr>
-          <w:rFonts w:eastAsia="Times New Roman" w:cs="Times New Roman"/>
-          <w:szCs w:val="24"/>
-          <w:lang w:eastAsia="pt-BR"/>
-        </w:rPr>
-        <w:t xml:space="preserve">, </w:t>
-      </w:r>
+        <w:t>n_estimators</w:t>
+      </w:r>
+      <w:proofErr w:type="spellEnd"/>
       <w:r>
         <w:rPr>
           <w:rFonts w:ascii="Courier New" w:eastAsia="Times New Roman" w:hAnsi="Courier New" w:cs="Courier New"/>
@@ -9140,7 +11719,7 @@
           <w:szCs w:val="20"/>
           <w:lang w:eastAsia="pt-BR"/>
         </w:rPr>
-        <w:t>max_depth=7</w:t>
+        <w:t>=100</w:t>
       </w:r>
       <w:r>
         <w:rPr>
@@ -9150,6 +11729,7 @@
         </w:rPr>
         <w:t xml:space="preserve">, </w:t>
       </w:r>
+      <w:proofErr w:type="spellStart"/>
       <w:r>
         <w:rPr>
           <w:rFonts w:ascii="Courier New" w:eastAsia="Times New Roman" w:hAnsi="Courier New" w:cs="Courier New"/>
@@ -9157,16 +11737,9 @@
           <w:szCs w:val="20"/>
           <w:lang w:eastAsia="pt-BR"/>
         </w:rPr>
-        <w:t>min_samples_leaf=2</w:t>
-      </w:r>
-      <w:r>
-        <w:rPr>
-          <w:rFonts w:eastAsia="Times New Roman" w:cs="Times New Roman"/>
-          <w:szCs w:val="24"/>
-          <w:lang w:eastAsia="pt-BR"/>
-        </w:rPr>
-        <w:t xml:space="preserve"> e </w:t>
-      </w:r>
+        <w:t>max_depth</w:t>
+      </w:r>
+      <w:proofErr w:type="spellEnd"/>
       <w:r>
         <w:rPr>
           <w:rFonts w:ascii="Courier New" w:eastAsia="Times New Roman" w:hAnsi="Courier New" w:cs="Courier New"/>
@@ -9174,7 +11747,63 @@
           <w:szCs w:val="20"/>
           <w:lang w:eastAsia="pt-BR"/>
         </w:rPr>
-        <w:t>min_samples_split=5</w:t>
+        <w:t>=7</w:t>
+      </w:r>
+      <w:r>
+        <w:rPr>
+          <w:rFonts w:eastAsia="Times New Roman" w:cs="Times New Roman"/>
+          <w:szCs w:val="24"/>
+          <w:lang w:eastAsia="pt-BR"/>
+        </w:rPr>
+        <w:t xml:space="preserve">, </w:t>
+      </w:r>
+      <w:proofErr w:type="spellStart"/>
+      <w:r>
+        <w:rPr>
+          <w:rFonts w:ascii="Courier New" w:eastAsia="Times New Roman" w:hAnsi="Courier New" w:cs="Courier New"/>
+          <w:sz w:val="20"/>
+          <w:szCs w:val="20"/>
+          <w:lang w:eastAsia="pt-BR"/>
+        </w:rPr>
+        <w:t>min_samples_leaf</w:t>
+      </w:r>
+      <w:proofErr w:type="spellEnd"/>
+      <w:r>
+        <w:rPr>
+          <w:rFonts w:ascii="Courier New" w:eastAsia="Times New Roman" w:hAnsi="Courier New" w:cs="Courier New"/>
+          <w:sz w:val="20"/>
+          <w:szCs w:val="20"/>
+          <w:lang w:eastAsia="pt-BR"/>
+        </w:rPr>
+        <w:t>=2</w:t>
+      </w:r>
+      <w:r>
+        <w:rPr>
+          <w:rFonts w:eastAsia="Times New Roman" w:cs="Times New Roman"/>
+          <w:szCs w:val="24"/>
+          <w:lang w:eastAsia="pt-BR"/>
+        </w:rPr>
+        <w:t xml:space="preserve"> e </w:t>
+      </w:r>
+      <w:proofErr w:type="spellStart"/>
+      <w:r>
+        <w:rPr>
+          <w:rFonts w:ascii="Courier New" w:eastAsia="Times New Roman" w:hAnsi="Courier New" w:cs="Courier New"/>
+          <w:sz w:val="20"/>
+          <w:szCs w:val="20"/>
+          <w:lang w:eastAsia="pt-BR"/>
+        </w:rPr>
+        <w:t>min_samples_split</w:t>
+      </w:r>
+      <w:proofErr w:type="spellEnd"/>
+      <w:r>
+        <w:rPr>
+          <w:rFonts w:ascii="Courier New" w:eastAsia="Times New Roman" w:hAnsi="Courier New" w:cs="Courier New"/>
+          <w:sz w:val="20"/>
+          <w:szCs w:val="20"/>
+          <w:lang w:eastAsia="pt-BR"/>
+        </w:rPr>
+        <w:t>=5</w:t>
       </w:r>
       <w:r>
         <w:rPr>
@@ -9369,7 +11998,25 @@
           <w:szCs w:val="24"/>
           <w:lang w:eastAsia="pt-BR"/>
         </w:rPr>
-        <w:t xml:space="preserve"> (Figura 4) evidencia superioridade da Random Forest em praticamente todas as faixas da taxa de falsos positivos, mantendo maior área sob a curva.</w:t>
+        <w:t xml:space="preserve"> (Figura 4) evidencia superioridade da </w:t>
+      </w:r>
+      <w:proofErr w:type="spellStart"/>
+      <w:r>
+        <w:rPr>
+          <w:rFonts w:eastAsia="Times New Roman" w:cs="Times New Roman"/>
+          <w:szCs w:val="24"/>
+          <w:lang w:eastAsia="pt-BR"/>
+        </w:rPr>
+        <w:t>Random</w:t>
+      </w:r>
+      <w:proofErr w:type="spellEnd"/>
+      <w:r>
+        <w:rPr>
+          <w:rFonts w:eastAsia="Times New Roman" w:cs="Times New Roman"/>
+          <w:szCs w:val="24"/>
+          <w:lang w:eastAsia="pt-BR"/>
+        </w:rPr>
+        <w:t xml:space="preserve"> Forest em praticamente todas as faixas da taxa de falsos positivos, mantendo maior área sob a curva.</w:t>
       </w:r>
     </w:p>
     <w:p>
@@ -9428,12 +12075,21 @@
         <w:lastRenderedPageBreak/>
         <w:t xml:space="preserve">O modelo CART foi ajustado com os melhores hiperparâmetros encontrados: </w:t>
       </w:r>
+      <w:proofErr w:type="spellStart"/>
       <w:r>
         <w:rPr>
           <w:rStyle w:val="CdigoHTML"/>
           <w:highlight w:val="lightGray"/>
         </w:rPr>
-        <w:t>max_depth=5</w:t>
+        <w:t>max_depth</w:t>
+      </w:r>
+      <w:proofErr w:type="spellEnd"/>
+      <w:r>
+        <w:rPr>
+          <w:rStyle w:val="CdigoHTML"/>
+          <w:highlight w:val="lightGray"/>
+        </w:rPr>
+        <w:t>=5</w:t>
       </w:r>
       <w:r>
         <w:rPr>
@@ -9441,12 +12097,21 @@
         </w:rPr>
         <w:t xml:space="preserve">, </w:t>
       </w:r>
+      <w:proofErr w:type="spellStart"/>
       <w:r>
         <w:rPr>
           <w:rStyle w:val="CdigoHTML"/>
           <w:highlight w:val="lightGray"/>
         </w:rPr>
-        <w:t>min_samples_leaf=1</w:t>
+        <w:t>min_samples_leaf</w:t>
+      </w:r>
+      <w:proofErr w:type="spellEnd"/>
+      <w:r>
+        <w:rPr>
+          <w:rStyle w:val="CdigoHTML"/>
+          <w:highlight w:val="lightGray"/>
+        </w:rPr>
+        <w:t>=1</w:t>
       </w:r>
       <w:r>
         <w:rPr>
@@ -9454,12 +12119,21 @@
         </w:rPr>
         <w:t xml:space="preserve"> e </w:t>
       </w:r>
+      <w:proofErr w:type="spellStart"/>
       <w:r>
         <w:rPr>
           <w:rStyle w:val="CdigoHTML"/>
           <w:highlight w:val="lightGray"/>
         </w:rPr>
-        <w:t>min_samples_split=2</w:t>
+        <w:t>min_samples_split</w:t>
+      </w:r>
+      <w:proofErr w:type="spellEnd"/>
+      <w:r>
+        <w:rPr>
+          <w:rStyle w:val="CdigoHTML"/>
+          <w:highlight w:val="lightGray"/>
+        </w:rPr>
+        <w:t>=2</w:t>
       </w:r>
       <w:r>
         <w:rPr>
@@ -10015,6 +12689,7 @@
                 <w:lang w:eastAsia="pt-BR"/>
               </w:rPr>
             </w:pPr>
+            <w:proofErr w:type="spellStart"/>
             <w:r>
               <w:rPr>
                 <w:rFonts w:eastAsia="Times New Roman" w:cs="Times New Roman"/>
@@ -10025,6 +12700,7 @@
               </w:rPr>
               <w:t>Accuracy</w:t>
             </w:r>
+            <w:proofErr w:type="spellEnd"/>
           </w:p>
         </w:tc>
         <w:tc>
@@ -10045,6 +12721,7 @@
                 <w:lang w:eastAsia="pt-BR"/>
               </w:rPr>
             </w:pPr>
+            <w:proofErr w:type="spellStart"/>
             <w:r>
               <w:rPr>
                 <w:rFonts w:eastAsia="Times New Roman" w:cs="Times New Roman"/>
@@ -10055,6 +12732,7 @@
               </w:rPr>
               <w:t>Precision</w:t>
             </w:r>
+            <w:proofErr w:type="spellEnd"/>
           </w:p>
         </w:tc>
         <w:tc>
@@ -10269,13 +12947,23 @@
                 <w:lang w:eastAsia="pt-BR"/>
               </w:rPr>
             </w:pPr>
+            <w:proofErr w:type="spellStart"/>
             <w:r>
               <w:rPr>
                 <w:rFonts w:eastAsia="Times New Roman" w:cs="Times New Roman"/>
                 <w:szCs w:val="24"/>
                 <w:lang w:eastAsia="pt-BR"/>
               </w:rPr>
-              <w:t>Random Forest</w:t>
+              <w:t>Random</w:t>
+            </w:r>
+            <w:proofErr w:type="spellEnd"/>
+            <w:r>
+              <w:rPr>
+                <w:rFonts w:eastAsia="Times New Roman" w:cs="Times New Roman"/>
+                <w:szCs w:val="24"/>
+                <w:lang w:eastAsia="pt-BR"/>
+              </w:rPr>
+              <w:t xml:space="preserve"> Forest</w:t>
             </w:r>
           </w:p>
         </w:tc>
@@ -10438,7 +13126,23 @@
         </w:rPr>
       </w:pPr>
       <w:r>
-        <w:t># Interpretação Clínica e Técnica</w:t>
+        <w:t xml:space="preserve"># </w:t>
+      </w:r>
+      <w:proofErr w:type="spellStart"/>
+      <w:r>
+        <w:t>Interpretação</w:t>
+      </w:r>
+      <w:proofErr w:type="spellEnd"/>
+      <w:r>
+        <w:t xml:space="preserve"> </w:t>
+      </w:r>
+      <w:proofErr w:type="spellStart"/>
+      <w:r>
+        <w:t>Clínica</w:t>
+      </w:r>
+      <w:proofErr w:type="spellEnd"/>
+      <w:r>
+        <w:t xml:space="preserve"> e Técnica</w:t>
       </w:r>
     </w:p>
     <w:p>
@@ -10545,7 +13249,7 @@
                     </pic:cNvPicPr>
                   </pic:nvPicPr>
                   <pic:blipFill>
-                    <a:blip r:embed="rId14" cstate="print">
+                    <a:blip r:embed="rId19" cstate="print">
                       <a:extLst>
                         <a:ext uri="{28A0092B-C50C-407E-A947-70E740481C1C}">
                           <a14:useLocalDpi xmlns:a14="http://schemas.microsoft.com/office/drawing/2010/main" val="0"/>
@@ -10619,7 +13323,7 @@
                     <pic:cNvPicPr/>
                   </pic:nvPicPr>
                   <pic:blipFill>
-                    <a:blip r:embed="rId15"/>
+                    <a:blip r:embed="rId20"/>
                     <a:stretch>
                       <a:fillRect/>
                     </a:stretch>
@@ -10658,7 +13362,15 @@
         <w:t>2</w:t>
       </w:r>
       <w:r>
-        <w:t xml:space="preserve"> – Matrizes de confusão comparando CART e Random Forest.</w:t>
+        <w:t xml:space="preserve"> – Matrizes de confusão comparando CART e </w:t>
+      </w:r>
+      <w:proofErr w:type="spellStart"/>
+      <w:r>
+        <w:t>Random</w:t>
+      </w:r>
+      <w:proofErr w:type="spellEnd"/>
+      <w:r>
+        <w:t xml:space="preserve"> Forest.</w:t>
       </w:r>
     </w:p>
     <w:p>
@@ -10692,7 +13404,7 @@
                     <pic:cNvPicPr/>
                   </pic:nvPicPr>
                   <pic:blipFill>
-                    <a:blip r:embed="rId16"/>
+                    <a:blip r:embed="rId21"/>
                     <a:stretch>
                       <a:fillRect/>
                     </a:stretch>
@@ -10729,7 +13441,15 @@
         <w:t>3</w:t>
       </w:r>
       <w:r>
-        <w:t xml:space="preserve"> – Curva ROC comparativa entre CART e Random Forest.</w:t>
+        <w:t xml:space="preserve"> – Curva ROC comparativa entre CART e </w:t>
+      </w:r>
+      <w:proofErr w:type="spellStart"/>
+      <w:r>
+        <w:t>Random</w:t>
+      </w:r>
+      <w:proofErr w:type="spellEnd"/>
+      <w:r>
+        <w:t xml:space="preserve"> Forest.</w:t>
       </w:r>
     </w:p>
     <w:p>
@@ -10758,7 +13478,7 @@
                     <pic:cNvPicPr/>
                   </pic:nvPicPr>
                   <pic:blipFill>
-                    <a:blip r:embed="rId17"/>
+                    <a:blip r:embed="rId22"/>
                     <a:stretch>
                       <a:fillRect/>
                     </a:stretch>
@@ -10819,7 +13539,7 @@
           <w:lang w:val="pt-BR"/>
         </w:rPr>
       </w:pPr>
-      <w:bookmarkStart w:id="34" w:name="_Toc203566827"/>
+      <w:bookmarkStart w:id="35" w:name="_Toc203566827"/>
       <w:r>
         <w:rPr>
           <w:noProof/>
@@ -10828,7 +13548,7 @@
         </w:rPr>
         <w:t>Comparação de Tempo de Execução</w:t>
       </w:r>
-      <w:bookmarkEnd w:id="34"/>
+      <w:bookmarkEnd w:id="35"/>
     </w:p>
     <w:p>
       <w:pPr>
@@ -11443,13 +14163,23 @@
           <w:sz w:val="27"/>
         </w:rPr>
       </w:pPr>
+      <w:proofErr w:type="spellStart"/>
       <w:r>
         <w:rPr>
           <w:rStyle w:val="Forte"/>
           <w:b/>
           <w:bCs w:val="0"/>
         </w:rPr>
-        <w:t>Interpretação Técnica</w:t>
+        <w:t>Interpretação</w:t>
+      </w:r>
+      <w:proofErr w:type="spellEnd"/>
+      <w:r>
+        <w:rPr>
+          <w:rStyle w:val="Forte"/>
+          <w:b/>
+          <w:bCs w:val="0"/>
+        </w:rPr>
+        <w:t xml:space="preserve"> Técnica</w:t>
       </w:r>
     </w:p>
     <w:p>
@@ -11468,7 +14198,15 @@
         <w:t>PC Geraldo</w:t>
       </w:r>
       <w:r>
-        <w:t xml:space="preserve"> teve o melhor desempenho, mesmo com apenas 8GB de RAM e um Ryzen 1600x (CPU com boa performance por núcleo). Isso pode ser devido ao Fedora ser um SO leve e o código estar mais otimizado para uso local, com menor overhead de virtualização.</w:t>
+        <w:t xml:space="preserve"> teve o melhor desempenho, mesmo com apenas 8GB de RAM e um </w:t>
+      </w:r>
+      <w:proofErr w:type="spellStart"/>
+      <w:r>
+        <w:t>Ryzen</w:t>
+      </w:r>
+      <w:proofErr w:type="spellEnd"/>
+      <w:r>
+        <w:t xml:space="preserve"> 1600x (CPU com boa performance por núcleo). Isso pode ser devido ao Fedora ser um SO leve e o código estar mais otimizado para uso local, com menor overhead de virtualização.</w:t>
       </w:r>
     </w:p>
     <w:p>
@@ -11496,7 +14234,15 @@
         <w:t>Xeon E5620</w:t>
       </w:r>
       <w:r>
-        <w:t>, que tem clock mais baixo e menor eficiência por núcleo. O tempo ainda foi bom, mas não foi o mais rápido.</w:t>
+        <w:t xml:space="preserve">, que tem </w:t>
+      </w:r>
+      <w:proofErr w:type="spellStart"/>
+      <w:r>
+        <w:t>clock</w:t>
+      </w:r>
+      <w:proofErr w:type="spellEnd"/>
+      <w:r>
+        <w:t xml:space="preserve"> mais baixo e menor eficiência por núcleo. O tempo ainda foi bom, mas não foi o mais rápido.</w:t>
       </w:r>
     </w:p>
     <w:p>
@@ -11525,7 +14271,31 @@
         <w:t>pior tempo</w:t>
       </w:r>
       <w:r>
-        <w:t>, possivelmente por estar executando em um ambiente com mais processos paralelos em segundo plano (SO Windows ou virtualização via Jupyter/Colab local), além de throttling térmico ou economia de energia.</w:t>
+        <w:t xml:space="preserve">, possivelmente por estar executando em um ambiente com mais processos paralelos em segundo plano (SO Windows ou virtualização via </w:t>
+      </w:r>
+      <w:proofErr w:type="spellStart"/>
+      <w:r>
+        <w:t>Jupyter</w:t>
+      </w:r>
+      <w:proofErr w:type="spellEnd"/>
+      <w:r>
+        <w:t>/</w:t>
+      </w:r>
+      <w:proofErr w:type="spellStart"/>
+      <w:r>
+        <w:t>Colab</w:t>
+      </w:r>
+      <w:proofErr w:type="spellEnd"/>
+      <w:r>
+        <w:t xml:space="preserve"> local), além de </w:t>
+      </w:r>
+      <w:proofErr w:type="spellStart"/>
+      <w:r>
+        <w:t>throttling</w:t>
+      </w:r>
+      <w:proofErr w:type="spellEnd"/>
+      <w:r>
+        <w:t xml:space="preserve"> térmico ou economia de energia.</w:t>
       </w:r>
     </w:p>
     <w:p>
@@ -11553,7 +14323,7 @@
                     <pic:cNvPicPr/>
                   </pic:nvPicPr>
                   <pic:blipFill>
-                    <a:blip r:embed="rId18"/>
+                    <a:blip r:embed="rId23"/>
                     <a:stretch>
                       <a:fillRect/>
                     </a:stretch>
@@ -11579,14 +14349,24 @@
         <w:pStyle w:val="NormalWeb"/>
       </w:pPr>
       <w:r>
-        <w:t xml:space="preserve">Aqui está o gráfico comparativo de tempo de execução do modelo </w:t>
-      </w:r>
+        <w:t xml:space="preserve">Aqui está o gráfico comparativo de tempo de execução do </w:t>
+      </w:r>
+      <w:proofErr w:type="gramStart"/>
+      <w:r>
+        <w:t>modelo</w:t>
+      </w:r>
+      <w:proofErr w:type="gramEnd"/>
+      <w:r>
+        <w:t xml:space="preserve"> </w:t>
+      </w:r>
+      <w:proofErr w:type="spellStart"/>
       <w:r>
         <w:rPr>
           <w:rStyle w:val="CdigoHTML"/>
         </w:rPr>
         <w:t>modelo_real_collab</w:t>
       </w:r>
+      <w:proofErr w:type="spellEnd"/>
       <w:r>
         <w:t xml:space="preserve"> em cada máquina. Ele mostra claramente que:</w:t>
       </w:r>
@@ -11632,7 +14412,15 @@
         <w:t>PC Iasmin</w:t>
       </w:r>
       <w:r>
-        <w:t xml:space="preserve"> teve o maior tempo total, especialmente no Random Forest.</w:t>
+        <w:t xml:space="preserve"> teve o maior tempo total, especialmente no </w:t>
+      </w:r>
+      <w:proofErr w:type="spellStart"/>
+      <w:r>
+        <w:t>Random</w:t>
+      </w:r>
+      <w:proofErr w:type="spellEnd"/>
+      <w:r>
+        <w:t xml:space="preserve"> Forest.</w:t>
       </w:r>
     </w:p>
     <w:p>
@@ -11683,7 +14471,15 @@
         <w:pStyle w:val="NormalWeb"/>
       </w:pPr>
       <w:r>
-        <w:t>Os experimentos foram executados em três máquinas com configurações distintas, a fim de avaliar o impacto do ambiente computacional na eficiência de compilação do modelo. Curiosamente, o tempo total de execução mais rápido foi registrado no PC Geraldo, com 30 segundos, apesar de possuir apenas 8GB de RAM, demonstrando que fatores como sistema operacional e uso de recursos locais podem influenciar significativamente a performance computacional. O Cluster da UFES apresentou desempenho intermediário, enquanto o PC Iasmin, embora com melhor especificação de memória e CPU, foi o mais lento, possivelmente devido a limitações de gerenciamento térmico, energia ou overhead do ambiente. Esse resultado reforça a importância de considerar o contexto computacional ao avaliar a viabilidade de aplicação de modelos preditivos em cenários clínicos reais.</w:t>
+        <w:t xml:space="preserve">Os experimentos foram executados em três máquinas com configurações distintas, a fim de avaliar o impacto do ambiente computacional na eficiência de compilação do modelo. Curiosamente, o tempo total de execução mais rápido foi registrado no PC Geraldo, com 30 segundos, apesar de possuir apenas 8GB de RAM, demonstrando que fatores como sistema operacional e uso de recursos locais podem influenciar significativamente a performance computacional. O Cluster da UFES apresentou desempenho intermediário, enquanto o PC Iasmin, embora com melhor especificação de memória e CPU, foi o mais lento, possivelmente devido </w:t>
+      </w:r>
+      <w:proofErr w:type="spellStart"/>
+      <w:r>
+        <w:t>a</w:t>
+      </w:r>
+      <w:proofErr w:type="spellEnd"/>
+      <w:r>
+        <w:t xml:space="preserve"> limitações de gerenciamento térmico, energia ou overhead do ambiente. Esse resultado reforça a importância de considerar o contexto computacional ao avaliar a viabilidade de aplicação de modelos preditivos em cenários clínicos reais.</w:t>
       </w:r>
     </w:p>
     <w:p>
@@ -11757,14 +14553,34 @@
           <w:numId w:val="33"/>
         </w:numPr>
       </w:pPr>
+      <w:proofErr w:type="spellStart"/>
       <w:r>
         <w:rPr>
           <w:rStyle w:val="Forte"/>
           <w:b/>
           <w:bCs w:val="0"/>
         </w:rPr>
-        <w:t>Interpretação Técnica dos Resultados</w:t>
-      </w:r>
+        <w:t>Interpretação</w:t>
+      </w:r>
+      <w:proofErr w:type="spellEnd"/>
+      <w:r>
+        <w:rPr>
+          <w:rStyle w:val="Forte"/>
+          <w:b/>
+          <w:bCs w:val="0"/>
+        </w:rPr>
+        <w:t xml:space="preserve"> Técnica dos </w:t>
+      </w:r>
+      <w:proofErr w:type="spellStart"/>
+      <w:r>
+        <w:rPr>
+          <w:rStyle w:val="Forte"/>
+          <w:b/>
+          <w:bCs w:val="0"/>
+        </w:rPr>
+        <w:t>Resultados</w:t>
+      </w:r>
+      <w:proofErr w:type="spellEnd"/>
     </w:p>
     <w:p>
       <w:pPr>
@@ -11830,7 +14646,15 @@
         <w:t>PC Iasmin teve o pior desempenho</w:t>
       </w:r>
       <w:r>
-        <w:t>, mesmo com mais RAM e CPU moderna. A possível causa: throttling térmico, múltiplos processos simultâneos, modo de energia e overhead do sistema (provavelmente Windows).</w:t>
+        <w:t xml:space="preserve">, mesmo com mais RAM e CPU moderna. A possível causa: </w:t>
+      </w:r>
+      <w:proofErr w:type="spellStart"/>
+      <w:r>
+        <w:t>throttling</w:t>
+      </w:r>
+      <w:proofErr w:type="spellEnd"/>
+      <w:r>
+        <w:t xml:space="preserve"> térmico, múltiplos processos simultâneos, modo de energia e overhead do sistema (provavelmente Windows).</w:t>
       </w:r>
     </w:p>
     <w:p>
@@ -11937,7 +14761,15 @@
         <w:t>otimização do ambiente de execução é tão importante quanto o hardware</w:t>
       </w:r>
       <w:r>
-        <w:t>, o que pode abrir espaço para futuras investigações sobre deployment.</w:t>
+        <w:t xml:space="preserve">, o que pode abrir espaço para futuras investigações sobre </w:t>
+      </w:r>
+      <w:proofErr w:type="spellStart"/>
+      <w:r>
+        <w:t>deployment</w:t>
+      </w:r>
+      <w:proofErr w:type="spellEnd"/>
+      <w:r>
+        <w:t>.</w:t>
       </w:r>
     </w:p>
     <w:p>
@@ -11967,7 +14799,23 @@
         <w:pStyle w:val="NormalWeb"/>
       </w:pPr>
       <w:r>
-        <w:t>Para avaliar a viabilidade computacional da aplicação do modelo preditivo desenvolvido, o notebook modelo_real_collab foi executado em três ambientes distintos: um computador pessoal com Fedora (PC Geraldo), o cluster institucional da UFES e um notebook pessoal com Windows (PC Iasmin). Curiosamente, o menor tempo de execução foi observado no PC Geraldo (30.07s), mesmo sendo a máquina com menor quantidade de RAM (8GB) e um processador mais antigo (Ryzen 1600x). O Cluster UFES apresentou tempo intermediário (82.32s), enquanto o PC Iasmin, com hardware mais recente, foi o mais lento (129.82s).</w:t>
+        <w:t xml:space="preserve">Para avaliar a viabilidade computacional da aplicação do modelo preditivo desenvolvido, o notebook </w:t>
+      </w:r>
+      <w:proofErr w:type="spellStart"/>
+      <w:r>
+        <w:t>modelo_real_collab</w:t>
+      </w:r>
+      <w:proofErr w:type="spellEnd"/>
+      <w:r>
+        <w:t xml:space="preserve"> foi executado em três ambientes distintos: um computador pessoal com Fedora (PC Geraldo), o cluster institucional da UFES e um notebook pessoal com Windows (PC Iasmin). Curiosamente, o menor tempo de execução foi observado no PC Geraldo (30.07s), mesmo sendo a máquina com menor quantidade de RAM (8GB) e um processador mais antigo (</w:t>
+      </w:r>
+      <w:proofErr w:type="spellStart"/>
+      <w:r>
+        <w:t>Ryzen</w:t>
+      </w:r>
+      <w:proofErr w:type="spellEnd"/>
+      <w:r>
+        <w:t xml:space="preserve"> 1600x). O Cluster UFES apresentou tempo intermediário (82.32s), enquanto o PC Iasmin, com hardware mais recente, foi o mais lento (129.82s).</w:t>
       </w:r>
     </w:p>
     <w:p>
@@ -12013,8 +14861,13 @@
         <w:spacing w:before="100" w:beforeAutospacing="1" w:after="100" w:afterAutospacing="1" w:line="240" w:lineRule="auto"/>
         <w:jc w:val="left"/>
       </w:pPr>
-      <w:r>
-        <w:t>[ ] mas talvez utilizar de uma forma mais visual e que um usuário leigo/ comum possa aproveitar da ferramenta;</w:t>
+      <w:proofErr w:type="gramStart"/>
+      <w:r>
+        <w:t>[ ]</w:t>
+      </w:r>
+      <w:proofErr w:type="gramEnd"/>
+      <w:r>
+        <w:t xml:space="preserve"> mas talvez utilizar de uma forma mais visual e que um usuário leigo/ comum possa aproveitar da ferramenta;</w:t>
       </w:r>
     </w:p>
     <w:p>
@@ -12026,8 +14879,13 @@
         <w:spacing w:before="100" w:beforeAutospacing="1" w:after="100" w:afterAutospacing="1" w:line="240" w:lineRule="auto"/>
         <w:jc w:val="left"/>
       </w:pPr>
-      <w:r>
-        <w:t xml:space="preserve">[ ] adicionar a essa seção a importância da máquina para análise de grandes dados faz a diferença no tempo de processamento e como isso afeta diretamente </w:t>
+      <w:proofErr w:type="gramStart"/>
+      <w:r>
+        <w:t>[ ]</w:t>
+      </w:r>
+      <w:proofErr w:type="gramEnd"/>
+      <w:r>
+        <w:t xml:space="preserve"> adicionar a essa seção a importância da máquina para análise de grandes dados faz a diferença no tempo de processamento e como isso afeta diretamente </w:t>
       </w:r>
       <w:r>
         <w:lastRenderedPageBreak/>
@@ -12084,7 +14942,79 @@
           <w:highlight w:val="yellow"/>
           <w:lang w:eastAsia="pt-BR"/>
         </w:rPr>
-        <w:t>1.3 Síntese Comparativa: Random Forest vs CART [nao tenho certeza se vou deixar]</w:t>
+        <w:t xml:space="preserve">1.3 Síntese Comparativa: </w:t>
+      </w:r>
+      <w:proofErr w:type="spellStart"/>
+      <w:r>
+        <w:rPr>
+          <w:rFonts w:eastAsia="Times New Roman" w:cs="Times New Roman"/>
+          <w:b/>
+          <w:bCs/>
+          <w:szCs w:val="24"/>
+          <w:highlight w:val="yellow"/>
+          <w:lang w:eastAsia="pt-BR"/>
+        </w:rPr>
+        <w:t>Random</w:t>
+      </w:r>
+      <w:proofErr w:type="spellEnd"/>
+      <w:r>
+        <w:rPr>
+          <w:rFonts w:eastAsia="Times New Roman" w:cs="Times New Roman"/>
+          <w:b/>
+          <w:bCs/>
+          <w:szCs w:val="24"/>
+          <w:highlight w:val="yellow"/>
+          <w:lang w:eastAsia="pt-BR"/>
+        </w:rPr>
+        <w:t xml:space="preserve"> Forest </w:t>
+      </w:r>
+      <w:proofErr w:type="spellStart"/>
+      <w:r>
+        <w:rPr>
+          <w:rFonts w:eastAsia="Times New Roman" w:cs="Times New Roman"/>
+          <w:b/>
+          <w:bCs/>
+          <w:szCs w:val="24"/>
+          <w:highlight w:val="yellow"/>
+          <w:lang w:eastAsia="pt-BR"/>
+        </w:rPr>
+        <w:t>vs</w:t>
+      </w:r>
+      <w:proofErr w:type="spellEnd"/>
+      <w:r>
+        <w:rPr>
+          <w:rFonts w:eastAsia="Times New Roman" w:cs="Times New Roman"/>
+          <w:b/>
+          <w:bCs/>
+          <w:szCs w:val="24"/>
+          <w:highlight w:val="yellow"/>
+          <w:lang w:eastAsia="pt-BR"/>
+        </w:rPr>
+        <w:t xml:space="preserve"> CART [</w:t>
+      </w:r>
+      <w:proofErr w:type="spellStart"/>
+      <w:r>
+        <w:rPr>
+          <w:rFonts w:eastAsia="Times New Roman" w:cs="Times New Roman"/>
+          <w:b/>
+          <w:bCs/>
+          <w:szCs w:val="24"/>
+          <w:highlight w:val="yellow"/>
+          <w:lang w:eastAsia="pt-BR"/>
+        </w:rPr>
+        <w:t>nao</w:t>
+      </w:r>
+      <w:proofErr w:type="spellEnd"/>
+      <w:r>
+        <w:rPr>
+          <w:rFonts w:eastAsia="Times New Roman" w:cs="Times New Roman"/>
+          <w:b/>
+          <w:bCs/>
+          <w:szCs w:val="24"/>
+          <w:highlight w:val="yellow"/>
+          <w:lang w:eastAsia="pt-BR"/>
+        </w:rPr>
+        <w:t xml:space="preserve"> tenho certeza se vou deixar]</w:t>
       </w:r>
     </w:p>
     <w:p>
@@ -12101,13 +15031,23 @@
           <w:lang w:eastAsia="pt-BR"/>
         </w:rPr>
       </w:pPr>
-      <w:r>
-        <w:rPr>
-          <w:rFonts w:eastAsia="Times New Roman" w:cs="Times New Roman"/>
-          <w:szCs w:val="24"/>
-          <w:lang w:eastAsia="pt-BR"/>
-        </w:rPr>
-        <w:t>[ ] Verificar</w:t>
+      <w:proofErr w:type="gramStart"/>
+      <w:r>
+        <w:rPr>
+          <w:rFonts w:eastAsia="Times New Roman" w:cs="Times New Roman"/>
+          <w:szCs w:val="24"/>
+          <w:lang w:eastAsia="pt-BR"/>
+        </w:rPr>
+        <w:t>[ ]</w:t>
+      </w:r>
+      <w:proofErr w:type="gramEnd"/>
+      <w:r>
+        <w:rPr>
+          <w:rFonts w:eastAsia="Times New Roman" w:cs="Times New Roman"/>
+          <w:szCs w:val="24"/>
+          <w:lang w:eastAsia="pt-BR"/>
+        </w:rPr>
+        <w:t xml:space="preserve"> Verificar</w:t>
       </w:r>
     </w:p>
     <w:p>
@@ -12130,7 +15070,43 @@
           <w:szCs w:val="24"/>
           <w:lang w:eastAsia="pt-BR"/>
         </w:rPr>
-        <w:t>Tabela com métricas (Random Forest vs CART).</w:t>
+        <w:t>Tabela com métricas (</w:t>
+      </w:r>
+      <w:proofErr w:type="spellStart"/>
+      <w:r>
+        <w:rPr>
+          <w:rFonts w:eastAsia="Times New Roman" w:cs="Times New Roman"/>
+          <w:szCs w:val="24"/>
+          <w:lang w:eastAsia="pt-BR"/>
+        </w:rPr>
+        <w:t>Random</w:t>
+      </w:r>
+      <w:proofErr w:type="spellEnd"/>
+      <w:r>
+        <w:rPr>
+          <w:rFonts w:eastAsia="Times New Roman" w:cs="Times New Roman"/>
+          <w:szCs w:val="24"/>
+          <w:lang w:eastAsia="pt-BR"/>
+        </w:rPr>
+        <w:t xml:space="preserve"> Forest </w:t>
+      </w:r>
+      <w:proofErr w:type="spellStart"/>
+      <w:r>
+        <w:rPr>
+          <w:rFonts w:eastAsia="Times New Roman" w:cs="Times New Roman"/>
+          <w:szCs w:val="24"/>
+          <w:lang w:eastAsia="pt-BR"/>
+        </w:rPr>
+        <w:t>vs</w:t>
+      </w:r>
+      <w:proofErr w:type="spellEnd"/>
+      <w:r>
+        <w:rPr>
+          <w:rFonts w:eastAsia="Times New Roman" w:cs="Times New Roman"/>
+          <w:szCs w:val="24"/>
+          <w:lang w:eastAsia="pt-BR"/>
+        </w:rPr>
+        <w:t xml:space="preserve"> CART).</w:t>
       </w:r>
     </w:p>
     <w:p>
@@ -12176,7 +15152,25 @@
           <w:szCs w:val="24"/>
           <w:lang w:eastAsia="pt-BR"/>
         </w:rPr>
-        <w:t>Gráficos de importância das features.</w:t>
+        <w:t xml:space="preserve">Gráficos de importância das </w:t>
+      </w:r>
+      <w:proofErr w:type="spellStart"/>
+      <w:r>
+        <w:rPr>
+          <w:rFonts w:eastAsia="Times New Roman" w:cs="Times New Roman"/>
+          <w:szCs w:val="24"/>
+          <w:lang w:eastAsia="pt-BR"/>
+        </w:rPr>
+        <w:t>features</w:t>
+      </w:r>
+      <w:proofErr w:type="spellEnd"/>
+      <w:r>
+        <w:rPr>
+          <w:rFonts w:eastAsia="Times New Roman" w:cs="Times New Roman"/>
+          <w:szCs w:val="24"/>
+          <w:lang w:eastAsia="pt-BR"/>
+        </w:rPr>
+        <w:t>.</w:t>
       </w:r>
     </w:p>
     <w:p>
@@ -12186,15 +15180,33 @@
         </w:rPr>
       </w:pPr>
       <w:r>
-        <w:t xml:space="preserve">Embora o modelo Random Forest tenha apresentado desempenho levemente superior ao CART, o modelo de árvore de decisão tem a vantagem de </w:t>
-      </w:r>
+        <w:t xml:space="preserve">Embora o modelo </w:t>
+      </w:r>
+      <w:proofErr w:type="spellStart"/>
+      <w:r>
+        <w:t>Random</w:t>
+      </w:r>
+      <w:proofErr w:type="spellEnd"/>
+      <w:r>
+        <w:t xml:space="preserve"> Forest tenha apresentado desempenho levemente superior ao CART, o modelo de árvore de decisão tem a vantagem de </w:t>
+      </w:r>
+      <w:proofErr w:type="spellStart"/>
       <w:r>
         <w:rPr>
           <w:rStyle w:val="notion-enable-hover"/>
           <w:b/>
           <w:bCs/>
         </w:rPr>
-        <w:t>interpretabilidade direta</w:t>
+        <w:t>interpretabilidade</w:t>
+      </w:r>
+      <w:proofErr w:type="spellEnd"/>
+      <w:r>
+        <w:rPr>
+          <w:rStyle w:val="notion-enable-hover"/>
+          <w:b/>
+          <w:bCs/>
+        </w:rPr>
+        <w:t xml:space="preserve"> direta</w:t>
       </w:r>
       <w:r>
         <w:t>, útil para aplicações clínicas e explicações em contexto médico. Ambos os modelos se mostraram viáveis para uso preditivo, com potencial de auxiliar a triagem de pacientes com maior risco de óbito e otimizar recursos hospitalares em unidades do SUS.</w:t>
@@ -12212,7 +15224,35 @@
         <w:rPr>
           <w:highlight w:val="lightGray"/>
         </w:rPr>
-        <w:t>As principais vantagens do Random Forest são sua capacidade de reduzir a variância em comparação com árvores individuais e resistência ao overfitting, além de fornecer medidas de importância das variáveis. Contudo, a desvantagem apontada em estudos é o maior custo computacional, especialmente em bases com grande número de atributos</w:t>
+        <w:t xml:space="preserve">As principais vantagens do </w:t>
+      </w:r>
+      <w:proofErr w:type="spellStart"/>
+      <w:r>
+        <w:rPr>
+          <w:highlight w:val="lightGray"/>
+        </w:rPr>
+        <w:t>Random</w:t>
+      </w:r>
+      <w:proofErr w:type="spellEnd"/>
+      <w:r>
+        <w:rPr>
+          <w:highlight w:val="lightGray"/>
+        </w:rPr>
+        <w:t xml:space="preserve"> Forest são sua capacidade de reduzir a variância em comparação com árvores individuais e resistência ao </w:t>
+      </w:r>
+      <w:proofErr w:type="spellStart"/>
+      <w:r>
+        <w:rPr>
+          <w:highlight w:val="lightGray"/>
+        </w:rPr>
+        <w:t>overfitting</w:t>
+      </w:r>
+      <w:proofErr w:type="spellEnd"/>
+      <w:r>
+        <w:rPr>
+          <w:highlight w:val="lightGray"/>
+        </w:rPr>
+        <w:t>, além de fornecer medidas de importância das variáveis. Contudo, a desvantagem apontada em estudos é o maior custo computacional, especialmente em bases com grande número de atributos</w:t>
       </w:r>
       <w:r>
         <w:t>.</w:t>
@@ -12324,6 +15364,7 @@
                 <w:lang w:eastAsia="pt-BR"/>
               </w:rPr>
             </w:pPr>
+            <w:proofErr w:type="spellStart"/>
             <w:r>
               <w:rPr>
                 <w:rFonts w:eastAsia="Times New Roman" w:cs="Times New Roman"/>
@@ -12332,7 +15373,18 @@
                 <w:szCs w:val="24"/>
                 <w:lang w:eastAsia="pt-BR"/>
               </w:rPr>
-              <w:t>Random Forest</w:t>
+              <w:t>Random</w:t>
+            </w:r>
+            <w:proofErr w:type="spellEnd"/>
+            <w:r>
+              <w:rPr>
+                <w:rFonts w:eastAsia="Times New Roman" w:cs="Times New Roman"/>
+                <w:b/>
+                <w:bCs/>
+                <w:szCs w:val="24"/>
+                <w:lang w:eastAsia="pt-BR"/>
+              </w:rPr>
+              <w:t xml:space="preserve"> Forest</w:t>
             </w:r>
           </w:p>
         </w:tc>
@@ -12548,7 +15600,29 @@
                 <w:szCs w:val="24"/>
                 <w:lang w:eastAsia="pt-BR"/>
               </w:rPr>
-              <w:t>amostras aleatórias (bagging)</w:t>
+              <w:t>amostras aleatórias (</w:t>
+            </w:r>
+            <w:proofErr w:type="spellStart"/>
+            <w:r>
+              <w:rPr>
+                <w:rFonts w:eastAsia="Times New Roman" w:cs="Times New Roman"/>
+                <w:b/>
+                <w:bCs/>
+                <w:szCs w:val="24"/>
+                <w:lang w:eastAsia="pt-BR"/>
+              </w:rPr>
+              <w:t>bagging</w:t>
+            </w:r>
+            <w:proofErr w:type="spellEnd"/>
+            <w:r>
+              <w:rPr>
+                <w:rFonts w:eastAsia="Times New Roman" w:cs="Times New Roman"/>
+                <w:b/>
+                <w:bCs/>
+                <w:szCs w:val="24"/>
+                <w:lang w:eastAsia="pt-BR"/>
+              </w:rPr>
+              <w:t>)</w:t>
             </w:r>
             <w:r>
               <w:rPr>
@@ -12684,6 +15758,7 @@
                 <w:lang w:eastAsia="pt-BR"/>
               </w:rPr>
             </w:pPr>
+            <w:proofErr w:type="spellStart"/>
             <w:r>
               <w:rPr>
                 <w:rFonts w:eastAsia="Times New Roman" w:cs="Times New Roman"/>
@@ -12694,6 +15769,7 @@
               </w:rPr>
               <w:t>Overfitting</w:t>
             </w:r>
+            <w:proofErr w:type="spellEnd"/>
           </w:p>
         </w:tc>
         <w:tc>
@@ -12728,7 +15804,25 @@
                 <w:szCs w:val="24"/>
                 <w:lang w:eastAsia="pt-BR"/>
               </w:rPr>
-              <w:t xml:space="preserve"> ao overfitting, principalmente com árvores profundas.</w:t>
+              <w:t xml:space="preserve"> ao </w:t>
+            </w:r>
+            <w:proofErr w:type="spellStart"/>
+            <w:r>
+              <w:rPr>
+                <w:rFonts w:eastAsia="Times New Roman" w:cs="Times New Roman"/>
+                <w:szCs w:val="24"/>
+                <w:lang w:eastAsia="pt-BR"/>
+              </w:rPr>
+              <w:t>overfitting</w:t>
+            </w:r>
+            <w:proofErr w:type="spellEnd"/>
+            <w:r>
+              <w:rPr>
+                <w:rFonts w:eastAsia="Times New Roman" w:cs="Times New Roman"/>
+                <w:szCs w:val="24"/>
+                <w:lang w:eastAsia="pt-BR"/>
+              </w:rPr>
+              <w:t>, principalmente com árvores profundas.</w:t>
             </w:r>
           </w:p>
         </w:tc>
@@ -12789,6 +15883,7 @@
                 <w:lang w:eastAsia="pt-BR"/>
               </w:rPr>
             </w:pPr>
+            <w:proofErr w:type="spellStart"/>
             <w:r>
               <w:rPr>
                 <w:rFonts w:eastAsia="Times New Roman" w:cs="Times New Roman"/>
@@ -12799,6 +15894,7 @@
               </w:rPr>
               <w:t>Interpretabilidade</w:t>
             </w:r>
+            <w:proofErr w:type="spellEnd"/>
           </w:p>
         </w:tc>
         <w:tc>
@@ -13101,6 +16197,7 @@
               </w:rPr>
               <w:t xml:space="preserve">Útil quando se deseja </w:t>
             </w:r>
+            <w:proofErr w:type="spellStart"/>
             <w:r>
               <w:rPr>
                 <w:rFonts w:eastAsia="Times New Roman" w:cs="Times New Roman"/>
@@ -13109,7 +16206,18 @@
                 <w:szCs w:val="24"/>
                 <w:lang w:eastAsia="pt-BR"/>
               </w:rPr>
-              <w:t>interpretabilidade clara das regras</w:t>
+              <w:t>interpretabilidade</w:t>
+            </w:r>
+            <w:proofErr w:type="spellEnd"/>
+            <w:r>
+              <w:rPr>
+                <w:rFonts w:eastAsia="Times New Roman" w:cs="Times New Roman"/>
+                <w:b/>
+                <w:bCs/>
+                <w:szCs w:val="24"/>
+                <w:lang w:eastAsia="pt-BR"/>
+              </w:rPr>
+              <w:t xml:space="preserve"> clara das regras</w:t>
             </w:r>
             <w:r>
               <w:rPr>
@@ -13274,8 +16382,8 @@
           <w:highlight w:val="yellow"/>
         </w:rPr>
       </w:pPr>
-      <w:bookmarkStart w:id="35" w:name="_Toc203431589"/>
-      <w:bookmarkStart w:id="36" w:name="_Toc203566828"/>
+      <w:bookmarkStart w:id="36" w:name="_Toc203431589"/>
+      <w:bookmarkStart w:id="37" w:name="_Toc203566828"/>
       <w:r>
         <w:rPr>
           <w:highlight w:val="yellow"/>
@@ -13283,8 +16391,8 @@
         <w:lastRenderedPageBreak/>
         <w:t>DISCUSSÃO</w:t>
       </w:r>
-      <w:bookmarkEnd w:id="35"/>
       <w:bookmarkEnd w:id="36"/>
+      <w:bookmarkEnd w:id="37"/>
       <w:r>
         <w:rPr>
           <w:highlight w:val="yellow"/>
@@ -13419,7 +16527,47 @@
           <w:highlight w:val="lightGray"/>
           <w:lang w:eastAsia="pt-BR"/>
         </w:rPr>
-        <w:t>Interpretação das variáveis mais relevantes (feature importance)</w:t>
+        <w:t>Interpretação das variáveis mais relevantes (</w:t>
+      </w:r>
+      <w:proofErr w:type="spellStart"/>
+      <w:r>
+        <w:rPr>
+          <w:rFonts w:eastAsia="Times New Roman" w:cs="Times New Roman"/>
+          <w:szCs w:val="24"/>
+          <w:highlight w:val="lightGray"/>
+          <w:lang w:eastAsia="pt-BR"/>
+        </w:rPr>
+        <w:t>feature</w:t>
+      </w:r>
+      <w:proofErr w:type="spellEnd"/>
+      <w:r>
+        <w:rPr>
+          <w:rFonts w:eastAsia="Times New Roman" w:cs="Times New Roman"/>
+          <w:szCs w:val="24"/>
+          <w:highlight w:val="lightGray"/>
+          <w:lang w:eastAsia="pt-BR"/>
+        </w:rPr>
+        <w:t xml:space="preserve"> </w:t>
+      </w:r>
+      <w:proofErr w:type="spellStart"/>
+      <w:r>
+        <w:rPr>
+          <w:rFonts w:eastAsia="Times New Roman" w:cs="Times New Roman"/>
+          <w:szCs w:val="24"/>
+          <w:highlight w:val="lightGray"/>
+          <w:lang w:eastAsia="pt-BR"/>
+        </w:rPr>
+        <w:t>importance</w:t>
+      </w:r>
+      <w:proofErr w:type="spellEnd"/>
+      <w:r>
+        <w:rPr>
+          <w:rFonts w:eastAsia="Times New Roman" w:cs="Times New Roman"/>
+          <w:szCs w:val="24"/>
+          <w:highlight w:val="lightGray"/>
+          <w:lang w:eastAsia="pt-BR"/>
+        </w:rPr>
+        <w:t>)</w:t>
       </w:r>
     </w:p>
     <w:p>
@@ -13444,7 +16592,27 @@
           <w:highlight w:val="lightGray"/>
           <w:lang w:eastAsia="pt-BR"/>
         </w:rPr>
-        <w:t>Discussão sobre limitações (ex: qualidade dos dados, falta de variáveis clínicas detalhadas, etc.)</w:t>
+        <w:t>Discussão sobre limitações (</w:t>
+      </w:r>
+      <w:proofErr w:type="spellStart"/>
+      <w:r>
+        <w:rPr>
+          <w:rFonts w:eastAsia="Times New Roman" w:cs="Times New Roman"/>
+          <w:szCs w:val="24"/>
+          <w:highlight w:val="lightGray"/>
+          <w:lang w:eastAsia="pt-BR"/>
+        </w:rPr>
+        <w:t>ex</w:t>
+      </w:r>
+      <w:proofErr w:type="spellEnd"/>
+      <w:r>
+        <w:rPr>
+          <w:rFonts w:eastAsia="Times New Roman" w:cs="Times New Roman"/>
+          <w:szCs w:val="24"/>
+          <w:highlight w:val="lightGray"/>
+          <w:lang w:eastAsia="pt-BR"/>
+        </w:rPr>
+        <w:t>: qualidade dos dados, falta de variáveis clínicas detalhadas, etc.)</w:t>
       </w:r>
     </w:p>
     <w:p>
@@ -13573,7 +16741,43 @@
           <w:szCs w:val="24"/>
           <w:lang w:eastAsia="pt-BR"/>
         </w:rPr>
-        <w:t>Há trade-offs entre acurácia e interpretabilidade?</w:t>
+        <w:t>Há trade-</w:t>
+      </w:r>
+      <w:proofErr w:type="spellStart"/>
+      <w:r>
+        <w:rPr>
+          <w:rFonts w:eastAsia="Times New Roman" w:cs="Times New Roman"/>
+          <w:szCs w:val="24"/>
+          <w:lang w:eastAsia="pt-BR"/>
+        </w:rPr>
+        <w:t>offs</w:t>
+      </w:r>
+      <w:proofErr w:type="spellEnd"/>
+      <w:r>
+        <w:rPr>
+          <w:rFonts w:eastAsia="Times New Roman" w:cs="Times New Roman"/>
+          <w:szCs w:val="24"/>
+          <w:lang w:eastAsia="pt-BR"/>
+        </w:rPr>
+        <w:t xml:space="preserve"> entre acurácia e </w:t>
+      </w:r>
+      <w:proofErr w:type="spellStart"/>
+      <w:r>
+        <w:rPr>
+          <w:rFonts w:eastAsia="Times New Roman" w:cs="Times New Roman"/>
+          <w:szCs w:val="24"/>
+          <w:lang w:eastAsia="pt-BR"/>
+        </w:rPr>
+        <w:t>interpretabilidade</w:t>
+      </w:r>
+      <w:proofErr w:type="spellEnd"/>
+      <w:r>
+        <w:rPr>
+          <w:rFonts w:eastAsia="Times New Roman" w:cs="Times New Roman"/>
+          <w:szCs w:val="24"/>
+          <w:lang w:eastAsia="pt-BR"/>
+        </w:rPr>
+        <w:t>?</w:t>
       </w:r>
     </w:p>
     <w:p>
@@ -13642,7 +16846,25 @@
           <w:szCs w:val="24"/>
           <w:lang w:eastAsia="pt-BR"/>
         </w:rPr>
-        <w:t>O CART oferece maior interpretabilidade e é computacionalmente mais leve.</w:t>
+        <w:t xml:space="preserve">O CART oferece maior </w:t>
+      </w:r>
+      <w:proofErr w:type="spellStart"/>
+      <w:r>
+        <w:rPr>
+          <w:rFonts w:eastAsia="Times New Roman" w:cs="Times New Roman"/>
+          <w:szCs w:val="24"/>
+          <w:lang w:eastAsia="pt-BR"/>
+        </w:rPr>
+        <w:t>interpretabilidade</w:t>
+      </w:r>
+      <w:proofErr w:type="spellEnd"/>
+      <w:r>
+        <w:rPr>
+          <w:rFonts w:eastAsia="Times New Roman" w:cs="Times New Roman"/>
+          <w:szCs w:val="24"/>
+          <w:lang w:eastAsia="pt-BR"/>
+        </w:rPr>
+        <w:t xml:space="preserve"> e é computacionalmente mais leve.</w:t>
       </w:r>
     </w:p>
     <w:p>
@@ -13665,7 +16887,25 @@
           <w:szCs w:val="24"/>
           <w:lang w:eastAsia="pt-BR"/>
         </w:rPr>
-        <w:t>Em ambientes clínicos com restrição de hardware, ambos os modelos mostraram-se viáveis, com tempo de execução inferior a 2 minutos.</w:t>
+        <w:t xml:space="preserve">Em ambientes clínicos com restrição de hardware, ambos os modelos </w:t>
+      </w:r>
+      <w:proofErr w:type="gramStart"/>
+      <w:r>
+        <w:rPr>
+          <w:rFonts w:eastAsia="Times New Roman" w:cs="Times New Roman"/>
+          <w:szCs w:val="24"/>
+          <w:lang w:eastAsia="pt-BR"/>
+        </w:rPr>
+        <w:t>mostraram-se</w:t>
+      </w:r>
+      <w:proofErr w:type="gramEnd"/>
+      <w:r>
+        <w:rPr>
+          <w:rFonts w:eastAsia="Times New Roman" w:cs="Times New Roman"/>
+          <w:szCs w:val="24"/>
+          <w:lang w:eastAsia="pt-BR"/>
+        </w:rPr>
+        <w:t xml:space="preserve"> viáveis, com tempo de execução inferior a 2 minutos.</w:t>
       </w:r>
     </w:p>
     <w:p>
@@ -13719,8 +16959,8 @@
           <w:highlight w:val="yellow"/>
         </w:rPr>
       </w:pPr>
-      <w:bookmarkStart w:id="37" w:name="_Toc203431590"/>
-      <w:bookmarkStart w:id="38" w:name="_Toc203566829"/>
+      <w:bookmarkStart w:id="38" w:name="_Toc203431590"/>
+      <w:bookmarkStart w:id="39" w:name="_Toc203566829"/>
       <w:r>
         <w:rPr>
           <w:highlight w:val="yellow"/>
@@ -13728,8 +16968,8 @@
         <w:lastRenderedPageBreak/>
         <w:t>CONCLUSÃO</w:t>
       </w:r>
-      <w:bookmarkEnd w:id="37"/>
       <w:bookmarkEnd w:id="38"/>
+      <w:bookmarkEnd w:id="39"/>
     </w:p>
     <w:p>
       <w:pPr>
@@ -13870,7 +17110,67 @@
           <w:highlight w:val="lightGray"/>
           <w:lang w:eastAsia="pt-BR"/>
         </w:rPr>
-        <w:t>Sugestões de continuidade (ex: aplicar SHAP, testar deep learning, expandir base de dados)</w:t>
+        <w:t>Sugestões de continuidade (</w:t>
+      </w:r>
+      <w:proofErr w:type="spellStart"/>
+      <w:r>
+        <w:rPr>
+          <w:rFonts w:eastAsia="Times New Roman" w:cs="Times New Roman"/>
+          <w:szCs w:val="24"/>
+          <w:highlight w:val="lightGray"/>
+          <w:lang w:eastAsia="pt-BR"/>
+        </w:rPr>
+        <w:t>ex</w:t>
+      </w:r>
+      <w:proofErr w:type="spellEnd"/>
+      <w:r>
+        <w:rPr>
+          <w:rFonts w:eastAsia="Times New Roman" w:cs="Times New Roman"/>
+          <w:szCs w:val="24"/>
+          <w:highlight w:val="lightGray"/>
+          <w:lang w:eastAsia="pt-BR"/>
+        </w:rPr>
+        <w:t xml:space="preserve">: aplicar SHAP, testar </w:t>
+      </w:r>
+      <w:proofErr w:type="spellStart"/>
+      <w:r>
+        <w:rPr>
+          <w:rFonts w:eastAsia="Times New Roman" w:cs="Times New Roman"/>
+          <w:szCs w:val="24"/>
+          <w:highlight w:val="lightGray"/>
+          <w:lang w:eastAsia="pt-BR"/>
+        </w:rPr>
+        <w:t>deep</w:t>
+      </w:r>
+      <w:proofErr w:type="spellEnd"/>
+      <w:r>
+        <w:rPr>
+          <w:rFonts w:eastAsia="Times New Roman" w:cs="Times New Roman"/>
+          <w:szCs w:val="24"/>
+          <w:highlight w:val="lightGray"/>
+          <w:lang w:eastAsia="pt-BR"/>
+        </w:rPr>
+        <w:t xml:space="preserve"> </w:t>
+      </w:r>
+      <w:proofErr w:type="spellStart"/>
+      <w:r>
+        <w:rPr>
+          <w:rFonts w:eastAsia="Times New Roman" w:cs="Times New Roman"/>
+          <w:szCs w:val="24"/>
+          <w:highlight w:val="lightGray"/>
+          <w:lang w:eastAsia="pt-BR"/>
+        </w:rPr>
+        <w:t>learning</w:t>
+      </w:r>
+      <w:proofErr w:type="spellEnd"/>
+      <w:r>
+        <w:rPr>
+          <w:rFonts w:eastAsia="Times New Roman" w:cs="Times New Roman"/>
+          <w:szCs w:val="24"/>
+          <w:highlight w:val="lightGray"/>
+          <w:lang w:eastAsia="pt-BR"/>
+        </w:rPr>
+        <w:t>, expandir base de dados)</w:t>
       </w:r>
     </w:p>
     <w:p>
@@ -13922,13 +17222,23 @@
           <w:lang w:eastAsia="pt-BR"/>
         </w:rPr>
       </w:pPr>
-      <w:r>
-        <w:rPr>
-          <w:rFonts w:eastAsia="Times New Roman" w:cs="Times New Roman"/>
-          <w:szCs w:val="24"/>
-          <w:lang w:eastAsia="pt-BR"/>
-        </w:rPr>
-        <w:t>Real_collab se mostrou (mais/menos) eficiente em máquina X.</w:t>
+      <w:proofErr w:type="spellStart"/>
+      <w:r>
+        <w:rPr>
+          <w:rFonts w:eastAsia="Times New Roman" w:cs="Times New Roman"/>
+          <w:szCs w:val="24"/>
+          <w:lang w:eastAsia="pt-BR"/>
+        </w:rPr>
+        <w:t>Real_collab</w:t>
+      </w:r>
+      <w:proofErr w:type="spellEnd"/>
+      <w:r>
+        <w:rPr>
+          <w:rFonts w:eastAsia="Times New Roman" w:cs="Times New Roman"/>
+          <w:szCs w:val="24"/>
+          <w:lang w:eastAsia="pt-BR"/>
+        </w:rPr>
+        <w:t xml:space="preserve"> se mostrou (mais/menos) eficiente em máquina X.</w:t>
       </w:r>
     </w:p>
     <w:p>
@@ -13945,13 +17255,41 @@
           <w:lang w:eastAsia="pt-BR"/>
         </w:rPr>
       </w:pPr>
-      <w:r>
-        <w:rPr>
-          <w:rFonts w:eastAsia="Times New Roman" w:cs="Times New Roman"/>
-          <w:szCs w:val="24"/>
-          <w:lang w:eastAsia="pt-BR"/>
-        </w:rPr>
-        <w:t>Random Forest se destacou em métricas preditivas, enquanto CART apresentou melhor interpretabilidade.</w:t>
+      <w:proofErr w:type="spellStart"/>
+      <w:r>
+        <w:rPr>
+          <w:rFonts w:eastAsia="Times New Roman" w:cs="Times New Roman"/>
+          <w:szCs w:val="24"/>
+          <w:lang w:eastAsia="pt-BR"/>
+        </w:rPr>
+        <w:t>Random</w:t>
+      </w:r>
+      <w:proofErr w:type="spellEnd"/>
+      <w:r>
+        <w:rPr>
+          <w:rFonts w:eastAsia="Times New Roman" w:cs="Times New Roman"/>
+          <w:szCs w:val="24"/>
+          <w:lang w:eastAsia="pt-BR"/>
+        </w:rPr>
+        <w:t xml:space="preserve"> Forest se destacou em métricas preditivas, enquanto CART apresentou melhor </w:t>
+      </w:r>
+      <w:proofErr w:type="spellStart"/>
+      <w:r>
+        <w:rPr>
+          <w:rFonts w:eastAsia="Times New Roman" w:cs="Times New Roman"/>
+          <w:szCs w:val="24"/>
+          <w:lang w:eastAsia="pt-BR"/>
+        </w:rPr>
+        <w:t>interpretabilidade</w:t>
+      </w:r>
+      <w:proofErr w:type="spellEnd"/>
+      <w:r>
+        <w:rPr>
+          <w:rFonts w:eastAsia="Times New Roman" w:cs="Times New Roman"/>
+          <w:szCs w:val="24"/>
+          <w:lang w:eastAsia="pt-BR"/>
+        </w:rPr>
+        <w:t>.</w:t>
       </w:r>
     </w:p>
     <w:p>
@@ -14039,13 +17377,23 @@
           <w:lang w:eastAsia="pt-BR"/>
         </w:rPr>
       </w:pPr>
-      <w:r>
-        <w:rPr>
-          <w:rFonts w:eastAsia="Times New Roman" w:cs="Times New Roman"/>
-          <w:szCs w:val="24"/>
-          <w:lang w:eastAsia="pt-BR"/>
-        </w:rPr>
-        <w:t>Random Forest é mais robusto em desempenho, mas o CART pode ser preferido onde simplicidade e agilidade são exigidas.</w:t>
+      <w:proofErr w:type="spellStart"/>
+      <w:r>
+        <w:rPr>
+          <w:rFonts w:eastAsia="Times New Roman" w:cs="Times New Roman"/>
+          <w:szCs w:val="24"/>
+          <w:lang w:eastAsia="pt-BR"/>
+        </w:rPr>
+        <w:t>Random</w:t>
+      </w:r>
+      <w:proofErr w:type="spellEnd"/>
+      <w:r>
+        <w:rPr>
+          <w:rFonts w:eastAsia="Times New Roman" w:cs="Times New Roman"/>
+          <w:szCs w:val="24"/>
+          <w:lang w:eastAsia="pt-BR"/>
+        </w:rPr>
+        <w:t xml:space="preserve"> Forest é mais robusto em desempenho, mas o CART pode ser preferido onde simplicidade e agilidade são exigidas.</w:t>
       </w:r>
     </w:p>
     <w:p>
@@ -14102,49 +17450,152 @@
           <w:highlight w:val="yellow"/>
         </w:rPr>
       </w:pPr>
-      <w:bookmarkStart w:id="39" w:name="_Toc203566830"/>
+      <w:bookmarkStart w:id="40" w:name="_Toc203566830"/>
       <w:r>
         <w:rPr>
           <w:highlight w:val="yellow"/>
         </w:rPr>
-        <w:t>Trabalhos Futuros</w:t>
-      </w:r>
-      <w:bookmarkEnd w:id="39"/>
-    </w:p>
-    <w:p>
-      <w:pPr>
+        <w:t xml:space="preserve">Trabalhos </w:t>
+      </w:r>
+      <w:proofErr w:type="spellStart"/>
+      <w:r>
+        <w:rPr>
+          <w:highlight w:val="yellow"/>
+        </w:rPr>
+        <w:t>Futuros</w:t>
+      </w:r>
+      <w:bookmarkEnd w:id="40"/>
+      <w:proofErr w:type="spellEnd"/>
+    </w:p>
+    <w:p>
+      <w:pPr>
+        <w:pStyle w:val="PargrafodaLista"/>
+        <w:numPr>
+          <w:ilvl w:val="0"/>
+          <w:numId w:val="42"/>
+        </w:numPr>
         <w:spacing w:after="160" w:line="259" w:lineRule="auto"/>
         <w:jc w:val="left"/>
         <w:rPr>
           <w:highlight w:val="yellow"/>
-          <w:lang w:val="en-US"/>
-        </w:rPr>
-      </w:pPr>
-      <w:r>
+        </w:rPr>
+      </w:pPr>
+      <w:r>
+        <w:rPr>
+          <w:highlight w:val="yellow"/>
+        </w:rPr>
+        <w:t xml:space="preserve">Fazer a </w:t>
+      </w:r>
+      <w:proofErr w:type="spellStart"/>
+      <w:r>
+        <w:rPr>
+          <w:highlight w:val="yellow"/>
+        </w:rPr>
+        <w:t>analise</w:t>
+      </w:r>
+      <w:proofErr w:type="spellEnd"/>
+      <w:r>
+        <w:rPr>
+          <w:highlight w:val="yellow"/>
+        </w:rPr>
+        <w:t xml:space="preserve"> com a</w:t>
+      </w:r>
+      <w:r>
+        <w:rPr>
+          <w:highlight w:val="yellow"/>
+        </w:rPr>
+        <w:t xml:space="preserve"> variável de sintomas </w:t>
+      </w:r>
+      <w:proofErr w:type="spellStart"/>
+      <w:r>
+        <w:rPr>
+          <w:highlight w:val="yellow"/>
+        </w:rPr>
+        <w:t>tbm</w:t>
+      </w:r>
+      <w:proofErr w:type="spellEnd"/>
+      <w:r>
+        <w:rPr>
+          <w:highlight w:val="yellow"/>
+        </w:rPr>
+        <w:t>;</w:t>
+      </w:r>
+    </w:p>
+    <w:p>
+      <w:pPr>
+        <w:spacing w:after="160" w:line="259" w:lineRule="auto"/>
+        <w:ind w:left="360"/>
+        <w:jc w:val="left"/>
+        <w:rPr>
+          <w:highlight w:val="yellow"/>
+        </w:rPr>
+      </w:pPr>
+      <w:r>
+        <w:rPr>
+          <w:highlight w:val="yellow"/>
+        </w:rPr>
+        <w:t xml:space="preserve">-  </w:t>
+      </w:r>
+      <w:proofErr w:type="gramStart"/>
+      <w:r>
+        <w:rPr>
+          <w:highlight w:val="yellow"/>
+        </w:rPr>
+        <w:t>talvez</w:t>
+      </w:r>
+      <w:proofErr w:type="gramEnd"/>
+      <w:r>
+        <w:rPr>
+          <w:highlight w:val="yellow"/>
+        </w:rPr>
+        <w:t xml:space="preserve"> aplicar outra técnica de balanceamento ou não aplicar técnica alguma (utilizei o </w:t>
+      </w:r>
+      <w:proofErr w:type="spellStart"/>
+      <w:r>
+        <w:rPr>
+          <w:highlight w:val="yellow"/>
+        </w:rPr>
+        <w:t>smote</w:t>
+      </w:r>
+      <w:proofErr w:type="spellEnd"/>
+      <w:r>
+        <w:rPr>
+          <w:highlight w:val="yellow"/>
+        </w:rPr>
+        <w:t xml:space="preserve"> – mas pode ser que exista uma melhor)</w:t>
+      </w:r>
+      <w:r>
+        <w:rPr>
+          <w:highlight w:val="yellow"/>
+        </w:rPr>
+        <w:br w:type="page"/>
+      </w:r>
+    </w:p>
+    <w:p>
+      <w:pPr>
+        <w:spacing w:after="160" w:line="259" w:lineRule="auto"/>
+        <w:jc w:val="left"/>
+        <w:rPr>
+          <w:highlight w:val="yellow"/>
+        </w:rPr>
+      </w:pPr>
+    </w:p>
+    <w:p>
+      <w:pPr>
+        <w:pStyle w:val="Ttulo1"/>
+      </w:pPr>
+      <w:bookmarkStart w:id="41" w:name="_Toc203566831"/>
+      <w:r>
+        <w:t>REFERÊNCIAS BIBLIOGRÁFICAS</w:t>
+      </w:r>
+      <w:bookmarkEnd w:id="41"/>
+    </w:p>
+    <w:p>
+      <w:pPr>
         <w:rPr>
           <w:highlight w:val="yellow"/>
           <w:lang w:val="en-US"/>
         </w:rPr>
-        <w:br w:type="page"/>
-      </w:r>
-    </w:p>
-    <w:p>
-      <w:pPr>
-        <w:pStyle w:val="Ttulo1"/>
-      </w:pPr>
-      <w:bookmarkStart w:id="40" w:name="_Toc203566831"/>
-      <w:r>
-        <w:lastRenderedPageBreak/>
-        <w:t>REFERÊNCIAS BIBLIOGRÁFICAS</w:t>
-      </w:r>
-      <w:bookmarkEnd w:id="40"/>
-    </w:p>
-    <w:p>
-      <w:pPr>
-        <w:rPr>
-          <w:highlight w:val="yellow"/>
-          <w:lang w:val="en-US"/>
-        </w:rPr>
       </w:pPr>
     </w:p>
     <w:p>
@@ -14176,13 +17627,49 @@
         </w:rPr>
         <w:t xml:space="preserve">. </w:t>
       </w:r>
-      <w:r>
-        <w:rPr>
-          <w:highlight w:val="lightGray"/>
-        </w:rPr>
-        <w:t xml:space="preserve">Annals of Epidemiology, v. 108, p. 1–7, 2025. Disponível em: </w:t>
-      </w:r>
-      <w:hyperlink r:id="rId19" w:tgtFrame="_new" w:history="1">
+      <w:proofErr w:type="spellStart"/>
+      <w:r>
+        <w:rPr>
+          <w:highlight w:val="lightGray"/>
+        </w:rPr>
+        <w:t>Annals</w:t>
+      </w:r>
+      <w:proofErr w:type="spellEnd"/>
+      <w:r>
+        <w:rPr>
+          <w:highlight w:val="lightGray"/>
+        </w:rPr>
+        <w:t xml:space="preserve"> </w:t>
+      </w:r>
+      <w:proofErr w:type="spellStart"/>
+      <w:r>
+        <w:rPr>
+          <w:highlight w:val="lightGray"/>
+        </w:rPr>
+        <w:t>of</w:t>
+      </w:r>
+      <w:proofErr w:type="spellEnd"/>
+      <w:r>
+        <w:rPr>
+          <w:highlight w:val="lightGray"/>
+        </w:rPr>
+        <w:t xml:space="preserve"> </w:t>
+      </w:r>
+      <w:proofErr w:type="spellStart"/>
+      <w:r>
+        <w:rPr>
+          <w:highlight w:val="lightGray"/>
+        </w:rPr>
+        <w:t>Epidemiology</w:t>
+      </w:r>
+      <w:proofErr w:type="spellEnd"/>
+      <w:r>
+        <w:rPr>
+          <w:highlight w:val="lightGray"/>
+        </w:rPr>
+        <w:t xml:space="preserve">, v. 108, p. 1–7, 2025. Disponível em: </w:t>
+      </w:r>
+      <w:hyperlink r:id="rId24" w:tgtFrame="_new" w:history="1">
         <w:r>
           <w:rPr>
             <w:rStyle w:val="Hyperlink"/>
@@ -14205,7 +17692,7 @@
           <w:lang w:val="en-US"/>
         </w:rPr>
       </w:pPr>
-      <w:commentRangeStart w:id="41"/>
+      <w:commentRangeStart w:id="42"/>
       <w:r>
         <w:rPr>
           <w:rStyle w:val="Forte"/>
@@ -14233,12 +17720,12 @@
         </w:rPr>
         <w:t xml:space="preserve"> Belmont: Wadsworth International Group, 1984.</w:t>
       </w:r>
-      <w:commentRangeEnd w:id="41"/>
+      <w:commentRangeEnd w:id="42"/>
       <w:r>
         <w:rPr>
           <w:rStyle w:val="Refdecomentrio"/>
         </w:rPr>
-        <w:commentReference w:id="41"/>
+        <w:commentReference w:id="42"/>
       </w:r>
     </w:p>
     <w:p>
@@ -14259,13 +17746,15 @@
       <w:pPr>
         <w:rPr>
           <w:highlight w:val="green"/>
-        </w:rPr>
-      </w:pPr>
-      <w:hyperlink r:id="rId20" w:history="1">
+          <w:lang w:val="en-US"/>
+        </w:rPr>
+      </w:pPr>
+      <w:hyperlink r:id="rId25" w:history="1">
         <w:r>
           <w:rPr>
             <w:rStyle w:val="Hyperlink"/>
             <w:highlight w:val="green"/>
+            <w:lang w:val="en-US"/>
           </w:rPr>
           <w:t>https://www.frontiersin.org/journals/artificial-intelligence/articles/10.3389/frai.2021.579931/full</w:t>
         </w:r>
@@ -14275,13 +17764,15 @@
       <w:pPr>
         <w:rPr>
           <w:highlight w:val="green"/>
-        </w:rPr>
-      </w:pPr>
-      <w:hyperlink r:id="rId21" w:history="1">
+          <w:lang w:val="en-US"/>
+        </w:rPr>
+      </w:pPr>
+      <w:hyperlink r:id="rId26" w:history="1">
         <w:r>
           <w:rPr>
             <w:rStyle w:val="Hyperlink"/>
             <w:highlight w:val="green"/>
+            <w:lang w:val="en-US"/>
           </w:rPr>
           <w:t>https://www.sciencedirect.com/science/article/pii/S2772442522000703</w:t>
         </w:r>
@@ -14291,9 +17782,13 @@
       <w:pPr>
         <w:rPr>
           <w:highlight w:val="green"/>
-        </w:rPr>
-      </w:pPr>
-      <w:r>
+          <w:lang w:val="en-US"/>
+        </w:rPr>
+      </w:pPr>
+      <w:r>
+        <w:rPr>
+          <w:lang w:val="en-US"/>
+        </w:rPr>
         <w:t>https://www.scielo.br/j/rbsmi/a/C65mNw8xgR6Td6LKkCzxzkN/?format=pdf&amp;lang=pt</w:t>
       </w:r>
     </w:p>
@@ -14301,28 +17796,68 @@
       <w:pPr>
         <w:rPr>
           <w:highlight w:val="green"/>
-        </w:rPr>
-      </w:pPr>
-    </w:p>
-    <w:p>
-      <w:hyperlink r:id="rId22" w:history="1">
+          <w:lang w:val="en-US"/>
+        </w:rPr>
+      </w:pPr>
+    </w:p>
+    <w:p>
+      <w:pPr>
+        <w:rPr>
+          <w:lang w:val="en-US"/>
+        </w:rPr>
+      </w:pPr>
+      <w:hyperlink r:id="rId27" w:history="1">
         <w:r>
           <w:rPr>
             <w:rStyle w:val="Hyperlink"/>
             <w:highlight w:val="green"/>
+            <w:lang w:val="en-US"/>
           </w:rPr>
           <w:t>https://www.sciencedirect.com/science/article/abs/pii/S1386505619314133</w:t>
         </w:r>
       </w:hyperlink>
       <w:r>
+        <w:rPr>
+          <w:lang w:val="en-US"/>
+        </w:rPr>
         <w:t xml:space="preserve"> </w:t>
       </w:r>
     </w:p>
-    <w:p/>
-    <w:p/>
-    <w:p/>
-    <w:p/>
-    <w:p/>
+    <w:p>
+      <w:pPr>
+        <w:rPr>
+          <w:lang w:val="en-US"/>
+        </w:rPr>
+      </w:pPr>
+    </w:p>
+    <w:p>
+      <w:pPr>
+        <w:rPr>
+          <w:lang w:val="en-US"/>
+        </w:rPr>
+      </w:pPr>
+    </w:p>
+    <w:p>
+      <w:pPr>
+        <w:rPr>
+          <w:lang w:val="en-US"/>
+        </w:rPr>
+      </w:pPr>
+    </w:p>
+    <w:p>
+      <w:pPr>
+        <w:rPr>
+          <w:lang w:val="en-US"/>
+        </w:rPr>
+      </w:pPr>
+    </w:p>
+    <w:p>
+      <w:pPr>
+        <w:rPr>
+          <w:lang w:val="en-US"/>
+        </w:rPr>
+      </w:pPr>
+    </w:p>
     <w:sectPr>
       <w:pgSz w:w="11906" w:h="16838"/>
       <w:pgMar w:top="1417" w:right="1701" w:bottom="1417" w:left="1701" w:header="708" w:footer="708" w:gutter="0"/>
@@ -14347,8 +17882,13 @@
         <w:annotationRef/>
       </w:r>
       <w:r>
-        <w:t>Escrever mais sobre ele ?</w:t>
-      </w:r>
+        <w:t xml:space="preserve">Escrever mais sobre </w:t>
+      </w:r>
+      <w:proofErr w:type="gramStart"/>
+      <w:r>
+        <w:t>ele ?</w:t>
+      </w:r>
+      <w:proofErr w:type="gramEnd"/>
     </w:p>
     <w:p>
       <w:pPr>
@@ -14381,6 +17921,9 @@
     <w:p>
       <w:pPr>
         <w:pStyle w:val="Textodecomentrio"/>
+        <w:rPr>
+          <w:lang w:val="en-US"/>
+        </w:rPr>
       </w:pPr>
       <w:r>
         <w:rPr>
@@ -14388,13 +17931,27 @@
         </w:rPr>
         <w:annotationRef/>
       </w:r>
-      <w:r>
-        <w:t>Artigo 4</w:t>
+      <w:proofErr w:type="spellStart"/>
+      <w:r>
+        <w:rPr>
+          <w:lang w:val="en-US"/>
+        </w:rPr>
+        <w:t>Artigo</w:t>
+      </w:r>
+      <w:proofErr w:type="spellEnd"/>
+      <w:r>
+        <w:rPr>
+          <w:lang w:val="en-US"/>
+        </w:rPr>
+        <w:t xml:space="preserve"> 4</w:t>
       </w:r>
     </w:p>
     <w:p>
       <w:pPr>
         <w:pStyle w:val="Textodecomentrio"/>
+        <w:rPr>
+          <w:lang w:val="en-US"/>
+        </w:rPr>
       </w:pPr>
     </w:p>
   </w:comment>
@@ -14402,6 +17959,9 @@
     <w:p>
       <w:pPr>
         <w:pStyle w:val="Textodecomentrio"/>
+        <w:rPr>
+          <w:lang w:val="en-US"/>
+        </w:rPr>
       </w:pPr>
       <w:r>
         <w:rPr>
@@ -14409,13 +17969,27 @@
         </w:rPr>
         <w:annotationRef/>
       </w:r>
-      <w:r>
-        <w:t>Artigo 7</w:t>
+      <w:proofErr w:type="spellStart"/>
+      <w:r>
+        <w:rPr>
+          <w:lang w:val="en-US"/>
+        </w:rPr>
+        <w:t>Artigo</w:t>
+      </w:r>
+      <w:proofErr w:type="spellEnd"/>
+      <w:r>
+        <w:rPr>
+          <w:lang w:val="en-US"/>
+        </w:rPr>
+        <w:t xml:space="preserve"> 7</w:t>
       </w:r>
     </w:p>
     <w:p>
       <w:pPr>
         <w:pStyle w:val="Textodecomentrio"/>
+        <w:rPr>
+          <w:lang w:val="en-US"/>
+        </w:rPr>
       </w:pPr>
     </w:p>
   </w:comment>
@@ -14425,18 +17999,41 @@
         <w:pStyle w:val="Textodecomentrio"/>
         <w:rPr>
           <w:rStyle w:val="Refdecomentrio"/>
-        </w:rPr>
-      </w:pPr>
+          <w:lang w:val="en-US"/>
+        </w:rPr>
+      </w:pPr>
+      <w:proofErr w:type="spellStart"/>
       <w:r>
         <w:rPr>
           <w:rStyle w:val="Refdecomentrio"/>
-        </w:rPr>
-        <w:t>Dissertação wallace</w:t>
-      </w:r>
+          <w:lang w:val="en-US"/>
+        </w:rPr>
+        <w:t>Dissertação</w:t>
+      </w:r>
+      <w:proofErr w:type="spellEnd"/>
+      <w:r>
+        <w:rPr>
+          <w:rStyle w:val="Refdecomentrio"/>
+          <w:lang w:val="en-US"/>
+        </w:rPr>
+        <w:t xml:space="preserve"> </w:t>
+      </w:r>
+      <w:proofErr w:type="spellStart"/>
+      <w:r>
+        <w:rPr>
+          <w:rStyle w:val="Refdecomentrio"/>
+          <w:lang w:val="en-US"/>
+        </w:rPr>
+        <w:t>wallace</w:t>
+      </w:r>
+      <w:proofErr w:type="spellEnd"/>
     </w:p>
     <w:p>
       <w:pPr>
         <w:pStyle w:val="Textodecomentrio"/>
+        <w:rPr>
+          <w:lang w:val="en-US"/>
+        </w:rPr>
       </w:pPr>
     </w:p>
   </w:comment>
@@ -14444,9 +18041,6 @@
     <w:p>
       <w:pPr>
         <w:pStyle w:val="Textodecomentrio"/>
-        <w:rPr>
-          <w:lang w:val="en-US"/>
-        </w:rPr>
       </w:pPr>
       <w:r>
         <w:rPr>
@@ -14480,11 +18074,37 @@
         </w:rPr>
         <w:t xml:space="preserve"> </w:t>
       </w:r>
-      <w:r>
-        <w:rPr>
-          <w:lang w:val="en-US"/>
-        </w:rPr>
-        <w:t>Belmont: Wadsworth International Group, 1984.</w:t>
+      <w:proofErr w:type="spellStart"/>
+      <w:r>
+        <w:t>Belmont</w:t>
+      </w:r>
+      <w:proofErr w:type="spellEnd"/>
+      <w:r>
+        <w:t xml:space="preserve">: </w:t>
+      </w:r>
+      <w:proofErr w:type="spellStart"/>
+      <w:r>
+        <w:t>Wadsworth</w:t>
+      </w:r>
+      <w:proofErr w:type="spellEnd"/>
+      <w:r>
+        <w:t xml:space="preserve"> </w:t>
+      </w:r>
+      <w:proofErr w:type="spellStart"/>
+      <w:r>
+        <w:t>International</w:t>
+      </w:r>
+      <w:proofErr w:type="spellEnd"/>
+      <w:r>
+        <w:t xml:space="preserve"> </w:t>
+      </w:r>
+      <w:proofErr w:type="spellStart"/>
+      <w:r>
+        <w:t>Group</w:t>
+      </w:r>
+      <w:proofErr w:type="spellEnd"/>
+      <w:r>
+        <w:t>, 1984.</w:t>
       </w:r>
     </w:p>
   </w:comment>
@@ -14492,9 +18112,6 @@
     <w:p>
       <w:pPr>
         <w:pStyle w:val="Textodecomentrio"/>
-        <w:rPr>
-          <w:lang w:val="en-US"/>
-        </w:rPr>
       </w:pPr>
       <w:r>
         <w:rPr>
@@ -14503,18 +18120,12 @@
         <w:annotationRef/>
       </w:r>
       <w:r>
-        <w:rPr>
-          <w:lang w:val="en-US"/>
-        </w:rPr>
         <w:t>Artigo 1</w:t>
       </w:r>
     </w:p>
     <w:p>
       <w:pPr>
         <w:pStyle w:val="Textodecomentrio"/>
-        <w:rPr>
-          <w:lang w:val="en-US"/>
-        </w:rPr>
       </w:pPr>
     </w:p>
   </w:comment>
@@ -14522,9 +18133,6 @@
     <w:p>
       <w:pPr>
         <w:pStyle w:val="Textodecomentrio"/>
-        <w:rPr>
-          <w:lang w:val="en-US"/>
-        </w:rPr>
       </w:pPr>
       <w:r>
         <w:rPr>
@@ -14533,18 +18141,17 @@
         <w:annotationRef/>
       </w:r>
       <w:r>
-        <w:rPr>
-          <w:lang w:val="en-US"/>
-        </w:rPr>
-        <w:t>Preditiva ou modelo ?</w:t>
-      </w:r>
+        <w:t xml:space="preserve">Preditiva ou </w:t>
+      </w:r>
+      <w:proofErr w:type="gramStart"/>
+      <w:r>
+        <w:t>modelo ?</w:t>
+      </w:r>
+      <w:proofErr w:type="gramEnd"/>
     </w:p>
     <w:p>
       <w:pPr>
         <w:pStyle w:val="Textodecomentrio"/>
-        <w:rPr>
-          <w:lang w:val="en-US"/>
-        </w:rPr>
       </w:pPr>
     </w:p>
   </w:comment>
@@ -14580,9 +18187,11 @@
         </w:rPr>
         <w:annotationRef/>
       </w:r>
+      <w:proofErr w:type="spellStart"/>
       <w:r>
         <w:t>Machinelearningprevisao</w:t>
       </w:r>
+      <w:proofErr w:type="spellEnd"/>
     </w:p>
     <w:p>
       <w:pPr>
@@ -14728,8 +18337,13 @@
         <w:annotationRef/>
       </w:r>
       <w:r>
-        <w:t>Dissertação wallace</w:t>
-      </w:r>
+        <w:t xml:space="preserve">Dissertação </w:t>
+      </w:r>
+      <w:proofErr w:type="spellStart"/>
+      <w:r>
+        <w:t>wallace</w:t>
+      </w:r>
+      <w:proofErr w:type="spellEnd"/>
     </w:p>
     <w:p>
       <w:pPr>
@@ -14758,7 +18372,7 @@
       </w:pPr>
     </w:p>
   </w:comment>
-  <w:comment w:id="41" w:author="Iasmin Marques" w:date="2025-07-29T11:22:00Z" w:initials="IM">
+  <w:comment w:id="27" w:author="Iasmin Marques" w:date="2025-07-29T15:25:00Z" w:initials="IM">
     <w:p>
       <w:pPr>
         <w:pStyle w:val="Textodecomentrio"/>
@@ -14770,8 +18384,34 @@
         <w:annotationRef/>
       </w:r>
       <w:r>
-        <w:t>Usei no modelo cart</w:t>
-      </w:r>
+        <w:t>Verificar com Silvia</w:t>
+      </w:r>
+    </w:p>
+    <w:p>
+      <w:pPr>
+        <w:pStyle w:val="Textodecomentrio"/>
+      </w:pPr>
+    </w:p>
+  </w:comment>
+  <w:comment w:id="42" w:author="Iasmin Marques" w:date="2025-07-29T11:22:00Z" w:initials="IM">
+    <w:p>
+      <w:pPr>
+        <w:pStyle w:val="Textodecomentrio"/>
+      </w:pPr>
+      <w:r>
+        <w:rPr>
+          <w:rStyle w:val="Refdecomentrio"/>
+        </w:rPr>
+        <w:annotationRef/>
+      </w:r>
+      <w:r>
+        <w:t xml:space="preserve">Usei no modelo </w:t>
+      </w:r>
+      <w:proofErr w:type="spellStart"/>
+      <w:r>
+        <w:t>cart</w:t>
+      </w:r>
+      <w:proofErr w:type="spellEnd"/>
     </w:p>
     <w:p>
       <w:pPr>
@@ -14802,6 +18442,7 @@
   <w15:commentEx w15:paraId="3D22C356" w15:done="0"/>
   <w15:commentEx w15:paraId="5E007F76" w15:done="0"/>
   <w15:commentEx w15:paraId="6DF189C1" w15:done="0"/>
+  <w15:commentEx w15:paraId="34B8E7A4" w15:done="0"/>
   <w15:commentEx w15:paraId="4D55FCDC" w15:done="0"/>
 </w15:commentsEx>
 </file>
@@ -14826,6 +18467,7 @@
   <w16cex:commentExtensible w16cex:durableId="2C331CE6" w16cex:dateUtc="2025-07-29T13:11:00Z"/>
   <w16cex:commentExtensible w16cex:durableId="2C331FFB" w16cex:dateUtc="2025-07-29T13:24:00Z"/>
   <w16cex:commentExtensible w16cex:durableId="2C331FEE" w16cex:dateUtc="2025-07-29T13:24:00Z"/>
+  <w16cex:commentExtensible w16cex:durableId="2C33665F" w16cex:dateUtc="2025-07-29T18:25:00Z"/>
   <w16cex:commentExtensible w16cex:durableId="2C332D59" w16cex:dateUtc="2025-07-29T14:22:00Z"/>
 </w16cex:commentsExtensible>
 </file>
@@ -14850,6 +18492,7 @@
   <w16cid:commentId w16cid:paraId="3D22C356" w16cid:durableId="2C331CE6"/>
   <w16cid:commentId w16cid:paraId="5E007F76" w16cid:durableId="2C331FFB"/>
   <w16cid:commentId w16cid:paraId="6DF189C1" w16cid:durableId="2C331FEE"/>
+  <w16cid:commentId w16cid:paraId="34B8E7A4" w16cid:durableId="2C33665F"/>
   <w16cid:commentId w16cid:paraId="4D55FCDC" w16cid:durableId="2C332D59"/>
 </w16cid:commentsIds>
 </file>
@@ -14915,20 +18558,98 @@
       <w:r>
         <w:t xml:space="preserve"> </w:t>
       </w:r>
+      <w:proofErr w:type="spellStart"/>
       <w:r>
         <w:t>Overfitting</w:t>
       </w:r>
+      <w:proofErr w:type="spellEnd"/>
       <w:r>
         <w:t xml:space="preserve">: </w:t>
       </w:r>
-      <w:r>
-        <w:t xml:space="preserve">sobreajuste, </w:t>
+      <w:proofErr w:type="spellStart"/>
+      <w:r>
+        <w:t>sobreajuste</w:t>
+      </w:r>
+      <w:proofErr w:type="spellEnd"/>
+      <w:r>
+        <w:t xml:space="preserve">, </w:t>
       </w:r>
       <w:r>
         <w:t>o</w:t>
       </w:r>
       <w:r>
         <w:t>corre quando um algoritmo se ajusta muito de perto aos seus dados de treinamento;</w:t>
+      </w:r>
+    </w:p>
+  </w:footnote>
+  <w:footnote w:id="2">
+    <w:p>
+      <w:pPr>
+        <w:pStyle w:val="Textodenotaderodap"/>
+      </w:pPr>
+      <w:r>
+        <w:rPr>
+          <w:rStyle w:val="Refdenotaderodap"/>
+        </w:rPr>
+        <w:footnoteRef/>
+      </w:r>
+      <w:r>
+        <w:t xml:space="preserve"> </w:t>
+      </w:r>
+      <w:r>
+        <w:t>conjunto estruturado de dados usado para treinar, testar e validar modelos de aprendizado de máquina</w:t>
+      </w:r>
+    </w:p>
+  </w:footnote>
+  <w:footnote w:id="3">
+    <w:p>
+      <w:pPr>
+        <w:pStyle w:val="Textodenotaderodap"/>
+      </w:pPr>
+      <w:r>
+        <w:rPr>
+          <w:rStyle w:val="Refdenotaderodap"/>
+        </w:rPr>
+        <w:footnoteRef/>
+      </w:r>
+      <w:r>
+        <w:t xml:space="preserve"> </w:t>
+      </w:r>
+      <w:r>
+        <w:rPr>
+          <w:sz w:val="16"/>
+          <w:szCs w:val="16"/>
+        </w:rPr>
+        <w:t>termo usado em aprendizado de máquina para se referir a métodos que</w:t>
+      </w:r>
+      <w:r>
+        <w:rPr>
+          <w:b/>
+          <w:bCs/>
+          <w:sz w:val="16"/>
+          <w:szCs w:val="16"/>
+        </w:rPr>
+        <w:t xml:space="preserve"> </w:t>
+      </w:r>
+      <w:r>
+        <w:rPr>
+          <w:rStyle w:val="Forte"/>
+          <w:b w:val="0"/>
+          <w:bCs w:val="0"/>
+          <w:sz w:val="16"/>
+          <w:szCs w:val="16"/>
+        </w:rPr>
+        <w:t>combinam múltiplos modelos (geralmente fracos) para formar um modelo mais robusto e preciso</w:t>
+      </w:r>
+      <w:r>
+        <w:rPr>
+          <w:rStyle w:val="Forte"/>
+          <w:b w:val="0"/>
+          <w:bCs w:val="0"/>
+          <w:sz w:val="16"/>
+          <w:szCs w:val="16"/>
+        </w:rPr>
+        <w:t>.</w:t>
       </w:r>
     </w:p>
   </w:footnote>
@@ -15087,6 +18808,119 @@
     </w:lvl>
   </w:abstractNum>
   <w:abstractNum w:abstractNumId="1" w15:restartNumberingAfterBreak="0">
+    <w:nsid w:val="0475280D"/>
+    <w:multiLevelType w:val="hybridMultilevel"/>
+    <w:tmpl w:val="6554D880"/>
+    <w:lvl w:ilvl="0" w:tplc="04160001">
+      <w:start w:val="1"/>
+      <w:numFmt w:val="bullet"/>
+      <w:lvlText w:val=""/>
+      <w:lvlJc w:val="left"/>
+      <w:pPr>
+        <w:ind w:left="1080" w:hanging="360"/>
+      </w:pPr>
+      <w:rPr>
+        <w:rFonts w:ascii="Symbol" w:hAnsi="Symbol" w:hint="default"/>
+      </w:rPr>
+    </w:lvl>
+    <w:lvl w:ilvl="1" w:tplc="04160003" w:tentative="1">
+      <w:start w:val="1"/>
+      <w:numFmt w:val="bullet"/>
+      <w:lvlText w:val="o"/>
+      <w:lvlJc w:val="left"/>
+      <w:pPr>
+        <w:ind w:left="1800" w:hanging="360"/>
+      </w:pPr>
+      <w:rPr>
+        <w:rFonts w:ascii="Courier New" w:hAnsi="Courier New" w:cs="Courier New" w:hint="default"/>
+      </w:rPr>
+    </w:lvl>
+    <w:lvl w:ilvl="2" w:tplc="04160005" w:tentative="1">
+      <w:start w:val="1"/>
+      <w:numFmt w:val="bullet"/>
+      <w:lvlText w:val=""/>
+      <w:lvlJc w:val="left"/>
+      <w:pPr>
+        <w:ind w:left="2520" w:hanging="360"/>
+      </w:pPr>
+      <w:rPr>
+        <w:rFonts w:ascii="Wingdings" w:hAnsi="Wingdings" w:hint="default"/>
+      </w:rPr>
+    </w:lvl>
+    <w:lvl w:ilvl="3" w:tplc="04160001" w:tentative="1">
+      <w:start w:val="1"/>
+      <w:numFmt w:val="bullet"/>
+      <w:lvlText w:val=""/>
+      <w:lvlJc w:val="left"/>
+      <w:pPr>
+        <w:ind w:left="3240" w:hanging="360"/>
+      </w:pPr>
+      <w:rPr>
+        <w:rFonts w:ascii="Symbol" w:hAnsi="Symbol" w:hint="default"/>
+      </w:rPr>
+    </w:lvl>
+    <w:lvl w:ilvl="4" w:tplc="04160003" w:tentative="1">
+      <w:start w:val="1"/>
+      <w:numFmt w:val="bullet"/>
+      <w:lvlText w:val="o"/>
+      <w:lvlJc w:val="left"/>
+      <w:pPr>
+        <w:ind w:left="3960" w:hanging="360"/>
+      </w:pPr>
+      <w:rPr>
+        <w:rFonts w:ascii="Courier New" w:hAnsi="Courier New" w:cs="Courier New" w:hint="default"/>
+      </w:rPr>
+    </w:lvl>
+    <w:lvl w:ilvl="5" w:tplc="04160005" w:tentative="1">
+      <w:start w:val="1"/>
+      <w:numFmt w:val="bullet"/>
+      <w:lvlText w:val=""/>
+      <w:lvlJc w:val="left"/>
+      <w:pPr>
+        <w:ind w:left="4680" w:hanging="360"/>
+      </w:pPr>
+      <w:rPr>
+        <w:rFonts w:ascii="Wingdings" w:hAnsi="Wingdings" w:hint="default"/>
+      </w:rPr>
+    </w:lvl>
+    <w:lvl w:ilvl="6" w:tplc="04160001" w:tentative="1">
+      <w:start w:val="1"/>
+      <w:numFmt w:val="bullet"/>
+      <w:lvlText w:val=""/>
+      <w:lvlJc w:val="left"/>
+      <w:pPr>
+        <w:ind w:left="5400" w:hanging="360"/>
+      </w:pPr>
+      <w:rPr>
+        <w:rFonts w:ascii="Symbol" w:hAnsi="Symbol" w:hint="default"/>
+      </w:rPr>
+    </w:lvl>
+    <w:lvl w:ilvl="7" w:tplc="04160003" w:tentative="1">
+      <w:start w:val="1"/>
+      <w:numFmt w:val="bullet"/>
+      <w:lvlText w:val="o"/>
+      <w:lvlJc w:val="left"/>
+      <w:pPr>
+        <w:ind w:left="6120" w:hanging="360"/>
+      </w:pPr>
+      <w:rPr>
+        <w:rFonts w:ascii="Courier New" w:hAnsi="Courier New" w:cs="Courier New" w:hint="default"/>
+      </w:rPr>
+    </w:lvl>
+    <w:lvl w:ilvl="8" w:tplc="04160005" w:tentative="1">
+      <w:start w:val="1"/>
+      <w:numFmt w:val="bullet"/>
+      <w:lvlText w:val=""/>
+      <w:lvlJc w:val="left"/>
+      <w:pPr>
+        <w:ind w:left="6840" w:hanging="360"/>
+      </w:pPr>
+      <w:rPr>
+        <w:rFonts w:ascii="Wingdings" w:hAnsi="Wingdings" w:hint="default"/>
+      </w:rPr>
+    </w:lvl>
+  </w:abstractNum>
+  <w:abstractNum w:abstractNumId="2" w15:restartNumberingAfterBreak="0">
     <w:nsid w:val="158E0A2B"/>
     <w:multiLevelType w:val="multilevel"/>
     <w:tmpl w:val="778A782C"/>
@@ -15235,7 +19069,7 @@
       </w:rPr>
     </w:lvl>
   </w:abstractNum>
-  <w:abstractNum w:abstractNumId="2" w15:restartNumberingAfterBreak="0">
+  <w:abstractNum w:abstractNumId="3" w15:restartNumberingAfterBreak="0">
     <w:nsid w:val="17E6018B"/>
     <w:multiLevelType w:val="multilevel"/>
     <w:tmpl w:val="AFD88726"/>
@@ -15384,7 +19218,7 @@
       </w:rPr>
     </w:lvl>
   </w:abstractNum>
-  <w:abstractNum w:abstractNumId="3" w15:restartNumberingAfterBreak="0">
+  <w:abstractNum w:abstractNumId="4" w15:restartNumberingAfterBreak="0">
     <w:nsid w:val="19EE68EA"/>
     <w:multiLevelType w:val="multilevel"/>
     <w:tmpl w:val="5F2812F2"/>
@@ -15533,7 +19367,7 @@
       </w:rPr>
     </w:lvl>
   </w:abstractNum>
-  <w:abstractNum w:abstractNumId="4" w15:restartNumberingAfterBreak="0">
+  <w:abstractNum w:abstractNumId="5" w15:restartNumberingAfterBreak="0">
     <w:nsid w:val="1A380F46"/>
     <w:multiLevelType w:val="multilevel"/>
     <w:tmpl w:val="33C8EB8E"/>
@@ -15682,7 +19516,7 @@
       </w:rPr>
     </w:lvl>
   </w:abstractNum>
-  <w:abstractNum w:abstractNumId="5" w15:restartNumberingAfterBreak="0">
+  <w:abstractNum w:abstractNumId="6" w15:restartNumberingAfterBreak="0">
     <w:nsid w:val="1BDF6E4D"/>
     <w:multiLevelType w:val="multilevel"/>
     <w:tmpl w:val="C00E6AA8"/>
@@ -15831,7 +19665,7 @@
       </w:rPr>
     </w:lvl>
   </w:abstractNum>
-  <w:abstractNum w:abstractNumId="6" w15:restartNumberingAfterBreak="0">
+  <w:abstractNum w:abstractNumId="7" w15:restartNumberingAfterBreak="0">
     <w:nsid w:val="1BF54D6D"/>
     <w:multiLevelType w:val="multilevel"/>
     <w:tmpl w:val="44F4B260"/>
@@ -15980,7 +19814,7 @@
       </w:rPr>
     </w:lvl>
   </w:abstractNum>
-  <w:abstractNum w:abstractNumId="7" w15:restartNumberingAfterBreak="0">
+  <w:abstractNum w:abstractNumId="8" w15:restartNumberingAfterBreak="0">
     <w:nsid w:val="1DE46661"/>
     <w:multiLevelType w:val="multilevel"/>
     <w:tmpl w:val="B1B02944"/>
@@ -16129,7 +19963,7 @@
       </w:rPr>
     </w:lvl>
   </w:abstractNum>
-  <w:abstractNum w:abstractNumId="8" w15:restartNumberingAfterBreak="0">
+  <w:abstractNum w:abstractNumId="9" w15:restartNumberingAfterBreak="0">
     <w:nsid w:val="259B6DE1"/>
     <w:multiLevelType w:val="multilevel"/>
     <w:tmpl w:val="3588107C"/>
@@ -16278,7 +20112,7 @@
       </w:rPr>
     </w:lvl>
   </w:abstractNum>
-  <w:abstractNum w:abstractNumId="9" w15:restartNumberingAfterBreak="0">
+  <w:abstractNum w:abstractNumId="10" w15:restartNumberingAfterBreak="0">
     <w:nsid w:val="266A691D"/>
     <w:multiLevelType w:val="multilevel"/>
     <w:tmpl w:val="75FCCD88"/>
@@ -16423,7 +20257,7 @@
       </w:rPr>
     </w:lvl>
   </w:abstractNum>
-  <w:abstractNum w:abstractNumId="10" w15:restartNumberingAfterBreak="0">
+  <w:abstractNum w:abstractNumId="11" w15:restartNumberingAfterBreak="0">
     <w:nsid w:val="269A153C"/>
     <w:multiLevelType w:val="multilevel"/>
     <w:tmpl w:val="8FC4FF9E"/>
@@ -16572,7 +20406,7 @@
       </w:rPr>
     </w:lvl>
   </w:abstractNum>
-  <w:abstractNum w:abstractNumId="11" w15:restartNumberingAfterBreak="0">
+  <w:abstractNum w:abstractNumId="12" w15:restartNumberingAfterBreak="0">
     <w:nsid w:val="28CE20FC"/>
     <w:multiLevelType w:val="multilevel"/>
     <w:tmpl w:val="29F4E1FE"/>
@@ -16721,7 +20555,7 @@
       </w:rPr>
     </w:lvl>
   </w:abstractNum>
-  <w:abstractNum w:abstractNumId="12" w15:restartNumberingAfterBreak="0">
+  <w:abstractNum w:abstractNumId="13" w15:restartNumberingAfterBreak="0">
     <w:nsid w:val="29BA6D1D"/>
     <w:multiLevelType w:val="multilevel"/>
     <w:tmpl w:val="6666B668"/>
@@ -16870,7 +20704,7 @@
       </w:rPr>
     </w:lvl>
   </w:abstractNum>
-  <w:abstractNum w:abstractNumId="13" w15:restartNumberingAfterBreak="0">
+  <w:abstractNum w:abstractNumId="14" w15:restartNumberingAfterBreak="0">
     <w:nsid w:val="2C601195"/>
     <w:multiLevelType w:val="multilevel"/>
     <w:tmpl w:val="539E30A0"/>
@@ -17019,7 +20853,7 @@
       </w:rPr>
     </w:lvl>
   </w:abstractNum>
-  <w:abstractNum w:abstractNumId="14" w15:restartNumberingAfterBreak="0">
+  <w:abstractNum w:abstractNumId="15" w15:restartNumberingAfterBreak="0">
     <w:nsid w:val="2DEE37A0"/>
     <w:multiLevelType w:val="multilevel"/>
     <w:tmpl w:val="71DEAC96"/>
@@ -17168,7 +21002,7 @@
       </w:rPr>
     </w:lvl>
   </w:abstractNum>
-  <w:abstractNum w:abstractNumId="15" w15:restartNumberingAfterBreak="0">
+  <w:abstractNum w:abstractNumId="16" w15:restartNumberingAfterBreak="0">
     <w:nsid w:val="33C66434"/>
     <w:multiLevelType w:val="multilevel"/>
     <w:tmpl w:val="F4224244"/>
@@ -17317,7 +21151,7 @@
       </w:rPr>
     </w:lvl>
   </w:abstractNum>
-  <w:abstractNum w:abstractNumId="16" w15:restartNumberingAfterBreak="0">
+  <w:abstractNum w:abstractNumId="17" w15:restartNumberingAfterBreak="0">
     <w:nsid w:val="3C9E2F24"/>
     <w:multiLevelType w:val="multilevel"/>
     <w:tmpl w:val="44C82210"/>
@@ -17466,7 +21300,7 @@
       </w:rPr>
     </w:lvl>
   </w:abstractNum>
-  <w:abstractNum w:abstractNumId="17" w15:restartNumberingAfterBreak="0">
+  <w:abstractNum w:abstractNumId="18" w15:restartNumberingAfterBreak="0">
     <w:nsid w:val="42631F69"/>
     <w:multiLevelType w:val="multilevel"/>
     <w:tmpl w:val="7DB0470E"/>
@@ -17615,7 +21449,7 @@
       </w:rPr>
     </w:lvl>
   </w:abstractNum>
-  <w:abstractNum w:abstractNumId="18" w15:restartNumberingAfterBreak="0">
+  <w:abstractNum w:abstractNumId="19" w15:restartNumberingAfterBreak="0">
     <w:nsid w:val="44665184"/>
     <w:multiLevelType w:val="multilevel"/>
     <w:tmpl w:val="134825E6"/>
@@ -17764,7 +21598,7 @@
       </w:rPr>
     </w:lvl>
   </w:abstractNum>
-  <w:abstractNum w:abstractNumId="19" w15:restartNumberingAfterBreak="0">
+  <w:abstractNum w:abstractNumId="20" w15:restartNumberingAfterBreak="0">
     <w:nsid w:val="49784804"/>
     <w:multiLevelType w:val="multilevel"/>
     <w:tmpl w:val="1B7CC5A0"/>
@@ -17913,7 +21747,7 @@
       </w:rPr>
     </w:lvl>
   </w:abstractNum>
-  <w:abstractNum w:abstractNumId="20" w15:restartNumberingAfterBreak="0">
+  <w:abstractNum w:abstractNumId="21" w15:restartNumberingAfterBreak="0">
     <w:nsid w:val="4BB81B25"/>
     <w:multiLevelType w:val="multilevel"/>
     <w:tmpl w:val="40766A6E"/>
@@ -18062,7 +21896,7 @@
       </w:rPr>
     </w:lvl>
   </w:abstractNum>
-  <w:abstractNum w:abstractNumId="21" w15:restartNumberingAfterBreak="0">
+  <w:abstractNum w:abstractNumId="22" w15:restartNumberingAfterBreak="0">
     <w:nsid w:val="56B1025E"/>
     <w:multiLevelType w:val="multilevel"/>
     <w:tmpl w:val="63BCA2FA"/>
@@ -18156,7 +21990,7 @@
       </w:pPr>
     </w:lvl>
   </w:abstractNum>
-  <w:abstractNum w:abstractNumId="22" w15:restartNumberingAfterBreak="0">
+  <w:abstractNum w:abstractNumId="23" w15:restartNumberingAfterBreak="0">
     <w:nsid w:val="57064E42"/>
     <w:multiLevelType w:val="multilevel"/>
     <w:tmpl w:val="E3608CBC"/>
@@ -18269,7 +22103,7 @@
       </w:pPr>
     </w:lvl>
   </w:abstractNum>
-  <w:abstractNum w:abstractNumId="23" w15:restartNumberingAfterBreak="0">
+  <w:abstractNum w:abstractNumId="24" w15:restartNumberingAfterBreak="0">
     <w:nsid w:val="586F59CF"/>
     <w:multiLevelType w:val="multilevel"/>
     <w:tmpl w:val="4088165A"/>
@@ -18418,7 +22252,7 @@
       </w:rPr>
     </w:lvl>
   </w:abstractNum>
-  <w:abstractNum w:abstractNumId="24" w15:restartNumberingAfterBreak="0">
+  <w:abstractNum w:abstractNumId="25" w15:restartNumberingAfterBreak="0">
     <w:nsid w:val="591C5439"/>
     <w:multiLevelType w:val="multilevel"/>
     <w:tmpl w:val="CDFE151C"/>
@@ -18567,7 +22401,7 @@
       </w:rPr>
     </w:lvl>
   </w:abstractNum>
-  <w:abstractNum w:abstractNumId="25" w15:restartNumberingAfterBreak="0">
+  <w:abstractNum w:abstractNumId="26" w15:restartNumberingAfterBreak="0">
     <w:nsid w:val="5A5D580E"/>
     <w:multiLevelType w:val="multilevel"/>
     <w:tmpl w:val="BD7CEEF0"/>
@@ -18716,7 +22550,7 @@
       </w:rPr>
     </w:lvl>
   </w:abstractNum>
-  <w:abstractNum w:abstractNumId="26" w15:restartNumberingAfterBreak="0">
+  <w:abstractNum w:abstractNumId="27" w15:restartNumberingAfterBreak="0">
     <w:nsid w:val="5C916B7A"/>
     <w:multiLevelType w:val="multilevel"/>
     <w:tmpl w:val="0AC456C0"/>
@@ -18865,7 +22699,7 @@
       </w:rPr>
     </w:lvl>
   </w:abstractNum>
-  <w:abstractNum w:abstractNumId="27" w15:restartNumberingAfterBreak="0">
+  <w:abstractNum w:abstractNumId="28" w15:restartNumberingAfterBreak="0">
     <w:nsid w:val="629541EB"/>
     <w:multiLevelType w:val="multilevel"/>
     <w:tmpl w:val="48CE6E96"/>
@@ -19014,7 +22848,7 @@
       </w:rPr>
     </w:lvl>
   </w:abstractNum>
-  <w:abstractNum w:abstractNumId="28" w15:restartNumberingAfterBreak="0">
+  <w:abstractNum w:abstractNumId="29" w15:restartNumberingAfterBreak="0">
     <w:nsid w:val="6B0902D9"/>
     <w:multiLevelType w:val="multilevel"/>
     <w:tmpl w:val="C2C44FCC"/>
@@ -19163,7 +22997,7 @@
       </w:rPr>
     </w:lvl>
   </w:abstractNum>
-  <w:abstractNum w:abstractNumId="29" w15:restartNumberingAfterBreak="0">
+  <w:abstractNum w:abstractNumId="30" w15:restartNumberingAfterBreak="0">
     <w:nsid w:val="6BA730C9"/>
     <w:multiLevelType w:val="multilevel"/>
     <w:tmpl w:val="86E0A376"/>
@@ -19312,7 +23146,7 @@
       </w:rPr>
     </w:lvl>
   </w:abstractNum>
-  <w:abstractNum w:abstractNumId="30" w15:restartNumberingAfterBreak="0">
+  <w:abstractNum w:abstractNumId="31" w15:restartNumberingAfterBreak="0">
     <w:nsid w:val="6C676D8D"/>
     <w:multiLevelType w:val="multilevel"/>
     <w:tmpl w:val="2A7C358E"/>
@@ -19461,7 +23295,7 @@
       </w:rPr>
     </w:lvl>
   </w:abstractNum>
-  <w:abstractNum w:abstractNumId="31" w15:restartNumberingAfterBreak="0">
+  <w:abstractNum w:abstractNumId="32" w15:restartNumberingAfterBreak="0">
     <w:nsid w:val="6F295217"/>
     <w:multiLevelType w:val="multilevel"/>
     <w:tmpl w:val="14BE17FE"/>
@@ -19610,7 +23444,7 @@
       </w:rPr>
     </w:lvl>
   </w:abstractNum>
-  <w:abstractNum w:abstractNumId="32" w15:restartNumberingAfterBreak="0">
+  <w:abstractNum w:abstractNumId="33" w15:restartNumberingAfterBreak="0">
     <w:nsid w:val="71DA18B9"/>
     <w:multiLevelType w:val="multilevel"/>
     <w:tmpl w:val="54163D5A"/>
@@ -19759,7 +23593,120 @@
       </w:rPr>
     </w:lvl>
   </w:abstractNum>
-  <w:abstractNum w:abstractNumId="33" w15:restartNumberingAfterBreak="0">
+  <w:abstractNum w:abstractNumId="34" w15:restartNumberingAfterBreak="0">
+    <w:nsid w:val="71E538D2"/>
+    <w:multiLevelType w:val="hybridMultilevel"/>
+    <w:tmpl w:val="9E18703E"/>
+    <w:lvl w:ilvl="0" w:tplc="6F661CC2">
+      <w:start w:val="3"/>
+      <w:numFmt w:val="bullet"/>
+      <w:lvlText w:val="-"/>
+      <w:lvlJc w:val="left"/>
+      <w:pPr>
+        <w:ind w:left="720" w:hanging="360"/>
+      </w:pPr>
+      <w:rPr>
+        <w:rFonts w:ascii="Times New Roman" w:eastAsiaTheme="minorHAnsi" w:hAnsi="Times New Roman" w:cs="Times New Roman" w:hint="default"/>
+      </w:rPr>
+    </w:lvl>
+    <w:lvl w:ilvl="1" w:tplc="04160003" w:tentative="1">
+      <w:start w:val="1"/>
+      <w:numFmt w:val="bullet"/>
+      <w:lvlText w:val="o"/>
+      <w:lvlJc w:val="left"/>
+      <w:pPr>
+        <w:ind w:left="1440" w:hanging="360"/>
+      </w:pPr>
+      <w:rPr>
+        <w:rFonts w:ascii="Courier New" w:hAnsi="Courier New" w:cs="Courier New" w:hint="default"/>
+      </w:rPr>
+    </w:lvl>
+    <w:lvl w:ilvl="2" w:tplc="04160005" w:tentative="1">
+      <w:start w:val="1"/>
+      <w:numFmt w:val="bullet"/>
+      <w:lvlText w:val=""/>
+      <w:lvlJc w:val="left"/>
+      <w:pPr>
+        <w:ind w:left="2160" w:hanging="360"/>
+      </w:pPr>
+      <w:rPr>
+        <w:rFonts w:ascii="Wingdings" w:hAnsi="Wingdings" w:hint="default"/>
+      </w:rPr>
+    </w:lvl>
+    <w:lvl w:ilvl="3" w:tplc="04160001" w:tentative="1">
+      <w:start w:val="1"/>
+      <w:numFmt w:val="bullet"/>
+      <w:lvlText w:val=""/>
+      <w:lvlJc w:val="left"/>
+      <w:pPr>
+        <w:ind w:left="2880" w:hanging="360"/>
+      </w:pPr>
+      <w:rPr>
+        <w:rFonts w:ascii="Symbol" w:hAnsi="Symbol" w:hint="default"/>
+      </w:rPr>
+    </w:lvl>
+    <w:lvl w:ilvl="4" w:tplc="04160003" w:tentative="1">
+      <w:start w:val="1"/>
+      <w:numFmt w:val="bullet"/>
+      <w:lvlText w:val="o"/>
+      <w:lvlJc w:val="left"/>
+      <w:pPr>
+        <w:ind w:left="3600" w:hanging="360"/>
+      </w:pPr>
+      <w:rPr>
+        <w:rFonts w:ascii="Courier New" w:hAnsi="Courier New" w:cs="Courier New" w:hint="default"/>
+      </w:rPr>
+    </w:lvl>
+    <w:lvl w:ilvl="5" w:tplc="04160005" w:tentative="1">
+      <w:start w:val="1"/>
+      <w:numFmt w:val="bullet"/>
+      <w:lvlText w:val=""/>
+      <w:lvlJc w:val="left"/>
+      <w:pPr>
+        <w:ind w:left="4320" w:hanging="360"/>
+      </w:pPr>
+      <w:rPr>
+        <w:rFonts w:ascii="Wingdings" w:hAnsi="Wingdings" w:hint="default"/>
+      </w:rPr>
+    </w:lvl>
+    <w:lvl w:ilvl="6" w:tplc="04160001" w:tentative="1">
+      <w:start w:val="1"/>
+      <w:numFmt w:val="bullet"/>
+      <w:lvlText w:val=""/>
+      <w:lvlJc w:val="left"/>
+      <w:pPr>
+        <w:ind w:left="5040" w:hanging="360"/>
+      </w:pPr>
+      <w:rPr>
+        <w:rFonts w:ascii="Symbol" w:hAnsi="Symbol" w:hint="default"/>
+      </w:rPr>
+    </w:lvl>
+    <w:lvl w:ilvl="7" w:tplc="04160003" w:tentative="1">
+      <w:start w:val="1"/>
+      <w:numFmt w:val="bullet"/>
+      <w:lvlText w:val="o"/>
+      <w:lvlJc w:val="left"/>
+      <w:pPr>
+        <w:ind w:left="5760" w:hanging="360"/>
+      </w:pPr>
+      <w:rPr>
+        <w:rFonts w:ascii="Courier New" w:hAnsi="Courier New" w:cs="Courier New" w:hint="default"/>
+      </w:rPr>
+    </w:lvl>
+    <w:lvl w:ilvl="8" w:tplc="04160005" w:tentative="1">
+      <w:start w:val="1"/>
+      <w:numFmt w:val="bullet"/>
+      <w:lvlText w:val=""/>
+      <w:lvlJc w:val="left"/>
+      <w:pPr>
+        <w:ind w:left="6480" w:hanging="360"/>
+      </w:pPr>
+      <w:rPr>
+        <w:rFonts w:ascii="Wingdings" w:hAnsi="Wingdings" w:hint="default"/>
+      </w:rPr>
+    </w:lvl>
+  </w:abstractNum>
+  <w:abstractNum w:abstractNumId="35" w15:restartNumberingAfterBreak="0">
     <w:nsid w:val="734B4F8D"/>
     <w:multiLevelType w:val="multilevel"/>
     <w:tmpl w:val="250CA7C2"/>
@@ -19908,7 +23855,7 @@
       </w:rPr>
     </w:lvl>
   </w:abstractNum>
-  <w:abstractNum w:abstractNumId="34" w15:restartNumberingAfterBreak="0">
+  <w:abstractNum w:abstractNumId="36" w15:restartNumberingAfterBreak="0">
     <w:nsid w:val="74367EC6"/>
     <w:multiLevelType w:val="hybridMultilevel"/>
     <w:tmpl w:val="C5C21C50"/>
@@ -19997,7 +23944,7 @@
       </w:pPr>
     </w:lvl>
   </w:abstractNum>
-  <w:abstractNum w:abstractNumId="35" w15:restartNumberingAfterBreak="0">
+  <w:abstractNum w:abstractNumId="37" w15:restartNumberingAfterBreak="0">
     <w:nsid w:val="74C91666"/>
     <w:multiLevelType w:val="multilevel"/>
     <w:tmpl w:val="E814ECE4"/>
@@ -20146,7 +24093,7 @@
       </w:rPr>
     </w:lvl>
   </w:abstractNum>
-  <w:abstractNum w:abstractNumId="36" w15:restartNumberingAfterBreak="0">
+  <w:abstractNum w:abstractNumId="38" w15:restartNumberingAfterBreak="0">
     <w:nsid w:val="7A0C7130"/>
     <w:multiLevelType w:val="multilevel"/>
     <w:tmpl w:val="1C30D764"/>
@@ -20296,121 +24243,130 @@
     </w:lvl>
   </w:abstractNum>
   <w:num w:numId="1">
+    <w:abstractNumId w:val="22"/>
+  </w:num>
+  <w:num w:numId="2">
+    <w:abstractNumId w:val="16"/>
+  </w:num>
+  <w:num w:numId="3">
+    <w:abstractNumId w:val="11"/>
+  </w:num>
+  <w:num w:numId="4">
+    <w:abstractNumId w:val="20"/>
+  </w:num>
+  <w:num w:numId="5">
+    <w:abstractNumId w:val="35"/>
+  </w:num>
+  <w:num w:numId="6">
+    <w:abstractNumId w:val="36"/>
+  </w:num>
+  <w:num w:numId="7">
+    <w:abstractNumId w:val="8"/>
+  </w:num>
+  <w:num w:numId="8">
+    <w:abstractNumId w:val="15"/>
+  </w:num>
+  <w:num w:numId="9">
+    <w:abstractNumId w:val="17"/>
+  </w:num>
+  <w:num w:numId="10">
+    <w:abstractNumId w:val="2"/>
+  </w:num>
+  <w:num w:numId="11">
+    <w:abstractNumId w:val="24"/>
+  </w:num>
+  <w:num w:numId="12">
+    <w:abstractNumId w:val="33"/>
+  </w:num>
+  <w:num w:numId="13">
+    <w:abstractNumId w:val="5"/>
+  </w:num>
+  <w:num w:numId="14">
+    <w:abstractNumId w:val="37"/>
+  </w:num>
+  <w:num w:numId="15">
+    <w:abstractNumId w:val="7"/>
+  </w:num>
+  <w:num w:numId="16">
     <w:abstractNumId w:val="21"/>
   </w:num>
-  <w:num w:numId="2">
-    <w:abstractNumId w:val="15"/>
+  <w:num w:numId="17">
+    <w:abstractNumId w:val="23"/>
   </w:num>
-  <w:num w:numId="3">
+  <w:num w:numId="18">
+    <w:abstractNumId w:val="22"/>
+  </w:num>
+  <w:num w:numId="19">
+    <w:abstractNumId w:val="22"/>
+  </w:num>
+  <w:num w:numId="20">
+    <w:abstractNumId w:val="28"/>
+  </w:num>
+  <w:num w:numId="21">
+    <w:abstractNumId w:val="38"/>
+  </w:num>
+  <w:num w:numId="22">
+    <w:abstractNumId w:val="12"/>
+  </w:num>
+  <w:num w:numId="23">
+    <w:abstractNumId w:val="4"/>
+  </w:num>
+  <w:num w:numId="24">
+    <w:abstractNumId w:val="9"/>
+  </w:num>
+  <w:num w:numId="25">
+    <w:abstractNumId w:val="30"/>
+  </w:num>
+  <w:num w:numId="26">
+    <w:abstractNumId w:val="6"/>
+  </w:num>
+  <w:num w:numId="27">
+    <w:abstractNumId w:val="13"/>
+  </w:num>
+  <w:num w:numId="28">
+    <w:abstractNumId w:val="27"/>
+  </w:num>
+  <w:num w:numId="29">
+    <w:abstractNumId w:val="18"/>
+  </w:num>
+  <w:num w:numId="30">
+    <w:abstractNumId w:val="19"/>
+  </w:num>
+  <w:num w:numId="31">
+    <w:abstractNumId w:val="26"/>
+  </w:num>
+  <w:num w:numId="32">
+    <w:abstractNumId w:val="25"/>
+  </w:num>
+  <w:num w:numId="33">
     <w:abstractNumId w:val="10"/>
   </w:num>
-  <w:num w:numId="4">
-    <w:abstractNumId w:val="19"/>
-  </w:num>
-  <w:num w:numId="5">
-    <w:abstractNumId w:val="33"/>
-  </w:num>
-  <w:num w:numId="6">
-    <w:abstractNumId w:val="34"/>
-  </w:num>
-  <w:num w:numId="7">
-    <w:abstractNumId w:val="7"/>
-  </w:num>
-  <w:num w:numId="8">
-    <w:abstractNumId w:val="14"/>
-  </w:num>
-  <w:num w:numId="9">
-    <w:abstractNumId w:val="16"/>
-  </w:num>
-  <w:num w:numId="10">
-    <w:abstractNumId w:val="1"/>
-  </w:num>
-  <w:num w:numId="11">
-    <w:abstractNumId w:val="23"/>
-  </w:num>
-  <w:num w:numId="12">
+  <w:num w:numId="34">
     <w:abstractNumId w:val="32"/>
   </w:num>
-  <w:num w:numId="13">
-    <w:abstractNumId w:val="4"/>
-  </w:num>
-  <w:num w:numId="14">
-    <w:abstractNumId w:val="35"/>
-  </w:num>
-  <w:num w:numId="15">
-    <w:abstractNumId w:val="6"/>
-  </w:num>
-  <w:num w:numId="16">
-    <w:abstractNumId w:val="20"/>
-  </w:num>
-  <w:num w:numId="17">
-    <w:abstractNumId w:val="22"/>
-  </w:num>
-  <w:num w:numId="18">
-    <w:abstractNumId w:val="21"/>
-  </w:num>
-  <w:num w:numId="19">
-    <w:abstractNumId w:val="21"/>
-  </w:num>
-  <w:num w:numId="20">
-    <w:abstractNumId w:val="27"/>
-  </w:num>
-  <w:num w:numId="21">
-    <w:abstractNumId w:val="36"/>
-  </w:num>
-  <w:num w:numId="22">
-    <w:abstractNumId w:val="11"/>
-  </w:num>
-  <w:num w:numId="23">
-    <w:abstractNumId w:val="3"/>
-  </w:num>
-  <w:num w:numId="24">
-    <w:abstractNumId w:val="8"/>
-  </w:num>
-  <w:num w:numId="25">
-    <w:abstractNumId w:val="29"/>
-  </w:num>
-  <w:num w:numId="26">
-    <w:abstractNumId w:val="5"/>
-  </w:num>
-  <w:num w:numId="27">
-    <w:abstractNumId w:val="12"/>
-  </w:num>
-  <w:num w:numId="28">
-    <w:abstractNumId w:val="26"/>
-  </w:num>
-  <w:num w:numId="29">
-    <w:abstractNumId w:val="17"/>
-  </w:num>
-  <w:num w:numId="30">
-    <w:abstractNumId w:val="18"/>
-  </w:num>
-  <w:num w:numId="31">
-    <w:abstractNumId w:val="25"/>
-  </w:num>
-  <w:num w:numId="32">
-    <w:abstractNumId w:val="24"/>
-  </w:num>
-  <w:num w:numId="33">
-    <w:abstractNumId w:val="9"/>
-  </w:num>
-  <w:num w:numId="34">
+  <w:num w:numId="35">
     <w:abstractNumId w:val="31"/>
   </w:num>
-  <w:num w:numId="35">
-    <w:abstractNumId w:val="30"/>
-  </w:num>
   <w:num w:numId="36">
-    <w:abstractNumId w:val="28"/>
+    <w:abstractNumId w:val="29"/>
   </w:num>
   <w:num w:numId="37">
     <w:abstractNumId w:val="0"/>
   </w:num>
   <w:num w:numId="38">
-    <w:abstractNumId w:val="13"/>
+    <w:abstractNumId w:val="14"/>
   </w:num>
   <w:num w:numId="39">
-    <w:abstractNumId w:val="2"/>
+    <w:abstractNumId w:val="3"/>
+  </w:num>
+  <w:num w:numId="40">
+    <w:abstractNumId w:val="1"/>
+  </w:num>
+  <w:num w:numId="41">
+    <w:abstractNumId w:val="22"/>
+  </w:num>
+  <w:num w:numId="42">
+    <w:abstractNumId w:val="34"/>
   </w:num>
 </w:numbering>
 </file>
@@ -21506,6 +25462,68 @@
       <w:contextualSpacing/>
     </w:pPr>
   </w:style>
+  <w:style w:type="character" w:customStyle="1" w:styleId="text-token-text-secondary">
+    <w:name w:val="text-token-text-secondary"/>
+    <w:basedOn w:val="Fontepargpadro"/>
+    <w:rsid w:val="004160F0"/>
+  </w:style>
+  <w:style w:type="paragraph" w:styleId="Legenda">
+    <w:name w:val="caption"/>
+    <w:basedOn w:val="CorpodoTexto"/>
+    <w:next w:val="Normal"/>
+    <w:uiPriority w:val="35"/>
+    <w:unhideWhenUsed/>
+    <w:qFormat/>
+    <w:rsid w:val="004160F0"/>
+    <w:pPr>
+      <w:ind w:firstLine="0"/>
+      <w:jc w:val="center"/>
+    </w:pPr>
+    <w:rPr>
+      <w:sz w:val="20"/>
+      <w:szCs w:val="20"/>
+    </w:rPr>
+  </w:style>
+  <w:style w:type="paragraph" w:styleId="Textodenotadefim">
+    <w:name w:val="endnote text"/>
+    <w:basedOn w:val="Normal"/>
+    <w:link w:val="TextodenotadefimChar"/>
+    <w:uiPriority w:val="99"/>
+    <w:semiHidden/>
+    <w:unhideWhenUsed/>
+    <w:rsid w:val="007F5F2F"/>
+    <w:pPr>
+      <w:spacing w:line="240" w:lineRule="auto"/>
+    </w:pPr>
+    <w:rPr>
+      <w:sz w:val="20"/>
+      <w:szCs w:val="20"/>
+    </w:rPr>
+  </w:style>
+  <w:style w:type="character" w:customStyle="1" w:styleId="TextodenotadefimChar">
+    <w:name w:val="Texto de nota de fim Char"/>
+    <w:basedOn w:val="Fontepargpadro"/>
+    <w:link w:val="Textodenotadefim"/>
+    <w:uiPriority w:val="99"/>
+    <w:semiHidden/>
+    <w:rsid w:val="007F5F2F"/>
+    <w:rPr>
+      <w:rFonts w:ascii="Times New Roman" w:hAnsi="Times New Roman"/>
+      <w:sz w:val="20"/>
+      <w:szCs w:val="20"/>
+    </w:rPr>
+  </w:style>
+  <w:style w:type="character" w:styleId="Refdenotadefim">
+    <w:name w:val="endnote reference"/>
+    <w:basedOn w:val="Fontepargpadro"/>
+    <w:uiPriority w:val="99"/>
+    <w:semiHidden/>
+    <w:unhideWhenUsed/>
+    <w:rsid w:val="007F5F2F"/>
+    <w:rPr>
+      <w:vertAlign w:val="superscript"/>
+    </w:rPr>
+  </w:style>
 </w:styles>
 </file>
 
@@ -21802,4 +25820,16 @@
     </a:ext>
   </a:extLst>
 </a:theme>
+</file>
+
+<file path=customXml/item1.xml><?xml version="1.0" encoding="utf-8"?>
+<b:Sources xmlns:b="http://schemas.openxmlformats.org/officeDocument/2006/bibliography" xmlns="http://schemas.openxmlformats.org/officeDocument/2006/bibliography" SelectedStyle="\APASixthEditionOfficeOnline.xsl" StyleName="APA" Version="6"/>
+</file>
+
+<file path=customXml/itemProps1.xml><?xml version="1.0" encoding="utf-8"?>
+<ds:datastoreItem xmlns:ds="http://schemas.openxmlformats.org/officeDocument/2006/customXml" ds:itemID="{D6A73DDB-A2CA-48C7-8E09-0996AAE78984}">
+  <ds:schemaRefs>
+    <ds:schemaRef ds:uri="http://schemas.openxmlformats.org/officeDocument/2006/bibliography"/>
+  </ds:schemaRefs>
+</ds:datastoreItem>
 </file>
--- a/TCC II/[2025] TCC 2/TCCII_NIMSAI.docx
+++ b/TCC II/[2025] TCC 2/TCCII_NIMSAI.docx
@@ -4869,6 +4869,12 @@
         </w:rPr>
         <w:t xml:space="preserve"> indica a proporção de verdadeiros positivos entre todas as previsões positivas realizadas pelo modelo. Essa métrica é relevante em cenários onde o custo de falsos positivos é elevado, como na triagem de pacientes</w:t>
       </w:r>
+      <w:r>
+        <w:rPr>
+          <w:highlight w:val="lightGray"/>
+        </w:rPr>
+        <w:t>.</w:t>
+      </w:r>
     </w:p>
     <w:p>
       <w:pPr>
@@ -8080,23 +8086,11 @@
       </w:pPr>
       <w:proofErr w:type="gramStart"/>
       <w:r>
-        <w:t xml:space="preserve">Figura </w:t>
-      </w:r>
-      <w:r>
-        <w:t>?</w:t>
+        <w:t>Figura ?</w:t>
       </w:r>
       <w:proofErr w:type="gramEnd"/>
       <w:r>
-        <w:t xml:space="preserve"> </w:t>
-      </w:r>
-      <w:r>
-        <w:t>–</w:t>
-      </w:r>
-      <w:r>
-        <w:t xml:space="preserve"> </w:t>
-      </w:r>
-      <w:r>
-        <w:t xml:space="preserve">Fichamento dos Artigos e </w:t>
+        <w:t xml:space="preserve"> – Fichamento dos Artigos e </w:t>
       </w:r>
       <w:r>
         <w:t>Periódicos</w:t>
@@ -8110,6 +8104,9 @@
         </w:rPr>
       </w:pPr>
       <w:r>
+        <w:rPr>
+          <w:noProof/>
+        </w:rPr>
         <w:drawing>
           <wp:inline distT="0" distB="0" distL="0" distR="0" wp14:anchorId="43564EC2" wp14:editId="34416107">
             <wp:extent cx="5400040" cy="1525270"/>
@@ -8648,6 +8645,7 @@
       <w:r>
         <w:rPr>
           <w:rFonts w:eastAsia="Times New Roman" w:cs="Times New Roman"/>
+          <w:noProof/>
           <w:szCs w:val="24"/>
           <w:lang w:eastAsia="pt-BR"/>
         </w:rPr>
@@ -8964,14 +8962,12 @@
         <w:t xml:space="preserve"> – </w:t>
       </w:r>
       <w:r>
-        <w:t>T</w:t>
-      </w:r>
-      <w:r>
-        <w:t>ratamento dos dados</w:t>
-      </w:r>
-      <w:r>
-        <w:rPr>
-          <w:rFonts w:eastAsia="Times New Roman" w:cs="Times New Roman"/>
+        <w:t>Tratamento dos dados</w:t>
+      </w:r>
+      <w:r>
+        <w:rPr>
+          <w:rFonts w:eastAsia="Times New Roman" w:cs="Times New Roman"/>
+          <w:noProof/>
           <w:szCs w:val="24"/>
           <w:lang w:eastAsia="pt-BR"/>
         </w:rPr>
@@ -9043,6 +9039,9 @@
     </w:p>
     <w:p>
       <w:r>
+        <w:rPr>
+          <w:noProof/>
+        </w:rPr>
         <w:drawing>
           <wp:inline distT="0" distB="0" distL="0" distR="0" wp14:anchorId="2F560C97" wp14:editId="6B308FA3">
             <wp:extent cx="5400040" cy="1495425"/>
@@ -9118,13 +9117,15 @@
         <w:rPr>
           <w:rFonts w:eastAsia="Times New Roman" w:cs="Times New Roman"/>
           <w:szCs w:val="24"/>
-          <w:lang w:eastAsia="pt-BR"/>
-        </w:rPr>
-      </w:pPr>
-      <w:r>
-        <w:rPr>
-          <w:rFonts w:eastAsia="Times New Roman" w:cs="Times New Roman"/>
-          <w:szCs w:val="24"/>
+          <w:highlight w:val="lightGray"/>
+          <w:lang w:eastAsia="pt-BR"/>
+        </w:rPr>
+      </w:pPr>
+      <w:r>
+        <w:rPr>
+          <w:rFonts w:eastAsia="Times New Roman" w:cs="Times New Roman"/>
+          <w:szCs w:val="24"/>
+          <w:highlight w:val="lightGray"/>
           <w:lang w:eastAsia="pt-BR"/>
         </w:rPr>
         <w:t xml:space="preserve">Na etapa de transformação, os dados </w:t>
@@ -9134,6 +9135,7 @@
         <w:rPr>
           <w:rFonts w:eastAsia="Times New Roman" w:cs="Times New Roman"/>
           <w:szCs w:val="24"/>
+          <w:highlight w:val="lightGray"/>
           <w:lang w:eastAsia="pt-BR"/>
         </w:rPr>
         <w:t>pré</w:t>
@@ -9143,6 +9145,7 @@
         <w:rPr>
           <w:rFonts w:eastAsia="Times New Roman" w:cs="Times New Roman"/>
           <w:szCs w:val="24"/>
+          <w:highlight w:val="lightGray"/>
           <w:lang w:eastAsia="pt-BR"/>
         </w:rPr>
         <w:t xml:space="preserve">-processados foram ajustados para otimizar o aprendizado dos modelos. Primeiramente, a variável alvo </w:t>
@@ -9152,6 +9155,7 @@
           <w:rFonts w:ascii="Courier New" w:eastAsia="Times New Roman" w:hAnsi="Courier New" w:cs="Courier New"/>
           <w:sz w:val="20"/>
           <w:szCs w:val="20"/>
+          <w:highlight w:val="lightGray"/>
           <w:lang w:eastAsia="pt-BR"/>
         </w:rPr>
         <w:t>EVOLUCAO</w:t>
@@ -9160,6 +9164,7 @@
         <w:rPr>
           <w:rFonts w:eastAsia="Times New Roman" w:cs="Times New Roman"/>
           <w:szCs w:val="24"/>
+          <w:highlight w:val="lightGray"/>
           <w:lang w:eastAsia="pt-BR"/>
         </w:rPr>
         <w:t xml:space="preserve"> foi mapeada para valores binários, onde </w:t>
@@ -9169,6 +9174,7 @@
           <w:rFonts w:ascii="Courier New" w:eastAsia="Times New Roman" w:hAnsi="Courier New" w:cs="Courier New"/>
           <w:sz w:val="20"/>
           <w:szCs w:val="20"/>
+          <w:highlight w:val="lightGray"/>
           <w:lang w:eastAsia="pt-BR"/>
         </w:rPr>
         <w:t>0</w:t>
@@ -9177,6 +9183,7 @@
         <w:rPr>
           <w:rFonts w:eastAsia="Times New Roman" w:cs="Times New Roman"/>
           <w:szCs w:val="24"/>
+          <w:highlight w:val="lightGray"/>
           <w:lang w:eastAsia="pt-BR"/>
         </w:rPr>
         <w:t xml:space="preserve"> representa cura e </w:t>
@@ -9186,6 +9193,7 @@
           <w:rFonts w:ascii="Courier New" w:eastAsia="Times New Roman" w:hAnsi="Courier New" w:cs="Courier New"/>
           <w:sz w:val="20"/>
           <w:szCs w:val="20"/>
+          <w:highlight w:val="lightGray"/>
           <w:lang w:eastAsia="pt-BR"/>
         </w:rPr>
         <w:t>1</w:t>
@@ -9194,6 +9202,7 @@
         <w:rPr>
           <w:rFonts w:eastAsia="Times New Roman" w:cs="Times New Roman"/>
           <w:szCs w:val="24"/>
+          <w:highlight w:val="lightGray"/>
           <w:lang w:eastAsia="pt-BR"/>
         </w:rPr>
         <w:t xml:space="preserve"> representa óbito, permitindo que os algoritmos trabalhassem com uma classificação clara.</w:t>
@@ -9205,22 +9214,117 @@
         <w:rPr>
           <w:rFonts w:eastAsia="Times New Roman" w:cs="Times New Roman"/>
           <w:szCs w:val="24"/>
-          <w:lang w:eastAsia="pt-BR"/>
-        </w:rPr>
-      </w:pPr>
-      <w:r>
-        <w:rPr>
-          <w:rFonts w:eastAsia="Times New Roman" w:cs="Times New Roman"/>
-          <w:szCs w:val="24"/>
-          <w:lang w:eastAsia="pt-BR"/>
-        </w:rPr>
-        <w:t>Em seguida, foi aplicado o método SMOTE (</w:t>
+          <w:highlight w:val="lightGray"/>
+          <w:lang w:eastAsia="pt-BR"/>
+        </w:rPr>
+      </w:pPr>
+    </w:p>
+    <w:p>
+      <w:pPr>
+        <w:spacing w:before="100" w:beforeAutospacing="1" w:after="100" w:afterAutospacing="1" w:line="240" w:lineRule="auto"/>
+        <w:rPr>
+          <w:rFonts w:eastAsia="Times New Roman" w:cs="Times New Roman"/>
+          <w:szCs w:val="24"/>
+          <w:highlight w:val="lightGray"/>
+          <w:lang w:eastAsia="pt-BR"/>
+        </w:rPr>
+      </w:pPr>
+      <w:r>
+        <w:rPr>
+          <w:rFonts w:eastAsia="Times New Roman" w:cs="Times New Roman"/>
+          <w:szCs w:val="24"/>
+          <w:highlight w:val="lightGray"/>
+          <w:lang w:eastAsia="pt-BR"/>
+        </w:rPr>
+        <w:lastRenderedPageBreak/>
+        <w:t xml:space="preserve">Em seguida, foi realizada a separação entre as variáveis independentes (X) e a variável alvo (y), preparando o conjunto de atributos que seriam utilizados pelos modelos. Após essa etapa, os dados foram divididos em conjunto de treinamento e teste utilizando o método </w:t>
       </w:r>
       <w:proofErr w:type="spellStart"/>
       <w:r>
         <w:rPr>
           <w:rFonts w:eastAsia="Times New Roman" w:cs="Times New Roman"/>
           <w:szCs w:val="24"/>
+          <w:highlight w:val="lightGray"/>
+          <w:lang w:eastAsia="pt-BR"/>
+        </w:rPr>
+        <w:t>train_test_split</w:t>
+      </w:r>
+      <w:proofErr w:type="spellEnd"/>
+      <w:r>
+        <w:rPr>
+          <w:rFonts w:eastAsia="Times New Roman" w:cs="Times New Roman"/>
+          <w:szCs w:val="24"/>
+          <w:highlight w:val="lightGray"/>
+          <w:lang w:eastAsia="pt-BR"/>
+        </w:rPr>
+        <w:t xml:space="preserve"> com o parâmetro </w:t>
+      </w:r>
+      <w:proofErr w:type="spellStart"/>
+      <w:r>
+        <w:rPr>
+          <w:rFonts w:eastAsia="Times New Roman" w:cs="Times New Roman"/>
+          <w:szCs w:val="24"/>
+          <w:highlight w:val="lightGray"/>
+          <w:lang w:eastAsia="pt-BR"/>
+        </w:rPr>
+        <w:t>stratify</w:t>
+      </w:r>
+      <w:proofErr w:type="spellEnd"/>
+      <w:r>
+        <w:rPr>
+          <w:rFonts w:eastAsia="Times New Roman" w:cs="Times New Roman"/>
+          <w:szCs w:val="24"/>
+          <w:highlight w:val="lightGray"/>
+          <w:lang w:eastAsia="pt-BR"/>
+        </w:rPr>
+        <w:t>, de forma a manter a proporção original das classes em ambos os conjuntos.</w:t>
+      </w:r>
+    </w:p>
+    <w:p>
+      <w:pPr>
+        <w:spacing w:before="100" w:beforeAutospacing="1" w:after="100" w:afterAutospacing="1" w:line="240" w:lineRule="auto"/>
+        <w:rPr>
+          <w:rFonts w:eastAsia="Times New Roman" w:cs="Times New Roman"/>
+          <w:szCs w:val="24"/>
+          <w:highlight w:val="lightGray"/>
+          <w:lang w:eastAsia="pt-BR"/>
+        </w:rPr>
+      </w:pPr>
+      <w:r>
+        <w:rPr>
+          <w:rFonts w:eastAsia="Times New Roman" w:cs="Times New Roman"/>
+          <w:szCs w:val="24"/>
+          <w:highlight w:val="lightGray"/>
+          <w:lang w:eastAsia="pt-BR"/>
+        </w:rPr>
+        <w:t xml:space="preserve">Para lidar com o desbalanceamento do </w:t>
+      </w:r>
+      <w:proofErr w:type="spellStart"/>
+      <w:r>
+        <w:rPr>
+          <w:rFonts w:eastAsia="Times New Roman" w:cs="Times New Roman"/>
+          <w:szCs w:val="24"/>
+          <w:highlight w:val="lightGray"/>
+          <w:lang w:eastAsia="pt-BR"/>
+        </w:rPr>
+        <w:t>dataset</w:t>
+      </w:r>
+      <w:proofErr w:type="spellEnd"/>
+      <w:r>
+        <w:rPr>
+          <w:rFonts w:eastAsia="Times New Roman" w:cs="Times New Roman"/>
+          <w:szCs w:val="24"/>
+          <w:highlight w:val="lightGray"/>
+          <w:lang w:eastAsia="pt-BR"/>
+        </w:rPr>
+        <w:t>, foi aplicado o método SMOTE (</w:t>
+      </w:r>
+      <w:proofErr w:type="spellStart"/>
+      <w:r>
+        <w:rPr>
+          <w:rFonts w:eastAsia="Times New Roman" w:cs="Times New Roman"/>
+          <w:szCs w:val="24"/>
+          <w:highlight w:val="lightGray"/>
           <w:lang w:eastAsia="pt-BR"/>
         </w:rPr>
         <w:t>Synthetic</w:t>
@@ -9230,6 +9334,7 @@
         <w:rPr>
           <w:rFonts w:eastAsia="Times New Roman" w:cs="Times New Roman"/>
           <w:szCs w:val="24"/>
+          <w:highlight w:val="lightGray"/>
           <w:lang w:eastAsia="pt-BR"/>
         </w:rPr>
         <w:t xml:space="preserve"> </w:t>
@@ -9239,6 +9344,7 @@
         <w:rPr>
           <w:rFonts w:eastAsia="Times New Roman" w:cs="Times New Roman"/>
           <w:szCs w:val="24"/>
+          <w:highlight w:val="lightGray"/>
           <w:lang w:eastAsia="pt-BR"/>
         </w:rPr>
         <w:t>Minority</w:t>
@@ -9248,6 +9354,7 @@
         <w:rPr>
           <w:rFonts w:eastAsia="Times New Roman" w:cs="Times New Roman"/>
           <w:szCs w:val="24"/>
+          <w:highlight w:val="lightGray"/>
           <w:lang w:eastAsia="pt-BR"/>
         </w:rPr>
         <w:t xml:space="preserve"> </w:t>
@@ -9257,6 +9364,7 @@
         <w:rPr>
           <w:rFonts w:eastAsia="Times New Roman" w:cs="Times New Roman"/>
           <w:szCs w:val="24"/>
+          <w:highlight w:val="lightGray"/>
           <w:lang w:eastAsia="pt-BR"/>
         </w:rPr>
         <w:t>Oversampling</w:t>
@@ -9266,6 +9374,7 @@
         <w:rPr>
           <w:rFonts w:eastAsia="Times New Roman" w:cs="Times New Roman"/>
           <w:szCs w:val="24"/>
+          <w:highlight w:val="lightGray"/>
           <w:lang w:eastAsia="pt-BR"/>
         </w:rPr>
         <w:t xml:space="preserve"> </w:t>
@@ -9275,6 +9384,7 @@
         <w:rPr>
           <w:rFonts w:eastAsia="Times New Roman" w:cs="Times New Roman"/>
           <w:szCs w:val="24"/>
+          <w:highlight w:val="lightGray"/>
           <w:lang w:eastAsia="pt-BR"/>
         </w:rPr>
         <w:t>Technique</w:t>
@@ -9284,36 +9394,301 @@
         <w:rPr>
           <w:rFonts w:eastAsia="Times New Roman" w:cs="Times New Roman"/>
           <w:szCs w:val="24"/>
-          <w:lang w:eastAsia="pt-BR"/>
-        </w:rPr>
-        <w:t xml:space="preserve">) dentro de um pipeline para lidar com o desbalanceamento do </w:t>
+          <w:highlight w:val="lightGray"/>
+          <w:lang w:eastAsia="pt-BR"/>
+        </w:rPr>
+        <w:t>), responsável por gerar amostras sintéticas da classe minoritária. Essa técnica foi implementada dentro de um Pipeline, permitindo que o balanceamento fosse aplicado apenas aos dados de treino durante cada iteração da validação cruzada, evitando vazamento de informações para o conjunto de teste.</w:t>
+      </w:r>
+    </w:p>
+    <w:p>
+      <w:pPr>
+        <w:spacing w:before="100" w:beforeAutospacing="1" w:after="100" w:afterAutospacing="1" w:line="240" w:lineRule="auto"/>
+        <w:rPr>
+          <w:rFonts w:eastAsia="Times New Roman" w:cs="Times New Roman"/>
+          <w:szCs w:val="24"/>
+          <w:highlight w:val="lightGray"/>
+          <w:lang w:eastAsia="pt-BR"/>
+        </w:rPr>
+      </w:pPr>
+      <w:r>
+        <w:rPr>
+          <w:rFonts w:eastAsia="Times New Roman" w:cs="Times New Roman"/>
+          <w:szCs w:val="24"/>
+          <w:highlight w:val="lightGray"/>
+          <w:lang w:eastAsia="pt-BR"/>
+        </w:rPr>
+        <w:t>Por fim, a integração adequada dessas etapas assegurou que os modelos construídos pudessem aprender padrões relevantes de forma robusta, sem sofrer influência de distribuições enviesadas ou inconsistências nos dados.</w:t>
+      </w:r>
+    </w:p>
+    <w:p>
+      <w:pPr>
+        <w:spacing w:before="100" w:beforeAutospacing="1" w:after="100" w:afterAutospacing="1" w:line="240" w:lineRule="auto"/>
+        <w:rPr>
+          <w:rFonts w:eastAsia="Times New Roman" w:cs="Times New Roman"/>
+          <w:szCs w:val="24"/>
+          <w:highlight w:val="lightGray"/>
+          <w:lang w:eastAsia="pt-BR"/>
+        </w:rPr>
+      </w:pPr>
+    </w:p>
+    <w:p>
+      <w:pPr>
+        <w:pStyle w:val="Legenda"/>
+        <w:rPr>
+          <w:rFonts w:eastAsia="Times New Roman" w:cs="Times New Roman"/>
+          <w:szCs w:val="24"/>
+          <w:lang w:eastAsia="pt-BR"/>
+        </w:rPr>
+      </w:pPr>
+      <w:proofErr w:type="gramStart"/>
+      <w:r>
+        <w:t>Figura ?</w:t>
+      </w:r>
+      <w:proofErr w:type="gramEnd"/>
+      <w:r>
+        <w:t xml:space="preserve"> – </w:t>
+      </w:r>
+      <w:r>
+        <w:t xml:space="preserve">Balanceamento das classes utilizando </w:t>
+      </w:r>
+      <w:r>
+        <w:rPr>
+          <w:rStyle w:val="Forte"/>
+        </w:rPr>
+        <w:t>SMOTE</w:t>
+      </w:r>
+      <w:r>
+        <w:t xml:space="preserve"> dentro de um </w:t>
+      </w:r>
+      <w:r>
+        <w:rPr>
+          <w:rStyle w:val="Forte"/>
+        </w:rPr>
+        <w:t>Pipeline</w:t>
+      </w:r>
+      <w:r>
+        <w:rPr>
+          <w:rFonts w:eastAsia="Times New Roman" w:cs="Times New Roman"/>
+          <w:szCs w:val="24"/>
+          <w:lang w:eastAsia="pt-BR"/>
+        </w:rPr>
+        <w:drawing>
+          <wp:inline distT="0" distB="0" distL="0" distR="0" wp14:anchorId="26E773F6" wp14:editId="32650F3F">
+            <wp:extent cx="5400040" cy="1744980"/>
+            <wp:effectExtent l="0" t="0" r="0" b="7620"/>
+            <wp:docPr id="9" name="Imagem 9"/>
+            <wp:cNvGraphicFramePr>
+              <a:graphicFrameLocks xmlns:a="http://schemas.openxmlformats.org/drawingml/2006/main" noChangeAspect="1"/>
+            </wp:cNvGraphicFramePr>
+            <a:graphic xmlns:a="http://schemas.openxmlformats.org/drawingml/2006/main">
+              <a:graphicData uri="http://schemas.openxmlformats.org/drawingml/2006/picture">
+                <pic:pic xmlns:pic="http://schemas.openxmlformats.org/drawingml/2006/picture">
+                  <pic:nvPicPr>
+                    <pic:cNvPr id="1" name=""/>
+                    <pic:cNvPicPr/>
+                  </pic:nvPicPr>
+                  <pic:blipFill>
+                    <a:blip r:embed="rId19"/>
+                    <a:stretch>
+                      <a:fillRect/>
+                    </a:stretch>
+                  </pic:blipFill>
+                  <pic:spPr>
+                    <a:xfrm>
+                      <a:off x="0" y="0"/>
+                      <a:ext cx="5400040" cy="1744980"/>
+                    </a:xfrm>
+                    <a:prstGeom prst="rect">
+                      <a:avLst/>
+                    </a:prstGeom>
+                  </pic:spPr>
+                </pic:pic>
+              </a:graphicData>
+            </a:graphic>
+          </wp:inline>
+        </w:drawing>
+      </w:r>
+    </w:p>
+    <w:p>
+      <w:pPr>
+        <w:pStyle w:val="Legenda"/>
+      </w:pPr>
+      <w:r>
+        <w:t>Fonte:  O Autor</w:t>
+      </w:r>
+    </w:p>
+    <w:p>
+      <w:pPr>
+        <w:rPr>
+          <w:highlight w:val="yellow"/>
+        </w:rPr>
+      </w:pPr>
+    </w:p>
+    <w:p>
+      <w:pPr>
+        <w:rPr>
+          <w:highlight w:val="yellow"/>
+        </w:rPr>
+      </w:pPr>
+    </w:p>
+    <w:p>
+      <w:pPr>
+        <w:pStyle w:val="Ttulo3"/>
+      </w:pPr>
+      <w:r>
+        <w:t>Mineração de Dados</w:t>
+      </w:r>
+    </w:p>
+    <w:p>
+      <w:pPr>
+        <w:spacing w:before="100" w:beforeAutospacing="1" w:after="100" w:afterAutospacing="1" w:line="240" w:lineRule="auto"/>
+        <w:rPr>
+          <w:rFonts w:eastAsia="Times New Roman" w:cs="Times New Roman"/>
+          <w:szCs w:val="24"/>
+          <w:highlight w:val="lightGray"/>
+          <w:lang w:eastAsia="pt-BR"/>
+        </w:rPr>
+      </w:pPr>
+      <w:r>
+        <w:rPr>
+          <w:rFonts w:eastAsia="Times New Roman" w:cs="Times New Roman"/>
+          <w:szCs w:val="24"/>
+          <w:highlight w:val="lightGray"/>
+          <w:lang w:eastAsia="pt-BR"/>
+        </w:rPr>
+        <w:t xml:space="preserve">Na etapa de mineração de dados, foram aplicados os algoritmos de aprendizado de máquina selecionados para a construção dos modelos preditivos. Dois classificadores supervisionados foram utilizados: </w:t>
       </w:r>
       <w:proofErr w:type="spellStart"/>
       <w:r>
         <w:rPr>
           <w:rFonts w:eastAsia="Times New Roman" w:cs="Times New Roman"/>
           <w:szCs w:val="24"/>
-          <w:lang w:eastAsia="pt-BR"/>
-        </w:rPr>
-        <w:t>dataset</w:t>
+          <w:highlight w:val="lightGray"/>
+          <w:lang w:eastAsia="pt-BR"/>
+        </w:rPr>
+        <w:t>Decision</w:t>
       </w:r>
       <w:proofErr w:type="spellEnd"/>
       <w:r>
         <w:rPr>
           <w:rFonts w:eastAsia="Times New Roman" w:cs="Times New Roman"/>
           <w:szCs w:val="24"/>
-          <w:lang w:eastAsia="pt-BR"/>
-        </w:rPr>
-        <w:t xml:space="preserve">, já que </w:t>
-      </w:r>
-      <w:r>
-        <w:rPr>
-          <w:rFonts w:eastAsia="Times New Roman" w:cs="Times New Roman"/>
-          <w:szCs w:val="24"/>
+          <w:highlight w:val="lightGray"/>
+          <w:lang w:eastAsia="pt-BR"/>
+        </w:rPr>
+        <w:t xml:space="preserve"> </w:t>
+      </w:r>
+      <w:proofErr w:type="spellStart"/>
+      <w:r>
+        <w:rPr>
+          <w:rFonts w:eastAsia="Times New Roman" w:cs="Times New Roman"/>
+          <w:szCs w:val="24"/>
+          <w:highlight w:val="lightGray"/>
+          <w:lang w:eastAsia="pt-BR"/>
+        </w:rPr>
+        <w:t>Tree</w:t>
+      </w:r>
+      <w:proofErr w:type="spellEnd"/>
+      <w:r>
+        <w:rPr>
+          <w:rFonts w:eastAsia="Times New Roman" w:cs="Times New Roman"/>
+          <w:szCs w:val="24"/>
+          <w:highlight w:val="lightGray"/>
+          <w:lang w:eastAsia="pt-BR"/>
+        </w:rPr>
+        <w:t xml:space="preserve"> (CART) e </w:t>
+      </w:r>
+      <w:proofErr w:type="spellStart"/>
+      <w:r>
+        <w:rPr>
+          <w:rFonts w:eastAsia="Times New Roman" w:cs="Times New Roman"/>
+          <w:szCs w:val="24"/>
+          <w:highlight w:val="lightGray"/>
+          <w:lang w:eastAsia="pt-BR"/>
+        </w:rPr>
+        <w:t>Random</w:t>
+      </w:r>
+      <w:proofErr w:type="spellEnd"/>
+      <w:r>
+        <w:rPr>
+          <w:rFonts w:eastAsia="Times New Roman" w:cs="Times New Roman"/>
+          <w:szCs w:val="24"/>
+          <w:highlight w:val="lightGray"/>
+          <w:lang w:eastAsia="pt-BR"/>
+        </w:rPr>
+        <w:t xml:space="preserve"> Forest.</w:t>
+      </w:r>
+    </w:p>
+    <w:p>
+      <w:pPr>
+        <w:spacing w:before="100" w:beforeAutospacing="1" w:after="100" w:afterAutospacing="1" w:line="240" w:lineRule="auto"/>
+        <w:rPr>
+          <w:rFonts w:eastAsia="Times New Roman" w:cs="Times New Roman"/>
+          <w:szCs w:val="24"/>
+          <w:highlight w:val="lightGray"/>
+          <w:lang w:eastAsia="pt-BR"/>
+        </w:rPr>
+      </w:pPr>
+      <w:r>
+        <w:rPr>
+          <w:rFonts w:eastAsia="Times New Roman" w:cs="Times New Roman"/>
+          <w:szCs w:val="24"/>
+          <w:highlight w:val="lightGray"/>
+          <w:lang w:eastAsia="pt-BR"/>
+        </w:rPr>
+        <w:t>Para ambos os modelos, foi implementado um Pipeline que integra o balanceamento com SMOTE e o algoritmo de classificação, garantindo que todo o processo de treinamento siga um fluxo consistente e sem vazamento de dados. Além disso, foi utilizada a técnica de validação cruzada com busca em grade (</w:t>
+      </w:r>
+      <w:proofErr w:type="spellStart"/>
+      <w:r>
+        <w:rPr>
+          <w:rFonts w:eastAsia="Times New Roman" w:cs="Times New Roman"/>
+          <w:szCs w:val="24"/>
+          <w:highlight w:val="lightGray"/>
+          <w:lang w:eastAsia="pt-BR"/>
+        </w:rPr>
+        <w:t>GridSearchCV</w:t>
+      </w:r>
+      <w:proofErr w:type="spellEnd"/>
+      <w:r>
+        <w:rPr>
+          <w:rFonts w:eastAsia="Times New Roman" w:cs="Times New Roman"/>
+          <w:szCs w:val="24"/>
+          <w:highlight w:val="lightGray"/>
+          <w:lang w:eastAsia="pt-BR"/>
+        </w:rPr>
+        <w:t>) para ajustar automaticamente os hiperparâmetros de cada modelo, testando diferentes combinações e selecionando aquelas que resultaram no melhor desempenho com base na métrica F1-score.</w:t>
+      </w:r>
+    </w:p>
+    <w:p>
+      <w:pPr>
+        <w:spacing w:before="100" w:beforeAutospacing="1" w:after="100" w:afterAutospacing="1" w:line="240" w:lineRule="auto"/>
+        <w:rPr>
+          <w:rFonts w:eastAsia="Times New Roman" w:cs="Times New Roman"/>
+          <w:szCs w:val="24"/>
+          <w:highlight w:val="lightGray"/>
+          <w:lang w:eastAsia="pt-BR"/>
+        </w:rPr>
+      </w:pPr>
+    </w:p>
+    <w:p>
+      <w:pPr>
+        <w:spacing w:before="100" w:beforeAutospacing="1" w:after="100" w:afterAutospacing="1" w:line="240" w:lineRule="auto"/>
+        <w:rPr>
+          <w:rFonts w:eastAsia="Times New Roman" w:cs="Times New Roman"/>
+          <w:szCs w:val="24"/>
+          <w:highlight w:val="lightGray"/>
+          <w:lang w:eastAsia="pt-BR"/>
+        </w:rPr>
+      </w:pPr>
+      <w:r>
+        <w:rPr>
+          <w:rFonts w:eastAsia="Times New Roman" w:cs="Times New Roman"/>
+          <w:szCs w:val="24"/>
+          <w:highlight w:val="lightGray"/>
           <w:lang w:eastAsia="pt-BR"/>
         </w:rPr>
         <w:lastRenderedPageBreak/>
-        <w:t>havia um número muito maior de casos de cura em relação aos de óbito. O SMOTE gera novas amostras sintéticas da classe minoritária, melhorando a capacidade do modelo de identificar corretamente os casos menos frequentes.</w:t>
+        <w:t>Durante o treinamento, também foi realizada a medição do tempo de execução para cada modelo, possibilitando avaliar não apenas a performance preditiva, mas também a eficiência computacional. Ao final dessa etapa, os modelos treinados foram aplicados ao conjunto de teste para gerar as previsões, que seriam posteriormente utilizadas na fase de avaliação.</w:t>
       </w:r>
     </w:p>
     <w:p>
@@ -9322,384 +9697,101 @@
         <w:rPr>
           <w:rFonts w:eastAsia="Times New Roman" w:cs="Times New Roman"/>
           <w:szCs w:val="24"/>
-          <w:lang w:eastAsia="pt-BR"/>
-        </w:rPr>
-      </w:pPr>
-      <w:r>
-        <w:rPr>
-          <w:rFonts w:eastAsia="Times New Roman" w:cs="Times New Roman"/>
-          <w:szCs w:val="24"/>
-          <w:lang w:eastAsia="pt-BR"/>
-        </w:rPr>
-        <w:t>Por fim, a transformação incluiu a integração do SMOTE diretamente no fluxo de treinamento, garantindo que o balanceamento fosse aplicado apenas nos dados de treino durante a validação cruzada, evitando vazamento de informações para o conjunto de teste. Essa preparação assegurou que os modelos construídos pudessem aprender padrões relevantes sem sofrer influência de distribuições enviesadas.</w:t>
-      </w:r>
-    </w:p>
-    <w:p>
-      <w:pPr>
+          <w:highlight w:val="lightGray"/>
+          <w:lang w:eastAsia="pt-BR"/>
+        </w:rPr>
+      </w:pPr>
+      <w:r>
+        <w:rPr>
+          <w:rFonts w:eastAsia="Times New Roman" w:cs="Times New Roman"/>
+          <w:szCs w:val="24"/>
+          <w:highlight w:val="lightGray"/>
+          <w:lang w:eastAsia="pt-BR"/>
+        </w:rPr>
+        <w:t>Essa abordagem garantiu que os modelos fossem construídos de forma otimizada, considerando tanto a qualidade das previsões quanto o custo computacional associado a cada técnica.</w:t>
+      </w:r>
+    </w:p>
+    <w:p>
+      <w:pPr>
+        <w:jc w:val="center"/>
         <w:rPr>
           <w:highlight w:val="yellow"/>
         </w:rPr>
       </w:pPr>
-    </w:p>
-    <w:p>
-      <w:pPr>
-        <w:pStyle w:val="Ttulo3"/>
+      <w:proofErr w:type="gramStart"/>
+      <w:r>
+        <w:t>Figura ?</w:t>
+      </w:r>
+      <w:proofErr w:type="gramEnd"/>
+      <w:r>
+        <w:t xml:space="preserve"> – Ajuste de hiperparâmetros via </w:t>
+      </w:r>
+      <w:proofErr w:type="spellStart"/>
+      <w:r>
+        <w:rPr>
+          <w:rStyle w:val="Forte"/>
+          <w:b w:val="0"/>
+          <w:bCs w:val="0"/>
+        </w:rPr>
+        <w:t>GridSearchCV</w:t>
+      </w:r>
+      <w:proofErr w:type="spellEnd"/>
+    </w:p>
+    <w:p>
+      <w:pPr>
         <w:rPr>
           <w:highlight w:val="yellow"/>
-        </w:rPr>
-      </w:pPr>
-      <w:r>
-        <w:t>Mineração de Dados</w:t>
-      </w:r>
-    </w:p>
-    <w:p>
-      <w:pPr>
-        <w:pStyle w:val="Ttulo3"/>
-        <w:rPr>
-          <w:highlight w:val="yellow"/>
-        </w:rPr>
-      </w:pPr>
-      <w:proofErr w:type="spellStart"/>
-      <w:r>
-        <w:t>Interpretação</w:t>
-      </w:r>
-      <w:proofErr w:type="spellEnd"/>
-      <w:r>
-        <w:t xml:space="preserve"> e Avaliação</w:t>
-      </w:r>
-    </w:p>
-    <w:p>
-      <w:pPr>
-        <w:rPr>
-          <w:highlight w:val="lightGray"/>
-        </w:rPr>
-      </w:pPr>
-    </w:p>
-    <w:p>
-      <w:pPr>
-        <w:pStyle w:val="Ttulo2"/>
-        <w:rPr>
-          <w:bCs/>
-          <w:highlight w:val="lightGray"/>
-        </w:rPr>
-      </w:pPr>
-      <w:bookmarkStart w:id="29" w:name="_Toc203566821"/>
-      <w:r>
-        <w:rPr>
-          <w:bCs/>
-          <w:highlight w:val="lightGray"/>
-        </w:rPr>
-        <w:t>Ferramentas e Tecnologias</w:t>
-      </w:r>
-      <w:bookmarkEnd w:id="29"/>
-    </w:p>
-    <w:p>
-      <w:pPr>
-        <w:spacing w:before="100" w:beforeAutospacing="1" w:after="100" w:afterAutospacing="1" w:line="240" w:lineRule="auto"/>
-        <w:rPr>
-          <w:rFonts w:eastAsia="Times New Roman" w:cs="Times New Roman"/>
-          <w:szCs w:val="24"/>
-          <w:highlight w:val="lightGray"/>
-          <w:lang w:eastAsia="pt-BR"/>
-        </w:rPr>
-      </w:pPr>
-      <w:r>
-        <w:rPr>
-          <w:rFonts w:eastAsia="Times New Roman" w:cs="Times New Roman"/>
-          <w:szCs w:val="24"/>
-          <w:highlight w:val="lightGray"/>
-          <w:lang w:eastAsia="pt-BR"/>
-        </w:rPr>
-        <w:t>Os experimentos foram conduzidos com o auxílio das seguintes ferramentas:</w:t>
-      </w:r>
-    </w:p>
-    <w:p>
-      <w:pPr>
-        <w:numPr>
-          <w:ilvl w:val="0"/>
-          <w:numId w:val="20"/>
-        </w:numPr>
-        <w:spacing w:before="100" w:beforeAutospacing="1" w:after="100" w:afterAutospacing="1" w:line="240" w:lineRule="auto"/>
-        <w:rPr>
-          <w:rFonts w:eastAsia="Times New Roman" w:cs="Times New Roman"/>
-          <w:szCs w:val="24"/>
-          <w:highlight w:val="lightGray"/>
-          <w:lang w:eastAsia="pt-BR"/>
-        </w:rPr>
-      </w:pPr>
-      <w:r>
-        <w:rPr>
-          <w:rFonts w:eastAsia="Times New Roman" w:cs="Times New Roman"/>
-          <w:b/>
-          <w:bCs/>
-          <w:szCs w:val="24"/>
-          <w:highlight w:val="lightGray"/>
-          <w:lang w:eastAsia="pt-BR"/>
-        </w:rPr>
-        <w:t>Python</w:t>
-      </w:r>
-      <w:r>
-        <w:rPr>
-          <w:rFonts w:eastAsia="Times New Roman" w:cs="Times New Roman"/>
-          <w:szCs w:val="24"/>
-          <w:highlight w:val="lightGray"/>
-          <w:lang w:eastAsia="pt-BR"/>
-        </w:rPr>
-        <w:t xml:space="preserve"> como linguagem de programação principal;</w:t>
-      </w:r>
-    </w:p>
-    <w:p>
-      <w:pPr>
-        <w:numPr>
-          <w:ilvl w:val="0"/>
-          <w:numId w:val="20"/>
-        </w:numPr>
-        <w:spacing w:before="100" w:beforeAutospacing="1" w:after="100" w:afterAutospacing="1" w:line="240" w:lineRule="auto"/>
-        <w:rPr>
-          <w:rFonts w:eastAsia="Times New Roman" w:cs="Times New Roman"/>
-          <w:szCs w:val="24"/>
-          <w:highlight w:val="lightGray"/>
-          <w:lang w:eastAsia="pt-BR"/>
-        </w:rPr>
-      </w:pPr>
-      <w:r>
-        <w:rPr>
-          <w:rFonts w:eastAsia="Times New Roman" w:cs="Times New Roman"/>
-          <w:b/>
-          <w:bCs/>
-          <w:szCs w:val="24"/>
-          <w:highlight w:val="lightGray"/>
-          <w:lang w:eastAsia="pt-BR"/>
-        </w:rPr>
-        <w:t xml:space="preserve">Bibliotecas </w:t>
-      </w:r>
-      <w:proofErr w:type="spellStart"/>
-      <w:r>
-        <w:rPr>
-          <w:rFonts w:eastAsia="Times New Roman" w:cs="Times New Roman"/>
-          <w:b/>
-          <w:bCs/>
-          <w:szCs w:val="24"/>
-          <w:highlight w:val="lightGray"/>
-          <w:lang w:eastAsia="pt-BR"/>
-        </w:rPr>
-        <w:t>Scikit-learn</w:t>
-      </w:r>
-      <w:proofErr w:type="spellEnd"/>
-      <w:r>
-        <w:rPr>
-          <w:rFonts w:eastAsia="Times New Roman" w:cs="Times New Roman"/>
-          <w:b/>
-          <w:bCs/>
-          <w:szCs w:val="24"/>
-          <w:highlight w:val="lightGray"/>
-          <w:lang w:eastAsia="pt-BR"/>
-        </w:rPr>
-        <w:t xml:space="preserve">, Pandas, </w:t>
-      </w:r>
-      <w:proofErr w:type="spellStart"/>
-      <w:r>
-        <w:rPr>
-          <w:rFonts w:eastAsia="Times New Roman" w:cs="Times New Roman"/>
-          <w:b/>
-          <w:bCs/>
-          <w:szCs w:val="24"/>
-          <w:highlight w:val="lightGray"/>
-          <w:lang w:eastAsia="pt-BR"/>
-        </w:rPr>
-        <w:t>Matplotlib</w:t>
-      </w:r>
-      <w:proofErr w:type="spellEnd"/>
-      <w:r>
-        <w:rPr>
-          <w:rFonts w:eastAsia="Times New Roman" w:cs="Times New Roman"/>
-          <w:b/>
-          <w:bCs/>
-          <w:szCs w:val="24"/>
-          <w:highlight w:val="lightGray"/>
-          <w:lang w:eastAsia="pt-BR"/>
-        </w:rPr>
-        <w:t xml:space="preserve"> e </w:t>
-      </w:r>
-      <w:proofErr w:type="spellStart"/>
-      <w:r>
-        <w:rPr>
-          <w:rFonts w:eastAsia="Times New Roman" w:cs="Times New Roman"/>
-          <w:b/>
-          <w:bCs/>
-          <w:szCs w:val="24"/>
-          <w:highlight w:val="lightGray"/>
-          <w:lang w:eastAsia="pt-BR"/>
-        </w:rPr>
-        <w:t>Seaborn</w:t>
-      </w:r>
-      <w:proofErr w:type="spellEnd"/>
-      <w:r>
-        <w:rPr>
-          <w:rFonts w:eastAsia="Times New Roman" w:cs="Times New Roman"/>
-          <w:szCs w:val="24"/>
-          <w:highlight w:val="lightGray"/>
-          <w:lang w:eastAsia="pt-BR"/>
-        </w:rPr>
-        <w:t xml:space="preserve"> para modelagem e análise;</w:t>
-      </w:r>
-    </w:p>
-    <w:p>
-      <w:pPr>
-        <w:numPr>
-          <w:ilvl w:val="0"/>
-          <w:numId w:val="20"/>
-        </w:numPr>
-        <w:spacing w:before="100" w:beforeAutospacing="1" w:after="100" w:afterAutospacing="1" w:line="240" w:lineRule="auto"/>
-        <w:rPr>
-          <w:rFonts w:eastAsia="Times New Roman" w:cs="Times New Roman"/>
-          <w:szCs w:val="24"/>
-          <w:highlight w:val="lightGray"/>
-          <w:lang w:eastAsia="pt-BR"/>
-        </w:rPr>
-      </w:pPr>
-      <w:r>
-        <w:rPr>
-          <w:rFonts w:eastAsia="Times New Roman" w:cs="Times New Roman"/>
-          <w:b/>
-          <w:bCs/>
-          <w:szCs w:val="24"/>
-          <w:highlight w:val="lightGray"/>
-          <w:lang w:eastAsia="pt-BR"/>
-        </w:rPr>
-        <w:t xml:space="preserve">Google </w:t>
-      </w:r>
-      <w:proofErr w:type="spellStart"/>
-      <w:r>
-        <w:rPr>
-          <w:rFonts w:eastAsia="Times New Roman" w:cs="Times New Roman"/>
-          <w:b/>
-          <w:bCs/>
-          <w:szCs w:val="24"/>
-          <w:highlight w:val="lightGray"/>
-          <w:lang w:eastAsia="pt-BR"/>
-        </w:rPr>
-        <w:t>Colab</w:t>
-      </w:r>
-      <w:proofErr w:type="spellEnd"/>
-      <w:r>
-        <w:rPr>
-          <w:rFonts w:eastAsia="Times New Roman" w:cs="Times New Roman"/>
-          <w:b/>
-          <w:bCs/>
-          <w:szCs w:val="24"/>
-          <w:highlight w:val="lightGray"/>
-          <w:lang w:eastAsia="pt-BR"/>
-        </w:rPr>
-        <w:t xml:space="preserve"> e </w:t>
-      </w:r>
-      <w:proofErr w:type="spellStart"/>
-      <w:r>
-        <w:rPr>
-          <w:rFonts w:eastAsia="Times New Roman" w:cs="Times New Roman"/>
-          <w:b/>
-          <w:bCs/>
-          <w:szCs w:val="24"/>
-          <w:highlight w:val="lightGray"/>
-          <w:lang w:eastAsia="pt-BR"/>
-        </w:rPr>
-        <w:t>Jupyter</w:t>
-      </w:r>
-      <w:proofErr w:type="spellEnd"/>
-      <w:r>
-        <w:rPr>
-          <w:rFonts w:eastAsia="Times New Roman" w:cs="Times New Roman"/>
-          <w:b/>
-          <w:bCs/>
-          <w:szCs w:val="24"/>
-          <w:highlight w:val="lightGray"/>
-          <w:lang w:eastAsia="pt-BR"/>
-        </w:rPr>
-        <w:t xml:space="preserve"> Notebook</w:t>
-      </w:r>
-      <w:r>
-        <w:rPr>
-          <w:rFonts w:eastAsia="Times New Roman" w:cs="Times New Roman"/>
-          <w:szCs w:val="24"/>
-          <w:highlight w:val="lightGray"/>
-          <w:lang w:eastAsia="pt-BR"/>
-        </w:rPr>
-        <w:t xml:space="preserve"> como ambientes de desenvolvimento;</w:t>
-      </w:r>
-    </w:p>
-    <w:p>
-      <w:pPr>
-        <w:numPr>
-          <w:ilvl w:val="0"/>
-          <w:numId w:val="20"/>
-        </w:numPr>
-        <w:spacing w:before="100" w:beforeAutospacing="1" w:after="100" w:afterAutospacing="1" w:line="240" w:lineRule="auto"/>
-        <w:rPr>
-          <w:rFonts w:eastAsia="Times New Roman" w:cs="Times New Roman"/>
-          <w:szCs w:val="24"/>
-          <w:highlight w:val="lightGray"/>
-          <w:lang w:eastAsia="pt-BR"/>
-        </w:rPr>
-      </w:pPr>
-      <w:r>
-        <w:rPr>
-          <w:rFonts w:eastAsia="Times New Roman" w:cs="Times New Roman"/>
-          <w:b/>
-          <w:bCs/>
-          <w:szCs w:val="24"/>
-          <w:highlight w:val="lightGray"/>
-          <w:lang w:eastAsia="pt-BR"/>
-        </w:rPr>
-        <w:t xml:space="preserve">Notebook </w:t>
-      </w:r>
-      <w:proofErr w:type="spellStart"/>
-      <w:r>
-        <w:rPr>
-          <w:rFonts w:ascii="Courier New" w:eastAsia="Times New Roman" w:hAnsi="Courier New" w:cs="Courier New"/>
-          <w:b/>
-          <w:bCs/>
-          <w:sz w:val="20"/>
-          <w:szCs w:val="20"/>
-          <w:highlight w:val="lightGray"/>
-          <w:lang w:eastAsia="pt-BR"/>
-        </w:rPr>
-        <w:t>real_collab</w:t>
-      </w:r>
-      <w:proofErr w:type="spellEnd"/>
-      <w:r>
-        <w:rPr>
-          <w:rFonts w:eastAsia="Times New Roman" w:cs="Times New Roman"/>
-          <w:szCs w:val="24"/>
-          <w:highlight w:val="lightGray"/>
-          <w:lang w:eastAsia="pt-BR"/>
-        </w:rPr>
-        <w:t xml:space="preserve"> desenvolvido para consolidar o processo de mineração e execução dos modelos.</w:t>
-      </w:r>
-    </w:p>
-    <w:p>
-      <w:pPr>
-        <w:rPr>
-          <w:highlight w:val="lightGray"/>
-        </w:rPr>
-      </w:pPr>
-    </w:p>
-    <w:p>
-      <w:pPr>
-        <w:pStyle w:val="Ttulo2"/>
-        <w:rPr>
-          <w:bCs/>
-          <w:highlight w:val="lightGray"/>
-        </w:rPr>
-      </w:pPr>
-      <w:bookmarkStart w:id="30" w:name="_Toc203566822"/>
-      <w:r>
-        <w:rPr>
-          <w:bCs/>
-          <w:highlight w:val="lightGray"/>
-        </w:rPr>
-        <w:t>Implementação dos modelos</w:t>
-      </w:r>
-      <w:bookmarkEnd w:id="30"/>
+          <w:lang w:val="en-US"/>
+        </w:rPr>
+      </w:pPr>
+      <w:r>
+        <w:rPr>
+          <w:lang w:val="en-US"/>
+        </w:rPr>
+        <w:drawing>
+          <wp:inline distT="0" distB="0" distL="0" distR="0" wp14:anchorId="3E102B68" wp14:editId="7275BA4A">
+            <wp:extent cx="5400040" cy="1204595"/>
+            <wp:effectExtent l="0" t="0" r="0" b="0"/>
+            <wp:docPr id="12" name="Imagem 12"/>
+            <wp:cNvGraphicFramePr>
+              <a:graphicFrameLocks xmlns:a="http://schemas.openxmlformats.org/drawingml/2006/main" noChangeAspect="1"/>
+            </wp:cNvGraphicFramePr>
+            <a:graphic xmlns:a="http://schemas.openxmlformats.org/drawingml/2006/main">
+              <a:graphicData uri="http://schemas.openxmlformats.org/drawingml/2006/picture">
+                <pic:pic xmlns:pic="http://schemas.openxmlformats.org/drawingml/2006/picture">
+                  <pic:nvPicPr>
+                    <pic:cNvPr id="1" name=""/>
+                    <pic:cNvPicPr/>
+                  </pic:nvPicPr>
+                  <pic:blipFill>
+                    <a:blip r:embed="rId20"/>
+                    <a:stretch>
+                      <a:fillRect/>
+                    </a:stretch>
+                  </pic:blipFill>
+                  <pic:spPr>
+                    <a:xfrm>
+                      <a:off x="0" y="0"/>
+                      <a:ext cx="5400040" cy="1204595"/>
+                    </a:xfrm>
+                    <a:prstGeom prst="rect">
+                      <a:avLst/>
+                    </a:prstGeom>
+                  </pic:spPr>
+                </pic:pic>
+              </a:graphicData>
+            </a:graphic>
+          </wp:inline>
+        </w:drawing>
+      </w:r>
+    </w:p>
+    <w:p>
+      <w:pPr>
+        <w:pStyle w:val="Legenda"/>
+      </w:pPr>
+      <w:r>
+        <w:t>Fonte:  O Autor</w:t>
+      </w:r>
     </w:p>
     <w:p>
       <w:pPr>
@@ -9904,10 +9996,7 @@
       <w:pPr>
         <w:spacing w:before="100" w:beforeAutospacing="1" w:after="100" w:afterAutospacing="1" w:line="240" w:lineRule="auto"/>
         <w:rPr>
-          <w:rFonts w:eastAsia="Times New Roman" w:cs="Times New Roman"/>
-          <w:szCs w:val="24"/>
-          <w:highlight w:val="lightGray"/>
-          <w:lang w:eastAsia="pt-BR"/>
+          <w:highlight w:val="yellow"/>
         </w:rPr>
       </w:pPr>
       <w:r>
@@ -9942,33 +10031,156 @@
     </w:p>
     <w:p>
       <w:pPr>
-        <w:pStyle w:val="Ttulo2"/>
-        <w:rPr>
-          <w:bCs/>
-          <w:highlight w:val="lightGray"/>
-          <w:lang w:val="pt-BR"/>
-        </w:rPr>
-      </w:pPr>
-      <w:r>
-        <w:rPr>
-          <w:rStyle w:val="Forte"/>
-          <w:b/>
-          <w:bCs w:val="0"/>
-          <w:highlight w:val="lightGray"/>
-          <w:lang w:val="pt-BR"/>
-        </w:rPr>
-        <w:t xml:space="preserve">Avaliação do Desempenho Preditivo / </w:t>
-      </w:r>
-      <w:bookmarkStart w:id="31" w:name="_Toc203566824"/>
-      <w:r>
-        <w:rPr>
-          <w:bCs/>
-          <w:highlight w:val="lightGray"/>
-          <w:lang w:val="pt-BR"/>
-        </w:rPr>
-        <w:t>Algoritmos Avaliados</w:t>
-      </w:r>
-      <w:bookmarkEnd w:id="31"/>
+        <w:pStyle w:val="Ttulo3"/>
+      </w:pPr>
+      <w:proofErr w:type="spellStart"/>
+      <w:r>
+        <w:t>Interpretação</w:t>
+      </w:r>
+      <w:proofErr w:type="spellEnd"/>
+      <w:r>
+        <w:t xml:space="preserve"> e Avaliação</w:t>
+      </w:r>
+    </w:p>
+    <w:p>
+      <w:pPr>
+        <w:spacing w:before="100" w:beforeAutospacing="1" w:after="100" w:afterAutospacing="1" w:line="240" w:lineRule="auto"/>
+        <w:rPr>
+          <w:rFonts w:eastAsia="Times New Roman" w:cs="Times New Roman"/>
+          <w:szCs w:val="24"/>
+          <w:highlight w:val="lightGray"/>
+          <w:lang w:eastAsia="pt-BR"/>
+        </w:rPr>
+      </w:pPr>
+      <w:r>
+        <w:rPr>
+          <w:rFonts w:eastAsia="Times New Roman" w:cs="Times New Roman"/>
+          <w:szCs w:val="24"/>
+          <w:highlight w:val="lightGray"/>
+          <w:lang w:eastAsia="pt-BR"/>
+        </w:rPr>
+        <w:t xml:space="preserve">Na etapa de interpretação e avaliação, os modelos treinados foram testados no conjunto de dados de validação para mensurar sua capacidade de generalização. A avaliação foi realizada utilizando métricas adequadas para problemas de classificação desbalanceada, incluindo </w:t>
+      </w:r>
+      <w:r>
+        <w:rPr>
+          <w:rFonts w:eastAsia="Times New Roman" w:cs="Times New Roman"/>
+          <w:szCs w:val="24"/>
+          <w:highlight w:val="lightGray"/>
+          <w:lang w:eastAsia="pt-BR"/>
+        </w:rPr>
+        <w:t>F1-score, AUC-ROC (Área sob a Curva ROC), Precisão, Recall e Acurácia.</w:t>
+      </w:r>
+    </w:p>
+    <w:p>
+      <w:pPr>
+        <w:spacing w:before="100" w:beforeAutospacing="1" w:after="100" w:afterAutospacing="1" w:line="240" w:lineRule="auto"/>
+        <w:rPr>
+          <w:rFonts w:eastAsia="Times New Roman" w:cs="Times New Roman"/>
+          <w:szCs w:val="24"/>
+          <w:highlight w:val="lightGray"/>
+          <w:lang w:eastAsia="pt-BR"/>
+        </w:rPr>
+      </w:pPr>
+      <w:r>
+        <w:rPr>
+          <w:rFonts w:eastAsia="Times New Roman" w:cs="Times New Roman"/>
+          <w:szCs w:val="24"/>
+          <w:highlight w:val="lightGray"/>
+          <w:lang w:eastAsia="pt-BR"/>
+        </w:rPr>
+        <w:t xml:space="preserve">Para uma análise mais completa, foi gerado o </w:t>
+      </w:r>
+      <w:proofErr w:type="spellStart"/>
+      <w:r>
+        <w:rPr>
+          <w:rFonts w:eastAsia="Times New Roman" w:cs="Times New Roman"/>
+          <w:szCs w:val="24"/>
+          <w:highlight w:val="lightGray"/>
+          <w:lang w:eastAsia="pt-BR"/>
+        </w:rPr>
+        <w:t>classification</w:t>
+      </w:r>
+      <w:proofErr w:type="spellEnd"/>
+      <w:r>
+        <w:rPr>
+          <w:rFonts w:eastAsia="Times New Roman" w:cs="Times New Roman"/>
+          <w:szCs w:val="24"/>
+          <w:highlight w:val="lightGray"/>
+          <w:lang w:eastAsia="pt-BR"/>
+        </w:rPr>
+        <w:t xml:space="preserve"> </w:t>
+      </w:r>
+      <w:proofErr w:type="spellStart"/>
+      <w:r>
+        <w:rPr>
+          <w:rFonts w:eastAsia="Times New Roman" w:cs="Times New Roman"/>
+          <w:szCs w:val="24"/>
+          <w:highlight w:val="lightGray"/>
+          <w:lang w:eastAsia="pt-BR"/>
+        </w:rPr>
+        <w:t>report</w:t>
+      </w:r>
+      <w:proofErr w:type="spellEnd"/>
+      <w:r>
+        <w:rPr>
+          <w:rFonts w:eastAsia="Times New Roman" w:cs="Times New Roman"/>
+          <w:szCs w:val="24"/>
+          <w:highlight w:val="lightGray"/>
+          <w:lang w:eastAsia="pt-BR"/>
+        </w:rPr>
+        <w:t xml:space="preserve"> contendo os valores de precisão, recall e F1-score para cada classe, permitindo avaliar o comportamento do modelo tanto para os casos de cura quanto para os casos de óbito. Também foram plotadas as matrizes de confusão, que ilustram graficamente a distribuição dos acertos e erros de classificação, facilitando a interpretação dos resultados.</w:t>
+      </w:r>
+    </w:p>
+    <w:p>
+      <w:pPr>
+        <w:spacing w:before="100" w:beforeAutospacing="1" w:after="100" w:afterAutospacing="1" w:line="240" w:lineRule="auto"/>
+        <w:rPr>
+          <w:rFonts w:eastAsia="Times New Roman" w:cs="Times New Roman"/>
+          <w:szCs w:val="24"/>
+          <w:highlight w:val="lightGray"/>
+          <w:lang w:eastAsia="pt-BR"/>
+        </w:rPr>
+      </w:pPr>
+      <w:r>
+        <w:rPr>
+          <w:rFonts w:eastAsia="Times New Roman" w:cs="Times New Roman"/>
+          <w:szCs w:val="24"/>
+          <w:highlight w:val="lightGray"/>
+          <w:lang w:eastAsia="pt-BR"/>
+        </w:rPr>
+        <w:t xml:space="preserve">Por fim, os valores obtidos para cada métrica foram comparados entre os modelos CART e </w:t>
+      </w:r>
+      <w:proofErr w:type="spellStart"/>
+      <w:r>
+        <w:rPr>
+          <w:rFonts w:eastAsia="Times New Roman" w:cs="Times New Roman"/>
+          <w:szCs w:val="24"/>
+          <w:highlight w:val="lightGray"/>
+          <w:lang w:eastAsia="pt-BR"/>
+        </w:rPr>
+        <w:t>Random</w:t>
+      </w:r>
+      <w:proofErr w:type="spellEnd"/>
+      <w:r>
+        <w:rPr>
+          <w:rFonts w:eastAsia="Times New Roman" w:cs="Times New Roman"/>
+          <w:szCs w:val="24"/>
+          <w:highlight w:val="lightGray"/>
+          <w:lang w:eastAsia="pt-BR"/>
+        </w:rPr>
+        <w:t xml:space="preserve"> Forest, possibilitando identificar qual algoritmo apresentou melhor desempenho no contexto estudado. Essa avaliação conjunta forneceu evidências sólidas para a escolha do modelo mais eficiente, considerando tanto a capacidade preditiva quanto a robustez na identificação da classe minoritária.</w:t>
+      </w:r>
+    </w:p>
+    <w:p>
+      <w:pPr>
+        <w:spacing w:before="100" w:beforeAutospacing="1" w:after="100" w:afterAutospacing="1" w:line="240" w:lineRule="auto"/>
+        <w:rPr>
+          <w:rFonts w:eastAsia="Times New Roman" w:cs="Times New Roman"/>
+          <w:szCs w:val="24"/>
+          <w:highlight w:val="lightGray"/>
+          <w:lang w:eastAsia="pt-BR"/>
+        </w:rPr>
+      </w:pPr>
     </w:p>
     <w:p>
       <w:pPr>
@@ -10127,7 +10339,6 @@
           <w:highlight w:val="lightGray"/>
           <w:lang w:eastAsia="pt-BR"/>
         </w:rPr>
-        <w:lastRenderedPageBreak/>
         <w:t>Acurácia</w:t>
       </w:r>
       <w:r>
@@ -10232,6 +10443,89 @@
     </w:p>
     <w:p>
       <w:pPr>
+        <w:spacing w:before="100" w:beforeAutospacing="1" w:after="100" w:afterAutospacing="1" w:line="240" w:lineRule="auto"/>
+        <w:rPr>
+          <w:rFonts w:eastAsia="Times New Roman" w:cs="Times New Roman"/>
+          <w:szCs w:val="24"/>
+          <w:highlight w:val="lightGray"/>
+          <w:lang w:eastAsia="pt-BR"/>
+        </w:rPr>
+      </w:pPr>
+    </w:p>
+    <w:p/>
+    <w:p/>
+    <w:p>
+      <w:pPr>
+        <w:jc w:val="center"/>
+        <w:rPr>
+          <w:highlight w:val="yellow"/>
+        </w:rPr>
+      </w:pPr>
+      <w:proofErr w:type="gramStart"/>
+      <w:r>
+        <w:t>Figura ?</w:t>
+      </w:r>
+      <w:proofErr w:type="gramEnd"/>
+      <w:r>
+        <w:t xml:space="preserve"> – </w:t>
+      </w:r>
+      <w:r>
+        <w:t xml:space="preserve"> C</w:t>
+      </w:r>
+      <w:r>
+        <w:t>álculo das métricas após a predição</w:t>
+      </w:r>
+      <w:r>
+        <w:rPr>
+          <w:lang w:val="en-US"/>
+        </w:rPr>
+        <w:drawing>
+          <wp:inline distT="0" distB="0" distL="0" distR="0" wp14:anchorId="5A21E121" wp14:editId="21FA4897">
+            <wp:extent cx="5400040" cy="1541145"/>
+            <wp:effectExtent l="0" t="0" r="0" b="1905"/>
+            <wp:docPr id="13" name="Imagem 13"/>
+            <wp:cNvGraphicFramePr>
+              <a:graphicFrameLocks xmlns:a="http://schemas.openxmlformats.org/drawingml/2006/main" noChangeAspect="1"/>
+            </wp:cNvGraphicFramePr>
+            <a:graphic xmlns:a="http://schemas.openxmlformats.org/drawingml/2006/main">
+              <a:graphicData uri="http://schemas.openxmlformats.org/drawingml/2006/picture">
+                <pic:pic xmlns:pic="http://schemas.openxmlformats.org/drawingml/2006/picture">
+                  <pic:nvPicPr>
+                    <pic:cNvPr id="1" name=""/>
+                    <pic:cNvPicPr/>
+                  </pic:nvPicPr>
+                  <pic:blipFill>
+                    <a:blip r:embed="rId21"/>
+                    <a:stretch>
+                      <a:fillRect/>
+                    </a:stretch>
+                  </pic:blipFill>
+                  <pic:spPr>
+                    <a:xfrm>
+                      <a:off x="0" y="0"/>
+                      <a:ext cx="5400040" cy="1541145"/>
+                    </a:xfrm>
+                    <a:prstGeom prst="rect">
+                      <a:avLst/>
+                    </a:prstGeom>
+                  </pic:spPr>
+                </pic:pic>
+              </a:graphicData>
+            </a:graphic>
+          </wp:inline>
+        </w:drawing>
+      </w:r>
+    </w:p>
+    <w:p>
+      <w:pPr>
+        <w:pStyle w:val="Legenda"/>
+      </w:pPr>
+      <w:r>
+        <w:t>Fonte:  O Autor</w:t>
+      </w:r>
+    </w:p>
+    <w:p>
+      <w:pPr>
         <w:rPr>
           <w:highlight w:val="lightGray"/>
         </w:rPr>
@@ -10245,15 +10539,439 @@
           <w:highlight w:val="lightGray"/>
         </w:rPr>
       </w:pPr>
-      <w:bookmarkStart w:id="32" w:name="_Toc203566823"/>
+      <w:bookmarkStart w:id="29" w:name="_Toc203566821"/>
       <w:r>
         <w:rPr>
           <w:bCs/>
           <w:highlight w:val="lightGray"/>
         </w:rPr>
+        <w:t>Ferramentas e Tecnologias</w:t>
+      </w:r>
+      <w:bookmarkEnd w:id="29"/>
+    </w:p>
+    <w:p>
+      <w:pPr>
+        <w:pStyle w:val="CorpodoTexto"/>
+        <w:ind w:firstLine="0"/>
+      </w:pPr>
+    </w:p>
+    <w:p>
+      <w:pPr>
+        <w:pStyle w:val="CorpodoTexto"/>
+        <w:ind w:firstLine="0"/>
+      </w:pPr>
+      <w:r>
+        <w:t xml:space="preserve">O </w:t>
+      </w:r>
+      <w:r>
+        <w:rPr>
+          <w:i/>
+          <w:iCs/>
+        </w:rPr>
+        <w:t xml:space="preserve">Google </w:t>
+      </w:r>
+      <w:proofErr w:type="spellStart"/>
+      <w:r>
+        <w:rPr>
+          <w:i/>
+          <w:iCs/>
+        </w:rPr>
+        <w:t>Colaboratory</w:t>
+      </w:r>
+      <w:proofErr w:type="spellEnd"/>
+      <w:r>
+        <w:t xml:space="preserve"> </w:t>
+      </w:r>
+      <w:r>
+        <w:t>foi</w:t>
+      </w:r>
+      <w:r>
+        <w:t xml:space="preserve"> utilizado como ambiente principal de desenvolvimento, permitindo a execução de código </w:t>
+      </w:r>
+      <w:r>
+        <w:rPr>
+          <w:i/>
+          <w:iCs/>
+        </w:rPr>
+        <w:t>Python</w:t>
+      </w:r>
+      <w:r>
+        <w:t xml:space="preserve"> na nuvem, sem necessidade de configuração local e com suporte a bibliotecas de aprendizado de máquina.</w:t>
+      </w:r>
+      <w:r>
+        <w:t xml:space="preserve"> E para maquinas Cluster e PC Gamer </w:t>
+      </w:r>
+      <w:r>
+        <w:t xml:space="preserve">o código foi executado através do </w:t>
+      </w:r>
+      <w:proofErr w:type="spellStart"/>
+      <w:r>
+        <w:rPr>
+          <w:rStyle w:val="Forte"/>
+          <w:b w:val="0"/>
+          <w:bCs w:val="0"/>
+        </w:rPr>
+        <w:t>Jupyter</w:t>
+      </w:r>
+      <w:proofErr w:type="spellEnd"/>
+      <w:r>
+        <w:rPr>
+          <w:rStyle w:val="Forte"/>
+          <w:b w:val="0"/>
+          <w:bCs w:val="0"/>
+        </w:rPr>
+        <w:t xml:space="preserve"> Notebook</w:t>
+      </w:r>
+      <w:r>
+        <w:t>,</w:t>
+      </w:r>
+      <w:r>
+        <w:t xml:space="preserve"> que permitiu a organização dos experimentos, o monitoramento dos resultados e a comparação de tempos de processamento entre as diferentes configurações de hardware</w:t>
+      </w:r>
+      <w:r>
+        <w:t>.</w:t>
+      </w:r>
+    </w:p>
+    <w:p>
+      <w:pPr>
+        <w:pStyle w:val="CorpodoTexto"/>
+        <w:ind w:firstLine="0"/>
+      </w:pPr>
+    </w:p>
+    <w:p>
+      <w:pPr>
+        <w:pStyle w:val="CorpodoTexto"/>
+        <w:ind w:firstLine="0"/>
+      </w:pPr>
+      <w:r>
+        <w:lastRenderedPageBreak/>
+        <w:t xml:space="preserve">A linguagem de programação principal que </w:t>
+      </w:r>
+      <w:r>
+        <w:t>foi</w:t>
+      </w:r>
+      <w:r>
+        <w:t xml:space="preserve"> adotada é o </w:t>
+      </w:r>
+      <w:r>
+        <w:rPr>
+          <w:i/>
+          <w:iCs/>
+        </w:rPr>
+        <w:t>Python</w:t>
+      </w:r>
+      <w:r>
+        <w:t xml:space="preserve">, devido à sua ampla utilização na análise de dados e aprendizado de máquina, sua sintaxe acessível e vasta comunidade garantem suporte contínuo e atualizações frequentes. Com a utilização dos pacotes </w:t>
+      </w:r>
+      <w:proofErr w:type="spellStart"/>
+      <w:r>
+        <w:rPr>
+          <w:rStyle w:val="Forte"/>
+          <w:b w:val="0"/>
+          <w:bCs w:val="0"/>
+          <w:i/>
+          <w:iCs/>
+        </w:rPr>
+        <w:t>Scikit-learn</w:t>
+      </w:r>
+      <w:proofErr w:type="spellEnd"/>
+      <w:r>
+        <w:rPr>
+          <w:i/>
+          <w:iCs/>
+        </w:rPr>
+        <w:t xml:space="preserve">, </w:t>
+      </w:r>
+      <w:proofErr w:type="spellStart"/>
+      <w:r>
+        <w:rPr>
+          <w:i/>
+          <w:iCs/>
+        </w:rPr>
+        <w:t>Imbalanced-learn</w:t>
+      </w:r>
+      <w:proofErr w:type="spellEnd"/>
+      <w:r>
+        <w:rPr>
+          <w:i/>
+          <w:iCs/>
+        </w:rPr>
+        <w:t xml:space="preserve">, </w:t>
+      </w:r>
+      <w:proofErr w:type="spellStart"/>
+      <w:r>
+        <w:rPr>
+          <w:i/>
+          <w:iCs/>
+        </w:rPr>
+        <w:t>Seaborn</w:t>
+      </w:r>
+      <w:proofErr w:type="spellEnd"/>
+      <w:r>
+        <w:rPr>
+          <w:i/>
+          <w:iCs/>
+        </w:rPr>
+        <w:t xml:space="preserve">, </w:t>
+      </w:r>
+      <w:proofErr w:type="spellStart"/>
+      <w:r>
+        <w:rPr>
+          <w:i/>
+          <w:iCs/>
+        </w:rPr>
+        <w:t>Numpy</w:t>
+      </w:r>
+      <w:proofErr w:type="spellEnd"/>
+      <w:r>
+        <w:rPr>
+          <w:i/>
+          <w:iCs/>
+        </w:rPr>
+        <w:t xml:space="preserve">, </w:t>
+      </w:r>
+      <w:proofErr w:type="spellStart"/>
+      <w:r>
+        <w:rPr>
+          <w:i/>
+          <w:iCs/>
+        </w:rPr>
+        <w:t>Math</w:t>
+      </w:r>
+      <w:proofErr w:type="spellEnd"/>
+      <w:r>
+        <w:t xml:space="preserve"> e </w:t>
+      </w:r>
+      <w:proofErr w:type="spellStart"/>
+      <w:r>
+        <w:rPr>
+          <w:i/>
+          <w:iCs/>
+        </w:rPr>
+        <w:t>SciPy</w:t>
+      </w:r>
+      <w:proofErr w:type="spellEnd"/>
+      <w:r>
+        <w:t xml:space="preserve"> que disponibilizam diversas funções e operações matemáticas envolvendo vetores, matrizes, cálculos de dispersão, medidas de posição e centralidade, entre outras funcionalidades.</w:t>
+      </w:r>
+    </w:p>
+    <w:p>
+      <w:pPr>
+        <w:pStyle w:val="CorpodoTexto"/>
+        <w:ind w:left="360" w:firstLine="0"/>
+      </w:pPr>
+    </w:p>
+    <w:p>
+      <w:pPr>
+        <w:pStyle w:val="CorpodoTexto"/>
+        <w:ind w:firstLine="0"/>
+      </w:pPr>
+      <w:r>
+        <w:t xml:space="preserve">A biblioteca </w:t>
+      </w:r>
+      <w:r>
+        <w:rPr>
+          <w:i/>
+          <w:iCs/>
+        </w:rPr>
+        <w:t>Pandas</w:t>
+      </w:r>
+      <w:r>
+        <w:t xml:space="preserve"> </w:t>
+      </w:r>
+      <w:r>
+        <w:t>foi</w:t>
+      </w:r>
+      <w:r>
+        <w:t xml:space="preserve"> utilizada para manipulação e análise dos dados, permitindo a leitura, filtragem e transformação do conjunto de dados de forma eficiente</w:t>
+      </w:r>
+      <w:r>
+        <w:t xml:space="preserve">, principalmente a biblioteca </w:t>
+      </w:r>
+      <w:r>
+        <w:rPr>
+          <w:rStyle w:val="Forte"/>
+          <w:b w:val="0"/>
+          <w:bCs w:val="0"/>
+          <w:i/>
+          <w:iCs/>
+        </w:rPr>
+        <w:t xml:space="preserve">Pandas </w:t>
+      </w:r>
+      <w:proofErr w:type="spellStart"/>
+      <w:r>
+        <w:rPr>
+          <w:rStyle w:val="Forte"/>
+          <w:b w:val="0"/>
+          <w:bCs w:val="0"/>
+          <w:i/>
+          <w:iCs/>
+        </w:rPr>
+        <w:t>Profiling</w:t>
+      </w:r>
+      <w:proofErr w:type="spellEnd"/>
+      <w:r>
+        <w:rPr>
+          <w:b/>
+          <w:bCs/>
+        </w:rPr>
+        <w:t xml:space="preserve"> </w:t>
+      </w:r>
+      <w:r>
+        <w:rPr>
+          <w:rStyle w:val="Refdenotaderodap"/>
+        </w:rPr>
+        <w:footnoteReference w:id="4"/>
+      </w:r>
+      <w:r>
+        <w:t>(atualmente chamado</w:t>
+      </w:r>
+      <w:r>
+        <w:rPr>
+          <w:b/>
+          <w:bCs/>
+        </w:rPr>
+        <w:t xml:space="preserve"> </w:t>
+      </w:r>
+      <w:proofErr w:type="spellStart"/>
+      <w:r>
+        <w:rPr>
+          <w:rStyle w:val="Forte"/>
+          <w:b w:val="0"/>
+          <w:bCs w:val="0"/>
+          <w:i/>
+          <w:iCs/>
+        </w:rPr>
+        <w:t>ydata-profiling</w:t>
+      </w:r>
+      <w:proofErr w:type="spellEnd"/>
+      <w:r>
+        <w:t>)</w:t>
+      </w:r>
+      <w:r>
+        <w:t xml:space="preserve">. </w:t>
+      </w:r>
+      <w:r>
+        <w:t xml:space="preserve">O </w:t>
+      </w:r>
+      <w:proofErr w:type="spellStart"/>
+      <w:r>
+        <w:rPr>
+          <w:i/>
+          <w:iCs/>
+        </w:rPr>
+        <w:t>DataFrame</w:t>
+      </w:r>
+      <w:proofErr w:type="spellEnd"/>
+      <w:r>
+        <w:t>, estrutura de dados fornecida pelo Pandas,</w:t>
+      </w:r>
+      <w:r>
+        <w:t xml:space="preserve"> foi </w:t>
+      </w:r>
+      <w:r>
+        <w:t xml:space="preserve">utilizado para armazenar e processar os registros extraídos da base histórica SRAG 2021 a 2024 do </w:t>
+      </w:r>
+      <w:proofErr w:type="spellStart"/>
+      <w:r>
+        <w:rPr>
+          <w:i/>
+          <w:iCs/>
+        </w:rPr>
+        <w:t>DataSUS</w:t>
+      </w:r>
+      <w:proofErr w:type="spellEnd"/>
+      <w:r>
+        <w:t xml:space="preserve">. </w:t>
+      </w:r>
+      <w:r>
+        <w:t xml:space="preserve">Para analise exploratória do </w:t>
+      </w:r>
+      <w:proofErr w:type="spellStart"/>
+      <w:r>
+        <w:rPr>
+          <w:i/>
+          <w:iCs/>
+        </w:rPr>
+        <w:t>dataset</w:t>
+      </w:r>
+      <w:proofErr w:type="spellEnd"/>
+      <w:r>
+        <w:rPr>
+          <w:i/>
+          <w:iCs/>
+        </w:rPr>
+        <w:t xml:space="preserve"> </w:t>
+      </w:r>
+      <w:r>
+        <w:t xml:space="preserve">foi feito uma </w:t>
+      </w:r>
+      <w:r>
+        <w:t xml:space="preserve">análise </w:t>
+      </w:r>
+      <w:proofErr w:type="spellStart"/>
+      <w:r>
+        <w:t>geoespacial</w:t>
+      </w:r>
+      <w:proofErr w:type="spellEnd"/>
+      <w:r>
+        <w:t xml:space="preserve">, o </w:t>
+      </w:r>
+      <w:proofErr w:type="spellStart"/>
+      <w:r>
+        <w:rPr>
+          <w:i/>
+          <w:iCs/>
+        </w:rPr>
+        <w:t>GeoDataFrame</w:t>
+      </w:r>
+      <w:proofErr w:type="spellEnd"/>
+      <w:r>
+        <w:t xml:space="preserve"> poderá ser empregado para lidar com informações geográficas e distribuição espacial dos casos de SRAG. A biblioteca </w:t>
+      </w:r>
+      <w:proofErr w:type="spellStart"/>
+      <w:r>
+        <w:rPr>
+          <w:i/>
+          <w:iCs/>
+        </w:rPr>
+        <w:t>Matplotlib</w:t>
+      </w:r>
+      <w:proofErr w:type="spellEnd"/>
+      <w:r>
+        <w:t xml:space="preserve"> </w:t>
+      </w:r>
+      <w:r>
+        <w:t>foi</w:t>
+      </w:r>
+      <w:r>
+        <w:t xml:space="preserve"> utilizada para visualização gráfica dos dados, possibilitando a criação de histogramas, gráficos de dispersão e outras representações visuais que auxiliem na interpretação dos resultados.</w:t>
+      </w:r>
+    </w:p>
+    <w:p>
+      <w:pPr>
+        <w:rPr>
+          <w:highlight w:val="lightGray"/>
+        </w:rPr>
+      </w:pPr>
+    </w:p>
+    <w:p>
+      <w:pPr>
+        <w:pStyle w:val="Ttulo2"/>
+        <w:rPr>
+          <w:bCs/>
+          <w:highlight w:val="lightGray"/>
+        </w:rPr>
+      </w:pPr>
+      <w:bookmarkStart w:id="30" w:name="_Toc203566823"/>
+      <w:r>
+        <w:rPr>
+          <w:bCs/>
+          <w:highlight w:val="lightGray"/>
+        </w:rPr>
         <w:t>Ambientes de Execução</w:t>
       </w:r>
-      <w:bookmarkEnd w:id="32"/>
+      <w:bookmarkEnd w:id="30"/>
     </w:p>
     <w:p>
       <w:pPr>
@@ -10266,23 +10984,7 @@
         <w:rPr>
           <w:highlight w:val="lightGray"/>
         </w:rPr>
-        <w:t>Com o objetivo de avaliar o desempenho computacional do notebook desenvolvido (</w:t>
-      </w:r>
-      <w:proofErr w:type="spellStart"/>
-      <w:r>
-        <w:rPr>
-          <w:rStyle w:val="CdigoHTML"/>
-          <w:rFonts w:eastAsiaTheme="minorHAnsi"/>
-          <w:highlight w:val="lightGray"/>
-        </w:rPr>
-        <w:t>real_collab</w:t>
-      </w:r>
-      <w:proofErr w:type="spellEnd"/>
-      <w:r>
-        <w:rPr>
-          <w:highlight w:val="lightGray"/>
-        </w:rPr>
-        <w:t xml:space="preserve">) e sua viabilidade prática em diferentes contextos, os testes foram realizados em três ambientes distintos: um computador pessoal de uso doméstico (Iasmin), um computador do tipo </w:t>
+        <w:t xml:space="preserve">Com o objetivo de avaliar o desempenho computacional do notebook desenvolvido e sua viabilidade prática em diferentes contextos, os testes foram realizados em três ambientes distintos: um computador pessoal de uso doméstico (Iasmin), um computador do tipo </w:t>
       </w:r>
       <w:r>
         <w:rPr>
@@ -10295,7 +10997,19 @@
         <w:rPr>
           <w:highlight w:val="lightGray"/>
         </w:rPr>
-        <w:t xml:space="preserve"> (Geraldo) e um cluster acadêmico da UFES. Cada ambiente possui configurações de hardware e sistemas operacionais distintos, conforme descrito na Tabela 1.</w:t>
+        <w:t xml:space="preserve"> (</w:t>
+      </w:r>
+      <w:r>
+        <w:rPr>
+          <w:highlight w:val="lightGray"/>
+        </w:rPr>
+        <w:t>PC Gamer</w:t>
+      </w:r>
+      <w:r>
+        <w:rPr>
+          <w:highlight w:val="lightGray"/>
+        </w:rPr>
+        <w:t>) e um cluster acadêmico da UFES. Cada ambiente possui configurações de hardware e sistemas operacionais distintos, conforme descrito na Tabela 1.</w:t>
       </w:r>
     </w:p>
     <w:tbl>
@@ -10519,7 +11233,7 @@
                 <w:highlight w:val="lightGray"/>
                 <w:lang w:eastAsia="pt-BR"/>
               </w:rPr>
-              <w:t>Geraldo</w:t>
+              <w:t>PC Gamer</w:t>
             </w:r>
           </w:p>
         </w:tc>
@@ -10859,6 +11573,7 @@
                 <w:highlight w:val="lightGray"/>
                 <w:lang w:eastAsia="pt-BR"/>
               </w:rPr>
+              <w:lastRenderedPageBreak/>
               <w:t>UFES (cluster)</w:t>
             </w:r>
           </w:p>
@@ -11042,23 +11757,19 @@
         <w:rPr>
           <w:highlight w:val="lightGray"/>
         </w:rPr>
-        <w:t xml:space="preserve">O tempo total de execução do algoritmo </w:t>
-      </w:r>
-      <w:proofErr w:type="spellStart"/>
-      <w:r>
-        <w:rPr>
-          <w:rStyle w:val="CdigoHTML"/>
-          <w:rFonts w:eastAsiaTheme="minorHAnsi"/>
-          <w:highlight w:val="lightGray"/>
-        </w:rPr>
-        <w:t>real_collab</w:t>
-      </w:r>
-      <w:proofErr w:type="spellEnd"/>
-      <w:r>
-        <w:rPr>
-          <w:highlight w:val="lightGray"/>
-        </w:rPr>
-        <w:t xml:space="preserve"> foi cronometrado em cada ambiente, considerando o tempo desde o carregamento dos dados até a finalização da predição. Essa análise permitiu comparar o desempenho do notebook em diferentes contextos de infraestrutura, evidenciando as limitações e vantagens computacionais de cada configuração.</w:t>
+        <w:t xml:space="preserve">O tempo total de execução do algoritmo foi cronometrado em cada ambiente, considerando o tempo desde o carregamento dos dados até a finalização da predição. Essa análise permitiu comparar o desempenho do </w:t>
+      </w:r>
+      <w:r>
+        <w:rPr>
+          <w:highlight w:val="lightGray"/>
+        </w:rPr>
+        <w:t>código</w:t>
+      </w:r>
+      <w:r>
+        <w:rPr>
+          <w:highlight w:val="lightGray"/>
+        </w:rPr>
+        <w:t xml:space="preserve"> em diferentes contextos de infraestrutura, evidenciando as limitações e vantagens computacionais de cada configuração.</w:t>
       </w:r>
       <w:r>
         <w:br w:type="page"/>
@@ -11071,7 +11782,7 @@
           <w:highlight w:val="yellow"/>
         </w:rPr>
       </w:pPr>
-      <w:bookmarkStart w:id="33" w:name="_Toc203566825"/>
+      <w:bookmarkStart w:id="31" w:name="_Toc203566825"/>
       <w:r>
         <w:rPr>
           <w:highlight w:val="yellow"/>
@@ -11079,7 +11790,7 @@
         <w:lastRenderedPageBreak/>
         <w:t>RESULTADOS</w:t>
       </w:r>
-      <w:bookmarkEnd w:id="33"/>
+      <w:bookmarkEnd w:id="31"/>
       <w:r>
         <w:rPr>
           <w:highlight w:val="yellow"/>
@@ -11511,7 +12222,7 @@
           <w:highlight w:val="yellow"/>
         </w:rPr>
       </w:pPr>
-      <w:bookmarkStart w:id="34" w:name="_Toc203566826"/>
+      <w:bookmarkStart w:id="32" w:name="_Toc203566826"/>
       <w:r>
         <w:rPr>
           <w:noProof/>
@@ -11519,7 +12230,7 @@
         </w:rPr>
         <w:t>Comparação dos Modelos Preditivos</w:t>
       </w:r>
-      <w:bookmarkEnd w:id="34"/>
+      <w:bookmarkEnd w:id="32"/>
     </w:p>
     <w:p>
       <w:pPr>
@@ -13249,7 +13960,7 @@
                     </pic:cNvPicPr>
                   </pic:nvPicPr>
                   <pic:blipFill>
-                    <a:blip r:embed="rId19" cstate="print">
+                    <a:blip r:embed="rId22" cstate="print">
                       <a:extLst>
                         <a:ext uri="{28A0092B-C50C-407E-A947-70E740481C1C}">
                           <a14:useLocalDpi xmlns:a14="http://schemas.microsoft.com/office/drawing/2010/main" val="0"/>
@@ -13323,7 +14034,7 @@
                     <pic:cNvPicPr/>
                   </pic:nvPicPr>
                   <pic:blipFill>
-                    <a:blip r:embed="rId20"/>
+                    <a:blip r:embed="rId23"/>
                     <a:stretch>
                       <a:fillRect/>
                     </a:stretch>
@@ -13404,7 +14115,7 @@
                     <pic:cNvPicPr/>
                   </pic:nvPicPr>
                   <pic:blipFill>
-                    <a:blip r:embed="rId21"/>
+                    <a:blip r:embed="rId24"/>
                     <a:stretch>
                       <a:fillRect/>
                     </a:stretch>
@@ -13478,7 +14189,7 @@
                     <pic:cNvPicPr/>
                   </pic:nvPicPr>
                   <pic:blipFill>
-                    <a:blip r:embed="rId22"/>
+                    <a:blip r:embed="rId25"/>
                     <a:stretch>
                       <a:fillRect/>
                     </a:stretch>
@@ -13539,7 +14250,7 @@
           <w:lang w:val="pt-BR"/>
         </w:rPr>
       </w:pPr>
-      <w:bookmarkStart w:id="35" w:name="_Toc203566827"/>
+      <w:bookmarkStart w:id="33" w:name="_Toc203566827"/>
       <w:r>
         <w:rPr>
           <w:noProof/>
@@ -13548,7 +14259,7 @@
         </w:rPr>
         <w:t>Comparação de Tempo de Execução</w:t>
       </w:r>
-      <w:bookmarkEnd w:id="35"/>
+      <w:bookmarkEnd w:id="33"/>
     </w:p>
     <w:p>
       <w:pPr>
@@ -13766,7 +14477,15 @@
                 <w:szCs w:val="24"/>
                 <w:lang w:eastAsia="pt-BR"/>
               </w:rPr>
-              <w:t>PC Geraldo</w:t>
+              <w:t>PC G</w:t>
+            </w:r>
+            <w:r>
+              <w:rPr>
+                <w:rFonts w:eastAsia="Times New Roman" w:cs="Times New Roman"/>
+                <w:szCs w:val="24"/>
+                <w:lang w:eastAsia="pt-BR"/>
+              </w:rPr>
+              <w:t>amer</w:t>
             </w:r>
           </w:p>
         </w:tc>
@@ -14107,7 +14826,23 @@
           <w:szCs w:val="24"/>
           <w:lang w:eastAsia="pt-BR"/>
         </w:rPr>
-        <w:t>PC Geraldo, mesmo com hardware inferior, teve melhor desempenho geral.</w:t>
+        <w:t>PC G</w:t>
+      </w:r>
+      <w:r>
+        <w:rPr>
+          <w:rFonts w:eastAsia="Times New Roman" w:cs="Times New Roman"/>
+          <w:szCs w:val="24"/>
+          <w:lang w:eastAsia="pt-BR"/>
+        </w:rPr>
+        <w:t>amer</w:t>
+      </w:r>
+      <w:r>
+        <w:rPr>
+          <w:rFonts w:eastAsia="Times New Roman" w:cs="Times New Roman"/>
+          <w:szCs w:val="24"/>
+          <w:lang w:eastAsia="pt-BR"/>
+        </w:rPr>
+        <w:t>, mesmo com hardware inferior, teve melhor desempenho geral.</w:t>
       </w:r>
     </w:p>
     <w:p>
@@ -14195,7 +14930,13 @@
         <w:rPr>
           <w:rStyle w:val="Forte"/>
         </w:rPr>
-        <w:t>PC Geraldo</w:t>
+        <w:t>PC G</w:t>
+      </w:r>
+      <w:r>
+        <w:rPr>
+          <w:rStyle w:val="Forte"/>
+        </w:rPr>
+        <w:t>amer</w:t>
       </w:r>
       <w:r>
         <w:t xml:space="preserve"> teve o melhor desempenho, mesmo com apenas 8GB de RAM e um </w:t>
@@ -14323,7 +15064,7 @@
                     <pic:cNvPicPr/>
                   </pic:nvPicPr>
                   <pic:blipFill>
-                    <a:blip r:embed="rId23"/>
+                    <a:blip r:embed="rId26"/>
                     <a:stretch>
                       <a:fillRect/>
                     </a:stretch>
@@ -14387,7 +15128,13 @@
         <w:rPr>
           <w:rStyle w:val="Forte"/>
         </w:rPr>
-        <w:t>PC Geraldo</w:t>
+        <w:t>PC G</w:t>
+      </w:r>
+      <w:r>
+        <w:rPr>
+          <w:rStyle w:val="Forte"/>
+        </w:rPr>
+        <w:t>amer</w:t>
       </w:r>
       <w:r>
         <w:t xml:space="preserve"> teve a melhor performance geral.</w:t>
@@ -14471,7 +15218,13 @@
         <w:pStyle w:val="NormalWeb"/>
       </w:pPr>
       <w:r>
-        <w:t xml:space="preserve">Os experimentos foram executados em três máquinas com configurações distintas, a fim de avaliar o impacto do ambiente computacional na eficiência de compilação do modelo. Curiosamente, o tempo total de execução mais rápido foi registrado no PC Geraldo, com 30 segundos, apesar de possuir apenas 8GB de RAM, demonstrando que fatores como sistema operacional e uso de recursos locais podem influenciar significativamente a performance computacional. O Cluster da UFES apresentou desempenho intermediário, enquanto o PC Iasmin, embora com melhor especificação de memória e CPU, foi o mais lento, possivelmente devido </w:t>
+        <w:t>Os experimentos foram executados em três máquinas com configurações distintas, a fim de avaliar o impacto do ambiente computacional na eficiência de compilação do modelo. Curiosamente, o tempo total de execução mais rápido foi registrado no PC G</w:t>
+      </w:r>
+      <w:r>
+        <w:t>amer</w:t>
+      </w:r>
+      <w:r>
+        <w:t xml:space="preserve">, com 30 segundos, apesar de possuir apenas 8GB de RAM, demonstrando que fatores como sistema operacional e uso de recursos locais podem influenciar significativamente a performance computacional. O Cluster da UFES apresentou desempenho intermediário, enquanto o PC Iasmin, embora com melhor especificação de memória e CPU, foi o mais lento, possivelmente devido </w:t>
       </w:r>
       <w:proofErr w:type="spellStart"/>
       <w:r>
@@ -14624,7 +15377,19 @@
           <w:rStyle w:val="Forte"/>
         </w:rPr>
         <w:lastRenderedPageBreak/>
-        <w:t>PC Geraldo teve o melhor tempo</w:t>
+        <w:t>PC G</w:t>
+      </w:r>
+      <w:r>
+        <w:rPr>
+          <w:rStyle w:val="Forte"/>
+        </w:rPr>
+        <w:t>amer</w:t>
+      </w:r>
+      <w:r>
+        <w:rPr>
+          <w:rStyle w:val="Forte"/>
+        </w:rPr>
+        <w:t xml:space="preserve"> teve o melhor tempo</w:t>
       </w:r>
       <w:r>
         <w:t>, apesar de ter especificações mais modestas. Isso pode ser explicado pelo uso do Fedora (SO leve e eficiente), ausência de virtualização e foco computacional exclusivo.</w:t>
@@ -14673,7 +15438,13 @@
         <w:t>O Cluster UFES ficou em segundo</w:t>
       </w:r>
       <w:r>
-        <w:t>, mas não superou o PC Geraldo, mostrando que nem sempre maior hardware implica melhor desempenho, principalmente com códigos que não paralelizam fortemente.</w:t>
+        <w:t>, mas não superou o PC G</w:t>
+      </w:r>
+      <w:r>
+        <w:t>amer</w:t>
+      </w:r>
+      <w:r>
+        <w:t>, mostrando que nem sempre maior hardware implica melhor desempenho, principalmente com códigos que não paralelizam fortemente.</w:t>
       </w:r>
     </w:p>
     <w:p>
@@ -14807,7 +15578,19 @@
       </w:r>
       <w:proofErr w:type="spellEnd"/>
       <w:r>
-        <w:t xml:space="preserve"> foi executado em três ambientes distintos: um computador pessoal com Fedora (PC Geraldo), o cluster institucional da UFES e um notebook pessoal com Windows (PC Iasmin). Curiosamente, o menor tempo de execução foi observado no PC Geraldo (30.07s), mesmo sendo a máquina com menor quantidade de RAM (8GB) e um processador mais antigo (</w:t>
+        <w:t xml:space="preserve"> foi executado em três ambientes distintos: um computador pessoal com Fedora (PC G</w:t>
+      </w:r>
+      <w:r>
+        <w:t>amer</w:t>
+      </w:r>
+      <w:r>
+        <w:t>), o cluster institucional da UFES e um notebook pessoal com Windows (PC Iasmin). Curiosamente, o menor tempo de execução foi observado no PC G</w:t>
+      </w:r>
+      <w:r>
+        <w:t>amer</w:t>
+      </w:r>
+      <w:r>
+        <w:t xml:space="preserve"> (30.07s), mesmo sendo a máquina com menor quantidade de RAM (8GB) e um processador mais antigo (</w:t>
       </w:r>
       <w:proofErr w:type="spellStart"/>
       <w:r>
@@ -16382,8 +17165,8 @@
           <w:highlight w:val="yellow"/>
         </w:rPr>
       </w:pPr>
-      <w:bookmarkStart w:id="36" w:name="_Toc203431589"/>
-      <w:bookmarkStart w:id="37" w:name="_Toc203566828"/>
+      <w:bookmarkStart w:id="34" w:name="_Toc203431589"/>
+      <w:bookmarkStart w:id="35" w:name="_Toc203566828"/>
       <w:r>
         <w:rPr>
           <w:highlight w:val="yellow"/>
@@ -16391,8 +17174,8 @@
         <w:lastRenderedPageBreak/>
         <w:t>DISCUSSÃO</w:t>
       </w:r>
-      <w:bookmarkEnd w:id="36"/>
-      <w:bookmarkEnd w:id="37"/>
+      <w:bookmarkEnd w:id="34"/>
+      <w:bookmarkEnd w:id="35"/>
       <w:r>
         <w:rPr>
           <w:highlight w:val="yellow"/>
@@ -16959,8 +17742,8 @@
           <w:highlight w:val="yellow"/>
         </w:rPr>
       </w:pPr>
-      <w:bookmarkStart w:id="38" w:name="_Toc203431590"/>
-      <w:bookmarkStart w:id="39" w:name="_Toc203566829"/>
+      <w:bookmarkStart w:id="36" w:name="_Toc203431590"/>
+      <w:bookmarkStart w:id="37" w:name="_Toc203566829"/>
       <w:r>
         <w:rPr>
           <w:highlight w:val="yellow"/>
@@ -16968,8 +17751,8 @@
         <w:lastRenderedPageBreak/>
         <w:t>CONCLUSÃO</w:t>
       </w:r>
-      <w:bookmarkEnd w:id="38"/>
-      <w:bookmarkEnd w:id="39"/>
+      <w:bookmarkEnd w:id="36"/>
+      <w:bookmarkEnd w:id="37"/>
     </w:p>
     <w:p>
       <w:pPr>
@@ -17450,7 +18233,7 @@
           <w:highlight w:val="yellow"/>
         </w:rPr>
       </w:pPr>
-      <w:bookmarkStart w:id="40" w:name="_Toc203566830"/>
+      <w:bookmarkStart w:id="38" w:name="_Toc203566830"/>
       <w:r>
         <w:rPr>
           <w:highlight w:val="yellow"/>
@@ -17464,7 +18247,7 @@
         </w:rPr>
         <w:t>Futuros</w:t>
       </w:r>
-      <w:bookmarkEnd w:id="40"/>
+      <w:bookmarkEnd w:id="38"/>
       <w:proofErr w:type="spellEnd"/>
     </w:p>
     <w:p>
@@ -17584,11 +18367,11 @@
       <w:pPr>
         <w:pStyle w:val="Ttulo1"/>
       </w:pPr>
-      <w:bookmarkStart w:id="41" w:name="_Toc203566831"/>
+      <w:bookmarkStart w:id="39" w:name="_Toc203566831"/>
       <w:r>
         <w:t>REFERÊNCIAS BIBLIOGRÁFICAS</w:t>
       </w:r>
-      <w:bookmarkEnd w:id="41"/>
+      <w:bookmarkEnd w:id="39"/>
     </w:p>
     <w:p>
       <w:pPr>
@@ -17669,7 +18452,7 @@
         </w:rPr>
         <w:t xml:space="preserve">, v. 108, p. 1–7, 2025. Disponível em: </w:t>
       </w:r>
-      <w:hyperlink r:id="rId24" w:tgtFrame="_new" w:history="1">
+      <w:hyperlink r:id="rId27" w:tgtFrame="_new" w:history="1">
         <w:r>
           <w:rPr>
             <w:rStyle w:val="Hyperlink"/>
@@ -17692,7 +18475,7 @@
           <w:lang w:val="en-US"/>
         </w:rPr>
       </w:pPr>
-      <w:commentRangeStart w:id="42"/>
+      <w:commentRangeStart w:id="40"/>
       <w:r>
         <w:rPr>
           <w:rStyle w:val="Forte"/>
@@ -17720,12 +18503,12 @@
         </w:rPr>
         <w:t xml:space="preserve"> Belmont: Wadsworth International Group, 1984.</w:t>
       </w:r>
-      <w:commentRangeEnd w:id="42"/>
+      <w:commentRangeEnd w:id="40"/>
       <w:r>
         <w:rPr>
           <w:rStyle w:val="Refdecomentrio"/>
         </w:rPr>
-        <w:commentReference w:id="42"/>
+        <w:commentReference w:id="40"/>
       </w:r>
     </w:p>
     <w:p>
@@ -17749,7 +18532,7 @@
           <w:lang w:val="en-US"/>
         </w:rPr>
       </w:pPr>
-      <w:hyperlink r:id="rId25" w:history="1">
+      <w:hyperlink r:id="rId28" w:history="1">
         <w:r>
           <w:rPr>
             <w:rStyle w:val="Hyperlink"/>
@@ -17767,7 +18550,7 @@
           <w:lang w:val="en-US"/>
         </w:rPr>
       </w:pPr>
-      <w:hyperlink r:id="rId26" w:history="1">
+      <w:hyperlink r:id="rId29" w:history="1">
         <w:r>
           <w:rPr>
             <w:rStyle w:val="Hyperlink"/>
@@ -17806,7 +18589,7 @@
           <w:lang w:val="en-US"/>
         </w:rPr>
       </w:pPr>
-      <w:hyperlink r:id="rId27" w:history="1">
+      <w:hyperlink r:id="rId30" w:history="1">
         <w:r>
           <w:rPr>
             <w:rStyle w:val="Hyperlink"/>
@@ -18393,7 +19176,7 @@
       </w:pPr>
     </w:p>
   </w:comment>
-  <w:comment w:id="42" w:author="Iasmin Marques" w:date="2025-07-29T11:22:00Z" w:initials="IM">
+  <w:comment w:id="40" w:author="Iasmin Marques" w:date="2025-07-29T11:22:00Z" w:initials="IM">
     <w:p>
       <w:pPr>
         <w:pStyle w:val="Textodecomentrio"/>
@@ -18594,10 +19377,7 @@
         <w:footnoteRef/>
       </w:r>
       <w:r>
-        <w:t xml:space="preserve"> </w:t>
-      </w:r>
-      <w:r>
-        <w:t>conjunto estruturado de dados usado para treinar, testar e validar modelos de aprendizado de máquina</w:t>
+        <w:t xml:space="preserve"> conjunto estruturado de dados usado para treinar, testar e validar modelos de aprendizado de máquina</w:t>
       </w:r>
     </w:p>
   </w:footnote>
@@ -18650,6 +19430,93 @@
           <w:szCs w:val="16"/>
         </w:rPr>
         <w:t>.</w:t>
+      </w:r>
+    </w:p>
+  </w:footnote>
+  <w:footnote w:id="4">
+    <w:p>
+      <w:pPr>
+        <w:pStyle w:val="Textodenotaderodap"/>
+      </w:pPr>
+      <w:r>
+        <w:rPr>
+          <w:rStyle w:val="Refdenotaderodap"/>
+        </w:rPr>
+        <w:footnoteRef/>
+      </w:r>
+      <w:r>
+        <w:t xml:space="preserve"> </w:t>
+      </w:r>
+      <w:r>
+        <w:rPr>
+          <w:rStyle w:val="Forte"/>
+          <w:b w:val="0"/>
+          <w:bCs w:val="0"/>
+        </w:rPr>
+        <w:t xml:space="preserve">Pandas </w:t>
+      </w:r>
+      <w:proofErr w:type="spellStart"/>
+      <w:r>
+        <w:rPr>
+          <w:rStyle w:val="Forte"/>
+          <w:b w:val="0"/>
+          <w:bCs w:val="0"/>
+        </w:rPr>
+        <w:t>Profiling</w:t>
+      </w:r>
+      <w:proofErr w:type="spellEnd"/>
+      <w:r>
+        <w:rPr>
+          <w:b/>
+          <w:bCs/>
+        </w:rPr>
+        <w:t xml:space="preserve">: </w:t>
+      </w:r>
+      <w:r>
+        <w:rPr>
+          <w:rStyle w:val="Forte"/>
+          <w:b w:val="0"/>
+          <w:bCs w:val="0"/>
+        </w:rPr>
+        <w:t>B</w:t>
+      </w:r>
+      <w:r>
+        <w:rPr>
+          <w:rStyle w:val="Forte"/>
+          <w:b w:val="0"/>
+          <w:bCs w:val="0"/>
+        </w:rPr>
+        <w:t>iblioteca</w:t>
+      </w:r>
+      <w:r>
+        <w:rPr>
+          <w:rStyle w:val="Forte"/>
+          <w:b w:val="0"/>
+          <w:bCs w:val="0"/>
+        </w:rPr>
+        <w:t xml:space="preserve"> </w:t>
+      </w:r>
+      <w:r>
+        <w:rPr>
+          <w:rStyle w:val="Forte"/>
+          <w:b w:val="0"/>
+          <w:bCs w:val="0"/>
+        </w:rPr>
+        <w:t>Python</w:t>
+      </w:r>
+      <w:r>
+        <w:t xml:space="preserve"> utilizada para</w:t>
+      </w:r>
+      <w:r>
+        <w:t xml:space="preserve"> </w:t>
+      </w:r>
+      <w:r>
+        <w:rPr>
+          <w:rStyle w:val="Forte"/>
+          <w:b w:val="0"/>
+          <w:bCs w:val="0"/>
+        </w:rPr>
+        <w:t>gerar relatórios exploratórios automáticos de dados</w:t>
       </w:r>
     </w:p>
   </w:footnote>
@@ -24777,7 +25644,7 @@
   <w:style w:type="paragraph" w:default="1" w:styleId="Normal">
     <w:name w:val="Normal"/>
     <w:qFormat/>
-    <w:rsid w:val="00594303"/>
+    <w:rsid w:val="00237C26"/>
     <w:pPr>
       <w:spacing w:after="0" w:line="360" w:lineRule="auto"/>
       <w:jc w:val="both"/>

--- a/TCC II/[2025] TCC 2/TCCII_NIMSAI.docx
+++ b/TCC II/[2025] TCC 2/TCCII_NIMSAI.docx
@@ -32,19 +32,47 @@
         <w:rPr>
           <w:highlight w:val="cyan"/>
         </w:rPr>
-        <w:t xml:space="preserve">a base de dados aberta disponibilizada pelo DataSUS. Além da construção e avaliação de modelos preditivos, também é abordado o desempenho computacional de um algoritmo desenvolvido para esse fim executado em </w:t>
-      </w:r>
+        <w:t xml:space="preserve">a base de dados aberta disponibilizada pelo </w:t>
+      </w:r>
+      <w:proofErr w:type="spellStart"/>
       <w:r>
         <w:rPr>
           <w:highlight w:val="cyan"/>
         </w:rPr>
+        <w:t>DataSUS</w:t>
+      </w:r>
+      <w:proofErr w:type="spellEnd"/>
+      <w:r>
+        <w:rPr>
+          <w:highlight w:val="cyan"/>
+        </w:rPr>
+        <w:t xml:space="preserve">. Além da construção e avaliação de modelos preditivos, também é abordado o desempenho computacional de um algoritmo desenvolvido para esse fim executado em </w:t>
+      </w:r>
+      <w:r>
+        <w:rPr>
+          <w:highlight w:val="cyan"/>
+        </w:rPr>
         <w:t xml:space="preserve">três </w:t>
       </w:r>
       <w:r>
         <w:rPr>
           <w:highlight w:val="cyan"/>
         </w:rPr>
-        <w:t xml:space="preserve">ambientes computacionais. A comparação entre os modelos Random Forest e CART, tanto em relação à eficácia preditiva quanto ao </w:t>
+        <w:t xml:space="preserve">ambientes computacionais. A comparação entre os modelos </w:t>
+      </w:r>
+      <w:proofErr w:type="spellStart"/>
+      <w:r>
+        <w:rPr>
+          <w:highlight w:val="cyan"/>
+        </w:rPr>
+        <w:t>Random</w:t>
+      </w:r>
+      <w:proofErr w:type="spellEnd"/>
+      <w:r>
+        <w:rPr>
+          <w:highlight w:val="cyan"/>
+        </w:rPr>
+        <w:t xml:space="preserve"> Forest e CART, tanto em relação à eficácia preditiva quanto ao </w:t>
       </w:r>
       <w:r>
         <w:rPr>
@@ -91,8 +119,13 @@
       <w:pPr>
         <w:pStyle w:val="Ttulo2"/>
       </w:pPr>
-      <w:r>
-        <w:t>Organização do Trabalho</w:t>
+      <w:proofErr w:type="spellStart"/>
+      <w:r>
+        <w:t>Organização</w:t>
+      </w:r>
+      <w:proofErr w:type="spellEnd"/>
+      <w:r>
+        <w:t xml:space="preserve"> do Trabalho</w:t>
       </w:r>
       <w:bookmarkEnd w:id="0"/>
     </w:p>
@@ -343,7 +376,47 @@
           <w:highlight w:val="lightGray"/>
           <w:lang w:eastAsia="pt-BR"/>
         </w:rPr>
-        <w:t xml:space="preserve">O Capítulo 2, Revisão Bibliográfica, aborda os fundamentos teóricos relacionados à SRAG, ao processo de descoberta de conhecimento em bases de dados (KDD), às etapas de pré-processamento, às técnicas de análise de dados e aos principais algoritmos de aprendizado de máquina aplicados à predição de desfechos clínicos. O Capítulo 3, Metodologia, descreve os dados utilizados, o processo de pré-processamento, as ferramentas adotadas para a análise e implementação dos modelos, os ambientes computacionais utilizados para a execução dos algoritmos e os critérios adotados para avaliação de desempenho preditivo e computacional. O Capítulo 4, Resultados, apresenta os resultados obtidos na aplicação do algoritmo desenvolvido (real_collab) em diferentes ambientes computacionais, bem como a comparação entre os modelos de aprendizado de máquina CART e Random Forest, com base nas métricas de avaliação preditiva e no tempo de execução. O Capítulo 5, Discussão, analisa os resultados obtidos, destacando </w:t>
+        <w:t>O Capítulo 2, Revisão Bibliográfica, aborda os fundamentos teóricos relacionados à SRAG, ao processo de descoberta de conhecimento em bases de dados (KDD), às etapas de pré-processamento, às técnicas de análise de dados e aos principais algoritmos de aprendizado de máquina aplicados à predição de desfechos clínicos. O Capítulo 3, Metodologia, descreve os dados utilizados, o processo de pré-processamento, as ferramentas adotadas para a análise e implementação dos modelos, os ambientes computacionais utilizados para a execução dos algoritmos e os critérios adotados para avaliação de desempenho preditivo e computacional. O Capítulo 4, Resultados, apresenta os resultados obtidos na aplicação do algoritmo desenvolvido (</w:t>
+      </w:r>
+      <w:proofErr w:type="spellStart"/>
+      <w:r>
+        <w:rPr>
+          <w:rFonts w:eastAsia="Times New Roman" w:cs="Times New Roman"/>
+          <w:szCs w:val="24"/>
+          <w:highlight w:val="lightGray"/>
+          <w:lang w:eastAsia="pt-BR"/>
+        </w:rPr>
+        <w:t>real_collab</w:t>
+      </w:r>
+      <w:proofErr w:type="spellEnd"/>
+      <w:r>
+        <w:rPr>
+          <w:rFonts w:eastAsia="Times New Roman" w:cs="Times New Roman"/>
+          <w:szCs w:val="24"/>
+          <w:highlight w:val="lightGray"/>
+          <w:lang w:eastAsia="pt-BR"/>
+        </w:rPr>
+        <w:t xml:space="preserve">) em diferentes ambientes computacionais, bem como a comparação entre os modelos de aprendizado de máquina CART e </w:t>
+      </w:r>
+      <w:proofErr w:type="spellStart"/>
+      <w:r>
+        <w:rPr>
+          <w:rFonts w:eastAsia="Times New Roman" w:cs="Times New Roman"/>
+          <w:szCs w:val="24"/>
+          <w:highlight w:val="lightGray"/>
+          <w:lang w:eastAsia="pt-BR"/>
+        </w:rPr>
+        <w:t>Random</w:t>
+      </w:r>
+      <w:proofErr w:type="spellEnd"/>
+      <w:r>
+        <w:rPr>
+          <w:rFonts w:eastAsia="Times New Roman" w:cs="Times New Roman"/>
+          <w:szCs w:val="24"/>
+          <w:highlight w:val="lightGray"/>
+          <w:lang w:eastAsia="pt-BR"/>
+        </w:rPr>
+        <w:t xml:space="preserve"> Forest, com base nas métricas de avaliação preditiva e no tempo de execução. O Capítulo 5, Discussão, analisa os resultados obtidos, destacando </w:t>
       </w:r>
       <w:r>
         <w:rPr>
@@ -366,11 +439,19 @@
       </w:pPr>
       <w:bookmarkStart w:id="1" w:name="_Toc203431579"/>
       <w:commentRangeStart w:id="2"/>
+      <w:proofErr w:type="spellStart"/>
       <w:r>
         <w:rPr>
           <w:highlight w:val="yellow"/>
         </w:rPr>
-        <w:t>Random Forest</w:t>
+        <w:t>Random</w:t>
+      </w:r>
+      <w:proofErr w:type="spellEnd"/>
+      <w:r>
+        <w:rPr>
+          <w:highlight w:val="yellow"/>
+        </w:rPr>
+        <w:t xml:space="preserve"> Forest</w:t>
       </w:r>
       <w:bookmarkEnd w:id="1"/>
       <w:commentRangeEnd w:id="2"/>
@@ -396,30 +477,65 @@
       <w:r>
         <w:t xml:space="preserve">O algoritmo </w:t>
       </w:r>
+      <w:proofErr w:type="spellStart"/>
       <w:r>
         <w:rPr>
           <w:i/>
           <w:iCs/>
         </w:rPr>
-        <w:t>Random Forest</w:t>
-      </w:r>
-      <w:r>
-        <w:t xml:space="preserve"> (traduzido para Floresta Aleatória) é uma técnica baseada em um conjunto de árvores de decisão, sendo eficaz para problemas de classificação, previsão e regressão. Estudos indicam que esse método tem alto desempenho na predição de desfechos clínicos (Belini, Ataide e Lochter, 2024). Através dele é possível melhorar a precisão e reduzir o</w:t>
-      </w:r>
+        <w:t>Random</w:t>
+      </w:r>
+      <w:proofErr w:type="spellEnd"/>
       <w:r>
         <w:rPr>
           <w:i/>
           <w:iCs/>
         </w:rPr>
-        <w:t xml:space="preserve"> </w:t>
+        <w:t xml:space="preserve"> Forest</w:t>
+      </w:r>
+      <w:r>
+        <w:t xml:space="preserve"> (traduzido para Floresta Aleatória) é uma técnica baseada em um conjunto de árvores de decisão, sendo eficaz para problemas de classificação, previsão e regressão. Estudos indicam que esse método tem alto desempenho na predição de desfechos clínicos (</w:t>
+      </w:r>
+      <w:proofErr w:type="spellStart"/>
+      <w:r>
+        <w:t>Belini</w:t>
+      </w:r>
+      <w:proofErr w:type="spellEnd"/>
+      <w:r>
+        <w:t xml:space="preserve">, </w:t>
+      </w:r>
+      <w:proofErr w:type="spellStart"/>
+      <w:r>
+        <w:t>Ataide</w:t>
+      </w:r>
+      <w:proofErr w:type="spellEnd"/>
+      <w:r>
+        <w:t xml:space="preserve"> e </w:t>
+      </w:r>
+      <w:proofErr w:type="spellStart"/>
+      <w:r>
+        <w:t>Lochter</w:t>
+      </w:r>
+      <w:proofErr w:type="spellEnd"/>
+      <w:r>
+        <w:t>, 2024). Através dele é possível melhorar a precisão e reduzir o</w:t>
       </w:r>
       <w:r>
         <w:rPr>
           <w:i/>
           <w:iCs/>
         </w:rPr>
+        <w:t xml:space="preserve"> </w:t>
+      </w:r>
+      <w:proofErr w:type="spellStart"/>
+      <w:r>
+        <w:rPr>
+          <w:i/>
+          <w:iCs/>
+        </w:rPr>
         <w:t>overfitting</w:t>
       </w:r>
+      <w:proofErr w:type="spellEnd"/>
       <w:r>
         <w:rPr>
           <w:rStyle w:val="Refdenotaderodap"/>
@@ -482,7 +598,21 @@
         <w:rPr>
           <w:highlight w:val="lightGray"/>
         </w:rPr>
-        <w:t xml:space="preserve">destacaram que o Random Forest apresentou desempenho superior na previsão de óbito por Covid-19, alcançando acurácia média de 77% em bases desbalanceadas. </w:t>
+        <w:t xml:space="preserve">destacaram que o </w:t>
+      </w:r>
+      <w:proofErr w:type="spellStart"/>
+      <w:r>
+        <w:rPr>
+          <w:highlight w:val="lightGray"/>
+        </w:rPr>
+        <w:t>Random</w:t>
+      </w:r>
+      <w:proofErr w:type="spellEnd"/>
+      <w:r>
+        <w:rPr>
+          <w:highlight w:val="lightGray"/>
+        </w:rPr>
+        <w:t xml:space="preserve"> Forest apresentou desempenho superior na previsão de óbito por Covid-19, alcançando acurácia média de 77% em bases desbalanceadas. </w:t>
       </w:r>
     </w:p>
     <w:p>
@@ -583,13 +713,31 @@
       <w:r>
         <w:t xml:space="preserve"> </w:t>
       </w:r>
+      <w:proofErr w:type="spellStart"/>
       <w:r>
         <w:rPr>
           <w:i/>
           <w:iCs/>
         </w:rPr>
-        <w:t>Decision Tree</w:t>
-      </w:r>
+        <w:t>Decision</w:t>
+      </w:r>
+      <w:proofErr w:type="spellEnd"/>
+      <w:r>
+        <w:rPr>
+          <w:i/>
+          <w:iCs/>
+        </w:rPr>
+        <w:t xml:space="preserve"> </w:t>
+      </w:r>
+      <w:proofErr w:type="spellStart"/>
+      <w:r>
+        <w:rPr>
+          <w:i/>
+          <w:iCs/>
+        </w:rPr>
+        <w:t>Tree</w:t>
+      </w:r>
+      <w:proofErr w:type="spellEnd"/>
       <w:r>
         <w:t xml:space="preserve">) </w:t>
       </w:r>
@@ -626,11 +774,33 @@
         <w:spacing w:line="240" w:lineRule="auto"/>
         <w:textAlignment w:val="baseline"/>
       </w:pPr>
-      <w:r>
-        <w:rPr>
-          <w:highlight w:val="lightGray"/>
-        </w:rPr>
-        <w:t xml:space="preserve">Decision Tree é um método de aprendizado supervisionado, não paramétrico, usado para classificação e regressão. O objetivo é construir um modelo que preveja o valor de uma variável de destino (óbito ou recuperação), aprendendo regras de decisão simples inferidas a partir de um conjunto de dados” </w:t>
+      <w:proofErr w:type="spellStart"/>
+      <w:r>
+        <w:rPr>
+          <w:highlight w:val="lightGray"/>
+        </w:rPr>
+        <w:t>Decision</w:t>
+      </w:r>
+      <w:proofErr w:type="spellEnd"/>
+      <w:r>
+        <w:rPr>
+          <w:highlight w:val="lightGray"/>
+        </w:rPr>
+        <w:t xml:space="preserve"> </w:t>
+      </w:r>
+      <w:proofErr w:type="spellStart"/>
+      <w:r>
+        <w:rPr>
+          <w:highlight w:val="lightGray"/>
+        </w:rPr>
+        <w:t>Tree</w:t>
+      </w:r>
+      <w:proofErr w:type="spellEnd"/>
+      <w:r>
+        <w:rPr>
+          <w:highlight w:val="lightGray"/>
+        </w:rPr>
+        <w:t xml:space="preserve"> é um método de aprendizado supervisionado, não paramétrico, usado para classificação e regressão. O objetivo é construir um modelo que preveja o valor de uma variável de destino (óbito ou recuperação), aprendendo regras de decisão simples inferidas a partir de um conjunto de dados” </w:t>
       </w:r>
       <w:commentRangeStart w:id="7"/>
       <w:r>
@@ -755,7 +925,21 @@
         <w:rPr>
           <w:highlight w:val="lightGray"/>
         </w:rPr>
-        <w:t>A escolha das divisões nos nós é feita com base em critérios de pureza, que indicam o quão homogênios os grupos resultantes serão após a divisão. Os critérios mais utilizados são:</w:t>
+        <w:t xml:space="preserve">A escolha das divisões nos nós é feita com base em critérios de pureza, que indicam o quão </w:t>
+      </w:r>
+      <w:proofErr w:type="spellStart"/>
+      <w:r>
+        <w:rPr>
+          <w:highlight w:val="lightGray"/>
+        </w:rPr>
+        <w:t>homogênios</w:t>
+      </w:r>
+      <w:proofErr w:type="spellEnd"/>
+      <w:r>
+        <w:rPr>
+          <w:highlight w:val="lightGray"/>
+        </w:rPr>
+        <w:t xml:space="preserve"> os grupos resultantes serão após a divisão. Os critérios mais utilizados são:</w:t>
       </w:r>
     </w:p>
     <w:p>
@@ -981,8 +1165,17 @@
           <w:rStyle w:val="Forte"/>
           <w:highlight w:val="lightGray"/>
         </w:rPr>
-        <w:t>Tendência ao overfitting</w:t>
-      </w:r>
+        <w:t xml:space="preserve">Tendência ao </w:t>
+      </w:r>
+      <w:proofErr w:type="spellStart"/>
+      <w:r>
+        <w:rPr>
+          <w:rStyle w:val="Forte"/>
+          <w:highlight w:val="lightGray"/>
+        </w:rPr>
+        <w:t>overfitting</w:t>
+      </w:r>
+      <w:proofErr w:type="spellEnd"/>
       <w:r>
         <w:rPr>
           <w:highlight w:val="lightGray"/>
@@ -1038,7 +1231,35 @@
         <w:rPr>
           <w:highlight w:val="lightGray"/>
         </w:rPr>
-        <w:t>: como ensembles (ex: Random Forest), principalmente quando há muitos ruídos nos dados.</w:t>
+        <w:t>: como ensembles (</w:t>
+      </w:r>
+      <w:proofErr w:type="spellStart"/>
+      <w:r>
+        <w:rPr>
+          <w:highlight w:val="lightGray"/>
+        </w:rPr>
+        <w:t>ex</w:t>
+      </w:r>
+      <w:proofErr w:type="spellEnd"/>
+      <w:r>
+        <w:rPr>
+          <w:highlight w:val="lightGray"/>
+        </w:rPr>
+        <w:t xml:space="preserve">: </w:t>
+      </w:r>
+      <w:proofErr w:type="spellStart"/>
+      <w:r>
+        <w:rPr>
+          <w:highlight w:val="lightGray"/>
+        </w:rPr>
+        <w:t>Random</w:t>
+      </w:r>
+      <w:proofErr w:type="spellEnd"/>
+      <w:r>
+        <w:rPr>
+          <w:highlight w:val="lightGray"/>
+        </w:rPr>
+        <w:t xml:space="preserve"> Forest), principalmente quando há muitos ruídos nos dados.</w:t>
       </w:r>
     </w:p>
     <w:p>
@@ -1088,11 +1309,19 @@
         </w:rPr>
       </w:pPr>
       <w:bookmarkStart w:id="9" w:name="_Toc203566815"/>
+      <w:proofErr w:type="spellStart"/>
       <w:r>
         <w:rPr>
           <w:highlight w:val="yellow"/>
         </w:rPr>
-        <w:t>Algoritmo CART (Classification and Regression Trees)</w:t>
+        <w:t>Algoritmo</w:t>
+      </w:r>
+      <w:proofErr w:type="spellEnd"/>
+      <w:r>
+        <w:rPr>
+          <w:highlight w:val="yellow"/>
+        </w:rPr>
+        <w:t xml:space="preserve"> CART (Classification and Regression Trees)</w:t>
       </w:r>
       <w:bookmarkEnd w:id="9"/>
       <w:r>
@@ -1125,9 +1354,9 @@
           <w:highlight w:val="lightGray"/>
           <w:lang w:val="pt-BR" w:eastAsia="pt-BR"/>
         </w:rPr>
-        <w:t xml:space="preserve">O algoritmo CART (Classification and Regression Trees) é uma metodologia clássica desenvolvida por </w:t>
-      </w:r>
-      <w:commentRangeStart w:id="10"/>
+        <w:t>O algoritmo CART (</w:t>
+      </w:r>
+      <w:proofErr w:type="spellStart"/>
       <w:r>
         <w:rPr>
           <w:rFonts w:eastAsia="Times New Roman"/>
@@ -1136,9 +1365,9 @@
           <w:highlight w:val="lightGray"/>
           <w:lang w:val="pt-BR" w:eastAsia="pt-BR"/>
         </w:rPr>
-        <w:t xml:space="preserve">Breiman et al. em 1986, </w:t>
-      </w:r>
-      <w:commentRangeEnd w:id="10"/>
+        <w:t>Classification</w:t>
+      </w:r>
+      <w:proofErr w:type="spellEnd"/>
       <w:r>
         <w:rPr>
           <w:rFonts w:eastAsia="Times New Roman"/>
@@ -1147,8 +1376,9 @@
           <w:highlight w:val="lightGray"/>
           <w:lang w:val="pt-BR" w:eastAsia="pt-BR"/>
         </w:rPr>
-        <w:commentReference w:id="10"/>
-      </w:r>
+        <w:t xml:space="preserve"> </w:t>
+      </w:r>
+      <w:proofErr w:type="spellStart"/>
       <w:r>
         <w:rPr>
           <w:rFonts w:eastAsia="Times New Roman"/>
@@ -1157,6 +1387,105 @@
           <w:highlight w:val="lightGray"/>
           <w:lang w:val="pt-BR" w:eastAsia="pt-BR"/>
         </w:rPr>
+        <w:t>and</w:t>
+      </w:r>
+      <w:proofErr w:type="spellEnd"/>
+      <w:r>
+        <w:rPr>
+          <w:rFonts w:eastAsia="Times New Roman"/>
+          <w:b w:val="0"/>
+          <w:szCs w:val="24"/>
+          <w:highlight w:val="lightGray"/>
+          <w:lang w:val="pt-BR" w:eastAsia="pt-BR"/>
+        </w:rPr>
+        <w:t xml:space="preserve"> </w:t>
+      </w:r>
+      <w:proofErr w:type="spellStart"/>
+      <w:r>
+        <w:rPr>
+          <w:rFonts w:eastAsia="Times New Roman"/>
+          <w:b w:val="0"/>
+          <w:szCs w:val="24"/>
+          <w:highlight w:val="lightGray"/>
+          <w:lang w:val="pt-BR" w:eastAsia="pt-BR"/>
+        </w:rPr>
+        <w:t>Regression</w:t>
+      </w:r>
+      <w:proofErr w:type="spellEnd"/>
+      <w:r>
+        <w:rPr>
+          <w:rFonts w:eastAsia="Times New Roman"/>
+          <w:b w:val="0"/>
+          <w:szCs w:val="24"/>
+          <w:highlight w:val="lightGray"/>
+          <w:lang w:val="pt-BR" w:eastAsia="pt-BR"/>
+        </w:rPr>
+        <w:t xml:space="preserve"> </w:t>
+      </w:r>
+      <w:proofErr w:type="spellStart"/>
+      <w:r>
+        <w:rPr>
+          <w:rFonts w:eastAsia="Times New Roman"/>
+          <w:b w:val="0"/>
+          <w:szCs w:val="24"/>
+          <w:highlight w:val="lightGray"/>
+          <w:lang w:val="pt-BR" w:eastAsia="pt-BR"/>
+        </w:rPr>
+        <w:t>Trees</w:t>
+      </w:r>
+      <w:proofErr w:type="spellEnd"/>
+      <w:r>
+        <w:rPr>
+          <w:rFonts w:eastAsia="Times New Roman"/>
+          <w:b w:val="0"/>
+          <w:szCs w:val="24"/>
+          <w:highlight w:val="lightGray"/>
+          <w:lang w:val="pt-BR" w:eastAsia="pt-BR"/>
+        </w:rPr>
+        <w:t xml:space="preserve">) é uma metodologia clássica desenvolvida por </w:t>
+      </w:r>
+      <w:commentRangeStart w:id="10"/>
+      <w:proofErr w:type="spellStart"/>
+      <w:r>
+        <w:rPr>
+          <w:rFonts w:eastAsia="Times New Roman"/>
+          <w:b w:val="0"/>
+          <w:szCs w:val="24"/>
+          <w:highlight w:val="lightGray"/>
+          <w:lang w:val="pt-BR" w:eastAsia="pt-BR"/>
+        </w:rPr>
+        <w:t>Breiman</w:t>
+      </w:r>
+      <w:proofErr w:type="spellEnd"/>
+      <w:r>
+        <w:rPr>
+          <w:rFonts w:eastAsia="Times New Roman"/>
+          <w:b w:val="0"/>
+          <w:szCs w:val="24"/>
+          <w:highlight w:val="lightGray"/>
+          <w:lang w:val="pt-BR" w:eastAsia="pt-BR"/>
+        </w:rPr>
+        <w:t xml:space="preserve"> et al. em 1986, </w:t>
+      </w:r>
+      <w:commentRangeEnd w:id="10"/>
+      <w:r>
+        <w:rPr>
+          <w:rFonts w:eastAsia="Times New Roman"/>
+          <w:b w:val="0"/>
+          <w:szCs w:val="24"/>
+          <w:highlight w:val="lightGray"/>
+          <w:lang w:val="pt-BR" w:eastAsia="pt-BR"/>
+        </w:rPr>
+        <w:commentReference w:id="10"/>
+      </w:r>
+      <w:r>
+        <w:rPr>
+          <w:rFonts w:eastAsia="Times New Roman"/>
+          <w:b w:val="0"/>
+          <w:szCs w:val="24"/>
+          <w:highlight w:val="lightGray"/>
+          <w:lang w:val="pt-BR" w:eastAsia="pt-BR"/>
+        </w:rPr>
         <w:t>amplamente utilizada para construção de árvores de decisão tanto para tarefas de classificação (variável alvo categórica) quanto de regressão (variável alvo numérica). É uma das implementações mais populares de árvore de decisão na literatura de aprendizado de máquina, sendo conhecido por sua simplicidade, robustez e capacidade de produzir modelos interpretáveis</w:t>
       </w:r>
       <w:r>
@@ -1245,7 +1574,21 @@
         <w:rPr>
           <w:highlight w:val="lightGray"/>
         </w:rPr>
-        <w:t>De acordo com Yamaguti et al. (2020), “o algoritmo CART foi utilizado para desenvolver o modelo preditivo. Este modelo foi selecionado devido à sua robustez contra outliers e por ser uma árvore de decisão. Como uma árvore de decisão, o modelo é de fácil interpretação e pode ser usado tanto como uma diretriz impressa quanto como um algoritmo implementado em um sistema computacional” (p.3).</w:t>
+        <w:t xml:space="preserve">De acordo com </w:t>
+      </w:r>
+      <w:proofErr w:type="spellStart"/>
+      <w:r>
+        <w:rPr>
+          <w:highlight w:val="lightGray"/>
+        </w:rPr>
+        <w:t>Yamaguti</w:t>
+      </w:r>
+      <w:proofErr w:type="spellEnd"/>
+      <w:r>
+        <w:rPr>
+          <w:highlight w:val="lightGray"/>
+        </w:rPr>
+        <w:t xml:space="preserve"> et al. (2020), “o algoritmo CART foi utilizado para desenvolver o modelo preditivo. Este modelo foi selecionado devido à sua robustez contra outliers e por ser uma árvore de decisão. Como uma árvore de decisão, o modelo é de fácil interpretação e pode ser usado tanto como uma diretriz impressa quanto como um algoritmo implementado em um sistema computacional” (p.3).</w:t>
       </w:r>
     </w:p>
     <w:p>
@@ -1321,6 +1664,7 @@
         </w:rPr>
         <w:t xml:space="preserve"> combina </w:t>
       </w:r>
+      <w:proofErr w:type="spellStart"/>
       <w:r>
         <w:rPr>
           <w:rStyle w:val="Forte"/>
@@ -1328,6 +1672,7 @@
         </w:rPr>
         <w:t>interpretabilidade</w:t>
       </w:r>
+      <w:proofErr w:type="spellEnd"/>
       <w:r>
         <w:rPr>
           <w:highlight w:val="lightGray"/>
@@ -2071,6 +2416,7 @@
         </w:rPr>
         <w:t>poda (</w:t>
       </w:r>
+      <w:proofErr w:type="spellStart"/>
       <w:r>
         <w:rPr>
           <w:rFonts w:eastAsia="Times New Roman" w:cs="Times New Roman"/>
@@ -2084,6 +2430,7 @@
         </w:rPr>
         <w:t>pruning</w:t>
       </w:r>
+      <w:proofErr w:type="spellEnd"/>
       <w:r>
         <w:rPr>
           <w:rFonts w:eastAsia="Times New Roman" w:cs="Times New Roman"/>
@@ -2104,6 +2451,7 @@
         </w:rPr>
         <w:t xml:space="preserve">, com o objetivo de reduzir o </w:t>
       </w:r>
+      <w:proofErr w:type="spellStart"/>
       <w:r>
         <w:rPr>
           <w:rFonts w:eastAsia="Times New Roman" w:cs="Times New Roman"/>
@@ -2115,6 +2463,7 @@
         </w:rPr>
         <w:t>overfitting</w:t>
       </w:r>
+      <w:proofErr w:type="spellEnd"/>
       <w:r>
         <w:rPr>
           <w:rFonts w:eastAsia="Times New Roman" w:cs="Times New Roman"/>
@@ -2562,7 +2911,27 @@
           <w:highlight w:val="lightGray"/>
           <w:lang w:eastAsia="pt-BR"/>
         </w:rPr>
-        <w:t xml:space="preserve">, podendo gerar árvores diferentes com datasets </w:t>
+        <w:t xml:space="preserve">, podendo gerar árvores diferentes com </w:t>
+      </w:r>
+      <w:proofErr w:type="spellStart"/>
+      <w:r>
+        <w:rPr>
+          <w:rFonts w:eastAsia="Times New Roman" w:cs="Times New Roman"/>
+          <w:szCs w:val="24"/>
+          <w:highlight w:val="lightGray"/>
+          <w:lang w:eastAsia="pt-BR"/>
+        </w:rPr>
+        <w:t>datasets</w:t>
+      </w:r>
+      <w:proofErr w:type="spellEnd"/>
+      <w:r>
+        <w:rPr>
+          <w:rFonts w:eastAsia="Times New Roman" w:cs="Times New Roman"/>
+          <w:szCs w:val="24"/>
+          <w:highlight w:val="lightGray"/>
+          <w:lang w:eastAsia="pt-BR"/>
+        </w:rPr>
+        <w:t xml:space="preserve"> </w:t>
       </w:r>
       <w:r>
         <w:rPr>
@@ -2608,8 +2977,21 @@
           <w:highlight w:val="lightGray"/>
           <w:lang w:eastAsia="pt-BR"/>
         </w:rPr>
-        <w:t>Propensão ao overfitting</w:t>
-      </w:r>
+        <w:t xml:space="preserve">Propensão ao </w:t>
+      </w:r>
+      <w:proofErr w:type="spellStart"/>
+      <w:r>
+        <w:rPr>
+          <w:rFonts w:eastAsia="Times New Roman" w:cs="Times New Roman"/>
+          <w:b/>
+          <w:bCs/>
+          <w:szCs w:val="24"/>
+          <w:highlight w:val="lightGray"/>
+          <w:lang w:eastAsia="pt-BR"/>
+        </w:rPr>
+        <w:t>overfitting</w:t>
+      </w:r>
+      <w:proofErr w:type="spellEnd"/>
       <w:r>
         <w:rPr>
           <w:rFonts w:eastAsia="Times New Roman" w:cs="Times New Roman"/>
@@ -2653,7 +3035,47 @@
           <w:highlight w:val="lightGray"/>
           <w:lang w:eastAsia="pt-BR"/>
         </w:rPr>
-        <w:t xml:space="preserve"> em relação a métodos ensemble como Random Forest ou XGBoost.</w:t>
+        <w:t xml:space="preserve"> em relação a métodos ensemble como </w:t>
+      </w:r>
+      <w:proofErr w:type="spellStart"/>
+      <w:r>
+        <w:rPr>
+          <w:rFonts w:eastAsia="Times New Roman" w:cs="Times New Roman"/>
+          <w:szCs w:val="24"/>
+          <w:highlight w:val="lightGray"/>
+          <w:lang w:eastAsia="pt-BR"/>
+        </w:rPr>
+        <w:t>Random</w:t>
+      </w:r>
+      <w:proofErr w:type="spellEnd"/>
+      <w:r>
+        <w:rPr>
+          <w:rFonts w:eastAsia="Times New Roman" w:cs="Times New Roman"/>
+          <w:szCs w:val="24"/>
+          <w:highlight w:val="lightGray"/>
+          <w:lang w:eastAsia="pt-BR"/>
+        </w:rPr>
+        <w:t xml:space="preserve"> Forest ou </w:t>
+      </w:r>
+      <w:proofErr w:type="spellStart"/>
+      <w:r>
+        <w:rPr>
+          <w:rFonts w:eastAsia="Times New Roman" w:cs="Times New Roman"/>
+          <w:szCs w:val="24"/>
+          <w:highlight w:val="lightGray"/>
+          <w:lang w:eastAsia="pt-BR"/>
+        </w:rPr>
+        <w:t>XGBoost</w:t>
+      </w:r>
+      <w:proofErr w:type="spellEnd"/>
+      <w:r>
+        <w:rPr>
+          <w:rFonts w:eastAsia="Times New Roman" w:cs="Times New Roman"/>
+          <w:szCs w:val="24"/>
+          <w:highlight w:val="lightGray"/>
+          <w:lang w:eastAsia="pt-BR"/>
+        </w:rPr>
+        <w:t>.</w:t>
       </w:r>
     </w:p>
     <w:p>
@@ -2684,8 +3106,21 @@
           <w:highlight w:val="lightGray"/>
           <w:lang w:eastAsia="pt-BR"/>
         </w:rPr>
-        <w:t>transparência e explicabilidade</w:t>
-      </w:r>
+        <w:t xml:space="preserve">transparência e </w:t>
+      </w:r>
+      <w:proofErr w:type="spellStart"/>
+      <w:r>
+        <w:rPr>
+          <w:rFonts w:eastAsia="Times New Roman" w:cs="Times New Roman"/>
+          <w:b/>
+          <w:bCs/>
+          <w:szCs w:val="24"/>
+          <w:highlight w:val="lightGray"/>
+          <w:lang w:eastAsia="pt-BR"/>
+        </w:rPr>
+        <w:t>explicabilidade</w:t>
+      </w:r>
+      <w:proofErr w:type="spellEnd"/>
       <w:r>
         <w:rPr>
           <w:rFonts w:eastAsia="Times New Roman" w:cs="Times New Roman"/>
@@ -2923,6 +3358,7 @@
         </w:rPr>
         <w:t xml:space="preserve">, </w:t>
       </w:r>
+      <w:proofErr w:type="spellStart"/>
       <w:r>
         <w:rPr>
           <w:rFonts w:eastAsia="Times New Roman" w:cs="Times New Roman"/>
@@ -2932,17 +3368,9 @@
           <w:highlight w:val="lightGray"/>
           <w:lang w:eastAsia="pt-BR"/>
         </w:rPr>
-        <w:t>revocação (recall)</w:t>
-      </w:r>
-      <w:r>
-        <w:rPr>
-          <w:rFonts w:eastAsia="Times New Roman" w:cs="Times New Roman"/>
-          <w:szCs w:val="24"/>
-          <w:highlight w:val="lightGray"/>
-          <w:lang w:eastAsia="pt-BR"/>
-        </w:rPr>
-        <w:t xml:space="preserve">, </w:t>
-      </w:r>
+        <w:t>revocação</w:t>
+      </w:r>
+      <w:proofErr w:type="spellEnd"/>
       <w:r>
         <w:rPr>
           <w:rFonts w:eastAsia="Times New Roman" w:cs="Times New Roman"/>
@@ -2952,16 +3380,16 @@
           <w:highlight w:val="lightGray"/>
           <w:lang w:eastAsia="pt-BR"/>
         </w:rPr>
-        <w:t>F1-score</w:t>
-      </w:r>
-      <w:r>
-        <w:rPr>
-          <w:rFonts w:eastAsia="Times New Roman" w:cs="Times New Roman"/>
-          <w:szCs w:val="24"/>
-          <w:highlight w:val="lightGray"/>
-          <w:lang w:eastAsia="pt-BR"/>
-        </w:rPr>
-        <w:t xml:space="preserve"> e </w:t>
+        <w:t xml:space="preserve"> (recall)</w:t>
+      </w:r>
+      <w:r>
+        <w:rPr>
+          <w:rFonts w:eastAsia="Times New Roman" w:cs="Times New Roman"/>
+          <w:szCs w:val="24"/>
+          <w:highlight w:val="lightGray"/>
+          <w:lang w:eastAsia="pt-BR"/>
+        </w:rPr>
+        <w:t xml:space="preserve">, </w:t>
       </w:r>
       <w:r>
         <w:rPr>
@@ -2972,7 +3400,16 @@
           <w:highlight w:val="lightGray"/>
           <w:lang w:eastAsia="pt-BR"/>
         </w:rPr>
-        <w:t>AUC-ROC</w:t>
+        <w:t>F1-score</w:t>
+      </w:r>
+      <w:r>
+        <w:rPr>
+          <w:rFonts w:eastAsia="Times New Roman" w:cs="Times New Roman"/>
+          <w:szCs w:val="24"/>
+          <w:highlight w:val="lightGray"/>
+          <w:lang w:eastAsia="pt-BR"/>
+        </w:rPr>
+        <w:t xml:space="preserve"> e </w:t>
       </w:r>
       <w:r>
         <w:rPr>
@@ -2983,6 +3420,17 @@
           <w:highlight w:val="lightGray"/>
           <w:lang w:eastAsia="pt-BR"/>
         </w:rPr>
+        <w:t>AUC-ROC</w:t>
+      </w:r>
+      <w:r>
+        <w:rPr>
+          <w:rFonts w:eastAsia="Times New Roman" w:cs="Times New Roman"/>
+          <w:b/>
+          <w:bCs/>
+          <w:szCs w:val="24"/>
+          <w:highlight w:val="lightGray"/>
+          <w:lang w:eastAsia="pt-BR"/>
+        </w:rPr>
         <w:t>.</w:t>
       </w:r>
     </w:p>
@@ -3004,6 +3452,7 @@
           <w:highlight w:val="yellow"/>
         </w:rPr>
       </w:pPr>
+      <w:proofErr w:type="spellStart"/>
       <w:r>
         <w:rPr>
           <w:rStyle w:val="Forte"/>
@@ -3011,8 +3460,29 @@
           <w:bCs w:val="0"/>
           <w:highlight w:val="yellow"/>
         </w:rPr>
-        <w:t>Matriz de Confusão</w:t>
-      </w:r>
+        <w:t>Matriz</w:t>
+      </w:r>
+      <w:proofErr w:type="spellEnd"/>
+      <w:r>
+        <w:rPr>
+          <w:rStyle w:val="Forte"/>
+          <w:b/>
+          <w:bCs w:val="0"/>
+          <w:highlight w:val="yellow"/>
+        </w:rPr>
+        <w:t xml:space="preserve"> de </w:t>
+      </w:r>
+      <w:proofErr w:type="spellStart"/>
+      <w:r>
+        <w:rPr>
+          <w:rStyle w:val="Forte"/>
+          <w:b/>
+          <w:bCs w:val="0"/>
+          <w:highlight w:val="yellow"/>
+        </w:rPr>
+        <w:t>Confusão</w:t>
+      </w:r>
+      <w:proofErr w:type="spellEnd"/>
     </w:p>
     <w:p>
       <w:pPr>
@@ -3813,6 +4283,7 @@
           <w:highlight w:val="yellow"/>
         </w:rPr>
       </w:pPr>
+      <w:proofErr w:type="spellStart"/>
       <w:r>
         <w:rPr>
           <w:rStyle w:val="Forte"/>
@@ -3822,6 +4293,7 @@
         </w:rPr>
         <w:t>Acurácia</w:t>
       </w:r>
+      <w:proofErr w:type="spellEnd"/>
     </w:p>
     <w:p>
       <w:pPr>
@@ -4112,6 +4584,7 @@
           <w:highlight w:val="yellow"/>
         </w:rPr>
       </w:pPr>
+      <w:proofErr w:type="spellStart"/>
       <w:r>
         <w:rPr>
           <w:rStyle w:val="Forte"/>
@@ -4119,7 +4592,17 @@
           <w:bCs w:val="0"/>
           <w:highlight w:val="yellow"/>
         </w:rPr>
-        <w:t>Precisão (Precision)</w:t>
+        <w:t>Precisão</w:t>
+      </w:r>
+      <w:proofErr w:type="spellEnd"/>
+      <w:r>
+        <w:rPr>
+          <w:rStyle w:val="Forte"/>
+          <w:b/>
+          <w:bCs w:val="0"/>
+          <w:highlight w:val="yellow"/>
+        </w:rPr>
+        <w:t xml:space="preserve"> (Precision)</w:t>
       </w:r>
     </w:p>
     <w:p>
@@ -4410,6 +4893,7 @@
           <w:highlight w:val="yellow"/>
         </w:rPr>
       </w:pPr>
+      <w:proofErr w:type="spellStart"/>
       <w:r>
         <w:rPr>
           <w:rStyle w:val="Forte"/>
@@ -4417,7 +4901,57 @@
           <w:bCs w:val="0"/>
           <w:highlight w:val="yellow"/>
         </w:rPr>
-        <w:t>Revocação (Recall ou Sensibilidade)</w:t>
+        <w:t>Revocação</w:t>
+      </w:r>
+      <w:proofErr w:type="spellEnd"/>
+      <w:r>
+        <w:rPr>
+          <w:rStyle w:val="Forte"/>
+          <w:b/>
+          <w:bCs w:val="0"/>
+          <w:highlight w:val="yellow"/>
+        </w:rPr>
+        <w:t xml:space="preserve"> (Recall </w:t>
+      </w:r>
+      <w:proofErr w:type="spellStart"/>
+      <w:r>
+        <w:rPr>
+          <w:rStyle w:val="Forte"/>
+          <w:b/>
+          <w:bCs w:val="0"/>
+          <w:highlight w:val="yellow"/>
+        </w:rPr>
+        <w:t>ou</w:t>
+      </w:r>
+      <w:proofErr w:type="spellEnd"/>
+      <w:r>
+        <w:rPr>
+          <w:rStyle w:val="Forte"/>
+          <w:b/>
+          <w:bCs w:val="0"/>
+          <w:highlight w:val="yellow"/>
+        </w:rPr>
+        <w:t xml:space="preserve"> </w:t>
+      </w:r>
+      <w:proofErr w:type="spellStart"/>
+      <w:r>
+        <w:rPr>
+          <w:rStyle w:val="Forte"/>
+          <w:b/>
+          <w:bCs w:val="0"/>
+          <w:highlight w:val="yellow"/>
+        </w:rPr>
+        <w:t>Sensibilidade</w:t>
+      </w:r>
+      <w:proofErr w:type="spellEnd"/>
+      <w:r>
+        <w:rPr>
+          <w:rStyle w:val="Forte"/>
+          <w:b/>
+          <w:bCs w:val="0"/>
+          <w:highlight w:val="yellow"/>
+        </w:rPr>
+        <w:t>)</w:t>
       </w:r>
     </w:p>
     <w:p>
@@ -4643,7 +5177,21 @@
         <w:rPr>
           <w:highlight w:val="lightGray"/>
         </w:rPr>
-        <w:t xml:space="preserve">Alta revocação é essencial em contextos clínicos, pois significa que o modelo consegue </w:t>
+        <w:t xml:space="preserve">Alta </w:t>
+      </w:r>
+      <w:proofErr w:type="spellStart"/>
+      <w:r>
+        <w:rPr>
+          <w:highlight w:val="lightGray"/>
+        </w:rPr>
+        <w:t>revocação</w:t>
+      </w:r>
+      <w:proofErr w:type="spellEnd"/>
+      <w:r>
+        <w:rPr>
+          <w:highlight w:val="lightGray"/>
+        </w:rPr>
+        <w:t xml:space="preserve"> é essencial em contextos clínicos, pois significa que o modelo consegue </w:t>
       </w:r>
       <w:r>
         <w:rPr>
@@ -4672,13 +5220,23 @@
         </w:rPr>
         <w:t xml:space="preserve">A </w:t>
       </w:r>
+      <w:proofErr w:type="spellStart"/>
       <w:r>
         <w:rPr>
           <w:b/>
           <w:bCs/>
           <w:highlight w:val="lightGray"/>
         </w:rPr>
-        <w:t>revocação (recall)</w:t>
+        <w:t>revocação</w:t>
+      </w:r>
+      <w:proofErr w:type="spellEnd"/>
+      <w:r>
+        <w:rPr>
+          <w:b/>
+          <w:bCs/>
+          <w:highlight w:val="lightGray"/>
+        </w:rPr>
+        <w:t xml:space="preserve"> (recall)</w:t>
       </w:r>
       <w:r>
         <w:rPr>
@@ -5065,7 +5623,77 @@
         <w:rPr>
           <w:highlight w:val="lightGray"/>
         </w:rPr>
-        <w:t>“Uma excelente alternativa é fazer a Receiver Operating Characteristic (ROC) e calcular a Area Under the Curve (AUC). A curva ROC mensura a capacidade de predição do modelo proposto por meio das predições da sensibilidade e da especificidade. Essa técnica serve para visualizar, organizar e classificar o modelo com base na performance preditiva; em termos práticos, quanto mais ao noroeste do gráfico a curva estiver, melhor”</w:t>
+        <w:t xml:space="preserve">“Uma excelente alternativa é fazer a </w:t>
+      </w:r>
+      <w:proofErr w:type="spellStart"/>
+      <w:r>
+        <w:rPr>
+          <w:highlight w:val="lightGray"/>
+        </w:rPr>
+        <w:t>Receiver</w:t>
+      </w:r>
+      <w:proofErr w:type="spellEnd"/>
+      <w:r>
+        <w:rPr>
+          <w:highlight w:val="lightGray"/>
+        </w:rPr>
+        <w:t xml:space="preserve"> </w:t>
+      </w:r>
+      <w:proofErr w:type="spellStart"/>
+      <w:r>
+        <w:rPr>
+          <w:highlight w:val="lightGray"/>
+        </w:rPr>
+        <w:t>Operating</w:t>
+      </w:r>
+      <w:proofErr w:type="spellEnd"/>
+      <w:r>
+        <w:rPr>
+          <w:highlight w:val="lightGray"/>
+        </w:rPr>
+        <w:t xml:space="preserve"> </w:t>
+      </w:r>
+      <w:proofErr w:type="spellStart"/>
+      <w:r>
+        <w:rPr>
+          <w:highlight w:val="lightGray"/>
+        </w:rPr>
+        <w:t>Characteristic</w:t>
+      </w:r>
+      <w:proofErr w:type="spellEnd"/>
+      <w:r>
+        <w:rPr>
+          <w:highlight w:val="lightGray"/>
+        </w:rPr>
+        <w:t xml:space="preserve"> (ROC) e calcular a Area </w:t>
+      </w:r>
+      <w:proofErr w:type="spellStart"/>
+      <w:r>
+        <w:rPr>
+          <w:highlight w:val="lightGray"/>
+        </w:rPr>
+        <w:t>Under</w:t>
+      </w:r>
+      <w:proofErr w:type="spellEnd"/>
+      <w:r>
+        <w:rPr>
+          <w:highlight w:val="lightGray"/>
+        </w:rPr>
+        <w:t xml:space="preserve"> </w:t>
+      </w:r>
+      <w:proofErr w:type="spellStart"/>
+      <w:r>
+        <w:rPr>
+          <w:highlight w:val="lightGray"/>
+        </w:rPr>
+        <w:t>the</w:t>
+      </w:r>
+      <w:proofErr w:type="spellEnd"/>
+      <w:r>
+        <w:rPr>
+          <w:highlight w:val="lightGray"/>
+        </w:rPr>
+        <w:t xml:space="preserve"> Curve (AUC). A curva ROC mensura a capacidade de predição do modelo proposto por meio das predições da sensibilidade e da especificidade. Essa técnica serve para visualizar, organizar e classificar o modelo com base na performance preditiva; em termos práticos, quanto mais ao noroeste do gráfico a curva estiver, melhor”</w:t>
       </w:r>
       <w:commentRangeStart w:id="21"/>
       <w:r>
@@ -5105,7 +5733,49 @@
         <w:rPr>
           <w:highlight w:val="lightGray"/>
         </w:rPr>
-        <w:t xml:space="preserve">A curva ROC (Receiver Operating Characteristic) mostra a relação entre a taxa de verdadeiros positivos (Recall) e a taxa de falsos positivos (1 – Especificidade). A </w:t>
+        <w:t>A curva ROC (</w:t>
+      </w:r>
+      <w:proofErr w:type="spellStart"/>
+      <w:r>
+        <w:rPr>
+          <w:highlight w:val="lightGray"/>
+        </w:rPr>
+        <w:t>Receiver</w:t>
+      </w:r>
+      <w:proofErr w:type="spellEnd"/>
+      <w:r>
+        <w:rPr>
+          <w:highlight w:val="lightGray"/>
+        </w:rPr>
+        <w:t xml:space="preserve"> </w:t>
+      </w:r>
+      <w:proofErr w:type="spellStart"/>
+      <w:r>
+        <w:rPr>
+          <w:highlight w:val="lightGray"/>
+        </w:rPr>
+        <w:t>Operating</w:t>
+      </w:r>
+      <w:proofErr w:type="spellEnd"/>
+      <w:r>
+        <w:rPr>
+          <w:highlight w:val="lightGray"/>
+        </w:rPr>
+        <w:t xml:space="preserve"> </w:t>
+      </w:r>
+      <w:proofErr w:type="spellStart"/>
+      <w:r>
+        <w:rPr>
+          <w:highlight w:val="lightGray"/>
+        </w:rPr>
+        <w:t>Characteristic</w:t>
+      </w:r>
+      <w:proofErr w:type="spellEnd"/>
+      <w:r>
+        <w:rPr>
+          <w:highlight w:val="lightGray"/>
+        </w:rPr>
+        <w:t xml:space="preserve">) mostra a relação entre a taxa de verdadeiros positivos (Recall) e a taxa de falsos positivos (1 – Especificidade). A </w:t>
       </w:r>
       <w:r>
         <w:rPr>
@@ -5364,17 +6034,9 @@
           <w:highlight w:val="lightGray"/>
           <w:lang w:eastAsia="pt-BR"/>
         </w:rPr>
-        <w:t>Curva ROC (Receiver Operating Characteristic)</w:t>
-      </w:r>
-      <w:r>
-        <w:rPr>
-          <w:rFonts w:eastAsia="Times New Roman" w:cs="Times New Roman"/>
-          <w:szCs w:val="24"/>
-          <w:highlight w:val="lightGray"/>
-          <w:lang w:eastAsia="pt-BR"/>
-        </w:rPr>
-        <w:t xml:space="preserve"> é uma ferramenta gráfica amplamente utilizada para avaliar o desempenho de modelos de classificação binária. Essa curva mostra a relação entre a </w:t>
-      </w:r>
+        <w:t>Curva ROC (</w:t>
+      </w:r>
+      <w:proofErr w:type="spellStart"/>
       <w:r>
         <w:rPr>
           <w:rFonts w:eastAsia="Times New Roman" w:cs="Times New Roman"/>
@@ -5384,7 +6046,111 @@
           <w:highlight w:val="lightGray"/>
           <w:lang w:eastAsia="pt-BR"/>
         </w:rPr>
-        <w:t>taxa de verdadeiros positivos (True Positive Rate – TPR)</w:t>
+        <w:t>Receiver</w:t>
+      </w:r>
+      <w:proofErr w:type="spellEnd"/>
+      <w:r>
+        <w:rPr>
+          <w:rFonts w:eastAsia="Times New Roman" w:cs="Times New Roman"/>
+          <w:b/>
+          <w:bCs/>
+          <w:szCs w:val="24"/>
+          <w:highlight w:val="lightGray"/>
+          <w:lang w:eastAsia="pt-BR"/>
+        </w:rPr>
+        <w:t xml:space="preserve"> </w:t>
+      </w:r>
+      <w:proofErr w:type="spellStart"/>
+      <w:r>
+        <w:rPr>
+          <w:rFonts w:eastAsia="Times New Roman" w:cs="Times New Roman"/>
+          <w:b/>
+          <w:bCs/>
+          <w:szCs w:val="24"/>
+          <w:highlight w:val="lightGray"/>
+          <w:lang w:eastAsia="pt-BR"/>
+        </w:rPr>
+        <w:t>Operating</w:t>
+      </w:r>
+      <w:proofErr w:type="spellEnd"/>
+      <w:r>
+        <w:rPr>
+          <w:rFonts w:eastAsia="Times New Roman" w:cs="Times New Roman"/>
+          <w:b/>
+          <w:bCs/>
+          <w:szCs w:val="24"/>
+          <w:highlight w:val="lightGray"/>
+          <w:lang w:eastAsia="pt-BR"/>
+        </w:rPr>
+        <w:t xml:space="preserve"> </w:t>
+      </w:r>
+      <w:proofErr w:type="spellStart"/>
+      <w:r>
+        <w:rPr>
+          <w:rFonts w:eastAsia="Times New Roman" w:cs="Times New Roman"/>
+          <w:b/>
+          <w:bCs/>
+          <w:szCs w:val="24"/>
+          <w:highlight w:val="lightGray"/>
+          <w:lang w:eastAsia="pt-BR"/>
+        </w:rPr>
+        <w:t>Characteristic</w:t>
+      </w:r>
+      <w:proofErr w:type="spellEnd"/>
+      <w:r>
+        <w:rPr>
+          <w:rFonts w:eastAsia="Times New Roman" w:cs="Times New Roman"/>
+          <w:b/>
+          <w:bCs/>
+          <w:szCs w:val="24"/>
+          <w:highlight w:val="lightGray"/>
+          <w:lang w:eastAsia="pt-BR"/>
+        </w:rPr>
+        <w:t>)</w:t>
+      </w:r>
+      <w:r>
+        <w:rPr>
+          <w:rFonts w:eastAsia="Times New Roman" w:cs="Times New Roman"/>
+          <w:szCs w:val="24"/>
+          <w:highlight w:val="lightGray"/>
+          <w:lang w:eastAsia="pt-BR"/>
+        </w:rPr>
+        <w:t xml:space="preserve"> é uma ferramenta gráfica amplamente utilizada para avaliar o desempenho de modelos de classificação binária. Essa curva mostra a relação entre a </w:t>
+      </w:r>
+      <w:r>
+        <w:rPr>
+          <w:rFonts w:eastAsia="Times New Roman" w:cs="Times New Roman"/>
+          <w:b/>
+          <w:bCs/>
+          <w:szCs w:val="24"/>
+          <w:highlight w:val="lightGray"/>
+          <w:lang w:eastAsia="pt-BR"/>
+        </w:rPr>
+        <w:t>taxa de verdadeiros positivos (</w:t>
+      </w:r>
+      <w:proofErr w:type="spellStart"/>
+      <w:r>
+        <w:rPr>
+          <w:rFonts w:eastAsia="Times New Roman" w:cs="Times New Roman"/>
+          <w:b/>
+          <w:bCs/>
+          <w:szCs w:val="24"/>
+          <w:highlight w:val="lightGray"/>
+          <w:lang w:eastAsia="pt-BR"/>
+        </w:rPr>
+        <w:t>True</w:t>
+      </w:r>
+      <w:proofErr w:type="spellEnd"/>
+      <w:r>
+        <w:rPr>
+          <w:rFonts w:eastAsia="Times New Roman" w:cs="Times New Roman"/>
+          <w:b/>
+          <w:bCs/>
+          <w:szCs w:val="24"/>
+          <w:highlight w:val="lightGray"/>
+          <w:lang w:eastAsia="pt-BR"/>
+        </w:rPr>
+        <w:t xml:space="preserve"> Positive Rate – TPR)</w:t>
       </w:r>
       <w:r>
         <w:rPr>
@@ -5830,7 +6596,55 @@
           <w:highlight w:val="lightGray"/>
           <w:lang w:eastAsia="pt-BR"/>
         </w:rPr>
-        <w:t>AUC (Area Under the Curve)</w:t>
+        <w:t xml:space="preserve">AUC (Area </w:t>
+      </w:r>
+      <w:proofErr w:type="spellStart"/>
+      <w:r>
+        <w:rPr>
+          <w:rFonts w:eastAsia="Times New Roman" w:cs="Times New Roman"/>
+          <w:b/>
+          <w:bCs/>
+          <w:szCs w:val="24"/>
+          <w:highlight w:val="lightGray"/>
+          <w:lang w:eastAsia="pt-BR"/>
+        </w:rPr>
+        <w:t>Under</w:t>
+      </w:r>
+      <w:proofErr w:type="spellEnd"/>
+      <w:r>
+        <w:rPr>
+          <w:rFonts w:eastAsia="Times New Roman" w:cs="Times New Roman"/>
+          <w:b/>
+          <w:bCs/>
+          <w:szCs w:val="24"/>
+          <w:highlight w:val="lightGray"/>
+          <w:lang w:eastAsia="pt-BR"/>
+        </w:rPr>
+        <w:t xml:space="preserve"> </w:t>
+      </w:r>
+      <w:proofErr w:type="spellStart"/>
+      <w:r>
+        <w:rPr>
+          <w:rFonts w:eastAsia="Times New Roman" w:cs="Times New Roman"/>
+          <w:b/>
+          <w:bCs/>
+          <w:szCs w:val="24"/>
+          <w:highlight w:val="lightGray"/>
+          <w:lang w:eastAsia="pt-BR"/>
+        </w:rPr>
+        <w:t>the</w:t>
+      </w:r>
+      <w:proofErr w:type="spellEnd"/>
+      <w:r>
+        <w:rPr>
+          <w:rFonts w:eastAsia="Times New Roman" w:cs="Times New Roman"/>
+          <w:b/>
+          <w:bCs/>
+          <w:szCs w:val="24"/>
+          <w:highlight w:val="lightGray"/>
+          <w:lang w:eastAsia="pt-BR"/>
+        </w:rPr>
+        <w:t xml:space="preserve"> Curve)</w:t>
       </w:r>
       <w:r>
         <w:rPr>
@@ -6009,17 +6823,9 @@
           <w:highlight w:val="lightGray"/>
           <w:lang w:eastAsia="pt-BR"/>
         </w:rPr>
-        <w:t>capacidade discriminativa geral dos modelos Random Forest e CART</w:t>
-      </w:r>
-      <w:r>
-        <w:rPr>
-          <w:rFonts w:eastAsia="Times New Roman" w:cs="Times New Roman"/>
-          <w:szCs w:val="24"/>
-          <w:highlight w:val="lightGray"/>
-          <w:lang w:eastAsia="pt-BR"/>
-        </w:rPr>
-        <w:t xml:space="preserve">, independentemente da escolha de um limiar específico. Essa abordagem é especialmente útil diante do </w:t>
-      </w:r>
+        <w:t xml:space="preserve">capacidade discriminativa geral dos modelos </w:t>
+      </w:r>
+      <w:proofErr w:type="spellStart"/>
       <w:r>
         <w:rPr>
           <w:rFonts w:eastAsia="Times New Roman" w:cs="Times New Roman"/>
@@ -6029,6 +6835,38 @@
           <w:highlight w:val="lightGray"/>
           <w:lang w:eastAsia="pt-BR"/>
         </w:rPr>
+        <w:t>Random</w:t>
+      </w:r>
+      <w:proofErr w:type="spellEnd"/>
+      <w:r>
+        <w:rPr>
+          <w:rFonts w:eastAsia="Times New Roman" w:cs="Times New Roman"/>
+          <w:b/>
+          <w:bCs/>
+          <w:szCs w:val="24"/>
+          <w:highlight w:val="lightGray"/>
+          <w:lang w:eastAsia="pt-BR"/>
+        </w:rPr>
+        <w:t xml:space="preserve"> Forest e CART</w:t>
+      </w:r>
+      <w:r>
+        <w:rPr>
+          <w:rFonts w:eastAsia="Times New Roman" w:cs="Times New Roman"/>
+          <w:szCs w:val="24"/>
+          <w:highlight w:val="lightGray"/>
+          <w:lang w:eastAsia="pt-BR"/>
+        </w:rPr>
+        <w:t xml:space="preserve">, independentemente da escolha de um limiar específico. Essa abordagem é especialmente útil diante do </w:t>
+      </w:r>
+      <w:r>
+        <w:rPr>
+          <w:rFonts w:eastAsia="Times New Roman" w:cs="Times New Roman"/>
+          <w:b/>
+          <w:bCs/>
+          <w:szCs w:val="24"/>
+          <w:highlight w:val="lightGray"/>
+          <w:lang w:eastAsia="pt-BR"/>
+        </w:rPr>
         <w:t>desbalanceamento da variável alvo EVOLUCAO</w:t>
       </w:r>
       <w:r>
@@ -6055,6 +6893,7 @@
           <w:highlight w:val="yellow"/>
         </w:rPr>
       </w:pPr>
+      <w:proofErr w:type="spellStart"/>
       <w:r>
         <w:rPr>
           <w:rStyle w:val="Forte"/>
@@ -6062,8 +6901,29 @@
           <w:bCs w:val="0"/>
           <w:highlight w:val="yellow"/>
         </w:rPr>
-        <w:t>Justificativa das Métricas Utilizadas</w:t>
-      </w:r>
+        <w:t>Justificativa</w:t>
+      </w:r>
+      <w:proofErr w:type="spellEnd"/>
+      <w:r>
+        <w:rPr>
+          <w:rStyle w:val="Forte"/>
+          <w:b/>
+          <w:bCs w:val="0"/>
+          <w:highlight w:val="yellow"/>
+        </w:rPr>
+        <w:t xml:space="preserve"> das Métricas </w:t>
+      </w:r>
+      <w:proofErr w:type="spellStart"/>
+      <w:r>
+        <w:rPr>
+          <w:rStyle w:val="Forte"/>
+          <w:b/>
+          <w:bCs w:val="0"/>
+          <w:highlight w:val="yellow"/>
+        </w:rPr>
+        <w:t>Utilizadas</w:t>
+      </w:r>
+      <w:proofErr w:type="spellEnd"/>
     </w:p>
     <w:p>
       <w:pPr>
@@ -6115,7 +6975,21 @@
         <w:rPr>
           <w:highlight w:val="lightGray"/>
         </w:rPr>
-        <w:t xml:space="preserve"> foi adotado como principal métrica comparativa entre os modelos Random Forest e CART, por equilibrar precisão e recall, oferecendo uma visão mais realista do desempenho preditivo. Além disso, a </w:t>
+        <w:t xml:space="preserve"> foi adotado como principal métrica comparativa entre os modelos </w:t>
+      </w:r>
+      <w:proofErr w:type="spellStart"/>
+      <w:r>
+        <w:rPr>
+          <w:highlight w:val="lightGray"/>
+        </w:rPr>
+        <w:t>Random</w:t>
+      </w:r>
+      <w:proofErr w:type="spellEnd"/>
+      <w:r>
+        <w:rPr>
+          <w:highlight w:val="lightGray"/>
+        </w:rPr>
+        <w:t xml:space="preserve"> Forest e CART, por equilibrar precisão e recall, oferecendo uma visão mais realista do desempenho preditivo. Além disso, a </w:t>
       </w:r>
       <w:r>
         <w:rPr>
@@ -6153,7 +7027,35 @@
         <w:rPr>
           <w:highlight w:val="lightGray"/>
         </w:rPr>
-        <w:t xml:space="preserve"> demonstrou que modelos ensemble, incluindo Random Forest e XGBoost, obtiveram resultados robustos na classificação de casos de SRAG, com alta capacidade discriminativa, especialmente quando avaliados por métricas como AUC-ROC e F1-score.</w:t>
+        <w:t xml:space="preserve"> demonstrou que modelos ensemble, incluindo </w:t>
+      </w:r>
+      <w:proofErr w:type="spellStart"/>
+      <w:r>
+        <w:rPr>
+          <w:highlight w:val="lightGray"/>
+        </w:rPr>
+        <w:t>Random</w:t>
+      </w:r>
+      <w:proofErr w:type="spellEnd"/>
+      <w:r>
+        <w:rPr>
+          <w:highlight w:val="lightGray"/>
+        </w:rPr>
+        <w:t xml:space="preserve"> Forest e </w:t>
+      </w:r>
+      <w:proofErr w:type="spellStart"/>
+      <w:r>
+        <w:rPr>
+          <w:highlight w:val="lightGray"/>
+        </w:rPr>
+        <w:t>XGBoost</w:t>
+      </w:r>
+      <w:proofErr w:type="spellEnd"/>
+      <w:r>
+        <w:rPr>
+          <w:highlight w:val="lightGray"/>
+        </w:rPr>
+        <w:t>, obtiveram resultados robustos na classificação de casos de SRAG, com alta capacidade discriminativa, especialmente quando avaliados por métricas como AUC-ROC e F1-score.</w:t>
       </w:r>
     </w:p>
     <w:p>
@@ -6299,7 +7201,63 @@
         <w:rPr>
           <w:highlight w:val="lightGray"/>
         </w:rPr>
-        <w:t>Rodrigues et al. (2024) propuseram um estudo com foco na predição de abandono do tratamento da tuberculose utilizando algoritmos de aprendizado de máquina aplicados a dados de registros nacionais do Brasil. O trabalho utilizou um conjunto abrangente de variáveis demográficas, clínicas e sociais disponíveis no Sistema de Informação de Agravos de Notificação (SINAN) para treinar e avaliar modelos supervisionados. Foram testados diferentes algoritmos, incluindo Random Forest, XGBoost, LightGBM, entre outros, com o objetivo de identificar pacientes com maior probabilidade de evasão do tratamento. Os modelos apresentaram desempenho promissor, com destaque para o XGBoost, que alcançou AUC-ROC superior a 0,75. Os autores destacam a importância do uso de inteligência artificial como ferramenta auxiliar na vigilância em saúde pública, sugerindo que modelos preditivos podem orientar estratégias direcionadas de intervenção, reduzindo perdas no tratamento e melhorando o controle da doença.</w:t>
+        <w:t xml:space="preserve">Rodrigues et al. (2024) propuseram um estudo com foco na predição de abandono do tratamento da tuberculose utilizando algoritmos de aprendizado de máquina aplicados a dados de registros nacionais do Brasil. O trabalho utilizou um conjunto abrangente de variáveis demográficas, clínicas e sociais disponíveis no Sistema de Informação de Agravos de Notificação (SINAN) para treinar e avaliar modelos supervisionados. Foram testados diferentes algoritmos, incluindo </w:t>
+      </w:r>
+      <w:proofErr w:type="spellStart"/>
+      <w:r>
+        <w:rPr>
+          <w:highlight w:val="lightGray"/>
+        </w:rPr>
+        <w:t>Random</w:t>
+      </w:r>
+      <w:proofErr w:type="spellEnd"/>
+      <w:r>
+        <w:rPr>
+          <w:highlight w:val="lightGray"/>
+        </w:rPr>
+        <w:t xml:space="preserve"> Forest, </w:t>
+      </w:r>
+      <w:proofErr w:type="spellStart"/>
+      <w:r>
+        <w:rPr>
+          <w:highlight w:val="lightGray"/>
+        </w:rPr>
+        <w:t>XGBoost</w:t>
+      </w:r>
+      <w:proofErr w:type="spellEnd"/>
+      <w:r>
+        <w:rPr>
+          <w:highlight w:val="lightGray"/>
+        </w:rPr>
+        <w:t xml:space="preserve">, </w:t>
+      </w:r>
+      <w:proofErr w:type="spellStart"/>
+      <w:r>
+        <w:rPr>
+          <w:highlight w:val="lightGray"/>
+        </w:rPr>
+        <w:t>LightGBM</w:t>
+      </w:r>
+      <w:proofErr w:type="spellEnd"/>
+      <w:r>
+        <w:rPr>
+          <w:highlight w:val="lightGray"/>
+        </w:rPr>
+        <w:t xml:space="preserve">, entre outros, com o objetivo de identificar pacientes com maior probabilidade de evasão do tratamento. Os modelos apresentaram desempenho promissor, com destaque para o </w:t>
+      </w:r>
+      <w:proofErr w:type="spellStart"/>
+      <w:r>
+        <w:rPr>
+          <w:highlight w:val="lightGray"/>
+        </w:rPr>
+        <w:t>XGBoost</w:t>
+      </w:r>
+      <w:proofErr w:type="spellEnd"/>
+      <w:r>
+        <w:rPr>
+          <w:highlight w:val="lightGray"/>
+        </w:rPr>
+        <w:t>, que alcançou AUC-ROC superior a 0,75. Os autores destacam a importância do uso de inteligência artificial como ferramenta auxiliar na vigilância em saúde pública, sugerindo que modelos preditivos podem orientar estratégias direcionadas de intervenção, reduzindo perdas no tratamento e melhorando o controle da doença.</w:t>
       </w:r>
       <w:r>
         <w:t xml:space="preserve"> </w:t>
@@ -6340,32 +7298,90 @@
       <w:pPr>
         <w:spacing w:line="240" w:lineRule="auto"/>
       </w:pPr>
-      <w:r>
-        <w:rPr>
-          <w:highlight w:val="lightGray"/>
-        </w:rPr>
-        <w:t xml:space="preserve">Savalli et al. (2025) conduziram um estudo multicêntrico utilizando algoritmos de aprendizado de máquina para prever a admissão de pacientes com COVID-19 em Unidades de Terapia Intensiva (UTI) com base em dados clínicos e laboratoriais coletados em 12 hospitais brasileiros. O modelo XGBoost foi treinado individualmente em cada hospital para avaliar a performance local e identificar a instituição com melhor desempenho preditivo. Esse modelo foi então validado externamente nos demais hospitais e posteriormente ajustado com técnicas de </w:t>
-      </w:r>
+      <w:proofErr w:type="spellStart"/>
+      <w:r>
+        <w:rPr>
+          <w:highlight w:val="lightGray"/>
+        </w:rPr>
+        <w:t>Savalli</w:t>
+      </w:r>
+      <w:proofErr w:type="spellEnd"/>
+      <w:r>
+        <w:rPr>
+          <w:highlight w:val="lightGray"/>
+        </w:rPr>
+        <w:t xml:space="preserve"> et al. (2025) conduziram um estudo multicêntrico utilizando algoritmos de aprendizado de máquina para prever a admissão de pacientes com COVID-19 em Unidades de Terapia Intensiva (UTI) com base em dados clínicos e laboratoriais coletados em 12 hospitais brasileiros. O modelo </w:t>
+      </w:r>
+      <w:proofErr w:type="spellStart"/>
+      <w:r>
+        <w:rPr>
+          <w:highlight w:val="lightGray"/>
+        </w:rPr>
+        <w:t>XGBoost</w:t>
+      </w:r>
+      <w:proofErr w:type="spellEnd"/>
+      <w:r>
+        <w:rPr>
+          <w:highlight w:val="lightGray"/>
+        </w:rPr>
+        <w:t xml:space="preserve"> foi treinado individualmente em cada hospital para avaliar a performance local e identificar a instituição com melhor desempenho preditivo. Esse modelo foi então validado externamente nos demais hospitais e posteriormente ajustado com técnicas de </w:t>
+      </w:r>
+      <w:proofErr w:type="spellStart"/>
       <w:r>
         <w:rPr>
           <w:rStyle w:val="nfase"/>
           <w:highlight w:val="lightGray"/>
         </w:rPr>
-        <w:t>transfer learning</w:t>
-      </w:r>
+        <w:t>transfer</w:t>
+      </w:r>
+      <w:proofErr w:type="spellEnd"/>
+      <w:r>
+        <w:rPr>
+          <w:rStyle w:val="nfase"/>
+          <w:highlight w:val="lightGray"/>
+        </w:rPr>
+        <w:t xml:space="preserve"> </w:t>
+      </w:r>
+      <w:proofErr w:type="spellStart"/>
+      <w:r>
+        <w:rPr>
+          <w:rStyle w:val="nfase"/>
+          <w:highlight w:val="lightGray"/>
+        </w:rPr>
+        <w:t>learning</w:t>
+      </w:r>
+      <w:proofErr w:type="spellEnd"/>
       <w:r>
         <w:rPr>
           <w:highlight w:val="lightGray"/>
         </w:rPr>
         <w:t xml:space="preserve">. Os resultados indicaram variações significativas na performance entre os hospitais (AUC entre 0.62 e 0.94), sendo que a aplicação do </w:t>
       </w:r>
+      <w:proofErr w:type="spellStart"/>
       <w:r>
         <w:rPr>
           <w:rStyle w:val="nfase"/>
           <w:highlight w:val="lightGray"/>
         </w:rPr>
-        <w:t>transfer learning</w:t>
-      </w:r>
+        <w:t>transfer</w:t>
+      </w:r>
+      <w:proofErr w:type="spellEnd"/>
+      <w:r>
+        <w:rPr>
+          <w:rStyle w:val="nfase"/>
+          <w:highlight w:val="lightGray"/>
+        </w:rPr>
+        <w:t xml:space="preserve"> </w:t>
+      </w:r>
+      <w:proofErr w:type="spellStart"/>
+      <w:r>
+        <w:rPr>
+          <w:rStyle w:val="nfase"/>
+          <w:highlight w:val="lightGray"/>
+        </w:rPr>
+        <w:t>learning</w:t>
+      </w:r>
+      <w:proofErr w:type="spellEnd"/>
       <w:r>
         <w:rPr>
           <w:highlight w:val="lightGray"/>
@@ -6403,7 +7419,35 @@
         <w:rPr>
           <w:highlight w:val="lightGray"/>
         </w:rPr>
-        <w:t>O estudo de Silva e Silva Neto (2022) aplicou algoritmos de aprendizado de máquina – Regressão Logística, Árvore de Decisão e Random Forest – para prever óbitos por Covid-19 usando dados clínicos de pacientes do SUS (2021). Os três modelos apresentaram desempenho semelhante, com destaque para o Random Forest (acurácia de 77%). Os fatores mais relevantes para o desfecho foram idade, uso de suporte ventilatório e internação em UTI. O trabalho também ressaltou a importância de usar métricas como F1-score e AUC-ROC para avaliar modelos em bases de dados desbalanceadas, confirmando o potencial da inteligência artificial no apoio a decisões clínicas e políticas de saúde.</w:t>
+        <w:t xml:space="preserve">O estudo de Silva e Silva Neto (2022) aplicou algoritmos de aprendizado de máquina – Regressão Logística, Árvore de Decisão e </w:t>
+      </w:r>
+      <w:proofErr w:type="spellStart"/>
+      <w:r>
+        <w:rPr>
+          <w:highlight w:val="lightGray"/>
+        </w:rPr>
+        <w:t>Random</w:t>
+      </w:r>
+      <w:proofErr w:type="spellEnd"/>
+      <w:r>
+        <w:rPr>
+          <w:highlight w:val="lightGray"/>
+        </w:rPr>
+        <w:t xml:space="preserve"> Forest – para prever óbitos por Covid-19 usando dados clínicos de pacientes do SUS (2021). Os três modelos apresentaram desempenho semelhante, com destaque para o </w:t>
+      </w:r>
+      <w:proofErr w:type="spellStart"/>
+      <w:r>
+        <w:rPr>
+          <w:highlight w:val="lightGray"/>
+        </w:rPr>
+        <w:t>Random</w:t>
+      </w:r>
+      <w:proofErr w:type="spellEnd"/>
+      <w:r>
+        <w:rPr>
+          <w:highlight w:val="lightGray"/>
+        </w:rPr>
+        <w:t xml:space="preserve"> Forest (acurácia de 77%). Os fatores mais relevantes para o desfecho foram idade, uso de suporte ventilatório e internação em UTI. O trabalho também ressaltou a importância de usar métricas como F1-score e AUC-ROC para avaliar modelos em bases de dados desbalanceadas, confirmando o potencial da inteligência artificial no apoio a decisões clínicas e políticas de saúde.</w:t>
       </w:r>
     </w:p>
     <w:p>
@@ -6583,12 +7627,28 @@
           <w:highlight w:val="yellow"/>
         </w:rPr>
       </w:pPr>
+      <w:proofErr w:type="spellStart"/>
       <w:r>
         <w:rPr>
           <w:highlight w:val="yellow"/>
         </w:rPr>
-        <w:t>Revisão Bibliográfica</w:t>
-      </w:r>
+        <w:t>Revisão</w:t>
+      </w:r>
+      <w:proofErr w:type="spellEnd"/>
+      <w:r>
+        <w:rPr>
+          <w:highlight w:val="yellow"/>
+        </w:rPr>
+        <w:t xml:space="preserve"> </w:t>
+      </w:r>
+      <w:proofErr w:type="spellStart"/>
+      <w:r>
+        <w:rPr>
+          <w:highlight w:val="yellow"/>
+        </w:rPr>
+        <w:t>Bibliográfica</w:t>
+      </w:r>
+      <w:proofErr w:type="spellEnd"/>
     </w:p>
     <w:p>
       <w:pPr>
@@ -6642,35 +7702,9 @@
           <w:bCs w:val="0"/>
           <w:highlight w:val="lightGray"/>
         </w:rPr>
-        <w:t>CART (Classification and Regression Tree)</w:t>
-      </w:r>
-      <w:r>
-        <w:rPr>
-          <w:b/>
-          <w:bCs/>
-          <w:highlight w:val="lightGray"/>
-        </w:rPr>
-        <w:t>,</w:t>
-      </w:r>
-      <w:r>
-        <w:rPr>
-          <w:highlight w:val="lightGray"/>
-        </w:rPr>
-        <w:t xml:space="preserve"> e métodos ensemble</w:t>
-      </w:r>
-      <w:r>
-        <w:rPr>
-          <w:rStyle w:val="Refdenotaderodap"/>
-          <w:highlight w:val="lightGray"/>
-        </w:rPr>
-        <w:footnoteReference w:id="3"/>
-      </w:r>
-      <w:r>
-        <w:rPr>
-          <w:highlight w:val="lightGray"/>
-        </w:rPr>
-        <w:t xml:space="preserve">, como o </w:t>
-      </w:r>
+        <w:t>CART (</w:t>
+      </w:r>
+      <w:proofErr w:type="spellStart"/>
       <w:r>
         <w:rPr>
           <w:rStyle w:val="Forte"/>
@@ -6678,7 +7712,124 @@
           <w:bCs w:val="0"/>
           <w:highlight w:val="lightGray"/>
         </w:rPr>
-        <w:t>Random Forest</w:t>
+        <w:t>Classification</w:t>
+      </w:r>
+      <w:proofErr w:type="spellEnd"/>
+      <w:r>
+        <w:rPr>
+          <w:rStyle w:val="Forte"/>
+          <w:b w:val="0"/>
+          <w:bCs w:val="0"/>
+          <w:highlight w:val="lightGray"/>
+        </w:rPr>
+        <w:t xml:space="preserve"> </w:t>
+      </w:r>
+      <w:proofErr w:type="spellStart"/>
+      <w:r>
+        <w:rPr>
+          <w:rStyle w:val="Forte"/>
+          <w:b w:val="0"/>
+          <w:bCs w:val="0"/>
+          <w:highlight w:val="lightGray"/>
+        </w:rPr>
+        <w:t>and</w:t>
+      </w:r>
+      <w:proofErr w:type="spellEnd"/>
+      <w:r>
+        <w:rPr>
+          <w:rStyle w:val="Forte"/>
+          <w:b w:val="0"/>
+          <w:bCs w:val="0"/>
+          <w:highlight w:val="lightGray"/>
+        </w:rPr>
+        <w:t xml:space="preserve"> </w:t>
+      </w:r>
+      <w:proofErr w:type="spellStart"/>
+      <w:r>
+        <w:rPr>
+          <w:rStyle w:val="Forte"/>
+          <w:b w:val="0"/>
+          <w:bCs w:val="0"/>
+          <w:highlight w:val="lightGray"/>
+        </w:rPr>
+        <w:t>Regression</w:t>
+      </w:r>
+      <w:proofErr w:type="spellEnd"/>
+      <w:r>
+        <w:rPr>
+          <w:rStyle w:val="Forte"/>
+          <w:b w:val="0"/>
+          <w:bCs w:val="0"/>
+          <w:highlight w:val="lightGray"/>
+        </w:rPr>
+        <w:t xml:space="preserve"> </w:t>
+      </w:r>
+      <w:proofErr w:type="spellStart"/>
+      <w:r>
+        <w:rPr>
+          <w:rStyle w:val="Forte"/>
+          <w:b w:val="0"/>
+          <w:bCs w:val="0"/>
+          <w:highlight w:val="lightGray"/>
+        </w:rPr>
+        <w:t>Tree</w:t>
+      </w:r>
+      <w:proofErr w:type="spellEnd"/>
+      <w:r>
+        <w:rPr>
+          <w:rStyle w:val="Forte"/>
+          <w:b w:val="0"/>
+          <w:bCs w:val="0"/>
+          <w:highlight w:val="lightGray"/>
+        </w:rPr>
+        <w:t>)</w:t>
+      </w:r>
+      <w:r>
+        <w:rPr>
+          <w:b/>
+          <w:bCs/>
+          <w:highlight w:val="lightGray"/>
+        </w:rPr>
+        <w:t>,</w:t>
+      </w:r>
+      <w:r>
+        <w:rPr>
+          <w:highlight w:val="lightGray"/>
+        </w:rPr>
+        <w:t xml:space="preserve"> e métodos ensemble</w:t>
+      </w:r>
+      <w:r>
+        <w:rPr>
+          <w:rStyle w:val="Refdenotaderodap"/>
+          <w:highlight w:val="lightGray"/>
+        </w:rPr>
+        <w:footnoteReference w:id="3"/>
+      </w:r>
+      <w:r>
+        <w:rPr>
+          <w:highlight w:val="lightGray"/>
+        </w:rPr>
+        <w:t xml:space="preserve">, como o </w:t>
+      </w:r>
+      <w:proofErr w:type="spellStart"/>
+      <w:r>
+        <w:rPr>
+          <w:rStyle w:val="Forte"/>
+          <w:b w:val="0"/>
+          <w:bCs w:val="0"/>
+          <w:highlight w:val="lightGray"/>
+        </w:rPr>
+        <w:t>Random</w:t>
+      </w:r>
+      <w:proofErr w:type="spellEnd"/>
+      <w:r>
+        <w:rPr>
+          <w:rStyle w:val="Forte"/>
+          <w:b w:val="0"/>
+          <w:bCs w:val="0"/>
+          <w:highlight w:val="lightGray"/>
+        </w:rPr>
+        <w:t xml:space="preserve"> Forest</w:t>
       </w:r>
       <w:r>
         <w:rPr>
@@ -6802,7 +7953,21 @@
         <w:rPr>
           <w:highlight w:val="lightGray"/>
         </w:rPr>
-        <w:t>Os dados utilizados neste trabalho foram extraídos do banco público do SIVEP-Gripe, disponibilizado pelo DataSUS, contendo registros de pacientes hospitalizados com Síndrome Respiratória Aguda Grave (SRAG). A base apresenta uma ampla gama de variáveis, incluindo características demográficas, sintomas, comorbidades, vacinação, uso de suporte ventilatório, internação em UTI e desfecho clínico.</w:t>
+        <w:t xml:space="preserve">Os dados utilizados neste trabalho foram extraídos do banco público do SIVEP-Gripe, disponibilizado pelo </w:t>
+      </w:r>
+      <w:proofErr w:type="spellStart"/>
+      <w:r>
+        <w:rPr>
+          <w:highlight w:val="lightGray"/>
+        </w:rPr>
+        <w:t>DataSUS</w:t>
+      </w:r>
+      <w:proofErr w:type="spellEnd"/>
+      <w:r>
+        <w:rPr>
+          <w:highlight w:val="lightGray"/>
+        </w:rPr>
+        <w:t>, contendo registros de pacientes hospitalizados com Síndrome Respiratória Aguda Grave (SRAG). A base apresenta uma ampla gama de variáveis, incluindo características demográficas, sintomas, comorbidades, vacinação, uso de suporte ventilatório, internação em UTI e desfecho clínico.</w:t>
       </w:r>
     </w:p>
     <w:p/>
@@ -6850,12 +8015,37 @@
         </w:rPr>
         <w:t>O estudo foi conduzido com base no processo de Descoberta de Conhecimento em Bases de Dados (</w:t>
       </w:r>
+      <w:proofErr w:type="spellStart"/>
       <w:r>
         <w:rPr>
           <w:rStyle w:val="nfase"/>
           <w:highlight w:val="lightGray"/>
         </w:rPr>
-        <w:t>Knowledge Discovery in Databases – KDD</w:t>
+        <w:t>Knowledge</w:t>
+      </w:r>
+      <w:proofErr w:type="spellEnd"/>
+      <w:r>
+        <w:rPr>
+          <w:rStyle w:val="nfase"/>
+          <w:highlight w:val="lightGray"/>
+        </w:rPr>
+        <w:t xml:space="preserve"> Discovery in </w:t>
+      </w:r>
+      <w:proofErr w:type="spellStart"/>
+      <w:r>
+        <w:rPr>
+          <w:rStyle w:val="nfase"/>
+          <w:highlight w:val="lightGray"/>
+        </w:rPr>
+        <w:t>Databases</w:t>
+      </w:r>
+      <w:proofErr w:type="spellEnd"/>
+      <w:r>
+        <w:rPr>
+          <w:rStyle w:val="nfase"/>
+          <w:highlight w:val="lightGray"/>
+        </w:rPr>
+        <w:t xml:space="preserve"> – KDD</w:t>
       </w:r>
       <w:r>
         <w:rPr>
@@ -7010,13 +8200,23 @@
         </w:rPr>
         <w:t xml:space="preserve"> aplicação dos algoritmos </w:t>
       </w:r>
+      <w:proofErr w:type="spellStart"/>
       <w:r>
         <w:rPr>
           <w:i/>
           <w:iCs/>
           <w:highlight w:val="lightGray"/>
         </w:rPr>
-        <w:t xml:space="preserve">Random Forest </w:t>
+        <w:t>Random</w:t>
+      </w:r>
+      <w:proofErr w:type="spellEnd"/>
+      <w:r>
+        <w:rPr>
+          <w:i/>
+          <w:iCs/>
+          <w:highlight w:val="lightGray"/>
+        </w:rPr>
+        <w:t xml:space="preserve"> Forest </w:t>
       </w:r>
       <w:r>
         <w:rPr>
@@ -7101,12 +8301,14 @@
           <w:highlight w:val="yellow"/>
         </w:rPr>
       </w:pPr>
+      <w:proofErr w:type="spellStart"/>
       <w:r>
         <w:rPr>
           <w:highlight w:val="yellow"/>
         </w:rPr>
         <w:t>Seleção</w:t>
       </w:r>
+      <w:proofErr w:type="spellEnd"/>
       <w:r>
         <w:rPr>
           <w:highlight w:val="yellow"/>
@@ -7280,7 +8482,21 @@
         <w:rPr>
           <w:highlight w:val="lightGray"/>
         </w:rPr>
-        <w:t xml:space="preserve">As variáveis utilizadas foram definidas a partir de uma combinação de critérios. Primeiramente, considerou-se a análise exploratória dos dados, que permitiu identificar atributos com maior relevância para o desfecho clínico. Em seguida, foram incorporadas variáveis amplamente utilizadas em trabalhos correlacionados e referenciadas na literatura científica sobre Síndrome Respiratória Aguda Grave (SRAG). Além disso, realizou-se uma análise baseada em uma árvore de decisão preliminar, a qual destacou os atributos mais relevantes do dataset com relação direta à variável alvo </w:t>
+        <w:t xml:space="preserve">As variáveis utilizadas foram definidas a partir de uma combinação de critérios. Primeiramente, considerou-se a análise exploratória dos dados, que permitiu identificar atributos com maior relevância para o desfecho clínico. Em seguida, foram incorporadas variáveis amplamente utilizadas em trabalhos correlacionados e referenciadas na literatura científica sobre Síndrome Respiratória Aguda Grave (SRAG). Além disso, realizou-se uma análise baseada em uma árvore de decisão preliminar, a qual destacou os atributos mais relevantes do </w:t>
+      </w:r>
+      <w:proofErr w:type="spellStart"/>
+      <w:r>
+        <w:rPr>
+          <w:highlight w:val="lightGray"/>
+        </w:rPr>
+        <w:t>dataset</w:t>
+      </w:r>
+      <w:proofErr w:type="spellEnd"/>
+      <w:r>
+        <w:rPr>
+          <w:highlight w:val="lightGray"/>
+        </w:rPr>
+        <w:t xml:space="preserve"> com relação direta à variável alvo </w:t>
       </w:r>
       <w:r>
         <w:rPr>
@@ -7365,6 +8581,7 @@
         </w:rPr>
       </w:pPr>
       <w:bookmarkStart w:id="28" w:name="_Toc203566820"/>
+      <w:proofErr w:type="spellStart"/>
       <w:r>
         <w:rPr>
           <w:highlight w:val="yellow"/>
@@ -7372,6 +8589,7 @@
         <w:t>Pré-processamento</w:t>
       </w:r>
       <w:bookmarkEnd w:id="28"/>
+      <w:proofErr w:type="spellEnd"/>
     </w:p>
     <w:p>
       <w:pPr>
@@ -7390,7 +8608,27 @@
           <w:highlight w:val="lightGray"/>
           <w:lang w:eastAsia="pt-BR"/>
         </w:rPr>
-        <w:t xml:space="preserve">Nesta etapa, foi realizada a preparação do dataset para garantir que os modelos recebessem informações consistentes e adequadas para o aprendizado. Inicialmente, os valores das variáveis selecionadas foram convertidos para o tipo numérico, assegurando uniformidade no formato dos dados. Em seguida, códigos inválidos, como o valor 9, </w:t>
+        <w:t xml:space="preserve">Nesta etapa, foi realizada a preparação do </w:t>
+      </w:r>
+      <w:proofErr w:type="spellStart"/>
+      <w:r>
+        <w:rPr>
+          <w:rFonts w:eastAsia="Times New Roman" w:cs="Times New Roman"/>
+          <w:szCs w:val="24"/>
+          <w:highlight w:val="lightGray"/>
+          <w:lang w:eastAsia="pt-BR"/>
+        </w:rPr>
+        <w:t>dataset</w:t>
+      </w:r>
+      <w:proofErr w:type="spellEnd"/>
+      <w:r>
+        <w:rPr>
+          <w:rFonts w:eastAsia="Times New Roman" w:cs="Times New Roman"/>
+          <w:szCs w:val="24"/>
+          <w:highlight w:val="lightGray"/>
+          <w:lang w:eastAsia="pt-BR"/>
+        </w:rPr>
+        <w:t xml:space="preserve"> para garantir que os modelos recebessem informações consistentes e adequadas para o aprendizado. Inicialmente, os valores das variáveis selecionadas foram convertidos para o tipo numérico, assegurando uniformidade no formato dos dados. Em seguida, códigos inválidos, como o valor 9, </w:t>
       </w:r>
       <w:r>
         <w:rPr>
@@ -7400,7 +8638,27 @@
           <w:lang w:eastAsia="pt-BR"/>
         </w:rPr>
         <w:lastRenderedPageBreak/>
-        <w:t>utilizados no banco original para indicar registros ignorados, foram tratados e substituídos por valores ausentes (NaN). Para evitar que dados incompletos afetassem a qualidade do treinamento, registros com valores faltantes nas variáveis de interesse foram removidos.</w:t>
+        <w:t>utilizados no banco original para indicar registros ignorados, foram tratados e substituídos por valores ausentes (</w:t>
+      </w:r>
+      <w:proofErr w:type="spellStart"/>
+      <w:r>
+        <w:rPr>
+          <w:rFonts w:eastAsia="Times New Roman" w:cs="Times New Roman"/>
+          <w:szCs w:val="24"/>
+          <w:highlight w:val="lightGray"/>
+          <w:lang w:eastAsia="pt-BR"/>
+        </w:rPr>
+        <w:t>NaN</w:t>
+      </w:r>
+      <w:proofErr w:type="spellEnd"/>
+      <w:r>
+        <w:rPr>
+          <w:rFonts w:eastAsia="Times New Roman" w:cs="Times New Roman"/>
+          <w:szCs w:val="24"/>
+          <w:highlight w:val="lightGray"/>
+          <w:lang w:eastAsia="pt-BR"/>
+        </w:rPr>
+        <w:t>). Para evitar que dados incompletos afetassem a qualidade do treinamento, registros com valores faltantes nas variáveis de interesse foram removidos.</w:t>
       </w:r>
     </w:p>
     <w:p>
@@ -7420,7 +8678,27 @@
           <w:highlight w:val="lightGray"/>
           <w:lang w:eastAsia="pt-BR"/>
         </w:rPr>
-        <w:t>Além disso, foi criada a variável derivada N_COMORB, que representa o número total de comorbidades presentes em cada paciente, obtida pela soma das variáveis binárias de fatores de risco. Essa nova feature foi incorporada ao conjunto de dados por fornecer uma medida quantitativa adicional da condição clínica do indivíduo.</w:t>
+        <w:t xml:space="preserve">Além disso, foi criada a variável derivada N_COMORB, que representa o número total de comorbidades presentes em cada paciente, obtida pela soma das variáveis binárias de fatores de risco. Essa nova </w:t>
+      </w:r>
+      <w:proofErr w:type="spellStart"/>
+      <w:r>
+        <w:rPr>
+          <w:rFonts w:eastAsia="Times New Roman" w:cs="Times New Roman"/>
+          <w:szCs w:val="24"/>
+          <w:highlight w:val="lightGray"/>
+          <w:lang w:eastAsia="pt-BR"/>
+        </w:rPr>
+        <w:t>feature</w:t>
+      </w:r>
+      <w:proofErr w:type="spellEnd"/>
+      <w:r>
+        <w:rPr>
+          <w:rFonts w:eastAsia="Times New Roman" w:cs="Times New Roman"/>
+          <w:szCs w:val="24"/>
+          <w:highlight w:val="lightGray"/>
+          <w:lang w:eastAsia="pt-BR"/>
+        </w:rPr>
+        <w:t xml:space="preserve"> foi incorporada ao conjunto de dados por fornecer uma medida quantitativa adicional da condição clínica do indivíduo.</w:t>
       </w:r>
     </w:p>
     <w:p>
@@ -7596,8 +8874,13 @@
       <w:pPr>
         <w:pStyle w:val="Ttulo3"/>
       </w:pPr>
-      <w:r>
-        <w:t>Transformação dos Dados</w:t>
+      <w:proofErr w:type="spellStart"/>
+      <w:r>
+        <w:t>Transformação</w:t>
+      </w:r>
+      <w:proofErr w:type="spellEnd"/>
+      <w:r>
+        <w:t xml:space="preserve"> dos Dados</w:t>
       </w:r>
     </w:p>
     <w:p>
@@ -7617,7 +8900,27 @@
           <w:highlight w:val="lightGray"/>
           <w:lang w:eastAsia="pt-BR"/>
         </w:rPr>
-        <w:t xml:space="preserve">Na etapa de transformação, os dados pré-processados foram ajustados para otimizar o aprendizado dos modelos. Primeiramente, a variável alvo </w:t>
+        <w:t xml:space="preserve">Na etapa de transformação, os dados </w:t>
+      </w:r>
+      <w:proofErr w:type="spellStart"/>
+      <w:r>
+        <w:rPr>
+          <w:rFonts w:eastAsia="Times New Roman" w:cs="Times New Roman"/>
+          <w:szCs w:val="24"/>
+          <w:highlight w:val="lightGray"/>
+          <w:lang w:eastAsia="pt-BR"/>
+        </w:rPr>
+        <w:t>pré</w:t>
+      </w:r>
+      <w:proofErr w:type="spellEnd"/>
+      <w:r>
+        <w:rPr>
+          <w:rFonts w:eastAsia="Times New Roman" w:cs="Times New Roman"/>
+          <w:szCs w:val="24"/>
+          <w:highlight w:val="lightGray"/>
+          <w:lang w:eastAsia="pt-BR"/>
+        </w:rPr>
+        <w:t xml:space="preserve">-processados foram ajustados para otimizar o aprendizado dos modelos. Primeiramente, a variável alvo </w:t>
       </w:r>
       <w:r>
         <w:rPr>
@@ -7706,7 +9009,47 @@
           <w:lang w:eastAsia="pt-BR"/>
         </w:rPr>
         <w:lastRenderedPageBreak/>
-        <w:t>Em seguida, foi realizada a separação entre as variáveis independentes (X) e a variável alvo (y), preparando o conjunto de atributos que seriam utilizados pelos modelos. Após essa etapa, os dados foram divididos em conjunto de treinamento e teste utilizando o método train_test_split com o parâmetro stratify, de forma a manter a proporção original das classes em ambos os conjuntos.</w:t>
+        <w:t xml:space="preserve">Em seguida, foi realizada a separação entre as variáveis independentes (X) e a variável alvo (y), preparando o conjunto de atributos que seriam utilizados pelos modelos. Após essa etapa, os dados foram divididos em conjunto de treinamento e teste utilizando o método </w:t>
+      </w:r>
+      <w:proofErr w:type="spellStart"/>
+      <w:r>
+        <w:rPr>
+          <w:rFonts w:eastAsia="Times New Roman" w:cs="Times New Roman"/>
+          <w:szCs w:val="24"/>
+          <w:highlight w:val="lightGray"/>
+          <w:lang w:eastAsia="pt-BR"/>
+        </w:rPr>
+        <w:t>train_test_split</w:t>
+      </w:r>
+      <w:proofErr w:type="spellEnd"/>
+      <w:r>
+        <w:rPr>
+          <w:rFonts w:eastAsia="Times New Roman" w:cs="Times New Roman"/>
+          <w:szCs w:val="24"/>
+          <w:highlight w:val="lightGray"/>
+          <w:lang w:eastAsia="pt-BR"/>
+        </w:rPr>
+        <w:t xml:space="preserve"> com o parâmetro </w:t>
+      </w:r>
+      <w:proofErr w:type="spellStart"/>
+      <w:r>
+        <w:rPr>
+          <w:rFonts w:eastAsia="Times New Roman" w:cs="Times New Roman"/>
+          <w:szCs w:val="24"/>
+          <w:highlight w:val="lightGray"/>
+          <w:lang w:eastAsia="pt-BR"/>
+        </w:rPr>
+        <w:t>stratify</w:t>
+      </w:r>
+      <w:proofErr w:type="spellEnd"/>
+      <w:r>
+        <w:rPr>
+          <w:rFonts w:eastAsia="Times New Roman" w:cs="Times New Roman"/>
+          <w:szCs w:val="24"/>
+          <w:highlight w:val="lightGray"/>
+          <w:lang w:eastAsia="pt-BR"/>
+        </w:rPr>
+        <w:t>, de forma a manter a proporção original das classes em ambos os conjuntos.</w:t>
       </w:r>
     </w:p>
     <w:p>
@@ -7726,7 +9069,107 @@
           <w:highlight w:val="lightGray"/>
           <w:lang w:eastAsia="pt-BR"/>
         </w:rPr>
-        <w:t>Para lidar com o desbalanceamento do dataset, foi aplicado o método SMOTE (Synthetic Minority Oversampling Technique), responsável por gerar amostras sintéticas da classe minoritária. Essa técnica foi implementada dentro de um Pipeline, permitindo que o balanceamento fosse aplicado apenas aos dados de treino durante cada iteração da validação cruzada, evitando vazamento de informações para o conjunto de teste.</w:t>
+        <w:t xml:space="preserve">Para lidar com o desbalanceamento do </w:t>
+      </w:r>
+      <w:proofErr w:type="spellStart"/>
+      <w:r>
+        <w:rPr>
+          <w:rFonts w:eastAsia="Times New Roman" w:cs="Times New Roman"/>
+          <w:szCs w:val="24"/>
+          <w:highlight w:val="lightGray"/>
+          <w:lang w:eastAsia="pt-BR"/>
+        </w:rPr>
+        <w:t>dataset</w:t>
+      </w:r>
+      <w:proofErr w:type="spellEnd"/>
+      <w:r>
+        <w:rPr>
+          <w:rFonts w:eastAsia="Times New Roman" w:cs="Times New Roman"/>
+          <w:szCs w:val="24"/>
+          <w:highlight w:val="lightGray"/>
+          <w:lang w:eastAsia="pt-BR"/>
+        </w:rPr>
+        <w:t>, foi aplicado o método SMOTE (</w:t>
+      </w:r>
+      <w:proofErr w:type="spellStart"/>
+      <w:r>
+        <w:rPr>
+          <w:rFonts w:eastAsia="Times New Roman" w:cs="Times New Roman"/>
+          <w:szCs w:val="24"/>
+          <w:highlight w:val="lightGray"/>
+          <w:lang w:eastAsia="pt-BR"/>
+        </w:rPr>
+        <w:t>Synthetic</w:t>
+      </w:r>
+      <w:proofErr w:type="spellEnd"/>
+      <w:r>
+        <w:rPr>
+          <w:rFonts w:eastAsia="Times New Roman" w:cs="Times New Roman"/>
+          <w:szCs w:val="24"/>
+          <w:highlight w:val="lightGray"/>
+          <w:lang w:eastAsia="pt-BR"/>
+        </w:rPr>
+        <w:t xml:space="preserve"> </w:t>
+      </w:r>
+      <w:proofErr w:type="spellStart"/>
+      <w:r>
+        <w:rPr>
+          <w:rFonts w:eastAsia="Times New Roman" w:cs="Times New Roman"/>
+          <w:szCs w:val="24"/>
+          <w:highlight w:val="lightGray"/>
+          <w:lang w:eastAsia="pt-BR"/>
+        </w:rPr>
+        <w:t>Minority</w:t>
+      </w:r>
+      <w:proofErr w:type="spellEnd"/>
+      <w:r>
+        <w:rPr>
+          <w:rFonts w:eastAsia="Times New Roman" w:cs="Times New Roman"/>
+          <w:szCs w:val="24"/>
+          <w:highlight w:val="lightGray"/>
+          <w:lang w:eastAsia="pt-BR"/>
+        </w:rPr>
+        <w:t xml:space="preserve"> </w:t>
+      </w:r>
+      <w:proofErr w:type="spellStart"/>
+      <w:r>
+        <w:rPr>
+          <w:rFonts w:eastAsia="Times New Roman" w:cs="Times New Roman"/>
+          <w:szCs w:val="24"/>
+          <w:highlight w:val="lightGray"/>
+          <w:lang w:eastAsia="pt-BR"/>
+        </w:rPr>
+        <w:t>Oversampling</w:t>
+      </w:r>
+      <w:proofErr w:type="spellEnd"/>
+      <w:r>
+        <w:rPr>
+          <w:rFonts w:eastAsia="Times New Roman" w:cs="Times New Roman"/>
+          <w:szCs w:val="24"/>
+          <w:highlight w:val="lightGray"/>
+          <w:lang w:eastAsia="pt-BR"/>
+        </w:rPr>
+        <w:t xml:space="preserve"> </w:t>
+      </w:r>
+      <w:proofErr w:type="spellStart"/>
+      <w:r>
+        <w:rPr>
+          <w:rFonts w:eastAsia="Times New Roman" w:cs="Times New Roman"/>
+          <w:szCs w:val="24"/>
+          <w:highlight w:val="lightGray"/>
+          <w:lang w:eastAsia="pt-BR"/>
+        </w:rPr>
+        <w:t>Technique</w:t>
+      </w:r>
+      <w:proofErr w:type="spellEnd"/>
+      <w:r>
+        <w:rPr>
+          <w:rFonts w:eastAsia="Times New Roman" w:cs="Times New Roman"/>
+          <w:szCs w:val="24"/>
+          <w:highlight w:val="lightGray"/>
+          <w:lang w:eastAsia="pt-BR"/>
+        </w:rPr>
+        <w:t>), responsável por gerar amostras sintéticas da classe minoritária. Essa técnica foi implementada dentro de um Pipeline, permitindo que o balanceamento fosse aplicado apenas aos dados de treino durante cada iteração da validação cruzada, evitando vazamento de informações para o conjunto de teste.</w:t>
       </w:r>
     </w:p>
     <w:p>
@@ -7886,7 +9329,67 @@
           <w:highlight w:val="lightGray"/>
           <w:lang w:eastAsia="pt-BR"/>
         </w:rPr>
-        <w:t>Na etapa de mineração de dados, foram aplicados os algoritmos de aprendizado de máquina selecionados para a construção dos modelos preditivos. Dois classificadores supervisionados foram utilizados: Decision Tree (CART) e Random Forest.</w:t>
+        <w:t xml:space="preserve">Na etapa de mineração de dados, foram aplicados os algoritmos de aprendizado de máquina selecionados para a construção dos modelos preditivos. Dois classificadores supervisionados foram utilizados: </w:t>
+      </w:r>
+      <w:proofErr w:type="spellStart"/>
+      <w:r>
+        <w:rPr>
+          <w:rFonts w:eastAsia="Times New Roman" w:cs="Times New Roman"/>
+          <w:szCs w:val="24"/>
+          <w:highlight w:val="lightGray"/>
+          <w:lang w:eastAsia="pt-BR"/>
+        </w:rPr>
+        <w:t>Decision</w:t>
+      </w:r>
+      <w:proofErr w:type="spellEnd"/>
+      <w:r>
+        <w:rPr>
+          <w:rFonts w:eastAsia="Times New Roman" w:cs="Times New Roman"/>
+          <w:szCs w:val="24"/>
+          <w:highlight w:val="lightGray"/>
+          <w:lang w:eastAsia="pt-BR"/>
+        </w:rPr>
+        <w:t xml:space="preserve"> </w:t>
+      </w:r>
+      <w:proofErr w:type="spellStart"/>
+      <w:r>
+        <w:rPr>
+          <w:rFonts w:eastAsia="Times New Roman" w:cs="Times New Roman"/>
+          <w:szCs w:val="24"/>
+          <w:highlight w:val="lightGray"/>
+          <w:lang w:eastAsia="pt-BR"/>
+        </w:rPr>
+        <w:t>Tree</w:t>
+      </w:r>
+      <w:proofErr w:type="spellEnd"/>
+      <w:r>
+        <w:rPr>
+          <w:rFonts w:eastAsia="Times New Roman" w:cs="Times New Roman"/>
+          <w:szCs w:val="24"/>
+          <w:highlight w:val="lightGray"/>
+          <w:lang w:eastAsia="pt-BR"/>
+        </w:rPr>
+        <w:t xml:space="preserve"> (CART) e </w:t>
+      </w:r>
+      <w:proofErr w:type="spellStart"/>
+      <w:r>
+        <w:rPr>
+          <w:rFonts w:eastAsia="Times New Roman" w:cs="Times New Roman"/>
+          <w:szCs w:val="24"/>
+          <w:highlight w:val="lightGray"/>
+          <w:lang w:eastAsia="pt-BR"/>
+        </w:rPr>
+        <w:t>Random</w:t>
+      </w:r>
+      <w:proofErr w:type="spellEnd"/>
+      <w:r>
+        <w:rPr>
+          <w:rFonts w:eastAsia="Times New Roman" w:cs="Times New Roman"/>
+          <w:szCs w:val="24"/>
+          <w:highlight w:val="lightGray"/>
+          <w:lang w:eastAsia="pt-BR"/>
+        </w:rPr>
+        <w:t xml:space="preserve"> Forest.</w:t>
       </w:r>
     </w:p>
     <w:p>
@@ -7906,7 +9409,27 @@
           <w:highlight w:val="lightGray"/>
           <w:lang w:eastAsia="pt-BR"/>
         </w:rPr>
-        <w:t>Para ambos os modelos, foi implementado um Pipeline que integra o balanceamento com SMOTE e o algoritmo de classificação, garantindo que todo o processo de treinamento siga um fluxo consistente e sem vazamento de dados. Além disso, foi utilizada a técnica de validação cruzada com busca em grade (GridSearchCV) para ajustar automaticamente os hiperparâmetros de cada modelo, testando diferentes combinações e selecionando aquelas que resultaram no melhor desempenho com base na métrica F1-score.</w:t>
+        <w:t>Para ambos os modelos, foi implementado um Pipeline que integra o balanceamento com SMOTE e o algoritmo de classificação, garantindo que todo o processo de treinamento siga um fluxo consistente e sem vazamento de dados. Além disso, foi utilizada a técnica de validação cruzada com busca em grade (</w:t>
+      </w:r>
+      <w:proofErr w:type="spellStart"/>
+      <w:r>
+        <w:rPr>
+          <w:rFonts w:eastAsia="Times New Roman" w:cs="Times New Roman"/>
+          <w:szCs w:val="24"/>
+          <w:highlight w:val="lightGray"/>
+          <w:lang w:eastAsia="pt-BR"/>
+        </w:rPr>
+        <w:t>GridSearchCV</w:t>
+      </w:r>
+      <w:proofErr w:type="spellEnd"/>
+      <w:r>
+        <w:rPr>
+          <w:rFonts w:eastAsia="Times New Roman" w:cs="Times New Roman"/>
+          <w:szCs w:val="24"/>
+          <w:highlight w:val="lightGray"/>
+          <w:lang w:eastAsia="pt-BR"/>
+        </w:rPr>
+        <w:t>) para ajustar automaticamente os hiperparâmetros de cada modelo, testando diferentes combinações e selecionando aquelas que resultaram no melhor desempenho com base na métrica F1-score.</w:t>
       </w:r>
     </w:p>
     <w:p>
@@ -7976,6 +9499,7 @@
       <w:r>
         <w:t xml:space="preserve"> – Ajuste de hiperparâmetros via </w:t>
       </w:r>
+      <w:proofErr w:type="spellStart"/>
       <w:r>
         <w:rPr>
           <w:rStyle w:val="Forte"/>
@@ -7984,6 +9508,7 @@
         </w:rPr>
         <w:t>GridSearchCV</w:t>
       </w:r>
+      <w:proofErr w:type="spellEnd"/>
     </w:p>
     <w:p>
       <w:pPr>
@@ -8085,7 +9610,103 @@
           <w:highlight w:val="lightGray"/>
           <w:lang w:eastAsia="pt-BR"/>
         </w:rPr>
-        <w:t>CART (Classification and Regression Trees)</w:t>
+        <w:t>CART (</w:t>
+      </w:r>
+      <w:proofErr w:type="spellStart"/>
+      <w:r>
+        <w:rPr>
+          <w:rFonts w:eastAsia="Times New Roman" w:cs="Times New Roman"/>
+          <w:b/>
+          <w:bCs/>
+          <w:szCs w:val="24"/>
+          <w:highlight w:val="lightGray"/>
+          <w:lang w:eastAsia="pt-BR"/>
+        </w:rPr>
+        <w:t>Classification</w:t>
+      </w:r>
+      <w:proofErr w:type="spellEnd"/>
+      <w:r>
+        <w:rPr>
+          <w:rFonts w:eastAsia="Times New Roman" w:cs="Times New Roman"/>
+          <w:b/>
+          <w:bCs/>
+          <w:szCs w:val="24"/>
+          <w:highlight w:val="lightGray"/>
+          <w:lang w:eastAsia="pt-BR"/>
+        </w:rPr>
+        <w:t xml:space="preserve"> </w:t>
+      </w:r>
+      <w:proofErr w:type="spellStart"/>
+      <w:r>
+        <w:rPr>
+          <w:rFonts w:eastAsia="Times New Roman" w:cs="Times New Roman"/>
+          <w:b/>
+          <w:bCs/>
+          <w:szCs w:val="24"/>
+          <w:highlight w:val="lightGray"/>
+          <w:lang w:eastAsia="pt-BR"/>
+        </w:rPr>
+        <w:t>and</w:t>
+      </w:r>
+      <w:proofErr w:type="spellEnd"/>
+      <w:r>
+        <w:rPr>
+          <w:rFonts w:eastAsia="Times New Roman" w:cs="Times New Roman"/>
+          <w:b/>
+          <w:bCs/>
+          <w:szCs w:val="24"/>
+          <w:highlight w:val="lightGray"/>
+          <w:lang w:eastAsia="pt-BR"/>
+        </w:rPr>
+        <w:t xml:space="preserve"> </w:t>
+      </w:r>
+      <w:proofErr w:type="spellStart"/>
+      <w:r>
+        <w:rPr>
+          <w:rFonts w:eastAsia="Times New Roman" w:cs="Times New Roman"/>
+          <w:b/>
+          <w:bCs/>
+          <w:szCs w:val="24"/>
+          <w:highlight w:val="lightGray"/>
+          <w:lang w:eastAsia="pt-BR"/>
+        </w:rPr>
+        <w:t>Regression</w:t>
+      </w:r>
+      <w:proofErr w:type="spellEnd"/>
+      <w:r>
+        <w:rPr>
+          <w:rFonts w:eastAsia="Times New Roman" w:cs="Times New Roman"/>
+          <w:b/>
+          <w:bCs/>
+          <w:szCs w:val="24"/>
+          <w:highlight w:val="lightGray"/>
+          <w:lang w:eastAsia="pt-BR"/>
+        </w:rPr>
+        <w:t xml:space="preserve"> </w:t>
+      </w:r>
+      <w:proofErr w:type="spellStart"/>
+      <w:r>
+        <w:rPr>
+          <w:rFonts w:eastAsia="Times New Roman" w:cs="Times New Roman"/>
+          <w:b/>
+          <w:bCs/>
+          <w:szCs w:val="24"/>
+          <w:highlight w:val="lightGray"/>
+          <w:lang w:eastAsia="pt-BR"/>
+        </w:rPr>
+        <w:t>Trees</w:t>
+      </w:r>
+      <w:proofErr w:type="spellEnd"/>
+      <w:r>
+        <w:rPr>
+          <w:rFonts w:eastAsia="Times New Roman" w:cs="Times New Roman"/>
+          <w:b/>
+          <w:bCs/>
+          <w:szCs w:val="24"/>
+          <w:highlight w:val="lightGray"/>
+          <w:lang w:eastAsia="pt-BR"/>
+        </w:rPr>
+        <w:t>)</w:t>
       </w:r>
       <w:r>
         <w:rPr>
@@ -8111,6 +9732,7 @@
           <w:lang w:eastAsia="pt-BR"/>
         </w:rPr>
       </w:pPr>
+      <w:proofErr w:type="spellStart"/>
       <w:r>
         <w:rPr>
           <w:rFonts w:eastAsia="Times New Roman" w:cs="Times New Roman"/>
@@ -8120,7 +9742,19 @@
           <w:highlight w:val="lightGray"/>
           <w:lang w:eastAsia="pt-BR"/>
         </w:rPr>
-        <w:t>Random Forest</w:t>
+        <w:t>Random</w:t>
+      </w:r>
+      <w:proofErr w:type="spellEnd"/>
+      <w:r>
+        <w:rPr>
+          <w:rFonts w:eastAsia="Times New Roman" w:cs="Times New Roman"/>
+          <w:b/>
+          <w:bCs/>
+          <w:szCs w:val="24"/>
+          <w:highlight w:val="lightGray"/>
+          <w:lang w:eastAsia="pt-BR"/>
+        </w:rPr>
+        <w:t xml:space="preserve"> Forest</w:t>
       </w:r>
       <w:r>
         <w:rPr>
@@ -8173,8 +9807,13 @@
       <w:pPr>
         <w:pStyle w:val="Ttulo3"/>
       </w:pPr>
-      <w:r>
-        <w:t>Interpretação e Avaliação</w:t>
+      <w:proofErr w:type="spellStart"/>
+      <w:r>
+        <w:t>Interpretação</w:t>
+      </w:r>
+      <w:proofErr w:type="spellEnd"/>
+      <w:r>
+        <w:t xml:space="preserve"> e Avaliação</w:t>
       </w:r>
     </w:p>
     <w:p>
@@ -8223,7 +9862,47 @@
           <w:highlight w:val="lightGray"/>
           <w:lang w:eastAsia="pt-BR"/>
         </w:rPr>
-        <w:t>Para uma análise mais completa, foi gerado o classification report contendo os valores de precisão, recall e F1-score para cada classe, permitindo avaliar o comportamento do modelo tanto para os casos de cura quanto para os casos de óbito. Também foram plotadas as matrizes de confusão, que ilustram graficamente a distribuição dos acertos e erros de classificação, facilitando a interpretação dos resultados.</w:t>
+        <w:t xml:space="preserve">Para uma análise mais completa, foi gerado o </w:t>
+      </w:r>
+      <w:proofErr w:type="spellStart"/>
+      <w:r>
+        <w:rPr>
+          <w:rFonts w:eastAsia="Times New Roman" w:cs="Times New Roman"/>
+          <w:szCs w:val="24"/>
+          <w:highlight w:val="lightGray"/>
+          <w:lang w:eastAsia="pt-BR"/>
+        </w:rPr>
+        <w:t>classification</w:t>
+      </w:r>
+      <w:proofErr w:type="spellEnd"/>
+      <w:r>
+        <w:rPr>
+          <w:rFonts w:eastAsia="Times New Roman" w:cs="Times New Roman"/>
+          <w:szCs w:val="24"/>
+          <w:highlight w:val="lightGray"/>
+          <w:lang w:eastAsia="pt-BR"/>
+        </w:rPr>
+        <w:t xml:space="preserve"> </w:t>
+      </w:r>
+      <w:proofErr w:type="spellStart"/>
+      <w:r>
+        <w:rPr>
+          <w:rFonts w:eastAsia="Times New Roman" w:cs="Times New Roman"/>
+          <w:szCs w:val="24"/>
+          <w:highlight w:val="lightGray"/>
+          <w:lang w:eastAsia="pt-BR"/>
+        </w:rPr>
+        <w:t>report</w:t>
+      </w:r>
+      <w:proofErr w:type="spellEnd"/>
+      <w:r>
+        <w:rPr>
+          <w:rFonts w:eastAsia="Times New Roman" w:cs="Times New Roman"/>
+          <w:szCs w:val="24"/>
+          <w:highlight w:val="lightGray"/>
+          <w:lang w:eastAsia="pt-BR"/>
+        </w:rPr>
+        <w:t xml:space="preserve"> contendo os valores de precisão, recall e F1-score para cada classe, permitindo avaliar o comportamento do modelo tanto para os casos de cura quanto para os casos de óbito. Também foram plotadas as matrizes de confusão, que ilustram graficamente a distribuição dos acertos e erros de classificação, facilitando a interpretação dos resultados.</w:t>
       </w:r>
     </w:p>
     <w:p>
@@ -8243,7 +9922,27 @@
           <w:highlight w:val="lightGray"/>
           <w:lang w:eastAsia="pt-BR"/>
         </w:rPr>
-        <w:t>Por fim, os valores obtidos para cada métrica foram comparados entre os modelos CART e Random Forest, possibilitando identificar qual algoritmo apresentou melhor desempenho no contexto estudado. Essa avaliação conjunta forneceu evidências sólidas para a escolha do modelo mais eficiente, considerando tanto a capacidade preditiva quanto a robustez na identificação da classe minoritária.</w:t>
+        <w:t xml:space="preserve">Por fim, os valores obtidos para cada métrica foram comparados entre os modelos CART e </w:t>
+      </w:r>
+      <w:proofErr w:type="spellStart"/>
+      <w:r>
+        <w:rPr>
+          <w:rFonts w:eastAsia="Times New Roman" w:cs="Times New Roman"/>
+          <w:szCs w:val="24"/>
+          <w:highlight w:val="lightGray"/>
+          <w:lang w:eastAsia="pt-BR"/>
+        </w:rPr>
+        <w:t>Random</w:t>
+      </w:r>
+      <w:proofErr w:type="spellEnd"/>
+      <w:r>
+        <w:rPr>
+          <w:rFonts w:eastAsia="Times New Roman" w:cs="Times New Roman"/>
+          <w:szCs w:val="24"/>
+          <w:highlight w:val="lightGray"/>
+          <w:lang w:eastAsia="pt-BR"/>
+        </w:rPr>
+        <w:t xml:space="preserve"> Forest, possibilitando identificar qual algoritmo apresentou melhor desempenho no contexto estudado. Essa avaliação conjunta forneceu evidências sólidas para a escolha do modelo mais eficiente, considerando tanto a capacidade preditiva quanto a robustez na identificação da classe minoritária.</w:t>
       </w:r>
     </w:p>
     <w:p>
@@ -8274,7 +9973,27 @@
           <w:highlight w:val="lightGray"/>
           <w:lang w:eastAsia="pt-BR"/>
         </w:rPr>
-        <w:t>Os modelos CART e Random Forest foram avaliados com base nas seguintes métricas:</w:t>
+        <w:t xml:space="preserve">Os modelos CART e </w:t>
+      </w:r>
+      <w:proofErr w:type="spellStart"/>
+      <w:r>
+        <w:rPr>
+          <w:rFonts w:eastAsia="Times New Roman" w:cs="Times New Roman"/>
+          <w:szCs w:val="24"/>
+          <w:highlight w:val="lightGray"/>
+          <w:lang w:eastAsia="pt-BR"/>
+        </w:rPr>
+        <w:t>Random</w:t>
+      </w:r>
+      <w:proofErr w:type="spellEnd"/>
+      <w:r>
+        <w:rPr>
+          <w:rFonts w:eastAsia="Times New Roman" w:cs="Times New Roman"/>
+          <w:szCs w:val="24"/>
+          <w:highlight w:val="lightGray"/>
+          <w:lang w:eastAsia="pt-BR"/>
+        </w:rPr>
+        <w:t xml:space="preserve"> Forest foram avaliados com base nas seguintes métricas:</w:t>
       </w:r>
     </w:p>
     <w:p>
@@ -8335,7 +10054,31 @@
           <w:highlight w:val="lightGray"/>
           <w:lang w:eastAsia="pt-BR"/>
         </w:rPr>
-        <w:t>Precisão e Revocação (Recall)</w:t>
+        <w:t xml:space="preserve">Precisão e </w:t>
+      </w:r>
+      <w:proofErr w:type="spellStart"/>
+      <w:r>
+        <w:rPr>
+          <w:rFonts w:eastAsia="Times New Roman" w:cs="Times New Roman"/>
+          <w:b/>
+          <w:bCs/>
+          <w:szCs w:val="24"/>
+          <w:highlight w:val="lightGray"/>
+          <w:lang w:eastAsia="pt-BR"/>
+        </w:rPr>
+        <w:t>Revocação</w:t>
+      </w:r>
+      <w:proofErr w:type="spellEnd"/>
+      <w:r>
+        <w:rPr>
+          <w:rFonts w:eastAsia="Times New Roman" w:cs="Times New Roman"/>
+          <w:b/>
+          <w:bCs/>
+          <w:szCs w:val="24"/>
+          <w:highlight w:val="lightGray"/>
+          <w:lang w:eastAsia="pt-BR"/>
+        </w:rPr>
+        <w:t xml:space="preserve"> (Recall)</w:t>
       </w:r>
       <w:r>
         <w:rPr>
@@ -8581,22 +10324,31 @@
           <w:i/>
           <w:iCs/>
         </w:rPr>
-        <w:t>Google Colaboratory</w:t>
-      </w:r>
-      <w:r>
-        <w:t xml:space="preserve"> </w:t>
-      </w:r>
-      <w:r>
-        <w:t>foi</w:t>
-      </w:r>
-      <w:r>
-        <w:t xml:space="preserve"> utilizado como ambiente principal de desenvolvimento, permitindo a execução de código </w:t>
-      </w:r>
+        <w:t xml:space="preserve">Google </w:t>
+      </w:r>
+      <w:proofErr w:type="spellStart"/>
       <w:r>
         <w:rPr>
           <w:i/>
           <w:iCs/>
         </w:rPr>
+        <w:t>Colaboratory</w:t>
+      </w:r>
+      <w:proofErr w:type="spellEnd"/>
+      <w:r>
+        <w:t xml:space="preserve"> </w:t>
+      </w:r>
+      <w:r>
+        <w:t>foi</w:t>
+      </w:r>
+      <w:r>
+        <w:t xml:space="preserve"> utilizado como ambiente principal de desenvolvimento, permitindo a execução de código </w:t>
+      </w:r>
+      <w:r>
+        <w:rPr>
+          <w:i/>
+          <w:iCs/>
+        </w:rPr>
         <w:t>Python</w:t>
       </w:r>
       <w:r>
@@ -8605,13 +10357,23 @@
       <w:r>
         <w:t xml:space="preserve"> E para maquinas Cluster e PC Gamer o código foi executado através do </w:t>
       </w:r>
+      <w:proofErr w:type="spellStart"/>
       <w:r>
         <w:rPr>
           <w:rStyle w:val="Forte"/>
           <w:b w:val="0"/>
           <w:bCs w:val="0"/>
         </w:rPr>
-        <w:t>Jupyter Notebook</w:t>
+        <w:t>Jupyter</w:t>
+      </w:r>
+      <w:proofErr w:type="spellEnd"/>
+      <w:r>
+        <w:rPr>
+          <w:rStyle w:val="Forte"/>
+          <w:b w:val="0"/>
+          <w:bCs w:val="0"/>
+        </w:rPr>
+        <w:t xml:space="preserve"> Notebook</w:t>
       </w:r>
       <w:r>
         <w:t>,</w:t>
@@ -8653,6 +10415,7 @@
       <w:r>
         <w:t xml:space="preserve">, devido à sua ampla utilização na análise de dados e aprendizado de máquina, sua sintaxe acessível e vasta comunidade garantem suporte contínuo e atualizações frequentes. Com a utilização dos pacotes </w:t>
       </w:r>
+      <w:proofErr w:type="spellStart"/>
       <w:r>
         <w:rPr>
           <w:rStyle w:val="Forte"/>
@@ -8663,6 +10426,7 @@
         </w:rPr>
         <w:t>Scikit-learn</w:t>
       </w:r>
+      <w:proofErr w:type="spellEnd"/>
       <w:r>
         <w:rPr>
           <w:i/>
@@ -8670,6 +10434,7 @@
         </w:rPr>
         <w:t xml:space="preserve">, </w:t>
       </w:r>
+      <w:proofErr w:type="spellStart"/>
       <w:r>
         <w:rPr>
           <w:i/>
@@ -8677,6 +10442,7 @@
         </w:rPr>
         <w:t>Imbalanced-learn</w:t>
       </w:r>
+      <w:proofErr w:type="spellEnd"/>
       <w:r>
         <w:rPr>
           <w:i/>
@@ -8684,6 +10450,7 @@
         </w:rPr>
         <w:t xml:space="preserve">, </w:t>
       </w:r>
+      <w:proofErr w:type="spellStart"/>
       <w:r>
         <w:rPr>
           <w:i/>
@@ -8691,6 +10458,7 @@
         </w:rPr>
         <w:t>Seaborn</w:t>
       </w:r>
+      <w:proofErr w:type="spellEnd"/>
       <w:r>
         <w:rPr>
           <w:i/>
@@ -8698,23 +10466,43 @@
         </w:rPr>
         <w:t xml:space="preserve">, </w:t>
       </w:r>
+      <w:proofErr w:type="spellStart"/>
       <w:r>
         <w:rPr>
           <w:i/>
           <w:iCs/>
         </w:rPr>
-        <w:t>Numpy, Math</w:t>
-      </w:r>
-      <w:r>
-        <w:t xml:space="preserve"> e </w:t>
-      </w:r>
+        <w:t>Numpy</w:t>
+      </w:r>
+      <w:proofErr w:type="spellEnd"/>
       <w:r>
         <w:rPr>
           <w:i/>
           <w:iCs/>
         </w:rPr>
+        <w:t xml:space="preserve">, </w:t>
+      </w:r>
+      <w:proofErr w:type="spellStart"/>
+      <w:r>
+        <w:rPr>
+          <w:i/>
+          <w:iCs/>
+        </w:rPr>
+        <w:t>Math</w:t>
+      </w:r>
+      <w:proofErr w:type="spellEnd"/>
+      <w:r>
+        <w:t xml:space="preserve"> e </w:t>
+      </w:r>
+      <w:proofErr w:type="spellStart"/>
+      <w:r>
+        <w:rPr>
+          <w:i/>
+          <w:iCs/>
+        </w:rPr>
         <w:t>SciPy</w:t>
       </w:r>
+      <w:proofErr w:type="spellEnd"/>
       <w:r>
         <w:t xml:space="preserve"> que </w:t>
       </w:r>
@@ -8764,31 +10552,9 @@
           <w:i/>
           <w:iCs/>
         </w:rPr>
-        <w:t>Pandas Profiling</w:t>
-      </w:r>
-      <w:r>
-        <w:rPr>
-          <w:b/>
-          <w:bCs/>
-        </w:rPr>
-        <w:t xml:space="preserve"> </w:t>
-      </w:r>
-      <w:r>
-        <w:rPr>
-          <w:rStyle w:val="Refdenotaderodap"/>
-        </w:rPr>
-        <w:footnoteReference w:id="4"/>
-      </w:r>
-      <w:r>
-        <w:t>(atualmente chamado</w:t>
-      </w:r>
-      <w:r>
-        <w:rPr>
-          <w:b/>
-          <w:bCs/>
-        </w:rPr>
-        <w:t xml:space="preserve"> </w:t>
-      </w:r>
+        <w:t xml:space="preserve">Pandas </w:t>
+      </w:r>
+      <w:proofErr w:type="spellStart"/>
       <w:r>
         <w:rPr>
           <w:rStyle w:val="Forte"/>
@@ -8797,73 +10563,134 @@
           <w:i/>
           <w:iCs/>
         </w:rPr>
-        <w:t>ydata-profiling</w:t>
-      </w:r>
-      <w:r>
-        <w:t xml:space="preserve">). </w:t>
-      </w:r>
-      <w:r>
-        <w:t xml:space="preserve">O </w:t>
-      </w:r>
-      <w:r>
-        <w:rPr>
+        <w:t>Profiling</w:t>
+      </w:r>
+      <w:proofErr w:type="spellEnd"/>
+      <w:r>
+        <w:rPr>
+          <w:b/>
+          <w:bCs/>
+        </w:rPr>
+        <w:t xml:space="preserve"> </w:t>
+      </w:r>
+      <w:r>
+        <w:rPr>
+          <w:rStyle w:val="Refdenotaderodap"/>
+        </w:rPr>
+        <w:footnoteReference w:id="4"/>
+      </w:r>
+      <w:r>
+        <w:t>(atualmente chamado</w:t>
+      </w:r>
+      <w:r>
+        <w:rPr>
+          <w:b/>
+          <w:bCs/>
+        </w:rPr>
+        <w:t xml:space="preserve"> </w:t>
+      </w:r>
+      <w:proofErr w:type="spellStart"/>
+      <w:r>
+        <w:rPr>
+          <w:rStyle w:val="Forte"/>
+          <w:b w:val="0"/>
+          <w:bCs w:val="0"/>
           <w:i/>
           <w:iCs/>
         </w:rPr>
-        <w:t>DataFrame</w:t>
-      </w:r>
-      <w:r>
-        <w:t>, estrutura de dados fornecida pelo Pandas,</w:t>
-      </w:r>
-      <w:r>
-        <w:t xml:space="preserve"> foi </w:t>
-      </w:r>
-      <w:r>
-        <w:t xml:space="preserve">utilizado para armazenar e processar os registros extraídos da base histórica SRAG 2021 a 2024 do </w:t>
-      </w:r>
+        <w:t>ydata-profiling</w:t>
+      </w:r>
+      <w:proofErr w:type="spellEnd"/>
+      <w:r>
+        <w:t xml:space="preserve">). </w:t>
+      </w:r>
+      <w:r>
+        <w:t xml:space="preserve">O </w:t>
+      </w:r>
+      <w:proofErr w:type="spellStart"/>
       <w:r>
         <w:rPr>
           <w:i/>
           <w:iCs/>
         </w:rPr>
-        <w:t>DataSUS</w:t>
-      </w:r>
-      <w:r>
-        <w:t xml:space="preserve">. </w:t>
-      </w:r>
-      <w:r>
-        <w:t xml:space="preserve">Para analise exploratória do </w:t>
-      </w:r>
+        <w:t>DataFrame</w:t>
+      </w:r>
+      <w:proofErr w:type="spellEnd"/>
+      <w:r>
+        <w:t>, estrutura de dados fornecida pelo Pandas,</w:t>
+      </w:r>
+      <w:r>
+        <w:t xml:space="preserve"> foi </w:t>
+      </w:r>
+      <w:r>
+        <w:t xml:space="preserve">utilizado para armazenar e processar os registros extraídos da base histórica SRAG 2021 a 2024 do </w:t>
+      </w:r>
+      <w:proofErr w:type="spellStart"/>
       <w:r>
         <w:rPr>
           <w:i/>
           <w:iCs/>
         </w:rPr>
-        <w:t xml:space="preserve">dataset </w:t>
-      </w:r>
-      <w:r>
-        <w:t xml:space="preserve">foi feito uma </w:t>
-      </w:r>
-      <w:r>
-        <w:t xml:space="preserve">análise geoespacial, o </w:t>
-      </w:r>
+        <w:t>DataSUS</w:t>
+      </w:r>
+      <w:proofErr w:type="spellEnd"/>
+      <w:r>
+        <w:t xml:space="preserve">. </w:t>
+      </w:r>
+      <w:r>
+        <w:t xml:space="preserve">Para analise exploratória do </w:t>
+      </w:r>
+      <w:proofErr w:type="spellStart"/>
       <w:r>
         <w:rPr>
           <w:i/>
           <w:iCs/>
         </w:rPr>
-        <w:t>GeoDataFrame</w:t>
-      </w:r>
-      <w:r>
-        <w:t xml:space="preserve"> poderá ser empregado para lidar com informações geográficas e distribuição espacial dos casos de SRAG. A biblioteca </w:t>
-      </w:r>
+        <w:t>dataset</w:t>
+      </w:r>
+      <w:proofErr w:type="spellEnd"/>
       <w:r>
         <w:rPr>
           <w:i/>
           <w:iCs/>
         </w:rPr>
+        <w:t xml:space="preserve"> </w:t>
+      </w:r>
+      <w:r>
+        <w:t xml:space="preserve">foi feito uma </w:t>
+      </w:r>
+      <w:r>
+        <w:t xml:space="preserve">análise </w:t>
+      </w:r>
+      <w:proofErr w:type="spellStart"/>
+      <w:r>
+        <w:t>geoespacial</w:t>
+      </w:r>
+      <w:proofErr w:type="spellEnd"/>
+      <w:r>
+        <w:t xml:space="preserve">, o </w:t>
+      </w:r>
+      <w:proofErr w:type="spellStart"/>
+      <w:r>
+        <w:rPr>
+          <w:i/>
+          <w:iCs/>
+        </w:rPr>
+        <w:t>GeoDataFrame</w:t>
+      </w:r>
+      <w:proofErr w:type="spellEnd"/>
+      <w:r>
+        <w:t xml:space="preserve"> poderá ser empregado para lidar com informações geográficas e distribuição espacial dos casos de SRAG. A biblioteca </w:t>
+      </w:r>
+      <w:proofErr w:type="spellStart"/>
+      <w:r>
+        <w:rPr>
+          <w:i/>
+          <w:iCs/>
+        </w:rPr>
         <w:t>Matplotlib</w:t>
       </w:r>
+      <w:proofErr w:type="spellEnd"/>
       <w:r>
         <w:t xml:space="preserve"> </w:t>
       </w:r>
@@ -9185,7 +11012,27 @@
                 <w:highlight w:val="lightGray"/>
                 <w:lang w:eastAsia="pt-BR"/>
               </w:rPr>
-              <w:t>AMD Ryzen 5 1600X</w:t>
+              <w:t xml:space="preserve">AMD </w:t>
+            </w:r>
+            <w:proofErr w:type="spellStart"/>
+            <w:r>
+              <w:rPr>
+                <w:rFonts w:eastAsia="Times New Roman" w:cs="Times New Roman"/>
+                <w:szCs w:val="24"/>
+                <w:highlight w:val="lightGray"/>
+                <w:lang w:eastAsia="pt-BR"/>
+              </w:rPr>
+              <w:t>Ryzen</w:t>
+            </w:r>
+            <w:proofErr w:type="spellEnd"/>
+            <w:r>
+              <w:rPr>
+                <w:rFonts w:eastAsia="Times New Roman" w:cs="Times New Roman"/>
+                <w:szCs w:val="24"/>
+                <w:highlight w:val="lightGray"/>
+                <w:lang w:eastAsia="pt-BR"/>
+              </w:rPr>
+              <w:t xml:space="preserve"> 5 1600X</w:t>
             </w:r>
           </w:p>
         </w:tc>
@@ -9576,6 +11423,7 @@
                 <w:lang w:eastAsia="pt-BR"/>
               </w:rPr>
             </w:pPr>
+            <w:proofErr w:type="spellStart"/>
             <w:r>
               <w:rPr>
                 <w:rFonts w:eastAsia="Times New Roman" w:cs="Times New Roman"/>
@@ -9583,7 +11431,37 @@
                 <w:highlight w:val="lightGray"/>
                 <w:lang w:eastAsia="pt-BR"/>
               </w:rPr>
-              <w:t>openSUSE Leap (kernel 5.14)</w:t>
+              <w:t>openSUSE</w:t>
+            </w:r>
+            <w:proofErr w:type="spellEnd"/>
+            <w:r>
+              <w:rPr>
+                <w:rFonts w:eastAsia="Times New Roman" w:cs="Times New Roman"/>
+                <w:szCs w:val="24"/>
+                <w:highlight w:val="lightGray"/>
+                <w:lang w:eastAsia="pt-BR"/>
+              </w:rPr>
+              <w:t xml:space="preserve"> </w:t>
+            </w:r>
+            <w:proofErr w:type="spellStart"/>
+            <w:r>
+              <w:rPr>
+                <w:rFonts w:eastAsia="Times New Roman" w:cs="Times New Roman"/>
+                <w:szCs w:val="24"/>
+                <w:highlight w:val="lightGray"/>
+                <w:lang w:eastAsia="pt-BR"/>
+              </w:rPr>
+              <w:t>Leap</w:t>
+            </w:r>
+            <w:proofErr w:type="spellEnd"/>
+            <w:r>
+              <w:rPr>
+                <w:rFonts w:eastAsia="Times New Roman" w:cs="Times New Roman"/>
+                <w:szCs w:val="24"/>
+                <w:highlight w:val="lightGray"/>
+                <w:lang w:eastAsia="pt-BR"/>
+              </w:rPr>
+              <w:t xml:space="preserve"> (kernel 5.14)</w:t>
             </w:r>
           </w:p>
         </w:tc>
@@ -9688,8 +11566,23 @@
         <w:rPr>
           <w:highlight w:val="lightGray"/>
         </w:rPr>
-        <w:t xml:space="preserve">Nesta seção são apresentados os resultados obtidos a partir das análises exploratórias iniciais do dataset, seguidas pela avaliação das variáveis preditoras mais relevantes para o desfecho clínico, e, por fim, os resultados dos modelos preditivos </w:t>
-      </w:r>
+        <w:t xml:space="preserve">Nesta seção são apresentados os resultados obtidos a partir das análises exploratórias iniciais do </w:t>
+      </w:r>
+      <w:proofErr w:type="spellStart"/>
+      <w:r>
+        <w:rPr>
+          <w:highlight w:val="lightGray"/>
+        </w:rPr>
+        <w:t>dataset</w:t>
+      </w:r>
+      <w:proofErr w:type="spellEnd"/>
+      <w:r>
+        <w:rPr>
+          <w:highlight w:val="lightGray"/>
+        </w:rPr>
+        <w:t xml:space="preserve">, seguidas pela avaliação das variáveis preditoras mais relevantes para o desfecho clínico, e, por fim, os resultados dos modelos preditivos </w:t>
+      </w:r>
+      <w:proofErr w:type="spellStart"/>
       <w:r>
         <w:rPr>
           <w:rStyle w:val="Forte"/>
@@ -9697,9 +11590,9 @@
           <w:bCs w:val="0"/>
           <w:highlight w:val="lightGray"/>
         </w:rPr>
-        <w:t>Decision Tree (</w:t>
-      </w:r>
-      <w:proofErr w:type="gramStart"/>
+        <w:t>Decision</w:t>
+      </w:r>
+      <w:proofErr w:type="spellEnd"/>
       <w:r>
         <w:rPr>
           <w:rStyle w:val="Forte"/>
@@ -9707,6 +11600,36 @@
           <w:bCs w:val="0"/>
           <w:highlight w:val="lightGray"/>
         </w:rPr>
+        <w:t xml:space="preserve"> </w:t>
+      </w:r>
+      <w:proofErr w:type="spellStart"/>
+      <w:r>
+        <w:rPr>
+          <w:rStyle w:val="Forte"/>
+          <w:b w:val="0"/>
+          <w:bCs w:val="0"/>
+          <w:highlight w:val="lightGray"/>
+        </w:rPr>
+        <w:t>Tree</w:t>
+      </w:r>
+      <w:proofErr w:type="spellEnd"/>
+      <w:r>
+        <w:rPr>
+          <w:rStyle w:val="Forte"/>
+          <w:b w:val="0"/>
+          <w:bCs w:val="0"/>
+          <w:highlight w:val="lightGray"/>
+        </w:rPr>
+        <w:t xml:space="preserve"> (</w:t>
+      </w:r>
+      <w:proofErr w:type="gramStart"/>
+      <w:r>
+        <w:rPr>
+          <w:rStyle w:val="Forte"/>
+          <w:b w:val="0"/>
+          <w:bCs w:val="0"/>
+          <w:highlight w:val="lightGray"/>
+        </w:rPr>
         <w:t>CART)</w:t>
       </w:r>
       <w:r>
@@ -9720,7 +11643,21 @@
         <w:rPr>
           <w:highlight w:val="lightGray"/>
         </w:rPr>
-        <w:t xml:space="preserve"> Random Forest.</w:t>
+        <w:t xml:space="preserve"> </w:t>
+      </w:r>
+      <w:proofErr w:type="spellStart"/>
+      <w:r>
+        <w:rPr>
+          <w:highlight w:val="lightGray"/>
+        </w:rPr>
+        <w:t>Random</w:t>
+      </w:r>
+      <w:proofErr w:type="spellEnd"/>
+      <w:r>
+        <w:rPr>
+          <w:highlight w:val="lightGray"/>
+        </w:rPr>
+        <w:t xml:space="preserve"> Forest.</w:t>
       </w:r>
     </w:p>
     <w:p>
@@ -9764,7 +11701,35 @@
         <w:rPr>
           <w:highlight w:val="lightGray"/>
         </w:rPr>
-        <w:t xml:space="preserve">Antes da aplicação dos modelos preditivos, foi conduzida uma análise exploratória detalhada do dataset do DataSUS, referente a casos de Síndrome Respiratória Aguda Grave (SRAG). Essa etapa foi essencial para compreender a estrutura dos dados, a distribuição das variáveis e os padrões relacionados aos desfechos clínicos. O conjunto de dados original continha diversas colunas categóricas e numéricas, abrangendo informações demográficas, clínicas, laboratoriais e de evolução do caso. Inicialmente, foi necessário filtrar variáveis irrelevantes, como identificadores e datas sem relevância direta, além de tratar valores ausentes e códigos de inconsistência, frequentemente representados por valores como “9” ou “Ignorado”. </w:t>
+        <w:t xml:space="preserve">Antes da aplicação dos modelos preditivos, foi conduzida uma análise exploratória detalhada do </w:t>
+      </w:r>
+      <w:proofErr w:type="spellStart"/>
+      <w:r>
+        <w:rPr>
+          <w:highlight w:val="lightGray"/>
+        </w:rPr>
+        <w:t>dataset</w:t>
+      </w:r>
+      <w:proofErr w:type="spellEnd"/>
+      <w:r>
+        <w:rPr>
+          <w:highlight w:val="lightGray"/>
+        </w:rPr>
+        <w:t xml:space="preserve"> do </w:t>
+      </w:r>
+      <w:proofErr w:type="spellStart"/>
+      <w:r>
+        <w:rPr>
+          <w:highlight w:val="lightGray"/>
+        </w:rPr>
+        <w:t>DataSUS</w:t>
+      </w:r>
+      <w:proofErr w:type="spellEnd"/>
+      <w:r>
+        <w:rPr>
+          <w:highlight w:val="lightGray"/>
+        </w:rPr>
+        <w:t xml:space="preserve">, referente a casos de Síndrome Respiratória Aguda Grave (SRAG). Essa etapa foi essencial para compreender a estrutura dos dados, a distribuição das variáveis e os padrões relacionados aos desfechos clínicos. O conjunto de dados original continha diversas colunas categóricas e numéricas, abrangendo informações demográficas, clínicas, laboratoriais e de evolução do caso. Inicialmente, foi necessário filtrar variáveis irrelevantes, como identificadores e datas sem relevância direta, além de tratar valores ausentes e códigos de inconsistência, frequentemente representados por valores como “9” ou “Ignorado”. </w:t>
       </w:r>
     </w:p>
     <w:p>
@@ -9858,7 +11823,35 @@
         <w:rPr>
           <w:highlight w:val="lightGray"/>
         </w:rPr>
-        <w:t>A análise univariada das variáveis revelou que a idade (NU_IDADE_N) apresenta distribuição concentrada entre faixas etárias mais baixas, embora a taxa de mortalidade aumente significativamente a partir dos 60 anos. O uso de suporte ventilatório invasivo (SUPORT_VEN) foi mais frequente entre os casos que evoluíram para óbito, indicando sua forte associação com desfechos desfavoráveis. De maneira semelhante, a internação em unidade de terapia intensiva (UTI) esteve fortemente correlacionada ao aumento do risco de mortalidade. Quanto aos sintomas, febre e tosse foram os mais prevalentes, porém não se mostraram isoladamente determinantes para o desfecho clínico. Esses achados forneceram subsídios importantes para as etapas seguintes de modelagem preditiva, destacando os fatores de maior relevância clínica observados no dataset.</w:t>
+        <w:t xml:space="preserve">A análise </w:t>
+      </w:r>
+      <w:proofErr w:type="spellStart"/>
+      <w:r>
+        <w:rPr>
+          <w:highlight w:val="lightGray"/>
+        </w:rPr>
+        <w:t>univariada</w:t>
+      </w:r>
+      <w:proofErr w:type="spellEnd"/>
+      <w:r>
+        <w:rPr>
+          <w:highlight w:val="lightGray"/>
+        </w:rPr>
+        <w:t xml:space="preserve"> das variáveis revelou que a idade (NU_IDADE_N) apresenta distribuição concentrada entre faixas etárias mais baixas, embora a taxa de mortalidade aumente significativamente a partir dos 60 anos. O uso de suporte ventilatório invasivo (SUPORT_VEN) foi mais frequente entre os casos que evoluíram para óbito, indicando sua forte associação com desfechos desfavoráveis. De maneira semelhante, a internação em unidade de terapia intensiva (UTI) esteve fortemente correlacionada ao aumento do risco de mortalidade. Quanto aos sintomas, febre e tosse foram os mais prevalentes, porém não se mostraram isoladamente determinantes para o desfecho clínico. Esses achados forneceram subsídios importantes para as etapas seguintes de modelagem preditiva, destacando os fatores de maior relevância clínica observados no </w:t>
+      </w:r>
+      <w:proofErr w:type="spellStart"/>
+      <w:r>
+        <w:rPr>
+          <w:highlight w:val="lightGray"/>
+        </w:rPr>
+        <w:t>dataset</w:t>
+      </w:r>
+      <w:proofErr w:type="spellEnd"/>
+      <w:r>
+        <w:rPr>
+          <w:highlight w:val="lightGray"/>
+        </w:rPr>
+        <w:t>.</w:t>
       </w:r>
     </w:p>
     <w:p>
@@ -9885,7 +11878,15 @@
       </w:r>
       <w:commentRangeStart w:id="33"/>
       <w:r>
-        <w:t>Distribuição dos desfechos clínicos (cura vs óbito)</w:t>
+        <w:t xml:space="preserve">Distribuição dos desfechos clínicos (cura </w:t>
+      </w:r>
+      <w:proofErr w:type="spellStart"/>
+      <w:r>
+        <w:t>vs</w:t>
+      </w:r>
+      <w:proofErr w:type="spellEnd"/>
+      <w:r>
+        <w:t xml:space="preserve"> óbito)</w:t>
       </w:r>
       <w:commentRangeEnd w:id="33"/>
       <w:r>
@@ -9905,6 +11906,7 @@
       </w:pPr>
       <w:r>
         <w:rPr>
+          <w:noProof/>
           <w:highlight w:val="lightGray"/>
         </w:rPr>
         <w:drawing>
@@ -9994,10 +11996,7 @@
       </w:r>
       <w:proofErr w:type="gramEnd"/>
       <w:r>
-        <w:t xml:space="preserve"> – Distribuição </w:t>
-      </w:r>
-      <w:r>
-        <w:t>de Idade Informada/ Aparente</w:t>
+        <w:t xml:space="preserve"> – Distribuição de Idade Informada/ Aparente</w:t>
       </w:r>
       <w:r>
         <w:t xml:space="preserve"> (variável NU_IDADE</w:t>
@@ -10017,6 +12016,7 @@
       </w:pPr>
       <w:r>
         <w:rPr>
+          <w:noProof/>
           <w:highlight w:val="yellow"/>
         </w:rPr>
         <w:drawing>
@@ -10098,10 +12098,7 @@
       </w:r>
       <w:proofErr w:type="gramEnd"/>
       <w:r>
-        <w:t xml:space="preserve"> – </w:t>
-      </w:r>
-      <w:r>
-        <w:t xml:space="preserve">Fatores de Risco </w:t>
+        <w:t xml:space="preserve"> – Fatores de Risco </w:t>
       </w:r>
     </w:p>
     <w:p>
@@ -10112,6 +12109,7 @@
       </w:pPr>
       <w:r>
         <w:rPr>
+          <w:noProof/>
           <w:highlight w:val="yellow"/>
         </w:rPr>
         <w:lastRenderedPageBreak/>
@@ -10187,10 +12185,7 @@
       </w:r>
       <w:proofErr w:type="gramEnd"/>
       <w:r>
-        <w:t xml:space="preserve"> – </w:t>
-      </w:r>
-      <w:r>
-        <w:t>Sinais e Sintomas Apres</w:t>
+        <w:t xml:space="preserve"> – Sinais e Sintomas Apres</w:t>
       </w:r>
       <w:r>
         <w:t>e</w:t>
@@ -10208,6 +12203,7 @@
       </w:pPr>
       <w:r>
         <w:rPr>
+          <w:noProof/>
           <w:highlight w:val="yellow"/>
         </w:rPr>
         <w:drawing>
@@ -10312,7 +12308,27 @@
           <w:lang w:eastAsia="pt-BR"/>
         </w:rPr>
         <w:lastRenderedPageBreak/>
-        <w:t>Com o objetivo de identificar os fatores que mais influenciam o desfecho clínico dos pacientes, foi realizada uma análise preliminar de importância das variáveis utilizando um classificador do tipo CART. Esse modelo foi treinado considerando todas as variáveis disponíveis no dataset, permitindo avaliar, de forma hierárquica, a contribuição relativa de cada atributo na previsão da variável alvo EVOLUCAO.</w:t>
+        <w:t xml:space="preserve">Com o objetivo de identificar os fatores que mais influenciam o desfecho clínico dos pacientes, foi realizada uma análise preliminar de importância das variáveis utilizando um classificador do tipo CART. Esse modelo foi treinado considerando todas as variáveis disponíveis no </w:t>
+      </w:r>
+      <w:proofErr w:type="spellStart"/>
+      <w:r>
+        <w:rPr>
+          <w:rFonts w:eastAsia="Times New Roman" w:cs="Times New Roman"/>
+          <w:szCs w:val="24"/>
+          <w:highlight w:val="lightGray"/>
+          <w:lang w:eastAsia="pt-BR"/>
+        </w:rPr>
+        <w:t>dataset</w:t>
+      </w:r>
+      <w:proofErr w:type="spellEnd"/>
+      <w:r>
+        <w:rPr>
+          <w:rFonts w:eastAsia="Times New Roman" w:cs="Times New Roman"/>
+          <w:szCs w:val="24"/>
+          <w:highlight w:val="lightGray"/>
+          <w:lang w:eastAsia="pt-BR"/>
+        </w:rPr>
+        <w:t>, permitindo avaliar, de forma hierárquica, a contribuição relativa de cada atributo na previsão da variável alvo EVOLUCAO.</w:t>
       </w:r>
     </w:p>
     <w:p>
@@ -10396,10 +12412,7 @@
       </w:r>
       <w:proofErr w:type="gramEnd"/>
       <w:r>
-        <w:t xml:space="preserve"> – </w:t>
-      </w:r>
-      <w:r>
-        <w:t>TOP 20 Variáveis mais importantes (variável alvo: EVOLUCACAO)</w:t>
+        <w:t xml:space="preserve"> – TOP 20 Variáveis mais importantes (variável alvo: EVOLUCACAO)</w:t>
       </w:r>
     </w:p>
     <w:p>
@@ -10411,6 +12424,9 @@
         </w:rPr>
       </w:pPr>
       <w:r>
+        <w:rPr>
+          <w:noProof/>
+        </w:rPr>
         <w:lastRenderedPageBreak/>
         <w:drawing>
           <wp:inline distT="0" distB="0" distL="0" distR="0" wp14:anchorId="5C338F6D" wp14:editId="6CD38C03">
@@ -10471,10 +12487,7 @@
       </w:r>
       <w:proofErr w:type="gramEnd"/>
       <w:r>
-        <w:t xml:space="preserve"> – </w:t>
-      </w:r>
-      <w:r>
-        <w:t xml:space="preserve">Árvore de Decisão (CART) da seleção das </w:t>
+        <w:t xml:space="preserve"> – Árvore de Decisão (CART) da seleção das </w:t>
       </w:r>
       <w:r>
         <w:t>variáveis</w:t>
@@ -10495,6 +12508,9 @@
         </w:rPr>
       </w:pPr>
       <w:r>
+        <w:rPr>
+          <w:noProof/>
+        </w:rPr>
         <w:lastRenderedPageBreak/>
         <w:drawing>
           <wp:inline distT="0" distB="0" distL="0" distR="0" wp14:anchorId="15241056" wp14:editId="0867ADD3">
@@ -10593,14 +12609,83 @@
         <w:rPr>
           <w:highlight w:val="lightGray"/>
         </w:rPr>
-        <w:t>O modelo Random Forest foi ajustado com os seguintes hiperparâmetros ótimos:</w:t>
+        <w:t xml:space="preserve">O modelo </w:t>
+      </w:r>
+      <w:proofErr w:type="spellStart"/>
+      <w:r>
+        <w:rPr>
+          <w:highlight w:val="lightGray"/>
+        </w:rPr>
+        <w:t>Random</w:t>
+      </w:r>
+      <w:proofErr w:type="spellEnd"/>
+      <w:r>
+        <w:rPr>
+          <w:highlight w:val="lightGray"/>
+        </w:rPr>
+        <w:t xml:space="preserve"> Forest foi ajustado com os seguintes hiperparâmetros ótimos:</w:t>
       </w:r>
       <w:r>
         <w:rPr>
           <w:highlight w:val="lightGray"/>
         </w:rPr>
         <w:br/>
-        <w:t>n_estimators=100, max_depth=7, min_samples_leaf=2 e min_samples_split=5.</w:t>
+      </w:r>
+      <w:proofErr w:type="spellStart"/>
+      <w:r>
+        <w:rPr>
+          <w:highlight w:val="lightGray"/>
+        </w:rPr>
+        <w:t>n_estimators</w:t>
+      </w:r>
+      <w:proofErr w:type="spellEnd"/>
+      <w:r>
+        <w:rPr>
+          <w:highlight w:val="lightGray"/>
+        </w:rPr>
+        <w:t xml:space="preserve">=100, </w:t>
+      </w:r>
+      <w:proofErr w:type="spellStart"/>
+      <w:r>
+        <w:rPr>
+          <w:highlight w:val="lightGray"/>
+        </w:rPr>
+        <w:t>max_depth</w:t>
+      </w:r>
+      <w:proofErr w:type="spellEnd"/>
+      <w:r>
+        <w:rPr>
+          <w:highlight w:val="lightGray"/>
+        </w:rPr>
+        <w:t xml:space="preserve">=7, </w:t>
+      </w:r>
+      <w:proofErr w:type="spellStart"/>
+      <w:r>
+        <w:rPr>
+          <w:highlight w:val="lightGray"/>
+        </w:rPr>
+        <w:t>min_samples_leaf</w:t>
+      </w:r>
+      <w:proofErr w:type="spellEnd"/>
+      <w:r>
+        <w:rPr>
+          <w:highlight w:val="lightGray"/>
+        </w:rPr>
+        <w:t xml:space="preserve">=2 e </w:t>
+      </w:r>
+      <w:proofErr w:type="spellStart"/>
+      <w:r>
+        <w:rPr>
+          <w:highlight w:val="lightGray"/>
+        </w:rPr>
+        <w:t>min_samples_split</w:t>
+      </w:r>
+      <w:proofErr w:type="spellEnd"/>
+      <w:r>
+        <w:rPr>
+          <w:highlight w:val="lightGray"/>
+        </w:rPr>
+        <w:t>=5.</w:t>
       </w:r>
     </w:p>
     <w:p>
@@ -10615,7 +12700,21 @@
         <w:rPr>
           <w:highlight w:val="lightGray"/>
         </w:rPr>
-        <w:t>No conjunto de teste, o Random Forest alcançou um F1-score de 0,522 e uma AUC-ROC de 0,838, apresentando desempenho superior ao modelo CART. A matriz de confusão revelou maior capacidade de detecção de casos de óbito, com recall de 0,64 para esta classe. O tempo de execução do treinamento foi de aproximadamente 33,5 segundos.</w:t>
+        <w:t xml:space="preserve">No conjunto de teste, o </w:t>
+      </w:r>
+      <w:proofErr w:type="spellStart"/>
+      <w:r>
+        <w:rPr>
+          <w:highlight w:val="lightGray"/>
+        </w:rPr>
+        <w:t>Random</w:t>
+      </w:r>
+      <w:proofErr w:type="spellEnd"/>
+      <w:r>
+        <w:rPr>
+          <w:highlight w:val="lightGray"/>
+        </w:rPr>
+        <w:t xml:space="preserve"> Forest alcançou um F1-score de 0,522 e uma AUC-ROC de 0,838, apresentando desempenho superior ao modelo CART. A matriz de confusão revelou maior capacidade de detecção de casos de óbito, com recall de 0,64 para esta classe. O tempo de execução do treinamento foi de aproximadamente 33,5 segundos.</w:t>
       </w:r>
     </w:p>
     <w:p>
@@ -11244,8 +13343,20 @@
                 <w:szCs w:val="24"/>
                 <w:lang w:eastAsia="pt-BR"/>
               </w:rPr>
-              <w:t>Macro Avg</w:t>
+              <w:t xml:space="preserve">Macro </w:t>
             </w:r>
+            <w:proofErr w:type="spellStart"/>
+            <w:r>
+              <w:rPr>
+                <w:rFonts w:eastAsia="Times New Roman" w:cs="Times New Roman"/>
+                <w:b/>
+                <w:bCs/>
+                <w:szCs w:val="24"/>
+                <w:lang w:eastAsia="pt-BR"/>
+              </w:rPr>
+              <w:t>Avg</w:t>
+            </w:r>
+            <w:proofErr w:type="spellEnd"/>
           </w:p>
         </w:tc>
         <w:tc>
@@ -11373,6 +13484,7 @@
                 <w:lang w:eastAsia="pt-BR"/>
               </w:rPr>
             </w:pPr>
+            <w:proofErr w:type="spellStart"/>
             <w:r>
               <w:rPr>
                 <w:rFonts w:eastAsia="Times New Roman" w:cs="Times New Roman"/>
@@ -11381,8 +13493,31 @@
                 <w:szCs w:val="24"/>
                 <w:lang w:eastAsia="pt-BR"/>
               </w:rPr>
-              <w:t>Weighted Avg</w:t>
+              <w:t>Weighted</w:t>
             </w:r>
+            <w:proofErr w:type="spellEnd"/>
+            <w:r>
+              <w:rPr>
+                <w:rFonts w:eastAsia="Times New Roman" w:cs="Times New Roman"/>
+                <w:b/>
+                <w:bCs/>
+                <w:szCs w:val="24"/>
+                <w:lang w:eastAsia="pt-BR"/>
+              </w:rPr>
+              <w:t xml:space="preserve"> </w:t>
+            </w:r>
+            <w:proofErr w:type="spellStart"/>
+            <w:r>
+              <w:rPr>
+                <w:rFonts w:eastAsia="Times New Roman" w:cs="Times New Roman"/>
+                <w:b/>
+                <w:bCs/>
+                <w:szCs w:val="24"/>
+                <w:lang w:eastAsia="pt-BR"/>
+              </w:rPr>
+              <w:t>Avg</w:t>
+            </w:r>
+            <w:proofErr w:type="spellEnd"/>
           </w:p>
         </w:tc>
         <w:tc>
@@ -11510,7 +13645,21 @@
         <w:rPr>
           <w:highlight w:val="lightGray"/>
         </w:rPr>
-        <w:t xml:space="preserve">O Random Forest apresentou boa capacidade de identificar casos de óbito (classe 1), como demonstrado pelo número relativamente alto de verdadeiros positivos (1.036) e baixo de falsos negativos (589). Esse equilíbrio contribui para o recall mais elevado para a classe de óbito, indicando que o modelo é eficaz na detecção de pacientes em risco, o que é essencial em aplicações clínicas. A quantidade de falsos positivos (1.310) mostra que há uma leve tendência de o modelo classificar alguns pacientes curados como óbitos, </w:t>
+        <w:t xml:space="preserve">O </w:t>
+      </w:r>
+      <w:proofErr w:type="spellStart"/>
+      <w:r>
+        <w:rPr>
+          <w:highlight w:val="lightGray"/>
+        </w:rPr>
+        <w:t>Random</w:t>
+      </w:r>
+      <w:proofErr w:type="spellEnd"/>
+      <w:r>
+        <w:rPr>
+          <w:highlight w:val="lightGray"/>
+        </w:rPr>
+        <w:t xml:space="preserve"> Forest apresentou boa capacidade de identificar casos de óbito (classe 1), como demonstrado pelo número relativamente alto de verdadeiros positivos (1.036) e baixo de falsos negativos (589). Esse equilíbrio contribui para o recall mais elevado para a classe de óbito, indicando que o modelo é eficaz na detecção de pacientes em risco, o que é essencial em aplicações clínicas. A quantidade de falsos positivos (1.310) mostra que há uma leve tendência de o modelo classificar alguns pacientes curados como óbitos, </w:t>
       </w:r>
       <w:r>
         <w:rPr>
@@ -11540,10 +13689,15 @@
       </w:r>
       <w:proofErr w:type="gramEnd"/>
       <w:r>
-        <w:t xml:space="preserve"> – </w:t>
-      </w:r>
-      <w:r>
-        <w:t>Matriz de Confusão – Random Forest</w:t>
+        <w:t xml:space="preserve"> – Matriz de Confusão – </w:t>
+      </w:r>
+      <w:proofErr w:type="spellStart"/>
+      <w:r>
+        <w:t>Random</w:t>
+      </w:r>
+      <w:proofErr w:type="spellEnd"/>
+      <w:r>
+        <w:t xml:space="preserve"> Forest</w:t>
       </w:r>
     </w:p>
     <w:p>
@@ -11554,6 +13708,9 @@
         </w:rPr>
       </w:pPr>
       <w:r>
+        <w:rPr>
+          <w:noProof/>
+        </w:rPr>
         <w:drawing>
           <wp:inline distT="0" distB="0" distL="0" distR="0" wp14:anchorId="10E875CE" wp14:editId="40FC272B">
             <wp:extent cx="3800724" cy="3179996"/>
@@ -11618,7 +13775,21 @@
         <w:rPr>
           <w:highlight w:val="lightGray"/>
         </w:rPr>
-        <w:t>A matriz de confusão do modelo Random Forest apresenta os seguintes valores:</w:t>
+        <w:t xml:space="preserve">A matriz de confusão do modelo </w:t>
+      </w:r>
+      <w:proofErr w:type="spellStart"/>
+      <w:r>
+        <w:rPr>
+          <w:highlight w:val="lightGray"/>
+        </w:rPr>
+        <w:t>Random</w:t>
+      </w:r>
+      <w:proofErr w:type="spellEnd"/>
+      <w:r>
+        <w:rPr>
+          <w:highlight w:val="lightGray"/>
+        </w:rPr>
+        <w:t xml:space="preserve"> Forest apresenta os seguintes valores:</w:t>
       </w:r>
     </w:p>
     <w:p>
@@ -11744,7 +13915,48 @@
           <w:highlight w:val="lightGray"/>
         </w:rPr>
         <w:br/>
-        <w:t>max_depth=5, min_samples_leaf=1 e min_samples_split=2.</w:t>
+      </w:r>
+      <w:proofErr w:type="spellStart"/>
+      <w:r>
+        <w:rPr>
+          <w:highlight w:val="lightGray"/>
+        </w:rPr>
+        <w:t>max_depth</w:t>
+      </w:r>
+      <w:proofErr w:type="spellEnd"/>
+      <w:r>
+        <w:rPr>
+          <w:highlight w:val="lightGray"/>
+        </w:rPr>
+        <w:t xml:space="preserve">=5, </w:t>
+      </w:r>
+      <w:proofErr w:type="spellStart"/>
+      <w:r>
+        <w:rPr>
+          <w:highlight w:val="lightGray"/>
+        </w:rPr>
+        <w:t>min_samples_leaf</w:t>
+      </w:r>
+      <w:proofErr w:type="spellEnd"/>
+      <w:r>
+        <w:rPr>
+          <w:highlight w:val="lightGray"/>
+        </w:rPr>
+        <w:t xml:space="preserve">=1 e </w:t>
+      </w:r>
+      <w:proofErr w:type="spellStart"/>
+      <w:r>
+        <w:rPr>
+          <w:highlight w:val="lightGray"/>
+        </w:rPr>
+        <w:t>min_samples_split</w:t>
+      </w:r>
+      <w:proofErr w:type="spellEnd"/>
+      <w:r>
+        <w:rPr>
+          <w:highlight w:val="lightGray"/>
+        </w:rPr>
+        <w:t>=2.</w:t>
       </w:r>
     </w:p>
     <w:p>
@@ -11759,7 +13971,21 @@
         <w:rPr>
           <w:highlight w:val="lightGray"/>
         </w:rPr>
-        <w:t>O desempenho no conjunto de teste resultou em um F1-score de 0,496 e uma AUC-ROC de 0,819. O modelo apresentou sensibilidade (recall) de 0,62 para a classe óbito, inferior ao Random Forest, porém ainda relevante na detecção de pacientes em maior risco. O tempo de execução foi significativamente menor, cerca de 10,4 segundos.</w:t>
+        <w:t xml:space="preserve">O desempenho no conjunto de teste resultou em um F1-score de 0,496 e uma AUC-ROC de 0,819. O modelo apresentou sensibilidade (recall) de 0,62 para a classe óbito, inferior ao </w:t>
+      </w:r>
+      <w:proofErr w:type="spellStart"/>
+      <w:r>
+        <w:rPr>
+          <w:highlight w:val="lightGray"/>
+        </w:rPr>
+        <w:t>Random</w:t>
+      </w:r>
+      <w:proofErr w:type="spellEnd"/>
+      <w:r>
+        <w:rPr>
+          <w:highlight w:val="lightGray"/>
+        </w:rPr>
+        <w:t xml:space="preserve"> Forest, porém ainda relevante na detecção de pacientes em maior risco. O tempo de execução foi significativamente menor, cerca de 10,4 segundos.</w:t>
       </w:r>
     </w:p>
     <w:p>
@@ -12390,8 +14616,20 @@
                 <w:szCs w:val="24"/>
                 <w:lang w:eastAsia="pt-BR"/>
               </w:rPr>
-              <w:t>Macro Avg</w:t>
+              <w:t xml:space="preserve">Macro </w:t>
             </w:r>
+            <w:proofErr w:type="spellStart"/>
+            <w:r>
+              <w:rPr>
+                <w:rFonts w:eastAsia="Times New Roman" w:cs="Times New Roman"/>
+                <w:b/>
+                <w:bCs/>
+                <w:szCs w:val="24"/>
+                <w:lang w:eastAsia="pt-BR"/>
+              </w:rPr>
+              <w:t>Avg</w:t>
+            </w:r>
+            <w:proofErr w:type="spellEnd"/>
           </w:p>
         </w:tc>
         <w:tc>
@@ -12519,6 +14757,7 @@
                 <w:lang w:eastAsia="pt-BR"/>
               </w:rPr>
             </w:pPr>
+            <w:proofErr w:type="spellStart"/>
             <w:r>
               <w:rPr>
                 <w:rFonts w:eastAsia="Times New Roman" w:cs="Times New Roman"/>
@@ -12527,8 +14766,31 @@
                 <w:szCs w:val="24"/>
                 <w:lang w:eastAsia="pt-BR"/>
               </w:rPr>
-              <w:t>Weighted Avg</w:t>
+              <w:t>Weighted</w:t>
             </w:r>
+            <w:proofErr w:type="spellEnd"/>
+            <w:r>
+              <w:rPr>
+                <w:rFonts w:eastAsia="Times New Roman" w:cs="Times New Roman"/>
+                <w:b/>
+                <w:bCs/>
+                <w:szCs w:val="24"/>
+                <w:lang w:eastAsia="pt-BR"/>
+              </w:rPr>
+              <w:t xml:space="preserve"> </w:t>
+            </w:r>
+            <w:proofErr w:type="spellStart"/>
+            <w:r>
+              <w:rPr>
+                <w:rFonts w:eastAsia="Times New Roman" w:cs="Times New Roman"/>
+                <w:b/>
+                <w:bCs/>
+                <w:szCs w:val="24"/>
+                <w:lang w:eastAsia="pt-BR"/>
+              </w:rPr>
+              <w:t>Avg</w:t>
+            </w:r>
+            <w:proofErr w:type="spellEnd"/>
           </w:p>
         </w:tc>
         <w:tc>
@@ -12649,7 +14911,21 @@
         <w:rPr>
           <w:highlight w:val="lightGray"/>
         </w:rPr>
-        <w:t>O modelo CART também apresentou desempenho satisfatório, porém levemente inferior ao Random Forest. Isso pode ser observado pela maior quantidade de falsos negativos (615), ou seja, mais pacientes que evoluíram para óbito foram classificados incorretamente como cura. Esse comportamento reduz o recall para a classe de óbito, tornando o modelo menos sensível. Além disso, há um número um pouco maior de falsos positivos (1.439), o que indica que o CART é menos preciso ao diferenciar corretamente pacientes que não estão em risco.</w:t>
+        <w:t xml:space="preserve">O modelo CART também apresentou desempenho satisfatório, porém levemente inferior ao </w:t>
+      </w:r>
+      <w:proofErr w:type="spellStart"/>
+      <w:r>
+        <w:rPr>
+          <w:highlight w:val="lightGray"/>
+        </w:rPr>
+        <w:t>Random</w:t>
+      </w:r>
+      <w:proofErr w:type="spellEnd"/>
+      <w:r>
+        <w:rPr>
+          <w:highlight w:val="lightGray"/>
+        </w:rPr>
+        <w:t xml:space="preserve"> Forest. Isso pode ser observado pela maior quantidade de falsos negativos (615), ou seja, mais pacientes que evoluíram para óbito foram classificados incorretamente como cura. Esse comportamento reduz o recall para a classe de óbito, tornando o modelo menos sensível. Além disso, há um número um pouco maior de falsos positivos (1.439), o que indica que o CART é menos preciso ao diferenciar corretamente pacientes que não estão em risco.</w:t>
       </w:r>
     </w:p>
     <w:p>
@@ -12672,10 +14948,7 @@
       </w:r>
       <w:proofErr w:type="gramEnd"/>
       <w:r>
-        <w:t xml:space="preserve"> – Matriz de Confusão – </w:t>
-      </w:r>
-      <w:r>
-        <w:t>CART</w:t>
+        <w:t xml:space="preserve"> – Matriz de Confusão – CART</w:t>
       </w:r>
     </w:p>
     <w:p>
@@ -12687,6 +14960,9 @@
         </w:rPr>
       </w:pPr>
       <w:r>
+        <w:rPr>
+          <w:noProof/>
+        </w:rPr>
         <w:drawing>
           <wp:inline distT="0" distB="0" distL="0" distR="0" wp14:anchorId="4F51407A" wp14:editId="7B236501">
             <wp:extent cx="3872286" cy="3195955"/>
@@ -12872,11 +15148,19 @@
           <w:highlight w:val="green"/>
         </w:rPr>
       </w:pPr>
+      <w:proofErr w:type="spellStart"/>
       <w:r>
         <w:rPr>
           <w:highlight w:val="green"/>
         </w:rPr>
-        <w:t>Comparação dos modelos</w:t>
+        <w:t>Comparação</w:t>
+      </w:r>
+      <w:proofErr w:type="spellEnd"/>
+      <w:r>
+        <w:rPr>
+          <w:highlight w:val="green"/>
+        </w:rPr>
+        <w:t xml:space="preserve"> dos modelos</w:t>
       </w:r>
     </w:p>
     <w:p/>
@@ -12890,7 +15174,35 @@
         <w:rPr>
           <w:highlight w:val="lightGray"/>
         </w:rPr>
-        <w:t>A comparação entre os modelos CART e Random Forest evidenciou diferenças significativas em termos de desempenho e características de aplicação. O Random Forest apresentou métricas superiores, incluindo maior F1-score, AUC-ROC e acurácia, demonstrando maior capacidade de generalização e detecção de casos críticos. Essa superioridade se reflete também na curva ROC (</w:t>
+        <w:t xml:space="preserve">A comparação entre os modelos CART e </w:t>
+      </w:r>
+      <w:proofErr w:type="spellStart"/>
+      <w:r>
+        <w:rPr>
+          <w:highlight w:val="lightGray"/>
+        </w:rPr>
+        <w:t>Random</w:t>
+      </w:r>
+      <w:proofErr w:type="spellEnd"/>
+      <w:r>
+        <w:rPr>
+          <w:highlight w:val="lightGray"/>
+        </w:rPr>
+        <w:t xml:space="preserve"> Forest evidenciou diferenças significativas em termos de desempenho e características de aplicação. O </w:t>
+      </w:r>
+      <w:proofErr w:type="spellStart"/>
+      <w:r>
+        <w:rPr>
+          <w:highlight w:val="lightGray"/>
+        </w:rPr>
+        <w:t>Random</w:t>
+      </w:r>
+      <w:proofErr w:type="spellEnd"/>
+      <w:r>
+        <w:rPr>
+          <w:highlight w:val="lightGray"/>
+        </w:rPr>
+        <w:t xml:space="preserve"> Forest apresentou métricas superiores, incluindo maior F1-score, AUC-ROC e acurácia, demonstrando maior capacidade de generalização e detecção de casos críticos. Essa superioridade se reflete também na curva ROC (</w:t>
       </w:r>
       <w:proofErr w:type="gramStart"/>
       <w:r>
@@ -12904,7 +15216,21 @@
         <w:rPr>
           <w:highlight w:val="lightGray"/>
         </w:rPr>
-        <w:t>), onde a área sob a curva do Random Forest é ligeiramente superior à do CART, confirmando melhor separação entre as classes.</w:t>
+        <w:t xml:space="preserve">), onde a área sob a curva do </w:t>
+      </w:r>
+      <w:proofErr w:type="spellStart"/>
+      <w:r>
+        <w:rPr>
+          <w:highlight w:val="lightGray"/>
+        </w:rPr>
+        <w:t>Random</w:t>
+      </w:r>
+      <w:proofErr w:type="spellEnd"/>
+      <w:r>
+        <w:rPr>
+          <w:highlight w:val="lightGray"/>
+        </w:rPr>
+        <w:t xml:space="preserve"> Forest é ligeiramente superior à do CART, confirmando melhor separação entre as classes.</w:t>
       </w:r>
     </w:p>
     <w:p>
@@ -12938,27 +15264,69 @@
         <w:rPr>
           <w:highlight w:val="lightGray"/>
         </w:rPr>
-        <w:t>) corroboram essa análise: o Random Forest obteve maior número de verdadeiros positivos (1.036) e menor número de falsos negativos (589) em comparação ao CART (1.010 e 615, respectivamente). Esse desempenho indica que o Random Forest é mais eficaz na identificação de pacientes que evoluíram para óbito, característica essencial para aplicações clínicas que priorizam a detecção precoce de casos graves.</w:t>
-      </w:r>
-    </w:p>
-    <w:p>
-      <w:pPr>
-        <w:rPr>
-          <w:highlight w:val="lightGray"/>
-        </w:rPr>
-      </w:pPr>
-    </w:p>
-    <w:p>
-      <w:pPr>
-        <w:rPr>
-          <w:highlight w:val="lightGray"/>
-        </w:rPr>
-      </w:pPr>
-      <w:r>
-        <w:rPr>
-          <w:highlight w:val="lightGray"/>
-        </w:rPr>
-        <w:t>Apesar do desempenho levemente inferior, o modelo CART apresentou vantagens relacionadas à interpretabilidade, pois sua estrutura em árvore única (Figura 1) permite compreender facilmente as regras de decisão. Essa característica é particularmente relevante no contexto clínico, onde explicações claras e diretas são necessárias para subsidiar decisões médicas.</w:t>
+        <w:t xml:space="preserve">) corroboram essa análise: o </w:t>
+      </w:r>
+      <w:proofErr w:type="spellStart"/>
+      <w:r>
+        <w:rPr>
+          <w:highlight w:val="lightGray"/>
+        </w:rPr>
+        <w:t>Random</w:t>
+      </w:r>
+      <w:proofErr w:type="spellEnd"/>
+      <w:r>
+        <w:rPr>
+          <w:highlight w:val="lightGray"/>
+        </w:rPr>
+        <w:t xml:space="preserve"> Forest obteve maior número de verdadeiros positivos (1.036) e menor número de falsos negativos (589) em comparação ao CART (1.010 e 615, respectivamente). Esse desempenho indica que o </w:t>
+      </w:r>
+      <w:proofErr w:type="spellStart"/>
+      <w:r>
+        <w:rPr>
+          <w:highlight w:val="lightGray"/>
+        </w:rPr>
+        <w:t>Random</w:t>
+      </w:r>
+      <w:proofErr w:type="spellEnd"/>
+      <w:r>
+        <w:rPr>
+          <w:highlight w:val="lightGray"/>
+        </w:rPr>
+        <w:t xml:space="preserve"> Forest é mais eficaz na identificação de pacientes que evoluíram para óbito, característica essencial para aplicações clínicas que priorizam a detecção precoce de casos graves.</w:t>
+      </w:r>
+    </w:p>
+    <w:p>
+      <w:pPr>
+        <w:rPr>
+          <w:highlight w:val="lightGray"/>
+        </w:rPr>
+      </w:pPr>
+    </w:p>
+    <w:p>
+      <w:pPr>
+        <w:rPr>
+          <w:highlight w:val="lightGray"/>
+        </w:rPr>
+      </w:pPr>
+      <w:r>
+        <w:rPr>
+          <w:highlight w:val="lightGray"/>
+        </w:rPr>
+        <w:t xml:space="preserve">Apesar do desempenho levemente inferior, o modelo CART apresentou vantagens relacionadas à </w:t>
+      </w:r>
+      <w:proofErr w:type="spellStart"/>
+      <w:r>
+        <w:rPr>
+          <w:highlight w:val="lightGray"/>
+        </w:rPr>
+        <w:t>interpretabilidade</w:t>
+      </w:r>
+      <w:proofErr w:type="spellEnd"/>
+      <w:r>
+        <w:rPr>
+          <w:highlight w:val="lightGray"/>
+        </w:rPr>
+        <w:t>, pois sua estrutura em árvore única (Figura 1) permite compreender facilmente as regras de decisão. Essa característica é particularmente relevante no contexto clínico, onde explicações claras e diretas são necessárias para subsidiar decisões médicas.</w:t>
       </w:r>
     </w:p>
     <w:p>
@@ -12999,22 +15367,92 @@
           <w:highlight w:val="lightGray"/>
         </w:rPr>
         <w:lastRenderedPageBreak/>
-        <w:t>Além disso, a comparação evidencia aspectos estruturais distintos: o Random Forest, ao utilizar múltiplas árvores de decisão combinadas, reduz a variância e apresenta menor suscetibilidade ao overfitting, garantindo maior robustez. Entretanto, esse ganho vem acompanhado de maior custo computacional e menor interpretabilidade quando comparado ao CART.</w:t>
-      </w:r>
-    </w:p>
-    <w:p>
-      <w:pPr>
-        <w:rPr>
-          <w:highlight w:val="lightGray"/>
-        </w:rPr>
-      </w:pPr>
-    </w:p>
-    <w:p>
-      <w:r>
-        <w:rPr>
-          <w:highlight w:val="lightGray"/>
-        </w:rPr>
-        <w:t>Portanto, os resultados indicam que, embora o Random Forest ofereça melhor desempenho preditivo, o CART se mantém como uma alternativa viável, especialmente quando a prioridade é a explicabilidade do modelo para suporte à decisão médica. Ambos os modelos demonstraram potencial para auxiliar a triagem de pacientes de alto risco, podendo contribuir para a otimização de recursos hospitalares em unidades do SUS.</w:t>
+        <w:t xml:space="preserve">Além disso, a comparação evidencia aspectos estruturais distintos: o </w:t>
+      </w:r>
+      <w:proofErr w:type="spellStart"/>
+      <w:r>
+        <w:rPr>
+          <w:highlight w:val="lightGray"/>
+        </w:rPr>
+        <w:t>Random</w:t>
+      </w:r>
+      <w:proofErr w:type="spellEnd"/>
+      <w:r>
+        <w:rPr>
+          <w:highlight w:val="lightGray"/>
+        </w:rPr>
+        <w:t xml:space="preserve"> Forest, ao utilizar múltiplas árvores de decisão combinadas, reduz a variância e apresenta menor suscetibilidade ao </w:t>
+      </w:r>
+      <w:proofErr w:type="spellStart"/>
+      <w:r>
+        <w:rPr>
+          <w:highlight w:val="lightGray"/>
+        </w:rPr>
+        <w:t>overfitting</w:t>
+      </w:r>
+      <w:proofErr w:type="spellEnd"/>
+      <w:r>
+        <w:rPr>
+          <w:highlight w:val="lightGray"/>
+        </w:rPr>
+        <w:t xml:space="preserve">, garantindo maior robustez. Entretanto, esse ganho vem acompanhado de maior custo computacional e menor </w:t>
+      </w:r>
+      <w:proofErr w:type="spellStart"/>
+      <w:r>
+        <w:rPr>
+          <w:highlight w:val="lightGray"/>
+        </w:rPr>
+        <w:t>interpretabilidade</w:t>
+      </w:r>
+      <w:proofErr w:type="spellEnd"/>
+      <w:r>
+        <w:rPr>
+          <w:highlight w:val="lightGray"/>
+        </w:rPr>
+        <w:t xml:space="preserve"> quando comparado ao CART.</w:t>
+      </w:r>
+    </w:p>
+    <w:p>
+      <w:pPr>
+        <w:rPr>
+          <w:highlight w:val="lightGray"/>
+        </w:rPr>
+      </w:pPr>
+    </w:p>
+    <w:p>
+      <w:r>
+        <w:rPr>
+          <w:highlight w:val="lightGray"/>
+        </w:rPr>
+        <w:t xml:space="preserve">Portanto, os resultados indicam que, embora o </w:t>
+      </w:r>
+      <w:proofErr w:type="spellStart"/>
+      <w:r>
+        <w:rPr>
+          <w:highlight w:val="lightGray"/>
+        </w:rPr>
+        <w:t>Random</w:t>
+      </w:r>
+      <w:proofErr w:type="spellEnd"/>
+      <w:r>
+        <w:rPr>
+          <w:highlight w:val="lightGray"/>
+        </w:rPr>
+        <w:t xml:space="preserve"> Forest ofereça melhor desempenho preditivo, o CART se mantém como uma alternativa viável, especialmente quando a prioridade é a </w:t>
+      </w:r>
+      <w:proofErr w:type="spellStart"/>
+      <w:r>
+        <w:rPr>
+          <w:highlight w:val="lightGray"/>
+        </w:rPr>
+        <w:t>explicabilidade</w:t>
+      </w:r>
+      <w:proofErr w:type="spellEnd"/>
+      <w:r>
+        <w:rPr>
+          <w:highlight w:val="lightGray"/>
+        </w:rPr>
+        <w:t xml:space="preserve"> do modelo para suporte à decisão médica. Ambos os modelos demonstraram potencial para auxiliar a triagem de pacientes de alto risco, podendo contribuir para a otimização de recursos hospitalares em unidades do SUS.</w:t>
       </w:r>
     </w:p>
     <w:p/>
@@ -13034,7 +15472,15 @@
         <w:t xml:space="preserve"> – </w:t>
       </w:r>
       <w:r>
-        <w:t>Curvas ROC comparativas entre os modelos CART e Random Forest.</w:t>
+        <w:t xml:space="preserve">Curvas ROC comparativas entre os modelos CART e </w:t>
+      </w:r>
+      <w:proofErr w:type="spellStart"/>
+      <w:r>
+        <w:t>Random</w:t>
+      </w:r>
+      <w:proofErr w:type="spellEnd"/>
+      <w:r>
+        <w:t xml:space="preserve"> Forest.</w:t>
       </w:r>
     </w:p>
     <w:p/>
@@ -13324,7 +15770,15 @@
         <w:t>Cluster UFES</w:t>
       </w:r>
       <w:r>
-        <w:t xml:space="preserve"> com processadores Xeon. O objetivo foi verificar como diferentes configurações de hardware e sistemas operacionais impactam o tempo de execução dos modelos CART e Random Forest, bem como o tempo total do notebook.</w:t>
+        <w:t xml:space="preserve"> com processadores Xeon. O objetivo foi verificar como diferentes configurações de hardware e sistemas operacionais impactam o tempo de execução dos modelos CART e </w:t>
+      </w:r>
+      <w:proofErr w:type="spellStart"/>
+      <w:r>
+        <w:t>Random</w:t>
+      </w:r>
+      <w:proofErr w:type="spellEnd"/>
+      <w:r>
+        <w:t xml:space="preserve"> Forest, bem como o tempo total do notebook.</w:t>
       </w:r>
     </w:p>
     <w:tbl>
@@ -13818,7 +16272,15 @@
       </w:r>
       <w:proofErr w:type="gramEnd"/>
       <w:r>
-        <w:t xml:space="preserve"> – Curvas ROC comparativas entre os modelos CART e Random Forest</w:t>
+        <w:t xml:space="preserve"> – Curvas ROC comparativas entre os modelos CART e </w:t>
+      </w:r>
+      <w:proofErr w:type="spellStart"/>
+      <w:r>
+        <w:t>Random</w:t>
+      </w:r>
+      <w:proofErr w:type="spellEnd"/>
+      <w:r>
+        <w:t xml:space="preserve"> Forest</w:t>
       </w:r>
     </w:p>
     <w:p>
@@ -13882,7 +16344,15 @@
         <w:jc w:val="both"/>
       </w:pPr>
       <w:r>
-        <w:t>Os resultados demonstram que o PC Gamer apresentou o menor tempo total (30 segundos), mesmo possuindo especificações mais modestas (8GB RAM, CPU Ryzen 1600x). Esse desempenho superior pode ser atribuído ao uso do sistema operacional Fedora, mais leve e eficiente, e à ausência de processos paralelos e virtualização, garantindo melhor aproveitamento dos recursos disponíveis.</w:t>
+        <w:t xml:space="preserve">Os resultados demonstram que o PC Gamer apresentou o menor tempo total (30 segundos), mesmo possuindo especificações mais modestas (8GB RAM, CPU </w:t>
+      </w:r>
+      <w:proofErr w:type="spellStart"/>
+      <w:r>
+        <w:t>Ryzen</w:t>
+      </w:r>
+      <w:proofErr w:type="spellEnd"/>
+      <w:r>
+        <w:t xml:space="preserve"> 1600x). Esse desempenho superior pode ser atribuído ao uso do sistema operacional Fedora, mais leve e eficiente, e à ausência de processos paralelos e virtualização, garantindo melhor aproveitamento dos recursos disponíveis.</w:t>
       </w:r>
     </w:p>
     <w:p>
@@ -13891,7 +16361,15 @@
         <w:jc w:val="both"/>
       </w:pPr>
       <w:r>
-        <w:t>O Cluster UFES apresentou tempo intermediário (82 segundos), o que indica que, apesar de contar com hardware robusto e memória elevada, o desempenho foi limitado pela arquitetura do processador Xeon E5620, que apresenta clock mais baixo e menor eficiência por núcleo, além de o código não explorar fortemente paralelismo.</w:t>
+        <w:t xml:space="preserve">O Cluster UFES apresentou tempo intermediário (82 segundos), o que indica que, apesar de contar com hardware robusto e memória elevada, o desempenho foi limitado pela arquitetura do processador Xeon E5620, que apresenta </w:t>
+      </w:r>
+      <w:proofErr w:type="spellStart"/>
+      <w:r>
+        <w:t>clock</w:t>
+      </w:r>
+      <w:proofErr w:type="spellEnd"/>
+      <w:r>
+        <w:t xml:space="preserve"> mais baixo e menor eficiência por núcleo, além de o código não explorar fortemente paralelismo.</w:t>
       </w:r>
     </w:p>
     <w:p>
@@ -13900,7 +16378,15 @@
         <w:jc w:val="both"/>
       </w:pPr>
       <w:r>
-        <w:t>O PC Iasmin, com hardware moderno (CPU Intel i5 de 12ª geração e 16GB RAM), foi o mais lento (130 segundos). Essa diferença pode estar associada a fatores como overhead do sistema operacional Windows, execução de múltiplos processos simultâneos, throttling térmico e economia de energia, que afetam a performance computacional.</w:t>
+        <w:t xml:space="preserve">O PC Iasmin, com hardware moderno (CPU Intel i5 de 12ª geração e 16GB RAM), foi o mais lento (130 segundos). Essa diferença pode estar associada a fatores como overhead do sistema operacional Windows, execução de múltiplos processos simultâneos, </w:t>
+      </w:r>
+      <w:proofErr w:type="spellStart"/>
+      <w:r>
+        <w:t>throttling</w:t>
+      </w:r>
+      <w:proofErr w:type="spellEnd"/>
+      <w:r>
+        <w:t xml:space="preserve"> térmico e economia de energia, que afetam a performance computacional.</w:t>
       </w:r>
     </w:p>
     <w:p>
@@ -13915,7 +16401,21 @@
         <w:rPr>
           <w:highlight w:val="lightGray"/>
         </w:rPr>
-        <w:t xml:space="preserve">Os tempos de execução variaram significativamente, indo de 30 a 130 segundos para o mesmo código e dataset. Esse resultado evidencia que </w:t>
+        <w:t xml:space="preserve">Os tempos de execução variaram significativamente, indo de 30 a 130 segundos para o mesmo código e </w:t>
+      </w:r>
+      <w:proofErr w:type="spellStart"/>
+      <w:r>
+        <w:rPr>
+          <w:highlight w:val="lightGray"/>
+        </w:rPr>
+        <w:t>dataset</w:t>
+      </w:r>
+      <w:proofErr w:type="spellEnd"/>
+      <w:r>
+        <w:rPr>
+          <w:highlight w:val="lightGray"/>
+        </w:rPr>
+        <w:t xml:space="preserve">. Esse resultado evidencia que </w:t>
       </w:r>
       <w:r>
         <w:rPr>
@@ -13973,12 +16473,21 @@
         </w:rPr>
         <w:t xml:space="preserve">Além do impacto do ambiente, observou-se que o </w:t>
       </w:r>
+      <w:proofErr w:type="spellStart"/>
       <w:r>
         <w:rPr>
           <w:rStyle w:val="Forte"/>
           <w:highlight w:val="lightGray"/>
         </w:rPr>
-        <w:t>Random Forest</w:t>
+        <w:t>Random</w:t>
+      </w:r>
+      <w:proofErr w:type="spellEnd"/>
+      <w:r>
+        <w:rPr>
+          <w:rStyle w:val="Forte"/>
+          <w:highlight w:val="lightGray"/>
+        </w:rPr>
+        <w:t xml:space="preserve"> Forest</w:t>
       </w:r>
       <w:r>
         <w:rPr>
@@ -14063,12 +16572,6 @@
     </w:p>
     <w:p>
       <w:pPr>
-        <w:pStyle w:val="NormalWeb"/>
-        <w:jc w:val="both"/>
-      </w:pPr>
-    </w:p>
-    <w:p>
-      <w:pPr>
         <w:pStyle w:val="Ttulo1"/>
         <w:rPr>
           <w:highlight w:val="yellow"/>
@@ -14098,7 +16601,7 @@
         <w:rPr>
           <w:rFonts w:eastAsia="Times New Roman" w:cs="Times New Roman"/>
           <w:szCs w:val="24"/>
-          <w:highlight w:val="lightGray"/>
+          <w:highlight w:val="yellow"/>
           <w:lang w:eastAsia="pt-BR"/>
         </w:rPr>
       </w:pPr>
@@ -14108,7 +16611,7 @@
           <w:b/>
           <w:bCs/>
           <w:szCs w:val="24"/>
-          <w:highlight w:val="lightGray"/>
+          <w:highlight w:val="yellow"/>
           <w:lang w:eastAsia="pt-BR"/>
         </w:rPr>
         <w:t>Objetivo:</w:t>
@@ -14117,7 +16620,7 @@
         <w:rPr>
           <w:rFonts w:eastAsia="Times New Roman" w:cs="Times New Roman"/>
           <w:szCs w:val="24"/>
-          <w:highlight w:val="lightGray"/>
+          <w:highlight w:val="yellow"/>
           <w:lang w:eastAsia="pt-BR"/>
         </w:rPr>
         <w:t xml:space="preserve"> Interpretar os resultados, compará-los com a literatura e refletir sobre implicações e limitações.</w:t>
@@ -14130,7 +16633,7 @@
         <w:rPr>
           <w:rFonts w:eastAsia="Times New Roman" w:cs="Times New Roman"/>
           <w:szCs w:val="24"/>
-          <w:highlight w:val="lightGray"/>
+          <w:highlight w:val="yellow"/>
           <w:lang w:eastAsia="pt-BR"/>
         </w:rPr>
       </w:pPr>
@@ -14140,7 +16643,7 @@
           <w:b/>
           <w:bCs/>
           <w:szCs w:val="24"/>
-          <w:highlight w:val="lightGray"/>
+          <w:highlight w:val="yellow"/>
           <w:lang w:eastAsia="pt-BR"/>
         </w:rPr>
         <w:t>Deve conter:</w:t>
@@ -14157,15 +16660,15 @@
         <w:rPr>
           <w:rFonts w:eastAsia="Times New Roman" w:cs="Times New Roman"/>
           <w:szCs w:val="24"/>
-          <w:highlight w:val="lightGray"/>
-          <w:lang w:eastAsia="pt-BR"/>
-        </w:rPr>
-      </w:pPr>
-      <w:r>
-        <w:rPr>
-          <w:rFonts w:eastAsia="Times New Roman" w:cs="Times New Roman"/>
-          <w:szCs w:val="24"/>
-          <w:highlight w:val="lightGray"/>
+          <w:highlight w:val="yellow"/>
+          <w:lang w:eastAsia="pt-BR"/>
+        </w:rPr>
+      </w:pPr>
+      <w:r>
+        <w:rPr>
+          <w:rFonts w:eastAsia="Times New Roman" w:cs="Times New Roman"/>
+          <w:szCs w:val="24"/>
+          <w:highlight w:val="yellow"/>
           <w:lang w:eastAsia="pt-BR"/>
         </w:rPr>
         <w:t>Análise crítica dos resultados</w:t>
@@ -14182,15 +16685,15 @@
         <w:rPr>
           <w:rFonts w:eastAsia="Times New Roman" w:cs="Times New Roman"/>
           <w:szCs w:val="24"/>
-          <w:highlight w:val="lightGray"/>
-          <w:lang w:eastAsia="pt-BR"/>
-        </w:rPr>
-      </w:pPr>
-      <w:r>
-        <w:rPr>
-          <w:rFonts w:eastAsia="Times New Roman" w:cs="Times New Roman"/>
-          <w:szCs w:val="24"/>
-          <w:highlight w:val="lightGray"/>
+          <w:highlight w:val="yellow"/>
+          <w:lang w:eastAsia="pt-BR"/>
+        </w:rPr>
+      </w:pPr>
+      <w:r>
+        <w:rPr>
+          <w:rFonts w:eastAsia="Times New Roman" w:cs="Times New Roman"/>
+          <w:szCs w:val="24"/>
+          <w:highlight w:val="yellow"/>
           <w:lang w:eastAsia="pt-BR"/>
         </w:rPr>
         <w:t>Comparação com trabalhos da revisão bibliográfica</w:t>
@@ -14207,18 +16710,58 @@
         <w:rPr>
           <w:rFonts w:eastAsia="Times New Roman" w:cs="Times New Roman"/>
           <w:szCs w:val="24"/>
-          <w:highlight w:val="lightGray"/>
-          <w:lang w:eastAsia="pt-BR"/>
-        </w:rPr>
-      </w:pPr>
-      <w:r>
-        <w:rPr>
-          <w:rFonts w:eastAsia="Times New Roman" w:cs="Times New Roman"/>
-          <w:szCs w:val="24"/>
-          <w:highlight w:val="lightGray"/>
-          <w:lang w:eastAsia="pt-BR"/>
-        </w:rPr>
-        <w:t>Interpretação das variáveis mais relevantes (feature importance)</w:t>
+          <w:highlight w:val="yellow"/>
+          <w:lang w:eastAsia="pt-BR"/>
+        </w:rPr>
+      </w:pPr>
+      <w:r>
+        <w:rPr>
+          <w:rFonts w:eastAsia="Times New Roman" w:cs="Times New Roman"/>
+          <w:szCs w:val="24"/>
+          <w:highlight w:val="yellow"/>
+          <w:lang w:eastAsia="pt-BR"/>
+        </w:rPr>
+        <w:t>Interpretação das variáveis mais relevantes (</w:t>
+      </w:r>
+      <w:proofErr w:type="spellStart"/>
+      <w:r>
+        <w:rPr>
+          <w:rFonts w:eastAsia="Times New Roman" w:cs="Times New Roman"/>
+          <w:szCs w:val="24"/>
+          <w:highlight w:val="yellow"/>
+          <w:lang w:eastAsia="pt-BR"/>
+        </w:rPr>
+        <w:t>feature</w:t>
+      </w:r>
+      <w:proofErr w:type="spellEnd"/>
+      <w:r>
+        <w:rPr>
+          <w:rFonts w:eastAsia="Times New Roman" w:cs="Times New Roman"/>
+          <w:szCs w:val="24"/>
+          <w:highlight w:val="yellow"/>
+          <w:lang w:eastAsia="pt-BR"/>
+        </w:rPr>
+        <w:t xml:space="preserve"> </w:t>
+      </w:r>
+      <w:proofErr w:type="spellStart"/>
+      <w:r>
+        <w:rPr>
+          <w:rFonts w:eastAsia="Times New Roman" w:cs="Times New Roman"/>
+          <w:szCs w:val="24"/>
+          <w:highlight w:val="yellow"/>
+          <w:lang w:eastAsia="pt-BR"/>
+        </w:rPr>
+        <w:t>importance</w:t>
+      </w:r>
+      <w:proofErr w:type="spellEnd"/>
+      <w:r>
+        <w:rPr>
+          <w:rFonts w:eastAsia="Times New Roman" w:cs="Times New Roman"/>
+          <w:szCs w:val="24"/>
+          <w:highlight w:val="yellow"/>
+          <w:lang w:eastAsia="pt-BR"/>
+        </w:rPr>
+        <w:t>)</w:t>
       </w:r>
     </w:p>
     <w:p>
@@ -14232,18 +16775,38 @@
         <w:rPr>
           <w:rFonts w:eastAsia="Times New Roman" w:cs="Times New Roman"/>
           <w:szCs w:val="24"/>
-          <w:highlight w:val="lightGray"/>
-          <w:lang w:eastAsia="pt-BR"/>
-        </w:rPr>
-      </w:pPr>
-      <w:r>
-        <w:rPr>
-          <w:rFonts w:eastAsia="Times New Roman" w:cs="Times New Roman"/>
-          <w:szCs w:val="24"/>
-          <w:highlight w:val="lightGray"/>
-          <w:lang w:eastAsia="pt-BR"/>
-        </w:rPr>
-        <w:t>Discussão sobre limitações (ex: qualidade dos dados, falta de variáveis clínicas detalhadas, etc.)</w:t>
+          <w:highlight w:val="yellow"/>
+          <w:lang w:eastAsia="pt-BR"/>
+        </w:rPr>
+      </w:pPr>
+      <w:r>
+        <w:rPr>
+          <w:rFonts w:eastAsia="Times New Roman" w:cs="Times New Roman"/>
+          <w:szCs w:val="24"/>
+          <w:highlight w:val="yellow"/>
+          <w:lang w:eastAsia="pt-BR"/>
+        </w:rPr>
+        <w:t>Discussão sobre limitações (</w:t>
+      </w:r>
+      <w:proofErr w:type="spellStart"/>
+      <w:r>
+        <w:rPr>
+          <w:rFonts w:eastAsia="Times New Roman" w:cs="Times New Roman"/>
+          <w:szCs w:val="24"/>
+          <w:highlight w:val="yellow"/>
+          <w:lang w:eastAsia="pt-BR"/>
+        </w:rPr>
+        <w:t>ex</w:t>
+      </w:r>
+      <w:proofErr w:type="spellEnd"/>
+      <w:r>
+        <w:rPr>
+          <w:rFonts w:eastAsia="Times New Roman" w:cs="Times New Roman"/>
+          <w:szCs w:val="24"/>
+          <w:highlight w:val="yellow"/>
+          <w:lang w:eastAsia="pt-BR"/>
+        </w:rPr>
+        <w:t>: qualidade dos dados, falta de variáveis clínicas detalhadas, etc.)</w:t>
       </w:r>
     </w:p>
     <w:p>
@@ -14257,15 +16820,15 @@
         <w:rPr>
           <w:rFonts w:eastAsia="Times New Roman" w:cs="Times New Roman"/>
           <w:szCs w:val="24"/>
-          <w:highlight w:val="lightGray"/>
-          <w:lang w:eastAsia="pt-BR"/>
-        </w:rPr>
-      </w:pPr>
-      <w:r>
-        <w:rPr>
-          <w:rFonts w:eastAsia="Times New Roman" w:cs="Times New Roman"/>
-          <w:szCs w:val="24"/>
-          <w:highlight w:val="lightGray"/>
+          <w:highlight w:val="yellow"/>
+          <w:lang w:eastAsia="pt-BR"/>
+        </w:rPr>
+      </w:pPr>
+      <w:r>
+        <w:rPr>
+          <w:rFonts w:eastAsia="Times New Roman" w:cs="Times New Roman"/>
+          <w:szCs w:val="24"/>
+          <w:highlight w:val="yellow"/>
           <w:lang w:eastAsia="pt-BR"/>
         </w:rPr>
         <w:t>Potenciais melhorias e sugestões para trabalhos futuros</w:t>
@@ -14278,7 +16841,7 @@
         <w:rPr>
           <w:rFonts w:eastAsia="Times New Roman" w:cs="Times New Roman"/>
           <w:szCs w:val="24"/>
-          <w:highlight w:val="lightGray"/>
+          <w:highlight w:val="yellow"/>
           <w:lang w:eastAsia="pt-BR"/>
         </w:rPr>
       </w:pPr>
@@ -14294,13 +16857,15 @@
         <w:rPr>
           <w:rFonts w:eastAsia="Times New Roman" w:cs="Times New Roman"/>
           <w:szCs w:val="24"/>
-          <w:lang w:eastAsia="pt-BR"/>
-        </w:rPr>
-      </w:pPr>
-      <w:r>
-        <w:rPr>
-          <w:rFonts w:eastAsia="Times New Roman" w:cs="Times New Roman"/>
-          <w:szCs w:val="24"/>
+          <w:highlight w:val="yellow"/>
+          <w:lang w:eastAsia="pt-BR"/>
+        </w:rPr>
+      </w:pPr>
+      <w:r>
+        <w:rPr>
+          <w:rFonts w:eastAsia="Times New Roman" w:cs="Times New Roman"/>
+          <w:szCs w:val="24"/>
+          <w:highlight w:val="yellow"/>
           <w:lang w:eastAsia="pt-BR"/>
         </w:rPr>
         <w:t>Qual máquina foi mais eficiente na execução do notebook?</w:t>
@@ -14317,13 +16882,15 @@
         <w:rPr>
           <w:rFonts w:eastAsia="Times New Roman" w:cs="Times New Roman"/>
           <w:szCs w:val="24"/>
-          <w:lang w:eastAsia="pt-BR"/>
-        </w:rPr>
-      </w:pPr>
-      <w:r>
-        <w:rPr>
-          <w:rFonts w:eastAsia="Times New Roman" w:cs="Times New Roman"/>
-          <w:szCs w:val="24"/>
+          <w:highlight w:val="yellow"/>
+          <w:lang w:eastAsia="pt-BR"/>
+        </w:rPr>
+      </w:pPr>
+      <w:r>
+        <w:rPr>
+          <w:rFonts w:eastAsia="Times New Roman" w:cs="Times New Roman"/>
+          <w:szCs w:val="24"/>
+          <w:highlight w:val="yellow"/>
           <w:lang w:eastAsia="pt-BR"/>
         </w:rPr>
         <w:t>O desempenho dos modelos foi afetado pela máquina?</w:t>
@@ -14340,13 +16907,15 @@
         <w:rPr>
           <w:rFonts w:eastAsia="Times New Roman" w:cs="Times New Roman"/>
           <w:szCs w:val="24"/>
-          <w:lang w:eastAsia="pt-BR"/>
-        </w:rPr>
-      </w:pPr>
-      <w:r>
-        <w:rPr>
-          <w:rFonts w:eastAsia="Times New Roman" w:cs="Times New Roman"/>
-          <w:szCs w:val="24"/>
+          <w:highlight w:val="yellow"/>
+          <w:lang w:eastAsia="pt-BR"/>
+        </w:rPr>
+      </w:pPr>
+      <w:r>
+        <w:rPr>
+          <w:rFonts w:eastAsia="Times New Roman" w:cs="Times New Roman"/>
+          <w:szCs w:val="24"/>
+          <w:highlight w:val="yellow"/>
           <w:lang w:eastAsia="pt-BR"/>
         </w:rPr>
         <w:t>Qual modelo preditivo teve melhor desempenho e por quê?</w:t>
@@ -14363,16 +16932,58 @@
         <w:rPr>
           <w:rFonts w:eastAsia="Times New Roman" w:cs="Times New Roman"/>
           <w:szCs w:val="24"/>
-          <w:lang w:eastAsia="pt-BR"/>
-        </w:rPr>
-      </w:pPr>
-      <w:r>
-        <w:rPr>
-          <w:rFonts w:eastAsia="Times New Roman" w:cs="Times New Roman"/>
-          <w:szCs w:val="24"/>
-          <w:lang w:eastAsia="pt-BR"/>
-        </w:rPr>
-        <w:t>Há trade-offs entre acurácia e interpretabilidade?</w:t>
+          <w:highlight w:val="yellow"/>
+          <w:lang w:eastAsia="pt-BR"/>
+        </w:rPr>
+      </w:pPr>
+      <w:r>
+        <w:rPr>
+          <w:rFonts w:eastAsia="Times New Roman" w:cs="Times New Roman"/>
+          <w:szCs w:val="24"/>
+          <w:highlight w:val="yellow"/>
+          <w:lang w:eastAsia="pt-BR"/>
+        </w:rPr>
+        <w:t>Há trade-</w:t>
+      </w:r>
+      <w:proofErr w:type="spellStart"/>
+      <w:r>
+        <w:rPr>
+          <w:rFonts w:eastAsia="Times New Roman" w:cs="Times New Roman"/>
+          <w:szCs w:val="24"/>
+          <w:highlight w:val="yellow"/>
+          <w:lang w:eastAsia="pt-BR"/>
+        </w:rPr>
+        <w:t>offs</w:t>
+      </w:r>
+      <w:proofErr w:type="spellEnd"/>
+      <w:r>
+        <w:rPr>
+          <w:rFonts w:eastAsia="Times New Roman" w:cs="Times New Roman"/>
+          <w:szCs w:val="24"/>
+          <w:highlight w:val="yellow"/>
+          <w:lang w:eastAsia="pt-BR"/>
+        </w:rPr>
+        <w:t xml:space="preserve"> entre acurácia e </w:t>
+      </w:r>
+      <w:proofErr w:type="spellStart"/>
+      <w:r>
+        <w:rPr>
+          <w:rFonts w:eastAsia="Times New Roman" w:cs="Times New Roman"/>
+          <w:szCs w:val="24"/>
+          <w:highlight w:val="yellow"/>
+          <w:lang w:eastAsia="pt-BR"/>
+        </w:rPr>
+        <w:t>interpretabilidade</w:t>
+      </w:r>
+      <w:proofErr w:type="spellEnd"/>
+      <w:r>
+        <w:rPr>
+          <w:rFonts w:eastAsia="Times New Roman" w:cs="Times New Roman"/>
+          <w:szCs w:val="24"/>
+          <w:highlight w:val="yellow"/>
+          <w:lang w:eastAsia="pt-BR"/>
+        </w:rPr>
+        <w:t>?</w:t>
       </w:r>
     </w:p>
     <w:p>
@@ -14386,13 +16997,15 @@
         <w:rPr>
           <w:rFonts w:eastAsia="Times New Roman" w:cs="Times New Roman"/>
           <w:szCs w:val="24"/>
-          <w:lang w:eastAsia="pt-BR"/>
-        </w:rPr>
-      </w:pPr>
-      <w:r>
-        <w:rPr>
-          <w:rFonts w:eastAsia="Times New Roman" w:cs="Times New Roman"/>
-          <w:szCs w:val="24"/>
+          <w:highlight w:val="yellow"/>
+          <w:lang w:eastAsia="pt-BR"/>
+        </w:rPr>
+      </w:pPr>
+      <w:r>
+        <w:rPr>
+          <w:rFonts w:eastAsia="Times New Roman" w:cs="Times New Roman"/>
+          <w:szCs w:val="24"/>
+          <w:highlight w:val="yellow"/>
           <w:lang w:eastAsia="pt-BR"/>
         </w:rPr>
         <w:t xml:space="preserve">Limitações no ambiente de execução e sugestões para análises futuras. </w:t>
@@ -14409,13 +17022,15 @@
         <w:rPr>
           <w:rFonts w:eastAsia="Times New Roman" w:cs="Times New Roman"/>
           <w:szCs w:val="24"/>
-          <w:lang w:eastAsia="pt-BR"/>
-        </w:rPr>
-      </w:pPr>
-      <w:r>
-        <w:rPr>
-          <w:rFonts w:eastAsia="Times New Roman" w:cs="Times New Roman"/>
-          <w:szCs w:val="24"/>
+          <w:highlight w:val="yellow"/>
+          <w:lang w:eastAsia="pt-BR"/>
+        </w:rPr>
+      </w:pPr>
+      <w:r>
+        <w:rPr>
+          <w:rFonts w:eastAsia="Times New Roman" w:cs="Times New Roman"/>
+          <w:szCs w:val="24"/>
+          <w:highlight w:val="yellow"/>
           <w:lang w:eastAsia="pt-BR"/>
         </w:rPr>
         <w:t>O RF teve melhor desempenho preditivo, especialmente no recall da classe minoritária (óbito), o que é crucial em saúde pública.</w:t>
@@ -14432,16 +17047,38 @@
         <w:rPr>
           <w:rFonts w:eastAsia="Times New Roman" w:cs="Times New Roman"/>
           <w:szCs w:val="24"/>
-          <w:lang w:eastAsia="pt-BR"/>
-        </w:rPr>
-      </w:pPr>
-      <w:r>
-        <w:rPr>
-          <w:rFonts w:eastAsia="Times New Roman" w:cs="Times New Roman"/>
-          <w:szCs w:val="24"/>
-          <w:lang w:eastAsia="pt-BR"/>
-        </w:rPr>
-        <w:t>O CART oferece maior interpretabilidade e é computacionalmente mais leve.</w:t>
+          <w:highlight w:val="yellow"/>
+          <w:lang w:eastAsia="pt-BR"/>
+        </w:rPr>
+      </w:pPr>
+      <w:r>
+        <w:rPr>
+          <w:rFonts w:eastAsia="Times New Roman" w:cs="Times New Roman"/>
+          <w:szCs w:val="24"/>
+          <w:highlight w:val="yellow"/>
+          <w:lang w:eastAsia="pt-BR"/>
+        </w:rPr>
+        <w:t xml:space="preserve">O CART oferece maior </w:t>
+      </w:r>
+      <w:proofErr w:type="spellStart"/>
+      <w:r>
+        <w:rPr>
+          <w:rFonts w:eastAsia="Times New Roman" w:cs="Times New Roman"/>
+          <w:szCs w:val="24"/>
+          <w:highlight w:val="yellow"/>
+          <w:lang w:eastAsia="pt-BR"/>
+        </w:rPr>
+        <w:t>interpretabilidade</w:t>
+      </w:r>
+      <w:proofErr w:type="spellEnd"/>
+      <w:r>
+        <w:rPr>
+          <w:rFonts w:eastAsia="Times New Roman" w:cs="Times New Roman"/>
+          <w:szCs w:val="24"/>
+          <w:highlight w:val="yellow"/>
+          <w:lang w:eastAsia="pt-BR"/>
+        </w:rPr>
+        <w:t xml:space="preserve"> e é computacionalmente mais leve.</w:t>
       </w:r>
     </w:p>
     <w:p>
@@ -14455,13 +17092,15 @@
         <w:rPr>
           <w:rFonts w:eastAsia="Times New Roman" w:cs="Times New Roman"/>
           <w:szCs w:val="24"/>
-          <w:lang w:eastAsia="pt-BR"/>
-        </w:rPr>
-      </w:pPr>
-      <w:r>
-        <w:rPr>
-          <w:rFonts w:eastAsia="Times New Roman" w:cs="Times New Roman"/>
-          <w:szCs w:val="24"/>
+          <w:highlight w:val="yellow"/>
+          <w:lang w:eastAsia="pt-BR"/>
+        </w:rPr>
+      </w:pPr>
+      <w:r>
+        <w:rPr>
+          <w:rFonts w:eastAsia="Times New Roman" w:cs="Times New Roman"/>
+          <w:szCs w:val="24"/>
+          <w:highlight w:val="yellow"/>
           <w:lang w:eastAsia="pt-BR"/>
         </w:rPr>
         <w:t xml:space="preserve">Em ambientes clínicos com restrição de hardware, ambos os modelos </w:t>
@@ -14471,6 +17110,7 @@
         <w:rPr>
           <w:rFonts w:eastAsia="Times New Roman" w:cs="Times New Roman"/>
           <w:szCs w:val="24"/>
+          <w:highlight w:val="yellow"/>
           <w:lang w:eastAsia="pt-BR"/>
         </w:rPr>
         <w:t>mostraram-se</w:t>
@@ -14480,6 +17120,7 @@
         <w:rPr>
           <w:rFonts w:eastAsia="Times New Roman" w:cs="Times New Roman"/>
           <w:szCs w:val="24"/>
+          <w:highlight w:val="yellow"/>
           <w:lang w:eastAsia="pt-BR"/>
         </w:rPr>
         <w:t xml:space="preserve"> viáveis, com tempo de execução inferior a 2 minutos.</w:t>
@@ -14496,13 +17137,15 @@
         <w:rPr>
           <w:rFonts w:eastAsia="Times New Roman" w:cs="Times New Roman"/>
           <w:szCs w:val="24"/>
-          <w:lang w:eastAsia="pt-BR"/>
-        </w:rPr>
-      </w:pPr>
-      <w:r>
-        <w:rPr>
-          <w:rFonts w:eastAsia="Times New Roman" w:cs="Times New Roman"/>
-          <w:szCs w:val="24"/>
+          <w:highlight w:val="yellow"/>
+          <w:lang w:eastAsia="pt-BR"/>
+        </w:rPr>
+      </w:pPr>
+      <w:r>
+        <w:rPr>
+          <w:rFonts w:eastAsia="Times New Roman" w:cs="Times New Roman"/>
+          <w:szCs w:val="24"/>
+          <w:highlight w:val="yellow"/>
           <w:lang w:eastAsia="pt-BR"/>
         </w:rPr>
         <w:t>A escolha entre CART e RF pode ser guiada pela necessidade de interpretação versus performance.</w:t>
@@ -14522,6 +17165,155 @@
     </w:p>
     <w:p>
       <w:pPr>
+        <w:spacing w:before="100" w:beforeAutospacing="1" w:after="100" w:afterAutospacing="1" w:line="240" w:lineRule="auto"/>
+        <w:rPr>
+          <w:rFonts w:eastAsia="Times New Roman" w:cs="Times New Roman"/>
+          <w:szCs w:val="24"/>
+          <w:highlight w:val="lightGray"/>
+          <w:lang w:eastAsia="pt-BR"/>
+        </w:rPr>
+      </w:pPr>
+      <w:r>
+        <w:rPr>
+          <w:rFonts w:eastAsia="Times New Roman" w:cs="Times New Roman"/>
+          <w:szCs w:val="24"/>
+          <w:highlight w:val="lightGray"/>
+          <w:lang w:eastAsia="pt-BR"/>
+        </w:rPr>
+        <w:t xml:space="preserve">Os resultados obtidos neste trabalho evidenciam o potencial do uso de algoritmos de aprendizado de máquina na previsão de desfechos clínicos em pacientes com Síndrome Respiratória Aguda Grave (SRAG). A análise exploratória inicial permitiu compreender a estrutura dos dados e identificar padrões relevantes, como a influência da idade avançada, do uso de suporte ventilatório invasivo e da internação em UTI no aumento do </w:t>
+      </w:r>
+      <w:r>
+        <w:rPr>
+          <w:rFonts w:eastAsia="Times New Roman" w:cs="Times New Roman"/>
+          <w:szCs w:val="24"/>
+          <w:highlight w:val="lightGray"/>
+          <w:lang w:eastAsia="pt-BR"/>
+        </w:rPr>
+        <w:lastRenderedPageBreak/>
+        <w:t>risco de óbito. Esses achados estão em consonância com evidências reportadas na literatura médica, reforçando a robustez do conjunto de dados utilizado.</w:t>
+      </w:r>
+    </w:p>
+    <w:p>
+      <w:pPr>
+        <w:spacing w:before="100" w:beforeAutospacing="1" w:after="100" w:afterAutospacing="1" w:line="240" w:lineRule="auto"/>
+        <w:rPr>
+          <w:rFonts w:eastAsia="Times New Roman" w:cs="Times New Roman"/>
+          <w:szCs w:val="24"/>
+          <w:highlight w:val="lightGray"/>
+          <w:lang w:eastAsia="pt-BR"/>
+        </w:rPr>
+      </w:pPr>
+      <w:r>
+        <w:rPr>
+          <w:rFonts w:eastAsia="Times New Roman" w:cs="Times New Roman"/>
+          <w:szCs w:val="24"/>
+          <w:highlight w:val="lightGray"/>
+          <w:lang w:eastAsia="pt-BR"/>
+        </w:rPr>
+        <w:t xml:space="preserve">A comparação entre os modelos CART e </w:t>
+      </w:r>
+      <w:proofErr w:type="spellStart"/>
+      <w:r>
+        <w:rPr>
+          <w:rFonts w:eastAsia="Times New Roman" w:cs="Times New Roman"/>
+          <w:szCs w:val="24"/>
+          <w:highlight w:val="lightGray"/>
+          <w:lang w:eastAsia="pt-BR"/>
+        </w:rPr>
+        <w:t>Random</w:t>
+      </w:r>
+      <w:proofErr w:type="spellEnd"/>
+      <w:r>
+        <w:rPr>
+          <w:rFonts w:eastAsia="Times New Roman" w:cs="Times New Roman"/>
+          <w:szCs w:val="24"/>
+          <w:highlight w:val="lightGray"/>
+          <w:lang w:eastAsia="pt-BR"/>
+        </w:rPr>
+        <w:t xml:space="preserve"> Forest demonstrou que ambos possuem capacidade preditiva satisfatória, mas com comportamentos distintos. O </w:t>
+      </w:r>
+      <w:proofErr w:type="spellStart"/>
+      <w:r>
+        <w:rPr>
+          <w:rFonts w:eastAsia="Times New Roman" w:cs="Times New Roman"/>
+          <w:szCs w:val="24"/>
+          <w:highlight w:val="lightGray"/>
+          <w:lang w:eastAsia="pt-BR"/>
+        </w:rPr>
+        <w:t>Random</w:t>
+      </w:r>
+      <w:proofErr w:type="spellEnd"/>
+      <w:r>
+        <w:rPr>
+          <w:rFonts w:eastAsia="Times New Roman" w:cs="Times New Roman"/>
+          <w:szCs w:val="24"/>
+          <w:highlight w:val="lightGray"/>
+          <w:lang w:eastAsia="pt-BR"/>
+        </w:rPr>
+        <w:t xml:space="preserve"> Forest apresentou desempenho superior em todas as métricas, especialmente no recall para a classe de óbito, característica essencial em aplicações clínicas que priorizam a detecção de casos críticos. Por outro lado, o CART, apesar de apresentar métricas ligeiramente inferiores, destacou-se pela </w:t>
+      </w:r>
+      <w:proofErr w:type="spellStart"/>
+      <w:r>
+        <w:rPr>
+          <w:rFonts w:eastAsia="Times New Roman" w:cs="Times New Roman"/>
+          <w:szCs w:val="24"/>
+          <w:highlight w:val="lightGray"/>
+          <w:lang w:eastAsia="pt-BR"/>
+        </w:rPr>
+        <w:t>interpretabilidade</w:t>
+      </w:r>
+      <w:proofErr w:type="spellEnd"/>
+      <w:r>
+        <w:rPr>
+          <w:rFonts w:eastAsia="Times New Roman" w:cs="Times New Roman"/>
+          <w:szCs w:val="24"/>
+          <w:highlight w:val="lightGray"/>
+          <w:lang w:eastAsia="pt-BR"/>
+        </w:rPr>
+        <w:t>, permitindo a visualização de regras claras e facilmente compreensíveis por profissionais de saúde.</w:t>
+      </w:r>
+    </w:p>
+    <w:p>
+      <w:pPr>
+        <w:spacing w:before="100" w:beforeAutospacing="1" w:after="100" w:afterAutospacing="1" w:line="240" w:lineRule="auto"/>
+        <w:rPr>
+          <w:rFonts w:eastAsia="Times New Roman" w:cs="Times New Roman"/>
+          <w:szCs w:val="24"/>
+          <w:highlight w:val="lightGray"/>
+          <w:lang w:eastAsia="pt-BR"/>
+        </w:rPr>
+      </w:pPr>
+      <w:r>
+        <w:rPr>
+          <w:rFonts w:eastAsia="Times New Roman" w:cs="Times New Roman"/>
+          <w:szCs w:val="24"/>
+          <w:highlight w:val="lightGray"/>
+          <w:lang w:eastAsia="pt-BR"/>
+        </w:rPr>
+        <w:t>Outro aspecto relevante analisado foi o impacto do ambiente computacional no tempo de execução do modelo. Os testes realizados em diferentes máquinas revelaram variações significativas, mostrando que fatores como sistema operacional, otimização do ambiente e gerenciamento de recursos podem ser tão importantes quanto o hardware em si. Esse resultado é particularmente importante no contexto do SUS, onde a infraestrutura tecnológica varia amplamente entre unidades, podendo influenciar a adoção de soluções baseadas em inteligência artificial.</w:t>
+      </w:r>
+    </w:p>
+    <w:p>
+      <w:pPr>
+        <w:spacing w:before="100" w:beforeAutospacing="1" w:after="100" w:afterAutospacing="1" w:line="240" w:lineRule="auto"/>
+        <w:rPr>
+          <w:rFonts w:eastAsia="Times New Roman" w:cs="Times New Roman"/>
+          <w:szCs w:val="24"/>
+          <w:lang w:eastAsia="pt-BR"/>
+        </w:rPr>
+      </w:pPr>
+      <w:r>
+        <w:rPr>
+          <w:rFonts w:eastAsia="Times New Roman" w:cs="Times New Roman"/>
+          <w:szCs w:val="24"/>
+          <w:highlight w:val="lightGray"/>
+          <w:lang w:eastAsia="pt-BR"/>
+        </w:rPr>
+        <w:t>De modo geral, os achados desta pesquisa indicam que modelos baseados em aprendizado de máquina são ferramentas promissoras para auxiliar a triagem e o monitoramento de pacientes com SRAG. Contudo, sua implementação prática requer não apenas a validação contínua dos modelos, mas também a consideração de aspectos computacionais, éticos e de acessibilidade, de forma a garantir que essas tecnologias contribuam de maneira efetiva para a melhoria da saúde pública.</w:t>
+      </w:r>
+    </w:p>
+    <w:p>
+      <w:pPr>
         <w:spacing w:after="160" w:line="259" w:lineRule="auto"/>
         <w:jc w:val="left"/>
       </w:pPr>
@@ -14531,6 +17323,12 @@
     </w:p>
     <w:p>
       <w:pPr>
+        <w:spacing w:after="160" w:line="259" w:lineRule="auto"/>
+        <w:jc w:val="left"/>
+      </w:pPr>
+    </w:p>
+    <w:p>
+      <w:pPr>
         <w:pStyle w:val="Ttulo1"/>
         <w:rPr>
           <w:highlight w:val="yellow"/>
@@ -14542,7 +17340,6 @@
         <w:rPr>
           <w:highlight w:val="yellow"/>
         </w:rPr>
-        <w:lastRenderedPageBreak/>
         <w:t>CONCLUSÃO</w:t>
       </w:r>
       <w:bookmarkEnd w:id="38"/>
@@ -14555,15 +17352,15 @@
         <w:rPr>
           <w:rFonts w:eastAsia="Times New Roman" w:cs="Times New Roman"/>
           <w:szCs w:val="24"/>
-          <w:highlight w:val="lightGray"/>
-          <w:lang w:eastAsia="pt-BR"/>
-        </w:rPr>
-      </w:pPr>
-      <w:r>
-        <w:rPr>
-          <w:rFonts w:eastAsia="Times New Roman" w:cs="Times New Roman"/>
-          <w:szCs w:val="24"/>
-          <w:highlight w:val="lightGray"/>
+          <w:highlight w:val="yellow"/>
+          <w:lang w:eastAsia="pt-BR"/>
+        </w:rPr>
+      </w:pPr>
+      <w:r>
+        <w:rPr>
+          <w:rFonts w:eastAsia="Times New Roman" w:cs="Times New Roman"/>
+          <w:szCs w:val="24"/>
+          <w:highlight w:val="yellow"/>
           <w:lang w:eastAsia="pt-BR"/>
         </w:rPr>
         <w:t>Objetivo: Retomar os objetivos e apresentar os principais achados do trabalho.</w:t>
@@ -14576,15 +17373,15 @@
         <w:rPr>
           <w:rFonts w:eastAsia="Times New Roman" w:cs="Times New Roman"/>
           <w:szCs w:val="24"/>
-          <w:highlight w:val="lightGray"/>
-          <w:lang w:eastAsia="pt-BR"/>
-        </w:rPr>
-      </w:pPr>
-      <w:r>
-        <w:rPr>
-          <w:rFonts w:eastAsia="Times New Roman" w:cs="Times New Roman"/>
-          <w:szCs w:val="24"/>
-          <w:highlight w:val="lightGray"/>
+          <w:highlight w:val="yellow"/>
+          <w:lang w:eastAsia="pt-BR"/>
+        </w:rPr>
+      </w:pPr>
+      <w:r>
+        <w:rPr>
+          <w:rFonts w:eastAsia="Times New Roman" w:cs="Times New Roman"/>
+          <w:szCs w:val="24"/>
+          <w:highlight w:val="yellow"/>
           <w:lang w:eastAsia="pt-BR"/>
         </w:rPr>
         <w:t>Deve conter:</w:t>
@@ -14601,15 +17398,15 @@
         <w:rPr>
           <w:rFonts w:eastAsia="Times New Roman" w:cs="Times New Roman"/>
           <w:szCs w:val="24"/>
-          <w:highlight w:val="lightGray"/>
-          <w:lang w:eastAsia="pt-BR"/>
-        </w:rPr>
-      </w:pPr>
-      <w:r>
-        <w:rPr>
-          <w:rFonts w:eastAsia="Times New Roman" w:cs="Times New Roman"/>
-          <w:szCs w:val="24"/>
-          <w:highlight w:val="lightGray"/>
+          <w:highlight w:val="yellow"/>
+          <w:lang w:eastAsia="pt-BR"/>
+        </w:rPr>
+      </w:pPr>
+      <w:r>
+        <w:rPr>
+          <w:rFonts w:eastAsia="Times New Roman" w:cs="Times New Roman"/>
+          <w:szCs w:val="24"/>
+          <w:highlight w:val="yellow"/>
           <w:lang w:eastAsia="pt-BR"/>
         </w:rPr>
         <w:t>Retomada dos objetivos e se foram alcançados</w:t>
@@ -14626,15 +17423,15 @@
         <w:rPr>
           <w:rFonts w:eastAsia="Times New Roman" w:cs="Times New Roman"/>
           <w:szCs w:val="24"/>
-          <w:highlight w:val="lightGray"/>
-          <w:lang w:eastAsia="pt-BR"/>
-        </w:rPr>
-      </w:pPr>
-      <w:r>
-        <w:rPr>
-          <w:rFonts w:eastAsia="Times New Roman" w:cs="Times New Roman"/>
-          <w:szCs w:val="24"/>
-          <w:highlight w:val="lightGray"/>
+          <w:highlight w:val="yellow"/>
+          <w:lang w:eastAsia="pt-BR"/>
+        </w:rPr>
+      </w:pPr>
+      <w:r>
+        <w:rPr>
+          <w:rFonts w:eastAsia="Times New Roman" w:cs="Times New Roman"/>
+          <w:szCs w:val="24"/>
+          <w:highlight w:val="yellow"/>
           <w:lang w:eastAsia="pt-BR"/>
         </w:rPr>
         <w:t>Principais conclusões do estudo</w:t>
@@ -14651,15 +17448,15 @@
         <w:rPr>
           <w:rFonts w:eastAsia="Times New Roman" w:cs="Times New Roman"/>
           <w:szCs w:val="24"/>
-          <w:highlight w:val="lightGray"/>
-          <w:lang w:eastAsia="pt-BR"/>
-        </w:rPr>
-      </w:pPr>
-      <w:r>
-        <w:rPr>
-          <w:rFonts w:eastAsia="Times New Roman" w:cs="Times New Roman"/>
-          <w:szCs w:val="24"/>
-          <w:highlight w:val="lightGray"/>
+          <w:highlight w:val="yellow"/>
+          <w:lang w:eastAsia="pt-BR"/>
+        </w:rPr>
+      </w:pPr>
+      <w:r>
+        <w:rPr>
+          <w:rFonts w:eastAsia="Times New Roman" w:cs="Times New Roman"/>
+          <w:szCs w:val="24"/>
+          <w:highlight w:val="yellow"/>
           <w:lang w:eastAsia="pt-BR"/>
         </w:rPr>
         <w:t>Contribuições do trabalho (teóricas, práticas, metodológicas)</w:t>
@@ -14676,18 +17473,78 @@
         <w:rPr>
           <w:rFonts w:eastAsia="Times New Roman" w:cs="Times New Roman"/>
           <w:szCs w:val="24"/>
-          <w:highlight w:val="lightGray"/>
-          <w:lang w:eastAsia="pt-BR"/>
-        </w:rPr>
-      </w:pPr>
-      <w:r>
-        <w:rPr>
-          <w:rFonts w:eastAsia="Times New Roman" w:cs="Times New Roman"/>
-          <w:szCs w:val="24"/>
-          <w:highlight w:val="lightGray"/>
-          <w:lang w:eastAsia="pt-BR"/>
-        </w:rPr>
-        <w:t>Sugestões de continuidade (ex: aplicar SHAP, testar deep learning, expandir base de dados)</w:t>
+          <w:highlight w:val="yellow"/>
+          <w:lang w:eastAsia="pt-BR"/>
+        </w:rPr>
+      </w:pPr>
+      <w:r>
+        <w:rPr>
+          <w:rFonts w:eastAsia="Times New Roman" w:cs="Times New Roman"/>
+          <w:szCs w:val="24"/>
+          <w:highlight w:val="yellow"/>
+          <w:lang w:eastAsia="pt-BR"/>
+        </w:rPr>
+        <w:t>Sugestões de continuidade (</w:t>
+      </w:r>
+      <w:proofErr w:type="spellStart"/>
+      <w:r>
+        <w:rPr>
+          <w:rFonts w:eastAsia="Times New Roman" w:cs="Times New Roman"/>
+          <w:szCs w:val="24"/>
+          <w:highlight w:val="yellow"/>
+          <w:lang w:eastAsia="pt-BR"/>
+        </w:rPr>
+        <w:t>ex</w:t>
+      </w:r>
+      <w:proofErr w:type="spellEnd"/>
+      <w:r>
+        <w:rPr>
+          <w:rFonts w:eastAsia="Times New Roman" w:cs="Times New Roman"/>
+          <w:szCs w:val="24"/>
+          <w:highlight w:val="yellow"/>
+          <w:lang w:eastAsia="pt-BR"/>
+        </w:rPr>
+        <w:t xml:space="preserve">: aplicar SHAP, testar </w:t>
+      </w:r>
+      <w:proofErr w:type="spellStart"/>
+      <w:r>
+        <w:rPr>
+          <w:rFonts w:eastAsia="Times New Roman" w:cs="Times New Roman"/>
+          <w:szCs w:val="24"/>
+          <w:highlight w:val="yellow"/>
+          <w:lang w:eastAsia="pt-BR"/>
+        </w:rPr>
+        <w:t>deep</w:t>
+      </w:r>
+      <w:proofErr w:type="spellEnd"/>
+      <w:r>
+        <w:rPr>
+          <w:rFonts w:eastAsia="Times New Roman" w:cs="Times New Roman"/>
+          <w:szCs w:val="24"/>
+          <w:highlight w:val="yellow"/>
+          <w:lang w:eastAsia="pt-BR"/>
+        </w:rPr>
+        <w:t xml:space="preserve"> </w:t>
+      </w:r>
+      <w:proofErr w:type="spellStart"/>
+      <w:r>
+        <w:rPr>
+          <w:rFonts w:eastAsia="Times New Roman" w:cs="Times New Roman"/>
+          <w:szCs w:val="24"/>
+          <w:highlight w:val="yellow"/>
+          <w:lang w:eastAsia="pt-BR"/>
+        </w:rPr>
+        <w:t>learning</w:t>
+      </w:r>
+      <w:proofErr w:type="spellEnd"/>
+      <w:r>
+        <w:rPr>
+          <w:rFonts w:eastAsia="Times New Roman" w:cs="Times New Roman"/>
+          <w:szCs w:val="24"/>
+          <w:highlight w:val="yellow"/>
+          <w:lang w:eastAsia="pt-BR"/>
+        </w:rPr>
+        <w:t>, expandir base de dados)</w:t>
       </w:r>
     </w:p>
     <w:p>
@@ -14697,7 +17554,7 @@
         <w:rPr>
           <w:rFonts w:eastAsia="Times New Roman" w:cs="Times New Roman"/>
           <w:szCs w:val="24"/>
-          <w:highlight w:val="lightGray"/>
+          <w:highlight w:val="yellow"/>
           <w:lang w:eastAsia="pt-BR"/>
         </w:rPr>
       </w:pPr>
@@ -14713,13 +17570,15 @@
         <w:rPr>
           <w:rFonts w:eastAsia="Times New Roman" w:cs="Times New Roman"/>
           <w:szCs w:val="24"/>
-          <w:lang w:eastAsia="pt-BR"/>
-        </w:rPr>
-      </w:pPr>
-      <w:r>
-        <w:rPr>
-          <w:rFonts w:eastAsia="Times New Roman" w:cs="Times New Roman"/>
-          <w:szCs w:val="24"/>
+          <w:highlight w:val="yellow"/>
+          <w:lang w:eastAsia="pt-BR"/>
+        </w:rPr>
+      </w:pPr>
+      <w:r>
+        <w:rPr>
+          <w:rFonts w:eastAsia="Times New Roman" w:cs="Times New Roman"/>
+          <w:szCs w:val="24"/>
+          <w:highlight w:val="yellow"/>
           <w:lang w:eastAsia="pt-BR"/>
         </w:rPr>
         <w:t>Retomada dos objetivos.</w:t>
@@ -14736,16 +17595,29 @@
         <w:rPr>
           <w:rFonts w:eastAsia="Times New Roman" w:cs="Times New Roman"/>
           <w:szCs w:val="24"/>
-          <w:lang w:eastAsia="pt-BR"/>
-        </w:rPr>
-      </w:pPr>
-      <w:r>
-        <w:rPr>
-          <w:rFonts w:eastAsia="Times New Roman" w:cs="Times New Roman"/>
-          <w:szCs w:val="24"/>
-          <w:lang w:eastAsia="pt-BR"/>
-        </w:rPr>
-        <w:t>Real_collab se mostrou (mais/menos) eficiente em máquina X.</w:t>
+          <w:highlight w:val="yellow"/>
+          <w:lang w:eastAsia="pt-BR"/>
+        </w:rPr>
+      </w:pPr>
+      <w:proofErr w:type="spellStart"/>
+      <w:r>
+        <w:rPr>
+          <w:rFonts w:eastAsia="Times New Roman" w:cs="Times New Roman"/>
+          <w:szCs w:val="24"/>
+          <w:highlight w:val="yellow"/>
+          <w:lang w:eastAsia="pt-BR"/>
+        </w:rPr>
+        <w:t>Real_collab</w:t>
+      </w:r>
+      <w:proofErr w:type="spellEnd"/>
+      <w:r>
+        <w:rPr>
+          <w:rFonts w:eastAsia="Times New Roman" w:cs="Times New Roman"/>
+          <w:szCs w:val="24"/>
+          <w:highlight w:val="yellow"/>
+          <w:lang w:eastAsia="pt-BR"/>
+        </w:rPr>
+        <w:t xml:space="preserve"> se mostrou (mais/menos) eficiente em máquina X.</w:t>
       </w:r>
     </w:p>
     <w:p>
@@ -14759,16 +17631,49 @@
         <w:rPr>
           <w:rFonts w:eastAsia="Times New Roman" w:cs="Times New Roman"/>
           <w:szCs w:val="24"/>
-          <w:lang w:eastAsia="pt-BR"/>
-        </w:rPr>
-      </w:pPr>
-      <w:r>
-        <w:rPr>
-          <w:rFonts w:eastAsia="Times New Roman" w:cs="Times New Roman"/>
-          <w:szCs w:val="24"/>
-          <w:lang w:eastAsia="pt-BR"/>
-        </w:rPr>
-        <w:t>Random Forest se destacou em métricas preditivas, enquanto CART apresentou melhor interpretabilidade.</w:t>
+          <w:highlight w:val="yellow"/>
+          <w:lang w:eastAsia="pt-BR"/>
+        </w:rPr>
+      </w:pPr>
+      <w:proofErr w:type="spellStart"/>
+      <w:r>
+        <w:rPr>
+          <w:rFonts w:eastAsia="Times New Roman" w:cs="Times New Roman"/>
+          <w:szCs w:val="24"/>
+          <w:highlight w:val="yellow"/>
+          <w:lang w:eastAsia="pt-BR"/>
+        </w:rPr>
+        <w:t>Random</w:t>
+      </w:r>
+      <w:proofErr w:type="spellEnd"/>
+      <w:r>
+        <w:rPr>
+          <w:rFonts w:eastAsia="Times New Roman" w:cs="Times New Roman"/>
+          <w:szCs w:val="24"/>
+          <w:highlight w:val="yellow"/>
+          <w:lang w:eastAsia="pt-BR"/>
+        </w:rPr>
+        <w:t xml:space="preserve"> Forest se destacou em métricas preditivas, enquanto CART apresentou melhor </w:t>
+      </w:r>
+      <w:proofErr w:type="spellStart"/>
+      <w:r>
+        <w:rPr>
+          <w:rFonts w:eastAsia="Times New Roman" w:cs="Times New Roman"/>
+          <w:szCs w:val="24"/>
+          <w:highlight w:val="yellow"/>
+          <w:lang w:eastAsia="pt-BR"/>
+        </w:rPr>
+        <w:t>interpretabilidade</w:t>
+      </w:r>
+      <w:proofErr w:type="spellEnd"/>
+      <w:r>
+        <w:rPr>
+          <w:rFonts w:eastAsia="Times New Roman" w:cs="Times New Roman"/>
+          <w:szCs w:val="24"/>
+          <w:highlight w:val="yellow"/>
+          <w:lang w:eastAsia="pt-BR"/>
+        </w:rPr>
+        <w:t>.</w:t>
       </w:r>
     </w:p>
     <w:p>
@@ -14782,6 +17687,7 @@
         <w:rPr>
           <w:rFonts w:eastAsia="Times New Roman" w:cs="Times New Roman"/>
           <w:szCs w:val="24"/>
+          <w:highlight w:val="yellow"/>
           <w:lang w:eastAsia="pt-BR"/>
         </w:rPr>
       </w:pPr>
@@ -14791,6 +17697,7 @@
           <w:b/>
           <w:bCs/>
           <w:szCs w:val="24"/>
+          <w:highlight w:val="yellow"/>
           <w:lang w:eastAsia="pt-BR"/>
         </w:rPr>
         <w:t>eficiência computacional</w:t>
@@ -14807,13 +17714,15 @@
         <w:rPr>
           <w:rFonts w:eastAsia="Times New Roman" w:cs="Times New Roman"/>
           <w:szCs w:val="24"/>
-          <w:lang w:eastAsia="pt-BR"/>
-        </w:rPr>
-      </w:pPr>
-      <w:r>
-        <w:rPr>
-          <w:rFonts w:eastAsia="Times New Roman" w:cs="Times New Roman"/>
-          <w:szCs w:val="24"/>
+          <w:highlight w:val="yellow"/>
+          <w:lang w:eastAsia="pt-BR"/>
+        </w:rPr>
+      </w:pPr>
+      <w:r>
+        <w:rPr>
+          <w:rFonts w:eastAsia="Times New Roman" w:cs="Times New Roman"/>
+          <w:szCs w:val="24"/>
+          <w:highlight w:val="yellow"/>
           <w:lang w:eastAsia="pt-BR"/>
         </w:rPr>
         <w:t xml:space="preserve">Possibilidades de uso prático e recomendações futuras. </w:t>
@@ -14830,13 +17739,15 @@
         <w:rPr>
           <w:rFonts w:eastAsia="Times New Roman" w:cs="Times New Roman"/>
           <w:szCs w:val="24"/>
-          <w:lang w:eastAsia="pt-BR"/>
-        </w:rPr>
-      </w:pPr>
-      <w:r>
-        <w:rPr>
-          <w:rFonts w:eastAsia="Times New Roman" w:cs="Times New Roman"/>
-          <w:szCs w:val="24"/>
+          <w:highlight w:val="yellow"/>
+          <w:lang w:eastAsia="pt-BR"/>
+        </w:rPr>
+      </w:pPr>
+      <w:r>
+        <w:rPr>
+          <w:rFonts w:eastAsia="Times New Roman" w:cs="Times New Roman"/>
+          <w:szCs w:val="24"/>
+          <w:highlight w:val="yellow"/>
           <w:lang w:eastAsia="pt-BR"/>
         </w:rPr>
         <w:t>Ambos os modelos são eficazes na predição de desfechos clínicos em SRAG.</w:t>
@@ -14853,16 +17764,29 @@
         <w:rPr>
           <w:rFonts w:eastAsia="Times New Roman" w:cs="Times New Roman"/>
           <w:szCs w:val="24"/>
-          <w:lang w:eastAsia="pt-BR"/>
-        </w:rPr>
-      </w:pPr>
-      <w:r>
-        <w:rPr>
-          <w:rFonts w:eastAsia="Times New Roman" w:cs="Times New Roman"/>
-          <w:szCs w:val="24"/>
-          <w:lang w:eastAsia="pt-BR"/>
-        </w:rPr>
-        <w:t>Random Forest é mais robusto em desempenho, mas o CART pode ser preferido onde simplicidade e agilidade são exigidas.</w:t>
+          <w:highlight w:val="yellow"/>
+          <w:lang w:eastAsia="pt-BR"/>
+        </w:rPr>
+      </w:pPr>
+      <w:proofErr w:type="spellStart"/>
+      <w:r>
+        <w:rPr>
+          <w:rFonts w:eastAsia="Times New Roman" w:cs="Times New Roman"/>
+          <w:szCs w:val="24"/>
+          <w:highlight w:val="yellow"/>
+          <w:lang w:eastAsia="pt-BR"/>
+        </w:rPr>
+        <w:t>Random</w:t>
+      </w:r>
+      <w:proofErr w:type="spellEnd"/>
+      <w:r>
+        <w:rPr>
+          <w:rFonts w:eastAsia="Times New Roman" w:cs="Times New Roman"/>
+          <w:szCs w:val="24"/>
+          <w:highlight w:val="yellow"/>
+          <w:lang w:eastAsia="pt-BR"/>
+        </w:rPr>
+        <w:t xml:space="preserve"> Forest é mais robusto em desempenho, mas o CART pode ser preferido onde simplicidade e agilidade são exigidas.</w:t>
       </w:r>
     </w:p>
     <w:p>
@@ -14876,13 +17800,15 @@
         <w:rPr>
           <w:rFonts w:eastAsia="Times New Roman" w:cs="Times New Roman"/>
           <w:szCs w:val="24"/>
-          <w:lang w:eastAsia="pt-BR"/>
-        </w:rPr>
-      </w:pPr>
-      <w:r>
-        <w:rPr>
-          <w:rFonts w:eastAsia="Times New Roman" w:cs="Times New Roman"/>
-          <w:szCs w:val="24"/>
+          <w:highlight w:val="yellow"/>
+          <w:lang w:eastAsia="pt-BR"/>
+        </w:rPr>
+      </w:pPr>
+      <w:r>
+        <w:rPr>
+          <w:rFonts w:eastAsia="Times New Roman" w:cs="Times New Roman"/>
+          <w:szCs w:val="24"/>
+          <w:highlight w:val="yellow"/>
           <w:lang w:eastAsia="pt-BR"/>
         </w:rPr>
         <w:t>O estudo evidencia que a configuração do ambiente computacional impacta significativamente o desempenho, sendo um fator relevante para futuras implementações práticas no SUS ou em unidades hospitalares de baixa infraestrutura.</w:t>
@@ -14891,14 +17817,192 @@
     <w:p>
       <w:pPr>
         <w:spacing w:before="100" w:beforeAutospacing="1" w:after="100" w:afterAutospacing="1" w:line="240" w:lineRule="auto"/>
-        <w:jc w:val="left"/>
-        <w:rPr>
-          <w:rFonts w:eastAsia="Times New Roman" w:cs="Times New Roman"/>
-          <w:szCs w:val="24"/>
-          <w:highlight w:val="lightGray"/>
-          <w:lang w:eastAsia="pt-BR"/>
-        </w:rPr>
-      </w:pPr>
+        <w:rPr>
+          <w:rFonts w:eastAsia="Times New Roman" w:cs="Times New Roman"/>
+          <w:szCs w:val="24"/>
+          <w:highlight w:val="lightGray"/>
+          <w:lang w:eastAsia="pt-BR"/>
+        </w:rPr>
+      </w:pPr>
+      <w:r>
+        <w:rPr>
+          <w:rFonts w:eastAsia="Times New Roman" w:cs="Times New Roman"/>
+          <w:szCs w:val="24"/>
+          <w:highlight w:val="lightGray"/>
+          <w:lang w:eastAsia="pt-BR"/>
+        </w:rPr>
+        <w:t xml:space="preserve">Este trabalho desenvolveu e avaliou modelos preditivos para previsão de desfechos clínicos em pacientes diagnosticados com SRAG, utilizando dados do </w:t>
+      </w:r>
+      <w:proofErr w:type="spellStart"/>
+      <w:r>
+        <w:rPr>
+          <w:rFonts w:eastAsia="Times New Roman" w:cs="Times New Roman"/>
+          <w:szCs w:val="24"/>
+          <w:highlight w:val="lightGray"/>
+          <w:lang w:eastAsia="pt-BR"/>
+        </w:rPr>
+        <w:t>DataSUS</w:t>
+      </w:r>
+      <w:proofErr w:type="spellEnd"/>
+      <w:r>
+        <w:rPr>
+          <w:rFonts w:eastAsia="Times New Roman" w:cs="Times New Roman"/>
+          <w:szCs w:val="24"/>
+          <w:highlight w:val="lightGray"/>
+          <w:lang w:eastAsia="pt-BR"/>
+        </w:rPr>
+        <w:t xml:space="preserve">. Foram aplicados os algoritmos CART e </w:t>
+      </w:r>
+      <w:proofErr w:type="spellStart"/>
+      <w:r>
+        <w:rPr>
+          <w:rFonts w:eastAsia="Times New Roman" w:cs="Times New Roman"/>
+          <w:szCs w:val="24"/>
+          <w:highlight w:val="lightGray"/>
+          <w:lang w:eastAsia="pt-BR"/>
+        </w:rPr>
+        <w:t>Random</w:t>
+      </w:r>
+      <w:proofErr w:type="spellEnd"/>
+      <w:r>
+        <w:rPr>
+          <w:rFonts w:eastAsia="Times New Roman" w:cs="Times New Roman"/>
+          <w:szCs w:val="24"/>
+          <w:highlight w:val="lightGray"/>
+          <w:lang w:eastAsia="pt-BR"/>
+        </w:rPr>
+        <w:t xml:space="preserve"> Forest, permitindo a análise comparativa de desempenho e </w:t>
+      </w:r>
+      <w:proofErr w:type="spellStart"/>
+      <w:r>
+        <w:rPr>
+          <w:rFonts w:eastAsia="Times New Roman" w:cs="Times New Roman"/>
+          <w:szCs w:val="24"/>
+          <w:highlight w:val="lightGray"/>
+          <w:lang w:eastAsia="pt-BR"/>
+        </w:rPr>
+        <w:t>interpretabilidade</w:t>
+      </w:r>
+      <w:proofErr w:type="spellEnd"/>
+      <w:r>
+        <w:rPr>
+          <w:rFonts w:eastAsia="Times New Roman" w:cs="Times New Roman"/>
+          <w:szCs w:val="24"/>
+          <w:highlight w:val="lightGray"/>
+          <w:lang w:eastAsia="pt-BR"/>
+        </w:rPr>
+        <w:t>. Além disso, investigou-se o impacto do ambiente computacional no tempo de execução, abordando a viabilidade de uso em diferentes cenários.</w:t>
+      </w:r>
+    </w:p>
+    <w:p>
+      <w:pPr>
+        <w:spacing w:before="100" w:beforeAutospacing="1" w:after="100" w:afterAutospacing="1" w:line="240" w:lineRule="auto"/>
+        <w:rPr>
+          <w:rFonts w:eastAsia="Times New Roman" w:cs="Times New Roman"/>
+          <w:szCs w:val="24"/>
+          <w:highlight w:val="lightGray"/>
+          <w:lang w:eastAsia="pt-BR"/>
+        </w:rPr>
+      </w:pPr>
+      <w:r>
+        <w:rPr>
+          <w:rFonts w:eastAsia="Times New Roman" w:cs="Times New Roman"/>
+          <w:szCs w:val="24"/>
+          <w:highlight w:val="lightGray"/>
+          <w:lang w:eastAsia="pt-BR"/>
+        </w:rPr>
+        <w:t xml:space="preserve">Os resultados mostraram que o </w:t>
+      </w:r>
+      <w:proofErr w:type="spellStart"/>
+      <w:r>
+        <w:rPr>
+          <w:rFonts w:eastAsia="Times New Roman" w:cs="Times New Roman"/>
+          <w:szCs w:val="24"/>
+          <w:highlight w:val="lightGray"/>
+          <w:lang w:eastAsia="pt-BR"/>
+        </w:rPr>
+        <w:t>Random</w:t>
+      </w:r>
+      <w:proofErr w:type="spellEnd"/>
+      <w:r>
+        <w:rPr>
+          <w:rFonts w:eastAsia="Times New Roman" w:cs="Times New Roman"/>
+          <w:szCs w:val="24"/>
+          <w:highlight w:val="lightGray"/>
+          <w:lang w:eastAsia="pt-BR"/>
+        </w:rPr>
+        <w:t xml:space="preserve"> Forest apresentou melhor desempenho preditivo, com maior F1-score, AUC-ROC e recall para a classe de óbito, demonstrando maior capacidade de generalização. O CART, embora menos eficiente nas métricas, destacou-se pela facilidade de interpretação, sendo uma alternativa valiosa em contextos clínicos onde a </w:t>
+      </w:r>
+      <w:proofErr w:type="spellStart"/>
+      <w:r>
+        <w:rPr>
+          <w:rFonts w:eastAsia="Times New Roman" w:cs="Times New Roman"/>
+          <w:szCs w:val="24"/>
+          <w:highlight w:val="lightGray"/>
+          <w:lang w:eastAsia="pt-BR"/>
+        </w:rPr>
+        <w:t>explicabilidade</w:t>
+      </w:r>
+      <w:proofErr w:type="spellEnd"/>
+      <w:r>
+        <w:rPr>
+          <w:rFonts w:eastAsia="Times New Roman" w:cs="Times New Roman"/>
+          <w:szCs w:val="24"/>
+          <w:highlight w:val="lightGray"/>
+          <w:lang w:eastAsia="pt-BR"/>
+        </w:rPr>
+        <w:t xml:space="preserve"> é essencial. Ambos os modelos confirmaram a relevância de variáveis como idade, suporte ventilatório e internação em UTI como preditores chave para o risco de óbito.</w:t>
+      </w:r>
+    </w:p>
+    <w:p>
+      <w:pPr>
+        <w:spacing w:before="100" w:beforeAutospacing="1" w:after="100" w:afterAutospacing="1" w:line="240" w:lineRule="auto"/>
+        <w:rPr>
+          <w:rFonts w:eastAsia="Times New Roman" w:cs="Times New Roman"/>
+          <w:szCs w:val="24"/>
+          <w:highlight w:val="lightGray"/>
+          <w:lang w:eastAsia="pt-BR"/>
+        </w:rPr>
+      </w:pPr>
+      <w:r>
+        <w:rPr>
+          <w:rFonts w:eastAsia="Times New Roman" w:cs="Times New Roman"/>
+          <w:szCs w:val="24"/>
+          <w:highlight w:val="lightGray"/>
+          <w:lang w:eastAsia="pt-BR"/>
+        </w:rPr>
+        <w:t xml:space="preserve">A análise de tempos de execução evidenciou que o modelo é leve e executável em diferentes ambientes computacionais, inclusive em máquinas com recursos limitados, o que reforça sua aplicabilidade no contexto do SUS. Entretanto, as variações observadas </w:t>
+      </w:r>
+      <w:r>
+        <w:rPr>
+          <w:rFonts w:eastAsia="Times New Roman" w:cs="Times New Roman"/>
+          <w:szCs w:val="24"/>
+          <w:highlight w:val="lightGray"/>
+          <w:lang w:eastAsia="pt-BR"/>
+        </w:rPr>
+        <w:lastRenderedPageBreak/>
+        <w:t>no desempenho entre as máquinas demonstram que a infraestrutura tecnológica é um fator crítico a ser considerado para garantir a eficiência do modelo em aplicações reais.</w:t>
+      </w:r>
+    </w:p>
+    <w:p>
+      <w:pPr>
+        <w:spacing w:before="100" w:beforeAutospacing="1" w:after="100" w:afterAutospacing="1" w:line="240" w:lineRule="auto"/>
+        <w:rPr>
+          <w:rFonts w:eastAsia="Times New Roman" w:cs="Times New Roman"/>
+          <w:szCs w:val="24"/>
+          <w:highlight w:val="lightGray"/>
+          <w:lang w:eastAsia="pt-BR"/>
+        </w:rPr>
+      </w:pPr>
+      <w:r>
+        <w:rPr>
+          <w:rFonts w:eastAsia="Times New Roman" w:cs="Times New Roman"/>
+          <w:szCs w:val="24"/>
+          <w:highlight w:val="lightGray"/>
+          <w:lang w:eastAsia="pt-BR"/>
+        </w:rPr>
+        <w:t>Conclui-se que o modelo proposto possui potencial para apoiar a tomada de decisão clínica, contribuindo para a identificação precoce de pacientes em maior risco e a otimização do uso de recursos hospitalares. Como perspectivas futuras, recomenda-se o uso de conjuntos de dados mais abrangentes, a aplicação de técnicas avançadas de interpretação de modelos (como SHAP e LIME) e a realização de estudos de validação em ambientes hospitalares reais, visando a implementação efetiva de sistemas inteligentes no apoio à saúde pública.</w:t>
+      </w:r>
     </w:p>
     <w:p/>
     <w:p>
@@ -14924,9 +18028,17 @@
         <w:rPr>
           <w:highlight w:val="yellow"/>
         </w:rPr>
-        <w:t>Trabalhos Futuros</w:t>
+        <w:t xml:space="preserve">Trabalhos </w:t>
+      </w:r>
+      <w:proofErr w:type="spellStart"/>
+      <w:r>
+        <w:rPr>
+          <w:highlight w:val="yellow"/>
+        </w:rPr>
+        <w:t>Futuros</w:t>
       </w:r>
       <w:bookmarkEnd w:id="40"/>
+      <w:proofErr w:type="spellEnd"/>
     </w:p>
     <w:p>
       <w:pPr>
@@ -14945,13 +18057,41 @@
         <w:rPr>
           <w:highlight w:val="yellow"/>
         </w:rPr>
-        <w:t>Fazer a analise com a</w:t>
-      </w:r>
+        <w:t xml:space="preserve">Fazer a </w:t>
+      </w:r>
+      <w:proofErr w:type="spellStart"/>
       <w:r>
         <w:rPr>
           <w:highlight w:val="yellow"/>
         </w:rPr>
-        <w:t xml:space="preserve"> variável de sintomas tbm;</w:t>
+        <w:t>analise</w:t>
+      </w:r>
+      <w:proofErr w:type="spellEnd"/>
+      <w:r>
+        <w:rPr>
+          <w:highlight w:val="yellow"/>
+        </w:rPr>
+        <w:t xml:space="preserve"> com a</w:t>
+      </w:r>
+      <w:r>
+        <w:rPr>
+          <w:highlight w:val="yellow"/>
+        </w:rPr>
+        <w:t xml:space="preserve"> variável de sintomas </w:t>
+      </w:r>
+      <w:proofErr w:type="spellStart"/>
+      <w:r>
+        <w:rPr>
+          <w:highlight w:val="yellow"/>
+        </w:rPr>
+        <w:t>tbm</w:t>
+      </w:r>
+      <w:proofErr w:type="spellEnd"/>
+      <w:r>
+        <w:rPr>
+          <w:highlight w:val="yellow"/>
+        </w:rPr>
+        <w:t>;</w:t>
       </w:r>
     </w:p>
     <w:p>
@@ -14981,7 +18121,21 @@
         <w:rPr>
           <w:highlight w:val="yellow"/>
         </w:rPr>
-        <w:t xml:space="preserve"> aplicar outra técnica de balanceamento ou não aplicar técnica alguma (utilizei o smote – mas pode ser que exista uma melhor)</w:t>
+        <w:t xml:space="preserve"> aplicar outra técnica de balanceamento ou não aplicar técnica alguma (utilizei o </w:t>
+      </w:r>
+      <w:proofErr w:type="spellStart"/>
+      <w:r>
+        <w:rPr>
+          <w:highlight w:val="yellow"/>
+        </w:rPr>
+        <w:t>smote</w:t>
+      </w:r>
+      <w:proofErr w:type="spellEnd"/>
+      <w:r>
+        <w:rPr>
+          <w:highlight w:val="yellow"/>
+        </w:rPr>
+        <w:t xml:space="preserve"> – mas pode ser que exista uma melhor)</w:t>
       </w:r>
     </w:p>
     <w:p>
@@ -15011,8 +18165,16 @@
         <w:rPr>
           <w:highlight w:val="yellow"/>
         </w:rPr>
-        <w:t xml:space="preserve"> as variáveis com dummies</w:t>
-      </w:r>
+        <w:t xml:space="preserve"> as variáveis com </w:t>
+      </w:r>
+      <w:proofErr w:type="spellStart"/>
+      <w:r>
+        <w:rPr>
+          <w:highlight w:val="yellow"/>
+        </w:rPr>
+        <w:t>dummies</w:t>
+      </w:r>
+      <w:proofErr w:type="spellEnd"/>
     </w:p>
     <w:p>
       <w:pPr>
@@ -15029,8 +18191,19 @@
         </w:rPr>
         <w:t xml:space="preserve">Aplicar outras métricas para avaliação do modelo, como por exemplo:  </w:t>
       </w:r>
-      <w:r>
-        <w:t>youndel ou MCC</w:t>
+      <w:proofErr w:type="spellStart"/>
+      <w:r>
+        <w:rPr>
+          <w:highlight w:val="yellow"/>
+        </w:rPr>
+        <w:t>youndel</w:t>
+      </w:r>
+      <w:proofErr w:type="spellEnd"/>
+      <w:r>
+        <w:rPr>
+          <w:highlight w:val="yellow"/>
+        </w:rPr>
+        <w:t xml:space="preserve"> ou MCC</w:t>
       </w:r>
       <w:r>
         <w:rPr>
@@ -15095,11 +18268,47 @@
         </w:rPr>
         <w:t xml:space="preserve">. </w:t>
       </w:r>
-      <w:r>
-        <w:rPr>
-          <w:highlight w:val="lightGray"/>
-        </w:rPr>
-        <w:t xml:space="preserve">Annals of Epidemiology, v. 108, p. 1–7, 2025. Disponível em: </w:t>
+      <w:proofErr w:type="spellStart"/>
+      <w:r>
+        <w:rPr>
+          <w:highlight w:val="lightGray"/>
+        </w:rPr>
+        <w:t>Annals</w:t>
+      </w:r>
+      <w:proofErr w:type="spellEnd"/>
+      <w:r>
+        <w:rPr>
+          <w:highlight w:val="lightGray"/>
+        </w:rPr>
+        <w:t xml:space="preserve"> </w:t>
+      </w:r>
+      <w:proofErr w:type="spellStart"/>
+      <w:r>
+        <w:rPr>
+          <w:highlight w:val="lightGray"/>
+        </w:rPr>
+        <w:t>of</w:t>
+      </w:r>
+      <w:proofErr w:type="spellEnd"/>
+      <w:r>
+        <w:rPr>
+          <w:highlight w:val="lightGray"/>
+        </w:rPr>
+        <w:t xml:space="preserve"> </w:t>
+      </w:r>
+      <w:proofErr w:type="spellStart"/>
+      <w:r>
+        <w:rPr>
+          <w:highlight w:val="lightGray"/>
+        </w:rPr>
+        <w:t>Epidemiology</w:t>
+      </w:r>
+      <w:proofErr w:type="spellEnd"/>
+      <w:r>
+        <w:rPr>
+          <w:highlight w:val="lightGray"/>
+        </w:rPr>
+        <w:t xml:space="preserve">, v. 108, p. 1–7, 2025. Disponível em: </w:t>
       </w:r>
       <w:hyperlink r:id="rId34" w:tgtFrame="_new" w:history="1">
         <w:r>
@@ -15363,11 +18572,19 @@
         </w:rPr>
         <w:annotationRef/>
       </w:r>
+      <w:proofErr w:type="spellStart"/>
       <w:r>
         <w:rPr>
           <w:lang w:val="en-US"/>
         </w:rPr>
-        <w:t>Artigo 4</w:t>
+        <w:t>Artigo</w:t>
+      </w:r>
+      <w:proofErr w:type="spellEnd"/>
+      <w:r>
+        <w:rPr>
+          <w:lang w:val="en-US"/>
+        </w:rPr>
+        <w:t xml:space="preserve"> 4</w:t>
       </w:r>
     </w:p>
     <w:p>
@@ -15393,11 +18610,19 @@
         </w:rPr>
         <w:annotationRef/>
       </w:r>
+      <w:proofErr w:type="spellStart"/>
       <w:r>
         <w:rPr>
           <w:lang w:val="en-US"/>
         </w:rPr>
-        <w:t>Artigo 7</w:t>
+        <w:t>Artigo</w:t>
+      </w:r>
+      <w:proofErr w:type="spellEnd"/>
+      <w:r>
+        <w:rPr>
+          <w:lang w:val="en-US"/>
+        </w:rPr>
+        <w:t xml:space="preserve"> 7</w:t>
       </w:r>
     </w:p>
     <w:p>
@@ -15418,13 +18643,31 @@
           <w:lang w:val="en-US"/>
         </w:rPr>
       </w:pPr>
+      <w:proofErr w:type="spellStart"/>
       <w:r>
         <w:rPr>
           <w:rStyle w:val="Refdecomentrio"/>
           <w:lang w:val="en-US"/>
         </w:rPr>
-        <w:t>Dissertação wallace</w:t>
-      </w:r>
+        <w:t>Dissertação</w:t>
+      </w:r>
+      <w:proofErr w:type="spellEnd"/>
+      <w:r>
+        <w:rPr>
+          <w:rStyle w:val="Refdecomentrio"/>
+          <w:lang w:val="en-US"/>
+        </w:rPr>
+        <w:t xml:space="preserve"> </w:t>
+      </w:r>
+      <w:proofErr w:type="spellStart"/>
+      <w:r>
+        <w:rPr>
+          <w:rStyle w:val="Refdecomentrio"/>
+          <w:lang w:val="en-US"/>
+        </w:rPr>
+        <w:t>wallace</w:t>
+      </w:r>
+      <w:proofErr w:type="spellEnd"/>
     </w:p>
     <w:p>
       <w:pPr>
@@ -15472,8 +18715,37 @@
         </w:rPr>
         <w:t xml:space="preserve"> </w:t>
       </w:r>
-      <w:r>
-        <w:t>Belmont: Wadsworth International Group, 1984.</w:t>
+      <w:proofErr w:type="spellStart"/>
+      <w:r>
+        <w:t>Belmont</w:t>
+      </w:r>
+      <w:proofErr w:type="spellEnd"/>
+      <w:r>
+        <w:t xml:space="preserve">: </w:t>
+      </w:r>
+      <w:proofErr w:type="spellStart"/>
+      <w:r>
+        <w:t>Wadsworth</w:t>
+      </w:r>
+      <w:proofErr w:type="spellEnd"/>
+      <w:r>
+        <w:t xml:space="preserve"> </w:t>
+      </w:r>
+      <w:proofErr w:type="spellStart"/>
+      <w:r>
+        <w:t>International</w:t>
+      </w:r>
+      <w:proofErr w:type="spellEnd"/>
+      <w:r>
+        <w:t xml:space="preserve"> </w:t>
+      </w:r>
+      <w:proofErr w:type="spellStart"/>
+      <w:r>
+        <w:t>Group</w:t>
+      </w:r>
+      <w:proofErr w:type="spellEnd"/>
+      <w:r>
+        <w:t>, 1984.</w:t>
       </w:r>
     </w:p>
   </w:comment>
@@ -15556,9 +18828,11 @@
         </w:rPr>
         <w:annotationRef/>
       </w:r>
+      <w:proofErr w:type="spellStart"/>
       <w:r>
         <w:t>Machinelearningprevisao</w:t>
       </w:r>
+      <w:proofErr w:type="spellEnd"/>
     </w:p>
     <w:p>
       <w:pPr>
@@ -15704,8 +18978,13 @@
         <w:annotationRef/>
       </w:r>
       <w:r>
-        <w:t>Dissertação wallace</w:t>
-      </w:r>
+        <w:t xml:space="preserve">Dissertação </w:t>
+      </w:r>
+      <w:proofErr w:type="spellStart"/>
+      <w:r>
+        <w:t>wallace</w:t>
+      </w:r>
+      <w:proofErr w:type="spellEnd"/>
     </w:p>
     <w:p>
       <w:pPr>
@@ -15788,7 +19067,15 @@
         <w:annotationRef/>
       </w:r>
       <w:r>
-        <w:t>Melhorar titulo?</w:t>
+        <w:t xml:space="preserve">Melhorar </w:t>
+      </w:r>
+      <w:proofErr w:type="spellStart"/>
+      <w:r>
+        <w:t>titulo</w:t>
+      </w:r>
+      <w:proofErr w:type="spellEnd"/>
+      <w:r>
+        <w:t>?</w:t>
       </w:r>
     </w:p>
   </w:comment>
@@ -15804,8 +19091,13 @@
         <w:annotationRef/>
       </w:r>
       <w:r>
-        <w:t>Usei no modelo cart</w:t>
-      </w:r>
+        <w:t xml:space="preserve">Usei no modelo </w:t>
+      </w:r>
+      <w:proofErr w:type="spellStart"/>
+      <w:r>
+        <w:t>cart</w:t>
+      </w:r>
+      <w:proofErr w:type="spellEnd"/>
     </w:p>
     <w:p>
       <w:pPr>
@@ -15958,14 +19250,21 @@
       <w:r>
         <w:t xml:space="preserve"> </w:t>
       </w:r>
+      <w:proofErr w:type="spellStart"/>
       <w:r>
         <w:t>Overfitting</w:t>
       </w:r>
+      <w:proofErr w:type="spellEnd"/>
       <w:r>
         <w:t xml:space="preserve">: </w:t>
       </w:r>
-      <w:r>
-        <w:t xml:space="preserve">sobreajuste, </w:t>
+      <w:proofErr w:type="spellStart"/>
+      <w:r>
+        <w:t>sobreajuste</w:t>
+      </w:r>
+      <w:proofErr w:type="spellEnd"/>
+      <w:r>
+        <w:t xml:space="preserve">, </w:t>
       </w:r>
       <w:r>
         <w:t>o</w:t>
@@ -16063,22 +19362,24 @@
           <w:b w:val="0"/>
           <w:bCs w:val="0"/>
         </w:rPr>
-        <w:t>Pandas Profiling</w:t>
-      </w:r>
-      <w:r>
-        <w:rPr>
-          <w:b/>
-          <w:bCs/>
-        </w:rPr>
-        <w:t xml:space="preserve">: </w:t>
-      </w:r>
+        <w:t xml:space="preserve">Pandas </w:t>
+      </w:r>
+      <w:proofErr w:type="spellStart"/>
       <w:r>
         <w:rPr>
           <w:rStyle w:val="Forte"/>
           <w:b w:val="0"/>
           <w:bCs w:val="0"/>
         </w:rPr>
-        <w:t>Biblioteca</w:t>
+        <w:t>Profiling</w:t>
+      </w:r>
+      <w:proofErr w:type="spellEnd"/>
+      <w:r>
+        <w:rPr>
+          <w:b/>
+          <w:bCs/>
+        </w:rPr>
+        <w:t xml:space="preserve">: </w:t>
       </w:r>
       <w:r>
         <w:rPr>
@@ -16086,7 +19387,7 @@
           <w:b w:val="0"/>
           <w:bCs w:val="0"/>
         </w:rPr>
-        <w:t xml:space="preserve"> </w:t>
+        <w:t>Biblioteca</w:t>
       </w:r>
       <w:r>
         <w:rPr>
@@ -16094,12 +19395,6 @@
           <w:b w:val="0"/>
           <w:bCs w:val="0"/>
         </w:rPr>
-        <w:t>Python</w:t>
-      </w:r>
-      <w:r>
-        <w:t xml:space="preserve"> utilizada para</w:t>
-      </w:r>
-      <w:r>
         <w:t xml:space="preserve"> </w:t>
       </w:r>
       <w:r>
@@ -16108,6 +19403,20 @@
           <w:b w:val="0"/>
           <w:bCs w:val="0"/>
         </w:rPr>
+        <w:t>Python</w:t>
+      </w:r>
+      <w:r>
+        <w:t xml:space="preserve"> utilizada para</w:t>
+      </w:r>
+      <w:r>
+        <w:t xml:space="preserve"> </w:t>
+      </w:r>
+      <w:r>
+        <w:rPr>
+          <w:rStyle w:val="Forte"/>
+          <w:b w:val="0"/>
+          <w:bCs w:val="0"/>
+        </w:rPr>
         <w:t>gerar relatórios exploratórios automáticos de dados</w:t>
       </w:r>
     </w:p>
@@ -16126,8 +19435,37 @@
       <w:r>
         <w:t xml:space="preserve"> </w:t>
       </w:r>
-      <w:r>
-        <w:t>Synthetic Minority Over-sampling Technique) é uma técnica de balanceamento de classes que atua gerando novas amostras sintéticas para a classe minoritária (no seu caso, óbitos), em vez de apenas replicar os exemplos existentes</w:t>
+      <w:proofErr w:type="spellStart"/>
+      <w:r>
+        <w:t>Synthetic</w:t>
+      </w:r>
+      <w:proofErr w:type="spellEnd"/>
+      <w:r>
+        <w:t xml:space="preserve"> </w:t>
+      </w:r>
+      <w:proofErr w:type="spellStart"/>
+      <w:r>
+        <w:t>Minority</w:t>
+      </w:r>
+      <w:proofErr w:type="spellEnd"/>
+      <w:r>
+        <w:t xml:space="preserve"> Over-</w:t>
+      </w:r>
+      <w:proofErr w:type="spellStart"/>
+      <w:r>
+        <w:t>sampling</w:t>
+      </w:r>
+      <w:proofErr w:type="spellEnd"/>
+      <w:r>
+        <w:t xml:space="preserve"> </w:t>
+      </w:r>
+      <w:proofErr w:type="spellStart"/>
+      <w:r>
+        <w:t>Technique</w:t>
+      </w:r>
+      <w:proofErr w:type="spellEnd"/>
+      <w:r>
+        <w:t>) é uma técnica de balanceamento de classes que atua gerando novas amostras sintéticas para a classe minoritária (no seu caso, óbitos), em vez de apenas replicar os exemplos existentes</w:t>
       </w:r>
     </w:p>
   </w:footnote>
@@ -23271,6 +26609,7 @@
   <w:style w:type="character" w:default="1" w:styleId="Fontepargpadro">
     <w:name w:val="Default Paragraph Font"/>
     <w:uiPriority w:val="1"/>
+    <w:semiHidden/>
     <w:unhideWhenUsed/>
   </w:style>
   <w:style w:type="table" w:default="1" w:styleId="Tabelanormal">

--- a/TCC II/[2025] TCC 2/TCCII_NIMSAI.docx
+++ b/TCC II/[2025] TCC 2/TCCII_NIMSAI.docx
@@ -5,6 +5,13 @@
     <w:bookmarkStart w:id="0" w:name="_Toc203566798" w:displacedByCustomXml="next"/>
     <w:sdt>
       <w:sdtPr>
+        <w:rPr>
+          <w:rFonts w:ascii="Times New Roman" w:eastAsiaTheme="minorHAnsi" w:hAnsi="Times New Roman" w:cstheme="minorBidi"/>
+          <w:color w:val="auto"/>
+          <w:sz w:val="24"/>
+          <w:szCs w:val="22"/>
+          <w:lang w:eastAsia="en-US"/>
+        </w:rPr>
         <w:id w:val="-1739159679"/>
         <w:docPartObj>
           <w:docPartGallery w:val="Table of Contents"/>
@@ -13,13 +20,8 @@
       </w:sdtPr>
       <w:sdtEndPr>
         <w:rPr>
-          <w:rFonts w:ascii="Times New Roman" w:eastAsiaTheme="minorHAnsi" w:hAnsi="Times New Roman" w:cstheme="minorBidi"/>
           <w:b/>
           <w:bCs/>
-          <w:color w:val="auto"/>
-          <w:sz w:val="24"/>
-          <w:szCs w:val="22"/>
-          <w:lang w:eastAsia="en-US"/>
         </w:rPr>
       </w:sdtEndPr>
       <w:sdtContent>
@@ -4279,16 +4281,7 @@
           <w:highlight w:val="cyan"/>
           <w:lang w:eastAsia="pt-BR"/>
         </w:rPr>
-        <w:t xml:space="preserve">ibliográfica foi abordado os </w:t>
-      </w:r>
-      <w:r>
-        <w:rPr>
-          <w:rFonts w:eastAsia="Times New Roman" w:cs="Times New Roman"/>
-          <w:szCs w:val="24"/>
-          <w:highlight w:val="cyan"/>
-          <w:lang w:eastAsia="pt-BR"/>
-        </w:rPr>
-        <w:t>fundamentos teóricos relacionados à SRAG, o processo de descoberta de conhecimento em bases de dados (</w:t>
+        <w:t>ibliográfica foi abordado os fundamentos teóricos relacionados à SRAG, o processo de descoberta de conhecimento em bases de dados (</w:t>
       </w:r>
       <w:r>
         <w:rPr>
@@ -4429,61 +4422,7 @@
           <w:highlight w:val="cyan"/>
           <w:lang w:eastAsia="pt-BR"/>
         </w:rPr>
-        <w:t xml:space="preserve">descreve a </w:t>
-      </w:r>
-      <w:r>
-        <w:rPr>
-          <w:rFonts w:eastAsia="Times New Roman" w:cs="Times New Roman"/>
-          <w:szCs w:val="24"/>
-          <w:highlight w:val="cyan"/>
-          <w:lang w:eastAsia="pt-BR"/>
-        </w:rPr>
-        <w:t>fonte de dados</w:t>
-      </w:r>
-      <w:r>
-        <w:rPr>
-          <w:rFonts w:eastAsia="Times New Roman" w:cs="Times New Roman"/>
-          <w:szCs w:val="24"/>
-          <w:highlight w:val="cyan"/>
-          <w:lang w:eastAsia="pt-BR"/>
-        </w:rPr>
-        <w:t xml:space="preserve"> utilizados</w:t>
-      </w:r>
-      <w:r>
-        <w:rPr>
-          <w:rFonts w:eastAsia="Times New Roman" w:cs="Times New Roman"/>
-          <w:szCs w:val="24"/>
-          <w:highlight w:val="cyan"/>
-          <w:lang w:eastAsia="pt-BR"/>
-        </w:rPr>
-        <w:t>, etapas do processo de KDD aplicadas a pesquisa, ferramentas</w:t>
-      </w:r>
-      <w:r>
-        <w:rPr>
-          <w:rFonts w:eastAsia="Times New Roman" w:cs="Times New Roman"/>
-          <w:szCs w:val="24"/>
-          <w:highlight w:val="cyan"/>
-          <w:lang w:eastAsia="pt-BR"/>
-        </w:rPr>
-        <w:t xml:space="preserve"> </w:t>
-      </w:r>
-      <w:r>
-        <w:rPr>
-          <w:rFonts w:eastAsia="Times New Roman" w:cs="Times New Roman"/>
-          <w:szCs w:val="24"/>
-          <w:highlight w:val="cyan"/>
-          <w:lang w:eastAsia="pt-BR"/>
-        </w:rPr>
-        <w:t>e tecnologias</w:t>
-      </w:r>
-      <w:r>
-        <w:rPr>
-          <w:rFonts w:eastAsia="Times New Roman" w:cs="Times New Roman"/>
-          <w:szCs w:val="24"/>
-          <w:highlight w:val="cyan"/>
-          <w:lang w:eastAsia="pt-BR"/>
-        </w:rPr>
-        <w:t xml:space="preserve"> </w:t>
+        <w:t xml:space="preserve">descreve a fonte de dados utilizados, etapas do processo de KDD aplicadas a pesquisa, ferramentas e tecnologias </w:t>
       </w:r>
       <w:r>
         <w:rPr>
@@ -4501,88 +4440,7 @@
           <w:highlight w:val="cyan"/>
           <w:lang w:eastAsia="pt-BR"/>
         </w:rPr>
-        <w:t xml:space="preserve"> </w:t>
-      </w:r>
-      <w:r>
-        <w:rPr>
-          <w:rFonts w:eastAsia="Times New Roman" w:cs="Times New Roman"/>
-          <w:szCs w:val="24"/>
-          <w:highlight w:val="cyan"/>
-          <w:lang w:eastAsia="pt-BR"/>
-        </w:rPr>
-        <w:t xml:space="preserve">implementação dos modelos e nas </w:t>
-      </w:r>
-      <w:r>
-        <w:rPr>
-          <w:rFonts w:eastAsia="Times New Roman" w:cs="Times New Roman"/>
-          <w:szCs w:val="24"/>
-          <w:highlight w:val="cyan"/>
-          <w:lang w:eastAsia="pt-BR"/>
-        </w:rPr>
-        <w:t>análises</w:t>
-      </w:r>
-      <w:r>
-        <w:rPr>
-          <w:rFonts w:eastAsia="Times New Roman" w:cs="Times New Roman"/>
-          <w:szCs w:val="24"/>
-          <w:highlight w:val="cyan"/>
-          <w:lang w:eastAsia="pt-BR"/>
-        </w:rPr>
-        <w:t xml:space="preserve"> de dados</w:t>
-      </w:r>
-      <w:r>
-        <w:rPr>
-          <w:rFonts w:eastAsia="Times New Roman" w:cs="Times New Roman"/>
-          <w:szCs w:val="24"/>
-          <w:highlight w:val="cyan"/>
-          <w:lang w:eastAsia="pt-BR"/>
-        </w:rPr>
-        <w:t xml:space="preserve">, a </w:t>
-      </w:r>
-      <w:r>
-        <w:rPr>
-          <w:rFonts w:eastAsia="Times New Roman" w:cs="Times New Roman"/>
-          <w:szCs w:val="24"/>
-          <w:highlight w:val="cyan"/>
-          <w:lang w:eastAsia="pt-BR"/>
-        </w:rPr>
-        <w:t>especificação dos ambientes que os modelos foram executados</w:t>
-      </w:r>
-      <w:r>
-        <w:rPr>
-          <w:rFonts w:eastAsia="Times New Roman" w:cs="Times New Roman"/>
-          <w:szCs w:val="24"/>
-          <w:highlight w:val="cyan"/>
-          <w:lang w:eastAsia="pt-BR"/>
-        </w:rPr>
-        <w:t xml:space="preserve"> </w:t>
-      </w:r>
-      <w:r>
-        <w:rPr>
-          <w:rFonts w:eastAsia="Times New Roman" w:cs="Times New Roman"/>
-          <w:szCs w:val="24"/>
-          <w:highlight w:val="cyan"/>
-          <w:lang w:eastAsia="pt-BR"/>
-        </w:rPr>
-        <w:t xml:space="preserve">e os critérios </w:t>
-      </w:r>
-      <w:r>
-        <w:rPr>
-          <w:rFonts w:eastAsia="Times New Roman" w:cs="Times New Roman"/>
-          <w:szCs w:val="24"/>
-          <w:highlight w:val="cyan"/>
-          <w:lang w:eastAsia="pt-BR"/>
-        </w:rPr>
-        <w:t xml:space="preserve">utilizados </w:t>
-      </w:r>
-      <w:r>
-        <w:rPr>
-          <w:rFonts w:eastAsia="Times New Roman" w:cs="Times New Roman"/>
-          <w:szCs w:val="24"/>
-          <w:highlight w:val="cyan"/>
-          <w:lang w:eastAsia="pt-BR"/>
-        </w:rPr>
-        <w:t>para avaliação de desempenho preditivo e computacional</w:t>
+        <w:t xml:space="preserve"> implementação dos modelos e nas análises de dados, a especificação dos ambientes que os modelos foram executados e os critérios utilizados para avaliação de desempenho preditivo e computacional</w:t>
       </w:r>
       <w:r>
         <w:rPr>
@@ -4656,52 +4514,7 @@
           <w:highlight w:val="cyan"/>
           <w:lang w:eastAsia="pt-BR"/>
         </w:rPr>
-        <w:t xml:space="preserve"> é apresentado os resultados d</w:t>
-      </w:r>
-      <w:r>
-        <w:rPr>
-          <w:rFonts w:eastAsia="Times New Roman" w:cs="Times New Roman"/>
-          <w:szCs w:val="24"/>
-          <w:highlight w:val="cyan"/>
-          <w:lang w:eastAsia="pt-BR"/>
-        </w:rPr>
-        <w:t xml:space="preserve">a analise exploratória do dataset, </w:t>
-      </w:r>
-      <w:r>
-        <w:rPr>
-          <w:rFonts w:eastAsia="Times New Roman" w:cs="Times New Roman"/>
-          <w:szCs w:val="24"/>
-          <w:highlight w:val="cyan"/>
-          <w:lang w:eastAsia="pt-BR"/>
-        </w:rPr>
-        <w:t>da análise</w:t>
-      </w:r>
-      <w:r>
-        <w:rPr>
-          <w:rFonts w:eastAsia="Times New Roman" w:cs="Times New Roman"/>
-          <w:szCs w:val="24"/>
-          <w:highlight w:val="cyan"/>
-          <w:lang w:eastAsia="pt-BR"/>
-        </w:rPr>
-        <w:t xml:space="preserve"> das variáveis relevantes para o desfecho clinico, </w:t>
-      </w:r>
-      <w:r>
-        <w:rPr>
-          <w:rFonts w:eastAsia="Times New Roman" w:cs="Times New Roman"/>
-          <w:szCs w:val="24"/>
-          <w:highlight w:val="cyan"/>
-          <w:lang w:eastAsia="pt-BR"/>
-        </w:rPr>
-        <w:t xml:space="preserve">os </w:t>
-      </w:r>
-      <w:r>
-        <w:rPr>
-          <w:rFonts w:eastAsia="Times New Roman" w:cs="Times New Roman"/>
-          <w:szCs w:val="24"/>
-          <w:highlight w:val="cyan"/>
-          <w:lang w:eastAsia="pt-BR"/>
-        </w:rPr>
-        <w:t>modelos preditivos (</w:t>
+        <w:t xml:space="preserve"> é apresentado os resultados da analise exploratória do dataset, da análise das variáveis relevantes para o desfecho clinico, os modelos preditivos (</w:t>
       </w:r>
       <w:proofErr w:type="spellStart"/>
       <w:r>
@@ -5123,19 +4936,7 @@
         <w:rPr>
           <w:highlight w:val="cyan"/>
         </w:rPr>
-        <w:t>apresentou desempenho superior na previsão de óbito por Covid-19, alcançando acurácia média de 77%.</w:t>
-      </w:r>
-      <w:r>
-        <w:rPr>
-          <w:highlight w:val="cyan"/>
-        </w:rPr>
-        <w:t xml:space="preserve"> </w:t>
-      </w:r>
-      <w:r>
-        <w:rPr>
-          <w:highlight w:val="cyan"/>
-        </w:rPr>
-        <w:t>De forma semelhante,</w:t>
+        <w:t>apresentou desempenho superior na previsão de óbito por Covid-19, alcançando acurácia média de 77%. De forma semelhante,</w:t>
       </w:r>
       <w:r>
         <w:rPr>
@@ -5254,31 +5055,7 @@
         <w:rPr>
           <w:highlight w:val="cyan"/>
         </w:rPr>
-        <w:t xml:space="preserve">, Floresta Aleatória e Árvores de Decisão apresentaram bons resultados, com </w:t>
-      </w:r>
-      <w:r>
-        <w:rPr>
-          <w:highlight w:val="cyan"/>
-        </w:rPr>
-        <w:t xml:space="preserve">uma </w:t>
-      </w:r>
-      <w:r>
-        <w:rPr>
-          <w:highlight w:val="cyan"/>
-        </w:rPr>
-        <w:t>baixa</w:t>
-      </w:r>
-      <w:r>
-        <w:rPr>
-          <w:highlight w:val="cyan"/>
-        </w:rPr>
-        <w:t xml:space="preserve"> </w:t>
-      </w:r>
-      <w:r>
-        <w:rPr>
-          <w:highlight w:val="cyan"/>
-        </w:rPr>
-        <w:t>discrepânci</w:t>
+        <w:t>, Floresta Aleatória e Árvores de Decisão apresentaram bons resultados, com uma baixa discrepânci</w:t>
       </w:r>
       <w:r>
         <w:rPr>
@@ -5640,13 +5417,7 @@
         <w:rPr>
           <w:highlight w:val="cyan"/>
         </w:rPr>
-        <w:t>(RIBEIRO; CORDEIRO; ALVES, 2022</w:t>
-      </w:r>
-      <w:r>
-        <w:rPr>
-          <w:highlight w:val="cyan"/>
-        </w:rPr>
-        <w:t>).</w:t>
+        <w:t>(RIBEIRO; CORDEIRO; ALVES, 2022).</w:t>
       </w:r>
       <w:commentRangeEnd w:id="12"/>
       <w:r>
@@ -5683,10 +5454,7 @@
       </w:r>
       <w:proofErr w:type="gramEnd"/>
       <w:r>
-        <w:t xml:space="preserve"> – </w:t>
-      </w:r>
-      <w:r>
-        <w:t>Exemplo de Árvore de Decisão</w:t>
+        <w:t xml:space="preserve"> – Exemplo de Árvore de Decisão</w:t>
       </w:r>
     </w:p>
     <w:p>
@@ -5818,13 +5586,7 @@
         <w:rPr>
           <w:highlight w:val="cyan"/>
         </w:rPr>
-        <w:t xml:space="preserve"> </w:t>
-      </w:r>
-      <w:r>
-        <w:rPr>
-          <w:highlight w:val="cyan"/>
-        </w:rPr>
-        <w:t>Silva e Silva Neto (2022)</w:t>
+        <w:t xml:space="preserve"> Silva e Silva Neto (2022)</w:t>
       </w:r>
       <w:r>
         <w:rPr>
@@ -6594,34 +6356,7 @@
           <w:highlight w:val="cyan"/>
           <w:lang w:eastAsia="pt-BR"/>
         </w:rPr>
-        <w:t>A matriz de confusão apresentado em forma de tabela</w:t>
-      </w:r>
-      <w:r>
-        <w:rPr>
-          <w:rFonts w:eastAsia="Times New Roman" w:cs="Times New Roman"/>
-          <w:szCs w:val="24"/>
-          <w:highlight w:val="cyan"/>
-          <w:lang w:eastAsia="pt-BR"/>
-        </w:rPr>
-        <w:t xml:space="preserve"> </w:t>
-      </w:r>
-      <w:r>
-        <w:rPr>
-          <w:rFonts w:eastAsia="Times New Roman" w:cs="Times New Roman"/>
-          <w:szCs w:val="24"/>
-          <w:highlight w:val="cyan"/>
-          <w:lang w:eastAsia="pt-BR"/>
-        </w:rPr>
-        <w:t>quantos acertos e erros o modelo cometeu para cada classe</w:t>
-      </w:r>
-      <w:r>
-        <w:rPr>
-          <w:rFonts w:eastAsia="Times New Roman" w:cs="Times New Roman"/>
-          <w:szCs w:val="24"/>
-          <w:highlight w:val="cyan"/>
-          <w:lang w:eastAsia="pt-BR"/>
-        </w:rPr>
-        <w:t xml:space="preserve">, pode ser verificada na </w:t>
+        <w:t xml:space="preserve">A matriz de confusão apresentado em forma de tabela quantos acertos e erros o modelo cometeu para cada classe, pode ser verificada na </w:t>
       </w:r>
       <w:proofErr w:type="gramStart"/>
       <w:r>
@@ -6656,13 +6391,7 @@
         <w:rPr>
           <w:highlight w:val="cyan"/>
         </w:rPr>
-        <w:t>Tabela</w:t>
-      </w:r>
-      <w:r>
-        <w:rPr>
-          <w:highlight w:val="cyan"/>
-        </w:rPr>
-        <w:t xml:space="preserve"> ?</w:t>
+        <w:t>Tabela ?</w:t>
       </w:r>
       <w:proofErr w:type="gramEnd"/>
       <w:r>
@@ -7216,19 +6945,7 @@
         <w:rPr>
           <w:highlight w:val="cyan"/>
         </w:rPr>
-        <w:t xml:space="preserve"> mede a proporção total de predições corretas em relação ao número total de observações. A fórmula para seu cálculo </w:t>
-      </w:r>
-      <w:r>
-        <w:rPr>
-          <w:highlight w:val="cyan"/>
-        </w:rPr>
-        <w:t>pode ser verificada</w:t>
-      </w:r>
-      <w:r>
-        <w:rPr>
-          <w:highlight w:val="cyan"/>
-        </w:rPr>
-        <w:t xml:space="preserve"> na </w:t>
+        <w:t xml:space="preserve"> mede a proporção total de predições corretas em relação ao número total de observações. A fórmula para seu cálculo pode ser verificada na </w:t>
       </w:r>
       <w:proofErr w:type="gramStart"/>
       <w:r>
@@ -7538,13 +7255,7 @@
         <w:rPr>
           <w:highlight w:val="cyan"/>
         </w:rPr>
-        <w:t>, i</w:t>
-      </w:r>
-      <w:r>
-        <w:rPr>
-          <w:highlight w:val="cyan"/>
-        </w:rPr>
-        <w:t>sso ocorre porque ela pode apresentar um valor elevado mesmo que o modelo tenha baixo desempenho na identificação da classe minoritária, como no caso de óbitos em bases</w:t>
+        <w:t>, isso ocorre porque ela pode apresentar um valor elevado mesmo que o modelo tenha baixo desempenho na identificação da classe minoritária, como no caso de óbitos em bases</w:t>
       </w:r>
       <w:r>
         <w:rPr>
@@ -8072,13 +7783,7 @@
         <w:rPr>
           <w:highlight w:val="cyan"/>
         </w:rPr>
-        <w:t xml:space="preserve"> </w:t>
-      </w:r>
-      <w:r>
-        <w:rPr>
-          <w:highlight w:val="cyan"/>
-        </w:rPr>
-        <w:t xml:space="preserve">A fórmula para seu cálculo pode ser verificada na </w:t>
+        <w:t xml:space="preserve"> A fórmula para seu cálculo pode ser verificada na </w:t>
       </w:r>
       <w:proofErr w:type="gramStart"/>
       <w:r>
@@ -8337,13 +8042,7 @@
         <w:rPr>
           <w:highlight w:val="cyan"/>
         </w:rPr>
-        <w:t>, mesmo que cometa alguns erros.</w:t>
-      </w:r>
-      <w:r>
-        <w:rPr>
-          <w:highlight w:val="cyan"/>
-        </w:rPr>
-        <w:t xml:space="preserve"> </w:t>
+        <w:t xml:space="preserve">, mesmo que cometa alguns erros. </w:t>
       </w:r>
       <w:r>
         <w:rPr>
@@ -8512,16 +8211,7 @@
           <w:bCs w:val="0"/>
           <w:highlight w:val="cyan"/>
         </w:rPr>
-        <w:t>Equação (?</w:t>
-      </w:r>
-      <w:r>
-        <w:rPr>
-          <w:rStyle w:val="Forte"/>
-          <w:b w:val="0"/>
-          <w:bCs w:val="0"/>
-          <w:highlight w:val="cyan"/>
-        </w:rPr>
-        <w:t>)</w:t>
+        <w:t>Equação (?)</w:t>
       </w:r>
     </w:p>
     <w:tbl>
@@ -8701,8 +8391,9 @@
           <w:highlight w:val="cyan"/>
           <w:lang w:eastAsia="en-US"/>
         </w:rPr>
-        <w:t>" ou "F-score", onde</w:t>
-      </w:r>
+        <w:t xml:space="preserve">" ou "F-score", onde “F” é apenas uma denominação para a métrica, criada originalmente por van </w:t>
+      </w:r>
+      <w:proofErr w:type="spellStart"/>
       <w:r>
         <w:rPr>
           <w:rFonts w:eastAsiaTheme="minorHAnsi" w:cstheme="minorBidi"/>
@@ -8710,8 +8401,9 @@
           <w:highlight w:val="cyan"/>
           <w:lang w:eastAsia="en-US"/>
         </w:rPr>
-        <w:t xml:space="preserve"> </w:t>
-      </w:r>
+        <w:t>Rijsbergen</w:t>
+      </w:r>
+      <w:proofErr w:type="spellEnd"/>
       <w:r>
         <w:rPr>
           <w:rFonts w:eastAsiaTheme="minorHAnsi" w:cstheme="minorBidi"/>
@@ -8719,54 +8411,7 @@
           <w:highlight w:val="cyan"/>
           <w:lang w:eastAsia="en-US"/>
         </w:rPr>
-        <w:t xml:space="preserve">“F” é apenas uma denominação para a métrica, criada originalmente por van </w:t>
-      </w:r>
-      <w:proofErr w:type="spellStart"/>
-      <w:r>
-        <w:rPr>
-          <w:rFonts w:eastAsiaTheme="minorHAnsi" w:cstheme="minorBidi"/>
-          <w:szCs w:val="22"/>
-          <w:highlight w:val="cyan"/>
-          <w:lang w:eastAsia="en-US"/>
-        </w:rPr>
-        <w:t>Rijsbergen</w:t>
-      </w:r>
-      <w:proofErr w:type="spellEnd"/>
-      <w:r>
-        <w:rPr>
-          <w:rFonts w:eastAsiaTheme="minorHAnsi" w:cstheme="minorBidi"/>
-          <w:szCs w:val="22"/>
-          <w:highlight w:val="cyan"/>
-          <w:lang w:eastAsia="en-US"/>
-        </w:rPr>
-        <w:t xml:space="preserve"> (1979) no contexto de recuperação de informações</w:t>
-      </w:r>
-      <w:r>
-        <w:rPr>
-          <w:rFonts w:eastAsiaTheme="minorHAnsi" w:cstheme="minorBidi"/>
-          <w:szCs w:val="22"/>
-          <w:highlight w:val="cyan"/>
-          <w:lang w:eastAsia="en-US"/>
-        </w:rPr>
-        <w:t xml:space="preserve"> e o </w:t>
-      </w:r>
-      <w:r>
-        <w:rPr>
-          <w:rFonts w:eastAsiaTheme="minorHAnsi" w:cstheme="minorBidi"/>
-          <w:szCs w:val="22"/>
-          <w:highlight w:val="cyan"/>
-          <w:lang w:eastAsia="en-US"/>
-        </w:rPr>
-        <w:t>número “1” indica que é utilizada a média harmônica padrão (também chamada de F1)</w:t>
-      </w:r>
-      <w:r>
-        <w:rPr>
-          <w:rFonts w:eastAsiaTheme="minorHAnsi" w:cstheme="minorBidi"/>
-          <w:szCs w:val="22"/>
-          <w:highlight w:val="cyan"/>
-          <w:lang w:eastAsia="en-US"/>
-        </w:rPr>
-        <w:t>.</w:t>
+        <w:t xml:space="preserve"> (1979) no contexto de recuperação de informações e o número “1” indica que é utilizada a média harmônica padrão (também chamada de F1).</w:t>
       </w:r>
       <w:commentRangeEnd w:id="24"/>
       <w:r>
@@ -8979,16 +8624,7 @@
           <w:highlight w:val="cyan"/>
           <w:lang w:eastAsia="pt-BR"/>
         </w:rPr>
-        <w:t>ou 1 – Especificidade) em diferentes limiares de decisão do modelo.</w:t>
-      </w:r>
-      <w:r>
-        <w:rPr>
-          <w:rFonts w:eastAsia="Times New Roman" w:cs="Times New Roman"/>
-          <w:szCs w:val="24"/>
-          <w:highlight w:val="cyan"/>
-          <w:lang w:eastAsia="pt-BR"/>
-        </w:rPr>
-        <w:t xml:space="preserve"> </w:t>
+        <w:t xml:space="preserve">ou 1 – Especificidade) em diferentes limiares de decisão do modelo. </w:t>
       </w:r>
     </w:p>
     <w:p>
@@ -9188,13 +8824,7 @@
         <w:rPr>
           <w:highlight w:val="cyan"/>
         </w:rPr>
-        <w:t xml:space="preserve"> </w:t>
-      </w:r>
-      <w:r>
-        <w:rPr>
-          <w:highlight w:val="cyan"/>
-        </w:rPr>
-        <w:t>seu cálculo pode ser verificado na Equação (?).</w:t>
+        <w:t xml:space="preserve"> seu cálculo pode ser verificado na Equação (?).</w:t>
       </w:r>
     </w:p>
     <w:tbl>
@@ -9409,19 +9039,7 @@
         <w:rPr>
           <w:highlight w:val="cyan"/>
         </w:rPr>
-        <w:t xml:space="preserve">seu </w:t>
-      </w:r>
-      <w:r>
-        <w:rPr>
-          <w:highlight w:val="cyan"/>
-        </w:rPr>
-        <w:t>cálculo</w:t>
-      </w:r>
-      <w:r>
-        <w:rPr>
-          <w:highlight w:val="cyan"/>
-        </w:rPr>
-        <w:t xml:space="preserve"> pode ser verificado na Equação (?).</w:t>
+        <w:t>seu cálculo pode ser verificado na Equação (?).</w:t>
       </w:r>
     </w:p>
     <w:tbl>
@@ -9897,43 +9515,7 @@
         <w:rPr>
           <w:highlight w:val="cyan"/>
         </w:rPr>
-        <w:t>No contexto da predição de desfechos clínicos, como a variável-alvo EVOLUCAO, a presença de desbalanceamento de classes</w:t>
-      </w:r>
-      <w:r>
-        <w:rPr>
-          <w:highlight w:val="cyan"/>
-        </w:rPr>
-        <w:t xml:space="preserve"> (</w:t>
-      </w:r>
-      <w:r>
-        <w:rPr>
-          <w:highlight w:val="cyan"/>
-        </w:rPr>
-        <w:t>caracterizada pela predominância de casos de cura em relação a óbitos</w:t>
-      </w:r>
-      <w:r>
-        <w:rPr>
-          <w:highlight w:val="cyan"/>
-        </w:rPr>
-        <w:t xml:space="preserve">) </w:t>
-      </w:r>
-      <w:r>
-        <w:rPr>
-          <w:highlight w:val="cyan"/>
-        </w:rPr>
-        <w:t>torna métricas simples, como</w:t>
-      </w:r>
-      <w:r>
-        <w:rPr>
-          <w:highlight w:val="cyan"/>
-        </w:rPr>
-        <w:t xml:space="preserve"> por exemplo, a</w:t>
-      </w:r>
-      <w:r>
-        <w:rPr>
-          <w:highlight w:val="cyan"/>
-        </w:rPr>
-        <w:t xml:space="preserve"> acurácia, insuficientes, pois elas não refletem adequadamente o desempenho do modelo na identificação da classe minoritária.</w:t>
+        <w:t>No contexto da predição de desfechos clínicos, como a variável-alvo EVOLUCAO, a presença de desbalanceamento de classes (caracterizada pela predominância de casos de cura em relação a óbitos) torna métricas simples, como por exemplo, a acurácia, insuficientes, pois elas não refletem adequadamente o desempenho do modelo na identificação da classe minoritária.</w:t>
       </w:r>
     </w:p>
     <w:p>
@@ -10980,420 +10562,140 @@
         <w:t>, contendo registros de pacientes hospitalizados com Síndrome Respiratória Aguda Grave (SRAG). A base apresenta uma ampla gama de variáveis, incluindo características demográficas, sintomas, comorbidades, vacinação, uso de suporte ventilatório, internação em UTI e desfecho clínico.</w:t>
       </w:r>
     </w:p>
-    <w:p/>
-    <w:p>
-      <w:pPr>
-        <w:pStyle w:val="Ttulo2"/>
-        <w:ind w:left="431" w:hanging="431"/>
-        <w:rPr>
-          <w:rStyle w:val="Forte"/>
-          <w:b/>
-          <w:bCs w:val="0"/>
-          <w:highlight w:val="lightGray"/>
-          <w:lang w:val="pt-BR"/>
-        </w:rPr>
-      </w:pPr>
-      <w:bookmarkStart w:id="34" w:name="_Toc205139880"/>
-      <w:r>
-        <w:rPr>
-          <w:highlight w:val="lightGray"/>
-          <w:lang w:val="pt-BR"/>
-        </w:rPr>
-        <w:t>Etapas</w:t>
-      </w:r>
-      <w:r>
-        <w:rPr>
-          <w:rStyle w:val="Forte"/>
-          <w:b/>
-          <w:bCs w:val="0"/>
-          <w:highlight w:val="lightGray"/>
-          <w:lang w:val="pt-BR"/>
-        </w:rPr>
-        <w:t xml:space="preserve"> do Processo de KDD</w:t>
-      </w:r>
-      <w:bookmarkEnd w:id="34"/>
+    <w:p>
+      <w:pPr>
+        <w:pStyle w:val="Ttulo3"/>
+        <w:rPr>
+          <w:highlight w:val="lightGray"/>
+        </w:rPr>
+      </w:pPr>
+      <w:proofErr w:type="spellStart"/>
+      <w:r>
+        <w:rPr>
+          <w:highlight w:val="lightGray"/>
+        </w:rPr>
+        <w:t>Dicion</w:t>
+      </w:r>
+      <w:r>
+        <w:rPr>
+          <w:highlight w:val="lightGray"/>
+        </w:rPr>
+        <w:t>á</w:t>
+      </w:r>
+      <w:r>
+        <w:rPr>
+          <w:highlight w:val="lightGray"/>
+        </w:rPr>
+        <w:t>rio</w:t>
+      </w:r>
+      <w:proofErr w:type="spellEnd"/>
+      <w:r>
+        <w:rPr>
+          <w:highlight w:val="lightGray"/>
+        </w:rPr>
+        <w:t xml:space="preserve"> de dados</w:t>
+      </w:r>
+    </w:p>
+    <w:p>
+      <w:pPr>
+        <w:spacing w:before="100" w:beforeAutospacing="1" w:after="100" w:afterAutospacing="1" w:line="240" w:lineRule="auto"/>
+        <w:jc w:val="left"/>
+        <w:rPr>
+          <w:rFonts w:eastAsia="Times New Roman" w:cs="Times New Roman"/>
+          <w:szCs w:val="24"/>
+          <w:lang w:eastAsia="pt-BR"/>
+        </w:rPr>
+      </w:pPr>
+      <w:r>
+        <w:rPr>
+          <w:rFonts w:eastAsia="Times New Roman" w:hAnsi="Symbol" w:cs="Times New Roman"/>
+          <w:szCs w:val="24"/>
+          <w:highlight w:val="lightGray"/>
+          <w:lang w:eastAsia="pt-BR"/>
+        </w:rPr>
+        <w:t>Pode se observar que o</w:t>
+      </w:r>
+      <w:r>
+        <w:rPr>
+          <w:rFonts w:eastAsia="Times New Roman" w:cs="Times New Roman"/>
+          <w:szCs w:val="24"/>
+          <w:highlight w:val="lightGray"/>
+          <w:lang w:eastAsia="pt-BR"/>
+        </w:rPr>
+        <w:t xml:space="preserve"> d</w:t>
+      </w:r>
+      <w:proofErr w:type="spellStart"/>
+      <w:r>
+        <w:rPr>
+          <w:rFonts w:eastAsia="Times New Roman" w:cs="Times New Roman"/>
+          <w:szCs w:val="24"/>
+          <w:highlight w:val="lightGray"/>
+          <w:lang w:eastAsia="pt-BR"/>
+        </w:rPr>
+        <w:t>ataset</w:t>
+      </w:r>
+      <w:proofErr w:type="spellEnd"/>
+      <w:r>
+        <w:rPr>
+          <w:rFonts w:eastAsia="Times New Roman" w:cs="Times New Roman"/>
+          <w:szCs w:val="24"/>
+          <w:highlight w:val="lightGray"/>
+          <w:lang w:eastAsia="pt-BR"/>
+        </w:rPr>
+        <w:t xml:space="preserve"> é derivado de fichas de notificação hospitalar de casos SRAG.</w:t>
+      </w:r>
+      <w:r>
+        <w:rPr>
+          <w:rFonts w:eastAsia="Times New Roman" w:cs="Times New Roman"/>
+          <w:szCs w:val="24"/>
+          <w:highlight w:val="lightGray"/>
+          <w:lang w:eastAsia="pt-BR"/>
+        </w:rPr>
+        <w:t xml:space="preserve"> </w:t>
+      </w:r>
+      <w:r>
+        <w:rPr>
+          <w:rFonts w:eastAsia="Times New Roman" w:cs="Times New Roman"/>
+          <w:szCs w:val="24"/>
+          <w:highlight w:val="lightGray"/>
+          <w:lang w:eastAsia="pt-BR"/>
+        </w:rPr>
+        <w:t>O preenchimento segue um fluxo que vai desde o atendimento inicial até o encerramento do caso</w:t>
+      </w:r>
+      <w:r>
+        <w:rPr>
+          <w:rFonts w:eastAsia="Times New Roman" w:cs="Times New Roman"/>
+          <w:szCs w:val="24"/>
+          <w:highlight w:val="lightGray"/>
+          <w:lang w:eastAsia="pt-BR"/>
+        </w:rPr>
+        <w:t xml:space="preserve">, como pode ser observado no dicionário de dados disponibilizado pelo </w:t>
+      </w:r>
+      <w:proofErr w:type="spellStart"/>
+      <w:r>
+        <w:rPr>
+          <w:rFonts w:eastAsia="Times New Roman" w:cs="Times New Roman"/>
+          <w:szCs w:val="24"/>
+          <w:highlight w:val="lightGray"/>
+          <w:lang w:eastAsia="pt-BR"/>
+        </w:rPr>
+        <w:t>DataSUS</w:t>
+      </w:r>
+      <w:proofErr w:type="spellEnd"/>
+      <w:r>
+        <w:rPr>
+          <w:rFonts w:eastAsia="Times New Roman" w:cs="Times New Roman"/>
+          <w:szCs w:val="24"/>
+          <w:highlight w:val="lightGray"/>
+          <w:lang w:eastAsia="pt-BR"/>
+        </w:rPr>
+        <w:t>.</w:t>
+      </w:r>
     </w:p>
     <w:p>
       <w:pPr>
         <w:pStyle w:val="NormalWeb"/>
-        <w:jc w:val="both"/>
-        <w:rPr>
-          <w:highlight w:val="lightGray"/>
-        </w:rPr>
-      </w:pPr>
-      <w:r>
-        <w:rPr>
-          <w:highlight w:val="lightGray"/>
-        </w:rPr>
-        <w:t>O estudo foi conduzido com base no processo de Descoberta de Conhecimento em Bases de Dados (</w:t>
-      </w:r>
-      <w:proofErr w:type="spellStart"/>
-      <w:r>
-        <w:rPr>
-          <w:rStyle w:val="nfase"/>
-          <w:highlight w:val="lightGray"/>
-        </w:rPr>
-        <w:t>Knowledge</w:t>
-      </w:r>
-      <w:proofErr w:type="spellEnd"/>
-      <w:r>
-        <w:rPr>
-          <w:rStyle w:val="nfase"/>
-          <w:highlight w:val="lightGray"/>
-        </w:rPr>
-        <w:t xml:space="preserve"> Discovery in </w:t>
-      </w:r>
-      <w:proofErr w:type="spellStart"/>
-      <w:r>
-        <w:rPr>
-          <w:rStyle w:val="nfase"/>
-          <w:highlight w:val="lightGray"/>
-        </w:rPr>
-        <w:t>Databases</w:t>
-      </w:r>
-      <w:proofErr w:type="spellEnd"/>
-      <w:r>
-        <w:rPr>
-          <w:rStyle w:val="nfase"/>
-          <w:highlight w:val="lightGray"/>
-        </w:rPr>
-        <w:t xml:space="preserve"> – KDD</w:t>
-      </w:r>
-      <w:r>
-        <w:rPr>
-          <w:highlight w:val="lightGray"/>
-        </w:rPr>
-        <w:t xml:space="preserve">), </w:t>
-      </w:r>
-      <w:r>
-        <w:t>englobando coleta, pré-processamento, modelagem, avaliação e interpretação dos resultados.</w:t>
-      </w:r>
-    </w:p>
-    <w:p>
-      <w:pPr>
-        <w:pStyle w:val="NormalWeb"/>
-        <w:numPr>
-          <w:ilvl w:val="0"/>
-          <w:numId w:val="9"/>
-        </w:numPr>
-        <w:jc w:val="both"/>
-        <w:rPr>
-          <w:highlight w:val="lightGray"/>
-        </w:rPr>
-      </w:pPr>
-      <w:r>
-        <w:rPr>
-          <w:rStyle w:val="Forte"/>
-          <w:b w:val="0"/>
-          <w:bCs w:val="0"/>
-          <w:highlight w:val="lightGray"/>
-        </w:rPr>
-        <w:t>Seleção dos dados</w:t>
-      </w:r>
-      <w:r>
-        <w:rPr>
-          <w:b/>
-          <w:bCs/>
-          <w:highlight w:val="lightGray"/>
-        </w:rPr>
-        <w:t>:</w:t>
-      </w:r>
-      <w:r>
-        <w:rPr>
-          <w:highlight w:val="lightGray"/>
-        </w:rPr>
-        <w:t xml:space="preserve"> identificação e extração das variáveis relevantes para análise.</w:t>
-      </w:r>
-    </w:p>
-    <w:p>
-      <w:pPr>
-        <w:pStyle w:val="NormalWeb"/>
-        <w:numPr>
-          <w:ilvl w:val="0"/>
-          <w:numId w:val="9"/>
-        </w:numPr>
-        <w:jc w:val="both"/>
-        <w:rPr>
-          <w:highlight w:val="lightGray"/>
-        </w:rPr>
-      </w:pPr>
-      <w:r>
-        <w:rPr>
-          <w:rStyle w:val="Forte"/>
-          <w:b w:val="0"/>
-          <w:bCs w:val="0"/>
-          <w:highlight w:val="lightGray"/>
-        </w:rPr>
-        <w:t>Pré-processamento e limpeza</w:t>
-      </w:r>
-      <w:r>
-        <w:rPr>
-          <w:b/>
-          <w:bCs/>
-          <w:highlight w:val="lightGray"/>
-        </w:rPr>
-        <w:t>:</w:t>
-      </w:r>
-      <w:r>
-        <w:rPr>
-          <w:highlight w:val="lightGray"/>
-        </w:rPr>
-        <w:t xml:space="preserve"> tratamento de valores ausentes e padronização de categorias.</w:t>
-      </w:r>
-    </w:p>
-    <w:p>
-      <w:pPr>
-        <w:pStyle w:val="NormalWeb"/>
-        <w:numPr>
-          <w:ilvl w:val="0"/>
-          <w:numId w:val="9"/>
-        </w:numPr>
-        <w:jc w:val="both"/>
-        <w:rPr>
-          <w:highlight w:val="lightGray"/>
-        </w:rPr>
-      </w:pPr>
-      <w:r>
-        <w:rPr>
-          <w:rStyle w:val="Forte"/>
-          <w:b w:val="0"/>
-          <w:bCs w:val="0"/>
-          <w:highlight w:val="lightGray"/>
-        </w:rPr>
-        <w:t>Transformação</w:t>
-      </w:r>
-      <w:r>
-        <w:rPr>
-          <w:b/>
-          <w:bCs/>
-          <w:highlight w:val="lightGray"/>
-        </w:rPr>
-        <w:t>:</w:t>
-      </w:r>
-      <w:r>
-        <w:rPr>
-          <w:highlight w:val="lightGray"/>
-        </w:rPr>
-        <w:t xml:space="preserve"> reestruturação das variáveis para adequação aos modelos de aprendizado de máquina.</w:t>
-      </w:r>
-    </w:p>
-    <w:p>
-      <w:pPr>
-        <w:pStyle w:val="NormalWeb"/>
-        <w:numPr>
-          <w:ilvl w:val="0"/>
-          <w:numId w:val="9"/>
-        </w:numPr>
-        <w:jc w:val="both"/>
-        <w:rPr>
-          <w:highlight w:val="lightGray"/>
-        </w:rPr>
-      </w:pPr>
-      <w:r>
-        <w:rPr>
-          <w:rStyle w:val="Forte"/>
-          <w:b w:val="0"/>
-          <w:bCs w:val="0"/>
-          <w:highlight w:val="lightGray"/>
-        </w:rPr>
-        <w:t>Mineração de dados</w:t>
-      </w:r>
-      <w:r>
-        <w:rPr>
-          <w:b/>
-          <w:bCs/>
-          <w:highlight w:val="lightGray"/>
-        </w:rPr>
-        <w:t>:</w:t>
-      </w:r>
-      <w:r>
-        <w:rPr>
-          <w:highlight w:val="lightGray"/>
-        </w:rPr>
-        <w:t xml:space="preserve"> aplicação dos algoritmos </w:t>
-      </w:r>
-      <w:proofErr w:type="spellStart"/>
-      <w:r>
-        <w:rPr>
-          <w:i/>
-          <w:iCs/>
-          <w:highlight w:val="lightGray"/>
-        </w:rPr>
-        <w:t>Random</w:t>
-      </w:r>
-      <w:proofErr w:type="spellEnd"/>
-      <w:r>
-        <w:rPr>
-          <w:i/>
-          <w:iCs/>
-          <w:highlight w:val="lightGray"/>
-        </w:rPr>
-        <w:t xml:space="preserve"> Forest </w:t>
-      </w:r>
-      <w:r>
-        <w:rPr>
-          <w:highlight w:val="lightGray"/>
-        </w:rPr>
-        <w:t xml:space="preserve">e </w:t>
-      </w:r>
-      <w:r>
-        <w:rPr>
-          <w:i/>
-          <w:iCs/>
-          <w:highlight w:val="lightGray"/>
-        </w:rPr>
-        <w:t>CART</w:t>
-      </w:r>
-      <w:r>
-        <w:rPr>
-          <w:highlight w:val="lightGray"/>
-        </w:rPr>
-        <w:t xml:space="preserve"> para predição do desfecho clínico (</w:t>
-      </w:r>
-      <w:r>
-        <w:rPr>
-          <w:highlight w:val="lightGray"/>
-        </w:rPr>
-        <w:t xml:space="preserve">com ênfase na variável </w:t>
-      </w:r>
-      <w:r>
-        <w:rPr>
-          <w:rStyle w:val="nfase"/>
-          <w:highlight w:val="lightGray"/>
-        </w:rPr>
-        <w:t>EVOLUCAO</w:t>
-      </w:r>
-      <w:r>
-        <w:rPr>
-          <w:highlight w:val="lightGray"/>
-        </w:rPr>
-        <w:t>).</w:t>
-      </w:r>
-    </w:p>
-    <w:p>
-      <w:pPr>
-        <w:pStyle w:val="NormalWeb"/>
-        <w:numPr>
-          <w:ilvl w:val="0"/>
-          <w:numId w:val="9"/>
-        </w:numPr>
-        <w:jc w:val="both"/>
-        <w:rPr>
-          <w:highlight w:val="lightGray"/>
-        </w:rPr>
-      </w:pPr>
-      <w:r>
-        <w:rPr>
-          <w:rStyle w:val="Forte"/>
-          <w:b w:val="0"/>
-          <w:bCs w:val="0"/>
-          <w:highlight w:val="lightGray"/>
-        </w:rPr>
-        <w:t>Interpretação e avaliação dos resultados</w:t>
-      </w:r>
-      <w:r>
-        <w:rPr>
-          <w:b/>
-          <w:bCs/>
-          <w:highlight w:val="lightGray"/>
-        </w:rPr>
-        <w:t>:</w:t>
-      </w:r>
-      <w:r>
-        <w:rPr>
-          <w:highlight w:val="lightGray"/>
-        </w:rPr>
-        <w:t xml:space="preserve"> análise do desempenho dos modelos e da execução do algoritmo em diferentes ambientes.</w:t>
-      </w:r>
-    </w:p>
-    <w:p>
-      <w:pPr>
-        <w:pStyle w:val="Ttulo3"/>
-        <w:rPr>
-          <w:highlight w:val="yellow"/>
-        </w:rPr>
-      </w:pPr>
-      <w:bookmarkStart w:id="35" w:name="_Toc205139881"/>
-      <w:proofErr w:type="spellStart"/>
-      <w:r>
-        <w:rPr>
-          <w:highlight w:val="yellow"/>
-        </w:rPr>
-        <w:t>Seleção</w:t>
-      </w:r>
-      <w:proofErr w:type="spellEnd"/>
-      <w:r>
-        <w:rPr>
-          <w:highlight w:val="yellow"/>
-        </w:rPr>
-        <w:t xml:space="preserve"> de Dados</w:t>
-      </w:r>
-      <w:bookmarkEnd w:id="35"/>
-    </w:p>
-    <w:p>
-      <w:pPr>
-        <w:rPr>
-          <w:rFonts w:eastAsia="Times New Roman" w:cs="Times New Roman"/>
-          <w:szCs w:val="24"/>
-          <w:highlight w:val="lightGray"/>
-          <w:lang w:eastAsia="pt-BR"/>
-        </w:rPr>
-      </w:pPr>
-    </w:p>
-    <w:p>
-      <w:pPr>
-        <w:rPr>
-          <w:rFonts w:eastAsia="Times New Roman" w:cs="Times New Roman"/>
-          <w:szCs w:val="24"/>
-          <w:highlight w:val="lightGray"/>
-          <w:lang w:eastAsia="pt-BR"/>
-        </w:rPr>
-      </w:pPr>
-      <w:r>
-        <w:rPr>
-          <w:rFonts w:eastAsia="Times New Roman" w:cs="Times New Roman"/>
-          <w:szCs w:val="24"/>
-          <w:highlight w:val="lightGray"/>
-          <w:lang w:eastAsia="pt-BR"/>
-        </w:rPr>
-        <w:t xml:space="preserve">Antes do pré-processamento, foi realizada uma análise exploratória inicial do conjunto de dados, a qual permitiu identificar padrões e características relevantes. Essa análise evidenciou que a variável alvo apresentava um forte desbalanceamento de classes, com predominância de registros cujo desfecho foi cura, em contraste com uma quantidade significativamente menor de casos de óbito. Além disso, foram obtidos outros insights preliminares relacionados à distribuição das variáveis clínicas e demográficas, que são detalhados </w:t>
-      </w:r>
-      <w:r>
-        <w:rPr>
-          <w:rFonts w:eastAsia="Times New Roman" w:cs="Times New Roman"/>
-          <w:szCs w:val="24"/>
-          <w:highlight w:val="yellow"/>
-          <w:lang w:eastAsia="pt-BR"/>
-        </w:rPr>
-        <w:t>posteriormente na seção de resultados</w:t>
-      </w:r>
-      <w:r>
-        <w:rPr>
-          <w:rFonts w:eastAsia="Times New Roman" w:cs="Times New Roman"/>
-          <w:szCs w:val="24"/>
-          <w:highlight w:val="lightGray"/>
-          <w:lang w:eastAsia="pt-BR"/>
-        </w:rPr>
-        <w:t xml:space="preserve">. </w:t>
-      </w:r>
-    </w:p>
-    <w:p>
-      <w:pPr>
-        <w:rPr>
-          <w:rFonts w:eastAsia="Times New Roman" w:cs="Times New Roman"/>
-          <w:szCs w:val="24"/>
-          <w:highlight w:val="lightGray"/>
-          <w:lang w:eastAsia="pt-BR"/>
-        </w:rPr>
-      </w:pPr>
-    </w:p>
-    <w:p>
-      <w:pPr>
-        <w:rPr>
-          <w:rFonts w:eastAsia="Times New Roman" w:cs="Times New Roman"/>
-          <w:szCs w:val="24"/>
-          <w:lang w:eastAsia="pt-BR"/>
-        </w:rPr>
+        <w:ind w:left="720"/>
       </w:pPr>
     </w:p>
     <w:p>
@@ -11406,41 +10708,22 @@
       </w:r>
       <w:proofErr w:type="gramEnd"/>
       <w:r>
-        <w:t xml:space="preserve"> – Filtragem apenas de casos relevantes</w:t>
-      </w:r>
-    </w:p>
-    <w:p>
-      <w:pPr>
-        <w:rPr>
-          <w:rFonts w:eastAsia="Times New Roman" w:cs="Times New Roman"/>
-          <w:szCs w:val="24"/>
-          <w:lang w:eastAsia="pt-BR"/>
-        </w:rPr>
-      </w:pPr>
+        <w:t xml:space="preserve"> – </w:t>
+      </w:r>
+      <w:r>
+        <w:t>Dicionário de Dados</w:t>
+      </w:r>
     </w:p>
     <w:p>
       <w:pPr>
         <w:jc w:val="center"/>
-        <w:rPr>
-          <w:rFonts w:eastAsia="Times New Roman" w:cs="Times New Roman"/>
-          <w:szCs w:val="24"/>
-          <w:highlight w:val="lightGray"/>
-          <w:lang w:eastAsia="pt-BR"/>
-        </w:rPr>
-      </w:pPr>
-      <w:r>
-        <w:rPr>
-          <w:rFonts w:eastAsia="Times New Roman" w:cs="Times New Roman"/>
-          <w:noProof/>
-          <w:szCs w:val="24"/>
-          <w:lang w:eastAsia="pt-BR"/>
-        </w:rPr>
-        <w:lastRenderedPageBreak/>
+      </w:pPr>
+      <w:r>
         <w:drawing>
-          <wp:inline distT="0" distB="0" distL="0" distR="0" wp14:anchorId="7AFACC34" wp14:editId="75C9E46F">
-            <wp:extent cx="4269179" cy="1381057"/>
-            <wp:effectExtent l="0" t="0" r="0" b="0"/>
-            <wp:docPr id="8" name="Imagem 8"/>
+          <wp:inline distT="0" distB="0" distL="0" distR="0" wp14:anchorId="6EC8E770" wp14:editId="07BB0648">
+            <wp:extent cx="5334000" cy="3782060"/>
+            <wp:effectExtent l="0" t="0" r="0" b="8890"/>
+            <wp:docPr id="2" name="Imagem 2"/>
             <wp:cNvGraphicFramePr>
               <a:graphicFrameLocks xmlns:a="http://schemas.openxmlformats.org/drawingml/2006/main" noChangeAspect="1"/>
             </wp:cNvGraphicFramePr>
@@ -11451,20 +10734,27 @@
                     <pic:cNvPr id="1" name=""/>
                     <pic:cNvPicPr/>
                   </pic:nvPicPr>
-                  <pic:blipFill>
+                  <pic:blipFill rotWithShape="1">
                     <a:blip r:embed="rId16"/>
-                    <a:stretch>
-                      <a:fillRect/>
-                    </a:stretch>
+                    <a:srcRect r="1223"/>
+                    <a:stretch/>
                   </pic:blipFill>
-                  <pic:spPr>
+                  <pic:spPr bwMode="auto">
                     <a:xfrm>
                       <a:off x="0" y="0"/>
-                      <a:ext cx="4280411" cy="1384690"/>
+                      <a:ext cx="5334000" cy="3782060"/>
                     </a:xfrm>
                     <a:prstGeom prst="rect">
                       <a:avLst/>
                     </a:prstGeom>
+                    <a:ln>
+                      <a:noFill/>
+                    </a:ln>
+                    <a:extLst>
+                      <a:ext uri="{53640926-AAD7-44D8-BBD7-CCE9431645EC}">
+                        <a14:shadowObscured xmlns:a14="http://schemas.microsoft.com/office/drawing/2010/main"/>
+                      </a:ext>
+                    </a:extLst>
                   </pic:spPr>
                 </pic:pic>
               </a:graphicData>
@@ -11478,307 +10768,54 @@
         <w:pStyle w:val="Legenda"/>
       </w:pPr>
       <w:r>
-        <w:t>Fonte:  O Autor</w:t>
-      </w:r>
-    </w:p>
-    <w:p>
-      <w:pPr>
-        <w:rPr>
-          <w:rFonts w:eastAsia="Times New Roman" w:cs="Times New Roman"/>
-          <w:szCs w:val="24"/>
-          <w:highlight w:val="lightGray"/>
-          <w:lang w:eastAsia="pt-BR"/>
-        </w:rPr>
-      </w:pPr>
-    </w:p>
-    <w:p>
-      <w:r>
-        <w:rPr>
-          <w:highlight w:val="lightGray"/>
-        </w:rPr>
-        <w:t xml:space="preserve">As variáveis utilizadas foram definidas a partir de uma combinação de critérios. Primeiramente, considerou-se a análise exploratória dos dados, que permitiu identificar atributos com maior relevância para o desfecho clínico. Em seguida, foram incorporadas variáveis amplamente utilizadas em trabalhos correlacionados e referenciadas na literatura científica sobre Síndrome Respiratória Aguda Grave (SRAG). Além disso, realizou-se uma análise baseada em uma árvore de decisão preliminar, a qual destacou os atributos mais relevantes do dataset com relação direta à variável alvo </w:t>
-      </w:r>
-      <w:r>
-        <w:rPr>
-          <w:rStyle w:val="Forte"/>
-          <w:b w:val="0"/>
-          <w:bCs w:val="0"/>
-          <w:highlight w:val="lightGray"/>
-        </w:rPr>
-        <w:t>EVOLUCAO</w:t>
-      </w:r>
-      <w:r>
-        <w:rPr>
-          <w:highlight w:val="lightGray"/>
-        </w:rPr>
-        <w:t>. Essa abordagem integrada garantiu a seleção de variáveis com embasamento estatístico e teórico, otimizando o desempenho preditivo dos modelos</w:t>
-      </w:r>
-      <w:r>
-        <w:t>.</w:t>
-      </w:r>
+        <w:t xml:space="preserve">Fonte:  </w:t>
+      </w:r>
+      <w:proofErr w:type="spellStart"/>
+      <w:r>
+        <w:t>DataSUS</w:t>
+      </w:r>
+      <w:proofErr w:type="spellEnd"/>
     </w:p>
     <w:p/>
-    <w:p>
-      <w:r>
-        <w:rPr>
-          <w:highlight w:val="lightGray"/>
-        </w:rPr>
-        <w:t xml:space="preserve">Foram selecionadas as variáveis relacionadas a fatores de risco (comorbidades), variáveis clínicas (como SUPORT_VEN, UTI, TOSSE), além da idade (NU_IDADE_N) e da variável alvo (EVOLUCAO). Inicialmente, também foram realizados testes incluindo variáveis de sintomas; </w:t>
-      </w:r>
-      <w:commentRangeStart w:id="36"/>
-      <w:r>
-        <w:rPr>
-          <w:highlight w:val="lightGray"/>
-        </w:rPr>
-        <w:t>entretanto, optou-se por excluí-las da análise, uma vez que esses registros podem apresentar inconsistências ou ambiguidades no preenchimento, o que poderia introduzir ruídos e comprometer a robustez dos modelos preditivos</w:t>
-      </w:r>
-      <w:commentRangeEnd w:id="36"/>
+    <w:p/>
+    <w:p>
+      <w:pPr>
+        <w:pStyle w:val="NormalWeb"/>
+        <w:ind w:left="720"/>
+      </w:pPr>
+    </w:p>
+    <w:p>
+      <w:pPr>
+        <w:pStyle w:val="Legenda"/>
+      </w:pPr>
+      <w:commentRangeStart w:id="34"/>
+      <w:proofErr w:type="gramStart"/>
+      <w:r>
+        <w:lastRenderedPageBreak/>
+        <w:t>Figura ?</w:t>
+      </w:r>
+      <w:proofErr w:type="gramEnd"/>
+      <w:r>
+        <w:t xml:space="preserve"> – </w:t>
+      </w:r>
+      <w:r>
+        <w:t>Exemplo de Ficha de notificação do ano de 2023</w:t>
+      </w:r>
+      <w:commentRangeEnd w:id="34"/>
       <w:r>
         <w:rPr>
           <w:rStyle w:val="Refdecomentrio"/>
-          <w:highlight w:val="lightGray"/>
-        </w:rPr>
-        <w:commentReference w:id="36"/>
-      </w:r>
-      <w:r>
-        <w:rPr>
-          <w:highlight w:val="lightGray"/>
-        </w:rPr>
-        <w:t>.</w:t>
-      </w:r>
-    </w:p>
-    <w:p/>
-    <w:p>
-      <w:pPr>
-        <w:rPr>
-          <w:rFonts w:eastAsia="Times New Roman" w:cs="Times New Roman"/>
-          <w:szCs w:val="24"/>
-          <w:lang w:eastAsia="pt-BR"/>
-        </w:rPr>
-      </w:pPr>
-      <w:r>
-        <w:rPr>
-          <w:rFonts w:eastAsia="Times New Roman" w:cs="Times New Roman"/>
-          <w:szCs w:val="24"/>
-          <w:highlight w:val="lightGray"/>
-          <w:lang w:eastAsia="pt-BR"/>
-        </w:rPr>
-        <w:t>A variável-alvo utilizada nos modelos é EVOLUCAO, que indica o desfecho final do paciente, podendo assumir os valores 1 (cura), 2 (óbito) e 9 (ignorado). Registros classificados como 9 foram removidos da análise, uma vez que não representam um desfecho clínico definido.</w:t>
-      </w:r>
-    </w:p>
-    <w:p>
-      <w:pPr>
-        <w:rPr>
-          <w:highlight w:val="lightGray"/>
-        </w:rPr>
-      </w:pPr>
-    </w:p>
-    <w:p>
-      <w:pPr>
-        <w:pStyle w:val="Ttulo3"/>
-        <w:rPr>
-          <w:highlight w:val="yellow"/>
-        </w:rPr>
-      </w:pPr>
-      <w:bookmarkStart w:id="37" w:name="_Toc203566820"/>
-      <w:bookmarkStart w:id="38" w:name="_Toc205139882"/>
-      <w:commentRangeStart w:id="39"/>
-      <w:proofErr w:type="spellStart"/>
-      <w:r>
-        <w:rPr>
-          <w:highlight w:val="yellow"/>
-        </w:rPr>
-        <w:t>Pré-processamento</w:t>
-      </w:r>
-      <w:bookmarkEnd w:id="37"/>
-      <w:bookmarkEnd w:id="38"/>
-      <w:commentRangeEnd w:id="39"/>
-      <w:proofErr w:type="spellEnd"/>
-      <w:r>
-        <w:rPr>
-          <w:rStyle w:val="Refdecomentrio"/>
-          <w:rFonts w:cstheme="minorBidi"/>
-          <w:b w:val="0"/>
-          <w:lang w:val="pt-BR"/>
-        </w:rPr>
-        <w:commentReference w:id="39"/>
-      </w:r>
-    </w:p>
-    <w:p>
-      <w:pPr>
-        <w:pStyle w:val="PargrafodaLista"/>
-        <w:numPr>
-          <w:ilvl w:val="0"/>
-          <w:numId w:val="9"/>
-        </w:numPr>
-        <w:rPr>
-          <w:highlight w:val="yellow"/>
-        </w:rPr>
-      </w:pPr>
-      <w:r>
-        <w:rPr>
-          <w:highlight w:val="yellow"/>
-        </w:rPr>
-        <w:t xml:space="preserve">Mencionar o </w:t>
-      </w:r>
-      <w:proofErr w:type="spellStart"/>
-      <w:r>
-        <w:rPr>
-          <w:highlight w:val="yellow"/>
-        </w:rPr>
-        <w:t>dicionario</w:t>
-      </w:r>
-      <w:proofErr w:type="spellEnd"/>
-      <w:r>
-        <w:rPr>
-          <w:highlight w:val="yellow"/>
-        </w:rPr>
-        <w:t xml:space="preserve"> de d</w:t>
-      </w:r>
-      <w:r>
-        <w:rPr>
-          <w:highlight w:val="yellow"/>
-        </w:rPr>
-        <w:t>ados;</w:t>
-      </w:r>
-    </w:p>
-    <w:p>
-      <w:pPr>
-        <w:spacing w:before="100" w:beforeAutospacing="1" w:after="100" w:afterAutospacing="1" w:line="240" w:lineRule="auto"/>
-        <w:rPr>
-          <w:rFonts w:eastAsia="Times New Roman" w:cs="Times New Roman"/>
-          <w:szCs w:val="24"/>
-          <w:highlight w:val="lightGray"/>
-          <w:lang w:eastAsia="pt-BR"/>
-        </w:rPr>
-      </w:pPr>
-      <w:r>
-        <w:rPr>
-          <w:rFonts w:eastAsia="Times New Roman" w:cs="Times New Roman"/>
-          <w:szCs w:val="24"/>
-          <w:highlight w:val="lightGray"/>
-          <w:lang w:eastAsia="pt-BR"/>
-        </w:rPr>
-        <w:t xml:space="preserve">Nesta etapa, foi realizada a preparação do dataset para garantir que os modelos recebessem informações consistentes e adequadas para o aprendizado. Inicialmente, os </w:t>
-      </w:r>
-      <w:r>
-        <w:rPr>
-          <w:rFonts w:eastAsia="Times New Roman" w:cs="Times New Roman"/>
-          <w:szCs w:val="24"/>
-          <w:highlight w:val="lightGray"/>
-          <w:lang w:eastAsia="pt-BR"/>
-        </w:rPr>
-        <w:lastRenderedPageBreak/>
-        <w:t>valores das variáveis selecionadas foram convertidos para o tipo numérico, assegurando uniformidade no formato dos dados. Em seguida, códigos inválidos, como o valor 9, utilizados no banco original para indicar registros ignorados, foram tratados e substituídos por valores ausentes (</w:t>
-      </w:r>
-      <w:proofErr w:type="spellStart"/>
-      <w:r>
-        <w:rPr>
-          <w:rFonts w:eastAsia="Times New Roman" w:cs="Times New Roman"/>
-          <w:szCs w:val="24"/>
-          <w:highlight w:val="lightGray"/>
-          <w:lang w:eastAsia="pt-BR"/>
-        </w:rPr>
-        <w:t>NaN</w:t>
-      </w:r>
-      <w:proofErr w:type="spellEnd"/>
-      <w:r>
-        <w:rPr>
-          <w:rFonts w:eastAsia="Times New Roman" w:cs="Times New Roman"/>
-          <w:szCs w:val="24"/>
-          <w:highlight w:val="lightGray"/>
-          <w:lang w:eastAsia="pt-BR"/>
-        </w:rPr>
-        <w:t>). Para evitar que dados incompletos afetassem a qualidade do treinamento, registros com valores faltantes nas variáveis de interesse foram removidos.</w:t>
-      </w:r>
-    </w:p>
-    <w:p>
-      <w:pPr>
-        <w:spacing w:before="100" w:beforeAutospacing="1" w:after="100" w:afterAutospacing="1" w:line="240" w:lineRule="auto"/>
-        <w:rPr>
-          <w:rFonts w:eastAsia="Times New Roman" w:cs="Times New Roman"/>
-          <w:szCs w:val="24"/>
-          <w:highlight w:val="lightGray"/>
-          <w:lang w:eastAsia="pt-BR"/>
-        </w:rPr>
-      </w:pPr>
-      <w:r>
-        <w:rPr>
-          <w:rFonts w:eastAsia="Times New Roman" w:cs="Times New Roman"/>
-          <w:szCs w:val="24"/>
-          <w:highlight w:val="lightGray"/>
-          <w:lang w:eastAsia="pt-BR"/>
-        </w:rPr>
-        <w:t xml:space="preserve">Além disso, foi criada a variável derivada N_COMORB, que representa o número total de comorbidades presentes em cada paciente, obtida pela soma das variáveis binárias de fatores de risco. Essa nova </w:t>
-      </w:r>
-      <w:proofErr w:type="spellStart"/>
-      <w:r>
-        <w:rPr>
-          <w:rFonts w:eastAsia="Times New Roman" w:cs="Times New Roman"/>
-          <w:szCs w:val="24"/>
-          <w:highlight w:val="lightGray"/>
-          <w:lang w:eastAsia="pt-BR"/>
-        </w:rPr>
-        <w:t>feature</w:t>
-      </w:r>
-      <w:proofErr w:type="spellEnd"/>
-      <w:r>
-        <w:rPr>
-          <w:rFonts w:eastAsia="Times New Roman" w:cs="Times New Roman"/>
-          <w:szCs w:val="24"/>
-          <w:highlight w:val="lightGray"/>
-          <w:lang w:eastAsia="pt-BR"/>
-        </w:rPr>
-        <w:t xml:space="preserve"> foi incorporada ao conjunto de dados por fornecer uma medida quantitativa adicional da condição clínica do indivíduo.</w:t>
-      </w:r>
-    </w:p>
-    <w:p>
-      <w:pPr>
-        <w:spacing w:before="100" w:beforeAutospacing="1" w:after="100" w:afterAutospacing="1" w:line="240" w:lineRule="auto"/>
-        <w:rPr>
-          <w:rFonts w:eastAsia="Times New Roman" w:cs="Times New Roman"/>
-          <w:szCs w:val="24"/>
-          <w:highlight w:val="lightGray"/>
-          <w:lang w:eastAsia="pt-BR"/>
-        </w:rPr>
-      </w:pPr>
-      <w:r>
-        <w:rPr>
-          <w:rFonts w:eastAsia="Times New Roman" w:cs="Times New Roman"/>
-          <w:szCs w:val="24"/>
-          <w:highlight w:val="lightGray"/>
-          <w:lang w:eastAsia="pt-BR"/>
-        </w:rPr>
-        <w:t>Por fim, os dados foram divididos em dois subconjuntos: 80% para treinamento e 20% para teste, utilizando a técnica de amostragem estratificada, garantindo que a proporção entre as classes do desfecho clínico (EVOLUCAO) fosse mantida em ambos os conjuntos.</w:t>
-      </w:r>
-    </w:p>
-    <w:p>
-      <w:pPr>
-        <w:pStyle w:val="Legenda"/>
-      </w:pPr>
-      <w:proofErr w:type="gramStart"/>
-      <w:r>
-        <w:t>Figura ?</w:t>
-      </w:r>
-      <w:proofErr w:type="gramEnd"/>
-      <w:r>
-        <w:t xml:space="preserve"> – </w:t>
-      </w:r>
-      <w:r>
-        <w:t>Tratamento dos dados</w:t>
-      </w:r>
-      <w:r>
-        <w:rPr>
-          <w:rFonts w:eastAsia="Times New Roman" w:cs="Times New Roman"/>
-          <w:noProof/>
-          <w:szCs w:val="24"/>
-          <w:lang w:eastAsia="pt-BR"/>
-        </w:rPr>
+        </w:rPr>
+        <w:commentReference w:id="34"/>
+      </w:r>
+    </w:p>
+    <w:p>
+      <w:r>
         <w:drawing>
-          <wp:inline distT="0" distB="0" distL="0" distR="0" wp14:anchorId="102DB81E" wp14:editId="164D87FD">
-            <wp:extent cx="3897605" cy="1454727"/>
-            <wp:effectExtent l="0" t="0" r="8255" b="0"/>
-            <wp:docPr id="10" name="Imagem 10"/>
+          <wp:inline distT="0" distB="0" distL="0" distR="0" wp14:anchorId="0224089A" wp14:editId="7880C84E">
+            <wp:extent cx="5400040" cy="3291205"/>
+            <wp:effectExtent l="0" t="0" r="0" b="4445"/>
+            <wp:docPr id="17" name="Imagem 17"/>
             <wp:cNvGraphicFramePr>
               <a:graphicFrameLocks xmlns:a="http://schemas.openxmlformats.org/drawingml/2006/main" noChangeAspect="1"/>
             </wp:cNvGraphicFramePr>
@@ -11798,7 +10835,7 @@
                   <pic:spPr>
                     <a:xfrm>
                       <a:off x="0" y="0"/>
-                      <a:ext cx="3905627" cy="1457721"/>
+                      <a:ext cx="5400040" cy="3291205"/>
                     </a:xfrm>
                     <a:prstGeom prst="rect">
                       <a:avLst/>
@@ -11816,18 +10853,840 @@
         <w:pStyle w:val="Legenda"/>
       </w:pPr>
       <w:r>
-        <w:t>Fonte:  O Autor</w:t>
-      </w:r>
+        <w:t xml:space="preserve">Fonte:  </w:t>
+      </w:r>
+      <w:proofErr w:type="spellStart"/>
+      <w:r>
+        <w:t>DataSUS</w:t>
+      </w:r>
+      <w:proofErr w:type="spellEnd"/>
+    </w:p>
+    <w:p>
+      <w:pPr>
+        <w:rPr>
+          <w:highlight w:val="lightGray"/>
+        </w:rPr>
+      </w:pPr>
+    </w:p>
+    <w:p>
+      <w:pPr>
+        <w:pStyle w:val="Ttulo3"/>
+        <w:rPr>
+          <w:highlight w:val="lightGray"/>
+        </w:rPr>
+      </w:pPr>
+      <w:proofErr w:type="spellStart"/>
+      <w:r>
+        <w:rPr>
+          <w:highlight w:val="lightGray"/>
+        </w:rPr>
+        <w:t>Fluxo</w:t>
+      </w:r>
+      <w:proofErr w:type="spellEnd"/>
+      <w:r>
+        <w:rPr>
+          <w:highlight w:val="lightGray"/>
+        </w:rPr>
+        <w:t xml:space="preserve"> de </w:t>
+      </w:r>
+      <w:proofErr w:type="spellStart"/>
+      <w:r>
+        <w:rPr>
+          <w:highlight w:val="lightGray"/>
+        </w:rPr>
+        <w:t>informações</w:t>
+      </w:r>
+      <w:proofErr w:type="spellEnd"/>
+    </w:p>
+    <w:p>
+      <w:pPr>
+        <w:rPr>
+          <w:highlight w:val="lightGray"/>
+          <w:lang w:val="en-US"/>
+        </w:rPr>
+      </w:pPr>
+    </w:p>
+    <w:p>
+      <w:pPr>
+        <w:rPr>
+          <w:rStyle w:val="Forte"/>
+          <w:b w:val="0"/>
+          <w:bCs w:val="0"/>
+          <w:highlight w:val="lightGray"/>
+        </w:rPr>
+      </w:pPr>
+      <w:r>
+        <w:rPr>
+          <w:highlight w:val="lightGray"/>
+        </w:rPr>
+        <w:t xml:space="preserve">Com base no dicionário de dados do SIVEP-Gripe, o fluxo de registro e atendimento de um paciente com SRAG segue etapas bem definidas, que podem ser resumidas </w:t>
+      </w:r>
+      <w:proofErr w:type="gramStart"/>
+      <w:r>
+        <w:rPr>
+          <w:highlight w:val="lightGray"/>
+        </w:rPr>
+        <w:t xml:space="preserve">em,  </w:t>
+      </w:r>
+      <w:r>
+        <w:rPr>
+          <w:rStyle w:val="Forte"/>
+          <w:b w:val="0"/>
+          <w:bCs w:val="0"/>
+          <w:highlight w:val="lightGray"/>
+        </w:rPr>
+        <w:t>Atendimento</w:t>
+      </w:r>
+      <w:proofErr w:type="gramEnd"/>
+      <w:r>
+        <w:rPr>
+          <w:rStyle w:val="Forte"/>
+          <w:b w:val="0"/>
+          <w:bCs w:val="0"/>
+          <w:highlight w:val="lightGray"/>
+        </w:rPr>
+        <w:t xml:space="preserve"> inicial e suspeita clínica</w:t>
+      </w:r>
+      <w:r>
+        <w:rPr>
+          <w:rStyle w:val="Forte"/>
+          <w:b w:val="0"/>
+          <w:bCs w:val="0"/>
+          <w:highlight w:val="lightGray"/>
+        </w:rPr>
+        <w:t xml:space="preserve">, </w:t>
+      </w:r>
+      <w:r>
+        <w:rPr>
+          <w:rStyle w:val="Forte"/>
+          <w:b w:val="0"/>
+          <w:bCs w:val="0"/>
+          <w:highlight w:val="lightGray"/>
+        </w:rPr>
+        <w:t>Notificação do caso no SIVEP-Gripe</w:t>
+      </w:r>
+      <w:r>
+        <w:rPr>
+          <w:rStyle w:val="Forte"/>
+          <w:b w:val="0"/>
+          <w:bCs w:val="0"/>
+          <w:highlight w:val="lightGray"/>
+        </w:rPr>
+        <w:t xml:space="preserve">, </w:t>
+      </w:r>
+      <w:r>
+        <w:rPr>
+          <w:rStyle w:val="Forte"/>
+          <w:b w:val="0"/>
+          <w:bCs w:val="0"/>
+          <w:highlight w:val="lightGray"/>
+        </w:rPr>
+        <w:t>Coleta de informações clínicas</w:t>
+      </w:r>
+      <w:r>
+        <w:rPr>
+          <w:rStyle w:val="Forte"/>
+          <w:b w:val="0"/>
+          <w:bCs w:val="0"/>
+          <w:highlight w:val="lightGray"/>
+        </w:rPr>
+        <w:t xml:space="preserve">, </w:t>
+      </w:r>
+      <w:r>
+        <w:rPr>
+          <w:rStyle w:val="Forte"/>
+          <w:b w:val="0"/>
+          <w:bCs w:val="0"/>
+          <w:highlight w:val="lightGray"/>
+        </w:rPr>
+        <w:t>Histórico vacinal</w:t>
+      </w:r>
+      <w:r>
+        <w:rPr>
+          <w:rStyle w:val="Forte"/>
+          <w:b w:val="0"/>
+          <w:bCs w:val="0"/>
+          <w:highlight w:val="lightGray"/>
+        </w:rPr>
+        <w:t xml:space="preserve">, </w:t>
+      </w:r>
+      <w:r>
+        <w:rPr>
+          <w:rStyle w:val="Forte"/>
+          <w:b w:val="0"/>
+          <w:bCs w:val="0"/>
+          <w:highlight w:val="lightGray"/>
+        </w:rPr>
+        <w:t>Internação e procedimentos hospitalares</w:t>
+      </w:r>
+      <w:r>
+        <w:rPr>
+          <w:rStyle w:val="Forte"/>
+          <w:b w:val="0"/>
+          <w:bCs w:val="0"/>
+          <w:highlight w:val="lightGray"/>
+        </w:rPr>
+        <w:t xml:space="preserve"> e </w:t>
+      </w:r>
+      <w:r>
+        <w:rPr>
+          <w:rStyle w:val="Forte"/>
+          <w:b w:val="0"/>
+          <w:bCs w:val="0"/>
+          <w:highlight w:val="lightGray"/>
+        </w:rPr>
+        <w:t>Evolução do caso</w:t>
+      </w:r>
+      <w:r>
+        <w:rPr>
+          <w:rStyle w:val="Forte"/>
+          <w:b w:val="0"/>
+          <w:bCs w:val="0"/>
+          <w:highlight w:val="lightGray"/>
+        </w:rPr>
+        <w:t>.</w:t>
+      </w:r>
+    </w:p>
+    <w:p>
+      <w:pPr>
+        <w:rPr>
+          <w:highlight w:val="lightGray"/>
+        </w:rPr>
+      </w:pPr>
+    </w:p>
+    <w:p>
+      <w:pPr>
+        <w:pStyle w:val="Ttulo3"/>
+        <w:numPr>
+          <w:ilvl w:val="0"/>
+          <w:numId w:val="0"/>
+        </w:numPr>
+        <w:ind w:left="720" w:hanging="720"/>
+        <w:rPr>
+          <w:highlight w:val="lightGray"/>
+          <w:lang w:val="pt-BR"/>
+        </w:rPr>
+      </w:pPr>
+      <w:r>
+        <w:rPr>
+          <w:rStyle w:val="Forte"/>
+          <w:b/>
+          <w:bCs w:val="0"/>
+          <w:highlight w:val="lightGray"/>
+          <w:lang w:val="pt-BR"/>
+        </w:rPr>
+        <w:t>Atendimento inicial e suspeita clínica</w:t>
+      </w:r>
+    </w:p>
+    <w:p>
+      <w:pPr>
+        <w:pStyle w:val="NormalWeb"/>
+        <w:numPr>
+          <w:ilvl w:val="0"/>
+          <w:numId w:val="17"/>
+        </w:numPr>
+        <w:rPr>
+          <w:highlight w:val="lightGray"/>
+        </w:rPr>
+      </w:pPr>
+      <w:r>
+        <w:rPr>
+          <w:highlight w:val="lightGray"/>
+        </w:rPr>
+        <w:t>O paciente apresenta sintomas respiratórios graves (dispneia, desconforto respiratório, saturação O2 &lt; 95%, etc.).</w:t>
+      </w:r>
+    </w:p>
+    <w:p>
+      <w:pPr>
+        <w:pStyle w:val="NormalWeb"/>
+        <w:numPr>
+          <w:ilvl w:val="0"/>
+          <w:numId w:val="17"/>
+        </w:numPr>
+        <w:rPr>
+          <w:highlight w:val="lightGray"/>
+        </w:rPr>
+      </w:pPr>
+      <w:r>
+        <w:rPr>
+          <w:highlight w:val="lightGray"/>
+        </w:rPr>
+        <w:t xml:space="preserve">A unidade de saúde realiza a </w:t>
+      </w:r>
+      <w:r>
+        <w:rPr>
+          <w:rStyle w:val="Forte"/>
+          <w:highlight w:val="lightGray"/>
+        </w:rPr>
+        <w:t>triagem clínica</w:t>
+      </w:r>
+      <w:r>
+        <w:rPr>
+          <w:highlight w:val="lightGray"/>
+        </w:rPr>
+        <w:t xml:space="preserve"> e identifica o caso como suspeito de SRAG.</w:t>
+      </w:r>
+    </w:p>
+    <w:p>
+      <w:pPr>
+        <w:pStyle w:val="NormalWeb"/>
+        <w:numPr>
+          <w:ilvl w:val="0"/>
+          <w:numId w:val="17"/>
+        </w:numPr>
+        <w:rPr>
+          <w:highlight w:val="lightGray"/>
+        </w:rPr>
+      </w:pPr>
+      <w:r>
+        <w:rPr>
+          <w:highlight w:val="lightGray"/>
+        </w:rPr>
+        <w:t xml:space="preserve">Nesse momento, coleta-se a data dos </w:t>
+      </w:r>
+      <w:r>
+        <w:rPr>
+          <w:rStyle w:val="Forte"/>
+          <w:highlight w:val="lightGray"/>
+        </w:rPr>
+        <w:t>primeiros sintomas (DT_SIN_PRI)</w:t>
+      </w:r>
+      <w:r>
+        <w:rPr>
+          <w:highlight w:val="lightGray"/>
+        </w:rPr>
+        <w:t>.</w:t>
+      </w:r>
+    </w:p>
+    <w:p>
+      <w:pPr>
+        <w:pStyle w:val="Ttulo3"/>
+        <w:numPr>
+          <w:ilvl w:val="0"/>
+          <w:numId w:val="0"/>
+        </w:numPr>
+        <w:ind w:left="720" w:hanging="720"/>
+        <w:rPr>
+          <w:highlight w:val="lightGray"/>
+          <w:lang w:val="pt-BR"/>
+        </w:rPr>
+      </w:pPr>
+      <w:r>
+        <w:rPr>
+          <w:rStyle w:val="Forte"/>
+          <w:b/>
+          <w:bCs w:val="0"/>
+          <w:highlight w:val="lightGray"/>
+          <w:lang w:val="pt-BR"/>
+        </w:rPr>
+        <w:t>Notificação do caso no SIVEP-Gripe</w:t>
+      </w:r>
+    </w:p>
+    <w:p>
+      <w:pPr>
+        <w:pStyle w:val="NormalWeb"/>
+        <w:numPr>
+          <w:ilvl w:val="0"/>
+          <w:numId w:val="18"/>
+        </w:numPr>
+        <w:rPr>
+          <w:highlight w:val="lightGray"/>
+        </w:rPr>
+      </w:pPr>
+      <w:r>
+        <w:rPr>
+          <w:highlight w:val="lightGray"/>
+        </w:rPr>
+        <w:t xml:space="preserve">A unidade preenche a </w:t>
+      </w:r>
+      <w:r>
+        <w:rPr>
+          <w:rStyle w:val="Forte"/>
+          <w:highlight w:val="lightGray"/>
+        </w:rPr>
+        <w:t>ficha de notificação</w:t>
+      </w:r>
+      <w:r>
+        <w:rPr>
+          <w:highlight w:val="lightGray"/>
+        </w:rPr>
+        <w:t xml:space="preserve"> (NU_NOTIFIC e DT_NOTIFIC).</w:t>
+      </w:r>
+    </w:p>
+    <w:p>
+      <w:pPr>
+        <w:pStyle w:val="NormalWeb"/>
+        <w:numPr>
+          <w:ilvl w:val="0"/>
+          <w:numId w:val="18"/>
+        </w:numPr>
+        <w:rPr>
+          <w:highlight w:val="lightGray"/>
+        </w:rPr>
+      </w:pPr>
+      <w:r>
+        <w:rPr>
+          <w:highlight w:val="lightGray"/>
+        </w:rPr>
+        <w:t>São registrados dados do paciente: identificação (CPF/CNS), dados demográficos (idade, sexo, raça/cor), endereço, ocupação, gestação e escolaridade.</w:t>
+      </w:r>
+    </w:p>
+    <w:p>
+      <w:pPr>
+        <w:pStyle w:val="Ttulo3"/>
+        <w:numPr>
+          <w:ilvl w:val="0"/>
+          <w:numId w:val="0"/>
+        </w:numPr>
+        <w:ind w:left="720" w:hanging="720"/>
+        <w:rPr>
+          <w:highlight w:val="lightGray"/>
+        </w:rPr>
+      </w:pPr>
+      <w:r>
+        <w:rPr>
+          <w:rStyle w:val="Forte"/>
+          <w:b/>
+          <w:bCs w:val="0"/>
+          <w:highlight w:val="lightGray"/>
+        </w:rPr>
+        <w:lastRenderedPageBreak/>
+        <w:t xml:space="preserve">Coleta de </w:t>
+      </w:r>
+      <w:proofErr w:type="spellStart"/>
+      <w:r>
+        <w:rPr>
+          <w:rStyle w:val="Forte"/>
+          <w:b/>
+          <w:bCs w:val="0"/>
+          <w:highlight w:val="lightGray"/>
+        </w:rPr>
+        <w:t>informações</w:t>
+      </w:r>
+      <w:proofErr w:type="spellEnd"/>
+      <w:r>
+        <w:rPr>
+          <w:rStyle w:val="Forte"/>
+          <w:b/>
+          <w:bCs w:val="0"/>
+          <w:highlight w:val="lightGray"/>
+        </w:rPr>
+        <w:t xml:space="preserve"> </w:t>
+      </w:r>
+      <w:proofErr w:type="spellStart"/>
+      <w:r>
+        <w:rPr>
+          <w:rStyle w:val="Forte"/>
+          <w:b/>
+          <w:bCs w:val="0"/>
+          <w:highlight w:val="lightGray"/>
+        </w:rPr>
+        <w:t>clínicas</w:t>
+      </w:r>
+      <w:proofErr w:type="spellEnd"/>
+    </w:p>
+    <w:p>
+      <w:pPr>
+        <w:pStyle w:val="NormalWeb"/>
+        <w:numPr>
+          <w:ilvl w:val="0"/>
+          <w:numId w:val="19"/>
+        </w:numPr>
+        <w:rPr>
+          <w:highlight w:val="lightGray"/>
+        </w:rPr>
+      </w:pPr>
+      <w:r>
+        <w:rPr>
+          <w:highlight w:val="lightGray"/>
+        </w:rPr>
+        <w:t xml:space="preserve">Preenchimento dos </w:t>
+      </w:r>
+      <w:r>
+        <w:rPr>
+          <w:rStyle w:val="Forte"/>
+          <w:highlight w:val="lightGray"/>
+        </w:rPr>
+        <w:t>sinais e sintomas</w:t>
+      </w:r>
+      <w:r>
+        <w:rPr>
+          <w:highlight w:val="lightGray"/>
+        </w:rPr>
+        <w:t xml:space="preserve"> (febre, tosse, dispneia, etc. – campos FEBRE, TOSSE, DESC_RESP, SATURACAO, etc.).</w:t>
+      </w:r>
+    </w:p>
+    <w:p>
+      <w:pPr>
+        <w:pStyle w:val="NormalWeb"/>
+        <w:numPr>
+          <w:ilvl w:val="0"/>
+          <w:numId w:val="19"/>
+        </w:numPr>
+        <w:rPr>
+          <w:highlight w:val="lightGray"/>
+        </w:rPr>
+      </w:pPr>
+      <w:r>
+        <w:rPr>
+          <w:highlight w:val="lightGray"/>
+        </w:rPr>
+        <w:t xml:space="preserve">Registro de </w:t>
+      </w:r>
+      <w:r>
+        <w:rPr>
+          <w:rStyle w:val="Forte"/>
+          <w:highlight w:val="lightGray"/>
+        </w:rPr>
+        <w:t>fatores de risco/comorbidades</w:t>
+      </w:r>
+      <w:r>
+        <w:rPr>
+          <w:highlight w:val="lightGray"/>
+        </w:rPr>
+        <w:t xml:space="preserve"> (fatores cardíacos, diabetes, renal crônica, obesidade, imunodepressão, etc. – campos FATOR_RISC e específicos como DIABETES, RENAL, OBESIDADE, etc.).</w:t>
+      </w:r>
+    </w:p>
+    <w:p>
+      <w:pPr>
+        <w:pStyle w:val="NormalWeb"/>
+        <w:numPr>
+          <w:ilvl w:val="0"/>
+          <w:numId w:val="19"/>
+        </w:numPr>
+        <w:rPr>
+          <w:highlight w:val="lightGray"/>
+        </w:rPr>
+      </w:pPr>
+      <w:r>
+        <w:rPr>
+          <w:highlight w:val="lightGray"/>
+        </w:rPr>
+        <w:t xml:space="preserve">Informação sobre </w:t>
+      </w:r>
+      <w:r>
+        <w:rPr>
+          <w:rStyle w:val="Forte"/>
+          <w:highlight w:val="lightGray"/>
+        </w:rPr>
+        <w:t>exposição</w:t>
+      </w:r>
+      <w:r>
+        <w:rPr>
+          <w:highlight w:val="lightGray"/>
+        </w:rPr>
+        <w:t xml:space="preserve"> (trabalho com aves/suínos, caso nosocomial).</w:t>
+      </w:r>
+    </w:p>
+    <w:p>
+      <w:pPr>
+        <w:pStyle w:val="Ttulo3"/>
+        <w:numPr>
+          <w:ilvl w:val="0"/>
+          <w:numId w:val="0"/>
+        </w:numPr>
+        <w:ind w:left="720" w:hanging="720"/>
+        <w:rPr>
+          <w:highlight w:val="lightGray"/>
+        </w:rPr>
+      </w:pPr>
+      <w:proofErr w:type="spellStart"/>
+      <w:r>
+        <w:rPr>
+          <w:rStyle w:val="Forte"/>
+          <w:b/>
+          <w:bCs w:val="0"/>
+          <w:highlight w:val="lightGray"/>
+        </w:rPr>
+        <w:t>Histórico</w:t>
+      </w:r>
+      <w:proofErr w:type="spellEnd"/>
+      <w:r>
+        <w:rPr>
+          <w:rStyle w:val="Forte"/>
+          <w:b/>
+          <w:bCs w:val="0"/>
+          <w:highlight w:val="lightGray"/>
+        </w:rPr>
+        <w:t xml:space="preserve"> </w:t>
+      </w:r>
+      <w:proofErr w:type="spellStart"/>
+      <w:r>
+        <w:rPr>
+          <w:rStyle w:val="Forte"/>
+          <w:b/>
+          <w:bCs w:val="0"/>
+          <w:highlight w:val="lightGray"/>
+        </w:rPr>
+        <w:t>vacinal</w:t>
+      </w:r>
+      <w:proofErr w:type="spellEnd"/>
+    </w:p>
+    <w:p>
+      <w:pPr>
+        <w:pStyle w:val="NormalWeb"/>
+        <w:numPr>
+          <w:ilvl w:val="0"/>
+          <w:numId w:val="20"/>
+        </w:numPr>
+        <w:rPr>
+          <w:highlight w:val="lightGray"/>
+        </w:rPr>
+      </w:pPr>
+      <w:r>
+        <w:rPr>
+          <w:highlight w:val="lightGray"/>
+        </w:rPr>
+        <w:t>Verificação e registro de vacinação COVID-19 (VACINA_COV, DOSE_1_COV, etc.) e gripe (VACINA, DT_UT_DOSE).</w:t>
+      </w:r>
+    </w:p>
+    <w:p>
+      <w:pPr>
+        <w:pStyle w:val="Ttulo3"/>
+        <w:numPr>
+          <w:ilvl w:val="0"/>
+          <w:numId w:val="0"/>
+        </w:numPr>
+        <w:ind w:left="720" w:hanging="720"/>
+        <w:rPr>
+          <w:highlight w:val="lightGray"/>
+        </w:rPr>
+      </w:pPr>
+      <w:proofErr w:type="spellStart"/>
+      <w:r>
+        <w:rPr>
+          <w:rStyle w:val="Forte"/>
+          <w:b/>
+          <w:bCs w:val="0"/>
+          <w:highlight w:val="lightGray"/>
+        </w:rPr>
+        <w:t>Internação</w:t>
+      </w:r>
+      <w:proofErr w:type="spellEnd"/>
+      <w:r>
+        <w:rPr>
+          <w:rStyle w:val="Forte"/>
+          <w:b/>
+          <w:bCs w:val="0"/>
+          <w:highlight w:val="lightGray"/>
+        </w:rPr>
+        <w:t xml:space="preserve"> e </w:t>
+      </w:r>
+      <w:proofErr w:type="spellStart"/>
+      <w:r>
+        <w:rPr>
+          <w:rStyle w:val="Forte"/>
+          <w:b/>
+          <w:bCs w:val="0"/>
+          <w:highlight w:val="lightGray"/>
+        </w:rPr>
+        <w:t>procedimentos</w:t>
+      </w:r>
+      <w:proofErr w:type="spellEnd"/>
+      <w:r>
+        <w:rPr>
+          <w:rStyle w:val="Forte"/>
+          <w:b/>
+          <w:bCs w:val="0"/>
+          <w:highlight w:val="lightGray"/>
+        </w:rPr>
+        <w:t xml:space="preserve"> </w:t>
+      </w:r>
+      <w:proofErr w:type="spellStart"/>
+      <w:r>
+        <w:rPr>
+          <w:rStyle w:val="Forte"/>
+          <w:b/>
+          <w:bCs w:val="0"/>
+          <w:highlight w:val="lightGray"/>
+        </w:rPr>
+        <w:t>hospitalares</w:t>
+      </w:r>
+      <w:proofErr w:type="spellEnd"/>
+    </w:p>
+    <w:p>
+      <w:pPr>
+        <w:pStyle w:val="NormalWeb"/>
+        <w:numPr>
+          <w:ilvl w:val="0"/>
+          <w:numId w:val="21"/>
+        </w:numPr>
+        <w:rPr>
+          <w:highlight w:val="lightGray"/>
+        </w:rPr>
+      </w:pPr>
+      <w:r>
+        <w:rPr>
+          <w:highlight w:val="lightGray"/>
+        </w:rPr>
+        <w:t xml:space="preserve">Registro da </w:t>
+      </w:r>
+      <w:r>
+        <w:rPr>
+          <w:rStyle w:val="Forte"/>
+          <w:highlight w:val="lightGray"/>
+        </w:rPr>
+        <w:t>unidade de saúde (CO_UNI_NOT)</w:t>
+      </w:r>
+      <w:r>
+        <w:rPr>
+          <w:highlight w:val="lightGray"/>
+        </w:rPr>
+        <w:t xml:space="preserve"> e possível internação em </w:t>
+      </w:r>
+      <w:r>
+        <w:rPr>
+          <w:rStyle w:val="Forte"/>
+          <w:highlight w:val="lightGray"/>
+        </w:rPr>
+        <w:t>UTI (UTI)</w:t>
+      </w:r>
+      <w:r>
+        <w:rPr>
+          <w:highlight w:val="lightGray"/>
+        </w:rPr>
+        <w:t>.</w:t>
+      </w:r>
+    </w:p>
+    <w:p>
+      <w:pPr>
+        <w:pStyle w:val="NormalWeb"/>
+        <w:numPr>
+          <w:ilvl w:val="0"/>
+          <w:numId w:val="21"/>
+        </w:numPr>
+        <w:rPr>
+          <w:highlight w:val="lightGray"/>
+        </w:rPr>
+      </w:pPr>
+      <w:r>
+        <w:rPr>
+          <w:highlight w:val="lightGray"/>
+        </w:rPr>
+        <w:t>Informações sobre suporte ventilatório (SUPORT_VEN).</w:t>
+      </w:r>
+    </w:p>
+    <w:p>
+      <w:pPr>
+        <w:pStyle w:val="NormalWeb"/>
+        <w:numPr>
+          <w:ilvl w:val="0"/>
+          <w:numId w:val="21"/>
+        </w:numPr>
+        <w:rPr>
+          <w:highlight w:val="lightGray"/>
+        </w:rPr>
+      </w:pPr>
+      <w:r>
+        <w:rPr>
+          <w:highlight w:val="lightGray"/>
+        </w:rPr>
+        <w:t>Uso de medicamentos antivirais (ANTIVIRAL).</w:t>
+      </w:r>
+    </w:p>
+    <w:p>
+      <w:pPr>
+        <w:pStyle w:val="Ttulo3"/>
+        <w:numPr>
+          <w:ilvl w:val="0"/>
+          <w:numId w:val="0"/>
+        </w:numPr>
+        <w:ind w:left="720" w:hanging="720"/>
+        <w:rPr>
+          <w:highlight w:val="lightGray"/>
+        </w:rPr>
+      </w:pPr>
+      <w:proofErr w:type="spellStart"/>
+      <w:r>
+        <w:rPr>
+          <w:rStyle w:val="Forte"/>
+          <w:b/>
+          <w:bCs w:val="0"/>
+          <w:highlight w:val="lightGray"/>
+        </w:rPr>
+        <w:t>Evolução</w:t>
+      </w:r>
+      <w:proofErr w:type="spellEnd"/>
+      <w:r>
+        <w:rPr>
+          <w:rStyle w:val="Forte"/>
+          <w:b/>
+          <w:bCs w:val="0"/>
+          <w:highlight w:val="lightGray"/>
+        </w:rPr>
+        <w:t xml:space="preserve"> do </w:t>
+      </w:r>
+      <w:proofErr w:type="spellStart"/>
+      <w:r>
+        <w:rPr>
+          <w:rStyle w:val="Forte"/>
+          <w:b/>
+          <w:bCs w:val="0"/>
+          <w:highlight w:val="lightGray"/>
+        </w:rPr>
+        <w:t>caso</w:t>
+      </w:r>
+      <w:proofErr w:type="spellEnd"/>
+    </w:p>
+    <w:p>
+      <w:pPr>
+        <w:pStyle w:val="NormalWeb"/>
+        <w:numPr>
+          <w:ilvl w:val="0"/>
+          <w:numId w:val="22"/>
+        </w:numPr>
+        <w:rPr>
+          <w:highlight w:val="lightGray"/>
+        </w:rPr>
+      </w:pPr>
+      <w:r>
+        <w:rPr>
+          <w:highlight w:val="lightGray"/>
+        </w:rPr>
+        <w:t>Durante o acompanhamento, são registradas novas informações clínicas conforme a evolução do paciente.</w:t>
+      </w:r>
+    </w:p>
+    <w:p>
+      <w:pPr>
+        <w:pStyle w:val="NormalWeb"/>
+        <w:numPr>
+          <w:ilvl w:val="0"/>
+          <w:numId w:val="22"/>
+        </w:numPr>
+        <w:rPr>
+          <w:highlight w:val="lightGray"/>
+        </w:rPr>
+      </w:pPr>
+      <w:r>
+        <w:rPr>
+          <w:highlight w:val="lightGray"/>
+        </w:rPr>
+        <w:t xml:space="preserve">No desfecho, é preenchido o campo </w:t>
+      </w:r>
+      <w:r>
+        <w:rPr>
+          <w:rStyle w:val="Forte"/>
+          <w:highlight w:val="lightGray"/>
+        </w:rPr>
+        <w:t>EVOLUCAO</w:t>
+      </w:r>
+      <w:r>
+        <w:rPr>
+          <w:highlight w:val="lightGray"/>
+        </w:rPr>
+        <w:t xml:space="preserve"> (1 = cura, 2 = óbito, 9 = ignorado).</w:t>
+      </w:r>
+    </w:p>
+    <w:p>
+      <w:pPr>
+        <w:pStyle w:val="NormalWeb"/>
+        <w:ind w:left="720"/>
+      </w:pPr>
     </w:p>
     <w:p>
       <w:pPr>
         <w:pStyle w:val="Legenda"/>
       </w:pPr>
-    </w:p>
-    <w:p>
-      <w:pPr>
-        <w:pStyle w:val="Legenda"/>
-      </w:pPr>
       <w:proofErr w:type="gramStart"/>
       <w:r>
         <w:t>Figura ?</w:t>
@@ -11837,19 +11696,28 @@
         <w:t xml:space="preserve"> – </w:t>
       </w:r>
       <w:r>
-        <w:t>Criação de uma nova variável derivada</w:t>
-      </w:r>
-    </w:p>
-    <w:p>
+        <w:t>Fluxo de registro e atendimento de pacientes com SRAG no SIVEP-Gripe</w:t>
+      </w:r>
+    </w:p>
+    <w:p>
+      <w:pPr>
+        <w:pStyle w:val="NormalWeb"/>
+        <w:jc w:val="center"/>
+        <w:rPr>
+          <w:highlight w:val="lightGray"/>
+        </w:rPr>
+      </w:pPr>
       <w:r>
         <w:rPr>
           <w:noProof/>
-        </w:rPr>
+          <w:highlight w:val="lightGray"/>
+        </w:rPr>
+        <w:lastRenderedPageBreak/>
         <w:drawing>
-          <wp:inline distT="0" distB="0" distL="0" distR="0" wp14:anchorId="2F560C97" wp14:editId="6B308FA3">
-            <wp:extent cx="5400040" cy="1495425"/>
-            <wp:effectExtent l="0" t="0" r="0" b="9525"/>
-            <wp:docPr id="11" name="Imagem 11"/>
+          <wp:inline distT="0" distB="0" distL="0" distR="0" wp14:anchorId="768F13FA" wp14:editId="168BC191">
+            <wp:extent cx="2770646" cy="4155970"/>
+            <wp:effectExtent l="0" t="0" r="0" b="0"/>
+            <wp:docPr id="1" name="Imagem 1"/>
             <wp:cNvGraphicFramePr>
               <a:graphicFrameLocks xmlns:a="http://schemas.openxmlformats.org/drawingml/2006/main" noChangeAspect="1"/>
             </wp:cNvGraphicFramePr>
@@ -11857,23 +11725,33 @@
               <a:graphicData uri="http://schemas.openxmlformats.org/drawingml/2006/picture">
                 <pic:pic xmlns:pic="http://schemas.openxmlformats.org/drawingml/2006/picture">
                   <pic:nvPicPr>
-                    <pic:cNvPr id="1" name=""/>
-                    <pic:cNvPicPr/>
+                    <pic:cNvPr id="0" name="Picture 2"/>
+                    <pic:cNvPicPr>
+                      <a:picLocks noChangeAspect="1" noChangeArrowheads="1"/>
+                    </pic:cNvPicPr>
                   </pic:nvPicPr>
                   <pic:blipFill>
-                    <a:blip r:embed="rId18"/>
+                    <a:blip r:embed="rId18" cstate="print">
+                      <a:extLst>
+                        <a:ext uri="{28A0092B-C50C-407E-A947-70E740481C1C}">
+                          <a14:useLocalDpi xmlns:a14="http://schemas.microsoft.com/office/drawing/2010/main" val="0"/>
+                        </a:ext>
+                      </a:extLst>
+                    </a:blip>
+                    <a:srcRect/>
                     <a:stretch>
                       <a:fillRect/>
                     </a:stretch>
                   </pic:blipFill>
-                  <pic:spPr>
+                  <pic:spPr bwMode="auto">
                     <a:xfrm>
                       <a:off x="0" y="0"/>
-                      <a:ext cx="5400040" cy="1495425"/>
+                      <a:ext cx="2778907" cy="4168362"/>
                     </a:xfrm>
                     <a:prstGeom prst="rect">
                       <a:avLst/>
                     </a:prstGeom>
+                    <a:noFill/>
                   </pic:spPr>
                 </pic:pic>
               </a:graphicData>
@@ -11890,327 +11768,589 @@
         <w:t>Fonte:  O Autor</w:t>
       </w:r>
     </w:p>
-    <w:p>
-      <w:pPr>
-        <w:spacing w:before="100" w:beforeAutospacing="1" w:after="100" w:afterAutospacing="1" w:line="240" w:lineRule="auto"/>
-        <w:jc w:val="left"/>
-        <w:rPr>
-          <w:rFonts w:eastAsia="Times New Roman" w:cs="Times New Roman"/>
-          <w:szCs w:val="24"/>
-          <w:lang w:val="en-US" w:eastAsia="pt-BR"/>
-        </w:rPr>
-      </w:pPr>
+    <w:p/>
+    <w:p>
+      <w:pPr>
+        <w:pStyle w:val="NormalWeb"/>
+        <w:jc w:val="both"/>
+        <w:rPr>
+          <w:highlight w:val="lightGray"/>
+        </w:rPr>
+      </w:pPr>
+      <w:r>
+        <w:rPr>
+          <w:highlight w:val="lightGray"/>
+        </w:rPr>
+        <w:t>P</w:t>
+      </w:r>
+      <w:r>
+        <w:rPr>
+          <w:highlight w:val="lightGray"/>
+        </w:rPr>
+        <w:t xml:space="preserve">ara </w:t>
+      </w:r>
+      <w:r>
+        <w:rPr>
+          <w:highlight w:val="lightGray"/>
+        </w:rPr>
+        <w:t xml:space="preserve">a </w:t>
+      </w:r>
+      <w:r>
+        <w:rPr>
+          <w:rStyle w:val="Forte"/>
+          <w:b w:val="0"/>
+          <w:bCs w:val="0"/>
+          <w:highlight w:val="lightGray"/>
+        </w:rPr>
+        <w:t>análise preditiva</w:t>
+      </w:r>
+      <w:r>
+        <w:rPr>
+          <w:highlight w:val="lightGray"/>
+        </w:rPr>
+        <w:t xml:space="preserve">, a variável-alvo (target) </w:t>
+      </w:r>
+      <w:r>
+        <w:rPr>
+          <w:highlight w:val="lightGray"/>
+        </w:rPr>
+        <w:t xml:space="preserve">escolhida foi a </w:t>
+      </w:r>
+      <w:r>
+        <w:rPr>
+          <w:rStyle w:val="Forte"/>
+          <w:b w:val="0"/>
+          <w:bCs w:val="0"/>
+          <w:highlight w:val="lightGray"/>
+        </w:rPr>
+        <w:t>EVOLUCAO</w:t>
+      </w:r>
+      <w:r>
+        <w:rPr>
+          <w:highlight w:val="lightGray"/>
+        </w:rPr>
+        <w:t>, porque</w:t>
+      </w:r>
+      <w:r>
+        <w:rPr>
+          <w:highlight w:val="lightGray"/>
+        </w:rPr>
+        <w:t xml:space="preserve"> e</w:t>
+      </w:r>
+      <w:r>
+        <w:rPr>
+          <w:highlight w:val="lightGray"/>
+        </w:rPr>
+        <w:t xml:space="preserve">la indica diretamente o </w:t>
+      </w:r>
+      <w:r>
+        <w:rPr>
+          <w:rStyle w:val="Forte"/>
+          <w:b w:val="0"/>
+          <w:bCs w:val="0"/>
+          <w:highlight w:val="lightGray"/>
+        </w:rPr>
+        <w:t>desfecho clínico do paciente</w:t>
+      </w:r>
+      <w:r>
+        <w:rPr>
+          <w:highlight w:val="lightGray"/>
+        </w:rPr>
+        <w:t xml:space="preserve"> (1 = cura, 2 = óbito, 9 = ignorado).</w:t>
+      </w:r>
+      <w:r>
+        <w:rPr>
+          <w:highlight w:val="lightGray"/>
+        </w:rPr>
+        <w:t xml:space="preserve"> Sendo </w:t>
+      </w:r>
+      <w:r>
+        <w:rPr>
+          <w:highlight w:val="lightGray"/>
+        </w:rPr>
+        <w:t xml:space="preserve">preenchida durante o acompanhamento hospitalar, antes do encerramento epidemiológico, portanto </w:t>
+      </w:r>
+      <w:r>
+        <w:rPr>
+          <w:rStyle w:val="Forte"/>
+          <w:b w:val="0"/>
+          <w:bCs w:val="0"/>
+          <w:highlight w:val="lightGray"/>
+        </w:rPr>
+        <w:t>reflete o resultado clínico real do caso</w:t>
+      </w:r>
+      <w:r>
+        <w:rPr>
+          <w:highlight w:val="lightGray"/>
+        </w:rPr>
+        <w:t xml:space="preserve"> e também é </w:t>
+      </w:r>
+      <w:r>
+        <w:rPr>
+          <w:highlight w:val="lightGray"/>
+        </w:rPr>
+        <w:t>a variável que a literatura e outros trabalhos relacionados usam para modelar a predição de mortalidade em SRAG.</w:t>
+      </w:r>
+    </w:p>
+    <w:p>
+      <w:pPr>
+        <w:pStyle w:val="NormalWeb"/>
+        <w:jc w:val="both"/>
+      </w:pPr>
+      <w:r>
+        <w:rPr>
+          <w:highlight w:val="lightGray"/>
+        </w:rPr>
+        <w:t xml:space="preserve">Já a variável </w:t>
+      </w:r>
+      <w:r>
+        <w:rPr>
+          <w:highlight w:val="lightGray"/>
+        </w:rPr>
+        <w:t xml:space="preserve">CLASSI_FIN define a </w:t>
+      </w:r>
+      <w:r>
+        <w:rPr>
+          <w:rStyle w:val="Forte"/>
+          <w:b w:val="0"/>
+          <w:bCs w:val="0"/>
+          <w:highlight w:val="lightGray"/>
+        </w:rPr>
+        <w:t>classificação final do caso</w:t>
+      </w:r>
+      <w:r>
+        <w:rPr>
+          <w:highlight w:val="lightGray"/>
+        </w:rPr>
+        <w:t xml:space="preserve"> (por agente etiológico, ex.: COVID-19, Influenza, etc.) após investigação epidemiológica</w:t>
+      </w:r>
+      <w:r>
+        <w:rPr>
+          <w:highlight w:val="lightGray"/>
+        </w:rPr>
+        <w:t>, e</w:t>
+      </w:r>
+      <w:r>
+        <w:rPr>
+          <w:highlight w:val="lightGray"/>
+        </w:rPr>
+        <w:t>la não reflete diretamente o desfecho clínico (vida ou morte), e sim a categorização do caso.</w:t>
+      </w:r>
+    </w:p>
+    <w:p/>
+    <w:p/>
+    <w:p>
+      <w:pPr>
+        <w:pStyle w:val="Ttulo2"/>
+        <w:ind w:left="431" w:hanging="431"/>
+        <w:rPr>
+          <w:rStyle w:val="Forte"/>
+          <w:b/>
+          <w:bCs w:val="0"/>
+          <w:highlight w:val="lightGray"/>
+          <w:lang w:val="pt-BR"/>
+        </w:rPr>
+      </w:pPr>
+      <w:bookmarkStart w:id="35" w:name="_Toc205139880"/>
+      <w:r>
+        <w:rPr>
+          <w:highlight w:val="lightGray"/>
+          <w:lang w:val="pt-BR"/>
+        </w:rPr>
+        <w:t>Etapas</w:t>
+      </w:r>
+      <w:r>
+        <w:rPr>
+          <w:rStyle w:val="Forte"/>
+          <w:b/>
+          <w:bCs w:val="0"/>
+          <w:highlight w:val="lightGray"/>
+          <w:lang w:val="pt-BR"/>
+        </w:rPr>
+        <w:t xml:space="preserve"> do Processo de KDD</w:t>
+      </w:r>
+      <w:bookmarkEnd w:id="35"/>
+    </w:p>
+    <w:p>
+      <w:pPr>
+        <w:pStyle w:val="NormalWeb"/>
+        <w:jc w:val="both"/>
+        <w:rPr>
+          <w:highlight w:val="lightGray"/>
+        </w:rPr>
+      </w:pPr>
+      <w:r>
+        <w:rPr>
+          <w:highlight w:val="lightGray"/>
+        </w:rPr>
+        <w:t>O estudo foi conduzido com base no processo de Descoberta de Conhecimento em Bases de Dados (</w:t>
+      </w:r>
+      <w:proofErr w:type="spellStart"/>
+      <w:r>
+        <w:rPr>
+          <w:rStyle w:val="nfase"/>
+          <w:highlight w:val="lightGray"/>
+        </w:rPr>
+        <w:t>Knowledge</w:t>
+      </w:r>
+      <w:proofErr w:type="spellEnd"/>
+      <w:r>
+        <w:rPr>
+          <w:rStyle w:val="nfase"/>
+          <w:highlight w:val="lightGray"/>
+        </w:rPr>
+        <w:t xml:space="preserve"> Discovery in </w:t>
+      </w:r>
+      <w:proofErr w:type="spellStart"/>
+      <w:r>
+        <w:rPr>
+          <w:rStyle w:val="nfase"/>
+          <w:highlight w:val="lightGray"/>
+        </w:rPr>
+        <w:t>Databases</w:t>
+      </w:r>
+      <w:proofErr w:type="spellEnd"/>
+      <w:r>
+        <w:rPr>
+          <w:rStyle w:val="nfase"/>
+          <w:highlight w:val="lightGray"/>
+        </w:rPr>
+        <w:t xml:space="preserve"> – KDD</w:t>
+      </w:r>
+      <w:r>
+        <w:rPr>
+          <w:highlight w:val="lightGray"/>
+        </w:rPr>
+        <w:t xml:space="preserve">), </w:t>
+      </w:r>
+      <w:r>
+        <w:t>englobando coleta, pré-processamento, modelagem, avaliação e interpretação dos resultados.</w:t>
+      </w:r>
+    </w:p>
+    <w:p>
+      <w:pPr>
+        <w:pStyle w:val="NormalWeb"/>
+        <w:numPr>
+          <w:ilvl w:val="0"/>
+          <w:numId w:val="9"/>
+        </w:numPr>
+        <w:jc w:val="both"/>
+        <w:rPr>
+          <w:highlight w:val="lightGray"/>
+        </w:rPr>
+      </w:pPr>
+      <w:r>
+        <w:rPr>
+          <w:rStyle w:val="Forte"/>
+          <w:b w:val="0"/>
+          <w:bCs w:val="0"/>
+          <w:highlight w:val="lightGray"/>
+        </w:rPr>
+        <w:lastRenderedPageBreak/>
+        <w:t>Seleção dos dados</w:t>
+      </w:r>
+      <w:r>
+        <w:rPr>
+          <w:b/>
+          <w:bCs/>
+          <w:highlight w:val="lightGray"/>
+        </w:rPr>
+        <w:t>:</w:t>
+      </w:r>
+      <w:r>
+        <w:rPr>
+          <w:highlight w:val="lightGray"/>
+        </w:rPr>
+        <w:t xml:space="preserve"> identificação e extração das variáveis relevantes para análise.</w:t>
+      </w:r>
+    </w:p>
+    <w:p>
+      <w:pPr>
+        <w:pStyle w:val="NormalWeb"/>
+        <w:numPr>
+          <w:ilvl w:val="0"/>
+          <w:numId w:val="9"/>
+        </w:numPr>
+        <w:jc w:val="both"/>
+        <w:rPr>
+          <w:highlight w:val="lightGray"/>
+        </w:rPr>
+      </w:pPr>
+      <w:r>
+        <w:rPr>
+          <w:rStyle w:val="Forte"/>
+          <w:b w:val="0"/>
+          <w:bCs w:val="0"/>
+          <w:highlight w:val="lightGray"/>
+        </w:rPr>
+        <w:t>Pré-processamento e limpeza</w:t>
+      </w:r>
+      <w:r>
+        <w:rPr>
+          <w:b/>
+          <w:bCs/>
+          <w:highlight w:val="lightGray"/>
+        </w:rPr>
+        <w:t>:</w:t>
+      </w:r>
+      <w:r>
+        <w:rPr>
+          <w:highlight w:val="lightGray"/>
+        </w:rPr>
+        <w:t xml:space="preserve"> tratamento de valores ausentes e padronização de categorias.</w:t>
+      </w:r>
+    </w:p>
+    <w:p>
+      <w:pPr>
+        <w:pStyle w:val="NormalWeb"/>
+        <w:numPr>
+          <w:ilvl w:val="0"/>
+          <w:numId w:val="9"/>
+        </w:numPr>
+        <w:jc w:val="both"/>
+        <w:rPr>
+          <w:highlight w:val="lightGray"/>
+        </w:rPr>
+      </w:pPr>
+      <w:r>
+        <w:rPr>
+          <w:rStyle w:val="Forte"/>
+          <w:b w:val="0"/>
+          <w:bCs w:val="0"/>
+          <w:highlight w:val="lightGray"/>
+        </w:rPr>
+        <w:t>Transformação</w:t>
+      </w:r>
+      <w:r>
+        <w:rPr>
+          <w:b/>
+          <w:bCs/>
+          <w:highlight w:val="lightGray"/>
+        </w:rPr>
+        <w:t>:</w:t>
+      </w:r>
+      <w:r>
+        <w:rPr>
+          <w:highlight w:val="lightGray"/>
+        </w:rPr>
+        <w:t xml:space="preserve"> reestruturação das variáveis para adequação aos modelos de aprendizado de máquina.</w:t>
+      </w:r>
+    </w:p>
+    <w:p>
+      <w:pPr>
+        <w:pStyle w:val="NormalWeb"/>
+        <w:numPr>
+          <w:ilvl w:val="0"/>
+          <w:numId w:val="9"/>
+        </w:numPr>
+        <w:jc w:val="both"/>
+        <w:rPr>
+          <w:highlight w:val="lightGray"/>
+        </w:rPr>
+      </w:pPr>
+      <w:r>
+        <w:rPr>
+          <w:rStyle w:val="Forte"/>
+          <w:b w:val="0"/>
+          <w:bCs w:val="0"/>
+          <w:highlight w:val="lightGray"/>
+        </w:rPr>
+        <w:t>Mineração de dados</w:t>
+      </w:r>
+      <w:r>
+        <w:rPr>
+          <w:b/>
+          <w:bCs/>
+          <w:highlight w:val="lightGray"/>
+        </w:rPr>
+        <w:t>:</w:t>
+      </w:r>
+      <w:r>
+        <w:rPr>
+          <w:highlight w:val="lightGray"/>
+        </w:rPr>
+        <w:t xml:space="preserve"> aplicação dos algoritmos </w:t>
+      </w:r>
+      <w:proofErr w:type="spellStart"/>
+      <w:r>
+        <w:rPr>
+          <w:i/>
+          <w:iCs/>
+          <w:highlight w:val="lightGray"/>
+        </w:rPr>
+        <w:t>Random</w:t>
+      </w:r>
+      <w:proofErr w:type="spellEnd"/>
+      <w:r>
+        <w:rPr>
+          <w:i/>
+          <w:iCs/>
+          <w:highlight w:val="lightGray"/>
+        </w:rPr>
+        <w:t xml:space="preserve"> Forest </w:t>
+      </w:r>
+      <w:r>
+        <w:rPr>
+          <w:highlight w:val="lightGray"/>
+        </w:rPr>
+        <w:t xml:space="preserve">e </w:t>
+      </w:r>
+      <w:r>
+        <w:rPr>
+          <w:i/>
+          <w:iCs/>
+          <w:highlight w:val="lightGray"/>
+        </w:rPr>
+        <w:t>CART</w:t>
+      </w:r>
+      <w:r>
+        <w:rPr>
+          <w:highlight w:val="lightGray"/>
+        </w:rPr>
+        <w:t xml:space="preserve"> para predição do desfecho clínico (</w:t>
+      </w:r>
+      <w:r>
+        <w:rPr>
+          <w:highlight w:val="lightGray"/>
+        </w:rPr>
+        <w:t xml:space="preserve">com ênfase na variável </w:t>
+      </w:r>
+      <w:r>
+        <w:rPr>
+          <w:rStyle w:val="nfase"/>
+          <w:highlight w:val="lightGray"/>
+        </w:rPr>
+        <w:t>EVOLUCAO</w:t>
+      </w:r>
+      <w:r>
+        <w:rPr>
+          <w:highlight w:val="lightGray"/>
+        </w:rPr>
+        <w:t>).</w:t>
+      </w:r>
+    </w:p>
+    <w:p>
+      <w:pPr>
+        <w:pStyle w:val="NormalWeb"/>
+        <w:numPr>
+          <w:ilvl w:val="0"/>
+          <w:numId w:val="9"/>
+        </w:numPr>
+        <w:jc w:val="both"/>
+        <w:rPr>
+          <w:highlight w:val="lightGray"/>
+        </w:rPr>
+      </w:pPr>
+      <w:r>
+        <w:rPr>
+          <w:rStyle w:val="Forte"/>
+          <w:b w:val="0"/>
+          <w:bCs w:val="0"/>
+          <w:highlight w:val="lightGray"/>
+        </w:rPr>
+        <w:t>Interpretação e avaliação dos resultados</w:t>
+      </w:r>
+      <w:r>
+        <w:rPr>
+          <w:b/>
+          <w:bCs/>
+          <w:highlight w:val="lightGray"/>
+        </w:rPr>
+        <w:t>:</w:t>
+      </w:r>
+      <w:r>
+        <w:rPr>
+          <w:highlight w:val="lightGray"/>
+        </w:rPr>
+        <w:t xml:space="preserve"> análise do desempenho dos modelos e da execução do algoritmo em diferentes ambientes.</w:t>
+      </w:r>
     </w:p>
     <w:p>
       <w:pPr>
         <w:pStyle w:val="Ttulo3"/>
-      </w:pPr>
-      <w:bookmarkStart w:id="40" w:name="_Toc205139883"/>
+        <w:rPr>
+          <w:highlight w:val="yellow"/>
+        </w:rPr>
+      </w:pPr>
+      <w:bookmarkStart w:id="36" w:name="_Toc205139881"/>
       <w:proofErr w:type="spellStart"/>
       <w:r>
-        <w:t>Transformação</w:t>
+        <w:rPr>
+          <w:highlight w:val="yellow"/>
+        </w:rPr>
+        <w:t>Seleção</w:t>
       </w:r>
       <w:proofErr w:type="spellEnd"/>
       <w:r>
-        <w:t xml:space="preserve"> dos Dados</w:t>
-      </w:r>
-      <w:bookmarkEnd w:id="40"/>
-    </w:p>
-    <w:p>
-      <w:pPr>
-        <w:spacing w:before="100" w:beforeAutospacing="1" w:after="100" w:afterAutospacing="1" w:line="240" w:lineRule="auto"/>
-        <w:rPr>
-          <w:rFonts w:eastAsia="Times New Roman" w:cs="Times New Roman"/>
-          <w:szCs w:val="24"/>
-          <w:highlight w:val="lightGray"/>
-          <w:lang w:eastAsia="pt-BR"/>
-        </w:rPr>
-      </w:pPr>
-      <w:r>
-        <w:rPr>
-          <w:rFonts w:eastAsia="Times New Roman" w:cs="Times New Roman"/>
-          <w:szCs w:val="24"/>
-          <w:highlight w:val="lightGray"/>
-          <w:lang w:eastAsia="pt-BR"/>
-        </w:rPr>
-        <w:t xml:space="preserve">Na etapa de transformação, os dados </w:t>
-      </w:r>
-      <w:proofErr w:type="spellStart"/>
-      <w:r>
-        <w:rPr>
-          <w:rFonts w:eastAsia="Times New Roman" w:cs="Times New Roman"/>
-          <w:szCs w:val="24"/>
-          <w:highlight w:val="lightGray"/>
-          <w:lang w:eastAsia="pt-BR"/>
-        </w:rPr>
-        <w:t>pré</w:t>
-      </w:r>
-      <w:proofErr w:type="spellEnd"/>
-      <w:r>
-        <w:rPr>
-          <w:rFonts w:eastAsia="Times New Roman" w:cs="Times New Roman"/>
-          <w:szCs w:val="24"/>
-          <w:highlight w:val="lightGray"/>
-          <w:lang w:eastAsia="pt-BR"/>
-        </w:rPr>
-        <w:t xml:space="preserve">-processados foram ajustados para otimizar o aprendizado dos modelos. Primeiramente, a variável alvo </w:t>
-      </w:r>
-      <w:r>
-        <w:rPr>
-          <w:rFonts w:ascii="Courier New" w:eastAsia="Times New Roman" w:hAnsi="Courier New" w:cs="Courier New"/>
-          <w:sz w:val="20"/>
-          <w:szCs w:val="20"/>
-          <w:highlight w:val="lightGray"/>
-          <w:lang w:eastAsia="pt-BR"/>
-        </w:rPr>
-        <w:t>EVOLUCAO</w:t>
-      </w:r>
-      <w:r>
-        <w:rPr>
-          <w:rFonts w:eastAsia="Times New Roman" w:cs="Times New Roman"/>
-          <w:szCs w:val="24"/>
-          <w:highlight w:val="lightGray"/>
-          <w:lang w:eastAsia="pt-BR"/>
-        </w:rPr>
-        <w:t xml:space="preserve"> foi mapeada para valores binários, onde </w:t>
-      </w:r>
-      <w:r>
-        <w:rPr>
-          <w:rFonts w:ascii="Courier New" w:eastAsia="Times New Roman" w:hAnsi="Courier New" w:cs="Courier New"/>
-          <w:sz w:val="20"/>
-          <w:szCs w:val="20"/>
-          <w:highlight w:val="lightGray"/>
-          <w:lang w:eastAsia="pt-BR"/>
-        </w:rPr>
-        <w:t>0</w:t>
-      </w:r>
-      <w:r>
-        <w:rPr>
-          <w:rFonts w:eastAsia="Times New Roman" w:cs="Times New Roman"/>
-          <w:szCs w:val="24"/>
-          <w:highlight w:val="lightGray"/>
-          <w:lang w:eastAsia="pt-BR"/>
-        </w:rPr>
-        <w:t xml:space="preserve"> representa cura e </w:t>
-      </w:r>
-      <w:r>
-        <w:rPr>
-          <w:rFonts w:ascii="Courier New" w:eastAsia="Times New Roman" w:hAnsi="Courier New" w:cs="Courier New"/>
-          <w:sz w:val="20"/>
-          <w:szCs w:val="20"/>
-          <w:highlight w:val="lightGray"/>
-          <w:lang w:eastAsia="pt-BR"/>
-        </w:rPr>
-        <w:t>1</w:t>
-      </w:r>
-      <w:r>
-        <w:rPr>
-          <w:rFonts w:eastAsia="Times New Roman" w:cs="Times New Roman"/>
-          <w:szCs w:val="24"/>
-          <w:highlight w:val="lightGray"/>
-          <w:lang w:eastAsia="pt-BR"/>
-        </w:rPr>
-        <w:t xml:space="preserve"> representa óbito, permitindo que os algoritmos trabalhassem com uma classificação clara.</w:t>
-      </w:r>
-    </w:p>
-    <w:p>
-      <w:pPr>
-        <w:spacing w:before="100" w:beforeAutospacing="1" w:after="100" w:afterAutospacing="1" w:line="240" w:lineRule="auto"/>
-        <w:rPr>
-          <w:rFonts w:eastAsia="Times New Roman" w:cs="Times New Roman"/>
-          <w:szCs w:val="24"/>
-          <w:highlight w:val="lightGray"/>
-          <w:lang w:eastAsia="pt-BR"/>
-        </w:rPr>
-      </w:pPr>
-    </w:p>
-    <w:p>
-      <w:pPr>
-        <w:spacing w:before="100" w:beforeAutospacing="1" w:after="100" w:afterAutospacing="1" w:line="240" w:lineRule="auto"/>
-        <w:rPr>
-          <w:rFonts w:eastAsia="Times New Roman" w:cs="Times New Roman"/>
-          <w:szCs w:val="24"/>
-          <w:highlight w:val="lightGray"/>
-          <w:lang w:eastAsia="pt-BR"/>
-        </w:rPr>
-      </w:pPr>
-      <w:r>
-        <w:rPr>
-          <w:rFonts w:eastAsia="Times New Roman" w:cs="Times New Roman"/>
-          <w:szCs w:val="24"/>
-          <w:highlight w:val="lightGray"/>
-          <w:lang w:eastAsia="pt-BR"/>
-        </w:rPr>
-        <w:t xml:space="preserve">Em seguida, foi realizada a separação entre as variáveis independentes (X) e a variável alvo (y), preparando o conjunto de atributos que seriam utilizados pelos modelos. Após essa etapa, os dados foram divididos em conjunto de treinamento e teste utilizando o método </w:t>
-      </w:r>
-      <w:proofErr w:type="spellStart"/>
-      <w:r>
-        <w:rPr>
-          <w:rFonts w:eastAsia="Times New Roman" w:cs="Times New Roman"/>
-          <w:szCs w:val="24"/>
-          <w:highlight w:val="lightGray"/>
-          <w:lang w:eastAsia="pt-BR"/>
-        </w:rPr>
-        <w:t>train_test_split</w:t>
-      </w:r>
-      <w:proofErr w:type="spellEnd"/>
-      <w:r>
-        <w:rPr>
-          <w:rFonts w:eastAsia="Times New Roman" w:cs="Times New Roman"/>
-          <w:szCs w:val="24"/>
-          <w:highlight w:val="lightGray"/>
-          <w:lang w:eastAsia="pt-BR"/>
-        </w:rPr>
-        <w:t xml:space="preserve"> com o parâmetro </w:t>
-      </w:r>
-      <w:proofErr w:type="spellStart"/>
-      <w:r>
-        <w:rPr>
-          <w:rFonts w:eastAsia="Times New Roman" w:cs="Times New Roman"/>
-          <w:szCs w:val="24"/>
-          <w:highlight w:val="lightGray"/>
-          <w:lang w:eastAsia="pt-BR"/>
-        </w:rPr>
-        <w:t>stratify</w:t>
-      </w:r>
-      <w:proofErr w:type="spellEnd"/>
-      <w:r>
-        <w:rPr>
-          <w:rFonts w:eastAsia="Times New Roman" w:cs="Times New Roman"/>
-          <w:szCs w:val="24"/>
-          <w:highlight w:val="lightGray"/>
-          <w:lang w:eastAsia="pt-BR"/>
-        </w:rPr>
-        <w:t>, de forma a manter a proporção original das classes em ambos os conjuntos.</w:t>
-      </w:r>
-    </w:p>
-    <w:p>
-      <w:pPr>
-        <w:spacing w:before="100" w:beforeAutospacing="1" w:after="100" w:afterAutospacing="1" w:line="240" w:lineRule="auto"/>
-        <w:rPr>
-          <w:rFonts w:eastAsia="Times New Roman" w:cs="Times New Roman"/>
-          <w:szCs w:val="24"/>
-          <w:highlight w:val="lightGray"/>
-          <w:lang w:eastAsia="pt-BR"/>
-        </w:rPr>
-      </w:pPr>
-      <w:r>
-        <w:rPr>
-          <w:rFonts w:eastAsia="Times New Roman" w:cs="Times New Roman"/>
-          <w:szCs w:val="24"/>
-          <w:highlight w:val="lightGray"/>
-          <w:lang w:eastAsia="pt-BR"/>
-        </w:rPr>
-        <w:t>Para lidar com o desbalanceamento do dataset, foi aplicado o método SMOTE (</w:t>
-      </w:r>
-      <w:proofErr w:type="spellStart"/>
-      <w:r>
-        <w:rPr>
-          <w:rFonts w:eastAsia="Times New Roman" w:cs="Times New Roman"/>
-          <w:szCs w:val="24"/>
-          <w:highlight w:val="lightGray"/>
-          <w:lang w:eastAsia="pt-BR"/>
-        </w:rPr>
-        <w:t>Synthetic</w:t>
-      </w:r>
-      <w:proofErr w:type="spellEnd"/>
-      <w:r>
-        <w:rPr>
-          <w:rFonts w:eastAsia="Times New Roman" w:cs="Times New Roman"/>
-          <w:szCs w:val="24"/>
-          <w:highlight w:val="lightGray"/>
-          <w:lang w:eastAsia="pt-BR"/>
-        </w:rPr>
-        <w:t xml:space="preserve"> </w:t>
-      </w:r>
-      <w:proofErr w:type="spellStart"/>
-      <w:r>
-        <w:rPr>
-          <w:rFonts w:eastAsia="Times New Roman" w:cs="Times New Roman"/>
-          <w:szCs w:val="24"/>
-          <w:highlight w:val="lightGray"/>
-          <w:lang w:eastAsia="pt-BR"/>
-        </w:rPr>
-        <w:t>Minority</w:t>
-      </w:r>
-      <w:proofErr w:type="spellEnd"/>
-      <w:r>
-        <w:rPr>
-          <w:rFonts w:eastAsia="Times New Roman" w:cs="Times New Roman"/>
-          <w:szCs w:val="24"/>
-          <w:highlight w:val="lightGray"/>
-          <w:lang w:eastAsia="pt-BR"/>
-        </w:rPr>
-        <w:t xml:space="preserve"> </w:t>
-      </w:r>
-      <w:proofErr w:type="spellStart"/>
-      <w:r>
-        <w:rPr>
-          <w:rFonts w:eastAsia="Times New Roman" w:cs="Times New Roman"/>
-          <w:szCs w:val="24"/>
-          <w:highlight w:val="lightGray"/>
-          <w:lang w:eastAsia="pt-BR"/>
-        </w:rPr>
-        <w:t>Oversampling</w:t>
-      </w:r>
-      <w:proofErr w:type="spellEnd"/>
-      <w:r>
-        <w:rPr>
-          <w:rFonts w:eastAsia="Times New Roman" w:cs="Times New Roman"/>
-          <w:szCs w:val="24"/>
-          <w:highlight w:val="lightGray"/>
-          <w:lang w:eastAsia="pt-BR"/>
-        </w:rPr>
-        <w:t xml:space="preserve"> </w:t>
-      </w:r>
-      <w:proofErr w:type="spellStart"/>
-      <w:r>
-        <w:rPr>
-          <w:rFonts w:eastAsia="Times New Roman" w:cs="Times New Roman"/>
-          <w:szCs w:val="24"/>
-          <w:highlight w:val="lightGray"/>
-          <w:lang w:eastAsia="pt-BR"/>
-        </w:rPr>
-        <w:t>Technique</w:t>
-      </w:r>
-      <w:proofErr w:type="spellEnd"/>
-      <w:r>
-        <w:rPr>
-          <w:rFonts w:eastAsia="Times New Roman" w:cs="Times New Roman"/>
-          <w:szCs w:val="24"/>
-          <w:highlight w:val="lightGray"/>
-          <w:lang w:eastAsia="pt-BR"/>
-        </w:rPr>
-        <w:t>), responsável por gerar amostras sintéticas da classe minoritária. Essa técnica foi implementada dentro de um Pipeline, permitindo que o balanceamento fosse aplicado apenas aos dados de treino durante cada iteração da validação cruzada, evitando vazamento de informações para o conjunto de teste.</w:t>
-      </w:r>
-    </w:p>
-    <w:p>
-      <w:pPr>
-        <w:spacing w:before="100" w:beforeAutospacing="1" w:after="100" w:afterAutospacing="1" w:line="240" w:lineRule="auto"/>
-        <w:rPr>
-          <w:rFonts w:eastAsia="Times New Roman" w:cs="Times New Roman"/>
-          <w:szCs w:val="24"/>
-          <w:highlight w:val="lightGray"/>
-          <w:lang w:eastAsia="pt-BR"/>
-        </w:rPr>
-      </w:pPr>
-      <w:r>
-        <w:rPr>
-          <w:rFonts w:eastAsia="Times New Roman" w:cs="Times New Roman"/>
-          <w:szCs w:val="24"/>
-          <w:highlight w:val="lightGray"/>
-          <w:lang w:eastAsia="pt-BR"/>
-        </w:rPr>
-        <w:t>Por fim, a integração adequada dessas etapas assegurou que os modelos construídos pudessem aprender padrões relevantes de forma robusta, sem sofrer influência de distribuições enviesadas ou inconsistências nos dados.</w:t>
-      </w:r>
-    </w:p>
-    <w:p>
-      <w:pPr>
-        <w:spacing w:before="100" w:beforeAutospacing="1" w:after="100" w:afterAutospacing="1" w:line="240" w:lineRule="auto"/>
-        <w:rPr>
-          <w:rFonts w:eastAsia="Times New Roman" w:cs="Times New Roman"/>
-          <w:szCs w:val="24"/>
-          <w:highlight w:val="lightGray"/>
+        <w:rPr>
+          <w:highlight w:val="yellow"/>
+        </w:rPr>
+        <w:t xml:space="preserve"> de Dados</w:t>
+      </w:r>
+      <w:bookmarkEnd w:id="36"/>
+    </w:p>
+    <w:p>
+      <w:pPr>
+        <w:rPr>
+          <w:rFonts w:eastAsia="Times New Roman" w:cs="Times New Roman"/>
+          <w:szCs w:val="24"/>
+          <w:highlight w:val="lightGray"/>
+          <w:lang w:eastAsia="pt-BR"/>
+        </w:rPr>
+      </w:pPr>
+    </w:p>
+    <w:p>
+      <w:pPr>
+        <w:rPr>
+          <w:rFonts w:eastAsia="Times New Roman" w:cs="Times New Roman"/>
+          <w:szCs w:val="24"/>
+          <w:highlight w:val="lightGray"/>
+          <w:lang w:eastAsia="pt-BR"/>
+        </w:rPr>
+      </w:pPr>
+      <w:r>
+        <w:rPr>
+          <w:rFonts w:eastAsia="Times New Roman" w:cs="Times New Roman"/>
+          <w:szCs w:val="24"/>
+          <w:highlight w:val="lightGray"/>
+          <w:lang w:eastAsia="pt-BR"/>
+        </w:rPr>
+        <w:t xml:space="preserve">Antes do pré-processamento, foi realizada uma análise exploratória inicial do conjunto de dados, a qual permitiu identificar padrões e características relevantes. Essa análise evidenciou que a variável alvo apresentava um forte desbalanceamento de classes, com predominância de registros cujo desfecho foi cura, em contraste com uma quantidade significativamente menor de casos de óbito. Além disso, foram obtidos outros insights preliminares relacionados à distribuição das variáveis clínicas e demográficas, que são detalhados </w:t>
+      </w:r>
+      <w:r>
+        <w:rPr>
+          <w:rFonts w:eastAsia="Times New Roman" w:cs="Times New Roman"/>
+          <w:szCs w:val="24"/>
+          <w:highlight w:val="yellow"/>
+          <w:lang w:eastAsia="pt-BR"/>
+        </w:rPr>
+        <w:t>posteriormente na seção de resultados</w:t>
+      </w:r>
+      <w:r>
+        <w:rPr>
+          <w:rFonts w:eastAsia="Times New Roman" w:cs="Times New Roman"/>
+          <w:szCs w:val="24"/>
+          <w:highlight w:val="lightGray"/>
+          <w:lang w:eastAsia="pt-BR"/>
+        </w:rPr>
+        <w:t xml:space="preserve">. </w:t>
+      </w:r>
+    </w:p>
+    <w:p>
+      <w:pPr>
+        <w:rPr>
+          <w:rFonts w:eastAsia="Times New Roman" w:cs="Times New Roman"/>
+          <w:szCs w:val="24"/>
+          <w:highlight w:val="lightGray"/>
+          <w:lang w:eastAsia="pt-BR"/>
+        </w:rPr>
+      </w:pPr>
+    </w:p>
+    <w:p>
+      <w:pPr>
+        <w:rPr>
+          <w:rFonts w:eastAsia="Times New Roman" w:cs="Times New Roman"/>
+          <w:szCs w:val="24"/>
           <w:lang w:eastAsia="pt-BR"/>
         </w:rPr>
       </w:pPr>
@@ -12218,11 +12358,6 @@
     <w:p>
       <w:pPr>
         <w:pStyle w:val="Legenda"/>
-        <w:rPr>
-          <w:rFonts w:eastAsia="Times New Roman" w:cs="Times New Roman"/>
-          <w:szCs w:val="24"/>
-          <w:lang w:eastAsia="pt-BR"/>
-        </w:rPr>
       </w:pPr>
       <w:proofErr w:type="gramStart"/>
       <w:r>
@@ -12230,26 +12365,28 @@
       </w:r>
       <w:proofErr w:type="gramEnd"/>
       <w:r>
-        <w:t xml:space="preserve"> – </w:t>
-      </w:r>
-      <w:r>
-        <w:t xml:space="preserve">Balanceamento das classes utilizando </w:t>
-      </w:r>
-      <w:r>
-        <w:rPr>
-          <w:rStyle w:val="Forte"/>
-        </w:rPr>
-        <w:t>SMOTE</w:t>
-      </w:r>
-      <w:r>
-        <w:t xml:space="preserve"> dentro de um </w:t>
-      </w:r>
-      <w:r>
-        <w:rPr>
-          <w:rStyle w:val="Forte"/>
-        </w:rPr>
-        <w:t>Pipeline</w:t>
-      </w:r>
+        <w:t xml:space="preserve"> – Filtragem apenas de casos relevantes</w:t>
+      </w:r>
+    </w:p>
+    <w:p>
+      <w:pPr>
+        <w:rPr>
+          <w:rFonts w:eastAsia="Times New Roman" w:cs="Times New Roman"/>
+          <w:szCs w:val="24"/>
+          <w:lang w:eastAsia="pt-BR"/>
+        </w:rPr>
+      </w:pPr>
+    </w:p>
+    <w:p>
+      <w:pPr>
+        <w:jc w:val="center"/>
+        <w:rPr>
+          <w:rFonts w:eastAsia="Times New Roman" w:cs="Times New Roman"/>
+          <w:szCs w:val="24"/>
+          <w:highlight w:val="lightGray"/>
+          <w:lang w:eastAsia="pt-BR"/>
+        </w:rPr>
+      </w:pPr>
       <w:r>
         <w:rPr>
           <w:rFonts w:eastAsia="Times New Roman" w:cs="Times New Roman"/>
@@ -12258,10 +12395,10 @@
           <w:lang w:eastAsia="pt-BR"/>
         </w:rPr>
         <w:drawing>
-          <wp:inline distT="0" distB="0" distL="0" distR="0" wp14:anchorId="26E773F6" wp14:editId="32650F3F">
-            <wp:extent cx="5400040" cy="1744980"/>
-            <wp:effectExtent l="0" t="0" r="0" b="7620"/>
-            <wp:docPr id="9" name="Imagem 9"/>
+          <wp:inline distT="0" distB="0" distL="0" distR="0" wp14:anchorId="7AFACC34" wp14:editId="75C9E46F">
+            <wp:extent cx="4269179" cy="1381057"/>
+            <wp:effectExtent l="0" t="0" r="0" b="0"/>
+            <wp:docPr id="8" name="Imagem 8"/>
             <wp:cNvGraphicFramePr>
               <a:graphicFrameLocks xmlns:a="http://schemas.openxmlformats.org/drawingml/2006/main" noChangeAspect="1"/>
             </wp:cNvGraphicFramePr>
@@ -12281,7 +12418,7 @@
                   <pic:spPr>
                     <a:xfrm>
                       <a:off x="0" y="0"/>
-                      <a:ext cx="5400040" cy="1744980"/>
+                      <a:ext cx="4280411" cy="1384690"/>
                     </a:xfrm>
                     <a:prstGeom prst="rect">
                       <a:avLst/>
@@ -12305,242 +12442,260 @@
     <w:p>
       <w:pPr>
         <w:rPr>
-          <w:highlight w:val="yellow"/>
-        </w:rPr>
-      </w:pPr>
-    </w:p>
-    <w:p>
-      <w:pPr>
-        <w:rPr>
-          <w:highlight w:val="yellow"/>
-        </w:rPr>
-      </w:pPr>
-    </w:p>
-    <w:p>
-      <w:pPr>
-        <w:pStyle w:val="Ttulo3"/>
-      </w:pPr>
-      <w:bookmarkStart w:id="41" w:name="_Toc205139884"/>
-      <w:r>
-        <w:t>Mineração de Dados</w:t>
-      </w:r>
-      <w:bookmarkEnd w:id="41"/>
-    </w:p>
-    <w:p>
-      <w:pPr>
-        <w:spacing w:before="100" w:beforeAutospacing="1" w:after="100" w:afterAutospacing="1" w:line="240" w:lineRule="auto"/>
-        <w:rPr>
-          <w:rFonts w:eastAsia="Times New Roman" w:cs="Times New Roman"/>
-          <w:szCs w:val="24"/>
-          <w:highlight w:val="lightGray"/>
-          <w:lang w:eastAsia="pt-BR"/>
-        </w:rPr>
-      </w:pPr>
-      <w:r>
-        <w:rPr>
-          <w:rFonts w:eastAsia="Times New Roman" w:cs="Times New Roman"/>
-          <w:szCs w:val="24"/>
-          <w:highlight w:val="lightGray"/>
-          <w:lang w:eastAsia="pt-BR"/>
-        </w:rPr>
-        <w:t xml:space="preserve">Na etapa de mineração de dados, foram aplicados os algoritmos de aprendizado de máquina selecionados para a construção dos modelos preditivos. Dois classificadores supervisionados foram utilizados: </w:t>
-      </w:r>
-      <w:proofErr w:type="spellStart"/>
-      <w:r>
-        <w:rPr>
-          <w:rFonts w:eastAsia="Times New Roman" w:cs="Times New Roman"/>
-          <w:szCs w:val="24"/>
-          <w:highlight w:val="lightGray"/>
-          <w:lang w:eastAsia="pt-BR"/>
-        </w:rPr>
-        <w:t>Decision</w:t>
-      </w:r>
-      <w:proofErr w:type="spellEnd"/>
-      <w:r>
-        <w:rPr>
-          <w:rFonts w:eastAsia="Times New Roman" w:cs="Times New Roman"/>
-          <w:szCs w:val="24"/>
-          <w:highlight w:val="lightGray"/>
-          <w:lang w:eastAsia="pt-BR"/>
-        </w:rPr>
-        <w:t xml:space="preserve"> </w:t>
-      </w:r>
-      <w:proofErr w:type="spellStart"/>
-      <w:r>
-        <w:rPr>
-          <w:rFonts w:eastAsia="Times New Roman" w:cs="Times New Roman"/>
-          <w:szCs w:val="24"/>
-          <w:highlight w:val="lightGray"/>
-          <w:lang w:eastAsia="pt-BR"/>
-        </w:rPr>
-        <w:t>Tree</w:t>
-      </w:r>
-      <w:proofErr w:type="spellEnd"/>
-      <w:r>
-        <w:rPr>
-          <w:rFonts w:eastAsia="Times New Roman" w:cs="Times New Roman"/>
-          <w:szCs w:val="24"/>
-          <w:highlight w:val="lightGray"/>
-          <w:lang w:eastAsia="pt-BR"/>
-        </w:rPr>
-        <w:t xml:space="preserve"> (CART) e </w:t>
-      </w:r>
-      <w:proofErr w:type="spellStart"/>
-      <w:r>
-        <w:rPr>
-          <w:rFonts w:eastAsia="Times New Roman" w:cs="Times New Roman"/>
-          <w:szCs w:val="24"/>
-          <w:highlight w:val="lightGray"/>
-          <w:lang w:eastAsia="pt-BR"/>
-        </w:rPr>
-        <w:t>Random</w:t>
-      </w:r>
-      <w:proofErr w:type="spellEnd"/>
-      <w:r>
-        <w:rPr>
-          <w:rFonts w:eastAsia="Times New Roman" w:cs="Times New Roman"/>
-          <w:szCs w:val="24"/>
-          <w:highlight w:val="lightGray"/>
-          <w:lang w:eastAsia="pt-BR"/>
-        </w:rPr>
-        <w:t xml:space="preserve"> Forest.</w:t>
-      </w:r>
-    </w:p>
-    <w:p>
-      <w:pPr>
-        <w:spacing w:before="100" w:beforeAutospacing="1" w:after="100" w:afterAutospacing="1" w:line="240" w:lineRule="auto"/>
-        <w:rPr>
-          <w:rFonts w:eastAsia="Times New Roman" w:cs="Times New Roman"/>
-          <w:szCs w:val="24"/>
-          <w:highlight w:val="lightGray"/>
-          <w:lang w:eastAsia="pt-BR"/>
-        </w:rPr>
-      </w:pPr>
-      <w:r>
-        <w:rPr>
-          <w:rFonts w:eastAsia="Times New Roman" w:cs="Times New Roman"/>
-          <w:szCs w:val="24"/>
-          <w:highlight w:val="lightGray"/>
-          <w:lang w:eastAsia="pt-BR"/>
-        </w:rPr>
-        <w:t>Para ambos os modelos, foi implementado um Pipeline que integra o balanceamento com SMOTE e o algoritmo de classificação, garantindo que todo o processo de treinamento siga um fluxo consistente e sem vazamento de dados. Além disso, foi utilizada a técnica de validação cruzada com busca em grade (</w:t>
-      </w:r>
-      <w:proofErr w:type="spellStart"/>
-      <w:r>
-        <w:rPr>
-          <w:rFonts w:eastAsia="Times New Roman" w:cs="Times New Roman"/>
-          <w:szCs w:val="24"/>
-          <w:highlight w:val="lightGray"/>
-          <w:lang w:eastAsia="pt-BR"/>
-        </w:rPr>
-        <w:t>GridSearchCV</w:t>
-      </w:r>
-      <w:proofErr w:type="spellEnd"/>
-      <w:r>
-        <w:rPr>
-          <w:rFonts w:eastAsia="Times New Roman" w:cs="Times New Roman"/>
-          <w:szCs w:val="24"/>
-          <w:highlight w:val="lightGray"/>
-          <w:lang w:eastAsia="pt-BR"/>
-        </w:rPr>
-        <w:t>) para ajustar automaticamente os hiperparâmetros de cada modelo, testando diferentes combinações e selecionando aquelas que resultaram no melhor desempenho com base na métrica F1-score.</w:t>
-      </w:r>
-    </w:p>
-    <w:p>
-      <w:pPr>
-        <w:spacing w:before="100" w:beforeAutospacing="1" w:after="100" w:afterAutospacing="1" w:line="240" w:lineRule="auto"/>
-        <w:rPr>
-          <w:rFonts w:eastAsia="Times New Roman" w:cs="Times New Roman"/>
-          <w:szCs w:val="24"/>
-          <w:highlight w:val="lightGray"/>
-          <w:lang w:eastAsia="pt-BR"/>
-        </w:rPr>
-      </w:pPr>
-    </w:p>
-    <w:p>
-      <w:pPr>
-        <w:spacing w:before="100" w:beforeAutospacing="1" w:after="100" w:afterAutospacing="1" w:line="240" w:lineRule="auto"/>
-        <w:rPr>
-          <w:rFonts w:eastAsia="Times New Roman" w:cs="Times New Roman"/>
-          <w:szCs w:val="24"/>
-          <w:highlight w:val="lightGray"/>
-          <w:lang w:eastAsia="pt-BR"/>
-        </w:rPr>
-      </w:pPr>
-      <w:r>
-        <w:rPr>
-          <w:rFonts w:eastAsia="Times New Roman" w:cs="Times New Roman"/>
-          <w:szCs w:val="24"/>
-          <w:highlight w:val="lightGray"/>
-          <w:lang w:eastAsia="pt-BR"/>
+          <w:rFonts w:eastAsia="Times New Roman" w:cs="Times New Roman"/>
+          <w:szCs w:val="24"/>
+          <w:highlight w:val="lightGray"/>
+          <w:lang w:eastAsia="pt-BR"/>
+        </w:rPr>
+      </w:pPr>
+    </w:p>
+    <w:p>
+      <w:r>
+        <w:rPr>
+          <w:highlight w:val="lightGray"/>
+        </w:rPr>
+        <w:t xml:space="preserve">As variáveis utilizadas foram definidas a partir de uma combinação de critérios. Primeiramente, considerou-se a análise exploratória dos dados, que permitiu identificar atributos com maior relevância para o desfecho clínico. Em seguida, foram incorporadas variáveis amplamente utilizadas em trabalhos correlacionados e referenciadas na literatura científica sobre Síndrome Respiratória Aguda Grave (SRAG). Além disso, realizou-se uma análise baseada em uma árvore de decisão preliminar, a qual destacou os </w:t>
+      </w:r>
+      <w:r>
+        <w:rPr>
+          <w:highlight w:val="lightGray"/>
         </w:rPr>
         <w:lastRenderedPageBreak/>
-        <w:t>Durante o treinamento, também foi realizada a medição do tempo de execução para cada modelo, possibilitando avaliar não apenas a performance preditiva, mas também a eficiência computacional. Ao final dessa etapa, os modelos treinados foram aplicados ao conjunto de teste para gerar as previsões, que seriam posteriormente utilizadas na fase de avaliação.</w:t>
-      </w:r>
-    </w:p>
-    <w:p>
-      <w:pPr>
-        <w:spacing w:before="100" w:beforeAutospacing="1" w:after="100" w:afterAutospacing="1" w:line="240" w:lineRule="auto"/>
-        <w:rPr>
-          <w:rFonts w:eastAsia="Times New Roman" w:cs="Times New Roman"/>
-          <w:szCs w:val="24"/>
-          <w:highlight w:val="lightGray"/>
-          <w:lang w:eastAsia="pt-BR"/>
-        </w:rPr>
-      </w:pPr>
-      <w:r>
-        <w:rPr>
-          <w:rFonts w:eastAsia="Times New Roman" w:cs="Times New Roman"/>
-          <w:szCs w:val="24"/>
-          <w:highlight w:val="lightGray"/>
-          <w:lang w:eastAsia="pt-BR"/>
-        </w:rPr>
-        <w:t>Essa abordagem garantiu que os modelos fossem construídos de forma otimizada, considerando tanto a qualidade das previsões quanto o custo computacional associado a cada técnica.</w:t>
-      </w:r>
-    </w:p>
-    <w:p>
-      <w:pPr>
-        <w:jc w:val="center"/>
-        <w:rPr>
-          <w:highlight w:val="yellow"/>
-        </w:rPr>
-      </w:pPr>
-      <w:proofErr w:type="gramStart"/>
-      <w:r>
-        <w:t>Figura ?</w:t>
-      </w:r>
-      <w:proofErr w:type="gramEnd"/>
-      <w:r>
-        <w:t xml:space="preserve"> – Ajuste de hiperparâmetros via </w:t>
-      </w:r>
-      <w:proofErr w:type="spellStart"/>
+        <w:t xml:space="preserve">atributos mais relevantes do dataset com relação direta à variável alvo </w:t>
+      </w:r>
       <w:r>
         <w:rPr>
           <w:rStyle w:val="Forte"/>
           <w:b w:val="0"/>
           <w:bCs w:val="0"/>
-        </w:rPr>
-        <w:t>GridSearchCV</w:t>
+          <w:highlight w:val="lightGray"/>
+        </w:rPr>
+        <w:t>EVOLUCAO</w:t>
+      </w:r>
+      <w:r>
+        <w:rPr>
+          <w:highlight w:val="lightGray"/>
+        </w:rPr>
+        <w:t>. Essa abordagem integrada garantiu a seleção de variáveis com embasamento estatístico e teórico, otimizando o desempenho preditivo dos modelos</w:t>
+      </w:r>
+      <w:r>
+        <w:t>.</w:t>
+      </w:r>
+    </w:p>
+    <w:p/>
+    <w:p>
+      <w:r>
+        <w:rPr>
+          <w:highlight w:val="lightGray"/>
+        </w:rPr>
+        <w:t xml:space="preserve">Foram selecionadas as variáveis relacionadas a fatores de risco (comorbidades), variáveis clínicas (como SUPORT_VEN, UTI, TOSSE), além da idade (NU_IDADE_N) e da variável alvo (EVOLUCAO). Inicialmente, também foram realizados testes incluindo variáveis de sintomas; </w:t>
+      </w:r>
+      <w:commentRangeStart w:id="37"/>
+      <w:r>
+        <w:rPr>
+          <w:highlight w:val="lightGray"/>
+        </w:rPr>
+        <w:t>entretanto, optou-se por excluí-las da análise, uma vez que esses registros podem apresentar inconsistências ou ambiguidades no preenchimento, o que poderia introduzir ruídos e comprometer a robustez dos modelos preditivos</w:t>
+      </w:r>
+      <w:commentRangeEnd w:id="37"/>
+      <w:r>
+        <w:rPr>
+          <w:rStyle w:val="Refdecomentrio"/>
+          <w:highlight w:val="lightGray"/>
+        </w:rPr>
+        <w:commentReference w:id="37"/>
+      </w:r>
+      <w:r>
+        <w:rPr>
+          <w:highlight w:val="lightGray"/>
+        </w:rPr>
+        <w:t>.</w:t>
+      </w:r>
+    </w:p>
+    <w:p/>
+    <w:p>
+      <w:pPr>
+        <w:rPr>
+          <w:rFonts w:eastAsia="Times New Roman" w:cs="Times New Roman"/>
+          <w:szCs w:val="24"/>
+          <w:lang w:eastAsia="pt-BR"/>
+        </w:rPr>
+      </w:pPr>
+      <w:r>
+        <w:rPr>
+          <w:rFonts w:eastAsia="Times New Roman" w:cs="Times New Roman"/>
+          <w:szCs w:val="24"/>
+          <w:highlight w:val="lightGray"/>
+          <w:lang w:eastAsia="pt-BR"/>
+        </w:rPr>
+        <w:t>A variável-alvo utilizada nos modelos é EVOLUCAO, que indica o desfecho final do paciente, podendo assumir os valores 1 (cura), 2 (óbito) e 9 (ignorado). Registros classificados como 9 foram removidos da análise, uma vez que não representam um desfecho clínico definido.</w:t>
+      </w:r>
+    </w:p>
+    <w:p>
+      <w:pPr>
+        <w:rPr>
+          <w:highlight w:val="lightGray"/>
+        </w:rPr>
+      </w:pPr>
+    </w:p>
+    <w:p>
+      <w:pPr>
+        <w:pStyle w:val="Ttulo3"/>
+        <w:rPr>
+          <w:highlight w:val="yellow"/>
+        </w:rPr>
+      </w:pPr>
+      <w:bookmarkStart w:id="38" w:name="_Toc203566820"/>
+      <w:bookmarkStart w:id="39" w:name="_Toc205139882"/>
+      <w:commentRangeStart w:id="40"/>
+      <w:r>
+        <w:rPr>
+          <w:highlight w:val="yellow"/>
+          <w:lang w:val="pt-BR"/>
+        </w:rPr>
+        <w:t>Pré-processamento</w:t>
+      </w:r>
+      <w:bookmarkEnd w:id="38"/>
+      <w:bookmarkEnd w:id="39"/>
+      <w:commentRangeEnd w:id="40"/>
+      <w:r>
+        <w:rPr>
+          <w:rStyle w:val="Refdecomentrio"/>
+          <w:rFonts w:cstheme="minorBidi"/>
+          <w:b w:val="0"/>
+          <w:lang w:val="pt-BR"/>
+        </w:rPr>
+        <w:commentReference w:id="40"/>
+      </w:r>
+    </w:p>
+    <w:p>
+      <w:pPr>
+        <w:spacing w:before="100" w:beforeAutospacing="1" w:after="100" w:afterAutospacing="1" w:line="240" w:lineRule="auto"/>
+        <w:rPr>
+          <w:rFonts w:eastAsia="Times New Roman" w:cs="Times New Roman"/>
+          <w:szCs w:val="24"/>
+          <w:highlight w:val="lightGray"/>
+          <w:lang w:eastAsia="pt-BR"/>
+        </w:rPr>
+      </w:pPr>
+      <w:r>
+        <w:rPr>
+          <w:rFonts w:eastAsia="Times New Roman" w:cs="Times New Roman"/>
+          <w:szCs w:val="24"/>
+          <w:highlight w:val="lightGray"/>
+          <w:lang w:eastAsia="pt-BR"/>
+        </w:rPr>
+        <w:t>Nesta etapa, foi realizada a preparação do dataset para garantir que os modelos recebessem informações consistentes e adequadas para o aprendizado. Inicialmente, os valores das variáveis selecionadas foram convertidos para o tipo numérico, assegurando uniformidade no formato dos dados. Em seguida, códigos inválidos, como o valor 9, utilizados no banco original para indicar registros ignorados, foram tratados e substituídos por valores ausentes (</w:t>
+      </w:r>
+      <w:proofErr w:type="spellStart"/>
+      <w:r>
+        <w:rPr>
+          <w:rFonts w:eastAsia="Times New Roman" w:cs="Times New Roman"/>
+          <w:szCs w:val="24"/>
+          <w:highlight w:val="lightGray"/>
+          <w:lang w:eastAsia="pt-BR"/>
+        </w:rPr>
+        <w:t>NaN</w:t>
       </w:r>
       <w:proofErr w:type="spellEnd"/>
-    </w:p>
-    <w:p>
-      <w:pPr>
-        <w:rPr>
-          <w:highlight w:val="yellow"/>
-          <w:lang w:val="en-US"/>
-        </w:rPr>
-      </w:pPr>
-      <w:r>
-        <w:rPr>
+      <w:r>
+        <w:rPr>
+          <w:rFonts w:eastAsia="Times New Roman" w:cs="Times New Roman"/>
+          <w:szCs w:val="24"/>
+          <w:highlight w:val="lightGray"/>
+          <w:lang w:eastAsia="pt-BR"/>
+        </w:rPr>
+        <w:t>). Para evitar que dados incompletos afetassem a qualidade do treinamento, registros com valores faltantes nas variáveis de interesse foram removidos.</w:t>
+      </w:r>
+    </w:p>
+    <w:p>
+      <w:pPr>
+        <w:spacing w:before="100" w:beforeAutospacing="1" w:after="100" w:afterAutospacing="1" w:line="240" w:lineRule="auto"/>
+        <w:rPr>
+          <w:rFonts w:eastAsia="Times New Roman" w:cs="Times New Roman"/>
+          <w:szCs w:val="24"/>
+          <w:highlight w:val="lightGray"/>
+          <w:lang w:eastAsia="pt-BR"/>
+        </w:rPr>
+      </w:pPr>
+      <w:r>
+        <w:rPr>
+          <w:rFonts w:eastAsia="Times New Roman" w:cs="Times New Roman"/>
+          <w:szCs w:val="24"/>
+          <w:highlight w:val="lightGray"/>
+          <w:lang w:eastAsia="pt-BR"/>
+        </w:rPr>
+        <w:t xml:space="preserve">Além disso, foi criada a variável derivada N_COMORB, que representa o número total de comorbidades presentes em cada paciente, obtida pela soma das variáveis binárias de fatores de risco. Essa nova </w:t>
+      </w:r>
+      <w:proofErr w:type="spellStart"/>
+      <w:r>
+        <w:rPr>
+          <w:rFonts w:eastAsia="Times New Roman" w:cs="Times New Roman"/>
+          <w:szCs w:val="24"/>
+          <w:highlight w:val="lightGray"/>
+          <w:lang w:eastAsia="pt-BR"/>
+        </w:rPr>
+        <w:t>feature</w:t>
+      </w:r>
+      <w:proofErr w:type="spellEnd"/>
+      <w:r>
+        <w:rPr>
+          <w:rFonts w:eastAsia="Times New Roman" w:cs="Times New Roman"/>
+          <w:szCs w:val="24"/>
+          <w:highlight w:val="lightGray"/>
+          <w:lang w:eastAsia="pt-BR"/>
+        </w:rPr>
+        <w:t xml:space="preserve"> foi incorporada ao conjunto de dados por fornecer uma medida quantitativa adicional da condição clínica do indivíduo.</w:t>
+      </w:r>
+    </w:p>
+    <w:p>
+      <w:pPr>
+        <w:spacing w:before="100" w:beforeAutospacing="1" w:after="100" w:afterAutospacing="1" w:line="240" w:lineRule="auto"/>
+        <w:rPr>
+          <w:rFonts w:eastAsia="Times New Roman" w:cs="Times New Roman"/>
+          <w:szCs w:val="24"/>
+          <w:highlight w:val="lightGray"/>
+          <w:lang w:eastAsia="pt-BR"/>
+        </w:rPr>
+      </w:pPr>
+      <w:r>
+        <w:rPr>
+          <w:rFonts w:eastAsia="Times New Roman" w:cs="Times New Roman"/>
+          <w:szCs w:val="24"/>
+          <w:highlight w:val="lightGray"/>
+          <w:lang w:eastAsia="pt-BR"/>
+        </w:rPr>
+        <w:t>Por fim, os dados foram divididos em dois subconjuntos: 80% para treinamento e 20% para teste, utilizando a técnica de amostragem estratificada, garantindo que a proporção entre as classes do desfecho clínico (EVOLUCAO) fosse mantida em ambos os conjuntos.</w:t>
+      </w:r>
+    </w:p>
+    <w:p>
+      <w:pPr>
+        <w:pStyle w:val="Legenda"/>
+      </w:pPr>
+      <w:proofErr w:type="gramStart"/>
+      <w:r>
+        <w:lastRenderedPageBreak/>
+        <w:t>Figura ?</w:t>
+      </w:r>
+      <w:proofErr w:type="gramEnd"/>
+      <w:r>
+        <w:t xml:space="preserve"> – </w:t>
+      </w:r>
+      <w:r>
+        <w:t>Tratamento dos dados</w:t>
+      </w:r>
+      <w:r>
+        <w:rPr>
+          <w:rFonts w:eastAsia="Times New Roman" w:cs="Times New Roman"/>
           <w:noProof/>
-          <w:lang w:val="en-US"/>
+          <w:szCs w:val="24"/>
+          <w:lang w:eastAsia="pt-BR"/>
         </w:rPr>
         <w:drawing>
-          <wp:inline distT="0" distB="0" distL="0" distR="0" wp14:anchorId="3E102B68" wp14:editId="7275BA4A">
-            <wp:extent cx="5400040" cy="1204595"/>
-            <wp:effectExtent l="0" t="0" r="0" b="0"/>
-            <wp:docPr id="12" name="Imagem 12"/>
+          <wp:inline distT="0" distB="0" distL="0" distR="0" wp14:anchorId="102DB81E" wp14:editId="164D87FD">
+            <wp:extent cx="3897605" cy="1454727"/>
+            <wp:effectExtent l="0" t="0" r="8255" b="0"/>
+            <wp:docPr id="10" name="Imagem 10"/>
             <wp:cNvGraphicFramePr>
               <a:graphicFrameLocks xmlns:a="http://schemas.openxmlformats.org/drawingml/2006/main" noChangeAspect="1"/>
             </wp:cNvGraphicFramePr>
@@ -12560,7 +12715,7 @@
                   <pic:spPr>
                     <a:xfrm>
                       <a:off x="0" y="0"/>
-                      <a:ext cx="5400040" cy="1204595"/>
+                      <a:ext cx="3905627" cy="1457721"/>
                     </a:xfrm>
                     <a:prstGeom prst="rect">
                       <a:avLst/>
@@ -12583,636 +12738,12 @@
     </w:p>
     <w:p>
       <w:pPr>
-        <w:spacing w:before="100" w:beforeAutospacing="1" w:after="100" w:afterAutospacing="1" w:line="240" w:lineRule="auto"/>
-        <w:rPr>
-          <w:rFonts w:eastAsia="Times New Roman" w:cs="Times New Roman"/>
-          <w:szCs w:val="24"/>
-          <w:highlight w:val="lightGray"/>
-          <w:lang w:eastAsia="pt-BR"/>
-        </w:rPr>
-      </w:pPr>
-      <w:r>
-        <w:rPr>
-          <w:rFonts w:eastAsia="Times New Roman" w:cs="Times New Roman"/>
-          <w:szCs w:val="24"/>
-          <w:highlight w:val="lightGray"/>
-          <w:lang w:eastAsia="pt-BR"/>
-        </w:rPr>
-        <w:t>Foram implementados dois algoritmos de aprendizado de máquina:</w:t>
-      </w:r>
-    </w:p>
-    <w:p>
-      <w:pPr>
-        <w:numPr>
-          <w:ilvl w:val="0"/>
-          <w:numId w:val="6"/>
-        </w:numPr>
-        <w:spacing w:before="100" w:beforeAutospacing="1" w:after="100" w:afterAutospacing="1" w:line="240" w:lineRule="auto"/>
-        <w:rPr>
-          <w:rFonts w:eastAsia="Times New Roman" w:cs="Times New Roman"/>
-          <w:szCs w:val="24"/>
-          <w:highlight w:val="lightGray"/>
-          <w:lang w:eastAsia="pt-BR"/>
-        </w:rPr>
-      </w:pPr>
-      <w:r>
-        <w:rPr>
-          <w:rFonts w:eastAsia="Times New Roman" w:cs="Times New Roman"/>
-          <w:b/>
-          <w:bCs/>
-          <w:szCs w:val="24"/>
-          <w:highlight w:val="lightGray"/>
-          <w:lang w:eastAsia="pt-BR"/>
-        </w:rPr>
-        <w:t>CART (</w:t>
-      </w:r>
-      <w:proofErr w:type="spellStart"/>
-      <w:r>
-        <w:rPr>
-          <w:rFonts w:eastAsia="Times New Roman" w:cs="Times New Roman"/>
-          <w:b/>
-          <w:bCs/>
-          <w:szCs w:val="24"/>
-          <w:highlight w:val="lightGray"/>
-          <w:lang w:eastAsia="pt-BR"/>
-        </w:rPr>
-        <w:t>Classification</w:t>
-      </w:r>
-      <w:proofErr w:type="spellEnd"/>
-      <w:r>
-        <w:rPr>
-          <w:rFonts w:eastAsia="Times New Roman" w:cs="Times New Roman"/>
-          <w:b/>
-          <w:bCs/>
-          <w:szCs w:val="24"/>
-          <w:highlight w:val="lightGray"/>
-          <w:lang w:eastAsia="pt-BR"/>
-        </w:rPr>
-        <w:t xml:space="preserve"> </w:t>
-      </w:r>
-      <w:proofErr w:type="spellStart"/>
-      <w:r>
-        <w:rPr>
-          <w:rFonts w:eastAsia="Times New Roman" w:cs="Times New Roman"/>
-          <w:b/>
-          <w:bCs/>
-          <w:szCs w:val="24"/>
-          <w:highlight w:val="lightGray"/>
-          <w:lang w:eastAsia="pt-BR"/>
-        </w:rPr>
-        <w:t>and</w:t>
-      </w:r>
-      <w:proofErr w:type="spellEnd"/>
-      <w:r>
-        <w:rPr>
-          <w:rFonts w:eastAsia="Times New Roman" w:cs="Times New Roman"/>
-          <w:b/>
-          <w:bCs/>
-          <w:szCs w:val="24"/>
-          <w:highlight w:val="lightGray"/>
-          <w:lang w:eastAsia="pt-BR"/>
-        </w:rPr>
-        <w:t xml:space="preserve"> </w:t>
-      </w:r>
-      <w:proofErr w:type="spellStart"/>
-      <w:r>
-        <w:rPr>
-          <w:rFonts w:eastAsia="Times New Roman" w:cs="Times New Roman"/>
-          <w:b/>
-          <w:bCs/>
-          <w:szCs w:val="24"/>
-          <w:highlight w:val="lightGray"/>
-          <w:lang w:eastAsia="pt-BR"/>
-        </w:rPr>
-        <w:t>Regression</w:t>
-      </w:r>
-      <w:proofErr w:type="spellEnd"/>
-      <w:r>
-        <w:rPr>
-          <w:rFonts w:eastAsia="Times New Roman" w:cs="Times New Roman"/>
-          <w:b/>
-          <w:bCs/>
-          <w:szCs w:val="24"/>
-          <w:highlight w:val="lightGray"/>
-          <w:lang w:eastAsia="pt-BR"/>
-        </w:rPr>
-        <w:t xml:space="preserve"> </w:t>
-      </w:r>
-      <w:proofErr w:type="spellStart"/>
-      <w:r>
-        <w:rPr>
-          <w:rFonts w:eastAsia="Times New Roman" w:cs="Times New Roman"/>
-          <w:b/>
-          <w:bCs/>
-          <w:szCs w:val="24"/>
-          <w:highlight w:val="lightGray"/>
-          <w:lang w:eastAsia="pt-BR"/>
-        </w:rPr>
-        <w:t>Trees</w:t>
-      </w:r>
-      <w:proofErr w:type="spellEnd"/>
-      <w:r>
-        <w:rPr>
-          <w:rFonts w:eastAsia="Times New Roman" w:cs="Times New Roman"/>
-          <w:b/>
-          <w:bCs/>
-          <w:szCs w:val="24"/>
-          <w:highlight w:val="lightGray"/>
-          <w:lang w:eastAsia="pt-BR"/>
-        </w:rPr>
-        <w:t>)</w:t>
-      </w:r>
-      <w:r>
-        <w:rPr>
-          <w:rFonts w:eastAsia="Times New Roman" w:cs="Times New Roman"/>
-          <w:szCs w:val="24"/>
-          <w:highlight w:val="lightGray"/>
-          <w:lang w:eastAsia="pt-BR"/>
-        </w:rPr>
-        <w:t>: modelo baseado em divisões binárias utilizando o índice de Gini como critério de impureza.</w:t>
-      </w:r>
-    </w:p>
-    <w:p>
-      <w:pPr>
-        <w:numPr>
-          <w:ilvl w:val="0"/>
-          <w:numId w:val="6"/>
-        </w:numPr>
-        <w:spacing w:before="100" w:beforeAutospacing="1" w:after="100" w:afterAutospacing="1" w:line="240" w:lineRule="auto"/>
-        <w:rPr>
-          <w:rFonts w:eastAsia="Times New Roman" w:cs="Times New Roman"/>
-          <w:szCs w:val="24"/>
-          <w:highlight w:val="lightGray"/>
-          <w:lang w:eastAsia="pt-BR"/>
-        </w:rPr>
-      </w:pPr>
-      <w:proofErr w:type="spellStart"/>
-      <w:r>
-        <w:rPr>
-          <w:rFonts w:eastAsia="Times New Roman" w:cs="Times New Roman"/>
-          <w:b/>
-          <w:bCs/>
-          <w:szCs w:val="24"/>
-          <w:highlight w:val="lightGray"/>
-          <w:lang w:eastAsia="pt-BR"/>
-        </w:rPr>
-        <w:t>Random</w:t>
-      </w:r>
-      <w:proofErr w:type="spellEnd"/>
-      <w:r>
-        <w:rPr>
-          <w:rFonts w:eastAsia="Times New Roman" w:cs="Times New Roman"/>
-          <w:b/>
-          <w:bCs/>
-          <w:szCs w:val="24"/>
-          <w:highlight w:val="lightGray"/>
-          <w:lang w:eastAsia="pt-BR"/>
-        </w:rPr>
-        <w:t xml:space="preserve"> Forest</w:t>
-      </w:r>
-      <w:r>
-        <w:rPr>
-          <w:rFonts w:eastAsia="Times New Roman" w:cs="Times New Roman"/>
-          <w:szCs w:val="24"/>
-          <w:highlight w:val="lightGray"/>
-          <w:lang w:eastAsia="pt-BR"/>
-        </w:rPr>
-        <w:t>: ensemble de múltiplas árvores CART, com amostragem aleatória e agregação por votação majoritária.</w:t>
-      </w:r>
-    </w:p>
-    <w:p>
-      <w:pPr>
-        <w:spacing w:before="100" w:beforeAutospacing="1" w:after="100" w:afterAutospacing="1" w:line="240" w:lineRule="auto"/>
-        <w:rPr>
-          <w:highlight w:val="yellow"/>
-        </w:rPr>
-      </w:pPr>
-      <w:r>
-        <w:rPr>
-          <w:rFonts w:eastAsia="Times New Roman" w:cs="Times New Roman"/>
-          <w:szCs w:val="24"/>
-          <w:highlight w:val="lightGray"/>
-          <w:lang w:eastAsia="pt-BR"/>
-        </w:rPr>
-        <w:t xml:space="preserve">Ambos os modelos foram treinados e avaliados com base na predição da variável </w:t>
-      </w:r>
-      <w:r>
-        <w:rPr>
-          <w:rFonts w:eastAsia="Times New Roman" w:cs="Times New Roman"/>
-          <w:i/>
-          <w:iCs/>
-          <w:szCs w:val="24"/>
-          <w:highlight w:val="lightGray"/>
-          <w:lang w:eastAsia="pt-BR"/>
-        </w:rPr>
-        <w:t>EVOLUCAO</w:t>
-      </w:r>
-      <w:r>
-        <w:rPr>
-          <w:rFonts w:eastAsia="Times New Roman" w:cs="Times New Roman"/>
-          <w:szCs w:val="24"/>
-          <w:highlight w:val="lightGray"/>
-          <w:lang w:eastAsia="pt-BR"/>
-        </w:rPr>
-        <w:t>.</w:t>
-      </w:r>
-    </w:p>
-    <w:p>
-      <w:pPr>
-        <w:pStyle w:val="Ttulo3"/>
-      </w:pPr>
-      <w:bookmarkStart w:id="42" w:name="_Toc205139885"/>
-      <w:proofErr w:type="spellStart"/>
-      <w:r>
-        <w:t>Interpretação</w:t>
-      </w:r>
-      <w:proofErr w:type="spellEnd"/>
-      <w:r>
-        <w:t xml:space="preserve"> e Avaliação</w:t>
-      </w:r>
-      <w:bookmarkEnd w:id="42"/>
-    </w:p>
-    <w:p>
-      <w:pPr>
-        <w:spacing w:before="100" w:beforeAutospacing="1" w:after="100" w:afterAutospacing="1" w:line="240" w:lineRule="auto"/>
-        <w:rPr>
-          <w:rFonts w:eastAsia="Times New Roman" w:cs="Times New Roman"/>
-          <w:szCs w:val="24"/>
-          <w:highlight w:val="lightGray"/>
-          <w:lang w:eastAsia="pt-BR"/>
-        </w:rPr>
-      </w:pPr>
-      <w:r>
-        <w:rPr>
-          <w:rFonts w:eastAsia="Times New Roman" w:cs="Times New Roman"/>
-          <w:szCs w:val="24"/>
-          <w:highlight w:val="lightGray"/>
-          <w:lang w:eastAsia="pt-BR"/>
-        </w:rPr>
-        <w:t xml:space="preserve">Na etapa de interpretação e avaliação, os modelos treinados foram testados no conjunto de dados de validação para mensurar sua capacidade de generalização. A avaliação foi realizada utilizando métricas adequadas para problemas de classificação desbalanceada, incluindo </w:t>
-      </w:r>
-      <w:r>
-        <w:rPr>
-          <w:rFonts w:eastAsia="Times New Roman" w:cs="Times New Roman"/>
-          <w:szCs w:val="24"/>
-          <w:highlight w:val="lightGray"/>
-          <w:lang w:eastAsia="pt-BR"/>
-        </w:rPr>
-        <w:t>F1-score, AUC-ROC (Área sob a Curva ROC), Precisão, Recall e Acurácia.</w:t>
-      </w:r>
-    </w:p>
-    <w:p>
-      <w:pPr>
-        <w:spacing w:before="100" w:beforeAutospacing="1" w:after="100" w:afterAutospacing="1" w:line="240" w:lineRule="auto"/>
-        <w:rPr>
-          <w:rFonts w:eastAsia="Times New Roman" w:cs="Times New Roman"/>
-          <w:szCs w:val="24"/>
-          <w:highlight w:val="lightGray"/>
-          <w:lang w:eastAsia="pt-BR"/>
-        </w:rPr>
-      </w:pPr>
-      <w:r>
-        <w:rPr>
-          <w:rFonts w:eastAsia="Times New Roman" w:cs="Times New Roman"/>
-          <w:szCs w:val="24"/>
-          <w:highlight w:val="lightGray"/>
-          <w:lang w:eastAsia="pt-BR"/>
-        </w:rPr>
-        <w:t xml:space="preserve">Para uma análise mais completa, foi gerado o </w:t>
-      </w:r>
-      <w:proofErr w:type="spellStart"/>
-      <w:r>
-        <w:rPr>
-          <w:rFonts w:eastAsia="Times New Roman" w:cs="Times New Roman"/>
-          <w:szCs w:val="24"/>
-          <w:highlight w:val="lightGray"/>
-          <w:lang w:eastAsia="pt-BR"/>
-        </w:rPr>
-        <w:t>classification</w:t>
-      </w:r>
-      <w:proofErr w:type="spellEnd"/>
-      <w:r>
-        <w:rPr>
-          <w:rFonts w:eastAsia="Times New Roman" w:cs="Times New Roman"/>
-          <w:szCs w:val="24"/>
-          <w:highlight w:val="lightGray"/>
-          <w:lang w:eastAsia="pt-BR"/>
-        </w:rPr>
-        <w:t xml:space="preserve"> </w:t>
-      </w:r>
-      <w:proofErr w:type="spellStart"/>
-      <w:r>
-        <w:rPr>
-          <w:rFonts w:eastAsia="Times New Roman" w:cs="Times New Roman"/>
-          <w:szCs w:val="24"/>
-          <w:highlight w:val="lightGray"/>
-          <w:lang w:eastAsia="pt-BR"/>
-        </w:rPr>
-        <w:t>report</w:t>
-      </w:r>
-      <w:proofErr w:type="spellEnd"/>
-      <w:r>
-        <w:rPr>
-          <w:rFonts w:eastAsia="Times New Roman" w:cs="Times New Roman"/>
-          <w:szCs w:val="24"/>
-          <w:highlight w:val="lightGray"/>
-          <w:lang w:eastAsia="pt-BR"/>
-        </w:rPr>
-        <w:t xml:space="preserve"> contendo os valores de precisão, recall e F1-score para cada classe, permitindo avaliar o comportamento do modelo tanto para os casos de cura quanto para os casos de óbito. Também foram plotadas as matrizes de confusão, que ilustram graficamente a distribuição dos acertos e erros de classificação, facilitando a interpretação dos resultados.</w:t>
-      </w:r>
-    </w:p>
-    <w:p>
-      <w:pPr>
-        <w:spacing w:before="100" w:beforeAutospacing="1" w:after="100" w:afterAutospacing="1" w:line="240" w:lineRule="auto"/>
-        <w:rPr>
-          <w:rFonts w:eastAsia="Times New Roman" w:cs="Times New Roman"/>
-          <w:szCs w:val="24"/>
-          <w:highlight w:val="lightGray"/>
-          <w:lang w:eastAsia="pt-BR"/>
-        </w:rPr>
-      </w:pPr>
-      <w:r>
-        <w:rPr>
-          <w:rFonts w:eastAsia="Times New Roman" w:cs="Times New Roman"/>
-          <w:szCs w:val="24"/>
-          <w:highlight w:val="lightGray"/>
-          <w:lang w:eastAsia="pt-BR"/>
-        </w:rPr>
-        <w:t xml:space="preserve">Por fim, os valores obtidos para cada métrica foram comparados entre os modelos CART e </w:t>
-      </w:r>
-      <w:proofErr w:type="spellStart"/>
-      <w:r>
-        <w:rPr>
-          <w:rFonts w:eastAsia="Times New Roman" w:cs="Times New Roman"/>
-          <w:szCs w:val="24"/>
-          <w:highlight w:val="lightGray"/>
-          <w:lang w:eastAsia="pt-BR"/>
-        </w:rPr>
-        <w:t>Random</w:t>
-      </w:r>
-      <w:proofErr w:type="spellEnd"/>
-      <w:r>
-        <w:rPr>
-          <w:rFonts w:eastAsia="Times New Roman" w:cs="Times New Roman"/>
-          <w:szCs w:val="24"/>
-          <w:highlight w:val="lightGray"/>
-          <w:lang w:eastAsia="pt-BR"/>
-        </w:rPr>
-        <w:t xml:space="preserve"> Forest, possibilitando identificar qual algoritmo apresentou melhor desempenho no contexto estudado. Essa avaliação conjunta forneceu evidências sólidas para a escolha do modelo mais eficiente, considerando tanto a capacidade preditiva quanto a robustez na identificação da classe minoritária.</w:t>
-      </w:r>
-    </w:p>
-    <w:p>
-      <w:pPr>
-        <w:spacing w:before="100" w:beforeAutospacing="1" w:after="100" w:afterAutospacing="1" w:line="240" w:lineRule="auto"/>
-        <w:rPr>
-          <w:rFonts w:eastAsia="Times New Roman" w:cs="Times New Roman"/>
-          <w:szCs w:val="24"/>
-          <w:highlight w:val="lightGray"/>
-          <w:lang w:eastAsia="pt-BR"/>
-        </w:rPr>
-      </w:pPr>
-    </w:p>
-    <w:p>
-      <w:pPr>
-        <w:spacing w:before="100" w:beforeAutospacing="1" w:after="100" w:afterAutospacing="1" w:line="240" w:lineRule="auto"/>
-        <w:rPr>
-          <w:rFonts w:eastAsia="Times New Roman" w:cs="Times New Roman"/>
-          <w:szCs w:val="24"/>
-          <w:highlight w:val="lightGray"/>
-          <w:lang w:eastAsia="pt-BR"/>
-        </w:rPr>
-      </w:pPr>
-      <w:r>
-        <w:rPr>
-          <w:rFonts w:eastAsia="Times New Roman" w:cs="Times New Roman"/>
-          <w:szCs w:val="24"/>
-          <w:highlight w:val="lightGray"/>
-          <w:lang w:eastAsia="pt-BR"/>
-        </w:rPr>
-        <w:t xml:space="preserve">Os modelos CART e </w:t>
-      </w:r>
-      <w:proofErr w:type="spellStart"/>
-      <w:r>
-        <w:rPr>
-          <w:rFonts w:eastAsia="Times New Roman" w:cs="Times New Roman"/>
-          <w:szCs w:val="24"/>
-          <w:highlight w:val="lightGray"/>
-          <w:lang w:eastAsia="pt-BR"/>
-        </w:rPr>
-        <w:t>Random</w:t>
-      </w:r>
-      <w:proofErr w:type="spellEnd"/>
-      <w:r>
-        <w:rPr>
-          <w:rFonts w:eastAsia="Times New Roman" w:cs="Times New Roman"/>
-          <w:szCs w:val="24"/>
-          <w:highlight w:val="lightGray"/>
-          <w:lang w:eastAsia="pt-BR"/>
-        </w:rPr>
-        <w:t xml:space="preserve"> Forest foram avaliados com base nas seguintes métricas:</w:t>
-      </w:r>
-    </w:p>
-    <w:p>
-      <w:pPr>
-        <w:numPr>
-          <w:ilvl w:val="0"/>
-          <w:numId w:val="7"/>
-        </w:numPr>
-        <w:spacing w:before="100" w:beforeAutospacing="1" w:after="100" w:afterAutospacing="1" w:line="240" w:lineRule="auto"/>
-        <w:rPr>
-          <w:rFonts w:eastAsia="Times New Roman" w:cs="Times New Roman"/>
-          <w:szCs w:val="24"/>
-          <w:highlight w:val="lightGray"/>
-          <w:lang w:eastAsia="pt-BR"/>
-        </w:rPr>
-      </w:pPr>
-      <w:r>
-        <w:rPr>
-          <w:rFonts w:eastAsia="Times New Roman" w:cs="Times New Roman"/>
-          <w:b/>
-          <w:bCs/>
-          <w:szCs w:val="24"/>
-          <w:highlight w:val="lightGray"/>
-          <w:lang w:eastAsia="pt-BR"/>
-        </w:rPr>
-        <w:t>F1-Score</w:t>
-      </w:r>
-      <w:r>
-        <w:rPr>
-          <w:rFonts w:eastAsia="Times New Roman" w:cs="Times New Roman"/>
-          <w:szCs w:val="24"/>
-          <w:highlight w:val="lightGray"/>
-          <w:lang w:eastAsia="pt-BR"/>
-        </w:rPr>
-        <w:t>: adotada como métrica principal, por ser mais adequada em cenários de desbalanceamento;</w:t>
-      </w:r>
-    </w:p>
-    <w:p>
-      <w:pPr>
-        <w:numPr>
-          <w:ilvl w:val="0"/>
-          <w:numId w:val="7"/>
-        </w:numPr>
-        <w:spacing w:before="100" w:beforeAutospacing="1" w:after="100" w:afterAutospacing="1" w:line="240" w:lineRule="auto"/>
-        <w:rPr>
-          <w:rFonts w:eastAsia="Times New Roman" w:cs="Times New Roman"/>
-          <w:szCs w:val="24"/>
-          <w:highlight w:val="lightGray"/>
-          <w:lang w:eastAsia="pt-BR"/>
-        </w:rPr>
-      </w:pPr>
-      <w:r>
-        <w:rPr>
-          <w:rFonts w:eastAsia="Times New Roman" w:cs="Times New Roman"/>
-          <w:b/>
-          <w:bCs/>
-          <w:szCs w:val="24"/>
-          <w:highlight w:val="lightGray"/>
-          <w:lang w:eastAsia="pt-BR"/>
-        </w:rPr>
-        <w:t>Precisão e Revocação (Recall)</w:t>
-      </w:r>
-      <w:r>
-        <w:rPr>
-          <w:rFonts w:eastAsia="Times New Roman" w:cs="Times New Roman"/>
-          <w:szCs w:val="24"/>
-          <w:highlight w:val="lightGray"/>
-          <w:lang w:eastAsia="pt-BR"/>
-        </w:rPr>
-        <w:t>: para análise de desempenho em identificar corretamente casos positivos (óbitos);</w:t>
-      </w:r>
-    </w:p>
-    <w:p>
-      <w:pPr>
-        <w:numPr>
-          <w:ilvl w:val="0"/>
-          <w:numId w:val="7"/>
-        </w:numPr>
-        <w:spacing w:before="100" w:beforeAutospacing="1" w:after="100" w:afterAutospacing="1" w:line="240" w:lineRule="auto"/>
-        <w:rPr>
-          <w:rFonts w:eastAsia="Times New Roman" w:cs="Times New Roman"/>
-          <w:szCs w:val="24"/>
-          <w:highlight w:val="lightGray"/>
-          <w:lang w:eastAsia="pt-BR"/>
-        </w:rPr>
-      </w:pPr>
-      <w:r>
-        <w:rPr>
-          <w:rFonts w:eastAsia="Times New Roman" w:cs="Times New Roman"/>
-          <w:b/>
-          <w:bCs/>
-          <w:szCs w:val="24"/>
-          <w:highlight w:val="lightGray"/>
-          <w:lang w:eastAsia="pt-BR"/>
-        </w:rPr>
-        <w:t>Acurácia</w:t>
-      </w:r>
-      <w:r>
-        <w:rPr>
-          <w:rFonts w:eastAsia="Times New Roman" w:cs="Times New Roman"/>
-          <w:szCs w:val="24"/>
-          <w:highlight w:val="lightGray"/>
-          <w:lang w:eastAsia="pt-BR"/>
-        </w:rPr>
-        <w:t>: utilizada de forma complementar;</w:t>
-      </w:r>
-    </w:p>
-    <w:p>
-      <w:pPr>
-        <w:numPr>
-          <w:ilvl w:val="0"/>
-          <w:numId w:val="7"/>
-        </w:numPr>
-        <w:spacing w:before="100" w:beforeAutospacing="1" w:after="100" w:afterAutospacing="1" w:line="240" w:lineRule="auto"/>
-        <w:rPr>
-          <w:rFonts w:eastAsia="Times New Roman" w:cs="Times New Roman"/>
-          <w:szCs w:val="24"/>
-          <w:highlight w:val="lightGray"/>
-          <w:lang w:eastAsia="pt-BR"/>
-        </w:rPr>
-      </w:pPr>
-      <w:r>
-        <w:rPr>
-          <w:rFonts w:eastAsia="Times New Roman" w:cs="Times New Roman"/>
-          <w:b/>
-          <w:bCs/>
-          <w:szCs w:val="24"/>
-          <w:highlight w:val="lightGray"/>
-          <w:lang w:eastAsia="pt-BR"/>
-        </w:rPr>
-        <w:t>AUC-ROC</w:t>
-      </w:r>
-      <w:r>
-        <w:rPr>
-          <w:rFonts w:eastAsia="Times New Roman" w:cs="Times New Roman"/>
-          <w:szCs w:val="24"/>
-          <w:highlight w:val="lightGray"/>
-          <w:lang w:eastAsia="pt-BR"/>
-        </w:rPr>
-        <w:t>: para avaliar a capacidade discriminativa dos modelos em diferentes limiares de decisão;</w:t>
-      </w:r>
-    </w:p>
-    <w:p>
-      <w:pPr>
-        <w:numPr>
-          <w:ilvl w:val="0"/>
-          <w:numId w:val="7"/>
-        </w:numPr>
-        <w:spacing w:before="100" w:beforeAutospacing="1" w:after="100" w:afterAutospacing="1" w:line="240" w:lineRule="auto"/>
-        <w:rPr>
-          <w:rFonts w:eastAsia="Times New Roman" w:cs="Times New Roman"/>
-          <w:szCs w:val="24"/>
-          <w:highlight w:val="lightGray"/>
-          <w:lang w:eastAsia="pt-BR"/>
-        </w:rPr>
-      </w:pPr>
-      <w:r>
-        <w:rPr>
-          <w:rFonts w:eastAsia="Times New Roman" w:cs="Times New Roman"/>
-          <w:b/>
-          <w:bCs/>
-          <w:szCs w:val="24"/>
-          <w:highlight w:val="lightGray"/>
-          <w:lang w:eastAsia="pt-BR"/>
-        </w:rPr>
-        <w:t>Matriz de Confusão</w:t>
-      </w:r>
-      <w:r>
-        <w:rPr>
-          <w:rFonts w:eastAsia="Times New Roman" w:cs="Times New Roman"/>
-          <w:szCs w:val="24"/>
-          <w:highlight w:val="lightGray"/>
-          <w:lang w:eastAsia="pt-BR"/>
-        </w:rPr>
-        <w:t>: para visualização detalhada das classificações corretas e incorretas.</w:t>
-      </w:r>
-    </w:p>
-    <w:p>
-      <w:pPr>
-        <w:spacing w:before="100" w:beforeAutospacing="1" w:after="100" w:afterAutospacing="1" w:line="240" w:lineRule="auto"/>
-        <w:rPr>
-          <w:rFonts w:eastAsia="Times New Roman" w:cs="Times New Roman"/>
-          <w:szCs w:val="24"/>
-          <w:highlight w:val="lightGray"/>
-          <w:lang w:eastAsia="pt-BR"/>
-        </w:rPr>
-      </w:pPr>
-      <w:r>
-        <w:rPr>
-          <w:rFonts w:eastAsia="Times New Roman" w:cs="Times New Roman"/>
-          <w:szCs w:val="24"/>
-          <w:highlight w:val="lightGray"/>
-          <w:lang w:eastAsia="pt-BR"/>
-        </w:rPr>
-        <w:t>Essa abordagem permitiu não apenas comparar o desempenho preditivo dos algoritmos, mas também analisar sua aplicabilidade em diferentes contextos computacionais.</w:t>
-      </w:r>
-    </w:p>
-    <w:p>
-      <w:pPr>
-        <w:jc w:val="center"/>
-        <w:rPr>
-          <w:highlight w:val="yellow"/>
-        </w:rPr>
+        <w:pStyle w:val="Legenda"/>
+      </w:pPr>
+    </w:p>
+    <w:p>
+      <w:pPr>
+        <w:pStyle w:val="Legenda"/>
       </w:pPr>
       <w:proofErr w:type="gramStart"/>
       <w:r>
@@ -13220,18 +12751,22 @@
       </w:r>
       <w:proofErr w:type="gramEnd"/>
       <w:r>
-        <w:t xml:space="preserve"> –  Cálculo das métricas após a predição</w:t>
-      </w:r>
+        <w:t xml:space="preserve"> – </w:t>
+      </w:r>
+      <w:r>
+        <w:t>Criação de uma nova variável derivada</w:t>
+      </w:r>
+    </w:p>
+    <w:p>
       <w:r>
         <w:rPr>
           <w:noProof/>
-          <w:lang w:val="en-US"/>
         </w:rPr>
         <w:drawing>
-          <wp:inline distT="0" distB="0" distL="0" distR="0" wp14:anchorId="5A21E121" wp14:editId="21FA4897">
-            <wp:extent cx="5400040" cy="1541145"/>
-            <wp:effectExtent l="0" t="0" r="0" b="1905"/>
-            <wp:docPr id="13" name="Imagem 13"/>
+          <wp:inline distT="0" distB="0" distL="0" distR="0" wp14:anchorId="2F560C97" wp14:editId="6B308FA3">
+            <wp:extent cx="5400040" cy="1495425"/>
+            <wp:effectExtent l="0" t="0" r="0" b="9525"/>
+            <wp:docPr id="11" name="Imagem 11"/>
             <wp:cNvGraphicFramePr>
               <a:graphicFrameLocks xmlns:a="http://schemas.openxmlformats.org/drawingml/2006/main" noChangeAspect="1"/>
             </wp:cNvGraphicFramePr>
@@ -13251,6 +12786,1409 @@
                   <pic:spPr>
                     <a:xfrm>
                       <a:off x="0" y="0"/>
+                      <a:ext cx="5400040" cy="1495425"/>
+                    </a:xfrm>
+                    <a:prstGeom prst="rect">
+                      <a:avLst/>
+                    </a:prstGeom>
+                  </pic:spPr>
+                </pic:pic>
+              </a:graphicData>
+            </a:graphic>
+          </wp:inline>
+        </w:drawing>
+      </w:r>
+    </w:p>
+    <w:p>
+      <w:pPr>
+        <w:pStyle w:val="Legenda"/>
+      </w:pPr>
+      <w:r>
+        <w:t>Fonte:  O Autor</w:t>
+      </w:r>
+    </w:p>
+    <w:p>
+      <w:pPr>
+        <w:spacing w:before="100" w:beforeAutospacing="1" w:after="100" w:afterAutospacing="1" w:line="240" w:lineRule="auto"/>
+        <w:jc w:val="left"/>
+        <w:rPr>
+          <w:rFonts w:eastAsia="Times New Roman" w:cs="Times New Roman"/>
+          <w:szCs w:val="24"/>
+          <w:lang w:val="en-US" w:eastAsia="pt-BR"/>
+        </w:rPr>
+      </w:pPr>
+    </w:p>
+    <w:p>
+      <w:pPr>
+        <w:pStyle w:val="Ttulo3"/>
+      </w:pPr>
+      <w:bookmarkStart w:id="41" w:name="_Toc205139883"/>
+      <w:proofErr w:type="spellStart"/>
+      <w:r>
+        <w:t>Transformação</w:t>
+      </w:r>
+      <w:proofErr w:type="spellEnd"/>
+      <w:r>
+        <w:t xml:space="preserve"> dos Dados</w:t>
+      </w:r>
+      <w:bookmarkEnd w:id="41"/>
+    </w:p>
+    <w:p>
+      <w:pPr>
+        <w:spacing w:before="100" w:beforeAutospacing="1" w:after="100" w:afterAutospacing="1" w:line="240" w:lineRule="auto"/>
+        <w:rPr>
+          <w:rFonts w:eastAsia="Times New Roman" w:cs="Times New Roman"/>
+          <w:szCs w:val="24"/>
+          <w:highlight w:val="lightGray"/>
+          <w:lang w:eastAsia="pt-BR"/>
+        </w:rPr>
+      </w:pPr>
+      <w:r>
+        <w:rPr>
+          <w:rFonts w:eastAsia="Times New Roman" w:cs="Times New Roman"/>
+          <w:szCs w:val="24"/>
+          <w:highlight w:val="lightGray"/>
+          <w:lang w:eastAsia="pt-BR"/>
+        </w:rPr>
+        <w:t xml:space="preserve">Na etapa de transformação, os dados </w:t>
+      </w:r>
+      <w:proofErr w:type="spellStart"/>
+      <w:r>
+        <w:rPr>
+          <w:rFonts w:eastAsia="Times New Roman" w:cs="Times New Roman"/>
+          <w:szCs w:val="24"/>
+          <w:highlight w:val="lightGray"/>
+          <w:lang w:eastAsia="pt-BR"/>
+        </w:rPr>
+        <w:t>pré</w:t>
+      </w:r>
+      <w:proofErr w:type="spellEnd"/>
+      <w:r>
+        <w:rPr>
+          <w:rFonts w:eastAsia="Times New Roman" w:cs="Times New Roman"/>
+          <w:szCs w:val="24"/>
+          <w:highlight w:val="lightGray"/>
+          <w:lang w:eastAsia="pt-BR"/>
+        </w:rPr>
+        <w:t xml:space="preserve">-processados foram ajustados para otimizar o aprendizado dos modelos. Primeiramente, a variável alvo </w:t>
+      </w:r>
+      <w:r>
+        <w:rPr>
+          <w:rFonts w:ascii="Courier New" w:eastAsia="Times New Roman" w:hAnsi="Courier New" w:cs="Courier New"/>
+          <w:sz w:val="20"/>
+          <w:szCs w:val="20"/>
+          <w:highlight w:val="lightGray"/>
+          <w:lang w:eastAsia="pt-BR"/>
+        </w:rPr>
+        <w:t>EVOLUCAO</w:t>
+      </w:r>
+      <w:r>
+        <w:rPr>
+          <w:rFonts w:eastAsia="Times New Roman" w:cs="Times New Roman"/>
+          <w:szCs w:val="24"/>
+          <w:highlight w:val="lightGray"/>
+          <w:lang w:eastAsia="pt-BR"/>
+        </w:rPr>
+        <w:t xml:space="preserve"> foi mapeada para valores binários, onde </w:t>
+      </w:r>
+      <w:r>
+        <w:rPr>
+          <w:rFonts w:ascii="Courier New" w:eastAsia="Times New Roman" w:hAnsi="Courier New" w:cs="Courier New"/>
+          <w:sz w:val="20"/>
+          <w:szCs w:val="20"/>
+          <w:highlight w:val="lightGray"/>
+          <w:lang w:eastAsia="pt-BR"/>
+        </w:rPr>
+        <w:t>0</w:t>
+      </w:r>
+      <w:r>
+        <w:rPr>
+          <w:rFonts w:eastAsia="Times New Roman" w:cs="Times New Roman"/>
+          <w:szCs w:val="24"/>
+          <w:highlight w:val="lightGray"/>
+          <w:lang w:eastAsia="pt-BR"/>
+        </w:rPr>
+        <w:t xml:space="preserve"> representa cura e </w:t>
+      </w:r>
+      <w:r>
+        <w:rPr>
+          <w:rFonts w:ascii="Courier New" w:eastAsia="Times New Roman" w:hAnsi="Courier New" w:cs="Courier New"/>
+          <w:sz w:val="20"/>
+          <w:szCs w:val="20"/>
+          <w:highlight w:val="lightGray"/>
+          <w:lang w:eastAsia="pt-BR"/>
+        </w:rPr>
+        <w:t>1</w:t>
+      </w:r>
+      <w:r>
+        <w:rPr>
+          <w:rFonts w:eastAsia="Times New Roman" w:cs="Times New Roman"/>
+          <w:szCs w:val="24"/>
+          <w:highlight w:val="lightGray"/>
+          <w:lang w:eastAsia="pt-BR"/>
+        </w:rPr>
+        <w:t xml:space="preserve"> representa óbito, permitindo que os algoritmos trabalhassem com uma classificação clara.</w:t>
+      </w:r>
+    </w:p>
+    <w:p>
+      <w:pPr>
+        <w:spacing w:before="100" w:beforeAutospacing="1" w:after="100" w:afterAutospacing="1" w:line="240" w:lineRule="auto"/>
+        <w:rPr>
+          <w:rFonts w:eastAsia="Times New Roman" w:cs="Times New Roman"/>
+          <w:szCs w:val="24"/>
+          <w:highlight w:val="lightGray"/>
+          <w:lang w:eastAsia="pt-BR"/>
+        </w:rPr>
+      </w:pPr>
+    </w:p>
+    <w:p>
+      <w:pPr>
+        <w:spacing w:before="100" w:beforeAutospacing="1" w:after="100" w:afterAutospacing="1" w:line="240" w:lineRule="auto"/>
+        <w:rPr>
+          <w:rFonts w:eastAsia="Times New Roman" w:cs="Times New Roman"/>
+          <w:szCs w:val="24"/>
+          <w:highlight w:val="lightGray"/>
+          <w:lang w:eastAsia="pt-BR"/>
+        </w:rPr>
+      </w:pPr>
+      <w:r>
+        <w:rPr>
+          <w:rFonts w:eastAsia="Times New Roman" w:cs="Times New Roman"/>
+          <w:szCs w:val="24"/>
+          <w:highlight w:val="lightGray"/>
+          <w:lang w:eastAsia="pt-BR"/>
+        </w:rPr>
+        <w:t xml:space="preserve">Em seguida, foi realizada a separação entre as variáveis independentes (X) e a variável alvo (y), preparando o conjunto de atributos que seriam utilizados pelos modelos. Após essa etapa, os dados foram divididos em conjunto de treinamento e teste utilizando o método </w:t>
+      </w:r>
+      <w:proofErr w:type="spellStart"/>
+      <w:r>
+        <w:rPr>
+          <w:rFonts w:eastAsia="Times New Roman" w:cs="Times New Roman"/>
+          <w:szCs w:val="24"/>
+          <w:highlight w:val="lightGray"/>
+          <w:lang w:eastAsia="pt-BR"/>
+        </w:rPr>
+        <w:t>train_test_split</w:t>
+      </w:r>
+      <w:proofErr w:type="spellEnd"/>
+      <w:r>
+        <w:rPr>
+          <w:rFonts w:eastAsia="Times New Roman" w:cs="Times New Roman"/>
+          <w:szCs w:val="24"/>
+          <w:highlight w:val="lightGray"/>
+          <w:lang w:eastAsia="pt-BR"/>
+        </w:rPr>
+        <w:t xml:space="preserve"> com o parâmetro </w:t>
+      </w:r>
+      <w:proofErr w:type="spellStart"/>
+      <w:r>
+        <w:rPr>
+          <w:rFonts w:eastAsia="Times New Roman" w:cs="Times New Roman"/>
+          <w:szCs w:val="24"/>
+          <w:highlight w:val="lightGray"/>
+          <w:lang w:eastAsia="pt-BR"/>
+        </w:rPr>
+        <w:t>stratify</w:t>
+      </w:r>
+      <w:proofErr w:type="spellEnd"/>
+      <w:r>
+        <w:rPr>
+          <w:rFonts w:eastAsia="Times New Roman" w:cs="Times New Roman"/>
+          <w:szCs w:val="24"/>
+          <w:highlight w:val="lightGray"/>
+          <w:lang w:eastAsia="pt-BR"/>
+        </w:rPr>
+        <w:t>, de forma a manter a proporção original das classes em ambos os conjuntos.</w:t>
+      </w:r>
+    </w:p>
+    <w:p>
+      <w:pPr>
+        <w:spacing w:before="100" w:beforeAutospacing="1" w:after="100" w:afterAutospacing="1" w:line="240" w:lineRule="auto"/>
+        <w:rPr>
+          <w:rFonts w:eastAsia="Times New Roman" w:cs="Times New Roman"/>
+          <w:szCs w:val="24"/>
+          <w:highlight w:val="lightGray"/>
+          <w:lang w:eastAsia="pt-BR"/>
+        </w:rPr>
+      </w:pPr>
+      <w:r>
+        <w:rPr>
+          <w:rFonts w:eastAsia="Times New Roman" w:cs="Times New Roman"/>
+          <w:szCs w:val="24"/>
+          <w:highlight w:val="lightGray"/>
+          <w:lang w:eastAsia="pt-BR"/>
+        </w:rPr>
+        <w:t>Para lidar com o desbalanceamento do dataset, foi aplicado o método SMOTE (</w:t>
+      </w:r>
+      <w:proofErr w:type="spellStart"/>
+      <w:r>
+        <w:rPr>
+          <w:rFonts w:eastAsia="Times New Roman" w:cs="Times New Roman"/>
+          <w:szCs w:val="24"/>
+          <w:highlight w:val="lightGray"/>
+          <w:lang w:eastAsia="pt-BR"/>
+        </w:rPr>
+        <w:t>Synthetic</w:t>
+      </w:r>
+      <w:proofErr w:type="spellEnd"/>
+      <w:r>
+        <w:rPr>
+          <w:rFonts w:eastAsia="Times New Roman" w:cs="Times New Roman"/>
+          <w:szCs w:val="24"/>
+          <w:highlight w:val="lightGray"/>
+          <w:lang w:eastAsia="pt-BR"/>
+        </w:rPr>
+        <w:t xml:space="preserve"> </w:t>
+      </w:r>
+      <w:proofErr w:type="spellStart"/>
+      <w:r>
+        <w:rPr>
+          <w:rFonts w:eastAsia="Times New Roman" w:cs="Times New Roman"/>
+          <w:szCs w:val="24"/>
+          <w:highlight w:val="lightGray"/>
+          <w:lang w:eastAsia="pt-BR"/>
+        </w:rPr>
+        <w:t>Minority</w:t>
+      </w:r>
+      <w:proofErr w:type="spellEnd"/>
+      <w:r>
+        <w:rPr>
+          <w:rFonts w:eastAsia="Times New Roman" w:cs="Times New Roman"/>
+          <w:szCs w:val="24"/>
+          <w:highlight w:val="lightGray"/>
+          <w:lang w:eastAsia="pt-BR"/>
+        </w:rPr>
+        <w:t xml:space="preserve"> </w:t>
+      </w:r>
+      <w:proofErr w:type="spellStart"/>
+      <w:r>
+        <w:rPr>
+          <w:rFonts w:eastAsia="Times New Roman" w:cs="Times New Roman"/>
+          <w:szCs w:val="24"/>
+          <w:highlight w:val="lightGray"/>
+          <w:lang w:eastAsia="pt-BR"/>
+        </w:rPr>
+        <w:t>Oversampling</w:t>
+      </w:r>
+      <w:proofErr w:type="spellEnd"/>
+      <w:r>
+        <w:rPr>
+          <w:rFonts w:eastAsia="Times New Roman" w:cs="Times New Roman"/>
+          <w:szCs w:val="24"/>
+          <w:highlight w:val="lightGray"/>
+          <w:lang w:eastAsia="pt-BR"/>
+        </w:rPr>
+        <w:t xml:space="preserve"> </w:t>
+      </w:r>
+      <w:proofErr w:type="spellStart"/>
+      <w:r>
+        <w:rPr>
+          <w:rFonts w:eastAsia="Times New Roman" w:cs="Times New Roman"/>
+          <w:szCs w:val="24"/>
+          <w:highlight w:val="lightGray"/>
+          <w:lang w:eastAsia="pt-BR"/>
+        </w:rPr>
+        <w:t>Technique</w:t>
+      </w:r>
+      <w:proofErr w:type="spellEnd"/>
+      <w:r>
+        <w:rPr>
+          <w:rFonts w:eastAsia="Times New Roman" w:cs="Times New Roman"/>
+          <w:szCs w:val="24"/>
+          <w:highlight w:val="lightGray"/>
+          <w:lang w:eastAsia="pt-BR"/>
+        </w:rPr>
+        <w:t>), responsável por gerar amostras sintéticas da classe minoritária. Essa técnica foi implementada dentro de um Pipeline, permitindo que o balanceamento fosse aplicado apenas aos dados de treino durante cada iteração da validação cruzada, evitando vazamento de informações para o conjunto de teste.</w:t>
+      </w:r>
+    </w:p>
+    <w:p>
+      <w:pPr>
+        <w:spacing w:before="100" w:beforeAutospacing="1" w:after="100" w:afterAutospacing="1" w:line="240" w:lineRule="auto"/>
+        <w:rPr>
+          <w:rFonts w:eastAsia="Times New Roman" w:cs="Times New Roman"/>
+          <w:szCs w:val="24"/>
+          <w:highlight w:val="lightGray"/>
+          <w:lang w:eastAsia="pt-BR"/>
+        </w:rPr>
+      </w:pPr>
+      <w:r>
+        <w:rPr>
+          <w:rFonts w:eastAsia="Times New Roman" w:cs="Times New Roman"/>
+          <w:szCs w:val="24"/>
+          <w:highlight w:val="lightGray"/>
+          <w:lang w:eastAsia="pt-BR"/>
+        </w:rPr>
+        <w:lastRenderedPageBreak/>
+        <w:t>Por fim, a integração adequada dessas etapas assegurou que os modelos construídos pudessem aprender padrões relevantes de forma robusta, sem sofrer influência de distribuições enviesadas ou inconsistências nos dados.</w:t>
+      </w:r>
+    </w:p>
+    <w:p>
+      <w:pPr>
+        <w:spacing w:before="100" w:beforeAutospacing="1" w:after="100" w:afterAutospacing="1" w:line="240" w:lineRule="auto"/>
+        <w:rPr>
+          <w:rFonts w:eastAsia="Times New Roman" w:cs="Times New Roman"/>
+          <w:szCs w:val="24"/>
+          <w:highlight w:val="lightGray"/>
+          <w:lang w:eastAsia="pt-BR"/>
+        </w:rPr>
+      </w:pPr>
+    </w:p>
+    <w:p>
+      <w:pPr>
+        <w:pStyle w:val="Legenda"/>
+        <w:rPr>
+          <w:rFonts w:eastAsia="Times New Roman" w:cs="Times New Roman"/>
+          <w:szCs w:val="24"/>
+          <w:lang w:eastAsia="pt-BR"/>
+        </w:rPr>
+      </w:pPr>
+      <w:proofErr w:type="gramStart"/>
+      <w:r>
+        <w:t>Figura ?</w:t>
+      </w:r>
+      <w:proofErr w:type="gramEnd"/>
+      <w:r>
+        <w:t xml:space="preserve"> – </w:t>
+      </w:r>
+      <w:r>
+        <w:t xml:space="preserve">Balanceamento das classes utilizando </w:t>
+      </w:r>
+      <w:r>
+        <w:rPr>
+          <w:rStyle w:val="Forte"/>
+        </w:rPr>
+        <w:t>SMOTE</w:t>
+      </w:r>
+      <w:r>
+        <w:t xml:space="preserve"> dentro de um </w:t>
+      </w:r>
+      <w:r>
+        <w:rPr>
+          <w:rStyle w:val="Forte"/>
+        </w:rPr>
+        <w:t>Pipeline</w:t>
+      </w:r>
+      <w:r>
+        <w:rPr>
+          <w:rFonts w:eastAsia="Times New Roman" w:cs="Times New Roman"/>
+          <w:noProof/>
+          <w:szCs w:val="24"/>
+          <w:lang w:eastAsia="pt-BR"/>
+        </w:rPr>
+        <w:drawing>
+          <wp:inline distT="0" distB="0" distL="0" distR="0" wp14:anchorId="26E773F6" wp14:editId="32650F3F">
+            <wp:extent cx="5400040" cy="1744980"/>
+            <wp:effectExtent l="0" t="0" r="0" b="7620"/>
+            <wp:docPr id="9" name="Imagem 9"/>
+            <wp:cNvGraphicFramePr>
+              <a:graphicFrameLocks xmlns:a="http://schemas.openxmlformats.org/drawingml/2006/main" noChangeAspect="1"/>
+            </wp:cNvGraphicFramePr>
+            <a:graphic xmlns:a="http://schemas.openxmlformats.org/drawingml/2006/main">
+              <a:graphicData uri="http://schemas.openxmlformats.org/drawingml/2006/picture">
+                <pic:pic xmlns:pic="http://schemas.openxmlformats.org/drawingml/2006/picture">
+                  <pic:nvPicPr>
+                    <pic:cNvPr id="1" name=""/>
+                    <pic:cNvPicPr/>
+                  </pic:nvPicPr>
+                  <pic:blipFill>
+                    <a:blip r:embed="rId22"/>
+                    <a:stretch>
+                      <a:fillRect/>
+                    </a:stretch>
+                  </pic:blipFill>
+                  <pic:spPr>
+                    <a:xfrm>
+                      <a:off x="0" y="0"/>
+                      <a:ext cx="5400040" cy="1744980"/>
+                    </a:xfrm>
+                    <a:prstGeom prst="rect">
+                      <a:avLst/>
+                    </a:prstGeom>
+                  </pic:spPr>
+                </pic:pic>
+              </a:graphicData>
+            </a:graphic>
+          </wp:inline>
+        </w:drawing>
+      </w:r>
+    </w:p>
+    <w:p>
+      <w:pPr>
+        <w:pStyle w:val="Legenda"/>
+      </w:pPr>
+      <w:r>
+        <w:t>Fonte:  O Autor</w:t>
+      </w:r>
+    </w:p>
+    <w:p>
+      <w:pPr>
+        <w:rPr>
+          <w:highlight w:val="yellow"/>
+        </w:rPr>
+      </w:pPr>
+    </w:p>
+    <w:p>
+      <w:pPr>
+        <w:rPr>
+          <w:highlight w:val="yellow"/>
+        </w:rPr>
+      </w:pPr>
+    </w:p>
+    <w:p>
+      <w:pPr>
+        <w:pStyle w:val="Ttulo3"/>
+      </w:pPr>
+      <w:bookmarkStart w:id="42" w:name="_Toc205139884"/>
+      <w:r>
+        <w:t>Mineração de Dados</w:t>
+      </w:r>
+      <w:bookmarkEnd w:id="42"/>
+    </w:p>
+    <w:p>
+      <w:pPr>
+        <w:spacing w:before="100" w:beforeAutospacing="1" w:after="100" w:afterAutospacing="1" w:line="240" w:lineRule="auto"/>
+        <w:rPr>
+          <w:rFonts w:eastAsia="Times New Roman" w:cs="Times New Roman"/>
+          <w:szCs w:val="24"/>
+          <w:highlight w:val="lightGray"/>
+          <w:lang w:eastAsia="pt-BR"/>
+        </w:rPr>
+      </w:pPr>
+      <w:r>
+        <w:rPr>
+          <w:rFonts w:eastAsia="Times New Roman" w:cs="Times New Roman"/>
+          <w:szCs w:val="24"/>
+          <w:highlight w:val="lightGray"/>
+          <w:lang w:eastAsia="pt-BR"/>
+        </w:rPr>
+        <w:t xml:space="preserve">Na etapa de mineração de dados, foram aplicados os algoritmos de aprendizado de máquina selecionados para a construção dos modelos preditivos. Dois classificadores supervisionados foram utilizados: </w:t>
+      </w:r>
+      <w:proofErr w:type="spellStart"/>
+      <w:r>
+        <w:rPr>
+          <w:rFonts w:eastAsia="Times New Roman" w:cs="Times New Roman"/>
+          <w:szCs w:val="24"/>
+          <w:highlight w:val="lightGray"/>
+          <w:lang w:eastAsia="pt-BR"/>
+        </w:rPr>
+        <w:t>Decision</w:t>
+      </w:r>
+      <w:proofErr w:type="spellEnd"/>
+      <w:r>
+        <w:rPr>
+          <w:rFonts w:eastAsia="Times New Roman" w:cs="Times New Roman"/>
+          <w:szCs w:val="24"/>
+          <w:highlight w:val="lightGray"/>
+          <w:lang w:eastAsia="pt-BR"/>
+        </w:rPr>
+        <w:t xml:space="preserve"> </w:t>
+      </w:r>
+      <w:proofErr w:type="spellStart"/>
+      <w:r>
+        <w:rPr>
+          <w:rFonts w:eastAsia="Times New Roman" w:cs="Times New Roman"/>
+          <w:szCs w:val="24"/>
+          <w:highlight w:val="lightGray"/>
+          <w:lang w:eastAsia="pt-BR"/>
+        </w:rPr>
+        <w:t>Tree</w:t>
+      </w:r>
+      <w:proofErr w:type="spellEnd"/>
+      <w:r>
+        <w:rPr>
+          <w:rFonts w:eastAsia="Times New Roman" w:cs="Times New Roman"/>
+          <w:szCs w:val="24"/>
+          <w:highlight w:val="lightGray"/>
+          <w:lang w:eastAsia="pt-BR"/>
+        </w:rPr>
+        <w:t xml:space="preserve"> (CART) e </w:t>
+      </w:r>
+      <w:proofErr w:type="spellStart"/>
+      <w:r>
+        <w:rPr>
+          <w:rFonts w:eastAsia="Times New Roman" w:cs="Times New Roman"/>
+          <w:szCs w:val="24"/>
+          <w:highlight w:val="lightGray"/>
+          <w:lang w:eastAsia="pt-BR"/>
+        </w:rPr>
+        <w:t>Random</w:t>
+      </w:r>
+      <w:proofErr w:type="spellEnd"/>
+      <w:r>
+        <w:rPr>
+          <w:rFonts w:eastAsia="Times New Roman" w:cs="Times New Roman"/>
+          <w:szCs w:val="24"/>
+          <w:highlight w:val="lightGray"/>
+          <w:lang w:eastAsia="pt-BR"/>
+        </w:rPr>
+        <w:t xml:space="preserve"> Forest.</w:t>
+      </w:r>
+    </w:p>
+    <w:p>
+      <w:pPr>
+        <w:spacing w:before="100" w:beforeAutospacing="1" w:after="100" w:afterAutospacing="1" w:line="240" w:lineRule="auto"/>
+        <w:rPr>
+          <w:rFonts w:eastAsia="Times New Roman" w:cs="Times New Roman"/>
+          <w:szCs w:val="24"/>
+          <w:highlight w:val="lightGray"/>
+          <w:lang w:eastAsia="pt-BR"/>
+        </w:rPr>
+      </w:pPr>
+      <w:r>
+        <w:rPr>
+          <w:rFonts w:eastAsia="Times New Roman" w:cs="Times New Roman"/>
+          <w:szCs w:val="24"/>
+          <w:highlight w:val="lightGray"/>
+          <w:lang w:eastAsia="pt-BR"/>
+        </w:rPr>
+        <w:t>Para ambos os modelos, foi implementado um Pipeline que integra o balanceamento com SMOTE e o algoritmo de classificação, garantindo que todo o processo de treinamento siga um fluxo consistente e sem vazamento de dados. Além disso, foi utilizada a técnica de validação cruzada com busca em grade (</w:t>
+      </w:r>
+      <w:proofErr w:type="spellStart"/>
+      <w:r>
+        <w:rPr>
+          <w:rFonts w:eastAsia="Times New Roman" w:cs="Times New Roman"/>
+          <w:szCs w:val="24"/>
+          <w:highlight w:val="lightGray"/>
+          <w:lang w:eastAsia="pt-BR"/>
+        </w:rPr>
+        <w:t>GridSearchCV</w:t>
+      </w:r>
+      <w:proofErr w:type="spellEnd"/>
+      <w:r>
+        <w:rPr>
+          <w:rFonts w:eastAsia="Times New Roman" w:cs="Times New Roman"/>
+          <w:szCs w:val="24"/>
+          <w:highlight w:val="lightGray"/>
+          <w:lang w:eastAsia="pt-BR"/>
+        </w:rPr>
+        <w:t>) para ajustar automaticamente os hiperparâmetros de cada modelo, testando diferentes combinações e selecionando aquelas que resultaram no melhor desempenho com base na métrica F1-score.</w:t>
+      </w:r>
+    </w:p>
+    <w:p>
+      <w:pPr>
+        <w:spacing w:before="100" w:beforeAutospacing="1" w:after="100" w:afterAutospacing="1" w:line="240" w:lineRule="auto"/>
+        <w:rPr>
+          <w:rFonts w:eastAsia="Times New Roman" w:cs="Times New Roman"/>
+          <w:szCs w:val="24"/>
+          <w:highlight w:val="lightGray"/>
+          <w:lang w:eastAsia="pt-BR"/>
+        </w:rPr>
+      </w:pPr>
+    </w:p>
+    <w:p>
+      <w:pPr>
+        <w:spacing w:before="100" w:beforeAutospacing="1" w:after="100" w:afterAutospacing="1" w:line="240" w:lineRule="auto"/>
+        <w:rPr>
+          <w:rFonts w:eastAsia="Times New Roman" w:cs="Times New Roman"/>
+          <w:szCs w:val="24"/>
+          <w:highlight w:val="lightGray"/>
+          <w:lang w:eastAsia="pt-BR"/>
+        </w:rPr>
+      </w:pPr>
+      <w:r>
+        <w:rPr>
+          <w:rFonts w:eastAsia="Times New Roman" w:cs="Times New Roman"/>
+          <w:szCs w:val="24"/>
+          <w:highlight w:val="lightGray"/>
+          <w:lang w:eastAsia="pt-BR"/>
+        </w:rPr>
+        <w:t>Durante o treinamento, também foi realizada a medição do tempo de execução para cada modelo, possibilitando avaliar não apenas a performance preditiva, mas também a eficiência computacional. Ao final dessa etapa, os modelos treinados foram aplicados ao conjunto de teste para gerar as previsões, que seriam posteriormente utilizadas na fase de avaliação.</w:t>
+      </w:r>
+    </w:p>
+    <w:p>
+      <w:pPr>
+        <w:spacing w:before="100" w:beforeAutospacing="1" w:after="100" w:afterAutospacing="1" w:line="240" w:lineRule="auto"/>
+        <w:rPr>
+          <w:rFonts w:eastAsia="Times New Roman" w:cs="Times New Roman"/>
+          <w:szCs w:val="24"/>
+          <w:highlight w:val="lightGray"/>
+          <w:lang w:eastAsia="pt-BR"/>
+        </w:rPr>
+      </w:pPr>
+      <w:r>
+        <w:rPr>
+          <w:rFonts w:eastAsia="Times New Roman" w:cs="Times New Roman"/>
+          <w:szCs w:val="24"/>
+          <w:highlight w:val="lightGray"/>
+          <w:lang w:eastAsia="pt-BR"/>
+        </w:rPr>
+        <w:t>Essa abordagem garantiu que os modelos fossem construídos de forma otimizada, considerando tanto a qualidade das previsões quanto o custo computacional associado a cada técnica.</w:t>
+      </w:r>
+    </w:p>
+    <w:p>
+      <w:pPr>
+        <w:jc w:val="center"/>
+        <w:rPr>
+          <w:highlight w:val="yellow"/>
+        </w:rPr>
+      </w:pPr>
+      <w:proofErr w:type="gramStart"/>
+      <w:r>
+        <w:t>Figura ?</w:t>
+      </w:r>
+      <w:proofErr w:type="gramEnd"/>
+      <w:r>
+        <w:t xml:space="preserve"> – Ajuste de hiperparâmetros via </w:t>
+      </w:r>
+      <w:proofErr w:type="spellStart"/>
+      <w:r>
+        <w:rPr>
+          <w:rStyle w:val="Forte"/>
+          <w:b w:val="0"/>
+          <w:bCs w:val="0"/>
+        </w:rPr>
+        <w:t>GridSearchCV</w:t>
+      </w:r>
+      <w:proofErr w:type="spellEnd"/>
+    </w:p>
+    <w:p>
+      <w:pPr>
+        <w:rPr>
+          <w:highlight w:val="yellow"/>
+          <w:lang w:val="en-US"/>
+        </w:rPr>
+      </w:pPr>
+      <w:r>
+        <w:rPr>
+          <w:noProof/>
+          <w:lang w:val="en-US"/>
+        </w:rPr>
+        <w:lastRenderedPageBreak/>
+        <w:drawing>
+          <wp:inline distT="0" distB="0" distL="0" distR="0" wp14:anchorId="3E102B68" wp14:editId="7275BA4A">
+            <wp:extent cx="5400040" cy="1204595"/>
+            <wp:effectExtent l="0" t="0" r="0" b="0"/>
+            <wp:docPr id="12" name="Imagem 12"/>
+            <wp:cNvGraphicFramePr>
+              <a:graphicFrameLocks xmlns:a="http://schemas.openxmlformats.org/drawingml/2006/main" noChangeAspect="1"/>
+            </wp:cNvGraphicFramePr>
+            <a:graphic xmlns:a="http://schemas.openxmlformats.org/drawingml/2006/main">
+              <a:graphicData uri="http://schemas.openxmlformats.org/drawingml/2006/picture">
+                <pic:pic xmlns:pic="http://schemas.openxmlformats.org/drawingml/2006/picture">
+                  <pic:nvPicPr>
+                    <pic:cNvPr id="1" name=""/>
+                    <pic:cNvPicPr/>
+                  </pic:nvPicPr>
+                  <pic:blipFill>
+                    <a:blip r:embed="rId23"/>
+                    <a:stretch>
+                      <a:fillRect/>
+                    </a:stretch>
+                  </pic:blipFill>
+                  <pic:spPr>
+                    <a:xfrm>
+                      <a:off x="0" y="0"/>
+                      <a:ext cx="5400040" cy="1204595"/>
+                    </a:xfrm>
+                    <a:prstGeom prst="rect">
+                      <a:avLst/>
+                    </a:prstGeom>
+                  </pic:spPr>
+                </pic:pic>
+              </a:graphicData>
+            </a:graphic>
+          </wp:inline>
+        </w:drawing>
+      </w:r>
+    </w:p>
+    <w:p>
+      <w:pPr>
+        <w:pStyle w:val="Legenda"/>
+      </w:pPr>
+      <w:r>
+        <w:t>Fonte:  O Autor</w:t>
+      </w:r>
+    </w:p>
+    <w:p>
+      <w:pPr>
+        <w:spacing w:before="100" w:beforeAutospacing="1" w:after="100" w:afterAutospacing="1" w:line="240" w:lineRule="auto"/>
+        <w:rPr>
+          <w:rFonts w:eastAsia="Times New Roman" w:cs="Times New Roman"/>
+          <w:szCs w:val="24"/>
+          <w:highlight w:val="lightGray"/>
+          <w:lang w:eastAsia="pt-BR"/>
+        </w:rPr>
+      </w:pPr>
+      <w:r>
+        <w:rPr>
+          <w:rFonts w:eastAsia="Times New Roman" w:cs="Times New Roman"/>
+          <w:szCs w:val="24"/>
+          <w:highlight w:val="lightGray"/>
+          <w:lang w:eastAsia="pt-BR"/>
+        </w:rPr>
+        <w:t>Foram implementados dois algoritmos de aprendizado de máquina:</w:t>
+      </w:r>
+    </w:p>
+    <w:p>
+      <w:pPr>
+        <w:numPr>
+          <w:ilvl w:val="0"/>
+          <w:numId w:val="6"/>
+        </w:numPr>
+        <w:spacing w:before="100" w:beforeAutospacing="1" w:after="100" w:afterAutospacing="1" w:line="240" w:lineRule="auto"/>
+        <w:rPr>
+          <w:rFonts w:eastAsia="Times New Roman" w:cs="Times New Roman"/>
+          <w:szCs w:val="24"/>
+          <w:highlight w:val="lightGray"/>
+          <w:lang w:eastAsia="pt-BR"/>
+        </w:rPr>
+      </w:pPr>
+      <w:r>
+        <w:rPr>
+          <w:rFonts w:eastAsia="Times New Roman" w:cs="Times New Roman"/>
+          <w:b/>
+          <w:bCs/>
+          <w:szCs w:val="24"/>
+          <w:highlight w:val="lightGray"/>
+          <w:lang w:eastAsia="pt-BR"/>
+        </w:rPr>
+        <w:t>CART (</w:t>
+      </w:r>
+      <w:proofErr w:type="spellStart"/>
+      <w:r>
+        <w:rPr>
+          <w:rFonts w:eastAsia="Times New Roman" w:cs="Times New Roman"/>
+          <w:b/>
+          <w:bCs/>
+          <w:szCs w:val="24"/>
+          <w:highlight w:val="lightGray"/>
+          <w:lang w:eastAsia="pt-BR"/>
+        </w:rPr>
+        <w:t>Classification</w:t>
+      </w:r>
+      <w:proofErr w:type="spellEnd"/>
+      <w:r>
+        <w:rPr>
+          <w:rFonts w:eastAsia="Times New Roman" w:cs="Times New Roman"/>
+          <w:b/>
+          <w:bCs/>
+          <w:szCs w:val="24"/>
+          <w:highlight w:val="lightGray"/>
+          <w:lang w:eastAsia="pt-BR"/>
+        </w:rPr>
+        <w:t xml:space="preserve"> </w:t>
+      </w:r>
+      <w:proofErr w:type="spellStart"/>
+      <w:r>
+        <w:rPr>
+          <w:rFonts w:eastAsia="Times New Roman" w:cs="Times New Roman"/>
+          <w:b/>
+          <w:bCs/>
+          <w:szCs w:val="24"/>
+          <w:highlight w:val="lightGray"/>
+          <w:lang w:eastAsia="pt-BR"/>
+        </w:rPr>
+        <w:t>and</w:t>
+      </w:r>
+      <w:proofErr w:type="spellEnd"/>
+      <w:r>
+        <w:rPr>
+          <w:rFonts w:eastAsia="Times New Roman" w:cs="Times New Roman"/>
+          <w:b/>
+          <w:bCs/>
+          <w:szCs w:val="24"/>
+          <w:highlight w:val="lightGray"/>
+          <w:lang w:eastAsia="pt-BR"/>
+        </w:rPr>
+        <w:t xml:space="preserve"> </w:t>
+      </w:r>
+      <w:proofErr w:type="spellStart"/>
+      <w:r>
+        <w:rPr>
+          <w:rFonts w:eastAsia="Times New Roman" w:cs="Times New Roman"/>
+          <w:b/>
+          <w:bCs/>
+          <w:szCs w:val="24"/>
+          <w:highlight w:val="lightGray"/>
+          <w:lang w:eastAsia="pt-BR"/>
+        </w:rPr>
+        <w:t>Regression</w:t>
+      </w:r>
+      <w:proofErr w:type="spellEnd"/>
+      <w:r>
+        <w:rPr>
+          <w:rFonts w:eastAsia="Times New Roman" w:cs="Times New Roman"/>
+          <w:b/>
+          <w:bCs/>
+          <w:szCs w:val="24"/>
+          <w:highlight w:val="lightGray"/>
+          <w:lang w:eastAsia="pt-BR"/>
+        </w:rPr>
+        <w:t xml:space="preserve"> </w:t>
+      </w:r>
+      <w:proofErr w:type="spellStart"/>
+      <w:r>
+        <w:rPr>
+          <w:rFonts w:eastAsia="Times New Roman" w:cs="Times New Roman"/>
+          <w:b/>
+          <w:bCs/>
+          <w:szCs w:val="24"/>
+          <w:highlight w:val="lightGray"/>
+          <w:lang w:eastAsia="pt-BR"/>
+        </w:rPr>
+        <w:t>Trees</w:t>
+      </w:r>
+      <w:proofErr w:type="spellEnd"/>
+      <w:r>
+        <w:rPr>
+          <w:rFonts w:eastAsia="Times New Roman" w:cs="Times New Roman"/>
+          <w:b/>
+          <w:bCs/>
+          <w:szCs w:val="24"/>
+          <w:highlight w:val="lightGray"/>
+          <w:lang w:eastAsia="pt-BR"/>
+        </w:rPr>
+        <w:t>)</w:t>
+      </w:r>
+      <w:r>
+        <w:rPr>
+          <w:rFonts w:eastAsia="Times New Roman" w:cs="Times New Roman"/>
+          <w:szCs w:val="24"/>
+          <w:highlight w:val="lightGray"/>
+          <w:lang w:eastAsia="pt-BR"/>
+        </w:rPr>
+        <w:t>: modelo baseado em divisões binárias utilizando o índice de Gini como critério de impureza.</w:t>
+      </w:r>
+    </w:p>
+    <w:p>
+      <w:pPr>
+        <w:numPr>
+          <w:ilvl w:val="0"/>
+          <w:numId w:val="6"/>
+        </w:numPr>
+        <w:spacing w:before="100" w:beforeAutospacing="1" w:after="100" w:afterAutospacing="1" w:line="240" w:lineRule="auto"/>
+        <w:rPr>
+          <w:rFonts w:eastAsia="Times New Roman" w:cs="Times New Roman"/>
+          <w:szCs w:val="24"/>
+          <w:highlight w:val="lightGray"/>
+          <w:lang w:eastAsia="pt-BR"/>
+        </w:rPr>
+      </w:pPr>
+      <w:proofErr w:type="spellStart"/>
+      <w:r>
+        <w:rPr>
+          <w:rFonts w:eastAsia="Times New Roman" w:cs="Times New Roman"/>
+          <w:b/>
+          <w:bCs/>
+          <w:szCs w:val="24"/>
+          <w:highlight w:val="lightGray"/>
+          <w:lang w:eastAsia="pt-BR"/>
+        </w:rPr>
+        <w:t>Random</w:t>
+      </w:r>
+      <w:proofErr w:type="spellEnd"/>
+      <w:r>
+        <w:rPr>
+          <w:rFonts w:eastAsia="Times New Roman" w:cs="Times New Roman"/>
+          <w:b/>
+          <w:bCs/>
+          <w:szCs w:val="24"/>
+          <w:highlight w:val="lightGray"/>
+          <w:lang w:eastAsia="pt-BR"/>
+        </w:rPr>
+        <w:t xml:space="preserve"> Forest</w:t>
+      </w:r>
+      <w:r>
+        <w:rPr>
+          <w:rFonts w:eastAsia="Times New Roman" w:cs="Times New Roman"/>
+          <w:szCs w:val="24"/>
+          <w:highlight w:val="lightGray"/>
+          <w:lang w:eastAsia="pt-BR"/>
+        </w:rPr>
+        <w:t>: ensemble de múltiplas árvores CART, com amostragem aleatória e agregação por votação majoritária.</w:t>
+      </w:r>
+    </w:p>
+    <w:p>
+      <w:pPr>
+        <w:spacing w:before="100" w:beforeAutospacing="1" w:after="100" w:afterAutospacing="1" w:line="240" w:lineRule="auto"/>
+        <w:rPr>
+          <w:highlight w:val="yellow"/>
+        </w:rPr>
+      </w:pPr>
+      <w:r>
+        <w:rPr>
+          <w:rFonts w:eastAsia="Times New Roman" w:cs="Times New Roman"/>
+          <w:szCs w:val="24"/>
+          <w:highlight w:val="lightGray"/>
+          <w:lang w:eastAsia="pt-BR"/>
+        </w:rPr>
+        <w:t xml:space="preserve">Ambos os modelos foram treinados e avaliados com base na predição da variável </w:t>
+      </w:r>
+      <w:r>
+        <w:rPr>
+          <w:rFonts w:eastAsia="Times New Roman" w:cs="Times New Roman"/>
+          <w:i/>
+          <w:iCs/>
+          <w:szCs w:val="24"/>
+          <w:highlight w:val="lightGray"/>
+          <w:lang w:eastAsia="pt-BR"/>
+        </w:rPr>
+        <w:t>EVOLUCAO</w:t>
+      </w:r>
+      <w:r>
+        <w:rPr>
+          <w:rFonts w:eastAsia="Times New Roman" w:cs="Times New Roman"/>
+          <w:szCs w:val="24"/>
+          <w:highlight w:val="lightGray"/>
+          <w:lang w:eastAsia="pt-BR"/>
+        </w:rPr>
+        <w:t>.</w:t>
+      </w:r>
+    </w:p>
+    <w:p>
+      <w:pPr>
+        <w:pStyle w:val="Ttulo3"/>
+      </w:pPr>
+      <w:bookmarkStart w:id="43" w:name="_Toc205139885"/>
+      <w:proofErr w:type="spellStart"/>
+      <w:r>
+        <w:t>Interpretação</w:t>
+      </w:r>
+      <w:proofErr w:type="spellEnd"/>
+      <w:r>
+        <w:t xml:space="preserve"> e Avaliação</w:t>
+      </w:r>
+      <w:bookmarkEnd w:id="43"/>
+    </w:p>
+    <w:p>
+      <w:pPr>
+        <w:spacing w:before="100" w:beforeAutospacing="1" w:after="100" w:afterAutospacing="1" w:line="240" w:lineRule="auto"/>
+        <w:rPr>
+          <w:rFonts w:eastAsia="Times New Roman" w:cs="Times New Roman"/>
+          <w:szCs w:val="24"/>
+          <w:highlight w:val="lightGray"/>
+          <w:lang w:eastAsia="pt-BR"/>
+        </w:rPr>
+      </w:pPr>
+      <w:r>
+        <w:rPr>
+          <w:rFonts w:eastAsia="Times New Roman" w:cs="Times New Roman"/>
+          <w:szCs w:val="24"/>
+          <w:highlight w:val="lightGray"/>
+          <w:lang w:eastAsia="pt-BR"/>
+        </w:rPr>
+        <w:t xml:space="preserve">Na etapa de interpretação e avaliação, os modelos treinados foram testados no conjunto de dados de validação para mensurar sua capacidade de generalização. A avaliação foi realizada utilizando métricas adequadas para problemas de classificação desbalanceada, incluindo </w:t>
+      </w:r>
+      <w:r>
+        <w:rPr>
+          <w:rFonts w:eastAsia="Times New Roman" w:cs="Times New Roman"/>
+          <w:szCs w:val="24"/>
+          <w:highlight w:val="lightGray"/>
+          <w:lang w:eastAsia="pt-BR"/>
+        </w:rPr>
+        <w:t>F1-score, AUC-ROC (Área sob a Curva ROC), Precisão, Recall e Acurácia.</w:t>
+      </w:r>
+    </w:p>
+    <w:p>
+      <w:pPr>
+        <w:spacing w:before="100" w:beforeAutospacing="1" w:after="100" w:afterAutospacing="1" w:line="240" w:lineRule="auto"/>
+        <w:rPr>
+          <w:rFonts w:eastAsia="Times New Roman" w:cs="Times New Roman"/>
+          <w:szCs w:val="24"/>
+          <w:highlight w:val="lightGray"/>
+          <w:lang w:eastAsia="pt-BR"/>
+        </w:rPr>
+      </w:pPr>
+      <w:r>
+        <w:rPr>
+          <w:rFonts w:eastAsia="Times New Roman" w:cs="Times New Roman"/>
+          <w:szCs w:val="24"/>
+          <w:highlight w:val="lightGray"/>
+          <w:lang w:eastAsia="pt-BR"/>
+        </w:rPr>
+        <w:t xml:space="preserve">Para uma análise mais completa, foi gerado o </w:t>
+      </w:r>
+      <w:proofErr w:type="spellStart"/>
+      <w:r>
+        <w:rPr>
+          <w:rFonts w:eastAsia="Times New Roman" w:cs="Times New Roman"/>
+          <w:szCs w:val="24"/>
+          <w:highlight w:val="lightGray"/>
+          <w:lang w:eastAsia="pt-BR"/>
+        </w:rPr>
+        <w:t>classification</w:t>
+      </w:r>
+      <w:proofErr w:type="spellEnd"/>
+      <w:r>
+        <w:rPr>
+          <w:rFonts w:eastAsia="Times New Roman" w:cs="Times New Roman"/>
+          <w:szCs w:val="24"/>
+          <w:highlight w:val="lightGray"/>
+          <w:lang w:eastAsia="pt-BR"/>
+        </w:rPr>
+        <w:t xml:space="preserve"> </w:t>
+      </w:r>
+      <w:proofErr w:type="spellStart"/>
+      <w:r>
+        <w:rPr>
+          <w:rFonts w:eastAsia="Times New Roman" w:cs="Times New Roman"/>
+          <w:szCs w:val="24"/>
+          <w:highlight w:val="lightGray"/>
+          <w:lang w:eastAsia="pt-BR"/>
+        </w:rPr>
+        <w:t>report</w:t>
+      </w:r>
+      <w:proofErr w:type="spellEnd"/>
+      <w:r>
+        <w:rPr>
+          <w:rFonts w:eastAsia="Times New Roman" w:cs="Times New Roman"/>
+          <w:szCs w:val="24"/>
+          <w:highlight w:val="lightGray"/>
+          <w:lang w:eastAsia="pt-BR"/>
+        </w:rPr>
+        <w:t xml:space="preserve"> contendo os valores de precisão, recall e F1-score para cada classe, permitindo avaliar o comportamento do modelo tanto para os casos de cura quanto para os casos de óbito. Também foram plotadas as matrizes de confusão, que ilustram graficamente a distribuição dos acertos e erros de classificação, facilitando a interpretação dos resultados.</w:t>
+      </w:r>
+    </w:p>
+    <w:p>
+      <w:pPr>
+        <w:spacing w:before="100" w:beforeAutospacing="1" w:after="100" w:afterAutospacing="1" w:line="240" w:lineRule="auto"/>
+        <w:rPr>
+          <w:rFonts w:eastAsia="Times New Roman" w:cs="Times New Roman"/>
+          <w:szCs w:val="24"/>
+          <w:highlight w:val="lightGray"/>
+          <w:lang w:eastAsia="pt-BR"/>
+        </w:rPr>
+      </w:pPr>
+      <w:r>
+        <w:rPr>
+          <w:rFonts w:eastAsia="Times New Roman" w:cs="Times New Roman"/>
+          <w:szCs w:val="24"/>
+          <w:highlight w:val="lightGray"/>
+          <w:lang w:eastAsia="pt-BR"/>
+        </w:rPr>
+        <w:t xml:space="preserve">Por fim, os valores obtidos para cada métrica foram comparados entre os modelos CART e </w:t>
+      </w:r>
+      <w:proofErr w:type="spellStart"/>
+      <w:r>
+        <w:rPr>
+          <w:rFonts w:eastAsia="Times New Roman" w:cs="Times New Roman"/>
+          <w:szCs w:val="24"/>
+          <w:highlight w:val="lightGray"/>
+          <w:lang w:eastAsia="pt-BR"/>
+        </w:rPr>
+        <w:t>Random</w:t>
+      </w:r>
+      <w:proofErr w:type="spellEnd"/>
+      <w:r>
+        <w:rPr>
+          <w:rFonts w:eastAsia="Times New Roman" w:cs="Times New Roman"/>
+          <w:szCs w:val="24"/>
+          <w:highlight w:val="lightGray"/>
+          <w:lang w:eastAsia="pt-BR"/>
+        </w:rPr>
+        <w:t xml:space="preserve"> Forest, possibilitando identificar qual algoritmo apresentou melhor desempenho no contexto estudado. Essa avaliação conjunta forneceu evidências sólidas para a escolha do modelo mais eficiente, considerando tanto a capacidade preditiva quanto a robustez na identificação da classe minoritária.</w:t>
+      </w:r>
+    </w:p>
+    <w:p>
+      <w:pPr>
+        <w:spacing w:before="100" w:beforeAutospacing="1" w:after="100" w:afterAutospacing="1" w:line="240" w:lineRule="auto"/>
+        <w:rPr>
+          <w:rFonts w:eastAsia="Times New Roman" w:cs="Times New Roman"/>
+          <w:szCs w:val="24"/>
+          <w:highlight w:val="lightGray"/>
+          <w:lang w:eastAsia="pt-BR"/>
+        </w:rPr>
+      </w:pPr>
+    </w:p>
+    <w:p>
+      <w:pPr>
+        <w:spacing w:before="100" w:beforeAutospacing="1" w:after="100" w:afterAutospacing="1" w:line="240" w:lineRule="auto"/>
+        <w:rPr>
+          <w:rFonts w:eastAsia="Times New Roman" w:cs="Times New Roman"/>
+          <w:szCs w:val="24"/>
+          <w:highlight w:val="lightGray"/>
+          <w:lang w:eastAsia="pt-BR"/>
+        </w:rPr>
+      </w:pPr>
+      <w:r>
+        <w:rPr>
+          <w:rFonts w:eastAsia="Times New Roman" w:cs="Times New Roman"/>
+          <w:szCs w:val="24"/>
+          <w:highlight w:val="lightGray"/>
+          <w:lang w:eastAsia="pt-BR"/>
+        </w:rPr>
+        <w:t xml:space="preserve">Os modelos CART e </w:t>
+      </w:r>
+      <w:proofErr w:type="spellStart"/>
+      <w:r>
+        <w:rPr>
+          <w:rFonts w:eastAsia="Times New Roman" w:cs="Times New Roman"/>
+          <w:szCs w:val="24"/>
+          <w:highlight w:val="lightGray"/>
+          <w:lang w:eastAsia="pt-BR"/>
+        </w:rPr>
+        <w:t>Random</w:t>
+      </w:r>
+      <w:proofErr w:type="spellEnd"/>
+      <w:r>
+        <w:rPr>
+          <w:rFonts w:eastAsia="Times New Roman" w:cs="Times New Roman"/>
+          <w:szCs w:val="24"/>
+          <w:highlight w:val="lightGray"/>
+          <w:lang w:eastAsia="pt-BR"/>
+        </w:rPr>
+        <w:t xml:space="preserve"> Forest foram avaliados com base nas seguintes métricas:</w:t>
+      </w:r>
+    </w:p>
+    <w:p>
+      <w:pPr>
+        <w:numPr>
+          <w:ilvl w:val="0"/>
+          <w:numId w:val="7"/>
+        </w:numPr>
+        <w:spacing w:before="100" w:beforeAutospacing="1" w:after="100" w:afterAutospacing="1" w:line="240" w:lineRule="auto"/>
+        <w:rPr>
+          <w:rFonts w:eastAsia="Times New Roman" w:cs="Times New Roman"/>
+          <w:szCs w:val="24"/>
+          <w:highlight w:val="lightGray"/>
+          <w:lang w:eastAsia="pt-BR"/>
+        </w:rPr>
+      </w:pPr>
+      <w:r>
+        <w:rPr>
+          <w:rFonts w:eastAsia="Times New Roman" w:cs="Times New Roman"/>
+          <w:b/>
+          <w:bCs/>
+          <w:szCs w:val="24"/>
+          <w:highlight w:val="lightGray"/>
+          <w:lang w:eastAsia="pt-BR"/>
+        </w:rPr>
+        <w:t>F1-Score</w:t>
+      </w:r>
+      <w:r>
+        <w:rPr>
+          <w:rFonts w:eastAsia="Times New Roman" w:cs="Times New Roman"/>
+          <w:szCs w:val="24"/>
+          <w:highlight w:val="lightGray"/>
+          <w:lang w:eastAsia="pt-BR"/>
+        </w:rPr>
+        <w:t xml:space="preserve">: adotada como </w:t>
+      </w:r>
+      <w:r>
+        <w:rPr>
+          <w:rFonts w:eastAsia="Times New Roman" w:cs="Times New Roman"/>
+          <w:szCs w:val="24"/>
+          <w:highlight w:val="lightGray"/>
+          <w:u w:val="single"/>
+          <w:lang w:eastAsia="pt-BR"/>
+        </w:rPr>
+        <w:t>métrica principal</w:t>
+      </w:r>
+      <w:r>
+        <w:rPr>
+          <w:rFonts w:eastAsia="Times New Roman" w:cs="Times New Roman"/>
+          <w:szCs w:val="24"/>
+          <w:highlight w:val="lightGray"/>
+          <w:lang w:eastAsia="pt-BR"/>
+        </w:rPr>
+        <w:t>, por ser mais adequada em cenários de desbalanceamento;</w:t>
+      </w:r>
+    </w:p>
+    <w:p>
+      <w:pPr>
+        <w:numPr>
+          <w:ilvl w:val="0"/>
+          <w:numId w:val="7"/>
+        </w:numPr>
+        <w:spacing w:before="100" w:beforeAutospacing="1" w:after="100" w:afterAutospacing="1" w:line="240" w:lineRule="auto"/>
+        <w:rPr>
+          <w:rFonts w:eastAsia="Times New Roman" w:cs="Times New Roman"/>
+          <w:szCs w:val="24"/>
+          <w:highlight w:val="lightGray"/>
+          <w:lang w:eastAsia="pt-BR"/>
+        </w:rPr>
+      </w:pPr>
+      <w:r>
+        <w:rPr>
+          <w:rFonts w:eastAsia="Times New Roman" w:cs="Times New Roman"/>
+          <w:b/>
+          <w:bCs/>
+          <w:szCs w:val="24"/>
+          <w:highlight w:val="lightGray"/>
+          <w:lang w:eastAsia="pt-BR"/>
+        </w:rPr>
+        <w:t>Precisão e Revocação (Recall)</w:t>
+      </w:r>
+      <w:r>
+        <w:rPr>
+          <w:rFonts w:eastAsia="Times New Roman" w:cs="Times New Roman"/>
+          <w:szCs w:val="24"/>
+          <w:highlight w:val="lightGray"/>
+          <w:lang w:eastAsia="pt-BR"/>
+        </w:rPr>
+        <w:t>: para análise de desempenho em identificar corretamente casos positivos (óbitos);</w:t>
+      </w:r>
+    </w:p>
+    <w:p>
+      <w:pPr>
+        <w:numPr>
+          <w:ilvl w:val="0"/>
+          <w:numId w:val="7"/>
+        </w:numPr>
+        <w:spacing w:before="100" w:beforeAutospacing="1" w:after="100" w:afterAutospacing="1" w:line="240" w:lineRule="auto"/>
+        <w:rPr>
+          <w:rFonts w:eastAsia="Times New Roman" w:cs="Times New Roman"/>
+          <w:szCs w:val="24"/>
+          <w:highlight w:val="lightGray"/>
+          <w:lang w:eastAsia="pt-BR"/>
+        </w:rPr>
+      </w:pPr>
+      <w:r>
+        <w:rPr>
+          <w:rFonts w:eastAsia="Times New Roman" w:cs="Times New Roman"/>
+          <w:b/>
+          <w:bCs/>
+          <w:szCs w:val="24"/>
+          <w:highlight w:val="lightGray"/>
+          <w:lang w:eastAsia="pt-BR"/>
+        </w:rPr>
+        <w:t>Acurácia</w:t>
+      </w:r>
+      <w:r>
+        <w:rPr>
+          <w:rFonts w:eastAsia="Times New Roman" w:cs="Times New Roman"/>
+          <w:szCs w:val="24"/>
+          <w:highlight w:val="lightGray"/>
+          <w:lang w:eastAsia="pt-BR"/>
+        </w:rPr>
+        <w:t>: utilizada de forma complementar;</w:t>
+      </w:r>
+    </w:p>
+    <w:p>
+      <w:pPr>
+        <w:numPr>
+          <w:ilvl w:val="0"/>
+          <w:numId w:val="7"/>
+        </w:numPr>
+        <w:spacing w:before="100" w:beforeAutospacing="1" w:after="100" w:afterAutospacing="1" w:line="240" w:lineRule="auto"/>
+        <w:rPr>
+          <w:rFonts w:eastAsia="Times New Roman" w:cs="Times New Roman"/>
+          <w:szCs w:val="24"/>
+          <w:highlight w:val="lightGray"/>
+          <w:lang w:eastAsia="pt-BR"/>
+        </w:rPr>
+      </w:pPr>
+      <w:r>
+        <w:rPr>
+          <w:rFonts w:eastAsia="Times New Roman" w:cs="Times New Roman"/>
+          <w:b/>
+          <w:bCs/>
+          <w:szCs w:val="24"/>
+          <w:highlight w:val="lightGray"/>
+          <w:lang w:eastAsia="pt-BR"/>
+        </w:rPr>
+        <w:t>AUC-ROC</w:t>
+      </w:r>
+      <w:r>
+        <w:rPr>
+          <w:rFonts w:eastAsia="Times New Roman" w:cs="Times New Roman"/>
+          <w:szCs w:val="24"/>
+          <w:highlight w:val="lightGray"/>
+          <w:lang w:eastAsia="pt-BR"/>
+        </w:rPr>
+        <w:t>: para avaliar a capacidade discriminativa dos modelos em diferentes limiares de decisão;</w:t>
+      </w:r>
+    </w:p>
+    <w:p>
+      <w:pPr>
+        <w:numPr>
+          <w:ilvl w:val="0"/>
+          <w:numId w:val="7"/>
+        </w:numPr>
+        <w:spacing w:before="100" w:beforeAutospacing="1" w:after="100" w:afterAutospacing="1" w:line="240" w:lineRule="auto"/>
+        <w:rPr>
+          <w:rFonts w:eastAsia="Times New Roman" w:cs="Times New Roman"/>
+          <w:szCs w:val="24"/>
+          <w:highlight w:val="lightGray"/>
+          <w:lang w:eastAsia="pt-BR"/>
+        </w:rPr>
+      </w:pPr>
+      <w:r>
+        <w:rPr>
+          <w:rFonts w:eastAsia="Times New Roman" w:cs="Times New Roman"/>
+          <w:b/>
+          <w:bCs/>
+          <w:szCs w:val="24"/>
+          <w:highlight w:val="lightGray"/>
+          <w:lang w:eastAsia="pt-BR"/>
+        </w:rPr>
+        <w:lastRenderedPageBreak/>
+        <w:t>Matriz de Confusão</w:t>
+      </w:r>
+      <w:r>
+        <w:rPr>
+          <w:rFonts w:eastAsia="Times New Roman" w:cs="Times New Roman"/>
+          <w:szCs w:val="24"/>
+          <w:highlight w:val="lightGray"/>
+          <w:lang w:eastAsia="pt-BR"/>
+        </w:rPr>
+        <w:t>: para visualização detalhada das classificações corretas e incorretas.</w:t>
+      </w:r>
+    </w:p>
+    <w:p>
+      <w:pPr>
+        <w:spacing w:before="100" w:beforeAutospacing="1" w:after="100" w:afterAutospacing="1" w:line="240" w:lineRule="auto"/>
+        <w:rPr>
+          <w:rFonts w:eastAsia="Times New Roman" w:cs="Times New Roman"/>
+          <w:szCs w:val="24"/>
+          <w:highlight w:val="lightGray"/>
+          <w:lang w:eastAsia="pt-BR"/>
+        </w:rPr>
+      </w:pPr>
+      <w:r>
+        <w:rPr>
+          <w:rFonts w:eastAsia="Times New Roman" w:cs="Times New Roman"/>
+          <w:szCs w:val="24"/>
+          <w:highlight w:val="lightGray"/>
+          <w:lang w:eastAsia="pt-BR"/>
+        </w:rPr>
+        <w:t>Essa abordagem permitiu não apenas comparar o desempenho preditivo dos algoritmos, mas também analisar sua aplicabilidade em diferentes contextos computacionais.</w:t>
+      </w:r>
+    </w:p>
+    <w:p>
+      <w:pPr>
+        <w:jc w:val="center"/>
+        <w:rPr>
+          <w:highlight w:val="yellow"/>
+        </w:rPr>
+      </w:pPr>
+      <w:proofErr w:type="gramStart"/>
+      <w:r>
+        <w:t>Figura ?</w:t>
+      </w:r>
+      <w:proofErr w:type="gramEnd"/>
+      <w:r>
+        <w:t xml:space="preserve"> –  Cálculo das métricas após a predição</w:t>
+      </w:r>
+      <w:r>
+        <w:rPr>
+          <w:noProof/>
+          <w:lang w:val="en-US"/>
+        </w:rPr>
+        <w:drawing>
+          <wp:inline distT="0" distB="0" distL="0" distR="0" wp14:anchorId="5A21E121" wp14:editId="21FA4897">
+            <wp:extent cx="5400040" cy="1541145"/>
+            <wp:effectExtent l="0" t="0" r="0" b="1905"/>
+            <wp:docPr id="13" name="Imagem 13"/>
+            <wp:cNvGraphicFramePr>
+              <a:graphicFrameLocks xmlns:a="http://schemas.openxmlformats.org/drawingml/2006/main" noChangeAspect="1"/>
+            </wp:cNvGraphicFramePr>
+            <a:graphic xmlns:a="http://schemas.openxmlformats.org/drawingml/2006/main">
+              <a:graphicData uri="http://schemas.openxmlformats.org/drawingml/2006/picture">
+                <pic:pic xmlns:pic="http://schemas.openxmlformats.org/drawingml/2006/picture">
+                  <pic:nvPicPr>
+                    <pic:cNvPr id="1" name=""/>
+                    <pic:cNvPicPr/>
+                  </pic:nvPicPr>
+                  <pic:blipFill>
+                    <a:blip r:embed="rId24"/>
+                    <a:stretch>
+                      <a:fillRect/>
+                    </a:stretch>
+                  </pic:blipFill>
+                  <pic:spPr>
+                    <a:xfrm>
+                      <a:off x="0" y="0"/>
                       <a:ext cx="5400040" cy="1541145"/>
                     </a:xfrm>
                     <a:prstGeom prst="rect">
@@ -13287,8 +14225,8 @@
           <w:highlight w:val="lightGray"/>
         </w:rPr>
       </w:pPr>
-      <w:bookmarkStart w:id="43" w:name="_Toc203566821"/>
-      <w:bookmarkStart w:id="44" w:name="_Toc205139886"/>
+      <w:bookmarkStart w:id="44" w:name="_Toc203566821"/>
+      <w:bookmarkStart w:id="45" w:name="_Toc205139886"/>
       <w:r>
         <w:rPr>
           <w:bCs/>
@@ -13296,8 +14234,8 @@
         </w:rPr>
         <w:t>Ferramentas e Tecnologias</w:t>
       </w:r>
-      <w:bookmarkEnd w:id="43"/>
       <w:bookmarkEnd w:id="44"/>
+      <w:bookmarkEnd w:id="45"/>
     </w:p>
     <w:p>
       <w:pPr>
@@ -13498,11 +14436,7 @@
       </w:r>
       <w:proofErr w:type="spellEnd"/>
       <w:r>
-        <w:t xml:space="preserve"> que </w:t>
-      </w:r>
-      <w:r>
-        <w:lastRenderedPageBreak/>
-        <w:t>disponibilizam diversas funções e operações matemáticas envolvendo vetores, matrizes, cálculos de dispersão, medidas de posição e centralidade, entre outras funcionalidades.</w:t>
+        <w:t xml:space="preserve"> que disponibilizam diversas funções e operações matemáticas envolvendo vetores, matrizes, cálculos de dispersão, medidas de posição e centralidade, entre outras funcionalidades.</w:t>
       </w:r>
     </w:p>
     <w:p>
@@ -13607,6 +14541,7 @@
           <w:i/>
           <w:iCs/>
         </w:rPr>
+        <w:lastRenderedPageBreak/>
         <w:t>DataFrame</w:t>
       </w:r>
       <w:proofErr w:type="spellEnd"/>
@@ -13701,8 +14636,8 @@
           <w:highlight w:val="lightGray"/>
         </w:rPr>
       </w:pPr>
-      <w:bookmarkStart w:id="45" w:name="_Toc203566823"/>
-      <w:bookmarkStart w:id="46" w:name="_Toc205139887"/>
+      <w:bookmarkStart w:id="46" w:name="_Toc203566823"/>
+      <w:bookmarkStart w:id="47" w:name="_Toc205139887"/>
       <w:r>
         <w:rPr>
           <w:bCs/>
@@ -13710,8 +14645,8 @@
         </w:rPr>
         <w:t>Ambientes de Execução</w:t>
       </w:r>
-      <w:bookmarkEnd w:id="45"/>
       <w:bookmarkEnd w:id="46"/>
+      <w:bookmarkEnd w:id="47"/>
     </w:p>
     <w:p>
       <w:pPr>
@@ -14508,14 +15443,7 @@
         <w:rPr>
           <w:highlight w:val="lightGray"/>
         </w:rPr>
-        <w:t xml:space="preserve"> em diferentes contextos de </w:t>
-      </w:r>
-      <w:r>
-        <w:rPr>
-          <w:highlight w:val="lightGray"/>
-        </w:rPr>
-        <w:lastRenderedPageBreak/>
-        <w:t>infraestrutura, evidenciando as limitações e vantagens computacionais de cada configuração.</w:t>
+        <w:t xml:space="preserve"> em diferentes contextos de infraestrutura, evidenciando as limitações e vantagens computacionais de cada configuração.</w:t>
       </w:r>
       <w:r>
         <w:br w:type="page"/>
@@ -14528,8 +15456,8 @@
           <w:highlight w:val="yellow"/>
         </w:rPr>
       </w:pPr>
-      <w:bookmarkStart w:id="47" w:name="_Toc203566825"/>
-      <w:bookmarkStart w:id="48" w:name="_Toc205139888"/>
+      <w:bookmarkStart w:id="48" w:name="_Toc203566825"/>
+      <w:bookmarkStart w:id="49" w:name="_Toc205139888"/>
       <w:r>
         <w:rPr>
           <w:highlight w:val="yellow"/>
@@ -14537,8 +15465,8 @@
         <w:lastRenderedPageBreak/>
         <w:t>RESULTADOS</w:t>
       </w:r>
-      <w:bookmarkEnd w:id="47"/>
       <w:bookmarkEnd w:id="48"/>
+      <w:bookmarkEnd w:id="49"/>
       <w:r>
         <w:rPr>
           <w:highlight w:val="yellow"/>
@@ -14644,8 +15572,8 @@
           <w:lang w:val="pt-BR"/>
         </w:rPr>
       </w:pPr>
-      <w:bookmarkStart w:id="49" w:name="_Toc205139889"/>
-      <w:commentRangeStart w:id="50"/>
+      <w:bookmarkStart w:id="50" w:name="_Toc205139889"/>
+      <w:commentRangeStart w:id="51"/>
       <w:r>
         <w:rPr>
           <w:noProof/>
@@ -14654,7 +15582,7 @@
         </w:rPr>
         <w:t>Análise Exploratória do Dataset</w:t>
       </w:r>
-      <w:commentRangeEnd w:id="50"/>
+      <w:commentRangeEnd w:id="51"/>
       <w:r>
         <w:rPr>
           <w:rStyle w:val="Refdecomentrio"/>
@@ -14662,9 +15590,9 @@
           <w:b w:val="0"/>
           <w:lang w:val="pt-BR"/>
         </w:rPr>
-        <w:commentReference w:id="50"/>
-      </w:r>
-      <w:bookmarkEnd w:id="49"/>
+        <w:commentReference w:id="51"/>
+      </w:r>
+      <w:bookmarkEnd w:id="50"/>
     </w:p>
     <w:p>
       <w:pPr>
@@ -14678,7 +15606,21 @@
         <w:rPr>
           <w:highlight w:val="lightGray"/>
         </w:rPr>
-        <w:t xml:space="preserve">Antes da aplicação dos modelos preditivos, foi conduzida uma análise exploratória detalhada do dataset do </w:t>
+        <w:t xml:space="preserve">Antes da aplicação dos modelos preditivos, foi conduzida uma análise exploratória detalhada do </w:t>
+      </w:r>
+      <w:proofErr w:type="spellStart"/>
+      <w:r>
+        <w:rPr>
+          <w:highlight w:val="lightGray"/>
+        </w:rPr>
+        <w:t>dataset</w:t>
+      </w:r>
+      <w:proofErr w:type="spellEnd"/>
+      <w:r>
+        <w:rPr>
+          <w:highlight w:val="lightGray"/>
+        </w:rPr>
+        <w:t xml:space="preserve"> do </w:t>
       </w:r>
       <w:proofErr w:type="spellStart"/>
       <w:r>
@@ -14825,7 +15767,7 @@
       <w:r>
         <w:t xml:space="preserve"> – </w:t>
       </w:r>
-      <w:commentRangeStart w:id="51"/>
+      <w:commentRangeStart w:id="52"/>
       <w:r>
         <w:t xml:space="preserve">Distribuição dos desfechos clínicos (cura </w:t>
       </w:r>
@@ -14837,12 +15779,12 @@
       <w:r>
         <w:t xml:space="preserve"> óbito)</w:t>
       </w:r>
-      <w:commentRangeEnd w:id="51"/>
+      <w:commentRangeEnd w:id="52"/>
       <w:r>
         <w:rPr>
           <w:rStyle w:val="Refdecomentrio"/>
         </w:rPr>
-        <w:commentReference w:id="51"/>
+        <w:commentReference w:id="52"/>
       </w:r>
     </w:p>
     <w:p>
@@ -14888,7 +15830,7 @@
                     </pic:cNvPicPr>
                   </pic:nvPicPr>
                   <pic:blipFill rotWithShape="1">
-                    <a:blip r:embed="rId22"/>
+                    <a:blip r:embed="rId25"/>
                     <a:srcRect b="1922"/>
                     <a:stretch/>
                   </pic:blipFill>
@@ -14998,7 +15940,7 @@
                     </pic:cNvPicPr>
                   </pic:nvPicPr>
                   <pic:blipFill>
-                    <a:blip r:embed="rId23"/>
+                    <a:blip r:embed="rId26"/>
                     <a:stretch>
                       <a:fillRect/>
                     </a:stretch>
@@ -15092,7 +16034,7 @@
                     </pic:cNvPicPr>
                   </pic:nvPicPr>
                   <pic:blipFill>
-                    <a:blip r:embed="rId24"/>
+                    <a:blip r:embed="rId27"/>
                     <a:stretch>
                       <a:fillRect/>
                     </a:stretch>
@@ -15185,7 +16127,7 @@
                     </pic:cNvPicPr>
                   </pic:nvPicPr>
                   <pic:blipFill>
-                    <a:blip r:embed="rId25"/>
+                    <a:blip r:embed="rId28"/>
                     <a:stretch>
                       <a:fillRect/>
                     </a:stretch>
@@ -15230,7 +16172,7 @@
           <w:lang w:val="pt-BR"/>
         </w:rPr>
       </w:pPr>
-      <w:bookmarkStart w:id="52" w:name="_Toc205139890"/>
+      <w:bookmarkStart w:id="53" w:name="_Toc205139890"/>
       <w:r>
         <w:rPr>
           <w:noProof/>
@@ -15239,18 +16181,18 @@
         </w:rPr>
         <w:t>Análise das Variáveis Relevantes para o Desfecho Clínico</w:t>
       </w:r>
-      <w:bookmarkEnd w:id="52"/>
-    </w:p>
-    <w:p>
-      <w:pPr>
-        <w:rPr>
-          <w:rFonts w:eastAsia="Times New Roman" w:cs="Times New Roman"/>
-          <w:szCs w:val="24"/>
-          <w:highlight w:val="lightGray"/>
-          <w:lang w:eastAsia="pt-BR"/>
-        </w:rPr>
-      </w:pPr>
-      <w:bookmarkStart w:id="53" w:name="_Toc203572625"/>
+      <w:bookmarkEnd w:id="53"/>
+    </w:p>
+    <w:p>
+      <w:pPr>
+        <w:rPr>
+          <w:rFonts w:eastAsia="Times New Roman" w:cs="Times New Roman"/>
+          <w:szCs w:val="24"/>
+          <w:highlight w:val="lightGray"/>
+          <w:lang w:eastAsia="pt-BR"/>
+        </w:rPr>
+      </w:pPr>
+      <w:bookmarkStart w:id="54" w:name="_Toc203572625"/>
       <w:r>
         <w:rPr>
           <w:rFonts w:eastAsia="Times New Roman" w:cs="Times New Roman"/>
@@ -15375,7 +16317,7 @@
                     <pic:cNvPicPr/>
                   </pic:nvPicPr>
                   <pic:blipFill>
-                    <a:blip r:embed="rId26"/>
+                    <a:blip r:embed="rId29"/>
                     <a:stretch>
                       <a:fillRect/>
                     </a:stretch>
@@ -15459,7 +16401,7 @@
                     <pic:cNvPicPr/>
                   </pic:nvPicPr>
                   <pic:blipFill>
-                    <a:blip r:embed="rId27"/>
+                    <a:blip r:embed="rId30"/>
                     <a:stretch>
                       <a:fillRect/>
                     </a:stretch>
@@ -15505,7 +16447,7 @@
           <w:highlight w:val="yellow"/>
         </w:rPr>
       </w:pPr>
-      <w:bookmarkStart w:id="54" w:name="_Toc205139891"/>
+      <w:bookmarkStart w:id="55" w:name="_Toc205139891"/>
       <w:r>
         <w:rPr>
           <w:noProof/>
@@ -15513,8 +16455,8 @@
         </w:rPr>
         <w:t>Modelos Preditivos</w:t>
       </w:r>
-      <w:bookmarkEnd w:id="53"/>
       <w:bookmarkEnd w:id="54"/>
+      <w:bookmarkEnd w:id="55"/>
     </w:p>
     <w:p>
       <w:pPr>
@@ -15523,14 +16465,14 @@
           <w:highlight w:val="yellow"/>
         </w:rPr>
       </w:pPr>
-      <w:bookmarkStart w:id="55" w:name="_Toc205139892"/>
+      <w:bookmarkStart w:id="56" w:name="_Toc205139892"/>
       <w:r>
         <w:rPr>
           <w:highlight w:val="yellow"/>
         </w:rPr>
         <w:t>Random Forest</w:t>
       </w:r>
-      <w:bookmarkEnd w:id="55"/>
+      <w:bookmarkEnd w:id="56"/>
     </w:p>
     <w:p>
       <w:pPr>
@@ -16662,7 +17604,7 @@
                     <pic:cNvPicPr/>
                   </pic:nvPicPr>
                   <pic:blipFill rotWithShape="1">
-                    <a:blip r:embed="rId28"/>
+                    <a:blip r:embed="rId31"/>
                     <a:srcRect t="1214" r="1458" b="1719"/>
                     <a:stretch/>
                   </pic:blipFill>
@@ -16824,14 +17766,14 @@
           <w:highlight w:val="yellow"/>
         </w:rPr>
       </w:pPr>
-      <w:bookmarkStart w:id="56" w:name="_Toc205139893"/>
+      <w:bookmarkStart w:id="57" w:name="_Toc205139893"/>
       <w:r>
         <w:rPr>
           <w:highlight w:val="yellow"/>
         </w:rPr>
         <w:t>Cart</w:t>
       </w:r>
-      <w:bookmarkEnd w:id="56"/>
+      <w:bookmarkEnd w:id="57"/>
     </w:p>
     <w:p>
       <w:pPr>
@@ -17916,7 +18858,7 @@
                     <pic:cNvPicPr/>
                   </pic:nvPicPr>
                   <pic:blipFill rotWithShape="1">
-                    <a:blip r:embed="rId29"/>
+                    <a:blip r:embed="rId32"/>
                     <a:srcRect l="1377" t="1210" r="2718" b="1513"/>
                     <a:stretch/>
                   </pic:blipFill>
@@ -18067,8 +19009,8 @@
           <w:lang w:val="pt-BR"/>
         </w:rPr>
       </w:pPr>
-      <w:bookmarkStart w:id="57" w:name="_Toc203572626"/>
-      <w:bookmarkStart w:id="58" w:name="_Toc205139894"/>
+      <w:bookmarkStart w:id="58" w:name="_Toc203572626"/>
+      <w:bookmarkStart w:id="59" w:name="_Toc205139894"/>
       <w:r>
         <w:rPr>
           <w:noProof/>
@@ -18077,8 +19019,8 @@
         </w:rPr>
         <w:t>Comparação</w:t>
       </w:r>
-      <w:bookmarkEnd w:id="57"/>
       <w:bookmarkEnd w:id="58"/>
+      <w:bookmarkEnd w:id="59"/>
     </w:p>
     <w:p>
       <w:pPr>
@@ -18087,7 +19029,7 @@
           <w:highlight w:val="green"/>
         </w:rPr>
       </w:pPr>
-      <w:bookmarkStart w:id="59" w:name="_Toc205139895"/>
+      <w:bookmarkStart w:id="60" w:name="_Toc205139895"/>
       <w:proofErr w:type="spellStart"/>
       <w:r>
         <w:rPr>
@@ -18102,7 +19044,7 @@
         </w:rPr>
         <w:t xml:space="preserve"> dos modelos</w:t>
       </w:r>
-      <w:bookmarkEnd w:id="59"/>
+      <w:bookmarkEnd w:id="60"/>
     </w:p>
     <w:p/>
     <w:p>
@@ -18446,7 +19388,7 @@
                     <pic:cNvPicPr/>
                   </pic:nvPicPr>
                   <pic:blipFill>
-                    <a:blip r:embed="rId30"/>
+                    <a:blip r:embed="rId33"/>
                     <a:stretch>
                       <a:fillRect/>
                     </a:stretch>
@@ -18537,7 +19479,7 @@
                     </pic:cNvPicPr>
                   </pic:nvPicPr>
                   <pic:blipFill>
-                    <a:blip r:embed="rId31" cstate="print">
+                    <a:blip r:embed="rId34" cstate="print">
                       <a:extLst>
                         <a:ext uri="{28A0092B-C50C-407E-A947-70E740481C1C}">
                           <a14:useLocalDpi xmlns:a14="http://schemas.microsoft.com/office/drawing/2010/main" val="0"/>
@@ -18624,7 +19566,7 @@
                     <pic:cNvPicPr/>
                   </pic:nvPicPr>
                   <pic:blipFill>
-                    <a:blip r:embed="rId32"/>
+                    <a:blip r:embed="rId35"/>
                     <a:stretch>
                       <a:fillRect/>
                     </a:stretch>
@@ -18670,7 +19612,7 @@
           <w:lang w:val="pt-BR"/>
         </w:rPr>
       </w:pPr>
-      <w:bookmarkStart w:id="60" w:name="_Toc205139896"/>
+      <w:bookmarkStart w:id="61" w:name="_Toc205139896"/>
       <w:r>
         <w:rPr>
           <w:noProof/>
@@ -18679,7 +19621,7 @@
         </w:rPr>
         <w:t>Comparação de Tempo de Execução</w:t>
       </w:r>
-      <w:bookmarkEnd w:id="60"/>
+      <w:bookmarkEnd w:id="61"/>
     </w:p>
     <w:p>
       <w:pPr>
@@ -19252,7 +20194,7 @@
                     <pic:cNvPicPr/>
                   </pic:nvPicPr>
                   <pic:blipFill>
-                    <a:blip r:embed="rId33"/>
+                    <a:blip r:embed="rId36"/>
                     <a:stretch>
                       <a:fillRect/>
                     </a:stretch>
@@ -19506,18 +20448,18 @@
           <w:highlight w:val="yellow"/>
         </w:rPr>
       </w:pPr>
-      <w:bookmarkStart w:id="61" w:name="_Toc203431589"/>
-      <w:bookmarkStart w:id="62" w:name="_Toc203566828"/>
-      <w:bookmarkStart w:id="63" w:name="_Toc205139897"/>
+      <w:bookmarkStart w:id="62" w:name="_Toc203431589"/>
+      <w:bookmarkStart w:id="63" w:name="_Toc203566828"/>
+      <w:bookmarkStart w:id="64" w:name="_Toc205139897"/>
       <w:r>
         <w:rPr>
           <w:highlight w:val="yellow"/>
         </w:rPr>
         <w:t>DISCUSSÃO</w:t>
       </w:r>
-      <w:bookmarkEnd w:id="61"/>
       <w:bookmarkEnd w:id="62"/>
       <w:bookmarkEnd w:id="63"/>
+      <w:bookmarkEnd w:id="64"/>
       <w:r>
         <w:rPr>
           <w:highlight w:val="yellow"/>
@@ -20265,18 +21207,18 @@
           <w:highlight w:val="yellow"/>
         </w:rPr>
       </w:pPr>
-      <w:bookmarkStart w:id="64" w:name="_Toc203431590"/>
-      <w:bookmarkStart w:id="65" w:name="_Toc203566829"/>
-      <w:bookmarkStart w:id="66" w:name="_Toc205139898"/>
+      <w:bookmarkStart w:id="65" w:name="_Toc203431590"/>
+      <w:bookmarkStart w:id="66" w:name="_Toc203566829"/>
+      <w:bookmarkStart w:id="67" w:name="_Toc205139898"/>
       <w:r>
         <w:rPr>
           <w:highlight w:val="yellow"/>
         </w:rPr>
         <w:t>CONCLUSÃO</w:t>
       </w:r>
-      <w:bookmarkEnd w:id="64"/>
       <w:bookmarkEnd w:id="65"/>
       <w:bookmarkEnd w:id="66"/>
+      <w:bookmarkEnd w:id="67"/>
     </w:p>
     <w:p>
       <w:pPr>
@@ -20956,8 +21898,8 @@
           <w:highlight w:val="yellow"/>
         </w:rPr>
       </w:pPr>
-      <w:bookmarkStart w:id="67" w:name="_Toc203566830"/>
-      <w:bookmarkStart w:id="68" w:name="_Toc205139899"/>
+      <w:bookmarkStart w:id="68" w:name="_Toc203566830"/>
+      <w:bookmarkStart w:id="69" w:name="_Toc205139899"/>
       <w:r>
         <w:rPr>
           <w:highlight w:val="yellow"/>
@@ -20971,8 +21913,8 @@
         </w:rPr>
         <w:t>Futuros</w:t>
       </w:r>
-      <w:bookmarkEnd w:id="67"/>
       <w:bookmarkEnd w:id="68"/>
+      <w:bookmarkEnd w:id="69"/>
       <w:proofErr w:type="spellEnd"/>
     </w:p>
     <w:p>
@@ -21160,13 +22102,13 @@
       <w:pPr>
         <w:pStyle w:val="Ttulo1"/>
       </w:pPr>
-      <w:bookmarkStart w:id="69" w:name="_Toc203566831"/>
-      <w:bookmarkStart w:id="70" w:name="_Toc205139900"/>
+      <w:bookmarkStart w:id="70" w:name="_Toc203566831"/>
+      <w:bookmarkStart w:id="71" w:name="_Toc205139900"/>
       <w:r>
         <w:t>REFERÊNCIAS BIBLIOGRÁFICAS</w:t>
       </w:r>
-      <w:bookmarkEnd w:id="69"/>
       <w:bookmarkEnd w:id="70"/>
+      <w:bookmarkEnd w:id="71"/>
     </w:p>
     <w:p>
       <w:pPr>
@@ -21247,7 +22189,7 @@
         </w:rPr>
         <w:t xml:space="preserve">, v. 108, p. 1–7, 2025. Disponível em: </w:t>
       </w:r>
-      <w:hyperlink r:id="rId34" w:tgtFrame="_new" w:history="1">
+      <w:hyperlink r:id="rId37" w:tgtFrame="_new" w:history="1">
         <w:r>
           <w:rPr>
             <w:rStyle w:val="Hyperlink"/>
@@ -21270,7 +22212,7 @@
           <w:lang w:val="en-US"/>
         </w:rPr>
       </w:pPr>
-      <w:commentRangeStart w:id="71"/>
+      <w:commentRangeStart w:id="72"/>
       <w:r>
         <w:rPr>
           <w:rStyle w:val="Forte"/>
@@ -21298,12 +22240,12 @@
         </w:rPr>
         <w:t xml:space="preserve"> Belmont: Wadsworth International Group, 1984.</w:t>
       </w:r>
-      <w:commentRangeEnd w:id="71"/>
+      <w:commentRangeEnd w:id="72"/>
       <w:r>
         <w:rPr>
           <w:rStyle w:val="Refdecomentrio"/>
         </w:rPr>
-        <w:commentReference w:id="71"/>
+        <w:commentReference w:id="72"/>
       </w:r>
     </w:p>
     <w:p>
@@ -21327,7 +22269,7 @@
           <w:lang w:val="en-US"/>
         </w:rPr>
       </w:pPr>
-      <w:hyperlink r:id="rId35" w:history="1">
+      <w:hyperlink r:id="rId38" w:history="1">
         <w:r>
           <w:rPr>
             <w:rStyle w:val="Hyperlink"/>
@@ -21345,7 +22287,7 @@
           <w:lang w:val="en-US"/>
         </w:rPr>
       </w:pPr>
-      <w:hyperlink r:id="rId36" w:history="1">
+      <w:hyperlink r:id="rId39" w:history="1">
         <w:r>
           <w:rPr>
             <w:rStyle w:val="Hyperlink"/>
@@ -21384,7 +22326,7 @@
           <w:lang w:val="en-US"/>
         </w:rPr>
       </w:pPr>
-      <w:hyperlink r:id="rId37" w:history="1">
+      <w:hyperlink r:id="rId40" w:history="1">
         <w:r>
           <w:rPr>
             <w:rStyle w:val="Hyperlink"/>
@@ -21537,6 +22479,9 @@
     <w:p>
       <w:pPr>
         <w:pStyle w:val="Textodecomentrio"/>
+        <w:rPr>
+          <w:lang w:val="en-US"/>
+        </w:rPr>
       </w:pPr>
       <w:r>
         <w:rPr>
@@ -21544,13 +22489,27 @@
         </w:rPr>
         <w:annotationRef/>
       </w:r>
-      <w:r>
-        <w:t>Artigo 1</w:t>
+      <w:proofErr w:type="spellStart"/>
+      <w:r>
+        <w:rPr>
+          <w:lang w:val="en-US"/>
+        </w:rPr>
+        <w:t>Artigo</w:t>
+      </w:r>
+      <w:proofErr w:type="spellEnd"/>
+      <w:r>
+        <w:rPr>
+          <w:lang w:val="en-US"/>
+        </w:rPr>
+        <w:t xml:space="preserve"> 1</w:t>
       </w:r>
     </w:p>
     <w:p>
       <w:pPr>
         <w:pStyle w:val="Textodecomentrio"/>
+        <w:rPr>
+          <w:lang w:val="en-US"/>
+        </w:rPr>
       </w:pPr>
     </w:p>
   </w:comment>
@@ -21767,7 +22726,7 @@
       </w:r>
     </w:p>
   </w:comment>
-  <w:comment w:id="36" w:author="Iasmin Marques" w:date="2025-07-29T15:25:00Z" w:initials="IM">
+  <w:comment w:id="34" w:author="Iasmin Marques" w:date="2025-08-04T10:17:00Z" w:initials="IM">
     <w:p>
       <w:pPr>
         <w:pStyle w:val="Textodecomentrio"/>
@@ -21778,6 +22737,37 @@
         </w:rPr>
         <w:annotationRef/>
       </w:r>
+      <w:proofErr w:type="spellStart"/>
+      <w:r>
+        <w:t>Verificarse</w:t>
+      </w:r>
+      <w:proofErr w:type="spellEnd"/>
+      <w:r>
+        <w:t xml:space="preserve"> deixa, pois é de 2023 e não </w:t>
+      </w:r>
+      <w:proofErr w:type="spellStart"/>
+      <w:proofErr w:type="gramStart"/>
+      <w:r>
+        <w:t>esta</w:t>
+      </w:r>
+      <w:proofErr w:type="spellEnd"/>
+      <w:proofErr w:type="gramEnd"/>
+      <w:r>
+        <w:t xml:space="preserve"> atualizada</w:t>
+      </w:r>
+    </w:p>
+  </w:comment>
+  <w:comment w:id="37" w:author="Iasmin Marques" w:date="2025-07-29T15:25:00Z" w:initials="IM">
+    <w:p>
+      <w:pPr>
+        <w:pStyle w:val="Textodecomentrio"/>
+      </w:pPr>
+      <w:r>
+        <w:rPr>
+          <w:rStyle w:val="Refdecomentrio"/>
+        </w:rPr>
+        <w:annotationRef/>
+      </w:r>
       <w:r>
         <w:t>Verificar com Silvia</w:t>
       </w:r>
@@ -21788,7 +22778,7 @@
       </w:pPr>
     </w:p>
   </w:comment>
-  <w:comment w:id="39" w:author="Iasmin Marques" w:date="2025-08-03T23:34:00Z" w:initials="IM">
+  <w:comment w:id="40" w:author="Iasmin Marques" w:date="2025-08-03T23:34:00Z" w:initials="IM">
     <w:p>
       <w:pPr>
         <w:pStyle w:val="Textodecomentrio"/>
@@ -21809,7 +22799,7 @@
       </w:pPr>
     </w:p>
   </w:comment>
-  <w:comment w:id="50" w:author="Iasmin Marques" w:date="2025-08-02T18:42:00Z" w:initials="IM">
+  <w:comment w:id="51" w:author="Iasmin Marques" w:date="2025-08-02T18:42:00Z" w:initials="IM">
     <w:p>
       <w:pPr>
         <w:pStyle w:val="Textodecomentrio"/>
@@ -21830,7 +22820,7 @@
       </w:pPr>
     </w:p>
   </w:comment>
-  <w:comment w:id="51" w:author="Iasmin Marques" w:date="2025-08-02T18:21:00Z" w:initials="IM">
+  <w:comment w:id="52" w:author="Iasmin Marques" w:date="2025-08-02T18:21:00Z" w:initials="IM">
     <w:p>
       <w:pPr>
         <w:pStyle w:val="Textodecomentrio"/>
@@ -21854,7 +22844,7 @@
       </w:r>
     </w:p>
   </w:comment>
-  <w:comment w:id="71" w:author="Iasmin Marques" w:date="2025-07-29T11:22:00Z" w:initials="IM">
+  <w:comment w:id="72" w:author="Iasmin Marques" w:date="2025-07-29T11:22:00Z" w:initials="IM">
     <w:p>
       <w:pPr>
         <w:pStyle w:val="Textodecomentrio"/>
@@ -21897,6 +22887,7 @@
   <w15:commentEx w15:paraId="4EAAB444" w15:done="0"/>
   <w15:commentEx w15:paraId="3D22C356" w15:done="0"/>
   <w15:commentEx w15:paraId="4E19EBEF" w15:done="0"/>
+  <w15:commentEx w15:paraId="46AA08E2" w15:done="0"/>
   <w15:commentEx w15:paraId="34B8E7A4" w15:done="0"/>
   <w15:commentEx w15:paraId="60C837F1" w15:done="0"/>
   <w15:commentEx w15:paraId="6AD86DD9" w15:done="0"/>
@@ -21919,6 +22910,7 @@
   <w16cex:commentExtensible w16cex:durableId="2C3A6906" w16cex:dateUtc="2025-08-04T02:02:00Z"/>
   <w16cex:commentExtensible w16cex:durableId="2C331CE6" w16cex:dateUtc="2025-07-29T13:11:00Z"/>
   <w16cex:commentExtensible w16cex:durableId="2C3A7164" w16cex:dateUtc="2025-08-04T02:38:00Z"/>
+  <w16cex:commentExtensible w16cex:durableId="2C3B0720" w16cex:dateUtc="2025-08-04T13:17:00Z"/>
   <w16cex:commentExtensible w16cex:durableId="2C33665F" w16cex:dateUtc="2025-07-29T18:25:00Z"/>
   <w16cex:commentExtensible w16cex:durableId="2C3A7096" w16cex:dateUtc="2025-08-04T02:34:00Z"/>
   <w16cex:commentExtensible w16cex:durableId="2C38DA98" w16cex:dateUtc="2025-08-02T21:42:00Z"/>
@@ -21941,6 +22933,7 @@
   <w16cid:commentId w16cid:paraId="4EAAB444" w16cid:durableId="2C3A6906"/>
   <w16cid:commentId w16cid:paraId="3D22C356" w16cid:durableId="2C331CE6"/>
   <w16cid:commentId w16cid:paraId="4E19EBEF" w16cid:durableId="2C3A7164"/>
+  <w16cid:commentId w16cid:paraId="46AA08E2" w16cid:durableId="2C3B0720"/>
   <w16cid:commentId w16cid:paraId="34B8E7A4" w16cid:durableId="2C33665F"/>
   <w16cid:commentId w16cid:paraId="60C837F1" w16cid:durableId="2C3A7096"/>
   <w16cid:commentId w16cid:paraId="6AD86DD9" w16cid:durableId="2C38DA98"/>
@@ -22397,122 +23390,9 @@
     </w:lvl>
   </w:abstractNum>
   <w:abstractNum w:abstractNumId="1" w15:restartNumberingAfterBreak="0">
-    <w:nsid w:val="10F54C10"/>
-    <w:multiLevelType w:val="hybridMultilevel"/>
-    <w:tmpl w:val="AED81740"/>
-    <w:lvl w:ilvl="0" w:tplc="04160001">
-      <w:start w:val="1"/>
-      <w:numFmt w:val="bullet"/>
-      <w:lvlText w:val=""/>
-      <w:lvlJc w:val="left"/>
-      <w:pPr>
-        <w:ind w:left="720" w:hanging="360"/>
-      </w:pPr>
-      <w:rPr>
-        <w:rFonts w:ascii="Symbol" w:hAnsi="Symbol" w:hint="default"/>
-      </w:rPr>
-    </w:lvl>
-    <w:lvl w:ilvl="1" w:tplc="04160003" w:tentative="1">
-      <w:start w:val="1"/>
-      <w:numFmt w:val="bullet"/>
-      <w:lvlText w:val="o"/>
-      <w:lvlJc w:val="left"/>
-      <w:pPr>
-        <w:ind w:left="1440" w:hanging="360"/>
-      </w:pPr>
-      <w:rPr>
-        <w:rFonts w:ascii="Courier New" w:hAnsi="Courier New" w:cs="Courier New" w:hint="default"/>
-      </w:rPr>
-    </w:lvl>
-    <w:lvl w:ilvl="2" w:tplc="04160005" w:tentative="1">
-      <w:start w:val="1"/>
-      <w:numFmt w:val="bullet"/>
-      <w:lvlText w:val=""/>
-      <w:lvlJc w:val="left"/>
-      <w:pPr>
-        <w:ind w:left="2160" w:hanging="360"/>
-      </w:pPr>
-      <w:rPr>
-        <w:rFonts w:ascii="Wingdings" w:hAnsi="Wingdings" w:hint="default"/>
-      </w:rPr>
-    </w:lvl>
-    <w:lvl w:ilvl="3" w:tplc="04160001" w:tentative="1">
-      <w:start w:val="1"/>
-      <w:numFmt w:val="bullet"/>
-      <w:lvlText w:val=""/>
-      <w:lvlJc w:val="left"/>
-      <w:pPr>
-        <w:ind w:left="2880" w:hanging="360"/>
-      </w:pPr>
-      <w:rPr>
-        <w:rFonts w:ascii="Symbol" w:hAnsi="Symbol" w:hint="default"/>
-      </w:rPr>
-    </w:lvl>
-    <w:lvl w:ilvl="4" w:tplc="04160003" w:tentative="1">
-      <w:start w:val="1"/>
-      <w:numFmt w:val="bullet"/>
-      <w:lvlText w:val="o"/>
-      <w:lvlJc w:val="left"/>
-      <w:pPr>
-        <w:ind w:left="3600" w:hanging="360"/>
-      </w:pPr>
-      <w:rPr>
-        <w:rFonts w:ascii="Courier New" w:hAnsi="Courier New" w:cs="Courier New" w:hint="default"/>
-      </w:rPr>
-    </w:lvl>
-    <w:lvl w:ilvl="5" w:tplc="04160005" w:tentative="1">
-      <w:start w:val="1"/>
-      <w:numFmt w:val="bullet"/>
-      <w:lvlText w:val=""/>
-      <w:lvlJc w:val="left"/>
-      <w:pPr>
-        <w:ind w:left="4320" w:hanging="360"/>
-      </w:pPr>
-      <w:rPr>
-        <w:rFonts w:ascii="Wingdings" w:hAnsi="Wingdings" w:hint="default"/>
-      </w:rPr>
-    </w:lvl>
-    <w:lvl w:ilvl="6" w:tplc="04160001" w:tentative="1">
-      <w:start w:val="1"/>
-      <w:numFmt w:val="bullet"/>
-      <w:lvlText w:val=""/>
-      <w:lvlJc w:val="left"/>
-      <w:pPr>
-        <w:ind w:left="5040" w:hanging="360"/>
-      </w:pPr>
-      <w:rPr>
-        <w:rFonts w:ascii="Symbol" w:hAnsi="Symbol" w:hint="default"/>
-      </w:rPr>
-    </w:lvl>
-    <w:lvl w:ilvl="7" w:tplc="04160003" w:tentative="1">
-      <w:start w:val="1"/>
-      <w:numFmt w:val="bullet"/>
-      <w:lvlText w:val="o"/>
-      <w:lvlJc w:val="left"/>
-      <w:pPr>
-        <w:ind w:left="5760" w:hanging="360"/>
-      </w:pPr>
-      <w:rPr>
-        <w:rFonts w:ascii="Courier New" w:hAnsi="Courier New" w:cs="Courier New" w:hint="default"/>
-      </w:rPr>
-    </w:lvl>
-    <w:lvl w:ilvl="8" w:tplc="04160005" w:tentative="1">
-      <w:start w:val="1"/>
-      <w:numFmt w:val="bullet"/>
-      <w:lvlText w:val=""/>
-      <w:lvlJc w:val="left"/>
-      <w:pPr>
-        <w:ind w:left="6480" w:hanging="360"/>
-      </w:pPr>
-      <w:rPr>
-        <w:rFonts w:ascii="Wingdings" w:hAnsi="Wingdings" w:hint="default"/>
-      </w:rPr>
-    </w:lvl>
-  </w:abstractNum>
-  <w:abstractNum w:abstractNumId="2" w15:restartNumberingAfterBreak="0">
-    <w:nsid w:val="19EE68EA"/>
+    <w:nsid w:val="0BE33540"/>
     <w:multiLevelType w:val="multilevel"/>
-    <w:tmpl w:val="5F2812F2"/>
+    <w:tmpl w:val="1102F244"/>
     <w:lvl w:ilvl="0">
       <w:start w:val="1"/>
       <w:numFmt w:val="bullet"/>
@@ -22658,10 +23538,123 @@
       </w:rPr>
     </w:lvl>
   </w:abstractNum>
+  <w:abstractNum w:abstractNumId="2" w15:restartNumberingAfterBreak="0">
+    <w:nsid w:val="10F54C10"/>
+    <w:multiLevelType w:val="hybridMultilevel"/>
+    <w:tmpl w:val="AED81740"/>
+    <w:lvl w:ilvl="0" w:tplc="04160001">
+      <w:start w:val="1"/>
+      <w:numFmt w:val="bullet"/>
+      <w:lvlText w:val=""/>
+      <w:lvlJc w:val="left"/>
+      <w:pPr>
+        <w:ind w:left="720" w:hanging="360"/>
+      </w:pPr>
+      <w:rPr>
+        <w:rFonts w:ascii="Symbol" w:hAnsi="Symbol" w:hint="default"/>
+      </w:rPr>
+    </w:lvl>
+    <w:lvl w:ilvl="1" w:tplc="04160003" w:tentative="1">
+      <w:start w:val="1"/>
+      <w:numFmt w:val="bullet"/>
+      <w:lvlText w:val="o"/>
+      <w:lvlJc w:val="left"/>
+      <w:pPr>
+        <w:ind w:left="1440" w:hanging="360"/>
+      </w:pPr>
+      <w:rPr>
+        <w:rFonts w:ascii="Courier New" w:hAnsi="Courier New" w:cs="Courier New" w:hint="default"/>
+      </w:rPr>
+    </w:lvl>
+    <w:lvl w:ilvl="2" w:tplc="04160005" w:tentative="1">
+      <w:start w:val="1"/>
+      <w:numFmt w:val="bullet"/>
+      <w:lvlText w:val=""/>
+      <w:lvlJc w:val="left"/>
+      <w:pPr>
+        <w:ind w:left="2160" w:hanging="360"/>
+      </w:pPr>
+      <w:rPr>
+        <w:rFonts w:ascii="Wingdings" w:hAnsi="Wingdings" w:hint="default"/>
+      </w:rPr>
+    </w:lvl>
+    <w:lvl w:ilvl="3" w:tplc="04160001" w:tentative="1">
+      <w:start w:val="1"/>
+      <w:numFmt w:val="bullet"/>
+      <w:lvlText w:val=""/>
+      <w:lvlJc w:val="left"/>
+      <w:pPr>
+        <w:ind w:left="2880" w:hanging="360"/>
+      </w:pPr>
+      <w:rPr>
+        <w:rFonts w:ascii="Symbol" w:hAnsi="Symbol" w:hint="default"/>
+      </w:rPr>
+    </w:lvl>
+    <w:lvl w:ilvl="4" w:tplc="04160003" w:tentative="1">
+      <w:start w:val="1"/>
+      <w:numFmt w:val="bullet"/>
+      <w:lvlText w:val="o"/>
+      <w:lvlJc w:val="left"/>
+      <w:pPr>
+        <w:ind w:left="3600" w:hanging="360"/>
+      </w:pPr>
+      <w:rPr>
+        <w:rFonts w:ascii="Courier New" w:hAnsi="Courier New" w:cs="Courier New" w:hint="default"/>
+      </w:rPr>
+    </w:lvl>
+    <w:lvl w:ilvl="5" w:tplc="04160005" w:tentative="1">
+      <w:start w:val="1"/>
+      <w:numFmt w:val="bullet"/>
+      <w:lvlText w:val=""/>
+      <w:lvlJc w:val="left"/>
+      <w:pPr>
+        <w:ind w:left="4320" w:hanging="360"/>
+      </w:pPr>
+      <w:rPr>
+        <w:rFonts w:ascii="Wingdings" w:hAnsi="Wingdings" w:hint="default"/>
+      </w:rPr>
+    </w:lvl>
+    <w:lvl w:ilvl="6" w:tplc="04160001" w:tentative="1">
+      <w:start w:val="1"/>
+      <w:numFmt w:val="bullet"/>
+      <w:lvlText w:val=""/>
+      <w:lvlJc w:val="left"/>
+      <w:pPr>
+        <w:ind w:left="5040" w:hanging="360"/>
+      </w:pPr>
+      <w:rPr>
+        <w:rFonts w:ascii="Symbol" w:hAnsi="Symbol" w:hint="default"/>
+      </w:rPr>
+    </w:lvl>
+    <w:lvl w:ilvl="7" w:tplc="04160003" w:tentative="1">
+      <w:start w:val="1"/>
+      <w:numFmt w:val="bullet"/>
+      <w:lvlText w:val="o"/>
+      <w:lvlJc w:val="left"/>
+      <w:pPr>
+        <w:ind w:left="5760" w:hanging="360"/>
+      </w:pPr>
+      <w:rPr>
+        <w:rFonts w:ascii="Courier New" w:hAnsi="Courier New" w:cs="Courier New" w:hint="default"/>
+      </w:rPr>
+    </w:lvl>
+    <w:lvl w:ilvl="8" w:tplc="04160005" w:tentative="1">
+      <w:start w:val="1"/>
+      <w:numFmt w:val="bullet"/>
+      <w:lvlText w:val=""/>
+      <w:lvlJc w:val="left"/>
+      <w:pPr>
+        <w:ind w:left="6480" w:hanging="360"/>
+      </w:pPr>
+      <w:rPr>
+        <w:rFonts w:ascii="Wingdings" w:hAnsi="Wingdings" w:hint="default"/>
+      </w:rPr>
+    </w:lvl>
+  </w:abstractNum>
   <w:abstractNum w:abstractNumId="3" w15:restartNumberingAfterBreak="0">
-    <w:nsid w:val="1BF54D6D"/>
+    <w:nsid w:val="19EE68EA"/>
     <w:multiLevelType w:val="multilevel"/>
-    <w:tmpl w:val="44F4B260"/>
+    <w:tmpl w:val="5F2812F2"/>
     <w:lvl w:ilvl="0">
       <w:start w:val="1"/>
       <w:numFmt w:val="bullet"/>
@@ -22808,6 +23801,304 @@
     </w:lvl>
   </w:abstractNum>
   <w:abstractNum w:abstractNumId="4" w15:restartNumberingAfterBreak="0">
+    <w:nsid w:val="1AF44543"/>
+    <w:multiLevelType w:val="multilevel"/>
+    <w:tmpl w:val="A992AEFC"/>
+    <w:lvl w:ilvl="0">
+      <w:start w:val="1"/>
+      <w:numFmt w:val="bullet"/>
+      <w:lvlText w:val=""/>
+      <w:lvlJc w:val="left"/>
+      <w:pPr>
+        <w:tabs>
+          <w:tab w:val="num" w:pos="720"/>
+        </w:tabs>
+        <w:ind w:left="720" w:hanging="360"/>
+      </w:pPr>
+      <w:rPr>
+        <w:rFonts w:ascii="Symbol" w:hAnsi="Symbol" w:hint="default"/>
+        <w:sz w:val="20"/>
+      </w:rPr>
+    </w:lvl>
+    <w:lvl w:ilvl="1" w:tentative="1">
+      <w:start w:val="1"/>
+      <w:numFmt w:val="bullet"/>
+      <w:lvlText w:val="o"/>
+      <w:lvlJc w:val="left"/>
+      <w:pPr>
+        <w:tabs>
+          <w:tab w:val="num" w:pos="1440"/>
+        </w:tabs>
+        <w:ind w:left="1440" w:hanging="360"/>
+      </w:pPr>
+      <w:rPr>
+        <w:rFonts w:ascii="Courier New" w:hAnsi="Courier New" w:hint="default"/>
+        <w:sz w:val="20"/>
+      </w:rPr>
+    </w:lvl>
+    <w:lvl w:ilvl="2" w:tentative="1">
+      <w:start w:val="1"/>
+      <w:numFmt w:val="bullet"/>
+      <w:lvlText w:val=""/>
+      <w:lvlJc w:val="left"/>
+      <w:pPr>
+        <w:tabs>
+          <w:tab w:val="num" w:pos="2160"/>
+        </w:tabs>
+        <w:ind w:left="2160" w:hanging="360"/>
+      </w:pPr>
+      <w:rPr>
+        <w:rFonts w:ascii="Wingdings" w:hAnsi="Wingdings" w:hint="default"/>
+        <w:sz w:val="20"/>
+      </w:rPr>
+    </w:lvl>
+    <w:lvl w:ilvl="3" w:tentative="1">
+      <w:start w:val="1"/>
+      <w:numFmt w:val="bullet"/>
+      <w:lvlText w:val=""/>
+      <w:lvlJc w:val="left"/>
+      <w:pPr>
+        <w:tabs>
+          <w:tab w:val="num" w:pos="2880"/>
+        </w:tabs>
+        <w:ind w:left="2880" w:hanging="360"/>
+      </w:pPr>
+      <w:rPr>
+        <w:rFonts w:ascii="Wingdings" w:hAnsi="Wingdings" w:hint="default"/>
+        <w:sz w:val="20"/>
+      </w:rPr>
+    </w:lvl>
+    <w:lvl w:ilvl="4" w:tentative="1">
+      <w:start w:val="1"/>
+      <w:numFmt w:val="bullet"/>
+      <w:lvlText w:val=""/>
+      <w:lvlJc w:val="left"/>
+      <w:pPr>
+        <w:tabs>
+          <w:tab w:val="num" w:pos="3600"/>
+        </w:tabs>
+        <w:ind w:left="3600" w:hanging="360"/>
+      </w:pPr>
+      <w:rPr>
+        <w:rFonts w:ascii="Wingdings" w:hAnsi="Wingdings" w:hint="default"/>
+        <w:sz w:val="20"/>
+      </w:rPr>
+    </w:lvl>
+    <w:lvl w:ilvl="5" w:tentative="1">
+      <w:start w:val="1"/>
+      <w:numFmt w:val="bullet"/>
+      <w:lvlText w:val=""/>
+      <w:lvlJc w:val="left"/>
+      <w:pPr>
+        <w:tabs>
+          <w:tab w:val="num" w:pos="4320"/>
+        </w:tabs>
+        <w:ind w:left="4320" w:hanging="360"/>
+      </w:pPr>
+      <w:rPr>
+        <w:rFonts w:ascii="Wingdings" w:hAnsi="Wingdings" w:hint="default"/>
+        <w:sz w:val="20"/>
+      </w:rPr>
+    </w:lvl>
+    <w:lvl w:ilvl="6" w:tentative="1">
+      <w:start w:val="1"/>
+      <w:numFmt w:val="bullet"/>
+      <w:lvlText w:val=""/>
+      <w:lvlJc w:val="left"/>
+      <w:pPr>
+        <w:tabs>
+          <w:tab w:val="num" w:pos="5040"/>
+        </w:tabs>
+        <w:ind w:left="5040" w:hanging="360"/>
+      </w:pPr>
+      <w:rPr>
+        <w:rFonts w:ascii="Wingdings" w:hAnsi="Wingdings" w:hint="default"/>
+        <w:sz w:val="20"/>
+      </w:rPr>
+    </w:lvl>
+    <w:lvl w:ilvl="7" w:tentative="1">
+      <w:start w:val="1"/>
+      <w:numFmt w:val="bullet"/>
+      <w:lvlText w:val=""/>
+      <w:lvlJc w:val="left"/>
+      <w:pPr>
+        <w:tabs>
+          <w:tab w:val="num" w:pos="5760"/>
+        </w:tabs>
+        <w:ind w:left="5760" w:hanging="360"/>
+      </w:pPr>
+      <w:rPr>
+        <w:rFonts w:ascii="Wingdings" w:hAnsi="Wingdings" w:hint="default"/>
+        <w:sz w:val="20"/>
+      </w:rPr>
+    </w:lvl>
+    <w:lvl w:ilvl="8" w:tentative="1">
+      <w:start w:val="1"/>
+      <w:numFmt w:val="bullet"/>
+      <w:lvlText w:val=""/>
+      <w:lvlJc w:val="left"/>
+      <w:pPr>
+        <w:tabs>
+          <w:tab w:val="num" w:pos="6480"/>
+        </w:tabs>
+        <w:ind w:left="6480" w:hanging="360"/>
+      </w:pPr>
+      <w:rPr>
+        <w:rFonts w:ascii="Wingdings" w:hAnsi="Wingdings" w:hint="default"/>
+        <w:sz w:val="20"/>
+      </w:rPr>
+    </w:lvl>
+  </w:abstractNum>
+  <w:abstractNum w:abstractNumId="5" w15:restartNumberingAfterBreak="0">
+    <w:nsid w:val="1BF54D6D"/>
+    <w:multiLevelType w:val="multilevel"/>
+    <w:tmpl w:val="44F4B260"/>
+    <w:lvl w:ilvl="0">
+      <w:start w:val="1"/>
+      <w:numFmt w:val="bullet"/>
+      <w:lvlText w:val=""/>
+      <w:lvlJc w:val="left"/>
+      <w:pPr>
+        <w:tabs>
+          <w:tab w:val="num" w:pos="720"/>
+        </w:tabs>
+        <w:ind w:left="720" w:hanging="360"/>
+      </w:pPr>
+      <w:rPr>
+        <w:rFonts w:ascii="Symbol" w:hAnsi="Symbol" w:hint="default"/>
+        <w:sz w:val="20"/>
+      </w:rPr>
+    </w:lvl>
+    <w:lvl w:ilvl="1" w:tentative="1">
+      <w:start w:val="1"/>
+      <w:numFmt w:val="bullet"/>
+      <w:lvlText w:val="o"/>
+      <w:lvlJc w:val="left"/>
+      <w:pPr>
+        <w:tabs>
+          <w:tab w:val="num" w:pos="1440"/>
+        </w:tabs>
+        <w:ind w:left="1440" w:hanging="360"/>
+      </w:pPr>
+      <w:rPr>
+        <w:rFonts w:ascii="Courier New" w:hAnsi="Courier New" w:hint="default"/>
+        <w:sz w:val="20"/>
+      </w:rPr>
+    </w:lvl>
+    <w:lvl w:ilvl="2" w:tentative="1">
+      <w:start w:val="1"/>
+      <w:numFmt w:val="bullet"/>
+      <w:lvlText w:val=""/>
+      <w:lvlJc w:val="left"/>
+      <w:pPr>
+        <w:tabs>
+          <w:tab w:val="num" w:pos="2160"/>
+        </w:tabs>
+        <w:ind w:left="2160" w:hanging="360"/>
+      </w:pPr>
+      <w:rPr>
+        <w:rFonts w:ascii="Wingdings" w:hAnsi="Wingdings" w:hint="default"/>
+        <w:sz w:val="20"/>
+      </w:rPr>
+    </w:lvl>
+    <w:lvl w:ilvl="3" w:tentative="1">
+      <w:start w:val="1"/>
+      <w:numFmt w:val="bullet"/>
+      <w:lvlText w:val=""/>
+      <w:lvlJc w:val="left"/>
+      <w:pPr>
+        <w:tabs>
+          <w:tab w:val="num" w:pos="2880"/>
+        </w:tabs>
+        <w:ind w:left="2880" w:hanging="360"/>
+      </w:pPr>
+      <w:rPr>
+        <w:rFonts w:ascii="Wingdings" w:hAnsi="Wingdings" w:hint="default"/>
+        <w:sz w:val="20"/>
+      </w:rPr>
+    </w:lvl>
+    <w:lvl w:ilvl="4" w:tentative="1">
+      <w:start w:val="1"/>
+      <w:numFmt w:val="bullet"/>
+      <w:lvlText w:val=""/>
+      <w:lvlJc w:val="left"/>
+      <w:pPr>
+        <w:tabs>
+          <w:tab w:val="num" w:pos="3600"/>
+        </w:tabs>
+        <w:ind w:left="3600" w:hanging="360"/>
+      </w:pPr>
+      <w:rPr>
+        <w:rFonts w:ascii="Wingdings" w:hAnsi="Wingdings" w:hint="default"/>
+        <w:sz w:val="20"/>
+      </w:rPr>
+    </w:lvl>
+    <w:lvl w:ilvl="5" w:tentative="1">
+      <w:start w:val="1"/>
+      <w:numFmt w:val="bullet"/>
+      <w:lvlText w:val=""/>
+      <w:lvlJc w:val="left"/>
+      <w:pPr>
+        <w:tabs>
+          <w:tab w:val="num" w:pos="4320"/>
+        </w:tabs>
+        <w:ind w:left="4320" w:hanging="360"/>
+      </w:pPr>
+      <w:rPr>
+        <w:rFonts w:ascii="Wingdings" w:hAnsi="Wingdings" w:hint="default"/>
+        <w:sz w:val="20"/>
+      </w:rPr>
+    </w:lvl>
+    <w:lvl w:ilvl="6" w:tentative="1">
+      <w:start w:val="1"/>
+      <w:numFmt w:val="bullet"/>
+      <w:lvlText w:val=""/>
+      <w:lvlJc w:val="left"/>
+      <w:pPr>
+        <w:tabs>
+          <w:tab w:val="num" w:pos="5040"/>
+        </w:tabs>
+        <w:ind w:left="5040" w:hanging="360"/>
+      </w:pPr>
+      <w:rPr>
+        <w:rFonts w:ascii="Wingdings" w:hAnsi="Wingdings" w:hint="default"/>
+        <w:sz w:val="20"/>
+      </w:rPr>
+    </w:lvl>
+    <w:lvl w:ilvl="7" w:tentative="1">
+      <w:start w:val="1"/>
+      <w:numFmt w:val="bullet"/>
+      <w:lvlText w:val=""/>
+      <w:lvlJc w:val="left"/>
+      <w:pPr>
+        <w:tabs>
+          <w:tab w:val="num" w:pos="5760"/>
+        </w:tabs>
+        <w:ind w:left="5760" w:hanging="360"/>
+      </w:pPr>
+      <w:rPr>
+        <w:rFonts w:ascii="Wingdings" w:hAnsi="Wingdings" w:hint="default"/>
+        <w:sz w:val="20"/>
+      </w:rPr>
+    </w:lvl>
+    <w:lvl w:ilvl="8" w:tentative="1">
+      <w:start w:val="1"/>
+      <w:numFmt w:val="bullet"/>
+      <w:lvlText w:val=""/>
+      <w:lvlJc w:val="left"/>
+      <w:pPr>
+        <w:tabs>
+          <w:tab w:val="num" w:pos="6480"/>
+        </w:tabs>
+        <w:ind w:left="6480" w:hanging="360"/>
+      </w:pPr>
+      <w:rPr>
+        <w:rFonts w:ascii="Wingdings" w:hAnsi="Wingdings" w:hint="default"/>
+        <w:sz w:val="20"/>
+      </w:rPr>
+    </w:lvl>
+  </w:abstractNum>
+  <w:abstractNum w:abstractNumId="6" w15:restartNumberingAfterBreak="0">
     <w:nsid w:val="279B2846"/>
     <w:multiLevelType w:val="hybridMultilevel"/>
     <w:tmpl w:val="8A50C2DE"/>
@@ -22920,7 +24211,7 @@
       </w:rPr>
     </w:lvl>
   </w:abstractNum>
-  <w:abstractNum w:abstractNumId="5" w15:restartNumberingAfterBreak="0">
+  <w:abstractNum w:abstractNumId="7" w15:restartNumberingAfterBreak="0">
     <w:nsid w:val="2C4A51D3"/>
     <w:multiLevelType w:val="hybridMultilevel"/>
     <w:tmpl w:val="B58081C0"/>
@@ -23033,7 +24324,7 @@
       </w:rPr>
     </w:lvl>
   </w:abstractNum>
-  <w:abstractNum w:abstractNumId="6" w15:restartNumberingAfterBreak="0">
+  <w:abstractNum w:abstractNumId="8" w15:restartNumberingAfterBreak="0">
     <w:nsid w:val="2C601195"/>
     <w:multiLevelType w:val="multilevel"/>
     <w:tmpl w:val="539E30A0"/>
@@ -23182,10 +24473,10 @@
       </w:rPr>
     </w:lvl>
   </w:abstractNum>
-  <w:abstractNum w:abstractNumId="7" w15:restartNumberingAfterBreak="0">
-    <w:nsid w:val="49784804"/>
+  <w:abstractNum w:abstractNumId="9" w15:restartNumberingAfterBreak="0">
+    <w:nsid w:val="31E676FE"/>
     <w:multiLevelType w:val="multilevel"/>
-    <w:tmpl w:val="1B7CC5A0"/>
+    <w:tmpl w:val="68142FC6"/>
     <w:lvl w:ilvl="0">
       <w:start w:val="1"/>
       <w:numFmt w:val="bullet"/>
@@ -23331,330 +24622,10 @@
       </w:rPr>
     </w:lvl>
   </w:abstractNum>
-  <w:abstractNum w:abstractNumId="8" w15:restartNumberingAfterBreak="0">
-    <w:nsid w:val="536462B8"/>
-    <w:multiLevelType w:val="hybridMultilevel"/>
-    <w:tmpl w:val="D09477E2"/>
-    <w:lvl w:ilvl="0" w:tplc="04160001">
-      <w:start w:val="1"/>
-      <w:numFmt w:val="bullet"/>
-      <w:lvlText w:val=""/>
-      <w:lvlJc w:val="left"/>
-      <w:pPr>
-        <w:ind w:left="1080" w:hanging="360"/>
-      </w:pPr>
-      <w:rPr>
-        <w:rFonts w:ascii="Symbol" w:hAnsi="Symbol" w:hint="default"/>
-      </w:rPr>
-    </w:lvl>
-    <w:lvl w:ilvl="1" w:tplc="04160003" w:tentative="1">
-      <w:start w:val="1"/>
-      <w:numFmt w:val="bullet"/>
-      <w:lvlText w:val="o"/>
-      <w:lvlJc w:val="left"/>
-      <w:pPr>
-        <w:ind w:left="1800" w:hanging="360"/>
-      </w:pPr>
-      <w:rPr>
-        <w:rFonts w:ascii="Courier New" w:hAnsi="Courier New" w:cs="Courier New" w:hint="default"/>
-      </w:rPr>
-    </w:lvl>
-    <w:lvl w:ilvl="2" w:tplc="04160005" w:tentative="1">
-      <w:start w:val="1"/>
-      <w:numFmt w:val="bullet"/>
-      <w:lvlText w:val=""/>
-      <w:lvlJc w:val="left"/>
-      <w:pPr>
-        <w:ind w:left="2520" w:hanging="360"/>
-      </w:pPr>
-      <w:rPr>
-        <w:rFonts w:ascii="Wingdings" w:hAnsi="Wingdings" w:hint="default"/>
-      </w:rPr>
-    </w:lvl>
-    <w:lvl w:ilvl="3" w:tplc="04160001" w:tentative="1">
-      <w:start w:val="1"/>
-      <w:numFmt w:val="bullet"/>
-      <w:lvlText w:val=""/>
-      <w:lvlJc w:val="left"/>
-      <w:pPr>
-        <w:ind w:left="3240" w:hanging="360"/>
-      </w:pPr>
-      <w:rPr>
-        <w:rFonts w:ascii="Symbol" w:hAnsi="Symbol" w:hint="default"/>
-      </w:rPr>
-    </w:lvl>
-    <w:lvl w:ilvl="4" w:tplc="04160003" w:tentative="1">
-      <w:start w:val="1"/>
-      <w:numFmt w:val="bullet"/>
-      <w:lvlText w:val="o"/>
-      <w:lvlJc w:val="left"/>
-      <w:pPr>
-        <w:ind w:left="3960" w:hanging="360"/>
-      </w:pPr>
-      <w:rPr>
-        <w:rFonts w:ascii="Courier New" w:hAnsi="Courier New" w:cs="Courier New" w:hint="default"/>
-      </w:rPr>
-    </w:lvl>
-    <w:lvl w:ilvl="5" w:tplc="04160005" w:tentative="1">
-      <w:start w:val="1"/>
-      <w:numFmt w:val="bullet"/>
-      <w:lvlText w:val=""/>
-      <w:lvlJc w:val="left"/>
-      <w:pPr>
-        <w:ind w:left="4680" w:hanging="360"/>
-      </w:pPr>
-      <w:rPr>
-        <w:rFonts w:ascii="Wingdings" w:hAnsi="Wingdings" w:hint="default"/>
-      </w:rPr>
-    </w:lvl>
-    <w:lvl w:ilvl="6" w:tplc="04160001" w:tentative="1">
-      <w:start w:val="1"/>
-      <w:numFmt w:val="bullet"/>
-      <w:lvlText w:val=""/>
-      <w:lvlJc w:val="left"/>
-      <w:pPr>
-        <w:ind w:left="5400" w:hanging="360"/>
-      </w:pPr>
-      <w:rPr>
-        <w:rFonts w:ascii="Symbol" w:hAnsi="Symbol" w:hint="default"/>
-      </w:rPr>
-    </w:lvl>
-    <w:lvl w:ilvl="7" w:tplc="04160003" w:tentative="1">
-      <w:start w:val="1"/>
-      <w:numFmt w:val="bullet"/>
-      <w:lvlText w:val="o"/>
-      <w:lvlJc w:val="left"/>
-      <w:pPr>
-        <w:ind w:left="6120" w:hanging="360"/>
-      </w:pPr>
-      <w:rPr>
-        <w:rFonts w:ascii="Courier New" w:hAnsi="Courier New" w:cs="Courier New" w:hint="default"/>
-      </w:rPr>
-    </w:lvl>
-    <w:lvl w:ilvl="8" w:tplc="04160005" w:tentative="1">
-      <w:start w:val="1"/>
-      <w:numFmt w:val="bullet"/>
-      <w:lvlText w:val=""/>
-      <w:lvlJc w:val="left"/>
-      <w:pPr>
-        <w:ind w:left="6840" w:hanging="360"/>
-      </w:pPr>
-      <w:rPr>
-        <w:rFonts w:ascii="Wingdings" w:hAnsi="Wingdings" w:hint="default"/>
-      </w:rPr>
-    </w:lvl>
-  </w:abstractNum>
-  <w:abstractNum w:abstractNumId="9" w15:restartNumberingAfterBreak="0">
-    <w:nsid w:val="56B1025E"/>
+  <w:abstractNum w:abstractNumId="10" w15:restartNumberingAfterBreak="0">
+    <w:nsid w:val="390B258E"/>
     <w:multiLevelType w:val="multilevel"/>
-    <w:tmpl w:val="63BCA2FA"/>
-    <w:lvl w:ilvl="0">
-      <w:start w:val="1"/>
-      <w:numFmt w:val="decimal"/>
-      <w:pStyle w:val="Ttulo1"/>
-      <w:lvlText w:val="%1"/>
-      <w:lvlJc w:val="left"/>
-      <w:pPr>
-        <w:ind w:left="432" w:hanging="432"/>
-      </w:pPr>
-    </w:lvl>
-    <w:lvl w:ilvl="1">
-      <w:start w:val="1"/>
-      <w:numFmt w:val="decimal"/>
-      <w:pStyle w:val="Ttulo2"/>
-      <w:lvlText w:val="%1.%2"/>
-      <w:lvlJc w:val="left"/>
-      <w:pPr>
-        <w:ind w:left="576" w:hanging="576"/>
-      </w:pPr>
-    </w:lvl>
-    <w:lvl w:ilvl="2">
-      <w:start w:val="1"/>
-      <w:numFmt w:val="decimal"/>
-      <w:pStyle w:val="Ttulo3"/>
-      <w:lvlText w:val="%1.%2.%3"/>
-      <w:lvlJc w:val="left"/>
-      <w:pPr>
-        <w:ind w:left="720" w:hanging="720"/>
-      </w:pPr>
-    </w:lvl>
-    <w:lvl w:ilvl="3">
-      <w:start w:val="1"/>
-      <w:numFmt w:val="decimal"/>
-      <w:pStyle w:val="Ttulo4"/>
-      <w:lvlText w:val="%1.%2.%3.%4"/>
-      <w:lvlJc w:val="left"/>
-      <w:pPr>
-        <w:ind w:left="864" w:hanging="864"/>
-      </w:pPr>
-    </w:lvl>
-    <w:lvl w:ilvl="4">
-      <w:start w:val="1"/>
-      <w:numFmt w:val="decimal"/>
-      <w:pStyle w:val="Ttulo5"/>
-      <w:lvlText w:val="%1.%2.%3.%4.%5"/>
-      <w:lvlJc w:val="left"/>
-      <w:pPr>
-        <w:ind w:left="1008" w:hanging="1008"/>
-      </w:pPr>
-    </w:lvl>
-    <w:lvl w:ilvl="5">
-      <w:start w:val="1"/>
-      <w:numFmt w:val="decimal"/>
-      <w:lvlText w:val="%1.%2.%3.%4.%5.%6"/>
-      <w:lvlJc w:val="left"/>
-      <w:pPr>
-        <w:ind w:left="1152" w:hanging="1152"/>
-      </w:pPr>
-    </w:lvl>
-    <w:lvl w:ilvl="6">
-      <w:start w:val="1"/>
-      <w:numFmt w:val="decimal"/>
-      <w:pStyle w:val="Ttulo7"/>
-      <w:lvlText w:val="%1.%2.%3.%4.%5.%6.%7"/>
-      <w:lvlJc w:val="left"/>
-      <w:pPr>
-        <w:ind w:left="1296" w:hanging="1296"/>
-      </w:pPr>
-    </w:lvl>
-    <w:lvl w:ilvl="7">
-      <w:start w:val="1"/>
-      <w:numFmt w:val="decimal"/>
-      <w:pStyle w:val="Ttulo8"/>
-      <w:lvlText w:val="%1.%2.%3.%4.%5.%6.%7.%8"/>
-      <w:lvlJc w:val="left"/>
-      <w:pPr>
-        <w:ind w:left="1440" w:hanging="1440"/>
-      </w:pPr>
-    </w:lvl>
-    <w:lvl w:ilvl="8">
-      <w:start w:val="1"/>
-      <w:numFmt w:val="decimal"/>
-      <w:pStyle w:val="Ttulo9"/>
-      <w:lvlText w:val="%1.%2.%3.%4.%5.%6.%7.%8.%9"/>
-      <w:lvlJc w:val="left"/>
-      <w:pPr>
-        <w:ind w:left="1584" w:hanging="1584"/>
-      </w:pPr>
-    </w:lvl>
-  </w:abstractNum>
-  <w:abstractNum w:abstractNumId="10" w15:restartNumberingAfterBreak="0">
-    <w:nsid w:val="5D067EB6"/>
-    <w:multiLevelType w:val="hybridMultilevel"/>
-    <w:tmpl w:val="D5EC502E"/>
-    <w:lvl w:ilvl="0" w:tplc="04160001">
-      <w:start w:val="1"/>
-      <w:numFmt w:val="bullet"/>
-      <w:lvlText w:val=""/>
-      <w:lvlJc w:val="left"/>
-      <w:pPr>
-        <w:ind w:left="720" w:hanging="360"/>
-      </w:pPr>
-      <w:rPr>
-        <w:rFonts w:ascii="Symbol" w:hAnsi="Symbol" w:hint="default"/>
-      </w:rPr>
-    </w:lvl>
-    <w:lvl w:ilvl="1" w:tplc="04160003" w:tentative="1">
-      <w:start w:val="1"/>
-      <w:numFmt w:val="bullet"/>
-      <w:lvlText w:val="o"/>
-      <w:lvlJc w:val="left"/>
-      <w:pPr>
-        <w:ind w:left="1440" w:hanging="360"/>
-      </w:pPr>
-      <w:rPr>
-        <w:rFonts w:ascii="Courier New" w:hAnsi="Courier New" w:cs="Courier New" w:hint="default"/>
-      </w:rPr>
-    </w:lvl>
-    <w:lvl w:ilvl="2" w:tplc="04160005" w:tentative="1">
-      <w:start w:val="1"/>
-      <w:numFmt w:val="bullet"/>
-      <w:lvlText w:val=""/>
-      <w:lvlJc w:val="left"/>
-      <w:pPr>
-        <w:ind w:left="2160" w:hanging="360"/>
-      </w:pPr>
-      <w:rPr>
-        <w:rFonts w:ascii="Wingdings" w:hAnsi="Wingdings" w:hint="default"/>
-      </w:rPr>
-    </w:lvl>
-    <w:lvl w:ilvl="3" w:tplc="04160001" w:tentative="1">
-      <w:start w:val="1"/>
-      <w:numFmt w:val="bullet"/>
-      <w:lvlText w:val=""/>
-      <w:lvlJc w:val="left"/>
-      <w:pPr>
-        <w:ind w:left="2880" w:hanging="360"/>
-      </w:pPr>
-      <w:rPr>
-        <w:rFonts w:ascii="Symbol" w:hAnsi="Symbol" w:hint="default"/>
-      </w:rPr>
-    </w:lvl>
-    <w:lvl w:ilvl="4" w:tplc="04160003" w:tentative="1">
-      <w:start w:val="1"/>
-      <w:numFmt w:val="bullet"/>
-      <w:lvlText w:val="o"/>
-      <w:lvlJc w:val="left"/>
-      <w:pPr>
-        <w:ind w:left="3600" w:hanging="360"/>
-      </w:pPr>
-      <w:rPr>
-        <w:rFonts w:ascii="Courier New" w:hAnsi="Courier New" w:cs="Courier New" w:hint="default"/>
-      </w:rPr>
-    </w:lvl>
-    <w:lvl w:ilvl="5" w:tplc="04160005" w:tentative="1">
-      <w:start w:val="1"/>
-      <w:numFmt w:val="bullet"/>
-      <w:lvlText w:val=""/>
-      <w:lvlJc w:val="left"/>
-      <w:pPr>
-        <w:ind w:left="4320" w:hanging="360"/>
-      </w:pPr>
-      <w:rPr>
-        <w:rFonts w:ascii="Wingdings" w:hAnsi="Wingdings" w:hint="default"/>
-      </w:rPr>
-    </w:lvl>
-    <w:lvl w:ilvl="6" w:tplc="04160001" w:tentative="1">
-      <w:start w:val="1"/>
-      <w:numFmt w:val="bullet"/>
-      <w:lvlText w:val=""/>
-      <w:lvlJc w:val="left"/>
-      <w:pPr>
-        <w:ind w:left="5040" w:hanging="360"/>
-      </w:pPr>
-      <w:rPr>
-        <w:rFonts w:ascii="Symbol" w:hAnsi="Symbol" w:hint="default"/>
-      </w:rPr>
-    </w:lvl>
-    <w:lvl w:ilvl="7" w:tplc="04160003" w:tentative="1">
-      <w:start w:val="1"/>
-      <w:numFmt w:val="bullet"/>
-      <w:lvlText w:val="o"/>
-      <w:lvlJc w:val="left"/>
-      <w:pPr>
-        <w:ind w:left="5760" w:hanging="360"/>
-      </w:pPr>
-      <w:rPr>
-        <w:rFonts w:ascii="Courier New" w:hAnsi="Courier New" w:cs="Courier New" w:hint="default"/>
-      </w:rPr>
-    </w:lvl>
-    <w:lvl w:ilvl="8" w:tplc="04160005" w:tentative="1">
-      <w:start w:val="1"/>
-      <w:numFmt w:val="bullet"/>
-      <w:lvlText w:val=""/>
-      <w:lvlJc w:val="left"/>
-      <w:pPr>
-        <w:ind w:left="6480" w:hanging="360"/>
-      </w:pPr>
-      <w:rPr>
-        <w:rFonts w:ascii="Wingdings" w:hAnsi="Wingdings" w:hint="default"/>
-      </w:rPr>
-    </w:lvl>
-  </w:abstractNum>
-  <w:abstractNum w:abstractNumId="11" w15:restartNumberingAfterBreak="0">
-    <w:nsid w:val="5E791C5B"/>
-    <w:multiLevelType w:val="multilevel"/>
-    <w:tmpl w:val="142C3C6A"/>
+    <w:tmpl w:val="D5C2EDA0"/>
     <w:lvl w:ilvl="0">
       <w:start w:val="1"/>
       <w:numFmt w:val="bullet"/>
@@ -23800,7 +24771,1221 @@
       </w:rPr>
     </w:lvl>
   </w:abstractNum>
+  <w:abstractNum w:abstractNumId="11" w15:restartNumberingAfterBreak="0">
+    <w:nsid w:val="395E05E4"/>
+    <w:multiLevelType w:val="multilevel"/>
+    <w:tmpl w:val="3C5AA7CC"/>
+    <w:lvl w:ilvl="0">
+      <w:start w:val="1"/>
+      <w:numFmt w:val="bullet"/>
+      <w:lvlText w:val=""/>
+      <w:lvlJc w:val="left"/>
+      <w:pPr>
+        <w:tabs>
+          <w:tab w:val="num" w:pos="720"/>
+        </w:tabs>
+        <w:ind w:left="720" w:hanging="360"/>
+      </w:pPr>
+      <w:rPr>
+        <w:rFonts w:ascii="Symbol" w:hAnsi="Symbol" w:hint="default"/>
+        <w:sz w:val="20"/>
+      </w:rPr>
+    </w:lvl>
+    <w:lvl w:ilvl="1" w:tentative="1">
+      <w:start w:val="1"/>
+      <w:numFmt w:val="bullet"/>
+      <w:lvlText w:val="o"/>
+      <w:lvlJc w:val="left"/>
+      <w:pPr>
+        <w:tabs>
+          <w:tab w:val="num" w:pos="1440"/>
+        </w:tabs>
+        <w:ind w:left="1440" w:hanging="360"/>
+      </w:pPr>
+      <w:rPr>
+        <w:rFonts w:ascii="Courier New" w:hAnsi="Courier New" w:hint="default"/>
+        <w:sz w:val="20"/>
+      </w:rPr>
+    </w:lvl>
+    <w:lvl w:ilvl="2" w:tentative="1">
+      <w:start w:val="1"/>
+      <w:numFmt w:val="bullet"/>
+      <w:lvlText w:val=""/>
+      <w:lvlJc w:val="left"/>
+      <w:pPr>
+        <w:tabs>
+          <w:tab w:val="num" w:pos="2160"/>
+        </w:tabs>
+        <w:ind w:left="2160" w:hanging="360"/>
+      </w:pPr>
+      <w:rPr>
+        <w:rFonts w:ascii="Wingdings" w:hAnsi="Wingdings" w:hint="default"/>
+        <w:sz w:val="20"/>
+      </w:rPr>
+    </w:lvl>
+    <w:lvl w:ilvl="3" w:tentative="1">
+      <w:start w:val="1"/>
+      <w:numFmt w:val="bullet"/>
+      <w:lvlText w:val=""/>
+      <w:lvlJc w:val="left"/>
+      <w:pPr>
+        <w:tabs>
+          <w:tab w:val="num" w:pos="2880"/>
+        </w:tabs>
+        <w:ind w:left="2880" w:hanging="360"/>
+      </w:pPr>
+      <w:rPr>
+        <w:rFonts w:ascii="Wingdings" w:hAnsi="Wingdings" w:hint="default"/>
+        <w:sz w:val="20"/>
+      </w:rPr>
+    </w:lvl>
+    <w:lvl w:ilvl="4" w:tentative="1">
+      <w:start w:val="1"/>
+      <w:numFmt w:val="bullet"/>
+      <w:lvlText w:val=""/>
+      <w:lvlJc w:val="left"/>
+      <w:pPr>
+        <w:tabs>
+          <w:tab w:val="num" w:pos="3600"/>
+        </w:tabs>
+        <w:ind w:left="3600" w:hanging="360"/>
+      </w:pPr>
+      <w:rPr>
+        <w:rFonts w:ascii="Wingdings" w:hAnsi="Wingdings" w:hint="default"/>
+        <w:sz w:val="20"/>
+      </w:rPr>
+    </w:lvl>
+    <w:lvl w:ilvl="5" w:tentative="1">
+      <w:start w:val="1"/>
+      <w:numFmt w:val="bullet"/>
+      <w:lvlText w:val=""/>
+      <w:lvlJc w:val="left"/>
+      <w:pPr>
+        <w:tabs>
+          <w:tab w:val="num" w:pos="4320"/>
+        </w:tabs>
+        <w:ind w:left="4320" w:hanging="360"/>
+      </w:pPr>
+      <w:rPr>
+        <w:rFonts w:ascii="Wingdings" w:hAnsi="Wingdings" w:hint="default"/>
+        <w:sz w:val="20"/>
+      </w:rPr>
+    </w:lvl>
+    <w:lvl w:ilvl="6" w:tentative="1">
+      <w:start w:val="1"/>
+      <w:numFmt w:val="bullet"/>
+      <w:lvlText w:val=""/>
+      <w:lvlJc w:val="left"/>
+      <w:pPr>
+        <w:tabs>
+          <w:tab w:val="num" w:pos="5040"/>
+        </w:tabs>
+        <w:ind w:left="5040" w:hanging="360"/>
+      </w:pPr>
+      <w:rPr>
+        <w:rFonts w:ascii="Wingdings" w:hAnsi="Wingdings" w:hint="default"/>
+        <w:sz w:val="20"/>
+      </w:rPr>
+    </w:lvl>
+    <w:lvl w:ilvl="7" w:tentative="1">
+      <w:start w:val="1"/>
+      <w:numFmt w:val="bullet"/>
+      <w:lvlText w:val=""/>
+      <w:lvlJc w:val="left"/>
+      <w:pPr>
+        <w:tabs>
+          <w:tab w:val="num" w:pos="5760"/>
+        </w:tabs>
+        <w:ind w:left="5760" w:hanging="360"/>
+      </w:pPr>
+      <w:rPr>
+        <w:rFonts w:ascii="Wingdings" w:hAnsi="Wingdings" w:hint="default"/>
+        <w:sz w:val="20"/>
+      </w:rPr>
+    </w:lvl>
+    <w:lvl w:ilvl="8" w:tentative="1">
+      <w:start w:val="1"/>
+      <w:numFmt w:val="bullet"/>
+      <w:lvlText w:val=""/>
+      <w:lvlJc w:val="left"/>
+      <w:pPr>
+        <w:tabs>
+          <w:tab w:val="num" w:pos="6480"/>
+        </w:tabs>
+        <w:ind w:left="6480" w:hanging="360"/>
+      </w:pPr>
+      <w:rPr>
+        <w:rFonts w:ascii="Wingdings" w:hAnsi="Wingdings" w:hint="default"/>
+        <w:sz w:val="20"/>
+      </w:rPr>
+    </w:lvl>
+  </w:abstractNum>
   <w:abstractNum w:abstractNumId="12" w15:restartNumberingAfterBreak="0">
+    <w:nsid w:val="49784804"/>
+    <w:multiLevelType w:val="multilevel"/>
+    <w:tmpl w:val="1B7CC5A0"/>
+    <w:lvl w:ilvl="0">
+      <w:start w:val="1"/>
+      <w:numFmt w:val="bullet"/>
+      <w:lvlText w:val=""/>
+      <w:lvlJc w:val="left"/>
+      <w:pPr>
+        <w:tabs>
+          <w:tab w:val="num" w:pos="720"/>
+        </w:tabs>
+        <w:ind w:left="720" w:hanging="360"/>
+      </w:pPr>
+      <w:rPr>
+        <w:rFonts w:ascii="Symbol" w:hAnsi="Symbol" w:hint="default"/>
+        <w:sz w:val="20"/>
+      </w:rPr>
+    </w:lvl>
+    <w:lvl w:ilvl="1" w:tentative="1">
+      <w:start w:val="1"/>
+      <w:numFmt w:val="bullet"/>
+      <w:lvlText w:val="o"/>
+      <w:lvlJc w:val="left"/>
+      <w:pPr>
+        <w:tabs>
+          <w:tab w:val="num" w:pos="1440"/>
+        </w:tabs>
+        <w:ind w:left="1440" w:hanging="360"/>
+      </w:pPr>
+      <w:rPr>
+        <w:rFonts w:ascii="Courier New" w:hAnsi="Courier New" w:hint="default"/>
+        <w:sz w:val="20"/>
+      </w:rPr>
+    </w:lvl>
+    <w:lvl w:ilvl="2" w:tentative="1">
+      <w:start w:val="1"/>
+      <w:numFmt w:val="bullet"/>
+      <w:lvlText w:val=""/>
+      <w:lvlJc w:val="left"/>
+      <w:pPr>
+        <w:tabs>
+          <w:tab w:val="num" w:pos="2160"/>
+        </w:tabs>
+        <w:ind w:left="2160" w:hanging="360"/>
+      </w:pPr>
+      <w:rPr>
+        <w:rFonts w:ascii="Wingdings" w:hAnsi="Wingdings" w:hint="default"/>
+        <w:sz w:val="20"/>
+      </w:rPr>
+    </w:lvl>
+    <w:lvl w:ilvl="3" w:tentative="1">
+      <w:start w:val="1"/>
+      <w:numFmt w:val="bullet"/>
+      <w:lvlText w:val=""/>
+      <w:lvlJc w:val="left"/>
+      <w:pPr>
+        <w:tabs>
+          <w:tab w:val="num" w:pos="2880"/>
+        </w:tabs>
+        <w:ind w:left="2880" w:hanging="360"/>
+      </w:pPr>
+      <w:rPr>
+        <w:rFonts w:ascii="Wingdings" w:hAnsi="Wingdings" w:hint="default"/>
+        <w:sz w:val="20"/>
+      </w:rPr>
+    </w:lvl>
+    <w:lvl w:ilvl="4" w:tentative="1">
+      <w:start w:val="1"/>
+      <w:numFmt w:val="bullet"/>
+      <w:lvlText w:val=""/>
+      <w:lvlJc w:val="left"/>
+      <w:pPr>
+        <w:tabs>
+          <w:tab w:val="num" w:pos="3600"/>
+        </w:tabs>
+        <w:ind w:left="3600" w:hanging="360"/>
+      </w:pPr>
+      <w:rPr>
+        <w:rFonts w:ascii="Wingdings" w:hAnsi="Wingdings" w:hint="default"/>
+        <w:sz w:val="20"/>
+      </w:rPr>
+    </w:lvl>
+    <w:lvl w:ilvl="5" w:tentative="1">
+      <w:start w:val="1"/>
+      <w:numFmt w:val="bullet"/>
+      <w:lvlText w:val=""/>
+      <w:lvlJc w:val="left"/>
+      <w:pPr>
+        <w:tabs>
+          <w:tab w:val="num" w:pos="4320"/>
+        </w:tabs>
+        <w:ind w:left="4320" w:hanging="360"/>
+      </w:pPr>
+      <w:rPr>
+        <w:rFonts w:ascii="Wingdings" w:hAnsi="Wingdings" w:hint="default"/>
+        <w:sz w:val="20"/>
+      </w:rPr>
+    </w:lvl>
+    <w:lvl w:ilvl="6" w:tentative="1">
+      <w:start w:val="1"/>
+      <w:numFmt w:val="bullet"/>
+      <w:lvlText w:val=""/>
+      <w:lvlJc w:val="left"/>
+      <w:pPr>
+        <w:tabs>
+          <w:tab w:val="num" w:pos="5040"/>
+        </w:tabs>
+        <w:ind w:left="5040" w:hanging="360"/>
+      </w:pPr>
+      <w:rPr>
+        <w:rFonts w:ascii="Wingdings" w:hAnsi="Wingdings" w:hint="default"/>
+        <w:sz w:val="20"/>
+      </w:rPr>
+    </w:lvl>
+    <w:lvl w:ilvl="7" w:tentative="1">
+      <w:start w:val="1"/>
+      <w:numFmt w:val="bullet"/>
+      <w:lvlText w:val=""/>
+      <w:lvlJc w:val="left"/>
+      <w:pPr>
+        <w:tabs>
+          <w:tab w:val="num" w:pos="5760"/>
+        </w:tabs>
+        <w:ind w:left="5760" w:hanging="360"/>
+      </w:pPr>
+      <w:rPr>
+        <w:rFonts w:ascii="Wingdings" w:hAnsi="Wingdings" w:hint="default"/>
+        <w:sz w:val="20"/>
+      </w:rPr>
+    </w:lvl>
+    <w:lvl w:ilvl="8" w:tentative="1">
+      <w:start w:val="1"/>
+      <w:numFmt w:val="bullet"/>
+      <w:lvlText w:val=""/>
+      <w:lvlJc w:val="left"/>
+      <w:pPr>
+        <w:tabs>
+          <w:tab w:val="num" w:pos="6480"/>
+        </w:tabs>
+        <w:ind w:left="6480" w:hanging="360"/>
+      </w:pPr>
+      <w:rPr>
+        <w:rFonts w:ascii="Wingdings" w:hAnsi="Wingdings" w:hint="default"/>
+        <w:sz w:val="20"/>
+      </w:rPr>
+    </w:lvl>
+  </w:abstractNum>
+  <w:abstractNum w:abstractNumId="13" w15:restartNumberingAfterBreak="0">
+    <w:nsid w:val="536462B8"/>
+    <w:multiLevelType w:val="hybridMultilevel"/>
+    <w:tmpl w:val="D09477E2"/>
+    <w:lvl w:ilvl="0" w:tplc="04160001">
+      <w:start w:val="1"/>
+      <w:numFmt w:val="bullet"/>
+      <w:lvlText w:val=""/>
+      <w:lvlJc w:val="left"/>
+      <w:pPr>
+        <w:ind w:left="1080" w:hanging="360"/>
+      </w:pPr>
+      <w:rPr>
+        <w:rFonts w:ascii="Symbol" w:hAnsi="Symbol" w:hint="default"/>
+      </w:rPr>
+    </w:lvl>
+    <w:lvl w:ilvl="1" w:tplc="04160003" w:tentative="1">
+      <w:start w:val="1"/>
+      <w:numFmt w:val="bullet"/>
+      <w:lvlText w:val="o"/>
+      <w:lvlJc w:val="left"/>
+      <w:pPr>
+        <w:ind w:left="1800" w:hanging="360"/>
+      </w:pPr>
+      <w:rPr>
+        <w:rFonts w:ascii="Courier New" w:hAnsi="Courier New" w:cs="Courier New" w:hint="default"/>
+      </w:rPr>
+    </w:lvl>
+    <w:lvl w:ilvl="2" w:tplc="04160005" w:tentative="1">
+      <w:start w:val="1"/>
+      <w:numFmt w:val="bullet"/>
+      <w:lvlText w:val=""/>
+      <w:lvlJc w:val="left"/>
+      <w:pPr>
+        <w:ind w:left="2520" w:hanging="360"/>
+      </w:pPr>
+      <w:rPr>
+        <w:rFonts w:ascii="Wingdings" w:hAnsi="Wingdings" w:hint="default"/>
+      </w:rPr>
+    </w:lvl>
+    <w:lvl w:ilvl="3" w:tplc="04160001" w:tentative="1">
+      <w:start w:val="1"/>
+      <w:numFmt w:val="bullet"/>
+      <w:lvlText w:val=""/>
+      <w:lvlJc w:val="left"/>
+      <w:pPr>
+        <w:ind w:left="3240" w:hanging="360"/>
+      </w:pPr>
+      <w:rPr>
+        <w:rFonts w:ascii="Symbol" w:hAnsi="Symbol" w:hint="default"/>
+      </w:rPr>
+    </w:lvl>
+    <w:lvl w:ilvl="4" w:tplc="04160003" w:tentative="1">
+      <w:start w:val="1"/>
+      <w:numFmt w:val="bullet"/>
+      <w:lvlText w:val="o"/>
+      <w:lvlJc w:val="left"/>
+      <w:pPr>
+        <w:ind w:left="3960" w:hanging="360"/>
+      </w:pPr>
+      <w:rPr>
+        <w:rFonts w:ascii="Courier New" w:hAnsi="Courier New" w:cs="Courier New" w:hint="default"/>
+      </w:rPr>
+    </w:lvl>
+    <w:lvl w:ilvl="5" w:tplc="04160005" w:tentative="1">
+      <w:start w:val="1"/>
+      <w:numFmt w:val="bullet"/>
+      <w:lvlText w:val=""/>
+      <w:lvlJc w:val="left"/>
+      <w:pPr>
+        <w:ind w:left="4680" w:hanging="360"/>
+      </w:pPr>
+      <w:rPr>
+        <w:rFonts w:ascii="Wingdings" w:hAnsi="Wingdings" w:hint="default"/>
+      </w:rPr>
+    </w:lvl>
+    <w:lvl w:ilvl="6" w:tplc="04160001" w:tentative="1">
+      <w:start w:val="1"/>
+      <w:numFmt w:val="bullet"/>
+      <w:lvlText w:val=""/>
+      <w:lvlJc w:val="left"/>
+      <w:pPr>
+        <w:ind w:left="5400" w:hanging="360"/>
+      </w:pPr>
+      <w:rPr>
+        <w:rFonts w:ascii="Symbol" w:hAnsi="Symbol" w:hint="default"/>
+      </w:rPr>
+    </w:lvl>
+    <w:lvl w:ilvl="7" w:tplc="04160003" w:tentative="1">
+      <w:start w:val="1"/>
+      <w:numFmt w:val="bullet"/>
+      <w:lvlText w:val="o"/>
+      <w:lvlJc w:val="left"/>
+      <w:pPr>
+        <w:ind w:left="6120" w:hanging="360"/>
+      </w:pPr>
+      <w:rPr>
+        <w:rFonts w:ascii="Courier New" w:hAnsi="Courier New" w:cs="Courier New" w:hint="default"/>
+      </w:rPr>
+    </w:lvl>
+    <w:lvl w:ilvl="8" w:tplc="04160005" w:tentative="1">
+      <w:start w:val="1"/>
+      <w:numFmt w:val="bullet"/>
+      <w:lvlText w:val=""/>
+      <w:lvlJc w:val="left"/>
+      <w:pPr>
+        <w:ind w:left="6840" w:hanging="360"/>
+      </w:pPr>
+      <w:rPr>
+        <w:rFonts w:ascii="Wingdings" w:hAnsi="Wingdings" w:hint="default"/>
+      </w:rPr>
+    </w:lvl>
+  </w:abstractNum>
+  <w:abstractNum w:abstractNumId="14" w15:restartNumberingAfterBreak="0">
+    <w:nsid w:val="56B1025E"/>
+    <w:multiLevelType w:val="multilevel"/>
+    <w:tmpl w:val="63BCA2FA"/>
+    <w:lvl w:ilvl="0">
+      <w:start w:val="1"/>
+      <w:numFmt w:val="decimal"/>
+      <w:pStyle w:val="Ttulo1"/>
+      <w:lvlText w:val="%1"/>
+      <w:lvlJc w:val="left"/>
+      <w:pPr>
+        <w:ind w:left="432" w:hanging="432"/>
+      </w:pPr>
+    </w:lvl>
+    <w:lvl w:ilvl="1">
+      <w:start w:val="1"/>
+      <w:numFmt w:val="decimal"/>
+      <w:pStyle w:val="Ttulo2"/>
+      <w:lvlText w:val="%1.%2"/>
+      <w:lvlJc w:val="left"/>
+      <w:pPr>
+        <w:ind w:left="576" w:hanging="576"/>
+      </w:pPr>
+    </w:lvl>
+    <w:lvl w:ilvl="2">
+      <w:start w:val="1"/>
+      <w:numFmt w:val="decimal"/>
+      <w:pStyle w:val="Ttulo3"/>
+      <w:lvlText w:val="%1.%2.%3"/>
+      <w:lvlJc w:val="left"/>
+      <w:pPr>
+        <w:ind w:left="720" w:hanging="720"/>
+      </w:pPr>
+    </w:lvl>
+    <w:lvl w:ilvl="3">
+      <w:start w:val="1"/>
+      <w:numFmt w:val="decimal"/>
+      <w:pStyle w:val="Ttulo4"/>
+      <w:lvlText w:val="%1.%2.%3.%4"/>
+      <w:lvlJc w:val="left"/>
+      <w:pPr>
+        <w:ind w:left="864" w:hanging="864"/>
+      </w:pPr>
+    </w:lvl>
+    <w:lvl w:ilvl="4">
+      <w:start w:val="1"/>
+      <w:numFmt w:val="decimal"/>
+      <w:pStyle w:val="Ttulo5"/>
+      <w:lvlText w:val="%1.%2.%3.%4.%5"/>
+      <w:lvlJc w:val="left"/>
+      <w:pPr>
+        <w:ind w:left="1008" w:hanging="1008"/>
+      </w:pPr>
+    </w:lvl>
+    <w:lvl w:ilvl="5">
+      <w:start w:val="1"/>
+      <w:numFmt w:val="decimal"/>
+      <w:lvlText w:val="%1.%2.%3.%4.%5.%6"/>
+      <w:lvlJc w:val="left"/>
+      <w:pPr>
+        <w:ind w:left="1152" w:hanging="1152"/>
+      </w:pPr>
+    </w:lvl>
+    <w:lvl w:ilvl="6">
+      <w:start w:val="1"/>
+      <w:numFmt w:val="decimal"/>
+      <w:pStyle w:val="Ttulo7"/>
+      <w:lvlText w:val="%1.%2.%3.%4.%5.%6.%7"/>
+      <w:lvlJc w:val="left"/>
+      <w:pPr>
+        <w:ind w:left="1296" w:hanging="1296"/>
+      </w:pPr>
+    </w:lvl>
+    <w:lvl w:ilvl="7">
+      <w:start w:val="1"/>
+      <w:numFmt w:val="decimal"/>
+      <w:pStyle w:val="Ttulo8"/>
+      <w:lvlText w:val="%1.%2.%3.%4.%5.%6.%7.%8"/>
+      <w:lvlJc w:val="left"/>
+      <w:pPr>
+        <w:ind w:left="1440" w:hanging="1440"/>
+      </w:pPr>
+    </w:lvl>
+    <w:lvl w:ilvl="8">
+      <w:start w:val="1"/>
+      <w:numFmt w:val="decimal"/>
+      <w:pStyle w:val="Ttulo9"/>
+      <w:lvlText w:val="%1.%2.%3.%4.%5.%6.%7.%8.%9"/>
+      <w:lvlJc w:val="left"/>
+      <w:pPr>
+        <w:ind w:left="1584" w:hanging="1584"/>
+      </w:pPr>
+    </w:lvl>
+  </w:abstractNum>
+  <w:abstractNum w:abstractNumId="15" w15:restartNumberingAfterBreak="0">
+    <w:nsid w:val="5AB10885"/>
+    <w:multiLevelType w:val="multilevel"/>
+    <w:tmpl w:val="32AAF04C"/>
+    <w:lvl w:ilvl="0">
+      <w:start w:val="1"/>
+      <w:numFmt w:val="bullet"/>
+      <w:lvlText w:val=""/>
+      <w:lvlJc w:val="left"/>
+      <w:pPr>
+        <w:tabs>
+          <w:tab w:val="num" w:pos="720"/>
+        </w:tabs>
+        <w:ind w:left="720" w:hanging="360"/>
+      </w:pPr>
+      <w:rPr>
+        <w:rFonts w:ascii="Symbol" w:hAnsi="Symbol" w:hint="default"/>
+        <w:sz w:val="20"/>
+      </w:rPr>
+    </w:lvl>
+    <w:lvl w:ilvl="1" w:tentative="1">
+      <w:start w:val="1"/>
+      <w:numFmt w:val="bullet"/>
+      <w:lvlText w:val="o"/>
+      <w:lvlJc w:val="left"/>
+      <w:pPr>
+        <w:tabs>
+          <w:tab w:val="num" w:pos="1440"/>
+        </w:tabs>
+        <w:ind w:left="1440" w:hanging="360"/>
+      </w:pPr>
+      <w:rPr>
+        <w:rFonts w:ascii="Courier New" w:hAnsi="Courier New" w:hint="default"/>
+        <w:sz w:val="20"/>
+      </w:rPr>
+    </w:lvl>
+    <w:lvl w:ilvl="2" w:tentative="1">
+      <w:start w:val="1"/>
+      <w:numFmt w:val="bullet"/>
+      <w:lvlText w:val=""/>
+      <w:lvlJc w:val="left"/>
+      <w:pPr>
+        <w:tabs>
+          <w:tab w:val="num" w:pos="2160"/>
+        </w:tabs>
+        <w:ind w:left="2160" w:hanging="360"/>
+      </w:pPr>
+      <w:rPr>
+        <w:rFonts w:ascii="Wingdings" w:hAnsi="Wingdings" w:hint="default"/>
+        <w:sz w:val="20"/>
+      </w:rPr>
+    </w:lvl>
+    <w:lvl w:ilvl="3" w:tentative="1">
+      <w:start w:val="1"/>
+      <w:numFmt w:val="bullet"/>
+      <w:lvlText w:val=""/>
+      <w:lvlJc w:val="left"/>
+      <w:pPr>
+        <w:tabs>
+          <w:tab w:val="num" w:pos="2880"/>
+        </w:tabs>
+        <w:ind w:left="2880" w:hanging="360"/>
+      </w:pPr>
+      <w:rPr>
+        <w:rFonts w:ascii="Wingdings" w:hAnsi="Wingdings" w:hint="default"/>
+        <w:sz w:val="20"/>
+      </w:rPr>
+    </w:lvl>
+    <w:lvl w:ilvl="4" w:tentative="1">
+      <w:start w:val="1"/>
+      <w:numFmt w:val="bullet"/>
+      <w:lvlText w:val=""/>
+      <w:lvlJc w:val="left"/>
+      <w:pPr>
+        <w:tabs>
+          <w:tab w:val="num" w:pos="3600"/>
+        </w:tabs>
+        <w:ind w:left="3600" w:hanging="360"/>
+      </w:pPr>
+      <w:rPr>
+        <w:rFonts w:ascii="Wingdings" w:hAnsi="Wingdings" w:hint="default"/>
+        <w:sz w:val="20"/>
+      </w:rPr>
+    </w:lvl>
+    <w:lvl w:ilvl="5" w:tentative="1">
+      <w:start w:val="1"/>
+      <w:numFmt w:val="bullet"/>
+      <w:lvlText w:val=""/>
+      <w:lvlJc w:val="left"/>
+      <w:pPr>
+        <w:tabs>
+          <w:tab w:val="num" w:pos="4320"/>
+        </w:tabs>
+        <w:ind w:left="4320" w:hanging="360"/>
+      </w:pPr>
+      <w:rPr>
+        <w:rFonts w:ascii="Wingdings" w:hAnsi="Wingdings" w:hint="default"/>
+        <w:sz w:val="20"/>
+      </w:rPr>
+    </w:lvl>
+    <w:lvl w:ilvl="6" w:tentative="1">
+      <w:start w:val="1"/>
+      <w:numFmt w:val="bullet"/>
+      <w:lvlText w:val=""/>
+      <w:lvlJc w:val="left"/>
+      <w:pPr>
+        <w:tabs>
+          <w:tab w:val="num" w:pos="5040"/>
+        </w:tabs>
+        <w:ind w:left="5040" w:hanging="360"/>
+      </w:pPr>
+      <w:rPr>
+        <w:rFonts w:ascii="Wingdings" w:hAnsi="Wingdings" w:hint="default"/>
+        <w:sz w:val="20"/>
+      </w:rPr>
+    </w:lvl>
+    <w:lvl w:ilvl="7" w:tentative="1">
+      <w:start w:val="1"/>
+      <w:numFmt w:val="bullet"/>
+      <w:lvlText w:val=""/>
+      <w:lvlJc w:val="left"/>
+      <w:pPr>
+        <w:tabs>
+          <w:tab w:val="num" w:pos="5760"/>
+        </w:tabs>
+        <w:ind w:left="5760" w:hanging="360"/>
+      </w:pPr>
+      <w:rPr>
+        <w:rFonts w:ascii="Wingdings" w:hAnsi="Wingdings" w:hint="default"/>
+        <w:sz w:val="20"/>
+      </w:rPr>
+    </w:lvl>
+    <w:lvl w:ilvl="8" w:tentative="1">
+      <w:start w:val="1"/>
+      <w:numFmt w:val="bullet"/>
+      <w:lvlText w:val=""/>
+      <w:lvlJc w:val="left"/>
+      <w:pPr>
+        <w:tabs>
+          <w:tab w:val="num" w:pos="6480"/>
+        </w:tabs>
+        <w:ind w:left="6480" w:hanging="360"/>
+      </w:pPr>
+      <w:rPr>
+        <w:rFonts w:ascii="Wingdings" w:hAnsi="Wingdings" w:hint="default"/>
+        <w:sz w:val="20"/>
+      </w:rPr>
+    </w:lvl>
+  </w:abstractNum>
+  <w:abstractNum w:abstractNumId="16" w15:restartNumberingAfterBreak="0">
+    <w:nsid w:val="5D067EB6"/>
+    <w:multiLevelType w:val="hybridMultilevel"/>
+    <w:tmpl w:val="D5EC502E"/>
+    <w:lvl w:ilvl="0" w:tplc="04160001">
+      <w:start w:val="1"/>
+      <w:numFmt w:val="bullet"/>
+      <w:lvlText w:val=""/>
+      <w:lvlJc w:val="left"/>
+      <w:pPr>
+        <w:ind w:left="720" w:hanging="360"/>
+      </w:pPr>
+      <w:rPr>
+        <w:rFonts w:ascii="Symbol" w:hAnsi="Symbol" w:hint="default"/>
+      </w:rPr>
+    </w:lvl>
+    <w:lvl w:ilvl="1" w:tplc="04160003" w:tentative="1">
+      <w:start w:val="1"/>
+      <w:numFmt w:val="bullet"/>
+      <w:lvlText w:val="o"/>
+      <w:lvlJc w:val="left"/>
+      <w:pPr>
+        <w:ind w:left="1440" w:hanging="360"/>
+      </w:pPr>
+      <w:rPr>
+        <w:rFonts w:ascii="Courier New" w:hAnsi="Courier New" w:cs="Courier New" w:hint="default"/>
+      </w:rPr>
+    </w:lvl>
+    <w:lvl w:ilvl="2" w:tplc="04160005" w:tentative="1">
+      <w:start w:val="1"/>
+      <w:numFmt w:val="bullet"/>
+      <w:lvlText w:val=""/>
+      <w:lvlJc w:val="left"/>
+      <w:pPr>
+        <w:ind w:left="2160" w:hanging="360"/>
+      </w:pPr>
+      <w:rPr>
+        <w:rFonts w:ascii="Wingdings" w:hAnsi="Wingdings" w:hint="default"/>
+      </w:rPr>
+    </w:lvl>
+    <w:lvl w:ilvl="3" w:tplc="04160001" w:tentative="1">
+      <w:start w:val="1"/>
+      <w:numFmt w:val="bullet"/>
+      <w:lvlText w:val=""/>
+      <w:lvlJc w:val="left"/>
+      <w:pPr>
+        <w:ind w:left="2880" w:hanging="360"/>
+      </w:pPr>
+      <w:rPr>
+        <w:rFonts w:ascii="Symbol" w:hAnsi="Symbol" w:hint="default"/>
+      </w:rPr>
+    </w:lvl>
+    <w:lvl w:ilvl="4" w:tplc="04160003" w:tentative="1">
+      <w:start w:val="1"/>
+      <w:numFmt w:val="bullet"/>
+      <w:lvlText w:val="o"/>
+      <w:lvlJc w:val="left"/>
+      <w:pPr>
+        <w:ind w:left="3600" w:hanging="360"/>
+      </w:pPr>
+      <w:rPr>
+        <w:rFonts w:ascii="Courier New" w:hAnsi="Courier New" w:cs="Courier New" w:hint="default"/>
+      </w:rPr>
+    </w:lvl>
+    <w:lvl w:ilvl="5" w:tplc="04160005" w:tentative="1">
+      <w:start w:val="1"/>
+      <w:numFmt w:val="bullet"/>
+      <w:lvlText w:val=""/>
+      <w:lvlJc w:val="left"/>
+      <w:pPr>
+        <w:ind w:left="4320" w:hanging="360"/>
+      </w:pPr>
+      <w:rPr>
+        <w:rFonts w:ascii="Wingdings" w:hAnsi="Wingdings" w:hint="default"/>
+      </w:rPr>
+    </w:lvl>
+    <w:lvl w:ilvl="6" w:tplc="04160001" w:tentative="1">
+      <w:start w:val="1"/>
+      <w:numFmt w:val="bullet"/>
+      <w:lvlText w:val=""/>
+      <w:lvlJc w:val="left"/>
+      <w:pPr>
+        <w:ind w:left="5040" w:hanging="360"/>
+      </w:pPr>
+      <w:rPr>
+        <w:rFonts w:ascii="Symbol" w:hAnsi="Symbol" w:hint="default"/>
+      </w:rPr>
+    </w:lvl>
+    <w:lvl w:ilvl="7" w:tplc="04160003" w:tentative="1">
+      <w:start w:val="1"/>
+      <w:numFmt w:val="bullet"/>
+      <w:lvlText w:val="o"/>
+      <w:lvlJc w:val="left"/>
+      <w:pPr>
+        <w:ind w:left="5760" w:hanging="360"/>
+      </w:pPr>
+      <w:rPr>
+        <w:rFonts w:ascii="Courier New" w:hAnsi="Courier New" w:cs="Courier New" w:hint="default"/>
+      </w:rPr>
+    </w:lvl>
+    <w:lvl w:ilvl="8" w:tplc="04160005" w:tentative="1">
+      <w:start w:val="1"/>
+      <w:numFmt w:val="bullet"/>
+      <w:lvlText w:val=""/>
+      <w:lvlJc w:val="left"/>
+      <w:pPr>
+        <w:ind w:left="6480" w:hanging="360"/>
+      </w:pPr>
+      <w:rPr>
+        <w:rFonts w:ascii="Wingdings" w:hAnsi="Wingdings" w:hint="default"/>
+      </w:rPr>
+    </w:lvl>
+  </w:abstractNum>
+  <w:abstractNum w:abstractNumId="17" w15:restartNumberingAfterBreak="0">
+    <w:nsid w:val="5E791C5B"/>
+    <w:multiLevelType w:val="multilevel"/>
+    <w:tmpl w:val="142C3C6A"/>
+    <w:lvl w:ilvl="0">
+      <w:start w:val="1"/>
+      <w:numFmt w:val="bullet"/>
+      <w:lvlText w:val=""/>
+      <w:lvlJc w:val="left"/>
+      <w:pPr>
+        <w:tabs>
+          <w:tab w:val="num" w:pos="720"/>
+        </w:tabs>
+        <w:ind w:left="720" w:hanging="360"/>
+      </w:pPr>
+      <w:rPr>
+        <w:rFonts w:ascii="Symbol" w:hAnsi="Symbol" w:hint="default"/>
+        <w:sz w:val="20"/>
+      </w:rPr>
+    </w:lvl>
+    <w:lvl w:ilvl="1" w:tentative="1">
+      <w:start w:val="1"/>
+      <w:numFmt w:val="bullet"/>
+      <w:lvlText w:val="o"/>
+      <w:lvlJc w:val="left"/>
+      <w:pPr>
+        <w:tabs>
+          <w:tab w:val="num" w:pos="1440"/>
+        </w:tabs>
+        <w:ind w:left="1440" w:hanging="360"/>
+      </w:pPr>
+      <w:rPr>
+        <w:rFonts w:ascii="Courier New" w:hAnsi="Courier New" w:hint="default"/>
+        <w:sz w:val="20"/>
+      </w:rPr>
+    </w:lvl>
+    <w:lvl w:ilvl="2" w:tentative="1">
+      <w:start w:val="1"/>
+      <w:numFmt w:val="bullet"/>
+      <w:lvlText w:val=""/>
+      <w:lvlJc w:val="left"/>
+      <w:pPr>
+        <w:tabs>
+          <w:tab w:val="num" w:pos="2160"/>
+        </w:tabs>
+        <w:ind w:left="2160" w:hanging="360"/>
+      </w:pPr>
+      <w:rPr>
+        <w:rFonts w:ascii="Wingdings" w:hAnsi="Wingdings" w:hint="default"/>
+        <w:sz w:val="20"/>
+      </w:rPr>
+    </w:lvl>
+    <w:lvl w:ilvl="3" w:tentative="1">
+      <w:start w:val="1"/>
+      <w:numFmt w:val="bullet"/>
+      <w:lvlText w:val=""/>
+      <w:lvlJc w:val="left"/>
+      <w:pPr>
+        <w:tabs>
+          <w:tab w:val="num" w:pos="2880"/>
+        </w:tabs>
+        <w:ind w:left="2880" w:hanging="360"/>
+      </w:pPr>
+      <w:rPr>
+        <w:rFonts w:ascii="Wingdings" w:hAnsi="Wingdings" w:hint="default"/>
+        <w:sz w:val="20"/>
+      </w:rPr>
+    </w:lvl>
+    <w:lvl w:ilvl="4" w:tentative="1">
+      <w:start w:val="1"/>
+      <w:numFmt w:val="bullet"/>
+      <w:lvlText w:val=""/>
+      <w:lvlJc w:val="left"/>
+      <w:pPr>
+        <w:tabs>
+          <w:tab w:val="num" w:pos="3600"/>
+        </w:tabs>
+        <w:ind w:left="3600" w:hanging="360"/>
+      </w:pPr>
+      <w:rPr>
+        <w:rFonts w:ascii="Wingdings" w:hAnsi="Wingdings" w:hint="default"/>
+        <w:sz w:val="20"/>
+      </w:rPr>
+    </w:lvl>
+    <w:lvl w:ilvl="5" w:tentative="1">
+      <w:start w:val="1"/>
+      <w:numFmt w:val="bullet"/>
+      <w:lvlText w:val=""/>
+      <w:lvlJc w:val="left"/>
+      <w:pPr>
+        <w:tabs>
+          <w:tab w:val="num" w:pos="4320"/>
+        </w:tabs>
+        <w:ind w:left="4320" w:hanging="360"/>
+      </w:pPr>
+      <w:rPr>
+        <w:rFonts w:ascii="Wingdings" w:hAnsi="Wingdings" w:hint="default"/>
+        <w:sz w:val="20"/>
+      </w:rPr>
+    </w:lvl>
+    <w:lvl w:ilvl="6" w:tentative="1">
+      <w:start w:val="1"/>
+      <w:numFmt w:val="bullet"/>
+      <w:lvlText w:val=""/>
+      <w:lvlJc w:val="left"/>
+      <w:pPr>
+        <w:tabs>
+          <w:tab w:val="num" w:pos="5040"/>
+        </w:tabs>
+        <w:ind w:left="5040" w:hanging="360"/>
+      </w:pPr>
+      <w:rPr>
+        <w:rFonts w:ascii="Wingdings" w:hAnsi="Wingdings" w:hint="default"/>
+        <w:sz w:val="20"/>
+      </w:rPr>
+    </w:lvl>
+    <w:lvl w:ilvl="7" w:tentative="1">
+      <w:start w:val="1"/>
+      <w:numFmt w:val="bullet"/>
+      <w:lvlText w:val=""/>
+      <w:lvlJc w:val="left"/>
+      <w:pPr>
+        <w:tabs>
+          <w:tab w:val="num" w:pos="5760"/>
+        </w:tabs>
+        <w:ind w:left="5760" w:hanging="360"/>
+      </w:pPr>
+      <w:rPr>
+        <w:rFonts w:ascii="Wingdings" w:hAnsi="Wingdings" w:hint="default"/>
+        <w:sz w:val="20"/>
+      </w:rPr>
+    </w:lvl>
+    <w:lvl w:ilvl="8" w:tentative="1">
+      <w:start w:val="1"/>
+      <w:numFmt w:val="bullet"/>
+      <w:lvlText w:val=""/>
+      <w:lvlJc w:val="left"/>
+      <w:pPr>
+        <w:tabs>
+          <w:tab w:val="num" w:pos="6480"/>
+        </w:tabs>
+        <w:ind w:left="6480" w:hanging="360"/>
+      </w:pPr>
+      <w:rPr>
+        <w:rFonts w:ascii="Wingdings" w:hAnsi="Wingdings" w:hint="default"/>
+        <w:sz w:val="20"/>
+      </w:rPr>
+    </w:lvl>
+  </w:abstractNum>
+  <w:abstractNum w:abstractNumId="18" w15:restartNumberingAfterBreak="0">
+    <w:nsid w:val="637F4D95"/>
+    <w:multiLevelType w:val="multilevel"/>
+    <w:tmpl w:val="3580C59C"/>
+    <w:lvl w:ilvl="0">
+      <w:start w:val="1"/>
+      <w:numFmt w:val="bullet"/>
+      <w:lvlText w:val=""/>
+      <w:lvlJc w:val="left"/>
+      <w:pPr>
+        <w:tabs>
+          <w:tab w:val="num" w:pos="720"/>
+        </w:tabs>
+        <w:ind w:left="720" w:hanging="360"/>
+      </w:pPr>
+      <w:rPr>
+        <w:rFonts w:ascii="Symbol" w:hAnsi="Symbol" w:hint="default"/>
+        <w:sz w:val="20"/>
+      </w:rPr>
+    </w:lvl>
+    <w:lvl w:ilvl="1" w:tentative="1">
+      <w:start w:val="1"/>
+      <w:numFmt w:val="bullet"/>
+      <w:lvlText w:val="o"/>
+      <w:lvlJc w:val="left"/>
+      <w:pPr>
+        <w:tabs>
+          <w:tab w:val="num" w:pos="1440"/>
+        </w:tabs>
+        <w:ind w:left="1440" w:hanging="360"/>
+      </w:pPr>
+      <w:rPr>
+        <w:rFonts w:ascii="Courier New" w:hAnsi="Courier New" w:hint="default"/>
+        <w:sz w:val="20"/>
+      </w:rPr>
+    </w:lvl>
+    <w:lvl w:ilvl="2" w:tentative="1">
+      <w:start w:val="1"/>
+      <w:numFmt w:val="bullet"/>
+      <w:lvlText w:val=""/>
+      <w:lvlJc w:val="left"/>
+      <w:pPr>
+        <w:tabs>
+          <w:tab w:val="num" w:pos="2160"/>
+        </w:tabs>
+        <w:ind w:left="2160" w:hanging="360"/>
+      </w:pPr>
+      <w:rPr>
+        <w:rFonts w:ascii="Wingdings" w:hAnsi="Wingdings" w:hint="default"/>
+        <w:sz w:val="20"/>
+      </w:rPr>
+    </w:lvl>
+    <w:lvl w:ilvl="3" w:tentative="1">
+      <w:start w:val="1"/>
+      <w:numFmt w:val="bullet"/>
+      <w:lvlText w:val=""/>
+      <w:lvlJc w:val="left"/>
+      <w:pPr>
+        <w:tabs>
+          <w:tab w:val="num" w:pos="2880"/>
+        </w:tabs>
+        <w:ind w:left="2880" w:hanging="360"/>
+      </w:pPr>
+      <w:rPr>
+        <w:rFonts w:ascii="Wingdings" w:hAnsi="Wingdings" w:hint="default"/>
+        <w:sz w:val="20"/>
+      </w:rPr>
+    </w:lvl>
+    <w:lvl w:ilvl="4" w:tentative="1">
+      <w:start w:val="1"/>
+      <w:numFmt w:val="bullet"/>
+      <w:lvlText w:val=""/>
+      <w:lvlJc w:val="left"/>
+      <w:pPr>
+        <w:tabs>
+          <w:tab w:val="num" w:pos="3600"/>
+        </w:tabs>
+        <w:ind w:left="3600" w:hanging="360"/>
+      </w:pPr>
+      <w:rPr>
+        <w:rFonts w:ascii="Wingdings" w:hAnsi="Wingdings" w:hint="default"/>
+        <w:sz w:val="20"/>
+      </w:rPr>
+    </w:lvl>
+    <w:lvl w:ilvl="5" w:tentative="1">
+      <w:start w:val="1"/>
+      <w:numFmt w:val="bullet"/>
+      <w:lvlText w:val=""/>
+      <w:lvlJc w:val="left"/>
+      <w:pPr>
+        <w:tabs>
+          <w:tab w:val="num" w:pos="4320"/>
+        </w:tabs>
+        <w:ind w:left="4320" w:hanging="360"/>
+      </w:pPr>
+      <w:rPr>
+        <w:rFonts w:ascii="Wingdings" w:hAnsi="Wingdings" w:hint="default"/>
+        <w:sz w:val="20"/>
+      </w:rPr>
+    </w:lvl>
+    <w:lvl w:ilvl="6" w:tentative="1">
+      <w:start w:val="1"/>
+      <w:numFmt w:val="bullet"/>
+      <w:lvlText w:val=""/>
+      <w:lvlJc w:val="left"/>
+      <w:pPr>
+        <w:tabs>
+          <w:tab w:val="num" w:pos="5040"/>
+        </w:tabs>
+        <w:ind w:left="5040" w:hanging="360"/>
+      </w:pPr>
+      <w:rPr>
+        <w:rFonts w:ascii="Wingdings" w:hAnsi="Wingdings" w:hint="default"/>
+        <w:sz w:val="20"/>
+      </w:rPr>
+    </w:lvl>
+    <w:lvl w:ilvl="7" w:tentative="1">
+      <w:start w:val="1"/>
+      <w:numFmt w:val="bullet"/>
+      <w:lvlText w:val=""/>
+      <w:lvlJc w:val="left"/>
+      <w:pPr>
+        <w:tabs>
+          <w:tab w:val="num" w:pos="5760"/>
+        </w:tabs>
+        <w:ind w:left="5760" w:hanging="360"/>
+      </w:pPr>
+      <w:rPr>
+        <w:rFonts w:ascii="Wingdings" w:hAnsi="Wingdings" w:hint="default"/>
+        <w:sz w:val="20"/>
+      </w:rPr>
+    </w:lvl>
+    <w:lvl w:ilvl="8" w:tentative="1">
+      <w:start w:val="1"/>
+      <w:numFmt w:val="bullet"/>
+      <w:lvlText w:val=""/>
+      <w:lvlJc w:val="left"/>
+      <w:pPr>
+        <w:tabs>
+          <w:tab w:val="num" w:pos="6480"/>
+        </w:tabs>
+        <w:ind w:left="6480" w:hanging="360"/>
+      </w:pPr>
+      <w:rPr>
+        <w:rFonts w:ascii="Wingdings" w:hAnsi="Wingdings" w:hint="default"/>
+        <w:sz w:val="20"/>
+      </w:rPr>
+    </w:lvl>
+  </w:abstractNum>
+  <w:abstractNum w:abstractNumId="19" w15:restartNumberingAfterBreak="0">
+    <w:nsid w:val="6F8B6F24"/>
+    <w:multiLevelType w:val="multilevel"/>
+    <w:tmpl w:val="27C4E5AE"/>
+    <w:lvl w:ilvl="0">
+      <w:start w:val="1"/>
+      <w:numFmt w:val="bullet"/>
+      <w:lvlText w:val=""/>
+      <w:lvlJc w:val="left"/>
+      <w:pPr>
+        <w:tabs>
+          <w:tab w:val="num" w:pos="720"/>
+        </w:tabs>
+        <w:ind w:left="720" w:hanging="360"/>
+      </w:pPr>
+      <w:rPr>
+        <w:rFonts w:ascii="Symbol" w:hAnsi="Symbol" w:hint="default"/>
+        <w:sz w:val="20"/>
+      </w:rPr>
+    </w:lvl>
+    <w:lvl w:ilvl="1" w:tentative="1">
+      <w:start w:val="1"/>
+      <w:numFmt w:val="bullet"/>
+      <w:lvlText w:val="o"/>
+      <w:lvlJc w:val="left"/>
+      <w:pPr>
+        <w:tabs>
+          <w:tab w:val="num" w:pos="1440"/>
+        </w:tabs>
+        <w:ind w:left="1440" w:hanging="360"/>
+      </w:pPr>
+      <w:rPr>
+        <w:rFonts w:ascii="Courier New" w:hAnsi="Courier New" w:hint="default"/>
+        <w:sz w:val="20"/>
+      </w:rPr>
+    </w:lvl>
+    <w:lvl w:ilvl="2" w:tentative="1">
+      <w:start w:val="1"/>
+      <w:numFmt w:val="bullet"/>
+      <w:lvlText w:val=""/>
+      <w:lvlJc w:val="left"/>
+      <w:pPr>
+        <w:tabs>
+          <w:tab w:val="num" w:pos="2160"/>
+        </w:tabs>
+        <w:ind w:left="2160" w:hanging="360"/>
+      </w:pPr>
+      <w:rPr>
+        <w:rFonts w:ascii="Wingdings" w:hAnsi="Wingdings" w:hint="default"/>
+        <w:sz w:val="20"/>
+      </w:rPr>
+    </w:lvl>
+    <w:lvl w:ilvl="3" w:tentative="1">
+      <w:start w:val="1"/>
+      <w:numFmt w:val="bullet"/>
+      <w:lvlText w:val=""/>
+      <w:lvlJc w:val="left"/>
+      <w:pPr>
+        <w:tabs>
+          <w:tab w:val="num" w:pos="2880"/>
+        </w:tabs>
+        <w:ind w:left="2880" w:hanging="360"/>
+      </w:pPr>
+      <w:rPr>
+        <w:rFonts w:ascii="Wingdings" w:hAnsi="Wingdings" w:hint="default"/>
+        <w:sz w:val="20"/>
+      </w:rPr>
+    </w:lvl>
+    <w:lvl w:ilvl="4" w:tentative="1">
+      <w:start w:val="1"/>
+      <w:numFmt w:val="bullet"/>
+      <w:lvlText w:val=""/>
+      <w:lvlJc w:val="left"/>
+      <w:pPr>
+        <w:tabs>
+          <w:tab w:val="num" w:pos="3600"/>
+        </w:tabs>
+        <w:ind w:left="3600" w:hanging="360"/>
+      </w:pPr>
+      <w:rPr>
+        <w:rFonts w:ascii="Wingdings" w:hAnsi="Wingdings" w:hint="default"/>
+        <w:sz w:val="20"/>
+      </w:rPr>
+    </w:lvl>
+    <w:lvl w:ilvl="5" w:tentative="1">
+      <w:start w:val="1"/>
+      <w:numFmt w:val="bullet"/>
+      <w:lvlText w:val=""/>
+      <w:lvlJc w:val="left"/>
+      <w:pPr>
+        <w:tabs>
+          <w:tab w:val="num" w:pos="4320"/>
+        </w:tabs>
+        <w:ind w:left="4320" w:hanging="360"/>
+      </w:pPr>
+      <w:rPr>
+        <w:rFonts w:ascii="Wingdings" w:hAnsi="Wingdings" w:hint="default"/>
+        <w:sz w:val="20"/>
+      </w:rPr>
+    </w:lvl>
+    <w:lvl w:ilvl="6" w:tentative="1">
+      <w:start w:val="1"/>
+      <w:numFmt w:val="bullet"/>
+      <w:lvlText w:val=""/>
+      <w:lvlJc w:val="left"/>
+      <w:pPr>
+        <w:tabs>
+          <w:tab w:val="num" w:pos="5040"/>
+        </w:tabs>
+        <w:ind w:left="5040" w:hanging="360"/>
+      </w:pPr>
+      <w:rPr>
+        <w:rFonts w:ascii="Wingdings" w:hAnsi="Wingdings" w:hint="default"/>
+        <w:sz w:val="20"/>
+      </w:rPr>
+    </w:lvl>
+    <w:lvl w:ilvl="7" w:tentative="1">
+      <w:start w:val="1"/>
+      <w:numFmt w:val="bullet"/>
+      <w:lvlText w:val=""/>
+      <w:lvlJc w:val="left"/>
+      <w:pPr>
+        <w:tabs>
+          <w:tab w:val="num" w:pos="5760"/>
+        </w:tabs>
+        <w:ind w:left="5760" w:hanging="360"/>
+      </w:pPr>
+      <w:rPr>
+        <w:rFonts w:ascii="Wingdings" w:hAnsi="Wingdings" w:hint="default"/>
+        <w:sz w:val="20"/>
+      </w:rPr>
+    </w:lvl>
+    <w:lvl w:ilvl="8" w:tentative="1">
+      <w:start w:val="1"/>
+      <w:numFmt w:val="bullet"/>
+      <w:lvlText w:val=""/>
+      <w:lvlJc w:val="left"/>
+      <w:pPr>
+        <w:tabs>
+          <w:tab w:val="num" w:pos="6480"/>
+        </w:tabs>
+        <w:ind w:left="6480" w:hanging="360"/>
+      </w:pPr>
+      <w:rPr>
+        <w:rFonts w:ascii="Wingdings" w:hAnsi="Wingdings" w:hint="default"/>
+        <w:sz w:val="20"/>
+      </w:rPr>
+    </w:lvl>
+  </w:abstractNum>
+  <w:abstractNum w:abstractNumId="20" w15:restartNumberingAfterBreak="0">
     <w:nsid w:val="71E538D2"/>
     <w:multiLevelType w:val="hybridMultilevel"/>
     <w:tmpl w:val="9E18703E"/>
@@ -23913,7 +26098,7 @@
       </w:rPr>
     </w:lvl>
   </w:abstractNum>
-  <w:abstractNum w:abstractNumId="13" w15:restartNumberingAfterBreak="0">
+  <w:abstractNum w:abstractNumId="21" w15:restartNumberingAfterBreak="0">
     <w:nsid w:val="734B4F8D"/>
     <w:multiLevelType w:val="multilevel"/>
     <w:tmpl w:val="250CA7C2"/>
@@ -24062,7 +26247,7 @@
       </w:rPr>
     </w:lvl>
   </w:abstractNum>
-  <w:abstractNum w:abstractNumId="14" w15:restartNumberingAfterBreak="0">
+  <w:abstractNum w:abstractNumId="22" w15:restartNumberingAfterBreak="0">
     <w:nsid w:val="74C91666"/>
     <w:multiLevelType w:val="multilevel"/>
     <w:tmpl w:val="E814ECE4"/>
@@ -24211,7 +26396,7 @@
       </w:rPr>
     </w:lvl>
   </w:abstractNum>
-  <w:abstractNum w:abstractNumId="15" w15:restartNumberingAfterBreak="0">
+  <w:abstractNum w:abstractNumId="23" w15:restartNumberingAfterBreak="0">
     <w:nsid w:val="7A0C7130"/>
     <w:multiLevelType w:val="multilevel"/>
     <w:tmpl w:val="1C30D764"/>
@@ -24361,52 +26546,76 @@
     </w:lvl>
   </w:abstractNum>
   <w:num w:numId="1">
-    <w:abstractNumId w:val="9"/>
+    <w:abstractNumId w:val="14"/>
   </w:num>
   <w:num w:numId="2">
-    <w:abstractNumId w:val="7"/>
+    <w:abstractNumId w:val="12"/>
   </w:num>
   <w:num w:numId="3">
-    <w:abstractNumId w:val="13"/>
+    <w:abstractNumId w:val="21"/>
   </w:num>
   <w:num w:numId="4">
-    <w:abstractNumId w:val="14"/>
+    <w:abstractNumId w:val="22"/>
   </w:num>
   <w:num w:numId="5">
+    <w:abstractNumId w:val="5"/>
+  </w:num>
+  <w:num w:numId="6">
+    <w:abstractNumId w:val="23"/>
+  </w:num>
+  <w:num w:numId="7">
     <w:abstractNumId w:val="3"/>
   </w:num>
-  <w:num w:numId="6">
-    <w:abstractNumId w:val="15"/>
-  </w:num>
-  <w:num w:numId="7">
-    <w:abstractNumId w:val="2"/>
-  </w:num>
   <w:num w:numId="8">
-    <w:abstractNumId w:val="6"/>
+    <w:abstractNumId w:val="8"/>
   </w:num>
   <w:num w:numId="9">
     <w:abstractNumId w:val="0"/>
   </w:num>
   <w:num w:numId="10">
-    <w:abstractNumId w:val="12"/>
+    <w:abstractNumId w:val="20"/>
   </w:num>
   <w:num w:numId="11">
+    <w:abstractNumId w:val="16"/>
+  </w:num>
+  <w:num w:numId="12">
+    <w:abstractNumId w:val="6"/>
+  </w:num>
+  <w:num w:numId="13">
+    <w:abstractNumId w:val="17"/>
+  </w:num>
+  <w:num w:numId="14">
+    <w:abstractNumId w:val="2"/>
+  </w:num>
+  <w:num w:numId="15">
+    <w:abstractNumId w:val="13"/>
+  </w:num>
+  <w:num w:numId="16">
+    <w:abstractNumId w:val="7"/>
+  </w:num>
+  <w:num w:numId="17">
+    <w:abstractNumId w:val="1"/>
+  </w:num>
+  <w:num w:numId="18">
+    <w:abstractNumId w:val="18"/>
+  </w:num>
+  <w:num w:numId="19">
+    <w:abstractNumId w:val="9"/>
+  </w:num>
+  <w:num w:numId="20">
+    <w:abstractNumId w:val="4"/>
+  </w:num>
+  <w:num w:numId="21">
+    <w:abstractNumId w:val="11"/>
+  </w:num>
+  <w:num w:numId="22">
+    <w:abstractNumId w:val="19"/>
+  </w:num>
+  <w:num w:numId="23">
     <w:abstractNumId w:val="10"/>
   </w:num>
-  <w:num w:numId="12">
-    <w:abstractNumId w:val="4"/>
-  </w:num>
-  <w:num w:numId="13">
-    <w:abstractNumId w:val="11"/>
-  </w:num>
-  <w:num w:numId="14">
-    <w:abstractNumId w:val="1"/>
-  </w:num>
-  <w:num w:numId="15">
-    <w:abstractNumId w:val="8"/>
-  </w:num>
-  <w:num w:numId="16">
-    <w:abstractNumId w:val="5"/>
+  <w:num w:numId="24">
+    <w:abstractNumId w:val="15"/>
   </w:num>
   <w:numIdMacAtCleanup w:val="16"/>
 </w:numbering>

--- a/TCC II/[2025] TCC 2/TCCII_NIMSAI.docx
+++ b/TCC II/[2025] TCC 2/TCCII_NIMSAI.docx
@@ -678,7 +678,7 @@
                 <w:noProof/>
                 <w:webHidden/>
               </w:rPr>
-              <w:t>6</w:t>
+              <w:t>7</w:t>
             </w:r>
             <w:r>
               <w:rPr>
@@ -3345,6 +3345,7 @@
         <w:pStyle w:val="CorpodoTexto"/>
         <w:ind w:firstLine="0"/>
       </w:pPr>
+      <w:bookmarkStart w:id="2" w:name="_Hlk205238151"/>
       <w:r>
         <w:rPr>
           <w:highlight w:val="cyan"/>
@@ -3443,17 +3444,18 @@
         <w:t>.</w:t>
       </w:r>
     </w:p>
+    <w:bookmarkEnd w:id="2"/>
     <w:p/>
     <w:p>
       <w:pPr>
         <w:pStyle w:val="Ttulo2"/>
       </w:pPr>
-      <w:bookmarkStart w:id="2" w:name="_Toc205235858"/>
+      <w:bookmarkStart w:id="3" w:name="_Toc205235858"/>
       <w:r>
         <w:t>Organização do Trabalho</w:t>
       </w:r>
       <w:bookmarkEnd w:id="0"/>
-      <w:bookmarkEnd w:id="2"/>
+      <w:bookmarkEnd w:id="3"/>
     </w:p>
     <w:p>
       <w:pPr>
@@ -3471,6 +3473,7 @@
           <w:lang w:eastAsia="pt-BR"/>
         </w:rPr>
       </w:pPr>
+      <w:bookmarkStart w:id="4" w:name="_Hlk205238178"/>
       <w:r>
         <w:rPr>
           <w:rFonts w:eastAsia="Times New Roman" w:cs="Times New Roman"/>
@@ -3824,18 +3827,10 @@
           <w:highlight w:val="cyan"/>
           <w:lang w:eastAsia="pt-BR"/>
         </w:rPr>
-        <w:t>Referências Bibliográficas, são apresentadas todas as fontes utilizadas para a fundamentação teórica do trabalho, devidamente formatadas de acordo com as normas da ABNT</w:t>
-      </w:r>
-      <w:r>
-        <w:rPr>
-          <w:rFonts w:eastAsia="Times New Roman" w:cs="Times New Roman"/>
-          <w:szCs w:val="24"/>
-          <w:highlight w:val="cyan"/>
-          <w:lang w:eastAsia="pt-BR"/>
-        </w:rPr>
-        <w:t>.</w:t>
-      </w:r>
-    </w:p>
+        <w:t>Referências Bibliográficas, são apresentadas todas as fontes utilizadas para a fundamentação teórica do trabalho, devidamente formatadas de acordo com as normas da ABNT.</w:t>
+      </w:r>
+    </w:p>
+    <w:bookmarkEnd w:id="4"/>
     <w:p/>
     <w:p>
       <w:pPr>
@@ -3844,9 +3839,9 @@
           <w:highlight w:val="yellow"/>
         </w:rPr>
       </w:pPr>
-      <w:bookmarkStart w:id="3" w:name="_Toc203431579"/>
-      <w:bookmarkStart w:id="4" w:name="_Toc205235859"/>
-      <w:commentRangeStart w:id="5"/>
+      <w:bookmarkStart w:id="5" w:name="_Toc203431579"/>
+      <w:bookmarkStart w:id="6" w:name="_Toc205235859"/>
+      <w:commentRangeStart w:id="7"/>
       <w:proofErr w:type="spellStart"/>
       <w:r>
         <w:rPr>
@@ -3861,16 +3856,16 @@
         </w:rPr>
         <w:t xml:space="preserve"> Forest</w:t>
       </w:r>
-      <w:bookmarkEnd w:id="3"/>
-      <w:commentRangeEnd w:id="5"/>
+      <w:bookmarkEnd w:id="5"/>
+      <w:commentRangeEnd w:id="7"/>
       <w:r>
         <w:rPr>
           <w:rStyle w:val="Refdecomentrio"/>
           <w:b w:val="0"/>
         </w:rPr>
-        <w:commentReference w:id="5"/>
-      </w:r>
-      <w:bookmarkEnd w:id="4"/>
+        <w:commentReference w:id="7"/>
+      </w:r>
+      <w:bookmarkEnd w:id="6"/>
     </w:p>
     <w:p>
       <w:pPr>
@@ -3959,6 +3954,7 @@
       <w:pPr>
         <w:spacing w:after="200" w:line="276" w:lineRule="auto"/>
       </w:pPr>
+      <w:bookmarkStart w:id="8" w:name="_Hlk205238263"/>
       <w:r>
         <w:rPr>
           <w:highlight w:val="cyan"/>
@@ -4004,7 +4000,7 @@
         <w:lastRenderedPageBreak/>
         <w:t xml:space="preserve">Nos estudos analisados, </w:t>
       </w:r>
-      <w:commentRangeStart w:id="6"/>
+      <w:commentRangeStart w:id="9"/>
       <w:r>
         <w:rPr>
           <w:rStyle w:val="Forte"/>
@@ -4022,7 +4018,7 @@
         </w:rPr>
         <w:t xml:space="preserve"> </w:t>
       </w:r>
-      <w:commentRangeEnd w:id="6"/>
+      <w:commentRangeEnd w:id="9"/>
       <w:r>
         <w:rPr>
           <w:rStyle w:val="Refdecomentrio"/>
@@ -4030,7 +4026,7 @@
           <w:bCs/>
           <w:highlight w:val="cyan"/>
         </w:rPr>
-        <w:commentReference w:id="6"/>
+        <w:commentReference w:id="9"/>
       </w:r>
       <w:r>
         <w:rPr>
@@ -4078,7 +4074,7 @@
         </w:rPr>
         <w:t xml:space="preserve"> </w:t>
       </w:r>
-      <w:commentRangeStart w:id="7"/>
+      <w:commentRangeStart w:id="10"/>
       <w:proofErr w:type="spellStart"/>
       <w:r>
         <w:rPr>
@@ -4147,7 +4143,7 @@
         </w:rPr>
         <w:t xml:space="preserve"> </w:t>
       </w:r>
-      <w:commentRangeEnd w:id="7"/>
+      <w:commentRangeEnd w:id="10"/>
       <w:r>
         <w:rPr>
           <w:rStyle w:val="Refdecomentrio"/>
@@ -4155,7 +4151,7 @@
           <w:bCs/>
           <w:highlight w:val="cyan"/>
         </w:rPr>
-        <w:commentReference w:id="7"/>
+        <w:commentReference w:id="10"/>
       </w:r>
       <w:r>
         <w:rPr>
@@ -4189,6 +4185,7 @@
         <w:t>a entre as métricas de treino e teste, demonstrando boa capacidade de generalização.</w:t>
       </w:r>
     </w:p>
+    <w:bookmarkEnd w:id="8"/>
     <w:p>
       <w:pPr>
         <w:rPr>
@@ -4205,8 +4202,8 @@
           <w:lang w:val="pt-BR"/>
         </w:rPr>
       </w:pPr>
-      <w:bookmarkStart w:id="8" w:name="_Toc203566813"/>
-      <w:bookmarkStart w:id="9" w:name="_Toc205235860"/>
+      <w:bookmarkStart w:id="11" w:name="_Toc203566813"/>
+      <w:bookmarkStart w:id="12" w:name="_Toc205235860"/>
       <w:r>
         <w:rPr>
           <w:highlight w:val="yellow"/>
@@ -4214,8 +4211,8 @@
         </w:rPr>
         <w:t>Árvore de Decisão</w:t>
       </w:r>
-      <w:bookmarkEnd w:id="8"/>
-      <w:bookmarkEnd w:id="9"/>
+      <w:bookmarkEnd w:id="11"/>
+      <w:bookmarkEnd w:id="12"/>
       <w:r>
         <w:rPr>
           <w:highlight w:val="yellow"/>
@@ -4232,16 +4229,16 @@
           <w:lang w:val="pt-BR"/>
         </w:rPr>
       </w:pPr>
-      <w:bookmarkStart w:id="10" w:name="_Toc203566814"/>
-      <w:bookmarkStart w:id="11" w:name="_Toc205235861"/>
+      <w:bookmarkStart w:id="13" w:name="_Toc203566814"/>
+      <w:bookmarkStart w:id="14" w:name="_Toc205235861"/>
       <w:r>
         <w:rPr>
           <w:lang w:val="pt-BR"/>
         </w:rPr>
         <w:t>Conceito de Árvore de Decisão</w:t>
       </w:r>
-      <w:bookmarkEnd w:id="10"/>
-      <w:bookmarkEnd w:id="11"/>
+      <w:bookmarkEnd w:id="13"/>
+      <w:bookmarkEnd w:id="14"/>
     </w:p>
     <w:p>
       <w:pPr>
@@ -4298,7 +4295,15 @@
         <w:t xml:space="preserve">) </w:t>
       </w:r>
       <w:r>
-        <w:t>é um algoritmo de aprendizado de máquina e ao mesmo tempo uma técnica de mineração de dados, utilizada para prever, classificar e extrair conhecimento a partir de dados foi criada esta seção para detalhar sua aplicação e importância. Pode-se dizer que as Árvores de Decisão são modelos hierárquicos que segmentam os dados com base em condições lógicas sucessivas. Elas são eficientes e interpretáveis para tarefas de classificação e regressão, sendo frequentemente utilizadas em conjunto com outros métodos para aumentar a robustez dos modelos (Silva e Silva Neto, 2022).</w:t>
+        <w:t xml:space="preserve">é um algoritmo de aprendizado de máquina e ao mesmo tempo uma técnica de mineração de dados, utilizada para prever, classificar e extrair conhecimento a partir de dados foi criada esta seção para detalhar sua aplicação e importância. Pode-se dizer que as Árvores de Decisão são modelos hierárquicos que segmentam os dados com base em condições lógicas sucessivas. Elas são </w:t>
+      </w:r>
+      <w:proofErr w:type="gramStart"/>
+      <w:r>
+        <w:t>eficientes e interpretáveis</w:t>
+      </w:r>
+      <w:proofErr w:type="gramEnd"/>
+      <w:r>
+        <w:t xml:space="preserve"> para tarefas de classificação e regressão, sendo frequentemente utilizadas em conjunto com outros métodos para aumentar a robustez dos modelos (Silva e Silva Neto, 2022).</w:t>
       </w:r>
     </w:p>
     <w:p>
@@ -4318,6 +4323,7 @@
         <w:spacing w:line="240" w:lineRule="auto"/>
         <w:textAlignment w:val="baseline"/>
       </w:pPr>
+      <w:bookmarkStart w:id="15" w:name="_Hlk205238404"/>
       <w:r>
         <w:rPr>
           <w:rStyle w:val="Forte"/>
@@ -4537,22 +4543,30 @@
         </w:rPr>
         <w:t xml:space="preserve"> </w:t>
       </w:r>
-      <w:commentRangeStart w:id="12"/>
+      <w:commentRangeStart w:id="16"/>
       <w:r>
         <w:rPr>
           <w:highlight w:val="cyan"/>
         </w:rPr>
         <w:t>(RIBEIRO; CORDEIRO; ALVES, 2022).</w:t>
       </w:r>
-      <w:commentRangeEnd w:id="12"/>
+      <w:commentRangeEnd w:id="16"/>
       <w:r>
         <w:rPr>
           <w:rStyle w:val="Refdecomentrio"/>
         </w:rPr>
-        <w:commentReference w:id="12"/>
-      </w:r>
-      <w:r>
-        <w:t xml:space="preserve"> Como pode ser verificado na figura ?.</w:t>
+        <w:commentReference w:id="16"/>
+      </w:r>
+      <w:r>
+        <w:t xml:space="preserve"> Como pode ser verificado na </w:t>
+      </w:r>
+      <w:proofErr w:type="gramStart"/>
+      <w:r>
+        <w:t>figura ?</w:t>
+      </w:r>
+      <w:proofErr w:type="gramEnd"/>
+      <w:r>
+        <w:t>.</w:t>
       </w:r>
     </w:p>
     <w:p>
@@ -4565,8 +4579,13 @@
       <w:pPr>
         <w:pStyle w:val="Legenda"/>
       </w:pPr>
-      <w:r>
-        <w:t>Figura ? – Exemplo de Árvore de Decisão</w:t>
+      <w:proofErr w:type="gramStart"/>
+      <w:r>
+        <w:t>Figura ?</w:t>
+      </w:r>
+      <w:proofErr w:type="gramEnd"/>
+      <w:r>
+        <w:t xml:space="preserve"> – Exemplo de Árvore de Decisão</w:t>
       </w:r>
     </w:p>
     <w:p>
@@ -4824,8 +4843,9 @@
           <w:lang w:eastAsia="pt-BR"/>
         </w:rPr>
       </w:pPr>
-      <w:bookmarkStart w:id="13" w:name="_Toc203566815"/>
-      <w:bookmarkStart w:id="14" w:name="_Toc205235862"/>
+      <w:bookmarkStart w:id="17" w:name="_Toc203566815"/>
+      <w:bookmarkStart w:id="18" w:name="_Toc205235862"/>
+      <w:bookmarkEnd w:id="15"/>
       <w:proofErr w:type="spellStart"/>
       <w:r>
         <w:rPr>
@@ -4840,8 +4860,8 @@
         </w:rPr>
         <w:t xml:space="preserve"> CART (Classification and Regression Trees)</w:t>
       </w:r>
-      <w:bookmarkEnd w:id="13"/>
-      <w:bookmarkEnd w:id="14"/>
+      <w:bookmarkEnd w:id="17"/>
+      <w:bookmarkEnd w:id="18"/>
       <w:r>
         <w:rPr>
           <w:highlight w:val="yellow"/>
@@ -4854,6 +4874,7 @@
         <w:pStyle w:val="NormalWeb"/>
         <w:jc w:val="both"/>
       </w:pPr>
+      <w:bookmarkStart w:id="19" w:name="_Hlk205238593"/>
       <w:r>
         <w:rPr>
           <w:highlight w:val="lightGray"/>
@@ -4916,7 +4937,7 @@
         </w:rPr>
         <w:t xml:space="preserve">) é uma metodologia clássica desenvolvida por </w:t>
       </w:r>
-      <w:commentRangeStart w:id="15"/>
+      <w:commentRangeStart w:id="20"/>
       <w:proofErr w:type="spellStart"/>
       <w:r>
         <w:rPr>
@@ -4931,12 +4952,12 @@
         </w:rPr>
         <w:t xml:space="preserve"> et al. em 1986, </w:t>
       </w:r>
-      <w:commentRangeEnd w:id="15"/>
+      <w:commentRangeEnd w:id="20"/>
       <w:r>
         <w:rPr>
           <w:highlight w:val="lightGray"/>
         </w:rPr>
-        <w:commentReference w:id="15"/>
+        <w:commentReference w:id="20"/>
       </w:r>
       <w:r>
         <w:rPr>
@@ -5023,7 +5044,7 @@
         </w:rPr>
         <w:t>“</w:t>
       </w:r>
-      <w:commentRangeStart w:id="16"/>
+      <w:commentRangeStart w:id="21"/>
       <w:r>
         <w:rPr>
           <w:rFonts w:eastAsia="Times New Roman" w:cs="Times New Roman"/>
@@ -5035,12 +5056,12 @@
         </w:rPr>
         <w:t>é referido como uma medida de pureza do nó, indicando que um nó puro contém predominantemente observações de uma única classe</w:t>
       </w:r>
-      <w:commentRangeEnd w:id="16"/>
+      <w:commentRangeEnd w:id="21"/>
       <w:r>
         <w:rPr>
           <w:rStyle w:val="Refdecomentrio"/>
         </w:rPr>
-        <w:commentReference w:id="16"/>
+        <w:commentReference w:id="21"/>
       </w:r>
       <w:r>
         <w:rPr>
@@ -5214,6 +5235,7 @@
         <w:t>.</w:t>
       </w:r>
     </w:p>
+    <w:bookmarkEnd w:id="19"/>
     <w:p>
       <w:pPr>
         <w:rPr>
@@ -5231,9 +5253,9 @@
           <w:lang w:val="pt-BR"/>
         </w:rPr>
       </w:pPr>
-      <w:bookmarkStart w:id="17" w:name="_Toc203566816"/>
-      <w:bookmarkStart w:id="18" w:name="_Toc205235863"/>
-      <w:commentRangeStart w:id="19"/>
+      <w:bookmarkStart w:id="22" w:name="_Toc203566816"/>
+      <w:bookmarkStart w:id="23" w:name="_Toc205235863"/>
+      <w:commentRangeStart w:id="24"/>
       <w:r>
         <w:rPr>
           <w:highlight w:val="yellow"/>
@@ -5242,16 +5264,16 @@
         <w:lastRenderedPageBreak/>
         <w:t>Métricas de Avaliação Preditiva/ Modelo</w:t>
       </w:r>
-      <w:commentRangeEnd w:id="19"/>
+      <w:commentRangeEnd w:id="24"/>
       <w:r>
         <w:rPr>
           <w:rStyle w:val="Refdecomentrio"/>
           <w:highlight w:val="yellow"/>
         </w:rPr>
-        <w:commentReference w:id="19"/>
-      </w:r>
-      <w:bookmarkEnd w:id="17"/>
-      <w:bookmarkEnd w:id="18"/>
+        <w:commentReference w:id="24"/>
+      </w:r>
+      <w:bookmarkEnd w:id="22"/>
+      <w:bookmarkEnd w:id="23"/>
       <w:r>
         <w:rPr>
           <w:highlight w:val="yellow"/>
@@ -5281,6 +5303,7 @@
           <w:lang w:eastAsia="pt-BR"/>
         </w:rPr>
       </w:pPr>
+      <w:bookmarkStart w:id="25" w:name="_Hlk205238644"/>
       <w:r>
         <w:rPr>
           <w:rFonts w:eastAsia="Times New Roman" w:cs="Times New Roman"/>
@@ -5358,7 +5381,9 @@
           <w:highlight w:val="yellow"/>
         </w:rPr>
       </w:pPr>
-      <w:bookmarkStart w:id="20" w:name="_Toc205235864"/>
+      <w:bookmarkStart w:id="26" w:name="_Toc205235864"/>
+      <w:bookmarkStart w:id="27" w:name="_Hlk205238715"/>
+      <w:bookmarkEnd w:id="25"/>
       <w:proofErr w:type="spellStart"/>
       <w:r>
         <w:rPr>
@@ -5389,7 +5414,7 @@
         </w:rPr>
         <w:t>Confusão</w:t>
       </w:r>
-      <w:bookmarkEnd w:id="20"/>
+      <w:bookmarkEnd w:id="26"/>
       <w:proofErr w:type="spellEnd"/>
     </w:p>
     <w:p>
@@ -5399,7 +5424,9 @@
           <w:highlight w:val="cyan"/>
         </w:rPr>
       </w:pPr>
-      <w:commentRangeStart w:id="21"/>
+      <w:bookmarkStart w:id="28" w:name="_Hlk205238800"/>
+      <w:bookmarkEnd w:id="27"/>
+      <w:commentRangeStart w:id="29"/>
       <w:r>
         <w:rPr>
           <w:highlight w:val="cyan"/>
@@ -5461,13 +5488,13 @@
         </w:rPr>
         <w:t xml:space="preserve"> fornecendo uma visão detalhada da efetividade do modelo preditivo (VITÓRIA, 2021).</w:t>
       </w:r>
-      <w:commentRangeEnd w:id="21"/>
+      <w:commentRangeEnd w:id="29"/>
       <w:r>
         <w:rPr>
           <w:rStyle w:val="Refdecomentrio"/>
           <w:highlight w:val="cyan"/>
         </w:rPr>
-        <w:commentReference w:id="21"/>
+        <w:commentReference w:id="29"/>
       </w:r>
     </w:p>
     <w:p>
@@ -5487,7 +5514,27 @@
           <w:highlight w:val="cyan"/>
           <w:lang w:eastAsia="pt-BR"/>
         </w:rPr>
-        <w:t>A matriz de confusão apresentado em forma de tabela quantos acertos e erros o modelo cometeu para cada classe, pode ser verificada na tabela ?.</w:t>
+        <w:t xml:space="preserve">A matriz de confusão apresentado em forma de tabela quantos acertos e erros o modelo cometeu para cada classe, pode ser verificada na </w:t>
+      </w:r>
+      <w:proofErr w:type="gramStart"/>
+      <w:r>
+        <w:rPr>
+          <w:rFonts w:eastAsia="Times New Roman" w:cs="Times New Roman"/>
+          <w:szCs w:val="24"/>
+          <w:highlight w:val="cyan"/>
+          <w:lang w:eastAsia="pt-BR"/>
+        </w:rPr>
+        <w:t>tabela ?</w:t>
+      </w:r>
+      <w:proofErr w:type="gramEnd"/>
+      <w:r>
+        <w:rPr>
+          <w:rFonts w:eastAsia="Times New Roman" w:cs="Times New Roman"/>
+          <w:szCs w:val="24"/>
+          <w:highlight w:val="cyan"/>
+          <w:lang w:eastAsia="pt-BR"/>
+        </w:rPr>
+        <w:t>.</w:t>
       </w:r>
     </w:p>
     <w:p>
@@ -5497,11 +5544,19 @@
           <w:highlight w:val="cyan"/>
         </w:rPr>
       </w:pPr>
-      <w:r>
-        <w:rPr>
-          <w:highlight w:val="cyan"/>
-        </w:rPr>
-        <w:t xml:space="preserve">Tabela ? – Exemplo </w:t>
+      <w:proofErr w:type="gramStart"/>
+      <w:r>
+        <w:rPr>
+          <w:highlight w:val="cyan"/>
+        </w:rPr>
+        <w:t>Tabela ?</w:t>
+      </w:r>
+      <w:proofErr w:type="gramEnd"/>
+      <w:r>
+        <w:rPr>
+          <w:highlight w:val="cyan"/>
+        </w:rPr>
+        <w:t xml:space="preserve"> – Exemplo </w:t>
       </w:r>
       <w:r>
         <w:rPr>
@@ -5963,7 +6018,9 @@
           <w:highlight w:val="yellow"/>
         </w:rPr>
       </w:pPr>
-      <w:bookmarkStart w:id="22" w:name="_Toc205235865"/>
+      <w:bookmarkStart w:id="30" w:name="_Toc205235865"/>
+      <w:bookmarkStart w:id="31" w:name="_Hlk205238733"/>
+      <w:bookmarkEnd w:id="28"/>
       <w:proofErr w:type="spellStart"/>
       <w:r>
         <w:rPr>
@@ -5974,7 +6031,7 @@
         </w:rPr>
         <w:t>Acurácia</w:t>
       </w:r>
-      <w:bookmarkEnd w:id="22"/>
+      <w:bookmarkEnd w:id="30"/>
       <w:proofErr w:type="spellEnd"/>
     </w:p>
     <w:p>
@@ -5987,26 +6044,28 @@
           <w:lang w:eastAsia="pt-BR"/>
         </w:rPr>
       </w:pPr>
+      <w:bookmarkStart w:id="32" w:name="_Hlk205239007"/>
+      <w:bookmarkEnd w:id="31"/>
       <w:r>
         <w:rPr>
           <w:highlight w:val="cyan"/>
         </w:rPr>
         <w:t>“</w:t>
       </w:r>
-      <w:commentRangeStart w:id="23"/>
+      <w:commentRangeStart w:id="33"/>
       <w:r>
         <w:rPr>
           <w:highlight w:val="cyan"/>
         </w:rPr>
         <w:t xml:space="preserve">A acurácia representa um percentual total de acertos do modelo. Essa métrica nem sempre é uma medida muito boa para trabalhar com modelos de classificação, pois ela pode induzir a achar que um modelo que prediz corretamente uma classe A, mas erra muito ao predizer a classe B seja um modelo muito bom” </w:t>
       </w:r>
-      <w:commentRangeEnd w:id="23"/>
+      <w:commentRangeEnd w:id="33"/>
       <w:r>
         <w:rPr>
           <w:rStyle w:val="Refdecomentrio"/>
           <w:highlight w:val="cyan"/>
         </w:rPr>
-        <w:commentReference w:id="23"/>
+        <w:commentReference w:id="33"/>
       </w:r>
       <w:r>
         <w:rPr>
@@ -6050,6 +6109,7 @@
         </w:rPr>
         <w:t xml:space="preserve"> mede a proporção total de predições corretas em relação ao número total de observações. A fórmula para seu cálculo pode ser verificada na </w:t>
       </w:r>
+      <w:proofErr w:type="gramStart"/>
       <w:r>
         <w:rPr>
           <w:rStyle w:val="Forte"/>
@@ -6059,6 +6119,7 @@
         </w:rPr>
         <w:t>Equação ?</w:t>
       </w:r>
+      <w:proofErr w:type="gramEnd"/>
     </w:p>
     <w:tbl>
       <w:tblPr>
@@ -6092,6 +6153,7 @@
                 <w:highlight w:val="cyan"/>
               </w:rPr>
             </w:pPr>
+            <w:bookmarkStart w:id="34" w:name="_Hlk205239022"/>
           </w:p>
         </w:tc>
         <w:tc>
@@ -6202,6 +6264,7 @@
         </w:tc>
       </w:tr>
     </w:tbl>
+    <w:bookmarkEnd w:id="34"/>
     <w:p>
       <w:pPr>
         <w:pStyle w:val="NormalWeb"/>
@@ -6371,6 +6434,7 @@
         <w:t xml:space="preserve"> de saúde.</w:t>
       </w:r>
     </w:p>
+    <w:bookmarkEnd w:id="32"/>
     <w:p>
       <w:pPr>
         <w:pStyle w:val="NormalWeb"/>
@@ -6390,6 +6454,7 @@
           <w:highlight w:val="yellow"/>
         </w:rPr>
       </w:pPr>
+      <w:bookmarkStart w:id="35" w:name="_Hlk205238741"/>
       <w:proofErr w:type="spellStart"/>
       <w:r>
         <w:rPr>
@@ -6418,6 +6483,8 @@
           <w:highlight w:val="cyan"/>
         </w:rPr>
       </w:pPr>
+      <w:bookmarkStart w:id="36" w:name="_Hlk205239080"/>
+      <w:bookmarkEnd w:id="35"/>
       <w:r>
         <w:rPr>
           <w:highlight w:val="cyan"/>
@@ -6472,6 +6539,7 @@
         </w:rPr>
         <w:t xml:space="preserve">A fórmula para seu cálculo pode ser verificada na </w:t>
       </w:r>
+      <w:proofErr w:type="gramStart"/>
       <w:r>
         <w:rPr>
           <w:rStyle w:val="Forte"/>
@@ -6490,6 +6558,7 @@
         </w:rPr>
         <w:t>?</w:t>
       </w:r>
+      <w:proofErr w:type="gramEnd"/>
     </w:p>
     <w:tbl>
       <w:tblPr>
@@ -6523,6 +6592,7 @@
                 <w:highlight w:val="lightGray"/>
               </w:rPr>
             </w:pPr>
+            <w:bookmarkStart w:id="37" w:name="_Hlk205239090"/>
           </w:p>
         </w:tc>
         <w:tc>
@@ -6625,6 +6695,7 @@
         </w:tc>
       </w:tr>
     </w:tbl>
+    <w:bookmarkEnd w:id="37"/>
     <w:p>
       <w:pPr>
         <w:pStyle w:val="NormalWeb"/>
@@ -6740,6 +6811,8 @@
           <w:highlight w:val="yellow"/>
         </w:rPr>
       </w:pPr>
+      <w:bookmarkStart w:id="38" w:name="_Hlk205238748"/>
+      <w:bookmarkEnd w:id="36"/>
       <w:proofErr w:type="spellStart"/>
       <w:r>
         <w:rPr>
@@ -6811,11 +6884,27 @@
           <w:lang w:eastAsia="pt-BR"/>
         </w:rPr>
       </w:pPr>
-      <w:r>
-        <w:rPr>
-          <w:highlight w:val="cyan"/>
-        </w:rPr>
-        <w:t>“Já a métrica recall mostra a capacidade do modelo de encontrar todas as instâncias positivas, isto é, para todas as instâncias que são, de fato, positivas, qual é o percentual de acerto” (SILVA; SILVA NETO, 2022</w:t>
+      <w:bookmarkStart w:id="39" w:name="_Hlk205239150"/>
+      <w:bookmarkEnd w:id="38"/>
+      <w:r>
+        <w:rPr>
+          <w:highlight w:val="cyan"/>
+        </w:rPr>
+        <w:t xml:space="preserve">“Já a </w:t>
+      </w:r>
+      <w:proofErr w:type="gramStart"/>
+      <w:r>
+        <w:rPr>
+          <w:highlight w:val="cyan"/>
+        </w:rPr>
+        <w:t>métrica recall</w:t>
+      </w:r>
+      <w:proofErr w:type="gramEnd"/>
+      <w:r>
+        <w:rPr>
+          <w:highlight w:val="cyan"/>
+        </w:rPr>
+        <w:t xml:space="preserve"> mostra a capacidade do modelo de encontrar todas as instâncias positivas, isto é, para todas as instâncias que são, de fato, positivas, qual é o percentual de acerto” (SILVA; SILVA NETO, 2022</w:t>
       </w:r>
       <w:r>
         <w:rPr>
@@ -6878,6 +6967,7 @@
         </w:rPr>
         <w:t xml:space="preserve"> A fórmula para seu cálculo pode ser verificada na </w:t>
       </w:r>
+      <w:proofErr w:type="gramStart"/>
       <w:r>
         <w:rPr>
           <w:rStyle w:val="Forte"/>
@@ -6887,6 +6977,7 @@
         </w:rPr>
         <w:t>Equação ?</w:t>
       </w:r>
+      <w:proofErr w:type="gramEnd"/>
     </w:p>
     <w:tbl>
       <w:tblPr>
@@ -6920,6 +7011,7 @@
                 <w:highlight w:val="lightGray"/>
               </w:rPr>
             </w:pPr>
+            <w:bookmarkStart w:id="40" w:name="_Hlk205239171"/>
           </w:p>
         </w:tc>
         <w:tc>
@@ -7022,6 +7114,7 @@
         </w:tc>
       </w:tr>
     </w:tbl>
+    <w:bookmarkEnd w:id="40"/>
     <w:p>
       <w:pPr>
         <w:pStyle w:val="NormalWeb"/>
@@ -7173,6 +7266,7 @@
         <w:t>.</w:t>
       </w:r>
     </w:p>
+    <w:bookmarkEnd w:id="39"/>
     <w:p>
       <w:pPr>
         <w:pStyle w:val="NormalWeb"/>
@@ -7191,6 +7285,7 @@
           <w:highlight w:val="yellow"/>
         </w:rPr>
       </w:pPr>
+      <w:bookmarkStart w:id="41" w:name="_Hlk205238754"/>
       <w:r>
         <w:rPr>
           <w:rStyle w:val="Forte"/>
@@ -7205,6 +7300,8 @@
       <w:pPr>
         <w:spacing w:before="100" w:beforeAutospacing="1" w:after="100" w:afterAutospacing="1" w:line="240" w:lineRule="auto"/>
       </w:pPr>
+      <w:bookmarkStart w:id="42" w:name="_Hlk205239229"/>
+      <w:bookmarkEnd w:id="41"/>
       <w:r>
         <w:rPr>
           <w:rFonts w:eastAsia="Times New Roman" w:cs="Times New Roman"/>
@@ -7351,6 +7448,7 @@
                 <w:highlight w:val="lightGray"/>
               </w:rPr>
             </w:pPr>
+            <w:bookmarkStart w:id="43" w:name="_Hlk205239257"/>
           </w:p>
         </w:tc>
         <w:tc>
@@ -7449,6 +7547,7 @@
           </w:p>
         </w:tc>
       </w:tr>
+      <w:bookmarkEnd w:id="43"/>
     </w:tbl>
     <w:p>
       <w:pPr>
@@ -7468,7 +7567,7 @@
           <w:lang w:eastAsia="en-US"/>
         </w:rPr>
       </w:pPr>
-      <w:commentRangeStart w:id="24"/>
+      <w:commentRangeStart w:id="44"/>
       <w:r>
         <w:rPr>
           <w:rFonts w:eastAsiaTheme="minorHAnsi" w:cstheme="minorBidi"/>
@@ -7519,14 +7618,14 @@
         </w:rPr>
         <w:t xml:space="preserve"> (1979) no contexto de recuperação de informações e o número “1” indica que é utilizada a média harmônica padrão (também chamada de F1).</w:t>
       </w:r>
-      <w:commentRangeEnd w:id="24"/>
+      <w:commentRangeEnd w:id="44"/>
       <w:r>
         <w:rPr>
           <w:rStyle w:val="Refdecomentrio"/>
           <w:rFonts w:eastAsiaTheme="minorHAnsi" w:cstheme="minorBidi"/>
           <w:lang w:eastAsia="en-US"/>
         </w:rPr>
-        <w:commentReference w:id="24"/>
+        <w:commentReference w:id="44"/>
       </w:r>
     </w:p>
     <w:p>
@@ -7540,6 +7639,8 @@
           <w:lang w:val="pt-BR"/>
         </w:rPr>
       </w:pPr>
+      <w:bookmarkStart w:id="45" w:name="_Hlk205238760"/>
+      <w:bookmarkEnd w:id="42"/>
       <w:r>
         <w:rPr>
           <w:rStyle w:val="Forte"/>
@@ -7561,6 +7662,8 @@
           <w:lang w:eastAsia="pt-BR"/>
         </w:rPr>
       </w:pPr>
+      <w:bookmarkStart w:id="46" w:name="_Hlk205239316"/>
+      <w:bookmarkEnd w:id="45"/>
       <w:r>
         <w:rPr>
           <w:rFonts w:eastAsia="Times New Roman" w:cs="Times New Roman"/>
@@ -7818,7 +7921,7 @@
         </w:rPr>
         <w:t xml:space="preserve"> Curve (AUC). A curva ROC mensura a capacidade de predição do modelo proposto por meio das predições da sensibilidade e da especificidade. Essa técnica serve para visualizar, organizar e classificar o modelo com base na performance preditiva; em termos práticos, quanto mais ao noroeste do gráfico a curva estiver, melhor”</w:t>
       </w:r>
-      <w:commentRangeStart w:id="25"/>
+      <w:commentRangeStart w:id="47"/>
       <w:r>
         <w:rPr>
           <w:highlight w:val="cyan"/>
@@ -7837,13 +7940,13 @@
         </w:rPr>
         <w:t>.</w:t>
       </w:r>
-      <w:commentRangeEnd w:id="25"/>
+      <w:commentRangeEnd w:id="47"/>
       <w:r>
         <w:rPr>
           <w:rStyle w:val="Refdecomentrio"/>
           <w:highlight w:val="cyan"/>
         </w:rPr>
-        <w:commentReference w:id="25"/>
+        <w:commentReference w:id="47"/>
       </w:r>
     </w:p>
     <w:p>
@@ -7964,6 +8067,7 @@
                 <w:highlight w:val="cyan"/>
               </w:rPr>
             </w:pPr>
+            <w:bookmarkStart w:id="48" w:name="_Hlk205239436"/>
           </w:p>
         </w:tc>
         <w:tc>
@@ -8066,6 +8170,7 @@
         </w:tc>
       </w:tr>
     </w:tbl>
+    <w:bookmarkEnd w:id="48"/>
     <w:p>
       <w:pPr>
         <w:spacing w:before="100" w:beforeAutospacing="1" w:after="100" w:afterAutospacing="1" w:line="240" w:lineRule="auto"/>
@@ -8179,6 +8284,7 @@
                 <w:highlight w:val="cyan"/>
               </w:rPr>
             </w:pPr>
+            <w:bookmarkStart w:id="49" w:name="_Hlk205239465"/>
           </w:p>
         </w:tc>
         <w:tc>
@@ -8281,6 +8387,7 @@
         </w:tc>
       </w:tr>
     </w:tbl>
+    <w:bookmarkEnd w:id="49"/>
     <w:p>
       <w:pPr>
         <w:spacing w:before="100" w:beforeAutospacing="1" w:after="100" w:afterAutospacing="1" w:line="240" w:lineRule="auto"/>
@@ -8543,6 +8650,8 @@
           <w:lang w:val="pt-BR"/>
         </w:rPr>
       </w:pPr>
+      <w:bookmarkStart w:id="50" w:name="_Hlk205238772"/>
+      <w:bookmarkEnd w:id="46"/>
       <w:r>
         <w:rPr>
           <w:rStyle w:val="Forte"/>
@@ -8574,6 +8683,7 @@
         <w:t>Avaliação de Modelos Preditivos</w:t>
       </w:r>
     </w:p>
+    <w:bookmarkEnd w:id="50"/>
     <w:p>
       <w:pPr>
         <w:spacing w:after="160" w:line="259" w:lineRule="auto"/>
@@ -8590,6 +8700,7 @@
           <w:highlight w:val="cyan"/>
         </w:rPr>
       </w:pPr>
+      <w:bookmarkStart w:id="51" w:name="_Hlk205239517"/>
       <w:r>
         <w:rPr>
           <w:highlight w:val="cyan"/>
@@ -8648,20 +8759,20 @@
         </w:rPr>
         <w:t xml:space="preserve"> que modelos </w:t>
       </w:r>
-      <w:commentRangeStart w:id="26"/>
+      <w:commentRangeStart w:id="52"/>
       <w:r>
         <w:rPr>
           <w:highlight w:val="cyan"/>
         </w:rPr>
         <w:t>ensemble</w:t>
       </w:r>
-      <w:commentRangeEnd w:id="26"/>
+      <w:commentRangeEnd w:id="52"/>
       <w:r>
         <w:rPr>
           <w:rStyle w:val="Refdecomentrio"/>
           <w:highlight w:val="cyan"/>
         </w:rPr>
-        <w:commentReference w:id="26"/>
+        <w:commentReference w:id="52"/>
       </w:r>
       <w:r>
         <w:rPr>
@@ -8720,7 +8831,11 @@
         </w:rPr>
         <w:t>Dessa forma, a escolha das métricas neste trabalho foi fundamentada na necessidade de se considerar tanto o desbalanceamento de classes quanto a gravidade associada aos erros de classificação. Trabalhos revisados (JÚNIOR, 2024; SILVA, 2021) justificam o uso combinado de acurácia, precisão, recall, F1-score e AUC-ROC, permitindo uma avaliação mais abrangente do modelo. Em especial, o F1-score e a AUC-ROC mostraram-se mais adequados para aplicações em bases de saúde, onde a correta identificação de casos graves é essencial para a tomada de decisões clínicas</w:t>
       </w:r>
-    </w:p>
+      <w:r>
+        <w:t>.</w:t>
+      </w:r>
+    </w:p>
+    <w:bookmarkEnd w:id="51"/>
     <w:p>
       <w:pPr>
         <w:spacing w:after="160" w:line="259" w:lineRule="auto"/>
@@ -8752,16 +8867,16 @@
         <w:lastRenderedPageBreak/>
         <w:t xml:space="preserve"> </w:t>
       </w:r>
-      <w:bookmarkStart w:id="27" w:name="_Toc203566817"/>
-      <w:bookmarkStart w:id="28" w:name="_Toc205235866"/>
+      <w:bookmarkStart w:id="53" w:name="_Toc203566817"/>
+      <w:bookmarkStart w:id="54" w:name="_Toc205235866"/>
       <w:r>
         <w:rPr>
           <w:highlight w:val="yellow"/>
         </w:rPr>
         <w:t>Trabalhos Relacionados</w:t>
       </w:r>
-      <w:bookmarkEnd w:id="27"/>
-      <w:bookmarkEnd w:id="28"/>
+      <w:bookmarkEnd w:id="53"/>
+      <w:bookmarkEnd w:id="54"/>
     </w:p>
     <w:p>
       <w:pPr>
@@ -8778,7 +8893,8 @@
           <w:highlight w:val="lightGray"/>
         </w:rPr>
       </w:pPr>
-      <w:commentRangeStart w:id="29"/>
+      <w:bookmarkStart w:id="55" w:name="_Hlk205239561"/>
+      <w:commentRangeStart w:id="56"/>
       <w:r>
         <w:rPr>
           <w:highlight w:val="cyan"/>
@@ -8925,12 +9041,12 @@
         </w:rPr>
         <w:t>.</w:t>
       </w:r>
-      <w:commentRangeEnd w:id="29"/>
+      <w:commentRangeEnd w:id="56"/>
       <w:r>
         <w:rPr>
           <w:rStyle w:val="Refdecomentrio"/>
         </w:rPr>
-        <w:commentReference w:id="29"/>
+        <w:commentReference w:id="56"/>
       </w:r>
     </w:p>
     <w:p>
@@ -8949,7 +9065,7 @@
           <w:highlight w:val="cyan"/>
         </w:rPr>
       </w:pPr>
-      <w:commentRangeStart w:id="30"/>
+      <w:commentRangeStart w:id="57"/>
       <w:r>
         <w:rPr>
           <w:highlight w:val="cyan"/>
@@ -9004,13 +9120,13 @@
         </w:rPr>
         <w:t>, que obteve acurácia de 77%. Os principais fatores associados ao desfecho foram idade, uso de suporte ventilatório e internação em UTI. O estudo também ressaltou a relevância do uso de métricas como F1-score e AUC-ROC na avaliação de modelos em bases de dados desbalanceadas, reforçando o potencial da inteligência artificial como apoio a decisões clínicas e políticas de saúde.</w:t>
       </w:r>
-      <w:commentRangeEnd w:id="30"/>
+      <w:commentRangeEnd w:id="57"/>
       <w:r>
         <w:rPr>
           <w:rStyle w:val="Refdecomentrio"/>
           <w:highlight w:val="cyan"/>
         </w:rPr>
-        <w:commentReference w:id="30"/>
+        <w:commentReference w:id="57"/>
       </w:r>
     </w:p>
     <w:p>
@@ -9028,38 +9144,21 @@
           <w:highlight w:val="cyan"/>
         </w:rPr>
       </w:pPr>
-      <w:commentRangeStart w:id="31"/>
+      <w:commentRangeStart w:id="58"/>
       <w:r>
         <w:rPr>
           <w:highlight w:val="cyan"/>
         </w:rPr>
         <w:t>Ribeiro et al. (2022) utilizaram uma árvore de classificação (CART) para estimar a probabilidade de cura ou óbito em pacientes com Síndrome Respiratória Aguda Grave (SRAG) no Brasil, abrangendo casos relacionados e não relacionados à COVID-19 entre 2020 e 2022. O modelo foi validado por meio de validação cruzada, apresentando boa precisão e identificando padrões relevantes entre comorbidades e desfecho clínico, os resultados mostraram que determinadas combinações de comorbidades influenciam o prognóstico. Como por exemplo a associação de doença renal crônica com asma, que aumentou a chance de cura, enquanto combinações como doença renal crônica, doença hematológica crônica e diabetes mellitus estiveram relacionadas a maior risco de óbito. Para casos de SRAG associados à COVID-19, a maior taxa de cura (75%) foi observada em pacientes com doença neurológica crônica, cardiovascular e hematológica, enquanto em casos não relacionados, indivíduos sem comorbidades apresentaram taxa de cura semelhante (75%). O estudo conclui que a árvore de decisão é uma ferramenta útil na análise de dados clínicos, permitindo identificar perfis de risco e apoiar a tomada de decisões em saúde pública.</w:t>
       </w:r>
-      <w:commentRangeEnd w:id="31"/>
+      <w:commentRangeEnd w:id="58"/>
       <w:r>
         <w:rPr>
           <w:rStyle w:val="Refdecomentrio"/>
           <w:highlight w:val="cyan"/>
         </w:rPr>
-        <w:commentReference w:id="31"/>
-      </w:r>
-    </w:p>
-    <w:p>
-      <w:pPr>
-        <w:spacing w:line="240" w:lineRule="auto"/>
-        <w:rPr>
-          <w:highlight w:val="cyan"/>
-        </w:rPr>
-      </w:pPr>
-    </w:p>
-    <w:p>
-      <w:pPr>
-        <w:spacing w:line="240" w:lineRule="auto"/>
-        <w:jc w:val="left"/>
-        <w:rPr>
-          <w:highlight w:val="lightGray"/>
-        </w:rPr>
-      </w:pPr>
+        <w:commentReference w:id="58"/>
+      </w:r>
     </w:p>
     <w:p>
       <w:pPr>
@@ -9077,8 +9176,8 @@
           <w:highlight w:val="lightGray"/>
         </w:rPr>
       </w:pPr>
-      <w:commentRangeStart w:id="32"/>
-      <w:commentRangeStart w:id="33"/>
+      <w:commentRangeStart w:id="59"/>
+      <w:commentRangeStart w:id="60"/>
       <w:proofErr w:type="spellStart"/>
       <w:r>
         <w:rPr>
@@ -9275,34 +9374,36 @@
         <w:rPr>
           <w:highlight w:val="lightGray"/>
         </w:rPr>
-        <w:t xml:space="preserve"> hospitais testados. O estudo conclui que essa </w:t>
+        <w:t xml:space="preserve"> hospitais testados. O estudo conclui que essa abordagem pode acelerar o treinamento de modelos em locais com menos dados, </w:t>
       </w:r>
       <w:r>
         <w:rPr>
           <w:highlight w:val="lightGray"/>
         </w:rPr>
         <w:lastRenderedPageBreak/>
-        <w:t>abordagem pode acelerar o treinamento de modelos em locais com menos dados, aumentando a adaptabilidade e a eficiência na gestão hospitalar e na tomada de decisões clínicas.</w:t>
-      </w:r>
-      <w:commentRangeEnd w:id="32"/>
+        <w:t>aumentando a adaptabilidade e a eficiência na gestão hospitalar e na tomada de decisões clínicas.</w:t>
+      </w:r>
+      <w:commentRangeEnd w:id="59"/>
       <w:r>
         <w:rPr>
           <w:rStyle w:val="Refdecomentrio"/>
         </w:rPr>
-        <w:commentReference w:id="32"/>
-      </w:r>
-      <w:commentRangeEnd w:id="33"/>
+        <w:commentReference w:id="59"/>
+      </w:r>
+      <w:commentRangeEnd w:id="60"/>
       <w:r>
         <w:rPr>
           <w:rStyle w:val="Refdecomentrio"/>
         </w:rPr>
-        <w:commentReference w:id="33"/>
-      </w:r>
-    </w:p>
-    <w:p>
-      <w:pPr>
-        <w:spacing w:after="160" w:line="259" w:lineRule="auto"/>
-        <w:jc w:val="left"/>
+        <w:commentReference w:id="60"/>
+      </w:r>
+    </w:p>
+    <w:p>
+      <w:pPr>
+        <w:spacing w:line="240" w:lineRule="auto"/>
+        <w:rPr>
+          <w:highlight w:val="lightGray"/>
+        </w:rPr>
       </w:pPr>
     </w:p>
     <w:p>
@@ -9465,6 +9566,7 @@
         </w:rPr>
         <w:t>, e justificam a escolha de métricas como F1-score e AUC-ROC para avaliar o desempenho em bases desbalanceadas, como a do SRAG, garantindo uma análise mais robusta e alinhada às necessidades da saúde pública.</w:t>
       </w:r>
+      <w:bookmarkEnd w:id="55"/>
       <w:r>
         <w:br w:type="page"/>
       </w:r>
@@ -9476,9 +9578,9 @@
           <w:highlight w:val="yellow"/>
         </w:rPr>
       </w:pPr>
-      <w:bookmarkStart w:id="34" w:name="_Toc203431587"/>
-      <w:bookmarkStart w:id="35" w:name="_Toc203566818"/>
-      <w:bookmarkStart w:id="36" w:name="_Toc205235867"/>
+      <w:bookmarkStart w:id="61" w:name="_Toc203431587"/>
+      <w:bookmarkStart w:id="62" w:name="_Toc203566818"/>
+      <w:bookmarkStart w:id="63" w:name="_Toc205235867"/>
       <w:r>
         <w:rPr>
           <w:highlight w:val="yellow"/>
@@ -9486,9 +9588,9 @@
         <w:lastRenderedPageBreak/>
         <w:t>METODOLOGIA</w:t>
       </w:r>
-      <w:bookmarkEnd w:id="34"/>
-      <w:bookmarkEnd w:id="35"/>
-      <w:bookmarkEnd w:id="36"/>
+      <w:bookmarkEnd w:id="61"/>
+      <w:bookmarkEnd w:id="62"/>
+      <w:bookmarkEnd w:id="63"/>
       <w:r>
         <w:rPr>
           <w:highlight w:val="yellow"/>
@@ -9509,6 +9611,7 @@
           <w:highlight w:val="cyan"/>
         </w:rPr>
       </w:pPr>
+      <w:bookmarkStart w:id="64" w:name="_Hlk205239618"/>
       <w:r>
         <w:rPr>
           <w:highlight w:val="cyan"/>
@@ -9522,6 +9625,7 @@
         <w:t>.</w:t>
       </w:r>
     </w:p>
+    <w:bookmarkEnd w:id="64"/>
     <w:p>
       <w:pPr>
         <w:rPr>
@@ -9543,7 +9647,8 @@
           <w:lang w:val="pt-BR"/>
         </w:rPr>
       </w:pPr>
-      <w:bookmarkStart w:id="37" w:name="_Toc205235868"/>
+      <w:bookmarkStart w:id="65" w:name="_Toc205235868"/>
+      <w:bookmarkStart w:id="66" w:name="_Hlk205239658"/>
       <w:proofErr w:type="spellStart"/>
       <w:r>
         <w:rPr>
@@ -9565,13 +9670,15 @@
         </w:rPr>
         <w:t>Bibliográfica</w:t>
       </w:r>
-      <w:bookmarkEnd w:id="37"/>
+      <w:bookmarkEnd w:id="65"/>
       <w:proofErr w:type="spellEnd"/>
     </w:p>
     <w:p>
       <w:pPr>
         <w:pStyle w:val="CorpodoTexto"/>
       </w:pPr>
+      <w:bookmarkStart w:id="67" w:name="_Hlk205240064"/>
+      <w:bookmarkEnd w:id="66"/>
       <w:r>
         <w:t xml:space="preserve">Inicialmente, foi realizada revisão bibliográfica de artigos publicados entre 2020 e 2025 em periódicos disponíveis nas bases de dados da </w:t>
       </w:r>
@@ -9607,6 +9714,7 @@
         <w:pStyle w:val="CorpodoTexto"/>
         <w:ind w:firstLine="0"/>
       </w:pPr>
+      <w:bookmarkStart w:id="68" w:name="_Hlk205240180"/>
       <w:r>
         <w:rPr>
           <w:highlight w:val="cyan"/>
@@ -9697,6 +9805,7 @@
         <w:t xml:space="preserve"> Forest, amplamente empregados em problemas de classificação clínica.</w:t>
       </w:r>
     </w:p>
+    <w:bookmarkEnd w:id="68"/>
     <w:p>
       <w:pPr>
         <w:pStyle w:val="CorpodoTexto"/>
@@ -9713,8 +9822,13 @@
       <w:pPr>
         <w:pStyle w:val="Legenda"/>
       </w:pPr>
-      <w:r>
-        <w:t xml:space="preserve">Figura ? – Fichamento dos Artigos e </w:t>
+      <w:proofErr w:type="gramStart"/>
+      <w:r>
+        <w:t>Figura ?</w:t>
+      </w:r>
+      <w:proofErr w:type="gramEnd"/>
+      <w:r>
+        <w:t xml:space="preserve"> – Fichamento dos Artigos e </w:t>
       </w:r>
       <w:r>
         <w:t>Periódicos</w:t>
@@ -9785,7 +9899,9 @@
           <w:highlight w:val="yellow"/>
         </w:rPr>
       </w:pPr>
-      <w:bookmarkStart w:id="38" w:name="_Toc205235869"/>
+      <w:bookmarkStart w:id="69" w:name="_Toc205235869"/>
+      <w:bookmarkStart w:id="70" w:name="_Hlk205239741"/>
+      <w:bookmarkEnd w:id="67"/>
       <w:r>
         <w:rPr>
           <w:bCs/>
@@ -9793,7 +9909,7 @@
         </w:rPr>
         <w:t>Fonte de Dados</w:t>
       </w:r>
-      <w:bookmarkEnd w:id="38"/>
+      <w:bookmarkEnd w:id="69"/>
     </w:p>
     <w:p>
       <w:pPr>
@@ -9803,6 +9919,8 @@
           <w:highlight w:val="cyan"/>
         </w:rPr>
       </w:pPr>
+      <w:bookmarkStart w:id="71" w:name="_Hlk205240238"/>
+      <w:bookmarkEnd w:id="70"/>
       <w:r>
         <w:rPr>
           <w:highlight w:val="cyan"/>
@@ -9824,6 +9942,7 @@
         <w:t>, o qual contém registros de pacientes hospitalizados com Síndrome Respiratória Aguda Grave (SRAG). Essa base reúne uma ampla gama de variáveis, abrangendo características demográficas, sintomas, comorbidades, histórico vacinal, uso de suporte ventilatório, internação em UTI e o desfecho clínico.</w:t>
       </w:r>
     </w:p>
+    <w:bookmarkEnd w:id="71"/>
     <w:p>
       <w:pPr>
         <w:pStyle w:val="NormalWeb"/>
@@ -9832,14 +9951,20 @@
           <w:highlight w:val="cyan"/>
         </w:rPr>
       </w:pPr>
-      <w:commentRangeStart w:id="39"/>
+      <w:commentRangeStart w:id="72"/>
     </w:p>
     <w:p>
       <w:pPr>
         <w:pStyle w:val="Legenda"/>
       </w:pPr>
-      <w:r>
-        <w:t xml:space="preserve">Figura ? – Informações sobre o </w:t>
+      <w:bookmarkStart w:id="73" w:name="_Hlk205240252"/>
+      <w:proofErr w:type="gramStart"/>
+      <w:r>
+        <w:t>Figura ?</w:t>
+      </w:r>
+      <w:proofErr w:type="gramEnd"/>
+      <w:r>
+        <w:t xml:space="preserve"> – Informações sobre o </w:t>
       </w:r>
       <w:proofErr w:type="spellStart"/>
       <w:r>
@@ -9848,13 +9973,13 @@
       <w:r>
         <w:t>ataset</w:t>
       </w:r>
-      <w:commentRangeEnd w:id="39"/>
+      <w:commentRangeEnd w:id="72"/>
       <w:proofErr w:type="spellEnd"/>
       <w:r>
         <w:rPr>
           <w:rStyle w:val="Refdecomentrio"/>
         </w:rPr>
-        <w:commentReference w:id="39"/>
+        <w:commentReference w:id="72"/>
       </w:r>
     </w:p>
     <w:p>
@@ -9919,6 +10044,7 @@
       </w:r>
       <w:proofErr w:type="spellEnd"/>
     </w:p>
+    <w:bookmarkEnd w:id="73"/>
     <w:p>
       <w:pPr>
         <w:pStyle w:val="NormalWeb"/>
@@ -9936,7 +10062,8 @@
           <w:lang w:val="pt-BR"/>
         </w:rPr>
       </w:pPr>
-      <w:bookmarkStart w:id="40" w:name="_Toc205235870"/>
+      <w:bookmarkStart w:id="74" w:name="_Toc205235870"/>
+      <w:bookmarkStart w:id="75" w:name="_Hlk205239752"/>
       <w:proofErr w:type="spellStart"/>
       <w:r>
         <w:rPr>
@@ -9951,7 +10078,7 @@
         </w:rPr>
         <w:t xml:space="preserve"> de dados</w:t>
       </w:r>
-      <w:bookmarkEnd w:id="40"/>
+      <w:bookmarkEnd w:id="74"/>
     </w:p>
     <w:p>
       <w:pPr>
@@ -9962,6 +10089,8 @@
           <w:lang w:eastAsia="pt-BR"/>
         </w:rPr>
       </w:pPr>
+      <w:bookmarkStart w:id="76" w:name="_Hlk205240305"/>
+      <w:bookmarkEnd w:id="75"/>
       <w:r>
         <w:rPr>
           <w:rFonts w:eastAsia="Times New Roman" w:cs="Times New Roman"/>
@@ -10013,6 +10142,7 @@
         <w:t>.</w:t>
       </w:r>
     </w:p>
+    <w:bookmarkEnd w:id="76"/>
     <w:p>
       <w:pPr>
         <w:pStyle w:val="NormalWeb"/>
@@ -10023,19 +10153,25 @@
       <w:pPr>
         <w:pStyle w:val="Legenda"/>
       </w:pPr>
-      <w:r>
-        <w:t xml:space="preserve">Figura ? </w:t>
-      </w:r>
-      <w:commentRangeStart w:id="41"/>
+      <w:bookmarkStart w:id="77" w:name="_Hlk205240324"/>
+      <w:proofErr w:type="gramStart"/>
+      <w:r>
+        <w:t>Figura ?</w:t>
+      </w:r>
+      <w:proofErr w:type="gramEnd"/>
+      <w:r>
+        <w:t xml:space="preserve"> </w:t>
+      </w:r>
+      <w:commentRangeStart w:id="78"/>
       <w:r>
         <w:t>– Dicionário de Dados</w:t>
       </w:r>
-      <w:commentRangeEnd w:id="41"/>
+      <w:commentRangeEnd w:id="78"/>
       <w:r>
         <w:rPr>
           <w:rStyle w:val="Refdecomentrio"/>
         </w:rPr>
-        <w:commentReference w:id="41"/>
+        <w:commentReference w:id="78"/>
       </w:r>
     </w:p>
     <w:p>
@@ -10108,16 +10244,21 @@
       <w:pPr>
         <w:pStyle w:val="Legenda"/>
       </w:pPr>
-      <w:commentRangeStart w:id="42"/>
-      <w:r>
-        <w:t>Figura ? – Exemplo de Ficha de notificação do ano de 2023</w:t>
-      </w:r>
-      <w:commentRangeEnd w:id="42"/>
+      <w:commentRangeStart w:id="79"/>
+      <w:proofErr w:type="gramStart"/>
+      <w:r>
+        <w:t>Figura ?</w:t>
+      </w:r>
+      <w:proofErr w:type="gramEnd"/>
+      <w:r>
+        <w:t xml:space="preserve"> – Exemplo de Ficha de notificação do ano de 2023</w:t>
+      </w:r>
+      <w:commentRangeEnd w:id="79"/>
       <w:r>
         <w:rPr>
           <w:rStyle w:val="Refdecomentrio"/>
         </w:rPr>
-        <w:commentReference w:id="42"/>
+        <w:commentReference w:id="79"/>
       </w:r>
     </w:p>
     <w:p>
@@ -10192,7 +10333,9 @@
           <w:highlight w:val="yellow"/>
         </w:rPr>
       </w:pPr>
-      <w:bookmarkStart w:id="43" w:name="_Toc205235871"/>
+      <w:bookmarkStart w:id="80" w:name="_Toc205235871"/>
+      <w:bookmarkStart w:id="81" w:name="_Hlk205239766"/>
+      <w:bookmarkEnd w:id="77"/>
       <w:proofErr w:type="spellStart"/>
       <w:r>
         <w:rPr>
@@ -10215,9 +10358,10 @@
         </w:rPr>
         <w:t>informações</w:t>
       </w:r>
-      <w:bookmarkEnd w:id="43"/>
+      <w:bookmarkEnd w:id="80"/>
       <w:proofErr w:type="spellEnd"/>
     </w:p>
+    <w:bookmarkEnd w:id="81"/>
     <w:p>
       <w:pPr>
         <w:rPr>
@@ -10235,6 +10379,7 @@
           <w:highlight w:val="cyan"/>
         </w:rPr>
       </w:pPr>
+      <w:bookmarkStart w:id="82" w:name="_Hlk205240410"/>
       <w:r>
         <w:rPr>
           <w:rStyle w:val="Forte"/>
@@ -10568,24 +10713,29 @@
           <w:highlight w:val="cyan"/>
         </w:rPr>
       </w:pPr>
-      <w:commentRangeStart w:id="44"/>
+      <w:commentRangeStart w:id="83"/>
     </w:p>
     <w:p>
       <w:pPr>
         <w:pStyle w:val="Legenda"/>
       </w:pPr>
-      <w:r>
-        <w:t xml:space="preserve">Figura ? – </w:t>
+      <w:proofErr w:type="gramStart"/>
+      <w:r>
+        <w:t>Figura ?</w:t>
+      </w:r>
+      <w:proofErr w:type="gramEnd"/>
+      <w:r>
+        <w:t xml:space="preserve"> – </w:t>
       </w:r>
       <w:r>
         <w:t>Fluxo de registro e atendimento de pacientes com SRAG no SIVEP-Gripe</w:t>
       </w:r>
-      <w:commentRangeEnd w:id="44"/>
+      <w:commentRangeEnd w:id="83"/>
       <w:r>
         <w:rPr>
           <w:rStyle w:val="Refdecomentrio"/>
         </w:rPr>
-        <w:commentReference w:id="44"/>
+        <w:commentReference w:id="83"/>
       </w:r>
     </w:p>
     <w:p>
@@ -10701,9 +10851,14 @@
       <w:pPr>
         <w:pStyle w:val="Legenda"/>
       </w:pPr>
-      <w:commentRangeStart w:id="45"/>
-      <w:r>
-        <w:t>Figura ? – Gráfico representado a quantidade de registros da variável CLASSI_FIN</w:t>
+      <w:commentRangeStart w:id="84"/>
+      <w:proofErr w:type="gramStart"/>
+      <w:r>
+        <w:t>Figura ?</w:t>
+      </w:r>
+      <w:proofErr w:type="gramEnd"/>
+      <w:r>
+        <w:t xml:space="preserve"> – Gráfico representado a quantidade de registros da variável CLASSI_FIN</w:t>
       </w:r>
     </w:p>
     <w:p>
@@ -10770,6 +10925,7 @@
         <w:t>Fonte:  O Autor</w:t>
       </w:r>
     </w:p>
+    <w:bookmarkEnd w:id="82"/>
     <w:p>
       <w:pPr>
         <w:spacing w:after="160" w:line="259" w:lineRule="auto"/>
@@ -10793,14 +10949,14 @@
         <w:br w:type="page"/>
       </w:r>
     </w:p>
-    <w:commentRangeEnd w:id="45"/>
+    <w:commentRangeEnd w:id="84"/>
     <w:p>
       <w:r>
         <w:rPr>
           <w:rStyle w:val="Refdecomentrio"/>
         </w:rPr>
         <w:lastRenderedPageBreak/>
-        <w:commentReference w:id="45"/>
+        <w:commentReference w:id="84"/>
       </w:r>
     </w:p>
     <w:p>
@@ -10815,7 +10971,8 @@
           <w:lang w:val="pt-BR"/>
         </w:rPr>
       </w:pPr>
-      <w:bookmarkStart w:id="46" w:name="_Toc205235872"/>
+      <w:bookmarkStart w:id="85" w:name="_Toc205235872"/>
+      <w:bookmarkStart w:id="86" w:name="_Hlk205239780"/>
       <w:r>
         <w:rPr>
           <w:highlight w:val="yellow"/>
@@ -10833,7 +10990,7 @@
         </w:rPr>
         <w:t xml:space="preserve"> do Processo de KDD</w:t>
       </w:r>
-      <w:bookmarkEnd w:id="46"/>
+      <w:bookmarkEnd w:id="85"/>
     </w:p>
     <w:p>
       <w:pPr>
@@ -10843,6 +11000,8 @@
           <w:highlight w:val="cyan"/>
         </w:rPr>
       </w:pPr>
+      <w:bookmarkStart w:id="87" w:name="_Hlk205240623"/>
+      <w:bookmarkEnd w:id="86"/>
       <w:r>
         <w:rPr>
           <w:highlight w:val="cyan"/>
@@ -11019,6 +11178,7 @@
         <w:t>apropriadas para problemas de classificação.</w:t>
       </w:r>
     </w:p>
+    <w:bookmarkEnd w:id="87"/>
     <w:p>
       <w:pPr>
         <w:pStyle w:val="NormalWeb"/>
@@ -11035,7 +11195,8 @@
           <w:highlight w:val="yellow"/>
         </w:rPr>
       </w:pPr>
-      <w:bookmarkStart w:id="47" w:name="_Toc205235873"/>
+      <w:bookmarkStart w:id="88" w:name="_Toc205235873"/>
+      <w:bookmarkStart w:id="89" w:name="_Hlk205239791"/>
       <w:proofErr w:type="spellStart"/>
       <w:r>
         <w:rPr>
@@ -11050,8 +11211,9 @@
         </w:rPr>
         <w:t xml:space="preserve"> de Dados</w:t>
       </w:r>
-      <w:bookmarkEnd w:id="47"/>
-    </w:p>
+      <w:bookmarkEnd w:id="88"/>
+    </w:p>
+    <w:bookmarkEnd w:id="89"/>
     <w:p>
       <w:pPr>
         <w:rPr>
@@ -11070,6 +11232,7 @@
           <w:lang w:eastAsia="pt-BR"/>
         </w:rPr>
       </w:pPr>
+      <w:bookmarkStart w:id="90" w:name="_Hlk205240669"/>
       <w:r>
         <w:rPr>
           <w:rFonts w:eastAsia="Times New Roman" w:cs="Times New Roman"/>
@@ -11093,8 +11256,13 @@
       <w:pPr>
         <w:pStyle w:val="Legenda"/>
       </w:pPr>
-      <w:r>
-        <w:t>Figura ? – Filtragem apenas de casos relevantes</w:t>
+      <w:proofErr w:type="gramStart"/>
+      <w:r>
+        <w:t>Figura ?</w:t>
+      </w:r>
+      <w:proofErr w:type="gramEnd"/>
+      <w:r>
+        <w:t xml:space="preserve"> – Filtragem apenas de casos relevantes</w:t>
       </w:r>
     </w:p>
     <w:p>
@@ -11374,15 +11542,6 @@
         <w:t>Inicialmente, também foram testadas variáveis relacionadas a sintomas; entretanto, optou-se por excluí-las devido a inconsistências e ambiguidades frequentes no preenchimento, as quais poderiam introduzir ruídos e comprometer a robustez dos modelos.</w:t>
       </w:r>
     </w:p>
-    <w:p>
-      <w:pPr>
-        <w:rPr>
-          <w:rFonts w:eastAsia="Times New Roman" w:cs="Times New Roman"/>
-          <w:szCs w:val="24"/>
-          <w:lang w:eastAsia="pt-BR"/>
-        </w:rPr>
-      </w:pPr>
-    </w:p>
     <w:tbl>
       <w:tblPr>
         <w:tblW w:w="0" w:type="auto"/>
@@ -11396,9 +11555,10 @@
         <w:tblLook w:val="04A0" w:firstRow="1" w:lastRow="0" w:firstColumn="1" w:lastColumn="0" w:noHBand="0" w:noVBand="1"/>
       </w:tblPr>
       <w:tblGrid>
-        <w:gridCol w:w="1569"/>
-        <w:gridCol w:w="1764"/>
-        <w:gridCol w:w="5171"/>
+        <w:gridCol w:w="1675"/>
+        <w:gridCol w:w="1233"/>
+        <w:gridCol w:w="4401"/>
+        <w:gridCol w:w="1195"/>
       </w:tblGrid>
       <w:tr>
         <w:trPr>
@@ -11411,6 +11571,7 @@
             <w:vAlign w:val="center"/>
             <w:hideMark/>
           </w:tcPr>
+          <w:bookmarkEnd w:id="90"/>
           <w:p>
             <w:pPr>
               <w:spacing w:line="240" w:lineRule="auto"/>
@@ -11420,7 +11581,6 @@
                 <w:b/>
                 <w:bCs/>
                 <w:szCs w:val="24"/>
-                <w:highlight w:val="lightGray"/>
                 <w:lang w:eastAsia="pt-BR"/>
               </w:rPr>
             </w:pPr>
@@ -11430,10 +11590,9 @@
                 <w:b/>
                 <w:bCs/>
                 <w:szCs w:val="24"/>
-                <w:highlight w:val="lightGray"/>
-                <w:lang w:eastAsia="pt-BR"/>
-              </w:rPr>
-              <w:t>Categoria</w:t>
+                <w:lang w:eastAsia="pt-BR"/>
+              </w:rPr>
+              <w:t>Variável</w:t>
             </w:r>
           </w:p>
         </w:tc>
@@ -11452,7 +11611,6 @@
                 <w:b/>
                 <w:bCs/>
                 <w:szCs w:val="24"/>
-                <w:highlight w:val="lightGray"/>
                 <w:lang w:eastAsia="pt-BR"/>
               </w:rPr>
             </w:pPr>
@@ -11462,10 +11620,9 @@
                 <w:b/>
                 <w:bCs/>
                 <w:szCs w:val="24"/>
-                <w:highlight w:val="lightGray"/>
-                <w:lang w:eastAsia="pt-BR"/>
-              </w:rPr>
-              <w:t>Nome da Variável</w:t>
+                <w:lang w:eastAsia="pt-BR"/>
+              </w:rPr>
+              <w:t>Tipo</w:t>
             </w:r>
           </w:p>
         </w:tc>
@@ -11484,7 +11641,6 @@
                 <w:b/>
                 <w:bCs/>
                 <w:szCs w:val="24"/>
-                <w:highlight w:val="lightGray"/>
                 <w:lang w:eastAsia="pt-BR"/>
               </w:rPr>
             </w:pPr>
@@ -11494,10 +11650,39 @@
                 <w:b/>
                 <w:bCs/>
                 <w:szCs w:val="24"/>
-                <w:highlight w:val="lightGray"/>
                 <w:lang w:eastAsia="pt-BR"/>
               </w:rPr>
               <w:t>Descrição</w:t>
+            </w:r>
+          </w:p>
+        </w:tc>
+        <w:tc>
+          <w:tcPr>
+            <w:tcW w:w="0" w:type="auto"/>
+            <w:vAlign w:val="center"/>
+            <w:hideMark/>
+          </w:tcPr>
+          <w:p>
+            <w:pPr>
+              <w:spacing w:line="240" w:lineRule="auto"/>
+              <w:jc w:val="center"/>
+              <w:rPr>
+                <w:rFonts w:eastAsia="Times New Roman" w:cs="Times New Roman"/>
+                <w:b/>
+                <w:bCs/>
+                <w:szCs w:val="24"/>
+                <w:lang w:eastAsia="pt-BR"/>
+              </w:rPr>
+            </w:pPr>
+            <w:r>
+              <w:rPr>
+                <w:rFonts w:eastAsia="Times New Roman" w:cs="Times New Roman"/>
+                <w:b/>
+                <w:bCs/>
+                <w:szCs w:val="24"/>
+                <w:lang w:eastAsia="pt-BR"/>
+              </w:rPr>
+              <w:t>Categoria</w:t>
             </w:r>
           </w:p>
         </w:tc>
@@ -11519,20 +11704,16 @@
               <w:rPr>
                 <w:rFonts w:eastAsia="Times New Roman" w:cs="Times New Roman"/>
                 <w:szCs w:val="24"/>
-                <w:highlight w:val="lightGray"/>
                 <w:lang w:eastAsia="pt-BR"/>
               </w:rPr>
             </w:pPr>
             <w:r>
               <w:rPr>
                 <w:rFonts w:eastAsia="Times New Roman" w:cs="Times New Roman"/>
-                <w:b/>
-                <w:bCs/>
-                <w:szCs w:val="24"/>
-                <w:highlight w:val="lightGray"/>
-                <w:lang w:eastAsia="pt-BR"/>
-              </w:rPr>
-              <w:t>Variável Alvo</w:t>
+                <w:szCs w:val="24"/>
+                <w:lang w:eastAsia="pt-BR"/>
+              </w:rPr>
+              <w:t>PUERPERA</w:t>
             </w:r>
           </w:p>
         </w:tc>
@@ -11549,7 +11730,6 @@
               <w:rPr>
                 <w:rFonts w:eastAsia="Times New Roman" w:cs="Times New Roman"/>
                 <w:szCs w:val="24"/>
-                <w:highlight w:val="lightGray"/>
                 <w:lang w:eastAsia="pt-BR"/>
               </w:rPr>
             </w:pPr>
@@ -11557,10 +11737,9 @@
               <w:rPr>
                 <w:rFonts w:eastAsia="Times New Roman" w:cs="Times New Roman"/>
                 <w:szCs w:val="24"/>
-                <w:highlight w:val="lightGray"/>
-                <w:lang w:eastAsia="pt-BR"/>
-              </w:rPr>
-              <w:t>EVOLUCAO</w:t>
+                <w:lang w:eastAsia="pt-BR"/>
+              </w:rPr>
+              <w:t>Varchar2(1)</w:t>
             </w:r>
           </w:p>
         </w:tc>
@@ -11577,7 +11756,6 @@
               <w:rPr>
                 <w:rFonts w:eastAsia="Times New Roman" w:cs="Times New Roman"/>
                 <w:szCs w:val="24"/>
-                <w:highlight w:val="lightGray"/>
                 <w:lang w:eastAsia="pt-BR"/>
               </w:rPr>
             </w:pPr>
@@ -11585,10 +11763,35 @@
               <w:rPr>
                 <w:rFonts w:eastAsia="Times New Roman" w:cs="Times New Roman"/>
                 <w:szCs w:val="24"/>
-                <w:highlight w:val="lightGray"/>
-                <w:lang w:eastAsia="pt-BR"/>
-              </w:rPr>
-              <w:t>Desfecho clínico do paciente: 1 = Cura; 2 = Óbito; 9 = Ignorado (removido).</w:t>
+                <w:lang w:eastAsia="pt-BR"/>
+              </w:rPr>
+              <w:t>Paciente é puérpera (até 45 dias do parto).</w:t>
+            </w:r>
+          </w:p>
+        </w:tc>
+        <w:tc>
+          <w:tcPr>
+            <w:tcW w:w="0" w:type="auto"/>
+            <w:vAlign w:val="center"/>
+            <w:hideMark/>
+          </w:tcPr>
+          <w:p>
+            <w:pPr>
+              <w:spacing w:line="240" w:lineRule="auto"/>
+              <w:jc w:val="left"/>
+              <w:rPr>
+                <w:rFonts w:eastAsia="Times New Roman" w:cs="Times New Roman"/>
+                <w:szCs w:val="24"/>
+                <w:lang w:eastAsia="pt-BR"/>
+              </w:rPr>
+            </w:pPr>
+            <w:r>
+              <w:rPr>
+                <w:rFonts w:eastAsia="Times New Roman" w:cs="Times New Roman"/>
+                <w:szCs w:val="24"/>
+                <w:lang w:eastAsia="pt-BR"/>
+              </w:rPr>
+              <w:t>Essencial</w:t>
             </w:r>
           </w:p>
         </w:tc>
@@ -11610,20 +11813,16 @@
               <w:rPr>
                 <w:rFonts w:eastAsia="Times New Roman" w:cs="Times New Roman"/>
                 <w:szCs w:val="24"/>
-                <w:highlight w:val="lightGray"/>
                 <w:lang w:eastAsia="pt-BR"/>
               </w:rPr>
             </w:pPr>
             <w:r>
               <w:rPr>
                 <w:rFonts w:eastAsia="Times New Roman" w:cs="Times New Roman"/>
-                <w:b/>
-                <w:bCs/>
-                <w:szCs w:val="24"/>
-                <w:highlight w:val="lightGray"/>
-                <w:lang w:eastAsia="pt-BR"/>
-              </w:rPr>
-              <w:t>Demográfica</w:t>
+                <w:szCs w:val="24"/>
+                <w:lang w:eastAsia="pt-BR"/>
+              </w:rPr>
+              <w:t>CARDIOPATI</w:t>
             </w:r>
           </w:p>
         </w:tc>
@@ -11640,7 +11839,6 @@
               <w:rPr>
                 <w:rFonts w:eastAsia="Times New Roman" w:cs="Times New Roman"/>
                 <w:szCs w:val="24"/>
-                <w:highlight w:val="lightGray"/>
                 <w:lang w:eastAsia="pt-BR"/>
               </w:rPr>
             </w:pPr>
@@ -11648,10 +11846,9 @@
               <w:rPr>
                 <w:rFonts w:eastAsia="Times New Roman" w:cs="Times New Roman"/>
                 <w:szCs w:val="24"/>
-                <w:highlight w:val="lightGray"/>
-                <w:lang w:eastAsia="pt-BR"/>
-              </w:rPr>
-              <w:t>NU_IDADE_N</w:t>
+                <w:lang w:eastAsia="pt-BR"/>
+              </w:rPr>
+              <w:t>Varchar2(1)</w:t>
             </w:r>
           </w:p>
         </w:tc>
@@ -11668,7 +11865,6 @@
               <w:rPr>
                 <w:rFonts w:eastAsia="Times New Roman" w:cs="Times New Roman"/>
                 <w:szCs w:val="24"/>
-                <w:highlight w:val="lightGray"/>
                 <w:lang w:eastAsia="pt-BR"/>
               </w:rPr>
             </w:pPr>
@@ -11676,10 +11872,35 @@
               <w:rPr>
                 <w:rFonts w:eastAsia="Times New Roman" w:cs="Times New Roman"/>
                 <w:szCs w:val="24"/>
-                <w:highlight w:val="lightGray"/>
-                <w:lang w:eastAsia="pt-BR"/>
-              </w:rPr>
-              <w:t>Idade do paciente em anos completos.</w:t>
+                <w:lang w:eastAsia="pt-BR"/>
+              </w:rPr>
+              <w:t>Paciente possui doença cardiovascular crônica.</w:t>
+            </w:r>
+          </w:p>
+        </w:tc>
+        <w:tc>
+          <w:tcPr>
+            <w:tcW w:w="0" w:type="auto"/>
+            <w:vAlign w:val="center"/>
+            <w:hideMark/>
+          </w:tcPr>
+          <w:p>
+            <w:pPr>
+              <w:spacing w:line="240" w:lineRule="auto"/>
+              <w:jc w:val="left"/>
+              <w:rPr>
+                <w:rFonts w:eastAsia="Times New Roman" w:cs="Times New Roman"/>
+                <w:szCs w:val="24"/>
+                <w:lang w:eastAsia="pt-BR"/>
+              </w:rPr>
+            </w:pPr>
+            <w:r>
+              <w:rPr>
+                <w:rFonts w:eastAsia="Times New Roman" w:cs="Times New Roman"/>
+                <w:szCs w:val="24"/>
+                <w:lang w:eastAsia="pt-BR"/>
+              </w:rPr>
+              <w:t>Essencial</w:t>
             </w:r>
           </w:p>
         </w:tc>
@@ -11701,20 +11922,16 @@
               <w:rPr>
                 <w:rFonts w:eastAsia="Times New Roman" w:cs="Times New Roman"/>
                 <w:szCs w:val="24"/>
-                <w:highlight w:val="lightGray"/>
                 <w:lang w:eastAsia="pt-BR"/>
               </w:rPr>
             </w:pPr>
             <w:r>
               <w:rPr>
                 <w:rFonts w:eastAsia="Times New Roman" w:cs="Times New Roman"/>
-                <w:b/>
-                <w:bCs/>
-                <w:szCs w:val="24"/>
-                <w:highlight w:val="lightGray"/>
-                <w:lang w:eastAsia="pt-BR"/>
-              </w:rPr>
-              <w:t>Clínica</w:t>
+                <w:szCs w:val="24"/>
+                <w:lang w:eastAsia="pt-BR"/>
+              </w:rPr>
+              <w:t>HEMATOLOGI</w:t>
             </w:r>
           </w:p>
         </w:tc>
@@ -11731,7 +11948,6 @@
               <w:rPr>
                 <w:rFonts w:eastAsia="Times New Roman" w:cs="Times New Roman"/>
                 <w:szCs w:val="24"/>
-                <w:highlight w:val="lightGray"/>
                 <w:lang w:eastAsia="pt-BR"/>
               </w:rPr>
             </w:pPr>
@@ -11739,10 +11955,9 @@
               <w:rPr>
                 <w:rFonts w:eastAsia="Times New Roman" w:cs="Times New Roman"/>
                 <w:szCs w:val="24"/>
-                <w:highlight w:val="lightGray"/>
-                <w:lang w:eastAsia="pt-BR"/>
-              </w:rPr>
-              <w:t>SUPORT_VEN</w:t>
+                <w:lang w:eastAsia="pt-BR"/>
+              </w:rPr>
+              <w:t>Varchar2(1)</w:t>
             </w:r>
           </w:p>
         </w:tc>
@@ -11759,7 +11974,6 @@
               <w:rPr>
                 <w:rFonts w:eastAsia="Times New Roman" w:cs="Times New Roman"/>
                 <w:szCs w:val="24"/>
-                <w:highlight w:val="lightGray"/>
                 <w:lang w:eastAsia="pt-BR"/>
               </w:rPr>
             </w:pPr>
@@ -11767,10 +11981,35 @@
               <w:rPr>
                 <w:rFonts w:eastAsia="Times New Roman" w:cs="Times New Roman"/>
                 <w:szCs w:val="24"/>
-                <w:highlight w:val="lightGray"/>
-                <w:lang w:eastAsia="pt-BR"/>
-              </w:rPr>
-              <w:t>Tipo de suporte ventilatório utilizado: 1 = Invasivo; 2 = Não invasivo; 3 = Não; 9 = Ignorado.</w:t>
+                <w:lang w:eastAsia="pt-BR"/>
+              </w:rPr>
+              <w:t>Paciente possui doença hematológica crônica.</w:t>
+            </w:r>
+          </w:p>
+        </w:tc>
+        <w:tc>
+          <w:tcPr>
+            <w:tcW w:w="0" w:type="auto"/>
+            <w:vAlign w:val="center"/>
+            <w:hideMark/>
+          </w:tcPr>
+          <w:p>
+            <w:pPr>
+              <w:spacing w:line="240" w:lineRule="auto"/>
+              <w:jc w:val="left"/>
+              <w:rPr>
+                <w:rFonts w:eastAsia="Times New Roman" w:cs="Times New Roman"/>
+                <w:szCs w:val="24"/>
+                <w:lang w:eastAsia="pt-BR"/>
+              </w:rPr>
+            </w:pPr>
+            <w:r>
+              <w:rPr>
+                <w:rFonts w:eastAsia="Times New Roman" w:cs="Times New Roman"/>
+                <w:szCs w:val="24"/>
+                <w:lang w:eastAsia="pt-BR"/>
+              </w:rPr>
+              <w:t>Essencial</w:t>
             </w:r>
           </w:p>
         </w:tc>
@@ -11792,10 +12031,17 @@
               <w:rPr>
                 <w:rFonts w:eastAsia="Times New Roman" w:cs="Times New Roman"/>
                 <w:szCs w:val="24"/>
-                <w:highlight w:val="lightGray"/>
                 <w:lang w:eastAsia="pt-BR"/>
               </w:rPr>
             </w:pPr>
+            <w:r>
+              <w:rPr>
+                <w:rFonts w:eastAsia="Times New Roman" w:cs="Times New Roman"/>
+                <w:szCs w:val="24"/>
+                <w:lang w:eastAsia="pt-BR"/>
+              </w:rPr>
+              <w:t>SIND_DOWN</w:t>
+            </w:r>
           </w:p>
         </w:tc>
         <w:tc>
@@ -11811,7 +12057,6 @@
               <w:rPr>
                 <w:rFonts w:eastAsia="Times New Roman" w:cs="Times New Roman"/>
                 <w:szCs w:val="24"/>
-                <w:highlight w:val="lightGray"/>
                 <w:lang w:eastAsia="pt-BR"/>
               </w:rPr>
             </w:pPr>
@@ -11819,10 +12064,9 @@
               <w:rPr>
                 <w:rFonts w:eastAsia="Times New Roman" w:cs="Times New Roman"/>
                 <w:szCs w:val="24"/>
-                <w:highlight w:val="lightGray"/>
-                <w:lang w:eastAsia="pt-BR"/>
-              </w:rPr>
-              <w:t>UTI</w:t>
+                <w:lang w:eastAsia="pt-BR"/>
+              </w:rPr>
+              <w:t>Varchar2(1)</w:t>
             </w:r>
           </w:p>
         </w:tc>
@@ -11839,7 +12083,6 @@
               <w:rPr>
                 <w:rFonts w:eastAsia="Times New Roman" w:cs="Times New Roman"/>
                 <w:szCs w:val="24"/>
-                <w:highlight w:val="lightGray"/>
                 <w:lang w:eastAsia="pt-BR"/>
               </w:rPr>
             </w:pPr>
@@ -11847,10 +12090,35 @@
               <w:rPr>
                 <w:rFonts w:eastAsia="Times New Roman" w:cs="Times New Roman"/>
                 <w:szCs w:val="24"/>
-                <w:highlight w:val="lightGray"/>
-                <w:lang w:eastAsia="pt-BR"/>
-              </w:rPr>
-              <w:t>Internação em UTI: 1 = Sim; 2 = Não; 9 = Ignorado.</w:t>
+                <w:lang w:eastAsia="pt-BR"/>
+              </w:rPr>
+              <w:t>Paciente possui Síndrome de Down.</w:t>
+            </w:r>
+          </w:p>
+        </w:tc>
+        <w:tc>
+          <w:tcPr>
+            <w:tcW w:w="0" w:type="auto"/>
+            <w:vAlign w:val="center"/>
+            <w:hideMark/>
+          </w:tcPr>
+          <w:p>
+            <w:pPr>
+              <w:spacing w:line="240" w:lineRule="auto"/>
+              <w:jc w:val="left"/>
+              <w:rPr>
+                <w:rFonts w:eastAsia="Times New Roman" w:cs="Times New Roman"/>
+                <w:szCs w:val="24"/>
+                <w:lang w:eastAsia="pt-BR"/>
+              </w:rPr>
+            </w:pPr>
+            <w:r>
+              <w:rPr>
+                <w:rFonts w:eastAsia="Times New Roman" w:cs="Times New Roman"/>
+                <w:szCs w:val="24"/>
+                <w:lang w:eastAsia="pt-BR"/>
+              </w:rPr>
+              <w:t>Essencial</w:t>
             </w:r>
           </w:p>
         </w:tc>
@@ -11872,20 +12140,16 @@
               <w:rPr>
                 <w:rFonts w:eastAsia="Times New Roman" w:cs="Times New Roman"/>
                 <w:szCs w:val="24"/>
-                <w:highlight w:val="lightGray"/>
                 <w:lang w:eastAsia="pt-BR"/>
               </w:rPr>
             </w:pPr>
             <w:r>
               <w:rPr>
                 <w:rFonts w:eastAsia="Times New Roman" w:cs="Times New Roman"/>
-                <w:b/>
-                <w:bCs/>
-                <w:szCs w:val="24"/>
-                <w:highlight w:val="lightGray"/>
-                <w:lang w:eastAsia="pt-BR"/>
-              </w:rPr>
-              <w:t>Fatores de Risco</w:t>
+                <w:szCs w:val="24"/>
+                <w:lang w:eastAsia="pt-BR"/>
+              </w:rPr>
+              <w:t>HEPATICA</w:t>
             </w:r>
           </w:p>
         </w:tc>
@@ -11902,7 +12166,6 @@
               <w:rPr>
                 <w:rFonts w:eastAsia="Times New Roman" w:cs="Times New Roman"/>
                 <w:szCs w:val="24"/>
-                <w:highlight w:val="lightGray"/>
                 <w:lang w:eastAsia="pt-BR"/>
               </w:rPr>
             </w:pPr>
@@ -11910,10 +12173,9 @@
               <w:rPr>
                 <w:rFonts w:eastAsia="Times New Roman" w:cs="Times New Roman"/>
                 <w:szCs w:val="24"/>
-                <w:highlight w:val="lightGray"/>
-                <w:lang w:eastAsia="pt-BR"/>
-              </w:rPr>
-              <w:t>FATOR_RISC</w:t>
+                <w:lang w:eastAsia="pt-BR"/>
+              </w:rPr>
+              <w:t>Varchar2(1)</w:t>
             </w:r>
           </w:p>
         </w:tc>
@@ -11930,7 +12192,6 @@
               <w:rPr>
                 <w:rFonts w:eastAsia="Times New Roman" w:cs="Times New Roman"/>
                 <w:szCs w:val="24"/>
-                <w:highlight w:val="lightGray"/>
                 <w:lang w:eastAsia="pt-BR"/>
               </w:rPr>
             </w:pPr>
@@ -11938,10 +12199,35 @@
               <w:rPr>
                 <w:rFonts w:eastAsia="Times New Roman" w:cs="Times New Roman"/>
                 <w:szCs w:val="24"/>
-                <w:highlight w:val="lightGray"/>
-                <w:lang w:eastAsia="pt-BR"/>
-              </w:rPr>
-              <w:t>Indica presença de fatores de risco: 1 = Sim; 2 = Não; 9 = Ignorado.</w:t>
+                <w:lang w:eastAsia="pt-BR"/>
+              </w:rPr>
+              <w:t>Paciente possui doença hepática crônica.</w:t>
+            </w:r>
+          </w:p>
+        </w:tc>
+        <w:tc>
+          <w:tcPr>
+            <w:tcW w:w="0" w:type="auto"/>
+            <w:vAlign w:val="center"/>
+            <w:hideMark/>
+          </w:tcPr>
+          <w:p>
+            <w:pPr>
+              <w:spacing w:line="240" w:lineRule="auto"/>
+              <w:jc w:val="left"/>
+              <w:rPr>
+                <w:rFonts w:eastAsia="Times New Roman" w:cs="Times New Roman"/>
+                <w:szCs w:val="24"/>
+                <w:lang w:eastAsia="pt-BR"/>
+              </w:rPr>
+            </w:pPr>
+            <w:r>
+              <w:rPr>
+                <w:rFonts w:eastAsia="Times New Roman" w:cs="Times New Roman"/>
+                <w:szCs w:val="24"/>
+                <w:lang w:eastAsia="pt-BR"/>
+              </w:rPr>
+              <w:t>Essencial</w:t>
             </w:r>
           </w:p>
         </w:tc>
@@ -11963,10 +12249,17 @@
               <w:rPr>
                 <w:rFonts w:eastAsia="Times New Roman" w:cs="Times New Roman"/>
                 <w:szCs w:val="24"/>
-                <w:highlight w:val="lightGray"/>
                 <w:lang w:eastAsia="pt-BR"/>
               </w:rPr>
             </w:pPr>
+            <w:r>
+              <w:rPr>
+                <w:rFonts w:eastAsia="Times New Roman" w:cs="Times New Roman"/>
+                <w:szCs w:val="24"/>
+                <w:lang w:eastAsia="pt-BR"/>
+              </w:rPr>
+              <w:t>ASMA</w:t>
+            </w:r>
           </w:p>
         </w:tc>
         <w:tc>
@@ -11982,7 +12275,6 @@
               <w:rPr>
                 <w:rFonts w:eastAsia="Times New Roman" w:cs="Times New Roman"/>
                 <w:szCs w:val="24"/>
-                <w:highlight w:val="lightGray"/>
                 <w:lang w:eastAsia="pt-BR"/>
               </w:rPr>
             </w:pPr>
@@ -11990,10 +12282,9 @@
               <w:rPr>
                 <w:rFonts w:eastAsia="Times New Roman" w:cs="Times New Roman"/>
                 <w:szCs w:val="24"/>
-                <w:highlight w:val="lightGray"/>
-                <w:lang w:eastAsia="pt-BR"/>
-              </w:rPr>
-              <w:t>CARDIOPATI</w:t>
+                <w:lang w:eastAsia="pt-BR"/>
+              </w:rPr>
+              <w:t>Varchar2(1)</w:t>
             </w:r>
           </w:p>
         </w:tc>
@@ -12010,7 +12301,6 @@
               <w:rPr>
                 <w:rFonts w:eastAsia="Times New Roman" w:cs="Times New Roman"/>
                 <w:szCs w:val="24"/>
-                <w:highlight w:val="lightGray"/>
                 <w:lang w:eastAsia="pt-BR"/>
               </w:rPr>
             </w:pPr>
@@ -12018,10 +12308,35 @@
               <w:rPr>
                 <w:rFonts w:eastAsia="Times New Roman" w:cs="Times New Roman"/>
                 <w:szCs w:val="24"/>
-                <w:highlight w:val="lightGray"/>
-                <w:lang w:eastAsia="pt-BR"/>
-              </w:rPr>
-              <w:t>Doença cardiovascular crônica: 1 = Sim; 2 = Não; 9 = Ignorado.</w:t>
+                <w:lang w:eastAsia="pt-BR"/>
+              </w:rPr>
+              <w:t>Paciente possui asma.</w:t>
+            </w:r>
+          </w:p>
+        </w:tc>
+        <w:tc>
+          <w:tcPr>
+            <w:tcW w:w="0" w:type="auto"/>
+            <w:vAlign w:val="center"/>
+            <w:hideMark/>
+          </w:tcPr>
+          <w:p>
+            <w:pPr>
+              <w:spacing w:line="240" w:lineRule="auto"/>
+              <w:jc w:val="left"/>
+              <w:rPr>
+                <w:rFonts w:eastAsia="Times New Roman" w:cs="Times New Roman"/>
+                <w:szCs w:val="24"/>
+                <w:lang w:eastAsia="pt-BR"/>
+              </w:rPr>
+            </w:pPr>
+            <w:r>
+              <w:rPr>
+                <w:rFonts w:eastAsia="Times New Roman" w:cs="Times New Roman"/>
+                <w:szCs w:val="24"/>
+                <w:lang w:eastAsia="pt-BR"/>
+              </w:rPr>
+              <w:t>Essencial</w:t>
             </w:r>
           </w:p>
         </w:tc>
@@ -12043,10 +12358,17 @@
               <w:rPr>
                 <w:rFonts w:eastAsia="Times New Roman" w:cs="Times New Roman"/>
                 <w:szCs w:val="24"/>
-                <w:highlight w:val="lightGray"/>
                 <w:lang w:eastAsia="pt-BR"/>
               </w:rPr>
             </w:pPr>
+            <w:r>
+              <w:rPr>
+                <w:rFonts w:eastAsia="Times New Roman" w:cs="Times New Roman"/>
+                <w:szCs w:val="24"/>
+                <w:lang w:eastAsia="pt-BR"/>
+              </w:rPr>
+              <w:t>DIABETES</w:t>
+            </w:r>
           </w:p>
         </w:tc>
         <w:tc>
@@ -12062,7 +12384,6 @@
               <w:rPr>
                 <w:rFonts w:eastAsia="Times New Roman" w:cs="Times New Roman"/>
                 <w:szCs w:val="24"/>
-                <w:highlight w:val="lightGray"/>
                 <w:lang w:eastAsia="pt-BR"/>
               </w:rPr>
             </w:pPr>
@@ -12070,10 +12391,9 @@
               <w:rPr>
                 <w:rFonts w:eastAsia="Times New Roman" w:cs="Times New Roman"/>
                 <w:szCs w:val="24"/>
-                <w:highlight w:val="lightGray"/>
-                <w:lang w:eastAsia="pt-BR"/>
-              </w:rPr>
-              <w:t>DIABETES</w:t>
+                <w:lang w:eastAsia="pt-BR"/>
+              </w:rPr>
+              <w:t>Varchar2(1)</w:t>
             </w:r>
           </w:p>
         </w:tc>
@@ -12090,7 +12410,6 @@
               <w:rPr>
                 <w:rFonts w:eastAsia="Times New Roman" w:cs="Times New Roman"/>
                 <w:szCs w:val="24"/>
-                <w:highlight w:val="lightGray"/>
                 <w:lang w:eastAsia="pt-BR"/>
               </w:rPr>
             </w:pPr>
@@ -12098,10 +12417,35 @@
               <w:rPr>
                 <w:rFonts w:eastAsia="Times New Roman" w:cs="Times New Roman"/>
                 <w:szCs w:val="24"/>
-                <w:highlight w:val="lightGray"/>
-                <w:lang w:eastAsia="pt-BR"/>
-              </w:rPr>
-              <w:t>Diabetes mellitus: 1 = Sim; 2 = Não; 9 = Ignorado.</w:t>
+                <w:lang w:eastAsia="pt-BR"/>
+              </w:rPr>
+              <w:t>Paciente possui diabetes mellitus.</w:t>
+            </w:r>
+          </w:p>
+        </w:tc>
+        <w:tc>
+          <w:tcPr>
+            <w:tcW w:w="0" w:type="auto"/>
+            <w:vAlign w:val="center"/>
+            <w:hideMark/>
+          </w:tcPr>
+          <w:p>
+            <w:pPr>
+              <w:spacing w:line="240" w:lineRule="auto"/>
+              <w:jc w:val="left"/>
+              <w:rPr>
+                <w:rFonts w:eastAsia="Times New Roman" w:cs="Times New Roman"/>
+                <w:szCs w:val="24"/>
+                <w:lang w:eastAsia="pt-BR"/>
+              </w:rPr>
+            </w:pPr>
+            <w:r>
+              <w:rPr>
+                <w:rFonts w:eastAsia="Times New Roman" w:cs="Times New Roman"/>
+                <w:szCs w:val="24"/>
+                <w:lang w:eastAsia="pt-BR"/>
+              </w:rPr>
+              <w:t>Essencial</w:t>
             </w:r>
           </w:p>
         </w:tc>
@@ -12123,10 +12467,17 @@
               <w:rPr>
                 <w:rFonts w:eastAsia="Times New Roman" w:cs="Times New Roman"/>
                 <w:szCs w:val="24"/>
-                <w:highlight w:val="lightGray"/>
                 <w:lang w:eastAsia="pt-BR"/>
               </w:rPr>
             </w:pPr>
+            <w:r>
+              <w:rPr>
+                <w:rFonts w:eastAsia="Times New Roman" w:cs="Times New Roman"/>
+                <w:szCs w:val="24"/>
+                <w:lang w:eastAsia="pt-BR"/>
+              </w:rPr>
+              <w:t>NEUROLOGIC</w:t>
+            </w:r>
           </w:p>
         </w:tc>
         <w:tc>
@@ -12142,7 +12493,6 @@
               <w:rPr>
                 <w:rFonts w:eastAsia="Times New Roman" w:cs="Times New Roman"/>
                 <w:szCs w:val="24"/>
-                <w:highlight w:val="lightGray"/>
                 <w:lang w:eastAsia="pt-BR"/>
               </w:rPr>
             </w:pPr>
@@ -12150,10 +12500,9 @@
               <w:rPr>
                 <w:rFonts w:eastAsia="Times New Roman" w:cs="Times New Roman"/>
                 <w:szCs w:val="24"/>
-                <w:highlight w:val="lightGray"/>
-                <w:lang w:eastAsia="pt-BR"/>
-              </w:rPr>
-              <w:t>RENAL</w:t>
+                <w:lang w:eastAsia="pt-BR"/>
+              </w:rPr>
+              <w:t>Varchar2(1)</w:t>
             </w:r>
           </w:p>
         </w:tc>
@@ -12170,7 +12519,6 @@
               <w:rPr>
                 <w:rFonts w:eastAsia="Times New Roman" w:cs="Times New Roman"/>
                 <w:szCs w:val="24"/>
-                <w:highlight w:val="lightGray"/>
                 <w:lang w:eastAsia="pt-BR"/>
               </w:rPr>
             </w:pPr>
@@ -12178,10 +12526,35 @@
               <w:rPr>
                 <w:rFonts w:eastAsia="Times New Roman" w:cs="Times New Roman"/>
                 <w:szCs w:val="24"/>
-                <w:highlight w:val="lightGray"/>
-                <w:lang w:eastAsia="pt-BR"/>
-              </w:rPr>
-              <w:t>Doença renal crônica: 1 = Sim; 2 = Não; 9 = Ignorado.</w:t>
+                <w:lang w:eastAsia="pt-BR"/>
+              </w:rPr>
+              <w:t>Paciente possui doença neurológica crônica.</w:t>
+            </w:r>
+          </w:p>
+        </w:tc>
+        <w:tc>
+          <w:tcPr>
+            <w:tcW w:w="0" w:type="auto"/>
+            <w:vAlign w:val="center"/>
+            <w:hideMark/>
+          </w:tcPr>
+          <w:p>
+            <w:pPr>
+              <w:spacing w:line="240" w:lineRule="auto"/>
+              <w:jc w:val="left"/>
+              <w:rPr>
+                <w:rFonts w:eastAsia="Times New Roman" w:cs="Times New Roman"/>
+                <w:szCs w:val="24"/>
+                <w:lang w:eastAsia="pt-BR"/>
+              </w:rPr>
+            </w:pPr>
+            <w:r>
+              <w:rPr>
+                <w:rFonts w:eastAsia="Times New Roman" w:cs="Times New Roman"/>
+                <w:szCs w:val="24"/>
+                <w:lang w:eastAsia="pt-BR"/>
+              </w:rPr>
+              <w:t>Essencial</w:t>
             </w:r>
           </w:p>
         </w:tc>
@@ -12203,10 +12576,17 @@
               <w:rPr>
                 <w:rFonts w:eastAsia="Times New Roman" w:cs="Times New Roman"/>
                 <w:szCs w:val="24"/>
-                <w:highlight w:val="lightGray"/>
                 <w:lang w:eastAsia="pt-BR"/>
               </w:rPr>
             </w:pPr>
+            <w:r>
+              <w:rPr>
+                <w:rFonts w:eastAsia="Times New Roman" w:cs="Times New Roman"/>
+                <w:szCs w:val="24"/>
+                <w:lang w:eastAsia="pt-BR"/>
+              </w:rPr>
+              <w:t>PNEUMOPATI</w:t>
+            </w:r>
           </w:p>
         </w:tc>
         <w:tc>
@@ -12222,7 +12602,6 @@
               <w:rPr>
                 <w:rFonts w:eastAsia="Times New Roman" w:cs="Times New Roman"/>
                 <w:szCs w:val="24"/>
-                <w:highlight w:val="lightGray"/>
                 <w:lang w:eastAsia="pt-BR"/>
               </w:rPr>
             </w:pPr>
@@ -12230,10 +12609,9 @@
               <w:rPr>
                 <w:rFonts w:eastAsia="Times New Roman" w:cs="Times New Roman"/>
                 <w:szCs w:val="24"/>
-                <w:highlight w:val="lightGray"/>
-                <w:lang w:eastAsia="pt-BR"/>
-              </w:rPr>
-              <w:t>OBESIDADE</w:t>
+                <w:lang w:eastAsia="pt-BR"/>
+              </w:rPr>
+              <w:t>Varchar2(1)</w:t>
             </w:r>
           </w:p>
         </w:tc>
@@ -12250,7 +12628,6 @@
               <w:rPr>
                 <w:rFonts w:eastAsia="Times New Roman" w:cs="Times New Roman"/>
                 <w:szCs w:val="24"/>
-                <w:highlight w:val="lightGray"/>
                 <w:lang w:eastAsia="pt-BR"/>
               </w:rPr>
             </w:pPr>
@@ -12258,10 +12635,35 @@
               <w:rPr>
                 <w:rFonts w:eastAsia="Times New Roman" w:cs="Times New Roman"/>
                 <w:szCs w:val="24"/>
-                <w:highlight w:val="lightGray"/>
-                <w:lang w:eastAsia="pt-BR"/>
-              </w:rPr>
-              <w:t>Obesidade: 1 = Sim; 2 = Não; 9 = Ignorado.</w:t>
+                <w:lang w:eastAsia="pt-BR"/>
+              </w:rPr>
+              <w:t>Paciente possui outra pneumopatia crônica.</w:t>
+            </w:r>
+          </w:p>
+        </w:tc>
+        <w:tc>
+          <w:tcPr>
+            <w:tcW w:w="0" w:type="auto"/>
+            <w:vAlign w:val="center"/>
+            <w:hideMark/>
+          </w:tcPr>
+          <w:p>
+            <w:pPr>
+              <w:spacing w:line="240" w:lineRule="auto"/>
+              <w:jc w:val="left"/>
+              <w:rPr>
+                <w:rFonts w:eastAsia="Times New Roman" w:cs="Times New Roman"/>
+                <w:szCs w:val="24"/>
+                <w:lang w:eastAsia="pt-BR"/>
+              </w:rPr>
+            </w:pPr>
+            <w:r>
+              <w:rPr>
+                <w:rFonts w:eastAsia="Times New Roman" w:cs="Times New Roman"/>
+                <w:szCs w:val="24"/>
+                <w:lang w:eastAsia="pt-BR"/>
+              </w:rPr>
+              <w:t>Essencial</w:t>
             </w:r>
           </w:p>
         </w:tc>
@@ -12283,10 +12685,17 @@
               <w:rPr>
                 <w:rFonts w:eastAsia="Times New Roman" w:cs="Times New Roman"/>
                 <w:szCs w:val="24"/>
-                <w:highlight w:val="lightGray"/>
                 <w:lang w:eastAsia="pt-BR"/>
               </w:rPr>
             </w:pPr>
+            <w:r>
+              <w:rPr>
+                <w:rFonts w:eastAsia="Times New Roman" w:cs="Times New Roman"/>
+                <w:szCs w:val="24"/>
+                <w:lang w:eastAsia="pt-BR"/>
+              </w:rPr>
+              <w:t>IMUNODEPRE</w:t>
+            </w:r>
           </w:p>
         </w:tc>
         <w:tc>
@@ -12302,7 +12711,6 @@
               <w:rPr>
                 <w:rFonts w:eastAsia="Times New Roman" w:cs="Times New Roman"/>
                 <w:szCs w:val="24"/>
-                <w:highlight w:val="lightGray"/>
                 <w:lang w:eastAsia="pt-BR"/>
               </w:rPr>
             </w:pPr>
@@ -12310,10 +12718,9 @@
               <w:rPr>
                 <w:rFonts w:eastAsia="Times New Roman" w:cs="Times New Roman"/>
                 <w:szCs w:val="24"/>
-                <w:highlight w:val="lightGray"/>
-                <w:lang w:eastAsia="pt-BR"/>
-              </w:rPr>
-              <w:t>IMUNODEPRE</w:t>
+                <w:lang w:eastAsia="pt-BR"/>
+              </w:rPr>
+              <w:t>Varchar2(1)</w:t>
             </w:r>
           </w:p>
         </w:tc>
@@ -12330,7 +12737,6 @@
               <w:rPr>
                 <w:rFonts w:eastAsia="Times New Roman" w:cs="Times New Roman"/>
                 <w:szCs w:val="24"/>
-                <w:highlight w:val="lightGray"/>
                 <w:lang w:eastAsia="pt-BR"/>
               </w:rPr>
             </w:pPr>
@@ -12338,10 +12744,35 @@
               <w:rPr>
                 <w:rFonts w:eastAsia="Times New Roman" w:cs="Times New Roman"/>
                 <w:szCs w:val="24"/>
-                <w:highlight w:val="lightGray"/>
-                <w:lang w:eastAsia="pt-BR"/>
-              </w:rPr>
-              <w:t>Imunodeficiência ou imunodepressão: 1 = Sim; 2 = Não; 9 = Ignorado.</w:t>
+                <w:lang w:eastAsia="pt-BR"/>
+              </w:rPr>
+              <w:t>Paciente possui imunodeficiência ou imunodepressão.</w:t>
+            </w:r>
+          </w:p>
+        </w:tc>
+        <w:tc>
+          <w:tcPr>
+            <w:tcW w:w="0" w:type="auto"/>
+            <w:vAlign w:val="center"/>
+            <w:hideMark/>
+          </w:tcPr>
+          <w:p>
+            <w:pPr>
+              <w:spacing w:line="240" w:lineRule="auto"/>
+              <w:jc w:val="left"/>
+              <w:rPr>
+                <w:rFonts w:eastAsia="Times New Roman" w:cs="Times New Roman"/>
+                <w:szCs w:val="24"/>
+                <w:lang w:eastAsia="pt-BR"/>
+              </w:rPr>
+            </w:pPr>
+            <w:r>
+              <w:rPr>
+                <w:rFonts w:eastAsia="Times New Roman" w:cs="Times New Roman"/>
+                <w:szCs w:val="24"/>
+                <w:lang w:eastAsia="pt-BR"/>
+              </w:rPr>
+              <w:t>Essencial</w:t>
             </w:r>
           </w:p>
         </w:tc>
@@ -12363,10 +12794,17 @@
               <w:rPr>
                 <w:rFonts w:eastAsia="Times New Roman" w:cs="Times New Roman"/>
                 <w:szCs w:val="24"/>
-                <w:highlight w:val="lightGray"/>
                 <w:lang w:eastAsia="pt-BR"/>
               </w:rPr>
             </w:pPr>
+            <w:r>
+              <w:rPr>
+                <w:rFonts w:eastAsia="Times New Roman" w:cs="Times New Roman"/>
+                <w:szCs w:val="24"/>
+                <w:lang w:eastAsia="pt-BR"/>
+              </w:rPr>
+              <w:t>RENAL</w:t>
+            </w:r>
           </w:p>
         </w:tc>
         <w:tc>
@@ -12382,7 +12820,6 @@
               <w:rPr>
                 <w:rFonts w:eastAsia="Times New Roman" w:cs="Times New Roman"/>
                 <w:szCs w:val="24"/>
-                <w:highlight w:val="lightGray"/>
                 <w:lang w:eastAsia="pt-BR"/>
               </w:rPr>
             </w:pPr>
@@ -12390,10 +12827,9 @@
               <w:rPr>
                 <w:rFonts w:eastAsia="Times New Roman" w:cs="Times New Roman"/>
                 <w:szCs w:val="24"/>
-                <w:highlight w:val="lightGray"/>
-                <w:lang w:eastAsia="pt-BR"/>
-              </w:rPr>
-              <w:t>SIND_DOWN</w:t>
+                <w:lang w:eastAsia="pt-BR"/>
+              </w:rPr>
+              <w:t>Varchar2(1)</w:t>
             </w:r>
           </w:p>
         </w:tc>
@@ -12410,7 +12846,6 @@
               <w:rPr>
                 <w:rFonts w:eastAsia="Times New Roman" w:cs="Times New Roman"/>
                 <w:szCs w:val="24"/>
-                <w:highlight w:val="lightGray"/>
                 <w:lang w:eastAsia="pt-BR"/>
               </w:rPr>
             </w:pPr>
@@ -12418,10 +12853,35 @@
               <w:rPr>
                 <w:rFonts w:eastAsia="Times New Roman" w:cs="Times New Roman"/>
                 <w:szCs w:val="24"/>
-                <w:highlight w:val="lightGray"/>
-                <w:lang w:eastAsia="pt-BR"/>
-              </w:rPr>
-              <w:t>Síndrome de Down: 1 = Sim; 2 = Não; 9 = Ignorado.</w:t>
+                <w:lang w:eastAsia="pt-BR"/>
+              </w:rPr>
+              <w:t>Paciente possui doença renal crônica.</w:t>
+            </w:r>
+          </w:p>
+        </w:tc>
+        <w:tc>
+          <w:tcPr>
+            <w:tcW w:w="0" w:type="auto"/>
+            <w:vAlign w:val="center"/>
+            <w:hideMark/>
+          </w:tcPr>
+          <w:p>
+            <w:pPr>
+              <w:spacing w:line="240" w:lineRule="auto"/>
+              <w:jc w:val="left"/>
+              <w:rPr>
+                <w:rFonts w:eastAsia="Times New Roman" w:cs="Times New Roman"/>
+                <w:szCs w:val="24"/>
+                <w:lang w:eastAsia="pt-BR"/>
+              </w:rPr>
+            </w:pPr>
+            <w:r>
+              <w:rPr>
+                <w:rFonts w:eastAsia="Times New Roman" w:cs="Times New Roman"/>
+                <w:szCs w:val="24"/>
+                <w:lang w:eastAsia="pt-BR"/>
+              </w:rPr>
+              <w:t>Essencial</w:t>
             </w:r>
           </w:p>
         </w:tc>
@@ -12443,10 +12903,17 @@
               <w:rPr>
                 <w:rFonts w:eastAsia="Times New Roman" w:cs="Times New Roman"/>
                 <w:szCs w:val="24"/>
-                <w:highlight w:val="lightGray"/>
                 <w:lang w:eastAsia="pt-BR"/>
               </w:rPr>
             </w:pPr>
+            <w:r>
+              <w:rPr>
+                <w:rFonts w:eastAsia="Times New Roman" w:cs="Times New Roman"/>
+                <w:szCs w:val="24"/>
+                <w:lang w:eastAsia="pt-BR"/>
+              </w:rPr>
+              <w:t>OBESIDADE</w:t>
+            </w:r>
           </w:p>
         </w:tc>
         <w:tc>
@@ -12462,7 +12929,6 @@
               <w:rPr>
                 <w:rFonts w:eastAsia="Times New Roman" w:cs="Times New Roman"/>
                 <w:szCs w:val="24"/>
-                <w:highlight w:val="lightGray"/>
                 <w:lang w:eastAsia="pt-BR"/>
               </w:rPr>
             </w:pPr>
@@ -12470,10 +12936,9 @@
               <w:rPr>
                 <w:rFonts w:eastAsia="Times New Roman" w:cs="Times New Roman"/>
                 <w:szCs w:val="24"/>
-                <w:highlight w:val="lightGray"/>
-                <w:lang w:eastAsia="pt-BR"/>
-              </w:rPr>
-              <w:t>HEPATICA</w:t>
+                <w:lang w:eastAsia="pt-BR"/>
+              </w:rPr>
+              <w:t>Varchar2(1)</w:t>
             </w:r>
           </w:p>
         </w:tc>
@@ -12490,7 +12955,6 @@
               <w:rPr>
                 <w:rFonts w:eastAsia="Times New Roman" w:cs="Times New Roman"/>
                 <w:szCs w:val="24"/>
-                <w:highlight w:val="lightGray"/>
                 <w:lang w:eastAsia="pt-BR"/>
               </w:rPr>
             </w:pPr>
@@ -12498,10 +12962,35 @@
               <w:rPr>
                 <w:rFonts w:eastAsia="Times New Roman" w:cs="Times New Roman"/>
                 <w:szCs w:val="24"/>
-                <w:highlight w:val="lightGray"/>
-                <w:lang w:eastAsia="pt-BR"/>
-              </w:rPr>
-              <w:t>Doença hepática crônica: 1 = Sim; 2 = Não; 9 = Ignorado.</w:t>
+                <w:lang w:eastAsia="pt-BR"/>
+              </w:rPr>
+              <w:t>Paciente possui obesidade.</w:t>
+            </w:r>
+          </w:p>
+        </w:tc>
+        <w:tc>
+          <w:tcPr>
+            <w:tcW w:w="0" w:type="auto"/>
+            <w:vAlign w:val="center"/>
+            <w:hideMark/>
+          </w:tcPr>
+          <w:p>
+            <w:pPr>
+              <w:spacing w:line="240" w:lineRule="auto"/>
+              <w:jc w:val="left"/>
+              <w:rPr>
+                <w:rFonts w:eastAsia="Times New Roman" w:cs="Times New Roman"/>
+                <w:szCs w:val="24"/>
+                <w:lang w:eastAsia="pt-BR"/>
+              </w:rPr>
+            </w:pPr>
+            <w:r>
+              <w:rPr>
+                <w:rFonts w:eastAsia="Times New Roman" w:cs="Times New Roman"/>
+                <w:szCs w:val="24"/>
+                <w:lang w:eastAsia="pt-BR"/>
+              </w:rPr>
+              <w:t>Essencial</w:t>
             </w:r>
           </w:p>
         </w:tc>
@@ -12523,10 +13012,18 @@
               <w:rPr>
                 <w:rFonts w:eastAsia="Times New Roman" w:cs="Times New Roman"/>
                 <w:szCs w:val="24"/>
-                <w:highlight w:val="lightGray"/>
                 <w:lang w:eastAsia="pt-BR"/>
               </w:rPr>
             </w:pPr>
+            <w:r>
+              <w:rPr>
+                <w:rFonts w:eastAsia="Times New Roman" w:cs="Times New Roman"/>
+                <w:szCs w:val="24"/>
+                <w:lang w:eastAsia="pt-BR"/>
+              </w:rPr>
+              <w:lastRenderedPageBreak/>
+              <w:t>OUT_MORBI</w:t>
+            </w:r>
           </w:p>
         </w:tc>
         <w:tc>
@@ -12542,7 +13039,6 @@
               <w:rPr>
                 <w:rFonts w:eastAsia="Times New Roman" w:cs="Times New Roman"/>
                 <w:szCs w:val="24"/>
-                <w:highlight w:val="lightGray"/>
                 <w:lang w:eastAsia="pt-BR"/>
               </w:rPr>
             </w:pPr>
@@ -12550,10 +13046,9 @@
               <w:rPr>
                 <w:rFonts w:eastAsia="Times New Roman" w:cs="Times New Roman"/>
                 <w:szCs w:val="24"/>
-                <w:highlight w:val="lightGray"/>
-                <w:lang w:eastAsia="pt-BR"/>
-              </w:rPr>
-              <w:t>NEUROLOGIC</w:t>
+                <w:lang w:eastAsia="pt-BR"/>
+              </w:rPr>
+              <w:t>Varchar2(1)</w:t>
             </w:r>
           </w:p>
         </w:tc>
@@ -12570,7 +13065,6 @@
               <w:rPr>
                 <w:rFonts w:eastAsia="Times New Roman" w:cs="Times New Roman"/>
                 <w:szCs w:val="24"/>
-                <w:highlight w:val="lightGray"/>
                 <w:lang w:eastAsia="pt-BR"/>
               </w:rPr>
             </w:pPr>
@@ -12578,10 +13072,35 @@
               <w:rPr>
                 <w:rFonts w:eastAsia="Times New Roman" w:cs="Times New Roman"/>
                 <w:szCs w:val="24"/>
-                <w:highlight w:val="lightGray"/>
-                <w:lang w:eastAsia="pt-BR"/>
-              </w:rPr>
-              <w:t>Doença neurológica crônica: 1 = Sim; 2 = Não; 9 = Ignorado.</w:t>
+                <w:lang w:eastAsia="pt-BR"/>
+              </w:rPr>
+              <w:t>Paciente possui outros fatores de risco não listados.</w:t>
+            </w:r>
+          </w:p>
+        </w:tc>
+        <w:tc>
+          <w:tcPr>
+            <w:tcW w:w="0" w:type="auto"/>
+            <w:vAlign w:val="center"/>
+            <w:hideMark/>
+          </w:tcPr>
+          <w:p>
+            <w:pPr>
+              <w:spacing w:line="240" w:lineRule="auto"/>
+              <w:jc w:val="left"/>
+              <w:rPr>
+                <w:rFonts w:eastAsia="Times New Roman" w:cs="Times New Roman"/>
+                <w:szCs w:val="24"/>
+                <w:lang w:eastAsia="pt-BR"/>
+              </w:rPr>
+            </w:pPr>
+            <w:r>
+              <w:rPr>
+                <w:rFonts w:eastAsia="Times New Roman" w:cs="Times New Roman"/>
+                <w:szCs w:val="24"/>
+                <w:lang w:eastAsia="pt-BR"/>
+              </w:rPr>
+              <w:t>Essencial</w:t>
             </w:r>
           </w:p>
         </w:tc>
@@ -12603,11 +13122,17 @@
               <w:rPr>
                 <w:rFonts w:eastAsia="Times New Roman" w:cs="Times New Roman"/>
                 <w:szCs w:val="24"/>
-                <w:highlight w:val="lightGray"/>
                 <w:lang w:eastAsia="pt-BR"/>
               </w:rPr>
             </w:pPr>
-            <w:commentRangeStart w:id="48"/>
+            <w:r>
+              <w:rPr>
+                <w:rFonts w:eastAsia="Times New Roman" w:cs="Times New Roman"/>
+                <w:szCs w:val="24"/>
+                <w:lang w:eastAsia="pt-BR"/>
+              </w:rPr>
+              <w:t>FATOR_RISC</w:t>
+            </w:r>
           </w:p>
         </w:tc>
         <w:tc>
@@ -12623,7 +13148,6 @@
               <w:rPr>
                 <w:rFonts w:eastAsia="Times New Roman" w:cs="Times New Roman"/>
                 <w:szCs w:val="24"/>
-                <w:highlight w:val="lightGray"/>
                 <w:lang w:eastAsia="pt-BR"/>
               </w:rPr>
             </w:pPr>
@@ -12631,10 +13155,9 @@
               <w:rPr>
                 <w:rFonts w:eastAsia="Times New Roman" w:cs="Times New Roman"/>
                 <w:szCs w:val="24"/>
-                <w:highlight w:val="lightGray"/>
-                <w:lang w:eastAsia="pt-BR"/>
-              </w:rPr>
-              <w:t>PNEUMOPATI</w:t>
+                <w:lang w:eastAsia="pt-BR"/>
+              </w:rPr>
+              <w:t>Varchar2(1)</w:t>
             </w:r>
           </w:p>
         </w:tc>
@@ -12651,7 +13174,6 @@
               <w:rPr>
                 <w:rFonts w:eastAsia="Times New Roman" w:cs="Times New Roman"/>
                 <w:szCs w:val="24"/>
-                <w:highlight w:val="lightGray"/>
                 <w:lang w:eastAsia="pt-BR"/>
               </w:rPr>
             </w:pPr>
@@ -12659,18 +13181,580 @@
               <w:rPr>
                 <w:rFonts w:eastAsia="Times New Roman" w:cs="Times New Roman"/>
                 <w:szCs w:val="24"/>
-                <w:highlight w:val="lightGray"/>
-                <w:lang w:eastAsia="pt-BR"/>
-              </w:rPr>
-              <w:t>Outra pneumopatia crônica: 1 = Sim; 2 = Não; 9 = Ignorado.</w:t>
-            </w:r>
-            <w:commentRangeEnd w:id="48"/>
-            <w:r>
-              <w:rPr>
-                <w:rStyle w:val="Refdecomentrio"/>
-                <w:highlight w:val="lightGray"/>
-              </w:rPr>
-              <w:commentReference w:id="48"/>
+                <w:lang w:eastAsia="pt-BR"/>
+              </w:rPr>
+              <w:t>Indica se o paciente possui algum fator de risco (1=Sim, 2=Não, 9=Ignorado).</w:t>
+            </w:r>
+          </w:p>
+        </w:tc>
+        <w:tc>
+          <w:tcPr>
+            <w:tcW w:w="0" w:type="auto"/>
+            <w:vAlign w:val="center"/>
+            <w:hideMark/>
+          </w:tcPr>
+          <w:p>
+            <w:pPr>
+              <w:spacing w:line="240" w:lineRule="auto"/>
+              <w:jc w:val="left"/>
+              <w:rPr>
+                <w:rFonts w:eastAsia="Times New Roman" w:cs="Times New Roman"/>
+                <w:szCs w:val="24"/>
+                <w:lang w:eastAsia="pt-BR"/>
+              </w:rPr>
+            </w:pPr>
+            <w:r>
+              <w:rPr>
+                <w:rFonts w:eastAsia="Times New Roman" w:cs="Times New Roman"/>
+                <w:szCs w:val="24"/>
+                <w:lang w:eastAsia="pt-BR"/>
+              </w:rPr>
+              <w:t>Essencial</w:t>
+            </w:r>
+          </w:p>
+        </w:tc>
+      </w:tr>
+      <w:tr>
+        <w:trPr>
+          <w:tblCellSpacing w:w="15" w:type="dxa"/>
+        </w:trPr>
+        <w:tc>
+          <w:tcPr>
+            <w:tcW w:w="0" w:type="auto"/>
+            <w:vAlign w:val="center"/>
+            <w:hideMark/>
+          </w:tcPr>
+          <w:p>
+            <w:pPr>
+              <w:spacing w:line="240" w:lineRule="auto"/>
+              <w:jc w:val="left"/>
+              <w:rPr>
+                <w:rFonts w:eastAsia="Times New Roman" w:cs="Times New Roman"/>
+                <w:szCs w:val="24"/>
+                <w:lang w:eastAsia="pt-BR"/>
+              </w:rPr>
+            </w:pPr>
+            <w:r>
+              <w:rPr>
+                <w:rFonts w:eastAsia="Times New Roman" w:cs="Times New Roman"/>
+                <w:szCs w:val="24"/>
+                <w:lang w:eastAsia="pt-BR"/>
+              </w:rPr>
+              <w:t>NU_IDADE_N</w:t>
+            </w:r>
+          </w:p>
+        </w:tc>
+        <w:tc>
+          <w:tcPr>
+            <w:tcW w:w="0" w:type="auto"/>
+            <w:vAlign w:val="center"/>
+            <w:hideMark/>
+          </w:tcPr>
+          <w:p>
+            <w:pPr>
+              <w:spacing w:line="240" w:lineRule="auto"/>
+              <w:jc w:val="left"/>
+              <w:rPr>
+                <w:rFonts w:eastAsia="Times New Roman" w:cs="Times New Roman"/>
+                <w:szCs w:val="24"/>
+                <w:lang w:eastAsia="pt-BR"/>
+              </w:rPr>
+            </w:pPr>
+            <w:r>
+              <w:rPr>
+                <w:rFonts w:eastAsia="Times New Roman" w:cs="Times New Roman"/>
+                <w:szCs w:val="24"/>
+                <w:lang w:eastAsia="pt-BR"/>
+              </w:rPr>
+              <w:t>Varchar2(3)</w:t>
+            </w:r>
+          </w:p>
+        </w:tc>
+        <w:tc>
+          <w:tcPr>
+            <w:tcW w:w="0" w:type="auto"/>
+            <w:vAlign w:val="center"/>
+            <w:hideMark/>
+          </w:tcPr>
+          <w:p>
+            <w:pPr>
+              <w:spacing w:line="240" w:lineRule="auto"/>
+              <w:jc w:val="left"/>
+              <w:rPr>
+                <w:rFonts w:eastAsia="Times New Roman" w:cs="Times New Roman"/>
+                <w:szCs w:val="24"/>
+                <w:lang w:eastAsia="pt-BR"/>
+              </w:rPr>
+            </w:pPr>
+            <w:r>
+              <w:rPr>
+                <w:rFonts w:eastAsia="Times New Roman" w:cs="Times New Roman"/>
+                <w:szCs w:val="24"/>
+                <w:lang w:eastAsia="pt-BR"/>
+              </w:rPr>
+              <w:t>Idade informada quando não há data de nascimento.</w:t>
+            </w:r>
+          </w:p>
+        </w:tc>
+        <w:tc>
+          <w:tcPr>
+            <w:tcW w:w="0" w:type="auto"/>
+            <w:vAlign w:val="center"/>
+            <w:hideMark/>
+          </w:tcPr>
+          <w:p>
+            <w:pPr>
+              <w:spacing w:line="240" w:lineRule="auto"/>
+              <w:jc w:val="left"/>
+              <w:rPr>
+                <w:rFonts w:eastAsia="Times New Roman" w:cs="Times New Roman"/>
+                <w:szCs w:val="24"/>
+                <w:lang w:eastAsia="pt-BR"/>
+              </w:rPr>
+            </w:pPr>
+            <w:r>
+              <w:rPr>
+                <w:rFonts w:eastAsia="Times New Roman" w:cs="Times New Roman"/>
+                <w:szCs w:val="24"/>
+                <w:lang w:eastAsia="pt-BR"/>
+              </w:rPr>
+              <w:t>Obrigatório</w:t>
+            </w:r>
+          </w:p>
+        </w:tc>
+      </w:tr>
+      <w:tr>
+        <w:trPr>
+          <w:tblCellSpacing w:w="15" w:type="dxa"/>
+        </w:trPr>
+        <w:tc>
+          <w:tcPr>
+            <w:tcW w:w="0" w:type="auto"/>
+            <w:vAlign w:val="center"/>
+            <w:hideMark/>
+          </w:tcPr>
+          <w:p>
+            <w:pPr>
+              <w:spacing w:line="240" w:lineRule="auto"/>
+              <w:jc w:val="left"/>
+              <w:rPr>
+                <w:rFonts w:eastAsia="Times New Roman" w:cs="Times New Roman"/>
+                <w:szCs w:val="24"/>
+                <w:lang w:eastAsia="pt-BR"/>
+              </w:rPr>
+            </w:pPr>
+            <w:r>
+              <w:rPr>
+                <w:rFonts w:eastAsia="Times New Roman" w:cs="Times New Roman"/>
+                <w:szCs w:val="24"/>
+                <w:lang w:eastAsia="pt-BR"/>
+              </w:rPr>
+              <w:t>SUPORT_VEN</w:t>
+            </w:r>
+          </w:p>
+        </w:tc>
+        <w:tc>
+          <w:tcPr>
+            <w:tcW w:w="0" w:type="auto"/>
+            <w:vAlign w:val="center"/>
+            <w:hideMark/>
+          </w:tcPr>
+          <w:p>
+            <w:pPr>
+              <w:spacing w:line="240" w:lineRule="auto"/>
+              <w:jc w:val="left"/>
+              <w:rPr>
+                <w:rFonts w:eastAsia="Times New Roman" w:cs="Times New Roman"/>
+                <w:szCs w:val="24"/>
+                <w:lang w:eastAsia="pt-BR"/>
+              </w:rPr>
+            </w:pPr>
+            <w:r>
+              <w:rPr>
+                <w:rFonts w:eastAsia="Times New Roman" w:cs="Times New Roman"/>
+                <w:szCs w:val="24"/>
+                <w:lang w:eastAsia="pt-BR"/>
+              </w:rPr>
+              <w:t>Varchar2(1)</w:t>
+            </w:r>
+          </w:p>
+        </w:tc>
+        <w:tc>
+          <w:tcPr>
+            <w:tcW w:w="0" w:type="auto"/>
+            <w:vAlign w:val="center"/>
+            <w:hideMark/>
+          </w:tcPr>
+          <w:p>
+            <w:pPr>
+              <w:spacing w:line="240" w:lineRule="auto"/>
+              <w:jc w:val="left"/>
+              <w:rPr>
+                <w:rFonts w:eastAsia="Times New Roman" w:cs="Times New Roman"/>
+                <w:szCs w:val="24"/>
+                <w:lang w:eastAsia="pt-BR"/>
+              </w:rPr>
+            </w:pPr>
+            <w:r>
+              <w:rPr>
+                <w:rFonts w:eastAsia="Times New Roman" w:cs="Times New Roman"/>
+                <w:szCs w:val="24"/>
+                <w:lang w:eastAsia="pt-BR"/>
+              </w:rPr>
+              <w:t>Tipo de ventilação utilizada (1=Invasivo, 2=Não invasivo, 3=Não, 9=Ignorado).</w:t>
+            </w:r>
+          </w:p>
+        </w:tc>
+        <w:tc>
+          <w:tcPr>
+            <w:tcW w:w="0" w:type="auto"/>
+            <w:vAlign w:val="center"/>
+            <w:hideMark/>
+          </w:tcPr>
+          <w:p>
+            <w:pPr>
+              <w:spacing w:line="240" w:lineRule="auto"/>
+              <w:jc w:val="left"/>
+              <w:rPr>
+                <w:rFonts w:eastAsia="Times New Roman" w:cs="Times New Roman"/>
+                <w:szCs w:val="24"/>
+                <w:lang w:eastAsia="pt-BR"/>
+              </w:rPr>
+            </w:pPr>
+            <w:r>
+              <w:rPr>
+                <w:rFonts w:eastAsia="Times New Roman" w:cs="Times New Roman"/>
+                <w:szCs w:val="24"/>
+                <w:lang w:eastAsia="pt-BR"/>
+              </w:rPr>
+              <w:t>Essencial</w:t>
+            </w:r>
+          </w:p>
+        </w:tc>
+      </w:tr>
+      <w:tr>
+        <w:trPr>
+          <w:tblCellSpacing w:w="15" w:type="dxa"/>
+        </w:trPr>
+        <w:tc>
+          <w:tcPr>
+            <w:tcW w:w="0" w:type="auto"/>
+            <w:vAlign w:val="center"/>
+            <w:hideMark/>
+          </w:tcPr>
+          <w:p>
+            <w:pPr>
+              <w:spacing w:line="240" w:lineRule="auto"/>
+              <w:jc w:val="left"/>
+              <w:rPr>
+                <w:rFonts w:eastAsia="Times New Roman" w:cs="Times New Roman"/>
+                <w:szCs w:val="24"/>
+                <w:lang w:eastAsia="pt-BR"/>
+              </w:rPr>
+            </w:pPr>
+            <w:r>
+              <w:rPr>
+                <w:rFonts w:eastAsia="Times New Roman" w:cs="Times New Roman"/>
+                <w:szCs w:val="24"/>
+                <w:lang w:eastAsia="pt-BR"/>
+              </w:rPr>
+              <w:t>UTI</w:t>
+            </w:r>
+          </w:p>
+        </w:tc>
+        <w:tc>
+          <w:tcPr>
+            <w:tcW w:w="0" w:type="auto"/>
+            <w:vAlign w:val="center"/>
+            <w:hideMark/>
+          </w:tcPr>
+          <w:p>
+            <w:pPr>
+              <w:spacing w:line="240" w:lineRule="auto"/>
+              <w:jc w:val="left"/>
+              <w:rPr>
+                <w:rFonts w:eastAsia="Times New Roman" w:cs="Times New Roman"/>
+                <w:szCs w:val="24"/>
+                <w:lang w:eastAsia="pt-BR"/>
+              </w:rPr>
+            </w:pPr>
+            <w:r>
+              <w:rPr>
+                <w:rFonts w:eastAsia="Times New Roman" w:cs="Times New Roman"/>
+                <w:szCs w:val="24"/>
+                <w:lang w:eastAsia="pt-BR"/>
+              </w:rPr>
+              <w:t>Varchar2(1)</w:t>
+            </w:r>
+          </w:p>
+        </w:tc>
+        <w:tc>
+          <w:tcPr>
+            <w:tcW w:w="0" w:type="auto"/>
+            <w:vAlign w:val="center"/>
+            <w:hideMark/>
+          </w:tcPr>
+          <w:p>
+            <w:pPr>
+              <w:spacing w:line="240" w:lineRule="auto"/>
+              <w:jc w:val="left"/>
+              <w:rPr>
+                <w:rFonts w:eastAsia="Times New Roman" w:cs="Times New Roman"/>
+                <w:szCs w:val="24"/>
+                <w:lang w:eastAsia="pt-BR"/>
+              </w:rPr>
+            </w:pPr>
+            <w:r>
+              <w:rPr>
+                <w:rFonts w:eastAsia="Times New Roman" w:cs="Times New Roman"/>
+                <w:szCs w:val="24"/>
+                <w:lang w:eastAsia="pt-BR"/>
+              </w:rPr>
+              <w:t>Paciente foi internado em UTI? (1=Sim, 2=Não, 9=Ignorado).</w:t>
+            </w:r>
+          </w:p>
+        </w:tc>
+        <w:tc>
+          <w:tcPr>
+            <w:tcW w:w="0" w:type="auto"/>
+            <w:vAlign w:val="center"/>
+            <w:hideMark/>
+          </w:tcPr>
+          <w:p>
+            <w:pPr>
+              <w:spacing w:line="240" w:lineRule="auto"/>
+              <w:jc w:val="left"/>
+              <w:rPr>
+                <w:rFonts w:eastAsia="Times New Roman" w:cs="Times New Roman"/>
+                <w:szCs w:val="24"/>
+                <w:lang w:eastAsia="pt-BR"/>
+              </w:rPr>
+            </w:pPr>
+            <w:r>
+              <w:rPr>
+                <w:rFonts w:eastAsia="Times New Roman" w:cs="Times New Roman"/>
+                <w:szCs w:val="24"/>
+                <w:lang w:eastAsia="pt-BR"/>
+              </w:rPr>
+              <w:t>Essencial</w:t>
+            </w:r>
+          </w:p>
+        </w:tc>
+      </w:tr>
+      <w:tr>
+        <w:trPr>
+          <w:tblCellSpacing w:w="15" w:type="dxa"/>
+        </w:trPr>
+        <w:tc>
+          <w:tcPr>
+            <w:tcW w:w="0" w:type="auto"/>
+            <w:vAlign w:val="center"/>
+            <w:hideMark/>
+          </w:tcPr>
+          <w:p>
+            <w:pPr>
+              <w:spacing w:line="240" w:lineRule="auto"/>
+              <w:jc w:val="left"/>
+              <w:rPr>
+                <w:rFonts w:eastAsia="Times New Roman" w:cs="Times New Roman"/>
+                <w:szCs w:val="24"/>
+                <w:lang w:eastAsia="pt-BR"/>
+              </w:rPr>
+            </w:pPr>
+            <w:r>
+              <w:rPr>
+                <w:rFonts w:eastAsia="Times New Roman" w:cs="Times New Roman"/>
+                <w:szCs w:val="24"/>
+                <w:lang w:eastAsia="pt-BR"/>
+              </w:rPr>
+              <w:t>TOSSE</w:t>
+            </w:r>
+          </w:p>
+        </w:tc>
+        <w:tc>
+          <w:tcPr>
+            <w:tcW w:w="0" w:type="auto"/>
+            <w:vAlign w:val="center"/>
+            <w:hideMark/>
+          </w:tcPr>
+          <w:p>
+            <w:pPr>
+              <w:spacing w:line="240" w:lineRule="auto"/>
+              <w:jc w:val="left"/>
+              <w:rPr>
+                <w:rFonts w:eastAsia="Times New Roman" w:cs="Times New Roman"/>
+                <w:szCs w:val="24"/>
+                <w:lang w:eastAsia="pt-BR"/>
+              </w:rPr>
+            </w:pPr>
+            <w:r>
+              <w:rPr>
+                <w:rFonts w:eastAsia="Times New Roman" w:cs="Times New Roman"/>
+                <w:szCs w:val="24"/>
+                <w:lang w:eastAsia="pt-BR"/>
+              </w:rPr>
+              <w:t>Varchar2(1)</w:t>
+            </w:r>
+          </w:p>
+        </w:tc>
+        <w:tc>
+          <w:tcPr>
+            <w:tcW w:w="0" w:type="auto"/>
+            <w:vAlign w:val="center"/>
+            <w:hideMark/>
+          </w:tcPr>
+          <w:p>
+            <w:pPr>
+              <w:spacing w:line="240" w:lineRule="auto"/>
+              <w:jc w:val="left"/>
+              <w:rPr>
+                <w:rFonts w:eastAsia="Times New Roman" w:cs="Times New Roman"/>
+                <w:szCs w:val="24"/>
+                <w:lang w:eastAsia="pt-BR"/>
+              </w:rPr>
+            </w:pPr>
+            <w:r>
+              <w:rPr>
+                <w:rFonts w:eastAsia="Times New Roman" w:cs="Times New Roman"/>
+                <w:szCs w:val="24"/>
+                <w:lang w:eastAsia="pt-BR"/>
+              </w:rPr>
+              <w:t>Paciente apresentou tosse? (1=Sim, 2=Não, 9=Ignorado).</w:t>
+            </w:r>
+          </w:p>
+        </w:tc>
+        <w:tc>
+          <w:tcPr>
+            <w:tcW w:w="0" w:type="auto"/>
+            <w:vAlign w:val="center"/>
+            <w:hideMark/>
+          </w:tcPr>
+          <w:p>
+            <w:pPr>
+              <w:spacing w:line="240" w:lineRule="auto"/>
+              <w:jc w:val="left"/>
+              <w:rPr>
+                <w:rFonts w:eastAsia="Times New Roman" w:cs="Times New Roman"/>
+                <w:szCs w:val="24"/>
+                <w:lang w:eastAsia="pt-BR"/>
+              </w:rPr>
+            </w:pPr>
+            <w:r>
+              <w:rPr>
+                <w:rFonts w:eastAsia="Times New Roman" w:cs="Times New Roman"/>
+                <w:szCs w:val="24"/>
+                <w:lang w:eastAsia="pt-BR"/>
+              </w:rPr>
+              <w:t>Essencial</w:t>
+            </w:r>
+          </w:p>
+        </w:tc>
+      </w:tr>
+      <w:tr>
+        <w:trPr>
+          <w:tblCellSpacing w:w="15" w:type="dxa"/>
+        </w:trPr>
+        <w:tc>
+          <w:tcPr>
+            <w:tcW w:w="0" w:type="auto"/>
+            <w:vAlign w:val="center"/>
+            <w:hideMark/>
+          </w:tcPr>
+          <w:p>
+            <w:pPr>
+              <w:spacing w:line="240" w:lineRule="auto"/>
+              <w:jc w:val="left"/>
+              <w:rPr>
+                <w:rFonts w:eastAsia="Times New Roman" w:cs="Times New Roman"/>
+                <w:szCs w:val="24"/>
+                <w:lang w:eastAsia="pt-BR"/>
+              </w:rPr>
+            </w:pPr>
+            <w:r>
+              <w:rPr>
+                <w:rFonts w:eastAsia="Times New Roman" w:cs="Times New Roman"/>
+                <w:szCs w:val="24"/>
+                <w:lang w:eastAsia="pt-BR"/>
+              </w:rPr>
+              <w:t>EVOLUCAO</w:t>
+            </w:r>
+          </w:p>
+        </w:tc>
+        <w:tc>
+          <w:tcPr>
+            <w:tcW w:w="0" w:type="auto"/>
+            <w:vAlign w:val="center"/>
+            <w:hideMark/>
+          </w:tcPr>
+          <w:p>
+            <w:pPr>
+              <w:spacing w:line="240" w:lineRule="auto"/>
+              <w:jc w:val="left"/>
+              <w:rPr>
+                <w:rFonts w:eastAsia="Times New Roman" w:cs="Times New Roman"/>
+                <w:szCs w:val="24"/>
+                <w:lang w:eastAsia="pt-BR"/>
+              </w:rPr>
+            </w:pPr>
+            <w:r>
+              <w:rPr>
+                <w:rFonts w:eastAsia="Times New Roman" w:cs="Times New Roman"/>
+                <w:szCs w:val="24"/>
+                <w:lang w:eastAsia="pt-BR"/>
+              </w:rPr>
+              <w:t>Varchar2(1)</w:t>
+            </w:r>
+          </w:p>
+        </w:tc>
+        <w:tc>
+          <w:tcPr>
+            <w:tcW w:w="0" w:type="auto"/>
+            <w:vAlign w:val="center"/>
+            <w:hideMark/>
+          </w:tcPr>
+          <w:p>
+            <w:pPr>
+              <w:spacing w:line="240" w:lineRule="auto"/>
+              <w:jc w:val="left"/>
+              <w:rPr>
+                <w:rFonts w:eastAsia="Times New Roman" w:cs="Times New Roman"/>
+                <w:szCs w:val="24"/>
+                <w:lang w:eastAsia="pt-BR"/>
+              </w:rPr>
+            </w:pPr>
+            <w:r>
+              <w:rPr>
+                <w:rFonts w:eastAsia="Times New Roman" w:cs="Times New Roman"/>
+                <w:szCs w:val="24"/>
+                <w:lang w:eastAsia="pt-BR"/>
+              </w:rPr>
+              <w:t>Desfecho do caso (1=Cura, 2=Óbito, 3=Óbito por outras causas, 9=Ignorado).</w:t>
+            </w:r>
+          </w:p>
+        </w:tc>
+        <w:tc>
+          <w:tcPr>
+            <w:tcW w:w="0" w:type="auto"/>
+            <w:vAlign w:val="center"/>
+            <w:hideMark/>
+          </w:tcPr>
+          <w:p>
+            <w:pPr>
+              <w:spacing w:line="240" w:lineRule="auto"/>
+              <w:jc w:val="left"/>
+              <w:rPr>
+                <w:rFonts w:eastAsia="Times New Roman" w:cs="Times New Roman"/>
+                <w:szCs w:val="24"/>
+                <w:lang w:eastAsia="pt-BR"/>
+              </w:rPr>
+            </w:pPr>
+            <w:r>
+              <w:rPr>
+                <w:rFonts w:eastAsia="Times New Roman" w:cs="Times New Roman"/>
+                <w:szCs w:val="24"/>
+                <w:lang w:eastAsia="pt-BR"/>
+              </w:rPr>
+              <w:t>Essencial</w:t>
             </w:r>
           </w:p>
         </w:tc>
@@ -12679,15 +13763,6 @@
     <w:p>
       <w:pPr>
         <w:rPr>
-          <w:rFonts w:eastAsia="Times New Roman" w:cs="Times New Roman"/>
-          <w:szCs w:val="24"/>
-          <w:lang w:eastAsia="pt-BR"/>
-        </w:rPr>
-      </w:pPr>
-    </w:p>
-    <w:p>
-      <w:pPr>
-        <w:rPr>
           <w:highlight w:val="lightGray"/>
         </w:rPr>
       </w:pPr>
@@ -12699,9 +13774,10 @@
           <w:highlight w:val="yellow"/>
         </w:rPr>
       </w:pPr>
-      <w:bookmarkStart w:id="49" w:name="_Toc203566820"/>
-      <w:bookmarkStart w:id="50" w:name="_Toc205235874"/>
-      <w:commentRangeStart w:id="51"/>
+      <w:bookmarkStart w:id="91" w:name="_Toc203566820"/>
+      <w:bookmarkStart w:id="92" w:name="_Toc205235874"/>
+      <w:bookmarkStart w:id="93" w:name="_Hlk205239838"/>
+      <w:commentRangeStart w:id="94"/>
       <w:r>
         <w:rPr>
           <w:highlight w:val="yellow"/>
@@ -12709,8 +13785,8 @@
         </w:rPr>
         <w:t>Pré-processamento</w:t>
       </w:r>
-      <w:bookmarkEnd w:id="49"/>
-      <w:commentRangeEnd w:id="51"/>
+      <w:bookmarkEnd w:id="91"/>
+      <w:commentRangeEnd w:id="94"/>
       <w:r>
         <w:rPr>
           <w:rStyle w:val="Refdecomentrio"/>
@@ -12718,10 +13794,11 @@
           <w:b w:val="0"/>
           <w:lang w:val="pt-BR"/>
         </w:rPr>
-        <w:commentReference w:id="51"/>
-      </w:r>
-      <w:bookmarkEnd w:id="50"/>
-    </w:p>
+        <w:commentReference w:id="94"/>
+      </w:r>
+      <w:bookmarkEnd w:id="92"/>
+    </w:p>
+    <w:bookmarkEnd w:id="93"/>
     <w:p>
       <w:pPr>
         <w:spacing w:before="100" w:beforeAutospacing="1" w:after="100" w:afterAutospacing="1" w:line="240" w:lineRule="auto"/>
@@ -12848,8 +13925,13 @@
       <w:pPr>
         <w:pStyle w:val="Legenda"/>
       </w:pPr>
-      <w:r>
-        <w:t xml:space="preserve">Figura ? – </w:t>
+      <w:proofErr w:type="gramStart"/>
+      <w:r>
+        <w:t>Figura ?</w:t>
+      </w:r>
+      <w:proofErr w:type="gramEnd"/>
+      <w:r>
+        <w:t xml:space="preserve"> – </w:t>
       </w:r>
       <w:r>
         <w:t>Tratamento dos dados</w:t>
@@ -12903,6 +13985,7 @@
         <w:pStyle w:val="Legenda"/>
       </w:pPr>
       <w:r>
+        <w:lastRenderedPageBreak/>
         <w:t>Fonte:  O Autor</w:t>
       </w:r>
     </w:p>
@@ -12915,9 +13998,13 @@
       <w:pPr>
         <w:pStyle w:val="Legenda"/>
       </w:pPr>
-      <w:r>
-        <w:lastRenderedPageBreak/>
-        <w:t xml:space="preserve">Figura ? – </w:t>
+      <w:proofErr w:type="gramStart"/>
+      <w:r>
+        <w:t>Figura ?</w:t>
+      </w:r>
+      <w:proofErr w:type="gramEnd"/>
+      <w:r>
+        <w:t xml:space="preserve"> – </w:t>
       </w:r>
       <w:r>
         <w:t>Criação de uma nova variável derivada</w:t>
@@ -12991,7 +14078,8 @@
           <w:highlight w:val="yellow"/>
         </w:rPr>
       </w:pPr>
-      <w:bookmarkStart w:id="52" w:name="_Toc205235875"/>
+      <w:bookmarkStart w:id="95" w:name="_Toc205235875"/>
+      <w:bookmarkStart w:id="96" w:name="_Hlk205239860"/>
       <w:proofErr w:type="spellStart"/>
       <w:r>
         <w:rPr>
@@ -13006,8 +14094,9 @@
         </w:rPr>
         <w:t xml:space="preserve"> dos Dados</w:t>
       </w:r>
-      <w:bookmarkEnd w:id="52"/>
-    </w:p>
+      <w:bookmarkEnd w:id="95"/>
+    </w:p>
+    <w:bookmarkEnd w:id="96"/>
     <w:p>
       <w:pPr>
         <w:spacing w:before="100" w:beforeAutospacing="1" w:after="100" w:afterAutospacing="1" w:line="240" w:lineRule="auto"/>
@@ -13304,8 +14393,14 @@
           <w:lang w:eastAsia="pt-BR"/>
         </w:rPr>
       </w:pPr>
-      <w:r>
-        <w:t xml:space="preserve">Figura ? – </w:t>
+      <w:proofErr w:type="gramStart"/>
+      <w:r>
+        <w:lastRenderedPageBreak/>
+        <w:t>Figura ?</w:t>
+      </w:r>
+      <w:proofErr w:type="gramEnd"/>
+      <w:r>
+        <w:t xml:space="preserve"> – </w:t>
       </w:r>
       <w:r>
         <w:t xml:space="preserve">Balanceamento das classes utilizando </w:t>
@@ -13368,7 +14463,6 @@
         <w:pStyle w:val="Legenda"/>
       </w:pPr>
       <w:r>
-        <w:lastRenderedPageBreak/>
         <w:t>Fonte:  O Autor</w:t>
       </w:r>
     </w:p>
@@ -13379,8 +14473,13 @@
           <w:highlight w:val="yellow"/>
         </w:rPr>
       </w:pPr>
-      <w:r>
-        <w:t>Figura ? – Exemplo de divisão Estratificada do Conjunto de Dados em Treino e Teste</w:t>
+      <w:proofErr w:type="gramStart"/>
+      <w:r>
+        <w:t>Figura ?</w:t>
+      </w:r>
+      <w:proofErr w:type="gramEnd"/>
+      <w:r>
+        <w:t xml:space="preserve"> – Exemplo de divisão Estratificada do Conjunto de Dados em Treino e Teste</w:t>
       </w:r>
     </w:p>
     <w:p>
@@ -13460,15 +14559,17 @@
           <w:highlight w:val="yellow"/>
         </w:rPr>
       </w:pPr>
-      <w:bookmarkStart w:id="53" w:name="_Toc205235876"/>
+      <w:bookmarkStart w:id="97" w:name="_Toc205235876"/>
+      <w:bookmarkStart w:id="98" w:name="_Hlk205239889"/>
       <w:r>
         <w:rPr>
           <w:highlight w:val="yellow"/>
         </w:rPr>
         <w:t>Mineração de Dados</w:t>
       </w:r>
-      <w:bookmarkEnd w:id="53"/>
-    </w:p>
+      <w:bookmarkEnd w:id="97"/>
+    </w:p>
+    <w:bookmarkEnd w:id="98"/>
     <w:p>
       <w:pPr>
         <w:rPr>
@@ -13759,7 +14860,17 @@
           <w:highlight w:val="cyan"/>
           <w:lang w:eastAsia="pt-BR"/>
         </w:rPr>
-        <w:t xml:space="preserve">Para ambos os modelos, foi implementado um Pipeline integrando o balanceamento com SMOTE e o algoritmo de classificação, garantindo que todo o processo de treinamento seguisse um fluxo consistente e livre de vazamento de dados. Além disso, utilizou-se a técnica de validação cruzada com </w:t>
+        <w:t xml:space="preserve">Para ambos os modelos, foi implementado um Pipeline integrando o balanceamento com SMOTE e o algoritmo de classificação, garantindo que todo o processo de treinamento </w:t>
+      </w:r>
+      <w:r>
+        <w:rPr>
+          <w:rFonts w:eastAsia="Times New Roman" w:cs="Times New Roman"/>
+          <w:szCs w:val="24"/>
+          <w:highlight w:val="cyan"/>
+          <w:lang w:eastAsia="pt-BR"/>
+        </w:rPr>
+        <w:lastRenderedPageBreak/>
+        <w:t xml:space="preserve">seguisse um fluxo consistente e livre de vazamento de dados. Além disso, utilizou-se a técnica de validação cruzada com </w:t>
       </w:r>
       <w:proofErr w:type="spellStart"/>
       <w:r>
@@ -13806,8 +14917,13 @@
       <w:pPr>
         <w:jc w:val="center"/>
       </w:pPr>
-      <w:r>
-        <w:t xml:space="preserve">Figura ? – Ajuste de hiperparâmetros via </w:t>
+      <w:proofErr w:type="gramStart"/>
+      <w:r>
+        <w:t>Figura ?</w:t>
+      </w:r>
+      <w:proofErr w:type="gramEnd"/>
+      <w:r>
+        <w:t xml:space="preserve"> – Ajuste de hiperparâmetros via </w:t>
       </w:r>
       <w:proofErr w:type="spellStart"/>
       <w:r>
@@ -13832,7 +14948,6 @@
           <w:noProof/>
           <w:lang w:val="en-US"/>
         </w:rPr>
-        <w:lastRenderedPageBreak/>
         <w:drawing>
           <wp:inline distT="0" distB="0" distL="0" distR="0" wp14:anchorId="009C54BF" wp14:editId="086BCBC7">
             <wp:extent cx="5400040" cy="1204595"/>
@@ -13968,7 +15083,8 @@
           <w:highlight w:val="yellow"/>
         </w:rPr>
       </w:pPr>
-      <w:bookmarkStart w:id="54" w:name="_Toc205235877"/>
+      <w:bookmarkStart w:id="99" w:name="_Toc205235877"/>
+      <w:bookmarkStart w:id="100" w:name="_Hlk205239897"/>
       <w:proofErr w:type="spellStart"/>
       <w:r>
         <w:rPr>
@@ -13984,8 +15100,9 @@
         </w:rPr>
         <w:t xml:space="preserve"> e Avaliação</w:t>
       </w:r>
-      <w:bookmarkEnd w:id="54"/>
-    </w:p>
+      <w:bookmarkEnd w:id="99"/>
+    </w:p>
+    <w:bookmarkEnd w:id="100"/>
     <w:p>
       <w:pPr>
         <w:spacing w:before="100" w:beforeAutospacing="1" w:after="100" w:afterAutospacing="1" w:line="240" w:lineRule="auto"/>
@@ -14465,8 +15582,13 @@
           <w:highlight w:val="yellow"/>
         </w:rPr>
       </w:pPr>
-      <w:r>
-        <w:t xml:space="preserve">Figura ? –  </w:t>
+      <w:proofErr w:type="gramStart"/>
+      <w:r>
+        <w:t>Figura ?</w:t>
+      </w:r>
+      <w:proofErr w:type="gramEnd"/>
+      <w:r>
+        <w:t xml:space="preserve"> –  </w:t>
       </w:r>
       <w:r>
         <w:t>Código da AUC</w:t>
@@ -14534,9 +15656,14 @@
       <w:pPr>
         <w:jc w:val="center"/>
       </w:pPr>
-      <w:bookmarkStart w:id="55" w:name="_Toc203566821"/>
-      <w:r>
-        <w:t xml:space="preserve">Figura ? –  </w:t>
+      <w:bookmarkStart w:id="101" w:name="_Toc203566821"/>
+      <w:proofErr w:type="gramStart"/>
+      <w:r>
+        <w:t>Figura ?</w:t>
+      </w:r>
+      <w:proofErr w:type="gramEnd"/>
+      <w:r>
+        <w:t xml:space="preserve"> –  </w:t>
       </w:r>
       <w:r>
         <w:t>Código da matriz confusão</w:t>
@@ -14613,7 +15740,7 @@
           <w:highlight w:val="yellow"/>
         </w:rPr>
       </w:pPr>
-      <w:bookmarkStart w:id="56" w:name="_Toc205235878"/>
+      <w:bookmarkStart w:id="102" w:name="_Toc205235878"/>
       <w:r>
         <w:rPr>
           <w:bCs/>
@@ -14621,8 +15748,8 @@
         </w:rPr>
         <w:t>Ferramentas e Tecnologias</w:t>
       </w:r>
-      <w:bookmarkEnd w:id="55"/>
-      <w:bookmarkEnd w:id="56"/>
+      <w:bookmarkEnd w:id="101"/>
+      <w:bookmarkEnd w:id="102"/>
     </w:p>
     <w:p>
       <w:pPr>
@@ -15035,8 +16162,8 @@
           <w:highlight w:val="yellow"/>
         </w:rPr>
       </w:pPr>
-      <w:bookmarkStart w:id="57" w:name="_Toc203566823"/>
-      <w:bookmarkStart w:id="58" w:name="_Toc205235879"/>
+      <w:bookmarkStart w:id="103" w:name="_Toc203566823"/>
+      <w:bookmarkStart w:id="104" w:name="_Toc205235879"/>
       <w:r>
         <w:rPr>
           <w:bCs/>
@@ -15044,8 +16171,8 @@
         </w:rPr>
         <w:t>Ambientes de Execução</w:t>
       </w:r>
-      <w:bookmarkEnd w:id="57"/>
-      <w:bookmarkEnd w:id="58"/>
+      <w:bookmarkEnd w:id="103"/>
+      <w:bookmarkEnd w:id="104"/>
     </w:p>
     <w:p>
       <w:pPr>
@@ -15055,7 +16182,21 @@
         <w:rPr>
           <w:highlight w:val="cyan"/>
         </w:rPr>
-        <w:t>Com o objetivo de avaliar o desempenho computacional dos algoritmos desenvolvidos e sua viabilidade prática em diferentes contextos, os testes foram realizados em três ambientes distintos: um computador pessoal de uso doméstico (Iasmin), um computador do tipo gamer (PC Gamer) e um cluster acadêmico da UFES. Cada ambiente apresenta configurações de hardware e sistemas operacionais específicos, descritos na Tabela ?.</w:t>
+        <w:t xml:space="preserve">Com o objetivo de avaliar o desempenho computacional dos algoritmos desenvolvidos e sua viabilidade prática em diferentes contextos, os testes foram realizados em três ambientes distintos: um computador pessoal de uso doméstico (Iasmin), um computador do tipo gamer (PC Gamer) e um cluster acadêmico da UFES. Cada ambiente apresenta configurações de hardware e sistemas operacionais específicos, descritos na </w:t>
+      </w:r>
+      <w:proofErr w:type="gramStart"/>
+      <w:r>
+        <w:rPr>
+          <w:highlight w:val="cyan"/>
+        </w:rPr>
+        <w:t>Tabela ?</w:t>
+      </w:r>
+      <w:proofErr w:type="gramEnd"/>
+      <w:r>
+        <w:rPr>
+          <w:highlight w:val="cyan"/>
+        </w:rPr>
+        <w:t>.</w:t>
       </w:r>
     </w:p>
     <w:p>
@@ -15618,7 +16759,7 @@
                 <w:lang w:eastAsia="pt-BR"/>
               </w:rPr>
             </w:pPr>
-            <w:commentRangeStart w:id="59"/>
+            <w:commentRangeStart w:id="105"/>
             <w:r>
               <w:rPr>
                 <w:rFonts w:eastAsia="Times New Roman" w:cs="Times New Roman"/>
@@ -15791,13 +16932,13 @@
               </w:rPr>
               <w:t>Servidor acadêmico</w:t>
             </w:r>
-            <w:commentRangeEnd w:id="59"/>
+            <w:commentRangeEnd w:id="105"/>
             <w:r>
               <w:rPr>
                 <w:rStyle w:val="Refdecomentrio"/>
                 <w:highlight w:val="lightGray"/>
               </w:rPr>
-              <w:commentReference w:id="59"/>
+              <w:commentReference w:id="105"/>
             </w:r>
           </w:p>
         </w:tc>
@@ -15832,8 +16973,8 @@
           <w:highlight w:val="yellow"/>
         </w:rPr>
       </w:pPr>
-      <w:bookmarkStart w:id="60" w:name="_Toc203566825"/>
-      <w:bookmarkStart w:id="61" w:name="_Toc205235880"/>
+      <w:bookmarkStart w:id="106" w:name="_Toc203566825"/>
+      <w:bookmarkStart w:id="107" w:name="_Toc205235880"/>
       <w:r>
         <w:rPr>
           <w:highlight w:val="yellow"/>
@@ -15841,8 +16982,8 @@
         <w:lastRenderedPageBreak/>
         <w:t>RESULTADOS</w:t>
       </w:r>
-      <w:bookmarkEnd w:id="60"/>
-      <w:bookmarkEnd w:id="61"/>
+      <w:bookmarkEnd w:id="106"/>
+      <w:bookmarkEnd w:id="107"/>
       <w:r>
         <w:rPr>
           <w:highlight w:val="yellow"/>
@@ -15858,6 +16999,7 @@
           <w:lang w:eastAsia="pt-BR"/>
         </w:rPr>
       </w:pPr>
+      <w:bookmarkStart w:id="108" w:name="_Hlk205241965"/>
       <w:r>
         <w:rPr>
           <w:highlight w:val="cyan"/>
@@ -15974,7 +17116,15 @@
           <w:highlight w:val="cyan"/>
           <w:lang w:eastAsia="pt-BR"/>
         </w:rPr>
-        <w:t xml:space="preserve"> Forest.</w:t>
+        <w:t xml:space="preserve"> Forest</w:t>
+      </w:r>
+      <w:bookmarkEnd w:id="108"/>
+      <w:r>
+        <w:rPr>
+          <w:highlight w:val="cyan"/>
+          <w:lang w:eastAsia="pt-BR"/>
+        </w:rPr>
+        <w:t>.</w:t>
       </w:r>
     </w:p>
     <w:p>
@@ -15984,6 +17134,7 @@
           <w:lang w:eastAsia="pt-BR"/>
         </w:rPr>
       </w:pPr>
+      <w:bookmarkStart w:id="109" w:name="_Hlk205241984"/>
     </w:p>
     <w:p>
       <w:pPr>
@@ -15994,8 +17145,8 @@
           <w:lang w:val="pt-BR"/>
         </w:rPr>
       </w:pPr>
-      <w:bookmarkStart w:id="62" w:name="_Toc205235881"/>
-      <w:commentRangeStart w:id="63"/>
+      <w:bookmarkStart w:id="110" w:name="_Toc205235881"/>
+      <w:commentRangeStart w:id="111"/>
       <w:r>
         <w:rPr>
           <w:noProof/>
@@ -16004,7 +17155,7 @@
         </w:rPr>
         <w:t>Análise Exploratória do Dataset</w:t>
       </w:r>
-      <w:commentRangeEnd w:id="63"/>
+      <w:commentRangeEnd w:id="111"/>
       <w:r>
         <w:rPr>
           <w:rStyle w:val="Refdecomentrio"/>
@@ -16012,19 +17163,21 @@
           <w:b w:val="0"/>
           <w:lang w:val="pt-BR"/>
         </w:rPr>
-        <w:commentReference w:id="63"/>
-      </w:r>
-      <w:bookmarkEnd w:id="62"/>
-    </w:p>
-    <w:p>
-      <w:pPr>
-        <w:rPr>
-          <w:rFonts w:eastAsia="Times New Roman" w:cs="Times New Roman"/>
-          <w:szCs w:val="24"/>
-          <w:highlight w:val="cyan"/>
-          <w:lang w:eastAsia="pt-BR"/>
-        </w:rPr>
-      </w:pPr>
+        <w:commentReference w:id="111"/>
+      </w:r>
+      <w:bookmarkEnd w:id="110"/>
+    </w:p>
+    <w:p>
+      <w:pPr>
+        <w:rPr>
+          <w:rFonts w:eastAsia="Times New Roman" w:cs="Times New Roman"/>
+          <w:szCs w:val="24"/>
+          <w:highlight w:val="cyan"/>
+          <w:lang w:eastAsia="pt-BR"/>
+        </w:rPr>
+      </w:pPr>
+      <w:bookmarkStart w:id="112" w:name="_Hlk205242171"/>
+      <w:bookmarkEnd w:id="109"/>
       <w:r>
         <w:rPr>
           <w:rFonts w:eastAsia="Times New Roman" w:cs="Times New Roman"/>
@@ -16166,7 +17319,18 @@
         </w:rPr>
       </w:pPr>
       <w:r>
-        <w:t xml:space="preserve">Figura ? –  Código utilizando o </w:t>
+        <w:t xml:space="preserve">Figura </w:t>
+      </w:r>
+      <w:proofErr w:type="gramStart"/>
+      <w:r>
+        <w:t xml:space="preserve">17 </w:t>
+      </w:r>
+      <w:r>
+        <w:t xml:space="preserve"> –</w:t>
+      </w:r>
+      <w:proofErr w:type="gramEnd"/>
+      <w:r>
+        <w:t xml:space="preserve">  Código utilizando o </w:t>
       </w:r>
       <w:r>
         <w:rPr>
@@ -16381,10 +17545,15 @@
           <w:highlight w:val="yellow"/>
         </w:rPr>
       </w:pPr>
-      <w:r>
-        <w:t xml:space="preserve">Figura ? – </w:t>
-      </w:r>
-      <w:commentRangeStart w:id="64"/>
+      <w:proofErr w:type="gramStart"/>
+      <w:r>
+        <w:t>Figura ?</w:t>
+      </w:r>
+      <w:proofErr w:type="gramEnd"/>
+      <w:r>
+        <w:t xml:space="preserve"> – </w:t>
+      </w:r>
+      <w:commentRangeStart w:id="113"/>
       <w:r>
         <w:t xml:space="preserve">Distribuição dos desfechos clínicos (cura </w:t>
       </w:r>
@@ -16396,12 +17565,12 @@
       <w:r>
         <w:t xml:space="preserve"> óbito)</w:t>
       </w:r>
-      <w:commentRangeEnd w:id="64"/>
+      <w:commentRangeEnd w:id="113"/>
       <w:r>
         <w:rPr>
           <w:rStyle w:val="Refdecomentrio"/>
         </w:rPr>
-        <w:commentReference w:id="64"/>
+        <w:commentReference w:id="113"/>
       </w:r>
       <w:r>
         <w:t xml:space="preserve"> (variável EVOLUCAO)</w:t>
@@ -16501,8 +17670,13 @@
           <w:highlight w:val="yellow"/>
         </w:rPr>
       </w:pPr>
-      <w:r>
-        <w:t>Figura ? – Distribuição de Idade Informada/ Aparente</w:t>
+      <w:proofErr w:type="gramStart"/>
+      <w:r>
+        <w:t>Figura ?</w:t>
+      </w:r>
+      <w:proofErr w:type="gramEnd"/>
+      <w:r>
+        <w:t xml:space="preserve"> – Distribuição de Idade Informada/ Aparente</w:t>
       </w:r>
       <w:r>
         <w:t xml:space="preserve"> (variável NU_IDADE</w:t>
@@ -16598,8 +17772,13 @@
           <w:highlight w:val="yellow"/>
         </w:rPr>
       </w:pPr>
-      <w:r>
-        <w:t xml:space="preserve">Figura ? – Fatores de Risco </w:t>
+      <w:proofErr w:type="gramStart"/>
+      <w:r>
+        <w:t>Figura ?</w:t>
+      </w:r>
+      <w:proofErr w:type="gramEnd"/>
+      <w:r>
+        <w:t xml:space="preserve"> – Fatores de Risco </w:t>
       </w:r>
     </w:p>
     <w:p>
@@ -16680,8 +17859,13 @@
           <w:highlight w:val="yellow"/>
         </w:rPr>
       </w:pPr>
-      <w:r>
-        <w:t>Figura ? – Sinais e Sintomas Apres</w:t>
+      <w:proofErr w:type="gramStart"/>
+      <w:r>
+        <w:t>Figura ?</w:t>
+      </w:r>
+      <w:proofErr w:type="gramEnd"/>
+      <w:r>
+        <w:t xml:space="preserve"> – Sinais e Sintomas Apres</w:t>
       </w:r>
       <w:r>
         <w:t>e</w:t>
@@ -16760,6 +17944,7 @@
       <w:r>
         <w:t>Fonte:  O Autor</w:t>
       </w:r>
+      <w:bookmarkEnd w:id="112"/>
     </w:p>
     <w:p>
       <w:pPr>
@@ -16777,7 +17962,8 @@
           <w:lang w:val="pt-BR"/>
         </w:rPr>
       </w:pPr>
-      <w:bookmarkStart w:id="65" w:name="_Toc205235882"/>
+      <w:bookmarkStart w:id="114" w:name="_Toc205235882"/>
+      <w:bookmarkStart w:id="115" w:name="_Hlk205242098"/>
       <w:r>
         <w:rPr>
           <w:noProof/>
@@ -16786,18 +17972,20 @@
         </w:rPr>
         <w:t>Análise das Variáveis Relevantes para o Desfecho Clínico</w:t>
       </w:r>
-      <w:bookmarkEnd w:id="65"/>
-    </w:p>
-    <w:p>
-      <w:pPr>
-        <w:rPr>
-          <w:rFonts w:eastAsia="Times New Roman" w:cs="Times New Roman"/>
-          <w:szCs w:val="24"/>
-          <w:highlight w:val="cyan"/>
-          <w:lang w:eastAsia="pt-BR"/>
-        </w:rPr>
-      </w:pPr>
-      <w:bookmarkStart w:id="66" w:name="_Toc203572625"/>
+      <w:bookmarkEnd w:id="114"/>
+    </w:p>
+    <w:p>
+      <w:pPr>
+        <w:rPr>
+          <w:rFonts w:eastAsia="Times New Roman" w:cs="Times New Roman"/>
+          <w:szCs w:val="24"/>
+          <w:highlight w:val="cyan"/>
+          <w:lang w:eastAsia="pt-BR"/>
+        </w:rPr>
+      </w:pPr>
+      <w:bookmarkStart w:id="116" w:name="_Toc203572625"/>
+      <w:bookmarkStart w:id="117" w:name="_Hlk205242411"/>
+      <w:bookmarkEnd w:id="115"/>
       <w:r>
         <w:rPr>
           <w:rFonts w:eastAsia="Times New Roman" w:cs="Times New Roman"/>
@@ -17100,8 +18288,13 @@
           <w:highlight w:val="yellow"/>
         </w:rPr>
       </w:pPr>
-      <w:r>
-        <w:t>Figura ? – TOP 20 Variáveis mais importantes (variável alvo: EVOLUCACAO)</w:t>
+      <w:proofErr w:type="gramStart"/>
+      <w:r>
+        <w:t>Figura ?</w:t>
+      </w:r>
+      <w:proofErr w:type="gramEnd"/>
+      <w:r>
+        <w:t xml:space="preserve"> – TOP 20 Variáveis mais importantes (variável alvo: EVOLUCACAO)</w:t>
       </w:r>
     </w:p>
     <w:p>
@@ -17170,8 +18363,13 @@
           <w:highlight w:val="yellow"/>
         </w:rPr>
       </w:pPr>
-      <w:r>
-        <w:t xml:space="preserve">Figura ? – Árvore de Decisão (CART) da seleção das </w:t>
+      <w:proofErr w:type="gramStart"/>
+      <w:r>
+        <w:t>Figura ?</w:t>
+      </w:r>
+      <w:proofErr w:type="gramEnd"/>
+      <w:r>
+        <w:t xml:space="preserve"> – Árvore de Decisão (CART) da seleção das </w:t>
       </w:r>
       <w:r>
         <w:t>variáveis</w:t>
@@ -17242,6 +18440,7 @@
         <w:t>Fonte:  O Autor</w:t>
       </w:r>
     </w:p>
+    <w:bookmarkEnd w:id="117"/>
     <w:p>
       <w:pPr>
         <w:pStyle w:val="NormalWeb"/>
@@ -17259,7 +18458,7 @@
           <w:highlight w:val="yellow"/>
         </w:rPr>
       </w:pPr>
-      <w:bookmarkStart w:id="67" w:name="_Toc205235883"/>
+      <w:bookmarkStart w:id="118" w:name="_Toc205235883"/>
       <w:r>
         <w:rPr>
           <w:noProof/>
@@ -17267,8 +18466,8 @@
         </w:rPr>
         <w:t>Modelos Preditivos</w:t>
       </w:r>
-      <w:bookmarkEnd w:id="66"/>
-      <w:bookmarkEnd w:id="67"/>
+      <w:bookmarkEnd w:id="116"/>
+      <w:bookmarkEnd w:id="118"/>
     </w:p>
     <w:p>
       <w:pPr>
@@ -17277,14 +18476,14 @@
           <w:highlight w:val="yellow"/>
         </w:rPr>
       </w:pPr>
-      <w:bookmarkStart w:id="68" w:name="_Toc205235884"/>
+      <w:bookmarkStart w:id="119" w:name="_Toc205235884"/>
       <w:r>
         <w:rPr>
           <w:highlight w:val="yellow"/>
         </w:rPr>
         <w:t>Random Forest</w:t>
       </w:r>
-      <w:bookmarkEnd w:id="68"/>
+      <w:bookmarkEnd w:id="119"/>
     </w:p>
     <w:p>
       <w:pPr>
@@ -17296,6 +18495,7 @@
           <w:lang w:eastAsia="pt-BR"/>
         </w:rPr>
       </w:pPr>
+      <w:bookmarkStart w:id="120" w:name="_Hlk205242537"/>
       <w:r>
         <w:rPr>
           <w:rFonts w:eastAsia="Times New Roman" w:cs="Times New Roman"/>
@@ -17485,6 +18685,7 @@
         </w:rPr>
         <w:t xml:space="preserve"> (pode ser observada na </w:t>
       </w:r>
+      <w:proofErr w:type="gramStart"/>
       <w:r>
         <w:rPr>
           <w:rFonts w:eastAsia="Times New Roman" w:cs="Times New Roman"/>
@@ -17492,8 +18693,9 @@
           <w:highlight w:val="red"/>
           <w:lang w:eastAsia="pt-BR"/>
         </w:rPr>
-        <w:t>figura ?)</w:t>
-      </w:r>
+        <w:t>figura ?</w:t>
+      </w:r>
+      <w:proofErr w:type="gramEnd"/>
       <w:r>
         <w:rPr>
           <w:rFonts w:eastAsia="Times New Roman" w:cs="Times New Roman"/>
@@ -17501,6 +18703,15 @@
           <w:highlight w:val="red"/>
           <w:lang w:eastAsia="pt-BR"/>
         </w:rPr>
+        <w:t>)</w:t>
+      </w:r>
+      <w:r>
+        <w:rPr>
+          <w:rFonts w:eastAsia="Times New Roman" w:cs="Times New Roman"/>
+          <w:szCs w:val="24"/>
+          <w:highlight w:val="red"/>
+          <w:lang w:eastAsia="pt-BR"/>
+        </w:rPr>
         <w:t xml:space="preserve"> </w:t>
       </w:r>
       <w:r>
@@ -17548,8 +18759,9 @@
           <w:highlight w:val="lightGray"/>
           <w:lang w:eastAsia="pt-BR"/>
         </w:rPr>
-        <w:t>A Tabela ? apresenta o resumo das métricas obtidas</w:t>
-      </w:r>
+        <w:t xml:space="preserve">A </w:t>
+      </w:r>
+      <w:proofErr w:type="gramStart"/>
       <w:r>
         <w:rPr>
           <w:rFonts w:eastAsia="Times New Roman" w:cs="Times New Roman"/>
@@ -17557,6 +18769,25 @@
           <w:highlight w:val="lightGray"/>
           <w:lang w:eastAsia="pt-BR"/>
         </w:rPr>
+        <w:t>Tabela ?</w:t>
+      </w:r>
+      <w:proofErr w:type="gramEnd"/>
+      <w:r>
+        <w:rPr>
+          <w:rFonts w:eastAsia="Times New Roman" w:cs="Times New Roman"/>
+          <w:szCs w:val="24"/>
+          <w:highlight w:val="lightGray"/>
+          <w:lang w:eastAsia="pt-BR"/>
+        </w:rPr>
+        <w:t xml:space="preserve"> apresenta o resumo das métricas obtidas</w:t>
+      </w:r>
+      <w:r>
+        <w:rPr>
+          <w:rFonts w:eastAsia="Times New Roman" w:cs="Times New Roman"/>
+          <w:szCs w:val="24"/>
+          <w:highlight w:val="lightGray"/>
+          <w:lang w:eastAsia="pt-BR"/>
+        </w:rPr>
         <w:t>,</w:t>
       </w:r>
     </w:p>
@@ -17570,6 +18801,7 @@
           <w:lang w:eastAsia="pt-BR"/>
         </w:rPr>
       </w:pPr>
+      <w:proofErr w:type="gramStart"/>
       <w:r>
         <w:rPr>
           <w:rFonts w:eastAsia="Times New Roman" w:cs="Times New Roman"/>
@@ -17577,19 +18809,23 @@
           <w:highlight w:val="lightGray"/>
           <w:lang w:eastAsia="pt-BR"/>
         </w:rPr>
-        <w:t xml:space="preserve">Tabela ? – </w:t>
-      </w:r>
-      <w:r>
-        <w:rPr>
-          <w:highlight w:val="cyan"/>
-        </w:rPr>
-        <w:t>Métricas obtidas no Modelo</w:t>
-      </w:r>
-      <w:r>
-        <w:rPr>
-          <w:highlight w:val="cyan"/>
-        </w:rPr>
-        <w:t xml:space="preserve"> </w:t>
+        <w:t>Tabela ?</w:t>
+      </w:r>
+      <w:proofErr w:type="gramEnd"/>
+      <w:r>
+        <w:rPr>
+          <w:rFonts w:eastAsia="Times New Roman" w:cs="Times New Roman"/>
+          <w:szCs w:val="24"/>
+          <w:highlight w:val="lightGray"/>
+          <w:lang w:eastAsia="pt-BR"/>
+        </w:rPr>
+        <w:t xml:space="preserve"> – </w:t>
+      </w:r>
+      <w:r>
+        <w:rPr>
+          <w:highlight w:val="cyan"/>
+        </w:rPr>
+        <w:t xml:space="preserve">Métricas obtidas no Modelo </w:t>
       </w:r>
       <w:proofErr w:type="spellStart"/>
       <w:r>
@@ -18624,8 +19860,13 @@
           <w:highlight w:val="yellow"/>
         </w:rPr>
       </w:pPr>
-      <w:r>
-        <w:t xml:space="preserve">Figura ? – Matriz de Confusão – </w:t>
+      <w:proofErr w:type="gramStart"/>
+      <w:r>
+        <w:t>Figura ?</w:t>
+      </w:r>
+      <w:proofErr w:type="gramEnd"/>
+      <w:r>
+        <w:t xml:space="preserve"> – Matriz de Confusão – </w:t>
       </w:r>
       <w:proofErr w:type="spellStart"/>
       <w:r>
@@ -18820,6 +20061,7 @@
         <w:t>Verdadeiros Positivos (TP): 1.036 – casos de óbito corretamente classificados como óbito.</w:t>
       </w:r>
     </w:p>
+    <w:bookmarkEnd w:id="120"/>
     <w:p>
       <w:pPr>
         <w:rPr>
@@ -18834,14 +20076,14 @@
           <w:highlight w:val="yellow"/>
         </w:rPr>
       </w:pPr>
-      <w:bookmarkStart w:id="69" w:name="_Toc205235885"/>
+      <w:bookmarkStart w:id="121" w:name="_Toc205235885"/>
       <w:r>
         <w:rPr>
           <w:highlight w:val="yellow"/>
         </w:rPr>
         <w:t>Cart</w:t>
       </w:r>
-      <w:bookmarkEnd w:id="69"/>
+      <w:bookmarkEnd w:id="121"/>
     </w:p>
     <w:p>
       <w:pPr>
@@ -18851,6 +20093,7 @@
           <w:highlight w:val="cyan"/>
         </w:rPr>
       </w:pPr>
+      <w:bookmarkStart w:id="122" w:name="_Hlk205242855"/>
       <w:r>
         <w:rPr>
           <w:highlight w:val="cyan"/>
@@ -18961,7 +20204,14 @@
         <w:rPr>
           <w:highlight w:val="cyan"/>
         </w:rPr>
-        <w:t xml:space="preserve">A Tabela </w:t>
+        <w:t xml:space="preserve">A </w:t>
+      </w:r>
+      <w:proofErr w:type="gramStart"/>
+      <w:r>
+        <w:rPr>
+          <w:highlight w:val="cyan"/>
+        </w:rPr>
+        <w:t xml:space="preserve">Tabela </w:t>
       </w:r>
       <w:r>
         <w:rPr>
@@ -18969,6 +20219,7 @@
         </w:rPr>
         <w:t>?</w:t>
       </w:r>
+      <w:proofErr w:type="gramEnd"/>
       <w:r>
         <w:rPr>
           <w:highlight w:val="cyan"/>
@@ -18990,6 +20241,7 @@
       </w:r>
       <w:proofErr w:type="spellEnd"/>
     </w:p>
+    <w:bookmarkEnd w:id="122"/>
     <w:p>
       <w:pPr>
         <w:pStyle w:val="NormalWeb"/>
@@ -18998,11 +20250,19 @@
           <w:highlight w:val="cyan"/>
         </w:rPr>
       </w:pPr>
-      <w:r>
-        <w:rPr>
-          <w:highlight w:val="cyan"/>
-        </w:rPr>
-        <w:t xml:space="preserve">Tabela ? – </w:t>
+      <w:proofErr w:type="gramStart"/>
+      <w:r>
+        <w:rPr>
+          <w:highlight w:val="cyan"/>
+        </w:rPr>
+        <w:t>Tabela ?</w:t>
+      </w:r>
+      <w:proofErr w:type="gramEnd"/>
+      <w:r>
+        <w:rPr>
+          <w:highlight w:val="cyan"/>
+        </w:rPr>
+        <w:t xml:space="preserve"> – </w:t>
       </w:r>
       <w:r>
         <w:rPr>
@@ -19928,6 +21188,7 @@
           <w:highlight w:val="cyan"/>
         </w:rPr>
       </w:pPr>
+      <w:bookmarkStart w:id="123" w:name="_Hlk205242985"/>
       <w:r>
         <w:rPr>
           <w:highlight w:val="cyan"/>
@@ -19987,8 +21248,13 @@
           <w:highlight w:val="yellow"/>
         </w:rPr>
       </w:pPr>
-      <w:r>
-        <w:t>Figura ? – Matriz de Confusão – CART</w:t>
+      <w:proofErr w:type="gramStart"/>
+      <w:r>
+        <w:t>Figura ?</w:t>
+      </w:r>
+      <w:proofErr w:type="gramEnd"/>
+      <w:r>
+        <w:t xml:space="preserve"> – Matriz de Confusão – CART</w:t>
       </w:r>
     </w:p>
     <w:p>
@@ -20197,8 +21463,9 @@
           <w:lang w:val="pt-BR"/>
         </w:rPr>
       </w:pPr>
-      <w:bookmarkStart w:id="70" w:name="_Toc203572626"/>
-      <w:bookmarkStart w:id="71" w:name="_Toc205235886"/>
+      <w:bookmarkStart w:id="124" w:name="_Toc203572626"/>
+      <w:bookmarkStart w:id="125" w:name="_Toc205235886"/>
+      <w:bookmarkEnd w:id="123"/>
       <w:r>
         <w:rPr>
           <w:noProof/>
@@ -20207,8 +21474,8 @@
         </w:rPr>
         <w:t>Comparação</w:t>
       </w:r>
-      <w:bookmarkEnd w:id="70"/>
-      <w:bookmarkEnd w:id="71"/>
+      <w:bookmarkEnd w:id="124"/>
+      <w:bookmarkEnd w:id="125"/>
     </w:p>
     <w:p>
       <w:pPr>
@@ -20217,7 +21484,7 @@
           <w:highlight w:val="green"/>
         </w:rPr>
       </w:pPr>
-      <w:bookmarkStart w:id="72" w:name="_Toc205235887"/>
+      <w:bookmarkStart w:id="126" w:name="_Toc205235887"/>
       <w:proofErr w:type="spellStart"/>
       <w:r>
         <w:rPr>
@@ -20232,7 +21499,7 @@
         </w:rPr>
         <w:t xml:space="preserve"> dos modelos</w:t>
       </w:r>
-      <w:bookmarkEnd w:id="72"/>
+      <w:bookmarkEnd w:id="126"/>
     </w:p>
     <w:p>
       <w:pPr>
@@ -20241,6 +21508,7 @@
           <w:lang w:val="en-US"/>
         </w:rPr>
       </w:pPr>
+      <w:bookmarkStart w:id="127" w:name="_Hlk205243103"/>
     </w:p>
     <w:p>
       <w:r>
@@ -20285,7 +21553,21 @@
         <w:rPr>
           <w:highlight w:val="cyan"/>
         </w:rPr>
-        <w:t xml:space="preserve"> apresentou métricas superiores, incluindo maior F1-score, AUC-ROC e acurácia, demonstrando maior capacidade de generalização e detecção de casos críticos. Essa superioridade também se reflete na curva ROC (Figura ?), onde a área sob a curva do </w:t>
+        <w:t xml:space="preserve"> apresentou métricas superiores, incluindo maior F1-score, AUC-ROC e acurácia, demonstrando maior capacidade de generalização e detecção de casos críticos. Essa superioridade também se reflete na curva ROC (</w:t>
+      </w:r>
+      <w:proofErr w:type="gramStart"/>
+      <w:r>
+        <w:rPr>
+          <w:highlight w:val="cyan"/>
+        </w:rPr>
+        <w:t>Figura ?</w:t>
+      </w:r>
+      <w:proofErr w:type="gramEnd"/>
+      <w:r>
+        <w:rPr>
+          <w:highlight w:val="cyan"/>
+        </w:rPr>
+        <w:t xml:space="preserve">), onde a área sob a curva do </w:t>
       </w:r>
       <w:proofErr w:type="spellStart"/>
       <w:r>
@@ -20326,8 +21608,13 @@
           <w:highlight w:val="yellow"/>
         </w:rPr>
       </w:pPr>
-      <w:r>
-        <w:t xml:space="preserve">Figura ? – Curvas ROC comparativas entre os modelos CART e </w:t>
+      <w:proofErr w:type="gramStart"/>
+      <w:r>
+        <w:t>Figura ?</w:t>
+      </w:r>
+      <w:proofErr w:type="gramEnd"/>
+      <w:r>
+        <w:t xml:space="preserve"> – Curvas ROC comparativas entre os modelos CART e </w:t>
       </w:r>
       <w:proofErr w:type="spellStart"/>
       <w:r>
@@ -20407,12 +21694,14 @@
         </w:rPr>
         <w:t>As matrizes de confusão (</w:t>
       </w:r>
+      <w:proofErr w:type="gramStart"/>
       <w:r>
         <w:rPr>
           <w:highlight w:val="red"/>
         </w:rPr>
         <w:t>Figuras ?</w:t>
       </w:r>
+      <w:proofErr w:type="gramEnd"/>
       <w:r>
         <w:rPr>
           <w:highlight w:val="red"/>
@@ -20531,12 +21820,14 @@
         </w:rPr>
         <w:t>, pois sua estrutura em árvore única (</w:t>
       </w:r>
+      <w:proofErr w:type="gramStart"/>
       <w:r>
         <w:rPr>
           <w:highlight w:val="red"/>
         </w:rPr>
         <w:t>Figura ?</w:t>
       </w:r>
+      <w:proofErr w:type="gramEnd"/>
       <w:r>
         <w:rPr>
           <w:highlight w:val="red"/>
@@ -20564,8 +21855,13 @@
       </w:pPr>
     </w:p>
     <w:p>
-      <w:r>
-        <w:t>Figura ? – Árvore de decisão gerada pelo modelo CART.</w:t>
+      <w:proofErr w:type="gramStart"/>
+      <w:r>
+        <w:t>Figura ?</w:t>
+      </w:r>
+      <w:proofErr w:type="gramEnd"/>
+      <w:r>
+        <w:t xml:space="preserve"> – Árvore de decisão gerada pelo modelo CART.</w:t>
       </w:r>
     </w:p>
     <w:p>
@@ -20669,7 +21965,21 @@
         <w:rPr>
           <w:highlight w:val="cyan"/>
         </w:rPr>
-        <w:t xml:space="preserve">A análise das variáveis mais importantes (Figura ?) reforça os achados clínicos, destacando o impacto de SUPORT_VEN e NU_IDADE_N, que juntas representaram 94% da importância no modelo </w:t>
+        <w:t>A análise das variáveis mais importantes (</w:t>
+      </w:r>
+      <w:proofErr w:type="gramStart"/>
+      <w:r>
+        <w:rPr>
+          <w:highlight w:val="cyan"/>
+        </w:rPr>
+        <w:t>Figura ?</w:t>
+      </w:r>
+      <w:proofErr w:type="gramEnd"/>
+      <w:r>
+        <w:rPr>
+          <w:highlight w:val="cyan"/>
+        </w:rPr>
+        <w:t xml:space="preserve">) reforça os achados clínicos, destacando o impacto de SUPORT_VEN e NU_IDADE_N, que juntas representaram 94% da importância no modelo </w:t>
       </w:r>
       <w:r>
         <w:rPr>
@@ -20794,11 +22104,19 @@
           <w:highlight w:val="blue"/>
         </w:rPr>
       </w:pPr>
-      <w:r>
-        <w:rPr>
-          <w:highlight w:val="cyan"/>
-        </w:rPr>
-        <w:t>Tabela  ? - Tabela</w:t>
+      <w:proofErr w:type="gramStart"/>
+      <w:r>
+        <w:rPr>
+          <w:highlight w:val="cyan"/>
+        </w:rPr>
+        <w:t>Tabela  ?</w:t>
+      </w:r>
+      <w:proofErr w:type="gramEnd"/>
+      <w:r>
+        <w:rPr>
+          <w:highlight w:val="cyan"/>
+        </w:rPr>
+        <w:t xml:space="preserve"> - Tabela</w:t>
       </w:r>
       <w:r>
         <w:t xml:space="preserve"> Comparativa – Desempenho dos Modelos CART e </w:t>
@@ -21878,8 +23196,13 @@
         <w:spacing w:after="160" w:line="259" w:lineRule="auto"/>
         <w:jc w:val="center"/>
       </w:pPr>
-      <w:r>
-        <w:t>Figura ? – Top 20 variáveis mais importantes para o modelo CART (%).</w:t>
+      <w:proofErr w:type="gramStart"/>
+      <w:r>
+        <w:t>Figura ?</w:t>
+      </w:r>
+      <w:proofErr w:type="gramEnd"/>
+      <w:r>
+        <w:t xml:space="preserve"> – Top 20 variáveis mais importantes para o modelo CART (%).</w:t>
       </w:r>
     </w:p>
     <w:p>
@@ -21937,6 +23260,7 @@
         <w:t>Fonte:  O Autor</w:t>
       </w:r>
     </w:p>
+    <w:bookmarkEnd w:id="127"/>
     <w:p>
       <w:pPr>
         <w:pStyle w:val="NormalWeb"/>
@@ -21954,7 +23278,7 @@
           <w:lang w:val="pt-BR"/>
         </w:rPr>
       </w:pPr>
-      <w:bookmarkStart w:id="73" w:name="_Toc205235888"/>
+      <w:bookmarkStart w:id="128" w:name="_Toc205235888"/>
       <w:r>
         <w:rPr>
           <w:noProof/>
@@ -21963,13 +23287,14 @@
         </w:rPr>
         <w:t>Comparação de Tempo de Execução</w:t>
       </w:r>
-      <w:bookmarkEnd w:id="73"/>
+      <w:bookmarkEnd w:id="128"/>
     </w:p>
     <w:p>
       <w:pPr>
         <w:pStyle w:val="NormalWeb"/>
         <w:jc w:val="both"/>
       </w:pPr>
+      <w:bookmarkStart w:id="129" w:name="_Hlk205243442"/>
       <w:r>
         <w:rPr>
           <w:highlight w:val="cyan"/>
@@ -21998,8 +23323,13 @@
       <w:pPr>
         <w:pStyle w:val="NormalWeb"/>
       </w:pPr>
-      <w:r>
-        <w:t>Tabela ? – Tempo de Execução (em segundos) por Ambiente e Modelo</w:t>
+      <w:proofErr w:type="gramStart"/>
+      <w:r>
+        <w:t>Tabela ?</w:t>
+      </w:r>
+      <w:proofErr w:type="gramEnd"/>
+      <w:r>
+        <w:t xml:space="preserve"> – Tempo de Execução (em segundos) por Ambiente e Modelo</w:t>
       </w:r>
     </w:p>
     <w:tbl>
@@ -22502,8 +23832,13 @@
         <w:pStyle w:val="NormalWeb"/>
         <w:jc w:val="center"/>
       </w:pPr>
-      <w:r>
-        <w:t xml:space="preserve">Figura ? – Curvas ROC comparativas entre os modelos CART e </w:t>
+      <w:proofErr w:type="gramStart"/>
+      <w:r>
+        <w:t>Figura ?</w:t>
+      </w:r>
+      <w:proofErr w:type="gramEnd"/>
+      <w:r>
+        <w:t xml:space="preserve"> – Curvas ROC comparativas entre os modelos CART e </w:t>
       </w:r>
       <w:proofErr w:type="spellStart"/>
       <w:r>
@@ -22746,7 +24081,21 @@
         <w:rPr>
           <w:highlight w:val="cyan"/>
         </w:rPr>
-        <w:t xml:space="preserve"> Forest apresentou maior tempo de processamento que o CART em todas as máquinas, o que era esperado, já que o primeiro treina múltiplas árvores de decisão. Essa diferença reforça a relação direta entre complexidade do modelo</w:t>
+        <w:t xml:space="preserve"> Forest apresentou maior tempo de processamento que o CART em todas as máquinas, o que era esperado, já que o </w:t>
+      </w:r>
+      <w:proofErr w:type="gramStart"/>
+      <w:r>
+        <w:rPr>
+          <w:highlight w:val="cyan"/>
+        </w:rPr>
+        <w:t>primeiro treina</w:t>
+      </w:r>
+      <w:proofErr w:type="gramEnd"/>
+      <w:r>
+        <w:rPr>
+          <w:highlight w:val="cyan"/>
+        </w:rPr>
+        <w:t xml:space="preserve"> múltiplas árvores de decisão. Essa diferença reforça a relação direta entre complexidade do modelo</w:t>
       </w:r>
       <w:r>
         <w:t xml:space="preserve"> </w:t>
@@ -22789,6 +24138,7 @@
         <w:t>Por fim, a disparidade observada entre os ambientes de teste revela que as desigualdades no acesso à infraestrutura tecnológica no Brasil podem impactar a implementação de soluções baseadas em inteligência artificial. Assim, é essencial considerar esses fatores ao planejar sua adoção em unidades de saúde.</w:t>
       </w:r>
     </w:p>
+    <w:bookmarkEnd w:id="129"/>
     <w:p>
       <w:pPr>
         <w:pStyle w:val="NormalWeb"/>
@@ -22805,18 +24155,18 @@
           <w:highlight w:val="yellow"/>
         </w:rPr>
       </w:pPr>
-      <w:bookmarkStart w:id="74" w:name="_Toc203431589"/>
-      <w:bookmarkStart w:id="75" w:name="_Toc203566828"/>
-      <w:bookmarkStart w:id="76" w:name="_Toc205235889"/>
+      <w:bookmarkStart w:id="130" w:name="_Toc203431589"/>
+      <w:bookmarkStart w:id="131" w:name="_Toc203566828"/>
+      <w:bookmarkStart w:id="132" w:name="_Toc205235889"/>
       <w:r>
         <w:rPr>
           <w:highlight w:val="yellow"/>
         </w:rPr>
         <w:t>DISCUSSÃO</w:t>
       </w:r>
-      <w:bookmarkEnd w:id="74"/>
-      <w:bookmarkEnd w:id="75"/>
-      <w:bookmarkEnd w:id="76"/>
+      <w:bookmarkEnd w:id="130"/>
+      <w:bookmarkEnd w:id="131"/>
+      <w:bookmarkEnd w:id="132"/>
       <w:r>
         <w:rPr>
           <w:highlight w:val="yellow"/>
@@ -22834,6 +24184,7 @@
           <w:lang w:eastAsia="pt-BR"/>
         </w:rPr>
       </w:pPr>
+      <w:bookmarkStart w:id="133" w:name="_Hlk205243645"/>
       <w:r>
         <w:rPr>
           <w:rFonts w:eastAsia="Times New Roman" w:cs="Times New Roman"/>
@@ -25137,6 +26488,7 @@
         <w:t>Essas melhorias podem não apenas elevar o desempenho preditivo, mas também tornar os modelos mais robustos, interpretáveis e adequados às demandas práticas do contexto clínico.</w:t>
       </w:r>
     </w:p>
+    <w:bookmarkEnd w:id="133"/>
     <w:p>
       <w:pPr>
         <w:spacing w:after="160" w:line="259" w:lineRule="auto"/>
@@ -25150,18 +26502,18 @@
           <w:highlight w:val="yellow"/>
         </w:rPr>
       </w:pPr>
-      <w:bookmarkStart w:id="77" w:name="_Toc203431590"/>
-      <w:bookmarkStart w:id="78" w:name="_Toc203566829"/>
-      <w:bookmarkStart w:id="79" w:name="_Toc205235890"/>
+      <w:bookmarkStart w:id="134" w:name="_Toc203431590"/>
+      <w:bookmarkStart w:id="135" w:name="_Toc203566829"/>
+      <w:bookmarkStart w:id="136" w:name="_Toc205235890"/>
       <w:r>
         <w:rPr>
           <w:highlight w:val="yellow"/>
         </w:rPr>
         <w:t>CONCLUSÃO</w:t>
       </w:r>
-      <w:bookmarkEnd w:id="77"/>
-      <w:bookmarkEnd w:id="78"/>
-      <w:bookmarkEnd w:id="79"/>
+      <w:bookmarkEnd w:id="134"/>
+      <w:bookmarkEnd w:id="135"/>
+      <w:bookmarkEnd w:id="136"/>
     </w:p>
     <w:p>
       <w:pPr>
@@ -25171,6 +26523,7 @@
           <w:highlight w:val="cyan"/>
         </w:rPr>
       </w:pPr>
+      <w:bookmarkStart w:id="137" w:name="_Hlk205243762"/>
       <w:r>
         <w:rPr>
           <w:highlight w:val="cyan"/>
@@ -25533,6 +26886,7 @@
         <w:t xml:space="preserve"> é um fator crítico para a implementação de soluções de inteligência artificial no contexto do SUS, devendo ser considerada no planejamento de futuras aplicações. Dessa forma, esta pesquisa contribui para o avanço do uso de técnicas de aprendizado de máquina em saúde pública, abrindo caminho para estudos mais abrangentes e aplicações práticas que impactem positivamente o cuidado com pacientes com SRAG.</w:t>
       </w:r>
     </w:p>
+    <w:bookmarkEnd w:id="137"/>
     <w:p>
       <w:pPr>
         <w:tabs>
@@ -25548,8 +26902,8 @@
           <w:highlight w:val="yellow"/>
         </w:rPr>
       </w:pPr>
-      <w:bookmarkStart w:id="80" w:name="_Toc203566830"/>
-      <w:bookmarkStart w:id="81" w:name="_Toc205235891"/>
+      <w:bookmarkStart w:id="138" w:name="_Toc203566830"/>
+      <w:bookmarkStart w:id="139" w:name="_Toc205235891"/>
       <w:r>
         <w:rPr>
           <w:highlight w:val="yellow"/>
@@ -25563,8 +26917,8 @@
         </w:rPr>
         <w:t>Futuros</w:t>
       </w:r>
-      <w:bookmarkEnd w:id="80"/>
-      <w:bookmarkEnd w:id="81"/>
+      <w:bookmarkEnd w:id="138"/>
+      <w:bookmarkEnd w:id="139"/>
       <w:proofErr w:type="spellEnd"/>
     </w:p>
     <w:p>
@@ -25577,6 +26931,7 @@
           <w:lang w:eastAsia="pt-BR"/>
         </w:rPr>
       </w:pPr>
+      <w:bookmarkStart w:id="140" w:name="_Hlk205243750"/>
       <w:r>
         <w:rPr>
           <w:rFonts w:eastAsia="Times New Roman" w:cs="Times New Roman"/>
@@ -25989,6 +27344,7 @@
         <w:t>Essas ações podem potencializar a eficácia da solução desenvolvida, além de permitir uma análise mais abrangente e alinhada às demandas reais do contexto clínico.</w:t>
       </w:r>
     </w:p>
+    <w:bookmarkEnd w:id="140"/>
     <w:p>
       <w:pPr>
         <w:spacing w:after="160" w:line="259" w:lineRule="auto"/>
@@ -26017,13 +27373,13 @@
       <w:pPr>
         <w:pStyle w:val="Ttulo1"/>
       </w:pPr>
-      <w:bookmarkStart w:id="82" w:name="_Toc203566831"/>
-      <w:bookmarkStart w:id="83" w:name="_Toc205235892"/>
+      <w:bookmarkStart w:id="141" w:name="_Toc203566831"/>
+      <w:bookmarkStart w:id="142" w:name="_Toc205235892"/>
       <w:r>
         <w:t>REFERÊNCIAS BIBLIOGRÁFICAS</w:t>
       </w:r>
-      <w:bookmarkEnd w:id="82"/>
-      <w:bookmarkEnd w:id="83"/>
+      <w:bookmarkEnd w:id="141"/>
+      <w:bookmarkEnd w:id="142"/>
     </w:p>
     <w:p>
       <w:pPr>
@@ -26119,7 +27475,8 @@
           <w:lang w:val="en-US"/>
         </w:rPr>
       </w:pPr>
-      <w:commentRangeStart w:id="84"/>
+      <w:bookmarkStart w:id="143" w:name="_Hlk205243960"/>
+      <w:commentRangeStart w:id="144"/>
       <w:r>
         <w:rPr>
           <w:rStyle w:val="Forte"/>
@@ -26147,12 +27504,12 @@
         </w:rPr>
         <w:t xml:space="preserve"> Belmont: Wadsworth International Group, 1984.</w:t>
       </w:r>
-      <w:commentRangeEnd w:id="84"/>
+      <w:commentRangeEnd w:id="144"/>
       <w:r>
         <w:rPr>
           <w:rStyle w:val="Refdecomentrio"/>
         </w:rPr>
-        <w:commentReference w:id="84"/>
+        <w:commentReference w:id="144"/>
       </w:r>
     </w:p>
     <w:p>
@@ -26210,6 +27567,7 @@
         <w:t>.</w:t>
       </w:r>
     </w:p>
+    <w:bookmarkEnd w:id="143"/>
     <w:p>
       <w:pPr>
         <w:pStyle w:val="NormalWeb"/>
@@ -26269,6 +27627,7 @@
           <w:lang w:val="en-US"/>
         </w:rPr>
       </w:pPr>
+      <w:bookmarkStart w:id="145" w:name="_Hlk205243950"/>
       <w:r>
         <w:rPr>
           <w:lang w:val="en-US"/>
@@ -26317,6 +27676,7 @@
         <w:t>.</w:t>
       </w:r>
     </w:p>
+    <w:bookmarkEnd w:id="145"/>
     <w:p>
       <w:pPr>
         <w:rPr>
@@ -26343,7 +27703,7 @@
 
 <file path=word/comments.xml><?xml version="1.0" encoding="utf-8"?>
 <w:comments xmlns:wpc="http://schemas.microsoft.com/office/word/2010/wordprocessingCanvas" xmlns:cx="http://schemas.microsoft.com/office/drawing/2014/chartex" xmlns:cx1="http://schemas.microsoft.com/office/drawing/2015/9/8/chartex" xmlns:cx2="http://schemas.microsoft.com/office/drawing/2015/10/21/chartex" xmlns:cx3="http://schemas.microsoft.com/office/drawing/2016/5/9/chartex" xmlns:cx4="http://schemas.microsoft.com/office/drawing/2016/5/10/chartex" xmlns:cx5="http://schemas.microsoft.com/office/drawing/2016/5/11/chartex" xmlns:cx6="http://schemas.microsoft.com/office/drawing/2016/5/12/chartex" xmlns:cx7="http://schemas.microsoft.com/office/drawing/2016/5/13/chartex" xmlns:cx8="http://schemas.microsoft.com/office/drawing/2016/5/14/chartex" xmlns:mc="http://schemas.openxmlformats.org/markup-compatibility/2006" xmlns:aink="http://schemas.microsoft.com/office/drawing/2016/ink" xmlns:am3d="http://schemas.microsoft.com/office/drawing/2017/model3d" xmlns:o="urn:schemas-microsoft-com:office:office" xmlns:r="http://schemas.openxmlformats.org/officeDocument/2006/relationships" xmlns:m="http://schemas.openxmlformats.org/officeDocument/2006/math" xmlns:v="urn:schemas-microsoft-com:vml" xmlns:wp14="http://schemas.microsoft.com/office/word/2010/wordprocessingDrawing" xmlns:wp="http://schemas.openxmlformats.org/drawingml/2006/wordprocessingDrawing" xmlns:w10="urn:schemas-microsoft-com:office:word" xmlns:w="http://schemas.openxmlformats.org/wordprocessingml/2006/main" xmlns:w14="http://schemas.microsoft.com/office/word/2010/wordml" xmlns:w15="http://schemas.microsoft.com/office/word/2012/wordml" xmlns:w16cex="http://schemas.microsoft.com/office/word/2018/wordml/cex" xmlns:w16cid="http://schemas.microsoft.com/office/word/2016/wordml/cid" xmlns:w16="http://schemas.microsoft.com/office/word/2018/wordml" xmlns:w16sdtdh="http://schemas.microsoft.com/office/word/2020/wordml/sdtdatahash" xmlns:w16se="http://schemas.microsoft.com/office/word/2015/wordml/symex" xmlns:wpg="http://schemas.microsoft.com/office/word/2010/wordprocessingGroup" xmlns:wpi="http://schemas.microsoft.com/office/word/2010/wordprocessingInk" xmlns:wne="http://schemas.microsoft.com/office/word/2006/wordml" xmlns:wps="http://schemas.microsoft.com/office/word/2010/wordprocessingShape" mc:Ignorable="w14 w15 w16se w16cid w16 w16cex w16sdtdh wp14">
-  <w:comment w:id="5" w:author="Iasmin Marques" w:date="2025-07-16T12:33:00Z" w:initials="IM">
+  <w:comment w:id="7" w:author="Iasmin Marques" w:date="2025-07-16T12:33:00Z" w:initials="IM">
     <w:p>
       <w:pPr>
         <w:pStyle w:val="Textodecomentrio"/>
@@ -26355,8 +27715,13 @@
         <w:annotationRef/>
       </w:r>
       <w:r>
-        <w:t>Escrever mais sobre ele ?</w:t>
-      </w:r>
+        <w:t xml:space="preserve">Escrever mais sobre </w:t>
+      </w:r>
+      <w:proofErr w:type="gramStart"/>
+      <w:r>
+        <w:t>ele ?</w:t>
+      </w:r>
+      <w:proofErr w:type="gramEnd"/>
     </w:p>
     <w:p>
       <w:pPr>
@@ -26364,7 +27729,7 @@
       </w:pPr>
     </w:p>
   </w:comment>
-  <w:comment w:id="6" w:author="Iasmin Marques" w:date="2025-08-03T20:26:00Z" w:initials="IM">
+  <w:comment w:id="9" w:author="Iasmin Marques" w:date="2025-08-03T20:26:00Z" w:initials="IM">
     <w:p>
       <w:pPr>
         <w:pStyle w:val="Textodecomentrio"/>
@@ -26385,7 +27750,7 @@
       </w:pPr>
     </w:p>
   </w:comment>
-  <w:comment w:id="7" w:author="Iasmin Marques" w:date="2025-08-03T20:26:00Z" w:initials="IM">
+  <w:comment w:id="10" w:author="Iasmin Marques" w:date="2025-08-03T20:26:00Z" w:initials="IM">
     <w:p>
       <w:pPr>
         <w:pStyle w:val="Textodecomentrio"/>
@@ -26423,7 +27788,7 @@
       </w:pPr>
     </w:p>
   </w:comment>
-  <w:comment w:id="12" w:author="Iasmin Marques" w:date="2025-08-03T20:52:00Z" w:initials="IM">
+  <w:comment w:id="16" w:author="Iasmin Marques" w:date="2025-08-03T20:52:00Z" w:initials="IM">
     <w:p>
       <w:pPr>
         <w:pStyle w:val="Textodecomentrio"/>
@@ -26461,7 +27826,7 @@
       </w:pPr>
     </w:p>
   </w:comment>
-  <w:comment w:id="15" w:author="Iasmin Marques" w:date="2025-07-29T11:21:00Z" w:initials="IM">
+  <w:comment w:id="20" w:author="Iasmin Marques" w:date="2025-07-29T11:21:00Z" w:initials="IM">
     <w:p>
       <w:pPr>
         <w:pStyle w:val="Textodecomentrio"/>
@@ -26532,7 +27897,7 @@
       </w:r>
     </w:p>
   </w:comment>
-  <w:comment w:id="16" w:author="Iasmin Marques" w:date="2025-08-03T21:25:00Z" w:initials="IM">
+  <w:comment w:id="21" w:author="Iasmin Marques" w:date="2025-08-03T21:25:00Z" w:initials="IM">
     <w:p>
       <w:pPr>
         <w:pStyle w:val="Textodecomentrio"/>
@@ -26553,7 +27918,7 @@
       </w:pPr>
     </w:p>
   </w:comment>
-  <w:comment w:id="19" w:author="Iasmin Marques" w:date="2025-07-14T23:32:00Z" w:initials="IM">
+  <w:comment w:id="24" w:author="Iasmin Marques" w:date="2025-07-14T23:32:00Z" w:initials="IM">
     <w:p>
       <w:pPr>
         <w:pStyle w:val="Textodecomentrio"/>
@@ -26565,8 +27930,13 @@
         <w:annotationRef/>
       </w:r>
       <w:r>
-        <w:t>Preditiva ou modelo ?</w:t>
-      </w:r>
+        <w:t xml:space="preserve">Preditiva ou </w:t>
+      </w:r>
+      <w:proofErr w:type="gramStart"/>
+      <w:r>
+        <w:t>modelo ?</w:t>
+      </w:r>
+      <w:proofErr w:type="gramEnd"/>
     </w:p>
     <w:p>
       <w:pPr>
@@ -26574,7 +27944,7 @@
       </w:pPr>
     </w:p>
   </w:comment>
-  <w:comment w:id="21" w:author="Iasmin Marques" w:date="2025-07-29T10:33:00Z" w:initials="IM">
+  <w:comment w:id="29" w:author="Iasmin Marques" w:date="2025-07-29T10:33:00Z" w:initials="IM">
     <w:p>
       <w:pPr>
         <w:pStyle w:val="Textodecomentrio"/>
@@ -26595,7 +27965,7 @@
       </w:pPr>
     </w:p>
   </w:comment>
-  <w:comment w:id="23" w:author="Iasmin Marques" w:date="2025-08-03T22:22:00Z" w:initials="IM">
+  <w:comment w:id="33" w:author="Iasmin Marques" w:date="2025-08-03T22:22:00Z" w:initials="IM">
     <w:p>
       <w:pPr>
         <w:pStyle w:val="Textodecomentrio"/>
@@ -26616,7 +27986,7 @@
       </w:pPr>
     </w:p>
   </w:comment>
-  <w:comment w:id="24" w:author="Iasmin Marques" w:date="2025-08-03T23:02:00Z" w:initials="IM">
+  <w:comment w:id="44" w:author="Iasmin Marques" w:date="2025-08-03T23:02:00Z" w:initials="IM">
     <w:p>
       <w:pPr>
         <w:pStyle w:val="Textodecomentrio"/>
@@ -26632,7 +28002,7 @@
       </w:r>
     </w:p>
   </w:comment>
-  <w:comment w:id="25" w:author="Iasmin Marques" w:date="2025-07-29T10:11:00Z" w:initials="IM">
+  <w:comment w:id="47" w:author="Iasmin Marques" w:date="2025-07-29T10:11:00Z" w:initials="IM">
     <w:p>
       <w:pPr>
         <w:pStyle w:val="Textodecomentrio"/>
@@ -26653,7 +28023,7 @@
       </w:pPr>
     </w:p>
   </w:comment>
-  <w:comment w:id="26" w:author="Iasmin Marques" w:date="2025-08-03T23:38:00Z" w:initials="IM">
+  <w:comment w:id="52" w:author="Iasmin Marques" w:date="2025-08-03T23:38:00Z" w:initials="IM">
     <w:p>
       <w:pPr>
         <w:pStyle w:val="Textodecomentrio"/>
@@ -26669,7 +28039,7 @@
       </w:r>
     </w:p>
   </w:comment>
-  <w:comment w:id="29" w:author="Iasmin Marques" w:date="2025-08-04T13:48:00Z" w:initials="IM">
+  <w:comment w:id="56" w:author="Iasmin Marques" w:date="2025-08-04T13:48:00Z" w:initials="IM">
     <w:p>
       <w:pPr>
         <w:spacing w:line="240" w:lineRule="auto"/>
@@ -26701,7 +28071,7 @@
       </w:pPr>
     </w:p>
   </w:comment>
-  <w:comment w:id="30" w:author="Iasmin Marques" w:date="2025-08-04T13:53:00Z" w:initials="IM">
+  <w:comment w:id="57" w:author="Iasmin Marques" w:date="2025-08-04T13:53:00Z" w:initials="IM">
     <w:p>
       <w:pPr>
         <w:pStyle w:val="PargrafodaLista"/>
@@ -26739,7 +28109,7 @@
       </w:pPr>
     </w:p>
   </w:comment>
-  <w:comment w:id="31" w:author="Iasmin Marques" w:date="2025-08-04T13:55:00Z" w:initials="IM">
+  <w:comment w:id="58" w:author="Iasmin Marques" w:date="2025-08-04T13:55:00Z" w:initials="IM">
     <w:p>
       <w:pPr>
         <w:pStyle w:val="Textodecomentrio"/>
@@ -26760,7 +28130,7 @@
       </w:pPr>
     </w:p>
   </w:comment>
-  <w:comment w:id="32" w:author="Iasmin Marques" w:date="2025-08-04T13:52:00Z" w:initials="IM">
+  <w:comment w:id="59" w:author="Iasmin Marques" w:date="2025-08-04T13:52:00Z" w:initials="IM">
     <w:p>
       <w:pPr>
         <w:spacing w:line="240" w:lineRule="auto"/>
@@ -26792,7 +28162,7 @@
       </w:pPr>
     </w:p>
   </w:comment>
-  <w:comment w:id="33" w:author="Iasmin Marques" w:date="2025-08-04T13:57:00Z" w:initials="IM">
+  <w:comment w:id="60" w:author="Iasmin Marques" w:date="2025-08-04T13:57:00Z" w:initials="IM">
     <w:p>
       <w:pPr>
         <w:pStyle w:val="Textodecomentrio"/>
@@ -26813,7 +28183,7 @@
       </w:pPr>
     </w:p>
   </w:comment>
-  <w:comment w:id="39" w:author="Iasmin Marques" w:date="2025-08-04T14:30:00Z" w:initials="IM">
+  <w:comment w:id="72" w:author="Iasmin Marques" w:date="2025-08-04T14:30:00Z" w:initials="IM">
     <w:p>
       <w:pPr>
         <w:pStyle w:val="Textodecomentrio"/>
@@ -26829,7 +28199,7 @@
       </w:r>
     </w:p>
   </w:comment>
-  <w:comment w:id="41" w:author="Iasmin Marques" w:date="2025-08-04T14:33:00Z" w:initials="IM">
+  <w:comment w:id="78" w:author="Iasmin Marques" w:date="2025-08-04T14:33:00Z" w:initials="IM">
     <w:p>
       <w:pPr>
         <w:pStyle w:val="Textodecomentrio"/>
@@ -26853,7 +28223,7 @@
       </w:r>
     </w:p>
   </w:comment>
-  <w:comment w:id="42" w:author="Iasmin Marques" w:date="2025-08-04T10:17:00Z" w:initials="IM">
+  <w:comment w:id="79" w:author="Iasmin Marques" w:date="2025-08-04T10:17:00Z" w:initials="IM">
     <w:p>
       <w:pPr>
         <w:pStyle w:val="Textodecomentrio"/>
@@ -26873,16 +28243,18 @@
         <w:t xml:space="preserve"> deixa, pois é de 2023 e não </w:t>
       </w:r>
       <w:proofErr w:type="spellStart"/>
+      <w:proofErr w:type="gramStart"/>
       <w:r>
         <w:t>esta</w:t>
       </w:r>
       <w:proofErr w:type="spellEnd"/>
+      <w:proofErr w:type="gramEnd"/>
       <w:r>
         <w:t xml:space="preserve"> atualizada</w:t>
       </w:r>
     </w:p>
   </w:comment>
-  <w:comment w:id="44" w:author="Iasmin Marques" w:date="2025-08-04T14:40:00Z" w:initials="IM">
+  <w:comment w:id="83" w:author="Iasmin Marques" w:date="2025-08-04T14:40:00Z" w:initials="IM">
     <w:p>
       <w:pPr>
         <w:pStyle w:val="Textodecomentrio"/>
@@ -26903,7 +28275,7 @@
       </w:pPr>
     </w:p>
   </w:comment>
-  <w:comment w:id="45" w:author="Iasmin Marques" w:date="2025-08-04T15:00:00Z" w:initials="IM">
+  <w:comment w:id="84" w:author="Iasmin Marques" w:date="2025-08-04T15:00:00Z" w:initials="IM">
     <w:p>
       <w:pPr>
         <w:pStyle w:val="Textodecomentrio"/>
@@ -26924,7 +28296,7 @@
       </w:pPr>
     </w:p>
   </w:comment>
-  <w:comment w:id="48" w:author="Iasmin Marques" w:date="2025-08-04T15:14:00Z" w:initials="IM">
+  <w:comment w:id="94" w:author="Iasmin Marques" w:date="2025-08-03T23:34:00Z" w:initials="IM">
     <w:p>
       <w:pPr>
         <w:pStyle w:val="Textodecomentrio"/>
@@ -26936,108 +28308,82 @@
         <w:annotationRef/>
       </w:r>
       <w:r>
-        <w:t xml:space="preserve">Verificar essa tabela aqui </w:t>
+        <w:t>Adicionar o dicionário de dados?</w:t>
+      </w:r>
+    </w:p>
+    <w:p>
+      <w:pPr>
+        <w:pStyle w:val="Textodecomentrio"/>
+      </w:pPr>
+    </w:p>
+  </w:comment>
+  <w:comment w:id="105" w:author="Iasmin Marques" w:date="2025-08-04T15:50:00Z" w:initials="IM">
+    <w:p>
+      <w:pPr>
+        <w:pStyle w:val="Textodecomentrio"/>
+      </w:pPr>
+      <w:r>
+        <w:rPr>
+          <w:rStyle w:val="Refdecomentrio"/>
+        </w:rPr>
+        <w:annotationRef/>
+      </w:r>
+      <w:r>
+        <w:t>Fazer tabela</w:t>
+      </w:r>
+    </w:p>
+    <w:p>
+      <w:pPr>
+        <w:pStyle w:val="Textodecomentrio"/>
+      </w:pPr>
+    </w:p>
+  </w:comment>
+  <w:comment w:id="111" w:author="Iasmin Marques" w:date="2025-08-02T18:42:00Z" w:initials="IM">
+    <w:p>
+      <w:pPr>
+        <w:pStyle w:val="Textodecomentrio"/>
+      </w:pPr>
+      <w:r>
+        <w:rPr>
+          <w:rStyle w:val="Refdecomentrio"/>
+        </w:rPr>
+        <w:annotationRef/>
+      </w:r>
+      <w:r>
+        <w:t>Precisa falar o nome do arquivo?</w:t>
+      </w:r>
+    </w:p>
+    <w:p>
+      <w:pPr>
+        <w:pStyle w:val="Textodecomentrio"/>
+      </w:pPr>
+    </w:p>
+  </w:comment>
+  <w:comment w:id="113" w:author="Iasmin Marques" w:date="2025-08-02T18:21:00Z" w:initials="IM">
+    <w:p>
+      <w:pPr>
+        <w:pStyle w:val="Textodecomentrio"/>
+      </w:pPr>
+      <w:r>
+        <w:rPr>
+          <w:rStyle w:val="Refdecomentrio"/>
+        </w:rPr>
+        <w:annotationRef/>
+      </w:r>
+      <w:r>
+        <w:t xml:space="preserve">Melhorar </w:t>
       </w:r>
       <w:proofErr w:type="spellStart"/>
       <w:r>
-        <w:t>moreh</w:t>
+        <w:t>titulo</w:t>
       </w:r>
       <w:proofErr w:type="spellEnd"/>
-    </w:p>
-    <w:p>
-      <w:pPr>
-        <w:pStyle w:val="Textodecomentrio"/>
-      </w:pPr>
+      <w:r>
+        <w:t>?</w:t>
+      </w:r>
     </w:p>
   </w:comment>
-  <w:comment w:id="51" w:author="Iasmin Marques" w:date="2025-08-03T23:34:00Z" w:initials="IM">
-    <w:p>
-      <w:pPr>
-        <w:pStyle w:val="Textodecomentrio"/>
-      </w:pPr>
-      <w:r>
-        <w:rPr>
-          <w:rStyle w:val="Refdecomentrio"/>
-        </w:rPr>
-        <w:annotationRef/>
-      </w:r>
-      <w:r>
-        <w:t>Adicionar o dicionário de dados?</w:t>
-      </w:r>
-    </w:p>
-    <w:p>
-      <w:pPr>
-        <w:pStyle w:val="Textodecomentrio"/>
-      </w:pPr>
-    </w:p>
-  </w:comment>
-  <w:comment w:id="59" w:author="Iasmin Marques" w:date="2025-08-04T15:50:00Z" w:initials="IM">
-    <w:p>
-      <w:pPr>
-        <w:pStyle w:val="Textodecomentrio"/>
-      </w:pPr>
-      <w:r>
-        <w:rPr>
-          <w:rStyle w:val="Refdecomentrio"/>
-        </w:rPr>
-        <w:annotationRef/>
-      </w:r>
-      <w:r>
-        <w:t>Fazer tabela</w:t>
-      </w:r>
-    </w:p>
-    <w:p>
-      <w:pPr>
-        <w:pStyle w:val="Textodecomentrio"/>
-      </w:pPr>
-    </w:p>
-  </w:comment>
-  <w:comment w:id="63" w:author="Iasmin Marques" w:date="2025-08-02T18:42:00Z" w:initials="IM">
-    <w:p>
-      <w:pPr>
-        <w:pStyle w:val="Textodecomentrio"/>
-      </w:pPr>
-      <w:r>
-        <w:rPr>
-          <w:rStyle w:val="Refdecomentrio"/>
-        </w:rPr>
-        <w:annotationRef/>
-      </w:r>
-      <w:r>
-        <w:t>Precisa falar o nome do arquivo?</w:t>
-      </w:r>
-    </w:p>
-    <w:p>
-      <w:pPr>
-        <w:pStyle w:val="Textodecomentrio"/>
-      </w:pPr>
-    </w:p>
-  </w:comment>
-  <w:comment w:id="64" w:author="Iasmin Marques" w:date="2025-08-02T18:21:00Z" w:initials="IM">
-    <w:p>
-      <w:pPr>
-        <w:pStyle w:val="Textodecomentrio"/>
-      </w:pPr>
-      <w:r>
-        <w:rPr>
-          <w:rStyle w:val="Refdecomentrio"/>
-        </w:rPr>
-        <w:annotationRef/>
-      </w:r>
-      <w:r>
-        <w:t xml:space="preserve">Melhorar </w:t>
-      </w:r>
-      <w:proofErr w:type="spellStart"/>
-      <w:r>
-        <w:t>titulo</w:t>
-      </w:r>
-      <w:proofErr w:type="spellEnd"/>
-      <w:r>
-        <w:t>?</w:t>
-      </w:r>
-    </w:p>
-  </w:comment>
-  <w:comment w:id="84" w:author="Iasmin Marques" w:date="2025-07-29T11:22:00Z" w:initials="IM">
+  <w:comment w:id="144" w:author="Iasmin Marques" w:date="2025-07-29T11:22:00Z" w:initials="IM">
     <w:p>
       <w:pPr>
         <w:pStyle w:val="Textodecomentrio"/>
@@ -27090,7 +28436,6 @@
   <w15:commentEx w15:paraId="46AA08E2" w15:done="0"/>
   <w15:commentEx w15:paraId="131DD68C" w15:done="0"/>
   <w15:commentEx w15:paraId="6EEFF281" w15:done="0"/>
-  <w15:commentEx w15:paraId="6FBB112D" w15:done="0"/>
   <w15:commentEx w15:paraId="60C837F1" w15:done="0"/>
   <w15:commentEx w15:paraId="367A538F" w15:done="0"/>
   <w15:commentEx w15:paraId="6AD86DD9" w15:done="0"/>
@@ -27123,7 +28468,6 @@
   <w16cex:commentExtensible w16cex:durableId="2C3B0720" w16cex:dateUtc="2025-08-04T13:17:00Z"/>
   <w16cex:commentExtensible w16cex:durableId="2C3B44F8" w16cex:dateUtc="2025-08-04T17:40:00Z"/>
   <w16cex:commentExtensible w16cex:durableId="2C3B4976" w16cex:dateUtc="2025-08-04T18:00:00Z"/>
-  <w16cex:commentExtensible w16cex:durableId="2C3B4CC2" w16cex:dateUtc="2025-08-04T18:14:00Z"/>
   <w16cex:commentExtensible w16cex:durableId="2C3A7096" w16cex:dateUtc="2025-08-04T02:34:00Z"/>
   <w16cex:commentExtensible w16cex:durableId="2C3B5552" w16cex:dateUtc="2025-08-04T18:50:00Z"/>
   <w16cex:commentExtensible w16cex:durableId="2C38DA98" w16cex:dateUtc="2025-08-02T21:42:00Z"/>
@@ -27156,7 +28500,6 @@
   <w16cid:commentId w16cid:paraId="46AA08E2" w16cid:durableId="2C3B0720"/>
   <w16cid:commentId w16cid:paraId="131DD68C" w16cid:durableId="2C3B44F8"/>
   <w16cid:commentId w16cid:paraId="6EEFF281" w16cid:durableId="2C3B4976"/>
-  <w16cid:commentId w16cid:paraId="6FBB112D" w16cid:durableId="2C3B4CC2"/>
   <w16cid:commentId w16cid:paraId="60C837F1" w16cid:durableId="2C3A7096"/>
   <w16cid:commentId w16cid:paraId="367A538F" w16cid:durableId="2C3B5552"/>
   <w16cid:commentId w16cid:paraId="6AD86DD9" w16cid:durableId="2C38DA98"/>
